--- a/doc/cv-workbench.docx
+++ b/doc/cv-workbench.docx
@@ -25,12 +25,12 @@
     </w:p>
     <w:p>
       <w:r>
-        <w:t xml:space="preserve"> Image processing operators use differences of intensities over the image to find features. Sequences of operators progressive clarify features from image intensities. Operators' function is tailored with parameters to adjust for varying imaging conditions. The operators and parameters are chosen by trial and error to determine the best processing sequence.</w:t>
-      </w:r>
-    </w:p>
-    <w:p>
-      <w:r>
-        <w:t>Computer vision techniques require testing against a large number of sample images. The tests have to be precisely performed to usefully compare results. Running tests manually is slow, tedious, and unreliable. Test results must be recorded to be able to analyze and verify them after the fact.</w:t>
+        <w:t>Image processing operators use differences of intensities over the image to find features. Sequences of operators progressive clarify features from image intensities. Operators' function is tailored with parameters to adjust for varying imaging conditions. The operators and parameters are chosen by trial and error to determine the best processing sequence.</w:t>
+      </w:r>
+    </w:p>
+    <w:p>
+      <w:r>
+        <w:t>Computer vision techniques require testing against a large number of sample images. The tests have to be precisely performed to usefully compare results. Running tests manually is slow, tedious, and unreliable. Using scripts permits reproducibly running tests many times giving reliable results. Test results must be recorded to be able to analyze and verify them after the fact.</w:t>
       </w:r>
     </w:p>
     <w:p>
@@ -46,7 +46,7 @@
     </w:p>
     <w:p>
       <w:r>
-        <w:t>This goal of the system is to make creating computer vision methods easier. Operator and parameter values are predefined. Scripts allow easily writing and changing operator sequences and parameters. Running scripts makes running tests faster and more reproducible. Results from each run are recorded to allow reviewing and analyzing after the fact.  Finished scripts can be used to design the final computer vision procedure.</w:t>
+        <w:t>This goal of the system is to make creating computer vision methods easier. Operator and parameter values are predefined. Scripts allow easily writing and changing operator sequences and parameters. Running scripts makes running tests faster and more reproducible. Results from each run are recorded to allow reviewing and analyzing after the fact. Finished scripts can be used to design the final computer vision procedure.</w:t>
       </w:r>
     </w:p>
     <w:p>
@@ -70,7 +70,113 @@
         </w:r>
       </w:hyperlink>
       <w:r>
-        <w:t xml:space="preserve"> text files whose format clearly defines the operators and parameters to use. Operators use and produce images and other data in specific formats described by the system. The scripts are run by a program that allows operators to process inputs and produce results. Descriptions of operator functions, their inputs, the parameters they use, and what outputs they produce follow in the document below. Additional operators can be added by programming the system. Operators produce log output that can be inspected and saved for later review.</w:t>
+        <w:t xml:space="preserve"> text files whose format clearly defines the operators and parameters to use. Operators use and produce images and other data in specific formats described by the system. The scripts are run by a program that allows operators in scripts to process inputs and produce results. Descriptions of operator functions, their inputs, the parameters they use, and what outputs they produce follow in the document below. Additional operators can be added by programming the system. Operators produce log output that can be inspected and saved for later review.</w:t>
+      </w:r>
+    </w:p>
+    <w:p>
+      <w:pPr>
+        <w:pStyle w:val="Heading1"/>
+      </w:pPr>
+      <w:r>
+        <w:t>Comparison to other image processing systems</w:t>
+      </w:r>
+    </w:p>
+    <w:p>
+      <w:r>
+        <w:t>The CV Workbench processes scripts to run image processing operators. It differs from these existing computer vision tools.</w:t>
+      </w:r>
+    </w:p>
+    <w:p>
+      <w:pPr>
+        <w:pStyle w:val="ListParagraph"/>
+        <w:numPr>
+          <w:ilvl w:val="0"/>
+          <w:numId w:val="19"/>
+        </w:numPr>
+      </w:pPr>
+      <w:hyperlink r:id="rId9" w:history="1">
+        <w:r>
+          <w:rPr>
+            <w:rStyle w:val="Hyperlink"/>
+          </w:rPr>
+          <w:t>OpenCV</w:t>
+        </w:r>
+      </w:hyperlink>
+      <w:r>
+        <w:t xml:space="preserve"> and </w:t>
+      </w:r>
+      <w:hyperlink r:id="rId10" w:history="1">
+        <w:r>
+          <w:rPr>
+            <w:rStyle w:val="Hyperlink"/>
+          </w:rPr>
+          <w:t>VIPS</w:t>
+        </w:r>
+      </w:hyperlink>
+      <w:r>
+        <w:t xml:space="preserve"> are libraries for performing computer vision functions with which users write programs in C++. New image processing operators can optionally be added to CV Workbench by programming them with these libraries.</w:t>
+      </w:r>
+    </w:p>
+    <w:p>
+      <w:pPr>
+        <w:pStyle w:val="ListParagraph"/>
+        <w:numPr>
+          <w:ilvl w:val="0"/>
+          <w:numId w:val="19"/>
+        </w:numPr>
+      </w:pPr>
+      <w:hyperlink r:id="rId11" w:history="1">
+        <w:r>
+          <w:rPr>
+            <w:rStyle w:val="Hyperlink"/>
+          </w:rPr>
+          <w:t>ImageMagick</w:t>
+        </w:r>
+      </w:hyperlink>
+      <w:r>
+        <w:t xml:space="preserve"> performs image operations using command line operations. CV Workbench runs image processing operations in a similar way, but uses JSON to make scripts easier to write and change.</w:t>
+      </w:r>
+    </w:p>
+    <w:p>
+      <w:pPr>
+        <w:pStyle w:val="ListParagraph"/>
+        <w:numPr>
+          <w:ilvl w:val="0"/>
+          <w:numId w:val="19"/>
+        </w:numPr>
+      </w:pPr>
+      <w:hyperlink r:id="rId12" w:history="1">
+        <w:r>
+          <w:rPr>
+            <w:rStyle w:val="Hyperlink"/>
+          </w:rPr>
+          <w:t>GIMP</w:t>
+        </w:r>
+      </w:hyperlink>
+      <w:r>
+        <w:t xml:space="preserve">, </w:t>
+      </w:r>
+      <w:hyperlink r:id="rId13" w:history="1">
+        <w:r>
+          <w:rPr>
+            <w:rStyle w:val="Hyperlink"/>
+          </w:rPr>
+          <w:t>CVIPTools</w:t>
+        </w:r>
+      </w:hyperlink>
+      <w:r>
+        <w:t xml:space="preserve">, and </w:t>
+      </w:r>
+      <w:hyperlink r:id="rId14" w:history="1">
+        <w:r>
+          <w:rPr>
+            <w:rStyle w:val="Hyperlink"/>
+          </w:rPr>
+          <w:t>NIP2</w:t>
+        </w:r>
+      </w:hyperlink>
+      <w:r>
+        <w:t xml:space="preserve"> are interactive programs to perform computer vision operations manually. CV Workbench uses scripts to make running series of image processing operations easier, and more reproducible and reliable.</w:t>
       </w:r>
     </w:p>
     <w:p>
@@ -93,8 +199,8 @@
         <w:tblLook w:val="04A0" w:firstRow="1" w:lastRow="0" w:firstColumn="1" w:lastColumn="0" w:noHBand="0" w:noVBand="1"/>
       </w:tblPr>
       <w:tblGrid>
-        <w:gridCol w:w="1778"/>
-        <w:gridCol w:w="7572"/>
+        <w:gridCol w:w="1798"/>
+        <w:gridCol w:w="7552"/>
       </w:tblGrid>
       <w:tr>
         <w:trPr>
@@ -238,17 +344,6 @@
               <w:t>Pixel-level operators that transform pixel values or make computations on pixel neighborhoods that are stored in pixels.</w:t>
             </w:r>
           </w:p>
-          <w:p>
-            <w:pPr>
-              <w:tabs>
-                <w:tab w:val="left" w:pos="5276"/>
-              </w:tabs>
-              <w:cnfStyle w:val="000000000000" w:firstRow="0" w:lastRow="0" w:firstColumn="0" w:lastColumn="0" w:oddVBand="0" w:evenVBand="0" w:oddHBand="0" w:evenHBand="0" w:firstRowFirstColumn="0" w:firstRowLastColumn="0" w:lastRowFirstColumn="0" w:lastRowLastColumn="0"/>
-            </w:pPr>
-            <w:r>
-              <w:tab/>
-            </w:r>
-          </w:p>
         </w:tc>
       </w:tr>
       <w:tr>
@@ -262,7 +357,6 @@
           </w:tcPr>
           <w:p>
             <w:r>
-              <w:lastRenderedPageBreak/>
               <w:t>Geometric operations</w:t>
             </w:r>
           </w:p>
@@ -375,7 +469,7 @@
           </w:tcPr>
           <w:p>
             <w:r>
-              <w:t>domain</w:t>
+              <w:t>Domain</w:t>
             </w:r>
           </w:p>
         </w:tc>
@@ -388,7 +482,7 @@
               <w:cnfStyle w:val="100000000000" w:firstRow="1" w:lastRow="0" w:firstColumn="0" w:lastColumn="0" w:oddVBand="0" w:evenVBand="0" w:oddHBand="0" w:evenHBand="0" w:firstRowFirstColumn="0" w:firstRowLastColumn="0" w:lastRowFirstColumn="0" w:lastRowLastColumn="0"/>
             </w:pPr>
             <w:r>
-              <w:t>sample operator classes</w:t>
+              <w:t>Sample operator classes</w:t>
             </w:r>
           </w:p>
         </w:tc>
@@ -597,32 +691,17 @@
               <w:pStyle w:val="NoSpacing"/>
               <w:cnfStyle w:val="000000100000" w:firstRow="0" w:lastRow="0" w:firstColumn="0" w:lastColumn="0" w:oddVBand="0" w:evenVBand="0" w:oddHBand="1" w:evenHBand="0" w:firstRowFirstColumn="0" w:firstRowLastColumn="0" w:lastRowFirstColumn="0" w:lastRowLastColumn="0"/>
             </w:pPr>
-            <w:proofErr w:type="spellStart"/>
-            <w:r>
-              <w:t>Histogramming</w:t>
-            </w:r>
-            <w:proofErr w:type="spellEnd"/>
-            <w:r>
-              <w:t xml:space="preserve"> image </w:t>
-            </w:r>
-            <w:proofErr w:type="spellStart"/>
-            <w:r>
-              <w:t>pixelvalues</w:t>
-            </w:r>
-            <w:proofErr w:type="spellEnd"/>
+            <w:r>
+              <w:t>Histogramming image pixelvalues</w:t>
+            </w:r>
           </w:p>
           <w:p>
             <w:pPr>
               <w:pStyle w:val="NoSpacing"/>
               <w:cnfStyle w:val="000000100000" w:firstRow="0" w:lastRow="0" w:firstColumn="0" w:lastColumn="0" w:oddVBand="0" w:evenVBand="0" w:oddHBand="1" w:evenHBand="0" w:firstRowFirstColumn="0" w:firstRowLastColumn="0" w:lastRowFirstColumn="0" w:lastRowLastColumn="0"/>
             </w:pPr>
-            <w:proofErr w:type="spellStart"/>
-            <w:r>
-              <w:t>Histogramming</w:t>
-            </w:r>
-            <w:proofErr w:type="spellEnd"/>
-            <w:r>
-              <w:t xml:space="preserve"> Hough accumulator counts</w:t>
+            <w:r>
+              <w:t>Histogramming Hough accumulator counts</w:t>
             </w:r>
           </w:p>
           <w:p>
@@ -630,13 +709,8 @@
               <w:pStyle w:val="NoSpacing"/>
               <w:cnfStyle w:val="000000100000" w:firstRow="0" w:lastRow="0" w:firstColumn="0" w:lastColumn="0" w:oddVBand="0" w:evenVBand="0" w:oddHBand="1" w:evenHBand="0" w:firstRowFirstColumn="0" w:firstRowLastColumn="0" w:lastRowFirstColumn="0" w:lastRowLastColumn="0"/>
             </w:pPr>
-            <w:proofErr w:type="spellStart"/>
-            <w:r>
-              <w:t>Histgramming</w:t>
-            </w:r>
-            <w:proofErr w:type="spellEnd"/>
-            <w:r>
-              <w:t xml:space="preserve"> feature values</w:t>
+            <w:r>
+              <w:t>Histgramming feature values</w:t>
             </w:r>
           </w:p>
           <w:p>
@@ -782,6 +856,7 @@
         <w:pStyle w:val="Heading1"/>
       </w:pPr>
       <w:r>
+        <w:lastRenderedPageBreak/>
         <w:t>Experiments</w:t>
       </w:r>
     </w:p>
@@ -802,10 +877,7 @@
         </w:numPr>
       </w:pPr>
       <w:r>
-        <w:t xml:space="preserve">One or more input images or </w:t>
-      </w:r>
-      <w:r>
-        <w:t>other types of data</w:t>
+        <w:t>One or more input images or other types of data</w:t>
       </w:r>
     </w:p>
     <w:p>
@@ -857,118 +929,6 @@
         <w:pStyle w:val="Heading1"/>
       </w:pPr>
       <w:r>
-        <w:t>Comparison to other image processing systems</w:t>
-      </w:r>
-    </w:p>
-    <w:p>
-      <w:r>
-        <w:t>The CV Workbench processes scripts to run image processing operators. It differs from these existing computer vision tools.</w:t>
-      </w:r>
-    </w:p>
-    <w:p>
-      <w:pPr>
-        <w:pStyle w:val="ListParagraph"/>
-        <w:numPr>
-          <w:ilvl w:val="0"/>
-          <w:numId w:val="19"/>
-        </w:numPr>
-      </w:pPr>
-      <w:hyperlink r:id="rId9" w:history="1">
-        <w:r>
-          <w:rPr>
-            <w:rStyle w:val="Hyperlink"/>
-          </w:rPr>
-          <w:t>OpenCV</w:t>
-        </w:r>
-      </w:hyperlink>
-      <w:r>
-        <w:t xml:space="preserve"> and </w:t>
-      </w:r>
-      <w:hyperlink r:id="rId10" w:history="1">
-        <w:r>
-          <w:rPr>
-            <w:rStyle w:val="Hyperlink"/>
-          </w:rPr>
-          <w:t>VIPS</w:t>
-        </w:r>
-      </w:hyperlink>
-      <w:r>
-        <w:t xml:space="preserve"> are libraries for performing computer vision functions with which users write programs in C++. New image processing operators can optionally be added to CV Workbench by programming them with these libraries.</w:t>
-      </w:r>
-    </w:p>
-    <w:p>
-      <w:pPr>
-        <w:pStyle w:val="ListParagraph"/>
-        <w:numPr>
-          <w:ilvl w:val="0"/>
-          <w:numId w:val="19"/>
-        </w:numPr>
-      </w:pPr>
-      <w:hyperlink r:id="rId11" w:history="1">
-        <w:proofErr w:type="spellStart"/>
-        <w:r>
-          <w:rPr>
-            <w:rStyle w:val="Hyperlink"/>
-          </w:rPr>
-          <w:t>ImageMagick</w:t>
-        </w:r>
-        <w:proofErr w:type="spellEnd"/>
-      </w:hyperlink>
-      <w:r>
-        <w:t xml:space="preserve"> performs image operations using command line operations. CV Workbench runs image processing operations in a similar way, but uses JSON to make scripts easier to write and change.</w:t>
-      </w:r>
-    </w:p>
-    <w:p>
-      <w:pPr>
-        <w:pStyle w:val="ListParagraph"/>
-        <w:numPr>
-          <w:ilvl w:val="0"/>
-          <w:numId w:val="19"/>
-        </w:numPr>
-      </w:pPr>
-      <w:hyperlink r:id="rId12" w:history="1">
-        <w:r>
-          <w:rPr>
-            <w:rStyle w:val="Hyperlink"/>
-          </w:rPr>
-          <w:t>GIMP</w:t>
-        </w:r>
-      </w:hyperlink>
-      <w:r>
-        <w:t xml:space="preserve">, </w:t>
-      </w:r>
-      <w:hyperlink r:id="rId13" w:history="1">
-        <w:proofErr w:type="spellStart"/>
-        <w:r>
-          <w:rPr>
-            <w:rStyle w:val="Hyperlink"/>
-          </w:rPr>
-          <w:t>CVIPTools</w:t>
-        </w:r>
-        <w:proofErr w:type="spellEnd"/>
-      </w:hyperlink>
-      <w:r>
-        <w:t xml:space="preserve">, and </w:t>
-      </w:r>
-      <w:hyperlink r:id="rId14" w:history="1">
-        <w:proofErr w:type="spellStart"/>
-        <w:r>
-          <w:rPr>
-            <w:rStyle w:val="Hyperlink"/>
-          </w:rPr>
-          <w:t>NIP2</w:t>
-        </w:r>
-        <w:proofErr w:type="spellEnd"/>
-      </w:hyperlink>
-      <w:r>
-        <w:t xml:space="preserve"> are interactive programs to perform computer vision operations manually. CV Workbench uses scripts to make running series of image processing operations easier, and more reproducible and reliable.</w:t>
-      </w:r>
-    </w:p>
-    <w:p>
-      <w:pPr>
-        <w:pStyle w:val="Heading1"/>
-      </w:pPr>
-      <w:r>
         <w:t>Data Type Formats</w:t>
       </w:r>
     </w:p>
@@ -979,19 +939,23 @@
     </w:p>
     <w:tbl>
       <w:tblPr>
-        <w:tblStyle w:val="TableGrid"/>
+        <w:tblStyle w:val="PlainTable1"/>
         <w:tblW w:w="0" w:type="auto"/>
-        <w:tblInd w:w="360" w:type="dxa"/>
         <w:tblLook w:val="04A0" w:firstRow="1" w:lastRow="0" w:firstColumn="1" w:lastColumn="0" w:noHBand="0" w:noVBand="1"/>
       </w:tblPr>
       <w:tblGrid>
-        <w:gridCol w:w="4823"/>
-        <w:gridCol w:w="4167"/>
+        <w:gridCol w:w="2314"/>
+        <w:gridCol w:w="1860"/>
+        <w:gridCol w:w="5176"/>
       </w:tblGrid>
       <w:tr>
-        <w:tc>
-          <w:tcPr>
-            <w:tcW w:w="4823" w:type="dxa"/>
+        <w:trPr>
+          <w:cnfStyle w:val="100000000000" w:firstRow="1" w:lastRow="0" w:firstColumn="0" w:lastColumn="0" w:oddVBand="0" w:evenVBand="0" w:oddHBand="0" w:evenHBand="0" w:firstRowFirstColumn="0" w:firstRowLastColumn="0" w:lastRowFirstColumn="0" w:lastRowLastColumn="0"/>
+        </w:trPr>
+        <w:tc>
+          <w:tcPr>
+            <w:cnfStyle w:val="001000000000" w:firstRow="0" w:lastRow="0" w:firstColumn="1" w:lastColumn="0" w:oddVBand="0" w:evenVBand="0" w:oddHBand="0" w:evenHBand="0" w:firstRowFirstColumn="0" w:firstRowLastColumn="0" w:lastRowFirstColumn="0" w:lastRowLastColumn="0"/>
+            <w:tcW w:w="0" w:type="auto"/>
           </w:tcPr>
           <w:p>
             <w:r>
@@ -1001,9 +965,12 @@
         </w:tc>
         <w:tc>
           <w:tcPr>
-            <w:tcW w:w="4167" w:type="dxa"/>
-          </w:tcPr>
-          <w:p>
+            <w:tcW w:w="0" w:type="auto"/>
+          </w:tcPr>
+          <w:p>
+            <w:pPr>
+              <w:cnfStyle w:val="100000000000" w:firstRow="1" w:lastRow="0" w:firstColumn="0" w:lastColumn="0" w:oddVBand="0" w:evenVBand="0" w:oddHBand="0" w:evenHBand="0" w:firstRowFirstColumn="0" w:firstRowLastColumn="0" w:lastRowFirstColumn="0" w:lastRowLastColumn="0"/>
+            </w:pPr>
             <w:r>
               <w:rPr>
                 <w:i/>
@@ -1016,11 +983,28 @@
             </w:r>
           </w:p>
         </w:tc>
-      </w:tr>
-      <w:tr>
-        <w:tc>
-          <w:tcPr>
-            <w:tcW w:w="4823" w:type="dxa"/>
+        <w:tc>
+          <w:tcPr>
+            <w:tcW w:w="0" w:type="auto"/>
+          </w:tcPr>
+          <w:p>
+            <w:pPr>
+              <w:cnfStyle w:val="100000000000" w:firstRow="1" w:lastRow="0" w:firstColumn="0" w:lastColumn="0" w:oddVBand="0" w:evenVBand="0" w:oddHBand="0" w:evenHBand="0" w:firstRowFirstColumn="0" w:firstRowLastColumn="0" w:lastRowFirstColumn="0" w:lastRowLastColumn="0"/>
+            </w:pPr>
+            <w:r>
+              <w:t>Description</w:t>
+            </w:r>
+          </w:p>
+        </w:tc>
+      </w:tr>
+      <w:tr>
+        <w:trPr>
+          <w:cnfStyle w:val="000000100000" w:firstRow="0" w:lastRow="0" w:firstColumn="0" w:lastColumn="0" w:oddVBand="0" w:evenVBand="0" w:oddHBand="1" w:evenHBand="0" w:firstRowFirstColumn="0" w:firstRowLastColumn="0" w:lastRowFirstColumn="0" w:lastRowLastColumn="0"/>
+        </w:trPr>
+        <w:tc>
+          <w:tcPr>
+            <w:cnfStyle w:val="001000000000" w:firstRow="0" w:lastRow="0" w:firstColumn="1" w:lastColumn="0" w:oddVBand="0" w:evenVBand="0" w:oddHBand="0" w:evenHBand="0" w:firstRowFirstColumn="0" w:firstRowLastColumn="0" w:lastRowFirstColumn="0" w:lastRowLastColumn="0"/>
+            <w:tcW w:w="0" w:type="auto"/>
           </w:tcPr>
           <w:p>
             <w:r>
@@ -1030,19 +1014,36 @@
         </w:tc>
         <w:tc>
           <w:tcPr>
-            <w:tcW w:w="4167" w:type="dxa"/>
-          </w:tcPr>
-          <w:p>
+            <w:tcW w:w="0" w:type="auto"/>
+          </w:tcPr>
+          <w:p>
+            <w:pPr>
+              <w:cnfStyle w:val="000000100000" w:firstRow="0" w:lastRow="0" w:firstColumn="0" w:lastColumn="0" w:oddVBand="0" w:evenVBand="0" w:oddHBand="1" w:evenHBand="0" w:firstRowFirstColumn="0" w:firstRowLastColumn="0" w:lastRowFirstColumn="0" w:lastRowLastColumn="0"/>
+            </w:pPr>
             <w:r>
               <w:t>“image”</w:t>
             </w:r>
           </w:p>
         </w:tc>
-      </w:tr>
-      <w:tr>
-        <w:tc>
-          <w:tcPr>
-            <w:tcW w:w="4823" w:type="dxa"/>
+        <w:tc>
+          <w:tcPr>
+            <w:tcW w:w="0" w:type="auto"/>
+          </w:tcPr>
+          <w:p>
+            <w:pPr>
+              <w:cnfStyle w:val="000000100000" w:firstRow="0" w:lastRow="0" w:firstColumn="0" w:lastColumn="0" w:oddVBand="0" w:evenVBand="0" w:oddHBand="1" w:evenHBand="0" w:firstRowFirstColumn="0" w:firstRowLastColumn="0" w:lastRowFirstColumn="0" w:lastRowLastColumn="0"/>
+            </w:pPr>
+            <w:r>
+              <w:t>Two-dimensional matrices of grayscale or color values.</w:t>
+            </w:r>
+          </w:p>
+        </w:tc>
+      </w:tr>
+      <w:tr>
+        <w:tc>
+          <w:tcPr>
+            <w:cnfStyle w:val="001000000000" w:firstRow="0" w:lastRow="0" w:firstColumn="1" w:lastColumn="0" w:oddVBand="0" w:evenVBand="0" w:oddHBand="0" w:evenHBand="0" w:firstRowFirstColumn="0" w:firstRowLastColumn="0" w:lastRowFirstColumn="0" w:lastRowLastColumn="0"/>
+            <w:tcW w:w="0" w:type="auto"/>
           </w:tcPr>
           <w:p>
             <w:r>
@@ -1052,19 +1053,39 @@
         </w:tc>
         <w:tc>
           <w:tcPr>
-            <w:tcW w:w="4167" w:type="dxa"/>
-          </w:tcPr>
-          <w:p>
+            <w:tcW w:w="0" w:type="auto"/>
+          </w:tcPr>
+          <w:p>
+            <w:pPr>
+              <w:cnfStyle w:val="000000000000" w:firstRow="0" w:lastRow="0" w:firstColumn="0" w:lastColumn="0" w:oddVBand="0" w:evenVBand="0" w:oddHBand="0" w:evenHBand="0" w:firstRowFirstColumn="0" w:firstRowLastColumn="0" w:lastRowFirstColumn="0" w:lastRowLastColumn="0"/>
+            </w:pPr>
             <w:r>
               <w:t>“histogram”</w:t>
             </w:r>
           </w:p>
         </w:tc>
-      </w:tr>
-      <w:tr>
-        <w:tc>
-          <w:tcPr>
-            <w:tcW w:w="4823" w:type="dxa"/>
+        <w:tc>
+          <w:tcPr>
+            <w:tcW w:w="0" w:type="auto"/>
+          </w:tcPr>
+          <w:p>
+            <w:pPr>
+              <w:cnfStyle w:val="000000000000" w:firstRow="0" w:lastRow="0" w:firstColumn="0" w:lastColumn="0" w:oddVBand="0" w:evenVBand="0" w:oddHBand="0" w:evenHBand="0" w:firstRowFirstColumn="0" w:firstRowLastColumn="0" w:lastRowFirstColumn="0" w:lastRowLastColumn="0"/>
+            </w:pPr>
+            <w:r>
+              <w:t>Frequency distributions for sets of values, such as pixel values in images.</w:t>
+            </w:r>
+          </w:p>
+        </w:tc>
+      </w:tr>
+      <w:tr>
+        <w:trPr>
+          <w:cnfStyle w:val="000000100000" w:firstRow="0" w:lastRow="0" w:firstColumn="0" w:lastColumn="0" w:oddVBand="0" w:evenVBand="0" w:oddHBand="1" w:evenHBand="0" w:firstRowFirstColumn="0" w:firstRowLastColumn="0" w:lastRowFirstColumn="0" w:lastRowLastColumn="0"/>
+        </w:trPr>
+        <w:tc>
+          <w:tcPr>
+            <w:cnfStyle w:val="001000000000" w:firstRow="0" w:lastRow="0" w:firstColumn="1" w:lastColumn="0" w:oddVBand="0" w:evenVBand="0" w:oddHBand="0" w:evenHBand="0" w:firstRowFirstColumn="0" w:firstRowLastColumn="0" w:lastRowFirstColumn="0" w:lastRowLastColumn="0"/>
+            <w:tcW w:w="0" w:type="auto"/>
           </w:tcPr>
           <w:p>
             <w:r>
@@ -1074,44 +1095,69 @@
         </w:tc>
         <w:tc>
           <w:tcPr>
-            <w:tcW w:w="4167" w:type="dxa"/>
-          </w:tcPr>
-          <w:p>
-            <w:r>
-              <w:t>“</w:t>
-            </w:r>
-            <w:proofErr w:type="spellStart"/>
-            <w:r>
-              <w:t>hough</w:t>
-            </w:r>
-            <w:proofErr w:type="spellEnd"/>
-            <w:r>
-              <w:t>”</w:t>
-            </w:r>
-          </w:p>
-        </w:tc>
-      </w:tr>
-      <w:tr>
-        <w:tc>
-          <w:tcPr>
-            <w:tcW w:w="4823" w:type="dxa"/>
-          </w:tcPr>
-          <w:p>
-            <w:r>
-              <w:t>Hough peaks</w:t>
-            </w:r>
-          </w:p>
-        </w:tc>
-        <w:tc>
-          <w:tcPr>
-            <w:tcW w:w="4167" w:type="dxa"/>
-          </w:tcPr>
-          <w:p>
+            <w:tcW w:w="0" w:type="auto"/>
+          </w:tcPr>
+          <w:p>
+            <w:pPr>
+              <w:cnfStyle w:val="000000100000" w:firstRow="0" w:lastRow="0" w:firstColumn="0" w:lastColumn="0" w:oddVBand="0" w:evenVBand="0" w:oddHBand="1" w:evenHBand="0" w:firstRowFirstColumn="0" w:firstRowLastColumn="0" w:lastRowFirstColumn="0" w:lastRowLastColumn="0"/>
+            </w:pPr>
+            <w:r>
+              <w:t>“hough”</w:t>
+            </w:r>
+          </w:p>
+        </w:tc>
+        <w:tc>
+          <w:tcPr>
+            <w:tcW w:w="0" w:type="auto"/>
+          </w:tcPr>
+          <w:p>
+            <w:pPr>
+              <w:cnfStyle w:val="000000100000" w:firstRow="0" w:lastRow="0" w:firstColumn="0" w:lastColumn="0" w:oddVBand="0" w:evenVBand="0" w:oddHBand="1" w:evenHBand="0" w:firstRowFirstColumn="0" w:firstRowLastColumn="0" w:lastRowFirstColumn="0" w:lastRowLastColumn="0"/>
+            </w:pPr>
+            <w:r>
+              <w:t>Hough transform (rho, theta) counts for detection of lines in edge images.</w:t>
+            </w:r>
+          </w:p>
+        </w:tc>
+      </w:tr>
+      <w:tr>
+        <w:tc>
+          <w:tcPr>
+            <w:cnfStyle w:val="001000000000" w:firstRow="0" w:lastRow="0" w:firstColumn="1" w:lastColumn="0" w:oddVBand="0" w:evenVBand="0" w:oddHBand="0" w:evenHBand="0" w:firstRowFirstColumn="0" w:firstRowLastColumn="0" w:lastRowFirstColumn="0" w:lastRowLastColumn="0"/>
+            <w:tcW w:w="0" w:type="auto"/>
+          </w:tcPr>
+          <w:p>
+            <w:r>
+              <w:t>Hough peak lines</w:t>
+            </w:r>
+          </w:p>
+        </w:tc>
+        <w:tc>
+          <w:tcPr>
+            <w:tcW w:w="0" w:type="auto"/>
+          </w:tcPr>
+          <w:p>
+            <w:pPr>
+              <w:cnfStyle w:val="000000000000" w:firstRow="0" w:lastRow="0" w:firstColumn="0" w:lastColumn="0" w:oddVBand="0" w:evenVBand="0" w:oddHBand="0" w:evenHBand="0" w:firstRowFirstColumn="0" w:firstRowLastColumn="0" w:lastRowFirstColumn="0" w:lastRowLastColumn="0"/>
+            </w:pPr>
             <w:r>
               <w:t>“polar-line”</w:t>
             </w:r>
           </w:p>
         </w:tc>
+        <w:tc>
+          <w:tcPr>
+            <w:tcW w:w="0" w:type="auto"/>
+          </w:tcPr>
+          <w:p>
+            <w:pPr>
+              <w:cnfStyle w:val="000000000000" w:firstRow="0" w:lastRow="0" w:firstColumn="0" w:lastColumn="0" w:oddVBand="0" w:evenVBand="0" w:oddHBand="0" w:evenHBand="0" w:firstRowFirstColumn="0" w:firstRowLastColumn="0" w:lastRowFirstColumn="0" w:lastRowLastColumn="0"/>
+            </w:pPr>
+            <w:r>
+              <w:t>Lines in polar coordinates selected from Hough accumulators.</w:t>
+            </w:r>
+          </w:p>
+        </w:tc>
       </w:tr>
     </w:tbl>
     <w:p>
@@ -1129,15 +1175,7 @@
     </w:p>
     <w:p>
       <w:r>
-        <w:t xml:space="preserve">Images are a matrix of pixel values consists of one or more components. Grayscale images have one component value per pixel, color images have three </w:t>
-      </w:r>
-      <w:proofErr w:type="spellStart"/>
-      <w:r>
-        <w:t>RGB</w:t>
-      </w:r>
-      <w:proofErr w:type="spellEnd"/>
-      <w:r>
-        <w:t xml:space="preserve"> component values. Each component pixel value is stored as one of three binary formats. OpenCV “depth” codes are used to describe the binary formats.</w:t>
+        <w:t>Images are a matrix of pixel values consists of one or more components. Grayscale images have one component value per pixel, color images have three RGB component values. Each component pixel value is stored as one of three binary formats. OpenCV “depth” codes are used to describe the binary formats.</w:t>
       </w:r>
     </w:p>
     <w:tbl>
@@ -1215,7 +1253,6 @@
                 <w:bCs w:val="0"/>
               </w:rPr>
             </w:pPr>
-            <w:proofErr w:type="spellStart"/>
             <w:r>
               <w:rPr>
                 <w:b w:val="0"/>
@@ -1223,7 +1260,6 @@
               </w:rPr>
               <w:t>CV_8U</w:t>
             </w:r>
-            <w:proofErr w:type="spellEnd"/>
           </w:p>
         </w:tc>
         <w:tc>
@@ -1269,7 +1305,6 @@
                 <w:bCs w:val="0"/>
               </w:rPr>
             </w:pPr>
-            <w:proofErr w:type="spellStart"/>
             <w:r>
               <w:rPr>
                 <w:b w:val="0"/>
@@ -1277,7 +1312,6 @@
               </w:rPr>
               <w:t>CV_32S</w:t>
             </w:r>
-            <w:proofErr w:type="spellEnd"/>
           </w:p>
         </w:tc>
         <w:tc>
@@ -1290,13 +1324,8 @@
               <w:cnfStyle w:val="000000000000" w:firstRow="0" w:lastRow="0" w:firstColumn="0" w:lastColumn="0" w:oddVBand="0" w:evenVBand="0" w:oddHBand="0" w:evenHBand="0" w:firstRowFirstColumn="0" w:firstRowLastColumn="0" w:lastRowFirstColumn="0" w:lastRowLastColumn="0"/>
             </w:pPr>
             <w:r>
-              <w:t>INT_MIN..</w:t>
-            </w:r>
-            <w:proofErr w:type="spellStart"/>
-            <w:r>
-              <w:t>INT_MAX</w:t>
-            </w:r>
-            <w:proofErr w:type="spellEnd"/>
+              <w:t>INT_MIN..INT_MAX</w:t>
+            </w:r>
           </w:p>
         </w:tc>
         <w:tc>
@@ -1331,7 +1360,6 @@
                 <w:bCs w:val="0"/>
               </w:rPr>
             </w:pPr>
-            <w:proofErr w:type="spellStart"/>
             <w:r>
               <w:rPr>
                 <w:b w:val="0"/>
@@ -1339,7 +1367,6 @@
               </w:rPr>
               <w:t>CV_32F</w:t>
             </w:r>
-            <w:proofErr w:type="spellEnd"/>
           </w:p>
         </w:tc>
         <w:tc>
@@ -1352,13 +1379,8 @@
               <w:cnfStyle w:val="000000100000" w:firstRow="0" w:lastRow="0" w:firstColumn="0" w:lastColumn="0" w:oddVBand="0" w:evenVBand="0" w:oddHBand="1" w:evenHBand="0" w:firstRowFirstColumn="0" w:firstRowLastColumn="0" w:lastRowFirstColumn="0" w:lastRowLastColumn="0"/>
             </w:pPr>
             <w:r>
-              <w:t>FLT_MIN..</w:t>
-            </w:r>
-            <w:proofErr w:type="spellStart"/>
-            <w:r>
-              <w:t>FLT_MAX</w:t>
-            </w:r>
-            <w:proofErr w:type="spellEnd"/>
+              <w:t>FLT_MIN..FLT_MAX</w:t>
+            </w:r>
           </w:p>
         </w:tc>
         <w:tc>
@@ -1386,109 +1408,8 @@
       <w:pPr>
         <w:pStyle w:val="NoSpacing"/>
       </w:pPr>
-      <w:proofErr w:type="spellStart"/>
-      <w:r>
-        <w:t>CV_8U</w:t>
-      </w:r>
-      <w:proofErr w:type="spellEnd"/>
-      <w:r>
-        <w:t xml:space="preserve"> images are in JPEG format. Images generated by operators generally use </w:t>
-      </w:r>
-      <w:proofErr w:type="spellStart"/>
-      <w:r>
-        <w:t>CV_8U</w:t>
-      </w:r>
-      <w:proofErr w:type="spellEnd"/>
-      <w:r>
-        <w:t xml:space="preserve">, </w:t>
-      </w:r>
-      <w:proofErr w:type="spellStart"/>
-      <w:r>
-        <w:t>CV_32S</w:t>
-      </w:r>
-      <w:proofErr w:type="spellEnd"/>
-      <w:r>
-        <w:t xml:space="preserve">, or </w:t>
-      </w:r>
-      <w:proofErr w:type="spellStart"/>
-      <w:r>
-        <w:t>CV_32F</w:t>
-      </w:r>
-      <w:proofErr w:type="spellEnd"/>
-      <w:r>
-        <w:t xml:space="preserve"> as input and generate </w:t>
-      </w:r>
-      <w:proofErr w:type="spellStart"/>
-      <w:r>
-        <w:t>CV_32S</w:t>
-      </w:r>
-      <w:proofErr w:type="spellEnd"/>
-      <w:r>
-        <w:t xml:space="preserve"> or </w:t>
-      </w:r>
-      <w:proofErr w:type="spellStart"/>
-      <w:r>
-        <w:t>CV_32F</w:t>
-      </w:r>
-      <w:proofErr w:type="spellEnd"/>
-      <w:r>
-        <w:t xml:space="preserve"> on output, except as noted in the operator descriptions. </w:t>
-      </w:r>
-      <w:proofErr w:type="spellStart"/>
-      <w:r>
-        <w:t>CV_32S</w:t>
-      </w:r>
-      <w:proofErr w:type="spellEnd"/>
-      <w:r>
-        <w:t xml:space="preserve"> and </w:t>
-      </w:r>
-      <w:proofErr w:type="spellStart"/>
-      <w:r>
-        <w:t>CV_32F</w:t>
-      </w:r>
-      <w:proofErr w:type="spellEnd"/>
-      <w:r>
-        <w:t xml:space="preserve"> images may be used interchangeably without having to specify the depth in operators, though </w:t>
-      </w:r>
-      <w:proofErr w:type="spellStart"/>
-      <w:r>
-        <w:t>CV_32F</w:t>
-      </w:r>
-      <w:proofErr w:type="spellEnd"/>
-      <w:r>
-        <w:t xml:space="preserve"> images are output if any input is </w:t>
-      </w:r>
-      <w:proofErr w:type="spellStart"/>
-      <w:r>
-        <w:t>CV_32F</w:t>
-      </w:r>
-      <w:proofErr w:type="spellEnd"/>
-      <w:r>
-        <w:t xml:space="preserve">. The "transform-intensity-map" operator can map </w:t>
-      </w:r>
-      <w:proofErr w:type="spellStart"/>
-      <w:r>
-        <w:t>CV_32S</w:t>
-      </w:r>
-      <w:proofErr w:type="spellEnd"/>
-      <w:r>
-        <w:t xml:space="preserve"> and </w:t>
-      </w:r>
-      <w:proofErr w:type="spellStart"/>
-      <w:r>
-        <w:t>CV_32F</w:t>
-      </w:r>
-      <w:proofErr w:type="spellEnd"/>
-      <w:r>
-        <w:t xml:space="preserve"> images to </w:t>
-      </w:r>
-      <w:proofErr w:type="spellStart"/>
-      <w:r>
-        <w:t>CV_8U</w:t>
-      </w:r>
-      <w:proofErr w:type="spellEnd"/>
-      <w:r>
-        <w:t xml:space="preserve"> JPEG.</w:t>
+      <w:r>
+        <w:t>CV_8U images are in JPEG format. Images generated by operators generally use CV_8U, CV_32S, or CV_32F as input and generate CV_32S or CV_32F on output, except as noted in the operator descriptions. CV_32S and CV_32F images may be used interchangeably without having to specify the depth in operators, though CV_32F images are output if any input image is CV_32F. The "transform-intensity-map" operator can map CV_32S and CV_32F images to CV_8U JPEG for display.</w:t>
       </w:r>
     </w:p>
     <w:p>
@@ -1512,15 +1433,7 @@
         </w:r>
       </w:hyperlink>
       <w:r>
-        <w:t xml:space="preserve">. ‘Binary’ image data files are defined by the workbench and have the following format. Color </w:t>
-      </w:r>
-      <w:proofErr w:type="spellStart"/>
-      <w:r>
-        <w:t>RGB</w:t>
-      </w:r>
-      <w:proofErr w:type="spellEnd"/>
-      <w:r>
-        <w:t xml:space="preserve"> pixels are stored as three consecutive pixel values for each component. The three pixel values represent the red, green, and blue components.</w:t>
+        <w:t>. ‘Binary’ image data files are defined by the workbench and have the following format. Color RGB pixels are stored as three consecutive pixel values, one for each component. The three pixel values represent the red, green, and blue components.</w:t>
       </w:r>
     </w:p>
     <w:p>
@@ -1536,8 +1449,8 @@
       </w:tblPr>
       <w:tblGrid>
         <w:gridCol w:w="1415"/>
-        <w:gridCol w:w="2693"/>
-        <w:gridCol w:w="5242"/>
+        <w:gridCol w:w="2431"/>
+        <w:gridCol w:w="5504"/>
       </w:tblGrid>
       <w:tr>
         <w:trPr>
@@ -1769,7 +1682,6 @@
                 <w:b w:val="0"/>
                 <w:bCs w:val="0"/>
               </w:rPr>
-              <w:lastRenderedPageBreak/>
               <w:t>depth</w:t>
             </w:r>
           </w:p>
@@ -1810,69 +1722,42 @@
                 <w:szCs w:val="20"/>
               </w:rPr>
             </w:pPr>
-            <w:proofErr w:type="spellStart"/>
             <w:r>
               <w:rPr>
                 <w:sz w:val="20"/>
                 <w:szCs w:val="20"/>
               </w:rPr>
-              <w:t>CV_8U</w:t>
-            </w:r>
-            <w:proofErr w:type="spellEnd"/>
-            <w:r>
+              <w:t>CV_8U has value 0</w:t>
+            </w:r>
+          </w:p>
+          <w:p>
+            <w:pPr>
+              <w:pStyle w:val="tablebullet"/>
+              <w:cnfStyle w:val="000000000000" w:firstRow="0" w:lastRow="0" w:firstColumn="0" w:lastColumn="0" w:oddVBand="0" w:evenVBand="0" w:oddHBand="0" w:evenHBand="0" w:firstRowFirstColumn="0" w:firstRowLastColumn="0" w:lastRowFirstColumn="0" w:lastRowLastColumn="0"/>
               <w:rPr>
                 <w:sz w:val="20"/>
                 <w:szCs w:val="20"/>
               </w:rPr>
-              <w:t xml:space="preserve"> has value 0</w:t>
+            </w:pPr>
+            <w:r>
+              <w:rPr>
+                <w:sz w:val="20"/>
+                <w:szCs w:val="20"/>
+              </w:rPr>
+              <w:t>CV_32S has value 1</w:t>
             </w:r>
           </w:p>
           <w:p>
             <w:pPr>
               <w:pStyle w:val="tablebullet"/>
               <w:cnfStyle w:val="000000000000" w:firstRow="0" w:lastRow="0" w:firstColumn="0" w:lastColumn="0" w:oddVBand="0" w:evenVBand="0" w:oddHBand="0" w:evenHBand="0" w:firstRowFirstColumn="0" w:firstRowLastColumn="0" w:lastRowFirstColumn="0" w:lastRowLastColumn="0"/>
+            </w:pPr>
+            <w:r>
               <w:rPr>
                 <w:sz w:val="20"/>
                 <w:szCs w:val="20"/>
               </w:rPr>
-            </w:pPr>
-            <w:proofErr w:type="spellStart"/>
-            <w:r>
-              <w:rPr>
-                <w:sz w:val="20"/>
-                <w:szCs w:val="20"/>
-              </w:rPr>
-              <w:t>CV_32S</w:t>
-            </w:r>
-            <w:proofErr w:type="spellEnd"/>
-            <w:r>
-              <w:rPr>
-                <w:sz w:val="20"/>
-                <w:szCs w:val="20"/>
-              </w:rPr>
-              <w:t xml:space="preserve"> has value 1</w:t>
-            </w:r>
-          </w:p>
-          <w:p>
-            <w:pPr>
-              <w:pStyle w:val="tablebullet"/>
-              <w:cnfStyle w:val="000000000000" w:firstRow="0" w:lastRow="0" w:firstColumn="0" w:lastColumn="0" w:oddVBand="0" w:evenVBand="0" w:oddHBand="0" w:evenHBand="0" w:firstRowFirstColumn="0" w:firstRowLastColumn="0" w:lastRowFirstColumn="0" w:lastRowLastColumn="0"/>
-            </w:pPr>
-            <w:proofErr w:type="spellStart"/>
-            <w:r>
-              <w:rPr>
-                <w:sz w:val="20"/>
-                <w:szCs w:val="20"/>
-              </w:rPr>
-              <w:t>CV_32F</w:t>
-            </w:r>
-            <w:proofErr w:type="spellEnd"/>
-            <w:r>
-              <w:rPr>
-                <w:sz w:val="20"/>
-                <w:szCs w:val="20"/>
-              </w:rPr>
-              <w:t xml:space="preserve"> has value 2</w:t>
+              <w:t>CV_32F has value 2</w:t>
             </w:r>
           </w:p>
         </w:tc>
@@ -1927,31 +1812,7 @@
               <w:cnfStyle w:val="000000100000" w:firstRow="0" w:lastRow="0" w:firstColumn="0" w:lastColumn="0" w:oddVBand="0" w:evenVBand="0" w:oddHBand="1" w:evenHBand="0" w:firstRowFirstColumn="0" w:firstRowLastColumn="0" w:lastRowFirstColumn="0" w:lastRowLastColumn="0"/>
             </w:pPr>
             <w:r>
-              <w:t xml:space="preserve">Each value is </w:t>
-            </w:r>
-            <w:proofErr w:type="spellStart"/>
-            <w:r>
-              <w:t>CV_8U</w:t>
-            </w:r>
-            <w:proofErr w:type="spellEnd"/>
-            <w:r>
-              <w:t xml:space="preserve">, </w:t>
-            </w:r>
-            <w:proofErr w:type="spellStart"/>
-            <w:r>
-              <w:t>CV_32S</w:t>
-            </w:r>
-            <w:proofErr w:type="spellEnd"/>
-            <w:r>
-              <w:t xml:space="preserve">, or </w:t>
-            </w:r>
-            <w:proofErr w:type="spellStart"/>
-            <w:r>
-              <w:t>CV_32F</w:t>
-            </w:r>
-            <w:proofErr w:type="spellEnd"/>
-            <w:r>
-              <w:t xml:space="preserve"> as specified by the depth.</w:t>
+              <w:t>Each value is CV_8U, CV_32S, or CV_32F as specified by the depth. Color pixels are consecutive 32-bit integer red, green, and blue values.</w:t>
             </w:r>
           </w:p>
         </w:tc>
@@ -1972,7 +1833,7 @@
     </w:p>
     <w:p>
       <w:r>
-        <w:t>The histogram data type indicates how binary histogram data is stored. Histograms can be created for any data type containing a range of values, such as images or Hough accumulators. The stored histogram data bins correspond to a values ranging from a minimum to a maximum value. The number of histogram bins, the minimum value, and the maximum value determine into which bin a value is counted. Values below the minimum value are counted in the first bin, and values above the maximum value are counted in the last bin. The bin corresponding to a value is given by this:</w:t>
+        <w:t>Histograms count the number of different values for any data type containing a range of values, such as images or Hough accumulators. The stored histogram data bins correspond to a values ranging from a minimum to a maximum value. The number of histogram bins, the minimum value, and the maximum value determine into which bin a value is counted. Values below the minimum value are counted in the first bin, and values above the maximum value are counted in the last bin. The bin corresponding to a value is given by this:</w:t>
       </w:r>
     </w:p>
     <w:p>
@@ -1980,13 +1841,8 @@
         <w:pStyle w:val="code"/>
       </w:pPr>
       <w:r>
-        <w:t xml:space="preserve">if value &lt; </w:t>
-      </w:r>
-      <w:proofErr w:type="spellStart"/>
-      <w:r>
-        <w:t>min_value</w:t>
-      </w:r>
-      <w:proofErr w:type="spellEnd"/>
+        <w:t>if value &lt; min_value</w:t>
+      </w:r>
     </w:p>
     <w:p>
       <w:pPr>
@@ -2001,13 +1857,8 @@
         <w:pStyle w:val="code"/>
       </w:pPr>
       <w:r>
-        <w:t xml:space="preserve">else if value &gt; </w:t>
-      </w:r>
-      <w:proofErr w:type="spellStart"/>
-      <w:r>
-        <w:t>max_value</w:t>
-      </w:r>
-      <w:proofErr w:type="spellEnd"/>
+        <w:t>else if value &gt; max_value</w:t>
+      </w:r>
     </w:p>
     <w:p>
       <w:pPr>
@@ -2030,31 +1881,7 @@
         <w:pStyle w:val="code"/>
       </w:pPr>
       <w:r>
-        <w:t xml:space="preserve">  bin no. = round((no. bins – 1) * (value – </w:t>
-      </w:r>
-      <w:proofErr w:type="spellStart"/>
-      <w:r>
-        <w:t>min_value</w:t>
-      </w:r>
-      <w:proofErr w:type="spellEnd"/>
-      <w:r>
-        <w:t>) / (</w:t>
-      </w:r>
-      <w:proofErr w:type="spellStart"/>
-      <w:r>
-        <w:t>max_value</w:t>
-      </w:r>
-      <w:proofErr w:type="spellEnd"/>
-      <w:r>
-        <w:t xml:space="preserve"> – </w:t>
-      </w:r>
-      <w:proofErr w:type="spellStart"/>
-      <w:r>
-        <w:t>min_value</w:t>
-      </w:r>
-      <w:proofErr w:type="spellEnd"/>
-      <w:r>
-        <w:t>))</w:t>
+        <w:t xml:space="preserve">  bin no. = round((no. bins – 1) * (value – min_value) / (max_value – min_value))</w:t>
       </w:r>
     </w:p>
     <w:p>
@@ -2062,7 +1889,10 @@
         <w:pStyle w:val="Normalafterlist"/>
       </w:pPr>
       <w:r>
-        <w:t>There are both binary and text stored histogram formats. Binary histogram files are used only within this software. Text histogram files may be used in this program or imported into Microsoft Excel for review.</w:t>
+        <w:t xml:space="preserve">The histogram data type indicates how histogram data is stored. </w:t>
+      </w:r>
+      <w:r>
+        <w:t>There are both binary and text stored histogram formats. Binary histogram files are used only within this software. Text histogram files may be plotted with gnuplot or imported into Microsoft Excel for review.</w:t>
       </w:r>
     </w:p>
     <w:p>
@@ -2075,7 +1905,7 @@
     </w:p>
     <w:p>
       <w:r>
-        <w:t>Statistics of the histogram, including the total count, minimum and maximum counts for all bins are stored. The binary histogram data files are defined by the workbench, and have the following format:</w:t>
+        <w:t>Binary histogram files contain the statistics for the value distribution, such as the minimum, maximum, and total counts for all bins, and the histogram bin counts. The binary histogram data files are defined by the workbench, and have the following format:</w:t>
       </w:r>
     </w:p>
     <w:p>
@@ -2090,9 +1920,9 @@
         <w:tblLook w:val="04A0" w:firstRow="1" w:lastRow="0" w:firstColumn="1" w:lastColumn="0" w:noHBand="0" w:noVBand="1"/>
       </w:tblPr>
       <w:tblGrid>
-        <w:gridCol w:w="1910"/>
-        <w:gridCol w:w="2233"/>
-        <w:gridCol w:w="5207"/>
+        <w:gridCol w:w="1968"/>
+        <w:gridCol w:w="2123"/>
+        <w:gridCol w:w="5259"/>
       </w:tblGrid>
       <w:tr>
         <w:trPr>
@@ -2160,7 +1990,6 @@
                 <w:bCs w:val="0"/>
               </w:rPr>
             </w:pPr>
-            <w:proofErr w:type="spellStart"/>
             <w:r>
               <w:rPr>
                 <w:b w:val="0"/>
@@ -2168,7 +1997,6 @@
               </w:rPr>
               <w:t>nbins</w:t>
             </w:r>
-            <w:proofErr w:type="spellEnd"/>
           </w:p>
         </w:tc>
         <w:tc>
@@ -2214,7 +2042,6 @@
                 <w:bCs w:val="0"/>
               </w:rPr>
             </w:pPr>
-            <w:proofErr w:type="spellStart"/>
             <w:r>
               <w:rPr>
                 <w:b w:val="0"/>
@@ -2222,7 +2049,6 @@
               </w:rPr>
               <w:t>min_value</w:t>
             </w:r>
-            <w:proofErr w:type="spellEnd"/>
           </w:p>
         </w:tc>
         <w:tc>
@@ -2249,7 +2075,7 @@
               <w:cnfStyle w:val="000000000000" w:firstRow="0" w:lastRow="0" w:firstColumn="0" w:lastColumn="0" w:oddVBand="0" w:evenVBand="0" w:oddHBand="0" w:evenHBand="0" w:firstRowFirstColumn="0" w:firstRowLastColumn="0" w:lastRowFirstColumn="0" w:lastRowLastColumn="0"/>
             </w:pPr>
             <w:r>
-              <w:t>The minimum value accumulated in the first histogram bin</w:t>
+              <w:t>The specified minimum value accumulated in the first histogram bin</w:t>
             </w:r>
           </w:p>
         </w:tc>
@@ -2271,7 +2097,6 @@
                 <w:bCs w:val="0"/>
               </w:rPr>
             </w:pPr>
-            <w:proofErr w:type="spellStart"/>
             <w:r>
               <w:rPr>
                 <w:b w:val="0"/>
@@ -2279,7 +2104,6 @@
               </w:rPr>
               <w:t>max_value</w:t>
             </w:r>
-            <w:proofErr w:type="spellEnd"/>
           </w:p>
         </w:tc>
         <w:tc>
@@ -2306,34 +2130,24 @@
               <w:cnfStyle w:val="000000100000" w:firstRow="0" w:lastRow="0" w:firstColumn="0" w:lastColumn="0" w:oddVBand="0" w:evenVBand="0" w:oddHBand="1" w:evenHBand="0" w:firstRowFirstColumn="0" w:firstRowLastColumn="0" w:lastRowFirstColumn="0" w:lastRowLastColumn="0"/>
             </w:pPr>
             <w:r>
-              <w:t>The minimum value accumulated in the first histogram bin</w:t>
-            </w:r>
-          </w:p>
-        </w:tc>
-      </w:tr>
-      <w:tr>
-        <w:tc>
-          <w:tcPr>
-            <w:cnfStyle w:val="001000000000" w:firstRow="0" w:lastRow="0" w:firstColumn="1" w:lastColumn="0" w:oddVBand="0" w:evenVBand="0" w:oddHBand="0" w:evenHBand="0" w:firstRowFirstColumn="0" w:firstRowLastColumn="0" w:lastRowFirstColumn="0" w:lastRowLastColumn="0"/>
-            <w:tcW w:w="0" w:type="auto"/>
-          </w:tcPr>
-          <w:p>
-            <w:pPr>
-              <w:pStyle w:val="NoSpacing"/>
-              <w:rPr>
-                <w:b w:val="0"/>
-                <w:bCs w:val="0"/>
-              </w:rPr>
-            </w:pPr>
-            <w:proofErr w:type="spellStart"/>
-            <w:r>
-              <w:rPr>
-                <w:b w:val="0"/>
-                <w:bCs w:val="0"/>
-              </w:rPr>
-              <w:t>min_count</w:t>
-            </w:r>
-            <w:proofErr w:type="spellEnd"/>
+              <w:t>The specified minimum value accumulated in the first histogram bin</w:t>
+            </w:r>
+          </w:p>
+        </w:tc>
+      </w:tr>
+      <w:tr>
+        <w:tc>
+          <w:tcPr>
+            <w:cnfStyle w:val="001000000000" w:firstRow="0" w:lastRow="0" w:firstColumn="1" w:lastColumn="0" w:oddVBand="0" w:evenVBand="0" w:oddHBand="0" w:evenHBand="0" w:firstRowFirstColumn="0" w:firstRowLastColumn="0" w:lastRowFirstColumn="0" w:lastRowLastColumn="0"/>
+            <w:tcW w:w="0" w:type="auto"/>
+          </w:tcPr>
+          <w:p>
+            <w:pPr>
+              <w:pStyle w:val="NoSpacing"/>
+            </w:pPr>
+            <w:r>
+              <w:t>dist_min_value</w:t>
+            </w:r>
           </w:p>
         </w:tc>
         <w:tc>
@@ -2360,7 +2174,7 @@
               <w:cnfStyle w:val="000000000000" w:firstRow="0" w:lastRow="0" w:firstColumn="0" w:lastColumn="0" w:oddVBand="0" w:evenVBand="0" w:oddHBand="0" w:evenHBand="0" w:firstRowFirstColumn="0" w:firstRowLastColumn="0" w:lastRowFirstColumn="0" w:lastRowLastColumn="0"/>
             </w:pPr>
             <w:r>
-              <w:t>The lowest count for any bin</w:t>
+              <w:t>The actual minimum value of the histogrammed values.</w:t>
             </w:r>
           </w:p>
         </w:tc>
@@ -2377,30 +2191,84 @@
           <w:p>
             <w:pPr>
               <w:pStyle w:val="NoSpacing"/>
+            </w:pPr>
+            <w:r>
+              <w:t>dist_m</w:t>
+            </w:r>
+            <w:r>
+              <w:t>ax</w:t>
+            </w:r>
+            <w:r>
+              <w:t>_value</w:t>
+            </w:r>
+          </w:p>
+        </w:tc>
+        <w:tc>
+          <w:tcPr>
+            <w:tcW w:w="0" w:type="auto"/>
+          </w:tcPr>
+          <w:p>
+            <w:pPr>
+              <w:pStyle w:val="NoSpacing"/>
+              <w:cnfStyle w:val="000000100000" w:firstRow="0" w:lastRow="0" w:firstColumn="0" w:lastColumn="0" w:oddVBand="0" w:evenVBand="0" w:oddHBand="1" w:evenHBand="0" w:firstRowFirstColumn="0" w:firstRowLastColumn="0" w:lastRowFirstColumn="0" w:lastRowLastColumn="0"/>
+            </w:pPr>
+            <w:r>
+              <w:t>32-bit integer</w:t>
+            </w:r>
+          </w:p>
+        </w:tc>
+        <w:tc>
+          <w:tcPr>
+            <w:tcW w:w="0" w:type="auto"/>
+          </w:tcPr>
+          <w:p>
+            <w:pPr>
+              <w:pStyle w:val="NoSpacing"/>
+              <w:cnfStyle w:val="000000100000" w:firstRow="0" w:lastRow="0" w:firstColumn="0" w:lastColumn="0" w:oddVBand="0" w:evenVBand="0" w:oddHBand="1" w:evenHBand="0" w:firstRowFirstColumn="0" w:firstRowLastColumn="0" w:lastRowFirstColumn="0" w:lastRowLastColumn="0"/>
+            </w:pPr>
+            <w:r>
+              <w:t>The actual m</w:t>
+            </w:r>
+            <w:r>
+              <w:t>ax</w:t>
+            </w:r>
+            <w:r>
+              <w:t>imum value of the histogrammed values.</w:t>
+            </w:r>
+          </w:p>
+        </w:tc>
+      </w:tr>
+      <w:tr>
+        <w:tc>
+          <w:tcPr>
+            <w:cnfStyle w:val="001000000000" w:firstRow="0" w:lastRow="0" w:firstColumn="1" w:lastColumn="0" w:oddVBand="0" w:evenVBand="0" w:oddHBand="0" w:evenHBand="0" w:firstRowFirstColumn="0" w:firstRowLastColumn="0" w:lastRowFirstColumn="0" w:lastRowLastColumn="0"/>
+            <w:tcW w:w="0" w:type="auto"/>
+          </w:tcPr>
+          <w:p>
+            <w:pPr>
+              <w:pStyle w:val="NoSpacing"/>
               <w:rPr>
                 <w:b w:val="0"/>
                 <w:bCs w:val="0"/>
               </w:rPr>
             </w:pPr>
-            <w:proofErr w:type="spellStart"/>
             <w:r>
               <w:rPr>
                 <w:b w:val="0"/>
                 <w:bCs w:val="0"/>
               </w:rPr>
-              <w:t>max_count</w:t>
-            </w:r>
-            <w:proofErr w:type="spellEnd"/>
-          </w:p>
-        </w:tc>
-        <w:tc>
-          <w:tcPr>
-            <w:tcW w:w="0" w:type="auto"/>
-          </w:tcPr>
-          <w:p>
-            <w:pPr>
-              <w:pStyle w:val="NoSpacing"/>
-              <w:cnfStyle w:val="000000100000" w:firstRow="0" w:lastRow="0" w:firstColumn="0" w:lastColumn="0" w:oddVBand="0" w:evenVBand="0" w:oddHBand="1" w:evenHBand="0" w:firstRowFirstColumn="0" w:firstRowLastColumn="0" w:lastRowFirstColumn="0" w:lastRowLastColumn="0"/>
+              <w:t>min_count</w:t>
+            </w:r>
+          </w:p>
+        </w:tc>
+        <w:tc>
+          <w:tcPr>
+            <w:tcW w:w="0" w:type="auto"/>
+          </w:tcPr>
+          <w:p>
+            <w:pPr>
+              <w:pStyle w:val="NoSpacing"/>
+              <w:cnfStyle w:val="000000000000" w:firstRow="0" w:lastRow="0" w:firstColumn="0" w:lastColumn="0" w:oddVBand="0" w:evenVBand="0" w:oddHBand="0" w:evenHBand="0" w:firstRowFirstColumn="0" w:firstRowLastColumn="0" w:lastRowFirstColumn="0" w:lastRowLastColumn="0"/>
             </w:pPr>
             <w:r>
               <w:t>32-bit integer</w:t>
@@ -2414,64 +2282,10 @@
           <w:p>
             <w:pPr>
               <w:pStyle w:val="NoSpacing"/>
-              <w:cnfStyle w:val="000000100000" w:firstRow="0" w:lastRow="0" w:firstColumn="0" w:lastColumn="0" w:oddVBand="0" w:evenVBand="0" w:oddHBand="1" w:evenHBand="0" w:firstRowFirstColumn="0" w:firstRowLastColumn="0" w:lastRowFirstColumn="0" w:lastRowLastColumn="0"/>
-            </w:pPr>
-            <w:r>
-              <w:t>The largest count for any bin</w:t>
-            </w:r>
-          </w:p>
-        </w:tc>
-      </w:tr>
-      <w:tr>
-        <w:tc>
-          <w:tcPr>
-            <w:cnfStyle w:val="001000000000" w:firstRow="0" w:lastRow="0" w:firstColumn="1" w:lastColumn="0" w:oddVBand="0" w:evenVBand="0" w:oddHBand="0" w:evenHBand="0" w:firstRowFirstColumn="0" w:firstRowLastColumn="0" w:lastRowFirstColumn="0" w:lastRowLastColumn="0"/>
-            <w:tcW w:w="0" w:type="auto"/>
-          </w:tcPr>
-          <w:p>
-            <w:pPr>
-              <w:pStyle w:val="NoSpacing"/>
-              <w:rPr>
-                <w:b w:val="0"/>
-                <w:bCs w:val="0"/>
-              </w:rPr>
-            </w:pPr>
-            <w:proofErr w:type="spellStart"/>
-            <w:r>
-              <w:rPr>
-                <w:b w:val="0"/>
-                <w:bCs w:val="0"/>
-              </w:rPr>
-              <w:t>total_count</w:t>
-            </w:r>
-            <w:proofErr w:type="spellEnd"/>
-          </w:p>
-        </w:tc>
-        <w:tc>
-          <w:tcPr>
-            <w:tcW w:w="0" w:type="auto"/>
-          </w:tcPr>
-          <w:p>
-            <w:pPr>
-              <w:pStyle w:val="NoSpacing"/>
               <w:cnfStyle w:val="000000000000" w:firstRow="0" w:lastRow="0" w:firstColumn="0" w:lastColumn="0" w:oddVBand="0" w:evenVBand="0" w:oddHBand="0" w:evenHBand="0" w:firstRowFirstColumn="0" w:firstRowLastColumn="0" w:lastRowFirstColumn="0" w:lastRowLastColumn="0"/>
             </w:pPr>
             <w:r>
-              <w:t>32-bit integer</w:t>
-            </w:r>
-          </w:p>
-        </w:tc>
-        <w:tc>
-          <w:tcPr>
-            <w:tcW w:w="0" w:type="auto"/>
-          </w:tcPr>
-          <w:p>
-            <w:pPr>
-              <w:pStyle w:val="NoSpacing"/>
-              <w:cnfStyle w:val="000000000000" w:firstRow="0" w:lastRow="0" w:firstColumn="0" w:lastColumn="0" w:oddVBand="0" w:evenVBand="0" w:oddHBand="0" w:evenHBand="0" w:firstRowFirstColumn="0" w:firstRowLastColumn="0" w:lastRowFirstColumn="0" w:lastRowLastColumn="0"/>
-            </w:pPr>
-            <w:r>
-              <w:t>The total counts for all the bins</w:t>
+              <w:t>The lowest count for any bin</w:t>
             </w:r>
           </w:p>
         </w:tc>
@@ -2493,13 +2307,12 @@
                 <w:bCs w:val="0"/>
               </w:rPr>
             </w:pPr>
-            <w:bookmarkStart w:id="0" w:name="_Hlk108876369"/>
             <w:r>
               <w:rPr>
                 <w:b w:val="0"/>
                 <w:bCs w:val="0"/>
               </w:rPr>
-              <w:t>mean</w:t>
+              <w:t>max_count</w:t>
             </w:r>
           </w:p>
         </w:tc>
@@ -2513,7 +2326,7 @@
               <w:cnfStyle w:val="000000100000" w:firstRow="0" w:lastRow="0" w:firstColumn="0" w:lastColumn="0" w:oddVBand="0" w:evenVBand="0" w:oddHBand="1" w:evenHBand="0" w:firstRowFirstColumn="0" w:firstRowLastColumn="0" w:lastRowFirstColumn="0" w:lastRowLastColumn="0"/>
             </w:pPr>
             <w:r>
-              <w:t>32-bit float</w:t>
+              <w:t>32-bit integer</w:t>
             </w:r>
           </w:p>
         </w:tc>
@@ -2527,7 +2340,7 @@
               <w:cnfStyle w:val="000000100000" w:firstRow="0" w:lastRow="0" w:firstColumn="0" w:lastColumn="0" w:oddVBand="0" w:evenVBand="0" w:oddHBand="1" w:evenHBand="0" w:firstRowFirstColumn="0" w:firstRowLastColumn="0" w:lastRowFirstColumn="0" w:lastRowLastColumn="0"/>
             </w:pPr>
             <w:r>
-              <w:t>The mean for the histogram distribution</w:t>
+              <w:t>The largest count for any bin</w:t>
             </w:r>
           </w:p>
         </w:tc>
@@ -2551,7 +2364,7 @@
                 <w:b w:val="0"/>
                 <w:bCs w:val="0"/>
               </w:rPr>
-              <w:t>variance</w:t>
+              <w:t>total_count</w:t>
             </w:r>
           </w:p>
         </w:tc>
@@ -2565,7 +2378,7 @@
               <w:cnfStyle w:val="000000000000" w:firstRow="0" w:lastRow="0" w:firstColumn="0" w:lastColumn="0" w:oddVBand="0" w:evenVBand="0" w:oddHBand="0" w:evenHBand="0" w:firstRowFirstColumn="0" w:firstRowLastColumn="0" w:lastRowFirstColumn="0" w:lastRowLastColumn="0"/>
             </w:pPr>
             <w:r>
-              <w:t>32-bit float</w:t>
+              <w:t>32-bit integer</w:t>
             </w:r>
           </w:p>
         </w:tc>
@@ -2579,7 +2392,7 @@
               <w:cnfStyle w:val="000000000000" w:firstRow="0" w:lastRow="0" w:firstColumn="0" w:lastColumn="0" w:oddVBand="0" w:evenVBand="0" w:oddHBand="0" w:evenHBand="0" w:firstRowFirstColumn="0" w:firstRowLastColumn="0" w:lastRowFirstColumn="0" w:lastRowLastColumn="0"/>
             </w:pPr>
             <w:r>
-              <w:t>The variance for the histogram distribution</w:t>
+              <w:t>The total counts for all the bins</w:t>
             </w:r>
           </w:p>
         </w:tc>
@@ -2601,12 +2414,14 @@
                 <w:bCs w:val="0"/>
               </w:rPr>
             </w:pPr>
+            <w:bookmarkStart w:id="0" w:name="_Hlk108876369"/>
             <w:r>
               <w:rPr>
                 <w:b w:val="0"/>
                 <w:bCs w:val="0"/>
               </w:rPr>
-              <w:t>sample variance</w:t>
+              <w:lastRenderedPageBreak/>
+              <w:t>mean</w:t>
             </w:r>
           </w:p>
         </w:tc>
@@ -2634,7 +2449,7 @@
               <w:cnfStyle w:val="000000100000" w:firstRow="0" w:lastRow="0" w:firstColumn="0" w:lastColumn="0" w:oddVBand="0" w:evenVBand="0" w:oddHBand="1" w:evenHBand="0" w:firstRowFirstColumn="0" w:firstRowLastColumn="0" w:lastRowFirstColumn="0" w:lastRowLastColumn="0"/>
             </w:pPr>
             <w:r>
-              <w:t>The sample variance for the histogram distribution</w:t>
+              <w:t>The mean for the histogram distribution</w:t>
             </w:r>
           </w:p>
         </w:tc>
@@ -2658,7 +2473,7 @@
                 <w:b w:val="0"/>
                 <w:bCs w:val="0"/>
               </w:rPr>
-              <w:t>standard deviation</w:t>
+              <w:t>variance</w:t>
             </w:r>
           </w:p>
         </w:tc>
@@ -2686,12 +2501,11 @@
               <w:cnfStyle w:val="000000000000" w:firstRow="0" w:lastRow="0" w:firstColumn="0" w:lastColumn="0" w:oddVBand="0" w:evenVBand="0" w:oddHBand="0" w:evenHBand="0" w:firstRowFirstColumn="0" w:firstRowLastColumn="0" w:lastRowFirstColumn="0" w:lastRowLastColumn="0"/>
             </w:pPr>
             <w:r>
-              <w:t>The standard deviation for the histogram distribution</w:t>
-            </w:r>
-          </w:p>
-        </w:tc>
-      </w:tr>
-      <w:bookmarkEnd w:id="0"/>
+              <w:t>The variance for the histogram distribution</w:t>
+            </w:r>
+          </w:p>
+        </w:tc>
+      </w:tr>
       <w:tr>
         <w:trPr>
           <w:cnfStyle w:val="000000100000" w:firstRow="0" w:lastRow="0" w:firstColumn="0" w:lastColumn="0" w:oddVBand="0" w:evenVBand="0" w:oddHBand="1" w:evenHBand="0" w:firstRowFirstColumn="0" w:firstRowLastColumn="0" w:lastRowFirstColumn="0" w:lastRowLastColumn="0"/>
@@ -2714,6 +2528,114 @@
                 <w:b w:val="0"/>
                 <w:bCs w:val="0"/>
               </w:rPr>
+              <w:t>sample variance</w:t>
+            </w:r>
+          </w:p>
+        </w:tc>
+        <w:tc>
+          <w:tcPr>
+            <w:tcW w:w="0" w:type="auto"/>
+          </w:tcPr>
+          <w:p>
+            <w:pPr>
+              <w:pStyle w:val="NoSpacing"/>
+              <w:cnfStyle w:val="000000100000" w:firstRow="0" w:lastRow="0" w:firstColumn="0" w:lastColumn="0" w:oddVBand="0" w:evenVBand="0" w:oddHBand="1" w:evenHBand="0" w:firstRowFirstColumn="0" w:firstRowLastColumn="0" w:lastRowFirstColumn="0" w:lastRowLastColumn="0"/>
+            </w:pPr>
+            <w:r>
+              <w:t>32-bit float</w:t>
+            </w:r>
+          </w:p>
+        </w:tc>
+        <w:tc>
+          <w:tcPr>
+            <w:tcW w:w="0" w:type="auto"/>
+          </w:tcPr>
+          <w:p>
+            <w:pPr>
+              <w:pStyle w:val="NoSpacing"/>
+              <w:cnfStyle w:val="000000100000" w:firstRow="0" w:lastRow="0" w:firstColumn="0" w:lastColumn="0" w:oddVBand="0" w:evenVBand="0" w:oddHBand="1" w:evenHBand="0" w:firstRowFirstColumn="0" w:firstRowLastColumn="0" w:lastRowFirstColumn="0" w:lastRowLastColumn="0"/>
+            </w:pPr>
+            <w:r>
+              <w:t>The sample variance for the histogram distribution</w:t>
+            </w:r>
+          </w:p>
+        </w:tc>
+      </w:tr>
+      <w:tr>
+        <w:tc>
+          <w:tcPr>
+            <w:cnfStyle w:val="001000000000" w:firstRow="0" w:lastRow="0" w:firstColumn="1" w:lastColumn="0" w:oddVBand="0" w:evenVBand="0" w:oddHBand="0" w:evenHBand="0" w:firstRowFirstColumn="0" w:firstRowLastColumn="0" w:lastRowFirstColumn="0" w:lastRowLastColumn="0"/>
+            <w:tcW w:w="0" w:type="auto"/>
+          </w:tcPr>
+          <w:p>
+            <w:pPr>
+              <w:pStyle w:val="NoSpacing"/>
+              <w:rPr>
+                <w:b w:val="0"/>
+                <w:bCs w:val="0"/>
+              </w:rPr>
+            </w:pPr>
+            <w:r>
+              <w:rPr>
+                <w:b w:val="0"/>
+                <w:bCs w:val="0"/>
+              </w:rPr>
+              <w:t>standard deviation</w:t>
+            </w:r>
+          </w:p>
+        </w:tc>
+        <w:tc>
+          <w:tcPr>
+            <w:tcW w:w="0" w:type="auto"/>
+          </w:tcPr>
+          <w:p>
+            <w:pPr>
+              <w:pStyle w:val="NoSpacing"/>
+              <w:cnfStyle w:val="000000000000" w:firstRow="0" w:lastRow="0" w:firstColumn="0" w:lastColumn="0" w:oddVBand="0" w:evenVBand="0" w:oddHBand="0" w:evenHBand="0" w:firstRowFirstColumn="0" w:firstRowLastColumn="0" w:lastRowFirstColumn="0" w:lastRowLastColumn="0"/>
+            </w:pPr>
+            <w:r>
+              <w:t>32-bit float</w:t>
+            </w:r>
+          </w:p>
+        </w:tc>
+        <w:tc>
+          <w:tcPr>
+            <w:tcW w:w="0" w:type="auto"/>
+          </w:tcPr>
+          <w:p>
+            <w:pPr>
+              <w:pStyle w:val="NoSpacing"/>
+              <w:cnfStyle w:val="000000000000" w:firstRow="0" w:lastRow="0" w:firstColumn="0" w:lastColumn="0" w:oddVBand="0" w:evenVBand="0" w:oddHBand="0" w:evenHBand="0" w:firstRowFirstColumn="0" w:firstRowLastColumn="0" w:lastRowFirstColumn="0" w:lastRowLastColumn="0"/>
+            </w:pPr>
+            <w:r>
+              <w:t>The standard deviation for the histogram distribution</w:t>
+            </w:r>
+          </w:p>
+        </w:tc>
+      </w:tr>
+      <w:bookmarkEnd w:id="0"/>
+      <w:tr>
+        <w:trPr>
+          <w:cnfStyle w:val="000000100000" w:firstRow="0" w:lastRow="0" w:firstColumn="0" w:lastColumn="0" w:oddVBand="0" w:evenVBand="0" w:oddHBand="1" w:evenHBand="0" w:firstRowFirstColumn="0" w:firstRowLastColumn="0" w:lastRowFirstColumn="0" w:lastRowLastColumn="0"/>
+        </w:trPr>
+        <w:tc>
+          <w:tcPr>
+            <w:cnfStyle w:val="001000000000" w:firstRow="0" w:lastRow="0" w:firstColumn="1" w:lastColumn="0" w:oddVBand="0" w:evenVBand="0" w:oddHBand="0" w:evenHBand="0" w:firstRowFirstColumn="0" w:firstRowLastColumn="0" w:lastRowFirstColumn="0" w:lastRowLastColumn="0"/>
+            <w:tcW w:w="0" w:type="auto"/>
+          </w:tcPr>
+          <w:p>
+            <w:pPr>
+              <w:pStyle w:val="NoSpacing"/>
+              <w:rPr>
+                <w:b w:val="0"/>
+                <w:bCs w:val="0"/>
+              </w:rPr>
+            </w:pPr>
+            <w:r>
+              <w:rPr>
+                <w:b w:val="0"/>
+                <w:bCs w:val="0"/>
+              </w:rPr>
               <w:t>histogram data</w:t>
             </w:r>
           </w:p>
@@ -2728,7 +2650,7 @@
               <w:cnfStyle w:val="000000100000" w:firstRow="0" w:lastRow="0" w:firstColumn="0" w:lastColumn="0" w:oddVBand="0" w:evenVBand="0" w:oddHBand="1" w:evenHBand="0" w:firstRowFirstColumn="0" w:firstRowLastColumn="0" w:lastRowFirstColumn="0" w:lastRowLastColumn="0"/>
             </w:pPr>
             <w:r>
-              <w:t>no. bins 32-bit integers</w:t>
+              <w:t>no. bins * 32-bit integers</w:t>
             </w:r>
           </w:p>
         </w:tc>
@@ -2758,7 +2680,6 @@
         <w:pStyle w:val="Heading3"/>
       </w:pPr>
       <w:r>
-        <w:lastRenderedPageBreak/>
         <w:t>Text histogram file format</w:t>
       </w:r>
     </w:p>
@@ -2771,50 +2692,40 @@
           <w:i/>
           <w:iCs/>
         </w:rPr>
-        <w:t>output-</w:t>
-      </w:r>
-      <w:proofErr w:type="spellStart"/>
-      <w:r>
+        <w:t>output-filename</w:t>
+      </w:r>
+      <w:r>
+        <w:t>.txt is generated with each histogram bin stored as a record with the format:</w:t>
+      </w:r>
+    </w:p>
+    <w:p>
+      <w:pPr>
         <w:rPr>
           <w:i/>
           <w:iCs/>
         </w:rPr>
-        <w:t>filename</w:t>
-      </w:r>
-      <w:r>
-        <w:t>.txt</w:t>
-      </w:r>
-      <w:proofErr w:type="spellEnd"/>
-      <w:r>
-        <w:t xml:space="preserve"> is generated with each histogram bin stored as a record with the format:</w:t>
-      </w:r>
-    </w:p>
-    <w:p>
-      <w:pPr>
+      </w:pPr>
+      <w:r>
         <w:rPr>
           <w:i/>
           <w:iCs/>
         </w:rPr>
-      </w:pPr>
+        <w:t xml:space="preserve">  bin-value bin-count</w:t>
+      </w:r>
+    </w:p>
+    <w:p>
+      <w:r>
+        <w:t xml:space="preserve">where the </w:t>
+      </w:r>
       <w:r>
         <w:rPr>
           <w:i/>
           <w:iCs/>
         </w:rPr>
-        <w:t xml:space="preserve">  bin-value bin-count</w:t>
-      </w:r>
-    </w:p>
-    <w:p>
-      <w:r>
-        <w:t>where the bin (0..</w:t>
-      </w:r>
-      <w:proofErr w:type="spellStart"/>
-      <w:r>
-        <w:t>nbins</w:t>
-      </w:r>
-      <w:proofErr w:type="spellEnd"/>
-      <w:r>
-        <w:t xml:space="preserve">-1) value is </w:t>
+        <w:t>bin-value</w:t>
+      </w:r>
+      <w:r>
+        <w:t xml:space="preserve"> is the value that is accumulated in a given bin. It has this formula, where bin no. ranges from 0 to nbins-1:</w:t>
       </w:r>
     </w:p>
     <w:p>
@@ -2832,78 +2743,48 @@
         </w:rPr>
         <w:t xml:space="preserve">  </w:t>
       </w:r>
-      <w:proofErr w:type="spellStart"/>
-      <w:r>
-        <w:rPr>
+      <w:r>
+        <w:rPr>
+          <w:i/>
+          <w:iCs/>
           <w:sz w:val="20"/>
           <w:szCs w:val="20"/>
         </w:rPr>
-        <w:t>min_value</w:t>
-      </w:r>
-      <w:proofErr w:type="spellEnd"/>
-      <w:r>
-        <w:rPr>
+        <w:t>bin-</w:t>
+      </w:r>
+      <w:r>
+        <w:rPr>
+          <w:i/>
+          <w:iCs/>
           <w:sz w:val="20"/>
           <w:szCs w:val="20"/>
-        </w:rPr>
-        <w:t xml:space="preserve"> + bin no. * (</w:t>
-      </w:r>
-      <w:proofErr w:type="spellStart"/>
+          <w:u w:val="single"/>
+        </w:rPr>
+        <w:t xml:space="preserve">value </w:t>
+      </w:r>
       <w:r>
         <w:rPr>
           <w:sz w:val="20"/>
           <w:szCs w:val="20"/>
-        </w:rPr>
-        <w:t>max_value</w:t>
-      </w:r>
-      <w:proofErr w:type="spellEnd"/>
+          <w:u w:val="single"/>
+        </w:rPr>
+        <w:t>= min</w:t>
+      </w:r>
       <w:r>
         <w:rPr>
           <w:sz w:val="20"/>
           <w:szCs w:val="20"/>
         </w:rPr>
-        <w:t xml:space="preserve"> - </w:t>
-      </w:r>
-      <w:proofErr w:type="spellStart"/>
-      <w:r>
+        <w:t>_value + bin no. * (max_value - min_value) / (nbins – 1)</w:t>
+      </w:r>
+    </w:p>
+    <w:p>
+      <w:pPr>
+        <w:pStyle w:val="code"/>
         <w:rPr>
           <w:sz w:val="20"/>
           <w:szCs w:val="20"/>
         </w:rPr>
-        <w:t>min_value</w:t>
-      </w:r>
-      <w:proofErr w:type="spellEnd"/>
-      <w:r>
-        <w:rPr>
-          <w:sz w:val="20"/>
-          <w:szCs w:val="20"/>
-        </w:rPr>
-        <w:t>) / (</w:t>
-      </w:r>
-      <w:proofErr w:type="spellStart"/>
-      <w:r>
-        <w:rPr>
-          <w:sz w:val="20"/>
-          <w:szCs w:val="20"/>
-        </w:rPr>
-        <w:t>nbins</w:t>
-      </w:r>
-      <w:proofErr w:type="spellEnd"/>
-      <w:r>
-        <w:rPr>
-          <w:sz w:val="20"/>
-          <w:szCs w:val="20"/>
-        </w:rPr>
-        <w:t xml:space="preserve"> – 1)</w:t>
-      </w:r>
-    </w:p>
-    <w:p>
-      <w:pPr>
-        <w:pStyle w:val="code"/>
-        <w:rPr>
-          <w:sz w:val="20"/>
-          <w:szCs w:val="20"/>
-        </w:rPr>
       </w:pPr>
     </w:p>
     <w:p>
@@ -2915,22 +2796,10 @@
           <w:i/>
           <w:iCs/>
         </w:rPr>
-        <w:t>output-</w:t>
-      </w:r>
-      <w:proofErr w:type="spellStart"/>
-      <w:r>
-        <w:rPr>
-          <w:i/>
-          <w:iCs/>
-        </w:rPr>
-        <w:t>filename.</w:t>
-      </w:r>
-      <w:r>
-        <w:t>gp</w:t>
-      </w:r>
-      <w:proofErr w:type="spellEnd"/>
-      <w:r>
-        <w:t xml:space="preserve"> is generated to display the histogram as:</w:t>
+        <w:t>output-filename.</w:t>
+      </w:r>
+      <w:r>
+        <w:t>gp is generated to display the histogram as:</w:t>
       </w:r>
     </w:p>
     <w:p>
@@ -2974,85 +2843,51 @@
           <w:sz w:val="18"/>
           <w:szCs w:val="18"/>
         </w:rPr>
-        <w:t>output-</w:t>
-      </w:r>
-      <w:proofErr w:type="spellStart"/>
-      <w:r>
-        <w:rPr>
-          <w:i/>
-          <w:iCs/>
+        <w:t>output-filename</w:t>
+      </w:r>
+      <w:r>
+        <w:rPr>
           <w:sz w:val="18"/>
           <w:szCs w:val="18"/>
         </w:rPr>
-        <w:t>filename</w:t>
-      </w:r>
-      <w:r>
+        <w:t>.txt' using 2:xtic(1)</w:t>
+      </w:r>
+    </w:p>
+    <w:p>
+      <w:pPr>
+        <w:pStyle w:val="code"/>
         <w:rPr>
           <w:sz w:val="18"/>
           <w:szCs w:val="18"/>
         </w:rPr>
-        <w:t>.txt</w:t>
-      </w:r>
-      <w:proofErr w:type="spellEnd"/>
+      </w:pPr>
       <w:r>
         <w:rPr>
           <w:sz w:val="18"/>
           <w:szCs w:val="18"/>
         </w:rPr>
-        <w:t xml:space="preserve">' using </w:t>
-      </w:r>
-      <w:proofErr w:type="spellStart"/>
-      <w:r>
+        <w:t xml:space="preserve">  pause -1 "Hit any key to continue"</w:t>
+      </w:r>
+    </w:p>
+    <w:p>
+      <w:pPr>
+        <w:pStyle w:val="code"/>
         <w:rPr>
           <w:sz w:val="18"/>
           <w:szCs w:val="18"/>
         </w:rPr>
-        <w:t>2:xtic</w:t>
-      </w:r>
-      <w:proofErr w:type="spellEnd"/>
+      </w:pPr>
       <w:r>
         <w:rPr>
           <w:sz w:val="18"/>
           <w:szCs w:val="18"/>
         </w:rPr>
-        <w:t>(1)</w:t>
-      </w:r>
-    </w:p>
-    <w:p>
-      <w:pPr>
-        <w:pStyle w:val="code"/>
-        <w:rPr>
-          <w:sz w:val="18"/>
-          <w:szCs w:val="18"/>
-        </w:rPr>
-      </w:pPr>
-      <w:r>
-        <w:rPr>
-          <w:sz w:val="18"/>
-          <w:szCs w:val="18"/>
-        </w:rPr>
-        <w:t xml:space="preserve">  pause -1 "Hit any key to continue"</w:t>
-      </w:r>
-    </w:p>
-    <w:p>
-      <w:pPr>
-        <w:pStyle w:val="code"/>
-        <w:rPr>
-          <w:sz w:val="18"/>
-          <w:szCs w:val="18"/>
-        </w:rPr>
-      </w:pPr>
-      <w:r>
-        <w:rPr>
-          <w:sz w:val="18"/>
-          <w:szCs w:val="18"/>
-        </w:rPr>
         <w:t xml:space="preserve">  </w:t>
       </w:r>
     </w:p>
     <w:p>
       <w:r>
-        <w:t>The script is run with:</w:t>
+        <w:t>The script is run with this command, assuming gnuplot is installed:</w:t>
       </w:r>
     </w:p>
     <w:p>
@@ -3086,7 +2921,6 @@
         </w:rPr>
         <w:t>-</w:t>
       </w:r>
-      <w:proofErr w:type="spellStart"/>
       <w:r>
         <w:rPr>
           <w:i/>
@@ -3103,7 +2937,6 @@
         </w:rPr>
         <w:t>gp</w:t>
       </w:r>
-      <w:proofErr w:type="spellEnd"/>
     </w:p>
     <w:p>
       <w:pPr>
@@ -3125,7 +2958,7 @@
     </w:p>
     <w:p>
       <w:r>
-        <w:t>The Hough accumulator data type contains counts from the accumulated (rho, theta) values for the set of polar lines calculated for each point by the Hough algorithm. The number of angles is computed from the theta increment between sampled angles. The number of theta values is:</w:t>
+        <w:t>The Hough accumulator data type contains counts from the accumulated (rho, theta) polar lines calculated for each image point by the Hough algorithm. Lines are computed for angles theta between 0 and 180 degrees, where theta is incremented by a fixed number of degrees, theta_inc, between samples. The number of angles, nthetas, samples is:</w:t>
       </w:r>
     </w:p>
     <w:p>
@@ -3141,85 +2974,55 @@
           <w:sz w:val="20"/>
           <w:szCs w:val="20"/>
         </w:rPr>
-        <w:t xml:space="preserve">  </w:t>
-      </w:r>
-      <w:proofErr w:type="spellStart"/>
-      <w:r>
+        <w:t xml:space="preserve">  nthetas = 180 / theta_inc</w:t>
+      </w:r>
+    </w:p>
+    <w:p>
+      <w:pPr>
+        <w:pStyle w:val="Normalafterlist"/>
+      </w:pPr>
+      <w:r>
+        <w:t>For an image size (rows, cols), the polar line distance rho is computed from each (row, col) point with:</w:t>
+      </w:r>
+    </w:p>
+    <w:p>
+      <w:pPr>
+        <w:pStyle w:val="code"/>
         <w:rPr>
           <w:sz w:val="20"/>
           <w:szCs w:val="20"/>
         </w:rPr>
-        <w:t>nthetas</w:t>
-      </w:r>
-      <w:proofErr w:type="spellEnd"/>
+      </w:pPr>
       <w:r>
         <w:rPr>
           <w:sz w:val="20"/>
           <w:szCs w:val="20"/>
         </w:rPr>
-        <w:t xml:space="preserve"> = </w:t>
-      </w:r>
-      <w:r>
+        <w:t xml:space="preserve">  rho = (col – cols/2) * cos(theta) + (rows/2 – rows) * sin(theta)</w:t>
+      </w:r>
+    </w:p>
+    <w:p>
+      <w:pPr>
+        <w:pStyle w:val="Normalafterlist"/>
+      </w:pPr>
+      <w:r>
+        <w:t>The number of rho values, max_rho, for images is:</w:t>
+      </w:r>
+    </w:p>
+    <w:p>
+      <w:pPr>
+        <w:pStyle w:val="code"/>
         <w:rPr>
           <w:sz w:val="20"/>
           <w:szCs w:val="20"/>
         </w:rPr>
-        <w:t>no. theta values = 180 / theta increment in degrees</w:t>
-      </w:r>
-    </w:p>
-    <w:p>
-      <w:pPr>
-        <w:pStyle w:val="Normalafterlist"/>
-      </w:pPr>
-      <w:r>
-        <w:t>The number of rho values for images is:</w:t>
-      </w:r>
-    </w:p>
-    <w:p>
-      <w:pPr>
-        <w:pStyle w:val="code"/>
+      </w:pPr>
+      <w:r>
         <w:rPr>
           <w:sz w:val="20"/>
           <w:szCs w:val="20"/>
         </w:rPr>
-      </w:pPr>
-      <w:r>
-        <w:rPr>
-          <w:sz w:val="20"/>
-          <w:szCs w:val="20"/>
-        </w:rPr>
-        <w:t xml:space="preserve">  </w:t>
-      </w:r>
-      <w:proofErr w:type="spellStart"/>
-      <w:r>
-        <w:rPr>
-          <w:sz w:val="20"/>
-          <w:szCs w:val="20"/>
-        </w:rPr>
-        <w:t>max_rho</w:t>
-      </w:r>
-      <w:proofErr w:type="spellEnd"/>
-      <w:r>
-        <w:rPr>
-          <w:sz w:val="20"/>
-          <w:szCs w:val="20"/>
-        </w:rPr>
-        <w:t xml:space="preserve"> = </w:t>
-      </w:r>
-      <w:r>
-        <w:rPr>
-          <w:sz w:val="20"/>
-          <w:szCs w:val="20"/>
-        </w:rPr>
-        <w:t xml:space="preserve">no. rho values = sqrt(image </w:t>
-      </w:r>
-      <w:proofErr w:type="spellStart"/>
-      <w:r>
-        <w:rPr>
-          <w:sz w:val="20"/>
-          <w:szCs w:val="20"/>
-        </w:rPr>
-        <w:t>rows</w:t>
+        <w:t xml:space="preserve">  max_rho = sqrt(rows</w:t>
       </w:r>
       <w:r>
         <w:rPr>
@@ -3229,21 +3032,12 @@
         </w:rPr>
         <w:t>2</w:t>
       </w:r>
-      <w:proofErr w:type="spellEnd"/>
       <w:r>
         <w:rPr>
           <w:sz w:val="20"/>
           <w:szCs w:val="20"/>
         </w:rPr>
-        <w:t xml:space="preserve"> + image </w:t>
-      </w:r>
-      <w:proofErr w:type="spellStart"/>
-      <w:r>
-        <w:rPr>
-          <w:sz w:val="20"/>
-          <w:szCs w:val="20"/>
-        </w:rPr>
-        <w:t>columns</w:t>
+        <w:t xml:space="preserve"> + columns</w:t>
       </w:r>
       <w:r>
         <w:rPr>
@@ -3253,7 +3047,6 @@
         </w:rPr>
         <w:t>2</w:t>
       </w:r>
-      <w:proofErr w:type="spellEnd"/>
       <w:r>
         <w:rPr>
           <w:sz w:val="20"/>
@@ -3267,15 +3060,23 @@
         <w:pStyle w:val="Normalafterlist"/>
       </w:pPr>
       <w:r>
-        <w:t xml:space="preserve">Each rho bin, indexed by </w:t>
-      </w:r>
-      <w:proofErr w:type="spellStart"/>
-      <w:r>
-        <w:t>rho_index</w:t>
-      </w:r>
-      <w:proofErr w:type="spellEnd"/>
-      <w:r>
-        <w:t>,  corresponds to a rho with the value:</w:t>
+        <w:t>Each rho is accessed in the accumulator by bin index rho_index that corresponds to a rho with the value:</w:t>
+      </w:r>
+    </w:p>
+    <w:p>
+      <w:pPr>
+        <w:pStyle w:val="code"/>
+        <w:rPr>
+          <w:sz w:val="20"/>
+          <w:szCs w:val="20"/>
+        </w:rPr>
+      </w:pPr>
+      <w:r>
+        <w:rPr>
+          <w:sz w:val="20"/>
+          <w:szCs w:val="20"/>
+        </w:rPr>
+        <w:t xml:space="preserve"> rho_index = rho + max_rho / 2</w:t>
       </w:r>
     </w:p>
     <w:p>
@@ -3287,65 +3088,34 @@
           <w:vertAlign w:val="superscript"/>
         </w:rPr>
       </w:pPr>
-      <w:r>
-        <w:rPr>
-          <w:sz w:val="20"/>
-          <w:szCs w:val="20"/>
-        </w:rPr>
-        <w:t xml:space="preserve"> rho = </w:t>
-      </w:r>
-      <w:proofErr w:type="spellStart"/>
-      <w:r>
-        <w:rPr>
-          <w:sz w:val="20"/>
-          <w:szCs w:val="20"/>
-        </w:rPr>
-        <w:t>rho_index</w:t>
-      </w:r>
-      <w:proofErr w:type="spellEnd"/>
-      <w:r>
-        <w:rPr>
-          <w:sz w:val="20"/>
-          <w:szCs w:val="20"/>
-        </w:rPr>
-        <w:t xml:space="preserve"> – </w:t>
-      </w:r>
-      <w:proofErr w:type="spellStart"/>
-      <w:r>
-        <w:rPr>
-          <w:sz w:val="20"/>
-          <w:szCs w:val="20"/>
-        </w:rPr>
-        <w:t>max_rho</w:t>
-      </w:r>
-      <w:proofErr w:type="spellEnd"/>
-      <w:r>
-        <w:rPr>
-          <w:sz w:val="20"/>
-          <w:szCs w:val="20"/>
-        </w:rPr>
-        <w:t xml:space="preserve"> / 2</w:t>
-      </w:r>
     </w:p>
     <w:p>
       <w:pPr>
         <w:pStyle w:val="Heading3"/>
       </w:pPr>
       <w:r>
+        <w:lastRenderedPageBreak/>
         <w:t>Hough accumulator data binary file format</w:t>
       </w:r>
     </w:p>
     <w:p>
       <w:r>
-        <w:t xml:space="preserve">Statistics of the </w:t>
-      </w:r>
-      <w:proofErr w:type="spellStart"/>
-      <w:r>
-        <w:t>hough</w:t>
-      </w:r>
-      <w:proofErr w:type="spellEnd"/>
-      <w:r>
-        <w:t xml:space="preserve"> accumulator are stored. The binary Hough accumulator data files are defined by the workbench, and include the following fields:</w:t>
+        <w:t xml:space="preserve">Binary histogram files contain the </w:t>
+      </w:r>
+      <w:r>
+        <w:t>Hough accumulator parameters, the Hough accumulator counts</w:t>
+      </w:r>
+      <w:r>
+        <w:t xml:space="preserve">, </w:t>
+      </w:r>
+      <w:r>
+        <w:t xml:space="preserve">and </w:t>
+      </w:r>
+      <w:r>
+        <w:t>some statistics of the counts</w:t>
+      </w:r>
+      <w:r>
+        <w:t>. The binary Hough accumulator data files are defined by the workbench, and include the following fields:</w:t>
       </w:r>
     </w:p>
     <w:p>
@@ -3430,7 +3200,6 @@
                 <w:bCs w:val="0"/>
               </w:rPr>
             </w:pPr>
-            <w:proofErr w:type="spellStart"/>
             <w:r>
               <w:rPr>
                 <w:b w:val="0"/>
@@ -3438,7 +3207,6 @@
               </w:rPr>
               <w:t>theta_inc</w:t>
             </w:r>
-            <w:proofErr w:type="spellEnd"/>
           </w:p>
         </w:tc>
         <w:tc>
@@ -3484,7 +3252,6 @@
                 <w:bCs w:val="0"/>
               </w:rPr>
             </w:pPr>
-            <w:proofErr w:type="spellStart"/>
             <w:r>
               <w:rPr>
                 <w:b w:val="0"/>
@@ -3492,7 +3259,6 @@
               </w:rPr>
               <w:t>nthetas</w:t>
             </w:r>
-            <w:proofErr w:type="spellEnd"/>
           </w:p>
         </w:tc>
         <w:tc>
@@ -3519,13 +3285,8 @@
               <w:cnfStyle w:val="000000000000" w:firstRow="0" w:lastRow="0" w:firstColumn="0" w:lastColumn="0" w:oddVBand="0" w:evenVBand="0" w:oddHBand="0" w:evenHBand="0" w:firstRowFirstColumn="0" w:firstRowLastColumn="0" w:lastRowFirstColumn="0" w:lastRowLastColumn="0"/>
             </w:pPr>
             <w:r>
-              <w:t xml:space="preserve">The number of angles sampled = 180 / </w:t>
-            </w:r>
-            <w:proofErr w:type="spellStart"/>
-            <w:r>
-              <w:t>theta_inc</w:t>
-            </w:r>
-            <w:proofErr w:type="spellEnd"/>
+              <w:t>The number of angles sampled = 180 / theta_inc</w:t>
+            </w:r>
           </w:p>
         </w:tc>
       </w:tr>
@@ -3546,7 +3307,6 @@
                 <w:bCs w:val="0"/>
               </w:rPr>
             </w:pPr>
-            <w:proofErr w:type="spellStart"/>
             <w:r>
               <w:rPr>
                 <w:b w:val="0"/>
@@ -3554,7 +3314,6 @@
               </w:rPr>
               <w:t>max_rho</w:t>
             </w:r>
-            <w:proofErr w:type="spellEnd"/>
           </w:p>
         </w:tc>
         <w:tc>
@@ -3600,7 +3359,6 @@
                 <w:bCs w:val="0"/>
               </w:rPr>
             </w:pPr>
-            <w:proofErr w:type="spellStart"/>
             <w:r>
               <w:rPr>
                 <w:b w:val="0"/>
@@ -3608,7 +3366,6 @@
               </w:rPr>
               <w:t>min_count</w:t>
             </w:r>
-            <w:proofErr w:type="spellEnd"/>
           </w:p>
         </w:tc>
         <w:tc>
@@ -3657,7 +3414,6 @@
                 <w:bCs w:val="0"/>
               </w:rPr>
             </w:pPr>
-            <w:proofErr w:type="spellStart"/>
             <w:r>
               <w:rPr>
                 <w:b w:val="0"/>
@@ -3665,7 +3421,6 @@
               </w:rPr>
               <w:t>max_count</w:t>
             </w:r>
-            <w:proofErr w:type="spellEnd"/>
           </w:p>
         </w:tc>
         <w:tc>
@@ -3744,18 +3499,7 @@
               <w:cnfStyle w:val="000000000000" w:firstRow="0" w:lastRow="0" w:firstColumn="0" w:lastColumn="0" w:oddVBand="0" w:evenVBand="0" w:oddHBand="0" w:evenHBand="0" w:firstRowFirstColumn="0" w:firstRowLastColumn="0" w:lastRowFirstColumn="0" w:lastRowLastColumn="0"/>
             </w:pPr>
             <w:r>
-              <w:t xml:space="preserve">The mean for the </w:t>
-            </w:r>
-            <w:proofErr w:type="spellStart"/>
-            <w:r>
-              <w:t>hough</w:t>
-            </w:r>
-            <w:proofErr w:type="spellEnd"/>
-            <w:r>
-              <w:t xml:space="preserve"> accumulator </w:t>
-            </w:r>
-            <w:r>
-              <w:t>counts</w:t>
+              <w:t>The mean for the hough accumulator counts</w:t>
             </w:r>
           </w:p>
         </w:tc>
@@ -3810,18 +3554,7 @@
               <w:cnfStyle w:val="000000100000" w:firstRow="0" w:lastRow="0" w:firstColumn="0" w:lastColumn="0" w:oddVBand="0" w:evenVBand="0" w:oddHBand="1" w:evenHBand="0" w:firstRowFirstColumn="0" w:firstRowLastColumn="0" w:lastRowFirstColumn="0" w:lastRowLastColumn="0"/>
             </w:pPr>
             <w:r>
-              <w:t xml:space="preserve">The variance for the </w:t>
-            </w:r>
-            <w:proofErr w:type="spellStart"/>
-            <w:r>
-              <w:t>hough</w:t>
-            </w:r>
-            <w:proofErr w:type="spellEnd"/>
-            <w:r>
-              <w:t xml:space="preserve"> accumulator </w:t>
-            </w:r>
-            <w:r>
-              <w:t>counts</w:t>
+              <w:t>The variance for the hough accumulator counts</w:t>
             </w:r>
           </w:p>
         </w:tc>
@@ -3873,18 +3606,7 @@
               <w:cnfStyle w:val="000000000000" w:firstRow="0" w:lastRow="0" w:firstColumn="0" w:lastColumn="0" w:oddVBand="0" w:evenVBand="0" w:oddHBand="0" w:evenHBand="0" w:firstRowFirstColumn="0" w:firstRowLastColumn="0" w:lastRowFirstColumn="0" w:lastRowLastColumn="0"/>
             </w:pPr>
             <w:r>
-              <w:t xml:space="preserve">The sample variance for the </w:t>
-            </w:r>
-            <w:proofErr w:type="spellStart"/>
-            <w:r>
-              <w:t>hough</w:t>
-            </w:r>
-            <w:proofErr w:type="spellEnd"/>
-            <w:r>
-              <w:t xml:space="preserve"> accumulator </w:t>
-            </w:r>
-            <w:r>
-              <w:t>counts</w:t>
+              <w:t>The sample variance for the hough accumulator counts</w:t>
             </w:r>
           </w:p>
         </w:tc>
@@ -3911,7 +3633,6 @@
                 <w:b w:val="0"/>
                 <w:bCs w:val="0"/>
               </w:rPr>
-              <w:lastRenderedPageBreak/>
               <w:t>standard deviation</w:t>
             </w:r>
           </w:p>
@@ -3940,18 +3661,7 @@
               <w:cnfStyle w:val="000000100000" w:firstRow="0" w:lastRow="0" w:firstColumn="0" w:lastColumn="0" w:oddVBand="0" w:evenVBand="0" w:oddHBand="1" w:evenHBand="0" w:firstRowFirstColumn="0" w:firstRowLastColumn="0" w:lastRowFirstColumn="0" w:lastRowLastColumn="0"/>
             </w:pPr>
             <w:r>
-              <w:t xml:space="preserve">The standard deviation for the </w:t>
-            </w:r>
-            <w:proofErr w:type="spellStart"/>
-            <w:r>
-              <w:t>hough</w:t>
-            </w:r>
-            <w:proofErr w:type="spellEnd"/>
-            <w:r>
-              <w:t xml:space="preserve"> accumulator </w:t>
-            </w:r>
-            <w:r>
-              <w:t>counts</w:t>
+              <w:t>The standard deviation for the hough accumulator counts</w:t>
             </w:r>
           </w:p>
         </w:tc>
@@ -3970,21 +3680,12 @@
                 <w:bCs w:val="0"/>
               </w:rPr>
             </w:pPr>
-            <w:proofErr w:type="spellStart"/>
             <w:r>
               <w:rPr>
                 <w:b w:val="0"/>
                 <w:bCs w:val="0"/>
               </w:rPr>
-              <w:t>hough</w:t>
-            </w:r>
-            <w:proofErr w:type="spellEnd"/>
-            <w:r>
-              <w:rPr>
-                <w:b w:val="0"/>
-                <w:bCs w:val="0"/>
-              </w:rPr>
-              <w:t xml:space="preserve"> accumulator data</w:t>
+              <w:t>hough accumulator data</w:t>
             </w:r>
           </w:p>
         </w:tc>
@@ -3997,21 +3698,8 @@
               <w:pStyle w:val="NoSpacing"/>
               <w:cnfStyle w:val="000000000000" w:firstRow="0" w:lastRow="0" w:firstColumn="0" w:lastColumn="0" w:oddVBand="0" w:evenVBand="0" w:oddHBand="0" w:evenHBand="0" w:firstRowFirstColumn="0" w:firstRowLastColumn="0" w:lastRowFirstColumn="0" w:lastRowLastColumn="0"/>
             </w:pPr>
-            <w:proofErr w:type="spellStart"/>
-            <w:r>
-              <w:t>max_rho</w:t>
-            </w:r>
-            <w:proofErr w:type="spellEnd"/>
-            <w:r>
-              <w:t xml:space="preserve"> * </w:t>
-            </w:r>
-            <w:proofErr w:type="spellStart"/>
-            <w:r>
-              <w:t>nthetas</w:t>
-            </w:r>
-            <w:proofErr w:type="spellEnd"/>
-            <w:r>
-              <w:t xml:space="preserve"> 32-bit integers</w:t>
+            <w:r>
+              <w:t>max_rho * nthetas 32-bit integers</w:t>
             </w:r>
           </w:p>
         </w:tc>
@@ -4025,7 +3713,7 @@
               <w:cnfStyle w:val="000000000000" w:firstRow="0" w:lastRow="0" w:firstColumn="0" w:lastColumn="0" w:oddVBand="0" w:evenVBand="0" w:oddHBand="0" w:evenHBand="0" w:firstRowFirstColumn="0" w:firstRowLastColumn="0" w:lastRowFirstColumn="0" w:lastRowLastColumn="0"/>
             </w:pPr>
             <w:r>
-              <w:t>The Hough accumulator count data</w:t>
+              <w:t>The Hough accumulator (rho, theta) count data</w:t>
             </w:r>
           </w:p>
         </w:tc>
@@ -4041,13 +3729,7 @@
     </w:p>
     <w:p>
       <w:r>
-        <w:t xml:space="preserve">Hough accumulator </w:t>
-      </w:r>
-      <w:r>
-        <w:t xml:space="preserve">text </w:t>
-      </w:r>
-      <w:r>
-        <w:t>data is stored as tab-delimited text files with the following format. These files can be imported into Microsoft Excel for review.</w:t>
+        <w:t>Hough accumulator text data is stored as tab-delimited text files with the following format. These files can be imported into Microsoft Excel for review.</w:t>
       </w:r>
     </w:p>
     <w:p>
@@ -4059,23 +3741,7 @@
       </w:r>
       <w:r>
         <w:tab/>
-        <w:t>rho values from -</w:t>
-      </w:r>
-      <w:proofErr w:type="spellStart"/>
-      <w:r>
-        <w:t>max_rho</w:t>
-      </w:r>
-      <w:proofErr w:type="spellEnd"/>
-      <w:r>
-        <w:t xml:space="preserve">/2 to </w:t>
-      </w:r>
-      <w:proofErr w:type="spellStart"/>
-      <w:r>
-        <w:t>max_rho</w:t>
-      </w:r>
-      <w:proofErr w:type="spellEnd"/>
-      <w:r>
-        <w:t>/2</w:t>
+        <w:t>rho values from -max_rho/2 to max_rho/2</w:t>
       </w:r>
       <w:r>
         <w:br/>
@@ -4086,7 +3752,7 @@
       </w:r>
       <w:r>
         <w:tab/>
-        <w:t>theta degrees followed by the accumulator count for that theta and rho bin</w:t>
+        <w:t xml:space="preserve">the sample theta in degrees, followed by each accumulator count for that theta and rho </w:t>
       </w:r>
     </w:p>
     <w:p>
@@ -4094,35 +3760,32 @@
         <w:pStyle w:val="Heading2"/>
       </w:pPr>
       <w:r>
-        <w:t>Hough peak data type format</w:t>
-      </w:r>
-    </w:p>
-    <w:p>
-      <w:r>
-        <w:t>Histogram peaks are polar line (rho, theta) parameters selected from the Hough accumulator. Each peak includes the accumulator count.</w:t>
-      </w:r>
-    </w:p>
-    <w:p>
-      <w:pPr>
-        <w:pStyle w:val="code"/>
+        <w:t>Hough peak line data type format</w:t>
+      </w:r>
+    </w:p>
+    <w:p>
+      <w:pPr>
         <w:rPr>
           <w:sz w:val="20"/>
           <w:szCs w:val="20"/>
           <w:vertAlign w:val="superscript"/>
         </w:rPr>
       </w:pPr>
+      <w:r>
+        <w:t>Histogram peaks are polar (rho, theta) lines selected from the Hough accumulator. Each peak includes the accumulator count for that line.</w:t>
+      </w:r>
     </w:p>
     <w:p>
       <w:pPr>
         <w:pStyle w:val="Heading3"/>
       </w:pPr>
       <w:r>
-        <w:t>Hough peak data binary file format</w:t>
-      </w:r>
-    </w:p>
-    <w:p>
-      <w:r>
-        <w:t>The binary Hough peak binary data is defined by the workbench, and has the following format:</w:t>
+        <w:t>Hough peak line data binary file format</w:t>
+      </w:r>
+    </w:p>
+    <w:p>
+      <w:r>
+        <w:t>The binary Hough peak line data is defined by the workbench, and have the following format:</w:t>
       </w:r>
     </w:p>
     <w:tbl>
@@ -4132,9 +3795,9 @@
         <w:tblLook w:val="04A0" w:firstRow="1" w:lastRow="0" w:firstColumn="1" w:lastColumn="0" w:noHBand="0" w:noVBand="1"/>
       </w:tblPr>
       <w:tblGrid>
-        <w:gridCol w:w="1892"/>
-        <w:gridCol w:w="2711"/>
-        <w:gridCol w:w="4509"/>
+        <w:gridCol w:w="2233"/>
+        <w:gridCol w:w="2543"/>
+        <w:gridCol w:w="4574"/>
       </w:tblGrid>
       <w:tr>
         <w:trPr>
@@ -4200,15 +3863,13 @@
                 <w:bCs w:val="0"/>
               </w:rPr>
             </w:pPr>
-            <w:proofErr w:type="spellStart"/>
             <w:r>
               <w:rPr>
                 <w:b w:val="0"/>
                 <w:bCs w:val="0"/>
               </w:rPr>
-              <w:t>npeaks</w:t>
-            </w:r>
-            <w:proofErr w:type="spellEnd"/>
+              <w:t>nlines</w:t>
+            </w:r>
           </w:p>
         </w:tc>
         <w:tc>
@@ -4259,7 +3920,7 @@
                 <w:b w:val="0"/>
                 <w:bCs w:val="0"/>
               </w:rPr>
-              <w:t>Hough peak data</w:t>
+              <w:t>Hough peak line data</w:t>
             </w:r>
           </w:p>
         </w:tc>
@@ -4272,13 +3933,24 @@
               <w:pStyle w:val="NoSpacing"/>
               <w:cnfStyle w:val="000000000000" w:firstRow="0" w:lastRow="0" w:firstColumn="0" w:lastColumn="0" w:oddVBand="0" w:evenVBand="0" w:oddHBand="0" w:evenHBand="0" w:firstRowFirstColumn="0" w:firstRowLastColumn="0" w:lastRowFirstColumn="0" w:lastRowLastColumn="0"/>
             </w:pPr>
-            <w:proofErr w:type="spellStart"/>
-            <w:r>
-              <w:t>npeaks</w:t>
-            </w:r>
-            <w:proofErr w:type="spellEnd"/>
-            <w:r>
-              <w:t xml:space="preserve"> * 3 32-bit integers</w:t>
+            <w:r>
+              <w:t xml:space="preserve">3 * </w:t>
+            </w:r>
+            <w:r>
+              <w:t>n</w:t>
+            </w:r>
+            <w:r>
+              <w:rPr>
+                <w:b/>
+                <w:bCs/>
+              </w:rPr>
+              <w:t>line</w:t>
+            </w:r>
+            <w:r>
+              <w:t>s</w:t>
+            </w:r>
+            <w:r>
+              <w:t xml:space="preserve"> 32-bit integers</w:t>
             </w:r>
           </w:p>
         </w:tc>
@@ -4292,7 +3964,7 @@
               <w:cnfStyle w:val="000000000000" w:firstRow="0" w:lastRow="0" w:firstColumn="0" w:lastColumn="0" w:oddVBand="0" w:evenVBand="0" w:oddHBand="0" w:evenHBand="0" w:firstRowFirstColumn="0" w:firstRowLastColumn="0" w:lastRowFirstColumn="0" w:lastRowLastColumn="0"/>
             </w:pPr>
             <w:r>
-              <w:t>(rho, theta, count) peak parameters</w:t>
+              <w:t xml:space="preserve">Parameters (rho, theta) and count for the lines </w:t>
             </w:r>
           </w:p>
         </w:tc>
@@ -4308,18 +3980,15 @@
         <w:pStyle w:val="Heading3"/>
       </w:pPr>
       <w:r>
-        <w:t>Hough peak data text file format</w:t>
-      </w:r>
-    </w:p>
-    <w:p>
-      <w:r>
-        <w:t xml:space="preserve">Hough peak </w:t>
-      </w:r>
-      <w:r>
-        <w:t xml:space="preserve">text </w:t>
-      </w:r>
-      <w:r>
-        <w:t xml:space="preserve">data is stored as tab-delimited text files with each peak as a record in the following format: </w:t>
+        <w:t>Hough peak line data text file format</w:t>
+      </w:r>
+    </w:p>
+    <w:p>
+      <w:r>
+        <w:t>Hough peak line text data is stored as tab-delimited text files with each line as a record in the following format</w:t>
+      </w:r>
+      <w:r>
+        <w:t>. These files can be imported into Microsoft Excel for review.</w:t>
       </w:r>
     </w:p>
     <w:p>
@@ -4334,106 +4003,49 @@
           <w:i/>
           <w:iCs/>
         </w:rPr>
-        <w:t>peak-rho peak-theta peak-count</w:t>
-      </w:r>
-    </w:p>
-    <w:p>
-      <w:pPr>
-        <w:pStyle w:val="Heading1"/>
-      </w:pPr>
-      <w:r>
-        <w:t>Scripts</w:t>
-      </w:r>
-    </w:p>
-    <w:p>
-      <w:r>
-        <w:t>Scripts are written in JSON format to define the operators in an experiment. Experiments have this JSON format:</w:t>
-      </w:r>
-    </w:p>
-    <w:p>
-      <w:pPr>
-        <w:pStyle w:val="code"/>
-      </w:pPr>
-      <w:r>
-        <w:t>{</w:t>
-      </w:r>
-    </w:p>
-    <w:p>
-      <w:pPr>
-        <w:pStyle w:val="code"/>
-      </w:pPr>
-      <w:r>
-        <w:t xml:space="preserve">  "experiment": {</w:t>
-      </w:r>
-    </w:p>
-    <w:p>
-      <w:pPr>
-        <w:pStyle w:val="code"/>
-      </w:pPr>
-      <w:r>
-        <w:t xml:space="preserve">    "steps": [</w:t>
-      </w:r>
-    </w:p>
-    <w:p>
-      <w:pPr>
-        <w:pStyle w:val="code"/>
-      </w:pPr>
-      <w:r>
-        <w:t xml:space="preserve">      {</w:t>
-      </w:r>
-    </w:p>
-    <w:p>
-      <w:pPr>
-        <w:pStyle w:val="code"/>
+        <w:t xml:space="preserve">line-rho </w:t>
+      </w:r>
+      <w:r>
         <w:rPr>
           <w:i/>
           <w:iCs/>
         </w:rPr>
-      </w:pPr>
-      <w:r>
-        <w:t xml:space="preserve">        </w:t>
+        <w:t>line</w:t>
       </w:r>
       <w:r>
         <w:rPr>
           <w:i/>
           <w:iCs/>
         </w:rPr>
-        <w:t>step-definition</w:t>
-      </w:r>
-    </w:p>
-    <w:p>
-      <w:pPr>
-        <w:pStyle w:val="code"/>
-      </w:pPr>
-      <w:r>
-        <w:t xml:space="preserve">      },</w:t>
-      </w:r>
-    </w:p>
-    <w:p>
-      <w:pPr>
-        <w:pStyle w:val="code"/>
-      </w:pPr>
-      <w:r>
-        <w:t xml:space="preserve">      {</w:t>
-      </w:r>
-    </w:p>
-    <w:p>
-      <w:pPr>
-        <w:pStyle w:val="code"/>
+        <w:t xml:space="preserve">-theta </w:t>
+      </w:r>
+      <w:r>
         <w:rPr>
           <w:i/>
           <w:iCs/>
         </w:rPr>
-      </w:pPr>
-      <w:r>
-        <w:t xml:space="preserve">        </w:t>
+        <w:t>line</w:t>
       </w:r>
       <w:r>
         <w:rPr>
           <w:i/>
           <w:iCs/>
         </w:rPr>
-        <w:t>step-definition</w:t>
+        <w:t>-count</w:t>
+      </w:r>
+    </w:p>
+    <w:p>
+      <w:pPr>
+        <w:pStyle w:val="Heading1"/>
+      </w:pPr>
+      <w:r>
+        <w:lastRenderedPageBreak/>
+        <w:t>Scripts</w:t>
+      </w:r>
+    </w:p>
+    <w:p>
+      <w:r>
+        <w:t>Scripts are written in JSON format to define the operators in an experiment. Experiments have this JSON format:</w:t>
       </w:r>
     </w:p>
     <w:p>
@@ -4441,7 +4053,31 @@
         <w:pStyle w:val="code"/>
       </w:pPr>
       <w:r>
-        <w:t xml:space="preserve">      },</w:t>
+        <w:t>{</w:t>
+      </w:r>
+    </w:p>
+    <w:p>
+      <w:pPr>
+        <w:pStyle w:val="code"/>
+      </w:pPr>
+      <w:r>
+        <w:t xml:space="preserve">  "experiment": {</w:t>
+      </w:r>
+    </w:p>
+    <w:p>
+      <w:pPr>
+        <w:pStyle w:val="code"/>
+      </w:pPr>
+      <w:r>
+        <w:t xml:space="preserve">    "steps": [</w:t>
+      </w:r>
+    </w:p>
+    <w:p>
+      <w:pPr>
+        <w:pStyle w:val="code"/>
+      </w:pPr>
+      <w:r>
+        <w:t xml:space="preserve">      {</w:t>
       </w:r>
     </w:p>
     <w:p>
@@ -4453,14 +4089,14 @@
         </w:rPr>
       </w:pPr>
       <w:r>
-        <w:t xml:space="preserve">      a</w:t>
+        <w:t xml:space="preserve">        </w:t>
       </w:r>
       <w:r>
         <w:rPr>
           <w:i/>
           <w:iCs/>
         </w:rPr>
-        <w:t>dditional-steps</w:t>
+        <w:t>step-definition</w:t>
       </w:r>
     </w:p>
     <w:p>
@@ -4468,7 +4104,7 @@
         <w:pStyle w:val="code"/>
       </w:pPr>
       <w:r>
-        <w:t xml:space="preserve">    ]</w:t>
+        <w:t xml:space="preserve">      },</w:t>
       </w:r>
     </w:p>
     <w:p>
@@ -4476,57 +4112,26 @@
         <w:pStyle w:val="code"/>
       </w:pPr>
       <w:r>
-        <w:t xml:space="preserve">  }</w:t>
+        <w:t xml:space="preserve">      {</w:t>
       </w:r>
     </w:p>
     <w:p>
       <w:pPr>
         <w:pStyle w:val="code"/>
-      </w:pPr>
-      <w:r>
-        <w:t>}</w:t>
-      </w:r>
-    </w:p>
-    <w:p/>
-    <w:p>
-      <w:r>
-        <w:t xml:space="preserve">Each </w:t>
-      </w:r>
-      <w:r>
         <w:rPr>
           <w:i/>
           <w:iCs/>
         </w:rPr>
-        <w:t>step-definition</w:t>
-      </w:r>
-      <w:r>
-        <w:t xml:space="preserve"> has the format:</w:t>
-      </w:r>
-    </w:p>
-    <w:p>
-      <w:pPr>
-        <w:pStyle w:val="code"/>
-      </w:pPr>
-      <w:r>
-        <w:t xml:space="preserve">      {</w:t>
-      </w:r>
-    </w:p>
-    <w:p>
-      <w:pPr>
-        <w:pStyle w:val="code"/>
-      </w:pPr>
-      <w:r>
-        <w:t xml:space="preserve">        "id": </w:t>
+      </w:pPr>
+      <w:r>
+        <w:t xml:space="preserve">        </w:t>
       </w:r>
       <w:r>
         <w:rPr>
           <w:i/>
           <w:iCs/>
         </w:rPr>
-        <w:t>step-index</w:t>
-      </w:r>
-      <w:r>
-        <w:t>,</w:t>
+        <w:t>step-definition</w:t>
       </w:r>
     </w:p>
     <w:p>
@@ -4534,45 +4139,26 @@
         <w:pStyle w:val="code"/>
       </w:pPr>
       <w:r>
-        <w:t xml:space="preserve">        </w:t>
-      </w:r>
-      <w:r>
+        <w:t xml:space="preserve">      },</w:t>
+      </w:r>
+    </w:p>
+    <w:p>
+      <w:pPr>
+        <w:pStyle w:val="code"/>
         <w:rPr>
           <w:i/>
           <w:iCs/>
         </w:rPr>
-        <w:t>operator-applied</w:t>
-      </w:r>
-      <w:r>
-        <w:t>,</w:t>
-      </w:r>
-    </w:p>
-    <w:p>
-      <w:pPr>
-        <w:pStyle w:val="code"/>
-      </w:pPr>
-      <w:r>
-        <w:t xml:space="preserve">        “</w:t>
-      </w:r>
-      <w:proofErr w:type="spellStart"/>
-      <w:r>
-        <w:t>intput</w:t>
-      </w:r>
-      <w:proofErr w:type="spellEnd"/>
-      <w:r>
-        <w:t>-data”: [</w:t>
-      </w:r>
-    </w:p>
-    <w:p>
-      <w:pPr>
-        <w:pStyle w:val="code"/>
-      </w:pPr>
+      </w:pPr>
+      <w:r>
+        <w:t xml:space="preserve">      a</w:t>
+      </w:r>
       <w:r>
         <w:rPr>
           <w:i/>
           <w:iCs/>
         </w:rPr>
-        <w:t xml:space="preserve">          input-data-descriptors</w:t>
+        <w:t>dditional-steps</w:t>
       </w:r>
     </w:p>
     <w:p>
@@ -4580,7 +4166,7 @@
         <w:pStyle w:val="code"/>
       </w:pPr>
       <w:r>
-        <w:t xml:space="preserve">         ],  </w:t>
+        <w:t xml:space="preserve">    ]</w:t>
       </w:r>
     </w:p>
     <w:p>
@@ -4588,19 +4174,124 @@
         <w:pStyle w:val="code"/>
       </w:pPr>
       <w:r>
-        <w:t xml:space="preserve">        “output-data”: [</w:t>
+        <w:t xml:space="preserve">  }</w:t>
       </w:r>
     </w:p>
     <w:p>
       <w:pPr>
         <w:pStyle w:val="code"/>
       </w:pPr>
+      <w:r>
+        <w:t>}</w:t>
+      </w:r>
+    </w:p>
+    <w:p>
+      <w:pPr>
+        <w:pStyle w:val="Normalafterlist"/>
+      </w:pPr>
+      <w:r>
+        <w:t xml:space="preserve">Each </w:t>
+      </w:r>
       <w:r>
         <w:rPr>
           <w:i/>
           <w:iCs/>
         </w:rPr>
-        <w:lastRenderedPageBreak/>
+        <w:t>step-definition</w:t>
+      </w:r>
+      <w:r>
+        <w:t xml:space="preserve"> has the format:</w:t>
+      </w:r>
+    </w:p>
+    <w:p>
+      <w:pPr>
+        <w:pStyle w:val="code"/>
+      </w:pPr>
+      <w:r>
+        <w:t xml:space="preserve">      {</w:t>
+      </w:r>
+    </w:p>
+    <w:p>
+      <w:pPr>
+        <w:pStyle w:val="code"/>
+      </w:pPr>
+      <w:r>
+        <w:t xml:space="preserve">        "id": </w:t>
+      </w:r>
+      <w:r>
+        <w:rPr>
+          <w:i/>
+          <w:iCs/>
+        </w:rPr>
+        <w:t>step-index</w:t>
+      </w:r>
+      <w:r>
+        <w:t>,</w:t>
+      </w:r>
+    </w:p>
+    <w:p>
+      <w:pPr>
+        <w:pStyle w:val="code"/>
+      </w:pPr>
+      <w:r>
+        <w:t xml:space="preserve">        </w:t>
+      </w:r>
+      <w:r>
+        <w:rPr>
+          <w:i/>
+          <w:iCs/>
+        </w:rPr>
+        <w:t>operator-applied</w:t>
+      </w:r>
+      <w:r>
+        <w:t>,</w:t>
+      </w:r>
+    </w:p>
+    <w:p>
+      <w:pPr>
+        <w:pStyle w:val="code"/>
+      </w:pPr>
+      <w:r>
+        <w:t xml:space="preserve">        “input-data”: [</w:t>
+      </w:r>
+    </w:p>
+    <w:p>
+      <w:pPr>
+        <w:pStyle w:val="code"/>
+      </w:pPr>
+      <w:r>
+        <w:rPr>
+          <w:i/>
+          <w:iCs/>
+        </w:rPr>
+        <w:t xml:space="preserve">          input-data-descriptors</w:t>
+      </w:r>
+    </w:p>
+    <w:p>
+      <w:pPr>
+        <w:pStyle w:val="code"/>
+      </w:pPr>
+      <w:r>
+        <w:t xml:space="preserve">         ],  </w:t>
+      </w:r>
+    </w:p>
+    <w:p>
+      <w:pPr>
+        <w:pStyle w:val="code"/>
+      </w:pPr>
+      <w:r>
+        <w:t xml:space="preserve">        “output-data”: [</w:t>
+      </w:r>
+    </w:p>
+    <w:p>
+      <w:pPr>
+        <w:pStyle w:val="code"/>
+      </w:pPr>
+      <w:r>
+        <w:rPr>
+          <w:i/>
+          <w:iCs/>
+        </w:rPr>
         <w:t xml:space="preserve">          output-data-descriptors</w:t>
       </w:r>
     </w:p>
@@ -4711,167 +4402,139 @@
         <w:t>",</w:t>
       </w:r>
     </w:p>
-    <w:p/>
-    <w:p>
-      <w:r>
-        <w:t xml:space="preserve">The </w:t>
+    <w:p>
+      <w:pPr>
+        <w:pStyle w:val="Normalafterlist"/>
+      </w:pPr>
+      <w:r>
+        <w:t>The input-data-descriptors and output-data-descriptors are specified with:</w:t>
+      </w:r>
+    </w:p>
+    <w:p>
+      <w:pPr>
+        <w:pStyle w:val="code"/>
+      </w:pPr>
+      <w:r>
+        <w:t xml:space="preserve">          {</w:t>
+      </w:r>
+    </w:p>
+    <w:p>
+      <w:pPr>
+        <w:pStyle w:val="code"/>
+      </w:pPr>
+      <w:r>
+        <w:t xml:space="preserve">            "id": </w:t>
       </w:r>
       <w:r>
         <w:rPr>
           <w:i/>
           <w:iCs/>
         </w:rPr>
-        <w:t>input-data-descriptors</w:t>
-      </w:r>
-      <w:r>
-        <w:t xml:space="preserve"> and </w:t>
+        <w:t>descriptor-index</w:t>
+      </w:r>
+      <w:r>
+        <w:t>,</w:t>
+      </w:r>
+    </w:p>
+    <w:p>
+      <w:pPr>
+        <w:pStyle w:val="code"/>
+      </w:pPr>
+      <w:r>
+        <w:t xml:space="preserve">            "type": "</w:t>
       </w:r>
       <w:r>
         <w:rPr>
           <w:i/>
           <w:iCs/>
         </w:rPr>
-        <w:t>out</w:t>
+        <w:t>data-type</w:t>
+      </w:r>
+      <w:r>
+        <w:t>,</w:t>
+      </w:r>
+    </w:p>
+    <w:p>
+      <w:pPr>
+        <w:pStyle w:val="code"/>
+      </w:pPr>
+      <w:r>
+        <w:t xml:space="preserve">            "repository": "</w:t>
       </w:r>
       <w:r>
         <w:rPr>
           <w:i/>
           <w:iCs/>
         </w:rPr>
-        <w:t>put-data-descriptors</w:t>
-      </w:r>
-      <w:r>
-        <w:t xml:space="preserve"> are specified with:</w:t>
+        <w:t>data-storage-location</w:t>
+      </w:r>
+      <w:r>
+        <w:t>",</w:t>
       </w:r>
     </w:p>
     <w:p>
       <w:pPr>
         <w:pStyle w:val="code"/>
-      </w:pPr>
-      <w:r>
-        <w:t xml:space="preserve">          {</w:t>
-      </w:r>
-    </w:p>
-    <w:p>
-      <w:pPr>
-        <w:pStyle w:val="code"/>
-      </w:pPr>
-      <w:r>
-        <w:t xml:space="preserve">            "id": </w:t>
-      </w:r>
-      <w:r>
         <w:rPr>
           <w:i/>
           <w:iCs/>
         </w:rPr>
-        <w:t>descriptor-index</w:t>
-      </w:r>
-      <w:r>
-        <w:t>,</w:t>
-      </w:r>
-    </w:p>
-    <w:p>
-      <w:pPr>
-        <w:pStyle w:val="code"/>
-      </w:pPr>
-      <w:r>
-        <w:t xml:space="preserve">            "type": "</w:t>
+      </w:pPr>
+      <w:r>
+        <w:t xml:space="preserve">            </w:t>
       </w:r>
       <w:r>
         <w:rPr>
           <w:i/>
           <w:iCs/>
         </w:rPr>
-        <w:t>data-type</w:t>
-      </w:r>
-      <w:r>
-        <w:t>,</w:t>
+        <w:t>additional-data-descriptor-parameters</w:t>
       </w:r>
     </w:p>
     <w:p>
       <w:pPr>
         <w:pStyle w:val="code"/>
       </w:pPr>
-      <w:r>
-        <w:t xml:space="preserve">            "repository": "</w:t>
+    </w:p>
+    <w:p>
+      <w:pPr>
+        <w:pStyle w:val="code"/>
+      </w:pPr>
+      <w:r>
+        <w:t xml:space="preserve">          }</w:t>
+      </w:r>
+    </w:p>
+    <w:p>
+      <w:pPr>
+        <w:pStyle w:val="Normalafterlist"/>
+      </w:pPr>
+      <w:r>
+        <w:t xml:space="preserve">Each </w:t>
       </w:r>
       <w:r>
         <w:rPr>
           <w:i/>
           <w:iCs/>
         </w:rPr>
-        <w:t>data-storage-location</w:t>
-      </w:r>
-      <w:r>
-        <w:t>",</w:t>
+        <w:t>parameters-supplied</w:t>
+      </w:r>
+      <w:r>
+        <w:t xml:space="preserve"> has this format, where all parameters including numbers have text values:</w:t>
       </w:r>
     </w:p>
     <w:p>
       <w:pPr>
         <w:pStyle w:val="code"/>
+      </w:pPr>
+      <w:r>
+        <w:t xml:space="preserve">          "</w:t>
+      </w:r>
+      <w:r>
         <w:rPr>
           <w:i/>
           <w:iCs/>
         </w:rPr>
-      </w:pPr>
-      <w:r>
-        <w:t xml:space="preserve">            </w:t>
-      </w:r>
-      <w:r>
-        <w:rPr>
-          <w:i/>
-          <w:iCs/>
-        </w:rPr>
-        <w:t>additional-data-descriptor-parameters</w:t>
-      </w:r>
-    </w:p>
-    <w:p>
-      <w:pPr>
-        <w:pStyle w:val="code"/>
-      </w:pPr>
-    </w:p>
-    <w:p>
-      <w:pPr>
-        <w:pStyle w:val="code"/>
-      </w:pPr>
-      <w:r>
-        <w:t xml:space="preserve">          }</w:t>
-      </w:r>
-    </w:p>
-    <w:p>
-      <w:r>
-        <w:rPr>
-          <w:i/>
-          <w:iCs/>
-        </w:rPr>
-        <w:t>parameters-applied</w:t>
-      </w:r>
-      <w:r>
-        <w:t xml:space="preserve"> are specified with text values:</w:t>
-      </w:r>
-    </w:p>
-    <w:p>
-      <w:pPr>
-        <w:pStyle w:val="code"/>
-      </w:pPr>
-      <w:r>
-        <w:t xml:space="preserve">          "</w:t>
-      </w:r>
-      <w:proofErr w:type="spellStart"/>
-      <w:r>
-        <w:rPr>
-          <w:i/>
-          <w:iCs/>
-        </w:rPr>
-        <w:t>perameter</w:t>
-      </w:r>
-      <w:proofErr w:type="spellEnd"/>
-      <w:r>
-        <w:rPr>
-          <w:i/>
-          <w:iCs/>
-        </w:rPr>
-        <w:t>-name</w:t>
+        <w:t>parameter-name</w:t>
       </w:r>
       <w:r>
         <w:t>": "</w:t>
@@ -4907,7 +4570,7 @@
         <w:tblLook w:val="04A0" w:firstRow="1" w:lastRow="0" w:firstColumn="1" w:lastColumn="0" w:noHBand="0" w:noVBand="1"/>
       </w:tblPr>
       <w:tblGrid>
-        <w:gridCol w:w="1806"/>
+        <w:gridCol w:w="1830"/>
         <w:gridCol w:w="3616"/>
       </w:tblGrid>
       <w:tr>
@@ -4924,7 +4587,7 @@
               <w:pStyle w:val="NoSpacing"/>
             </w:pPr>
             <w:r>
-              <w:t>data repository</w:t>
+              <w:t>Data repository</w:t>
             </w:r>
           </w:p>
         </w:tc>
@@ -4938,7 +4601,7 @@
               <w:cnfStyle w:val="100000000000" w:firstRow="1" w:lastRow="0" w:firstColumn="0" w:lastColumn="0" w:oddVBand="0" w:evenVBand="0" w:oddHBand="0" w:evenHBand="0" w:firstRowFirstColumn="0" w:firstRowLastColumn="0" w:lastRowFirstColumn="0" w:lastRowLastColumn="0"/>
             </w:pPr>
             <w:r>
-              <w:t>description</w:t>
+              <w:t>Description</w:t>
             </w:r>
           </w:p>
         </w:tc>
@@ -4965,7 +4628,7 @@
                 <w:b w:val="0"/>
                 <w:bCs w:val="0"/>
               </w:rPr>
-              <w:t>filesystem</w:t>
+              <w:t>“filesystem”</w:t>
             </w:r>
           </w:p>
         </w:tc>
@@ -4998,15 +4661,13 @@
                 <w:bCs w:val="0"/>
               </w:rPr>
             </w:pPr>
-            <w:proofErr w:type="spellStart"/>
             <w:r>
               <w:rPr>
                 <w:b w:val="0"/>
                 <w:bCs w:val="0"/>
               </w:rPr>
-              <w:t>berkeley_db</w:t>
-            </w:r>
-            <w:proofErr w:type="spellEnd"/>
+              <w:t>“berkeley_db”</w:t>
+            </w:r>
           </w:p>
         </w:tc>
         <w:tc>
@@ -5046,7 +4707,7 @@
                 <w:b w:val="0"/>
                 <w:bCs w:val="0"/>
               </w:rPr>
-              <w:t>internet</w:t>
+              <w:t>“internet”</w:t>
             </w:r>
           </w:p>
         </w:tc>
@@ -5066,8 +4727,10 @@
         </w:tc>
       </w:tr>
     </w:tbl>
-    <w:p/>
-    <w:p>
+    <w:p>
+      <w:pPr>
+        <w:pStyle w:val="Normalafterlist"/>
+      </w:pPr>
       <w:r>
         <w:t>Each repository type has specific additional parameters. Only data stored on the filesystem is available in the current release. The filesystem data descriptor is specified with:</w:t>
       </w:r>
@@ -5095,6 +4758,7 @@
         <w:pStyle w:val="code"/>
       </w:pPr>
       <w:r>
+        <w:lastRenderedPageBreak/>
         <w:t xml:space="preserve">      "type": "</w:t>
       </w:r>
       <w:r>
@@ -5175,15 +4839,7 @@
         <w:pStyle w:val="code"/>
       </w:pPr>
       <w:r>
-        <w:t xml:space="preserve">      "</w:t>
-      </w:r>
-      <w:proofErr w:type="spellStart"/>
-      <w:r>
-        <w:t>ext</w:t>
-      </w:r>
-      <w:proofErr w:type="spellEnd"/>
-      <w:r>
-        <w:t>": "</w:t>
+        <w:t xml:space="preserve">      "ext": "</w:t>
       </w:r>
       <w:r>
         <w:rPr>
@@ -5216,56 +4872,40 @@
           <w:i/>
           <w:iCs/>
         </w:rPr>
-        <w:t>filename-</w:t>
-      </w:r>
-      <w:proofErr w:type="spellStart"/>
+        <w:t>filename-base</w:t>
+      </w:r>
+      <w:r>
+        <w:t>.</w:t>
+      </w:r>
       <w:r>
         <w:rPr>
           <w:i/>
           <w:iCs/>
         </w:rPr>
-        <w:t>base</w:t>
-      </w:r>
-      <w:r>
-        <w:t>.</w:t>
+        <w:t>filename-extension</w:t>
+      </w:r>
+      <w:r>
+        <w:t xml:space="preserve">". </w:t>
       </w:r>
       <w:r>
         <w:rPr>
           <w:i/>
           <w:iCs/>
         </w:rPr>
-        <w:t>filename</w:t>
-      </w:r>
-      <w:proofErr w:type="spellEnd"/>
+        <w:t>data-type</w:t>
+      </w:r>
+      <w:r>
+        <w:t xml:space="preserve"> and </w:t>
+      </w:r>
       <w:r>
         <w:rPr>
           <w:i/>
           <w:iCs/>
         </w:rPr>
-        <w:t>-extension</w:t>
-      </w:r>
-      <w:r>
-        <w:t xml:space="preserve">". </w:t>
-      </w:r>
-      <w:r>
-        <w:rPr>
-          <w:i/>
-          <w:iCs/>
-        </w:rPr>
-        <w:t>data-type</w:t>
-      </w:r>
-      <w:r>
-        <w:t xml:space="preserve"> and </w:t>
-      </w:r>
-      <w:r>
-        <w:rPr>
-          <w:i/>
-          <w:iCs/>
-        </w:rPr>
         <w:t xml:space="preserve">data-format </w:t>
       </w:r>
       <w:r>
-        <w:t>have the following values:</w:t>
+        <w:t>have the following values. Text data is currently</w:t>
       </w:r>
     </w:p>
     <w:tbl>
@@ -5331,35 +4971,11 @@
               <w:cnfStyle w:val="000000100000" w:firstRow="0" w:lastRow="0" w:firstColumn="0" w:lastColumn="0" w:oddVBand="0" w:evenVBand="0" w:oddHBand="1" w:evenHBand="0" w:firstRowFirstColumn="0" w:firstRowLastColumn="0" w:lastRowFirstColumn="0" w:lastRowLastColumn="0"/>
             </w:pPr>
             <w:r>
-              <w:t xml:space="preserve">“binary” for </w:t>
-            </w:r>
-            <w:proofErr w:type="spellStart"/>
-            <w:r>
-              <w:t>CV_32S</w:t>
-            </w:r>
-            <w:proofErr w:type="spellEnd"/>
-            <w:r>
-              <w:t xml:space="preserve"> or </w:t>
-            </w:r>
-            <w:proofErr w:type="spellStart"/>
-            <w:r>
-              <w:t>CV_32S</w:t>
-            </w:r>
-            <w:proofErr w:type="spellEnd"/>
-            <w:r>
-              <w:t xml:space="preserve"> data</w:t>
+              <w:t>“binary” for CV_32S or CV_32S data</w:t>
             </w:r>
             <w:r>
               <w:br/>
-              <w:t xml:space="preserve">“jpeg” for </w:t>
-            </w:r>
-            <w:proofErr w:type="spellStart"/>
-            <w:r>
-              <w:t>CV_8U</w:t>
-            </w:r>
-            <w:proofErr w:type="spellEnd"/>
-            <w:r>
-              <w:t xml:space="preserve"> JPEG images</w:t>
+              <w:t>“jpeg” for CV_8U JPEG images</w:t>
             </w:r>
           </w:p>
         </w:tc>
@@ -5430,20 +5046,26 @@
               <w:cnfStyle w:val="000000100000" w:firstRow="0" w:lastRow="0" w:firstColumn="0" w:lastColumn="0" w:oddVBand="0" w:evenVBand="0" w:oddHBand="1" w:evenHBand="0" w:firstRowFirstColumn="0" w:firstRowLastColumn="0" w:lastRowFirstColumn="0" w:lastRowLastColumn="0"/>
             </w:pPr>
             <w:r>
-              <w:t xml:space="preserve">“text” for output tab-delimited data </w:t>
-            </w:r>
-          </w:p>
-        </w:tc>
-      </w:tr>
-      <w:tr>
-        <w:tc>
-          <w:tcPr>
-            <w:cnfStyle w:val="001000000000" w:firstRow="0" w:lastRow="0" w:firstColumn="1" w:lastColumn="0" w:oddVBand="0" w:evenVBand="0" w:oddHBand="0" w:evenHBand="0" w:firstRowFirstColumn="0" w:firstRowLastColumn="0" w:lastRowFirstColumn="0" w:lastRowLastColumn="0"/>
-            <w:tcW w:w="0" w:type="auto"/>
-          </w:tcPr>
-          <w:p>
-            <w:r>
-              <w:t>Hough peaks</w:t>
+              <w:t xml:space="preserve">“text” for output tab-delimited </w:t>
+            </w:r>
+            <w:r>
+              <w:t xml:space="preserve">Hough accumulator </w:t>
+            </w:r>
+            <w:r>
+              <w:t xml:space="preserve">data </w:t>
+            </w:r>
+          </w:p>
+        </w:tc>
+      </w:tr>
+      <w:tr>
+        <w:tc>
+          <w:tcPr>
+            <w:cnfStyle w:val="001000000000" w:firstRow="0" w:lastRow="0" w:firstColumn="1" w:lastColumn="0" w:oddVBand="0" w:evenVBand="0" w:oddHBand="0" w:evenHBand="0" w:firstRowFirstColumn="0" w:firstRowLastColumn="0" w:lastRowFirstColumn="0" w:lastRowLastColumn="0"/>
+            <w:tcW w:w="0" w:type="auto"/>
+          </w:tcPr>
+          <w:p>
+            <w:r>
+              <w:t>Hough peak lines</w:t>
             </w:r>
           </w:p>
         </w:tc>
@@ -5456,7 +5078,7 @@
               <w:cnfStyle w:val="000000000000" w:firstRow="0" w:lastRow="0" w:firstColumn="0" w:lastColumn="0" w:oddVBand="0" w:evenVBand="0" w:oddHBand="0" w:evenHBand="0" w:firstRowFirstColumn="0" w:firstRowLastColumn="0" w:lastRowFirstColumn="0" w:lastRowLastColumn="0"/>
             </w:pPr>
             <w:r>
-              <w:t>binary” for binary Hough peak data</w:t>
+              <w:t>binary” for binary Hough peak line data</w:t>
             </w:r>
           </w:p>
           <w:p>
@@ -5464,7 +5086,13 @@
               <w:cnfStyle w:val="000000000000" w:firstRow="0" w:lastRow="0" w:firstColumn="0" w:lastColumn="0" w:oddVBand="0" w:evenVBand="0" w:oddHBand="0" w:evenHBand="0" w:firstRowFirstColumn="0" w:firstRowLastColumn="0" w:lastRowFirstColumn="0" w:lastRowLastColumn="0"/>
             </w:pPr>
             <w:r>
-              <w:t>“text” for output tab-delimited data</w:t>
+              <w:t xml:space="preserve">“text” for output tab-delimited </w:t>
+            </w:r>
+            <w:r>
+              <w:t xml:space="preserve">Hough peak line </w:t>
+            </w:r>
+            <w:r>
+              <w:t>data</w:t>
             </w:r>
           </w:p>
         </w:tc>
@@ -5476,7 +5104,6 @@
         <w:pStyle w:val="Heading2"/>
       </w:pPr>
       <w:r>
-        <w:lastRenderedPageBreak/>
         <w:t>Running the script</w:t>
       </w:r>
     </w:p>
@@ -5517,15 +5144,7 @@
         <w:pStyle w:val="Normalafterlist"/>
       </w:pPr>
       <w:r>
-        <w:t xml:space="preserve">The script code is found in </w:t>
-      </w:r>
-      <w:proofErr w:type="spellStart"/>
-      <w:r>
-        <w:t>Github</w:t>
-      </w:r>
-      <w:proofErr w:type="spellEnd"/>
-      <w:r>
-        <w:t xml:space="preserve"> at:</w:t>
+        <w:t>The script code is found in Github at:</w:t>
       </w:r>
     </w:p>
     <w:p>
@@ -5537,21 +5156,7 @@
           <w:rPr>
             <w:rStyle w:val="Hyperlink"/>
           </w:rPr>
-          <w:t>https://</w:t>
-        </w:r>
-        <w:proofErr w:type="spellStart"/>
-        <w:r>
-          <w:rPr>
-            <w:rStyle w:val="Hyperlink"/>
-          </w:rPr>
-          <w:t>github.com</w:t>
-        </w:r>
-        <w:proofErr w:type="spellEnd"/>
-        <w:r>
-          <w:rPr>
-            <w:rStyle w:val="Hyperlink"/>
-          </w:rPr>
-          <w:t>/kushnertodd/cv-workbench</w:t>
+          <w:t>https://github.com/kushnertodd/cv-workbench</w:t>
         </w:r>
       </w:hyperlink>
     </w:p>
@@ -5560,15 +5165,7 @@
         <w:pStyle w:val="Normalafterlist"/>
       </w:pPr>
       <w:r>
-        <w:t xml:space="preserve">The </w:t>
-      </w:r>
-      <w:proofErr w:type="spellStart"/>
-      <w:r>
-        <w:t>README.md</w:t>
-      </w:r>
-      <w:proofErr w:type="spellEnd"/>
-      <w:r>
-        <w:t xml:space="preserve"> has instructions for building the program.</w:t>
+        <w:t>The README.md has instructions for building the program.</w:t>
       </w:r>
     </w:p>
     <w:p>
@@ -5598,15 +5195,7 @@
           <w:i/>
           <w:iCs/>
         </w:rPr>
-        <w:t>script-</w:t>
-      </w:r>
-      <w:proofErr w:type="spellStart"/>
-      <w:r>
-        <w:rPr>
-          <w:i/>
-          <w:iCs/>
-        </w:rPr>
-        <w:t>file</w:t>
+        <w:t>script-file</w:t>
       </w:r>
       <w:r>
         <w:t>.</w:t>
@@ -5624,16 +5213,7 @@
           <w:sz w:val="20"/>
           <w:szCs w:val="20"/>
         </w:rPr>
-        <w:t>.log</w:t>
-      </w:r>
-      <w:proofErr w:type="spellEnd"/>
-      <w:r>
-        <w:rPr>
-          <w:rStyle w:val="codeChar"/>
-          <w:sz w:val="20"/>
-          <w:szCs w:val="20"/>
-        </w:rPr>
-        <w:t>”</w:t>
+        <w:t>.log”</w:t>
       </w:r>
       <w:r>
         <w:t xml:space="preserve"> in the directory where the scripts are run. Each script run will log:</w:t>
@@ -5789,25 +5369,27 @@
           <w:sz w:val="16"/>
           <w:szCs w:val="16"/>
         </w:rPr>
-        <w:t xml:space="preserve">  "operator": "filter-edge-</w:t>
-      </w:r>
-      <w:proofErr w:type="spellStart"/>
-      <w:r>
+        <w:t xml:space="preserve">  "operator": "filter-edge-sobel",</w:t>
+      </w:r>
+    </w:p>
+    <w:p>
+      <w:pPr>
+        <w:shd w:val="clear" w:color="auto" w:fill="FFFFFF"/>
+        <w:spacing w:after="0" w:line="240" w:lineRule="auto"/>
         <w:rPr>
           <w:rFonts w:ascii="Lucida Console" w:hAnsi="Lucida Console"/>
           <w:sz w:val="16"/>
           <w:szCs w:val="16"/>
         </w:rPr>
-        <w:t>sobel</w:t>
-      </w:r>
-      <w:proofErr w:type="spellEnd"/>
+      </w:pPr>
       <w:r>
         <w:rPr>
           <w:rFonts w:ascii="Lucida Console" w:hAnsi="Lucida Console"/>
           <w:sz w:val="16"/>
           <w:szCs w:val="16"/>
         </w:rPr>
-        <w:t>",</w:t>
+        <w:lastRenderedPageBreak/>
+        <w:t xml:space="preserve">  "input-data": [</w:t>
       </w:r>
     </w:p>
     <w:p>
@@ -5826,7 +5408,7 @@
           <w:sz w:val="16"/>
           <w:szCs w:val="16"/>
         </w:rPr>
-        <w:t xml:space="preserve">  "input-data": [</w:t>
+        <w:t xml:space="preserve">    {</w:t>
       </w:r>
     </w:p>
     <w:p>
@@ -5845,7 +5427,7 @@
           <w:sz w:val="16"/>
           <w:szCs w:val="16"/>
         </w:rPr>
-        <w:t xml:space="preserve">    {</w:t>
+        <w:t xml:space="preserve">      "id": 1,</w:t>
       </w:r>
     </w:p>
     <w:p>
@@ -5864,7 +5446,7 @@
           <w:sz w:val="16"/>
           <w:szCs w:val="16"/>
         </w:rPr>
-        <w:t xml:space="preserve">      "id": 1,</w:t>
+        <w:t xml:space="preserve">      "type": "image",</w:t>
       </w:r>
     </w:p>
     <w:p>
@@ -5883,7 +5465,7 @@
           <w:sz w:val="16"/>
           <w:szCs w:val="16"/>
         </w:rPr>
-        <w:t xml:space="preserve">      "type": "image",</w:t>
+        <w:t xml:space="preserve">      "repository": "filesystem",</w:t>
       </w:r>
     </w:p>
     <w:p>
@@ -5902,7 +5484,7 @@
           <w:sz w:val="16"/>
           <w:szCs w:val="16"/>
         </w:rPr>
-        <w:t xml:space="preserve">      "repository": "filesystem",</w:t>
+        <w:t xml:space="preserve">      "format": "jpeg",</w:t>
       </w:r>
     </w:p>
     <w:p>
@@ -5921,7 +5503,7 @@
           <w:sz w:val="16"/>
           <w:szCs w:val="16"/>
         </w:rPr>
-        <w:t xml:space="preserve">      "format": "jpeg",</w:t>
+        <w:t xml:space="preserve">      "directory": ".",</w:t>
       </w:r>
     </w:p>
     <w:p>
@@ -5940,7 +5522,7 @@
           <w:sz w:val="16"/>
           <w:szCs w:val="16"/>
         </w:rPr>
-        <w:t xml:space="preserve">      "directory": ".",</w:t>
+        <w:t xml:space="preserve">      "filename": "square45-90_gray",</w:t>
       </w:r>
     </w:p>
     <w:p>
@@ -5959,25 +5541,26 @@
           <w:sz w:val="16"/>
           <w:szCs w:val="16"/>
         </w:rPr>
-        <w:t xml:space="preserve">      "filename": "</w:t>
-      </w:r>
-      <w:proofErr w:type="spellStart"/>
-      <w:r>
+        <w:t xml:space="preserve">      "ext": "jpg"</w:t>
+      </w:r>
+    </w:p>
+    <w:p>
+      <w:pPr>
+        <w:shd w:val="clear" w:color="auto" w:fill="FFFFFF"/>
+        <w:spacing w:after="0" w:line="240" w:lineRule="auto"/>
         <w:rPr>
           <w:rFonts w:ascii="Lucida Console" w:hAnsi="Lucida Console"/>
           <w:sz w:val="16"/>
           <w:szCs w:val="16"/>
         </w:rPr>
-        <w:t>square45-90_gray</w:t>
-      </w:r>
-      <w:proofErr w:type="spellEnd"/>
+      </w:pPr>
       <w:r>
         <w:rPr>
           <w:rFonts w:ascii="Lucida Console" w:hAnsi="Lucida Console"/>
           <w:sz w:val="16"/>
           <w:szCs w:val="16"/>
         </w:rPr>
-        <w:t>",</w:t>
+        <w:t xml:space="preserve">    }</w:t>
       </w:r>
     </w:p>
     <w:p>
@@ -5996,25 +5579,26 @@
           <w:sz w:val="16"/>
           <w:szCs w:val="16"/>
         </w:rPr>
-        <w:t xml:space="preserve">      "</w:t>
-      </w:r>
-      <w:proofErr w:type="spellStart"/>
-      <w:r>
+        <w:t xml:space="preserve">  ],</w:t>
+      </w:r>
+    </w:p>
+    <w:p>
+      <w:pPr>
+        <w:shd w:val="clear" w:color="auto" w:fill="FFFFFF"/>
+        <w:spacing w:after="0" w:line="240" w:lineRule="auto"/>
         <w:rPr>
           <w:rFonts w:ascii="Lucida Console" w:hAnsi="Lucida Console"/>
           <w:sz w:val="16"/>
           <w:szCs w:val="16"/>
         </w:rPr>
-        <w:t>ext</w:t>
-      </w:r>
-      <w:proofErr w:type="spellEnd"/>
+      </w:pPr>
       <w:r>
         <w:rPr>
           <w:rFonts w:ascii="Lucida Console" w:hAnsi="Lucida Console"/>
           <w:sz w:val="16"/>
           <w:szCs w:val="16"/>
         </w:rPr>
-        <w:t>": "jpg"</w:t>
+        <w:t xml:space="preserve">  "output-data": [</w:t>
       </w:r>
     </w:p>
     <w:p>
@@ -6033,7 +5617,7 @@
           <w:sz w:val="16"/>
           <w:szCs w:val="16"/>
         </w:rPr>
-        <w:t xml:space="preserve">    }</w:t>
+        <w:t xml:space="preserve">    {</w:t>
       </w:r>
     </w:p>
     <w:p>
@@ -6052,7 +5636,7 @@
           <w:sz w:val="16"/>
           <w:szCs w:val="16"/>
         </w:rPr>
-        <w:t xml:space="preserve">  ],</w:t>
+        <w:t xml:space="preserve">      "id": 1,</w:t>
       </w:r>
     </w:p>
     <w:p>
@@ -6071,7 +5655,7 @@
           <w:sz w:val="16"/>
           <w:szCs w:val="16"/>
         </w:rPr>
-        <w:t xml:space="preserve">  "output-data": [</w:t>
+        <w:t xml:space="preserve">      "type": "image",</w:t>
       </w:r>
     </w:p>
     <w:p>
@@ -6090,7 +5674,7 @@
           <w:sz w:val="16"/>
           <w:szCs w:val="16"/>
         </w:rPr>
-        <w:t xml:space="preserve">    {</w:t>
+        <w:t xml:space="preserve">      "repository": "filesystem",</w:t>
       </w:r>
     </w:p>
     <w:p>
@@ -6109,7 +5693,7 @@
           <w:sz w:val="16"/>
           <w:szCs w:val="16"/>
         </w:rPr>
-        <w:t xml:space="preserve">      "id": 1,</w:t>
+        <w:t xml:space="preserve">      "format": "binary",</w:t>
       </w:r>
     </w:p>
     <w:p>
@@ -6128,7 +5712,7 @@
           <w:sz w:val="16"/>
           <w:szCs w:val="16"/>
         </w:rPr>
-        <w:t xml:space="preserve">      "type": "image",</w:t>
+        <w:t xml:space="preserve">      "directory": ".",</w:t>
       </w:r>
     </w:p>
     <w:p>
@@ -6147,7 +5731,7 @@
           <w:sz w:val="16"/>
           <w:szCs w:val="16"/>
         </w:rPr>
-        <w:t xml:space="preserve">      "repository": "filesystem",</w:t>
+        <w:t xml:space="preserve">      "filename": "square45-90_sobel_gray",</w:t>
       </w:r>
     </w:p>
     <w:p>
@@ -6166,100 +5750,7 @@
           <w:sz w:val="16"/>
           <w:szCs w:val="16"/>
         </w:rPr>
-        <w:t xml:space="preserve">      "format": "binary",</w:t>
-      </w:r>
-    </w:p>
-    <w:p>
-      <w:pPr>
-        <w:shd w:val="clear" w:color="auto" w:fill="FFFFFF"/>
-        <w:spacing w:after="0" w:line="240" w:lineRule="auto"/>
-        <w:rPr>
-          <w:rFonts w:ascii="Lucida Console" w:hAnsi="Lucida Console"/>
-          <w:sz w:val="16"/>
-          <w:szCs w:val="16"/>
-        </w:rPr>
-      </w:pPr>
-      <w:r>
-        <w:rPr>
-          <w:rFonts w:ascii="Lucida Console" w:hAnsi="Lucida Console"/>
-          <w:sz w:val="16"/>
-          <w:szCs w:val="16"/>
-        </w:rPr>
-        <w:t xml:space="preserve">      "directory": ".",</w:t>
-      </w:r>
-    </w:p>
-    <w:p>
-      <w:pPr>
-        <w:shd w:val="clear" w:color="auto" w:fill="FFFFFF"/>
-        <w:spacing w:after="0" w:line="240" w:lineRule="auto"/>
-        <w:rPr>
-          <w:rFonts w:ascii="Lucida Console" w:hAnsi="Lucida Console"/>
-          <w:sz w:val="16"/>
-          <w:szCs w:val="16"/>
-        </w:rPr>
-      </w:pPr>
-      <w:r>
-        <w:rPr>
-          <w:rFonts w:ascii="Lucida Console" w:hAnsi="Lucida Console"/>
-          <w:sz w:val="16"/>
-          <w:szCs w:val="16"/>
-        </w:rPr>
-        <w:t xml:space="preserve">      "filename": "</w:t>
-      </w:r>
-      <w:proofErr w:type="spellStart"/>
-      <w:r>
-        <w:rPr>
-          <w:rFonts w:ascii="Lucida Console" w:hAnsi="Lucida Console"/>
-          <w:sz w:val="16"/>
-          <w:szCs w:val="16"/>
-        </w:rPr>
-        <w:t>square45-90_sobel_gray</w:t>
-      </w:r>
-      <w:proofErr w:type="spellEnd"/>
-      <w:r>
-        <w:rPr>
-          <w:rFonts w:ascii="Lucida Console" w:hAnsi="Lucida Console"/>
-          <w:sz w:val="16"/>
-          <w:szCs w:val="16"/>
-        </w:rPr>
-        <w:t>",</w:t>
-      </w:r>
-    </w:p>
-    <w:p>
-      <w:pPr>
-        <w:shd w:val="clear" w:color="auto" w:fill="FFFFFF"/>
-        <w:spacing w:after="0" w:line="240" w:lineRule="auto"/>
-        <w:rPr>
-          <w:rFonts w:ascii="Lucida Console" w:hAnsi="Lucida Console"/>
-          <w:sz w:val="16"/>
-          <w:szCs w:val="16"/>
-        </w:rPr>
-      </w:pPr>
-      <w:r>
-        <w:rPr>
-          <w:rFonts w:ascii="Lucida Console" w:hAnsi="Lucida Console"/>
-          <w:sz w:val="16"/>
-          <w:szCs w:val="16"/>
-        </w:rPr>
-        <w:t xml:space="preserve">      "</w:t>
-      </w:r>
-      <w:proofErr w:type="spellStart"/>
-      <w:r>
-        <w:rPr>
-          <w:rFonts w:ascii="Lucida Console" w:hAnsi="Lucida Console"/>
-          <w:sz w:val="16"/>
-          <w:szCs w:val="16"/>
-        </w:rPr>
-        <w:t>ext</w:t>
-      </w:r>
-      <w:proofErr w:type="spellEnd"/>
-      <w:r>
-        <w:rPr>
-          <w:rFonts w:ascii="Lucida Console" w:hAnsi="Lucida Console"/>
-          <w:sz w:val="16"/>
-          <w:szCs w:val="16"/>
-        </w:rPr>
-        <w:t>": "bin"</w:t>
+        <w:t xml:space="preserve">      "ext": "bin"</w:t>
       </w:r>
     </w:p>
     <w:p>
@@ -6499,15 +5990,7 @@
               <w:pStyle w:val="code"/>
             </w:pPr>
             <w:r>
-              <w:t xml:space="preserve">  "operator": "filter-edge-</w:t>
-            </w:r>
-            <w:proofErr w:type="spellStart"/>
-            <w:r>
-              <w:t>sobel</w:t>
-            </w:r>
-            <w:proofErr w:type="spellEnd"/>
-            <w:r>
-              <w:t>",</w:t>
+              <w:t xml:space="preserve">  "operator": "filter-edge-sobel",</w:t>
             </w:r>
           </w:p>
         </w:tc>
@@ -6588,15 +6071,7 @@
               <w:pStyle w:val="code"/>
             </w:pPr>
             <w:r>
-              <w:t xml:space="preserve">      "filename": "</w:t>
-            </w:r>
-            <w:proofErr w:type="spellStart"/>
-            <w:r>
-              <w:t>square45-90_gray</w:t>
-            </w:r>
-            <w:proofErr w:type="spellEnd"/>
-            <w:r>
-              <w:t>",</w:t>
+              <w:t xml:space="preserve">      "filename": "square45-90_gray",</w:t>
             </w:r>
           </w:p>
           <w:p>
@@ -6604,15 +6079,7 @@
               <w:pStyle w:val="code"/>
             </w:pPr>
             <w:r>
-              <w:t xml:space="preserve">      "</w:t>
-            </w:r>
-            <w:proofErr w:type="spellStart"/>
-            <w:r>
-              <w:t>ext</w:t>
-            </w:r>
-            <w:proofErr w:type="spellEnd"/>
-            <w:r>
-              <w:t>": "jpg"</w:t>
+              <w:t xml:space="preserve">      "ext": "jpg"</w:t>
             </w:r>
           </w:p>
           <w:p>
@@ -6643,23 +6110,7 @@
           </w:tcPr>
           <w:p>
             <w:r>
-              <w:t xml:space="preserve">The input data for the operator is a </w:t>
-            </w:r>
-            <w:proofErr w:type="spellStart"/>
-            <w:r>
-              <w:t>CV_8U</w:t>
-            </w:r>
-            <w:proofErr w:type="spellEnd"/>
-            <w:r>
-              <w:t xml:space="preserve"> JPEG image file named </w:t>
-            </w:r>
-            <w:proofErr w:type="spellStart"/>
-            <w:r>
-              <w:t>square45-90_gray.jpg</w:t>
-            </w:r>
-            <w:proofErr w:type="spellEnd"/>
-            <w:r>
-              <w:t xml:space="preserve"> in the current directory</w:t>
+              <w:t>The input data for the operator is a CV_8U JPEG image file named square45-90_gray.jpg in the current directory</w:t>
             </w:r>
           </w:p>
         </w:tc>
@@ -6730,15 +6181,7 @@
               <w:pStyle w:val="code"/>
             </w:pPr>
             <w:r>
-              <w:t xml:space="preserve">      "filename": "</w:t>
-            </w:r>
-            <w:proofErr w:type="spellStart"/>
-            <w:r>
-              <w:t>square45-90_sobel_gray</w:t>
-            </w:r>
-            <w:proofErr w:type="spellEnd"/>
-            <w:r>
-              <w:t>",</w:t>
+              <w:t xml:space="preserve">      "filename": "square45-90_sobel_gray",</w:t>
             </w:r>
           </w:p>
           <w:p>
@@ -6746,15 +6189,7 @@
               <w:pStyle w:val="code"/>
             </w:pPr>
             <w:r>
-              <w:t xml:space="preserve">      "</w:t>
-            </w:r>
-            <w:proofErr w:type="spellStart"/>
-            <w:r>
-              <w:t>ext</w:t>
-            </w:r>
-            <w:proofErr w:type="spellEnd"/>
-            <w:r>
-              <w:t>": "bin"</w:t>
+              <w:t xml:space="preserve">      "ext": "bin"</w:t>
             </w:r>
           </w:p>
           <w:p>
@@ -6780,31 +6215,7 @@
           </w:tcPr>
           <w:p>
             <w:r>
-              <w:t xml:space="preserve">The input data for the operator is a </w:t>
-            </w:r>
-            <w:proofErr w:type="spellStart"/>
-            <w:r>
-              <w:t>CV_32S</w:t>
-            </w:r>
-            <w:proofErr w:type="spellEnd"/>
-            <w:r>
-              <w:t xml:space="preserve"> binary image file named </w:t>
-            </w:r>
-            <w:proofErr w:type="spellStart"/>
-            <w:r>
-              <w:t>square45-90_sobel_gray.bin</w:t>
-            </w:r>
-            <w:proofErr w:type="spellEnd"/>
-            <w:r>
-              <w:t xml:space="preserve"> in the current directory. The Sobel operator defines that the image is </w:t>
-            </w:r>
-            <w:proofErr w:type="spellStart"/>
-            <w:r>
-              <w:t>CV_32S</w:t>
-            </w:r>
-            <w:proofErr w:type="spellEnd"/>
-            <w:r>
-              <w:t>.</w:t>
+              <w:t>The input data for the operator is a CV_32S binary image file named square45-90_sobel_gray.bin in the current directory. The Sobel operator defines that the image is CV_32S.</w:t>
             </w:r>
           </w:p>
         </w:tc>
@@ -6908,47 +6319,7 @@
     </w:p>
     <w:p>
       <w:r>
-        <w:t xml:space="preserve">A sample script experiment step specifying mapping image intensities for an input binary </w:t>
-      </w:r>
-      <w:proofErr w:type="spellStart"/>
-      <w:r>
-        <w:t>CV_32S</w:t>
-      </w:r>
-      <w:proofErr w:type="spellEnd"/>
-      <w:r>
-        <w:t xml:space="preserve"> or </w:t>
-      </w:r>
-      <w:proofErr w:type="spellStart"/>
-      <w:r>
-        <w:t>CV_32F</w:t>
-      </w:r>
-      <w:proofErr w:type="spellEnd"/>
-      <w:r>
-        <w:t xml:space="preserve"> image to a </w:t>
-      </w:r>
-      <w:proofErr w:type="spellStart"/>
-      <w:r>
-        <w:t>CV_8U</w:t>
-      </w:r>
-      <w:proofErr w:type="spellEnd"/>
-      <w:r>
-        <w:t xml:space="preserve"> JPEG output image is this. The operator detects that the input image is in either a </w:t>
-      </w:r>
-      <w:proofErr w:type="spellStart"/>
-      <w:r>
-        <w:t>CV_32S</w:t>
-      </w:r>
-      <w:proofErr w:type="spellEnd"/>
-      <w:r>
-        <w:t xml:space="preserve"> or </w:t>
-      </w:r>
-      <w:proofErr w:type="spellStart"/>
-      <w:r>
-        <w:t>CV_32F</w:t>
-      </w:r>
-      <w:proofErr w:type="spellEnd"/>
-      <w:r>
-        <w:t xml:space="preserve"> format, it handles either one. </w:t>
+        <w:t xml:space="preserve">A sample script experiment step specifying mapping image intensities for an input binary CV_32S or CV_32F image to a CV_8U JPEG output image is this. The operator detects that the input image is in either a CV_32S or CV_32F format, and it handles either one. </w:t>
       </w:r>
     </w:p>
     <w:p>
@@ -7043,6 +6414,7 @@
           <w:sz w:val="16"/>
           <w:szCs w:val="16"/>
         </w:rPr>
+        <w:lastRenderedPageBreak/>
         <w:t xml:space="preserve">    {</w:t>
       </w:r>
     </w:p>
@@ -7157,25 +6529,26 @@
           <w:sz w:val="16"/>
           <w:szCs w:val="16"/>
         </w:rPr>
-        <w:t xml:space="preserve">      "filename": "</w:t>
-      </w:r>
-      <w:proofErr w:type="spellStart"/>
-      <w:r>
+        <w:t xml:space="preserve">      "filename": "square45-90_sobel_gray",</w:t>
+      </w:r>
+    </w:p>
+    <w:p>
+      <w:pPr>
+        <w:shd w:val="clear" w:color="auto" w:fill="FFFFFF"/>
+        <w:spacing w:after="0" w:line="240" w:lineRule="auto"/>
         <w:rPr>
           <w:rFonts w:ascii="Lucida Console" w:hAnsi="Lucida Console"/>
           <w:sz w:val="16"/>
           <w:szCs w:val="16"/>
         </w:rPr>
-        <w:t>square45-90_sobel_gray</w:t>
-      </w:r>
-      <w:proofErr w:type="spellEnd"/>
+      </w:pPr>
       <w:r>
         <w:rPr>
           <w:rFonts w:ascii="Lucida Console" w:hAnsi="Lucida Console"/>
           <w:sz w:val="16"/>
           <w:szCs w:val="16"/>
         </w:rPr>
-        <w:t>",</w:t>
+        <w:t xml:space="preserve">      "ext": "bin"</w:t>
       </w:r>
     </w:p>
     <w:p>
@@ -7194,25 +6567,26 @@
           <w:sz w:val="16"/>
           <w:szCs w:val="16"/>
         </w:rPr>
-        <w:t xml:space="preserve">      "</w:t>
-      </w:r>
-      <w:proofErr w:type="spellStart"/>
-      <w:r>
+        <w:t xml:space="preserve">    }</w:t>
+      </w:r>
+    </w:p>
+    <w:p>
+      <w:pPr>
+        <w:shd w:val="clear" w:color="auto" w:fill="FFFFFF"/>
+        <w:spacing w:after="0" w:line="240" w:lineRule="auto"/>
         <w:rPr>
           <w:rFonts w:ascii="Lucida Console" w:hAnsi="Lucida Console"/>
           <w:sz w:val="16"/>
           <w:szCs w:val="16"/>
         </w:rPr>
-        <w:t>ext</w:t>
-      </w:r>
-      <w:proofErr w:type="spellEnd"/>
+      </w:pPr>
       <w:r>
         <w:rPr>
           <w:rFonts w:ascii="Lucida Console" w:hAnsi="Lucida Console"/>
           <w:sz w:val="16"/>
           <w:szCs w:val="16"/>
         </w:rPr>
-        <w:t>": "bin"</w:t>
+        <w:t xml:space="preserve">  ],</w:t>
       </w:r>
     </w:p>
     <w:p>
@@ -7231,7 +6605,7 @@
           <w:sz w:val="16"/>
           <w:szCs w:val="16"/>
         </w:rPr>
-        <w:t xml:space="preserve">    }</w:t>
+        <w:t xml:space="preserve">  "output-data": [</w:t>
       </w:r>
     </w:p>
     <w:p>
@@ -7250,7 +6624,7 @@
           <w:sz w:val="16"/>
           <w:szCs w:val="16"/>
         </w:rPr>
-        <w:t xml:space="preserve">  ],</w:t>
+        <w:t xml:space="preserve">    {</w:t>
       </w:r>
     </w:p>
     <w:p>
@@ -7269,7 +6643,7 @@
           <w:sz w:val="16"/>
           <w:szCs w:val="16"/>
         </w:rPr>
-        <w:t xml:space="preserve">  "output-data": [</w:t>
+        <w:t xml:space="preserve">      "id": 1,</w:t>
       </w:r>
     </w:p>
     <w:p>
@@ -7288,7 +6662,7 @@
           <w:sz w:val="16"/>
           <w:szCs w:val="16"/>
         </w:rPr>
-        <w:t xml:space="preserve">    {</w:t>
+        <w:t xml:space="preserve">      "type": "image",</w:t>
       </w:r>
     </w:p>
     <w:p>
@@ -7307,7 +6681,7 @@
           <w:sz w:val="16"/>
           <w:szCs w:val="16"/>
         </w:rPr>
-        <w:t xml:space="preserve">      "id": 1,</w:t>
+        <w:t xml:space="preserve">      "repository": "filesystem",</w:t>
       </w:r>
     </w:p>
     <w:p>
@@ -7326,7 +6700,7 @@
           <w:sz w:val="16"/>
           <w:szCs w:val="16"/>
         </w:rPr>
-        <w:t xml:space="preserve">      "type": "image",</w:t>
+        <w:t xml:space="preserve">      "format": "jpeg",</w:t>
       </w:r>
     </w:p>
     <w:p>
@@ -7345,7 +6719,7 @@
           <w:sz w:val="16"/>
           <w:szCs w:val="16"/>
         </w:rPr>
-        <w:t xml:space="preserve">      "repository": "filesystem",</w:t>
+        <w:t xml:space="preserve">      "directory": ".",</w:t>
       </w:r>
     </w:p>
     <w:p>
@@ -7364,7 +6738,7 @@
           <w:sz w:val="16"/>
           <w:szCs w:val="16"/>
         </w:rPr>
-        <w:t xml:space="preserve">      "format": "jpeg",</w:t>
+        <w:t xml:space="preserve">      "filename": "square45-90_sobel_gray",</w:t>
       </w:r>
     </w:p>
     <w:p>
@@ -7383,7 +6757,7 @@
           <w:sz w:val="16"/>
           <w:szCs w:val="16"/>
         </w:rPr>
-        <w:t xml:space="preserve">      "directory": ".",</w:t>
+        <w:t xml:space="preserve">      "ext": "jpg"</w:t>
       </w:r>
     </w:p>
     <w:p>
@@ -7402,25 +6776,26 @@
           <w:sz w:val="16"/>
           <w:szCs w:val="16"/>
         </w:rPr>
-        <w:t xml:space="preserve">      "filename": "</w:t>
-      </w:r>
-      <w:proofErr w:type="spellStart"/>
-      <w:r>
+        <w:t xml:space="preserve">    }</w:t>
+      </w:r>
+    </w:p>
+    <w:p>
+      <w:pPr>
+        <w:shd w:val="clear" w:color="auto" w:fill="FFFFFF"/>
+        <w:spacing w:after="0" w:line="240" w:lineRule="auto"/>
         <w:rPr>
           <w:rFonts w:ascii="Lucida Console" w:hAnsi="Lucida Console"/>
           <w:sz w:val="16"/>
           <w:szCs w:val="16"/>
         </w:rPr>
-        <w:t>square45-90_sobel_gray</w:t>
-      </w:r>
-      <w:proofErr w:type="spellEnd"/>
+      </w:pPr>
       <w:r>
         <w:rPr>
           <w:rFonts w:ascii="Lucida Console" w:hAnsi="Lucida Console"/>
           <w:sz w:val="16"/>
           <w:szCs w:val="16"/>
         </w:rPr>
-        <w:t>",</w:t>
+        <w:t xml:space="preserve">  ],</w:t>
       </w:r>
     </w:p>
     <w:p>
@@ -7439,25 +6814,26 @@
           <w:sz w:val="16"/>
           <w:szCs w:val="16"/>
         </w:rPr>
-        <w:t xml:space="preserve">      "</w:t>
-      </w:r>
-      <w:proofErr w:type="spellStart"/>
-      <w:r>
+        <w:t xml:space="preserve">  "parameters": {</w:t>
+      </w:r>
+    </w:p>
+    <w:p>
+      <w:pPr>
+        <w:shd w:val="clear" w:color="auto" w:fill="FFFFFF"/>
+        <w:spacing w:after="0" w:line="240" w:lineRule="auto"/>
         <w:rPr>
           <w:rFonts w:ascii="Lucida Console" w:hAnsi="Lucida Console"/>
           <w:sz w:val="16"/>
           <w:szCs w:val="16"/>
         </w:rPr>
-        <w:t>ext</w:t>
-      </w:r>
-      <w:proofErr w:type="spellEnd"/>
+      </w:pPr>
       <w:r>
         <w:rPr>
           <w:rFonts w:ascii="Lucida Console" w:hAnsi="Lucida Console"/>
           <w:sz w:val="16"/>
           <w:szCs w:val="16"/>
         </w:rPr>
-        <w:t>": "jpg"</w:t>
+        <w:t xml:space="preserve">    "lower_in": "-1020",</w:t>
       </w:r>
     </w:p>
     <w:p>
@@ -7476,7 +6852,7 @@
           <w:sz w:val="16"/>
           <w:szCs w:val="16"/>
         </w:rPr>
-        <w:t xml:space="preserve">    }</w:t>
+        <w:t xml:space="preserve">    "upper_in": "1020",</w:t>
       </w:r>
     </w:p>
     <w:p>
@@ -7495,7 +6871,7 @@
           <w:sz w:val="16"/>
           <w:szCs w:val="16"/>
         </w:rPr>
-        <w:t xml:space="preserve">  ],</w:t>
+        <w:t xml:space="preserve">    "lower_out": "0",</w:t>
       </w:r>
     </w:p>
     <w:p>
@@ -7514,7 +6890,7 @@
           <w:sz w:val="16"/>
           <w:szCs w:val="16"/>
         </w:rPr>
-        <w:t xml:space="preserve">  "parameters": {</w:t>
+        <w:t xml:space="preserve">    "upper_out": "255",</w:t>
       </w:r>
     </w:p>
     <w:p>
@@ -7533,173 +6909,7 @@
           <w:sz w:val="16"/>
           <w:szCs w:val="16"/>
         </w:rPr>
-        <w:t xml:space="preserve">    "</w:t>
-      </w:r>
-      <w:proofErr w:type="spellStart"/>
-      <w:r>
-        <w:rPr>
-          <w:rFonts w:ascii="Lucida Console" w:hAnsi="Lucida Console"/>
-          <w:sz w:val="16"/>
-          <w:szCs w:val="16"/>
-        </w:rPr>
-        <w:t>lower_in</w:t>
-      </w:r>
-      <w:proofErr w:type="spellEnd"/>
-      <w:r>
-        <w:rPr>
-          <w:rFonts w:ascii="Lucida Console" w:hAnsi="Lucida Console"/>
-          <w:sz w:val="16"/>
-          <w:szCs w:val="16"/>
-        </w:rPr>
-        <w:t>": "-1020",</w:t>
-      </w:r>
-    </w:p>
-    <w:p>
-      <w:pPr>
-        <w:shd w:val="clear" w:color="auto" w:fill="FFFFFF"/>
-        <w:spacing w:after="0" w:line="240" w:lineRule="auto"/>
-        <w:rPr>
-          <w:rFonts w:ascii="Lucida Console" w:hAnsi="Lucida Console"/>
-          <w:sz w:val="16"/>
-          <w:szCs w:val="16"/>
-        </w:rPr>
-      </w:pPr>
-      <w:r>
-        <w:rPr>
-          <w:rFonts w:ascii="Lucida Console" w:hAnsi="Lucida Console"/>
-          <w:sz w:val="16"/>
-          <w:szCs w:val="16"/>
-        </w:rPr>
-        <w:t xml:space="preserve">    "</w:t>
-      </w:r>
-      <w:proofErr w:type="spellStart"/>
-      <w:r>
-        <w:rPr>
-          <w:rFonts w:ascii="Lucida Console" w:hAnsi="Lucida Console"/>
-          <w:sz w:val="16"/>
-          <w:szCs w:val="16"/>
-        </w:rPr>
-        <w:t>upper_in</w:t>
-      </w:r>
-      <w:proofErr w:type="spellEnd"/>
-      <w:r>
-        <w:rPr>
-          <w:rFonts w:ascii="Lucida Console" w:hAnsi="Lucida Console"/>
-          <w:sz w:val="16"/>
-          <w:szCs w:val="16"/>
-        </w:rPr>
-        <w:t>": "1020",</w:t>
-      </w:r>
-    </w:p>
-    <w:p>
-      <w:pPr>
-        <w:shd w:val="clear" w:color="auto" w:fill="FFFFFF"/>
-        <w:spacing w:after="0" w:line="240" w:lineRule="auto"/>
-        <w:rPr>
-          <w:rFonts w:ascii="Lucida Console" w:hAnsi="Lucida Console"/>
-          <w:sz w:val="16"/>
-          <w:szCs w:val="16"/>
-        </w:rPr>
-      </w:pPr>
-      <w:r>
-        <w:rPr>
-          <w:rFonts w:ascii="Lucida Console" w:hAnsi="Lucida Console"/>
-          <w:sz w:val="16"/>
-          <w:szCs w:val="16"/>
-        </w:rPr>
-        <w:t xml:space="preserve">    "</w:t>
-      </w:r>
-      <w:proofErr w:type="spellStart"/>
-      <w:r>
-        <w:rPr>
-          <w:rFonts w:ascii="Lucida Console" w:hAnsi="Lucida Console"/>
-          <w:sz w:val="16"/>
-          <w:szCs w:val="16"/>
-        </w:rPr>
-        <w:t>lower_out</w:t>
-      </w:r>
-      <w:proofErr w:type="spellEnd"/>
-      <w:r>
-        <w:rPr>
-          <w:rFonts w:ascii="Lucida Console" w:hAnsi="Lucida Console"/>
-          <w:sz w:val="16"/>
-          <w:szCs w:val="16"/>
-        </w:rPr>
-        <w:t>": "0",</w:t>
-      </w:r>
-    </w:p>
-    <w:p>
-      <w:pPr>
-        <w:shd w:val="clear" w:color="auto" w:fill="FFFFFF"/>
-        <w:spacing w:after="0" w:line="240" w:lineRule="auto"/>
-        <w:rPr>
-          <w:rFonts w:ascii="Lucida Console" w:hAnsi="Lucida Console"/>
-          <w:sz w:val="16"/>
-          <w:szCs w:val="16"/>
-        </w:rPr>
-      </w:pPr>
-      <w:r>
-        <w:rPr>
-          <w:rFonts w:ascii="Lucida Console" w:hAnsi="Lucida Console"/>
-          <w:sz w:val="16"/>
-          <w:szCs w:val="16"/>
-        </w:rPr>
-        <w:t xml:space="preserve">    "</w:t>
-      </w:r>
-      <w:proofErr w:type="spellStart"/>
-      <w:r>
-        <w:rPr>
-          <w:rFonts w:ascii="Lucida Console" w:hAnsi="Lucida Console"/>
-          <w:sz w:val="16"/>
-          <w:szCs w:val="16"/>
-        </w:rPr>
-        <w:t>upper_out</w:t>
-      </w:r>
-      <w:proofErr w:type="spellEnd"/>
-      <w:r>
-        <w:rPr>
-          <w:rFonts w:ascii="Lucida Console" w:hAnsi="Lucida Console"/>
-          <w:sz w:val="16"/>
-          <w:szCs w:val="16"/>
-        </w:rPr>
-        <w:t>": "255",</w:t>
-      </w:r>
-    </w:p>
-    <w:p>
-      <w:pPr>
-        <w:shd w:val="clear" w:color="auto" w:fill="FFFFFF"/>
-        <w:spacing w:after="0" w:line="240" w:lineRule="auto"/>
-        <w:rPr>
-          <w:rFonts w:ascii="Lucida Console" w:hAnsi="Lucida Console"/>
-          <w:sz w:val="16"/>
-          <w:szCs w:val="16"/>
-        </w:rPr>
-      </w:pPr>
-      <w:r>
-        <w:rPr>
-          <w:rFonts w:ascii="Lucida Console" w:hAnsi="Lucida Console"/>
-          <w:sz w:val="16"/>
-          <w:szCs w:val="16"/>
-        </w:rPr>
-        <w:t xml:space="preserve">    "depth": "</w:t>
-      </w:r>
-      <w:proofErr w:type="spellStart"/>
-      <w:r>
-        <w:rPr>
-          <w:rFonts w:ascii="Lucida Console" w:hAnsi="Lucida Console"/>
-          <w:sz w:val="16"/>
-          <w:szCs w:val="16"/>
-        </w:rPr>
-        <w:t>CV_8U</w:t>
-      </w:r>
-      <w:proofErr w:type="spellEnd"/>
-      <w:r>
-        <w:rPr>
-          <w:rFonts w:ascii="Lucida Console" w:hAnsi="Lucida Console"/>
-          <w:sz w:val="16"/>
-          <w:szCs w:val="16"/>
-        </w:rPr>
-        <w:t>"</w:t>
+        <w:t xml:space="preserve">    "depth": "CV_8U"</w:t>
       </w:r>
     </w:p>
     <w:p>
@@ -7752,7 +6962,6 @@
           <w:sz w:val="24"/>
           <w:szCs w:val="24"/>
         </w:rPr>
-        <w:lastRenderedPageBreak/>
         <w:t>The significant elements of the script are:</w:t>
       </w:r>
     </w:p>
@@ -7917,15 +7126,7 @@
               <w:pStyle w:val="code"/>
             </w:pPr>
             <w:r>
-              <w:t xml:space="preserve">      "filename": "</w:t>
-            </w:r>
-            <w:proofErr w:type="spellStart"/>
-            <w:r>
-              <w:t>square45-90_sobel_gray</w:t>
-            </w:r>
-            <w:proofErr w:type="spellEnd"/>
-            <w:r>
-              <w:t>",</w:t>
+              <w:t xml:space="preserve">      "filename": "square45-90_sobel_gray",</w:t>
             </w:r>
           </w:p>
           <w:p>
@@ -7933,15 +7134,7 @@
               <w:pStyle w:val="code"/>
             </w:pPr>
             <w:r>
-              <w:t xml:space="preserve">      "</w:t>
-            </w:r>
-            <w:proofErr w:type="spellStart"/>
-            <w:r>
-              <w:t>ext</w:t>
-            </w:r>
-            <w:proofErr w:type="spellEnd"/>
-            <w:r>
-              <w:t>": "bin"</w:t>
+              <w:t xml:space="preserve">      "ext": "bin"</w:t>
             </w:r>
           </w:p>
           <w:p>
@@ -7967,31 +7160,7 @@
           </w:tcPr>
           <w:p>
             <w:r>
-              <w:t xml:space="preserve">The input data for the operator is a </w:t>
-            </w:r>
-            <w:proofErr w:type="spellStart"/>
-            <w:r>
-              <w:t>CV_32S</w:t>
-            </w:r>
-            <w:proofErr w:type="spellEnd"/>
-            <w:r>
-              <w:t xml:space="preserve"> or </w:t>
-            </w:r>
-            <w:proofErr w:type="spellStart"/>
-            <w:r>
-              <w:t>CV_32F</w:t>
-            </w:r>
-            <w:proofErr w:type="spellEnd"/>
-            <w:r>
-              <w:t xml:space="preserve"> binary image file named </w:t>
-            </w:r>
-            <w:proofErr w:type="spellStart"/>
-            <w:r>
-              <w:t>square45-90_gray.bin</w:t>
-            </w:r>
-            <w:proofErr w:type="spellEnd"/>
-            <w:r>
-              <w:t xml:space="preserve"> in the current directory</w:t>
+              <w:t>The input data for the operator is a CV_32S or CV_32F binary image file named square45-90_gray.bin in the current directory</w:t>
             </w:r>
           </w:p>
         </w:tc>
@@ -8065,15 +7234,7 @@
               <w:pStyle w:val="code"/>
             </w:pPr>
             <w:r>
-              <w:t xml:space="preserve">      "filename": "</w:t>
-            </w:r>
-            <w:proofErr w:type="spellStart"/>
-            <w:r>
-              <w:t>square45-90_sobel_gray</w:t>
-            </w:r>
-            <w:proofErr w:type="spellEnd"/>
-            <w:r>
-              <w:t>",</w:t>
+              <w:t xml:space="preserve">      "filename": "square45-90_sobel_gray",</w:t>
             </w:r>
           </w:p>
           <w:p>
@@ -8081,15 +7242,7 @@
               <w:pStyle w:val="code"/>
             </w:pPr>
             <w:r>
-              <w:t xml:space="preserve">      "</w:t>
-            </w:r>
-            <w:proofErr w:type="spellStart"/>
-            <w:r>
-              <w:t>ext</w:t>
-            </w:r>
-            <w:proofErr w:type="spellEnd"/>
-            <w:r>
-              <w:t>": "jpg"</w:t>
+              <w:t xml:space="preserve">      "ext": "jpg"</w:t>
             </w:r>
           </w:p>
           <w:p>
@@ -8115,31 +7268,7 @@
           </w:tcPr>
           <w:p>
             <w:r>
-              <w:t xml:space="preserve">The output data for the operator is a </w:t>
-            </w:r>
-            <w:proofErr w:type="spellStart"/>
-            <w:r>
-              <w:t>CV_8U</w:t>
-            </w:r>
-            <w:proofErr w:type="spellEnd"/>
-            <w:r>
-              <w:t xml:space="preserve"> binary JPEG file named </w:t>
-            </w:r>
-            <w:proofErr w:type="spellStart"/>
-            <w:r>
-              <w:t>square45-90_sobel_gray.jpg</w:t>
-            </w:r>
-            <w:proofErr w:type="spellEnd"/>
-            <w:r>
-              <w:t xml:space="preserve"> in the current directory. The </w:t>
-            </w:r>
-            <w:proofErr w:type="spellStart"/>
-            <w:r>
-              <w:t>CV_8U</w:t>
-            </w:r>
-            <w:proofErr w:type="spellEnd"/>
-            <w:r>
-              <w:t xml:space="preserve"> depth is indicated by specifying a JPEG output format.</w:t>
+              <w:t>The output data for the operator is a CV_8U binary JPEG file named square45-90_sobel_gray.jpg in the current directory. The CV_8U depth is indicated by specifying a JPEG output format.</w:t>
             </w:r>
           </w:p>
         </w:tc>
@@ -8165,15 +7294,7 @@
               <w:pStyle w:val="code"/>
             </w:pPr>
             <w:r>
-              <w:t xml:space="preserve">    "</w:t>
-            </w:r>
-            <w:proofErr w:type="spellStart"/>
-            <w:r>
-              <w:t>lower_in</w:t>
-            </w:r>
-            <w:proofErr w:type="spellEnd"/>
-            <w:r>
-              <w:t>": "-1020",</w:t>
+              <w:t xml:space="preserve">    "lower_in": "-1020",</w:t>
             </w:r>
           </w:p>
           <w:p>
@@ -8181,15 +7302,7 @@
               <w:pStyle w:val="code"/>
             </w:pPr>
             <w:r>
-              <w:t xml:space="preserve">    "</w:t>
-            </w:r>
-            <w:proofErr w:type="spellStart"/>
-            <w:r>
-              <w:t>upper_in</w:t>
-            </w:r>
-            <w:proofErr w:type="spellEnd"/>
-            <w:r>
-              <w:t>": "1020",</w:t>
+              <w:t xml:space="preserve">    "upper_in": "1020",</w:t>
             </w:r>
           </w:p>
           <w:p>
@@ -8197,15 +7310,7 @@
               <w:pStyle w:val="code"/>
             </w:pPr>
             <w:r>
-              <w:t xml:space="preserve">    "</w:t>
-            </w:r>
-            <w:proofErr w:type="spellStart"/>
-            <w:r>
-              <w:t>lower_out</w:t>
-            </w:r>
-            <w:proofErr w:type="spellEnd"/>
-            <w:r>
-              <w:t>": "0",</w:t>
+              <w:t xml:space="preserve">    "lower_out": "0",</w:t>
             </w:r>
           </w:p>
           <w:p>
@@ -8213,15 +7318,7 @@
               <w:pStyle w:val="code"/>
             </w:pPr>
             <w:r>
-              <w:t xml:space="preserve">    "</w:t>
-            </w:r>
-            <w:proofErr w:type="spellStart"/>
-            <w:r>
-              <w:t>upper_out</w:t>
-            </w:r>
-            <w:proofErr w:type="spellEnd"/>
-            <w:r>
-              <w:t>": "255"</w:t>
+              <w:t xml:space="preserve">    "upper_out": "255"</w:t>
             </w:r>
           </w:p>
           <w:p>
@@ -8239,55 +7336,7 @@
           </w:tcPr>
           <w:p>
             <w:r>
-              <w:t xml:space="preserve">The script parameter define </w:t>
-            </w:r>
-            <w:proofErr w:type="spellStart"/>
-            <w:r>
-              <w:t>lower_in</w:t>
-            </w:r>
-            <w:proofErr w:type="spellEnd"/>
-            <w:r>
-              <w:t xml:space="preserve">, </w:t>
-            </w:r>
-            <w:proofErr w:type="spellStart"/>
-            <w:r>
-              <w:t>upper_in</w:t>
-            </w:r>
-            <w:proofErr w:type="spellEnd"/>
-            <w:r>
-              <w:t xml:space="preserve">, </w:t>
-            </w:r>
-            <w:proofErr w:type="spellStart"/>
-            <w:r>
-              <w:t>lower_out</w:t>
-            </w:r>
-            <w:proofErr w:type="spellEnd"/>
-            <w:r>
-              <w:t xml:space="preserve">, and </w:t>
-            </w:r>
-            <w:proofErr w:type="spellStart"/>
-            <w:r>
-              <w:t>upper_out</w:t>
-            </w:r>
-            <w:proofErr w:type="spellEnd"/>
-            <w:r>
-              <w:t xml:space="preserve"> intensity mapping parameters. If </w:t>
-            </w:r>
-            <w:proofErr w:type="spellStart"/>
-            <w:r>
-              <w:t>lower_in</w:t>
-            </w:r>
-            <w:proofErr w:type="spellEnd"/>
-            <w:r>
-              <w:t xml:space="preserve"> or </w:t>
-            </w:r>
-            <w:proofErr w:type="spellStart"/>
-            <w:r>
-              <w:t>lower_out</w:t>
-            </w:r>
-            <w:proofErr w:type="spellEnd"/>
-            <w:r>
-              <w:t xml:space="preserve"> are omitted, they default to the lowest input image pixel value or highest input image pixel value.</w:t>
+              <w:t>The script parameter define lower_in, upper_in, lower_out, and upper_out intensity mapping parameters. If lower_in or lower_out are omitted, they default to the lowest input image pixel value or highest input image pixel value.</w:t>
             </w:r>
           </w:p>
           <w:p/>
@@ -8311,6 +7360,7 @@
         <w:pStyle w:val="Heading1"/>
       </w:pPr>
       <w:r>
+        <w:lastRenderedPageBreak/>
         <w:t>Operators</w:t>
       </w:r>
     </w:p>
@@ -9141,51 +8191,7 @@
               <w:cnfStyle w:val="000000100000" w:firstRow="0" w:lastRow="0" w:firstColumn="0" w:lastColumn="0" w:oddVBand="0" w:evenVBand="0" w:oddHBand="1" w:evenHBand="0" w:firstRowFirstColumn="0" w:firstRowLastColumn="0" w:lastRowFirstColumn="0" w:lastRowLastColumn="0"/>
             </w:pPr>
             <w:r>
-              <w:t xml:space="preserve">Map </w:t>
-            </w:r>
-            <w:proofErr w:type="spellStart"/>
-            <w:r>
-              <w:t>CV_32S</w:t>
-            </w:r>
-            <w:proofErr w:type="spellEnd"/>
-            <w:r>
-              <w:t xml:space="preserve"> or </w:t>
-            </w:r>
-            <w:proofErr w:type="spellStart"/>
-            <w:r>
-              <w:t>CV_32F</w:t>
-            </w:r>
-            <w:proofErr w:type="spellEnd"/>
-            <w:r>
-              <w:t xml:space="preserve"> image intensities from an input intensity range to an output intensity range. </w:t>
-            </w:r>
-            <w:r>
-              <w:lastRenderedPageBreak/>
-              <w:t xml:space="preserve">Output images may be JPEG </w:t>
-            </w:r>
-            <w:proofErr w:type="spellStart"/>
-            <w:r>
-              <w:t>CV_8U</w:t>
-            </w:r>
-            <w:proofErr w:type="spellEnd"/>
-            <w:r>
-              <w:t xml:space="preserve"> images or binary </w:t>
-            </w:r>
-            <w:proofErr w:type="spellStart"/>
-            <w:r>
-              <w:t>CV_32S</w:t>
-            </w:r>
-            <w:proofErr w:type="spellEnd"/>
-            <w:r>
-              <w:t xml:space="preserve"> or </w:t>
-            </w:r>
-            <w:proofErr w:type="spellStart"/>
-            <w:r>
-              <w:t>CV_32F</w:t>
-            </w:r>
-            <w:proofErr w:type="spellEnd"/>
-            <w:r>
-              <w:t xml:space="preserve"> images. </w:t>
+              <w:t xml:space="preserve">Map CV_32S or CV_32F image intensities from an input intensity range to an output intensity range. Output images may be JPEG CV_8U images or binary CV_32S or CV_32F images. </w:t>
             </w:r>
           </w:p>
         </w:tc>
@@ -9845,6 +8851,7 @@
         <w:pStyle w:val="Normalafterlist"/>
       </w:pPr>
       <w:r>
+        <w:lastRenderedPageBreak/>
         <w:t>The experiment log output includes the output image pixel statistics:</w:t>
       </w:r>
     </w:p>
@@ -10056,69 +9063,42 @@
                 <w:szCs w:val="20"/>
               </w:rPr>
             </w:pPr>
-            <w:proofErr w:type="spellStart"/>
             <w:r>
               <w:rPr>
                 <w:sz w:val="20"/>
                 <w:szCs w:val="20"/>
               </w:rPr>
-              <w:t>CV_8U</w:t>
-            </w:r>
-            <w:proofErr w:type="spellEnd"/>
-            <w:r>
+              <w:t>CV_8U has value 0</w:t>
+            </w:r>
+          </w:p>
+          <w:p>
+            <w:pPr>
+              <w:pStyle w:val="tablebullet"/>
+              <w:cnfStyle w:val="000000000000" w:firstRow="0" w:lastRow="0" w:firstColumn="0" w:lastColumn="0" w:oddVBand="0" w:evenVBand="0" w:oddHBand="0" w:evenHBand="0" w:firstRowFirstColumn="0" w:firstRowLastColumn="0" w:lastRowFirstColumn="0" w:lastRowLastColumn="0"/>
               <w:rPr>
                 <w:sz w:val="20"/>
                 <w:szCs w:val="20"/>
               </w:rPr>
-              <w:t xml:space="preserve"> has value 0</w:t>
+            </w:pPr>
+            <w:r>
+              <w:rPr>
+                <w:sz w:val="20"/>
+                <w:szCs w:val="20"/>
+              </w:rPr>
+              <w:t>CV_32S has value 1</w:t>
             </w:r>
           </w:p>
           <w:p>
             <w:pPr>
               <w:pStyle w:val="tablebullet"/>
               <w:cnfStyle w:val="000000000000" w:firstRow="0" w:lastRow="0" w:firstColumn="0" w:lastColumn="0" w:oddVBand="0" w:evenVBand="0" w:oddHBand="0" w:evenHBand="0" w:firstRowFirstColumn="0" w:firstRowLastColumn="0" w:lastRowFirstColumn="0" w:lastRowLastColumn="0"/>
+            </w:pPr>
+            <w:r>
               <w:rPr>
                 <w:sz w:val="20"/>
                 <w:szCs w:val="20"/>
               </w:rPr>
-            </w:pPr>
-            <w:proofErr w:type="spellStart"/>
-            <w:r>
-              <w:rPr>
-                <w:sz w:val="20"/>
-                <w:szCs w:val="20"/>
-              </w:rPr>
-              <w:t>CV_32S</w:t>
-            </w:r>
-            <w:proofErr w:type="spellEnd"/>
-            <w:r>
-              <w:rPr>
-                <w:sz w:val="20"/>
-                <w:szCs w:val="20"/>
-              </w:rPr>
-              <w:t xml:space="preserve"> has value 1</w:t>
-            </w:r>
-          </w:p>
-          <w:p>
-            <w:pPr>
-              <w:pStyle w:val="tablebullet"/>
-              <w:cnfStyle w:val="000000000000" w:firstRow="0" w:lastRow="0" w:firstColumn="0" w:lastColumn="0" w:oddVBand="0" w:evenVBand="0" w:oddHBand="0" w:evenHBand="0" w:firstRowFirstColumn="0" w:firstRowLastColumn="0" w:lastRowFirstColumn="0" w:lastRowLastColumn="0"/>
-            </w:pPr>
-            <w:proofErr w:type="spellStart"/>
-            <w:r>
-              <w:rPr>
-                <w:sz w:val="20"/>
-                <w:szCs w:val="20"/>
-              </w:rPr>
-              <w:t>CV_32F</w:t>
-            </w:r>
-            <w:proofErr w:type="spellEnd"/>
-            <w:r>
-              <w:rPr>
-                <w:sz w:val="20"/>
-                <w:szCs w:val="20"/>
-              </w:rPr>
-              <w:t xml:space="preserve"> has value 2</w:t>
+              <w:t>CV_32F has value 2</w:t>
             </w:r>
           </w:p>
         </w:tc>
@@ -10166,11 +9146,9 @@
             <w:pPr>
               <w:pStyle w:val="NoSpacing"/>
             </w:pPr>
-            <w:proofErr w:type="spellStart"/>
             <w:r>
               <w:t>min_value</w:t>
             </w:r>
-            <w:proofErr w:type="spellEnd"/>
           </w:p>
         </w:tc>
         <w:tc>
@@ -10201,11 +9179,9 @@
             <w:pPr>
               <w:pStyle w:val="NoSpacing"/>
             </w:pPr>
-            <w:proofErr w:type="spellStart"/>
             <w:r>
               <w:t>max_value</w:t>
             </w:r>
-            <w:proofErr w:type="spellEnd"/>
           </w:p>
         </w:tc>
         <w:tc>
@@ -10358,16 +9334,7 @@
         <w:pStyle w:val="Heading2"/>
       </w:pPr>
       <w:r>
-        <w:lastRenderedPageBreak/>
-        <w:t>filter-edge-</w:t>
-      </w:r>
-      <w:proofErr w:type="spellStart"/>
-      <w:r>
-        <w:t>prewitt</w:t>
-      </w:r>
-      <w:proofErr w:type="spellEnd"/>
-      <w:r>
-        <w:t xml:space="preserve"> Operator</w:t>
+        <w:t>filter-edge-prewitt Operator</w:t>
       </w:r>
     </w:p>
     <w:p>
@@ -10634,31 +9601,7 @@
               <w:cnfStyle w:val="000000100000" w:firstRow="0" w:lastRow="0" w:firstColumn="0" w:lastColumn="0" w:oddVBand="0" w:evenVBand="0" w:oddHBand="1" w:evenHBand="0" w:firstRowFirstColumn="0" w:firstRowLastColumn="0" w:lastRowFirstColumn="0" w:lastRowLastColumn="0"/>
             </w:pPr>
             <w:r>
-              <w:t xml:space="preserve">input </w:t>
-            </w:r>
-            <w:proofErr w:type="spellStart"/>
-            <w:r>
-              <w:t>CV_8U</w:t>
-            </w:r>
-            <w:proofErr w:type="spellEnd"/>
-            <w:r>
-              <w:t xml:space="preserve">, </w:t>
-            </w:r>
-            <w:proofErr w:type="spellStart"/>
-            <w:r>
-              <w:t>CV_32S</w:t>
-            </w:r>
-            <w:proofErr w:type="spellEnd"/>
-            <w:r>
-              <w:t xml:space="preserve">, or </w:t>
-            </w:r>
-            <w:proofErr w:type="spellStart"/>
-            <w:r>
-              <w:t>CV_32F</w:t>
-            </w:r>
-            <w:proofErr w:type="spellEnd"/>
-            <w:r>
-              <w:t xml:space="preserve"> intensity image</w:t>
+              <w:t>input CV_8U, CV_32S, or CV_32F intensity image</w:t>
             </w:r>
           </w:p>
         </w:tc>
@@ -10723,23 +9666,7 @@
               <w:cnfStyle w:val="000000000000" w:firstRow="0" w:lastRow="0" w:firstColumn="0" w:lastColumn="0" w:oddVBand="0" w:evenVBand="0" w:oddHBand="0" w:evenHBand="0" w:firstRowFirstColumn="0" w:firstRowLastColumn="0" w:lastRowFirstColumn="0" w:lastRowLastColumn="0"/>
             </w:pPr>
             <w:r>
-              <w:t xml:space="preserve">output </w:t>
-            </w:r>
-            <w:proofErr w:type="spellStart"/>
-            <w:r>
-              <w:t>CV_32S</w:t>
-            </w:r>
-            <w:proofErr w:type="spellEnd"/>
-            <w:r>
-              <w:t xml:space="preserve">, or </w:t>
-            </w:r>
-            <w:proofErr w:type="spellStart"/>
-            <w:r>
-              <w:t>CV_32F</w:t>
-            </w:r>
-            <w:proofErr w:type="spellEnd"/>
-            <w:r>
-              <w:t xml:space="preserve"> edge image</w:t>
+              <w:t>output CV_32S, or CV_32F edge image</w:t>
             </w:r>
           </w:p>
         </w:tc>
@@ -11075,69 +10002,43 @@
                 <w:szCs w:val="20"/>
               </w:rPr>
             </w:pPr>
-            <w:proofErr w:type="spellStart"/>
             <w:r>
               <w:rPr>
                 <w:sz w:val="20"/>
                 <w:szCs w:val="20"/>
               </w:rPr>
-              <w:t>CV_8U</w:t>
-            </w:r>
-            <w:proofErr w:type="spellEnd"/>
-            <w:r>
+              <w:lastRenderedPageBreak/>
+              <w:t>CV_8U has value 0</w:t>
+            </w:r>
+          </w:p>
+          <w:p>
+            <w:pPr>
+              <w:pStyle w:val="tablebullet"/>
+              <w:cnfStyle w:val="000000000000" w:firstRow="0" w:lastRow="0" w:firstColumn="0" w:lastColumn="0" w:oddVBand="0" w:evenVBand="0" w:oddHBand="0" w:evenHBand="0" w:firstRowFirstColumn="0" w:firstRowLastColumn="0" w:lastRowFirstColumn="0" w:lastRowLastColumn="0"/>
               <w:rPr>
                 <w:sz w:val="20"/>
                 <w:szCs w:val="20"/>
               </w:rPr>
-              <w:t xml:space="preserve"> has value 0</w:t>
+            </w:pPr>
+            <w:r>
+              <w:rPr>
+                <w:sz w:val="20"/>
+                <w:szCs w:val="20"/>
+              </w:rPr>
+              <w:t>CV_32S has value 1</w:t>
             </w:r>
           </w:p>
           <w:p>
             <w:pPr>
               <w:pStyle w:val="tablebullet"/>
               <w:cnfStyle w:val="000000000000" w:firstRow="0" w:lastRow="0" w:firstColumn="0" w:lastColumn="0" w:oddVBand="0" w:evenVBand="0" w:oddHBand="0" w:evenHBand="0" w:firstRowFirstColumn="0" w:firstRowLastColumn="0" w:lastRowFirstColumn="0" w:lastRowLastColumn="0"/>
+            </w:pPr>
+            <w:r>
               <w:rPr>
                 <w:sz w:val="20"/>
                 <w:szCs w:val="20"/>
               </w:rPr>
-            </w:pPr>
-            <w:proofErr w:type="spellStart"/>
-            <w:r>
-              <w:rPr>
-                <w:sz w:val="20"/>
-                <w:szCs w:val="20"/>
-              </w:rPr>
-              <w:t>CV_32S</w:t>
-            </w:r>
-            <w:proofErr w:type="spellEnd"/>
-            <w:r>
-              <w:rPr>
-                <w:sz w:val="20"/>
-                <w:szCs w:val="20"/>
-              </w:rPr>
-              <w:t xml:space="preserve"> has value 1</w:t>
-            </w:r>
-          </w:p>
-          <w:p>
-            <w:pPr>
-              <w:pStyle w:val="tablebullet"/>
-              <w:cnfStyle w:val="000000000000" w:firstRow="0" w:lastRow="0" w:firstColumn="0" w:lastColumn="0" w:oddVBand="0" w:evenVBand="0" w:oddHBand="0" w:evenHBand="0" w:firstRowFirstColumn="0" w:firstRowLastColumn="0" w:lastRowFirstColumn="0" w:lastRowLastColumn="0"/>
-            </w:pPr>
-            <w:proofErr w:type="spellStart"/>
-            <w:r>
-              <w:rPr>
-                <w:sz w:val="20"/>
-                <w:szCs w:val="20"/>
-              </w:rPr>
-              <w:t>CV_32F</w:t>
-            </w:r>
-            <w:proofErr w:type="spellEnd"/>
-            <w:r>
-              <w:rPr>
-                <w:sz w:val="20"/>
-                <w:szCs w:val="20"/>
-              </w:rPr>
-              <w:t xml:space="preserve"> has value 2</w:t>
+              <w:t>CV_32F has value 2</w:t>
             </w:r>
           </w:p>
         </w:tc>
@@ -11156,6 +10057,7 @@
               <w:pStyle w:val="NoSpacing"/>
             </w:pPr>
             <w:r>
+              <w:lastRenderedPageBreak/>
               <w:t>pixel count</w:t>
             </w:r>
           </w:p>
@@ -11185,11 +10087,9 @@
             <w:pPr>
               <w:pStyle w:val="NoSpacing"/>
             </w:pPr>
-            <w:proofErr w:type="spellStart"/>
             <w:r>
               <w:t>min_value</w:t>
             </w:r>
-            <w:proofErr w:type="spellEnd"/>
           </w:p>
         </w:tc>
         <w:tc>
@@ -11220,11 +10120,9 @@
             <w:pPr>
               <w:pStyle w:val="NoSpacing"/>
             </w:pPr>
-            <w:proofErr w:type="spellStart"/>
             <w:r>
               <w:t>max_value</w:t>
             </w:r>
-            <w:proofErr w:type="spellEnd"/>
           </w:p>
         </w:tc>
         <w:tc>
@@ -11377,15 +10275,7 @@
         <w:pStyle w:val="Heading2"/>
       </w:pPr>
       <w:r>
-        <w:t>filter-edge-</w:t>
-      </w:r>
-      <w:proofErr w:type="spellStart"/>
-      <w:r>
-        <w:t>roberts</w:t>
-      </w:r>
-      <w:proofErr w:type="spellEnd"/>
-      <w:r>
-        <w:t xml:space="preserve"> Operator</w:t>
+        <w:t>filter-edge-roberts Operator</w:t>
       </w:r>
     </w:p>
     <w:p>
@@ -11654,31 +10544,7 @@
               <w:cnfStyle w:val="000000100000" w:firstRow="0" w:lastRow="0" w:firstColumn="0" w:lastColumn="0" w:oddVBand="0" w:evenVBand="0" w:oddHBand="1" w:evenHBand="0" w:firstRowFirstColumn="0" w:firstRowLastColumn="0" w:lastRowFirstColumn="0" w:lastRowLastColumn="0"/>
             </w:pPr>
             <w:r>
-              <w:t xml:space="preserve">input </w:t>
-            </w:r>
-            <w:proofErr w:type="spellStart"/>
-            <w:r>
-              <w:t>CV_8U</w:t>
-            </w:r>
-            <w:proofErr w:type="spellEnd"/>
-            <w:r>
-              <w:t xml:space="preserve">, </w:t>
-            </w:r>
-            <w:proofErr w:type="spellStart"/>
-            <w:r>
-              <w:t>CV_32S</w:t>
-            </w:r>
-            <w:proofErr w:type="spellEnd"/>
-            <w:r>
-              <w:t xml:space="preserve">, or </w:t>
-            </w:r>
-            <w:proofErr w:type="spellStart"/>
-            <w:r>
-              <w:t>CV_32F</w:t>
-            </w:r>
-            <w:proofErr w:type="spellEnd"/>
-            <w:r>
-              <w:t xml:space="preserve"> intensity image</w:t>
+              <w:t>input CV_8U, CV_32S, or CV_32F intensity image</w:t>
             </w:r>
           </w:p>
         </w:tc>
@@ -11743,23 +10609,7 @@
               <w:cnfStyle w:val="000000000000" w:firstRow="0" w:lastRow="0" w:firstColumn="0" w:lastColumn="0" w:oddVBand="0" w:evenVBand="0" w:oddHBand="0" w:evenHBand="0" w:firstRowFirstColumn="0" w:firstRowLastColumn="0" w:lastRowFirstColumn="0" w:lastRowLastColumn="0"/>
             </w:pPr>
             <w:r>
-              <w:t xml:space="preserve">output </w:t>
-            </w:r>
-            <w:proofErr w:type="spellStart"/>
-            <w:r>
-              <w:t>CV_32S</w:t>
-            </w:r>
-            <w:proofErr w:type="spellEnd"/>
-            <w:r>
-              <w:t xml:space="preserve">, or </w:t>
-            </w:r>
-            <w:proofErr w:type="spellStart"/>
-            <w:r>
-              <w:t>CV_32F</w:t>
-            </w:r>
-            <w:proofErr w:type="spellEnd"/>
-            <w:r>
-              <w:t xml:space="preserve"> edge image</w:t>
+              <w:t>output CV_32S, or CV_32F edge image</w:t>
             </w:r>
           </w:p>
         </w:tc>
@@ -12095,69 +10945,42 @@
                 <w:szCs w:val="20"/>
               </w:rPr>
             </w:pPr>
-            <w:proofErr w:type="spellStart"/>
             <w:r>
               <w:rPr>
                 <w:sz w:val="20"/>
                 <w:szCs w:val="20"/>
               </w:rPr>
-              <w:t>CV_8U</w:t>
-            </w:r>
-            <w:proofErr w:type="spellEnd"/>
-            <w:r>
+              <w:t>CV_8U has value 0</w:t>
+            </w:r>
+          </w:p>
+          <w:p>
+            <w:pPr>
+              <w:pStyle w:val="tablebullet"/>
+              <w:cnfStyle w:val="000000000000" w:firstRow="0" w:lastRow="0" w:firstColumn="0" w:lastColumn="0" w:oddVBand="0" w:evenVBand="0" w:oddHBand="0" w:evenHBand="0" w:firstRowFirstColumn="0" w:firstRowLastColumn="0" w:lastRowFirstColumn="0" w:lastRowLastColumn="0"/>
               <w:rPr>
                 <w:sz w:val="20"/>
                 <w:szCs w:val="20"/>
               </w:rPr>
-              <w:t xml:space="preserve"> has value 0</w:t>
+            </w:pPr>
+            <w:r>
+              <w:rPr>
+                <w:sz w:val="20"/>
+                <w:szCs w:val="20"/>
+              </w:rPr>
+              <w:t>CV_32S has value 1</w:t>
             </w:r>
           </w:p>
           <w:p>
             <w:pPr>
               <w:pStyle w:val="tablebullet"/>
               <w:cnfStyle w:val="000000000000" w:firstRow="0" w:lastRow="0" w:firstColumn="0" w:lastColumn="0" w:oddVBand="0" w:evenVBand="0" w:oddHBand="0" w:evenHBand="0" w:firstRowFirstColumn="0" w:firstRowLastColumn="0" w:lastRowFirstColumn="0" w:lastRowLastColumn="0"/>
+            </w:pPr>
+            <w:r>
               <w:rPr>
                 <w:sz w:val="20"/>
                 <w:szCs w:val="20"/>
               </w:rPr>
-            </w:pPr>
-            <w:proofErr w:type="spellStart"/>
-            <w:r>
-              <w:rPr>
-                <w:sz w:val="20"/>
-                <w:szCs w:val="20"/>
-              </w:rPr>
-              <w:t>CV_32S</w:t>
-            </w:r>
-            <w:proofErr w:type="spellEnd"/>
-            <w:r>
-              <w:rPr>
-                <w:sz w:val="20"/>
-                <w:szCs w:val="20"/>
-              </w:rPr>
-              <w:t xml:space="preserve"> has value 1</w:t>
-            </w:r>
-          </w:p>
-          <w:p>
-            <w:pPr>
-              <w:pStyle w:val="tablebullet"/>
-              <w:cnfStyle w:val="000000000000" w:firstRow="0" w:lastRow="0" w:firstColumn="0" w:lastColumn="0" w:oddVBand="0" w:evenVBand="0" w:oddHBand="0" w:evenHBand="0" w:firstRowFirstColumn="0" w:firstRowLastColumn="0" w:lastRowFirstColumn="0" w:lastRowLastColumn="0"/>
-            </w:pPr>
-            <w:proofErr w:type="spellStart"/>
-            <w:r>
-              <w:rPr>
-                <w:sz w:val="20"/>
-                <w:szCs w:val="20"/>
-              </w:rPr>
-              <w:t>CV_32F</w:t>
-            </w:r>
-            <w:proofErr w:type="spellEnd"/>
-            <w:r>
-              <w:rPr>
-                <w:sz w:val="20"/>
-                <w:szCs w:val="20"/>
-              </w:rPr>
-              <w:t xml:space="preserve"> has value 2</w:t>
+              <w:t>CV_32F has value 2</w:t>
             </w:r>
           </w:p>
         </w:tc>
@@ -12205,11 +11028,9 @@
             <w:pPr>
               <w:pStyle w:val="NoSpacing"/>
             </w:pPr>
-            <w:proofErr w:type="spellStart"/>
             <w:r>
               <w:t>min_value</w:t>
             </w:r>
-            <w:proofErr w:type="spellEnd"/>
           </w:p>
         </w:tc>
         <w:tc>
@@ -12240,11 +11061,9 @@
             <w:pPr>
               <w:pStyle w:val="NoSpacing"/>
             </w:pPr>
-            <w:proofErr w:type="spellStart"/>
             <w:r>
               <w:t>max_value</w:t>
             </w:r>
-            <w:proofErr w:type="spellEnd"/>
           </w:p>
         </w:tc>
         <w:tc>
@@ -12273,6 +11092,7 @@
               <w:pStyle w:val="NoSpacing"/>
             </w:pPr>
             <w:r>
+              <w:lastRenderedPageBreak/>
               <w:t>mean</w:t>
             </w:r>
           </w:p>
@@ -12397,15 +11217,7 @@
         <w:pStyle w:val="Heading2"/>
       </w:pPr>
       <w:r>
-        <w:t>filter-edge-</w:t>
-      </w:r>
-      <w:proofErr w:type="spellStart"/>
-      <w:r>
-        <w:t>sobel</w:t>
-      </w:r>
-      <w:proofErr w:type="spellEnd"/>
-      <w:r>
-        <w:t xml:space="preserve"> Operator</w:t>
+        <w:t>filter-edge-sobel Operator</w:t>
       </w:r>
     </w:p>
     <w:p>
@@ -12674,44 +11486,19 @@
               <w:cnfStyle w:val="000000100000" w:firstRow="0" w:lastRow="0" w:firstColumn="0" w:lastColumn="0" w:oddVBand="0" w:evenVBand="0" w:oddHBand="1" w:evenHBand="0" w:firstRowFirstColumn="0" w:firstRowLastColumn="0" w:lastRowFirstColumn="0" w:lastRowLastColumn="0"/>
             </w:pPr>
             <w:r>
-              <w:t xml:space="preserve">input </w:t>
-            </w:r>
-            <w:proofErr w:type="spellStart"/>
-            <w:r>
-              <w:t>CV_8U</w:t>
-            </w:r>
-            <w:proofErr w:type="spellEnd"/>
-            <w:r>
-              <w:t xml:space="preserve">, </w:t>
-            </w:r>
-            <w:proofErr w:type="spellStart"/>
-            <w:r>
-              <w:t>CV_32S</w:t>
-            </w:r>
-            <w:proofErr w:type="spellEnd"/>
-            <w:r>
-              <w:t xml:space="preserve">, or </w:t>
-            </w:r>
-            <w:proofErr w:type="spellStart"/>
-            <w:r>
-              <w:t>CV_32F</w:t>
-            </w:r>
-            <w:proofErr w:type="spellEnd"/>
-            <w:r>
-              <w:t xml:space="preserve"> intensity image</w:t>
-            </w:r>
-          </w:p>
-        </w:tc>
-      </w:tr>
-      <w:tr>
-        <w:tc>
-          <w:tcPr>
-            <w:cnfStyle w:val="001000000000" w:firstRow="0" w:lastRow="0" w:firstColumn="1" w:lastColumn="0" w:oddVBand="0" w:evenVBand="0" w:oddHBand="0" w:evenHBand="0" w:firstRowFirstColumn="0" w:firstRowLastColumn="0" w:lastRowFirstColumn="0" w:lastRowLastColumn="0"/>
-            <w:tcW w:w="0" w:type="auto"/>
-          </w:tcPr>
-          <w:p>
-            <w:r>
-              <w:lastRenderedPageBreak/>
+              <w:t>input CV_8U, CV_32S, or CV_32F intensity image</w:t>
+            </w:r>
+          </w:p>
+        </w:tc>
+      </w:tr>
+      <w:tr>
+        <w:tc>
+          <w:tcPr>
+            <w:cnfStyle w:val="001000000000" w:firstRow="0" w:lastRow="0" w:firstColumn="1" w:lastColumn="0" w:oddVBand="0" w:evenVBand="0" w:oddHBand="0" w:evenHBand="0" w:firstRowFirstColumn="0" w:firstRowLastColumn="0" w:lastRowFirstColumn="0" w:lastRowLastColumn="0"/>
+            <w:tcW w:w="0" w:type="auto"/>
+          </w:tcPr>
+          <w:p>
+            <w:r>
               <w:t>output</w:t>
             </w:r>
           </w:p>
@@ -12764,23 +11551,7 @@
               <w:cnfStyle w:val="000000000000" w:firstRow="0" w:lastRow="0" w:firstColumn="0" w:lastColumn="0" w:oddVBand="0" w:evenVBand="0" w:oddHBand="0" w:evenHBand="0" w:firstRowFirstColumn="0" w:firstRowLastColumn="0" w:lastRowFirstColumn="0" w:lastRowLastColumn="0"/>
             </w:pPr>
             <w:r>
-              <w:t xml:space="preserve">output </w:t>
-            </w:r>
-            <w:proofErr w:type="spellStart"/>
-            <w:r>
-              <w:t>CV_32S</w:t>
-            </w:r>
-            <w:proofErr w:type="spellEnd"/>
-            <w:r>
-              <w:t xml:space="preserve">, or </w:t>
-            </w:r>
-            <w:proofErr w:type="spellStart"/>
-            <w:r>
-              <w:t>CV_32F</w:t>
-            </w:r>
-            <w:proofErr w:type="spellEnd"/>
-            <w:r>
-              <w:t xml:space="preserve"> edge image</w:t>
+              <w:t>output CV_32S, or CV_32F edge image</w:t>
             </w:r>
           </w:p>
         </w:tc>
@@ -13116,69 +11887,42 @@
                 <w:szCs w:val="20"/>
               </w:rPr>
             </w:pPr>
-            <w:proofErr w:type="spellStart"/>
             <w:r>
               <w:rPr>
                 <w:sz w:val="20"/>
                 <w:szCs w:val="20"/>
               </w:rPr>
-              <w:t>CV_8U</w:t>
-            </w:r>
-            <w:proofErr w:type="spellEnd"/>
-            <w:r>
+              <w:t>CV_8U has value 0</w:t>
+            </w:r>
+          </w:p>
+          <w:p>
+            <w:pPr>
+              <w:pStyle w:val="tablebullet"/>
+              <w:cnfStyle w:val="000000000000" w:firstRow="0" w:lastRow="0" w:firstColumn="0" w:lastColumn="0" w:oddVBand="0" w:evenVBand="0" w:oddHBand="0" w:evenHBand="0" w:firstRowFirstColumn="0" w:firstRowLastColumn="0" w:lastRowFirstColumn="0" w:lastRowLastColumn="0"/>
               <w:rPr>
                 <w:sz w:val="20"/>
                 <w:szCs w:val="20"/>
               </w:rPr>
-              <w:t xml:space="preserve"> has value 0</w:t>
+            </w:pPr>
+            <w:r>
+              <w:rPr>
+                <w:sz w:val="20"/>
+                <w:szCs w:val="20"/>
+              </w:rPr>
+              <w:t>CV_32S has value 1</w:t>
             </w:r>
           </w:p>
           <w:p>
             <w:pPr>
               <w:pStyle w:val="tablebullet"/>
               <w:cnfStyle w:val="000000000000" w:firstRow="0" w:lastRow="0" w:firstColumn="0" w:lastColumn="0" w:oddVBand="0" w:evenVBand="0" w:oddHBand="0" w:evenHBand="0" w:firstRowFirstColumn="0" w:firstRowLastColumn="0" w:lastRowFirstColumn="0" w:lastRowLastColumn="0"/>
+            </w:pPr>
+            <w:r>
               <w:rPr>
                 <w:sz w:val="20"/>
                 <w:szCs w:val="20"/>
               </w:rPr>
-            </w:pPr>
-            <w:proofErr w:type="spellStart"/>
-            <w:r>
-              <w:rPr>
-                <w:sz w:val="20"/>
-                <w:szCs w:val="20"/>
-              </w:rPr>
-              <w:t>CV_32S</w:t>
-            </w:r>
-            <w:proofErr w:type="spellEnd"/>
-            <w:r>
-              <w:rPr>
-                <w:sz w:val="20"/>
-                <w:szCs w:val="20"/>
-              </w:rPr>
-              <w:t xml:space="preserve"> has value 1</w:t>
-            </w:r>
-          </w:p>
-          <w:p>
-            <w:pPr>
-              <w:pStyle w:val="tablebullet"/>
-              <w:cnfStyle w:val="000000000000" w:firstRow="0" w:lastRow="0" w:firstColumn="0" w:lastColumn="0" w:oddVBand="0" w:evenVBand="0" w:oddHBand="0" w:evenHBand="0" w:firstRowFirstColumn="0" w:firstRowLastColumn="0" w:lastRowFirstColumn="0" w:lastRowLastColumn="0"/>
-            </w:pPr>
-            <w:proofErr w:type="spellStart"/>
-            <w:r>
-              <w:rPr>
-                <w:sz w:val="20"/>
-                <w:szCs w:val="20"/>
-              </w:rPr>
-              <w:t>CV_32F</w:t>
-            </w:r>
-            <w:proofErr w:type="spellEnd"/>
-            <w:r>
-              <w:rPr>
-                <w:sz w:val="20"/>
-                <w:szCs w:val="20"/>
-              </w:rPr>
-              <w:t xml:space="preserve"> has value 2</w:t>
+              <w:t>CV_32F has value 2</w:t>
             </w:r>
           </w:p>
         </w:tc>
@@ -13226,11 +11970,9 @@
             <w:pPr>
               <w:pStyle w:val="NoSpacing"/>
             </w:pPr>
-            <w:proofErr w:type="spellStart"/>
             <w:r>
               <w:t>min_value</w:t>
             </w:r>
-            <w:proofErr w:type="spellEnd"/>
           </w:p>
         </w:tc>
         <w:tc>
@@ -13261,11 +12003,9 @@
             <w:pPr>
               <w:pStyle w:val="NoSpacing"/>
             </w:pPr>
-            <w:proofErr w:type="spellStart"/>
             <w:r>
               <w:t>max_value</w:t>
             </w:r>
-            <w:proofErr w:type="spellEnd"/>
           </w:p>
         </w:tc>
         <w:tc>
@@ -13418,6 +12158,7 @@
         <w:pStyle w:val="Heading2"/>
       </w:pPr>
       <w:r>
+        <w:lastRenderedPageBreak/>
         <w:t>histogram-image-create Operator</w:t>
       </w:r>
     </w:p>
@@ -13593,31 +12334,7 @@
               <w:cnfStyle w:val="000000100000" w:firstRow="0" w:lastRow="0" w:firstColumn="0" w:lastColumn="0" w:oddVBand="0" w:evenVBand="0" w:oddHBand="1" w:evenHBand="0" w:firstRowFirstColumn="0" w:firstRowLastColumn="0" w:lastRowFirstColumn="0" w:lastRowLastColumn="0"/>
             </w:pPr>
             <w:r>
-              <w:t xml:space="preserve">input </w:t>
-            </w:r>
-            <w:proofErr w:type="spellStart"/>
-            <w:r>
-              <w:t>CV_8U</w:t>
-            </w:r>
-            <w:proofErr w:type="spellEnd"/>
-            <w:r>
-              <w:t xml:space="preserve">, </w:t>
-            </w:r>
-            <w:proofErr w:type="spellStart"/>
-            <w:r>
-              <w:t>CV_32S</w:t>
-            </w:r>
-            <w:proofErr w:type="spellEnd"/>
-            <w:r>
-              <w:t xml:space="preserve">, or </w:t>
-            </w:r>
-            <w:proofErr w:type="spellStart"/>
-            <w:r>
-              <w:t>CV_32F</w:t>
-            </w:r>
-            <w:proofErr w:type="spellEnd"/>
-            <w:r>
-              <w:t xml:space="preserve"> intensity image</w:t>
+              <w:t>input CV_8U, CV_32S, or CV_32F intensity image</w:t>
             </w:r>
           </w:p>
         </w:tc>
@@ -13748,7 +12465,6 @@
             <w:r>
               <w:t>“</w:t>
             </w:r>
-            <w:proofErr w:type="spellStart"/>
             <w:r>
               <w:rPr>
                 <w:b w:val="0"/>
@@ -13756,7 +12472,6 @@
               </w:rPr>
               <w:t>nbins</w:t>
             </w:r>
-            <w:proofErr w:type="spellEnd"/>
             <w:r>
               <w:t>”</w:t>
             </w:r>
@@ -13796,23 +12511,7 @@
                 <w:b w:val="0"/>
                 <w:bCs w:val="0"/>
               </w:rPr>
-              <w:t>“</w:t>
-            </w:r>
-            <w:proofErr w:type="spellStart"/>
-            <w:r>
-              <w:rPr>
-                <w:b w:val="0"/>
-                <w:bCs w:val="0"/>
-              </w:rPr>
-              <w:t>min_value</w:t>
-            </w:r>
-            <w:proofErr w:type="spellEnd"/>
-            <w:r>
-              <w:rPr>
-                <w:b w:val="0"/>
-                <w:bCs w:val="0"/>
-              </w:rPr>
-              <w:t>”</w:t>
+              <w:t>“min_value”</w:t>
             </w:r>
           </w:p>
         </w:tc>
@@ -13853,23 +12552,7 @@
                 <w:b w:val="0"/>
                 <w:bCs w:val="0"/>
               </w:rPr>
-              <w:t>“</w:t>
-            </w:r>
-            <w:proofErr w:type="spellStart"/>
-            <w:r>
-              <w:rPr>
-                <w:b w:val="0"/>
-                <w:bCs w:val="0"/>
-              </w:rPr>
-              <w:t>max_value</w:t>
-            </w:r>
-            <w:proofErr w:type="spellEnd"/>
-            <w:r>
-              <w:rPr>
-                <w:b w:val="0"/>
-                <w:bCs w:val="0"/>
-              </w:rPr>
-              <w:t>”</w:t>
+              <w:t>“max_value”</w:t>
             </w:r>
           </w:p>
         </w:tc>
@@ -13895,7 +12578,6 @@
         <w:pStyle w:val="Normalafterlist"/>
       </w:pPr>
       <w:r>
-        <w:lastRenderedPageBreak/>
         <w:t>The experiment log output includes the input image pixel statistics:</w:t>
       </w:r>
     </w:p>
@@ -14107,69 +12789,42 @@
                 <w:szCs w:val="20"/>
               </w:rPr>
             </w:pPr>
-            <w:proofErr w:type="spellStart"/>
             <w:r>
               <w:rPr>
                 <w:sz w:val="20"/>
                 <w:szCs w:val="20"/>
               </w:rPr>
-              <w:t>CV_8U</w:t>
-            </w:r>
-            <w:proofErr w:type="spellEnd"/>
-            <w:r>
+              <w:t>CV_8U has value 0</w:t>
+            </w:r>
+          </w:p>
+          <w:p>
+            <w:pPr>
+              <w:pStyle w:val="tablebullet"/>
+              <w:cnfStyle w:val="000000000000" w:firstRow="0" w:lastRow="0" w:firstColumn="0" w:lastColumn="0" w:oddVBand="0" w:evenVBand="0" w:oddHBand="0" w:evenHBand="0" w:firstRowFirstColumn="0" w:firstRowLastColumn="0" w:lastRowFirstColumn="0" w:lastRowLastColumn="0"/>
               <w:rPr>
                 <w:sz w:val="20"/>
                 <w:szCs w:val="20"/>
               </w:rPr>
-              <w:t xml:space="preserve"> has value 0</w:t>
+            </w:pPr>
+            <w:r>
+              <w:rPr>
+                <w:sz w:val="20"/>
+                <w:szCs w:val="20"/>
+              </w:rPr>
+              <w:t>CV_32S has value 1</w:t>
             </w:r>
           </w:p>
           <w:p>
             <w:pPr>
               <w:pStyle w:val="tablebullet"/>
               <w:cnfStyle w:val="000000000000" w:firstRow="0" w:lastRow="0" w:firstColumn="0" w:lastColumn="0" w:oddVBand="0" w:evenVBand="0" w:oddHBand="0" w:evenHBand="0" w:firstRowFirstColumn="0" w:firstRowLastColumn="0" w:lastRowFirstColumn="0" w:lastRowLastColumn="0"/>
+            </w:pPr>
+            <w:r>
               <w:rPr>
                 <w:sz w:val="20"/>
                 <w:szCs w:val="20"/>
               </w:rPr>
-            </w:pPr>
-            <w:proofErr w:type="spellStart"/>
-            <w:r>
-              <w:rPr>
-                <w:sz w:val="20"/>
-                <w:szCs w:val="20"/>
-              </w:rPr>
-              <w:t>CV_32S</w:t>
-            </w:r>
-            <w:proofErr w:type="spellEnd"/>
-            <w:r>
-              <w:rPr>
-                <w:sz w:val="20"/>
-                <w:szCs w:val="20"/>
-              </w:rPr>
-              <w:t xml:space="preserve"> has value 1</w:t>
-            </w:r>
-          </w:p>
-          <w:p>
-            <w:pPr>
-              <w:pStyle w:val="tablebullet"/>
-              <w:cnfStyle w:val="000000000000" w:firstRow="0" w:lastRow="0" w:firstColumn="0" w:lastColumn="0" w:oddVBand="0" w:evenVBand="0" w:oddHBand="0" w:evenHBand="0" w:firstRowFirstColumn="0" w:firstRowLastColumn="0" w:lastRowFirstColumn="0" w:lastRowLastColumn="0"/>
-            </w:pPr>
-            <w:proofErr w:type="spellStart"/>
-            <w:r>
-              <w:rPr>
-                <w:sz w:val="20"/>
-                <w:szCs w:val="20"/>
-              </w:rPr>
-              <w:t>CV_32F</w:t>
-            </w:r>
-            <w:proofErr w:type="spellEnd"/>
-            <w:r>
-              <w:rPr>
-                <w:sz w:val="20"/>
-                <w:szCs w:val="20"/>
-              </w:rPr>
-              <w:t xml:space="preserve"> has value 2</w:t>
+              <w:t>CV_32F has value 2</w:t>
             </w:r>
           </w:p>
         </w:tc>
@@ -14217,11 +12872,9 @@
             <w:pPr>
               <w:pStyle w:val="NoSpacing"/>
             </w:pPr>
-            <w:proofErr w:type="spellStart"/>
             <w:r>
               <w:t>min_value</w:t>
             </w:r>
-            <w:proofErr w:type="spellEnd"/>
           </w:p>
         </w:tc>
         <w:tc>
@@ -14252,11 +12905,9 @@
             <w:pPr>
               <w:pStyle w:val="NoSpacing"/>
             </w:pPr>
-            <w:proofErr w:type="spellStart"/>
             <w:r>
               <w:t>max_value</w:t>
             </w:r>
-            <w:proofErr w:type="spellEnd"/>
           </w:p>
         </w:tc>
         <w:tc>
@@ -14409,13 +13060,8 @@
       <w:pPr>
         <w:pStyle w:val="Heading2"/>
       </w:pPr>
-      <w:proofErr w:type="spellStart"/>
-      <w:r>
-        <w:t>hough</w:t>
-      </w:r>
-      <w:proofErr w:type="spellEnd"/>
-      <w:r>
-        <w:t>-accumulator-create Operator</w:t>
+      <w:r>
+        <w:t>hough-accumulator-create Operator</w:t>
       </w:r>
     </w:p>
     <w:p>
@@ -14472,6 +13118,7 @@
           </w:tcPr>
           <w:p>
             <w:r>
+              <w:lastRenderedPageBreak/>
               <w:t>Descriptor type</w:t>
             </w:r>
           </w:p>
@@ -14592,31 +13239,7 @@
               <w:cnfStyle w:val="000000100000" w:firstRow="0" w:lastRow="0" w:firstColumn="0" w:lastColumn="0" w:oddVBand="0" w:evenVBand="0" w:oddHBand="1" w:evenHBand="0" w:firstRowFirstColumn="0" w:firstRowLastColumn="0" w:lastRowFirstColumn="0" w:lastRowLastColumn="0"/>
             </w:pPr>
             <w:r>
-              <w:t xml:space="preserve">input </w:t>
-            </w:r>
-            <w:proofErr w:type="spellStart"/>
-            <w:r>
-              <w:t>CV_8U</w:t>
-            </w:r>
-            <w:proofErr w:type="spellEnd"/>
-            <w:r>
-              <w:t xml:space="preserve">, </w:t>
-            </w:r>
-            <w:proofErr w:type="spellStart"/>
-            <w:r>
-              <w:t>CV_32S</w:t>
-            </w:r>
-            <w:proofErr w:type="spellEnd"/>
-            <w:r>
-              <w:t xml:space="preserve">, or </w:t>
-            </w:r>
-            <w:proofErr w:type="spellStart"/>
-            <w:r>
-              <w:t>CV_32F</w:t>
-            </w:r>
-            <w:proofErr w:type="spellEnd"/>
-            <w:r>
-              <w:t xml:space="preserve"> intensity image</w:t>
+              <w:t>input CV_8U, CV_32S, or CV_32F intensity image</w:t>
             </w:r>
           </w:p>
         </w:tc>
@@ -14655,15 +13278,7 @@
               <w:cnfStyle w:val="000000000000" w:firstRow="0" w:lastRow="0" w:firstColumn="0" w:lastColumn="0" w:oddVBand="0" w:evenVBand="0" w:oddHBand="0" w:evenHBand="0" w:firstRowFirstColumn="0" w:firstRowLastColumn="0" w:lastRowFirstColumn="0" w:lastRowLastColumn="0"/>
             </w:pPr>
             <w:r>
-              <w:t>“</w:t>
-            </w:r>
-            <w:proofErr w:type="spellStart"/>
-            <w:r>
-              <w:t>hough</w:t>
-            </w:r>
-            <w:proofErr w:type="spellEnd"/>
-            <w:r>
-              <w:t>”</w:t>
+              <w:t>“hough”</w:t>
             </w:r>
           </w:p>
         </w:tc>
@@ -14767,15 +13382,7 @@
           </w:tcPr>
           <w:p>
             <w:r>
-              <w:t>“</w:t>
-            </w:r>
-            <w:proofErr w:type="spellStart"/>
-            <w:r>
-              <w:t>theta_inc</w:t>
-            </w:r>
-            <w:proofErr w:type="spellEnd"/>
-            <w:r>
-              <w:t>”</w:t>
+              <w:t>“theta_inc”</w:t>
             </w:r>
           </w:p>
         </w:tc>
@@ -14811,15 +13418,7 @@
               <w:cnfStyle w:val="000000100000" w:firstRow="0" w:lastRow="0" w:firstColumn="0" w:lastColumn="0" w:oddVBand="0" w:evenVBand="0" w:oddHBand="1" w:evenHBand="0" w:firstRowFirstColumn="0" w:firstRowLastColumn="0" w:lastRowFirstColumn="0" w:lastRowLastColumn="0"/>
             </w:pPr>
             <w:r>
-              <w:t xml:space="preserve">increment for the Hough accumulator angle. The number of angles are 180 / </w:t>
-            </w:r>
-            <w:proofErr w:type="spellStart"/>
-            <w:r>
-              <w:t>theta_inc</w:t>
-            </w:r>
-            <w:proofErr w:type="spellEnd"/>
-            <w:r>
-              <w:t>.</w:t>
+              <w:t>increment for the Hough accumulator angle. The number of angles are 180 / theta_inc.</w:t>
             </w:r>
           </w:p>
         </w:tc>
@@ -14895,7 +13494,6 @@
                 <w:bCs w:val="0"/>
               </w:rPr>
             </w:pPr>
-            <w:proofErr w:type="spellStart"/>
             <w:r>
               <w:rPr>
                 <w:b w:val="0"/>
@@ -14903,7 +13501,6 @@
               </w:rPr>
               <w:t>theta_inc</w:t>
             </w:r>
-            <w:proofErr w:type="spellEnd"/>
           </w:p>
         </w:tc>
         <w:tc>
@@ -14935,7 +13532,6 @@
                 <w:bCs w:val="0"/>
               </w:rPr>
             </w:pPr>
-            <w:proofErr w:type="spellStart"/>
             <w:r>
               <w:rPr>
                 <w:b w:val="0"/>
@@ -14943,7 +13539,6 @@
               </w:rPr>
               <w:t>nthetas</w:t>
             </w:r>
-            <w:proofErr w:type="spellEnd"/>
           </w:p>
         </w:tc>
         <w:tc>
@@ -14956,13 +13551,8 @@
               <w:cnfStyle w:val="000000000000" w:firstRow="0" w:lastRow="0" w:firstColumn="0" w:lastColumn="0" w:oddVBand="0" w:evenVBand="0" w:oddHBand="0" w:evenHBand="0" w:firstRowFirstColumn="0" w:firstRowLastColumn="0" w:lastRowFirstColumn="0" w:lastRowLastColumn="0"/>
             </w:pPr>
             <w:r>
-              <w:t xml:space="preserve">The number of angles sampled = 180 / </w:t>
-            </w:r>
-            <w:proofErr w:type="spellStart"/>
-            <w:r>
-              <w:t>theta_inc</w:t>
-            </w:r>
-            <w:proofErr w:type="spellEnd"/>
+              <w:t>The number of angles sampled = 180 / theta_inc</w:t>
+            </w:r>
           </w:p>
         </w:tc>
       </w:tr>
@@ -14983,7 +13573,6 @@
                 <w:bCs w:val="0"/>
               </w:rPr>
             </w:pPr>
-            <w:proofErr w:type="spellStart"/>
             <w:r>
               <w:rPr>
                 <w:b w:val="0"/>
@@ -14991,7 +13580,6 @@
               </w:rPr>
               <w:t>max_rho</w:t>
             </w:r>
-            <w:proofErr w:type="spellEnd"/>
           </w:p>
         </w:tc>
         <w:tc>
@@ -15023,7 +13611,6 @@
                 <w:bCs w:val="0"/>
               </w:rPr>
             </w:pPr>
-            <w:proofErr w:type="spellStart"/>
             <w:r>
               <w:rPr>
                 <w:b w:val="0"/>
@@ -15031,7 +13618,6 @@
               </w:rPr>
               <w:t>min_count</w:t>
             </w:r>
-            <w:proofErr w:type="spellEnd"/>
           </w:p>
         </w:tc>
         <w:tc>
@@ -15066,7 +13652,6 @@
                 <w:bCs w:val="0"/>
               </w:rPr>
             </w:pPr>
-            <w:proofErr w:type="spellStart"/>
             <w:r>
               <w:rPr>
                 <w:b w:val="0"/>
@@ -15074,7 +13659,6 @@
               </w:rPr>
               <w:t>max_count</w:t>
             </w:r>
-            <w:proofErr w:type="spellEnd"/>
           </w:p>
         </w:tc>
         <w:tc>
@@ -15125,15 +13709,7 @@
               <w:cnfStyle w:val="000000000000" w:firstRow="0" w:lastRow="0" w:firstColumn="0" w:lastColumn="0" w:oddVBand="0" w:evenVBand="0" w:oddHBand="0" w:evenHBand="0" w:firstRowFirstColumn="0" w:firstRowLastColumn="0" w:lastRowFirstColumn="0" w:lastRowLastColumn="0"/>
             </w:pPr>
             <w:r>
-              <w:t xml:space="preserve">The mean for the </w:t>
-            </w:r>
-            <w:proofErr w:type="spellStart"/>
-            <w:r>
-              <w:t>hough</w:t>
-            </w:r>
-            <w:proofErr w:type="spellEnd"/>
-            <w:r>
-              <w:t xml:space="preserve"> accumulator counts</w:t>
+              <w:t>The mean for the hough accumulator counts</w:t>
             </w:r>
           </w:p>
         </w:tc>
@@ -15174,15 +13750,7 @@
               <w:cnfStyle w:val="000000100000" w:firstRow="0" w:lastRow="0" w:firstColumn="0" w:lastColumn="0" w:oddVBand="0" w:evenVBand="0" w:oddHBand="1" w:evenHBand="0" w:firstRowFirstColumn="0" w:firstRowLastColumn="0" w:lastRowFirstColumn="0" w:lastRowLastColumn="0"/>
             </w:pPr>
             <w:r>
-              <w:t xml:space="preserve">The variance for the </w:t>
-            </w:r>
-            <w:proofErr w:type="spellStart"/>
-            <w:r>
-              <w:t>hough</w:t>
-            </w:r>
-            <w:proofErr w:type="spellEnd"/>
-            <w:r>
-              <w:t xml:space="preserve"> accumulator counts</w:t>
+              <w:t>The variance for the hough accumulator counts</w:t>
             </w:r>
           </w:p>
         </w:tc>
@@ -15220,15 +13788,7 @@
               <w:cnfStyle w:val="000000000000" w:firstRow="0" w:lastRow="0" w:firstColumn="0" w:lastColumn="0" w:oddVBand="0" w:evenVBand="0" w:oddHBand="0" w:evenHBand="0" w:firstRowFirstColumn="0" w:firstRowLastColumn="0" w:lastRowFirstColumn="0" w:lastRowLastColumn="0"/>
             </w:pPr>
             <w:r>
-              <w:t xml:space="preserve">The sample variance for the </w:t>
-            </w:r>
-            <w:proofErr w:type="spellStart"/>
-            <w:r>
-              <w:t>hough</w:t>
-            </w:r>
-            <w:proofErr w:type="spellEnd"/>
-            <w:r>
-              <w:t xml:space="preserve"> accumulator counts</w:t>
+              <w:t>The sample variance for the hough accumulator counts</w:t>
             </w:r>
           </w:p>
         </w:tc>
@@ -15255,7 +13815,6 @@
                 <w:b w:val="0"/>
                 <w:bCs w:val="0"/>
               </w:rPr>
-              <w:lastRenderedPageBreak/>
               <w:t>standard deviation</w:t>
             </w:r>
           </w:p>
@@ -15270,15 +13829,7 @@
               <w:cnfStyle w:val="000000100000" w:firstRow="0" w:lastRow="0" w:firstColumn="0" w:lastColumn="0" w:oddVBand="0" w:evenVBand="0" w:oddHBand="1" w:evenHBand="0" w:firstRowFirstColumn="0" w:firstRowLastColumn="0" w:lastRowFirstColumn="0" w:lastRowLastColumn="0"/>
             </w:pPr>
             <w:r>
-              <w:t xml:space="preserve">The standard deviation for the </w:t>
-            </w:r>
-            <w:proofErr w:type="spellStart"/>
-            <w:r>
-              <w:t>hough</w:t>
-            </w:r>
-            <w:proofErr w:type="spellEnd"/>
-            <w:r>
-              <w:t xml:space="preserve"> accumulator counts</w:t>
+              <w:t>The standard deviation for the hough accumulator counts</w:t>
             </w:r>
           </w:p>
         </w:tc>
@@ -15289,26 +13840,13 @@
       <w:pPr>
         <w:pStyle w:val="Heading2"/>
       </w:pPr>
-      <w:proofErr w:type="spellStart"/>
-      <w:r>
-        <w:t>hough</w:t>
-      </w:r>
-      <w:proofErr w:type="spellEnd"/>
-      <w:r>
-        <w:t>-draw-line Operator</w:t>
-      </w:r>
-    </w:p>
-    <w:p>
-      <w:r>
-        <w:t xml:space="preserve">The Hough draw line operator draws a line segment corresponding to a polar line (rho, theta) in an image and stores the image in JPEG or binary format. JPEG output images are only permitted for JPEG input images. Grayscale or color input images produce grayscale or color output images. Lines are drawn in the color output image </w:t>
-      </w:r>
-      <w:proofErr w:type="spellStart"/>
-      <w:r>
-        <w:t>out_component</w:t>
-      </w:r>
-      <w:proofErr w:type="spellEnd"/>
-      <w:r>
-        <w:t xml:space="preserve"> if specified. It defaults to 1 if omitted, and is ignored for grayscale images.</w:t>
+      <w:r>
+        <w:t>hough-draw-line Operator</w:t>
+      </w:r>
+    </w:p>
+    <w:p>
+      <w:r>
+        <w:t>The Hough draw line operator draws a line segment corresponding to a polar line (rho, theta) in an image and stores the image in JPEG or binary format. JPEG output images are only permitted for JPEG input images. Grayscale or color input images produce grayscale or color output images. Lines are drawn in the color output image out_component if specified. It defaults to 1 if omitted, and is ignored for grayscale images.</w:t>
       </w:r>
     </w:p>
     <w:p>
@@ -15460,31 +13998,7 @@
               <w:cnfStyle w:val="000000100000" w:firstRow="0" w:lastRow="0" w:firstColumn="0" w:lastColumn="0" w:oddVBand="0" w:evenVBand="0" w:oddHBand="1" w:evenHBand="0" w:firstRowFirstColumn="0" w:firstRowLastColumn="0" w:lastRowFirstColumn="0" w:lastRowLastColumn="0"/>
             </w:pPr>
             <w:r>
-              <w:t xml:space="preserve">input </w:t>
-            </w:r>
-            <w:proofErr w:type="spellStart"/>
-            <w:r>
-              <w:t>CV_8U</w:t>
-            </w:r>
-            <w:proofErr w:type="spellEnd"/>
-            <w:r>
-              <w:t xml:space="preserve">, </w:t>
-            </w:r>
-            <w:proofErr w:type="spellStart"/>
-            <w:r>
-              <w:t>CV_32S</w:t>
-            </w:r>
-            <w:proofErr w:type="spellEnd"/>
-            <w:r>
-              <w:t xml:space="preserve">, or </w:t>
-            </w:r>
-            <w:proofErr w:type="spellStart"/>
-            <w:r>
-              <w:t>CV_32F</w:t>
-            </w:r>
-            <w:proofErr w:type="spellEnd"/>
-            <w:r>
-              <w:t xml:space="preserve"> intensity image</w:t>
+              <w:t>input CV_8U, CV_32S, or CV_32F intensity image</w:t>
             </w:r>
           </w:p>
         </w:tc>
@@ -15549,31 +14063,7 @@
               <w:cnfStyle w:val="000000000000" w:firstRow="0" w:lastRow="0" w:firstColumn="0" w:lastColumn="0" w:oddVBand="0" w:evenVBand="0" w:oddHBand="0" w:evenHBand="0" w:firstRowFirstColumn="0" w:firstRowLastColumn="0" w:lastRowFirstColumn="0" w:lastRowLastColumn="0"/>
             </w:pPr>
             <w:r>
-              <w:t xml:space="preserve">output </w:t>
-            </w:r>
-            <w:proofErr w:type="spellStart"/>
-            <w:r>
-              <w:t>CV_8U</w:t>
-            </w:r>
-            <w:proofErr w:type="spellEnd"/>
-            <w:r>
-              <w:t xml:space="preserve">, </w:t>
-            </w:r>
-            <w:proofErr w:type="spellStart"/>
-            <w:r>
-              <w:t>CV_32S</w:t>
-            </w:r>
-            <w:proofErr w:type="spellEnd"/>
-            <w:r>
-              <w:t xml:space="preserve">, or </w:t>
-            </w:r>
-            <w:proofErr w:type="spellStart"/>
-            <w:r>
-              <w:t>CV_32F</w:t>
-            </w:r>
-            <w:proofErr w:type="spellEnd"/>
-            <w:r>
-              <w:t xml:space="preserve"> image with drawn line. </w:t>
+              <w:t xml:space="preserve">output CV_8U, CV_32S, or CV_32F image with drawn line. </w:t>
             </w:r>
           </w:p>
         </w:tc>
@@ -15646,7 +14136,6 @@
                 <w:bCs w:val="0"/>
               </w:rPr>
             </w:pPr>
-            <w:proofErr w:type="spellStart"/>
             <w:r>
               <w:rPr>
                 <w:b w:val="0"/>
@@ -15654,7 +14143,6 @@
               </w:rPr>
               <w:t>theta_inc</w:t>
             </w:r>
-            <w:proofErr w:type="spellEnd"/>
           </w:p>
         </w:tc>
         <w:tc>
@@ -15765,7 +14253,6 @@
                 <w:bCs w:val="0"/>
               </w:rPr>
             </w:pPr>
-            <w:proofErr w:type="spellStart"/>
             <w:r>
               <w:rPr>
                 <w:b w:val="0"/>
@@ -15773,7 +14260,6 @@
               </w:rPr>
               <w:t>pixel_value</w:t>
             </w:r>
-            <w:proofErr w:type="spellEnd"/>
           </w:p>
         </w:tc>
         <w:tc>
@@ -15808,7 +14294,6 @@
                 <w:bCs w:val="0"/>
               </w:rPr>
             </w:pPr>
-            <w:proofErr w:type="spellStart"/>
             <w:r>
               <w:rPr>
                 <w:b w:val="0"/>
@@ -15816,7 +14301,6 @@
               </w:rPr>
               <w:t>out_component</w:t>
             </w:r>
-            <w:proofErr w:type="spellEnd"/>
           </w:p>
         </w:tc>
         <w:tc>
@@ -15838,26 +14322,7 @@
     <w:p/>
     <w:p>
       <w:r>
-        <w:t>The experiment log output is the line segment (</w:t>
-      </w:r>
-      <w:proofErr w:type="spellStart"/>
-      <w:r>
-        <w:t>ulc</w:t>
-      </w:r>
-      <w:proofErr w:type="spellEnd"/>
-      <w:r>
-        <w:t xml:space="preserve">-corner, </w:t>
-      </w:r>
-      <w:proofErr w:type="spellStart"/>
-      <w:r>
-        <w:t>lrt</w:t>
-      </w:r>
-      <w:proofErr w:type="spellEnd"/>
-      <w:r>
-        <w:t>-corner) data</w:t>
-      </w:r>
-      <w:r>
-        <w:t>:</w:t>
+        <w:t>The experiment log output is the line segment (ulc-corner, lrt-corner) data:</w:t>
       </w:r>
     </w:p>
     <w:tbl>
@@ -15922,7 +14387,6 @@
                 <w:bCs w:val="0"/>
               </w:rPr>
             </w:pPr>
-            <w:proofErr w:type="spellStart"/>
             <w:r>
               <w:rPr>
                 <w:b w:val="0"/>
@@ -15930,7 +14394,6 @@
               </w:rPr>
               <w:t>ulc_row</w:t>
             </w:r>
-            <w:proofErr w:type="spellEnd"/>
           </w:p>
         </w:tc>
         <w:tc>
@@ -15962,7 +14425,6 @@
                 <w:bCs w:val="0"/>
               </w:rPr>
             </w:pPr>
-            <w:proofErr w:type="spellStart"/>
             <w:r>
               <w:rPr>
                 <w:b w:val="0"/>
@@ -15970,7 +14432,6 @@
               </w:rPr>
               <w:t>ulc_row</w:t>
             </w:r>
-            <w:proofErr w:type="spellEnd"/>
           </w:p>
         </w:tc>
         <w:tc>
@@ -15983,10 +14444,7 @@
               <w:cnfStyle w:val="000000000000" w:firstRow="0" w:lastRow="0" w:firstColumn="0" w:lastColumn="0" w:oddVBand="0" w:evenVBand="0" w:oddHBand="0" w:evenHBand="0" w:firstRowFirstColumn="0" w:firstRowLastColumn="0" w:lastRowFirstColumn="0" w:lastRowLastColumn="0"/>
             </w:pPr>
             <w:r>
-              <w:t xml:space="preserve">Upper-left-corner point </w:t>
-            </w:r>
-            <w:r>
-              <w:t>column</w:t>
+              <w:t>Upper-left-corner point column</w:t>
             </w:r>
           </w:p>
         </w:tc>
@@ -16008,92 +14466,51 @@
                 <w:bCs w:val="0"/>
               </w:rPr>
             </w:pPr>
-            <w:proofErr w:type="spellStart"/>
             <w:r>
               <w:rPr>
                 <w:b w:val="0"/>
                 <w:bCs w:val="0"/>
               </w:rPr>
-              <w:t>lr</w:t>
-            </w:r>
-            <w:r>
+              <w:t>lrc_col</w:t>
+            </w:r>
+          </w:p>
+        </w:tc>
+        <w:tc>
+          <w:tcPr>
+            <w:tcW w:w="0" w:type="auto"/>
+          </w:tcPr>
+          <w:p>
+            <w:pPr>
+              <w:pStyle w:val="NoSpacing"/>
+              <w:cnfStyle w:val="000000100000" w:firstRow="0" w:lastRow="0" w:firstColumn="0" w:lastColumn="0" w:oddVBand="0" w:evenVBand="0" w:oddHBand="1" w:evenHBand="0" w:firstRowFirstColumn="0" w:firstRowLastColumn="0" w:lastRowFirstColumn="0" w:lastRowLastColumn="0"/>
+            </w:pPr>
+            <w:r>
+              <w:t>Lower-right-corner point row</w:t>
+            </w:r>
+          </w:p>
+        </w:tc>
+      </w:tr>
+      <w:tr>
+        <w:tc>
+          <w:tcPr>
+            <w:cnfStyle w:val="001000000000" w:firstRow="0" w:lastRow="0" w:firstColumn="1" w:lastColumn="0" w:oddVBand="0" w:evenVBand="0" w:oddHBand="0" w:evenHBand="0" w:firstRowFirstColumn="0" w:firstRowLastColumn="0" w:lastRowFirstColumn="0" w:lastRowLastColumn="0"/>
+            <w:tcW w:w="0" w:type="auto"/>
+          </w:tcPr>
+          <w:p>
+            <w:pPr>
+              <w:pStyle w:val="NoSpacing"/>
               <w:rPr>
                 <w:b w:val="0"/>
                 <w:bCs w:val="0"/>
               </w:rPr>
-              <w:t>c_</w:t>
-            </w:r>
+            </w:pPr>
             <w:r>
               <w:rPr>
                 <w:b w:val="0"/>
                 <w:bCs w:val="0"/>
               </w:rPr>
-              <w:t>col</w:t>
-            </w:r>
-            <w:proofErr w:type="spellEnd"/>
-          </w:p>
-        </w:tc>
-        <w:tc>
-          <w:tcPr>
-            <w:tcW w:w="0" w:type="auto"/>
-          </w:tcPr>
-          <w:p>
-            <w:pPr>
-              <w:pStyle w:val="NoSpacing"/>
-              <w:cnfStyle w:val="000000100000" w:firstRow="0" w:lastRow="0" w:firstColumn="0" w:lastColumn="0" w:oddVBand="0" w:evenVBand="0" w:oddHBand="1" w:evenHBand="0" w:firstRowFirstColumn="0" w:firstRowLastColumn="0" w:lastRowFirstColumn="0" w:lastRowLastColumn="0"/>
-            </w:pPr>
-            <w:r>
-              <w:t>Low</w:t>
-            </w:r>
-            <w:r>
-              <w:t>er-</w:t>
-            </w:r>
-            <w:r>
-              <w:t>right</w:t>
-            </w:r>
-            <w:r>
-              <w:t>-corner point row</w:t>
-            </w:r>
-          </w:p>
-        </w:tc>
-      </w:tr>
-      <w:tr>
-        <w:tc>
-          <w:tcPr>
-            <w:cnfStyle w:val="001000000000" w:firstRow="0" w:lastRow="0" w:firstColumn="1" w:lastColumn="0" w:oddVBand="0" w:evenVBand="0" w:oddHBand="0" w:evenHBand="0" w:firstRowFirstColumn="0" w:firstRowLastColumn="0" w:lastRowFirstColumn="0" w:lastRowLastColumn="0"/>
-            <w:tcW w:w="0" w:type="auto"/>
-          </w:tcPr>
-          <w:p>
-            <w:pPr>
-              <w:pStyle w:val="NoSpacing"/>
-              <w:rPr>
-                <w:b w:val="0"/>
-                <w:bCs w:val="0"/>
-              </w:rPr>
-            </w:pPr>
-            <w:proofErr w:type="spellStart"/>
-            <w:r>
-              <w:rPr>
-                <w:b w:val="0"/>
-                <w:bCs w:val="0"/>
-              </w:rPr>
-              <w:t>lr</w:t>
-            </w:r>
-            <w:r>
-              <w:rPr>
-                <w:b w:val="0"/>
-                <w:bCs w:val="0"/>
-              </w:rPr>
-              <w:t>c_</w:t>
-            </w:r>
-            <w:r>
-              <w:rPr>
-                <w:b w:val="0"/>
-                <w:bCs w:val="0"/>
-              </w:rPr>
-              <w:t>col</w:t>
-            </w:r>
-            <w:proofErr w:type="spellEnd"/>
+              <w:t>lrc_col</w:t>
+            </w:r>
           </w:p>
         </w:tc>
         <w:tc>
@@ -16106,19 +14523,7 @@
               <w:cnfStyle w:val="000000000000" w:firstRow="0" w:lastRow="0" w:firstColumn="0" w:lastColumn="0" w:oddVBand="0" w:evenVBand="0" w:oddHBand="0" w:evenHBand="0" w:firstRowFirstColumn="0" w:firstRowLastColumn="0" w:lastRowFirstColumn="0" w:lastRowLastColumn="0"/>
             </w:pPr>
             <w:r>
-              <w:t>Low</w:t>
-            </w:r>
-            <w:r>
-              <w:t>er-</w:t>
-            </w:r>
-            <w:r>
-              <w:t>right</w:t>
-            </w:r>
-            <w:r>
-              <w:t xml:space="preserve">-corner point </w:t>
-            </w:r>
-            <w:r>
-              <w:t>column</w:t>
+              <w:t>Lower-right-corner point column</w:t>
             </w:r>
           </w:p>
         </w:tc>
@@ -16129,54 +14534,13 @@
       <w:pPr>
         <w:pStyle w:val="Heading2"/>
       </w:pPr>
-      <w:proofErr w:type="spellStart"/>
-      <w:r>
-        <w:t>hough</w:t>
-      </w:r>
-      <w:proofErr w:type="spellEnd"/>
-      <w:r>
-        <w:t>-</w:t>
-      </w:r>
-      <w:r>
-        <w:t>peak</w:t>
-      </w:r>
-      <w:r>
-        <w:t>-</w:t>
-      </w:r>
-      <w:r>
-        <w:t>detect</w:t>
-      </w:r>
-      <w:r>
-        <w:t xml:space="preserve"> Operator</w:t>
-      </w:r>
-    </w:p>
-    <w:p>
-      <w:r>
-        <w:t xml:space="preserve">The Hough </w:t>
-      </w:r>
-      <w:r>
-        <w:t xml:space="preserve">peak detect </w:t>
-      </w:r>
-      <w:r>
-        <w:t xml:space="preserve">operator </w:t>
-      </w:r>
-      <w:r>
-        <w:t xml:space="preserve">finds </w:t>
-      </w:r>
-      <w:r>
-        <w:t>polar line</w:t>
-      </w:r>
-      <w:r>
-        <w:t>s</w:t>
-      </w:r>
-      <w:r>
-        <w:t xml:space="preserve"> (rho, theta) </w:t>
-      </w:r>
-      <w:r>
-        <w:t>in the Hough accumulator data where the counts exceed a threshold.</w:t>
-      </w:r>
-      <w:r>
-        <w:t>.</w:t>
+      <w:r>
+        <w:t>hough-peak-detect Operator</w:t>
+      </w:r>
+    </w:p>
+    <w:p>
+      <w:r>
+        <w:t>The Hough peak detect operator finds polar lines (rho, theta) in the Hough accumulator data where the counts exceed a threshold..</w:t>
       </w:r>
     </w:p>
     <w:p>
@@ -16304,15 +14668,7 @@
               <w:cnfStyle w:val="000000100000" w:firstRow="0" w:lastRow="0" w:firstColumn="0" w:lastColumn="0" w:oddVBand="0" w:evenVBand="0" w:oddHBand="1" w:evenHBand="0" w:firstRowFirstColumn="0" w:firstRowLastColumn="0" w:lastRowFirstColumn="0" w:lastRowLastColumn="0"/>
             </w:pPr>
             <w:r>
-              <w:t>“</w:t>
-            </w:r>
-            <w:proofErr w:type="spellStart"/>
-            <w:r>
-              <w:t>hough</w:t>
-            </w:r>
-            <w:proofErr w:type="spellEnd"/>
-            <w:r>
-              <w:t>”</w:t>
+              <w:t>“hough”</w:t>
             </w:r>
           </w:p>
         </w:tc>
@@ -16338,10 +14694,7 @@
               <w:cnfStyle w:val="000000100000" w:firstRow="0" w:lastRow="0" w:firstColumn="0" w:lastColumn="0" w:oddVBand="0" w:evenVBand="0" w:oddHBand="1" w:evenHBand="0" w:firstRowFirstColumn="0" w:firstRowLastColumn="0" w:lastRowFirstColumn="0" w:lastRowLastColumn="0"/>
             </w:pPr>
             <w:r>
-              <w:t xml:space="preserve">input </w:t>
-            </w:r>
-            <w:r>
-              <w:t>Hough accumulator data</w:t>
+              <w:t>input Hough accumulator data</w:t>
             </w:r>
           </w:p>
         </w:tc>
@@ -16380,13 +14733,7 @@
               <w:cnfStyle w:val="000000000000" w:firstRow="0" w:lastRow="0" w:firstColumn="0" w:lastColumn="0" w:oddVBand="0" w:evenVBand="0" w:oddHBand="0" w:evenHBand="0" w:firstRowFirstColumn="0" w:firstRowLastColumn="0" w:lastRowFirstColumn="0" w:lastRowLastColumn="0"/>
             </w:pPr>
             <w:r>
-              <w:t>“</w:t>
-            </w:r>
-            <w:r>
-              <w:t>peak</w:t>
-            </w:r>
-            <w:r>
-              <w:t>”</w:t>
+              <w:t>“peak”</w:t>
             </w:r>
           </w:p>
         </w:tc>
@@ -16399,19 +14746,7 @@
               <w:cnfStyle w:val="000000000000" w:firstRow="0" w:lastRow="0" w:firstColumn="0" w:lastColumn="0" w:oddVBand="0" w:evenVBand="0" w:oddHBand="0" w:evenHBand="0" w:firstRowFirstColumn="0" w:firstRowLastColumn="0" w:lastRowFirstColumn="0" w:lastRowLastColumn="0"/>
             </w:pPr>
             <w:r>
-              <w:t>“</w:t>
-            </w:r>
-            <w:r>
-              <w:t>binary</w:t>
-            </w:r>
-            <w:r>
-              <w:t>” or “</w:t>
-            </w:r>
-            <w:r>
-              <w:t>text</w:t>
-            </w:r>
-            <w:r>
-              <w:t xml:space="preserve">” </w:t>
+              <w:t xml:space="preserve">“binary” or “text” </w:t>
             </w:r>
           </w:p>
         </w:tc>
@@ -16424,13 +14759,7 @@
               <w:cnfStyle w:val="000000000000" w:firstRow="0" w:lastRow="0" w:firstColumn="0" w:lastColumn="0" w:oddVBand="0" w:evenVBand="0" w:oddHBand="0" w:evenHBand="0" w:firstRowFirstColumn="0" w:firstRowLastColumn="0" w:lastRowFirstColumn="0" w:lastRowLastColumn="0"/>
             </w:pPr>
             <w:r>
-              <w:t xml:space="preserve">output </w:t>
-            </w:r>
-            <w:r>
-              <w:t>Hough accumulator polar line peaks</w:t>
-            </w:r>
-            <w:r>
-              <w:t xml:space="preserve">. </w:t>
+              <w:t xml:space="preserve">output Hough accumulator polar line peaks. </w:t>
             </w:r>
           </w:p>
         </w:tc>
@@ -16439,7 +14768,6 @@
     <w:p/>
     <w:p>
       <w:r>
-        <w:lastRenderedPageBreak/>
         <w:t>The parameters to the draw Hough draw line operator are:</w:t>
       </w:r>
     </w:p>
@@ -16533,19 +14861,7 @@
     <w:p/>
     <w:p>
       <w:r>
-        <w:t xml:space="preserve">The experiment log output is the </w:t>
-      </w:r>
-      <w:r>
-        <w:t>peak polar line</w:t>
-      </w:r>
-      <w:r>
-        <w:t xml:space="preserve"> (</w:t>
-      </w:r>
-      <w:r>
-        <w:t>rho, theta</w:t>
-      </w:r>
-      <w:r>
-        <w:t>) data:</w:t>
+        <w:t>The experiment log output is the peak polar line (rho, theta) data:</w:t>
       </w:r>
     </w:p>
     <w:tbl>
@@ -16610,7 +14926,6 @@
                 <w:bCs w:val="0"/>
               </w:rPr>
             </w:pPr>
-            <w:proofErr w:type="spellStart"/>
             <w:r>
               <w:rPr>
                 <w:b w:val="0"/>
@@ -16618,7 +14933,6 @@
               </w:rPr>
               <w:t>nlines</w:t>
             </w:r>
-            <w:proofErr w:type="spellEnd"/>
           </w:p>
         </w:tc>
         <w:tc>
@@ -16650,21 +14964,12 @@
                 <w:bCs w:val="0"/>
               </w:rPr>
             </w:pPr>
-            <w:proofErr w:type="spellStart"/>
             <w:r>
               <w:rPr>
                 <w:b w:val="0"/>
                 <w:bCs w:val="0"/>
               </w:rPr>
-              <w:t>nlines</w:t>
-            </w:r>
-            <w:proofErr w:type="spellEnd"/>
-            <w:r>
-              <w:rPr>
-                <w:b w:val="0"/>
-                <w:bCs w:val="0"/>
-              </w:rPr>
-              <w:t xml:space="preserve"> * (rho, theta)</w:t>
+              <w:t>nlines * (rho, theta)</w:t>
             </w:r>
           </w:p>
         </w:tc>
@@ -16858,56 +15163,24 @@
                 <w:sz w:val="20"/>
                 <w:szCs w:val="20"/>
               </w:rPr>
-              <w:t xml:space="preserve">Copy the input image to the output image </w:t>
-            </w:r>
-            <w:proofErr w:type="spellStart"/>
-            <w:r>
+              <w:t xml:space="preserve">Copy the input image to the output image out_component component. </w:t>
+            </w:r>
+          </w:p>
+          <w:p>
+            <w:pPr>
+              <w:pStyle w:val="tablebullet"/>
+              <w:cnfStyle w:val="000000000000" w:firstRow="0" w:lastRow="0" w:firstColumn="0" w:lastColumn="0" w:oddVBand="0" w:evenVBand="0" w:oddHBand="0" w:evenHBand="0" w:firstRowFirstColumn="0" w:firstRowLastColumn="0" w:lastRowFirstColumn="0" w:lastRowLastColumn="0"/>
               <w:rPr>
                 <w:sz w:val="20"/>
                 <w:szCs w:val="20"/>
               </w:rPr>
-              <w:t>out_component</w:t>
-            </w:r>
-            <w:proofErr w:type="spellEnd"/>
+            </w:pPr>
             <w:r>
               <w:rPr>
                 <w:sz w:val="20"/>
                 <w:szCs w:val="20"/>
               </w:rPr>
-              <w:t xml:space="preserve"> component. </w:t>
-            </w:r>
-          </w:p>
-          <w:p>
-            <w:pPr>
-              <w:pStyle w:val="tablebullet"/>
-              <w:cnfStyle w:val="000000000000" w:firstRow="0" w:lastRow="0" w:firstColumn="0" w:lastColumn="0" w:oddVBand="0" w:evenVBand="0" w:oddHBand="0" w:evenHBand="0" w:firstRowFirstColumn="0" w:firstRowLastColumn="0" w:lastRowFirstColumn="0" w:lastRowLastColumn="0"/>
-              <w:rPr>
-                <w:sz w:val="20"/>
-                <w:szCs w:val="20"/>
-              </w:rPr>
-            </w:pPr>
-            <w:r>
-              <w:rPr>
-                <w:sz w:val="20"/>
-                <w:szCs w:val="20"/>
-              </w:rPr>
-              <w:t xml:space="preserve">Copy the input image to the first output image component if the </w:t>
-            </w:r>
-            <w:proofErr w:type="spellStart"/>
-            <w:r>
-              <w:rPr>
-                <w:sz w:val="20"/>
-                <w:szCs w:val="20"/>
-              </w:rPr>
-              <w:t>out_component</w:t>
-            </w:r>
-            <w:proofErr w:type="spellEnd"/>
-            <w:r>
-              <w:rPr>
-                <w:sz w:val="20"/>
-                <w:szCs w:val="20"/>
-              </w:rPr>
-              <w:t xml:space="preserve"> parameter is omitted.</w:t>
+              <w:t>Copy the input image to the first output image component if the out_component parameter is omitted.</w:t>
             </w:r>
           </w:p>
         </w:tc>
@@ -16968,72 +15241,24 @@
                 <w:sz w:val="20"/>
                 <w:szCs w:val="20"/>
               </w:rPr>
-              <w:t xml:space="preserve">Copy the input image </w:t>
-            </w:r>
-            <w:proofErr w:type="spellStart"/>
-            <w:r>
+              <w:t xml:space="preserve">Copy the input image in_component component to the output image in_component component. </w:t>
+            </w:r>
+          </w:p>
+          <w:p>
+            <w:pPr>
+              <w:pStyle w:val="tablebullet"/>
+              <w:cnfStyle w:val="000000100000" w:firstRow="0" w:lastRow="0" w:firstColumn="0" w:lastColumn="0" w:oddVBand="0" w:evenVBand="0" w:oddHBand="1" w:evenHBand="0" w:firstRowFirstColumn="0" w:firstRowLastColumn="0" w:lastRowFirstColumn="0" w:lastRowLastColumn="0"/>
               <w:rPr>
                 <w:sz w:val="20"/>
                 <w:szCs w:val="20"/>
               </w:rPr>
-              <w:t>in_component</w:t>
-            </w:r>
-            <w:proofErr w:type="spellEnd"/>
+            </w:pPr>
             <w:r>
               <w:rPr>
                 <w:sz w:val="20"/>
                 <w:szCs w:val="20"/>
               </w:rPr>
-              <w:t xml:space="preserve"> component to the output image </w:t>
-            </w:r>
-            <w:proofErr w:type="spellStart"/>
-            <w:r>
-              <w:rPr>
-                <w:sz w:val="20"/>
-                <w:szCs w:val="20"/>
-              </w:rPr>
-              <w:t>in_component</w:t>
-            </w:r>
-            <w:proofErr w:type="spellEnd"/>
-            <w:r>
-              <w:rPr>
-                <w:sz w:val="20"/>
-                <w:szCs w:val="20"/>
-              </w:rPr>
-              <w:t xml:space="preserve"> component. </w:t>
-            </w:r>
-          </w:p>
-          <w:p>
-            <w:pPr>
-              <w:pStyle w:val="tablebullet"/>
-              <w:cnfStyle w:val="000000100000" w:firstRow="0" w:lastRow="0" w:firstColumn="0" w:lastColumn="0" w:oddVBand="0" w:evenVBand="0" w:oddHBand="1" w:evenHBand="0" w:firstRowFirstColumn="0" w:firstRowLastColumn="0" w:lastRowFirstColumn="0" w:lastRowLastColumn="0"/>
-              <w:rPr>
-                <w:sz w:val="20"/>
-                <w:szCs w:val="20"/>
-              </w:rPr>
-            </w:pPr>
-            <w:r>
-              <w:rPr>
-                <w:sz w:val="20"/>
-                <w:szCs w:val="20"/>
-              </w:rPr>
-              <w:t xml:space="preserve">Copy the first input image component to the output image if the </w:t>
-            </w:r>
-            <w:proofErr w:type="spellStart"/>
-            <w:r>
-              <w:rPr>
-                <w:sz w:val="20"/>
-                <w:szCs w:val="20"/>
-              </w:rPr>
-              <w:t>in_component</w:t>
-            </w:r>
-            <w:proofErr w:type="spellEnd"/>
-            <w:r>
-              <w:rPr>
-                <w:sz w:val="20"/>
-                <w:szCs w:val="20"/>
-              </w:rPr>
-              <w:t xml:space="preserve"> parameter is omitted.</w:t>
+              <w:t>Copy the first input image component to the output image if the in_component parameter is omitted.</w:t>
             </w:r>
           </w:p>
         </w:tc>
@@ -17056,6 +15281,7 @@
                 <w:b w:val="0"/>
                 <w:bCs w:val="0"/>
               </w:rPr>
+              <w:lastRenderedPageBreak/>
               <w:t>Color</w:t>
             </w:r>
           </w:p>
@@ -17091,23 +15317,7 @@
     <w:p/>
     <w:p>
       <w:r>
-        <w:t xml:space="preserve">There are several variations depending whether the </w:t>
-      </w:r>
-      <w:proofErr w:type="spellStart"/>
-      <w:r>
-        <w:t>in_component</w:t>
-      </w:r>
-      <w:proofErr w:type="spellEnd"/>
-      <w:r>
-        <w:t xml:space="preserve"> or </w:t>
-      </w:r>
-      <w:proofErr w:type="spellStart"/>
-      <w:r>
-        <w:t>out_component</w:t>
-      </w:r>
-      <w:proofErr w:type="spellEnd"/>
-      <w:r>
-        <w:t xml:space="preserve"> parameters are specified.</w:t>
+        <w:t>There are several variations depending whether the in_component or out_component parameters are specified.</w:t>
       </w:r>
     </w:p>
     <w:tbl>
@@ -17131,11 +15341,9 @@
             <w:tcW w:w="0" w:type="auto"/>
           </w:tcPr>
           <w:p>
-            <w:proofErr w:type="spellStart"/>
             <w:r>
               <w:t>in_component</w:t>
             </w:r>
-            <w:proofErr w:type="spellEnd"/>
           </w:p>
         </w:tc>
         <w:tc>
@@ -17146,11 +15354,9 @@
             <w:pPr>
               <w:cnfStyle w:val="100000000000" w:firstRow="1" w:lastRow="0" w:firstColumn="0" w:lastColumn="0" w:oddVBand="0" w:evenVBand="0" w:oddHBand="0" w:evenHBand="0" w:firstRowFirstColumn="0" w:firstRowLastColumn="0" w:lastRowFirstColumn="0" w:lastRowLastColumn="0"/>
             </w:pPr>
-            <w:proofErr w:type="spellStart"/>
             <w:r>
               <w:t>out_component</w:t>
             </w:r>
-            <w:proofErr w:type="spellEnd"/>
           </w:p>
         </w:tc>
         <w:tc>
@@ -17215,23 +15421,7 @@
               <w:cnfStyle w:val="000000100000" w:firstRow="0" w:lastRow="0" w:firstColumn="0" w:lastColumn="0" w:oddVBand="0" w:evenVBand="0" w:oddHBand="1" w:evenHBand="0" w:firstRowFirstColumn="0" w:firstRowLastColumn="0" w:lastRowFirstColumn="0" w:lastRowLastColumn="0"/>
             </w:pPr>
             <w:r>
-              <w:t xml:space="preserve">Copy the input image </w:t>
-            </w:r>
-            <w:proofErr w:type="spellStart"/>
-            <w:r>
-              <w:t>in_component</w:t>
-            </w:r>
-            <w:proofErr w:type="spellEnd"/>
-            <w:r>
-              <w:t xml:space="preserve"> to the output image </w:t>
-            </w:r>
-            <w:proofErr w:type="spellStart"/>
-            <w:r>
-              <w:t>out_component</w:t>
-            </w:r>
-            <w:proofErr w:type="spellEnd"/>
-            <w:r>
-              <w:t xml:space="preserve"> component </w:t>
+              <w:t xml:space="preserve">Copy the input image in_component to the output image out_component component </w:t>
             </w:r>
           </w:p>
         </w:tc>
@@ -17281,23 +15471,7 @@
               <w:cnfStyle w:val="000000000000" w:firstRow="0" w:lastRow="0" w:firstColumn="0" w:lastColumn="0" w:oddVBand="0" w:evenVBand="0" w:oddHBand="0" w:evenHBand="0" w:firstRowFirstColumn="0" w:firstRowLastColumn="0" w:lastRowFirstColumn="0" w:lastRowLastColumn="0"/>
             </w:pPr>
             <w:r>
-              <w:t xml:space="preserve">Copy the input image </w:t>
-            </w:r>
-            <w:proofErr w:type="spellStart"/>
-            <w:r>
-              <w:t>in_component</w:t>
-            </w:r>
-            <w:proofErr w:type="spellEnd"/>
-            <w:r>
-              <w:t xml:space="preserve"> component to the </w:t>
-            </w:r>
-            <w:proofErr w:type="spellStart"/>
-            <w:r>
-              <w:t>in_component</w:t>
-            </w:r>
-            <w:proofErr w:type="spellEnd"/>
-            <w:r>
-              <w:t xml:space="preserve"> component of the output image</w:t>
+              <w:t>Copy the input image in_component component to the in_component component of the output image</w:t>
             </w:r>
           </w:p>
         </w:tc>
@@ -17350,23 +15524,7 @@
               <w:cnfStyle w:val="000000100000" w:firstRow="0" w:lastRow="0" w:firstColumn="0" w:lastColumn="0" w:oddVBand="0" w:evenVBand="0" w:oddHBand="1" w:evenHBand="0" w:firstRowFirstColumn="0" w:firstRowLastColumn="0" w:lastRowFirstColumn="0" w:lastRowLastColumn="0"/>
             </w:pPr>
             <w:r>
-              <w:t xml:space="preserve">Copy the input image </w:t>
-            </w:r>
-            <w:proofErr w:type="spellStart"/>
-            <w:r>
-              <w:t>out_component</w:t>
-            </w:r>
-            <w:proofErr w:type="spellEnd"/>
-            <w:r>
-              <w:t xml:space="preserve"> component to the output image </w:t>
-            </w:r>
-            <w:proofErr w:type="spellStart"/>
-            <w:r>
-              <w:t>out_component</w:t>
-            </w:r>
-            <w:proofErr w:type="spellEnd"/>
-            <w:r>
-              <w:t xml:space="preserve"> component </w:t>
+              <w:t xml:space="preserve">Copy the input image out_component component to the output image out_component component </w:t>
             </w:r>
           </w:p>
         </w:tc>
@@ -17483,11 +15641,9 @@
             <w:tcW w:w="0" w:type="auto"/>
           </w:tcPr>
           <w:p>
-            <w:proofErr w:type="spellStart"/>
             <w:r>
               <w:t>in_component</w:t>
             </w:r>
-            <w:proofErr w:type="spellEnd"/>
           </w:p>
         </w:tc>
         <w:tc>
@@ -17512,11 +15668,9 @@
             <w:tcW w:w="0" w:type="auto"/>
           </w:tcPr>
           <w:p>
-            <w:proofErr w:type="spellStart"/>
             <w:r>
               <w:t>out_component</w:t>
             </w:r>
-            <w:proofErr w:type="spellEnd"/>
           </w:p>
         </w:tc>
         <w:tc>
@@ -17570,7 +15724,6 @@
               <w:pStyle w:val="NoSpacing"/>
             </w:pPr>
             <w:r>
-              <w:lastRenderedPageBreak/>
               <w:t>Field</w:t>
             </w:r>
           </w:p>
@@ -17755,69 +15908,42 @@
                 <w:szCs w:val="20"/>
               </w:rPr>
             </w:pPr>
-            <w:proofErr w:type="spellStart"/>
             <w:r>
               <w:rPr>
                 <w:sz w:val="20"/>
                 <w:szCs w:val="20"/>
               </w:rPr>
-              <w:t>CV_8U</w:t>
-            </w:r>
-            <w:proofErr w:type="spellEnd"/>
-            <w:r>
+              <w:t>CV_8U has value 0</w:t>
+            </w:r>
+          </w:p>
+          <w:p>
+            <w:pPr>
+              <w:pStyle w:val="tablebullet"/>
+              <w:cnfStyle w:val="000000000000" w:firstRow="0" w:lastRow="0" w:firstColumn="0" w:lastColumn="0" w:oddVBand="0" w:evenVBand="0" w:oddHBand="0" w:evenHBand="0" w:firstRowFirstColumn="0" w:firstRowLastColumn="0" w:lastRowFirstColumn="0" w:lastRowLastColumn="0"/>
               <w:rPr>
                 <w:sz w:val="20"/>
                 <w:szCs w:val="20"/>
               </w:rPr>
-              <w:t xml:space="preserve"> has value 0</w:t>
+            </w:pPr>
+            <w:r>
+              <w:rPr>
+                <w:sz w:val="20"/>
+                <w:szCs w:val="20"/>
+              </w:rPr>
+              <w:t>CV_32S has value 1</w:t>
             </w:r>
           </w:p>
           <w:p>
             <w:pPr>
               <w:pStyle w:val="tablebullet"/>
               <w:cnfStyle w:val="000000000000" w:firstRow="0" w:lastRow="0" w:firstColumn="0" w:lastColumn="0" w:oddVBand="0" w:evenVBand="0" w:oddHBand="0" w:evenHBand="0" w:firstRowFirstColumn="0" w:firstRowLastColumn="0" w:lastRowFirstColumn="0" w:lastRowLastColumn="0"/>
+            </w:pPr>
+            <w:r>
               <w:rPr>
                 <w:sz w:val="20"/>
                 <w:szCs w:val="20"/>
               </w:rPr>
-            </w:pPr>
-            <w:proofErr w:type="spellStart"/>
-            <w:r>
-              <w:rPr>
-                <w:sz w:val="20"/>
-                <w:szCs w:val="20"/>
-              </w:rPr>
-              <w:t>CV_32S</w:t>
-            </w:r>
-            <w:proofErr w:type="spellEnd"/>
-            <w:r>
-              <w:rPr>
-                <w:sz w:val="20"/>
-                <w:szCs w:val="20"/>
-              </w:rPr>
-              <w:t xml:space="preserve"> has value 1</w:t>
-            </w:r>
-          </w:p>
-          <w:p>
-            <w:pPr>
-              <w:pStyle w:val="tablebullet"/>
-              <w:cnfStyle w:val="000000000000" w:firstRow="0" w:lastRow="0" w:firstColumn="0" w:lastColumn="0" w:oddVBand="0" w:evenVBand="0" w:oddHBand="0" w:evenHBand="0" w:firstRowFirstColumn="0" w:firstRowLastColumn="0" w:lastRowFirstColumn="0" w:lastRowLastColumn="0"/>
-            </w:pPr>
-            <w:proofErr w:type="spellStart"/>
-            <w:r>
-              <w:rPr>
-                <w:sz w:val="20"/>
-                <w:szCs w:val="20"/>
-              </w:rPr>
-              <w:t>CV_32F</w:t>
-            </w:r>
-            <w:proofErr w:type="spellEnd"/>
-            <w:r>
-              <w:rPr>
-                <w:sz w:val="20"/>
-                <w:szCs w:val="20"/>
-              </w:rPr>
-              <w:t xml:space="preserve"> has value 2</w:t>
+              <w:t>CV_32F has value 2</w:t>
             </w:r>
           </w:p>
         </w:tc>
@@ -17834,31 +15960,7 @@
     </w:p>
     <w:p>
       <w:r>
-        <w:t xml:space="preserve">The transform intensity map operator maps the input image pixel value range to the specified output image pixel value range. Input JPEG and binary images can map to </w:t>
-      </w:r>
-      <w:proofErr w:type="spellStart"/>
-      <w:r>
-        <w:t>CV_8U</w:t>
-      </w:r>
-      <w:proofErr w:type="spellEnd"/>
-      <w:r>
-        <w:t xml:space="preserve"> JPEG images or </w:t>
-      </w:r>
-      <w:proofErr w:type="spellStart"/>
-      <w:r>
-        <w:t>CV_32S</w:t>
-      </w:r>
-      <w:proofErr w:type="spellEnd"/>
-      <w:r>
-        <w:t xml:space="preserve"> and </w:t>
-      </w:r>
-      <w:proofErr w:type="spellStart"/>
-      <w:r>
-        <w:t>CV_32F</w:t>
-      </w:r>
-      <w:proofErr w:type="spellEnd"/>
-      <w:r>
-        <w:t xml:space="preserve"> binary images The mapping of input to output intensity values are determined as follows.</w:t>
+        <w:t>The transform intensity map operator maps the input image pixel value range to the specified output image pixel value range. Input JPEG and binary images can map to CV_8U JPEG images or CV_32S and CV_32F binary images The mapping of input to output intensity values are determined as follows.</w:t>
       </w:r>
     </w:p>
     <w:p>
@@ -17868,7 +15970,6 @@
       <w:r>
         <w:t xml:space="preserve">if input value &lt; </w:t>
       </w:r>
-      <w:proofErr w:type="spellStart"/>
       <w:r>
         <w:rPr>
           <w:rFonts w:eastAsia="Times New Roman" w:cs="Arial"/>
@@ -17876,20 +15977,14 @@
         </w:rPr>
         <w:t>lower_in</w:t>
       </w:r>
-      <w:proofErr w:type="spellEnd"/>
     </w:p>
     <w:p>
       <w:pPr>
         <w:pStyle w:val="code"/>
       </w:pPr>
       <w:r>
-        <w:t xml:space="preserve">  output value = </w:t>
-      </w:r>
-      <w:proofErr w:type="spellStart"/>
-      <w:r>
-        <w:t>lower_out</w:t>
-      </w:r>
-      <w:proofErr w:type="spellEnd"/>
+        <w:t xml:space="preserve">  output value = lower_out</w:t>
+      </w:r>
     </w:p>
     <w:p>
       <w:pPr>
@@ -17898,7 +15993,6 @@
       <w:r>
         <w:t xml:space="preserve">else if input value &gt;= </w:t>
       </w:r>
-      <w:proofErr w:type="spellStart"/>
       <w:r>
         <w:rPr>
           <w:rFonts w:eastAsia="Times New Roman" w:cs="Arial"/>
@@ -17906,20 +16000,14 @@
         </w:rPr>
         <w:t>upper_in</w:t>
       </w:r>
-      <w:proofErr w:type="spellEnd"/>
     </w:p>
     <w:p>
       <w:pPr>
         <w:pStyle w:val="code"/>
       </w:pPr>
       <w:r>
-        <w:t xml:space="preserve">  output value = </w:t>
-      </w:r>
-      <w:proofErr w:type="spellStart"/>
-      <w:r>
-        <w:t>upper_out</w:t>
-      </w:r>
-      <w:proofErr w:type="spellEnd"/>
+        <w:t xml:space="preserve">  output value = upper_out</w:t>
+      </w:r>
     </w:p>
     <w:p>
       <w:pPr>
@@ -17950,17 +16038,8 @@
       </w:r>
       <w:r>
         <w:tab/>
-        <w:t xml:space="preserve"> </w:t>
-      </w:r>
-      <w:proofErr w:type="spellStart"/>
-      <w:r>
-        <w:t>lower_out</w:t>
-      </w:r>
-      <w:proofErr w:type="spellEnd"/>
-      <w:r>
-        <w:t xml:space="preserve"> + (input value - </w:t>
-      </w:r>
-      <w:proofErr w:type="spellStart"/>
+        <w:t xml:space="preserve"> lower_out + (input value - </w:t>
+      </w:r>
       <w:r>
         <w:rPr>
           <w:rFonts w:eastAsia="Times New Roman" w:cs="Arial"/>
@@ -17968,19 +16047,9 @@
         </w:rPr>
         <w:t>lower_in</w:t>
       </w:r>
-      <w:proofErr w:type="spellEnd"/>
-      <w:r>
-        <w:t>) * (</w:t>
-      </w:r>
-      <w:proofErr w:type="spellStart"/>
-      <w:r>
-        <w:t>upper_out</w:t>
-      </w:r>
-      <w:proofErr w:type="spellEnd"/>
-      <w:r>
-        <w:t xml:space="preserve"> - </w:t>
-      </w:r>
-      <w:proofErr w:type="spellStart"/>
+      <w:r>
+        <w:t xml:space="preserve">) * (upper_out - </w:t>
+      </w:r>
       <w:r>
         <w:rPr>
           <w:rFonts w:eastAsia="Times New Roman" w:cs="Arial"/>
@@ -17988,19 +16057,9 @@
         </w:rPr>
         <w:t>upper_in</w:t>
       </w:r>
-      <w:proofErr w:type="spellEnd"/>
-      <w:r>
-        <w:t>) / (</w:t>
-      </w:r>
-      <w:proofErr w:type="spellStart"/>
-      <w:r>
-        <w:t>lower_out</w:t>
-      </w:r>
-      <w:proofErr w:type="spellEnd"/>
-      <w:r>
-        <w:t xml:space="preserve"> - </w:t>
-      </w:r>
-      <w:proofErr w:type="spellStart"/>
+      <w:r>
+        <w:t xml:space="preserve">) / (lower_out - </w:t>
+      </w:r>
       <w:r>
         <w:rPr>
           <w:rFonts w:eastAsia="Times New Roman" w:cs="Arial"/>
@@ -18008,7 +16067,6 @@
         </w:rPr>
         <w:t>lower_in</w:t>
       </w:r>
-      <w:proofErr w:type="spellEnd"/>
       <w:r>
         <w:t>)</w:t>
       </w:r>
@@ -18016,39 +16074,8 @@
     <w:p/>
     <w:p>
       <w:r>
-        <w:t xml:space="preserve">The operator can threshold images by specifying </w:t>
-      </w:r>
-      <w:proofErr w:type="spellStart"/>
-      <w:r>
-        <w:t>lower_in</w:t>
-      </w:r>
-      <w:proofErr w:type="spellEnd"/>
-      <w:r>
-        <w:t xml:space="preserve"> = </w:t>
-      </w:r>
-      <w:proofErr w:type="spellStart"/>
-      <w:r>
-        <w:t>upper_in</w:t>
-      </w:r>
-      <w:proofErr w:type="spellEnd"/>
-      <w:r>
-        <w:t xml:space="preserve"> = threshold value. </w:t>
-      </w:r>
-      <w:proofErr w:type="spellStart"/>
-      <w:r>
-        <w:t>Lower_out</w:t>
-      </w:r>
-      <w:proofErr w:type="spellEnd"/>
-      <w:r>
-        <w:t xml:space="preserve"> then is the output pixel value for input pixel values &lt; threshold, and </w:t>
-      </w:r>
-      <w:proofErr w:type="spellStart"/>
-      <w:r>
-        <w:t>upper_out</w:t>
-      </w:r>
-      <w:proofErr w:type="spellEnd"/>
-      <w:r>
-        <w:t xml:space="preserve"> is the output pixel value for input pixel values &gt;= threshold. </w:t>
+        <w:lastRenderedPageBreak/>
+        <w:t xml:space="preserve">The operator can threshold images by specifying lower_in = upper_in = threshold value. Lower_out then is the output pixel value for input pixel values &lt; threshold, and upper_out is the output pixel value for input pixel values &gt;= threshold. </w:t>
       </w:r>
     </w:p>
     <w:p>
@@ -18200,31 +16227,7 @@
               <w:cnfStyle w:val="000000100000" w:firstRow="0" w:lastRow="0" w:firstColumn="0" w:lastColumn="0" w:oddVBand="0" w:evenVBand="0" w:oddHBand="1" w:evenHBand="0" w:firstRowFirstColumn="0" w:firstRowLastColumn="0" w:lastRowFirstColumn="0" w:lastRowLastColumn="0"/>
             </w:pPr>
             <w:r>
-              <w:t xml:space="preserve">input </w:t>
-            </w:r>
-            <w:proofErr w:type="spellStart"/>
-            <w:r>
-              <w:t>CV_8U</w:t>
-            </w:r>
-            <w:proofErr w:type="spellEnd"/>
-            <w:r>
-              <w:t xml:space="preserve">, </w:t>
-            </w:r>
-            <w:proofErr w:type="spellStart"/>
-            <w:r>
-              <w:t>CV_32S</w:t>
-            </w:r>
-            <w:proofErr w:type="spellEnd"/>
-            <w:r>
-              <w:t xml:space="preserve">, or </w:t>
-            </w:r>
-            <w:proofErr w:type="spellStart"/>
-            <w:r>
-              <w:t>CV_32F</w:t>
-            </w:r>
-            <w:proofErr w:type="spellEnd"/>
-            <w:r>
-              <w:t xml:space="preserve"> intensity image</w:t>
+              <w:t>input CV_8U, CV_32S, or CV_32F intensity image</w:t>
             </w:r>
           </w:p>
         </w:tc>
@@ -18289,31 +16292,7 @@
               <w:cnfStyle w:val="000000000000" w:firstRow="0" w:lastRow="0" w:firstColumn="0" w:lastColumn="0" w:oddVBand="0" w:evenVBand="0" w:oddHBand="0" w:evenHBand="0" w:firstRowFirstColumn="0" w:firstRowLastColumn="0" w:lastRowFirstColumn="0" w:lastRowLastColumn="0"/>
             </w:pPr>
             <w:r>
-              <w:t xml:space="preserve">output </w:t>
-            </w:r>
-            <w:proofErr w:type="spellStart"/>
-            <w:r>
-              <w:t>CV_8U</w:t>
-            </w:r>
-            <w:proofErr w:type="spellEnd"/>
-            <w:r>
-              <w:t xml:space="preserve">, </w:t>
-            </w:r>
-            <w:proofErr w:type="spellStart"/>
-            <w:r>
-              <w:t>CV_32S</w:t>
-            </w:r>
-            <w:proofErr w:type="spellEnd"/>
-            <w:r>
-              <w:t xml:space="preserve">, or </w:t>
-            </w:r>
-            <w:proofErr w:type="spellStart"/>
-            <w:r>
-              <w:t>CV_32F</w:t>
-            </w:r>
-            <w:proofErr w:type="spellEnd"/>
-            <w:r>
-              <w:t xml:space="preserve"> mapped intensity  image. </w:t>
+              <w:t xml:space="preserve">output CV_8U, CV_32S, or CV_32F mapped intensity  image. </w:t>
             </w:r>
           </w:p>
         </w:tc>
@@ -18378,11 +16357,9 @@
             <w:tcW w:w="0" w:type="auto"/>
           </w:tcPr>
           <w:p>
-            <w:proofErr w:type="spellStart"/>
             <w:r>
               <w:t>lower_in</w:t>
             </w:r>
-            <w:proofErr w:type="spellEnd"/>
           </w:p>
         </w:tc>
         <w:tc>
@@ -18407,11 +16384,9 @@
             <w:tcW w:w="0" w:type="auto"/>
           </w:tcPr>
           <w:p>
-            <w:proofErr w:type="spellStart"/>
             <w:r>
               <w:t>upper_in</w:t>
             </w:r>
-            <w:proofErr w:type="spellEnd"/>
           </w:p>
         </w:tc>
         <w:tc>
@@ -18439,11 +16414,9 @@
             <w:tcW w:w="0" w:type="auto"/>
           </w:tcPr>
           <w:p>
-            <w:proofErr w:type="spellStart"/>
             <w:r>
               <w:t>lower_out</w:t>
             </w:r>
-            <w:proofErr w:type="spellEnd"/>
           </w:p>
         </w:tc>
         <w:tc>
@@ -18468,11 +16441,9 @@
             <w:tcW w:w="0" w:type="auto"/>
           </w:tcPr>
           <w:p>
-            <w:proofErr w:type="spellStart"/>
             <w:r>
               <w:t>upper_out</w:t>
             </w:r>
-            <w:proofErr w:type="spellEnd"/>
           </w:p>
         </w:tc>
         <w:tc>
@@ -18655,7 +16626,6 @@
                 <w:b w:val="0"/>
                 <w:bCs w:val="0"/>
               </w:rPr>
-              <w:lastRenderedPageBreak/>
               <w:t>components</w:t>
             </w:r>
           </w:p>
@@ -18720,69 +16690,42 @@
                 <w:szCs w:val="20"/>
               </w:rPr>
             </w:pPr>
-            <w:proofErr w:type="spellStart"/>
             <w:r>
               <w:rPr>
                 <w:sz w:val="20"/>
                 <w:szCs w:val="20"/>
               </w:rPr>
-              <w:t>CV_8U</w:t>
-            </w:r>
-            <w:proofErr w:type="spellEnd"/>
-            <w:r>
+              <w:t>CV_8U has value 0</w:t>
+            </w:r>
+          </w:p>
+          <w:p>
+            <w:pPr>
+              <w:pStyle w:val="tablebullet"/>
+              <w:cnfStyle w:val="000000000000" w:firstRow="0" w:lastRow="0" w:firstColumn="0" w:lastColumn="0" w:oddVBand="0" w:evenVBand="0" w:oddHBand="0" w:evenHBand="0" w:firstRowFirstColumn="0" w:firstRowLastColumn="0" w:lastRowFirstColumn="0" w:lastRowLastColumn="0"/>
               <w:rPr>
                 <w:sz w:val="20"/>
                 <w:szCs w:val="20"/>
               </w:rPr>
-              <w:t xml:space="preserve"> has value 0</w:t>
+            </w:pPr>
+            <w:r>
+              <w:rPr>
+                <w:sz w:val="20"/>
+                <w:szCs w:val="20"/>
+              </w:rPr>
+              <w:t>CV_32S has value 1</w:t>
             </w:r>
           </w:p>
           <w:p>
             <w:pPr>
               <w:pStyle w:val="tablebullet"/>
               <w:cnfStyle w:val="000000000000" w:firstRow="0" w:lastRow="0" w:firstColumn="0" w:lastColumn="0" w:oddVBand="0" w:evenVBand="0" w:oddHBand="0" w:evenHBand="0" w:firstRowFirstColumn="0" w:firstRowLastColumn="0" w:lastRowFirstColumn="0" w:lastRowLastColumn="0"/>
+            </w:pPr>
+            <w:r>
               <w:rPr>
                 <w:sz w:val="20"/>
                 <w:szCs w:val="20"/>
               </w:rPr>
-            </w:pPr>
-            <w:proofErr w:type="spellStart"/>
-            <w:r>
-              <w:rPr>
-                <w:sz w:val="20"/>
-                <w:szCs w:val="20"/>
-              </w:rPr>
-              <w:t>CV_32S</w:t>
-            </w:r>
-            <w:proofErr w:type="spellEnd"/>
-            <w:r>
-              <w:rPr>
-                <w:sz w:val="20"/>
-                <w:szCs w:val="20"/>
-              </w:rPr>
-              <w:t xml:space="preserve"> has value 1</w:t>
-            </w:r>
-          </w:p>
-          <w:p>
-            <w:pPr>
-              <w:pStyle w:val="tablebullet"/>
-              <w:cnfStyle w:val="000000000000" w:firstRow="0" w:lastRow="0" w:firstColumn="0" w:lastColumn="0" w:oddVBand="0" w:evenVBand="0" w:oddHBand="0" w:evenHBand="0" w:firstRowFirstColumn="0" w:firstRowLastColumn="0" w:lastRowFirstColumn="0" w:lastRowLastColumn="0"/>
-            </w:pPr>
-            <w:proofErr w:type="spellStart"/>
-            <w:r>
-              <w:rPr>
-                <w:sz w:val="20"/>
-                <w:szCs w:val="20"/>
-              </w:rPr>
-              <w:t>CV_32F</w:t>
-            </w:r>
-            <w:proofErr w:type="spellEnd"/>
-            <w:r>
-              <w:rPr>
-                <w:sz w:val="20"/>
-                <w:szCs w:val="20"/>
-              </w:rPr>
-              <w:t xml:space="preserve"> has value 2</w:t>
+              <w:t>CV_32F has value 2</w:t>
             </w:r>
           </w:p>
         </w:tc>
@@ -18901,7 +16844,7 @@
           <w:rPr>
             <w:noProof/>
           </w:rPr>
-          <w:t>7/17/2022 7:41 PM</w:t>
+          <w:t>7/18/2022 2:50 PM</w:t>
         </w:r>
         <w:r>
           <w:fldChar w:fldCharType="end"/>

--- a/doc/cv-workbench.docx
+++ b/doc/cv-workbench.docx
@@ -126,14 +126,12 @@
         </w:numPr>
       </w:pPr>
       <w:hyperlink r:id="rId11" w:history="1">
-        <w:proofErr w:type="spellStart"/>
         <w:r>
           <w:rPr>
             <w:rStyle w:val="Hyperlink"/>
           </w:rPr>
           <w:t>ImageMagick</w:t>
         </w:r>
-        <w:proofErr w:type="spellEnd"/>
       </w:hyperlink>
       <w:r>
         <w:t xml:space="preserve"> performs image operations using command line operations. CV Workbench runs image processing operations in a similar way, but uses JSON to make scripts easier to write and change.</w:t>
@@ -159,27 +157,23 @@
         <w:t xml:space="preserve">, </w:t>
       </w:r>
       <w:hyperlink r:id="rId13" w:history="1">
-        <w:proofErr w:type="spellStart"/>
         <w:r>
           <w:rPr>
             <w:rStyle w:val="Hyperlink"/>
           </w:rPr>
           <w:t>CVIPTools</w:t>
         </w:r>
-        <w:proofErr w:type="spellEnd"/>
       </w:hyperlink>
       <w:r>
         <w:t xml:space="preserve">, and </w:t>
       </w:r>
       <w:hyperlink r:id="rId14" w:history="1">
-        <w:proofErr w:type="spellStart"/>
         <w:r>
           <w:rPr>
             <w:rStyle w:val="Hyperlink"/>
           </w:rPr>
           <w:t>NIP2</w:t>
         </w:r>
-        <w:proofErr w:type="spellEnd"/>
       </w:hyperlink>
       <w:r>
         <w:t xml:space="preserve"> are interactive programs to perform computer vision operations manually. CV Workbench uses scripts to make running series of image processing operations easier, and more reproducible and reliable.</w:t>
@@ -821,13 +815,8 @@
               <w:pStyle w:val="NoSpacing"/>
               <w:cnfStyle w:val="000000100000" w:firstRow="0" w:lastRow="0" w:firstColumn="0" w:lastColumn="0" w:oddVBand="0" w:evenVBand="0" w:oddHBand="1" w:evenHBand="0" w:firstRowFirstColumn="0" w:firstRowLastColumn="0" w:lastRowFirstColumn="0" w:lastRowLastColumn="0"/>
             </w:pPr>
-            <w:proofErr w:type="spellStart"/>
-            <w:r>
-              <w:t>Histogramming</w:t>
-            </w:r>
-            <w:proofErr w:type="spellEnd"/>
-            <w:r>
-              <w:t xml:space="preserve"> image pixel values</w:t>
+            <w:r>
+              <w:t>Histogramming image pixel values</w:t>
             </w:r>
           </w:p>
           <w:p>
@@ -835,13 +824,8 @@
               <w:pStyle w:val="NoSpacing"/>
               <w:cnfStyle w:val="000000100000" w:firstRow="0" w:lastRow="0" w:firstColumn="0" w:lastColumn="0" w:oddVBand="0" w:evenVBand="0" w:oddHBand="1" w:evenHBand="0" w:firstRowFirstColumn="0" w:firstRowLastColumn="0" w:lastRowFirstColumn="0" w:lastRowLastColumn="0"/>
             </w:pPr>
-            <w:proofErr w:type="spellStart"/>
-            <w:r>
-              <w:t>Histogramming</w:t>
-            </w:r>
-            <w:proofErr w:type="spellEnd"/>
-            <w:r>
-              <w:t xml:space="preserve"> Hough accumulator counts</w:t>
+            <w:r>
+              <w:t>Histogramming Hough accumulator counts</w:t>
             </w:r>
           </w:p>
           <w:p>
@@ -849,13 +833,8 @@
               <w:pStyle w:val="NoSpacing"/>
               <w:cnfStyle w:val="000000100000" w:firstRow="0" w:lastRow="0" w:firstColumn="0" w:lastColumn="0" w:oddVBand="0" w:evenVBand="0" w:oddHBand="1" w:evenHBand="0" w:firstRowFirstColumn="0" w:firstRowLastColumn="0" w:lastRowFirstColumn="0" w:lastRowLastColumn="0"/>
             </w:pPr>
-            <w:proofErr w:type="spellStart"/>
-            <w:r>
-              <w:t>Histgramming</w:t>
-            </w:r>
-            <w:proofErr w:type="spellEnd"/>
-            <w:r>
-              <w:t xml:space="preserve"> feature values</w:t>
+            <w:r>
+              <w:t>Histgramming feature values</w:t>
             </w:r>
           </w:p>
           <w:p>
@@ -1306,15 +1285,7 @@
     </w:p>
     <w:p>
       <w:r>
-        <w:t xml:space="preserve">Images are a matrix of pixel values consists of one or more components. Grayscale images have one component value per pixel, color images have three </w:t>
-      </w:r>
-      <w:proofErr w:type="spellStart"/>
-      <w:r>
-        <w:t>RGB</w:t>
-      </w:r>
-      <w:proofErr w:type="spellEnd"/>
-      <w:r>
-        <w:t xml:space="preserve"> component values. Each component pixel value is stored as one of three binary formats. OpenCV “depth” codes are used to describe the binary formats.</w:t>
+        <w:t>Images are a matrix of pixel values consists of one or more components. Grayscale images have one component value per pixel, color images have three RGB component values. Each component pixel value is stored as one of three binary formats. OpenCV “depth” codes are used to describe the binary formats.</w:t>
       </w:r>
     </w:p>
     <w:tbl>
@@ -1392,7 +1363,6 @@
                 <w:bCs w:val="0"/>
               </w:rPr>
             </w:pPr>
-            <w:proofErr w:type="spellStart"/>
             <w:r>
               <w:rPr>
                 <w:b w:val="0"/>
@@ -1400,7 +1370,6 @@
               </w:rPr>
               <w:t>CV_8U</w:t>
             </w:r>
-            <w:proofErr w:type="spellEnd"/>
           </w:p>
         </w:tc>
         <w:tc>
@@ -1446,7 +1415,6 @@
                 <w:bCs w:val="0"/>
               </w:rPr>
             </w:pPr>
-            <w:proofErr w:type="spellStart"/>
             <w:r>
               <w:rPr>
                 <w:b w:val="0"/>
@@ -1454,7 +1422,6 @@
               </w:rPr>
               <w:t>CV_32S</w:t>
             </w:r>
-            <w:proofErr w:type="spellEnd"/>
           </w:p>
         </w:tc>
         <w:tc>
@@ -1467,13 +1434,8 @@
               <w:cnfStyle w:val="000000000000" w:firstRow="0" w:lastRow="0" w:firstColumn="0" w:lastColumn="0" w:oddVBand="0" w:evenVBand="0" w:oddHBand="0" w:evenHBand="0" w:firstRowFirstColumn="0" w:firstRowLastColumn="0" w:lastRowFirstColumn="0" w:lastRowLastColumn="0"/>
             </w:pPr>
             <w:r>
-              <w:t>INT_MIN..</w:t>
-            </w:r>
-            <w:proofErr w:type="spellStart"/>
-            <w:r>
-              <w:t>INT_MAX</w:t>
-            </w:r>
-            <w:proofErr w:type="spellEnd"/>
+              <w:t>INT_MIN..INT_MAX</w:t>
+            </w:r>
           </w:p>
         </w:tc>
         <w:tc>
@@ -1508,7 +1470,6 @@
                 <w:bCs w:val="0"/>
               </w:rPr>
             </w:pPr>
-            <w:proofErr w:type="spellStart"/>
             <w:r>
               <w:rPr>
                 <w:b w:val="0"/>
@@ -1516,7 +1477,6 @@
               </w:rPr>
               <w:t>CV_32F</w:t>
             </w:r>
-            <w:proofErr w:type="spellEnd"/>
           </w:p>
         </w:tc>
         <w:tc>
@@ -1529,13 +1489,8 @@
               <w:cnfStyle w:val="000000100000" w:firstRow="0" w:lastRow="0" w:firstColumn="0" w:lastColumn="0" w:oddVBand="0" w:evenVBand="0" w:oddHBand="1" w:evenHBand="0" w:firstRowFirstColumn="0" w:firstRowLastColumn="0" w:lastRowFirstColumn="0" w:lastRowLastColumn="0"/>
             </w:pPr>
             <w:r>
-              <w:t>FLT_MIN..</w:t>
-            </w:r>
-            <w:proofErr w:type="spellStart"/>
-            <w:r>
-              <w:t>FLT_MAX</w:t>
-            </w:r>
-            <w:proofErr w:type="spellEnd"/>
+              <w:t>FLT_MIN..FLT_MAX</w:t>
+            </w:r>
           </w:p>
         </w:tc>
         <w:tc>
@@ -1558,109 +1513,8 @@
       <w:pPr>
         <w:pStyle w:val="Normalafterlist"/>
       </w:pPr>
-      <w:proofErr w:type="spellStart"/>
-      <w:r>
-        <w:t>CV_8U</w:t>
-      </w:r>
-      <w:proofErr w:type="spellEnd"/>
-      <w:r>
-        <w:t xml:space="preserve"> images are in JPEG format. Images generated by operators generally use </w:t>
-      </w:r>
-      <w:proofErr w:type="spellStart"/>
-      <w:r>
-        <w:t>CV_8U</w:t>
-      </w:r>
-      <w:proofErr w:type="spellEnd"/>
-      <w:r>
-        <w:t xml:space="preserve">, </w:t>
-      </w:r>
-      <w:proofErr w:type="spellStart"/>
-      <w:r>
-        <w:t>CV_32S</w:t>
-      </w:r>
-      <w:proofErr w:type="spellEnd"/>
-      <w:r>
-        <w:t xml:space="preserve">, or </w:t>
-      </w:r>
-      <w:proofErr w:type="spellStart"/>
-      <w:r>
-        <w:t>CV_32F</w:t>
-      </w:r>
-      <w:proofErr w:type="spellEnd"/>
-      <w:r>
-        <w:t xml:space="preserve"> as input and generate </w:t>
-      </w:r>
-      <w:proofErr w:type="spellStart"/>
-      <w:r>
-        <w:t>CV_32S</w:t>
-      </w:r>
-      <w:proofErr w:type="spellEnd"/>
-      <w:r>
-        <w:t xml:space="preserve"> or </w:t>
-      </w:r>
-      <w:proofErr w:type="spellStart"/>
-      <w:r>
-        <w:t>CV_32F</w:t>
-      </w:r>
-      <w:proofErr w:type="spellEnd"/>
-      <w:r>
-        <w:t xml:space="preserve"> on output, except as noted in the operator descriptions. </w:t>
-      </w:r>
-      <w:proofErr w:type="spellStart"/>
-      <w:r>
-        <w:t>CV_32S</w:t>
-      </w:r>
-      <w:proofErr w:type="spellEnd"/>
-      <w:r>
-        <w:t xml:space="preserve"> and </w:t>
-      </w:r>
-      <w:proofErr w:type="spellStart"/>
-      <w:r>
-        <w:t>CV_32F</w:t>
-      </w:r>
-      <w:proofErr w:type="spellEnd"/>
-      <w:r>
-        <w:t xml:space="preserve"> images may be used interchangeably without having to specify the depth in operators, though </w:t>
-      </w:r>
-      <w:proofErr w:type="spellStart"/>
-      <w:r>
-        <w:t>CV_32F</w:t>
-      </w:r>
-      <w:proofErr w:type="spellEnd"/>
-      <w:r>
-        <w:t xml:space="preserve"> images are output if any input image is </w:t>
-      </w:r>
-      <w:proofErr w:type="spellStart"/>
-      <w:r>
-        <w:t>CV_32F</w:t>
-      </w:r>
-      <w:proofErr w:type="spellEnd"/>
-      <w:r>
-        <w:t xml:space="preserve">. The "transform-intensity-map" operator can map </w:t>
-      </w:r>
-      <w:proofErr w:type="spellStart"/>
-      <w:r>
-        <w:t>CV_32S</w:t>
-      </w:r>
-      <w:proofErr w:type="spellEnd"/>
-      <w:r>
-        <w:t xml:space="preserve"> and </w:t>
-      </w:r>
-      <w:proofErr w:type="spellStart"/>
-      <w:r>
-        <w:t>CV_32F</w:t>
-      </w:r>
-      <w:proofErr w:type="spellEnd"/>
-      <w:r>
-        <w:t xml:space="preserve"> images to </w:t>
-      </w:r>
-      <w:proofErr w:type="spellStart"/>
-      <w:r>
-        <w:t>CV_8U</w:t>
-      </w:r>
-      <w:proofErr w:type="spellEnd"/>
-      <w:r>
-        <w:t xml:space="preserve"> JPEG for display.</w:t>
+      <w:r>
+        <w:t>CV_8U images are in JPEG format. Images generated by operators generally use CV_8U, CV_32S, or CV_32F as input and generate CV_32S or CV_32F on output, except as noted in the operator descriptions. CV_32S and CV_32F images may be used interchangeably without having to specify the depth in operators, though CV_32F images are output if any input image is CV_32F. The "transform-intensity-map" operator can map CV_32S and CV_32F images to CV_8U JPEG for display.</w:t>
       </w:r>
     </w:p>
     <w:p>
@@ -1676,15 +1530,7 @@
         </w:r>
       </w:hyperlink>
       <w:r>
-        <w:t xml:space="preserve">. ‘Binary’ image data files are defined by the workbench and have the following format. Color </w:t>
-      </w:r>
-      <w:proofErr w:type="spellStart"/>
-      <w:r>
-        <w:t>RGB</w:t>
-      </w:r>
-      <w:proofErr w:type="spellEnd"/>
-      <w:r>
-        <w:t xml:space="preserve"> pixels are stored as three consecutive pixel values, one for each component. The three pixel values represent the red, green, and blue components.</w:t>
+        <w:t>. ‘Binary’ image data files are defined by the workbench and have the following format. Color RGB pixels are stored as three consecutive pixel values, one for each component. The three pixel values represent the red, green, and blue components.</w:t>
       </w:r>
     </w:p>
     <w:tbl>
@@ -1969,69 +1815,42 @@
                 <w:szCs w:val="20"/>
               </w:rPr>
             </w:pPr>
-            <w:proofErr w:type="spellStart"/>
             <w:r>
               <w:rPr>
                 <w:sz w:val="20"/>
                 <w:szCs w:val="20"/>
               </w:rPr>
-              <w:t>CV_8U</w:t>
-            </w:r>
-            <w:proofErr w:type="spellEnd"/>
-            <w:r>
+              <w:t>CV_8U has value 0</w:t>
+            </w:r>
+          </w:p>
+          <w:p>
+            <w:pPr>
+              <w:pStyle w:val="tablebullet"/>
+              <w:cnfStyle w:val="000000000000" w:firstRow="0" w:lastRow="0" w:firstColumn="0" w:lastColumn="0" w:oddVBand="0" w:evenVBand="0" w:oddHBand="0" w:evenHBand="0" w:firstRowFirstColumn="0" w:firstRowLastColumn="0" w:lastRowFirstColumn="0" w:lastRowLastColumn="0"/>
               <w:rPr>
                 <w:sz w:val="20"/>
                 <w:szCs w:val="20"/>
               </w:rPr>
-              <w:t xml:space="preserve"> has value 0</w:t>
+            </w:pPr>
+            <w:r>
+              <w:rPr>
+                <w:sz w:val="20"/>
+                <w:szCs w:val="20"/>
+              </w:rPr>
+              <w:t>CV_32S has value 1</w:t>
             </w:r>
           </w:p>
           <w:p>
             <w:pPr>
               <w:pStyle w:val="tablebullet"/>
               <w:cnfStyle w:val="000000000000" w:firstRow="0" w:lastRow="0" w:firstColumn="0" w:lastColumn="0" w:oddVBand="0" w:evenVBand="0" w:oddHBand="0" w:evenHBand="0" w:firstRowFirstColumn="0" w:firstRowLastColumn="0" w:lastRowFirstColumn="0" w:lastRowLastColumn="0"/>
+            </w:pPr>
+            <w:r>
               <w:rPr>
                 <w:sz w:val="20"/>
                 <w:szCs w:val="20"/>
               </w:rPr>
-            </w:pPr>
-            <w:proofErr w:type="spellStart"/>
-            <w:r>
-              <w:rPr>
-                <w:sz w:val="20"/>
-                <w:szCs w:val="20"/>
-              </w:rPr>
-              <w:t>CV_32S</w:t>
-            </w:r>
-            <w:proofErr w:type="spellEnd"/>
-            <w:r>
-              <w:rPr>
-                <w:sz w:val="20"/>
-                <w:szCs w:val="20"/>
-              </w:rPr>
-              <w:t xml:space="preserve"> has value 1</w:t>
-            </w:r>
-          </w:p>
-          <w:p>
-            <w:pPr>
-              <w:pStyle w:val="tablebullet"/>
-              <w:cnfStyle w:val="000000000000" w:firstRow="0" w:lastRow="0" w:firstColumn="0" w:lastColumn="0" w:oddVBand="0" w:evenVBand="0" w:oddHBand="0" w:evenHBand="0" w:firstRowFirstColumn="0" w:firstRowLastColumn="0" w:lastRowFirstColumn="0" w:lastRowLastColumn="0"/>
-            </w:pPr>
-            <w:proofErr w:type="spellStart"/>
-            <w:r>
-              <w:rPr>
-                <w:sz w:val="20"/>
-                <w:szCs w:val="20"/>
-              </w:rPr>
-              <w:t>CV_32F</w:t>
-            </w:r>
-            <w:proofErr w:type="spellEnd"/>
-            <w:r>
-              <w:rPr>
-                <w:sz w:val="20"/>
-                <w:szCs w:val="20"/>
-              </w:rPr>
-              <w:t xml:space="preserve"> has value 2</w:t>
+              <w:t>CV_32F has value 2</w:t>
             </w:r>
           </w:p>
         </w:tc>
@@ -2086,31 +1905,7 @@
               <w:cnfStyle w:val="000000100000" w:firstRow="0" w:lastRow="0" w:firstColumn="0" w:lastColumn="0" w:oddVBand="0" w:evenVBand="0" w:oddHBand="1" w:evenHBand="0" w:firstRowFirstColumn="0" w:firstRowLastColumn="0" w:lastRowFirstColumn="0" w:lastRowLastColumn="0"/>
             </w:pPr>
             <w:r>
-              <w:t xml:space="preserve">Each value is </w:t>
-            </w:r>
-            <w:proofErr w:type="spellStart"/>
-            <w:r>
-              <w:t>CV_8U</w:t>
-            </w:r>
-            <w:proofErr w:type="spellEnd"/>
-            <w:r>
-              <w:t xml:space="preserve">, </w:t>
-            </w:r>
-            <w:proofErr w:type="spellStart"/>
-            <w:r>
-              <w:t>CV_32S</w:t>
-            </w:r>
-            <w:proofErr w:type="spellEnd"/>
-            <w:r>
-              <w:t xml:space="preserve">, or </w:t>
-            </w:r>
-            <w:proofErr w:type="spellStart"/>
-            <w:r>
-              <w:t>CV_32F</w:t>
-            </w:r>
-            <w:proofErr w:type="spellEnd"/>
-            <w:r>
-              <w:t xml:space="preserve"> as specified by the depth. Color pixels are consecutive 32-bit integer red, green, and blue values.</w:t>
+              <w:t>Each value is CV_8U, CV_32S, or CV_32F as specified by the depth. Color pixels are consecutive 32-bit integer red, green, and blue values.</w:t>
             </w:r>
           </w:p>
         </w:tc>
@@ -2126,7 +1921,7 @@
     </w:p>
     <w:p>
       <w:r>
-        <w:t>Histograms count the number of different values for any data type containing a range of values, such as images or Hough accumulators. The stored histogram data bins correspond to a values ranging from a minimum to a maximum value. The number of histogram bins, the minimum value, and the maximum value determine into which bin a value is counted. Values below the minimum value are counted in the first bin, and values above the maximum value are counted in the last bin. The bin corresponding to a value is given by this:</w:t>
+        <w:t>Histograms count the number of different values for any data type containing a range of values, such as images. The stored histogram data bins correspond to a values ranging from a lower to an upper pixel value. The number of histogram bins, the lower value, and the upper value determine into which bin a value is counted. Values below the lower value are counted in the first bin, and values above the upper value are counted in the last bin. The bin corresponding to a value is given by this:</w:t>
       </w:r>
     </w:p>
     <w:p>
@@ -2134,13 +1929,8 @@
         <w:pStyle w:val="code"/>
       </w:pPr>
       <w:r>
-        <w:t xml:space="preserve">  if value &lt; </w:t>
-      </w:r>
-      <w:proofErr w:type="spellStart"/>
-      <w:r>
-        <w:t>min_value</w:t>
-      </w:r>
-      <w:proofErr w:type="spellEnd"/>
+        <w:t xml:space="preserve">  if value &lt; lower_value</w:t>
+      </w:r>
     </w:p>
     <w:p>
       <w:pPr>
@@ -2155,13 +1945,8 @@
         <w:pStyle w:val="code"/>
       </w:pPr>
       <w:r>
-        <w:t xml:space="preserve">  else if value &gt; </w:t>
-      </w:r>
-      <w:proofErr w:type="spellStart"/>
-      <w:r>
-        <w:t>max_value</w:t>
-      </w:r>
-      <w:proofErr w:type="spellEnd"/>
+        <w:t xml:space="preserve">  else if value &gt; upper_value</w:t>
+      </w:r>
     </w:p>
     <w:p>
       <w:pPr>
@@ -2184,31 +1969,7 @@
         <w:pStyle w:val="code"/>
       </w:pPr>
       <w:r>
-        <w:t xml:space="preserve">    bin no. = round((no. bins – 1) * (value – </w:t>
-      </w:r>
-      <w:proofErr w:type="spellStart"/>
-      <w:r>
-        <w:t>min_value</w:t>
-      </w:r>
-      <w:proofErr w:type="spellEnd"/>
-      <w:r>
-        <w:t>) / (</w:t>
-      </w:r>
-      <w:proofErr w:type="spellStart"/>
-      <w:r>
-        <w:t>max_value</w:t>
-      </w:r>
-      <w:proofErr w:type="spellEnd"/>
-      <w:r>
-        <w:t xml:space="preserve"> – </w:t>
-      </w:r>
-      <w:proofErr w:type="spellStart"/>
-      <w:r>
-        <w:t>min_value</w:t>
-      </w:r>
-      <w:proofErr w:type="spellEnd"/>
-      <w:r>
-        <w:t>))</w:t>
+        <w:t xml:space="preserve">    bin no. = round((no. bins – 1) * (value – lower_value) / (upper_value – lower_value))</w:t>
       </w:r>
     </w:p>
     <w:p>
@@ -2216,10 +1977,7 @@
         <w:pStyle w:val="Normalafterlist"/>
       </w:pPr>
       <w:r>
-        <w:t xml:space="preserve">The histogram data type indicates how histogram data is stored. </w:t>
-      </w:r>
-      <w:r>
-        <w:t>There are both binary and text stored histogram formats. Binary histogram files are used only within this software. Text histogram files may be plotted with gnuplot or imported into Microsoft Excel for review.</w:t>
+        <w:t>The histogram data type indicates how histogram data is stored. There are both binary and text stored histogram formats. Binary histogram files are used only within this software. Text histogram files may be plotted with gnuplot or imported into Microsoft Excel for review.</w:t>
       </w:r>
     </w:p>
     <w:p>
@@ -2242,9 +2000,9 @@
         <w:tblLook w:val="04A0" w:firstRow="1" w:lastRow="0" w:firstColumn="1" w:lastColumn="0" w:noHBand="0" w:noVBand="1"/>
       </w:tblPr>
       <w:tblGrid>
-        <w:gridCol w:w="1936"/>
-        <w:gridCol w:w="2131"/>
-        <w:gridCol w:w="5283"/>
+        <w:gridCol w:w="1922"/>
+        <w:gridCol w:w="2132"/>
+        <w:gridCol w:w="5296"/>
       </w:tblGrid>
       <w:tr>
         <w:trPr>
@@ -2312,7 +2070,6 @@
                 <w:bCs w:val="0"/>
               </w:rPr>
             </w:pPr>
-            <w:proofErr w:type="spellStart"/>
             <w:r>
               <w:rPr>
                 <w:b w:val="0"/>
@@ -2320,7 +2077,6 @@
               </w:rPr>
               <w:t>nbins</w:t>
             </w:r>
-            <w:proofErr w:type="spellEnd"/>
           </w:p>
         </w:tc>
         <w:tc>
@@ -2366,15 +2122,13 @@
                 <w:bCs w:val="0"/>
               </w:rPr>
             </w:pPr>
-            <w:proofErr w:type="spellStart"/>
-            <w:r>
-              <w:rPr>
-                <w:b w:val="0"/>
-                <w:bCs w:val="0"/>
-              </w:rPr>
-              <w:t>min_value</w:t>
-            </w:r>
-            <w:proofErr w:type="spellEnd"/>
+            <w:r>
+              <w:rPr>
+                <w:b w:val="0"/>
+                <w:bCs w:val="0"/>
+              </w:rPr>
+              <w:t>lower_value</w:t>
+            </w:r>
           </w:p>
         </w:tc>
         <w:tc>
@@ -2401,7 +2155,7 @@
               <w:cnfStyle w:val="000000000000" w:firstRow="0" w:lastRow="0" w:firstColumn="0" w:lastColumn="0" w:oddVBand="0" w:evenVBand="0" w:oddHBand="0" w:evenHBand="0" w:firstRowFirstColumn="0" w:firstRowLastColumn="0" w:lastRowFirstColumn="0" w:lastRowLastColumn="0"/>
             </w:pPr>
             <w:r>
-              <w:t>The specified minimum value accumulated in the first histogram bin</w:t>
+              <w:t>The lower pixel value accumulated in the first histogram bin</w:t>
             </w:r>
           </w:p>
         </w:tc>
@@ -2423,15 +2177,13 @@
                 <w:bCs w:val="0"/>
               </w:rPr>
             </w:pPr>
-            <w:proofErr w:type="spellStart"/>
-            <w:r>
-              <w:rPr>
-                <w:b w:val="0"/>
-                <w:bCs w:val="0"/>
-              </w:rPr>
-              <w:t>max_value</w:t>
-            </w:r>
-            <w:proofErr w:type="spellEnd"/>
+            <w:r>
+              <w:rPr>
+                <w:b w:val="0"/>
+                <w:bCs w:val="0"/>
+              </w:rPr>
+              <w:t>upper_value</w:t>
+            </w:r>
           </w:p>
         </w:tc>
         <w:tc>
@@ -2458,34 +2210,32 @@
               <w:cnfStyle w:val="000000100000" w:firstRow="0" w:lastRow="0" w:firstColumn="0" w:lastColumn="0" w:oddVBand="0" w:evenVBand="0" w:oddHBand="1" w:evenHBand="0" w:firstRowFirstColumn="0" w:firstRowLastColumn="0" w:lastRowFirstColumn="0" w:lastRowLastColumn="0"/>
             </w:pPr>
             <w:r>
-              <w:t>The specified minimum value accumulated in the first histogram bin</w:t>
-            </w:r>
-          </w:p>
-        </w:tc>
-      </w:tr>
-      <w:tr>
-        <w:tc>
-          <w:tcPr>
-            <w:cnfStyle w:val="001000000000" w:firstRow="0" w:lastRow="0" w:firstColumn="1" w:lastColumn="0" w:oddVBand="0" w:evenVBand="0" w:oddHBand="0" w:evenHBand="0" w:firstRowFirstColumn="0" w:firstRowLastColumn="0" w:lastRowFirstColumn="0" w:lastRowLastColumn="0"/>
-            <w:tcW w:w="0" w:type="auto"/>
-          </w:tcPr>
-          <w:p>
-            <w:pPr>
-              <w:pStyle w:val="NoSpacing"/>
-              <w:rPr>
-                <w:b w:val="0"/>
-                <w:bCs w:val="0"/>
-              </w:rPr>
-            </w:pPr>
-            <w:proofErr w:type="spellStart"/>
-            <w:r>
-              <w:rPr>
-                <w:b w:val="0"/>
-                <w:bCs w:val="0"/>
-              </w:rPr>
-              <w:t>dist_min_value</w:t>
-            </w:r>
-            <w:proofErr w:type="spellEnd"/>
+              <w:t>The upper pixel value accumulated in the last histogram bin</w:t>
+            </w:r>
+          </w:p>
+        </w:tc>
+      </w:tr>
+      <w:tr>
+        <w:tc>
+          <w:tcPr>
+            <w:cnfStyle w:val="001000000000" w:firstRow="0" w:lastRow="0" w:firstColumn="1" w:lastColumn="0" w:oddVBand="0" w:evenVBand="0" w:oddHBand="0" w:evenHBand="0" w:firstRowFirstColumn="0" w:firstRowLastColumn="0" w:lastRowFirstColumn="0" w:lastRowLastColumn="0"/>
+            <w:tcW w:w="0" w:type="auto"/>
+          </w:tcPr>
+          <w:p>
+            <w:pPr>
+              <w:pStyle w:val="NoSpacing"/>
+              <w:rPr>
+                <w:b w:val="0"/>
+                <w:bCs w:val="0"/>
+              </w:rPr>
+            </w:pPr>
+            <w:r>
+              <w:rPr>
+                <w:b w:val="0"/>
+                <w:bCs w:val="0"/>
+              </w:rPr>
+              <w:t>min_value</w:t>
+            </w:r>
           </w:p>
         </w:tc>
         <w:tc>
@@ -2512,15 +2262,7 @@
               <w:cnfStyle w:val="000000000000" w:firstRow="0" w:lastRow="0" w:firstColumn="0" w:lastColumn="0" w:oddVBand="0" w:evenVBand="0" w:oddHBand="0" w:evenHBand="0" w:firstRowFirstColumn="0" w:firstRowLastColumn="0" w:lastRowFirstColumn="0" w:lastRowLastColumn="0"/>
             </w:pPr>
             <w:r>
-              <w:t xml:space="preserve">The actual minimum value of the </w:t>
-            </w:r>
-            <w:proofErr w:type="spellStart"/>
-            <w:r>
-              <w:t>histogrammed</w:t>
-            </w:r>
-            <w:proofErr w:type="spellEnd"/>
-            <w:r>
-              <w:t xml:space="preserve"> values.</w:t>
+              <w:t xml:space="preserve">The overall minimum image pixel value </w:t>
             </w:r>
           </w:p>
         </w:tc>
@@ -2542,89 +2284,76 @@
                 <w:bCs w:val="0"/>
               </w:rPr>
             </w:pPr>
-            <w:proofErr w:type="spellStart"/>
-            <w:r>
-              <w:rPr>
-                <w:b w:val="0"/>
-                <w:bCs w:val="0"/>
-              </w:rPr>
-              <w:t>dist_m</w:t>
-            </w:r>
-            <w:r>
-              <w:rPr>
-                <w:b w:val="0"/>
-                <w:bCs w:val="0"/>
-              </w:rPr>
+            <w:r>
+              <w:rPr>
+                <w:b w:val="0"/>
+                <w:bCs w:val="0"/>
+              </w:rPr>
+              <w:t>max_value</w:t>
+            </w:r>
+          </w:p>
+        </w:tc>
+        <w:tc>
+          <w:tcPr>
+            <w:tcW w:w="0" w:type="auto"/>
+          </w:tcPr>
+          <w:p>
+            <w:pPr>
+              <w:pStyle w:val="NoSpacing"/>
+              <w:cnfStyle w:val="000000100000" w:firstRow="0" w:lastRow="0" w:firstColumn="0" w:lastColumn="0" w:oddVBand="0" w:evenVBand="0" w:oddHBand="1" w:evenHBand="0" w:firstRowFirstColumn="0" w:firstRowLastColumn="0" w:lastRowFirstColumn="0" w:lastRowLastColumn="0"/>
+            </w:pPr>
+            <w:r>
+              <w:t>32-bit integer</w:t>
+            </w:r>
+          </w:p>
+        </w:tc>
+        <w:tc>
+          <w:tcPr>
+            <w:tcW w:w="0" w:type="auto"/>
+          </w:tcPr>
+          <w:p>
+            <w:pPr>
+              <w:pStyle w:val="NoSpacing"/>
+              <w:cnfStyle w:val="000000100000" w:firstRow="0" w:lastRow="0" w:firstColumn="0" w:lastColumn="0" w:oddVBand="0" w:evenVBand="0" w:oddHBand="1" w:evenHBand="0" w:firstRowFirstColumn="0" w:firstRowLastColumn="0" w:lastRowFirstColumn="0" w:lastRowLastColumn="0"/>
+            </w:pPr>
+            <w:r>
+              <w:t xml:space="preserve">The </w:t>
+            </w:r>
+            <w:r>
+              <w:t xml:space="preserve">overall </w:t>
+            </w:r>
+            <w:r>
+              <w:t>m</w:t>
+            </w:r>
+            <w:r>
               <w:t>ax</w:t>
             </w:r>
             <w:r>
-              <w:rPr>
-                <w:b w:val="0"/>
-                <w:bCs w:val="0"/>
-              </w:rPr>
-              <w:t>_value</w:t>
-            </w:r>
-            <w:proofErr w:type="spellEnd"/>
-          </w:p>
-        </w:tc>
-        <w:tc>
-          <w:tcPr>
-            <w:tcW w:w="0" w:type="auto"/>
-          </w:tcPr>
-          <w:p>
-            <w:pPr>
-              <w:pStyle w:val="NoSpacing"/>
-              <w:cnfStyle w:val="000000100000" w:firstRow="0" w:lastRow="0" w:firstColumn="0" w:lastColumn="0" w:oddVBand="0" w:evenVBand="0" w:oddHBand="1" w:evenHBand="0" w:firstRowFirstColumn="0" w:firstRowLastColumn="0" w:lastRowFirstColumn="0" w:lastRowLastColumn="0"/>
-            </w:pPr>
-            <w:r>
-              <w:t>32-bit integer</w:t>
-            </w:r>
-          </w:p>
-        </w:tc>
-        <w:tc>
-          <w:tcPr>
-            <w:tcW w:w="0" w:type="auto"/>
-          </w:tcPr>
-          <w:p>
-            <w:pPr>
-              <w:pStyle w:val="NoSpacing"/>
-              <w:cnfStyle w:val="000000100000" w:firstRow="0" w:lastRow="0" w:firstColumn="0" w:lastColumn="0" w:oddVBand="0" w:evenVBand="0" w:oddHBand="1" w:evenHBand="0" w:firstRowFirstColumn="0" w:firstRowLastColumn="0" w:lastRowFirstColumn="0" w:lastRowLastColumn="0"/>
-            </w:pPr>
-            <w:r>
-              <w:t>The actual m</w:t>
-            </w:r>
-            <w:r>
-              <w:t>ax</w:t>
-            </w:r>
-            <w:r>
-              <w:t xml:space="preserve">imum value of the </w:t>
-            </w:r>
-            <w:proofErr w:type="spellStart"/>
-            <w:r>
-              <w:t>histogrammed</w:t>
-            </w:r>
-            <w:proofErr w:type="spellEnd"/>
-            <w:r>
-              <w:t xml:space="preserve"> values.</w:t>
-            </w:r>
-          </w:p>
-        </w:tc>
-      </w:tr>
-      <w:tr>
-        <w:tc>
-          <w:tcPr>
-            <w:cnfStyle w:val="001000000000" w:firstRow="0" w:lastRow="0" w:firstColumn="1" w:lastColumn="0" w:oddVBand="0" w:evenVBand="0" w:oddHBand="0" w:evenHBand="0" w:firstRowFirstColumn="0" w:firstRowLastColumn="0" w:lastRowFirstColumn="0" w:lastRowLastColumn="0"/>
-            <w:tcW w:w="0" w:type="auto"/>
-          </w:tcPr>
-          <w:p>
-            <w:pPr>
-              <w:pStyle w:val="NoSpacing"/>
-              <w:rPr>
-                <w:b w:val="0"/>
-                <w:bCs w:val="0"/>
-              </w:rPr>
-            </w:pPr>
-            <w:proofErr w:type="spellStart"/>
+              <w:t xml:space="preserve">imum </w:t>
+            </w:r>
+            <w:r>
+              <w:t xml:space="preserve">image </w:t>
+            </w:r>
+            <w:r>
+              <w:t xml:space="preserve">pixel value </w:t>
+            </w:r>
+          </w:p>
+        </w:tc>
+      </w:tr>
+      <w:tr>
+        <w:tc>
+          <w:tcPr>
+            <w:cnfStyle w:val="001000000000" w:firstRow="0" w:lastRow="0" w:firstColumn="1" w:lastColumn="0" w:oddVBand="0" w:evenVBand="0" w:oddHBand="0" w:evenHBand="0" w:firstRowFirstColumn="0" w:firstRowLastColumn="0" w:lastRowFirstColumn="0" w:lastRowLastColumn="0"/>
+            <w:tcW w:w="0" w:type="auto"/>
+          </w:tcPr>
+          <w:p>
+            <w:pPr>
+              <w:pStyle w:val="NoSpacing"/>
+              <w:rPr>
+                <w:b w:val="0"/>
+                <w:bCs w:val="0"/>
+              </w:rPr>
+            </w:pPr>
             <w:r>
               <w:rPr>
                 <w:b w:val="0"/>
@@ -2632,7 +2361,6 @@
               </w:rPr>
               <w:t>min_count</w:t>
             </w:r>
-            <w:proofErr w:type="spellEnd"/>
           </w:p>
         </w:tc>
         <w:tc>
@@ -2681,7 +2409,6 @@
                 <w:bCs w:val="0"/>
               </w:rPr>
             </w:pPr>
-            <w:proofErr w:type="spellStart"/>
             <w:r>
               <w:rPr>
                 <w:b w:val="0"/>
@@ -2689,7 +2416,6 @@
               </w:rPr>
               <w:t>max_count</w:t>
             </w:r>
-            <w:proofErr w:type="spellEnd"/>
           </w:p>
         </w:tc>
         <w:tc>
@@ -2735,7 +2461,6 @@
                 <w:bCs w:val="0"/>
               </w:rPr>
             </w:pPr>
-            <w:proofErr w:type="spellStart"/>
             <w:r>
               <w:rPr>
                 <w:b w:val="0"/>
@@ -2743,7 +2468,6 @@
               </w:rPr>
               <w:t>total_count</w:t>
             </w:r>
-            <w:proofErr w:type="spellEnd"/>
           </w:p>
         </w:tc>
         <w:tc>
@@ -2826,7 +2550,13 @@
               <w:cnfStyle w:val="000000100000" w:firstRow="0" w:lastRow="0" w:firstColumn="0" w:lastColumn="0" w:oddVBand="0" w:evenVBand="0" w:oddHBand="1" w:evenHBand="0" w:firstRowFirstColumn="0" w:firstRowLastColumn="0" w:lastRowFirstColumn="0" w:lastRowLastColumn="0"/>
             </w:pPr>
             <w:r>
-              <w:t>The mean for the histogram distribution</w:t>
+              <w:t xml:space="preserve">The </w:t>
+            </w:r>
+            <w:r>
+              <w:t>image pixel value</w:t>
+            </w:r>
+            <w:r>
+              <w:t xml:space="preserve"> mean </w:t>
             </w:r>
           </w:p>
         </w:tc>
@@ -2878,7 +2608,13 @@
               <w:cnfStyle w:val="000000000000" w:firstRow="0" w:lastRow="0" w:firstColumn="0" w:lastColumn="0" w:oddVBand="0" w:evenVBand="0" w:oddHBand="0" w:evenHBand="0" w:firstRowFirstColumn="0" w:firstRowLastColumn="0" w:lastRowFirstColumn="0" w:lastRowLastColumn="0"/>
             </w:pPr>
             <w:r>
-              <w:t>The variance for the histogram distribution</w:t>
+              <w:t xml:space="preserve">The image </w:t>
+            </w:r>
+            <w:r>
+              <w:t>pixel value</w:t>
+            </w:r>
+            <w:r>
+              <w:t xml:space="preserve"> variance </w:t>
             </w:r>
           </w:p>
         </w:tc>
@@ -2933,7 +2669,13 @@
               <w:cnfStyle w:val="000000100000" w:firstRow="0" w:lastRow="0" w:firstColumn="0" w:lastColumn="0" w:oddVBand="0" w:evenVBand="0" w:oddHBand="1" w:evenHBand="0" w:firstRowFirstColumn="0" w:firstRowLastColumn="0" w:lastRowFirstColumn="0" w:lastRowLastColumn="0"/>
             </w:pPr>
             <w:r>
-              <w:t>The sample variance for the histogram distribution</w:t>
+              <w:t xml:space="preserve">The image </w:t>
+            </w:r>
+            <w:r>
+              <w:t>pixel value</w:t>
+            </w:r>
+            <w:r>
+              <w:t xml:space="preserve"> sample variance </w:t>
             </w:r>
           </w:p>
         </w:tc>
@@ -2985,7 +2727,13 @@
               <w:cnfStyle w:val="000000000000" w:firstRow="0" w:lastRow="0" w:firstColumn="0" w:lastColumn="0" w:oddVBand="0" w:evenVBand="0" w:oddHBand="0" w:evenHBand="0" w:firstRowFirstColumn="0" w:firstRowLastColumn="0" w:lastRowFirstColumn="0" w:lastRowLastColumn="0"/>
             </w:pPr>
             <w:r>
-              <w:t>The standard deviation for the histogram distribution</w:t>
+              <w:t xml:space="preserve">The image </w:t>
+            </w:r>
+            <w:r>
+              <w:t>pixel value</w:t>
+            </w:r>
+            <w:r>
+              <w:t xml:space="preserve"> standard deviation </w:t>
             </w:r>
           </w:p>
         </w:tc>
@@ -3013,7 +2761,6 @@
                 <w:b w:val="0"/>
                 <w:bCs w:val="0"/>
               </w:rPr>
-              <w:lastRenderedPageBreak/>
               <w:t>histogram data</w:t>
             </w:r>
           </w:p>
@@ -3028,7 +2775,7 @@
               <w:cnfStyle w:val="000000100000" w:firstRow="0" w:lastRow="0" w:firstColumn="0" w:lastColumn="0" w:oddVBand="0" w:evenVBand="0" w:oddHBand="1" w:evenHBand="0" w:firstRowFirstColumn="0" w:firstRowLastColumn="0" w:lastRowFirstColumn="0" w:lastRowLastColumn="0"/>
             </w:pPr>
             <w:r>
-              <w:t>no. bins * 32-bit integers</w:t>
+              <w:t>nbins * 32-bit integers</w:t>
             </w:r>
           </w:p>
         </w:tc>
@@ -3052,9 +2799,12 @@
       <w:pPr>
         <w:pStyle w:val="Heading3"/>
       </w:pPr>
-      <w:r>
+      <w:bookmarkStart w:id="1" w:name="_Ref109109220"/>
+      <w:r>
+        <w:lastRenderedPageBreak/>
         <w:t>Text histogram file format</w:t>
       </w:r>
+      <w:bookmarkEnd w:id="1"/>
     </w:p>
     <w:p>
       <w:r>
@@ -3065,60 +2815,40 @@
           <w:i/>
           <w:iCs/>
         </w:rPr>
-        <w:t>output-</w:t>
-      </w:r>
-      <w:proofErr w:type="spellStart"/>
-      <w:r>
+        <w:t>output-filename</w:t>
+      </w:r>
+      <w:r>
+        <w:t>.txt is generated with each histogram bin stored as a record with the format:</w:t>
+      </w:r>
+    </w:p>
+    <w:p>
+      <w:pPr>
         <w:rPr>
           <w:i/>
           <w:iCs/>
         </w:rPr>
-        <w:t>filename</w:t>
-      </w:r>
-      <w:r>
-        <w:t>.txt</w:t>
-      </w:r>
-      <w:proofErr w:type="spellEnd"/>
-      <w:r>
-        <w:t xml:space="preserve"> is generated with each histogram bin stored as a record with the format:</w:t>
-      </w:r>
-    </w:p>
-    <w:p>
-      <w:pPr>
+      </w:pPr>
+      <w:r>
         <w:rPr>
           <w:i/>
           <w:iCs/>
         </w:rPr>
-      </w:pPr>
+        <w:t xml:space="preserve">  bin-value bin-count</w:t>
+      </w:r>
+    </w:p>
+    <w:p>
+      <w:r>
+        <w:t xml:space="preserve">where the </w:t>
+      </w:r>
       <w:r>
         <w:rPr>
           <w:i/>
           <w:iCs/>
         </w:rPr>
-        <w:t xml:space="preserve">  bin-value bin-count</w:t>
-      </w:r>
-    </w:p>
-    <w:p>
-      <w:r>
-        <w:t xml:space="preserve">where the </w:t>
-      </w:r>
-      <w:r>
-        <w:rPr>
-          <w:i/>
-          <w:iCs/>
-        </w:rPr>
         <w:t>bin-value</w:t>
       </w:r>
       <w:r>
-        <w:t xml:space="preserve"> is the value that is accumulated in a given bin. It has this formula, where bin no. ranges from 0 to </w:t>
-      </w:r>
-      <w:proofErr w:type="spellStart"/>
-      <w:r>
-        <w:t>nbins</w:t>
-      </w:r>
-      <w:proofErr w:type="spellEnd"/>
-      <w:r>
-        <w:t>-1:</w:t>
+        <w:t xml:space="preserve"> is the value that is accumulated in a given bin. It has this formula, where bin no. ranges from 0 to nbins-1:</w:t>
       </w:r>
     </w:p>
     <w:p>
@@ -3150,80 +2880,16 @@
           <w:sz w:val="20"/>
           <w:szCs w:val="20"/>
         </w:rPr>
-        <w:t xml:space="preserve">= </w:t>
-      </w:r>
-      <w:proofErr w:type="spellStart"/>
-      <w:r>
+        <w:t>= lower_value + bin no. * (upper_value - lower_value) / (nbins – 1)</w:t>
+      </w:r>
+    </w:p>
+    <w:p>
+      <w:pPr>
+        <w:pStyle w:val="code"/>
         <w:rPr>
           <w:sz w:val="20"/>
           <w:szCs w:val="20"/>
         </w:rPr>
-        <w:t>min_value</w:t>
-      </w:r>
-      <w:proofErr w:type="spellEnd"/>
-      <w:r>
-        <w:rPr>
-          <w:sz w:val="20"/>
-          <w:szCs w:val="20"/>
-        </w:rPr>
-        <w:t xml:space="preserve"> + bin no. * (</w:t>
-      </w:r>
-      <w:proofErr w:type="spellStart"/>
-      <w:r>
-        <w:rPr>
-          <w:sz w:val="20"/>
-          <w:szCs w:val="20"/>
-        </w:rPr>
-        <w:t>max_value</w:t>
-      </w:r>
-      <w:proofErr w:type="spellEnd"/>
-      <w:r>
-        <w:rPr>
-          <w:sz w:val="20"/>
-          <w:szCs w:val="20"/>
-        </w:rPr>
-        <w:t xml:space="preserve"> - </w:t>
-      </w:r>
-      <w:proofErr w:type="spellStart"/>
-      <w:r>
-        <w:rPr>
-          <w:sz w:val="20"/>
-          <w:szCs w:val="20"/>
-        </w:rPr>
-        <w:t>min_value</w:t>
-      </w:r>
-      <w:proofErr w:type="spellEnd"/>
-      <w:r>
-        <w:rPr>
-          <w:sz w:val="20"/>
-          <w:szCs w:val="20"/>
-        </w:rPr>
-        <w:t>) / (</w:t>
-      </w:r>
-      <w:proofErr w:type="spellStart"/>
-      <w:r>
-        <w:rPr>
-          <w:sz w:val="20"/>
-          <w:szCs w:val="20"/>
-        </w:rPr>
-        <w:t>nbins</w:t>
-      </w:r>
-      <w:proofErr w:type="spellEnd"/>
-      <w:r>
-        <w:rPr>
-          <w:sz w:val="20"/>
-          <w:szCs w:val="20"/>
-        </w:rPr>
-        <w:t xml:space="preserve"> – 1)</w:t>
-      </w:r>
-    </w:p>
-    <w:p>
-      <w:pPr>
-        <w:pStyle w:val="code"/>
-        <w:rPr>
-          <w:sz w:val="20"/>
-          <w:szCs w:val="20"/>
-        </w:rPr>
       </w:pPr>
     </w:p>
     <w:p>
@@ -3235,22 +2901,10 @@
           <w:i/>
           <w:iCs/>
         </w:rPr>
-        <w:t>output-</w:t>
-      </w:r>
-      <w:proofErr w:type="spellStart"/>
-      <w:r>
-        <w:rPr>
-          <w:i/>
-          <w:iCs/>
-        </w:rPr>
-        <w:t>filename.</w:t>
-      </w:r>
-      <w:r>
-        <w:t>gp</w:t>
-      </w:r>
-      <w:proofErr w:type="spellEnd"/>
-      <w:r>
-        <w:t xml:space="preserve"> is generated to display the histogram as:</w:t>
+        <w:t>output-filename.</w:t>
+      </w:r>
+      <w:r>
+        <w:t>gp is generated to display the histogram as:</w:t>
       </w:r>
     </w:p>
     <w:p>
@@ -3294,48 +2948,14 @@
           <w:sz w:val="18"/>
           <w:szCs w:val="18"/>
         </w:rPr>
-        <w:t>output-</w:t>
-      </w:r>
-      <w:proofErr w:type="spellStart"/>
-      <w:r>
-        <w:rPr>
-          <w:i/>
-          <w:iCs/>
+        <w:t>output-filename</w:t>
+      </w:r>
+      <w:r>
+        <w:rPr>
           <w:sz w:val="18"/>
           <w:szCs w:val="18"/>
         </w:rPr>
-        <w:t>filename</w:t>
-      </w:r>
-      <w:r>
-        <w:rPr>
-          <w:sz w:val="18"/>
-          <w:szCs w:val="18"/>
-        </w:rPr>
-        <w:t>.txt</w:t>
-      </w:r>
-      <w:proofErr w:type="spellEnd"/>
-      <w:r>
-        <w:rPr>
-          <w:sz w:val="18"/>
-          <w:szCs w:val="18"/>
-        </w:rPr>
-        <w:t xml:space="preserve">' using </w:t>
-      </w:r>
-      <w:proofErr w:type="spellStart"/>
-      <w:r>
-        <w:rPr>
-          <w:sz w:val="18"/>
-          <w:szCs w:val="18"/>
-        </w:rPr>
-        <w:t>2:xtic</w:t>
-      </w:r>
-      <w:proofErr w:type="spellEnd"/>
-      <w:r>
-        <w:rPr>
-          <w:sz w:val="18"/>
-          <w:szCs w:val="18"/>
-        </w:rPr>
-        <w:t>(1)</w:t>
+        <w:t>.txt' using 2:xtic(1)</w:t>
       </w:r>
     </w:p>
     <w:p>
@@ -3406,7 +3026,6 @@
         </w:rPr>
         <w:t>-</w:t>
       </w:r>
-      <w:proofErr w:type="spellStart"/>
       <w:r>
         <w:rPr>
           <w:i/>
@@ -3423,7 +3042,6 @@
         </w:rPr>
         <w:t>gp</w:t>
       </w:r>
-      <w:proofErr w:type="spellEnd"/>
     </w:p>
     <w:p>
       <w:pPr>
@@ -3437,31 +3055,15 @@
       <w:pPr>
         <w:pStyle w:val="Heading2"/>
       </w:pPr>
-      <w:bookmarkStart w:id="1" w:name="_Ref108779080"/>
+      <w:bookmarkStart w:id="2" w:name="_Ref108779080"/>
       <w:r>
         <w:t>Hough accumulator data type format</w:t>
       </w:r>
-      <w:bookmarkEnd w:id="1"/>
-    </w:p>
-    <w:p>
-      <w:r>
-        <w:t xml:space="preserve">The Hough accumulator data type contains counts from the accumulated (rho, theta) polar lines calculated for each image point by the Hough algorithm. Lines are computed for angles theta between 0 and 180 degrees, where theta is incremented by a fixed number of degrees, </w:t>
-      </w:r>
-      <w:proofErr w:type="spellStart"/>
-      <w:r>
-        <w:t>theta_inc</w:t>
-      </w:r>
-      <w:proofErr w:type="spellEnd"/>
-      <w:r>
-        <w:t xml:space="preserve">, between samples. The number of angles, </w:t>
-      </w:r>
-      <w:proofErr w:type="spellStart"/>
-      <w:r>
-        <w:t>nthetas</w:t>
-      </w:r>
-      <w:proofErr w:type="spellEnd"/>
-      <w:r>
-        <w:t>, samples is:</w:t>
+      <w:bookmarkEnd w:id="2"/>
+    </w:p>
+    <w:p>
+      <w:r>
+        <w:t>The Hough accumulator data type contains counts from the accumulated (rho, theta) polar lines calculated for each image point by the Hough algorithm. Lines are computed for angles theta between 0 and 180 degrees, where theta is incremented by a fixed number of degrees, theta_inc, between samples. The number of angles, nthetas, samples is:</w:t>
       </w:r>
     </w:p>
     <w:p>
@@ -3477,112 +3079,55 @@
           <w:sz w:val="20"/>
           <w:szCs w:val="20"/>
         </w:rPr>
-        <w:t xml:space="preserve">  </w:t>
-      </w:r>
-      <w:proofErr w:type="spellStart"/>
-      <w:r>
+        <w:t xml:space="preserve">  nthetas = 180 / theta_inc</w:t>
+      </w:r>
+    </w:p>
+    <w:p>
+      <w:pPr>
+        <w:pStyle w:val="Normalafterlist"/>
+      </w:pPr>
+      <w:r>
+        <w:t>For an image size (rows, cols), the polar line distance rho is computed from each (row, col) point with:</w:t>
+      </w:r>
+    </w:p>
+    <w:p>
+      <w:pPr>
+        <w:pStyle w:val="code"/>
         <w:rPr>
           <w:sz w:val="20"/>
           <w:szCs w:val="20"/>
         </w:rPr>
-        <w:t>nthetas</w:t>
-      </w:r>
-      <w:proofErr w:type="spellEnd"/>
+      </w:pPr>
       <w:r>
         <w:rPr>
           <w:sz w:val="20"/>
           <w:szCs w:val="20"/>
         </w:rPr>
-        <w:t xml:space="preserve"> = 180 / </w:t>
-      </w:r>
-      <w:proofErr w:type="spellStart"/>
-      <w:r>
+        <w:t xml:space="preserve">  rho = (col – cols/2) * cos(theta) + (rows/2 – rows) * sin(theta)</w:t>
+      </w:r>
+    </w:p>
+    <w:p>
+      <w:pPr>
+        <w:pStyle w:val="Normalafterlist"/>
+      </w:pPr>
+      <w:r>
+        <w:t>The number of rho values, max_rho, for images is:</w:t>
+      </w:r>
+    </w:p>
+    <w:p>
+      <w:pPr>
+        <w:pStyle w:val="code"/>
         <w:rPr>
           <w:sz w:val="20"/>
           <w:szCs w:val="20"/>
         </w:rPr>
-        <w:t>theta_inc</w:t>
-      </w:r>
-      <w:proofErr w:type="spellEnd"/>
-    </w:p>
-    <w:p>
-      <w:pPr>
-        <w:pStyle w:val="Normalafterlist"/>
-      </w:pPr>
-      <w:r>
-        <w:t>For an image size (rows, cols), the polar line distance rho is computed from each (row, col) point with:</w:t>
-      </w:r>
-    </w:p>
-    <w:p>
-      <w:pPr>
-        <w:pStyle w:val="code"/>
+      </w:pPr>
+      <w:r>
         <w:rPr>
           <w:sz w:val="20"/>
           <w:szCs w:val="20"/>
         </w:rPr>
-      </w:pPr>
-      <w:r>
-        <w:rPr>
-          <w:sz w:val="20"/>
-          <w:szCs w:val="20"/>
-        </w:rPr>
-        <w:t xml:space="preserve">  rho = (col – cols/2) * cos(theta) + (rows/2 – rows) * sin(theta)</w:t>
-      </w:r>
-    </w:p>
-    <w:p>
-      <w:pPr>
-        <w:pStyle w:val="Normalafterlist"/>
-      </w:pPr>
-      <w:r>
-        <w:t xml:space="preserve">The number of rho values, </w:t>
-      </w:r>
-      <w:proofErr w:type="spellStart"/>
-      <w:r>
-        <w:t>max_rho</w:t>
-      </w:r>
-      <w:proofErr w:type="spellEnd"/>
-      <w:r>
-        <w:t>, for images is:</w:t>
-      </w:r>
-    </w:p>
-    <w:p>
-      <w:pPr>
-        <w:pStyle w:val="code"/>
-        <w:rPr>
-          <w:sz w:val="20"/>
-          <w:szCs w:val="20"/>
-        </w:rPr>
-      </w:pPr>
-      <w:r>
-        <w:rPr>
-          <w:sz w:val="20"/>
-          <w:szCs w:val="20"/>
-        </w:rPr>
-        <w:t xml:space="preserve">  </w:t>
-      </w:r>
-      <w:proofErr w:type="spellStart"/>
-      <w:r>
-        <w:rPr>
-          <w:sz w:val="20"/>
-          <w:szCs w:val="20"/>
-        </w:rPr>
-        <w:t>max_rho</w:t>
-      </w:r>
-      <w:proofErr w:type="spellEnd"/>
-      <w:r>
-        <w:rPr>
-          <w:sz w:val="20"/>
-          <w:szCs w:val="20"/>
-        </w:rPr>
-        <w:t xml:space="preserve"> = sqrt(</w:t>
-      </w:r>
-      <w:proofErr w:type="spellStart"/>
-      <w:r>
-        <w:rPr>
-          <w:sz w:val="20"/>
-          <w:szCs w:val="20"/>
-        </w:rPr>
-        <w:t>rows</w:t>
+        <w:t xml:space="preserve">  max_rho = sqrt(rows</w:t>
       </w:r>
       <w:r>
         <w:rPr>
@@ -3592,21 +3137,12 @@
         </w:rPr>
         <w:t>2</w:t>
       </w:r>
-      <w:proofErr w:type="spellEnd"/>
       <w:r>
         <w:rPr>
           <w:sz w:val="20"/>
           <w:szCs w:val="20"/>
         </w:rPr>
-        <w:t xml:space="preserve"> + </w:t>
-      </w:r>
-      <w:proofErr w:type="spellStart"/>
-      <w:r>
-        <w:rPr>
-          <w:sz w:val="20"/>
-          <w:szCs w:val="20"/>
-        </w:rPr>
-        <w:t>columns</w:t>
+        <w:t xml:space="preserve"> + columns</w:t>
       </w:r>
       <w:r>
         <w:rPr>
@@ -3616,7 +3152,6 @@
         </w:rPr>
         <w:t>2</w:t>
       </w:r>
-      <w:proofErr w:type="spellEnd"/>
       <w:r>
         <w:rPr>
           <w:sz w:val="20"/>
@@ -3630,15 +3165,7 @@
         <w:pStyle w:val="Normalafterlist"/>
       </w:pPr>
       <w:r>
-        <w:t xml:space="preserve">Each rho is accessed in the accumulator by bin index </w:t>
-      </w:r>
-      <w:proofErr w:type="spellStart"/>
-      <w:r>
-        <w:t>rho_index</w:t>
-      </w:r>
-      <w:proofErr w:type="spellEnd"/>
-      <w:r>
-        <w:t xml:space="preserve"> that corresponds to a rho with the value:</w:t>
+        <w:t>Each rho is accessed in the accumulator by bin index rho_index that corresponds to a rho with the value:</w:t>
       </w:r>
     </w:p>
     <w:p>
@@ -3654,39 +3181,7 @@
           <w:sz w:val="20"/>
           <w:szCs w:val="20"/>
         </w:rPr>
-        <w:t xml:space="preserve">  </w:t>
-      </w:r>
-      <w:proofErr w:type="spellStart"/>
-      <w:r>
-        <w:rPr>
-          <w:sz w:val="20"/>
-          <w:szCs w:val="20"/>
-        </w:rPr>
-        <w:t>rho_index</w:t>
-      </w:r>
-      <w:proofErr w:type="spellEnd"/>
-      <w:r>
-        <w:rPr>
-          <w:sz w:val="20"/>
-          <w:szCs w:val="20"/>
-        </w:rPr>
-        <w:t xml:space="preserve"> = rho + </w:t>
-      </w:r>
-      <w:proofErr w:type="spellStart"/>
-      <w:r>
-        <w:rPr>
-          <w:sz w:val="20"/>
-          <w:szCs w:val="20"/>
-        </w:rPr>
-        <w:t>max_rho</w:t>
-      </w:r>
-      <w:proofErr w:type="spellEnd"/>
-      <w:r>
-        <w:rPr>
-          <w:sz w:val="20"/>
-          <w:szCs w:val="20"/>
-        </w:rPr>
-        <w:t xml:space="preserve"> / 2</w:t>
+        <w:t xml:space="preserve">  rho_index = rho + max_rho / 2</w:t>
       </w:r>
     </w:p>
     <w:p>
@@ -3699,22 +3194,7 @@
     </w:p>
     <w:p>
       <w:r>
-        <w:t xml:space="preserve">Binary histogram files contain the </w:t>
-      </w:r>
-      <w:r>
-        <w:t>Hough accumulator parameters, the Hough accumulator counts</w:t>
-      </w:r>
-      <w:r>
-        <w:t xml:space="preserve">, </w:t>
-      </w:r>
-      <w:r>
-        <w:t xml:space="preserve">and </w:t>
-      </w:r>
-      <w:r>
-        <w:t>some statistics of the counts</w:t>
-      </w:r>
-      <w:r>
-        <w:t>. The binary Hough accumulator data files are defined by the workbench, and include the following fields:</w:t>
+        <w:t>Binary histogram files contain the Hough accumulator parameters, the Hough accumulator counts, and some statistics of the counts. The binary Hough accumulator data files are defined by the workbench, and include the following fields:</w:t>
       </w:r>
     </w:p>
     <w:tbl>
@@ -3794,7 +3274,6 @@
                 <w:bCs w:val="0"/>
               </w:rPr>
             </w:pPr>
-            <w:proofErr w:type="spellStart"/>
             <w:r>
               <w:rPr>
                 <w:b w:val="0"/>
@@ -3802,7 +3281,6 @@
               </w:rPr>
               <w:t>theta_inc</w:t>
             </w:r>
-            <w:proofErr w:type="spellEnd"/>
           </w:p>
         </w:tc>
         <w:tc>
@@ -3848,16 +3326,13 @@
                 <w:bCs w:val="0"/>
               </w:rPr>
             </w:pPr>
-            <w:proofErr w:type="spellStart"/>
-            <w:r>
-              <w:rPr>
-                <w:b w:val="0"/>
-                <w:bCs w:val="0"/>
-              </w:rPr>
-              <w:lastRenderedPageBreak/>
+            <w:r>
+              <w:rPr>
+                <w:b w:val="0"/>
+                <w:bCs w:val="0"/>
+              </w:rPr>
               <w:t>nthetas</w:t>
             </w:r>
-            <w:proofErr w:type="spellEnd"/>
           </w:p>
         </w:tc>
         <w:tc>
@@ -3884,13 +3359,8 @@
               <w:cnfStyle w:val="000000000000" w:firstRow="0" w:lastRow="0" w:firstColumn="0" w:lastColumn="0" w:oddVBand="0" w:evenVBand="0" w:oddHBand="0" w:evenHBand="0" w:firstRowFirstColumn="0" w:firstRowLastColumn="0" w:lastRowFirstColumn="0" w:lastRowLastColumn="0"/>
             </w:pPr>
             <w:r>
-              <w:t xml:space="preserve">The number of angles sampled = 180 / </w:t>
-            </w:r>
-            <w:proofErr w:type="spellStart"/>
-            <w:r>
-              <w:t>theta_inc</w:t>
-            </w:r>
-            <w:proofErr w:type="spellEnd"/>
+              <w:t>The number of angles sampled = 180 / theta_inc</w:t>
+            </w:r>
           </w:p>
         </w:tc>
       </w:tr>
@@ -3911,7 +3381,6 @@
                 <w:bCs w:val="0"/>
               </w:rPr>
             </w:pPr>
-            <w:proofErr w:type="spellStart"/>
             <w:r>
               <w:rPr>
                 <w:b w:val="0"/>
@@ -3919,7 +3388,6 @@
               </w:rPr>
               <w:t>max_rho</w:t>
             </w:r>
-            <w:proofErr w:type="spellEnd"/>
           </w:p>
         </w:tc>
         <w:tc>
@@ -3965,15 +3433,14 @@
                 <w:bCs w:val="0"/>
               </w:rPr>
             </w:pPr>
-            <w:proofErr w:type="spellStart"/>
-            <w:r>
-              <w:rPr>
-                <w:b w:val="0"/>
-                <w:bCs w:val="0"/>
-              </w:rPr>
+            <w:r>
+              <w:rPr>
+                <w:b w:val="0"/>
+                <w:bCs w:val="0"/>
+              </w:rPr>
+              <w:lastRenderedPageBreak/>
               <w:t>min_count</w:t>
             </w:r>
-            <w:proofErr w:type="spellEnd"/>
           </w:p>
         </w:tc>
         <w:tc>
@@ -4022,7 +3489,6 @@
                 <w:bCs w:val="0"/>
               </w:rPr>
             </w:pPr>
-            <w:proofErr w:type="spellStart"/>
             <w:r>
               <w:rPr>
                 <w:b w:val="0"/>
@@ -4030,7 +3496,6 @@
               </w:rPr>
               <w:t>max_count</w:t>
             </w:r>
-            <w:proofErr w:type="spellEnd"/>
           </w:p>
         </w:tc>
         <w:tc>
@@ -4109,15 +3574,7 @@
               <w:cnfStyle w:val="000000000000" w:firstRow="0" w:lastRow="0" w:firstColumn="0" w:lastColumn="0" w:oddVBand="0" w:evenVBand="0" w:oddHBand="0" w:evenHBand="0" w:firstRowFirstColumn="0" w:firstRowLastColumn="0" w:lastRowFirstColumn="0" w:lastRowLastColumn="0"/>
             </w:pPr>
             <w:r>
-              <w:t xml:space="preserve">The mean for the </w:t>
-            </w:r>
-            <w:proofErr w:type="spellStart"/>
-            <w:r>
-              <w:t>hough</w:t>
-            </w:r>
-            <w:proofErr w:type="spellEnd"/>
-            <w:r>
-              <w:t xml:space="preserve"> accumulator counts</w:t>
+              <w:t>The mean for the hough accumulator counts</w:t>
             </w:r>
           </w:p>
         </w:tc>
@@ -4172,15 +3629,7 @@
               <w:cnfStyle w:val="000000100000" w:firstRow="0" w:lastRow="0" w:firstColumn="0" w:lastColumn="0" w:oddVBand="0" w:evenVBand="0" w:oddHBand="1" w:evenHBand="0" w:firstRowFirstColumn="0" w:firstRowLastColumn="0" w:lastRowFirstColumn="0" w:lastRowLastColumn="0"/>
             </w:pPr>
             <w:r>
-              <w:t xml:space="preserve">The variance for the </w:t>
-            </w:r>
-            <w:proofErr w:type="spellStart"/>
-            <w:r>
-              <w:t>hough</w:t>
-            </w:r>
-            <w:proofErr w:type="spellEnd"/>
-            <w:r>
-              <w:t xml:space="preserve"> accumulator counts</w:t>
+              <w:t>The variance for the hough accumulator counts</w:t>
             </w:r>
           </w:p>
         </w:tc>
@@ -4232,15 +3681,7 @@
               <w:cnfStyle w:val="000000000000" w:firstRow="0" w:lastRow="0" w:firstColumn="0" w:lastColumn="0" w:oddVBand="0" w:evenVBand="0" w:oddHBand="0" w:evenHBand="0" w:firstRowFirstColumn="0" w:firstRowLastColumn="0" w:lastRowFirstColumn="0" w:lastRowLastColumn="0"/>
             </w:pPr>
             <w:r>
-              <w:t xml:space="preserve">The sample variance for the </w:t>
-            </w:r>
-            <w:proofErr w:type="spellStart"/>
-            <w:r>
-              <w:t>hough</w:t>
-            </w:r>
-            <w:proofErr w:type="spellEnd"/>
-            <w:r>
-              <w:t xml:space="preserve"> accumulator counts</w:t>
+              <w:t>The sample variance for the hough accumulator counts</w:t>
             </w:r>
           </w:p>
         </w:tc>
@@ -4295,48 +3736,31 @@
               <w:cnfStyle w:val="000000100000" w:firstRow="0" w:lastRow="0" w:firstColumn="0" w:lastColumn="0" w:oddVBand="0" w:evenVBand="0" w:oddHBand="1" w:evenHBand="0" w:firstRowFirstColumn="0" w:firstRowLastColumn="0" w:lastRowFirstColumn="0" w:lastRowLastColumn="0"/>
             </w:pPr>
             <w:r>
-              <w:t xml:space="preserve">The standard deviation for the </w:t>
-            </w:r>
-            <w:proofErr w:type="spellStart"/>
-            <w:r>
-              <w:t>hough</w:t>
-            </w:r>
-            <w:proofErr w:type="spellEnd"/>
-            <w:r>
-              <w:t xml:space="preserve"> accumulator counts</w:t>
-            </w:r>
-          </w:p>
-        </w:tc>
-      </w:tr>
-      <w:tr>
-        <w:tc>
-          <w:tcPr>
-            <w:cnfStyle w:val="001000000000" w:firstRow="0" w:lastRow="0" w:firstColumn="1" w:lastColumn="0" w:oddVBand="0" w:evenVBand="0" w:oddHBand="0" w:evenHBand="0" w:firstRowFirstColumn="0" w:firstRowLastColumn="0" w:lastRowFirstColumn="0" w:lastRowLastColumn="0"/>
-            <w:tcW w:w="0" w:type="auto"/>
-          </w:tcPr>
-          <w:p>
-            <w:pPr>
-              <w:pStyle w:val="NoSpacing"/>
-              <w:rPr>
-                <w:b w:val="0"/>
-                <w:bCs w:val="0"/>
-              </w:rPr>
-            </w:pPr>
-            <w:proofErr w:type="spellStart"/>
-            <w:r>
-              <w:rPr>
-                <w:b w:val="0"/>
-                <w:bCs w:val="0"/>
-              </w:rPr>
-              <w:t>hough</w:t>
-            </w:r>
-            <w:proofErr w:type="spellEnd"/>
-            <w:r>
-              <w:rPr>
-                <w:b w:val="0"/>
-                <w:bCs w:val="0"/>
-              </w:rPr>
-              <w:t xml:space="preserve"> accumulator data</w:t>
+              <w:t>The standard deviation for the hough accumulator counts</w:t>
+            </w:r>
+          </w:p>
+        </w:tc>
+      </w:tr>
+      <w:tr>
+        <w:tc>
+          <w:tcPr>
+            <w:cnfStyle w:val="001000000000" w:firstRow="0" w:lastRow="0" w:firstColumn="1" w:lastColumn="0" w:oddVBand="0" w:evenVBand="0" w:oddHBand="0" w:evenHBand="0" w:firstRowFirstColumn="0" w:firstRowLastColumn="0" w:lastRowFirstColumn="0" w:lastRowLastColumn="0"/>
+            <w:tcW w:w="0" w:type="auto"/>
+          </w:tcPr>
+          <w:p>
+            <w:pPr>
+              <w:pStyle w:val="NoSpacing"/>
+              <w:rPr>
+                <w:b w:val="0"/>
+                <w:bCs w:val="0"/>
+              </w:rPr>
+            </w:pPr>
+            <w:r>
+              <w:rPr>
+                <w:b w:val="0"/>
+                <w:bCs w:val="0"/>
+              </w:rPr>
+              <w:t>hough accumulator data</w:t>
             </w:r>
           </w:p>
         </w:tc>
@@ -4349,21 +3773,8 @@
               <w:pStyle w:val="NoSpacing"/>
               <w:cnfStyle w:val="000000000000" w:firstRow="0" w:lastRow="0" w:firstColumn="0" w:lastColumn="0" w:oddVBand="0" w:evenVBand="0" w:oddHBand="0" w:evenHBand="0" w:firstRowFirstColumn="0" w:firstRowLastColumn="0" w:lastRowFirstColumn="0" w:lastRowLastColumn="0"/>
             </w:pPr>
-            <w:proofErr w:type="spellStart"/>
-            <w:r>
-              <w:t>max_rho</w:t>
-            </w:r>
-            <w:proofErr w:type="spellEnd"/>
-            <w:r>
-              <w:t xml:space="preserve"> * </w:t>
-            </w:r>
-            <w:proofErr w:type="spellStart"/>
-            <w:r>
-              <w:t>nthetas</w:t>
-            </w:r>
-            <w:proofErr w:type="spellEnd"/>
-            <w:r>
-              <w:t xml:space="preserve"> 32-bit integers</w:t>
+            <w:r>
+              <w:t>max_rho * nthetas 32-bit integers</w:t>
             </w:r>
           </w:p>
         </w:tc>
@@ -4431,23 +3842,7 @@
           </w:tcPr>
           <w:p>
             <w:r>
-              <w:t>rho values from -</w:t>
-            </w:r>
-            <w:proofErr w:type="spellStart"/>
-            <w:r>
-              <w:t>max_rho</w:t>
-            </w:r>
-            <w:proofErr w:type="spellEnd"/>
-            <w:r>
-              <w:t xml:space="preserve">/2 to </w:t>
-            </w:r>
-            <w:proofErr w:type="spellStart"/>
-            <w:r>
-              <w:t>max_rho</w:t>
-            </w:r>
-            <w:proofErr w:type="spellEnd"/>
-            <w:r>
-              <w:t>/2</w:t>
+              <w:t>rho values from -max_rho/2 to max_rho/2</w:t>
             </w:r>
           </w:p>
         </w:tc>
@@ -4583,7 +3978,6 @@
                 <w:bCs w:val="0"/>
               </w:rPr>
             </w:pPr>
-            <w:proofErr w:type="spellStart"/>
             <w:r>
               <w:rPr>
                 <w:b w:val="0"/>
@@ -4591,7 +3985,6 @@
               </w:rPr>
               <w:t>nlines</w:t>
             </w:r>
-            <w:proofErr w:type="spellEnd"/>
           </w:p>
         </w:tc>
         <w:tc>
@@ -4656,15 +4049,7 @@
               <w:cnfStyle w:val="000000000000" w:firstRow="0" w:lastRow="0" w:firstColumn="0" w:lastColumn="0" w:oddVBand="0" w:evenVBand="0" w:oddHBand="0" w:evenHBand="0" w:firstRowFirstColumn="0" w:firstRowLastColumn="0" w:lastRowFirstColumn="0" w:lastRowLastColumn="0"/>
             </w:pPr>
             <w:r>
-              <w:t xml:space="preserve">3 * </w:t>
-            </w:r>
-            <w:proofErr w:type="spellStart"/>
-            <w:r>
-              <w:t>nlines</w:t>
-            </w:r>
-            <w:proofErr w:type="spellEnd"/>
-            <w:r>
-              <w:t xml:space="preserve"> 32-bit integers</w:t>
+              <w:t>3 * nlines 32-bit integers</w:t>
             </w:r>
           </w:p>
         </w:tc>
@@ -4694,10 +4079,7 @@
     </w:p>
     <w:p>
       <w:r>
-        <w:t>Hough peak line text data is stored as tab-delimited text files with each line as a record in the following format</w:t>
-      </w:r>
-      <w:r>
-        <w:t>. These files can be imported into Microsoft Excel for review.</w:t>
+        <w:t>Hough peak line text data is stored as tab-delimited text files with each line as a record in the following format. These files can be imported into Microsoft Excel for review.</w:t>
       </w:r>
     </w:p>
     <w:p>
@@ -4712,195 +4094,166 @@
           <w:i/>
           <w:iCs/>
         </w:rPr>
-        <w:t xml:space="preserve">line-rho </w:t>
-      </w:r>
-      <w:r>
+        <w:t>line-rho line-theta line-count</w:t>
+      </w:r>
+    </w:p>
+    <w:p>
+      <w:pPr>
+        <w:pStyle w:val="Heading1"/>
+      </w:pPr>
+      <w:r>
+        <w:t>Scripts</w:t>
+      </w:r>
+    </w:p>
+    <w:p>
+      <w:r>
+        <w:t>Scripts are written in JSON format to define the operators in an experiment. Experiments have this JSON format:</w:t>
+      </w:r>
+    </w:p>
+    <w:p>
+      <w:pPr>
+        <w:pStyle w:val="code"/>
+      </w:pPr>
+      <w:r>
+        <w:tab/>
+        <w:t>{</w:t>
+      </w:r>
+    </w:p>
+    <w:p>
+      <w:pPr>
+        <w:pStyle w:val="code"/>
+      </w:pPr>
+      <w:r>
+        <w:tab/>
+        <w:t xml:space="preserve">  "experiment": {</w:t>
+      </w:r>
+    </w:p>
+    <w:p>
+      <w:pPr>
+        <w:pStyle w:val="code"/>
+      </w:pPr>
+      <w:r>
+        <w:tab/>
+        <w:t xml:space="preserve">    "steps": [</w:t>
+      </w:r>
+    </w:p>
+    <w:p>
+      <w:pPr>
+        <w:pStyle w:val="code"/>
+      </w:pPr>
+      <w:r>
+        <w:tab/>
+        <w:t xml:space="preserve">      {</w:t>
+      </w:r>
+    </w:p>
+    <w:p>
+      <w:pPr>
+        <w:pStyle w:val="code"/>
         <w:rPr>
           <w:i/>
           <w:iCs/>
         </w:rPr>
-        <w:t>line</w:t>
+      </w:pPr>
+      <w:r>
+        <w:tab/>
+        <w:t xml:space="preserve">        </w:t>
       </w:r>
       <w:r>
         <w:rPr>
           <w:i/>
           <w:iCs/>
         </w:rPr>
-        <w:t xml:space="preserve">-theta </w:t>
-      </w:r>
+        <w:t>step-definition</w:t>
+      </w:r>
+    </w:p>
+    <w:p>
+      <w:pPr>
+        <w:pStyle w:val="code"/>
+      </w:pPr>
       <w:r>
         <w:rPr>
           <w:i/>
           <w:iCs/>
         </w:rPr>
-        <w:t>line</w:t>
-      </w:r>
-      <w:r>
+        <w:tab/>
+      </w:r>
+      <w:r>
+        <w:t xml:space="preserve">      },</w:t>
+      </w:r>
+    </w:p>
+    <w:p>
+      <w:pPr>
+        <w:pStyle w:val="code"/>
+      </w:pPr>
+      <w:r>
+        <w:tab/>
+        <w:t xml:space="preserve">      {</w:t>
+      </w:r>
+    </w:p>
+    <w:p>
+      <w:pPr>
+        <w:pStyle w:val="code"/>
         <w:rPr>
           <w:i/>
           <w:iCs/>
         </w:rPr>
-        <w:t>-count</w:t>
-      </w:r>
-    </w:p>
-    <w:p>
-      <w:pPr>
-        <w:pStyle w:val="Heading1"/>
-      </w:pPr>
-      <w:r>
-        <w:t>Scripts</w:t>
-      </w:r>
-    </w:p>
-    <w:p>
-      <w:r>
-        <w:t>Scripts are written in JSON format to define the operators in an experiment. Experiments have this JSON format:</w:t>
-      </w:r>
-    </w:p>
-    <w:p>
-      <w:pPr>
-        <w:pStyle w:val="code"/>
       </w:pPr>
       <w:r>
         <w:tab/>
-        <w:t>{</w:t>
-      </w:r>
-    </w:p>
-    <w:p>
-      <w:pPr>
-        <w:pStyle w:val="code"/>
-      </w:pPr>
-      <w:r>
-        <w:tab/>
-        <w:t xml:space="preserve">  "experiment": {</w:t>
-      </w:r>
-    </w:p>
-    <w:p>
-      <w:pPr>
-        <w:pStyle w:val="code"/>
-      </w:pPr>
-      <w:r>
-        <w:tab/>
-        <w:t xml:space="preserve">    "steps": [</w:t>
-      </w:r>
-    </w:p>
-    <w:p>
-      <w:pPr>
-        <w:pStyle w:val="code"/>
-      </w:pPr>
-      <w:r>
-        <w:tab/>
-        <w:t xml:space="preserve">      {</w:t>
-      </w:r>
-    </w:p>
-    <w:p>
-      <w:pPr>
-        <w:pStyle w:val="code"/>
+        <w:t xml:space="preserve">        </w:t>
+      </w:r>
+      <w:r>
         <w:rPr>
           <w:i/>
           <w:iCs/>
         </w:rPr>
-      </w:pPr>
-      <w:r>
-        <w:tab/>
-        <w:t xml:space="preserve">        </w:t>
-      </w:r>
+        <w:t>step-definition</w:t>
+      </w:r>
+    </w:p>
+    <w:p>
+      <w:pPr>
+        <w:pStyle w:val="code"/>
+      </w:pPr>
       <w:r>
         <w:rPr>
           <w:i/>
           <w:iCs/>
         </w:rPr>
-        <w:t>step-definition</w:t>
+        <w:tab/>
+      </w:r>
+      <w:r>
+        <w:t xml:space="preserve">      },</w:t>
       </w:r>
     </w:p>
     <w:p>
       <w:pPr>
         <w:pStyle w:val="code"/>
-      </w:pPr>
-      <w:r>
         <w:rPr>
           <w:i/>
           <w:iCs/>
         </w:rPr>
+      </w:pPr>
+      <w:r>
         <w:tab/>
-      </w:r>
-      <w:r>
-        <w:t xml:space="preserve">      },</w:t>
-      </w:r>
-    </w:p>
-    <w:p>
-      <w:pPr>
-        <w:pStyle w:val="code"/>
-      </w:pPr>
-      <w:r>
-        <w:tab/>
-        <w:t xml:space="preserve">      {</w:t>
-      </w:r>
-    </w:p>
-    <w:p>
-      <w:pPr>
-        <w:pStyle w:val="code"/>
+        <w:t xml:space="preserve">      a</w:t>
+      </w:r>
+      <w:r>
         <w:rPr>
           <w:i/>
           <w:iCs/>
         </w:rPr>
-      </w:pPr>
-      <w:r>
-        <w:tab/>
-        <w:t xml:space="preserve">        </w:t>
-      </w:r>
+        <w:t>dditional-steps</w:t>
+      </w:r>
+    </w:p>
+    <w:p>
+      <w:pPr>
+        <w:pStyle w:val="code"/>
+      </w:pPr>
       <w:r>
         <w:rPr>
           <w:i/>
           <w:iCs/>
         </w:rPr>
-        <w:t>step-definition</w:t>
-      </w:r>
-    </w:p>
-    <w:p>
-      <w:pPr>
-        <w:pStyle w:val="code"/>
-      </w:pPr>
-      <w:r>
-        <w:rPr>
-          <w:i/>
-          <w:iCs/>
-        </w:rPr>
-        <w:lastRenderedPageBreak/>
-        <w:tab/>
-      </w:r>
-      <w:r>
-        <w:t xml:space="preserve">      },</w:t>
-      </w:r>
-    </w:p>
-    <w:p>
-      <w:pPr>
-        <w:pStyle w:val="code"/>
-        <w:rPr>
-          <w:i/>
-          <w:iCs/>
-        </w:rPr>
-      </w:pPr>
-      <w:r>
-        <w:tab/>
-        <w:t xml:space="preserve">      a</w:t>
-      </w:r>
-      <w:r>
-        <w:rPr>
-          <w:i/>
-          <w:iCs/>
-        </w:rPr>
-        <w:t>dditional-steps</w:t>
-      </w:r>
-    </w:p>
-    <w:p>
-      <w:pPr>
-        <w:pStyle w:val="code"/>
-      </w:pPr>
-      <w:r>
-        <w:rPr>
-          <w:i/>
-          <w:iCs/>
-        </w:rPr>
         <w:tab/>
       </w:r>
       <w:r>
@@ -4930,6 +4283,7 @@
         <w:pStyle w:val="Normalafterlist"/>
       </w:pPr>
       <w:r>
+        <w:lastRenderedPageBreak/>
         <w:t xml:space="preserve">Each </w:t>
       </w:r>
       <w:r>
@@ -5423,23 +4777,7 @@
                 <w:b w:val="0"/>
                 <w:bCs w:val="0"/>
               </w:rPr>
-              <w:t>“</w:t>
-            </w:r>
-            <w:proofErr w:type="spellStart"/>
-            <w:r>
-              <w:rPr>
-                <w:b w:val="0"/>
-                <w:bCs w:val="0"/>
-              </w:rPr>
-              <w:t>berkeley_db</w:t>
-            </w:r>
-            <w:proofErr w:type="spellEnd"/>
-            <w:r>
-              <w:rPr>
-                <w:b w:val="0"/>
-                <w:bCs w:val="0"/>
-              </w:rPr>
-              <w:t>”</w:t>
+              <w:t>“berkeley_db”</w:t>
             </w:r>
           </w:p>
         </w:tc>
@@ -5611,15 +4949,7 @@
         <w:pStyle w:val="code"/>
       </w:pPr>
       <w:r>
-        <w:t xml:space="preserve">      "</w:t>
-      </w:r>
-      <w:proofErr w:type="spellStart"/>
-      <w:r>
-        <w:t>ext</w:t>
-      </w:r>
-      <w:proofErr w:type="spellEnd"/>
-      <w:r>
-        <w:t>": "</w:t>
+        <w:t xml:space="preserve">      "ext": "</w:t>
       </w:r>
       <w:r>
         <w:rPr>
@@ -5654,33 +4984,17 @@
           <w:i/>
           <w:iCs/>
         </w:rPr>
-        <w:t>filename-</w:t>
-      </w:r>
-      <w:proofErr w:type="spellStart"/>
+        <w:t>filename-base</w:t>
+      </w:r>
+      <w:r>
+        <w:t>.</w:t>
+      </w:r>
       <w:r>
         <w:rPr>
           <w:i/>
           <w:iCs/>
         </w:rPr>
-        <w:t>base</w:t>
-      </w:r>
-      <w:r>
-        <w:t>.</w:t>
-      </w:r>
-      <w:r>
-        <w:rPr>
-          <w:i/>
-          <w:iCs/>
-        </w:rPr>
-        <w:t>filename</w:t>
-      </w:r>
-      <w:proofErr w:type="spellEnd"/>
-      <w:r>
-        <w:rPr>
-          <w:i/>
-          <w:iCs/>
-        </w:rPr>
-        <w:t>-extension</w:t>
+        <w:t>filename-extension</w:t>
       </w:r>
       <w:r>
         <w:t xml:space="preserve">". </w:t>
@@ -5728,7 +5042,6 @@
           </w:tcPr>
           <w:p>
             <w:r>
-              <w:lastRenderedPageBreak/>
               <w:t>Data type</w:t>
             </w:r>
           </w:p>
@@ -5785,6 +5098,7 @@
                 <w:b w:val="0"/>
                 <w:bCs w:val="0"/>
               </w:rPr>
+              <w:lastRenderedPageBreak/>
               <w:t>Image</w:t>
             </w:r>
           </w:p>
@@ -5811,35 +5125,11 @@
               <w:cnfStyle w:val="000000100000" w:firstRow="0" w:lastRow="0" w:firstColumn="0" w:lastColumn="0" w:oddVBand="0" w:evenVBand="0" w:oddHBand="1" w:evenHBand="0" w:firstRowFirstColumn="0" w:firstRowLastColumn="0" w:lastRowFirstColumn="0" w:lastRowLastColumn="0"/>
             </w:pPr>
             <w:r>
-              <w:t xml:space="preserve">“binary” for </w:t>
-            </w:r>
-            <w:proofErr w:type="spellStart"/>
-            <w:r>
-              <w:t>CV_32S</w:t>
-            </w:r>
-            <w:proofErr w:type="spellEnd"/>
-            <w:r>
-              <w:t xml:space="preserve"> or </w:t>
-            </w:r>
-            <w:proofErr w:type="spellStart"/>
-            <w:r>
-              <w:t>CV_32S</w:t>
-            </w:r>
-            <w:proofErr w:type="spellEnd"/>
-            <w:r>
-              <w:t xml:space="preserve"> data</w:t>
+              <w:t>“binary” for CV_32S or CV_32S data</w:t>
             </w:r>
             <w:r>
               <w:br/>
-              <w:t xml:space="preserve">“jpeg” for </w:t>
-            </w:r>
-            <w:proofErr w:type="spellStart"/>
-            <w:r>
-              <w:t>CV_8U</w:t>
-            </w:r>
-            <w:proofErr w:type="spellEnd"/>
-            <w:r>
-              <w:t xml:space="preserve"> JPEG images</w:t>
+              <w:t>“jpeg” for CV_8U JPEG images</w:t>
             </w:r>
           </w:p>
         </w:tc>
@@ -5935,15 +5225,7 @@
               <w:cnfStyle w:val="000000100000" w:firstRow="0" w:lastRow="0" w:firstColumn="0" w:lastColumn="0" w:oddVBand="0" w:evenVBand="0" w:oddHBand="1" w:evenHBand="0" w:firstRowFirstColumn="0" w:firstRowLastColumn="0" w:lastRowFirstColumn="0" w:lastRowLastColumn="0"/>
             </w:pPr>
             <w:r>
-              <w:t>“</w:t>
-            </w:r>
-            <w:proofErr w:type="spellStart"/>
-            <w:r>
-              <w:t>hough</w:t>
-            </w:r>
-            <w:proofErr w:type="spellEnd"/>
-            <w:r>
-              <w:t>”</w:t>
+              <w:t>“hough”</w:t>
             </w:r>
           </w:p>
         </w:tc>
@@ -5964,13 +5246,7 @@
               <w:cnfStyle w:val="000000100000" w:firstRow="0" w:lastRow="0" w:firstColumn="0" w:lastColumn="0" w:oddVBand="0" w:evenVBand="0" w:oddHBand="1" w:evenHBand="0" w:firstRowFirstColumn="0" w:firstRowLastColumn="0" w:lastRowFirstColumn="0" w:lastRowLastColumn="0"/>
             </w:pPr>
             <w:r>
-              <w:t xml:space="preserve">“text” for output tab-delimited </w:t>
-            </w:r>
-            <w:r>
-              <w:t xml:space="preserve">Hough accumulator </w:t>
-            </w:r>
-            <w:r>
-              <w:t xml:space="preserve">data </w:t>
+              <w:t xml:space="preserve">“text” for output tab-delimited Hough accumulator data </w:t>
             </w:r>
           </w:p>
         </w:tc>
@@ -6027,13 +5303,7 @@
               <w:cnfStyle w:val="000000000000" w:firstRow="0" w:lastRow="0" w:firstColumn="0" w:lastColumn="0" w:oddVBand="0" w:evenVBand="0" w:oddHBand="0" w:evenHBand="0" w:firstRowFirstColumn="0" w:firstRowLastColumn="0" w:lastRowFirstColumn="0" w:lastRowLastColumn="0"/>
             </w:pPr>
             <w:r>
-              <w:t xml:space="preserve">“text” for output tab-delimited </w:t>
-            </w:r>
-            <w:r>
-              <w:t xml:space="preserve">Hough peak line </w:t>
-            </w:r>
-            <w:r>
-              <w:t>data</w:t>
+              <w:t>“text” for output tab-delimited Hough peak line data</w:t>
             </w:r>
           </w:p>
         </w:tc>
@@ -6077,8 +5347,6 @@
       </w:pPr>
       <w:r>
         <w:tab/>
-      </w:r>
-      <w:r>
         <w:t xml:space="preserve">  "experiment": {</w:t>
       </w:r>
     </w:p>
@@ -6271,8 +5539,6 @@
       </w:pPr>
       <w:r>
         <w:tab/>
-      </w:r>
-      <w:r>
         <w:t xml:space="preserve">      {</w:t>
       </w:r>
     </w:p>
@@ -6286,8 +5552,6 @@
       </w:pPr>
       <w:r>
         <w:tab/>
-      </w:r>
-      <w:r>
         <w:t xml:space="preserve">        </w:t>
       </w:r>
       <w:r>
@@ -6319,8 +5583,6 @@
       </w:pPr>
       <w:r>
         <w:tab/>
-      </w:r>
-      <w:r>
         <w:t xml:space="preserve">      {</w:t>
       </w:r>
     </w:p>
@@ -6334,8 +5596,6 @@
       </w:pPr>
       <w:r>
         <w:tab/>
-      </w:r>
-      <w:r>
         <w:t xml:space="preserve">        </w:t>
       </w:r>
       <w:r>
@@ -6371,8 +5631,6 @@
       </w:pPr>
       <w:r>
         <w:tab/>
-      </w:r>
-      <w:r>
         <w:t xml:space="preserve">      a</w:t>
       </w:r>
       <w:r>
@@ -6404,8 +5662,6 @@
       </w:pPr>
       <w:r>
         <w:tab/>
-      </w:r>
-      <w:r>
         <w:t xml:space="preserve">  }</w:t>
       </w:r>
     </w:p>
@@ -6415,8 +5671,6 @@
       </w:pPr>
       <w:r>
         <w:tab/>
-      </w:r>
-      <w:r>
         <w:t>}</w:t>
       </w:r>
     </w:p>
@@ -6425,10 +5679,7 @@
         <w:pStyle w:val="Normalafterlist"/>
       </w:pPr>
       <w:r>
-        <w:t>Results added to e</w:t>
-      </w:r>
-      <w:r>
-        <w:t xml:space="preserve">ach </w:t>
+        <w:t xml:space="preserve">Results added to each </w:t>
       </w:r>
       <w:r>
         <w:rPr>
@@ -6438,13 +5689,7 @@
         <w:t>step-definition</w:t>
       </w:r>
       <w:r>
-        <w:t xml:space="preserve"> ha</w:t>
-      </w:r>
-      <w:r>
-        <w:t>ve</w:t>
-      </w:r>
-      <w:r>
-        <w:t xml:space="preserve"> the format:</w:t>
+        <w:t xml:space="preserve"> have the format:</w:t>
       </w:r>
     </w:p>
     <w:p>
@@ -6453,8 +5698,6 @@
       </w:pPr>
       <w:r>
         <w:tab/>
-      </w:r>
-      <w:r>
         <w:t>{</w:t>
       </w:r>
     </w:p>
@@ -6464,8 +5707,6 @@
       </w:pPr>
       <w:r>
         <w:tab/>
-      </w:r>
-      <w:r>
         <w:t xml:space="preserve">  "id": </w:t>
       </w:r>
       <w:r>
@@ -6485,8 +5726,6 @@
       </w:pPr>
       <w:r>
         <w:tab/>
-      </w:r>
-      <w:r>
         <w:t xml:space="preserve">  </w:t>
       </w:r>
       <w:r>
@@ -6506,8 +5745,6 @@
       </w:pPr>
       <w:r>
         <w:tab/>
-      </w:r>
-      <w:r>
         <w:t xml:space="preserve">  “input-data”: [</w:t>
       </w:r>
     </w:p>
@@ -6521,13 +5758,38 @@
           <w:iCs/>
         </w:rPr>
         <w:tab/>
-      </w:r>
+        <w:t xml:space="preserve">    input-data-descriptors</w:t>
+      </w:r>
+    </w:p>
+    <w:p>
+      <w:pPr>
+        <w:pStyle w:val="code"/>
+      </w:pPr>
+      <w:r>
+        <w:tab/>
+        <w:t xml:space="preserve">   ],  </w:t>
+      </w:r>
+    </w:p>
+    <w:p>
+      <w:pPr>
+        <w:pStyle w:val="code"/>
+      </w:pPr>
+      <w:r>
+        <w:tab/>
+        <w:t xml:space="preserve">  “output-data”: [</w:t>
+      </w:r>
+    </w:p>
+    <w:p>
+      <w:pPr>
+        <w:pStyle w:val="code"/>
+      </w:pPr>
       <w:r>
         <w:rPr>
           <w:i/>
           <w:iCs/>
         </w:rPr>
-        <w:t xml:space="preserve">    input-data-descriptors</w:t>
+        <w:tab/>
+        <w:t xml:space="preserve">    output-data-descriptors</w:t>
       </w:r>
     </w:p>
     <w:p>
@@ -6536,8 +5798,6 @@
       </w:pPr>
       <w:r>
         <w:tab/>
-      </w:r>
-      <w:r>
         <w:t xml:space="preserve">   ],  </w:t>
       </w:r>
     </w:p>
@@ -6547,28 +5807,27 @@
       </w:pPr>
       <w:r>
         <w:tab/>
-      </w:r>
-      <w:r>
-        <w:t xml:space="preserve">  “output-data”: [</w:t>
+        <w:t xml:space="preserve">  “parameters”: [</w:t>
       </w:r>
     </w:p>
     <w:p>
       <w:pPr>
         <w:pStyle w:val="code"/>
-      </w:pPr>
-      <w:r>
         <w:rPr>
           <w:i/>
           <w:iCs/>
         </w:rPr>
+      </w:pPr>
+      <w:r>
         <w:tab/>
+        <w:t xml:space="preserve">    </w:t>
       </w:r>
       <w:r>
         <w:rPr>
           <w:i/>
           <w:iCs/>
         </w:rPr>
-        <w:t xml:space="preserve">    output-data-descriptors</w:t>
+        <w:t>parameters-applied</w:t>
       </w:r>
     </w:p>
     <w:p>
@@ -6577,56 +5836,7 @@
       </w:pPr>
       <w:r>
         <w:tab/>
-      </w:r>
-      <w:r>
-        <w:t xml:space="preserve">   ],  </w:t>
-      </w:r>
-    </w:p>
-    <w:p>
-      <w:pPr>
-        <w:pStyle w:val="code"/>
-      </w:pPr>
-      <w:r>
-        <w:tab/>
-      </w:r>
-      <w:r>
-        <w:t xml:space="preserve">  “parameters”: [</w:t>
-      </w:r>
-    </w:p>
-    <w:p>
-      <w:pPr>
-        <w:pStyle w:val="code"/>
-        <w:rPr>
-          <w:i/>
-          <w:iCs/>
-        </w:rPr>
-      </w:pPr>
-      <w:r>
-        <w:tab/>
-      </w:r>
-      <w:r>
-        <w:t xml:space="preserve">    </w:t>
-      </w:r>
-      <w:r>
-        <w:rPr>
-          <w:i/>
-          <w:iCs/>
-        </w:rPr>
-        <w:t>parameters-applied</w:t>
-      </w:r>
-    </w:p>
-    <w:p>
-      <w:pPr>
-        <w:pStyle w:val="code"/>
-      </w:pPr>
-      <w:r>
-        <w:tab/>
-      </w:r>
-      <w:r>
-        <w:t xml:space="preserve">   ]</w:t>
-      </w:r>
-      <w:r>
-        <w:t>,</w:t>
+        <w:t xml:space="preserve">   ],</w:t>
       </w:r>
     </w:p>
     <w:p>
@@ -6709,8 +5919,6 @@
       </w:pPr>
       <w:r>
         <w:tab/>
-      </w:r>
-      <w:r>
         <w:t>}</w:t>
       </w:r>
     </w:p>
@@ -6744,13 +5952,7 @@
         <w:t>step-definition</w:t>
       </w:r>
       <w:r>
-        <w:t xml:space="preserve"> </w:t>
-      </w:r>
-      <w:r>
-        <w:t>will have</w:t>
-      </w:r>
-      <w:r>
-        <w:t xml:space="preserve"> the format:</w:t>
+        <w:t xml:space="preserve"> will have the format:</w:t>
       </w:r>
     </w:p>
     <w:p>
@@ -6759,8 +5961,6 @@
       </w:pPr>
       <w:r>
         <w:tab/>
-      </w:r>
-      <w:r>
         <w:t>{</w:t>
       </w:r>
     </w:p>
@@ -6770,8 +5970,6 @@
       </w:pPr>
       <w:r>
         <w:tab/>
-      </w:r>
-      <w:r>
         <w:t xml:space="preserve">  "id": </w:t>
       </w:r>
       <w:r>
@@ -6791,8 +5989,6 @@
       </w:pPr>
       <w:r>
         <w:tab/>
-      </w:r>
-      <w:r>
         <w:t xml:space="preserve">  </w:t>
       </w:r>
       <w:r>
@@ -6812,8 +6008,6 @@
       </w:pPr>
       <w:r>
         <w:tab/>
-      </w:r>
-      <w:r>
         <w:t xml:space="preserve">  “input-data”: [</w:t>
       </w:r>
     </w:p>
@@ -6827,13 +6021,38 @@
           <w:iCs/>
         </w:rPr>
         <w:tab/>
-      </w:r>
+        <w:t xml:space="preserve">    input-data-descriptors</w:t>
+      </w:r>
+    </w:p>
+    <w:p>
+      <w:pPr>
+        <w:pStyle w:val="code"/>
+      </w:pPr>
+      <w:r>
+        <w:tab/>
+        <w:t xml:space="preserve">   ],  </w:t>
+      </w:r>
+    </w:p>
+    <w:p>
+      <w:pPr>
+        <w:pStyle w:val="code"/>
+      </w:pPr>
+      <w:r>
+        <w:tab/>
+        <w:t xml:space="preserve">  “output-data”: [</w:t>
+      </w:r>
+    </w:p>
+    <w:p>
+      <w:pPr>
+        <w:pStyle w:val="code"/>
+      </w:pPr>
       <w:r>
         <w:rPr>
           <w:i/>
           <w:iCs/>
         </w:rPr>
-        <w:t xml:space="preserve">    input-data-descriptors</w:t>
+        <w:tab/>
+        <w:t xml:space="preserve">    output-data-descriptors</w:t>
       </w:r>
     </w:p>
     <w:p>
@@ -6842,8 +6061,6 @@
       </w:pPr>
       <w:r>
         <w:tab/>
-      </w:r>
-      <w:r>
         <w:t xml:space="preserve">   ],  </w:t>
       </w:r>
     </w:p>
@@ -6853,28 +6070,28 @@
       </w:pPr>
       <w:r>
         <w:tab/>
-      </w:r>
-      <w:r>
-        <w:t xml:space="preserve">  “output-data”: [</w:t>
+        <w:t xml:space="preserve">  “parameters”: [</w:t>
       </w:r>
     </w:p>
     <w:p>
       <w:pPr>
         <w:pStyle w:val="code"/>
-      </w:pPr>
-      <w:r>
         <w:rPr>
           <w:i/>
           <w:iCs/>
         </w:rPr>
+      </w:pPr>
+      <w:r>
+        <w:lastRenderedPageBreak/>
         <w:tab/>
+        <w:t xml:space="preserve">    </w:t>
       </w:r>
       <w:r>
         <w:rPr>
           <w:i/>
           <w:iCs/>
         </w:rPr>
-        <w:t xml:space="preserve">    output-data-descriptors</w:t>
+        <w:t>parameters-applied</w:t>
       </w:r>
     </w:p>
     <w:p>
@@ -6882,54 +6099,7 @@
         <w:pStyle w:val="code"/>
       </w:pPr>
       <w:r>
-        <w:lastRenderedPageBreak/>
         <w:tab/>
-      </w:r>
-      <w:r>
-        <w:t xml:space="preserve">   ],  </w:t>
-      </w:r>
-    </w:p>
-    <w:p>
-      <w:pPr>
-        <w:pStyle w:val="code"/>
-      </w:pPr>
-      <w:r>
-        <w:tab/>
-      </w:r>
-      <w:r>
-        <w:t xml:space="preserve">  “parameters”: [</w:t>
-      </w:r>
-    </w:p>
-    <w:p>
-      <w:pPr>
-        <w:pStyle w:val="code"/>
-        <w:rPr>
-          <w:i/>
-          <w:iCs/>
-        </w:rPr>
-      </w:pPr>
-      <w:r>
-        <w:tab/>
-      </w:r>
-      <w:r>
-        <w:t xml:space="preserve">    </w:t>
-      </w:r>
-      <w:r>
-        <w:rPr>
-          <w:i/>
-          <w:iCs/>
-        </w:rPr>
-        <w:t>parameters-applied</w:t>
-      </w:r>
-    </w:p>
-    <w:p>
-      <w:pPr>
-        <w:pStyle w:val="code"/>
-      </w:pPr>
-      <w:r>
-        <w:tab/>
-      </w:r>
-      <w:r>
         <w:t xml:space="preserve">   ],</w:t>
       </w:r>
     </w:p>
@@ -6943,8 +6113,6 @@
       </w:pPr>
       <w:r>
         <w:tab/>
-      </w:r>
-      <w:r>
         <w:t xml:space="preserve">  </w:t>
       </w:r>
       <w:r>
@@ -6952,28 +6120,7 @@
           <w:b/>
           <w:bCs/>
         </w:rPr>
-        <w:t>“</w:t>
-      </w:r>
-      <w:r>
-        <w:rPr>
-          <w:b/>
-          <w:bCs/>
-        </w:rPr>
-        <w:t>errors</w:t>
-      </w:r>
-      <w:r>
-        <w:rPr>
-          <w:b/>
-          <w:bCs/>
-        </w:rPr>
-        <w:t xml:space="preserve">”: </w:t>
-      </w:r>
-      <w:r>
-        <w:rPr>
-          <w:b/>
-          <w:bCs/>
-        </w:rPr>
-        <w:t>[</w:t>
+        <w:t>“errors”: [</w:t>
       </w:r>
     </w:p>
     <w:p>
@@ -6992,12 +6139,6 @@
           <w:bCs/>
         </w:rPr>
         <w:tab/>
-      </w:r>
-      <w:r>
-        <w:rPr>
-          <w:b/>
-          <w:bCs/>
-        </w:rPr>
         <w:t xml:space="preserve">    </w:t>
       </w:r>
       <w:r>
@@ -7007,8 +6148,17 @@
           <w:i/>
           <w:iCs/>
         </w:rPr>
-        <w:t>operator-run-</w:t>
-      </w:r>
+        <w:t>operator-run-errors</w:t>
+      </w:r>
+    </w:p>
+    <w:p>
+      <w:pPr>
+        <w:pStyle w:val="code"/>
+        <w:rPr>
+          <w:b/>
+          <w:bCs/>
+        </w:rPr>
+      </w:pPr>
       <w:r>
         <w:rPr>
           <w:b/>
@@ -7016,51 +6166,23 @@
           <w:i/>
           <w:iCs/>
         </w:rPr>
-        <w:t>errors</w:t>
-      </w:r>
-    </w:p>
-    <w:p>
-      <w:pPr>
-        <w:pStyle w:val="code"/>
+        <w:tab/>
+        <w:t xml:space="preserve">  </w:t>
+      </w:r>
+      <w:r>
         <w:rPr>
           <w:b/>
           <w:bCs/>
         </w:rPr>
-      </w:pPr>
-      <w:r>
-        <w:rPr>
-          <w:b/>
-          <w:bCs/>
-          <w:i/>
-          <w:iCs/>
-        </w:rPr>
+        <w:t>]</w:t>
+      </w:r>
+    </w:p>
+    <w:p>
+      <w:pPr>
+        <w:pStyle w:val="code"/>
+      </w:pPr>
+      <w:r>
         <w:tab/>
-      </w:r>
-      <w:r>
-        <w:rPr>
-          <w:b/>
-          <w:bCs/>
-          <w:i/>
-          <w:iCs/>
-        </w:rPr>
-        <w:t xml:space="preserve">  </w:t>
-      </w:r>
-      <w:r>
-        <w:rPr>
-          <w:b/>
-          <w:bCs/>
-        </w:rPr>
-        <w:t>]</w:t>
-      </w:r>
-    </w:p>
-    <w:p>
-      <w:pPr>
-        <w:pStyle w:val="code"/>
-      </w:pPr>
-      <w:r>
-        <w:tab/>
-      </w:r>
-      <w:r>
         <w:t>}</w:t>
       </w:r>
     </w:p>
@@ -7180,16 +6302,8 @@
           <w:rPr>
             <w:rStyle w:val="Hyperlink"/>
           </w:rPr>
-          <w:t>cv-</w:t>
+          <w:t>cv-workbench.docx</w:t>
         </w:r>
-        <w:proofErr w:type="spellStart"/>
-        <w:r>
-          <w:rPr>
-            <w:rStyle w:val="Hyperlink"/>
-          </w:rPr>
-          <w:t>workbench.docx</w:t>
-        </w:r>
-        <w:proofErr w:type="spellEnd"/>
       </w:hyperlink>
     </w:p>
     <w:p>
@@ -7205,49 +6319,18 @@
         </w:r>
       </w:hyperlink>
       <w:r>
-        <w:t xml:space="preserve">. </w:t>
-      </w:r>
-      <w:r>
-        <w:t>A version of Linux under which the</w:t>
-      </w:r>
-      <w:r>
-        <w:t xml:space="preserve"> program can be run on Windows 10 </w:t>
-      </w:r>
-      <w:r>
-        <w:t xml:space="preserve">that </w:t>
-      </w:r>
-      <w:r>
-        <w:t>is fairly easy to install</w:t>
-      </w:r>
-      <w:r>
-        <w:t xml:space="preserve"> uses </w:t>
+        <w:t xml:space="preserve">. A version of Linux under which the program can be run on Windows 10 that is fairly easy to install uses </w:t>
       </w:r>
       <w:hyperlink r:id="rId19" w:history="1">
         <w:r>
           <w:rPr>
             <w:rStyle w:val="Hyperlink"/>
           </w:rPr>
-          <w:t xml:space="preserve">Windows Subsystem for Linux </w:t>
+          <w:t>Windows Subsystem for Linux WSL2</w:t>
         </w:r>
-        <w:proofErr w:type="spellStart"/>
-        <w:r>
-          <w:rPr>
-            <w:rStyle w:val="Hyperlink"/>
-          </w:rPr>
-          <w:t>WSL2</w:t>
-        </w:r>
-        <w:proofErr w:type="spellEnd"/>
       </w:hyperlink>
       <w:r>
-        <w:t xml:space="preserve"> with Ubuntu or </w:t>
-      </w:r>
-      <w:proofErr w:type="spellStart"/>
-      <w:r>
-        <w:t>Pengwin</w:t>
-      </w:r>
-      <w:proofErr w:type="spellEnd"/>
-      <w:r>
-        <w:t>.</w:t>
+        <w:t xml:space="preserve"> with Ubuntu or Pengwin.</w:t>
       </w:r>
     </w:p>
     <w:p>
@@ -7270,14 +6353,7 @@
           <w:sz w:val="20"/>
           <w:szCs w:val="20"/>
         </w:rPr>
-        <w:t xml:space="preserve">  </w:t>
-      </w:r>
-      <w:r>
-        <w:rPr>
-          <w:sz w:val="20"/>
-          <w:szCs w:val="20"/>
-        </w:rPr>
-        <w:t xml:space="preserve">$ ./cv-workbench </w:t>
+        <w:t xml:space="preserve">  $ ./cv-workbench </w:t>
       </w:r>
       <w:r>
         <w:rPr>
@@ -7286,16 +6362,7 @@
           <w:sz w:val="20"/>
           <w:szCs w:val="20"/>
         </w:rPr>
-        <w:t>script-file</w:t>
-      </w:r>
-      <w:r>
-        <w:rPr>
-          <w:i/>
-          <w:iCs/>
-          <w:sz w:val="20"/>
-          <w:szCs w:val="20"/>
-        </w:rPr>
-        <w:t xml:space="preserve"> log-file</w:t>
+        <w:t>script-file log-file</w:t>
       </w:r>
     </w:p>
     <w:p>
@@ -7409,25 +6476,27 @@
           <w:szCs w:val="16"/>
         </w:rPr>
         <w:tab/>
-        <w:t xml:space="preserve">  "operator": "filter-edge-</w:t>
-      </w:r>
-      <w:proofErr w:type="spellStart"/>
-      <w:r>
+        <w:t xml:space="preserve">  "operator": "filter-edge-sobel",</w:t>
+      </w:r>
+    </w:p>
+    <w:p>
+      <w:pPr>
+        <w:shd w:val="clear" w:color="auto" w:fill="FFFFFF"/>
+        <w:spacing w:after="0" w:line="240" w:lineRule="auto"/>
         <w:rPr>
           <w:rFonts w:ascii="Lucida Console" w:hAnsi="Lucida Console"/>
           <w:sz w:val="16"/>
           <w:szCs w:val="16"/>
         </w:rPr>
-        <w:t>sobel</w:t>
-      </w:r>
-      <w:proofErr w:type="spellEnd"/>
+      </w:pPr>
       <w:r>
         <w:rPr>
           <w:rFonts w:ascii="Lucida Console" w:hAnsi="Lucida Console"/>
           <w:sz w:val="16"/>
           <w:szCs w:val="16"/>
         </w:rPr>
-        <w:t>",</w:t>
+        <w:tab/>
+        <w:t xml:space="preserve">  "input-data": [</w:t>
       </w:r>
     </w:p>
     <w:p>
@@ -7447,7 +6516,7 @@
           <w:szCs w:val="16"/>
         </w:rPr>
         <w:tab/>
-        <w:t xml:space="preserve">  "input-data": [</w:t>
+        <w:t xml:space="preserve">    {</w:t>
       </w:r>
     </w:p>
     <w:p>
@@ -7467,7 +6536,7 @@
           <w:szCs w:val="16"/>
         </w:rPr>
         <w:tab/>
-        <w:t xml:space="preserve">    {</w:t>
+        <w:t xml:space="preserve">      "id": 1,</w:t>
       </w:r>
     </w:p>
     <w:p>
@@ -7487,7 +6556,7 @@
           <w:szCs w:val="16"/>
         </w:rPr>
         <w:tab/>
-        <w:t xml:space="preserve">      "id": 1,</w:t>
+        <w:t xml:space="preserve">      "type": "image",</w:t>
       </w:r>
     </w:p>
     <w:p>
@@ -7507,7 +6576,7 @@
           <w:szCs w:val="16"/>
         </w:rPr>
         <w:tab/>
-        <w:t xml:space="preserve">      "type": "image",</w:t>
+        <w:t xml:space="preserve">      "repository": "filesystem",</w:t>
       </w:r>
     </w:p>
     <w:p>
@@ -7527,7 +6596,7 @@
           <w:szCs w:val="16"/>
         </w:rPr>
         <w:tab/>
-        <w:t xml:space="preserve">      "repository": "filesystem",</w:t>
+        <w:t xml:space="preserve">      "format": "jpeg",</w:t>
       </w:r>
     </w:p>
     <w:p>
@@ -7547,7 +6616,7 @@
           <w:szCs w:val="16"/>
         </w:rPr>
         <w:tab/>
-        <w:t xml:space="preserve">      "format": "jpeg",</w:t>
+        <w:t xml:space="preserve">      "directory": ".",</w:t>
       </w:r>
     </w:p>
     <w:p>
@@ -7567,7 +6636,7 @@
           <w:szCs w:val="16"/>
         </w:rPr>
         <w:tab/>
-        <w:t xml:space="preserve">      "directory": ".",</w:t>
+        <w:t xml:space="preserve">      "filename": "square45-90_gray",</w:t>
       </w:r>
     </w:p>
     <w:p>
@@ -7587,25 +6656,27 @@
           <w:szCs w:val="16"/>
         </w:rPr>
         <w:tab/>
-        <w:t xml:space="preserve">      "filename": "</w:t>
-      </w:r>
-      <w:proofErr w:type="spellStart"/>
-      <w:r>
+        <w:t xml:space="preserve">      "ext": "jpg"</w:t>
+      </w:r>
+    </w:p>
+    <w:p>
+      <w:pPr>
+        <w:shd w:val="clear" w:color="auto" w:fill="FFFFFF"/>
+        <w:spacing w:after="0" w:line="240" w:lineRule="auto"/>
         <w:rPr>
           <w:rFonts w:ascii="Lucida Console" w:hAnsi="Lucida Console"/>
           <w:sz w:val="16"/>
           <w:szCs w:val="16"/>
         </w:rPr>
-        <w:t>square45-90_gray</w:t>
-      </w:r>
-      <w:proofErr w:type="spellEnd"/>
+      </w:pPr>
       <w:r>
         <w:rPr>
           <w:rFonts w:ascii="Lucida Console" w:hAnsi="Lucida Console"/>
           <w:sz w:val="16"/>
           <w:szCs w:val="16"/>
         </w:rPr>
-        <w:t>",</w:t>
+        <w:tab/>
+        <w:t xml:space="preserve">    }</w:t>
       </w:r>
     </w:p>
     <w:p>
@@ -7625,25 +6696,27 @@
           <w:szCs w:val="16"/>
         </w:rPr>
         <w:tab/>
-        <w:t xml:space="preserve">      "</w:t>
-      </w:r>
-      <w:proofErr w:type="spellStart"/>
-      <w:r>
+        <w:t xml:space="preserve">  ],</w:t>
+      </w:r>
+    </w:p>
+    <w:p>
+      <w:pPr>
+        <w:shd w:val="clear" w:color="auto" w:fill="FFFFFF"/>
+        <w:spacing w:after="0" w:line="240" w:lineRule="auto"/>
         <w:rPr>
           <w:rFonts w:ascii="Lucida Console" w:hAnsi="Lucida Console"/>
           <w:sz w:val="16"/>
           <w:szCs w:val="16"/>
         </w:rPr>
-        <w:t>ext</w:t>
-      </w:r>
-      <w:proofErr w:type="spellEnd"/>
+      </w:pPr>
       <w:r>
         <w:rPr>
           <w:rFonts w:ascii="Lucida Console" w:hAnsi="Lucida Console"/>
           <w:sz w:val="16"/>
           <w:szCs w:val="16"/>
         </w:rPr>
-        <w:t>": "jpg"</w:t>
+        <w:tab/>
+        <w:t xml:space="preserve">  "output-data": [</w:t>
       </w:r>
     </w:p>
     <w:p>
@@ -7663,7 +6736,7 @@
           <w:szCs w:val="16"/>
         </w:rPr>
         <w:tab/>
-        <w:t xml:space="preserve">    }</w:t>
+        <w:t xml:space="preserve">    {</w:t>
       </w:r>
     </w:p>
     <w:p>
@@ -7683,7 +6756,7 @@
           <w:szCs w:val="16"/>
         </w:rPr>
         <w:tab/>
-        <w:t xml:space="preserve">  ],</w:t>
+        <w:t xml:space="preserve">      "id": 1,</w:t>
       </w:r>
     </w:p>
     <w:p>
@@ -7703,7 +6776,7 @@
           <w:szCs w:val="16"/>
         </w:rPr>
         <w:tab/>
-        <w:t xml:space="preserve">  "output-data": [</w:t>
+        <w:t xml:space="preserve">      "type": "image",</w:t>
       </w:r>
     </w:p>
     <w:p>
@@ -7723,7 +6796,7 @@
           <w:szCs w:val="16"/>
         </w:rPr>
         <w:tab/>
-        <w:t xml:space="preserve">    {</w:t>
+        <w:t xml:space="preserve">      "repository": "filesystem",</w:t>
       </w:r>
     </w:p>
     <w:p>
@@ -7743,7 +6816,7 @@
           <w:szCs w:val="16"/>
         </w:rPr>
         <w:tab/>
-        <w:t xml:space="preserve">      "id": 1,</w:t>
+        <w:t xml:space="preserve">      "format": "binary",</w:t>
       </w:r>
     </w:p>
     <w:p>
@@ -7763,7 +6836,7 @@
           <w:szCs w:val="16"/>
         </w:rPr>
         <w:tab/>
-        <w:t xml:space="preserve">      "type": "image",</w:t>
+        <w:t xml:space="preserve">      "directory": ".",</w:t>
       </w:r>
     </w:p>
     <w:p>
@@ -7783,7 +6856,7 @@
           <w:szCs w:val="16"/>
         </w:rPr>
         <w:tab/>
-        <w:t xml:space="preserve">      "repository": "filesystem",</w:t>
+        <w:t xml:space="preserve">      "filename": "square45-90_sobel_gray",</w:t>
       </w:r>
     </w:p>
     <w:p>
@@ -7803,7 +6876,7 @@
           <w:szCs w:val="16"/>
         </w:rPr>
         <w:tab/>
-        <w:t xml:space="preserve">      "format": "binary",</w:t>
+        <w:t xml:space="preserve">      "ext": "bin"</w:t>
       </w:r>
     </w:p>
     <w:p>
@@ -7822,103 +6895,7 @@
           <w:sz w:val="16"/>
           <w:szCs w:val="16"/>
         </w:rPr>
-        <w:tab/>
-        <w:t xml:space="preserve">      "directory": ".",</w:t>
-      </w:r>
-    </w:p>
-    <w:p>
-      <w:pPr>
-        <w:shd w:val="clear" w:color="auto" w:fill="FFFFFF"/>
-        <w:spacing w:after="0" w:line="240" w:lineRule="auto"/>
-        <w:rPr>
-          <w:rFonts w:ascii="Lucida Console" w:hAnsi="Lucida Console"/>
-          <w:sz w:val="16"/>
-          <w:szCs w:val="16"/>
-        </w:rPr>
-      </w:pPr>
-      <w:r>
-        <w:rPr>
-          <w:rFonts w:ascii="Lucida Console" w:hAnsi="Lucida Console"/>
-          <w:sz w:val="16"/>
-          <w:szCs w:val="16"/>
-        </w:rPr>
         <w:lastRenderedPageBreak/>
-        <w:tab/>
-        <w:t xml:space="preserve">      "filename": "</w:t>
-      </w:r>
-      <w:proofErr w:type="spellStart"/>
-      <w:r>
-        <w:rPr>
-          <w:rFonts w:ascii="Lucida Console" w:hAnsi="Lucida Console"/>
-          <w:sz w:val="16"/>
-          <w:szCs w:val="16"/>
-        </w:rPr>
-        <w:t>square45-90_sobel_gray</w:t>
-      </w:r>
-      <w:proofErr w:type="spellEnd"/>
-      <w:r>
-        <w:rPr>
-          <w:rFonts w:ascii="Lucida Console" w:hAnsi="Lucida Console"/>
-          <w:sz w:val="16"/>
-          <w:szCs w:val="16"/>
-        </w:rPr>
-        <w:t>",</w:t>
-      </w:r>
-    </w:p>
-    <w:p>
-      <w:pPr>
-        <w:shd w:val="clear" w:color="auto" w:fill="FFFFFF"/>
-        <w:spacing w:after="0" w:line="240" w:lineRule="auto"/>
-        <w:rPr>
-          <w:rFonts w:ascii="Lucida Console" w:hAnsi="Lucida Console"/>
-          <w:sz w:val="16"/>
-          <w:szCs w:val="16"/>
-        </w:rPr>
-      </w:pPr>
-      <w:r>
-        <w:rPr>
-          <w:rFonts w:ascii="Lucida Console" w:hAnsi="Lucida Console"/>
-          <w:sz w:val="16"/>
-          <w:szCs w:val="16"/>
-        </w:rPr>
-        <w:tab/>
-        <w:t xml:space="preserve">      "</w:t>
-      </w:r>
-      <w:proofErr w:type="spellStart"/>
-      <w:r>
-        <w:rPr>
-          <w:rFonts w:ascii="Lucida Console" w:hAnsi="Lucida Console"/>
-          <w:sz w:val="16"/>
-          <w:szCs w:val="16"/>
-        </w:rPr>
-        <w:t>ext</w:t>
-      </w:r>
-      <w:proofErr w:type="spellEnd"/>
-      <w:r>
-        <w:rPr>
-          <w:rFonts w:ascii="Lucida Console" w:hAnsi="Lucida Console"/>
-          <w:sz w:val="16"/>
-          <w:szCs w:val="16"/>
-        </w:rPr>
-        <w:t>": "bin"</w:t>
-      </w:r>
-    </w:p>
-    <w:p>
-      <w:pPr>
-        <w:shd w:val="clear" w:color="auto" w:fill="FFFFFF"/>
-        <w:spacing w:after="0" w:line="240" w:lineRule="auto"/>
-        <w:rPr>
-          <w:rFonts w:ascii="Lucida Console" w:hAnsi="Lucida Console"/>
-          <w:sz w:val="16"/>
-          <w:szCs w:val="16"/>
-        </w:rPr>
-      </w:pPr>
-      <w:r>
-        <w:rPr>
-          <w:rFonts w:ascii="Lucida Console" w:hAnsi="Lucida Console"/>
-          <w:sz w:val="16"/>
-          <w:szCs w:val="16"/>
-        </w:rPr>
         <w:tab/>
         <w:t xml:space="preserve">    }</w:t>
       </w:r>
@@ -8090,15 +7067,7 @@
               <w:pStyle w:val="code"/>
             </w:pPr>
             <w:r>
-              <w:t xml:space="preserve">  "operator": "filter-edge-</w:t>
-            </w:r>
-            <w:proofErr w:type="spellStart"/>
-            <w:r>
-              <w:t>sobel</w:t>
-            </w:r>
-            <w:proofErr w:type="spellEnd"/>
-            <w:r>
-              <w:t>",</w:t>
+              <w:t xml:space="preserve">  "operator": "filter-edge-sobel",</w:t>
             </w:r>
           </w:p>
         </w:tc>
@@ -8179,15 +7148,7 @@
               <w:pStyle w:val="code"/>
             </w:pPr>
             <w:r>
-              <w:t xml:space="preserve">      "filename": "</w:t>
-            </w:r>
-            <w:proofErr w:type="spellStart"/>
-            <w:r>
-              <w:t>square45-90_gray</w:t>
-            </w:r>
-            <w:proofErr w:type="spellEnd"/>
-            <w:r>
-              <w:t>",</w:t>
+              <w:t xml:space="preserve">      "filename": "square45-90_gray",</w:t>
             </w:r>
           </w:p>
           <w:p>
@@ -8195,15 +7156,7 @@
               <w:pStyle w:val="code"/>
             </w:pPr>
             <w:r>
-              <w:t xml:space="preserve">      "</w:t>
-            </w:r>
-            <w:proofErr w:type="spellStart"/>
-            <w:r>
-              <w:t>ext</w:t>
-            </w:r>
-            <w:proofErr w:type="spellEnd"/>
-            <w:r>
-              <w:t>": "jpg"</w:t>
+              <w:t xml:space="preserve">      "ext": "jpg"</w:t>
             </w:r>
           </w:p>
           <w:p>
@@ -8234,23 +7187,7 @@
           </w:tcPr>
           <w:p>
             <w:r>
-              <w:t xml:space="preserve">The input data for the operator is a </w:t>
-            </w:r>
-            <w:proofErr w:type="spellStart"/>
-            <w:r>
-              <w:t>CV_8U</w:t>
-            </w:r>
-            <w:proofErr w:type="spellEnd"/>
-            <w:r>
-              <w:t xml:space="preserve"> JPEG image file named “</w:t>
-            </w:r>
-            <w:proofErr w:type="spellStart"/>
-            <w:r>
-              <w:t>square45-90_gray.jpg</w:t>
-            </w:r>
-            <w:proofErr w:type="spellEnd"/>
-            <w:r>
-              <w:t>” in the current directory</w:t>
+              <w:t>The input data for the operator is a CV_8U JPEG image file named “square45-90_gray.jpg” in the current directory</w:t>
             </w:r>
           </w:p>
         </w:tc>
@@ -8321,15 +7258,7 @@
               <w:pStyle w:val="code"/>
             </w:pPr>
             <w:r>
-              <w:t xml:space="preserve">      "filename": "</w:t>
-            </w:r>
-            <w:proofErr w:type="spellStart"/>
-            <w:r>
-              <w:t>square45-90_sobel_gray</w:t>
-            </w:r>
-            <w:proofErr w:type="spellEnd"/>
-            <w:r>
-              <w:t>",</w:t>
+              <w:t xml:space="preserve">      "filename": "square45-90_sobel_gray",</w:t>
             </w:r>
           </w:p>
           <w:p>
@@ -8337,15 +7266,7 @@
               <w:pStyle w:val="code"/>
             </w:pPr>
             <w:r>
-              <w:t xml:space="preserve">      "</w:t>
-            </w:r>
-            <w:proofErr w:type="spellStart"/>
-            <w:r>
-              <w:t>ext</w:t>
-            </w:r>
-            <w:proofErr w:type="spellEnd"/>
-            <w:r>
-              <w:t>": "bin"</w:t>
+              <w:t xml:space="preserve">      "ext": "bin"</w:t>
             </w:r>
           </w:p>
           <w:p>
@@ -8371,31 +7292,7 @@
           </w:tcPr>
           <w:p>
             <w:r>
-              <w:t xml:space="preserve">The output data for the operator is a </w:t>
-            </w:r>
-            <w:proofErr w:type="spellStart"/>
-            <w:r>
-              <w:t>CV_32S</w:t>
-            </w:r>
-            <w:proofErr w:type="spellEnd"/>
-            <w:r>
-              <w:t xml:space="preserve"> binary image file named “</w:t>
-            </w:r>
-            <w:proofErr w:type="spellStart"/>
-            <w:r>
-              <w:t>square45-90_sobel_gray.bin</w:t>
-            </w:r>
-            <w:proofErr w:type="spellEnd"/>
-            <w:r>
-              <w:t xml:space="preserve">” in the current directory. The Sobel operator defines that the image is </w:t>
-            </w:r>
-            <w:proofErr w:type="spellStart"/>
-            <w:r>
-              <w:t>CV_32S</w:t>
-            </w:r>
-            <w:proofErr w:type="spellEnd"/>
-            <w:r>
-              <w:t>.</w:t>
+              <w:t>The output data for the operator is a CV_32S binary image file named “square45-90_sobel_gray.bin” in the current directory. The Sobel operator defines that the image is CV_32S.</w:t>
             </w:r>
           </w:p>
         </w:tc>
@@ -8487,47 +7384,7 @@
     </w:p>
     <w:p>
       <w:r>
-        <w:t xml:space="preserve">A sample script experiment step specifying mapping image intensities for an input binary </w:t>
-      </w:r>
-      <w:proofErr w:type="spellStart"/>
-      <w:r>
-        <w:t>CV_32S</w:t>
-      </w:r>
-      <w:proofErr w:type="spellEnd"/>
-      <w:r>
-        <w:t xml:space="preserve"> or </w:t>
-      </w:r>
-      <w:proofErr w:type="spellStart"/>
-      <w:r>
-        <w:t>CV_32F</w:t>
-      </w:r>
-      <w:proofErr w:type="spellEnd"/>
-      <w:r>
-        <w:t xml:space="preserve"> image to a </w:t>
-      </w:r>
-      <w:proofErr w:type="spellStart"/>
-      <w:r>
-        <w:t>CV_8U</w:t>
-      </w:r>
-      <w:proofErr w:type="spellEnd"/>
-      <w:r>
-        <w:t xml:space="preserve"> JPEG output image follows. The operator detects that the input image is in either a </w:t>
-      </w:r>
-      <w:proofErr w:type="spellStart"/>
-      <w:r>
-        <w:t>CV_32S</w:t>
-      </w:r>
-      <w:proofErr w:type="spellEnd"/>
-      <w:r>
-        <w:t xml:space="preserve"> or </w:t>
-      </w:r>
-      <w:proofErr w:type="spellStart"/>
-      <w:r>
-        <w:t>CV_32F</w:t>
-      </w:r>
-      <w:proofErr w:type="spellEnd"/>
-      <w:r>
-        <w:t xml:space="preserve"> format and handles either one. </w:t>
+        <w:t xml:space="preserve">A sample script experiment step specifying mapping image intensities for an input binary CV_32S or CV_32F image to a CV_8U JPEG output image follows. The operator detects that the input image is in either a CV_32S or CV_32F format and handles either one. </w:t>
       </w:r>
     </w:p>
     <w:p>
@@ -8747,25 +7604,27 @@
           <w:szCs w:val="16"/>
         </w:rPr>
         <w:tab/>
-        <w:t xml:space="preserve">      "filename": "</w:t>
-      </w:r>
-      <w:proofErr w:type="spellStart"/>
-      <w:r>
+        <w:t xml:space="preserve">      "filename": "square45-90_sobel_gray",</w:t>
+      </w:r>
+    </w:p>
+    <w:p>
+      <w:pPr>
+        <w:shd w:val="clear" w:color="auto" w:fill="FFFFFF"/>
+        <w:spacing w:after="0" w:line="240" w:lineRule="auto"/>
         <w:rPr>
           <w:rFonts w:ascii="Lucida Console" w:hAnsi="Lucida Console"/>
           <w:sz w:val="16"/>
           <w:szCs w:val="16"/>
         </w:rPr>
-        <w:t>square45-90_sobel_gray</w:t>
-      </w:r>
-      <w:proofErr w:type="spellEnd"/>
+      </w:pPr>
       <w:r>
         <w:rPr>
           <w:rFonts w:ascii="Lucida Console" w:hAnsi="Lucida Console"/>
           <w:sz w:val="16"/>
           <w:szCs w:val="16"/>
         </w:rPr>
-        <w:t>",</w:t>
+        <w:tab/>
+        <w:t xml:space="preserve">      "ext": "bin"</w:t>
       </w:r>
     </w:p>
     <w:p>
@@ -8785,25 +7644,27 @@
           <w:szCs w:val="16"/>
         </w:rPr>
         <w:tab/>
-        <w:t xml:space="preserve">      "</w:t>
-      </w:r>
-      <w:proofErr w:type="spellStart"/>
-      <w:r>
+        <w:t xml:space="preserve">    }</w:t>
+      </w:r>
+    </w:p>
+    <w:p>
+      <w:pPr>
+        <w:shd w:val="clear" w:color="auto" w:fill="FFFFFF"/>
+        <w:spacing w:after="0" w:line="240" w:lineRule="auto"/>
         <w:rPr>
           <w:rFonts w:ascii="Lucida Console" w:hAnsi="Lucida Console"/>
           <w:sz w:val="16"/>
           <w:szCs w:val="16"/>
         </w:rPr>
-        <w:t>ext</w:t>
-      </w:r>
-      <w:proofErr w:type="spellEnd"/>
+      </w:pPr>
       <w:r>
         <w:rPr>
           <w:rFonts w:ascii="Lucida Console" w:hAnsi="Lucida Console"/>
           <w:sz w:val="16"/>
           <w:szCs w:val="16"/>
         </w:rPr>
-        <w:t>": "bin"</w:t>
+        <w:tab/>
+        <w:t xml:space="preserve">  ],</w:t>
       </w:r>
     </w:p>
     <w:p>
@@ -8823,7 +7684,7 @@
           <w:szCs w:val="16"/>
         </w:rPr>
         <w:tab/>
-        <w:t xml:space="preserve">    }</w:t>
+        <w:t xml:space="preserve">  "output-data": [</w:t>
       </w:r>
     </w:p>
     <w:p>
@@ -8843,7 +7704,7 @@
           <w:szCs w:val="16"/>
         </w:rPr>
         <w:tab/>
-        <w:t xml:space="preserve">  ],</w:t>
+        <w:t xml:space="preserve">    {</w:t>
       </w:r>
     </w:p>
     <w:p>
@@ -8863,7 +7724,7 @@
           <w:szCs w:val="16"/>
         </w:rPr>
         <w:tab/>
-        <w:t xml:space="preserve">  "output-data": [</w:t>
+        <w:t xml:space="preserve">      "id": 1,</w:t>
       </w:r>
     </w:p>
     <w:p>
@@ -8883,7 +7744,7 @@
           <w:szCs w:val="16"/>
         </w:rPr>
         <w:tab/>
-        <w:t xml:space="preserve">    {</w:t>
+        <w:t xml:space="preserve">      "type": "image",</w:t>
       </w:r>
     </w:p>
     <w:p>
@@ -8903,7 +7764,7 @@
           <w:szCs w:val="16"/>
         </w:rPr>
         <w:tab/>
-        <w:t xml:space="preserve">      "id": 1,</w:t>
+        <w:t xml:space="preserve">      "repository": "filesystem",</w:t>
       </w:r>
     </w:p>
     <w:p>
@@ -8923,7 +7784,7 @@
           <w:szCs w:val="16"/>
         </w:rPr>
         <w:tab/>
-        <w:t xml:space="preserve">      "type": "image",</w:t>
+        <w:t xml:space="preserve">      "format": "jpeg",</w:t>
       </w:r>
     </w:p>
     <w:p>
@@ -8943,7 +7804,7 @@
           <w:szCs w:val="16"/>
         </w:rPr>
         <w:tab/>
-        <w:t xml:space="preserve">      "repository": "filesystem",</w:t>
+        <w:t xml:space="preserve">      "directory": ".",</w:t>
       </w:r>
     </w:p>
     <w:p>
@@ -8963,7 +7824,7 @@
           <w:szCs w:val="16"/>
         </w:rPr>
         <w:tab/>
-        <w:t xml:space="preserve">      "format": "jpeg",</w:t>
+        <w:t xml:space="preserve">      "filename": "square45-90_sobel_gray",</w:t>
       </w:r>
     </w:p>
     <w:p>
@@ -8983,7 +7844,7 @@
           <w:szCs w:val="16"/>
         </w:rPr>
         <w:tab/>
-        <w:t xml:space="preserve">      "directory": ".",</w:t>
+        <w:t xml:space="preserve">      "ext": "jpg"</w:t>
       </w:r>
     </w:p>
     <w:p>
@@ -9003,25 +7864,27 @@
           <w:szCs w:val="16"/>
         </w:rPr>
         <w:tab/>
-        <w:t xml:space="preserve">      "filename": "</w:t>
-      </w:r>
-      <w:proofErr w:type="spellStart"/>
-      <w:r>
+        <w:t xml:space="preserve">    }</w:t>
+      </w:r>
+    </w:p>
+    <w:p>
+      <w:pPr>
+        <w:shd w:val="clear" w:color="auto" w:fill="FFFFFF"/>
+        <w:spacing w:after="0" w:line="240" w:lineRule="auto"/>
         <w:rPr>
           <w:rFonts w:ascii="Lucida Console" w:hAnsi="Lucida Console"/>
           <w:sz w:val="16"/>
           <w:szCs w:val="16"/>
         </w:rPr>
-        <w:t>square45-90_sobel_gray</w:t>
-      </w:r>
-      <w:proofErr w:type="spellEnd"/>
+      </w:pPr>
       <w:r>
         <w:rPr>
           <w:rFonts w:ascii="Lucida Console" w:hAnsi="Lucida Console"/>
           <w:sz w:val="16"/>
           <w:szCs w:val="16"/>
         </w:rPr>
-        <w:t>",</w:t>
+        <w:tab/>
+        <w:t xml:space="preserve">  ],</w:t>
       </w:r>
     </w:p>
     <w:p>
@@ -9041,25 +7904,27 @@
           <w:szCs w:val="16"/>
         </w:rPr>
         <w:tab/>
-        <w:t xml:space="preserve">      "</w:t>
-      </w:r>
-      <w:proofErr w:type="spellStart"/>
-      <w:r>
+        <w:t xml:space="preserve">  "parameters": {</w:t>
+      </w:r>
+    </w:p>
+    <w:p>
+      <w:pPr>
+        <w:shd w:val="clear" w:color="auto" w:fill="FFFFFF"/>
+        <w:spacing w:after="0" w:line="240" w:lineRule="auto"/>
         <w:rPr>
           <w:rFonts w:ascii="Lucida Console" w:hAnsi="Lucida Console"/>
           <w:sz w:val="16"/>
           <w:szCs w:val="16"/>
         </w:rPr>
-        <w:t>ext</w:t>
-      </w:r>
-      <w:proofErr w:type="spellEnd"/>
+      </w:pPr>
       <w:r>
         <w:rPr>
           <w:rFonts w:ascii="Lucida Console" w:hAnsi="Lucida Console"/>
           <w:sz w:val="16"/>
           <w:szCs w:val="16"/>
         </w:rPr>
-        <w:t>": "jpg"</w:t>
+        <w:tab/>
+        <w:t xml:space="preserve">    "lower_in": "-1020",</w:t>
       </w:r>
     </w:p>
     <w:p>
@@ -9079,7 +7944,7 @@
           <w:szCs w:val="16"/>
         </w:rPr>
         <w:tab/>
-        <w:t xml:space="preserve">    }</w:t>
+        <w:t xml:space="preserve">    "upper_in": "1020",</w:t>
       </w:r>
     </w:p>
     <w:p>
@@ -9098,8 +7963,9 @@
           <w:sz w:val="16"/>
           <w:szCs w:val="16"/>
         </w:rPr>
+        <w:lastRenderedPageBreak/>
         <w:tab/>
-        <w:t xml:space="preserve">  ],</w:t>
+        <w:t xml:space="preserve">    "lower_out": "0",</w:t>
       </w:r>
     </w:p>
     <w:p>
@@ -9119,7 +7985,7 @@
           <w:szCs w:val="16"/>
         </w:rPr>
         <w:tab/>
-        <w:t xml:space="preserve">  "parameters": {</w:t>
+        <w:t xml:space="preserve">    "upper_out": "255",</w:t>
       </w:r>
     </w:p>
     <w:p>
@@ -9138,179 +8004,8 @@
           <w:sz w:val="16"/>
           <w:szCs w:val="16"/>
         </w:rPr>
-        <w:lastRenderedPageBreak/>
         <w:tab/>
-        <w:t xml:space="preserve">    "</w:t>
-      </w:r>
-      <w:proofErr w:type="spellStart"/>
-      <w:r>
-        <w:rPr>
-          <w:rFonts w:ascii="Lucida Console" w:hAnsi="Lucida Console"/>
-          <w:sz w:val="16"/>
-          <w:szCs w:val="16"/>
-        </w:rPr>
-        <w:t>lower_in</w:t>
-      </w:r>
-      <w:proofErr w:type="spellEnd"/>
-      <w:r>
-        <w:rPr>
-          <w:rFonts w:ascii="Lucida Console" w:hAnsi="Lucida Console"/>
-          <w:sz w:val="16"/>
-          <w:szCs w:val="16"/>
-        </w:rPr>
-        <w:t>": "-1020",</w:t>
-      </w:r>
-    </w:p>
-    <w:p>
-      <w:pPr>
-        <w:shd w:val="clear" w:color="auto" w:fill="FFFFFF"/>
-        <w:spacing w:after="0" w:line="240" w:lineRule="auto"/>
-        <w:rPr>
-          <w:rFonts w:ascii="Lucida Console" w:hAnsi="Lucida Console"/>
-          <w:sz w:val="16"/>
-          <w:szCs w:val="16"/>
-        </w:rPr>
-      </w:pPr>
-      <w:r>
-        <w:rPr>
-          <w:rFonts w:ascii="Lucida Console" w:hAnsi="Lucida Console"/>
-          <w:sz w:val="16"/>
-          <w:szCs w:val="16"/>
-        </w:rPr>
-        <w:tab/>
-        <w:t xml:space="preserve">    "</w:t>
-      </w:r>
-      <w:proofErr w:type="spellStart"/>
-      <w:r>
-        <w:rPr>
-          <w:rFonts w:ascii="Lucida Console" w:hAnsi="Lucida Console"/>
-          <w:sz w:val="16"/>
-          <w:szCs w:val="16"/>
-        </w:rPr>
-        <w:t>upper_in</w:t>
-      </w:r>
-      <w:proofErr w:type="spellEnd"/>
-      <w:r>
-        <w:rPr>
-          <w:rFonts w:ascii="Lucida Console" w:hAnsi="Lucida Console"/>
-          <w:sz w:val="16"/>
-          <w:szCs w:val="16"/>
-        </w:rPr>
-        <w:t>": "1020",</w:t>
-      </w:r>
-    </w:p>
-    <w:p>
-      <w:pPr>
-        <w:shd w:val="clear" w:color="auto" w:fill="FFFFFF"/>
-        <w:spacing w:after="0" w:line="240" w:lineRule="auto"/>
-        <w:rPr>
-          <w:rFonts w:ascii="Lucida Console" w:hAnsi="Lucida Console"/>
-          <w:sz w:val="16"/>
-          <w:szCs w:val="16"/>
-        </w:rPr>
-      </w:pPr>
-      <w:r>
-        <w:rPr>
-          <w:rFonts w:ascii="Lucida Console" w:hAnsi="Lucida Console"/>
-          <w:sz w:val="16"/>
-          <w:szCs w:val="16"/>
-        </w:rPr>
-        <w:tab/>
-        <w:t xml:space="preserve">    "</w:t>
-      </w:r>
-      <w:proofErr w:type="spellStart"/>
-      <w:r>
-        <w:rPr>
-          <w:rFonts w:ascii="Lucida Console" w:hAnsi="Lucida Console"/>
-          <w:sz w:val="16"/>
-          <w:szCs w:val="16"/>
-        </w:rPr>
-        <w:t>lower_out</w:t>
-      </w:r>
-      <w:proofErr w:type="spellEnd"/>
-      <w:r>
-        <w:rPr>
-          <w:rFonts w:ascii="Lucida Console" w:hAnsi="Lucida Console"/>
-          <w:sz w:val="16"/>
-          <w:szCs w:val="16"/>
-        </w:rPr>
-        <w:t>": "0",</w:t>
-      </w:r>
-    </w:p>
-    <w:p>
-      <w:pPr>
-        <w:shd w:val="clear" w:color="auto" w:fill="FFFFFF"/>
-        <w:spacing w:after="0" w:line="240" w:lineRule="auto"/>
-        <w:rPr>
-          <w:rFonts w:ascii="Lucida Console" w:hAnsi="Lucida Console"/>
-          <w:sz w:val="16"/>
-          <w:szCs w:val="16"/>
-        </w:rPr>
-      </w:pPr>
-      <w:r>
-        <w:rPr>
-          <w:rFonts w:ascii="Lucida Console" w:hAnsi="Lucida Console"/>
-          <w:sz w:val="16"/>
-          <w:szCs w:val="16"/>
-        </w:rPr>
-        <w:tab/>
-        <w:t xml:space="preserve">    "</w:t>
-      </w:r>
-      <w:proofErr w:type="spellStart"/>
-      <w:r>
-        <w:rPr>
-          <w:rFonts w:ascii="Lucida Console" w:hAnsi="Lucida Console"/>
-          <w:sz w:val="16"/>
-          <w:szCs w:val="16"/>
-        </w:rPr>
-        <w:t>upper_out</w:t>
-      </w:r>
-      <w:proofErr w:type="spellEnd"/>
-      <w:r>
-        <w:rPr>
-          <w:rFonts w:ascii="Lucida Console" w:hAnsi="Lucida Console"/>
-          <w:sz w:val="16"/>
-          <w:szCs w:val="16"/>
-        </w:rPr>
-        <w:t>": "255",</w:t>
-      </w:r>
-    </w:p>
-    <w:p>
-      <w:pPr>
-        <w:shd w:val="clear" w:color="auto" w:fill="FFFFFF"/>
-        <w:spacing w:after="0" w:line="240" w:lineRule="auto"/>
-        <w:rPr>
-          <w:rFonts w:ascii="Lucida Console" w:hAnsi="Lucida Console"/>
-          <w:sz w:val="16"/>
-          <w:szCs w:val="16"/>
-        </w:rPr>
-      </w:pPr>
-      <w:r>
-        <w:rPr>
-          <w:rFonts w:ascii="Lucida Console" w:hAnsi="Lucida Console"/>
-          <w:sz w:val="16"/>
-          <w:szCs w:val="16"/>
-        </w:rPr>
-        <w:tab/>
-        <w:t xml:space="preserve">    "depth": "</w:t>
-      </w:r>
-      <w:proofErr w:type="spellStart"/>
-      <w:r>
-        <w:rPr>
-          <w:rFonts w:ascii="Lucida Console" w:hAnsi="Lucida Console"/>
-          <w:sz w:val="16"/>
-          <w:szCs w:val="16"/>
-        </w:rPr>
-        <w:t>CV_8U</w:t>
-      </w:r>
-      <w:proofErr w:type="spellEnd"/>
-      <w:r>
-        <w:rPr>
-          <w:rFonts w:ascii="Lucida Console" w:hAnsi="Lucida Console"/>
-          <w:sz w:val="16"/>
-          <w:szCs w:val="16"/>
-        </w:rPr>
-        <w:t>"</w:t>
+        <w:t xml:space="preserve">    "depth": "CV_8U"</w:t>
       </w:r>
     </w:p>
     <w:p>
@@ -9491,15 +8186,7 @@
               <w:pStyle w:val="code"/>
             </w:pPr>
             <w:r>
-              <w:t xml:space="preserve">      "filename": "</w:t>
-            </w:r>
-            <w:proofErr w:type="spellStart"/>
-            <w:r>
-              <w:t>square45-90_sobel_gray</w:t>
-            </w:r>
-            <w:proofErr w:type="spellEnd"/>
-            <w:r>
-              <w:t>",</w:t>
+              <w:t xml:space="preserve">      "filename": "square45-90_sobel_gray",</w:t>
             </w:r>
           </w:p>
           <w:p>
@@ -9507,15 +8194,7 @@
               <w:pStyle w:val="code"/>
             </w:pPr>
             <w:r>
-              <w:t xml:space="preserve">      "</w:t>
-            </w:r>
-            <w:proofErr w:type="spellStart"/>
-            <w:r>
-              <w:t>ext</w:t>
-            </w:r>
-            <w:proofErr w:type="spellEnd"/>
-            <w:r>
-              <w:t>": "bin"</w:t>
+              <w:t xml:space="preserve">      "ext": "bin"</w:t>
             </w:r>
           </w:p>
           <w:p>
@@ -9541,31 +8220,7 @@
           </w:tcPr>
           <w:p>
             <w:r>
-              <w:t xml:space="preserve">The input data for the operator is a </w:t>
-            </w:r>
-            <w:proofErr w:type="spellStart"/>
-            <w:r>
-              <w:t>CV_32S</w:t>
-            </w:r>
-            <w:proofErr w:type="spellEnd"/>
-            <w:r>
-              <w:t xml:space="preserve"> or </w:t>
-            </w:r>
-            <w:proofErr w:type="spellStart"/>
-            <w:r>
-              <w:t>CV_32F</w:t>
-            </w:r>
-            <w:proofErr w:type="spellEnd"/>
-            <w:r>
-              <w:t xml:space="preserve"> binary image file named “</w:t>
-            </w:r>
-            <w:proofErr w:type="spellStart"/>
-            <w:r>
-              <w:t>square45-90_gray.bin</w:t>
-            </w:r>
-            <w:proofErr w:type="spellEnd"/>
-            <w:r>
-              <w:t>” in the current directory</w:t>
+              <w:t>The input data for the operator is a CV_32S or CV_32F binary image file named “square45-90_gray.bin” in the current directory</w:t>
             </w:r>
           </w:p>
         </w:tc>
@@ -9639,15 +8294,7 @@
               <w:pStyle w:val="code"/>
             </w:pPr>
             <w:r>
-              <w:t xml:space="preserve">      "filename": "</w:t>
-            </w:r>
-            <w:proofErr w:type="spellStart"/>
-            <w:r>
-              <w:t>square45-90_sobel_gray</w:t>
-            </w:r>
-            <w:proofErr w:type="spellEnd"/>
-            <w:r>
-              <w:t>",</w:t>
+              <w:t xml:space="preserve">      "filename": "square45-90_sobel_gray",</w:t>
             </w:r>
           </w:p>
           <w:p>
@@ -9655,15 +8302,7 @@
               <w:pStyle w:val="code"/>
             </w:pPr>
             <w:r>
-              <w:t xml:space="preserve">      "</w:t>
-            </w:r>
-            <w:proofErr w:type="spellStart"/>
-            <w:r>
-              <w:t>ext</w:t>
-            </w:r>
-            <w:proofErr w:type="spellEnd"/>
-            <w:r>
-              <w:t>": "jpg"</w:t>
+              <w:t xml:space="preserve">      "ext": "jpg"</w:t>
             </w:r>
           </w:p>
           <w:p>
@@ -9689,31 +8328,7 @@
           </w:tcPr>
           <w:p>
             <w:r>
-              <w:t xml:space="preserve">The output data for the operator is a </w:t>
-            </w:r>
-            <w:proofErr w:type="spellStart"/>
-            <w:r>
-              <w:t>CV_8U</w:t>
-            </w:r>
-            <w:proofErr w:type="spellEnd"/>
-            <w:r>
-              <w:t xml:space="preserve"> binary JPEG file named “</w:t>
-            </w:r>
-            <w:proofErr w:type="spellStart"/>
-            <w:r>
-              <w:t>square45-90_sobel_gray.jpg</w:t>
-            </w:r>
-            <w:proofErr w:type="spellEnd"/>
-            <w:r>
-              <w:t xml:space="preserve">” in the current directory. The </w:t>
-            </w:r>
-            <w:proofErr w:type="spellStart"/>
-            <w:r>
-              <w:t>CV_8U</w:t>
-            </w:r>
-            <w:proofErr w:type="spellEnd"/>
-            <w:r>
-              <w:t xml:space="preserve"> depth is implied by specifying a JPEG output format.</w:t>
+              <w:t>The output data for the operator is a CV_8U binary JPEG file named “square45-90_sobel_gray.jpg” in the current directory. The CV_8U depth is implied by specifying a JPEG output format.</w:t>
             </w:r>
           </w:p>
         </w:tc>
@@ -9739,15 +8354,7 @@
               <w:pStyle w:val="code"/>
             </w:pPr>
             <w:r>
-              <w:t xml:space="preserve">    "</w:t>
-            </w:r>
-            <w:proofErr w:type="spellStart"/>
-            <w:r>
-              <w:t>lower_in</w:t>
-            </w:r>
-            <w:proofErr w:type="spellEnd"/>
-            <w:r>
-              <w:t>": "-1020",</w:t>
+              <w:t xml:space="preserve">    "lower_in": "-1020",</w:t>
             </w:r>
           </w:p>
           <w:p>
@@ -9755,15 +8362,7 @@
               <w:pStyle w:val="code"/>
             </w:pPr>
             <w:r>
-              <w:t xml:space="preserve">    "</w:t>
-            </w:r>
-            <w:proofErr w:type="spellStart"/>
-            <w:r>
-              <w:t>upper_in</w:t>
-            </w:r>
-            <w:proofErr w:type="spellEnd"/>
-            <w:r>
-              <w:t>": "1020",</w:t>
+              <w:t xml:space="preserve">    "upper_in": "1020",</w:t>
             </w:r>
           </w:p>
           <w:p>
@@ -9771,15 +8370,7 @@
               <w:pStyle w:val="code"/>
             </w:pPr>
             <w:r>
-              <w:t xml:space="preserve">    "</w:t>
-            </w:r>
-            <w:proofErr w:type="spellStart"/>
-            <w:r>
-              <w:t>lower_out</w:t>
-            </w:r>
-            <w:proofErr w:type="spellEnd"/>
-            <w:r>
-              <w:t>": "0",</w:t>
+              <w:t xml:space="preserve">    "lower_out": "0",</w:t>
             </w:r>
           </w:p>
           <w:p>
@@ -9787,15 +8378,7 @@
               <w:pStyle w:val="code"/>
             </w:pPr>
             <w:r>
-              <w:t xml:space="preserve">    "</w:t>
-            </w:r>
-            <w:proofErr w:type="spellStart"/>
-            <w:r>
-              <w:t>upper_out</w:t>
-            </w:r>
-            <w:proofErr w:type="spellEnd"/>
-            <w:r>
-              <w:t>": "255"</w:t>
+              <w:t xml:space="preserve">    "upper_out": "255"</w:t>
             </w:r>
           </w:p>
           <w:p>
@@ -9813,39 +8396,7 @@
           </w:tcPr>
           <w:p>
             <w:r>
-              <w:t xml:space="preserve">The script parameter define </w:t>
-            </w:r>
-            <w:proofErr w:type="spellStart"/>
-            <w:r>
-              <w:t>lower_in</w:t>
-            </w:r>
-            <w:proofErr w:type="spellEnd"/>
-            <w:r>
-              <w:t xml:space="preserve">, </w:t>
-            </w:r>
-            <w:proofErr w:type="spellStart"/>
-            <w:r>
-              <w:t>upper_in</w:t>
-            </w:r>
-            <w:proofErr w:type="spellEnd"/>
-            <w:r>
-              <w:t xml:space="preserve">, </w:t>
-            </w:r>
-            <w:proofErr w:type="spellStart"/>
-            <w:r>
-              <w:t>lower_out</w:t>
-            </w:r>
-            <w:proofErr w:type="spellEnd"/>
-            <w:r>
-              <w:t xml:space="preserve">, and </w:t>
-            </w:r>
-            <w:proofErr w:type="spellStart"/>
-            <w:r>
-              <w:t>upper_out</w:t>
-            </w:r>
-            <w:proofErr w:type="spellEnd"/>
-            <w:r>
-              <w:t xml:space="preserve"> intensity mapping parameters. </w:t>
+              <w:t xml:space="preserve">The script parameter define lower_in, upper_in, lower_out, and upper_out intensity mapping parameters. </w:t>
             </w:r>
           </w:p>
         </w:tc>
@@ -10609,47 +9160,7 @@
               <w:cnfStyle w:val="000000000000" w:firstRow="0" w:lastRow="0" w:firstColumn="0" w:lastColumn="0" w:oddVBand="0" w:evenVBand="0" w:oddHBand="0" w:evenHBand="0" w:firstRowFirstColumn="0" w:firstRowLastColumn="0" w:lastRowFirstColumn="0" w:lastRowLastColumn="0"/>
             </w:pPr>
             <w:r>
-              <w:t xml:space="preserve">Map </w:t>
-            </w:r>
-            <w:proofErr w:type="spellStart"/>
-            <w:r>
-              <w:t>CV_32S</w:t>
-            </w:r>
-            <w:proofErr w:type="spellEnd"/>
-            <w:r>
-              <w:t xml:space="preserve"> or </w:t>
-            </w:r>
-            <w:proofErr w:type="spellStart"/>
-            <w:r>
-              <w:t>CV_32F</w:t>
-            </w:r>
-            <w:proofErr w:type="spellEnd"/>
-            <w:r>
-              <w:t xml:space="preserve"> image intensities from an input intensity range to an output intensity range. Output images may be JPEG </w:t>
-            </w:r>
-            <w:proofErr w:type="spellStart"/>
-            <w:r>
-              <w:t>CV_8U</w:t>
-            </w:r>
-            <w:proofErr w:type="spellEnd"/>
-            <w:r>
-              <w:t xml:space="preserve"> images or binary </w:t>
-            </w:r>
-            <w:proofErr w:type="spellStart"/>
-            <w:r>
-              <w:t>CV_32S</w:t>
-            </w:r>
-            <w:proofErr w:type="spellEnd"/>
-            <w:r>
-              <w:t xml:space="preserve"> or </w:t>
-            </w:r>
-            <w:proofErr w:type="spellStart"/>
-            <w:r>
-              <w:t>CV_32F</w:t>
-            </w:r>
-            <w:proofErr w:type="spellEnd"/>
-            <w:r>
-              <w:t xml:space="preserve"> images. </w:t>
+              <w:t xml:space="preserve">Map CV_32S or CV_32F image intensities from an input intensity range to an output intensity range. Output images may be JPEG CV_8U images or binary CV_32S or CV_32F images. </w:t>
             </w:r>
           </w:p>
         </w:tc>
@@ -11193,31 +9704,7 @@
               <w:cnfStyle w:val="000000100000" w:firstRow="0" w:lastRow="0" w:firstColumn="0" w:lastColumn="0" w:oddVBand="0" w:evenVBand="0" w:oddHBand="1" w:evenHBand="0" w:firstRowFirstColumn="0" w:firstRowLastColumn="0" w:lastRowFirstColumn="0" w:lastRowLastColumn="0"/>
             </w:pPr>
             <w:r>
-              <w:t xml:space="preserve">input </w:t>
-            </w:r>
-            <w:proofErr w:type="spellStart"/>
-            <w:r>
-              <w:t>CV_8U</w:t>
-            </w:r>
-            <w:proofErr w:type="spellEnd"/>
-            <w:r>
-              <w:t xml:space="preserve">, </w:t>
-            </w:r>
-            <w:proofErr w:type="spellStart"/>
-            <w:r>
-              <w:t>CV_32S</w:t>
-            </w:r>
-            <w:proofErr w:type="spellEnd"/>
-            <w:r>
-              <w:t xml:space="preserve">, or </w:t>
-            </w:r>
-            <w:proofErr w:type="spellStart"/>
-            <w:r>
-              <w:t>CV_32F</w:t>
-            </w:r>
-            <w:proofErr w:type="spellEnd"/>
-            <w:r>
-              <w:t xml:space="preserve"> intensity image</w:t>
+              <w:t>input CV_8U, CV_32S, or CV_32F intensity image</w:t>
             </w:r>
           </w:p>
         </w:tc>
@@ -11292,23 +9779,7 @@
               <w:cnfStyle w:val="000000000000" w:firstRow="0" w:lastRow="0" w:firstColumn="0" w:lastColumn="0" w:oddVBand="0" w:evenVBand="0" w:oddHBand="0" w:evenHBand="0" w:firstRowFirstColumn="0" w:firstRowLastColumn="0" w:lastRowFirstColumn="0" w:lastRowLastColumn="0"/>
             </w:pPr>
             <w:r>
-              <w:t xml:space="preserve">output </w:t>
-            </w:r>
-            <w:proofErr w:type="spellStart"/>
-            <w:r>
-              <w:t>CV_32S</w:t>
-            </w:r>
-            <w:proofErr w:type="spellEnd"/>
-            <w:r>
-              <w:t xml:space="preserve">, or </w:t>
-            </w:r>
-            <w:proofErr w:type="spellStart"/>
-            <w:r>
-              <w:t>CV_32F</w:t>
-            </w:r>
-            <w:proofErr w:type="spellEnd"/>
-            <w:r>
-              <w:t xml:space="preserve"> edge image</w:t>
+              <w:t>output CV_32S, or CV_32F edge image</w:t>
             </w:r>
           </w:p>
         </w:tc>
@@ -11656,69 +10127,42 @@
                 <w:szCs w:val="20"/>
               </w:rPr>
             </w:pPr>
-            <w:proofErr w:type="spellStart"/>
             <w:r>
               <w:rPr>
                 <w:sz w:val="20"/>
                 <w:szCs w:val="20"/>
               </w:rPr>
-              <w:t>CV_8U</w:t>
-            </w:r>
-            <w:proofErr w:type="spellEnd"/>
-            <w:r>
+              <w:t>CV_8U has value 0</w:t>
+            </w:r>
+          </w:p>
+          <w:p>
+            <w:pPr>
+              <w:pStyle w:val="tablebullet"/>
+              <w:cnfStyle w:val="000000000000" w:firstRow="0" w:lastRow="0" w:firstColumn="0" w:lastColumn="0" w:oddVBand="0" w:evenVBand="0" w:oddHBand="0" w:evenHBand="0" w:firstRowFirstColumn="0" w:firstRowLastColumn="0" w:lastRowFirstColumn="0" w:lastRowLastColumn="0"/>
               <w:rPr>
                 <w:sz w:val="20"/>
                 <w:szCs w:val="20"/>
               </w:rPr>
-              <w:t xml:space="preserve"> has value 0</w:t>
+            </w:pPr>
+            <w:r>
+              <w:rPr>
+                <w:sz w:val="20"/>
+                <w:szCs w:val="20"/>
+              </w:rPr>
+              <w:t>CV_32S has value 1</w:t>
             </w:r>
           </w:p>
           <w:p>
             <w:pPr>
               <w:pStyle w:val="tablebullet"/>
               <w:cnfStyle w:val="000000000000" w:firstRow="0" w:lastRow="0" w:firstColumn="0" w:lastColumn="0" w:oddVBand="0" w:evenVBand="0" w:oddHBand="0" w:evenHBand="0" w:firstRowFirstColumn="0" w:firstRowLastColumn="0" w:lastRowFirstColumn="0" w:lastRowLastColumn="0"/>
+            </w:pPr>
+            <w:r>
               <w:rPr>
                 <w:sz w:val="20"/>
                 <w:szCs w:val="20"/>
               </w:rPr>
-            </w:pPr>
-            <w:proofErr w:type="spellStart"/>
-            <w:r>
-              <w:rPr>
-                <w:sz w:val="20"/>
-                <w:szCs w:val="20"/>
-              </w:rPr>
-              <w:t>CV_32S</w:t>
-            </w:r>
-            <w:proofErr w:type="spellEnd"/>
-            <w:r>
-              <w:rPr>
-                <w:sz w:val="20"/>
-                <w:szCs w:val="20"/>
-              </w:rPr>
-              <w:t xml:space="preserve"> has value 1</w:t>
-            </w:r>
-          </w:p>
-          <w:p>
-            <w:pPr>
-              <w:pStyle w:val="tablebullet"/>
-              <w:cnfStyle w:val="000000000000" w:firstRow="0" w:lastRow="0" w:firstColumn="0" w:lastColumn="0" w:oddVBand="0" w:evenVBand="0" w:oddHBand="0" w:evenHBand="0" w:firstRowFirstColumn="0" w:firstRowLastColumn="0" w:lastRowFirstColumn="0" w:lastRowLastColumn="0"/>
-            </w:pPr>
-            <w:proofErr w:type="spellStart"/>
-            <w:r>
-              <w:rPr>
-                <w:sz w:val="20"/>
-                <w:szCs w:val="20"/>
-              </w:rPr>
-              <w:t>CV_32F</w:t>
-            </w:r>
-            <w:proofErr w:type="spellEnd"/>
-            <w:r>
-              <w:rPr>
-                <w:sz w:val="20"/>
-                <w:szCs w:val="20"/>
-              </w:rPr>
-              <w:t xml:space="preserve"> has value 2</w:t>
+              <w:t>CV_32F has value 2</w:t>
             </w:r>
           </w:p>
         </w:tc>
@@ -11770,26 +10214,12 @@
         <w:pStyle w:val="Heading2"/>
       </w:pPr>
       <w:r>
-        <w:t>filter-edge-</w:t>
-      </w:r>
-      <w:proofErr w:type="spellStart"/>
-      <w:r>
-        <w:t>prewitt</w:t>
-      </w:r>
-      <w:proofErr w:type="spellEnd"/>
-      <w:r>
-        <w:t xml:space="preserve"> Operator</w:t>
-      </w:r>
-    </w:p>
-    <w:p>
-      <w:r>
-        <w:t>The Prewitt edge operator convolves the image with kernels with orientations corresponding to 0 or 90 degrees as follows</w:t>
-      </w:r>
-      <w:r>
-        <w:t>, where “[…], […], […]” are the rows of the kernel</w:t>
-      </w:r>
-      <w:r>
-        <w:t>:</w:t>
+        <w:t>filter-edge-prewitt Operator</w:t>
+      </w:r>
+    </w:p>
+    <w:p>
+      <w:r>
+        <w:t>The Prewitt edge operator convolves the image with kernels with orientations corresponding to 0 or 90 degrees as follows, where “[…], […], […]” are the rows of the kernel:</w:t>
       </w:r>
     </w:p>
     <w:tbl>
@@ -12082,31 +10512,7 @@
               <w:cnfStyle w:val="000000100000" w:firstRow="0" w:lastRow="0" w:firstColumn="0" w:lastColumn="0" w:oddVBand="0" w:evenVBand="0" w:oddHBand="1" w:evenHBand="0" w:firstRowFirstColumn="0" w:firstRowLastColumn="0" w:lastRowFirstColumn="0" w:lastRowLastColumn="0"/>
             </w:pPr>
             <w:r>
-              <w:t xml:space="preserve">input </w:t>
-            </w:r>
-            <w:proofErr w:type="spellStart"/>
-            <w:r>
-              <w:t>CV_8U</w:t>
-            </w:r>
-            <w:proofErr w:type="spellEnd"/>
-            <w:r>
-              <w:t xml:space="preserve">, </w:t>
-            </w:r>
-            <w:proofErr w:type="spellStart"/>
-            <w:r>
-              <w:t>CV_32S</w:t>
-            </w:r>
-            <w:proofErr w:type="spellEnd"/>
-            <w:r>
-              <w:t xml:space="preserve">, or </w:t>
-            </w:r>
-            <w:proofErr w:type="spellStart"/>
-            <w:r>
-              <w:t>CV_32F</w:t>
-            </w:r>
-            <w:proofErr w:type="spellEnd"/>
-            <w:r>
-              <w:t xml:space="preserve"> intensity image</w:t>
+              <w:t>input CV_8U, CV_32S, or CV_32F intensity image</w:t>
             </w:r>
           </w:p>
         </w:tc>
@@ -12181,23 +10587,7 @@
               <w:cnfStyle w:val="000000000000" w:firstRow="0" w:lastRow="0" w:firstColumn="0" w:lastColumn="0" w:oddVBand="0" w:evenVBand="0" w:oddHBand="0" w:evenHBand="0" w:firstRowFirstColumn="0" w:firstRowLastColumn="0" w:lastRowFirstColumn="0" w:lastRowLastColumn="0"/>
             </w:pPr>
             <w:r>
-              <w:t xml:space="preserve">output </w:t>
-            </w:r>
-            <w:proofErr w:type="spellStart"/>
-            <w:r>
-              <w:t>CV_32S</w:t>
-            </w:r>
-            <w:proofErr w:type="spellEnd"/>
-            <w:r>
-              <w:t xml:space="preserve">, or </w:t>
-            </w:r>
-            <w:proofErr w:type="spellStart"/>
-            <w:r>
-              <w:t>CV_32F</w:t>
-            </w:r>
-            <w:proofErr w:type="spellEnd"/>
-            <w:r>
-              <w:t xml:space="preserve"> edge image</w:t>
+              <w:t>output CV_32S, or CV_32F edge image</w:t>
             </w:r>
           </w:p>
         </w:tc>
@@ -12545,69 +10935,42 @@
                 <w:szCs w:val="20"/>
               </w:rPr>
             </w:pPr>
-            <w:proofErr w:type="spellStart"/>
             <w:r>
               <w:rPr>
                 <w:sz w:val="20"/>
                 <w:szCs w:val="20"/>
               </w:rPr>
-              <w:t>CV_8U</w:t>
-            </w:r>
-            <w:proofErr w:type="spellEnd"/>
-            <w:r>
+              <w:t>CV_8U has value 0</w:t>
+            </w:r>
+          </w:p>
+          <w:p>
+            <w:pPr>
+              <w:pStyle w:val="tablebullet"/>
+              <w:cnfStyle w:val="000000000000" w:firstRow="0" w:lastRow="0" w:firstColumn="0" w:lastColumn="0" w:oddVBand="0" w:evenVBand="0" w:oddHBand="0" w:evenHBand="0" w:firstRowFirstColumn="0" w:firstRowLastColumn="0" w:lastRowFirstColumn="0" w:lastRowLastColumn="0"/>
               <w:rPr>
                 <w:sz w:val="20"/>
                 <w:szCs w:val="20"/>
               </w:rPr>
-              <w:t xml:space="preserve"> has value 0</w:t>
+            </w:pPr>
+            <w:r>
+              <w:rPr>
+                <w:sz w:val="20"/>
+                <w:szCs w:val="20"/>
+              </w:rPr>
+              <w:t>CV_32S has value 1</w:t>
             </w:r>
           </w:p>
           <w:p>
             <w:pPr>
               <w:pStyle w:val="tablebullet"/>
               <w:cnfStyle w:val="000000000000" w:firstRow="0" w:lastRow="0" w:firstColumn="0" w:lastColumn="0" w:oddVBand="0" w:evenVBand="0" w:oddHBand="0" w:evenHBand="0" w:firstRowFirstColumn="0" w:firstRowLastColumn="0" w:lastRowFirstColumn="0" w:lastRowLastColumn="0"/>
+            </w:pPr>
+            <w:r>
               <w:rPr>
                 <w:sz w:val="20"/>
                 <w:szCs w:val="20"/>
               </w:rPr>
-            </w:pPr>
-            <w:proofErr w:type="spellStart"/>
-            <w:r>
-              <w:rPr>
-                <w:sz w:val="20"/>
-                <w:szCs w:val="20"/>
-              </w:rPr>
-              <w:t>CV_32S</w:t>
-            </w:r>
-            <w:proofErr w:type="spellEnd"/>
-            <w:r>
-              <w:rPr>
-                <w:sz w:val="20"/>
-                <w:szCs w:val="20"/>
-              </w:rPr>
-              <w:t xml:space="preserve"> has value 1</w:t>
-            </w:r>
-          </w:p>
-          <w:p>
-            <w:pPr>
-              <w:pStyle w:val="tablebullet"/>
-              <w:cnfStyle w:val="000000000000" w:firstRow="0" w:lastRow="0" w:firstColumn="0" w:lastColumn="0" w:oddVBand="0" w:evenVBand="0" w:oddHBand="0" w:evenHBand="0" w:firstRowFirstColumn="0" w:firstRowLastColumn="0" w:lastRowFirstColumn="0" w:lastRowLastColumn="0"/>
-            </w:pPr>
-            <w:proofErr w:type="spellStart"/>
-            <w:r>
-              <w:rPr>
-                <w:sz w:val="20"/>
-                <w:szCs w:val="20"/>
-              </w:rPr>
-              <w:t>CV_32F</w:t>
-            </w:r>
-            <w:proofErr w:type="spellEnd"/>
-            <w:r>
-              <w:rPr>
-                <w:sz w:val="20"/>
-                <w:szCs w:val="20"/>
-              </w:rPr>
-              <w:t xml:space="preserve"> has value 2</w:t>
+              <w:t>CV_32F has value 2</w:t>
             </w:r>
           </w:p>
         </w:tc>
@@ -12659,26 +11022,12 @@
         <w:pStyle w:val="Heading2"/>
       </w:pPr>
       <w:r>
-        <w:t>filter-edge-</w:t>
-      </w:r>
-      <w:proofErr w:type="spellStart"/>
-      <w:r>
-        <w:t>roberts</w:t>
-      </w:r>
-      <w:proofErr w:type="spellEnd"/>
-      <w:r>
-        <w:t xml:space="preserve"> Operator</w:t>
-      </w:r>
-    </w:p>
-    <w:p>
-      <w:r>
-        <w:t>The Roberts edge operator convolves the image with kernels with orientations corresponding to 0 or 90 degrees as follows</w:t>
-      </w:r>
-      <w:r>
-        <w:t>, where “[…], […]” are the rows of the kernel</w:t>
-      </w:r>
-      <w:r>
-        <w:t>:</w:t>
+        <w:t>filter-edge-roberts Operator</w:t>
+      </w:r>
+    </w:p>
+    <w:p>
+      <w:r>
+        <w:t>The Roberts edge operator convolves the image with kernels with orientations corresponding to 0 or 90 degrees as follows, where “[…], […]” are the rows of the kernel:</w:t>
       </w:r>
     </w:p>
     <w:tbl>
@@ -12970,31 +11319,7 @@
               <w:cnfStyle w:val="000000100000" w:firstRow="0" w:lastRow="0" w:firstColumn="0" w:lastColumn="0" w:oddVBand="0" w:evenVBand="0" w:oddHBand="1" w:evenHBand="0" w:firstRowFirstColumn="0" w:firstRowLastColumn="0" w:lastRowFirstColumn="0" w:lastRowLastColumn="0"/>
             </w:pPr>
             <w:r>
-              <w:t xml:space="preserve">input </w:t>
-            </w:r>
-            <w:proofErr w:type="spellStart"/>
-            <w:r>
-              <w:t>CV_8U</w:t>
-            </w:r>
-            <w:proofErr w:type="spellEnd"/>
-            <w:r>
-              <w:t xml:space="preserve">, </w:t>
-            </w:r>
-            <w:proofErr w:type="spellStart"/>
-            <w:r>
-              <w:t>CV_32S</w:t>
-            </w:r>
-            <w:proofErr w:type="spellEnd"/>
-            <w:r>
-              <w:t xml:space="preserve">, or </w:t>
-            </w:r>
-            <w:proofErr w:type="spellStart"/>
-            <w:r>
-              <w:t>CV_32F</w:t>
-            </w:r>
-            <w:proofErr w:type="spellEnd"/>
-            <w:r>
-              <w:t xml:space="preserve"> intensity image</w:t>
+              <w:t>input CV_8U, CV_32S, or CV_32F intensity image</w:t>
             </w:r>
           </w:p>
         </w:tc>
@@ -13069,23 +11394,7 @@
               <w:cnfStyle w:val="000000000000" w:firstRow="0" w:lastRow="0" w:firstColumn="0" w:lastColumn="0" w:oddVBand="0" w:evenVBand="0" w:oddHBand="0" w:evenHBand="0" w:firstRowFirstColumn="0" w:firstRowLastColumn="0" w:lastRowFirstColumn="0" w:lastRowLastColumn="0"/>
             </w:pPr>
             <w:r>
-              <w:t xml:space="preserve">output </w:t>
-            </w:r>
-            <w:proofErr w:type="spellStart"/>
-            <w:r>
-              <w:t>CV_32S</w:t>
-            </w:r>
-            <w:proofErr w:type="spellEnd"/>
-            <w:r>
-              <w:t xml:space="preserve">, or </w:t>
-            </w:r>
-            <w:proofErr w:type="spellStart"/>
-            <w:r>
-              <w:t>CV_32F</w:t>
-            </w:r>
-            <w:proofErr w:type="spellEnd"/>
-            <w:r>
-              <w:t xml:space="preserve"> edge image</w:t>
+              <w:t>output CV_32S, or CV_32F edge image</w:t>
             </w:r>
           </w:p>
         </w:tc>
@@ -13434,69 +11743,42 @@
                 <w:szCs w:val="20"/>
               </w:rPr>
             </w:pPr>
-            <w:proofErr w:type="spellStart"/>
             <w:r>
               <w:rPr>
                 <w:sz w:val="20"/>
                 <w:szCs w:val="20"/>
               </w:rPr>
-              <w:t>CV_8U</w:t>
-            </w:r>
-            <w:proofErr w:type="spellEnd"/>
-            <w:r>
+              <w:t>CV_8U has value 0</w:t>
+            </w:r>
+          </w:p>
+          <w:p>
+            <w:pPr>
+              <w:pStyle w:val="tablebullet"/>
+              <w:cnfStyle w:val="000000000000" w:firstRow="0" w:lastRow="0" w:firstColumn="0" w:lastColumn="0" w:oddVBand="0" w:evenVBand="0" w:oddHBand="0" w:evenHBand="0" w:firstRowFirstColumn="0" w:firstRowLastColumn="0" w:lastRowFirstColumn="0" w:lastRowLastColumn="0"/>
               <w:rPr>
                 <w:sz w:val="20"/>
                 <w:szCs w:val="20"/>
               </w:rPr>
-              <w:t xml:space="preserve"> has value 0</w:t>
+            </w:pPr>
+            <w:r>
+              <w:rPr>
+                <w:sz w:val="20"/>
+                <w:szCs w:val="20"/>
+              </w:rPr>
+              <w:t>CV_32S has value 1</w:t>
             </w:r>
           </w:p>
           <w:p>
             <w:pPr>
               <w:pStyle w:val="tablebullet"/>
               <w:cnfStyle w:val="000000000000" w:firstRow="0" w:lastRow="0" w:firstColumn="0" w:lastColumn="0" w:oddVBand="0" w:evenVBand="0" w:oddHBand="0" w:evenHBand="0" w:firstRowFirstColumn="0" w:firstRowLastColumn="0" w:lastRowFirstColumn="0" w:lastRowLastColumn="0"/>
+            </w:pPr>
+            <w:r>
               <w:rPr>
                 <w:sz w:val="20"/>
                 <w:szCs w:val="20"/>
               </w:rPr>
-            </w:pPr>
-            <w:proofErr w:type="spellStart"/>
-            <w:r>
-              <w:rPr>
-                <w:sz w:val="20"/>
-                <w:szCs w:val="20"/>
-              </w:rPr>
-              <w:t>CV_32S</w:t>
-            </w:r>
-            <w:proofErr w:type="spellEnd"/>
-            <w:r>
-              <w:rPr>
-                <w:sz w:val="20"/>
-                <w:szCs w:val="20"/>
-              </w:rPr>
-              <w:t xml:space="preserve"> has value 1</w:t>
-            </w:r>
-          </w:p>
-          <w:p>
-            <w:pPr>
-              <w:pStyle w:val="tablebullet"/>
-              <w:cnfStyle w:val="000000000000" w:firstRow="0" w:lastRow="0" w:firstColumn="0" w:lastColumn="0" w:oddVBand="0" w:evenVBand="0" w:oddHBand="0" w:evenHBand="0" w:firstRowFirstColumn="0" w:firstRowLastColumn="0" w:lastRowFirstColumn="0" w:lastRowLastColumn="0"/>
-            </w:pPr>
-            <w:proofErr w:type="spellStart"/>
-            <w:r>
-              <w:rPr>
-                <w:sz w:val="20"/>
-                <w:szCs w:val="20"/>
-              </w:rPr>
-              <w:t>CV_32F</w:t>
-            </w:r>
-            <w:proofErr w:type="spellEnd"/>
-            <w:r>
-              <w:rPr>
-                <w:sz w:val="20"/>
-                <w:szCs w:val="20"/>
-              </w:rPr>
-              <w:t xml:space="preserve"> has value 2</w:t>
+              <w:t>CV_32F has value 2</w:t>
             </w:r>
           </w:p>
         </w:tc>
@@ -13548,26 +11830,12 @@
         <w:pStyle w:val="Heading2"/>
       </w:pPr>
       <w:r>
-        <w:t>filter-edge-</w:t>
-      </w:r>
-      <w:proofErr w:type="spellStart"/>
-      <w:r>
-        <w:t>sobel</w:t>
-      </w:r>
-      <w:proofErr w:type="spellEnd"/>
-      <w:r>
-        <w:t xml:space="preserve"> Operator</w:t>
-      </w:r>
-    </w:p>
-    <w:p>
-      <w:r>
-        <w:t>The Sobel edge operator convolves the image with kernels with orientations corresponding to 0 or 90 degrees as follows</w:t>
-      </w:r>
-      <w:r>
-        <w:t>, where “[…], […], […]” are the rows of the kernel</w:t>
-      </w:r>
-      <w:r>
-        <w:t>:</w:t>
+        <w:t>filter-edge-sobel Operator</w:t>
+      </w:r>
+    </w:p>
+    <w:p>
+      <w:r>
+        <w:t>The Sobel edge operator convolves the image with kernels with orientations corresponding to 0 or 90 degrees as follows, where “[…], […], […]” are the rows of the kernel:</w:t>
       </w:r>
     </w:p>
     <w:tbl>
@@ -13859,31 +12127,7 @@
               <w:cnfStyle w:val="000000100000" w:firstRow="0" w:lastRow="0" w:firstColumn="0" w:lastColumn="0" w:oddVBand="0" w:evenVBand="0" w:oddHBand="1" w:evenHBand="0" w:firstRowFirstColumn="0" w:firstRowLastColumn="0" w:lastRowFirstColumn="0" w:lastRowLastColumn="0"/>
             </w:pPr>
             <w:r>
-              <w:t xml:space="preserve">input </w:t>
-            </w:r>
-            <w:proofErr w:type="spellStart"/>
-            <w:r>
-              <w:t>CV_8U</w:t>
-            </w:r>
-            <w:proofErr w:type="spellEnd"/>
-            <w:r>
-              <w:t xml:space="preserve">, </w:t>
-            </w:r>
-            <w:proofErr w:type="spellStart"/>
-            <w:r>
-              <w:t>CV_32S</w:t>
-            </w:r>
-            <w:proofErr w:type="spellEnd"/>
-            <w:r>
-              <w:t xml:space="preserve">, or </w:t>
-            </w:r>
-            <w:proofErr w:type="spellStart"/>
-            <w:r>
-              <w:t>CV_32F</w:t>
-            </w:r>
-            <w:proofErr w:type="spellEnd"/>
-            <w:r>
-              <w:t xml:space="preserve"> intensity image</w:t>
+              <w:t>input CV_8U, CV_32S, or CV_32F intensity image</w:t>
             </w:r>
           </w:p>
         </w:tc>
@@ -13958,23 +12202,7 @@
               <w:cnfStyle w:val="000000000000" w:firstRow="0" w:lastRow="0" w:firstColumn="0" w:lastColumn="0" w:oddVBand="0" w:evenVBand="0" w:oddHBand="0" w:evenHBand="0" w:firstRowFirstColumn="0" w:firstRowLastColumn="0" w:lastRowFirstColumn="0" w:lastRowLastColumn="0"/>
             </w:pPr>
             <w:r>
-              <w:t xml:space="preserve">output </w:t>
-            </w:r>
-            <w:proofErr w:type="spellStart"/>
-            <w:r>
-              <w:t>CV_32S</w:t>
-            </w:r>
-            <w:proofErr w:type="spellEnd"/>
-            <w:r>
-              <w:t xml:space="preserve">, or </w:t>
-            </w:r>
-            <w:proofErr w:type="spellStart"/>
-            <w:r>
-              <w:t>CV_32F</w:t>
-            </w:r>
-            <w:proofErr w:type="spellEnd"/>
-            <w:r>
-              <w:t xml:space="preserve"> edge image</w:t>
+              <w:t>output CV_32S, or CV_32F edge image</w:t>
             </w:r>
           </w:p>
         </w:tc>
@@ -14324,69 +12552,42 @@
                 <w:szCs w:val="20"/>
               </w:rPr>
             </w:pPr>
-            <w:proofErr w:type="spellStart"/>
             <w:r>
               <w:rPr>
                 <w:sz w:val="20"/>
                 <w:szCs w:val="20"/>
               </w:rPr>
-              <w:t>CV_8U</w:t>
-            </w:r>
-            <w:proofErr w:type="spellEnd"/>
-            <w:r>
+              <w:t>CV_8U has value 0</w:t>
+            </w:r>
+          </w:p>
+          <w:p>
+            <w:pPr>
+              <w:pStyle w:val="tablebullet"/>
+              <w:cnfStyle w:val="000000000000" w:firstRow="0" w:lastRow="0" w:firstColumn="0" w:lastColumn="0" w:oddVBand="0" w:evenVBand="0" w:oddHBand="0" w:evenHBand="0" w:firstRowFirstColumn="0" w:firstRowLastColumn="0" w:lastRowFirstColumn="0" w:lastRowLastColumn="0"/>
               <w:rPr>
                 <w:sz w:val="20"/>
                 <w:szCs w:val="20"/>
               </w:rPr>
-              <w:t xml:space="preserve"> has value 0</w:t>
+            </w:pPr>
+            <w:r>
+              <w:rPr>
+                <w:sz w:val="20"/>
+                <w:szCs w:val="20"/>
+              </w:rPr>
+              <w:t>CV_32S has value 1</w:t>
             </w:r>
           </w:p>
           <w:p>
             <w:pPr>
               <w:pStyle w:val="tablebullet"/>
               <w:cnfStyle w:val="000000000000" w:firstRow="0" w:lastRow="0" w:firstColumn="0" w:lastColumn="0" w:oddVBand="0" w:evenVBand="0" w:oddHBand="0" w:evenHBand="0" w:firstRowFirstColumn="0" w:firstRowLastColumn="0" w:lastRowFirstColumn="0" w:lastRowLastColumn="0"/>
+            </w:pPr>
+            <w:r>
               <w:rPr>
                 <w:sz w:val="20"/>
                 <w:szCs w:val="20"/>
               </w:rPr>
-            </w:pPr>
-            <w:proofErr w:type="spellStart"/>
-            <w:r>
-              <w:rPr>
-                <w:sz w:val="20"/>
-                <w:szCs w:val="20"/>
-              </w:rPr>
-              <w:t>CV_32S</w:t>
-            </w:r>
-            <w:proofErr w:type="spellEnd"/>
-            <w:r>
-              <w:rPr>
-                <w:sz w:val="20"/>
-                <w:szCs w:val="20"/>
-              </w:rPr>
-              <w:t xml:space="preserve"> has value 1</w:t>
-            </w:r>
-          </w:p>
-          <w:p>
-            <w:pPr>
-              <w:pStyle w:val="tablebullet"/>
-              <w:cnfStyle w:val="000000000000" w:firstRow="0" w:lastRow="0" w:firstColumn="0" w:lastColumn="0" w:oddVBand="0" w:evenVBand="0" w:oddHBand="0" w:evenHBand="0" w:firstRowFirstColumn="0" w:firstRowLastColumn="0" w:lastRowFirstColumn="0" w:lastRowLastColumn="0"/>
-            </w:pPr>
-            <w:proofErr w:type="spellStart"/>
-            <w:r>
-              <w:rPr>
-                <w:sz w:val="20"/>
-                <w:szCs w:val="20"/>
-              </w:rPr>
-              <w:t>CV_32F</w:t>
-            </w:r>
-            <w:proofErr w:type="spellEnd"/>
-            <w:r>
-              <w:rPr>
-                <w:sz w:val="20"/>
-                <w:szCs w:val="20"/>
-              </w:rPr>
-              <w:t xml:space="preserve"> has value 2</w:t>
+              <w:t>CV_32F has value 2</w:t>
             </w:r>
           </w:p>
         </w:tc>
@@ -14608,31 +12809,7 @@
               <w:cnfStyle w:val="000000100000" w:firstRow="0" w:lastRow="0" w:firstColumn="0" w:lastColumn="0" w:oddVBand="0" w:evenVBand="0" w:oddHBand="1" w:evenHBand="0" w:firstRowFirstColumn="0" w:firstRowLastColumn="0" w:lastRowFirstColumn="0" w:lastRowLastColumn="0"/>
             </w:pPr>
             <w:r>
-              <w:t xml:space="preserve">input </w:t>
-            </w:r>
-            <w:proofErr w:type="spellStart"/>
-            <w:r>
-              <w:t>CV_8U</w:t>
-            </w:r>
-            <w:proofErr w:type="spellEnd"/>
-            <w:r>
-              <w:t xml:space="preserve">, </w:t>
-            </w:r>
-            <w:proofErr w:type="spellStart"/>
-            <w:r>
-              <w:t>CV_32S</w:t>
-            </w:r>
-            <w:proofErr w:type="spellEnd"/>
-            <w:r>
-              <w:t xml:space="preserve">, or </w:t>
-            </w:r>
-            <w:proofErr w:type="spellStart"/>
-            <w:r>
-              <w:t>CV_32F</w:t>
-            </w:r>
-            <w:proofErr w:type="spellEnd"/>
-            <w:r>
-              <w:t xml:space="preserve"> intensity image</w:t>
+              <w:t>input CV_8U, CV_32S, or CV_32F intensity image</w:t>
             </w:r>
           </w:p>
         </w:tc>
@@ -14713,6 +12890,32 @@
         </w:tc>
       </w:tr>
     </w:tbl>
+    <w:p>
+      <w:pPr>
+        <w:pStyle w:val="Normalafterlist"/>
+      </w:pPr>
+      <w:r>
+        <w:t xml:space="preserve">For text output format, the output data descriptor extension is ignored. The output text file has the extension “.txt” and the output gnuplot script has the extension “.gp” as described in section </w:t>
+      </w:r>
+      <w:r>
+        <w:fldChar w:fldCharType="begin"/>
+      </w:r>
+      <w:r>
+        <w:instrText xml:space="preserve"> REF _Ref109109220 \r \h </w:instrText>
+      </w:r>
+      <w:r>
+        <w:fldChar w:fldCharType="separate"/>
+      </w:r>
+      <w:r>
+        <w:t>7.2.2</w:t>
+      </w:r>
+      <w:r>
+        <w:fldChar w:fldCharType="end"/>
+      </w:r>
+      <w:r>
+        <w:t>.</w:t>
+      </w:r>
+    </w:p>
     <w:p>
       <w:pPr>
         <w:pStyle w:val="Normalafterlist"/>
@@ -14728,7 +12931,7 @@
         <w:tblLook w:val="04A0" w:firstRow="1" w:lastRow="0" w:firstColumn="1" w:lastColumn="0" w:noHBand="0" w:noVBand="1"/>
       </w:tblPr>
       <w:tblGrid>
-        <w:gridCol w:w="1427"/>
+        <w:gridCol w:w="1574"/>
         <w:gridCol w:w="5890"/>
       </w:tblGrid>
       <w:tr>
@@ -14775,7 +12978,6 @@
             <w:r>
               <w:t>“</w:t>
             </w:r>
-            <w:proofErr w:type="spellStart"/>
             <w:r>
               <w:rPr>
                 <w:b w:val="0"/>
@@ -14783,7 +12985,6 @@
               </w:rPr>
               <w:t>nbins</w:t>
             </w:r>
-            <w:proofErr w:type="spellEnd"/>
             <w:r>
               <w:t>”</w:t>
             </w:r>
@@ -14823,23 +13024,7 @@
                 <w:b w:val="0"/>
                 <w:bCs w:val="0"/>
               </w:rPr>
-              <w:t>“</w:t>
-            </w:r>
-            <w:proofErr w:type="spellStart"/>
-            <w:r>
-              <w:rPr>
-                <w:b w:val="0"/>
-                <w:bCs w:val="0"/>
-              </w:rPr>
-              <w:t>min_value</w:t>
-            </w:r>
-            <w:proofErr w:type="spellEnd"/>
-            <w:r>
-              <w:rPr>
-                <w:b w:val="0"/>
-                <w:bCs w:val="0"/>
-              </w:rPr>
-              <w:t>”</w:t>
+              <w:t>“lower_value”</w:t>
             </w:r>
           </w:p>
         </w:tc>
@@ -14880,23 +13065,7 @@
                 <w:b w:val="0"/>
                 <w:bCs w:val="0"/>
               </w:rPr>
-              <w:t>“</w:t>
-            </w:r>
-            <w:proofErr w:type="spellStart"/>
-            <w:r>
-              <w:rPr>
-                <w:b w:val="0"/>
-                <w:bCs w:val="0"/>
-              </w:rPr>
-              <w:t>max_value</w:t>
-            </w:r>
-            <w:proofErr w:type="spellEnd"/>
-            <w:r>
-              <w:rPr>
-                <w:b w:val="0"/>
-                <w:bCs w:val="0"/>
-              </w:rPr>
-              <w:t>”</w:t>
+              <w:t>“upper_value”</w:t>
             </w:r>
           </w:p>
         </w:tc>
@@ -15134,69 +13303,42 @@
                 <w:szCs w:val="20"/>
               </w:rPr>
             </w:pPr>
-            <w:proofErr w:type="spellStart"/>
             <w:r>
               <w:rPr>
                 <w:sz w:val="20"/>
                 <w:szCs w:val="20"/>
               </w:rPr>
-              <w:t>CV_8U</w:t>
-            </w:r>
-            <w:proofErr w:type="spellEnd"/>
-            <w:r>
+              <w:t>CV_8U has value 0</w:t>
+            </w:r>
+          </w:p>
+          <w:p>
+            <w:pPr>
+              <w:pStyle w:val="tablebullet"/>
+              <w:cnfStyle w:val="000000000000" w:firstRow="0" w:lastRow="0" w:firstColumn="0" w:lastColumn="0" w:oddVBand="0" w:evenVBand="0" w:oddHBand="0" w:evenHBand="0" w:firstRowFirstColumn="0" w:firstRowLastColumn="0" w:lastRowFirstColumn="0" w:lastRowLastColumn="0"/>
               <w:rPr>
                 <w:sz w:val="20"/>
                 <w:szCs w:val="20"/>
               </w:rPr>
-              <w:t xml:space="preserve"> has value 0</w:t>
+            </w:pPr>
+            <w:r>
+              <w:rPr>
+                <w:sz w:val="20"/>
+                <w:szCs w:val="20"/>
+              </w:rPr>
+              <w:t>CV_32S has value 1</w:t>
             </w:r>
           </w:p>
           <w:p>
             <w:pPr>
               <w:pStyle w:val="tablebullet"/>
               <w:cnfStyle w:val="000000000000" w:firstRow="0" w:lastRow="0" w:firstColumn="0" w:lastColumn="0" w:oddVBand="0" w:evenVBand="0" w:oddHBand="0" w:evenHBand="0" w:firstRowFirstColumn="0" w:firstRowLastColumn="0" w:lastRowFirstColumn="0" w:lastRowLastColumn="0"/>
+            </w:pPr>
+            <w:r>
               <w:rPr>
                 <w:sz w:val="20"/>
                 <w:szCs w:val="20"/>
               </w:rPr>
-            </w:pPr>
-            <w:proofErr w:type="spellStart"/>
-            <w:r>
-              <w:rPr>
-                <w:sz w:val="20"/>
-                <w:szCs w:val="20"/>
-              </w:rPr>
-              <w:t>CV_32S</w:t>
-            </w:r>
-            <w:proofErr w:type="spellEnd"/>
-            <w:r>
-              <w:rPr>
-                <w:sz w:val="20"/>
-                <w:szCs w:val="20"/>
-              </w:rPr>
-              <w:t xml:space="preserve"> has value 1</w:t>
-            </w:r>
-          </w:p>
-          <w:p>
-            <w:pPr>
-              <w:pStyle w:val="tablebullet"/>
-              <w:cnfStyle w:val="000000000000" w:firstRow="0" w:lastRow="0" w:firstColumn="0" w:lastColumn="0" w:oddVBand="0" w:evenVBand="0" w:oddHBand="0" w:evenHBand="0" w:firstRowFirstColumn="0" w:firstRowLastColumn="0" w:lastRowFirstColumn="0" w:lastRowLastColumn="0"/>
-            </w:pPr>
-            <w:proofErr w:type="spellStart"/>
-            <w:r>
-              <w:rPr>
-                <w:sz w:val="20"/>
-                <w:szCs w:val="20"/>
-              </w:rPr>
-              <w:t>CV_32F</w:t>
-            </w:r>
-            <w:proofErr w:type="spellEnd"/>
-            <w:r>
-              <w:rPr>
-                <w:sz w:val="20"/>
-                <w:szCs w:val="20"/>
-              </w:rPr>
-              <w:t xml:space="preserve"> has value 2</w:t>
+              <w:t>CV_32F has value 2</w:t>
             </w:r>
           </w:p>
         </w:tc>
@@ -15256,7 +13398,6 @@
                 <w:bCs w:val="0"/>
               </w:rPr>
             </w:pPr>
-            <w:proofErr w:type="spellStart"/>
             <w:r>
               <w:rPr>
                 <w:b w:val="0"/>
@@ -15264,7 +13405,6 @@
               </w:rPr>
               <w:t>min_value</w:t>
             </w:r>
-            <w:proofErr w:type="spellEnd"/>
           </w:p>
         </w:tc>
         <w:tc>
@@ -15299,7 +13439,6 @@
                 <w:bCs w:val="0"/>
               </w:rPr>
             </w:pPr>
-            <w:proofErr w:type="spellStart"/>
             <w:r>
               <w:rPr>
                 <w:b w:val="0"/>
@@ -15307,7 +13446,6 @@
               </w:rPr>
               <w:t>max_value</w:t>
             </w:r>
-            <w:proofErr w:type="spellEnd"/>
           </w:p>
         </w:tc>
         <w:tc>
@@ -15491,13 +13629,8 @@
       <w:pPr>
         <w:pStyle w:val="Heading2"/>
       </w:pPr>
-      <w:proofErr w:type="spellStart"/>
-      <w:r>
-        <w:t>hough</w:t>
-      </w:r>
-      <w:proofErr w:type="spellEnd"/>
-      <w:r>
-        <w:t>-accumulator-create Operator</w:t>
+      <w:r>
+        <w:t>hough-accumulator-create Operator</w:t>
       </w:r>
     </w:p>
     <w:p>
@@ -15684,31 +13817,7 @@
               <w:cnfStyle w:val="000000100000" w:firstRow="0" w:lastRow="0" w:firstColumn="0" w:lastColumn="0" w:oddVBand="0" w:evenVBand="0" w:oddHBand="1" w:evenHBand="0" w:firstRowFirstColumn="0" w:firstRowLastColumn="0" w:lastRowFirstColumn="0" w:lastRowLastColumn="0"/>
             </w:pPr>
             <w:r>
-              <w:t xml:space="preserve">input </w:t>
-            </w:r>
-            <w:proofErr w:type="spellStart"/>
-            <w:r>
-              <w:t>CV_8U</w:t>
-            </w:r>
-            <w:proofErr w:type="spellEnd"/>
-            <w:r>
-              <w:t xml:space="preserve">, </w:t>
-            </w:r>
-            <w:proofErr w:type="spellStart"/>
-            <w:r>
-              <w:t>CV_32S</w:t>
-            </w:r>
-            <w:proofErr w:type="spellEnd"/>
-            <w:r>
-              <w:t xml:space="preserve">, or </w:t>
-            </w:r>
-            <w:proofErr w:type="spellStart"/>
-            <w:r>
-              <w:t>CV_32F</w:t>
-            </w:r>
-            <w:proofErr w:type="spellEnd"/>
-            <w:r>
-              <w:t xml:space="preserve"> intensity image</w:t>
+              <w:t>input CV_8U, CV_32S, or CV_32F intensity image</w:t>
             </w:r>
           </w:p>
         </w:tc>
@@ -15757,15 +13866,7 @@
               <w:cnfStyle w:val="000000000000" w:firstRow="0" w:lastRow="0" w:firstColumn="0" w:lastColumn="0" w:oddVBand="0" w:evenVBand="0" w:oddHBand="0" w:evenHBand="0" w:firstRowFirstColumn="0" w:firstRowLastColumn="0" w:lastRowFirstColumn="0" w:lastRowLastColumn="0"/>
             </w:pPr>
             <w:r>
-              <w:t>“</w:t>
-            </w:r>
-            <w:proofErr w:type="spellStart"/>
-            <w:r>
-              <w:t>hough</w:t>
-            </w:r>
-            <w:proofErr w:type="spellEnd"/>
-            <w:r>
-              <w:t>”</w:t>
+              <w:t>“hough”</w:t>
             </w:r>
           </w:p>
         </w:tc>
@@ -15802,6 +13903,7 @@
         <w:pStyle w:val="Normalafterlist"/>
       </w:pPr>
       <w:r>
+        <w:lastRenderedPageBreak/>
         <w:t>The parameter to the create Hough accumulator operator is:</w:t>
       </w:r>
     </w:p>
@@ -15829,7 +13931,6 @@
           </w:tcPr>
           <w:p>
             <w:r>
-              <w:lastRenderedPageBreak/>
               <w:t>parameter</w:t>
             </w:r>
           </w:p>
@@ -15882,23 +13983,7 @@
                 <w:b w:val="0"/>
                 <w:bCs w:val="0"/>
               </w:rPr>
-              <w:t>“</w:t>
-            </w:r>
-            <w:proofErr w:type="spellStart"/>
-            <w:r>
-              <w:rPr>
-                <w:b w:val="0"/>
-                <w:bCs w:val="0"/>
-              </w:rPr>
-              <w:t>theta_inc</w:t>
-            </w:r>
-            <w:proofErr w:type="spellEnd"/>
-            <w:r>
-              <w:rPr>
-                <w:b w:val="0"/>
-                <w:bCs w:val="0"/>
-              </w:rPr>
-              <w:t>”</w:t>
+              <w:t>“theta_inc”</w:t>
             </w:r>
           </w:p>
         </w:tc>
@@ -15934,15 +14019,7 @@
               <w:cnfStyle w:val="000000100000" w:firstRow="0" w:lastRow="0" w:firstColumn="0" w:lastColumn="0" w:oddVBand="0" w:evenVBand="0" w:oddHBand="1" w:evenHBand="0" w:firstRowFirstColumn="0" w:firstRowLastColumn="0" w:lastRowFirstColumn="0" w:lastRowLastColumn="0"/>
             </w:pPr>
             <w:r>
-              <w:t xml:space="preserve">increment for the Hough accumulator angle. The number of angles are 180 / </w:t>
-            </w:r>
-            <w:proofErr w:type="spellStart"/>
-            <w:r>
-              <w:t>theta_inc</w:t>
-            </w:r>
-            <w:proofErr w:type="spellEnd"/>
-            <w:r>
-              <w:t>.</w:t>
+              <w:t>increment for the Hough accumulator angle. The number of angles are 180 / theta_inc.</w:t>
             </w:r>
           </w:p>
         </w:tc>
@@ -16166,69 +14243,42 @@
                 <w:szCs w:val="20"/>
               </w:rPr>
             </w:pPr>
-            <w:proofErr w:type="spellStart"/>
             <w:r>
               <w:rPr>
                 <w:sz w:val="20"/>
                 <w:szCs w:val="20"/>
               </w:rPr>
-              <w:t>CV_8U</w:t>
-            </w:r>
-            <w:proofErr w:type="spellEnd"/>
-            <w:r>
+              <w:t>CV_8U has value 0</w:t>
+            </w:r>
+          </w:p>
+          <w:p>
+            <w:pPr>
+              <w:pStyle w:val="tablebullet"/>
+              <w:cnfStyle w:val="000000000000" w:firstRow="0" w:lastRow="0" w:firstColumn="0" w:lastColumn="0" w:oddVBand="0" w:evenVBand="0" w:oddHBand="0" w:evenHBand="0" w:firstRowFirstColumn="0" w:firstRowLastColumn="0" w:lastRowFirstColumn="0" w:lastRowLastColumn="0"/>
               <w:rPr>
                 <w:sz w:val="20"/>
                 <w:szCs w:val="20"/>
               </w:rPr>
-              <w:t xml:space="preserve"> has value 0</w:t>
+            </w:pPr>
+            <w:r>
+              <w:rPr>
+                <w:sz w:val="20"/>
+                <w:szCs w:val="20"/>
+              </w:rPr>
+              <w:t>CV_32S has value 1</w:t>
             </w:r>
           </w:p>
           <w:p>
             <w:pPr>
               <w:pStyle w:val="tablebullet"/>
               <w:cnfStyle w:val="000000000000" w:firstRow="0" w:lastRow="0" w:firstColumn="0" w:lastColumn="0" w:oddVBand="0" w:evenVBand="0" w:oddHBand="0" w:evenHBand="0" w:firstRowFirstColumn="0" w:firstRowLastColumn="0" w:lastRowFirstColumn="0" w:lastRowLastColumn="0"/>
+            </w:pPr>
+            <w:r>
               <w:rPr>
                 <w:sz w:val="20"/>
                 <w:szCs w:val="20"/>
               </w:rPr>
-            </w:pPr>
-            <w:proofErr w:type="spellStart"/>
-            <w:r>
-              <w:rPr>
-                <w:sz w:val="20"/>
-                <w:szCs w:val="20"/>
-              </w:rPr>
-              <w:t>CV_32S</w:t>
-            </w:r>
-            <w:proofErr w:type="spellEnd"/>
-            <w:r>
-              <w:rPr>
-                <w:sz w:val="20"/>
-                <w:szCs w:val="20"/>
-              </w:rPr>
-              <w:t xml:space="preserve"> has value 1</w:t>
-            </w:r>
-          </w:p>
-          <w:p>
-            <w:pPr>
-              <w:pStyle w:val="tablebullet"/>
-              <w:cnfStyle w:val="000000000000" w:firstRow="0" w:lastRow="0" w:firstColumn="0" w:lastColumn="0" w:oddVBand="0" w:evenVBand="0" w:oddHBand="0" w:evenHBand="0" w:firstRowFirstColumn="0" w:firstRowLastColumn="0" w:lastRowFirstColumn="0" w:lastRowLastColumn="0"/>
-            </w:pPr>
-            <w:proofErr w:type="spellStart"/>
-            <w:r>
-              <w:rPr>
-                <w:sz w:val="20"/>
-                <w:szCs w:val="20"/>
-              </w:rPr>
-              <w:t>CV_32F</w:t>
-            </w:r>
-            <w:proofErr w:type="spellEnd"/>
-            <w:r>
-              <w:rPr>
-                <w:sz w:val="20"/>
-                <w:szCs w:val="20"/>
-              </w:rPr>
-              <w:t xml:space="preserve"> has value 2</w:t>
+              <w:t>CV_32F has value 2</w:t>
             </w:r>
           </w:p>
         </w:tc>
@@ -16250,7 +14300,6 @@
                 <w:bCs w:val="0"/>
               </w:rPr>
             </w:pPr>
-            <w:proofErr w:type="spellStart"/>
             <w:r>
               <w:rPr>
                 <w:b w:val="0"/>
@@ -16258,7 +14307,6 @@
               </w:rPr>
               <w:t>theta_inc</w:t>
             </w:r>
-            <w:proofErr w:type="spellEnd"/>
           </w:p>
         </w:tc>
         <w:tc>
@@ -16290,7 +14338,6 @@
                 <w:bCs w:val="0"/>
               </w:rPr>
             </w:pPr>
-            <w:proofErr w:type="spellStart"/>
             <w:r>
               <w:rPr>
                 <w:b w:val="0"/>
@@ -16298,7 +14345,6 @@
               </w:rPr>
               <w:t>nthetas</w:t>
             </w:r>
-            <w:proofErr w:type="spellEnd"/>
           </w:p>
         </w:tc>
         <w:tc>
@@ -16311,13 +14357,8 @@
               <w:cnfStyle w:val="000000000000" w:firstRow="0" w:lastRow="0" w:firstColumn="0" w:lastColumn="0" w:oddVBand="0" w:evenVBand="0" w:oddHBand="0" w:evenHBand="0" w:firstRowFirstColumn="0" w:firstRowLastColumn="0" w:lastRowFirstColumn="0" w:lastRowLastColumn="0"/>
             </w:pPr>
             <w:r>
-              <w:t xml:space="preserve">The number of angles sampled = 180 / </w:t>
-            </w:r>
-            <w:proofErr w:type="spellStart"/>
-            <w:r>
-              <w:t>theta_inc</w:t>
-            </w:r>
-            <w:proofErr w:type="spellEnd"/>
+              <w:t>The number of angles sampled = 180 / theta_inc</w:t>
+            </w:r>
           </w:p>
         </w:tc>
       </w:tr>
@@ -16338,7 +14379,6 @@
                 <w:bCs w:val="0"/>
               </w:rPr>
             </w:pPr>
-            <w:proofErr w:type="spellStart"/>
             <w:r>
               <w:rPr>
                 <w:b w:val="0"/>
@@ -16346,7 +14386,6 @@
               </w:rPr>
               <w:t>max_rho</w:t>
             </w:r>
-            <w:proofErr w:type="spellEnd"/>
           </w:p>
         </w:tc>
         <w:tc>
@@ -16378,7 +14417,6 @@
                 <w:bCs w:val="0"/>
               </w:rPr>
             </w:pPr>
-            <w:proofErr w:type="spellStart"/>
             <w:r>
               <w:rPr>
                 <w:b w:val="0"/>
@@ -16386,7 +14424,6 @@
               </w:rPr>
               <w:t>min_count</w:t>
             </w:r>
-            <w:proofErr w:type="spellEnd"/>
           </w:p>
         </w:tc>
         <w:tc>
@@ -16421,7 +14458,6 @@
                 <w:bCs w:val="0"/>
               </w:rPr>
             </w:pPr>
-            <w:proofErr w:type="spellStart"/>
             <w:r>
               <w:rPr>
                 <w:b w:val="0"/>
@@ -16429,7 +14465,6 @@
               </w:rPr>
               <w:t>max_count</w:t>
             </w:r>
-            <w:proofErr w:type="spellEnd"/>
           </w:p>
         </w:tc>
         <w:tc>
@@ -16480,15 +14515,7 @@
               <w:cnfStyle w:val="000000000000" w:firstRow="0" w:lastRow="0" w:firstColumn="0" w:lastColumn="0" w:oddVBand="0" w:evenVBand="0" w:oddHBand="0" w:evenHBand="0" w:firstRowFirstColumn="0" w:firstRowLastColumn="0" w:lastRowFirstColumn="0" w:lastRowLastColumn="0"/>
             </w:pPr>
             <w:r>
-              <w:t xml:space="preserve">The mean for the </w:t>
-            </w:r>
-            <w:proofErr w:type="spellStart"/>
-            <w:r>
-              <w:t>hough</w:t>
-            </w:r>
-            <w:proofErr w:type="spellEnd"/>
-            <w:r>
-              <w:t xml:space="preserve"> accumulator counts</w:t>
+              <w:t>The mean for the hough accumulator counts</w:t>
             </w:r>
           </w:p>
         </w:tc>
@@ -16529,15 +14556,7 @@
               <w:cnfStyle w:val="000000100000" w:firstRow="0" w:lastRow="0" w:firstColumn="0" w:lastColumn="0" w:oddVBand="0" w:evenVBand="0" w:oddHBand="1" w:evenHBand="0" w:firstRowFirstColumn="0" w:firstRowLastColumn="0" w:lastRowFirstColumn="0" w:lastRowLastColumn="0"/>
             </w:pPr>
             <w:r>
-              <w:t xml:space="preserve">The variance for the </w:t>
-            </w:r>
-            <w:proofErr w:type="spellStart"/>
-            <w:r>
-              <w:t>hough</w:t>
-            </w:r>
-            <w:proofErr w:type="spellEnd"/>
-            <w:r>
-              <w:t xml:space="preserve"> accumulator counts</w:t>
+              <w:t>The variance for the hough accumulator counts</w:t>
             </w:r>
           </w:p>
         </w:tc>
@@ -16575,15 +14594,7 @@
               <w:cnfStyle w:val="000000000000" w:firstRow="0" w:lastRow="0" w:firstColumn="0" w:lastColumn="0" w:oddVBand="0" w:evenVBand="0" w:oddHBand="0" w:evenHBand="0" w:firstRowFirstColumn="0" w:firstRowLastColumn="0" w:lastRowFirstColumn="0" w:lastRowLastColumn="0"/>
             </w:pPr>
             <w:r>
-              <w:t xml:space="preserve">The sample variance for the </w:t>
-            </w:r>
-            <w:proofErr w:type="spellStart"/>
-            <w:r>
-              <w:t>hough</w:t>
-            </w:r>
-            <w:proofErr w:type="spellEnd"/>
-            <w:r>
-              <w:t xml:space="preserve"> accumulator counts</w:t>
+              <w:t>The sample variance for the hough accumulator counts</w:t>
             </w:r>
           </w:p>
         </w:tc>
@@ -16624,15 +14635,7 @@
               <w:cnfStyle w:val="000000100000" w:firstRow="0" w:lastRow="0" w:firstColumn="0" w:lastColumn="0" w:oddVBand="0" w:evenVBand="0" w:oddHBand="1" w:evenHBand="0" w:firstRowFirstColumn="0" w:firstRowLastColumn="0" w:lastRowFirstColumn="0" w:lastRowLastColumn="0"/>
             </w:pPr>
             <w:r>
-              <w:t xml:space="preserve">The standard deviation for the </w:t>
-            </w:r>
-            <w:proofErr w:type="spellStart"/>
-            <w:r>
-              <w:t>hough</w:t>
-            </w:r>
-            <w:proofErr w:type="spellEnd"/>
-            <w:r>
-              <w:t xml:space="preserve"> accumulator counts</w:t>
+              <w:t>The standard deviation for the hough accumulator counts</w:t>
             </w:r>
           </w:p>
         </w:tc>
@@ -16642,38 +14645,13 @@
       <w:pPr>
         <w:pStyle w:val="Heading2"/>
       </w:pPr>
-      <w:proofErr w:type="spellStart"/>
-      <w:r>
-        <w:t>hough</w:t>
-      </w:r>
-      <w:proofErr w:type="spellEnd"/>
-      <w:r>
-        <w:t>-draw-line Operator</w:t>
-      </w:r>
-    </w:p>
-    <w:p>
-      <w:r>
-        <w:t xml:space="preserve">The Hough draw line operator draws a line segment corresponding to a polar line (rho, theta) in an image and stores the resulting image. JPEG input images can be stored as either JPEG or binary output images, but binary input images can only be stored as binary output images. Grayscale input images produce grayscale output images, and color </w:t>
-      </w:r>
-      <w:r>
-        <w:t xml:space="preserve">input images produce </w:t>
-      </w:r>
-      <w:r>
-        <w:t xml:space="preserve">color </w:t>
-      </w:r>
-      <w:r>
-        <w:t>output images</w:t>
-      </w:r>
-      <w:r>
-        <w:t xml:space="preserve">. Lines are drawn in the color output image </w:t>
-      </w:r>
-      <w:proofErr w:type="spellStart"/>
-      <w:r>
-        <w:t>out_component</w:t>
-      </w:r>
-      <w:proofErr w:type="spellEnd"/>
-      <w:r>
-        <w:t xml:space="preserve"> component if specified. The output color image component defaults to 1 if omitted, and is ignored for grayscale images.</w:t>
+      <w:r>
+        <w:t>hough-draw-line Operator</w:t>
+      </w:r>
+    </w:p>
+    <w:p>
+      <w:r>
+        <w:t>The Hough draw line operator draws a line segment corresponding to a polar line (rho, theta) in an image and stores the resulting image. JPEG input images can be stored as either JPEG or binary output images, but binary input images can only be stored as binary output images. Grayscale input images produce grayscale output images, and color input images produce color output images. Lines are drawn in the color output image out_component component if specified. The output color image component defaults to 1 if omitted, and is ignored for grayscale images.</w:t>
       </w:r>
     </w:p>
     <w:p>
@@ -16835,31 +14813,7 @@
               <w:cnfStyle w:val="000000100000" w:firstRow="0" w:lastRow="0" w:firstColumn="0" w:lastColumn="0" w:oddVBand="0" w:evenVBand="0" w:oddHBand="1" w:evenHBand="0" w:firstRowFirstColumn="0" w:firstRowLastColumn="0" w:lastRowFirstColumn="0" w:lastRowLastColumn="0"/>
             </w:pPr>
             <w:r>
-              <w:t xml:space="preserve">input </w:t>
-            </w:r>
-            <w:proofErr w:type="spellStart"/>
-            <w:r>
-              <w:t>CV_8U</w:t>
-            </w:r>
-            <w:proofErr w:type="spellEnd"/>
-            <w:r>
-              <w:t xml:space="preserve">, </w:t>
-            </w:r>
-            <w:proofErr w:type="spellStart"/>
-            <w:r>
-              <w:t>CV_32S</w:t>
-            </w:r>
-            <w:proofErr w:type="spellEnd"/>
-            <w:r>
-              <w:t xml:space="preserve">, or </w:t>
-            </w:r>
-            <w:proofErr w:type="spellStart"/>
-            <w:r>
-              <w:t>CV_32F</w:t>
-            </w:r>
-            <w:proofErr w:type="spellEnd"/>
-            <w:r>
-              <w:t xml:space="preserve"> intensity image</w:t>
+              <w:t>input CV_8U, CV_32S, or CV_32F intensity image</w:t>
             </w:r>
           </w:p>
         </w:tc>
@@ -16934,31 +14888,7 @@
               <w:cnfStyle w:val="000000000000" w:firstRow="0" w:lastRow="0" w:firstColumn="0" w:lastColumn="0" w:oddVBand="0" w:evenVBand="0" w:oddHBand="0" w:evenHBand="0" w:firstRowFirstColumn="0" w:firstRowLastColumn="0" w:lastRowFirstColumn="0" w:lastRowLastColumn="0"/>
             </w:pPr>
             <w:r>
-              <w:t xml:space="preserve">output </w:t>
-            </w:r>
-            <w:proofErr w:type="spellStart"/>
-            <w:r>
-              <w:t>CV_8U</w:t>
-            </w:r>
-            <w:proofErr w:type="spellEnd"/>
-            <w:r>
-              <w:t xml:space="preserve">, </w:t>
-            </w:r>
-            <w:proofErr w:type="spellStart"/>
-            <w:r>
-              <w:t>CV_32S</w:t>
-            </w:r>
-            <w:proofErr w:type="spellEnd"/>
-            <w:r>
-              <w:t xml:space="preserve">, or </w:t>
-            </w:r>
-            <w:proofErr w:type="spellStart"/>
-            <w:r>
-              <w:t>CV_32F</w:t>
-            </w:r>
-            <w:proofErr w:type="spellEnd"/>
-            <w:r>
-              <w:t xml:space="preserve"> image with drawn line. </w:t>
+              <w:t xml:space="preserve">output CV_8U, CV_32S, or CV_32F image with drawn line. </w:t>
             </w:r>
           </w:p>
         </w:tc>
@@ -17033,7 +14963,6 @@
                 <w:bCs w:val="0"/>
               </w:rPr>
             </w:pPr>
-            <w:proofErr w:type="spellStart"/>
             <w:r>
               <w:rPr>
                 <w:b w:val="0"/>
@@ -17041,7 +14970,6 @@
               </w:rPr>
               <w:t>theta_inc</w:t>
             </w:r>
-            <w:proofErr w:type="spellEnd"/>
           </w:p>
         </w:tc>
         <w:tc>
@@ -17119,6 +15047,7 @@
                 <w:b w:val="0"/>
                 <w:bCs w:val="0"/>
               </w:rPr>
+              <w:lastRenderedPageBreak/>
               <w:t>theta</w:t>
             </w:r>
           </w:p>
@@ -17152,16 +15081,13 @@
                 <w:bCs w:val="0"/>
               </w:rPr>
             </w:pPr>
-            <w:proofErr w:type="spellStart"/>
-            <w:r>
-              <w:rPr>
-                <w:b w:val="0"/>
-                <w:bCs w:val="0"/>
-              </w:rPr>
-              <w:lastRenderedPageBreak/>
+            <w:r>
+              <w:rPr>
+                <w:b w:val="0"/>
+                <w:bCs w:val="0"/>
+              </w:rPr>
               <w:t>pixel_value</w:t>
             </w:r>
-            <w:proofErr w:type="spellEnd"/>
           </w:p>
         </w:tc>
         <w:tc>
@@ -17196,7 +15122,6 @@
                 <w:bCs w:val="0"/>
               </w:rPr>
             </w:pPr>
-            <w:proofErr w:type="spellStart"/>
             <w:r>
               <w:rPr>
                 <w:b w:val="0"/>
@@ -17204,7 +15129,6 @@
               </w:rPr>
               <w:t>out_component</w:t>
             </w:r>
-            <w:proofErr w:type="spellEnd"/>
           </w:p>
         </w:tc>
         <w:tc>
@@ -17228,13 +15152,7 @@
         <w:pStyle w:val="Normalafterlist"/>
       </w:pPr>
       <w:r>
-        <w:t>The experiment log output is the line segment (</w:t>
-      </w:r>
-      <w:r>
-        <w:t>start-row</w:t>
-      </w:r>
-      <w:r>
-        <w:t>, start-col) and (end-row, end-col) data:</w:t>
+        <w:t>The experiment log output is the line segment (start-row, start-col) and (end-row, end-col) data:</w:t>
       </w:r>
     </w:p>
     <w:tbl>
@@ -17447,69 +15365,42 @@
                 <w:szCs w:val="20"/>
               </w:rPr>
             </w:pPr>
-            <w:proofErr w:type="spellStart"/>
             <w:r>
               <w:rPr>
                 <w:sz w:val="20"/>
                 <w:szCs w:val="20"/>
               </w:rPr>
-              <w:t>CV_8U</w:t>
-            </w:r>
-            <w:proofErr w:type="spellEnd"/>
-            <w:r>
+              <w:t>CV_8U has value 0</w:t>
+            </w:r>
+          </w:p>
+          <w:p>
+            <w:pPr>
+              <w:pStyle w:val="tablebullet"/>
+              <w:cnfStyle w:val="000000000000" w:firstRow="0" w:lastRow="0" w:firstColumn="0" w:lastColumn="0" w:oddVBand="0" w:evenVBand="0" w:oddHBand="0" w:evenHBand="0" w:firstRowFirstColumn="0" w:firstRowLastColumn="0" w:lastRowFirstColumn="0" w:lastRowLastColumn="0"/>
               <w:rPr>
                 <w:sz w:val="20"/>
                 <w:szCs w:val="20"/>
               </w:rPr>
-              <w:t xml:space="preserve"> has value 0</w:t>
+            </w:pPr>
+            <w:r>
+              <w:rPr>
+                <w:sz w:val="20"/>
+                <w:szCs w:val="20"/>
+              </w:rPr>
+              <w:t>CV_32S has value 1</w:t>
             </w:r>
           </w:p>
           <w:p>
             <w:pPr>
               <w:pStyle w:val="tablebullet"/>
               <w:cnfStyle w:val="000000000000" w:firstRow="0" w:lastRow="0" w:firstColumn="0" w:lastColumn="0" w:oddVBand="0" w:evenVBand="0" w:oddHBand="0" w:evenHBand="0" w:firstRowFirstColumn="0" w:firstRowLastColumn="0" w:lastRowFirstColumn="0" w:lastRowLastColumn="0"/>
+            </w:pPr>
+            <w:r>
               <w:rPr>
                 <w:sz w:val="20"/>
                 <w:szCs w:val="20"/>
               </w:rPr>
-            </w:pPr>
-            <w:proofErr w:type="spellStart"/>
-            <w:r>
-              <w:rPr>
-                <w:sz w:val="20"/>
-                <w:szCs w:val="20"/>
-              </w:rPr>
-              <w:t>CV_32S</w:t>
-            </w:r>
-            <w:proofErr w:type="spellEnd"/>
-            <w:r>
-              <w:rPr>
-                <w:sz w:val="20"/>
-                <w:szCs w:val="20"/>
-              </w:rPr>
-              <w:t xml:space="preserve"> has value 1</w:t>
-            </w:r>
-          </w:p>
-          <w:p>
-            <w:pPr>
-              <w:pStyle w:val="tablebullet"/>
-              <w:cnfStyle w:val="000000000000" w:firstRow="0" w:lastRow="0" w:firstColumn="0" w:lastColumn="0" w:oddVBand="0" w:evenVBand="0" w:oddHBand="0" w:evenHBand="0" w:firstRowFirstColumn="0" w:firstRowLastColumn="0" w:lastRowFirstColumn="0" w:lastRowLastColumn="0"/>
-            </w:pPr>
-            <w:proofErr w:type="spellStart"/>
-            <w:r>
-              <w:rPr>
-                <w:sz w:val="20"/>
-                <w:szCs w:val="20"/>
-              </w:rPr>
-              <w:t>CV_32F</w:t>
-            </w:r>
-            <w:proofErr w:type="spellEnd"/>
-            <w:r>
-              <w:rPr>
-                <w:sz w:val="20"/>
-                <w:szCs w:val="20"/>
-              </w:rPr>
-              <w:t xml:space="preserve"> has value 2</w:t>
+              <w:t>CV_32F has value 2</w:t>
             </w:r>
           </w:p>
         </w:tc>
@@ -17629,10 +15520,7 @@
               <w:cnfStyle w:val="000000100000" w:firstRow="0" w:lastRow="0" w:firstColumn="0" w:lastColumn="0" w:oddVBand="0" w:evenVBand="0" w:oddHBand="1" w:evenHBand="0" w:firstRowFirstColumn="0" w:firstRowLastColumn="0" w:lastRowFirstColumn="0" w:lastRowLastColumn="0"/>
             </w:pPr>
             <w:r>
-              <w:t xml:space="preserve">line segment start point </w:t>
-            </w:r>
-            <w:r>
-              <w:t>column</w:t>
+              <w:t>line segment start point column</w:t>
             </w:r>
           </w:p>
         </w:tc>
@@ -17670,13 +15558,7 @@
               <w:cnfStyle w:val="000000000000" w:firstRow="0" w:lastRow="0" w:firstColumn="0" w:lastColumn="0" w:oddVBand="0" w:evenVBand="0" w:oddHBand="0" w:evenHBand="0" w:firstRowFirstColumn="0" w:firstRowLastColumn="0" w:lastRowFirstColumn="0" w:lastRowLastColumn="0"/>
             </w:pPr>
             <w:r>
-              <w:t xml:space="preserve">line segment </w:t>
-            </w:r>
-            <w:r>
-              <w:t>end</w:t>
-            </w:r>
-            <w:r>
-              <w:t xml:space="preserve"> point row</w:t>
+              <w:t>line segment end point row</w:t>
             </w:r>
           </w:p>
         </w:tc>
@@ -17727,13 +15609,8 @@
       <w:pPr>
         <w:pStyle w:val="Heading2"/>
       </w:pPr>
-      <w:proofErr w:type="spellStart"/>
-      <w:r>
-        <w:t>hough</w:t>
-      </w:r>
-      <w:proofErr w:type="spellEnd"/>
-      <w:r>
-        <w:t>-peak-detect Operator</w:t>
+      <w:r>
+        <w:t>hough-peak-detect Operator</w:t>
       </w:r>
     </w:p>
     <w:p>
@@ -17876,15 +15753,7 @@
               <w:cnfStyle w:val="000000100000" w:firstRow="0" w:lastRow="0" w:firstColumn="0" w:lastColumn="0" w:oddVBand="0" w:evenVBand="0" w:oddHBand="1" w:evenHBand="0" w:firstRowFirstColumn="0" w:firstRowLastColumn="0" w:lastRowFirstColumn="0" w:lastRowLastColumn="0"/>
             </w:pPr>
             <w:r>
-              <w:t>“</w:t>
-            </w:r>
-            <w:proofErr w:type="spellStart"/>
-            <w:r>
-              <w:t>hough</w:t>
-            </w:r>
-            <w:proofErr w:type="spellEnd"/>
-            <w:r>
-              <w:t>”</w:t>
+              <w:t>“hough”</w:t>
             </w:r>
           </w:p>
         </w:tc>
@@ -18156,7 +16025,6 @@
                 <w:bCs w:val="0"/>
               </w:rPr>
             </w:pPr>
-            <w:proofErr w:type="spellStart"/>
             <w:r>
               <w:rPr>
                 <w:b w:val="0"/>
@@ -18164,7 +16032,6 @@
               </w:rPr>
               <w:t>theta_inc</w:t>
             </w:r>
-            <w:proofErr w:type="spellEnd"/>
           </w:p>
         </w:tc>
         <w:tc>
@@ -18196,7 +16063,6 @@
                 <w:bCs w:val="0"/>
               </w:rPr>
             </w:pPr>
-            <w:proofErr w:type="spellStart"/>
             <w:r>
               <w:rPr>
                 <w:b w:val="0"/>
@@ -18204,7 +16070,6 @@
               </w:rPr>
               <w:t>nthetas</w:t>
             </w:r>
-            <w:proofErr w:type="spellEnd"/>
           </w:p>
         </w:tc>
         <w:tc>
@@ -18217,13 +16082,8 @@
               <w:cnfStyle w:val="000000000000" w:firstRow="0" w:lastRow="0" w:firstColumn="0" w:lastColumn="0" w:oddVBand="0" w:evenVBand="0" w:oddHBand="0" w:evenHBand="0" w:firstRowFirstColumn="0" w:firstRowLastColumn="0" w:lastRowFirstColumn="0" w:lastRowLastColumn="0"/>
             </w:pPr>
             <w:r>
-              <w:t xml:space="preserve">The number of angles sampled = 180 / </w:t>
-            </w:r>
-            <w:proofErr w:type="spellStart"/>
-            <w:r>
-              <w:t>theta_inc</w:t>
-            </w:r>
-            <w:proofErr w:type="spellEnd"/>
+              <w:t>The number of angles sampled = 180 / theta_inc</w:t>
+            </w:r>
           </w:p>
         </w:tc>
       </w:tr>
@@ -18244,7 +16104,6 @@
                 <w:bCs w:val="0"/>
               </w:rPr>
             </w:pPr>
-            <w:proofErr w:type="spellStart"/>
             <w:r>
               <w:rPr>
                 <w:b w:val="0"/>
@@ -18252,7 +16111,6 @@
               </w:rPr>
               <w:t>max_rho</w:t>
             </w:r>
-            <w:proofErr w:type="spellEnd"/>
           </w:p>
         </w:tc>
         <w:tc>
@@ -18308,6 +16166,7 @@
           </w:tcPr>
           <w:p>
             <w:r>
+              <w:lastRenderedPageBreak/>
               <w:t>Input Image</w:t>
             </w:r>
           </w:p>
@@ -18409,7 +16268,6 @@
                 <w:b w:val="0"/>
                 <w:bCs w:val="0"/>
               </w:rPr>
-              <w:lastRenderedPageBreak/>
               <w:t>Grayscale</w:t>
             </w:r>
           </w:p>
@@ -18445,56 +16303,24 @@
                 <w:sz w:val="20"/>
                 <w:szCs w:val="20"/>
               </w:rPr>
-              <w:t xml:space="preserve">Copy the input image to the output image </w:t>
-            </w:r>
-            <w:proofErr w:type="spellStart"/>
-            <w:r>
+              <w:t xml:space="preserve">Copy the input image to the output image out_component component. </w:t>
+            </w:r>
+          </w:p>
+          <w:p>
+            <w:pPr>
+              <w:pStyle w:val="tablebullet"/>
+              <w:cnfStyle w:val="000000000000" w:firstRow="0" w:lastRow="0" w:firstColumn="0" w:lastColumn="0" w:oddVBand="0" w:evenVBand="0" w:oddHBand="0" w:evenHBand="0" w:firstRowFirstColumn="0" w:firstRowLastColumn="0" w:lastRowFirstColumn="0" w:lastRowLastColumn="0"/>
               <w:rPr>
                 <w:sz w:val="20"/>
                 <w:szCs w:val="20"/>
               </w:rPr>
-              <w:t>out_component</w:t>
-            </w:r>
-            <w:proofErr w:type="spellEnd"/>
+            </w:pPr>
             <w:r>
               <w:rPr>
                 <w:sz w:val="20"/>
                 <w:szCs w:val="20"/>
               </w:rPr>
-              <w:t xml:space="preserve"> component. </w:t>
-            </w:r>
-          </w:p>
-          <w:p>
-            <w:pPr>
-              <w:pStyle w:val="tablebullet"/>
-              <w:cnfStyle w:val="000000000000" w:firstRow="0" w:lastRow="0" w:firstColumn="0" w:lastColumn="0" w:oddVBand="0" w:evenVBand="0" w:oddHBand="0" w:evenHBand="0" w:firstRowFirstColumn="0" w:firstRowLastColumn="0" w:lastRowFirstColumn="0" w:lastRowLastColumn="0"/>
-              <w:rPr>
-                <w:sz w:val="20"/>
-                <w:szCs w:val="20"/>
-              </w:rPr>
-            </w:pPr>
-            <w:r>
-              <w:rPr>
-                <w:sz w:val="20"/>
-                <w:szCs w:val="20"/>
-              </w:rPr>
-              <w:t xml:space="preserve">Copy the input image to the first output image component if the </w:t>
-            </w:r>
-            <w:proofErr w:type="spellStart"/>
-            <w:r>
-              <w:rPr>
-                <w:sz w:val="20"/>
-                <w:szCs w:val="20"/>
-              </w:rPr>
-              <w:t>out_component</w:t>
-            </w:r>
-            <w:proofErr w:type="spellEnd"/>
-            <w:r>
-              <w:rPr>
-                <w:sz w:val="20"/>
-                <w:szCs w:val="20"/>
-              </w:rPr>
-              <w:t xml:space="preserve"> parameter is omitted.</w:t>
+              <w:t>Copy the input image to the first output image component if the out_component parameter is omitted.</w:t>
             </w:r>
           </w:p>
         </w:tc>
@@ -18555,72 +16381,24 @@
                 <w:sz w:val="20"/>
                 <w:szCs w:val="20"/>
               </w:rPr>
-              <w:t xml:space="preserve">Copy the input image </w:t>
-            </w:r>
-            <w:proofErr w:type="spellStart"/>
-            <w:r>
+              <w:t xml:space="preserve">Copy the input image in_component component to the output image in_component component. </w:t>
+            </w:r>
+          </w:p>
+          <w:p>
+            <w:pPr>
+              <w:pStyle w:val="tablebullet"/>
+              <w:cnfStyle w:val="000000100000" w:firstRow="0" w:lastRow="0" w:firstColumn="0" w:lastColumn="0" w:oddVBand="0" w:evenVBand="0" w:oddHBand="1" w:evenHBand="0" w:firstRowFirstColumn="0" w:firstRowLastColumn="0" w:lastRowFirstColumn="0" w:lastRowLastColumn="0"/>
               <w:rPr>
                 <w:sz w:val="20"/>
                 <w:szCs w:val="20"/>
               </w:rPr>
-              <w:t>in_component</w:t>
-            </w:r>
-            <w:proofErr w:type="spellEnd"/>
+            </w:pPr>
             <w:r>
               <w:rPr>
                 <w:sz w:val="20"/>
                 <w:szCs w:val="20"/>
               </w:rPr>
-              <w:t xml:space="preserve"> component to the output image </w:t>
-            </w:r>
-            <w:proofErr w:type="spellStart"/>
-            <w:r>
-              <w:rPr>
-                <w:sz w:val="20"/>
-                <w:szCs w:val="20"/>
-              </w:rPr>
-              <w:t>in_component</w:t>
-            </w:r>
-            <w:proofErr w:type="spellEnd"/>
-            <w:r>
-              <w:rPr>
-                <w:sz w:val="20"/>
-                <w:szCs w:val="20"/>
-              </w:rPr>
-              <w:t xml:space="preserve"> component. </w:t>
-            </w:r>
-          </w:p>
-          <w:p>
-            <w:pPr>
-              <w:pStyle w:val="tablebullet"/>
-              <w:cnfStyle w:val="000000100000" w:firstRow="0" w:lastRow="0" w:firstColumn="0" w:lastColumn="0" w:oddVBand="0" w:evenVBand="0" w:oddHBand="1" w:evenHBand="0" w:firstRowFirstColumn="0" w:firstRowLastColumn="0" w:lastRowFirstColumn="0" w:lastRowLastColumn="0"/>
-              <w:rPr>
-                <w:sz w:val="20"/>
-                <w:szCs w:val="20"/>
-              </w:rPr>
-            </w:pPr>
-            <w:r>
-              <w:rPr>
-                <w:sz w:val="20"/>
-                <w:szCs w:val="20"/>
-              </w:rPr>
-              <w:t xml:space="preserve">Copy the first input image component to the output image if the </w:t>
-            </w:r>
-            <w:proofErr w:type="spellStart"/>
-            <w:r>
-              <w:rPr>
-                <w:sz w:val="20"/>
-                <w:szCs w:val="20"/>
-              </w:rPr>
-              <w:t>in_component</w:t>
-            </w:r>
-            <w:proofErr w:type="spellEnd"/>
-            <w:r>
-              <w:rPr>
-                <w:sz w:val="20"/>
-                <w:szCs w:val="20"/>
-              </w:rPr>
-              <w:t xml:space="preserve"> parameter is omitted.</w:t>
+              <w:t>Copy the first input image component to the output image if the in_component parameter is omitted.</w:t>
             </w:r>
           </w:p>
         </w:tc>
@@ -18680,23 +16458,7 @@
         <w:pStyle w:val="Normalafterlist"/>
       </w:pPr>
       <w:r>
-        <w:t xml:space="preserve">There are several variations depending whether the </w:t>
-      </w:r>
-      <w:proofErr w:type="spellStart"/>
-      <w:r>
-        <w:t>in_component</w:t>
-      </w:r>
-      <w:proofErr w:type="spellEnd"/>
-      <w:r>
-        <w:t xml:space="preserve"> or </w:t>
-      </w:r>
-      <w:proofErr w:type="spellStart"/>
-      <w:r>
-        <w:t>out_component</w:t>
-      </w:r>
-      <w:proofErr w:type="spellEnd"/>
-      <w:r>
-        <w:t xml:space="preserve"> parameters are specified.</w:t>
+        <w:t>There are several variations depending whether the in_component or out_component parameters are specified.</w:t>
       </w:r>
     </w:p>
     <w:tbl>
@@ -18722,11 +16484,9 @@
             <w:tcW w:w="0" w:type="auto"/>
           </w:tcPr>
           <w:p>
-            <w:proofErr w:type="spellStart"/>
             <w:r>
               <w:t>in_component</w:t>
             </w:r>
-            <w:proofErr w:type="spellEnd"/>
           </w:p>
         </w:tc>
         <w:tc>
@@ -18737,11 +16497,9 @@
             <w:pPr>
               <w:cnfStyle w:val="100000000000" w:firstRow="1" w:lastRow="0" w:firstColumn="0" w:lastColumn="0" w:oddVBand="0" w:evenVBand="0" w:oddHBand="0" w:evenHBand="0" w:firstRowFirstColumn="0" w:firstRowLastColumn="0" w:lastRowFirstColumn="0" w:lastRowLastColumn="0"/>
             </w:pPr>
-            <w:proofErr w:type="spellStart"/>
             <w:r>
               <w:t>out_component</w:t>
             </w:r>
-            <w:proofErr w:type="spellEnd"/>
           </w:p>
         </w:tc>
         <w:tc>
@@ -18806,23 +16564,7 @@
               <w:cnfStyle w:val="000000100000" w:firstRow="0" w:lastRow="0" w:firstColumn="0" w:lastColumn="0" w:oddVBand="0" w:evenVBand="0" w:oddHBand="1" w:evenHBand="0" w:firstRowFirstColumn="0" w:firstRowLastColumn="0" w:lastRowFirstColumn="0" w:lastRowLastColumn="0"/>
             </w:pPr>
             <w:r>
-              <w:t xml:space="preserve">Copy the input image </w:t>
-            </w:r>
-            <w:proofErr w:type="spellStart"/>
-            <w:r>
-              <w:t>in_component</w:t>
-            </w:r>
-            <w:proofErr w:type="spellEnd"/>
-            <w:r>
-              <w:t xml:space="preserve"> to the output image </w:t>
-            </w:r>
-            <w:proofErr w:type="spellStart"/>
-            <w:r>
-              <w:t>out_component</w:t>
-            </w:r>
-            <w:proofErr w:type="spellEnd"/>
-            <w:r>
-              <w:t xml:space="preserve"> component </w:t>
+              <w:t xml:space="preserve">Copy the input image in_component to the output image out_component component </w:t>
             </w:r>
           </w:p>
         </w:tc>
@@ -18872,23 +16614,7 @@
               <w:cnfStyle w:val="000000000000" w:firstRow="0" w:lastRow="0" w:firstColumn="0" w:lastColumn="0" w:oddVBand="0" w:evenVBand="0" w:oddHBand="0" w:evenHBand="0" w:firstRowFirstColumn="0" w:firstRowLastColumn="0" w:lastRowFirstColumn="0" w:lastRowLastColumn="0"/>
             </w:pPr>
             <w:r>
-              <w:t xml:space="preserve">Copy the input image </w:t>
-            </w:r>
-            <w:proofErr w:type="spellStart"/>
-            <w:r>
-              <w:t>in_component</w:t>
-            </w:r>
-            <w:proofErr w:type="spellEnd"/>
-            <w:r>
-              <w:t xml:space="preserve"> component to the </w:t>
-            </w:r>
-            <w:proofErr w:type="spellStart"/>
-            <w:r>
-              <w:t>in_component</w:t>
-            </w:r>
-            <w:proofErr w:type="spellEnd"/>
-            <w:r>
-              <w:t xml:space="preserve"> component of the output image</w:t>
+              <w:t>Copy the input image in_component component to the in_component component of the output image</w:t>
             </w:r>
           </w:p>
         </w:tc>
@@ -18941,23 +16667,7 @@
               <w:cnfStyle w:val="000000100000" w:firstRow="0" w:lastRow="0" w:firstColumn="0" w:lastColumn="0" w:oddVBand="0" w:evenVBand="0" w:oddHBand="1" w:evenHBand="0" w:firstRowFirstColumn="0" w:firstRowLastColumn="0" w:lastRowFirstColumn="0" w:lastRowLastColumn="0"/>
             </w:pPr>
             <w:r>
-              <w:t xml:space="preserve">Copy the input image </w:t>
-            </w:r>
-            <w:proofErr w:type="spellStart"/>
-            <w:r>
-              <w:t>out_component</w:t>
-            </w:r>
-            <w:proofErr w:type="spellEnd"/>
-            <w:r>
-              <w:t xml:space="preserve"> component to the output image </w:t>
-            </w:r>
-            <w:proofErr w:type="spellStart"/>
-            <w:r>
-              <w:t>out_component</w:t>
-            </w:r>
-            <w:proofErr w:type="spellEnd"/>
-            <w:r>
-              <w:t xml:space="preserve"> component </w:t>
+              <w:t xml:space="preserve">Copy the input image out_component component to the output image out_component component </w:t>
             </w:r>
           </w:p>
         </w:tc>
@@ -19082,7 +16792,6 @@
                 <w:bCs w:val="0"/>
               </w:rPr>
             </w:pPr>
-            <w:proofErr w:type="spellStart"/>
             <w:r>
               <w:rPr>
                 <w:b w:val="0"/>
@@ -19090,7 +16799,6 @@
               </w:rPr>
               <w:t>in_component</w:t>
             </w:r>
-            <w:proofErr w:type="spellEnd"/>
           </w:p>
         </w:tc>
         <w:tc>
@@ -19121,7 +16829,6 @@
                 <w:bCs w:val="0"/>
               </w:rPr>
             </w:pPr>
-            <w:proofErr w:type="spellStart"/>
             <w:r>
               <w:rPr>
                 <w:b w:val="0"/>
@@ -19129,7 +16836,6 @@
               </w:rPr>
               <w:t>out_component</w:t>
             </w:r>
-            <w:proofErr w:type="spellEnd"/>
           </w:p>
         </w:tc>
         <w:tc>
@@ -19366,69 +17072,42 @@
                 <w:szCs w:val="20"/>
               </w:rPr>
             </w:pPr>
-            <w:proofErr w:type="spellStart"/>
             <w:r>
               <w:rPr>
                 <w:sz w:val="20"/>
                 <w:szCs w:val="20"/>
               </w:rPr>
-              <w:t>CV_8U</w:t>
-            </w:r>
-            <w:proofErr w:type="spellEnd"/>
-            <w:r>
+              <w:t>CV_8U has value 0</w:t>
+            </w:r>
+          </w:p>
+          <w:p>
+            <w:pPr>
+              <w:pStyle w:val="tablebullet"/>
+              <w:cnfStyle w:val="000000000000" w:firstRow="0" w:lastRow="0" w:firstColumn="0" w:lastColumn="0" w:oddVBand="0" w:evenVBand="0" w:oddHBand="0" w:evenHBand="0" w:firstRowFirstColumn="0" w:firstRowLastColumn="0" w:lastRowFirstColumn="0" w:lastRowLastColumn="0"/>
               <w:rPr>
                 <w:sz w:val="20"/>
                 <w:szCs w:val="20"/>
               </w:rPr>
-              <w:t xml:space="preserve"> has value 0</w:t>
+            </w:pPr>
+            <w:r>
+              <w:rPr>
+                <w:sz w:val="20"/>
+                <w:szCs w:val="20"/>
+              </w:rPr>
+              <w:t>CV_32S has value 1</w:t>
             </w:r>
           </w:p>
           <w:p>
             <w:pPr>
               <w:pStyle w:val="tablebullet"/>
               <w:cnfStyle w:val="000000000000" w:firstRow="0" w:lastRow="0" w:firstColumn="0" w:lastColumn="0" w:oddVBand="0" w:evenVBand="0" w:oddHBand="0" w:evenHBand="0" w:firstRowFirstColumn="0" w:firstRowLastColumn="0" w:lastRowFirstColumn="0" w:lastRowLastColumn="0"/>
+            </w:pPr>
+            <w:r>
               <w:rPr>
                 <w:sz w:val="20"/>
                 <w:szCs w:val="20"/>
               </w:rPr>
-            </w:pPr>
-            <w:proofErr w:type="spellStart"/>
-            <w:r>
-              <w:rPr>
-                <w:sz w:val="20"/>
-                <w:szCs w:val="20"/>
-              </w:rPr>
-              <w:t>CV_32S</w:t>
-            </w:r>
-            <w:proofErr w:type="spellEnd"/>
-            <w:r>
-              <w:rPr>
-                <w:sz w:val="20"/>
-                <w:szCs w:val="20"/>
-              </w:rPr>
-              <w:t xml:space="preserve"> has value 1</w:t>
-            </w:r>
-          </w:p>
-          <w:p>
-            <w:pPr>
-              <w:pStyle w:val="tablebullet"/>
-              <w:cnfStyle w:val="000000000000" w:firstRow="0" w:lastRow="0" w:firstColumn="0" w:lastColumn="0" w:oddVBand="0" w:evenVBand="0" w:oddHBand="0" w:evenHBand="0" w:firstRowFirstColumn="0" w:firstRowLastColumn="0" w:lastRowFirstColumn="0" w:lastRowLastColumn="0"/>
-            </w:pPr>
-            <w:proofErr w:type="spellStart"/>
-            <w:r>
-              <w:rPr>
-                <w:sz w:val="20"/>
-                <w:szCs w:val="20"/>
-              </w:rPr>
-              <w:t>CV_32F</w:t>
-            </w:r>
-            <w:proofErr w:type="spellEnd"/>
-            <w:r>
-              <w:rPr>
-                <w:sz w:val="20"/>
-                <w:szCs w:val="20"/>
-              </w:rPr>
-              <w:t xml:space="preserve"> has value 2</w:t>
+              <w:t>CV_32F has value 2</w:t>
             </w:r>
           </w:p>
         </w:tc>
@@ -19444,31 +17123,7 @@
     </w:p>
     <w:p>
       <w:r>
-        <w:t xml:space="preserve">The transform intensity map operator maps the input image pixel value range to the specified output image pixel value range. Input JPEG and binary images can map to </w:t>
-      </w:r>
-      <w:proofErr w:type="spellStart"/>
-      <w:r>
-        <w:t>CV_8U</w:t>
-      </w:r>
-      <w:proofErr w:type="spellEnd"/>
-      <w:r>
-        <w:t xml:space="preserve"> JPEG images or </w:t>
-      </w:r>
-      <w:proofErr w:type="spellStart"/>
-      <w:r>
-        <w:t>CV_32S</w:t>
-      </w:r>
-      <w:proofErr w:type="spellEnd"/>
-      <w:r>
-        <w:t xml:space="preserve"> and </w:t>
-      </w:r>
-      <w:proofErr w:type="spellStart"/>
-      <w:r>
-        <w:t>CV_32F</w:t>
-      </w:r>
-      <w:proofErr w:type="spellEnd"/>
-      <w:r>
-        <w:t xml:space="preserve"> binary images The mapping of input to output intensity values are determined as follows.</w:t>
+        <w:t>The transform intensity map operator maps the input image pixel value range to the specified output image pixel value range. Input JPEG and binary images can map to CV_8U JPEG images or CV_32S and CV_32F binary images The mapping of input to output intensity values are determined as follows.</w:t>
       </w:r>
     </w:p>
     <w:p>
@@ -19478,7 +17133,6 @@
       <w:r>
         <w:t xml:space="preserve">  if input value &lt; </w:t>
       </w:r>
-      <w:proofErr w:type="spellStart"/>
       <w:r>
         <w:rPr>
           <w:rFonts w:eastAsia="Times New Roman" w:cs="Arial"/>
@@ -19486,20 +17140,14 @@
         </w:rPr>
         <w:t>lower_in</w:t>
       </w:r>
-      <w:proofErr w:type="spellEnd"/>
     </w:p>
     <w:p>
       <w:pPr>
         <w:pStyle w:val="code"/>
       </w:pPr>
       <w:r>
-        <w:t xml:space="preserve">    output value = </w:t>
-      </w:r>
-      <w:proofErr w:type="spellStart"/>
-      <w:r>
-        <w:t>lower_out</w:t>
-      </w:r>
-      <w:proofErr w:type="spellEnd"/>
+        <w:t xml:space="preserve">    output value = lower_out</w:t>
+      </w:r>
     </w:p>
     <w:p>
       <w:pPr>
@@ -19508,7 +17156,6 @@
       <w:r>
         <w:t xml:space="preserve">  else if input value &gt;= </w:t>
       </w:r>
-      <w:proofErr w:type="spellStart"/>
       <w:r>
         <w:rPr>
           <w:rFonts w:eastAsia="Times New Roman" w:cs="Arial"/>
@@ -19516,20 +17163,14 @@
         </w:rPr>
         <w:t>upper_in</w:t>
       </w:r>
-      <w:proofErr w:type="spellEnd"/>
     </w:p>
     <w:p>
       <w:pPr>
         <w:pStyle w:val="code"/>
       </w:pPr>
       <w:r>
-        <w:t xml:space="preserve">    output value = </w:t>
-      </w:r>
-      <w:proofErr w:type="spellStart"/>
-      <w:r>
-        <w:t>upper_out</w:t>
-      </w:r>
-      <w:proofErr w:type="spellEnd"/>
+        <w:t xml:space="preserve">    output value = upper_out</w:t>
+      </w:r>
     </w:p>
     <w:p>
       <w:pPr>
@@ -19556,17 +17197,9 @@
         </w:rPr>
       </w:pPr>
       <w:r>
-        <w:t xml:space="preserve">      </w:t>
-      </w:r>
-      <w:proofErr w:type="spellStart"/>
-      <w:r>
-        <w:t>lower_out</w:t>
-      </w:r>
-      <w:proofErr w:type="spellEnd"/>
-      <w:r>
-        <w:t xml:space="preserve"> + (input value - </w:t>
-      </w:r>
-      <w:proofErr w:type="spellStart"/>
+        <w:lastRenderedPageBreak/>
+        <w:t xml:space="preserve">      lower_out + (input value - </w:t>
+      </w:r>
       <w:r>
         <w:rPr>
           <w:rFonts w:eastAsia="Times New Roman" w:cs="Arial"/>
@@ -19574,19 +17207,9 @@
         </w:rPr>
         <w:t>lower_in</w:t>
       </w:r>
-      <w:proofErr w:type="spellEnd"/>
-      <w:r>
-        <w:t>) * (</w:t>
-      </w:r>
-      <w:proofErr w:type="spellStart"/>
-      <w:r>
-        <w:t>upper_out</w:t>
-      </w:r>
-      <w:proofErr w:type="spellEnd"/>
-      <w:r>
-        <w:t xml:space="preserve"> - </w:t>
-      </w:r>
-      <w:proofErr w:type="spellStart"/>
+      <w:r>
+        <w:t xml:space="preserve">) * (upper_out - </w:t>
+      </w:r>
       <w:r>
         <w:rPr>
           <w:rFonts w:eastAsia="Times New Roman" w:cs="Arial"/>
@@ -19594,19 +17217,9 @@
         </w:rPr>
         <w:t>upper_in</w:t>
       </w:r>
-      <w:proofErr w:type="spellEnd"/>
-      <w:r>
-        <w:t>) / (</w:t>
-      </w:r>
-      <w:proofErr w:type="spellStart"/>
-      <w:r>
-        <w:t>lower_out</w:t>
-      </w:r>
-      <w:proofErr w:type="spellEnd"/>
-      <w:r>
-        <w:t xml:space="preserve"> - </w:t>
-      </w:r>
-      <w:proofErr w:type="spellStart"/>
+      <w:r>
+        <w:t xml:space="preserve">) / (lower_out - </w:t>
+      </w:r>
       <w:r>
         <w:rPr>
           <w:rFonts w:eastAsia="Times New Roman" w:cs="Arial"/>
@@ -19614,7 +17227,6 @@
         </w:rPr>
         <w:t>lower_in</w:t>
       </w:r>
-      <w:proofErr w:type="spellEnd"/>
       <w:r>
         <w:t>)</w:t>
       </w:r>
@@ -19624,40 +17236,7 @@
         <w:pStyle w:val="Normalafterlist"/>
       </w:pPr>
       <w:r>
-        <w:lastRenderedPageBreak/>
-        <w:t xml:space="preserve">The operator can threshold images by specifying </w:t>
-      </w:r>
-      <w:proofErr w:type="spellStart"/>
-      <w:r>
-        <w:t>lower_in</w:t>
-      </w:r>
-      <w:proofErr w:type="spellEnd"/>
-      <w:r>
-        <w:t xml:space="preserve"> = </w:t>
-      </w:r>
-      <w:proofErr w:type="spellStart"/>
-      <w:r>
-        <w:t>upper_in</w:t>
-      </w:r>
-      <w:proofErr w:type="spellEnd"/>
-      <w:r>
-        <w:t xml:space="preserve"> = threshold value. </w:t>
-      </w:r>
-      <w:proofErr w:type="spellStart"/>
-      <w:r>
-        <w:t>Lower_out</w:t>
-      </w:r>
-      <w:proofErr w:type="spellEnd"/>
-      <w:r>
-        <w:t xml:space="preserve"> then is the output pixel value for input pixel values &lt; threshold, and </w:t>
-      </w:r>
-      <w:proofErr w:type="spellStart"/>
-      <w:r>
-        <w:t>upper_out</w:t>
-      </w:r>
-      <w:proofErr w:type="spellEnd"/>
-      <w:r>
-        <w:t xml:space="preserve"> is the output pixel value for input pixel values &gt;= threshold. </w:t>
+        <w:t xml:space="preserve">The operator can threshold images by specifying lower_in = upper_in = threshold value. Lower_out then is the output pixel value for input pixel values &lt; threshold, and upper_out is the output pixel value for input pixel values &gt;= threshold. </w:t>
       </w:r>
     </w:p>
     <w:p>
@@ -19819,31 +17398,7 @@
               <w:cnfStyle w:val="000000100000" w:firstRow="0" w:lastRow="0" w:firstColumn="0" w:lastColumn="0" w:oddVBand="0" w:evenVBand="0" w:oddHBand="1" w:evenHBand="0" w:firstRowFirstColumn="0" w:firstRowLastColumn="0" w:lastRowFirstColumn="0" w:lastRowLastColumn="0"/>
             </w:pPr>
             <w:r>
-              <w:t xml:space="preserve">input </w:t>
-            </w:r>
-            <w:proofErr w:type="spellStart"/>
-            <w:r>
-              <w:t>CV_8U</w:t>
-            </w:r>
-            <w:proofErr w:type="spellEnd"/>
-            <w:r>
-              <w:t xml:space="preserve">, </w:t>
-            </w:r>
-            <w:proofErr w:type="spellStart"/>
-            <w:r>
-              <w:t>CV_32S</w:t>
-            </w:r>
-            <w:proofErr w:type="spellEnd"/>
-            <w:r>
-              <w:t xml:space="preserve">, or </w:t>
-            </w:r>
-            <w:proofErr w:type="spellStart"/>
-            <w:r>
-              <w:t>CV_32F</w:t>
-            </w:r>
-            <w:proofErr w:type="spellEnd"/>
-            <w:r>
-              <w:t xml:space="preserve"> intensity image</w:t>
+              <w:t>input CV_8U, CV_32S, or CV_32F intensity image</w:t>
             </w:r>
           </w:p>
         </w:tc>
@@ -19918,31 +17473,7 @@
               <w:cnfStyle w:val="000000000000" w:firstRow="0" w:lastRow="0" w:firstColumn="0" w:lastColumn="0" w:oddVBand="0" w:evenVBand="0" w:oddHBand="0" w:evenHBand="0" w:firstRowFirstColumn="0" w:firstRowLastColumn="0" w:lastRowFirstColumn="0" w:lastRowLastColumn="0"/>
             </w:pPr>
             <w:r>
-              <w:t xml:space="preserve">output </w:t>
-            </w:r>
-            <w:proofErr w:type="spellStart"/>
-            <w:r>
-              <w:t>CV_8U</w:t>
-            </w:r>
-            <w:proofErr w:type="spellEnd"/>
-            <w:r>
-              <w:t xml:space="preserve">, </w:t>
-            </w:r>
-            <w:proofErr w:type="spellStart"/>
-            <w:r>
-              <w:t>CV_32S</w:t>
-            </w:r>
-            <w:proofErr w:type="spellEnd"/>
-            <w:r>
-              <w:t xml:space="preserve">, or </w:t>
-            </w:r>
-            <w:proofErr w:type="spellStart"/>
-            <w:r>
-              <w:t>CV_32F</w:t>
-            </w:r>
-            <w:proofErr w:type="spellEnd"/>
-            <w:r>
-              <w:t xml:space="preserve"> mapped intensity  image. </w:t>
+              <w:t xml:space="preserve">output CV_8U, CV_32S, or CV_32F mapped intensity  image. </w:t>
             </w:r>
           </w:p>
         </w:tc>
@@ -20015,7 +17546,6 @@
                 <w:bCs w:val="0"/>
               </w:rPr>
             </w:pPr>
-            <w:proofErr w:type="spellStart"/>
             <w:r>
               <w:rPr>
                 <w:b w:val="0"/>
@@ -20023,7 +17553,6 @@
               </w:rPr>
               <w:t>lower_in</w:t>
             </w:r>
-            <w:proofErr w:type="spellEnd"/>
           </w:p>
         </w:tc>
         <w:tc>
@@ -20054,7 +17583,6 @@
                 <w:bCs w:val="0"/>
               </w:rPr>
             </w:pPr>
-            <w:proofErr w:type="spellStart"/>
             <w:r>
               <w:rPr>
                 <w:b w:val="0"/>
@@ -20062,7 +17590,6 @@
               </w:rPr>
               <w:t>upper_in</w:t>
             </w:r>
-            <w:proofErr w:type="spellEnd"/>
           </w:p>
         </w:tc>
         <w:tc>
@@ -20096,7 +17623,6 @@
                 <w:bCs w:val="0"/>
               </w:rPr>
             </w:pPr>
-            <w:proofErr w:type="spellStart"/>
             <w:r>
               <w:rPr>
                 <w:b w:val="0"/>
@@ -20104,7 +17630,6 @@
               </w:rPr>
               <w:t>lower_out</w:t>
             </w:r>
-            <w:proofErr w:type="spellEnd"/>
           </w:p>
         </w:tc>
         <w:tc>
@@ -20135,7 +17660,6 @@
                 <w:bCs w:val="0"/>
               </w:rPr>
             </w:pPr>
-            <w:proofErr w:type="spellStart"/>
             <w:r>
               <w:rPr>
                 <w:b w:val="0"/>
@@ -20143,7 +17667,6 @@
               </w:rPr>
               <w:t>upper_out</w:t>
             </w:r>
-            <w:proofErr w:type="spellEnd"/>
           </w:p>
         </w:tc>
         <w:tc>
@@ -20167,23 +17690,7 @@
         <w:pStyle w:val="Normalafterlist"/>
       </w:pPr>
       <w:r>
-        <w:t xml:space="preserve">If </w:t>
-      </w:r>
-      <w:proofErr w:type="spellStart"/>
-      <w:r>
-        <w:t>lower_in</w:t>
-      </w:r>
-      <w:proofErr w:type="spellEnd"/>
-      <w:r>
-        <w:t xml:space="preserve"> or </w:t>
-      </w:r>
-      <w:proofErr w:type="spellStart"/>
-      <w:r>
-        <w:t>lower_out</w:t>
-      </w:r>
-      <w:proofErr w:type="spellEnd"/>
-      <w:r>
-        <w:t xml:space="preserve"> are omitted, they default to the lowest input image pixel value or highest input image pixel value.</w:t>
+        <w:t>If lower_in or lower_out are omitted, they default to the lowest input image pixel value or highest input image pixel value.</w:t>
       </w:r>
     </w:p>
     <w:p>
@@ -20404,69 +17911,42 @@
                 <w:szCs w:val="20"/>
               </w:rPr>
             </w:pPr>
-            <w:proofErr w:type="spellStart"/>
             <w:r>
               <w:rPr>
                 <w:sz w:val="20"/>
                 <w:szCs w:val="20"/>
               </w:rPr>
-              <w:t>CV_8U</w:t>
-            </w:r>
-            <w:proofErr w:type="spellEnd"/>
-            <w:r>
+              <w:t>CV_8U has value 0</w:t>
+            </w:r>
+          </w:p>
+          <w:p>
+            <w:pPr>
+              <w:pStyle w:val="tablebullet"/>
+              <w:cnfStyle w:val="000000000000" w:firstRow="0" w:lastRow="0" w:firstColumn="0" w:lastColumn="0" w:oddVBand="0" w:evenVBand="0" w:oddHBand="0" w:evenHBand="0" w:firstRowFirstColumn="0" w:firstRowLastColumn="0" w:lastRowFirstColumn="0" w:lastRowLastColumn="0"/>
               <w:rPr>
                 <w:sz w:val="20"/>
                 <w:szCs w:val="20"/>
               </w:rPr>
-              <w:t xml:space="preserve"> has value 0</w:t>
+            </w:pPr>
+            <w:r>
+              <w:rPr>
+                <w:sz w:val="20"/>
+                <w:szCs w:val="20"/>
+              </w:rPr>
+              <w:t>CV_32S has value 1</w:t>
             </w:r>
           </w:p>
           <w:p>
             <w:pPr>
               <w:pStyle w:val="tablebullet"/>
               <w:cnfStyle w:val="000000000000" w:firstRow="0" w:lastRow="0" w:firstColumn="0" w:lastColumn="0" w:oddVBand="0" w:evenVBand="0" w:oddHBand="0" w:evenHBand="0" w:firstRowFirstColumn="0" w:firstRowLastColumn="0" w:lastRowFirstColumn="0" w:lastRowLastColumn="0"/>
+            </w:pPr>
+            <w:r>
               <w:rPr>
                 <w:sz w:val="20"/>
                 <w:szCs w:val="20"/>
               </w:rPr>
-            </w:pPr>
-            <w:proofErr w:type="spellStart"/>
-            <w:r>
-              <w:rPr>
-                <w:sz w:val="20"/>
-                <w:szCs w:val="20"/>
-              </w:rPr>
-              <w:t>CV_32S</w:t>
-            </w:r>
-            <w:proofErr w:type="spellEnd"/>
-            <w:r>
-              <w:rPr>
-                <w:sz w:val="20"/>
-                <w:szCs w:val="20"/>
-              </w:rPr>
-              <w:t xml:space="preserve"> has value 1</w:t>
-            </w:r>
-          </w:p>
-          <w:p>
-            <w:pPr>
-              <w:pStyle w:val="tablebullet"/>
-              <w:cnfStyle w:val="000000000000" w:firstRow="0" w:lastRow="0" w:firstColumn="0" w:lastColumn="0" w:oddVBand="0" w:evenVBand="0" w:oddHBand="0" w:evenHBand="0" w:firstRowFirstColumn="0" w:firstRowLastColumn="0" w:lastRowFirstColumn="0" w:lastRowLastColumn="0"/>
-            </w:pPr>
-            <w:proofErr w:type="spellStart"/>
-            <w:r>
-              <w:rPr>
-                <w:sz w:val="20"/>
-                <w:szCs w:val="20"/>
-              </w:rPr>
-              <w:t>CV_32F</w:t>
-            </w:r>
-            <w:proofErr w:type="spellEnd"/>
-            <w:r>
-              <w:rPr>
-                <w:sz w:val="20"/>
-                <w:szCs w:val="20"/>
-              </w:rPr>
-              <w:t xml:space="preserve"> has value 2</w:t>
+              <w:t>CV_32F has value 2</w:t>
             </w:r>
           </w:p>
         </w:tc>
@@ -20563,7 +18043,14 @@
     <w:pPr>
       <w:pStyle w:val="Footer"/>
     </w:pPr>
-    <w:fldSimple w:instr=" DATE   \* MERGEFORMAT "/>
+    <w:fldSimple w:instr=" DATE   \* MERGEFORMAT ">
+      <w:r>
+        <w:rPr>
+          <w:noProof/>
+        </w:rPr>
+        <w:t>7/19/2022</w:t>
+      </w:r>
+    </w:fldSimple>
     <w:r>
       <w:fldChar w:fldCharType="begin"/>
     </w:r>
@@ -20577,7 +18064,7 @@
       <w:rPr>
         <w:noProof/>
       </w:rPr>
-      <w:t>7/18/2022 4:31 PM</w:t>
+      <w:t>7/19/2022 7:36 AM</w:t>
     </w:r>
     <w:r>
       <w:fldChar w:fldCharType="end"/>
@@ -20648,7 +18135,7 @@
           <w:rPr>
             <w:noProof/>
           </w:rPr>
-          <w:t>7/18/2022 3:59 PM</w:t>
+          <w:t>7/19/2022 7:36 AM</w:t>
         </w:r>
         <w:r>
           <w:fldChar w:fldCharType="end"/>

--- a/doc/cv-workbench.docx
+++ b/doc/cv-workbench.docx
@@ -2317,25 +2317,7 @@
               <w:cnfStyle w:val="000000100000" w:firstRow="0" w:lastRow="0" w:firstColumn="0" w:lastColumn="0" w:oddVBand="0" w:evenVBand="0" w:oddHBand="1" w:evenHBand="0" w:firstRowFirstColumn="0" w:firstRowLastColumn="0" w:lastRowFirstColumn="0" w:lastRowLastColumn="0"/>
             </w:pPr>
             <w:r>
-              <w:t xml:space="preserve">The </w:t>
-            </w:r>
-            <w:r>
-              <w:t xml:space="preserve">overall </w:t>
-            </w:r>
-            <w:r>
-              <w:t>m</w:t>
-            </w:r>
-            <w:r>
-              <w:t>ax</w:t>
-            </w:r>
-            <w:r>
-              <w:t xml:space="preserve">imum </w:t>
-            </w:r>
-            <w:r>
-              <w:t xml:space="preserve">image </w:t>
-            </w:r>
-            <w:r>
-              <w:t xml:space="preserve">pixel value </w:t>
+              <w:t xml:space="preserve">The overall maximum image pixel value </w:t>
             </w:r>
           </w:p>
         </w:tc>
@@ -2550,13 +2532,7 @@
               <w:cnfStyle w:val="000000100000" w:firstRow="0" w:lastRow="0" w:firstColumn="0" w:lastColumn="0" w:oddVBand="0" w:evenVBand="0" w:oddHBand="1" w:evenHBand="0" w:firstRowFirstColumn="0" w:firstRowLastColumn="0" w:lastRowFirstColumn="0" w:lastRowLastColumn="0"/>
             </w:pPr>
             <w:r>
-              <w:t xml:space="preserve">The </w:t>
-            </w:r>
-            <w:r>
-              <w:t>image pixel value</w:t>
-            </w:r>
-            <w:r>
-              <w:t xml:space="preserve"> mean </w:t>
+              <w:t xml:space="preserve">The image pixel value mean </w:t>
             </w:r>
           </w:p>
         </w:tc>
@@ -2608,13 +2584,7 @@
               <w:cnfStyle w:val="000000000000" w:firstRow="0" w:lastRow="0" w:firstColumn="0" w:lastColumn="0" w:oddVBand="0" w:evenVBand="0" w:oddHBand="0" w:evenHBand="0" w:firstRowFirstColumn="0" w:firstRowLastColumn="0" w:lastRowFirstColumn="0" w:lastRowLastColumn="0"/>
             </w:pPr>
             <w:r>
-              <w:t xml:space="preserve">The image </w:t>
-            </w:r>
-            <w:r>
-              <w:t>pixel value</w:t>
-            </w:r>
-            <w:r>
-              <w:t xml:space="preserve"> variance </w:t>
+              <w:t xml:space="preserve">The image pixel value variance </w:t>
             </w:r>
           </w:p>
         </w:tc>
@@ -2669,13 +2639,7 @@
               <w:cnfStyle w:val="000000100000" w:firstRow="0" w:lastRow="0" w:firstColumn="0" w:lastColumn="0" w:oddVBand="0" w:evenVBand="0" w:oddHBand="1" w:evenHBand="0" w:firstRowFirstColumn="0" w:firstRowLastColumn="0" w:lastRowFirstColumn="0" w:lastRowLastColumn="0"/>
             </w:pPr>
             <w:r>
-              <w:t xml:space="preserve">The image </w:t>
-            </w:r>
-            <w:r>
-              <w:t>pixel value</w:t>
-            </w:r>
-            <w:r>
-              <w:t xml:space="preserve"> sample variance </w:t>
+              <w:t xml:space="preserve">The image pixel value sample variance </w:t>
             </w:r>
           </w:p>
         </w:tc>
@@ -2727,13 +2691,7 @@
               <w:cnfStyle w:val="000000000000" w:firstRow="0" w:lastRow="0" w:firstColumn="0" w:lastColumn="0" w:oddVBand="0" w:evenVBand="0" w:oddHBand="0" w:evenHBand="0" w:firstRowFirstColumn="0" w:firstRowLastColumn="0" w:lastRowFirstColumn="0" w:lastRowLastColumn="0"/>
             </w:pPr>
             <w:r>
-              <w:t xml:space="preserve">The image </w:t>
-            </w:r>
-            <w:r>
-              <w:t>pixel value</w:t>
-            </w:r>
-            <w:r>
-              <w:t xml:space="preserve"> standard deviation </w:t>
+              <w:t xml:space="preserve">The image pixel value standard deviation </w:t>
             </w:r>
           </w:p>
         </w:tc>
@@ -3186,9 +3144,61 @@
     </w:p>
     <w:p>
       <w:pPr>
+        <w:pStyle w:val="code"/>
+        <w:rPr>
+          <w:sz w:val="20"/>
+          <w:szCs w:val="20"/>
+        </w:rPr>
+      </w:pPr>
+      <w:r>
+        <w:rPr>
+          <w:sz w:val="20"/>
+          <w:szCs w:val="20"/>
+        </w:rPr>
+        <w:t xml:space="preserve">  rho = rho_index – max_rho / 2</w:t>
+      </w:r>
+    </w:p>
+    <w:p>
+      <w:pPr>
+        <w:pStyle w:val="Normalafterlist"/>
+      </w:pPr>
+      <w:r>
+        <w:t>The Hough accumulator is indexed by (rho_index, theta_index)</w:t>
+      </w:r>
+      <w:r>
+        <w:t>, where theta_index is the index of the sampled angle used. theta_index corresponds to the angle:</w:t>
+      </w:r>
+    </w:p>
+    <w:p>
+      <w:pPr>
+        <w:pStyle w:val="code"/>
+        <w:rPr>
+          <w:sz w:val="20"/>
+          <w:szCs w:val="20"/>
+        </w:rPr>
+      </w:pPr>
+      <w:r>
+        <w:rPr>
+          <w:sz w:val="20"/>
+          <w:szCs w:val="20"/>
+        </w:rPr>
+        <w:t xml:space="preserve">  theta degrees = theta_index * theta_inc</w:t>
+      </w:r>
+    </w:p>
+    <w:p>
+      <w:pPr>
+        <w:pStyle w:val="Normalafterlist"/>
+      </w:pPr>
+      <w:r>
+        <w:t>Polar line (rho, theta) are generally input and stored as (rho_index, theta_index), except as noted.</w:t>
+      </w:r>
+    </w:p>
+    <w:p>
+      <w:pPr>
         <w:pStyle w:val="Heading3"/>
       </w:pPr>
       <w:r>
+        <w:lastRenderedPageBreak/>
         <w:t>Hough accumulator data binary file format</w:t>
       </w:r>
     </w:p>
@@ -3204,9 +3214,9 @@
         <w:tblLook w:val="04A0" w:firstRow="1" w:lastRow="0" w:firstColumn="1" w:lastColumn="0" w:noHBand="0" w:noVBand="1"/>
       </w:tblPr>
       <w:tblGrid>
-        <w:gridCol w:w="2214"/>
-        <w:gridCol w:w="2713"/>
-        <w:gridCol w:w="4423"/>
+        <w:gridCol w:w="2184"/>
+        <w:gridCol w:w="2652"/>
+        <w:gridCol w:w="4514"/>
       </w:tblGrid>
       <w:tr>
         <w:trPr>
@@ -3438,7 +3448,6 @@
                 <w:b w:val="0"/>
                 <w:bCs w:val="0"/>
               </w:rPr>
-              <w:lastRenderedPageBreak/>
               <w:t>min_count</w:t>
             </w:r>
           </w:p>
@@ -3788,7 +3797,7 @@
               <w:cnfStyle w:val="000000000000" w:firstRow="0" w:lastRow="0" w:firstColumn="0" w:lastColumn="0" w:oddVBand="0" w:evenVBand="0" w:oddHBand="0" w:evenHBand="0" w:firstRowFirstColumn="0" w:firstRowLastColumn="0" w:lastRowFirstColumn="0" w:lastRowLastColumn="0"/>
             </w:pPr>
             <w:r>
-              <w:t>The Hough accumulator (rho, theta) count data</w:t>
+              <w:t>The Hough accumulator (rho_index, theta_index) count data</w:t>
             </w:r>
           </w:p>
         </w:tc>
@@ -3864,7 +3873,7 @@
           </w:tcPr>
           <w:p>
             <w:r>
-              <w:t xml:space="preserve">the sample theta in degrees, followed by each accumulator count for that theta and rho </w:t>
+              <w:t>sample theta in degrees, followed by each accumulator count for the corresponding (rho_index, theta_index)</w:t>
             </w:r>
           </w:p>
         </w:tc>
@@ -3900,9 +3909,42 @@
     </w:p>
     <w:p>
       <w:r>
-        <w:t>The binary Hough peak line data is defined by the workbench, and have the following format:</w:t>
-      </w:r>
-    </w:p>
+        <w:t>The binary Hough peak line data is defined by the workbench, and have the following format. Polar line data is stored as (rho_index, theta_index). The corresponding rho and theta can be derived from:</w:t>
+      </w:r>
+    </w:p>
+    <w:p>
+      <w:pPr>
+        <w:pStyle w:val="code"/>
+        <w:rPr>
+          <w:sz w:val="20"/>
+          <w:szCs w:val="20"/>
+        </w:rPr>
+      </w:pPr>
+      <w:r>
+        <w:rPr>
+          <w:sz w:val="20"/>
+          <w:szCs w:val="20"/>
+        </w:rPr>
+        <w:t>rho = rho_index – max_rho / 2</w:t>
+      </w:r>
+    </w:p>
+    <w:p>
+      <w:pPr>
+        <w:pStyle w:val="code"/>
+        <w:rPr>
+          <w:sz w:val="20"/>
+          <w:szCs w:val="20"/>
+        </w:rPr>
+      </w:pPr>
+      <w:r>
+        <w:rPr>
+          <w:sz w:val="20"/>
+          <w:szCs w:val="20"/>
+        </w:rPr>
+        <w:t>theta degrees = theta_index * theta_inc</w:t>
+      </w:r>
+    </w:p>
+    <w:p/>
     <w:tbl>
       <w:tblPr>
         <w:tblStyle w:val="PlainTable1"/>
@@ -3910,13 +3952,15 @@
         <w:tblLook w:val="04A0" w:firstRow="1" w:lastRow="0" w:firstColumn="1" w:lastColumn="0" w:noHBand="0" w:noVBand="1"/>
       </w:tblPr>
       <w:tblGrid>
-        <w:gridCol w:w="2241"/>
-        <w:gridCol w:w="2517"/>
-        <w:gridCol w:w="4592"/>
+        <w:gridCol w:w="2038"/>
+        <w:gridCol w:w="2235"/>
+        <w:gridCol w:w="5077"/>
       </w:tblGrid>
       <w:tr>
         <w:trPr>
           <w:cnfStyle w:val="100000000000" w:firstRow="1" w:lastRow="0" w:firstColumn="0" w:lastColumn="0" w:oddVBand="0" w:evenVBand="0" w:oddHBand="0" w:evenHBand="0" w:firstRowFirstColumn="0" w:firstRowLastColumn="0" w:lastRowFirstColumn="0" w:lastRowLastColumn="0"/>
+          <w:cantSplit/>
+          <w:tblHeader/>
         </w:trPr>
         <w:tc>
           <w:tcPr>
@@ -4011,30 +4055,138 @@
               <w:cnfStyle w:val="000000100000" w:firstRow="0" w:lastRow="0" w:firstColumn="0" w:lastColumn="0" w:oddVBand="0" w:evenVBand="0" w:oddHBand="1" w:evenHBand="0" w:firstRowFirstColumn="0" w:firstRowLastColumn="0" w:lastRowFirstColumn="0" w:lastRowLastColumn="0"/>
             </w:pPr>
             <w:r>
-              <w:t xml:space="preserve">The number of polar lines (rho, theta, count) </w:t>
-            </w:r>
-          </w:p>
-        </w:tc>
-      </w:tr>
-      <w:tr>
-        <w:tc>
-          <w:tcPr>
-            <w:cnfStyle w:val="001000000000" w:firstRow="0" w:lastRow="0" w:firstColumn="1" w:lastColumn="0" w:oddVBand="0" w:evenVBand="0" w:oddHBand="0" w:evenHBand="0" w:firstRowFirstColumn="0" w:firstRowLastColumn="0" w:lastRowFirstColumn="0" w:lastRowLastColumn="0"/>
-            <w:tcW w:w="0" w:type="auto"/>
-          </w:tcPr>
-          <w:p>
-            <w:pPr>
-              <w:pStyle w:val="NoSpacing"/>
-              <w:rPr>
-                <w:b w:val="0"/>
-                <w:bCs w:val="0"/>
-              </w:rPr>
-            </w:pPr>
-            <w:r>
-              <w:rPr>
-                <w:b w:val="0"/>
-                <w:bCs w:val="0"/>
-              </w:rPr>
+              <w:t xml:space="preserve">The number of polar lines (rho_index, theta_index, count) </w:t>
+            </w:r>
+          </w:p>
+        </w:tc>
+      </w:tr>
+      <w:tr>
+        <w:tc>
+          <w:tcPr>
+            <w:cnfStyle w:val="001000000000" w:firstRow="0" w:lastRow="0" w:firstColumn="1" w:lastColumn="0" w:oddVBand="0" w:evenVBand="0" w:oddHBand="0" w:evenHBand="0" w:firstRowFirstColumn="0" w:firstRowLastColumn="0" w:lastRowFirstColumn="0" w:lastRowLastColumn="0"/>
+            <w:tcW w:w="0" w:type="auto"/>
+          </w:tcPr>
+          <w:p>
+            <w:pPr>
+              <w:pStyle w:val="NoSpacing"/>
+              <w:rPr>
+                <w:b w:val="0"/>
+                <w:bCs w:val="0"/>
+              </w:rPr>
+            </w:pPr>
+            <w:r>
+              <w:rPr>
+                <w:b w:val="0"/>
+                <w:bCs w:val="0"/>
+              </w:rPr>
+              <w:t>theta_inc</w:t>
+            </w:r>
+          </w:p>
+        </w:tc>
+        <w:tc>
+          <w:tcPr>
+            <w:tcW w:w="0" w:type="auto"/>
+          </w:tcPr>
+          <w:p>
+            <w:pPr>
+              <w:pStyle w:val="NoSpacing"/>
+              <w:cnfStyle w:val="000000000000" w:firstRow="0" w:lastRow="0" w:firstColumn="0" w:lastColumn="0" w:oddVBand="0" w:evenVBand="0" w:oddHBand="0" w:evenHBand="0" w:firstRowFirstColumn="0" w:firstRowLastColumn="0" w:lastRowFirstColumn="0" w:lastRowLastColumn="0"/>
+            </w:pPr>
+            <w:r>
+              <w:t>32-bit integer</w:t>
+            </w:r>
+          </w:p>
+        </w:tc>
+        <w:tc>
+          <w:tcPr>
+            <w:tcW w:w="0" w:type="auto"/>
+          </w:tcPr>
+          <w:p>
+            <w:pPr>
+              <w:pStyle w:val="NoSpacing"/>
+              <w:cnfStyle w:val="000000000000" w:firstRow="0" w:lastRow="0" w:firstColumn="0" w:lastColumn="0" w:oddVBand="0" w:evenVBand="0" w:oddHBand="0" w:evenHBand="0" w:firstRowFirstColumn="0" w:firstRowLastColumn="0" w:lastRowFirstColumn="0" w:lastRowLastColumn="0"/>
+            </w:pPr>
+            <w:r>
+              <w:t>The increment between sampled angles in degrees</w:t>
+            </w:r>
+          </w:p>
+        </w:tc>
+      </w:tr>
+      <w:tr>
+        <w:trPr>
+          <w:cnfStyle w:val="000000100000" w:firstRow="0" w:lastRow="0" w:firstColumn="0" w:lastColumn="0" w:oddVBand="0" w:evenVBand="0" w:oddHBand="1" w:evenHBand="0" w:firstRowFirstColumn="0" w:firstRowLastColumn="0" w:lastRowFirstColumn="0" w:lastRowLastColumn="0"/>
+        </w:trPr>
+        <w:tc>
+          <w:tcPr>
+            <w:cnfStyle w:val="001000000000" w:firstRow="0" w:lastRow="0" w:firstColumn="1" w:lastColumn="0" w:oddVBand="0" w:evenVBand="0" w:oddHBand="0" w:evenHBand="0" w:firstRowFirstColumn="0" w:firstRowLastColumn="0" w:lastRowFirstColumn="0" w:lastRowLastColumn="0"/>
+            <w:tcW w:w="0" w:type="auto"/>
+          </w:tcPr>
+          <w:p>
+            <w:pPr>
+              <w:pStyle w:val="NoSpacing"/>
+              <w:rPr>
+                <w:b w:val="0"/>
+                <w:bCs w:val="0"/>
+              </w:rPr>
+            </w:pPr>
+            <w:r>
+              <w:rPr>
+                <w:b w:val="0"/>
+                <w:bCs w:val="0"/>
+              </w:rPr>
+              <w:t>max_rho</w:t>
+            </w:r>
+          </w:p>
+        </w:tc>
+        <w:tc>
+          <w:tcPr>
+            <w:tcW w:w="0" w:type="auto"/>
+          </w:tcPr>
+          <w:p>
+            <w:pPr>
+              <w:pStyle w:val="NoSpacing"/>
+              <w:cnfStyle w:val="000000100000" w:firstRow="0" w:lastRow="0" w:firstColumn="0" w:lastColumn="0" w:oddVBand="0" w:evenVBand="0" w:oddHBand="1" w:evenHBand="0" w:firstRowFirstColumn="0" w:firstRowLastColumn="0" w:lastRowFirstColumn="0" w:lastRowLastColumn="0"/>
+            </w:pPr>
+            <w:r>
+              <w:t>32-bit integer</w:t>
+            </w:r>
+          </w:p>
+        </w:tc>
+        <w:tc>
+          <w:tcPr>
+            <w:tcW w:w="0" w:type="auto"/>
+          </w:tcPr>
+          <w:p>
+            <w:pPr>
+              <w:pStyle w:val="NoSpacing"/>
+              <w:cnfStyle w:val="000000100000" w:firstRow="0" w:lastRow="0" w:firstColumn="0" w:lastColumn="0" w:oddVBand="0" w:evenVBand="0" w:oddHBand="1" w:evenHBand="0" w:firstRowFirstColumn="0" w:firstRowLastColumn="0" w:lastRowFirstColumn="0" w:lastRowLastColumn="0"/>
+            </w:pPr>
+            <w:r>
+              <w:t>The number of rho values sampled</w:t>
+            </w:r>
+          </w:p>
+        </w:tc>
+      </w:tr>
+      <w:tr>
+        <w:tc>
+          <w:tcPr>
+            <w:cnfStyle w:val="001000000000" w:firstRow="0" w:lastRow="0" w:firstColumn="1" w:lastColumn="0" w:oddVBand="0" w:evenVBand="0" w:oddHBand="0" w:evenHBand="0" w:firstRowFirstColumn="0" w:firstRowLastColumn="0" w:lastRowFirstColumn="0" w:lastRowLastColumn="0"/>
+            <w:tcW w:w="0" w:type="auto"/>
+          </w:tcPr>
+          <w:p>
+            <w:pPr>
+              <w:pStyle w:val="NoSpacing"/>
+              <w:rPr>
+                <w:b w:val="0"/>
+                <w:bCs w:val="0"/>
+              </w:rPr>
+            </w:pPr>
+            <w:r>
+              <w:rPr>
+                <w:b w:val="0"/>
+                <w:bCs w:val="0"/>
+              </w:rPr>
+              <w:lastRenderedPageBreak/>
               <w:t>Hough peak line data</w:t>
             </w:r>
           </w:p>
@@ -4063,7 +4215,7 @@
               <w:cnfStyle w:val="000000000000" w:firstRow="0" w:lastRow="0" w:firstColumn="0" w:lastColumn="0" w:oddVBand="0" w:evenVBand="0" w:oddHBand="0" w:evenHBand="0" w:firstRowFirstColumn="0" w:firstRowLastColumn="0" w:lastRowFirstColumn="0" w:lastRowLastColumn="0"/>
             </w:pPr>
             <w:r>
-              <w:t xml:space="preserve">Parameters (rho, theta) and count for the lines </w:t>
+              <w:t>The Hough accumulator (rho_index, theta_index) count data</w:t>
             </w:r>
           </w:p>
         </w:tc>
@@ -4283,7 +4435,6 @@
         <w:pStyle w:val="Normalafterlist"/>
       </w:pPr>
       <w:r>
-        <w:lastRenderedPageBreak/>
         <w:t xml:space="preserve">Each </w:t>
       </w:r>
       <w:r>
@@ -4572,6 +4723,24 @@
         <w:pStyle w:val="code"/>
       </w:pPr>
       <w:r>
+        <w:t xml:space="preserve">         "format": "</w:t>
+      </w:r>
+      <w:r>
+        <w:rPr>
+          <w:i/>
+          <w:iCs/>
+        </w:rPr>
+        <w:t>data-format</w:t>
+      </w:r>
+      <w:r>
+        <w:t>",</w:t>
+      </w:r>
+    </w:p>
+    <w:p>
+      <w:pPr>
+        <w:pStyle w:val="code"/>
+      </w:pPr>
+      <w:r>
         <w:tab/>
         <w:t xml:space="preserve">  "repository": "</w:t>
       </w:r>
@@ -4666,358 +4835,42 @@
         <w:pStyle w:val="Heading2"/>
       </w:pPr>
       <w:r>
+        <w:lastRenderedPageBreak/>
         <w:t>Data Descriptors</w:t>
       </w:r>
     </w:p>
     <w:p>
       <w:r>
-        <w:t>Input and output data may be stored in different types of repositories. Repositories to be supported include the following. Only filesystem repositories are supported in the current release.</w:t>
-      </w:r>
-    </w:p>
-    <w:tbl>
-      <w:tblPr>
-        <w:tblStyle w:val="PlainTable1"/>
-        <w:tblW w:w="0" w:type="auto"/>
-        <w:tblLook w:val="04A0" w:firstRow="1" w:lastRow="0" w:firstColumn="1" w:lastColumn="0" w:noHBand="0" w:noVBand="1"/>
-      </w:tblPr>
-      <w:tblGrid>
-        <w:gridCol w:w="1830"/>
-        <w:gridCol w:w="3616"/>
-      </w:tblGrid>
-      <w:tr>
-        <w:trPr>
-          <w:cnfStyle w:val="100000000000" w:firstRow="1" w:lastRow="0" w:firstColumn="0" w:lastColumn="0" w:oddVBand="0" w:evenVBand="0" w:oddHBand="0" w:evenHBand="0" w:firstRowFirstColumn="0" w:firstRowLastColumn="0" w:lastRowFirstColumn="0" w:lastRowLastColumn="0"/>
-        </w:trPr>
-        <w:tc>
-          <w:tcPr>
-            <w:cnfStyle w:val="001000000000" w:firstRow="0" w:lastRow="0" w:firstColumn="1" w:lastColumn="0" w:oddVBand="0" w:evenVBand="0" w:oddHBand="0" w:evenHBand="0" w:firstRowFirstColumn="0" w:firstRowLastColumn="0" w:lastRowFirstColumn="0" w:lastRowLastColumn="0"/>
-            <w:tcW w:w="0" w:type="auto"/>
-          </w:tcPr>
-          <w:p>
-            <w:pPr>
-              <w:pStyle w:val="NoSpacing"/>
-            </w:pPr>
-            <w:r>
-              <w:t>Data repository</w:t>
-            </w:r>
-          </w:p>
-        </w:tc>
-        <w:tc>
-          <w:tcPr>
-            <w:tcW w:w="0" w:type="auto"/>
-          </w:tcPr>
-          <w:p>
-            <w:pPr>
-              <w:pStyle w:val="NoSpacing"/>
-              <w:cnfStyle w:val="100000000000" w:firstRow="1" w:lastRow="0" w:firstColumn="0" w:lastColumn="0" w:oddVBand="0" w:evenVBand="0" w:oddHBand="0" w:evenHBand="0" w:firstRowFirstColumn="0" w:firstRowLastColumn="0" w:lastRowFirstColumn="0" w:lastRowLastColumn="0"/>
-            </w:pPr>
-            <w:r>
-              <w:t>Description</w:t>
-            </w:r>
-          </w:p>
-        </w:tc>
-      </w:tr>
-      <w:tr>
-        <w:trPr>
-          <w:cnfStyle w:val="000000100000" w:firstRow="0" w:lastRow="0" w:firstColumn="0" w:lastColumn="0" w:oddVBand="0" w:evenVBand="0" w:oddHBand="1" w:evenHBand="0" w:firstRowFirstColumn="0" w:firstRowLastColumn="0" w:lastRowFirstColumn="0" w:lastRowLastColumn="0"/>
-        </w:trPr>
-        <w:tc>
-          <w:tcPr>
-            <w:cnfStyle w:val="001000000000" w:firstRow="0" w:lastRow="0" w:firstColumn="1" w:lastColumn="0" w:oddVBand="0" w:evenVBand="0" w:oddHBand="0" w:evenHBand="0" w:firstRowFirstColumn="0" w:firstRowLastColumn="0" w:lastRowFirstColumn="0" w:lastRowLastColumn="0"/>
-            <w:tcW w:w="0" w:type="auto"/>
-          </w:tcPr>
-          <w:p>
-            <w:pPr>
-              <w:pStyle w:val="NoSpacing"/>
-              <w:rPr>
-                <w:b w:val="0"/>
-                <w:bCs w:val="0"/>
-              </w:rPr>
-            </w:pPr>
-            <w:r>
-              <w:rPr>
-                <w:b w:val="0"/>
-                <w:bCs w:val="0"/>
-              </w:rPr>
-              <w:t>“filesystem”</w:t>
-            </w:r>
-          </w:p>
-        </w:tc>
-        <w:tc>
-          <w:tcPr>
-            <w:tcW w:w="0" w:type="auto"/>
-          </w:tcPr>
-          <w:p>
-            <w:pPr>
-              <w:pStyle w:val="NoSpacing"/>
-              <w:cnfStyle w:val="000000100000" w:firstRow="0" w:lastRow="0" w:firstColumn="0" w:lastColumn="0" w:oddVBand="0" w:evenVBand="0" w:oddHBand="1" w:evenHBand="0" w:firstRowFirstColumn="0" w:firstRowLastColumn="0" w:lastRowFirstColumn="0" w:lastRowLastColumn="0"/>
-            </w:pPr>
-            <w:r>
-              <w:t>Files on the filesystem</w:t>
-            </w:r>
-          </w:p>
-        </w:tc>
-      </w:tr>
-      <w:tr>
-        <w:tc>
-          <w:tcPr>
-            <w:cnfStyle w:val="001000000000" w:firstRow="0" w:lastRow="0" w:firstColumn="1" w:lastColumn="0" w:oddVBand="0" w:evenVBand="0" w:oddHBand="0" w:evenHBand="0" w:firstRowFirstColumn="0" w:firstRowLastColumn="0" w:lastRowFirstColumn="0" w:lastRowLastColumn="0"/>
-            <w:tcW w:w="0" w:type="auto"/>
-          </w:tcPr>
-          <w:p>
-            <w:pPr>
-              <w:pStyle w:val="NoSpacing"/>
-              <w:rPr>
-                <w:b w:val="0"/>
-                <w:bCs w:val="0"/>
-              </w:rPr>
-            </w:pPr>
-            <w:r>
-              <w:rPr>
-                <w:b w:val="0"/>
-                <w:bCs w:val="0"/>
-              </w:rPr>
-              <w:t>“berkeley_db”</w:t>
-            </w:r>
-          </w:p>
-        </w:tc>
-        <w:tc>
-          <w:tcPr>
-            <w:tcW w:w="0" w:type="auto"/>
-          </w:tcPr>
-          <w:p>
-            <w:pPr>
-              <w:pStyle w:val="NoSpacing"/>
-              <w:cnfStyle w:val="000000000000" w:firstRow="0" w:lastRow="0" w:firstColumn="0" w:lastColumn="0" w:oddVBand="0" w:evenVBand="0" w:oddHBand="0" w:evenHBand="0" w:firstRowFirstColumn="0" w:firstRowLastColumn="0" w:lastRowFirstColumn="0" w:lastRowLastColumn="0"/>
-            </w:pPr>
-            <w:r>
-              <w:t>In Berkeley DB records</w:t>
-            </w:r>
-          </w:p>
-        </w:tc>
-      </w:tr>
-      <w:tr>
-        <w:trPr>
-          <w:cnfStyle w:val="000000100000" w:firstRow="0" w:lastRow="0" w:firstColumn="0" w:lastColumn="0" w:oddVBand="0" w:evenVBand="0" w:oddHBand="1" w:evenHBand="0" w:firstRowFirstColumn="0" w:firstRowLastColumn="0" w:lastRowFirstColumn="0" w:lastRowLastColumn="0"/>
-        </w:trPr>
-        <w:tc>
-          <w:tcPr>
-            <w:cnfStyle w:val="001000000000" w:firstRow="0" w:lastRow="0" w:firstColumn="1" w:lastColumn="0" w:oddVBand="0" w:evenVBand="0" w:oddHBand="0" w:evenHBand="0" w:firstRowFirstColumn="0" w:firstRowLastColumn="0" w:lastRowFirstColumn="0" w:lastRowLastColumn="0"/>
-            <w:tcW w:w="0" w:type="auto"/>
-          </w:tcPr>
-          <w:p>
-            <w:pPr>
-              <w:pStyle w:val="NoSpacing"/>
-              <w:rPr>
-                <w:b w:val="0"/>
-                <w:bCs w:val="0"/>
-              </w:rPr>
-            </w:pPr>
-            <w:r>
-              <w:rPr>
-                <w:b w:val="0"/>
-                <w:bCs w:val="0"/>
-              </w:rPr>
-              <w:t>“internet”</w:t>
-            </w:r>
-          </w:p>
-        </w:tc>
-        <w:tc>
-          <w:tcPr>
-            <w:tcW w:w="0" w:type="auto"/>
-          </w:tcPr>
-          <w:p>
-            <w:pPr>
-              <w:pStyle w:val="NoSpacing"/>
-              <w:cnfStyle w:val="000000100000" w:firstRow="0" w:lastRow="0" w:firstColumn="0" w:lastColumn="0" w:oddVBand="0" w:evenVBand="0" w:oddHBand="1" w:evenHBand="0" w:firstRowFirstColumn="0" w:firstRowLastColumn="0" w:lastRowFirstColumn="0" w:lastRowLastColumn="0"/>
-            </w:pPr>
-            <w:r>
-              <w:t>Streamed Internet data (input only)</w:t>
-            </w:r>
-          </w:p>
-        </w:tc>
-      </w:tr>
-    </w:tbl>
-    <w:p>
-      <w:pPr>
-        <w:pStyle w:val="Normalafterlist"/>
-      </w:pPr>
-      <w:r>
-        <w:t>Each repository type has specific additional parameters. Only data stored on the filesystem is available in the current release. The filesystem data descriptor is specified with:</w:t>
-      </w:r>
-    </w:p>
-    <w:p>
-      <w:pPr>
-        <w:pStyle w:val="code"/>
-      </w:pPr>
-      <w:r>
-        <w:t xml:space="preserve">      "id": </w:t>
+        <w:t xml:space="preserve">The data descriptor determines what type of data is handled by the data descriptor, in what format is that data stored, and in which type of repository is the data found. The </w:t>
       </w:r>
       <w:r>
         <w:rPr>
           <w:i/>
           <w:iCs/>
         </w:rPr>
-        <w:t>descriptor-index</w:t>
-      </w:r>
-      <w:r>
-        <w:t>,</w:t>
-      </w:r>
-    </w:p>
-    <w:p>
-      <w:pPr>
-        <w:pStyle w:val="code"/>
-      </w:pPr>
-      <w:r>
-        <w:t xml:space="preserve">      "type": "</w:t>
+        <w:t>data-type</w:t>
+      </w:r>
+      <w:r>
+        <w:t xml:space="preserve"> </w:t>
+      </w:r>
+      <w:r>
+        <w:t xml:space="preserve">and </w:t>
       </w:r>
       <w:r>
         <w:rPr>
           <w:i/>
           <w:iCs/>
         </w:rPr>
-        <w:t>data-type</w:t>
-      </w:r>
-      <w:r>
-        <w:t>",</w:t>
-      </w:r>
-    </w:p>
-    <w:p>
-      <w:pPr>
-        <w:pStyle w:val="code"/>
-      </w:pPr>
-      <w:r>
-        <w:t xml:space="preserve">      "repository": "filesystem",</w:t>
-      </w:r>
-    </w:p>
-    <w:p>
-      <w:pPr>
-        <w:pStyle w:val="code"/>
-      </w:pPr>
-      <w:r>
-        <w:t xml:space="preserve">      "format": "</w:t>
-      </w:r>
-      <w:r>
-        <w:rPr>
-          <w:i/>
-          <w:iCs/>
-        </w:rPr>
-        <w:t>data-format</w:t>
-      </w:r>
-      <w:r>
-        <w:t>",</w:t>
-      </w:r>
-    </w:p>
-    <w:p>
-      <w:pPr>
-        <w:pStyle w:val="code"/>
-      </w:pPr>
-      <w:r>
-        <w:t xml:space="preserve">      "directory": "</w:t>
-      </w:r>
-      <w:r>
-        <w:rPr>
-          <w:i/>
-          <w:iCs/>
-        </w:rPr>
-        <w:t>directory-location</w:t>
-      </w:r>
-      <w:r>
-        <w:t>",</w:t>
-      </w:r>
-    </w:p>
-    <w:p>
-      <w:pPr>
-        <w:pStyle w:val="code"/>
-      </w:pPr>
-      <w:r>
-        <w:t xml:space="preserve">      "filename": "</w:t>
-      </w:r>
-      <w:r>
-        <w:rPr>
-          <w:i/>
-          <w:iCs/>
-        </w:rPr>
-        <w:t>filename-base</w:t>
-      </w:r>
-      <w:r>
-        <w:t>",</w:t>
-      </w:r>
-    </w:p>
-    <w:p>
-      <w:pPr>
-        <w:pStyle w:val="code"/>
-      </w:pPr>
-      <w:r>
-        <w:t xml:space="preserve">      "ext": "</w:t>
-      </w:r>
-      <w:r>
-        <w:rPr>
-          <w:i/>
-          <w:iCs/>
-        </w:rPr>
-        <w:t>filename-extension</w:t>
-      </w:r>
-      <w:r>
-        <w:t>"</w:t>
-      </w:r>
-    </w:p>
-    <w:p>
-      <w:pPr>
-        <w:pStyle w:val="Normalafterlist"/>
-      </w:pPr>
-      <w:r>
-        <w:t>The file path is “[</w:t>
-      </w:r>
-      <w:r>
-        <w:rPr>
-          <w:i/>
-          <w:iCs/>
-        </w:rPr>
-        <w:t>directory</w:t>
-      </w:r>
-      <w:r>
-        <w:t>/]</w:t>
-      </w:r>
-      <w:r>
-        <w:rPr>
-          <w:i/>
-          <w:iCs/>
-        </w:rPr>
-        <w:t>filename-base</w:t>
-      </w:r>
-      <w:r>
-        <w:t>.</w:t>
-      </w:r>
-      <w:r>
-        <w:rPr>
-          <w:i/>
-          <w:iCs/>
-        </w:rPr>
-        <w:t>filename-extension</w:t>
-      </w:r>
-      <w:r>
-        <w:t xml:space="preserve">". </w:t>
-      </w:r>
-      <w:r>
-        <w:rPr>
-          <w:i/>
-          <w:iCs/>
-        </w:rPr>
-        <w:t>data-type</w:t>
-      </w:r>
-      <w:r>
-        <w:t xml:space="preserve"> and </w:t>
-      </w:r>
-      <w:r>
-        <w:rPr>
-          <w:i/>
-          <w:iCs/>
-        </w:rPr>
         <w:t xml:space="preserve">data-format </w:t>
       </w:r>
       <w:r>
-        <w:t>have the following values. Text data is currently</w:t>
+        <w:t>ha</w:t>
+      </w:r>
+      <w:r>
+        <w:t>ve</w:t>
+      </w:r>
+      <w:r>
+        <w:t xml:space="preserve"> the following values. </w:t>
       </w:r>
     </w:p>
     <w:tbl>
@@ -5070,9 +4923,17 @@
           <w:p>
             <w:pPr>
               <w:cnfStyle w:val="100000000000" w:firstRow="1" w:lastRow="0" w:firstColumn="0" w:lastColumn="0" w:oddVBand="0" w:evenVBand="0" w:oddHBand="0" w:evenHBand="0" w:firstRowFirstColumn="0" w:firstRowLastColumn="0" w:lastRowFirstColumn="0" w:lastRowLastColumn="0"/>
-            </w:pPr>
-            <w:r>
-              <w:t>Data format</w:t>
+              <w:rPr>
+                <w:i/>
+                <w:iCs/>
+              </w:rPr>
+            </w:pPr>
+            <w:r>
+              <w:rPr>
+                <w:i/>
+                <w:iCs/>
+              </w:rPr>
+              <w:t>data-format</w:t>
             </w:r>
           </w:p>
         </w:tc>
@@ -5098,7 +4959,6 @@
                 <w:b w:val="0"/>
                 <w:bCs w:val="0"/>
               </w:rPr>
-              <w:lastRenderedPageBreak/>
               <w:t>Image</w:t>
             </w:r>
           </w:p>
@@ -5309,6 +5169,356 @@
         </w:tc>
       </w:tr>
     </w:tbl>
+    <w:p>
+      <w:pPr>
+        <w:pStyle w:val="Normalafterlist"/>
+      </w:pPr>
+      <w:r>
+        <w:t>Input and output data may be stored in different types of repositories. Not all data types and data formats are supported for any given repository. Repositories to be supported include the following. Only filesystem repositories are supported in the current release.</w:t>
+      </w:r>
+    </w:p>
+    <w:tbl>
+      <w:tblPr>
+        <w:tblStyle w:val="PlainTable1"/>
+        <w:tblW w:w="0" w:type="auto"/>
+        <w:tblLook w:val="04A0" w:firstRow="1" w:lastRow="0" w:firstColumn="1" w:lastColumn="0" w:noHBand="0" w:noVBand="1"/>
+      </w:tblPr>
+      <w:tblGrid>
+        <w:gridCol w:w="1830"/>
+        <w:gridCol w:w="3616"/>
+      </w:tblGrid>
+      <w:tr>
+        <w:trPr>
+          <w:cnfStyle w:val="100000000000" w:firstRow="1" w:lastRow="0" w:firstColumn="0" w:lastColumn="0" w:oddVBand="0" w:evenVBand="0" w:oddHBand="0" w:evenHBand="0" w:firstRowFirstColumn="0" w:firstRowLastColumn="0" w:lastRowFirstColumn="0" w:lastRowLastColumn="0"/>
+        </w:trPr>
+        <w:tc>
+          <w:tcPr>
+            <w:cnfStyle w:val="001000000000" w:firstRow="0" w:lastRow="0" w:firstColumn="1" w:lastColumn="0" w:oddVBand="0" w:evenVBand="0" w:oddHBand="0" w:evenHBand="0" w:firstRowFirstColumn="0" w:firstRowLastColumn="0" w:lastRowFirstColumn="0" w:lastRowLastColumn="0"/>
+            <w:tcW w:w="0" w:type="auto"/>
+          </w:tcPr>
+          <w:p>
+            <w:pPr>
+              <w:pStyle w:val="NoSpacing"/>
+            </w:pPr>
+            <w:r>
+              <w:t>Data repository</w:t>
+            </w:r>
+          </w:p>
+        </w:tc>
+        <w:tc>
+          <w:tcPr>
+            <w:tcW w:w="0" w:type="auto"/>
+          </w:tcPr>
+          <w:p>
+            <w:pPr>
+              <w:pStyle w:val="NoSpacing"/>
+              <w:cnfStyle w:val="100000000000" w:firstRow="1" w:lastRow="0" w:firstColumn="0" w:lastColumn="0" w:oddVBand="0" w:evenVBand="0" w:oddHBand="0" w:evenHBand="0" w:firstRowFirstColumn="0" w:firstRowLastColumn="0" w:lastRowFirstColumn="0" w:lastRowLastColumn="0"/>
+            </w:pPr>
+            <w:r>
+              <w:t>Description</w:t>
+            </w:r>
+          </w:p>
+        </w:tc>
+      </w:tr>
+      <w:tr>
+        <w:trPr>
+          <w:cnfStyle w:val="000000100000" w:firstRow="0" w:lastRow="0" w:firstColumn="0" w:lastColumn="0" w:oddVBand="0" w:evenVBand="0" w:oddHBand="1" w:evenHBand="0" w:firstRowFirstColumn="0" w:firstRowLastColumn="0" w:lastRowFirstColumn="0" w:lastRowLastColumn="0"/>
+        </w:trPr>
+        <w:tc>
+          <w:tcPr>
+            <w:cnfStyle w:val="001000000000" w:firstRow="0" w:lastRow="0" w:firstColumn="1" w:lastColumn="0" w:oddVBand="0" w:evenVBand="0" w:oddHBand="0" w:evenHBand="0" w:firstRowFirstColumn="0" w:firstRowLastColumn="0" w:lastRowFirstColumn="0" w:lastRowLastColumn="0"/>
+            <w:tcW w:w="0" w:type="auto"/>
+          </w:tcPr>
+          <w:p>
+            <w:pPr>
+              <w:pStyle w:val="NoSpacing"/>
+              <w:rPr>
+                <w:b w:val="0"/>
+                <w:bCs w:val="0"/>
+              </w:rPr>
+            </w:pPr>
+            <w:r>
+              <w:rPr>
+                <w:b w:val="0"/>
+                <w:bCs w:val="0"/>
+              </w:rPr>
+              <w:t>“filesystem”</w:t>
+            </w:r>
+          </w:p>
+        </w:tc>
+        <w:tc>
+          <w:tcPr>
+            <w:tcW w:w="0" w:type="auto"/>
+          </w:tcPr>
+          <w:p>
+            <w:pPr>
+              <w:pStyle w:val="NoSpacing"/>
+              <w:cnfStyle w:val="000000100000" w:firstRow="0" w:lastRow="0" w:firstColumn="0" w:lastColumn="0" w:oddVBand="0" w:evenVBand="0" w:oddHBand="1" w:evenHBand="0" w:firstRowFirstColumn="0" w:firstRowLastColumn="0" w:lastRowFirstColumn="0" w:lastRowLastColumn="0"/>
+            </w:pPr>
+            <w:r>
+              <w:t>Files on the filesystem</w:t>
+            </w:r>
+          </w:p>
+        </w:tc>
+      </w:tr>
+      <w:tr>
+        <w:tc>
+          <w:tcPr>
+            <w:cnfStyle w:val="001000000000" w:firstRow="0" w:lastRow="0" w:firstColumn="1" w:lastColumn="0" w:oddVBand="0" w:evenVBand="0" w:oddHBand="0" w:evenHBand="0" w:firstRowFirstColumn="0" w:firstRowLastColumn="0" w:lastRowFirstColumn="0" w:lastRowLastColumn="0"/>
+            <w:tcW w:w="0" w:type="auto"/>
+          </w:tcPr>
+          <w:p>
+            <w:pPr>
+              <w:pStyle w:val="NoSpacing"/>
+              <w:rPr>
+                <w:b w:val="0"/>
+                <w:bCs w:val="0"/>
+              </w:rPr>
+            </w:pPr>
+            <w:r>
+              <w:rPr>
+                <w:b w:val="0"/>
+                <w:bCs w:val="0"/>
+              </w:rPr>
+              <w:t>“berkeley_db”</w:t>
+            </w:r>
+          </w:p>
+        </w:tc>
+        <w:tc>
+          <w:tcPr>
+            <w:tcW w:w="0" w:type="auto"/>
+          </w:tcPr>
+          <w:p>
+            <w:pPr>
+              <w:pStyle w:val="NoSpacing"/>
+              <w:cnfStyle w:val="000000000000" w:firstRow="0" w:lastRow="0" w:firstColumn="0" w:lastColumn="0" w:oddVBand="0" w:evenVBand="0" w:oddHBand="0" w:evenHBand="0" w:firstRowFirstColumn="0" w:firstRowLastColumn="0" w:lastRowFirstColumn="0" w:lastRowLastColumn="0"/>
+            </w:pPr>
+            <w:r>
+              <w:t>In Berkeley DB records</w:t>
+            </w:r>
+          </w:p>
+        </w:tc>
+      </w:tr>
+      <w:tr>
+        <w:trPr>
+          <w:cnfStyle w:val="000000100000" w:firstRow="0" w:lastRow="0" w:firstColumn="0" w:lastColumn="0" w:oddVBand="0" w:evenVBand="0" w:oddHBand="1" w:evenHBand="0" w:firstRowFirstColumn="0" w:firstRowLastColumn="0" w:lastRowFirstColumn="0" w:lastRowLastColumn="0"/>
+        </w:trPr>
+        <w:tc>
+          <w:tcPr>
+            <w:cnfStyle w:val="001000000000" w:firstRow="0" w:lastRow="0" w:firstColumn="1" w:lastColumn="0" w:oddVBand="0" w:evenVBand="0" w:oddHBand="0" w:evenHBand="0" w:firstRowFirstColumn="0" w:firstRowLastColumn="0" w:lastRowFirstColumn="0" w:lastRowLastColumn="0"/>
+            <w:tcW w:w="0" w:type="auto"/>
+          </w:tcPr>
+          <w:p>
+            <w:pPr>
+              <w:pStyle w:val="NoSpacing"/>
+              <w:rPr>
+                <w:b w:val="0"/>
+                <w:bCs w:val="0"/>
+              </w:rPr>
+            </w:pPr>
+            <w:r>
+              <w:rPr>
+                <w:b w:val="0"/>
+                <w:bCs w:val="0"/>
+              </w:rPr>
+              <w:t>“internet”</w:t>
+            </w:r>
+          </w:p>
+        </w:tc>
+        <w:tc>
+          <w:tcPr>
+            <w:tcW w:w="0" w:type="auto"/>
+          </w:tcPr>
+          <w:p>
+            <w:pPr>
+              <w:pStyle w:val="NoSpacing"/>
+              <w:cnfStyle w:val="000000100000" w:firstRow="0" w:lastRow="0" w:firstColumn="0" w:lastColumn="0" w:oddVBand="0" w:evenVBand="0" w:oddHBand="1" w:evenHBand="0" w:firstRowFirstColumn="0" w:firstRowLastColumn="0" w:lastRowFirstColumn="0" w:lastRowLastColumn="0"/>
+            </w:pPr>
+            <w:r>
+              <w:t>Streamed Internet data (input only)</w:t>
+            </w:r>
+          </w:p>
+        </w:tc>
+      </w:tr>
+    </w:tbl>
+    <w:p>
+      <w:pPr>
+        <w:pStyle w:val="Normalafterlist"/>
+      </w:pPr>
+      <w:r>
+        <w:t xml:space="preserve">Each repository type has specific additional parameters. Only data stored on the filesystem is available in the current release. </w:t>
+      </w:r>
+    </w:p>
+    <w:p>
+      <w:pPr>
+        <w:pStyle w:val="Heading2"/>
+      </w:pPr>
+      <w:r>
+        <w:t>Filesystem data repository</w:t>
+      </w:r>
+    </w:p>
+    <w:p>
+      <w:pPr>
+        <w:pStyle w:val="Normalafterlist"/>
+      </w:pPr>
+      <w:r>
+        <w:t>The filesystem data descriptor is specified with:</w:t>
+      </w:r>
+    </w:p>
+    <w:p>
+      <w:pPr>
+        <w:pStyle w:val="code"/>
+      </w:pPr>
+      <w:r>
+        <w:t xml:space="preserve">      "id": </w:t>
+      </w:r>
+      <w:r>
+        <w:rPr>
+          <w:i/>
+          <w:iCs/>
+        </w:rPr>
+        <w:t>descriptor-index</w:t>
+      </w:r>
+      <w:r>
+        <w:t>,</w:t>
+      </w:r>
+    </w:p>
+    <w:p>
+      <w:pPr>
+        <w:pStyle w:val="code"/>
+      </w:pPr>
+      <w:r>
+        <w:t xml:space="preserve">      "type": "</w:t>
+      </w:r>
+      <w:r>
+        <w:rPr>
+          <w:i/>
+          <w:iCs/>
+        </w:rPr>
+        <w:t>data-type</w:t>
+      </w:r>
+      <w:r>
+        <w:t>",</w:t>
+      </w:r>
+    </w:p>
+    <w:p>
+      <w:pPr>
+        <w:pStyle w:val="code"/>
+      </w:pPr>
+      <w:r>
+        <w:t xml:space="preserve">      "format": "</w:t>
+      </w:r>
+      <w:r>
+        <w:rPr>
+          <w:i/>
+          <w:iCs/>
+        </w:rPr>
+        <w:t>data-format</w:t>
+      </w:r>
+      <w:r>
+        <w:t>",</w:t>
+      </w:r>
+    </w:p>
+    <w:p>
+      <w:pPr>
+        <w:pStyle w:val="code"/>
+      </w:pPr>
+      <w:r>
+        <w:t xml:space="preserve">      "repository": "filesystem",</w:t>
+      </w:r>
+    </w:p>
+    <w:p>
+      <w:pPr>
+        <w:pStyle w:val="code"/>
+      </w:pPr>
+      <w:r>
+        <w:t xml:space="preserve">      "directory": "</w:t>
+      </w:r>
+      <w:r>
+        <w:rPr>
+          <w:i/>
+          <w:iCs/>
+        </w:rPr>
+        <w:t>directory-location</w:t>
+      </w:r>
+      <w:r>
+        <w:t>",</w:t>
+      </w:r>
+    </w:p>
+    <w:p>
+      <w:pPr>
+        <w:pStyle w:val="code"/>
+      </w:pPr>
+      <w:r>
+        <w:t xml:space="preserve">      "filename": "</w:t>
+      </w:r>
+      <w:r>
+        <w:rPr>
+          <w:i/>
+          <w:iCs/>
+        </w:rPr>
+        <w:t>filename-base</w:t>
+      </w:r>
+      <w:r>
+        <w:t>",</w:t>
+      </w:r>
+    </w:p>
+    <w:p>
+      <w:pPr>
+        <w:pStyle w:val="code"/>
+      </w:pPr>
+      <w:r>
+        <w:t xml:space="preserve">      "ext": "</w:t>
+      </w:r>
+      <w:r>
+        <w:rPr>
+          <w:i/>
+          <w:iCs/>
+        </w:rPr>
+        <w:t>filename-extension</w:t>
+      </w:r>
+      <w:r>
+        <w:t>"</w:t>
+      </w:r>
+    </w:p>
+    <w:p>
+      <w:pPr>
+        <w:pStyle w:val="Normalafterlist"/>
+      </w:pPr>
+      <w:r>
+        <w:t>The filesystem data repository supports all data types and data formats listed above. The file path read from or written to is “[</w:t>
+      </w:r>
+      <w:r>
+        <w:rPr>
+          <w:i/>
+          <w:iCs/>
+        </w:rPr>
+        <w:t>directory</w:t>
+      </w:r>
+      <w:r>
+        <w:t>/]</w:t>
+      </w:r>
+      <w:r>
+        <w:rPr>
+          <w:i/>
+          <w:iCs/>
+        </w:rPr>
+        <w:t>filename-base</w:t>
+      </w:r>
+      <w:r>
+        <w:t>.</w:t>
+      </w:r>
+      <w:r>
+        <w:rPr>
+          <w:i/>
+          <w:iCs/>
+        </w:rPr>
+        <w:t>filename-extension</w:t>
+      </w:r>
+      <w:r>
+        <w:t>". The extension may default to specific values for certain operations, such as that the default extension for image JPEG data is “jpg”.</w:t>
+      </w:r>
+    </w:p>
     <w:p>
       <w:pPr>
         <w:pStyle w:val="Heading2"/>
@@ -5448,6 +5658,7 @@
           <w:b/>
           <w:bCs/>
         </w:rPr>
+        <w:lastRenderedPageBreak/>
         <w:tab/>
         <w:t xml:space="preserve">        “username”: “</w:t>
       </w:r>
@@ -6082,7 +6293,6 @@
         </w:rPr>
       </w:pPr>
       <w:r>
-        <w:lastRenderedPageBreak/>
         <w:tab/>
         <w:t xml:space="preserve">    </w:t>
       </w:r>
@@ -6895,7 +7105,6 @@
           <w:sz w:val="16"/>
           <w:szCs w:val="16"/>
         </w:rPr>
-        <w:lastRenderedPageBreak/>
         <w:tab/>
         <w:t xml:space="preserve">    }</w:t>
       </w:r>
@@ -7226,6 +7435,7 @@
               <w:pStyle w:val="code"/>
             </w:pPr>
             <w:r>
+              <w:lastRenderedPageBreak/>
               <w:t xml:space="preserve">      "type": "image",</w:t>
             </w:r>
           </w:p>
@@ -7292,7 +7502,12 @@
           </w:tcPr>
           <w:p>
             <w:r>
-              <w:t>The output data for the operator is a CV_32S binary image file named “square45-90_sobel_gray.bin” in the current directory. The Sobel operator defines that the image is CV_32S.</w:t>
+              <w:lastRenderedPageBreak/>
+              <w:t>The output data for the operator is a CV_32S binary image file named “square45-</w:t>
+            </w:r>
+            <w:r>
+              <w:lastRenderedPageBreak/>
+              <w:t>90_sobel_gray.bin” in the current directory. The Sobel operator defines that the image is CV_32S.</w:t>
             </w:r>
           </w:p>
         </w:tc>
@@ -7307,6 +7522,7 @@
               <w:pStyle w:val="code"/>
             </w:pPr>
             <w:r>
+              <w:lastRenderedPageBreak/>
               <w:t xml:space="preserve">  "parameters": {</w:t>
             </w:r>
           </w:p>
@@ -7963,7 +8179,6 @@
           <w:sz w:val="16"/>
           <w:szCs w:val="16"/>
         </w:rPr>
-        <w:lastRenderedPageBreak/>
         <w:tab/>
         <w:t xml:space="preserve">    "lower_out": "0",</w:t>
       </w:r>
@@ -8238,6 +8453,7 @@
               <w:pStyle w:val="code"/>
             </w:pPr>
             <w:r>
+              <w:lastRenderedPageBreak/>
               <w:t xml:space="preserve">  "output-data": [</w:t>
             </w:r>
           </w:p>
@@ -9171,7 +9387,6 @@
         <w:pStyle w:val="Heading2"/>
       </w:pPr>
       <w:r>
-        <w:lastRenderedPageBreak/>
         <w:t>filter-edge-kirsch Operator</w:t>
       </w:r>
     </w:p>
@@ -9574,6 +9789,7 @@
           </w:tcPr>
           <w:p>
             <w:r>
+              <w:lastRenderedPageBreak/>
               <w:t>Descriptor type</w:t>
             </w:r>
           </w:p>
@@ -10381,7 +10597,6 @@
           </w:tcPr>
           <w:p>
             <w:r>
-              <w:lastRenderedPageBreak/>
               <w:t>Descriptor type</w:t>
             </w:r>
           </w:p>
@@ -10909,6 +11124,7 @@
                 <w:b w:val="0"/>
                 <w:bCs w:val="0"/>
               </w:rPr>
+              <w:lastRenderedPageBreak/>
               <w:t>depth</w:t>
             </w:r>
           </w:p>
@@ -11678,7 +11894,6 @@
                 <w:b w:val="0"/>
                 <w:bCs w:val="0"/>
               </w:rPr>
-              <w:lastRenderedPageBreak/>
               <w:t>components</w:t>
             </w:r>
           </w:p>
@@ -11997,6 +12212,7 @@
           </w:tcPr>
           <w:p>
             <w:r>
+              <w:lastRenderedPageBreak/>
               <w:t>Descriptor type</w:t>
             </w:r>
           </w:p>
@@ -12678,7 +12894,6 @@
           </w:tcPr>
           <w:p>
             <w:r>
-              <w:lastRenderedPageBreak/>
               <w:t>Descriptor type</w:t>
             </w:r>
           </w:p>
@@ -13198,6 +13413,7 @@
                 <w:b w:val="0"/>
                 <w:bCs w:val="0"/>
               </w:rPr>
+              <w:lastRenderedPageBreak/>
               <w:t>cols</w:t>
             </w:r>
           </w:p>
@@ -13903,7 +14119,6 @@
         <w:pStyle w:val="Normalafterlist"/>
       </w:pPr>
       <w:r>
-        <w:lastRenderedPageBreak/>
         <w:t>The parameter to the create Hough accumulator operator is:</w:t>
       </w:r>
     </w:p>
@@ -14463,6 +14678,7 @@
                 <w:b w:val="0"/>
                 <w:bCs w:val="0"/>
               </w:rPr>
+              <w:lastRenderedPageBreak/>
               <w:t>max_count</w:t>
             </w:r>
           </w:p>
@@ -15006,7 +15222,7 @@
                 <w:b w:val="0"/>
                 <w:bCs w:val="0"/>
               </w:rPr>
-              <w:t>rho</w:t>
+              <w:t>rho_index</w:t>
             </w:r>
           </w:p>
         </w:tc>
@@ -15020,7 +15236,7 @@
               <w:cnfStyle w:val="000000000000" w:firstRow="0" w:lastRow="0" w:firstColumn="0" w:lastColumn="0" w:oddVBand="0" w:evenVBand="0" w:oddHBand="0" w:evenHBand="0" w:firstRowFirstColumn="0" w:firstRowLastColumn="0" w:lastRowFirstColumn="0" w:lastRowLastColumn="0"/>
             </w:pPr>
             <w:r>
-              <w:t>Polar line rho</w:t>
+              <w:t>Polar line rho index</w:t>
             </w:r>
           </w:p>
         </w:tc>
@@ -15047,8 +15263,7 @@
                 <w:b w:val="0"/>
                 <w:bCs w:val="0"/>
               </w:rPr>
-              <w:lastRenderedPageBreak/>
-              <w:t>theta</w:t>
+              <w:t>theta_index</w:t>
             </w:r>
           </w:p>
         </w:tc>
@@ -15585,6 +15800,7 @@
                 <w:b w:val="0"/>
                 <w:bCs w:val="0"/>
               </w:rPr>
+              <w:lastRenderedPageBreak/>
               <w:t>end-col</w:t>
             </w:r>
           </w:p>
@@ -16166,7 +16382,6 @@
           </w:tcPr>
           <w:p>
             <w:r>
-              <w:lastRenderedPageBreak/>
               <w:t>Input Image</w:t>
             </w:r>
           </w:p>
@@ -16640,6 +16855,7 @@
                 <w:b w:val="0"/>
                 <w:bCs w:val="0"/>
               </w:rPr>
+              <w:lastRenderedPageBreak/>
               <w:t>omitted</w:t>
             </w:r>
           </w:p>
@@ -17197,7 +17413,6 @@
         </w:rPr>
       </w:pPr>
       <w:r>
-        <w:lastRenderedPageBreak/>
         <w:t xml:space="preserve">      lower_out + (input value - </w:t>
       </w:r>
       <w:r>
@@ -17665,6 +17880,7 @@
                 <w:b w:val="0"/>
                 <w:bCs w:val="0"/>
               </w:rPr>
+              <w:lastRenderedPageBreak/>
               <w:t>upper_out</w:t>
             </w:r>
           </w:p>
@@ -18064,7 +18280,7 @@
       <w:rPr>
         <w:noProof/>
       </w:rPr>
-      <w:t>7/19/2022 7:36 AM</w:t>
+      <w:t>7/19/2022 1:36 PM</w:t>
     </w:r>
     <w:r>
       <w:fldChar w:fldCharType="end"/>
@@ -18135,7 +18351,7 @@
           <w:rPr>
             <w:noProof/>
           </w:rPr>
-          <w:t>7/19/2022 7:36 AM</w:t>
+          <w:t>7/19/2022 1:36 PM</w:t>
         </w:r>
         <w:r>
           <w:fldChar w:fldCharType="end"/>

--- a/doc/cv-workbench.docx
+++ b/doc/cv-workbench.docx
@@ -126,12 +126,14 @@
         </w:numPr>
       </w:pPr>
       <w:hyperlink r:id="rId11" w:history="1">
+        <w:proofErr w:type="spellStart"/>
         <w:r>
           <w:rPr>
             <w:rStyle w:val="Hyperlink"/>
           </w:rPr>
           <w:t>ImageMagick</w:t>
         </w:r>
+        <w:proofErr w:type="spellEnd"/>
       </w:hyperlink>
       <w:r>
         <w:t xml:space="preserve"> performs image operations using command line operations. CV Workbench runs image processing operations in a similar way, but uses JSON to make scripts easier to write and change.</w:t>
@@ -157,23 +159,27 @@
         <w:t xml:space="preserve">, </w:t>
       </w:r>
       <w:hyperlink r:id="rId13" w:history="1">
+        <w:proofErr w:type="spellStart"/>
         <w:r>
           <w:rPr>
             <w:rStyle w:val="Hyperlink"/>
           </w:rPr>
           <w:t>CVIPTools</w:t>
         </w:r>
+        <w:proofErr w:type="spellEnd"/>
       </w:hyperlink>
       <w:r>
         <w:t xml:space="preserve">, and </w:t>
       </w:r>
       <w:hyperlink r:id="rId14" w:history="1">
+        <w:proofErr w:type="spellStart"/>
         <w:r>
           <w:rPr>
             <w:rStyle w:val="Hyperlink"/>
           </w:rPr>
           <w:t>NIP2</w:t>
         </w:r>
+        <w:proofErr w:type="spellEnd"/>
       </w:hyperlink>
       <w:r>
         <w:t xml:space="preserve"> are interactive programs to perform computer vision operations manually. CV Workbench uses scripts to make running series of image processing operations easier, and more reproducible and reliable.</w:t>
@@ -815,8 +821,13 @@
               <w:pStyle w:val="NoSpacing"/>
               <w:cnfStyle w:val="000000100000" w:firstRow="0" w:lastRow="0" w:firstColumn="0" w:lastColumn="0" w:oddVBand="0" w:evenVBand="0" w:oddHBand="1" w:evenHBand="0" w:firstRowFirstColumn="0" w:firstRowLastColumn="0" w:lastRowFirstColumn="0" w:lastRowLastColumn="0"/>
             </w:pPr>
-            <w:r>
-              <w:t>Histogramming image pixel values</w:t>
+            <w:proofErr w:type="spellStart"/>
+            <w:r>
+              <w:t>Histogramming</w:t>
+            </w:r>
+            <w:proofErr w:type="spellEnd"/>
+            <w:r>
+              <w:t xml:space="preserve"> image pixel values</w:t>
             </w:r>
           </w:p>
           <w:p>
@@ -824,8 +835,13 @@
               <w:pStyle w:val="NoSpacing"/>
               <w:cnfStyle w:val="000000100000" w:firstRow="0" w:lastRow="0" w:firstColumn="0" w:lastColumn="0" w:oddVBand="0" w:evenVBand="0" w:oddHBand="1" w:evenHBand="0" w:firstRowFirstColumn="0" w:firstRowLastColumn="0" w:lastRowFirstColumn="0" w:lastRowLastColumn="0"/>
             </w:pPr>
-            <w:r>
-              <w:t>Histogramming Hough accumulator counts</w:t>
+            <w:proofErr w:type="spellStart"/>
+            <w:r>
+              <w:t>Histogramming</w:t>
+            </w:r>
+            <w:proofErr w:type="spellEnd"/>
+            <w:r>
+              <w:t xml:space="preserve"> Hough accumulator counts</w:t>
             </w:r>
           </w:p>
           <w:p>
@@ -833,8 +849,13 @@
               <w:pStyle w:val="NoSpacing"/>
               <w:cnfStyle w:val="000000100000" w:firstRow="0" w:lastRow="0" w:firstColumn="0" w:lastColumn="0" w:oddVBand="0" w:evenVBand="0" w:oddHBand="1" w:evenHBand="0" w:firstRowFirstColumn="0" w:firstRowLastColumn="0" w:lastRowFirstColumn="0" w:lastRowLastColumn="0"/>
             </w:pPr>
-            <w:r>
-              <w:t>Histgramming feature values</w:t>
+            <w:proofErr w:type="spellStart"/>
+            <w:r>
+              <w:t>Histgramming</w:t>
+            </w:r>
+            <w:proofErr w:type="spellEnd"/>
+            <w:r>
+              <w:t xml:space="preserve"> feature values</w:t>
             </w:r>
           </w:p>
           <w:p>
@@ -1285,7 +1306,15 @@
     </w:p>
     <w:p>
       <w:r>
-        <w:t>Images are a matrix of pixel values consists of one or more components. Grayscale images have one component value per pixel, color images have three RGB component values. Each component pixel value is stored as one of three binary formats. OpenCV “depth” codes are used to describe the binary formats.</w:t>
+        <w:t xml:space="preserve">Images are a matrix of pixel values consists of one or more components. Grayscale images have one component value per pixel, color images have three </w:t>
+      </w:r>
+      <w:proofErr w:type="spellStart"/>
+      <w:r>
+        <w:t>RGB</w:t>
+      </w:r>
+      <w:proofErr w:type="spellEnd"/>
+      <w:r>
+        <w:t xml:space="preserve"> component values. Each component pixel value is stored as one of three binary formats. OpenCV “depth” codes are used to describe the binary formats.</w:t>
       </w:r>
     </w:p>
     <w:tbl>
@@ -1363,6 +1392,7 @@
                 <w:bCs w:val="0"/>
               </w:rPr>
             </w:pPr>
+            <w:proofErr w:type="spellStart"/>
             <w:r>
               <w:rPr>
                 <w:b w:val="0"/>
@@ -1370,6 +1400,7 @@
               </w:rPr>
               <w:t>CV_8U</w:t>
             </w:r>
+            <w:proofErr w:type="spellEnd"/>
           </w:p>
         </w:tc>
         <w:tc>
@@ -1415,6 +1446,7 @@
                 <w:bCs w:val="0"/>
               </w:rPr>
             </w:pPr>
+            <w:proofErr w:type="spellStart"/>
             <w:r>
               <w:rPr>
                 <w:b w:val="0"/>
@@ -1422,6 +1454,7 @@
               </w:rPr>
               <w:t>CV_32S</w:t>
             </w:r>
+            <w:proofErr w:type="spellEnd"/>
           </w:p>
         </w:tc>
         <w:tc>
@@ -1434,8 +1467,13 @@
               <w:cnfStyle w:val="000000000000" w:firstRow="0" w:lastRow="0" w:firstColumn="0" w:lastColumn="0" w:oddVBand="0" w:evenVBand="0" w:oddHBand="0" w:evenHBand="0" w:firstRowFirstColumn="0" w:firstRowLastColumn="0" w:lastRowFirstColumn="0" w:lastRowLastColumn="0"/>
             </w:pPr>
             <w:r>
-              <w:t>INT_MIN..INT_MAX</w:t>
-            </w:r>
+              <w:t>INT_MIN..</w:t>
+            </w:r>
+            <w:proofErr w:type="spellStart"/>
+            <w:r>
+              <w:t>INT_MAX</w:t>
+            </w:r>
+            <w:proofErr w:type="spellEnd"/>
           </w:p>
         </w:tc>
         <w:tc>
@@ -1470,6 +1508,7 @@
                 <w:bCs w:val="0"/>
               </w:rPr>
             </w:pPr>
+            <w:proofErr w:type="spellStart"/>
             <w:r>
               <w:rPr>
                 <w:b w:val="0"/>
@@ -1477,6 +1516,7 @@
               </w:rPr>
               <w:t>CV_32F</w:t>
             </w:r>
+            <w:proofErr w:type="spellEnd"/>
           </w:p>
         </w:tc>
         <w:tc>
@@ -1489,8 +1529,13 @@
               <w:cnfStyle w:val="000000100000" w:firstRow="0" w:lastRow="0" w:firstColumn="0" w:lastColumn="0" w:oddVBand="0" w:evenVBand="0" w:oddHBand="1" w:evenHBand="0" w:firstRowFirstColumn="0" w:firstRowLastColumn="0" w:lastRowFirstColumn="0" w:lastRowLastColumn="0"/>
             </w:pPr>
             <w:r>
-              <w:t>FLT_MIN..FLT_MAX</w:t>
-            </w:r>
+              <w:t>FLT_MIN..</w:t>
+            </w:r>
+            <w:proofErr w:type="spellStart"/>
+            <w:r>
+              <w:t>FLT_MAX</w:t>
+            </w:r>
+            <w:proofErr w:type="spellEnd"/>
           </w:p>
         </w:tc>
         <w:tc>
@@ -1513,8 +1558,109 @@
       <w:pPr>
         <w:pStyle w:val="Normalafterlist"/>
       </w:pPr>
-      <w:r>
-        <w:t>CV_8U images are in JPEG format. Images generated by operators generally use CV_8U, CV_32S, or CV_32F as input and generate CV_32S or CV_32F on output, except as noted in the operator descriptions. CV_32S and CV_32F images may be used interchangeably without having to specify the depth in operators, though CV_32F images are output if any input image is CV_32F. The "transform-intensity-map" operator can map CV_32S and CV_32F images to CV_8U JPEG for display.</w:t>
+      <w:proofErr w:type="spellStart"/>
+      <w:r>
+        <w:t>CV_8U</w:t>
+      </w:r>
+      <w:proofErr w:type="spellEnd"/>
+      <w:r>
+        <w:t xml:space="preserve"> images are in JPEG format. Images generated by operators generally use </w:t>
+      </w:r>
+      <w:proofErr w:type="spellStart"/>
+      <w:r>
+        <w:t>CV_8U</w:t>
+      </w:r>
+      <w:proofErr w:type="spellEnd"/>
+      <w:r>
+        <w:t xml:space="preserve">, </w:t>
+      </w:r>
+      <w:proofErr w:type="spellStart"/>
+      <w:r>
+        <w:t>CV_32S</w:t>
+      </w:r>
+      <w:proofErr w:type="spellEnd"/>
+      <w:r>
+        <w:t xml:space="preserve">, or </w:t>
+      </w:r>
+      <w:proofErr w:type="spellStart"/>
+      <w:r>
+        <w:t>CV_32F</w:t>
+      </w:r>
+      <w:proofErr w:type="spellEnd"/>
+      <w:r>
+        <w:t xml:space="preserve"> as input and generate </w:t>
+      </w:r>
+      <w:proofErr w:type="spellStart"/>
+      <w:r>
+        <w:t>CV_32S</w:t>
+      </w:r>
+      <w:proofErr w:type="spellEnd"/>
+      <w:r>
+        <w:t xml:space="preserve"> or </w:t>
+      </w:r>
+      <w:proofErr w:type="spellStart"/>
+      <w:r>
+        <w:t>CV_32F</w:t>
+      </w:r>
+      <w:proofErr w:type="spellEnd"/>
+      <w:r>
+        <w:t xml:space="preserve"> on output, except as noted in the operator descriptions. </w:t>
+      </w:r>
+      <w:proofErr w:type="spellStart"/>
+      <w:r>
+        <w:t>CV_32S</w:t>
+      </w:r>
+      <w:proofErr w:type="spellEnd"/>
+      <w:r>
+        <w:t xml:space="preserve"> and </w:t>
+      </w:r>
+      <w:proofErr w:type="spellStart"/>
+      <w:r>
+        <w:t>CV_32F</w:t>
+      </w:r>
+      <w:proofErr w:type="spellEnd"/>
+      <w:r>
+        <w:t xml:space="preserve"> images may be used interchangeably without having to specify the depth in operators, though </w:t>
+      </w:r>
+      <w:proofErr w:type="spellStart"/>
+      <w:r>
+        <w:t>CV_32F</w:t>
+      </w:r>
+      <w:proofErr w:type="spellEnd"/>
+      <w:r>
+        <w:t xml:space="preserve"> images are output if any input image is </w:t>
+      </w:r>
+      <w:proofErr w:type="spellStart"/>
+      <w:r>
+        <w:t>CV_32F</w:t>
+      </w:r>
+      <w:proofErr w:type="spellEnd"/>
+      <w:r>
+        <w:t xml:space="preserve">. The "transform-intensity-map" operator can map </w:t>
+      </w:r>
+      <w:proofErr w:type="spellStart"/>
+      <w:r>
+        <w:t>CV_32S</w:t>
+      </w:r>
+      <w:proofErr w:type="spellEnd"/>
+      <w:r>
+        <w:t xml:space="preserve"> and </w:t>
+      </w:r>
+      <w:proofErr w:type="spellStart"/>
+      <w:r>
+        <w:t>CV_32F</w:t>
+      </w:r>
+      <w:proofErr w:type="spellEnd"/>
+      <w:r>
+        <w:t xml:space="preserve"> images to </w:t>
+      </w:r>
+      <w:proofErr w:type="spellStart"/>
+      <w:r>
+        <w:t>CV_8U</w:t>
+      </w:r>
+      <w:proofErr w:type="spellEnd"/>
+      <w:r>
+        <w:t xml:space="preserve"> JPEG for display.</w:t>
       </w:r>
     </w:p>
     <w:p>
@@ -1530,7 +1676,15 @@
         </w:r>
       </w:hyperlink>
       <w:r>
-        <w:t>. ‘Binary’ image data files are defined by the workbench and have the following format. Color RGB pixels are stored as three consecutive pixel values, one for each component. The three pixel values represent the red, green, and blue components.</w:t>
+        <w:t xml:space="preserve">. ‘Binary’ image data files are defined by the workbench and have the following format. Color </w:t>
+      </w:r>
+      <w:proofErr w:type="spellStart"/>
+      <w:r>
+        <w:t>RGB</w:t>
+      </w:r>
+      <w:proofErr w:type="spellEnd"/>
+      <w:r>
+        <w:t xml:space="preserve"> pixels are stored as three consecutive pixel values, one for each component. The three pixel values represent the red, green, and blue components.</w:t>
       </w:r>
     </w:p>
     <w:tbl>
@@ -1815,12 +1969,21 @@
                 <w:szCs w:val="20"/>
               </w:rPr>
             </w:pPr>
+            <w:proofErr w:type="spellStart"/>
             <w:r>
               <w:rPr>
                 <w:sz w:val="20"/>
                 <w:szCs w:val="20"/>
               </w:rPr>
-              <w:t>CV_8U has value 0</w:t>
+              <w:t>CV_8U</w:t>
+            </w:r>
+            <w:proofErr w:type="spellEnd"/>
+            <w:r>
+              <w:rPr>
+                <w:sz w:val="20"/>
+                <w:szCs w:val="20"/>
+              </w:rPr>
+              <w:t xml:space="preserve"> has value 0</w:t>
             </w:r>
           </w:p>
           <w:p>
@@ -1832,12 +1995,21 @@
                 <w:szCs w:val="20"/>
               </w:rPr>
             </w:pPr>
+            <w:proofErr w:type="spellStart"/>
             <w:r>
               <w:rPr>
                 <w:sz w:val="20"/>
                 <w:szCs w:val="20"/>
               </w:rPr>
-              <w:t>CV_32S has value 1</w:t>
+              <w:t>CV_32S</w:t>
+            </w:r>
+            <w:proofErr w:type="spellEnd"/>
+            <w:r>
+              <w:rPr>
+                <w:sz w:val="20"/>
+                <w:szCs w:val="20"/>
+              </w:rPr>
+              <w:t xml:space="preserve"> has value 1</w:t>
             </w:r>
           </w:p>
           <w:p>
@@ -1845,12 +2017,21 @@
               <w:pStyle w:val="tablebullet"/>
               <w:cnfStyle w:val="000000000000" w:firstRow="0" w:lastRow="0" w:firstColumn="0" w:lastColumn="0" w:oddVBand="0" w:evenVBand="0" w:oddHBand="0" w:evenHBand="0" w:firstRowFirstColumn="0" w:firstRowLastColumn="0" w:lastRowFirstColumn="0" w:lastRowLastColumn="0"/>
             </w:pPr>
+            <w:proofErr w:type="spellStart"/>
             <w:r>
               <w:rPr>
                 <w:sz w:val="20"/>
                 <w:szCs w:val="20"/>
               </w:rPr>
-              <w:t>CV_32F has value 2</w:t>
+              <w:t>CV_32F</w:t>
+            </w:r>
+            <w:proofErr w:type="spellEnd"/>
+            <w:r>
+              <w:rPr>
+                <w:sz w:val="20"/>
+                <w:szCs w:val="20"/>
+              </w:rPr>
+              <w:t xml:space="preserve"> has value 2</w:t>
             </w:r>
           </w:p>
         </w:tc>
@@ -1905,7 +2086,31 @@
               <w:cnfStyle w:val="000000100000" w:firstRow="0" w:lastRow="0" w:firstColumn="0" w:lastColumn="0" w:oddVBand="0" w:evenVBand="0" w:oddHBand="1" w:evenHBand="0" w:firstRowFirstColumn="0" w:firstRowLastColumn="0" w:lastRowFirstColumn="0" w:lastRowLastColumn="0"/>
             </w:pPr>
             <w:r>
-              <w:t>Each value is CV_8U, CV_32S, or CV_32F as specified by the depth. Color pixels are consecutive 32-bit integer red, green, and blue values.</w:t>
+              <w:t xml:space="preserve">Each value is </w:t>
+            </w:r>
+            <w:proofErr w:type="spellStart"/>
+            <w:r>
+              <w:t>CV_8U</w:t>
+            </w:r>
+            <w:proofErr w:type="spellEnd"/>
+            <w:r>
+              <w:t xml:space="preserve">, </w:t>
+            </w:r>
+            <w:proofErr w:type="spellStart"/>
+            <w:r>
+              <w:t>CV_32S</w:t>
+            </w:r>
+            <w:proofErr w:type="spellEnd"/>
+            <w:r>
+              <w:t xml:space="preserve">, or </w:t>
+            </w:r>
+            <w:proofErr w:type="spellStart"/>
+            <w:r>
+              <w:t>CV_32F</w:t>
+            </w:r>
+            <w:proofErr w:type="spellEnd"/>
+            <w:r>
+              <w:t xml:space="preserve"> as specified by the depth. Color pixels are consecutive 32-bit integer red, green, and blue values.</w:t>
             </w:r>
           </w:p>
         </w:tc>
@@ -1929,8 +2134,13 @@
         <w:pStyle w:val="code"/>
       </w:pPr>
       <w:r>
-        <w:t xml:space="preserve">  if value &lt; lower_value</w:t>
-      </w:r>
+        <w:t xml:space="preserve">  if value &lt; </w:t>
+      </w:r>
+      <w:proofErr w:type="spellStart"/>
+      <w:r>
+        <w:t>lower_value</w:t>
+      </w:r>
+      <w:proofErr w:type="spellEnd"/>
     </w:p>
     <w:p>
       <w:pPr>
@@ -1945,8 +2155,13 @@
         <w:pStyle w:val="code"/>
       </w:pPr>
       <w:r>
-        <w:t xml:space="preserve">  else if value &gt; upper_value</w:t>
-      </w:r>
+        <w:t xml:space="preserve">  else if value &gt; </w:t>
+      </w:r>
+      <w:proofErr w:type="spellStart"/>
+      <w:r>
+        <w:t>upper_value</w:t>
+      </w:r>
+      <w:proofErr w:type="spellEnd"/>
     </w:p>
     <w:p>
       <w:pPr>
@@ -1969,7 +2184,31 @@
         <w:pStyle w:val="code"/>
       </w:pPr>
       <w:r>
-        <w:t xml:space="preserve">    bin no. = round((no. bins – 1) * (value – lower_value) / (upper_value – lower_value))</w:t>
+        <w:t xml:space="preserve">    bin no. = round((no. bins – 1) * (value – </w:t>
+      </w:r>
+      <w:proofErr w:type="spellStart"/>
+      <w:r>
+        <w:t>lower_value</w:t>
+      </w:r>
+      <w:proofErr w:type="spellEnd"/>
+      <w:r>
+        <w:t>) / (</w:t>
+      </w:r>
+      <w:proofErr w:type="spellStart"/>
+      <w:r>
+        <w:t>upper_value</w:t>
+      </w:r>
+      <w:proofErr w:type="spellEnd"/>
+      <w:r>
+        <w:t xml:space="preserve"> – </w:t>
+      </w:r>
+      <w:proofErr w:type="spellStart"/>
+      <w:r>
+        <w:t>lower_value</w:t>
+      </w:r>
+      <w:proofErr w:type="spellEnd"/>
+      <w:r>
+        <w:t>))</w:t>
       </w:r>
     </w:p>
     <w:p>
@@ -2070,6 +2309,7 @@
                 <w:bCs w:val="0"/>
               </w:rPr>
             </w:pPr>
+            <w:proofErr w:type="spellStart"/>
             <w:r>
               <w:rPr>
                 <w:b w:val="0"/>
@@ -2077,6 +2317,7 @@
               </w:rPr>
               <w:t>nbins</w:t>
             </w:r>
+            <w:proofErr w:type="spellEnd"/>
           </w:p>
         </w:tc>
         <w:tc>
@@ -2122,6 +2363,7 @@
                 <w:bCs w:val="0"/>
               </w:rPr>
             </w:pPr>
+            <w:proofErr w:type="spellStart"/>
             <w:r>
               <w:rPr>
                 <w:b w:val="0"/>
@@ -2129,6 +2371,7 @@
               </w:rPr>
               <w:t>lower_value</w:t>
             </w:r>
+            <w:proofErr w:type="spellEnd"/>
           </w:p>
         </w:tc>
         <w:tc>
@@ -2177,6 +2420,7 @@
                 <w:bCs w:val="0"/>
               </w:rPr>
             </w:pPr>
+            <w:proofErr w:type="spellStart"/>
             <w:r>
               <w:rPr>
                 <w:b w:val="0"/>
@@ -2184,6 +2428,7 @@
               </w:rPr>
               <w:t>upper_value</w:t>
             </w:r>
+            <w:proofErr w:type="spellEnd"/>
           </w:p>
         </w:tc>
         <w:tc>
@@ -2229,6 +2474,7 @@
                 <w:bCs w:val="0"/>
               </w:rPr>
             </w:pPr>
+            <w:proofErr w:type="spellStart"/>
             <w:r>
               <w:rPr>
                 <w:b w:val="0"/>
@@ -2236,6 +2482,7 @@
               </w:rPr>
               <w:t>min_value</w:t>
             </w:r>
+            <w:proofErr w:type="spellEnd"/>
           </w:p>
         </w:tc>
         <w:tc>
@@ -2284,6 +2531,7 @@
                 <w:bCs w:val="0"/>
               </w:rPr>
             </w:pPr>
+            <w:proofErr w:type="spellStart"/>
             <w:r>
               <w:rPr>
                 <w:b w:val="0"/>
@@ -2291,6 +2539,7 @@
               </w:rPr>
               <w:t>max_value</w:t>
             </w:r>
+            <w:proofErr w:type="spellEnd"/>
           </w:p>
         </w:tc>
         <w:tc>
@@ -2336,6 +2585,7 @@
                 <w:bCs w:val="0"/>
               </w:rPr>
             </w:pPr>
+            <w:proofErr w:type="spellStart"/>
             <w:r>
               <w:rPr>
                 <w:b w:val="0"/>
@@ -2343,6 +2593,7 @@
               </w:rPr>
               <w:t>min_count</w:t>
             </w:r>
+            <w:proofErr w:type="spellEnd"/>
           </w:p>
         </w:tc>
         <w:tc>
@@ -2391,6 +2642,7 @@
                 <w:bCs w:val="0"/>
               </w:rPr>
             </w:pPr>
+            <w:proofErr w:type="spellStart"/>
             <w:r>
               <w:rPr>
                 <w:b w:val="0"/>
@@ -2398,6 +2650,7 @@
               </w:rPr>
               <w:t>max_count</w:t>
             </w:r>
+            <w:proofErr w:type="spellEnd"/>
           </w:p>
         </w:tc>
         <w:tc>
@@ -2443,6 +2696,7 @@
                 <w:bCs w:val="0"/>
               </w:rPr>
             </w:pPr>
+            <w:proofErr w:type="spellStart"/>
             <w:r>
               <w:rPr>
                 <w:b w:val="0"/>
@@ -2450,6 +2704,7 @@
               </w:rPr>
               <w:t>total_count</w:t>
             </w:r>
+            <w:proofErr w:type="spellEnd"/>
           </w:p>
         </w:tc>
         <w:tc>
@@ -2732,8 +2987,13 @@
               <w:pStyle w:val="NoSpacing"/>
               <w:cnfStyle w:val="000000100000" w:firstRow="0" w:lastRow="0" w:firstColumn="0" w:lastColumn="0" w:oddVBand="0" w:evenVBand="0" w:oddHBand="1" w:evenHBand="0" w:firstRowFirstColumn="0" w:firstRowLastColumn="0" w:lastRowFirstColumn="0" w:lastRowLastColumn="0"/>
             </w:pPr>
-            <w:r>
-              <w:t>nbins * 32-bit integers</w:t>
+            <w:proofErr w:type="spellStart"/>
+            <w:r>
+              <w:t>nbins</w:t>
+            </w:r>
+            <w:proofErr w:type="spellEnd"/>
+            <w:r>
+              <w:t xml:space="preserve"> * 32-bit integers</w:t>
             </w:r>
           </w:p>
         </w:tc>
@@ -2773,40 +3033,60 @@
           <w:i/>
           <w:iCs/>
         </w:rPr>
-        <w:t>output-filename</w:t>
-      </w:r>
-      <w:r>
-        <w:t>.txt is generated with each histogram bin stored as a record with the format:</w:t>
-      </w:r>
-    </w:p>
-    <w:p>
-      <w:pPr>
+        <w:t>output-</w:t>
+      </w:r>
+      <w:proofErr w:type="spellStart"/>
+      <w:r>
         <w:rPr>
           <w:i/>
           <w:iCs/>
         </w:rPr>
-      </w:pPr>
-      <w:r>
+        <w:t>filename</w:t>
+      </w:r>
+      <w:r>
+        <w:t>.txt</w:t>
+      </w:r>
+      <w:proofErr w:type="spellEnd"/>
+      <w:r>
+        <w:t xml:space="preserve"> is generated with each histogram bin stored as a record with the format:</w:t>
+      </w:r>
+    </w:p>
+    <w:p>
+      <w:pPr>
         <w:rPr>
           <w:i/>
           <w:iCs/>
         </w:rPr>
-        <w:t xml:space="preserve">  bin-value bin-count</w:t>
-      </w:r>
-    </w:p>
-    <w:p>
-      <w:r>
-        <w:t xml:space="preserve">where the </w:t>
-      </w:r>
+      </w:pPr>
       <w:r>
         <w:rPr>
           <w:i/>
           <w:iCs/>
         </w:rPr>
+        <w:t xml:space="preserve">  bin-value bin-count</w:t>
+      </w:r>
+    </w:p>
+    <w:p>
+      <w:r>
+        <w:t xml:space="preserve">where the </w:t>
+      </w:r>
+      <w:r>
+        <w:rPr>
+          <w:i/>
+          <w:iCs/>
+        </w:rPr>
         <w:t>bin-value</w:t>
       </w:r>
       <w:r>
-        <w:t xml:space="preserve"> is the value that is accumulated in a given bin. It has this formula, where bin no. ranges from 0 to nbins-1:</w:t>
+        <w:t xml:space="preserve"> is the value that is accumulated in a given bin. It has this formula, where bin no. ranges from 0 to </w:t>
+      </w:r>
+      <w:proofErr w:type="spellStart"/>
+      <w:r>
+        <w:t>nbins</w:t>
+      </w:r>
+      <w:proofErr w:type="spellEnd"/>
+      <w:r>
+        <w:t>-1:</w:t>
       </w:r>
     </w:p>
     <w:p>
@@ -2838,16 +3118,80 @@
           <w:sz w:val="20"/>
           <w:szCs w:val="20"/>
         </w:rPr>
-        <w:t>= lower_value + bin no. * (upper_value - lower_value) / (nbins – 1)</w:t>
-      </w:r>
-    </w:p>
-    <w:p>
-      <w:pPr>
-        <w:pStyle w:val="code"/>
+        <w:t xml:space="preserve">= </w:t>
+      </w:r>
+      <w:proofErr w:type="spellStart"/>
+      <w:r>
         <w:rPr>
           <w:sz w:val="20"/>
           <w:szCs w:val="20"/>
         </w:rPr>
+        <w:t>lower_value</w:t>
+      </w:r>
+      <w:proofErr w:type="spellEnd"/>
+      <w:r>
+        <w:rPr>
+          <w:sz w:val="20"/>
+          <w:szCs w:val="20"/>
+        </w:rPr>
+        <w:t xml:space="preserve"> + bin no. * (</w:t>
+      </w:r>
+      <w:proofErr w:type="spellStart"/>
+      <w:r>
+        <w:rPr>
+          <w:sz w:val="20"/>
+          <w:szCs w:val="20"/>
+        </w:rPr>
+        <w:t>upper_value</w:t>
+      </w:r>
+      <w:proofErr w:type="spellEnd"/>
+      <w:r>
+        <w:rPr>
+          <w:sz w:val="20"/>
+          <w:szCs w:val="20"/>
+        </w:rPr>
+        <w:t xml:space="preserve"> - </w:t>
+      </w:r>
+      <w:proofErr w:type="spellStart"/>
+      <w:r>
+        <w:rPr>
+          <w:sz w:val="20"/>
+          <w:szCs w:val="20"/>
+        </w:rPr>
+        <w:t>lower_value</w:t>
+      </w:r>
+      <w:proofErr w:type="spellEnd"/>
+      <w:r>
+        <w:rPr>
+          <w:sz w:val="20"/>
+          <w:szCs w:val="20"/>
+        </w:rPr>
+        <w:t>) / (</w:t>
+      </w:r>
+      <w:proofErr w:type="spellStart"/>
+      <w:r>
+        <w:rPr>
+          <w:sz w:val="20"/>
+          <w:szCs w:val="20"/>
+        </w:rPr>
+        <w:t>nbins</w:t>
+      </w:r>
+      <w:proofErr w:type="spellEnd"/>
+      <w:r>
+        <w:rPr>
+          <w:sz w:val="20"/>
+          <w:szCs w:val="20"/>
+        </w:rPr>
+        <w:t xml:space="preserve"> – 1)</w:t>
+      </w:r>
+    </w:p>
+    <w:p>
+      <w:pPr>
+        <w:pStyle w:val="code"/>
+        <w:rPr>
+          <w:sz w:val="20"/>
+          <w:szCs w:val="20"/>
+        </w:rPr>
       </w:pPr>
     </w:p>
     <w:p>
@@ -2859,10 +3203,22 @@
           <w:i/>
           <w:iCs/>
         </w:rPr>
-        <w:t>output-filename.</w:t>
-      </w:r>
-      <w:r>
-        <w:t>gp is generated to display the histogram as:</w:t>
+        <w:t>output-</w:t>
+      </w:r>
+      <w:proofErr w:type="spellStart"/>
+      <w:r>
+        <w:rPr>
+          <w:i/>
+          <w:iCs/>
+        </w:rPr>
+        <w:t>filename.</w:t>
+      </w:r>
+      <w:r>
+        <w:t>gp</w:t>
+      </w:r>
+      <w:proofErr w:type="spellEnd"/>
+      <w:r>
+        <w:t xml:space="preserve"> is generated to display the histogram as:</w:t>
       </w:r>
     </w:p>
     <w:p>
@@ -2906,14 +3262,48 @@
           <w:sz w:val="18"/>
           <w:szCs w:val="18"/>
         </w:rPr>
-        <w:t>output-filename</w:t>
-      </w:r>
-      <w:r>
-        <w:rPr>
+        <w:t>output-</w:t>
+      </w:r>
+      <w:proofErr w:type="spellStart"/>
+      <w:r>
+        <w:rPr>
+          <w:i/>
+          <w:iCs/>
           <w:sz w:val="18"/>
           <w:szCs w:val="18"/>
         </w:rPr>
-        <w:t>.txt' using 2:xtic(1)</w:t>
+        <w:t>filename</w:t>
+      </w:r>
+      <w:r>
+        <w:rPr>
+          <w:sz w:val="18"/>
+          <w:szCs w:val="18"/>
+        </w:rPr>
+        <w:t>.txt</w:t>
+      </w:r>
+      <w:proofErr w:type="spellEnd"/>
+      <w:r>
+        <w:rPr>
+          <w:sz w:val="18"/>
+          <w:szCs w:val="18"/>
+        </w:rPr>
+        <w:t xml:space="preserve">' using </w:t>
+      </w:r>
+      <w:proofErr w:type="spellStart"/>
+      <w:r>
+        <w:rPr>
+          <w:sz w:val="18"/>
+          <w:szCs w:val="18"/>
+        </w:rPr>
+        <w:t>2:xtic</w:t>
+      </w:r>
+      <w:proofErr w:type="spellEnd"/>
+      <w:r>
+        <w:rPr>
+          <w:sz w:val="18"/>
+          <w:szCs w:val="18"/>
+        </w:rPr>
+        <w:t>(1)</w:t>
       </w:r>
     </w:p>
     <w:p>
@@ -2984,6 +3374,7 @@
         </w:rPr>
         <w:t>-</w:t>
       </w:r>
+      <w:proofErr w:type="spellStart"/>
       <w:r>
         <w:rPr>
           <w:i/>
@@ -3000,6 +3391,7 @@
         </w:rPr>
         <w:t>gp</w:t>
       </w:r>
+      <w:proofErr w:type="spellEnd"/>
     </w:p>
     <w:p>
       <w:pPr>
@@ -3021,7 +3413,23 @@
     </w:p>
     <w:p>
       <w:r>
-        <w:t>The Hough accumulator data type contains counts from the accumulated (rho, theta) polar lines calculated for each image point by the Hough algorithm. Lines are computed for angles theta between 0 and 180 degrees, where theta is incremented by a fixed number of degrees, theta_inc, between samples. The number of angles, nthetas, samples is:</w:t>
+        <w:t xml:space="preserve">The Hough accumulator data type contains counts from the accumulated (rho, theta) polar lines calculated for each image point by the Hough algorithm. Lines are computed for angles theta between 0 and 180 degrees, where theta is incremented by a fixed number of degrees, </w:t>
+      </w:r>
+      <w:proofErr w:type="spellStart"/>
+      <w:r>
+        <w:t>theta_inc</w:t>
+      </w:r>
+      <w:proofErr w:type="spellEnd"/>
+      <w:r>
+        <w:t xml:space="preserve">, between samples. The number of angles, </w:t>
+      </w:r>
+      <w:proofErr w:type="spellStart"/>
+      <w:r>
+        <w:t>nthetas</w:t>
+      </w:r>
+      <w:proofErr w:type="spellEnd"/>
+      <w:r>
+        <w:t>, samples is:</w:t>
       </w:r>
     </w:p>
     <w:p>
@@ -3037,55 +3445,112 @@
           <w:sz w:val="20"/>
           <w:szCs w:val="20"/>
         </w:rPr>
-        <w:t xml:space="preserve">  nthetas = 180 / theta_inc</w:t>
-      </w:r>
-    </w:p>
-    <w:p>
-      <w:pPr>
-        <w:pStyle w:val="Normalafterlist"/>
-      </w:pPr>
-      <w:r>
-        <w:t>For an image size (rows, cols), the polar line distance rho is computed from each (row, col) point with:</w:t>
-      </w:r>
-    </w:p>
-    <w:p>
-      <w:pPr>
-        <w:pStyle w:val="code"/>
+        <w:t xml:space="preserve">  </w:t>
+      </w:r>
+      <w:proofErr w:type="spellStart"/>
+      <w:r>
         <w:rPr>
           <w:sz w:val="20"/>
           <w:szCs w:val="20"/>
         </w:rPr>
-      </w:pPr>
+        <w:t>nthetas</w:t>
+      </w:r>
+      <w:proofErr w:type="spellEnd"/>
       <w:r>
         <w:rPr>
           <w:sz w:val="20"/>
           <w:szCs w:val="20"/>
         </w:rPr>
-        <w:t xml:space="preserve">  rho = (col – cols/2) * cos(theta) + (rows/2 – rows) * sin(theta)</w:t>
-      </w:r>
-    </w:p>
-    <w:p>
-      <w:pPr>
-        <w:pStyle w:val="Normalafterlist"/>
-      </w:pPr>
-      <w:r>
-        <w:t>The number of rho values, max_rho, for images is:</w:t>
-      </w:r>
-    </w:p>
-    <w:p>
-      <w:pPr>
-        <w:pStyle w:val="code"/>
+        <w:t xml:space="preserve"> = 180 / </w:t>
+      </w:r>
+      <w:proofErr w:type="spellStart"/>
+      <w:r>
         <w:rPr>
           <w:sz w:val="20"/>
           <w:szCs w:val="20"/>
         </w:rPr>
-      </w:pPr>
-      <w:r>
+        <w:t>theta_inc</w:t>
+      </w:r>
+      <w:proofErr w:type="spellEnd"/>
+    </w:p>
+    <w:p>
+      <w:pPr>
+        <w:pStyle w:val="Normalafterlist"/>
+      </w:pPr>
+      <w:r>
+        <w:t>For an image size (rows, cols), the polar line distance rho is computed from each (row, col) point with:</w:t>
+      </w:r>
+    </w:p>
+    <w:p>
+      <w:pPr>
+        <w:pStyle w:val="code"/>
         <w:rPr>
           <w:sz w:val="20"/>
           <w:szCs w:val="20"/>
         </w:rPr>
-        <w:t xml:space="preserve">  max_rho = sqrt(rows</w:t>
+      </w:pPr>
+      <w:r>
+        <w:rPr>
+          <w:sz w:val="20"/>
+          <w:szCs w:val="20"/>
+        </w:rPr>
+        <w:t xml:space="preserve">  rho = (col – cols/2) * cos(theta) + (rows/2 – rows) * sin(theta)</w:t>
+      </w:r>
+    </w:p>
+    <w:p>
+      <w:pPr>
+        <w:pStyle w:val="Normalafterlist"/>
+      </w:pPr>
+      <w:r>
+        <w:t xml:space="preserve">The number of rho values, </w:t>
+      </w:r>
+      <w:proofErr w:type="spellStart"/>
+      <w:r>
+        <w:t>max_rho</w:t>
+      </w:r>
+      <w:proofErr w:type="spellEnd"/>
+      <w:r>
+        <w:t>, for images is:</w:t>
+      </w:r>
+    </w:p>
+    <w:p>
+      <w:pPr>
+        <w:pStyle w:val="code"/>
+        <w:rPr>
+          <w:sz w:val="20"/>
+          <w:szCs w:val="20"/>
+        </w:rPr>
+      </w:pPr>
+      <w:r>
+        <w:rPr>
+          <w:sz w:val="20"/>
+          <w:szCs w:val="20"/>
+        </w:rPr>
+        <w:t xml:space="preserve">  </w:t>
+      </w:r>
+      <w:proofErr w:type="spellStart"/>
+      <w:r>
+        <w:rPr>
+          <w:sz w:val="20"/>
+          <w:szCs w:val="20"/>
+        </w:rPr>
+        <w:t>max_rho</w:t>
+      </w:r>
+      <w:proofErr w:type="spellEnd"/>
+      <w:r>
+        <w:rPr>
+          <w:sz w:val="20"/>
+          <w:szCs w:val="20"/>
+        </w:rPr>
+        <w:t xml:space="preserve"> = sqrt(</w:t>
+      </w:r>
+      <w:proofErr w:type="spellStart"/>
+      <w:r>
+        <w:rPr>
+          <w:sz w:val="20"/>
+          <w:szCs w:val="20"/>
+        </w:rPr>
+        <w:t>rows</w:t>
       </w:r>
       <w:r>
         <w:rPr>
@@ -3095,12 +3560,21 @@
         </w:rPr>
         <w:t>2</w:t>
       </w:r>
+      <w:proofErr w:type="spellEnd"/>
       <w:r>
         <w:rPr>
           <w:sz w:val="20"/>
           <w:szCs w:val="20"/>
         </w:rPr>
-        <w:t xml:space="preserve"> + columns</w:t>
+        <w:t xml:space="preserve"> + </w:t>
+      </w:r>
+      <w:proofErr w:type="spellStart"/>
+      <w:r>
+        <w:rPr>
+          <w:sz w:val="20"/>
+          <w:szCs w:val="20"/>
+        </w:rPr>
+        <w:t>columns</w:t>
       </w:r>
       <w:r>
         <w:rPr>
@@ -3110,6 +3584,7 @@
         </w:rPr>
         <w:t>2</w:t>
       </w:r>
+      <w:proofErr w:type="spellEnd"/>
       <w:r>
         <w:rPr>
           <w:sz w:val="20"/>
@@ -3123,7 +3598,15 @@
         <w:pStyle w:val="Normalafterlist"/>
       </w:pPr>
       <w:r>
-        <w:t>Each rho is accessed in the accumulator by bin index rho_index that corresponds to a rho with the value:</w:t>
+        <w:t xml:space="preserve">Each rho is accessed in the accumulator by bin index </w:t>
+      </w:r>
+      <w:proofErr w:type="spellStart"/>
+      <w:r>
+        <w:t>rho_index</w:t>
+      </w:r>
+      <w:proofErr w:type="spellEnd"/>
+      <w:r>
+        <w:t xml:space="preserve"> that corresponds to a rho with the value:</w:t>
       </w:r>
     </w:p>
     <w:p>
@@ -3139,50 +3622,87 @@
           <w:sz w:val="20"/>
           <w:szCs w:val="20"/>
         </w:rPr>
-        <w:t xml:space="preserve">  rho_index = rho + max_rho / 2</w:t>
-      </w:r>
-    </w:p>
-    <w:p>
-      <w:pPr>
-        <w:pStyle w:val="code"/>
+        <w:t xml:space="preserve">  </w:t>
+      </w:r>
+      <w:proofErr w:type="spellStart"/>
+      <w:r>
         <w:rPr>
           <w:sz w:val="20"/>
           <w:szCs w:val="20"/>
         </w:rPr>
-      </w:pPr>
+        <w:t>rho_index</w:t>
+      </w:r>
+      <w:proofErr w:type="spellEnd"/>
       <w:r>
         <w:rPr>
           <w:sz w:val="20"/>
           <w:szCs w:val="20"/>
         </w:rPr>
-        <w:t xml:space="preserve">  rho = rho_index – max_rho / 2</w:t>
-      </w:r>
-    </w:p>
-    <w:p>
-      <w:pPr>
-        <w:pStyle w:val="Normalafterlist"/>
-      </w:pPr>
-      <w:r>
-        <w:t>The Hough accumulator is indexed by (rho_index, theta_index)</w:t>
-      </w:r>
-      <w:r>
-        <w:t>, where theta_index is the index of the sampled angle used. theta_index corresponds to the angle:</w:t>
-      </w:r>
-    </w:p>
-    <w:p>
-      <w:pPr>
-        <w:pStyle w:val="code"/>
+        <w:t xml:space="preserve"> = rho + </w:t>
+      </w:r>
+      <w:proofErr w:type="spellStart"/>
+      <w:r>
         <w:rPr>
           <w:sz w:val="20"/>
           <w:szCs w:val="20"/>
         </w:rPr>
-      </w:pPr>
+        <w:t>max_rho</w:t>
+      </w:r>
+      <w:proofErr w:type="spellEnd"/>
       <w:r>
         <w:rPr>
           <w:sz w:val="20"/>
           <w:szCs w:val="20"/>
         </w:rPr>
-        <w:t xml:space="preserve">  theta degrees = theta_index * theta_inc</w:t>
+        <w:t xml:space="preserve"> / 2</w:t>
+      </w:r>
+    </w:p>
+    <w:p>
+      <w:pPr>
+        <w:pStyle w:val="code"/>
+        <w:rPr>
+          <w:sz w:val="20"/>
+          <w:szCs w:val="20"/>
+        </w:rPr>
+      </w:pPr>
+      <w:r>
+        <w:rPr>
+          <w:sz w:val="20"/>
+          <w:szCs w:val="20"/>
+        </w:rPr>
+        <w:t xml:space="preserve">  rho = </w:t>
+      </w:r>
+      <w:proofErr w:type="spellStart"/>
+      <w:r>
+        <w:rPr>
+          <w:sz w:val="20"/>
+          <w:szCs w:val="20"/>
+        </w:rPr>
+        <w:t>rho_index</w:t>
+      </w:r>
+      <w:proofErr w:type="spellEnd"/>
+      <w:r>
+        <w:rPr>
+          <w:sz w:val="20"/>
+          <w:szCs w:val="20"/>
+        </w:rPr>
+        <w:t xml:space="preserve"> – </w:t>
+      </w:r>
+      <w:proofErr w:type="spellStart"/>
+      <w:r>
+        <w:rPr>
+          <w:sz w:val="20"/>
+          <w:szCs w:val="20"/>
+        </w:rPr>
+        <w:t>max_rho</w:t>
+      </w:r>
+      <w:proofErr w:type="spellEnd"/>
+      <w:r>
+        <w:rPr>
+          <w:sz w:val="20"/>
+          <w:szCs w:val="20"/>
+        </w:rPr>
+        <w:t xml:space="preserve"> / 2</w:t>
       </w:r>
     </w:p>
     <w:p>
@@ -3190,7 +3710,107 @@
         <w:pStyle w:val="Normalafterlist"/>
       </w:pPr>
       <w:r>
-        <w:t>Polar line (rho, theta) are generally input and stored as (rho_index, theta_index), except as noted.</w:t>
+        <w:t>The Hough accumulator is indexed by (</w:t>
+      </w:r>
+      <w:proofErr w:type="spellStart"/>
+      <w:r>
+        <w:t>rho_index</w:t>
+      </w:r>
+      <w:proofErr w:type="spellEnd"/>
+      <w:r>
+        <w:t xml:space="preserve">, </w:t>
+      </w:r>
+      <w:proofErr w:type="spellStart"/>
+      <w:r>
+        <w:t>theta_index</w:t>
+      </w:r>
+      <w:proofErr w:type="spellEnd"/>
+      <w:r>
+        <w:t>)</w:t>
+      </w:r>
+      <w:r>
+        <w:t xml:space="preserve">, where </w:t>
+      </w:r>
+      <w:proofErr w:type="spellStart"/>
+      <w:r>
+        <w:t>theta_index</w:t>
+      </w:r>
+      <w:proofErr w:type="spellEnd"/>
+      <w:r>
+        <w:t xml:space="preserve"> is the index of the sampled angle used. </w:t>
+      </w:r>
+      <w:proofErr w:type="spellStart"/>
+      <w:r>
+        <w:t>theta_index</w:t>
+      </w:r>
+      <w:proofErr w:type="spellEnd"/>
+      <w:r>
+        <w:t xml:space="preserve"> corresponds to the angle:</w:t>
+      </w:r>
+    </w:p>
+    <w:p>
+      <w:pPr>
+        <w:pStyle w:val="code"/>
+        <w:rPr>
+          <w:sz w:val="20"/>
+          <w:szCs w:val="20"/>
+        </w:rPr>
+      </w:pPr>
+      <w:r>
+        <w:rPr>
+          <w:sz w:val="20"/>
+          <w:szCs w:val="20"/>
+        </w:rPr>
+        <w:t xml:space="preserve">  theta degrees = </w:t>
+      </w:r>
+      <w:proofErr w:type="spellStart"/>
+      <w:r>
+        <w:rPr>
+          <w:sz w:val="20"/>
+          <w:szCs w:val="20"/>
+        </w:rPr>
+        <w:t>theta_index</w:t>
+      </w:r>
+      <w:proofErr w:type="spellEnd"/>
+      <w:r>
+        <w:rPr>
+          <w:sz w:val="20"/>
+          <w:szCs w:val="20"/>
+        </w:rPr>
+        <w:t xml:space="preserve"> * </w:t>
+      </w:r>
+      <w:proofErr w:type="spellStart"/>
+      <w:r>
+        <w:rPr>
+          <w:sz w:val="20"/>
+          <w:szCs w:val="20"/>
+        </w:rPr>
+        <w:t>theta_inc</w:t>
+      </w:r>
+      <w:proofErr w:type="spellEnd"/>
+    </w:p>
+    <w:p>
+      <w:pPr>
+        <w:pStyle w:val="Normalafterlist"/>
+      </w:pPr>
+      <w:r>
+        <w:t>Polar line (rho, theta) are generally input and stored as (</w:t>
+      </w:r>
+      <w:proofErr w:type="spellStart"/>
+      <w:r>
+        <w:t>rho_index</w:t>
+      </w:r>
+      <w:proofErr w:type="spellEnd"/>
+      <w:r>
+        <w:t xml:space="preserve">, </w:t>
+      </w:r>
+      <w:proofErr w:type="spellStart"/>
+      <w:r>
+        <w:t>theta_index</w:t>
+      </w:r>
+      <w:proofErr w:type="spellEnd"/>
+      <w:r>
+        <w:t>), except as noted.</w:t>
       </w:r>
     </w:p>
     <w:p>
@@ -3284,6 +3904,7 @@
                 <w:bCs w:val="0"/>
               </w:rPr>
             </w:pPr>
+            <w:proofErr w:type="spellStart"/>
             <w:r>
               <w:rPr>
                 <w:b w:val="0"/>
@@ -3291,6 +3912,7 @@
               </w:rPr>
               <w:t>theta_inc</w:t>
             </w:r>
+            <w:proofErr w:type="spellEnd"/>
           </w:p>
         </w:tc>
         <w:tc>
@@ -3336,6 +3958,7 @@
                 <w:bCs w:val="0"/>
               </w:rPr>
             </w:pPr>
+            <w:proofErr w:type="spellStart"/>
             <w:r>
               <w:rPr>
                 <w:b w:val="0"/>
@@ -3343,6 +3966,7 @@
               </w:rPr>
               <w:t>nthetas</w:t>
             </w:r>
+            <w:proofErr w:type="spellEnd"/>
           </w:p>
         </w:tc>
         <w:tc>
@@ -3369,8 +3993,13 @@
               <w:cnfStyle w:val="000000000000" w:firstRow="0" w:lastRow="0" w:firstColumn="0" w:lastColumn="0" w:oddVBand="0" w:evenVBand="0" w:oddHBand="0" w:evenHBand="0" w:firstRowFirstColumn="0" w:firstRowLastColumn="0" w:lastRowFirstColumn="0" w:lastRowLastColumn="0"/>
             </w:pPr>
             <w:r>
-              <w:t>The number of angles sampled = 180 / theta_inc</w:t>
-            </w:r>
+              <w:t xml:space="preserve">The number of angles sampled = 180 / </w:t>
+            </w:r>
+            <w:proofErr w:type="spellStart"/>
+            <w:r>
+              <w:t>theta_inc</w:t>
+            </w:r>
+            <w:proofErr w:type="spellEnd"/>
           </w:p>
         </w:tc>
       </w:tr>
@@ -3391,6 +4020,7 @@
                 <w:bCs w:val="0"/>
               </w:rPr>
             </w:pPr>
+            <w:proofErr w:type="spellStart"/>
             <w:r>
               <w:rPr>
                 <w:b w:val="0"/>
@@ -3398,6 +4028,7 @@
               </w:rPr>
               <w:t>max_rho</w:t>
             </w:r>
+            <w:proofErr w:type="spellEnd"/>
           </w:p>
         </w:tc>
         <w:tc>
@@ -3443,6 +4074,7 @@
                 <w:bCs w:val="0"/>
               </w:rPr>
             </w:pPr>
+            <w:proofErr w:type="spellStart"/>
             <w:r>
               <w:rPr>
                 <w:b w:val="0"/>
@@ -3450,6 +4082,7 @@
               </w:rPr>
               <w:t>min_count</w:t>
             </w:r>
+            <w:proofErr w:type="spellEnd"/>
           </w:p>
         </w:tc>
         <w:tc>
@@ -3498,6 +4131,7 @@
                 <w:bCs w:val="0"/>
               </w:rPr>
             </w:pPr>
+            <w:proofErr w:type="spellStart"/>
             <w:r>
               <w:rPr>
                 <w:b w:val="0"/>
@@ -3505,6 +4139,7 @@
               </w:rPr>
               <w:t>max_count</w:t>
             </w:r>
+            <w:proofErr w:type="spellEnd"/>
           </w:p>
         </w:tc>
         <w:tc>
@@ -3583,7 +4218,15 @@
               <w:cnfStyle w:val="000000000000" w:firstRow="0" w:lastRow="0" w:firstColumn="0" w:lastColumn="0" w:oddVBand="0" w:evenVBand="0" w:oddHBand="0" w:evenHBand="0" w:firstRowFirstColumn="0" w:firstRowLastColumn="0" w:lastRowFirstColumn="0" w:lastRowLastColumn="0"/>
             </w:pPr>
             <w:r>
-              <w:t>The mean for the hough accumulator counts</w:t>
+              <w:t xml:space="preserve">The mean for the </w:t>
+            </w:r>
+            <w:proofErr w:type="spellStart"/>
+            <w:r>
+              <w:t>hough</w:t>
+            </w:r>
+            <w:proofErr w:type="spellEnd"/>
+            <w:r>
+              <w:t xml:space="preserve"> accumulator counts</w:t>
             </w:r>
           </w:p>
         </w:tc>
@@ -3638,7 +4281,15 @@
               <w:cnfStyle w:val="000000100000" w:firstRow="0" w:lastRow="0" w:firstColumn="0" w:lastColumn="0" w:oddVBand="0" w:evenVBand="0" w:oddHBand="1" w:evenHBand="0" w:firstRowFirstColumn="0" w:firstRowLastColumn="0" w:lastRowFirstColumn="0" w:lastRowLastColumn="0"/>
             </w:pPr>
             <w:r>
-              <w:t>The variance for the hough accumulator counts</w:t>
+              <w:t xml:space="preserve">The variance for the </w:t>
+            </w:r>
+            <w:proofErr w:type="spellStart"/>
+            <w:r>
+              <w:t>hough</w:t>
+            </w:r>
+            <w:proofErr w:type="spellEnd"/>
+            <w:r>
+              <w:t xml:space="preserve"> accumulator counts</w:t>
             </w:r>
           </w:p>
         </w:tc>
@@ -3690,7 +4341,15 @@
               <w:cnfStyle w:val="000000000000" w:firstRow="0" w:lastRow="0" w:firstColumn="0" w:lastColumn="0" w:oddVBand="0" w:evenVBand="0" w:oddHBand="0" w:evenHBand="0" w:firstRowFirstColumn="0" w:firstRowLastColumn="0" w:lastRowFirstColumn="0" w:lastRowLastColumn="0"/>
             </w:pPr>
             <w:r>
-              <w:t>The sample variance for the hough accumulator counts</w:t>
+              <w:t xml:space="preserve">The sample variance for the </w:t>
+            </w:r>
+            <w:proofErr w:type="spellStart"/>
+            <w:r>
+              <w:t>hough</w:t>
+            </w:r>
+            <w:proofErr w:type="spellEnd"/>
+            <w:r>
+              <w:t xml:space="preserve"> accumulator counts</w:t>
             </w:r>
           </w:p>
         </w:tc>
@@ -3745,7 +4404,15 @@
               <w:cnfStyle w:val="000000100000" w:firstRow="0" w:lastRow="0" w:firstColumn="0" w:lastColumn="0" w:oddVBand="0" w:evenVBand="0" w:oddHBand="1" w:evenHBand="0" w:firstRowFirstColumn="0" w:firstRowLastColumn="0" w:lastRowFirstColumn="0" w:lastRowLastColumn="0"/>
             </w:pPr>
             <w:r>
-              <w:t>The standard deviation for the hough accumulator counts</w:t>
+              <w:t xml:space="preserve">The standard deviation for the </w:t>
+            </w:r>
+            <w:proofErr w:type="spellStart"/>
+            <w:r>
+              <w:t>hough</w:t>
+            </w:r>
+            <w:proofErr w:type="spellEnd"/>
+            <w:r>
+              <w:t xml:space="preserve"> accumulator counts</w:t>
             </w:r>
           </w:p>
         </w:tc>
@@ -3764,12 +4431,21 @@
                 <w:bCs w:val="0"/>
               </w:rPr>
             </w:pPr>
-            <w:r>
-              <w:rPr>
-                <w:b w:val="0"/>
-                <w:bCs w:val="0"/>
-              </w:rPr>
-              <w:t>hough accumulator data</w:t>
+            <w:proofErr w:type="spellStart"/>
+            <w:r>
+              <w:rPr>
+                <w:b w:val="0"/>
+                <w:bCs w:val="0"/>
+              </w:rPr>
+              <w:t>hough</w:t>
+            </w:r>
+            <w:proofErr w:type="spellEnd"/>
+            <w:r>
+              <w:rPr>
+                <w:b w:val="0"/>
+                <w:bCs w:val="0"/>
+              </w:rPr>
+              <w:t xml:space="preserve"> accumulator data</w:t>
             </w:r>
           </w:p>
         </w:tc>
@@ -3782,8 +4458,21 @@
               <w:pStyle w:val="NoSpacing"/>
               <w:cnfStyle w:val="000000000000" w:firstRow="0" w:lastRow="0" w:firstColumn="0" w:lastColumn="0" w:oddVBand="0" w:evenVBand="0" w:oddHBand="0" w:evenHBand="0" w:firstRowFirstColumn="0" w:firstRowLastColumn="0" w:lastRowFirstColumn="0" w:lastRowLastColumn="0"/>
             </w:pPr>
-            <w:r>
-              <w:t>max_rho * nthetas 32-bit integers</w:t>
+            <w:proofErr w:type="spellStart"/>
+            <w:r>
+              <w:t>max_rho</w:t>
+            </w:r>
+            <w:proofErr w:type="spellEnd"/>
+            <w:r>
+              <w:t xml:space="preserve"> * </w:t>
+            </w:r>
+            <w:proofErr w:type="spellStart"/>
+            <w:r>
+              <w:t>nthetas</w:t>
+            </w:r>
+            <w:proofErr w:type="spellEnd"/>
+            <w:r>
+              <w:t xml:space="preserve"> 32-bit integers</w:t>
             </w:r>
           </w:p>
         </w:tc>
@@ -3797,7 +4486,23 @@
               <w:cnfStyle w:val="000000000000" w:firstRow="0" w:lastRow="0" w:firstColumn="0" w:lastColumn="0" w:oddVBand="0" w:evenVBand="0" w:oddHBand="0" w:evenHBand="0" w:firstRowFirstColumn="0" w:firstRowLastColumn="0" w:lastRowFirstColumn="0" w:lastRowLastColumn="0"/>
             </w:pPr>
             <w:r>
-              <w:t>The Hough accumulator (rho_index, theta_index) count data</w:t>
+              <w:t>The Hough accumulator (</w:t>
+            </w:r>
+            <w:proofErr w:type="spellStart"/>
+            <w:r>
+              <w:t>rho_index</w:t>
+            </w:r>
+            <w:proofErr w:type="spellEnd"/>
+            <w:r>
+              <w:t xml:space="preserve">, </w:t>
+            </w:r>
+            <w:proofErr w:type="spellStart"/>
+            <w:r>
+              <w:t>theta_index</w:t>
+            </w:r>
+            <w:proofErr w:type="spellEnd"/>
+            <w:r>
+              <w:t>) count data</w:t>
             </w:r>
           </w:p>
         </w:tc>
@@ -3851,7 +4556,23 @@
           </w:tcPr>
           <w:p>
             <w:r>
-              <w:t>rho values from -max_rho/2 to max_rho/2</w:t>
+              <w:t>rho values from -</w:t>
+            </w:r>
+            <w:proofErr w:type="spellStart"/>
+            <w:r>
+              <w:t>max_rho</w:t>
+            </w:r>
+            <w:proofErr w:type="spellEnd"/>
+            <w:r>
+              <w:t xml:space="preserve">/2 to </w:t>
+            </w:r>
+            <w:proofErr w:type="spellStart"/>
+            <w:r>
+              <w:t>max_rho</w:t>
+            </w:r>
+            <w:proofErr w:type="spellEnd"/>
+            <w:r>
+              <w:t>/2</w:t>
             </w:r>
           </w:p>
         </w:tc>
@@ -3873,7 +4594,15 @@
           </w:tcPr>
           <w:p>
             <w:r>
-              <w:t>sample theta in degrees, followed by each accumulator count for the corresponding (rho_index, theta_index)</w:t>
+              <w:t xml:space="preserve">sample theta in degrees, followed by each accumulator count for the corresponding (rho, </w:t>
+            </w:r>
+            <w:proofErr w:type="spellStart"/>
+            <w:r>
+              <w:t>theta_index</w:t>
+            </w:r>
+            <w:proofErr w:type="spellEnd"/>
+            <w:r>
+              <w:t>)</w:t>
             </w:r>
           </w:p>
         </w:tc>
@@ -3909,7 +4638,23 @@
     </w:p>
     <w:p>
       <w:r>
-        <w:t>The binary Hough peak line data is defined by the workbench, and have the following format. Polar line data is stored as (rho_index, theta_index). The corresponding rho and theta can be derived from:</w:t>
+        <w:t>The binary Hough peak line data is defined by the workbench, and have the following format. Polar line data is stored as (</w:t>
+      </w:r>
+      <w:proofErr w:type="spellStart"/>
+      <w:r>
+        <w:t>rho_index</w:t>
+      </w:r>
+      <w:proofErr w:type="spellEnd"/>
+      <w:r>
+        <w:t xml:space="preserve">, </w:t>
+      </w:r>
+      <w:proofErr w:type="spellStart"/>
+      <w:r>
+        <w:t>theta_index</w:t>
+      </w:r>
+      <w:proofErr w:type="spellEnd"/>
+      <w:r>
+        <w:t>). The corresponding rho and theta can be derived from:</w:t>
       </w:r>
     </w:p>
     <w:p>
@@ -3925,24 +4670,81 @@
           <w:sz w:val="20"/>
           <w:szCs w:val="20"/>
         </w:rPr>
-        <w:t>rho = rho_index – max_rho / 2</w:t>
-      </w:r>
-    </w:p>
-    <w:p>
-      <w:pPr>
-        <w:pStyle w:val="code"/>
+        <w:t xml:space="preserve">rho = </w:t>
+      </w:r>
+      <w:proofErr w:type="spellStart"/>
+      <w:r>
         <w:rPr>
           <w:sz w:val="20"/>
           <w:szCs w:val="20"/>
         </w:rPr>
-      </w:pPr>
+        <w:t>rho_index</w:t>
+      </w:r>
+      <w:proofErr w:type="spellEnd"/>
       <w:r>
         <w:rPr>
           <w:sz w:val="20"/>
           <w:szCs w:val="20"/>
         </w:rPr>
-        <w:t>theta degrees = theta_index * theta_inc</w:t>
-      </w:r>
+        <w:t xml:space="preserve"> – </w:t>
+      </w:r>
+      <w:proofErr w:type="spellStart"/>
+      <w:r>
+        <w:rPr>
+          <w:sz w:val="20"/>
+          <w:szCs w:val="20"/>
+        </w:rPr>
+        <w:t>max_rho</w:t>
+      </w:r>
+      <w:proofErr w:type="spellEnd"/>
+      <w:r>
+        <w:rPr>
+          <w:sz w:val="20"/>
+          <w:szCs w:val="20"/>
+        </w:rPr>
+        <w:t xml:space="preserve"> / 2</w:t>
+      </w:r>
+    </w:p>
+    <w:p>
+      <w:pPr>
+        <w:pStyle w:val="code"/>
+        <w:rPr>
+          <w:sz w:val="20"/>
+          <w:szCs w:val="20"/>
+        </w:rPr>
+      </w:pPr>
+      <w:r>
+        <w:rPr>
+          <w:sz w:val="20"/>
+          <w:szCs w:val="20"/>
+        </w:rPr>
+        <w:t xml:space="preserve">theta degrees = </w:t>
+      </w:r>
+      <w:proofErr w:type="spellStart"/>
+      <w:r>
+        <w:rPr>
+          <w:sz w:val="20"/>
+          <w:szCs w:val="20"/>
+        </w:rPr>
+        <w:t>theta_index</w:t>
+      </w:r>
+      <w:proofErr w:type="spellEnd"/>
+      <w:r>
+        <w:rPr>
+          <w:sz w:val="20"/>
+          <w:szCs w:val="20"/>
+        </w:rPr>
+        <w:t xml:space="preserve"> * </w:t>
+      </w:r>
+      <w:proofErr w:type="spellStart"/>
+      <w:r>
+        <w:rPr>
+          <w:sz w:val="20"/>
+          <w:szCs w:val="20"/>
+        </w:rPr>
+        <w:t>theta_inc</w:t>
+      </w:r>
+      <w:proofErr w:type="spellEnd"/>
     </w:p>
     <w:p/>
     <w:tbl>
@@ -3952,9 +4754,9 @@
         <w:tblLook w:val="04A0" w:firstRow="1" w:lastRow="0" w:firstColumn="1" w:lastColumn="0" w:noHBand="0" w:noVBand="1"/>
       </w:tblPr>
       <w:tblGrid>
-        <w:gridCol w:w="2038"/>
-        <w:gridCol w:w="2235"/>
-        <w:gridCol w:w="5077"/>
+        <w:gridCol w:w="2075"/>
+        <w:gridCol w:w="2284"/>
+        <w:gridCol w:w="4991"/>
       </w:tblGrid>
       <w:tr>
         <w:trPr>
@@ -4022,6 +4824,7 @@
                 <w:bCs w:val="0"/>
               </w:rPr>
             </w:pPr>
+            <w:proofErr w:type="spellStart"/>
             <w:r>
               <w:rPr>
                 <w:b w:val="0"/>
@@ -4029,6 +4832,7 @@
               </w:rPr>
               <w:t>nlines</w:t>
             </w:r>
+            <w:proofErr w:type="spellEnd"/>
           </w:p>
         </w:tc>
         <w:tc>
@@ -4055,7 +4859,23 @@
               <w:cnfStyle w:val="000000100000" w:firstRow="0" w:lastRow="0" w:firstColumn="0" w:lastColumn="0" w:oddVBand="0" w:evenVBand="0" w:oddHBand="1" w:evenHBand="0" w:firstRowFirstColumn="0" w:firstRowLastColumn="0" w:lastRowFirstColumn="0" w:lastRowLastColumn="0"/>
             </w:pPr>
             <w:r>
-              <w:t xml:space="preserve">The number of polar lines (rho_index, theta_index, count) </w:t>
+              <w:t>The number of polar lines (</w:t>
+            </w:r>
+            <w:proofErr w:type="spellStart"/>
+            <w:r>
+              <w:t>rho_index</w:t>
+            </w:r>
+            <w:proofErr w:type="spellEnd"/>
+            <w:r>
+              <w:t xml:space="preserve">, </w:t>
+            </w:r>
+            <w:proofErr w:type="spellStart"/>
+            <w:r>
+              <w:t>theta_index</w:t>
+            </w:r>
+            <w:proofErr w:type="spellEnd"/>
+            <w:r>
+              <w:t xml:space="preserve">, count) </w:t>
             </w:r>
           </w:p>
         </w:tc>
@@ -4074,6 +4894,7 @@
                 <w:bCs w:val="0"/>
               </w:rPr>
             </w:pPr>
+            <w:proofErr w:type="spellStart"/>
             <w:r>
               <w:rPr>
                 <w:b w:val="0"/>
@@ -4081,6 +4902,7 @@
               </w:rPr>
               <w:t>theta_inc</w:t>
             </w:r>
+            <w:proofErr w:type="spellEnd"/>
           </w:p>
         </w:tc>
         <w:tc>
@@ -4129,6 +4951,7 @@
                 <w:bCs w:val="0"/>
               </w:rPr>
             </w:pPr>
+            <w:proofErr w:type="spellStart"/>
             <w:r>
               <w:rPr>
                 <w:b w:val="0"/>
@@ -4136,6 +4959,7 @@
               </w:rPr>
               <w:t>max_rho</w:t>
             </w:r>
+            <w:proofErr w:type="spellEnd"/>
           </w:p>
         </w:tc>
         <w:tc>
@@ -4201,7 +5025,15 @@
               <w:cnfStyle w:val="000000000000" w:firstRow="0" w:lastRow="0" w:firstColumn="0" w:lastColumn="0" w:oddVBand="0" w:evenVBand="0" w:oddHBand="0" w:evenHBand="0" w:firstRowFirstColumn="0" w:firstRowLastColumn="0" w:lastRowFirstColumn="0" w:lastRowLastColumn="0"/>
             </w:pPr>
             <w:r>
-              <w:t>3 * nlines 32-bit integers</w:t>
+              <w:t xml:space="preserve">3 * </w:t>
+            </w:r>
+            <w:proofErr w:type="spellStart"/>
+            <w:r>
+              <w:t>nlines</w:t>
+            </w:r>
+            <w:proofErr w:type="spellEnd"/>
+            <w:r>
+              <w:t xml:space="preserve"> 32-bit integers</w:t>
             </w:r>
           </w:p>
         </w:tc>
@@ -4215,7 +5047,23 @@
               <w:cnfStyle w:val="000000000000" w:firstRow="0" w:lastRow="0" w:firstColumn="0" w:lastColumn="0" w:oddVBand="0" w:evenVBand="0" w:oddHBand="0" w:evenHBand="0" w:firstRowFirstColumn="0" w:firstRowLastColumn="0" w:lastRowFirstColumn="0" w:lastRowLastColumn="0"/>
             </w:pPr>
             <w:r>
-              <w:t>The Hough accumulator (rho_index, theta_index) count data</w:t>
+              <w:t>The polar line (</w:t>
+            </w:r>
+            <w:proofErr w:type="spellStart"/>
+            <w:r>
+              <w:t>rho_index</w:t>
+            </w:r>
+            <w:proofErr w:type="spellEnd"/>
+            <w:r>
+              <w:t xml:space="preserve">, </w:t>
+            </w:r>
+            <w:proofErr w:type="spellStart"/>
+            <w:r>
+              <w:t>theta_index</w:t>
+            </w:r>
+            <w:proofErr w:type="spellEnd"/>
+            <w:r>
+              <w:t>, count) data</w:t>
             </w:r>
           </w:p>
         </w:tc>
@@ -4985,11 +5833,35 @@
               <w:cnfStyle w:val="000000100000" w:firstRow="0" w:lastRow="0" w:firstColumn="0" w:lastColumn="0" w:oddVBand="0" w:evenVBand="0" w:oddHBand="1" w:evenHBand="0" w:firstRowFirstColumn="0" w:firstRowLastColumn="0" w:lastRowFirstColumn="0" w:lastRowLastColumn="0"/>
             </w:pPr>
             <w:r>
-              <w:t>“binary” for CV_32S or CV_32S data</w:t>
+              <w:t xml:space="preserve">“binary” for </w:t>
+            </w:r>
+            <w:proofErr w:type="spellStart"/>
+            <w:r>
+              <w:t>CV_32S</w:t>
+            </w:r>
+            <w:proofErr w:type="spellEnd"/>
+            <w:r>
+              <w:t xml:space="preserve"> or </w:t>
+            </w:r>
+            <w:proofErr w:type="spellStart"/>
+            <w:r>
+              <w:t>CV_32S</w:t>
+            </w:r>
+            <w:proofErr w:type="spellEnd"/>
+            <w:r>
+              <w:t xml:space="preserve"> data</w:t>
             </w:r>
             <w:r>
               <w:br/>
-              <w:t>“jpeg” for CV_8U JPEG images</w:t>
+              <w:t xml:space="preserve">“jpeg” for </w:t>
+            </w:r>
+            <w:proofErr w:type="spellStart"/>
+            <w:r>
+              <w:t>CV_8U</w:t>
+            </w:r>
+            <w:proofErr w:type="spellEnd"/>
+            <w:r>
+              <w:t xml:space="preserve"> JPEG images</w:t>
             </w:r>
           </w:p>
         </w:tc>
@@ -5085,7 +5957,15 @@
               <w:cnfStyle w:val="000000100000" w:firstRow="0" w:lastRow="0" w:firstColumn="0" w:lastColumn="0" w:oddVBand="0" w:evenVBand="0" w:oddHBand="1" w:evenHBand="0" w:firstRowFirstColumn="0" w:firstRowLastColumn="0" w:lastRowFirstColumn="0" w:lastRowLastColumn="0"/>
             </w:pPr>
             <w:r>
-              <w:t>“hough”</w:t>
+              <w:t>“</w:t>
+            </w:r>
+            <w:proofErr w:type="spellStart"/>
+            <w:r>
+              <w:t>hough</w:t>
+            </w:r>
+            <w:proofErr w:type="spellEnd"/>
+            <w:r>
+              <w:t>”</w:t>
             </w:r>
           </w:p>
         </w:tc>
@@ -5280,7 +6160,23 @@
                 <w:b w:val="0"/>
                 <w:bCs w:val="0"/>
               </w:rPr>
-              <w:t>“berkeley_db”</w:t>
+              <w:t>“</w:t>
+            </w:r>
+            <w:proofErr w:type="spellStart"/>
+            <w:r>
+              <w:rPr>
+                <w:b w:val="0"/>
+                <w:bCs w:val="0"/>
+              </w:rPr>
+              <w:t>berkeley_db</w:t>
+            </w:r>
+            <w:proofErr w:type="spellEnd"/>
+            <w:r>
+              <w:rPr>
+                <w:b w:val="0"/>
+                <w:bCs w:val="0"/>
+              </w:rPr>
+              <w:t>”</w:t>
             </w:r>
           </w:p>
         </w:tc>
@@ -5468,7 +6364,15 @@
         <w:pStyle w:val="code"/>
       </w:pPr>
       <w:r>
-        <w:t xml:space="preserve">      "ext": "</w:t>
+        <w:t xml:space="preserve">      "</w:t>
+      </w:r>
+      <w:proofErr w:type="spellStart"/>
+      <w:r>
+        <w:t>ext</w:t>
+      </w:r>
+      <w:proofErr w:type="spellEnd"/>
+      <w:r>
+        <w:t>": "</w:t>
       </w:r>
       <w:r>
         <w:rPr>
@@ -5503,17 +6407,33 @@
           <w:i/>
           <w:iCs/>
         </w:rPr>
-        <w:t>filename-base</w:t>
-      </w:r>
-      <w:r>
-        <w:t>.</w:t>
-      </w:r>
+        <w:t>filename-</w:t>
+      </w:r>
+      <w:proofErr w:type="spellStart"/>
       <w:r>
         <w:rPr>
           <w:i/>
           <w:iCs/>
         </w:rPr>
-        <w:t>filename-extension</w:t>
+        <w:t>base</w:t>
+      </w:r>
+      <w:r>
+        <w:t>.</w:t>
+      </w:r>
+      <w:r>
+        <w:rPr>
+          <w:i/>
+          <w:iCs/>
+        </w:rPr>
+        <w:t>filename</w:t>
+      </w:r>
+      <w:proofErr w:type="spellEnd"/>
+      <w:r>
+        <w:rPr>
+          <w:i/>
+          <w:iCs/>
+        </w:rPr>
+        <w:t>-extension</w:t>
       </w:r>
       <w:r>
         <w:t>". The extension may default to specific values for certain operations, such as that the default extension for image JPEG data is “jpg”.</w:t>
@@ -6512,8 +7432,16 @@
           <w:rPr>
             <w:rStyle w:val="Hyperlink"/>
           </w:rPr>
-          <w:t>cv-workbench.docx</w:t>
+          <w:t>cv-</w:t>
         </w:r>
+        <w:proofErr w:type="spellStart"/>
+        <w:r>
+          <w:rPr>
+            <w:rStyle w:val="Hyperlink"/>
+          </w:rPr>
+          <w:t>workbench.docx</w:t>
+        </w:r>
+        <w:proofErr w:type="spellEnd"/>
       </w:hyperlink>
     </w:p>
     <w:p>
@@ -6536,11 +7464,27 @@
           <w:rPr>
             <w:rStyle w:val="Hyperlink"/>
           </w:rPr>
-          <w:t>Windows Subsystem for Linux WSL2</w:t>
+          <w:t xml:space="preserve">Windows Subsystem for Linux </w:t>
         </w:r>
+        <w:proofErr w:type="spellStart"/>
+        <w:r>
+          <w:rPr>
+            <w:rStyle w:val="Hyperlink"/>
+          </w:rPr>
+          <w:t>WSL2</w:t>
+        </w:r>
+        <w:proofErr w:type="spellEnd"/>
       </w:hyperlink>
       <w:r>
-        <w:t xml:space="preserve"> with Ubuntu or Pengwin.</w:t>
+        <w:t xml:space="preserve"> with Ubuntu or </w:t>
+      </w:r>
+      <w:proofErr w:type="spellStart"/>
+      <w:r>
+        <w:t>Pengwin</w:t>
+      </w:r>
+      <w:proofErr w:type="spellEnd"/>
+      <w:r>
+        <w:t>.</w:t>
       </w:r>
     </w:p>
     <w:p>
@@ -6686,27 +7630,25 @@
           <w:szCs w:val="16"/>
         </w:rPr>
         <w:tab/>
-        <w:t xml:space="preserve">  "operator": "filter-edge-sobel",</w:t>
-      </w:r>
-    </w:p>
-    <w:p>
-      <w:pPr>
-        <w:shd w:val="clear" w:color="auto" w:fill="FFFFFF"/>
-        <w:spacing w:after="0" w:line="240" w:lineRule="auto"/>
+        <w:t xml:space="preserve">  "operator": "filter-edge-</w:t>
+      </w:r>
+      <w:proofErr w:type="spellStart"/>
+      <w:r>
         <w:rPr>
           <w:rFonts w:ascii="Lucida Console" w:hAnsi="Lucida Console"/>
           <w:sz w:val="16"/>
           <w:szCs w:val="16"/>
         </w:rPr>
-      </w:pPr>
+        <w:t>sobel</w:t>
+      </w:r>
+      <w:proofErr w:type="spellEnd"/>
       <w:r>
         <w:rPr>
           <w:rFonts w:ascii="Lucida Console" w:hAnsi="Lucida Console"/>
           <w:sz w:val="16"/>
           <w:szCs w:val="16"/>
         </w:rPr>
-        <w:tab/>
-        <w:t xml:space="preserve">  "input-data": [</w:t>
+        <w:t>",</w:t>
       </w:r>
     </w:p>
     <w:p>
@@ -6726,7 +7668,7 @@
           <w:szCs w:val="16"/>
         </w:rPr>
         <w:tab/>
-        <w:t xml:space="preserve">    {</w:t>
+        <w:t xml:space="preserve">  "input-data": [</w:t>
       </w:r>
     </w:p>
     <w:p>
@@ -6746,7 +7688,7 @@
           <w:szCs w:val="16"/>
         </w:rPr>
         <w:tab/>
-        <w:t xml:space="preserve">      "id": 1,</w:t>
+        <w:t xml:space="preserve">    {</w:t>
       </w:r>
     </w:p>
     <w:p>
@@ -6766,7 +7708,7 @@
           <w:szCs w:val="16"/>
         </w:rPr>
         <w:tab/>
-        <w:t xml:space="preserve">      "type": "image",</w:t>
+        <w:t xml:space="preserve">      "id": 1,</w:t>
       </w:r>
     </w:p>
     <w:p>
@@ -6786,7 +7728,7 @@
           <w:szCs w:val="16"/>
         </w:rPr>
         <w:tab/>
-        <w:t xml:space="preserve">      "repository": "filesystem",</w:t>
+        <w:t xml:space="preserve">      "type": "image",</w:t>
       </w:r>
     </w:p>
     <w:p>
@@ -6806,7 +7748,7 @@
           <w:szCs w:val="16"/>
         </w:rPr>
         <w:tab/>
-        <w:t xml:space="preserve">      "format": "jpeg",</w:t>
+        <w:t xml:space="preserve">      "repository": "filesystem",</w:t>
       </w:r>
     </w:p>
     <w:p>
@@ -6826,7 +7768,7 @@
           <w:szCs w:val="16"/>
         </w:rPr>
         <w:tab/>
-        <w:t xml:space="preserve">      "directory": ".",</w:t>
+        <w:t xml:space="preserve">      "format": "jpeg",</w:t>
       </w:r>
     </w:p>
     <w:p>
@@ -6846,7 +7788,7 @@
           <w:szCs w:val="16"/>
         </w:rPr>
         <w:tab/>
-        <w:t xml:space="preserve">      "filename": "square45-90_gray",</w:t>
+        <w:t xml:space="preserve">      "directory": ".",</w:t>
       </w:r>
     </w:p>
     <w:p>
@@ -6866,27 +7808,25 @@
           <w:szCs w:val="16"/>
         </w:rPr>
         <w:tab/>
-        <w:t xml:space="preserve">      "ext": "jpg"</w:t>
-      </w:r>
-    </w:p>
-    <w:p>
-      <w:pPr>
-        <w:shd w:val="clear" w:color="auto" w:fill="FFFFFF"/>
-        <w:spacing w:after="0" w:line="240" w:lineRule="auto"/>
+        <w:t xml:space="preserve">      "filename": "</w:t>
+      </w:r>
+      <w:proofErr w:type="spellStart"/>
+      <w:r>
         <w:rPr>
           <w:rFonts w:ascii="Lucida Console" w:hAnsi="Lucida Console"/>
           <w:sz w:val="16"/>
           <w:szCs w:val="16"/>
         </w:rPr>
-      </w:pPr>
+        <w:t>square45-90_gray</w:t>
+      </w:r>
+      <w:proofErr w:type="spellEnd"/>
       <w:r>
         <w:rPr>
           <w:rFonts w:ascii="Lucida Console" w:hAnsi="Lucida Console"/>
           <w:sz w:val="16"/>
           <w:szCs w:val="16"/>
         </w:rPr>
-        <w:tab/>
-        <w:t xml:space="preserve">    }</w:t>
+        <w:t>",</w:t>
       </w:r>
     </w:p>
     <w:p>
@@ -6906,27 +7846,25 @@
           <w:szCs w:val="16"/>
         </w:rPr>
         <w:tab/>
-        <w:t xml:space="preserve">  ],</w:t>
-      </w:r>
-    </w:p>
-    <w:p>
-      <w:pPr>
-        <w:shd w:val="clear" w:color="auto" w:fill="FFFFFF"/>
-        <w:spacing w:after="0" w:line="240" w:lineRule="auto"/>
+        <w:t xml:space="preserve">      "</w:t>
+      </w:r>
+      <w:proofErr w:type="spellStart"/>
+      <w:r>
         <w:rPr>
           <w:rFonts w:ascii="Lucida Console" w:hAnsi="Lucida Console"/>
           <w:sz w:val="16"/>
           <w:szCs w:val="16"/>
         </w:rPr>
-      </w:pPr>
+        <w:t>ext</w:t>
+      </w:r>
+      <w:proofErr w:type="spellEnd"/>
       <w:r>
         <w:rPr>
           <w:rFonts w:ascii="Lucida Console" w:hAnsi="Lucida Console"/>
           <w:sz w:val="16"/>
           <w:szCs w:val="16"/>
         </w:rPr>
-        <w:tab/>
-        <w:t xml:space="preserve">  "output-data": [</w:t>
+        <w:t>": "jpg"</w:t>
       </w:r>
     </w:p>
     <w:p>
@@ -6946,7 +7884,7 @@
           <w:szCs w:val="16"/>
         </w:rPr>
         <w:tab/>
-        <w:t xml:space="preserve">    {</w:t>
+        <w:t xml:space="preserve">    }</w:t>
       </w:r>
     </w:p>
     <w:p>
@@ -6966,7 +7904,7 @@
           <w:szCs w:val="16"/>
         </w:rPr>
         <w:tab/>
-        <w:t xml:space="preserve">      "id": 1,</w:t>
+        <w:t xml:space="preserve">  ],</w:t>
       </w:r>
     </w:p>
     <w:p>
@@ -6986,7 +7924,7 @@
           <w:szCs w:val="16"/>
         </w:rPr>
         <w:tab/>
-        <w:t xml:space="preserve">      "type": "image",</w:t>
+        <w:t xml:space="preserve">  "output-data": [</w:t>
       </w:r>
     </w:p>
     <w:p>
@@ -7006,7 +7944,7 @@
           <w:szCs w:val="16"/>
         </w:rPr>
         <w:tab/>
-        <w:t xml:space="preserve">      "repository": "filesystem",</w:t>
+        <w:t xml:space="preserve">    {</w:t>
       </w:r>
     </w:p>
     <w:p>
@@ -7026,7 +7964,7 @@
           <w:szCs w:val="16"/>
         </w:rPr>
         <w:tab/>
-        <w:t xml:space="preserve">      "format": "binary",</w:t>
+        <w:t xml:space="preserve">      "id": 1,</w:t>
       </w:r>
     </w:p>
     <w:p>
@@ -7046,7 +7984,7 @@
           <w:szCs w:val="16"/>
         </w:rPr>
         <w:tab/>
-        <w:t xml:space="preserve">      "directory": ".",</w:t>
+        <w:t xml:space="preserve">      "type": "image",</w:t>
       </w:r>
     </w:p>
     <w:p>
@@ -7066,7 +8004,7 @@
           <w:szCs w:val="16"/>
         </w:rPr>
         <w:tab/>
-        <w:t xml:space="preserve">      "filename": "square45-90_sobel_gray",</w:t>
+        <w:t xml:space="preserve">      "repository": "filesystem",</w:t>
       </w:r>
     </w:p>
     <w:p>
@@ -7086,7 +8024,103 @@
           <w:szCs w:val="16"/>
         </w:rPr>
         <w:tab/>
-        <w:t xml:space="preserve">      "ext": "bin"</w:t>
+        <w:t xml:space="preserve">      "format": "binary",</w:t>
+      </w:r>
+    </w:p>
+    <w:p>
+      <w:pPr>
+        <w:shd w:val="clear" w:color="auto" w:fill="FFFFFF"/>
+        <w:spacing w:after="0" w:line="240" w:lineRule="auto"/>
+        <w:rPr>
+          <w:rFonts w:ascii="Lucida Console" w:hAnsi="Lucida Console"/>
+          <w:sz w:val="16"/>
+          <w:szCs w:val="16"/>
+        </w:rPr>
+      </w:pPr>
+      <w:r>
+        <w:rPr>
+          <w:rFonts w:ascii="Lucida Console" w:hAnsi="Lucida Console"/>
+          <w:sz w:val="16"/>
+          <w:szCs w:val="16"/>
+        </w:rPr>
+        <w:tab/>
+        <w:t xml:space="preserve">      "directory": ".",</w:t>
+      </w:r>
+    </w:p>
+    <w:p>
+      <w:pPr>
+        <w:shd w:val="clear" w:color="auto" w:fill="FFFFFF"/>
+        <w:spacing w:after="0" w:line="240" w:lineRule="auto"/>
+        <w:rPr>
+          <w:rFonts w:ascii="Lucida Console" w:hAnsi="Lucida Console"/>
+          <w:sz w:val="16"/>
+          <w:szCs w:val="16"/>
+        </w:rPr>
+      </w:pPr>
+      <w:r>
+        <w:rPr>
+          <w:rFonts w:ascii="Lucida Console" w:hAnsi="Lucida Console"/>
+          <w:sz w:val="16"/>
+          <w:szCs w:val="16"/>
+        </w:rPr>
+        <w:tab/>
+        <w:t xml:space="preserve">      "filename": "</w:t>
+      </w:r>
+      <w:proofErr w:type="spellStart"/>
+      <w:r>
+        <w:rPr>
+          <w:rFonts w:ascii="Lucida Console" w:hAnsi="Lucida Console"/>
+          <w:sz w:val="16"/>
+          <w:szCs w:val="16"/>
+        </w:rPr>
+        <w:t>square45-90_sobel_gray</w:t>
+      </w:r>
+      <w:proofErr w:type="spellEnd"/>
+      <w:r>
+        <w:rPr>
+          <w:rFonts w:ascii="Lucida Console" w:hAnsi="Lucida Console"/>
+          <w:sz w:val="16"/>
+          <w:szCs w:val="16"/>
+        </w:rPr>
+        <w:t>",</w:t>
+      </w:r>
+    </w:p>
+    <w:p>
+      <w:pPr>
+        <w:shd w:val="clear" w:color="auto" w:fill="FFFFFF"/>
+        <w:spacing w:after="0" w:line="240" w:lineRule="auto"/>
+        <w:rPr>
+          <w:rFonts w:ascii="Lucida Console" w:hAnsi="Lucida Console"/>
+          <w:sz w:val="16"/>
+          <w:szCs w:val="16"/>
+        </w:rPr>
+      </w:pPr>
+      <w:r>
+        <w:rPr>
+          <w:rFonts w:ascii="Lucida Console" w:hAnsi="Lucida Console"/>
+          <w:sz w:val="16"/>
+          <w:szCs w:val="16"/>
+        </w:rPr>
+        <w:tab/>
+        <w:t xml:space="preserve">      "</w:t>
+      </w:r>
+      <w:proofErr w:type="spellStart"/>
+      <w:r>
+        <w:rPr>
+          <w:rFonts w:ascii="Lucida Console" w:hAnsi="Lucida Console"/>
+          <w:sz w:val="16"/>
+          <w:szCs w:val="16"/>
+        </w:rPr>
+        <w:t>ext</w:t>
+      </w:r>
+      <w:proofErr w:type="spellEnd"/>
+      <w:r>
+        <w:rPr>
+          <w:rFonts w:ascii="Lucida Console" w:hAnsi="Lucida Console"/>
+          <w:sz w:val="16"/>
+          <w:szCs w:val="16"/>
+        </w:rPr>
+        <w:t>": "bin"</w:t>
       </w:r>
     </w:p>
     <w:p>
@@ -7276,7 +8310,15 @@
               <w:pStyle w:val="code"/>
             </w:pPr>
             <w:r>
-              <w:t xml:space="preserve">  "operator": "filter-edge-sobel",</w:t>
+              <w:t xml:space="preserve">  "operator": "filter-edge-</w:t>
+            </w:r>
+            <w:proofErr w:type="spellStart"/>
+            <w:r>
+              <w:t>sobel</w:t>
+            </w:r>
+            <w:proofErr w:type="spellEnd"/>
+            <w:r>
+              <w:t>",</w:t>
             </w:r>
           </w:p>
         </w:tc>
@@ -7357,7 +8399,15 @@
               <w:pStyle w:val="code"/>
             </w:pPr>
             <w:r>
-              <w:t xml:space="preserve">      "filename": "square45-90_gray",</w:t>
+              <w:t xml:space="preserve">      "filename": "</w:t>
+            </w:r>
+            <w:proofErr w:type="spellStart"/>
+            <w:r>
+              <w:t>square45-90_gray</w:t>
+            </w:r>
+            <w:proofErr w:type="spellEnd"/>
+            <w:r>
+              <w:t>",</w:t>
             </w:r>
           </w:p>
           <w:p>
@@ -7365,7 +8415,15 @@
               <w:pStyle w:val="code"/>
             </w:pPr>
             <w:r>
-              <w:t xml:space="preserve">      "ext": "jpg"</w:t>
+              <w:t xml:space="preserve">      "</w:t>
+            </w:r>
+            <w:proofErr w:type="spellStart"/>
+            <w:r>
+              <w:t>ext</w:t>
+            </w:r>
+            <w:proofErr w:type="spellEnd"/>
+            <w:r>
+              <w:t>": "jpg"</w:t>
             </w:r>
           </w:p>
           <w:p>
@@ -7396,7 +8454,23 @@
           </w:tcPr>
           <w:p>
             <w:r>
-              <w:t>The input data for the operator is a CV_8U JPEG image file named “square45-90_gray.jpg” in the current directory</w:t>
+              <w:t xml:space="preserve">The input data for the operator is a </w:t>
+            </w:r>
+            <w:proofErr w:type="spellStart"/>
+            <w:r>
+              <w:t>CV_8U</w:t>
+            </w:r>
+            <w:proofErr w:type="spellEnd"/>
+            <w:r>
+              <w:t xml:space="preserve"> JPEG image file named “</w:t>
+            </w:r>
+            <w:proofErr w:type="spellStart"/>
+            <w:r>
+              <w:t>square45-90_gray.jpg</w:t>
+            </w:r>
+            <w:proofErr w:type="spellEnd"/>
+            <w:r>
+              <w:t>” in the current directory</w:t>
             </w:r>
           </w:p>
         </w:tc>
@@ -7468,7 +8542,15 @@
               <w:pStyle w:val="code"/>
             </w:pPr>
             <w:r>
-              <w:t xml:space="preserve">      "filename": "square45-90_sobel_gray",</w:t>
+              <w:t xml:space="preserve">      "filename": "</w:t>
+            </w:r>
+            <w:proofErr w:type="spellStart"/>
+            <w:r>
+              <w:t>square45-90_sobel_gray</w:t>
+            </w:r>
+            <w:proofErr w:type="spellEnd"/>
+            <w:r>
+              <w:t>",</w:t>
             </w:r>
           </w:p>
           <w:p>
@@ -7476,7 +8558,15 @@
               <w:pStyle w:val="code"/>
             </w:pPr>
             <w:r>
-              <w:t xml:space="preserve">      "ext": "bin"</w:t>
+              <w:t xml:space="preserve">      "</w:t>
+            </w:r>
+            <w:proofErr w:type="spellStart"/>
+            <w:r>
+              <w:t>ext</w:t>
+            </w:r>
+            <w:proofErr w:type="spellEnd"/>
+            <w:r>
+              <w:t>": "bin"</w:t>
             </w:r>
           </w:p>
           <w:p>
@@ -7503,11 +8593,35 @@
           <w:p>
             <w:r>
               <w:lastRenderedPageBreak/>
-              <w:t>The output data for the operator is a CV_32S binary image file named “square45-</w:t>
+              <w:t xml:space="preserve">The output data for the operator is a </w:t>
+            </w:r>
+            <w:proofErr w:type="spellStart"/>
+            <w:r>
+              <w:t>CV_32S</w:t>
+            </w:r>
+            <w:proofErr w:type="spellEnd"/>
+            <w:r>
+              <w:t xml:space="preserve"> binary image file named “</w:t>
+            </w:r>
+            <w:proofErr w:type="spellStart"/>
+            <w:r>
+              <w:t>square45-</w:t>
             </w:r>
             <w:r>
               <w:lastRenderedPageBreak/>
-              <w:t>90_sobel_gray.bin” in the current directory. The Sobel operator defines that the image is CV_32S.</w:t>
+              <w:t>90_sobel_gray.bin</w:t>
+            </w:r>
+            <w:proofErr w:type="spellEnd"/>
+            <w:r>
+              <w:t xml:space="preserve">” in the current directory. The Sobel operator defines that the image is </w:t>
+            </w:r>
+            <w:proofErr w:type="spellStart"/>
+            <w:r>
+              <w:t>CV_32S</w:t>
+            </w:r>
+            <w:proofErr w:type="spellEnd"/>
+            <w:r>
+              <w:t>.</w:t>
             </w:r>
           </w:p>
         </w:tc>
@@ -7600,7 +8714,47 @@
     </w:p>
     <w:p>
       <w:r>
-        <w:t xml:space="preserve">A sample script experiment step specifying mapping image intensities for an input binary CV_32S or CV_32F image to a CV_8U JPEG output image follows. The operator detects that the input image is in either a CV_32S or CV_32F format and handles either one. </w:t>
+        <w:t xml:space="preserve">A sample script experiment step specifying mapping image intensities for an input binary </w:t>
+      </w:r>
+      <w:proofErr w:type="spellStart"/>
+      <w:r>
+        <w:t>CV_32S</w:t>
+      </w:r>
+      <w:proofErr w:type="spellEnd"/>
+      <w:r>
+        <w:t xml:space="preserve"> or </w:t>
+      </w:r>
+      <w:proofErr w:type="spellStart"/>
+      <w:r>
+        <w:t>CV_32F</w:t>
+      </w:r>
+      <w:proofErr w:type="spellEnd"/>
+      <w:r>
+        <w:t xml:space="preserve"> image to a </w:t>
+      </w:r>
+      <w:proofErr w:type="spellStart"/>
+      <w:r>
+        <w:t>CV_8U</w:t>
+      </w:r>
+      <w:proofErr w:type="spellEnd"/>
+      <w:r>
+        <w:t xml:space="preserve"> JPEG output image follows. The operator detects that the input image is in either a </w:t>
+      </w:r>
+      <w:proofErr w:type="spellStart"/>
+      <w:r>
+        <w:t>CV_32S</w:t>
+      </w:r>
+      <w:proofErr w:type="spellEnd"/>
+      <w:r>
+        <w:t xml:space="preserve"> or </w:t>
+      </w:r>
+      <w:proofErr w:type="spellStart"/>
+      <w:r>
+        <w:t>CV_32F</w:t>
+      </w:r>
+      <w:proofErr w:type="spellEnd"/>
+      <w:r>
+        <w:t xml:space="preserve"> format and handles either one. </w:t>
       </w:r>
     </w:p>
     <w:p>
@@ -7820,27 +8974,25 @@
           <w:szCs w:val="16"/>
         </w:rPr>
         <w:tab/>
-        <w:t xml:space="preserve">      "filename": "square45-90_sobel_gray",</w:t>
-      </w:r>
-    </w:p>
-    <w:p>
-      <w:pPr>
-        <w:shd w:val="clear" w:color="auto" w:fill="FFFFFF"/>
-        <w:spacing w:after="0" w:line="240" w:lineRule="auto"/>
+        <w:t xml:space="preserve">      "filename": "</w:t>
+      </w:r>
+      <w:proofErr w:type="spellStart"/>
+      <w:r>
         <w:rPr>
           <w:rFonts w:ascii="Lucida Console" w:hAnsi="Lucida Console"/>
           <w:sz w:val="16"/>
           <w:szCs w:val="16"/>
         </w:rPr>
-      </w:pPr>
+        <w:t>square45-90_sobel_gray</w:t>
+      </w:r>
+      <w:proofErr w:type="spellEnd"/>
       <w:r>
         <w:rPr>
           <w:rFonts w:ascii="Lucida Console" w:hAnsi="Lucida Console"/>
           <w:sz w:val="16"/>
           <w:szCs w:val="16"/>
         </w:rPr>
-        <w:tab/>
-        <w:t xml:space="preserve">      "ext": "bin"</w:t>
+        <w:t>",</w:t>
       </w:r>
     </w:p>
     <w:p>
@@ -7860,27 +9012,25 @@
           <w:szCs w:val="16"/>
         </w:rPr>
         <w:tab/>
-        <w:t xml:space="preserve">    }</w:t>
-      </w:r>
-    </w:p>
-    <w:p>
-      <w:pPr>
-        <w:shd w:val="clear" w:color="auto" w:fill="FFFFFF"/>
-        <w:spacing w:after="0" w:line="240" w:lineRule="auto"/>
+        <w:t xml:space="preserve">      "</w:t>
+      </w:r>
+      <w:proofErr w:type="spellStart"/>
+      <w:r>
         <w:rPr>
           <w:rFonts w:ascii="Lucida Console" w:hAnsi="Lucida Console"/>
           <w:sz w:val="16"/>
           <w:szCs w:val="16"/>
         </w:rPr>
-      </w:pPr>
+        <w:t>ext</w:t>
+      </w:r>
+      <w:proofErr w:type="spellEnd"/>
       <w:r>
         <w:rPr>
           <w:rFonts w:ascii="Lucida Console" w:hAnsi="Lucida Console"/>
           <w:sz w:val="16"/>
           <w:szCs w:val="16"/>
         </w:rPr>
-        <w:tab/>
-        <w:t xml:space="preserve">  ],</w:t>
+        <w:t>": "bin"</w:t>
       </w:r>
     </w:p>
     <w:p>
@@ -7900,7 +9050,7 @@
           <w:szCs w:val="16"/>
         </w:rPr>
         <w:tab/>
-        <w:t xml:space="preserve">  "output-data": [</w:t>
+        <w:t xml:space="preserve">    }</w:t>
       </w:r>
     </w:p>
     <w:p>
@@ -7920,7 +9070,7 @@
           <w:szCs w:val="16"/>
         </w:rPr>
         <w:tab/>
-        <w:t xml:space="preserve">    {</w:t>
+        <w:t xml:space="preserve">  ],</w:t>
       </w:r>
     </w:p>
     <w:p>
@@ -7940,7 +9090,7 @@
           <w:szCs w:val="16"/>
         </w:rPr>
         <w:tab/>
-        <w:t xml:space="preserve">      "id": 1,</w:t>
+        <w:t xml:space="preserve">  "output-data": [</w:t>
       </w:r>
     </w:p>
     <w:p>
@@ -7960,7 +9110,7 @@
           <w:szCs w:val="16"/>
         </w:rPr>
         <w:tab/>
-        <w:t xml:space="preserve">      "type": "image",</w:t>
+        <w:t xml:space="preserve">    {</w:t>
       </w:r>
     </w:p>
     <w:p>
@@ -7980,7 +9130,7 @@
           <w:szCs w:val="16"/>
         </w:rPr>
         <w:tab/>
-        <w:t xml:space="preserve">      "repository": "filesystem",</w:t>
+        <w:t xml:space="preserve">      "id": 1,</w:t>
       </w:r>
     </w:p>
     <w:p>
@@ -8000,7 +9150,7 @@
           <w:szCs w:val="16"/>
         </w:rPr>
         <w:tab/>
-        <w:t xml:space="preserve">      "format": "jpeg",</w:t>
+        <w:t xml:space="preserve">      "type": "image",</w:t>
       </w:r>
     </w:p>
     <w:p>
@@ -8020,7 +9170,7 @@
           <w:szCs w:val="16"/>
         </w:rPr>
         <w:tab/>
-        <w:t xml:space="preserve">      "directory": ".",</w:t>
+        <w:t xml:space="preserve">      "repository": "filesystem",</w:t>
       </w:r>
     </w:p>
     <w:p>
@@ -8040,7 +9190,7 @@
           <w:szCs w:val="16"/>
         </w:rPr>
         <w:tab/>
-        <w:t xml:space="preserve">      "filename": "square45-90_sobel_gray",</w:t>
+        <w:t xml:space="preserve">      "format": "jpeg",</w:t>
       </w:r>
     </w:p>
     <w:p>
@@ -8060,7 +9210,7 @@
           <w:szCs w:val="16"/>
         </w:rPr>
         <w:tab/>
-        <w:t xml:space="preserve">      "ext": "jpg"</w:t>
+        <w:t xml:space="preserve">      "directory": ".",</w:t>
       </w:r>
     </w:p>
     <w:p>
@@ -8080,27 +9230,25 @@
           <w:szCs w:val="16"/>
         </w:rPr>
         <w:tab/>
-        <w:t xml:space="preserve">    }</w:t>
-      </w:r>
-    </w:p>
-    <w:p>
-      <w:pPr>
-        <w:shd w:val="clear" w:color="auto" w:fill="FFFFFF"/>
-        <w:spacing w:after="0" w:line="240" w:lineRule="auto"/>
+        <w:t xml:space="preserve">      "filename": "</w:t>
+      </w:r>
+      <w:proofErr w:type="spellStart"/>
+      <w:r>
         <w:rPr>
           <w:rFonts w:ascii="Lucida Console" w:hAnsi="Lucida Console"/>
           <w:sz w:val="16"/>
           <w:szCs w:val="16"/>
         </w:rPr>
-      </w:pPr>
+        <w:t>square45-90_sobel_gray</w:t>
+      </w:r>
+      <w:proofErr w:type="spellEnd"/>
       <w:r>
         <w:rPr>
           <w:rFonts w:ascii="Lucida Console" w:hAnsi="Lucida Console"/>
           <w:sz w:val="16"/>
           <w:szCs w:val="16"/>
         </w:rPr>
-        <w:tab/>
-        <w:t xml:space="preserve">  ],</w:t>
+        <w:t>",</w:t>
       </w:r>
     </w:p>
     <w:p>
@@ -8120,27 +9268,25 @@
           <w:szCs w:val="16"/>
         </w:rPr>
         <w:tab/>
-        <w:t xml:space="preserve">  "parameters": {</w:t>
-      </w:r>
-    </w:p>
-    <w:p>
-      <w:pPr>
-        <w:shd w:val="clear" w:color="auto" w:fill="FFFFFF"/>
-        <w:spacing w:after="0" w:line="240" w:lineRule="auto"/>
+        <w:t xml:space="preserve">      "</w:t>
+      </w:r>
+      <w:proofErr w:type="spellStart"/>
+      <w:r>
         <w:rPr>
           <w:rFonts w:ascii="Lucida Console" w:hAnsi="Lucida Console"/>
           <w:sz w:val="16"/>
           <w:szCs w:val="16"/>
         </w:rPr>
-      </w:pPr>
+        <w:t>ext</w:t>
+      </w:r>
+      <w:proofErr w:type="spellEnd"/>
       <w:r>
         <w:rPr>
           <w:rFonts w:ascii="Lucida Console" w:hAnsi="Lucida Console"/>
           <w:sz w:val="16"/>
           <w:szCs w:val="16"/>
         </w:rPr>
-        <w:tab/>
-        <w:t xml:space="preserve">    "lower_in": "-1020",</w:t>
+        <w:t>": "jpg"</w:t>
       </w:r>
     </w:p>
     <w:p>
@@ -8160,7 +9306,7 @@
           <w:szCs w:val="16"/>
         </w:rPr>
         <w:tab/>
-        <w:t xml:space="preserve">    "upper_in": "1020",</w:t>
+        <w:t xml:space="preserve">    }</w:t>
       </w:r>
     </w:p>
     <w:p>
@@ -8180,7 +9326,7 @@
           <w:szCs w:val="16"/>
         </w:rPr>
         <w:tab/>
-        <w:t xml:space="preserve">    "lower_out": "0",</w:t>
+        <w:t xml:space="preserve">  ],</w:t>
       </w:r>
     </w:p>
     <w:p>
@@ -8200,7 +9346,7 @@
           <w:szCs w:val="16"/>
         </w:rPr>
         <w:tab/>
-        <w:t xml:space="preserve">    "upper_out": "255",</w:t>
+        <w:t xml:space="preserve">  "parameters": {</w:t>
       </w:r>
     </w:p>
     <w:p>
@@ -8220,7 +9366,177 @@
           <w:szCs w:val="16"/>
         </w:rPr>
         <w:tab/>
-        <w:t xml:space="preserve">    "depth": "CV_8U"</w:t>
+        <w:t xml:space="preserve">    "</w:t>
+      </w:r>
+      <w:proofErr w:type="spellStart"/>
+      <w:r>
+        <w:rPr>
+          <w:rFonts w:ascii="Lucida Console" w:hAnsi="Lucida Console"/>
+          <w:sz w:val="16"/>
+          <w:szCs w:val="16"/>
+        </w:rPr>
+        <w:t>lower_in</w:t>
+      </w:r>
+      <w:proofErr w:type="spellEnd"/>
+      <w:r>
+        <w:rPr>
+          <w:rFonts w:ascii="Lucida Console" w:hAnsi="Lucida Console"/>
+          <w:sz w:val="16"/>
+          <w:szCs w:val="16"/>
+        </w:rPr>
+        <w:t>": "-1020",</w:t>
+      </w:r>
+    </w:p>
+    <w:p>
+      <w:pPr>
+        <w:shd w:val="clear" w:color="auto" w:fill="FFFFFF"/>
+        <w:spacing w:after="0" w:line="240" w:lineRule="auto"/>
+        <w:rPr>
+          <w:rFonts w:ascii="Lucida Console" w:hAnsi="Lucida Console"/>
+          <w:sz w:val="16"/>
+          <w:szCs w:val="16"/>
+        </w:rPr>
+      </w:pPr>
+      <w:r>
+        <w:rPr>
+          <w:rFonts w:ascii="Lucida Console" w:hAnsi="Lucida Console"/>
+          <w:sz w:val="16"/>
+          <w:szCs w:val="16"/>
+        </w:rPr>
+        <w:tab/>
+        <w:t xml:space="preserve">    "</w:t>
+      </w:r>
+      <w:proofErr w:type="spellStart"/>
+      <w:r>
+        <w:rPr>
+          <w:rFonts w:ascii="Lucida Console" w:hAnsi="Lucida Console"/>
+          <w:sz w:val="16"/>
+          <w:szCs w:val="16"/>
+        </w:rPr>
+        <w:t>upper_in</w:t>
+      </w:r>
+      <w:proofErr w:type="spellEnd"/>
+      <w:r>
+        <w:rPr>
+          <w:rFonts w:ascii="Lucida Console" w:hAnsi="Lucida Console"/>
+          <w:sz w:val="16"/>
+          <w:szCs w:val="16"/>
+        </w:rPr>
+        <w:t>": "1020",</w:t>
+      </w:r>
+    </w:p>
+    <w:p>
+      <w:pPr>
+        <w:shd w:val="clear" w:color="auto" w:fill="FFFFFF"/>
+        <w:spacing w:after="0" w:line="240" w:lineRule="auto"/>
+        <w:rPr>
+          <w:rFonts w:ascii="Lucida Console" w:hAnsi="Lucida Console"/>
+          <w:sz w:val="16"/>
+          <w:szCs w:val="16"/>
+        </w:rPr>
+      </w:pPr>
+      <w:r>
+        <w:rPr>
+          <w:rFonts w:ascii="Lucida Console" w:hAnsi="Lucida Console"/>
+          <w:sz w:val="16"/>
+          <w:szCs w:val="16"/>
+        </w:rPr>
+        <w:tab/>
+        <w:t xml:space="preserve">    "</w:t>
+      </w:r>
+      <w:proofErr w:type="spellStart"/>
+      <w:r>
+        <w:rPr>
+          <w:rFonts w:ascii="Lucida Console" w:hAnsi="Lucida Console"/>
+          <w:sz w:val="16"/>
+          <w:szCs w:val="16"/>
+        </w:rPr>
+        <w:t>lower_out</w:t>
+      </w:r>
+      <w:proofErr w:type="spellEnd"/>
+      <w:r>
+        <w:rPr>
+          <w:rFonts w:ascii="Lucida Console" w:hAnsi="Lucida Console"/>
+          <w:sz w:val="16"/>
+          <w:szCs w:val="16"/>
+        </w:rPr>
+        <w:t>": "0",</w:t>
+      </w:r>
+    </w:p>
+    <w:p>
+      <w:pPr>
+        <w:shd w:val="clear" w:color="auto" w:fill="FFFFFF"/>
+        <w:spacing w:after="0" w:line="240" w:lineRule="auto"/>
+        <w:rPr>
+          <w:rFonts w:ascii="Lucida Console" w:hAnsi="Lucida Console"/>
+          <w:sz w:val="16"/>
+          <w:szCs w:val="16"/>
+        </w:rPr>
+      </w:pPr>
+      <w:r>
+        <w:rPr>
+          <w:rFonts w:ascii="Lucida Console" w:hAnsi="Lucida Console"/>
+          <w:sz w:val="16"/>
+          <w:szCs w:val="16"/>
+        </w:rPr>
+        <w:tab/>
+        <w:t xml:space="preserve">    "</w:t>
+      </w:r>
+      <w:proofErr w:type="spellStart"/>
+      <w:r>
+        <w:rPr>
+          <w:rFonts w:ascii="Lucida Console" w:hAnsi="Lucida Console"/>
+          <w:sz w:val="16"/>
+          <w:szCs w:val="16"/>
+        </w:rPr>
+        <w:t>upper_out</w:t>
+      </w:r>
+      <w:proofErr w:type="spellEnd"/>
+      <w:r>
+        <w:rPr>
+          <w:rFonts w:ascii="Lucida Console" w:hAnsi="Lucida Console"/>
+          <w:sz w:val="16"/>
+          <w:szCs w:val="16"/>
+        </w:rPr>
+        <w:t>": "255",</w:t>
+      </w:r>
+    </w:p>
+    <w:p>
+      <w:pPr>
+        <w:shd w:val="clear" w:color="auto" w:fill="FFFFFF"/>
+        <w:spacing w:after="0" w:line="240" w:lineRule="auto"/>
+        <w:rPr>
+          <w:rFonts w:ascii="Lucida Console" w:hAnsi="Lucida Console"/>
+          <w:sz w:val="16"/>
+          <w:szCs w:val="16"/>
+        </w:rPr>
+      </w:pPr>
+      <w:r>
+        <w:rPr>
+          <w:rFonts w:ascii="Lucida Console" w:hAnsi="Lucida Console"/>
+          <w:sz w:val="16"/>
+          <w:szCs w:val="16"/>
+        </w:rPr>
+        <w:tab/>
+        <w:t xml:space="preserve">    "depth": "</w:t>
+      </w:r>
+      <w:proofErr w:type="spellStart"/>
+      <w:r>
+        <w:rPr>
+          <w:rFonts w:ascii="Lucida Console" w:hAnsi="Lucida Console"/>
+          <w:sz w:val="16"/>
+          <w:szCs w:val="16"/>
+        </w:rPr>
+        <w:t>CV_8U</w:t>
+      </w:r>
+      <w:proofErr w:type="spellEnd"/>
+      <w:r>
+        <w:rPr>
+          <w:rFonts w:ascii="Lucida Console" w:hAnsi="Lucida Console"/>
+          <w:sz w:val="16"/>
+          <w:szCs w:val="16"/>
+        </w:rPr>
+        <w:t>"</w:t>
       </w:r>
     </w:p>
     <w:p>
@@ -8401,7 +9717,15 @@
               <w:pStyle w:val="code"/>
             </w:pPr>
             <w:r>
-              <w:t xml:space="preserve">      "filename": "square45-90_sobel_gray",</w:t>
+              <w:t xml:space="preserve">      "filename": "</w:t>
+            </w:r>
+            <w:proofErr w:type="spellStart"/>
+            <w:r>
+              <w:t>square45-90_sobel_gray</w:t>
+            </w:r>
+            <w:proofErr w:type="spellEnd"/>
+            <w:r>
+              <w:t>",</w:t>
             </w:r>
           </w:p>
           <w:p>
@@ -8409,7 +9733,15 @@
               <w:pStyle w:val="code"/>
             </w:pPr>
             <w:r>
-              <w:t xml:space="preserve">      "ext": "bin"</w:t>
+              <w:t xml:space="preserve">      "</w:t>
+            </w:r>
+            <w:proofErr w:type="spellStart"/>
+            <w:r>
+              <w:t>ext</w:t>
+            </w:r>
+            <w:proofErr w:type="spellEnd"/>
+            <w:r>
+              <w:t>": "bin"</w:t>
             </w:r>
           </w:p>
           <w:p>
@@ -8435,7 +9767,31 @@
           </w:tcPr>
           <w:p>
             <w:r>
-              <w:t>The input data for the operator is a CV_32S or CV_32F binary image file named “square45-90_gray.bin” in the current directory</w:t>
+              <w:t xml:space="preserve">The input data for the operator is a </w:t>
+            </w:r>
+            <w:proofErr w:type="spellStart"/>
+            <w:r>
+              <w:t>CV_32S</w:t>
+            </w:r>
+            <w:proofErr w:type="spellEnd"/>
+            <w:r>
+              <w:t xml:space="preserve"> or </w:t>
+            </w:r>
+            <w:proofErr w:type="spellStart"/>
+            <w:r>
+              <w:t>CV_32F</w:t>
+            </w:r>
+            <w:proofErr w:type="spellEnd"/>
+            <w:r>
+              <w:t xml:space="preserve"> binary image file named “</w:t>
+            </w:r>
+            <w:proofErr w:type="spellStart"/>
+            <w:r>
+              <w:t>square45-90_gray.bin</w:t>
+            </w:r>
+            <w:proofErr w:type="spellEnd"/>
+            <w:r>
+              <w:t>” in the current directory</w:t>
             </w:r>
           </w:p>
         </w:tc>
@@ -8510,7 +9866,15 @@
               <w:pStyle w:val="code"/>
             </w:pPr>
             <w:r>
-              <w:t xml:space="preserve">      "filename": "square45-90_sobel_gray",</w:t>
+              <w:t xml:space="preserve">      "filename": "</w:t>
+            </w:r>
+            <w:proofErr w:type="spellStart"/>
+            <w:r>
+              <w:t>square45-90_sobel_gray</w:t>
+            </w:r>
+            <w:proofErr w:type="spellEnd"/>
+            <w:r>
+              <w:t>",</w:t>
             </w:r>
           </w:p>
           <w:p>
@@ -8518,7 +9882,15 @@
               <w:pStyle w:val="code"/>
             </w:pPr>
             <w:r>
-              <w:t xml:space="preserve">      "ext": "jpg"</w:t>
+              <w:t xml:space="preserve">      "</w:t>
+            </w:r>
+            <w:proofErr w:type="spellStart"/>
+            <w:r>
+              <w:t>ext</w:t>
+            </w:r>
+            <w:proofErr w:type="spellEnd"/>
+            <w:r>
+              <w:t>": "jpg"</w:t>
             </w:r>
           </w:p>
           <w:p>
@@ -8544,7 +9916,31 @@
           </w:tcPr>
           <w:p>
             <w:r>
-              <w:t>The output data for the operator is a CV_8U binary JPEG file named “square45-90_sobel_gray.jpg” in the current directory. The CV_8U depth is implied by specifying a JPEG output format.</w:t>
+              <w:t xml:space="preserve">The output data for the operator is a </w:t>
+            </w:r>
+            <w:proofErr w:type="spellStart"/>
+            <w:r>
+              <w:t>CV_8U</w:t>
+            </w:r>
+            <w:proofErr w:type="spellEnd"/>
+            <w:r>
+              <w:t xml:space="preserve"> binary JPEG file named “</w:t>
+            </w:r>
+            <w:proofErr w:type="spellStart"/>
+            <w:r>
+              <w:t>square45-90_sobel_gray.jpg</w:t>
+            </w:r>
+            <w:proofErr w:type="spellEnd"/>
+            <w:r>
+              <w:t xml:space="preserve">” in the current directory. The </w:t>
+            </w:r>
+            <w:proofErr w:type="spellStart"/>
+            <w:r>
+              <w:t>CV_8U</w:t>
+            </w:r>
+            <w:proofErr w:type="spellEnd"/>
+            <w:r>
+              <w:t xml:space="preserve"> depth is implied by specifying a JPEG output format.</w:t>
             </w:r>
           </w:p>
         </w:tc>
@@ -8570,7 +9966,15 @@
               <w:pStyle w:val="code"/>
             </w:pPr>
             <w:r>
-              <w:t xml:space="preserve">    "lower_in": "-1020",</w:t>
+              <w:t xml:space="preserve">    "</w:t>
+            </w:r>
+            <w:proofErr w:type="spellStart"/>
+            <w:r>
+              <w:t>lower_in</w:t>
+            </w:r>
+            <w:proofErr w:type="spellEnd"/>
+            <w:r>
+              <w:t>": "-1020",</w:t>
             </w:r>
           </w:p>
           <w:p>
@@ -8578,7 +9982,15 @@
               <w:pStyle w:val="code"/>
             </w:pPr>
             <w:r>
-              <w:t xml:space="preserve">    "upper_in": "1020",</w:t>
+              <w:t xml:space="preserve">    "</w:t>
+            </w:r>
+            <w:proofErr w:type="spellStart"/>
+            <w:r>
+              <w:t>upper_in</w:t>
+            </w:r>
+            <w:proofErr w:type="spellEnd"/>
+            <w:r>
+              <w:t>": "1020",</w:t>
             </w:r>
           </w:p>
           <w:p>
@@ -8586,7 +9998,15 @@
               <w:pStyle w:val="code"/>
             </w:pPr>
             <w:r>
-              <w:t xml:space="preserve">    "lower_out": "0",</w:t>
+              <w:t xml:space="preserve">    "</w:t>
+            </w:r>
+            <w:proofErr w:type="spellStart"/>
+            <w:r>
+              <w:t>lower_out</w:t>
+            </w:r>
+            <w:proofErr w:type="spellEnd"/>
+            <w:r>
+              <w:t>": "0",</w:t>
             </w:r>
           </w:p>
           <w:p>
@@ -8594,7 +10014,15 @@
               <w:pStyle w:val="code"/>
             </w:pPr>
             <w:r>
-              <w:t xml:space="preserve">    "upper_out": "255"</w:t>
+              <w:t xml:space="preserve">    "</w:t>
+            </w:r>
+            <w:proofErr w:type="spellStart"/>
+            <w:r>
+              <w:t>upper_out</w:t>
+            </w:r>
+            <w:proofErr w:type="spellEnd"/>
+            <w:r>
+              <w:t>": "255"</w:t>
             </w:r>
           </w:p>
           <w:p>
@@ -8612,7 +10040,39 @@
           </w:tcPr>
           <w:p>
             <w:r>
-              <w:t xml:space="preserve">The script parameter define lower_in, upper_in, lower_out, and upper_out intensity mapping parameters. </w:t>
+              <w:t xml:space="preserve">The script parameter define </w:t>
+            </w:r>
+            <w:proofErr w:type="spellStart"/>
+            <w:r>
+              <w:t>lower_in</w:t>
+            </w:r>
+            <w:proofErr w:type="spellEnd"/>
+            <w:r>
+              <w:t xml:space="preserve">, </w:t>
+            </w:r>
+            <w:proofErr w:type="spellStart"/>
+            <w:r>
+              <w:t>upper_in</w:t>
+            </w:r>
+            <w:proofErr w:type="spellEnd"/>
+            <w:r>
+              <w:t xml:space="preserve">, </w:t>
+            </w:r>
+            <w:proofErr w:type="spellStart"/>
+            <w:r>
+              <w:t>lower_out</w:t>
+            </w:r>
+            <w:proofErr w:type="spellEnd"/>
+            <w:r>
+              <w:t xml:space="preserve">, and </w:t>
+            </w:r>
+            <w:proofErr w:type="spellStart"/>
+            <w:r>
+              <w:t>upper_out</w:t>
+            </w:r>
+            <w:proofErr w:type="spellEnd"/>
+            <w:r>
+              <w:t xml:space="preserve"> intensity mapping parameters. </w:t>
             </w:r>
           </w:p>
         </w:tc>
@@ -9376,7 +10836,47 @@
               <w:cnfStyle w:val="000000000000" w:firstRow="0" w:lastRow="0" w:firstColumn="0" w:lastColumn="0" w:oddVBand="0" w:evenVBand="0" w:oddHBand="0" w:evenHBand="0" w:firstRowFirstColumn="0" w:firstRowLastColumn="0" w:lastRowFirstColumn="0" w:lastRowLastColumn="0"/>
             </w:pPr>
             <w:r>
-              <w:t xml:space="preserve">Map CV_32S or CV_32F image intensities from an input intensity range to an output intensity range. Output images may be JPEG CV_8U images or binary CV_32S or CV_32F images. </w:t>
+              <w:t xml:space="preserve">Map </w:t>
+            </w:r>
+            <w:proofErr w:type="spellStart"/>
+            <w:r>
+              <w:t>CV_32S</w:t>
+            </w:r>
+            <w:proofErr w:type="spellEnd"/>
+            <w:r>
+              <w:t xml:space="preserve"> or </w:t>
+            </w:r>
+            <w:proofErr w:type="spellStart"/>
+            <w:r>
+              <w:t>CV_32F</w:t>
+            </w:r>
+            <w:proofErr w:type="spellEnd"/>
+            <w:r>
+              <w:t xml:space="preserve"> image intensities from an input intensity range to an output intensity range. Output images may be JPEG </w:t>
+            </w:r>
+            <w:proofErr w:type="spellStart"/>
+            <w:r>
+              <w:t>CV_8U</w:t>
+            </w:r>
+            <w:proofErr w:type="spellEnd"/>
+            <w:r>
+              <w:t xml:space="preserve"> images or binary </w:t>
+            </w:r>
+            <w:proofErr w:type="spellStart"/>
+            <w:r>
+              <w:t>CV_32S</w:t>
+            </w:r>
+            <w:proofErr w:type="spellEnd"/>
+            <w:r>
+              <w:t xml:space="preserve"> or </w:t>
+            </w:r>
+            <w:proofErr w:type="spellStart"/>
+            <w:r>
+              <w:t>CV_32F</w:t>
+            </w:r>
+            <w:proofErr w:type="spellEnd"/>
+            <w:r>
+              <w:t xml:space="preserve"> images. </w:t>
             </w:r>
           </w:p>
         </w:tc>
@@ -9920,7 +11420,31 @@
               <w:cnfStyle w:val="000000100000" w:firstRow="0" w:lastRow="0" w:firstColumn="0" w:lastColumn="0" w:oddVBand="0" w:evenVBand="0" w:oddHBand="1" w:evenHBand="0" w:firstRowFirstColumn="0" w:firstRowLastColumn="0" w:lastRowFirstColumn="0" w:lastRowLastColumn="0"/>
             </w:pPr>
             <w:r>
-              <w:t>input CV_8U, CV_32S, or CV_32F intensity image</w:t>
+              <w:t xml:space="preserve">input </w:t>
+            </w:r>
+            <w:proofErr w:type="spellStart"/>
+            <w:r>
+              <w:t>CV_8U</w:t>
+            </w:r>
+            <w:proofErr w:type="spellEnd"/>
+            <w:r>
+              <w:t xml:space="preserve">, </w:t>
+            </w:r>
+            <w:proofErr w:type="spellStart"/>
+            <w:r>
+              <w:t>CV_32S</w:t>
+            </w:r>
+            <w:proofErr w:type="spellEnd"/>
+            <w:r>
+              <w:t xml:space="preserve">, or </w:t>
+            </w:r>
+            <w:proofErr w:type="spellStart"/>
+            <w:r>
+              <w:t>CV_32F</w:t>
+            </w:r>
+            <w:proofErr w:type="spellEnd"/>
+            <w:r>
+              <w:t xml:space="preserve"> intensity image</w:t>
             </w:r>
           </w:p>
         </w:tc>
@@ -9995,7 +11519,23 @@
               <w:cnfStyle w:val="000000000000" w:firstRow="0" w:lastRow="0" w:firstColumn="0" w:lastColumn="0" w:oddVBand="0" w:evenVBand="0" w:oddHBand="0" w:evenHBand="0" w:firstRowFirstColumn="0" w:firstRowLastColumn="0" w:lastRowFirstColumn="0" w:lastRowLastColumn="0"/>
             </w:pPr>
             <w:r>
-              <w:t>output CV_32S, or CV_32F edge image</w:t>
+              <w:t xml:space="preserve">output </w:t>
+            </w:r>
+            <w:proofErr w:type="spellStart"/>
+            <w:r>
+              <w:t>CV_32S</w:t>
+            </w:r>
+            <w:proofErr w:type="spellEnd"/>
+            <w:r>
+              <w:t xml:space="preserve">, or </w:t>
+            </w:r>
+            <w:proofErr w:type="spellStart"/>
+            <w:r>
+              <w:t>CV_32F</w:t>
+            </w:r>
+            <w:proofErr w:type="spellEnd"/>
+            <w:r>
+              <w:t xml:space="preserve"> edge image</w:t>
             </w:r>
           </w:p>
         </w:tc>
@@ -10343,12 +11883,21 @@
                 <w:szCs w:val="20"/>
               </w:rPr>
             </w:pPr>
+            <w:proofErr w:type="spellStart"/>
             <w:r>
               <w:rPr>
                 <w:sz w:val="20"/>
                 <w:szCs w:val="20"/>
               </w:rPr>
-              <w:t>CV_8U has value 0</w:t>
+              <w:t>CV_8U</w:t>
+            </w:r>
+            <w:proofErr w:type="spellEnd"/>
+            <w:r>
+              <w:rPr>
+                <w:sz w:val="20"/>
+                <w:szCs w:val="20"/>
+              </w:rPr>
+              <w:t xml:space="preserve"> has value 0</w:t>
             </w:r>
           </w:p>
           <w:p>
@@ -10360,12 +11909,21 @@
                 <w:szCs w:val="20"/>
               </w:rPr>
             </w:pPr>
+            <w:proofErr w:type="spellStart"/>
             <w:r>
               <w:rPr>
                 <w:sz w:val="20"/>
                 <w:szCs w:val="20"/>
               </w:rPr>
-              <w:t>CV_32S has value 1</w:t>
+              <w:t>CV_32S</w:t>
+            </w:r>
+            <w:proofErr w:type="spellEnd"/>
+            <w:r>
+              <w:rPr>
+                <w:sz w:val="20"/>
+                <w:szCs w:val="20"/>
+              </w:rPr>
+              <w:t xml:space="preserve"> has value 1</w:t>
             </w:r>
           </w:p>
           <w:p>
@@ -10373,12 +11931,21 @@
               <w:pStyle w:val="tablebullet"/>
               <w:cnfStyle w:val="000000000000" w:firstRow="0" w:lastRow="0" w:firstColumn="0" w:lastColumn="0" w:oddVBand="0" w:evenVBand="0" w:oddHBand="0" w:evenHBand="0" w:firstRowFirstColumn="0" w:firstRowLastColumn="0" w:lastRowFirstColumn="0" w:lastRowLastColumn="0"/>
             </w:pPr>
+            <w:proofErr w:type="spellStart"/>
             <w:r>
               <w:rPr>
                 <w:sz w:val="20"/>
                 <w:szCs w:val="20"/>
               </w:rPr>
-              <w:t>CV_32F has value 2</w:t>
+              <w:t>CV_32F</w:t>
+            </w:r>
+            <w:proofErr w:type="spellEnd"/>
+            <w:r>
+              <w:rPr>
+                <w:sz w:val="20"/>
+                <w:szCs w:val="20"/>
+              </w:rPr>
+              <w:t xml:space="preserve"> has value 2</w:t>
             </w:r>
           </w:p>
         </w:tc>
@@ -10430,7 +11997,15 @@
         <w:pStyle w:val="Heading2"/>
       </w:pPr>
       <w:r>
-        <w:t>filter-edge-prewitt Operator</w:t>
+        <w:t>filter-edge-</w:t>
+      </w:r>
+      <w:proofErr w:type="spellStart"/>
+      <w:r>
+        <w:t>prewitt</w:t>
+      </w:r>
+      <w:proofErr w:type="spellEnd"/>
+      <w:r>
+        <w:t xml:space="preserve"> Operator</w:t>
       </w:r>
     </w:p>
     <w:p>
@@ -10727,7 +12302,31 @@
               <w:cnfStyle w:val="000000100000" w:firstRow="0" w:lastRow="0" w:firstColumn="0" w:lastColumn="0" w:oddVBand="0" w:evenVBand="0" w:oddHBand="1" w:evenHBand="0" w:firstRowFirstColumn="0" w:firstRowLastColumn="0" w:lastRowFirstColumn="0" w:lastRowLastColumn="0"/>
             </w:pPr>
             <w:r>
-              <w:t>input CV_8U, CV_32S, or CV_32F intensity image</w:t>
+              <w:t xml:space="preserve">input </w:t>
+            </w:r>
+            <w:proofErr w:type="spellStart"/>
+            <w:r>
+              <w:t>CV_8U</w:t>
+            </w:r>
+            <w:proofErr w:type="spellEnd"/>
+            <w:r>
+              <w:t xml:space="preserve">, </w:t>
+            </w:r>
+            <w:proofErr w:type="spellStart"/>
+            <w:r>
+              <w:t>CV_32S</w:t>
+            </w:r>
+            <w:proofErr w:type="spellEnd"/>
+            <w:r>
+              <w:t xml:space="preserve">, or </w:t>
+            </w:r>
+            <w:proofErr w:type="spellStart"/>
+            <w:r>
+              <w:t>CV_32F</w:t>
+            </w:r>
+            <w:proofErr w:type="spellEnd"/>
+            <w:r>
+              <w:t xml:space="preserve"> intensity image</w:t>
             </w:r>
           </w:p>
         </w:tc>
@@ -10802,7 +12401,23 @@
               <w:cnfStyle w:val="000000000000" w:firstRow="0" w:lastRow="0" w:firstColumn="0" w:lastColumn="0" w:oddVBand="0" w:evenVBand="0" w:oddHBand="0" w:evenHBand="0" w:firstRowFirstColumn="0" w:firstRowLastColumn="0" w:lastRowFirstColumn="0" w:lastRowLastColumn="0"/>
             </w:pPr>
             <w:r>
-              <w:t>output CV_32S, or CV_32F edge image</w:t>
+              <w:t xml:space="preserve">output </w:t>
+            </w:r>
+            <w:proofErr w:type="spellStart"/>
+            <w:r>
+              <w:t>CV_32S</w:t>
+            </w:r>
+            <w:proofErr w:type="spellEnd"/>
+            <w:r>
+              <w:t xml:space="preserve">, or </w:t>
+            </w:r>
+            <w:proofErr w:type="spellStart"/>
+            <w:r>
+              <w:t>CV_32F</w:t>
+            </w:r>
+            <w:proofErr w:type="spellEnd"/>
+            <w:r>
+              <w:t xml:space="preserve"> edge image</w:t>
             </w:r>
           </w:p>
         </w:tc>
@@ -11151,12 +12766,21 @@
                 <w:szCs w:val="20"/>
               </w:rPr>
             </w:pPr>
+            <w:proofErr w:type="spellStart"/>
             <w:r>
               <w:rPr>
                 <w:sz w:val="20"/>
                 <w:szCs w:val="20"/>
               </w:rPr>
-              <w:t>CV_8U has value 0</w:t>
+              <w:t>CV_8U</w:t>
+            </w:r>
+            <w:proofErr w:type="spellEnd"/>
+            <w:r>
+              <w:rPr>
+                <w:sz w:val="20"/>
+                <w:szCs w:val="20"/>
+              </w:rPr>
+              <w:t xml:space="preserve"> has value 0</w:t>
             </w:r>
           </w:p>
           <w:p>
@@ -11168,12 +12792,21 @@
                 <w:szCs w:val="20"/>
               </w:rPr>
             </w:pPr>
+            <w:proofErr w:type="spellStart"/>
             <w:r>
               <w:rPr>
                 <w:sz w:val="20"/>
                 <w:szCs w:val="20"/>
               </w:rPr>
-              <w:t>CV_32S has value 1</w:t>
+              <w:t>CV_32S</w:t>
+            </w:r>
+            <w:proofErr w:type="spellEnd"/>
+            <w:r>
+              <w:rPr>
+                <w:sz w:val="20"/>
+                <w:szCs w:val="20"/>
+              </w:rPr>
+              <w:t xml:space="preserve"> has value 1</w:t>
             </w:r>
           </w:p>
           <w:p>
@@ -11181,12 +12814,21 @@
               <w:pStyle w:val="tablebullet"/>
               <w:cnfStyle w:val="000000000000" w:firstRow="0" w:lastRow="0" w:firstColumn="0" w:lastColumn="0" w:oddVBand="0" w:evenVBand="0" w:oddHBand="0" w:evenHBand="0" w:firstRowFirstColumn="0" w:firstRowLastColumn="0" w:lastRowFirstColumn="0" w:lastRowLastColumn="0"/>
             </w:pPr>
+            <w:proofErr w:type="spellStart"/>
             <w:r>
               <w:rPr>
                 <w:sz w:val="20"/>
                 <w:szCs w:val="20"/>
               </w:rPr>
-              <w:t>CV_32F has value 2</w:t>
+              <w:t>CV_32F</w:t>
+            </w:r>
+            <w:proofErr w:type="spellEnd"/>
+            <w:r>
+              <w:rPr>
+                <w:sz w:val="20"/>
+                <w:szCs w:val="20"/>
+              </w:rPr>
+              <w:t xml:space="preserve"> has value 2</w:t>
             </w:r>
           </w:p>
         </w:tc>
@@ -11238,7 +12880,15 @@
         <w:pStyle w:val="Heading2"/>
       </w:pPr>
       <w:r>
-        <w:t>filter-edge-roberts Operator</w:t>
+        <w:t>filter-edge-</w:t>
+      </w:r>
+      <w:proofErr w:type="spellStart"/>
+      <w:r>
+        <w:t>roberts</w:t>
+      </w:r>
+      <w:proofErr w:type="spellEnd"/>
+      <w:r>
+        <w:t xml:space="preserve"> Operator</w:t>
       </w:r>
     </w:p>
     <w:p>
@@ -11535,7 +13185,31 @@
               <w:cnfStyle w:val="000000100000" w:firstRow="0" w:lastRow="0" w:firstColumn="0" w:lastColumn="0" w:oddVBand="0" w:evenVBand="0" w:oddHBand="1" w:evenHBand="0" w:firstRowFirstColumn="0" w:firstRowLastColumn="0" w:lastRowFirstColumn="0" w:lastRowLastColumn="0"/>
             </w:pPr>
             <w:r>
-              <w:t>input CV_8U, CV_32S, or CV_32F intensity image</w:t>
+              <w:t xml:space="preserve">input </w:t>
+            </w:r>
+            <w:proofErr w:type="spellStart"/>
+            <w:r>
+              <w:t>CV_8U</w:t>
+            </w:r>
+            <w:proofErr w:type="spellEnd"/>
+            <w:r>
+              <w:t xml:space="preserve">, </w:t>
+            </w:r>
+            <w:proofErr w:type="spellStart"/>
+            <w:r>
+              <w:t>CV_32S</w:t>
+            </w:r>
+            <w:proofErr w:type="spellEnd"/>
+            <w:r>
+              <w:t xml:space="preserve">, or </w:t>
+            </w:r>
+            <w:proofErr w:type="spellStart"/>
+            <w:r>
+              <w:t>CV_32F</w:t>
+            </w:r>
+            <w:proofErr w:type="spellEnd"/>
+            <w:r>
+              <w:t xml:space="preserve"> intensity image</w:t>
             </w:r>
           </w:p>
         </w:tc>
@@ -11610,7 +13284,23 @@
               <w:cnfStyle w:val="000000000000" w:firstRow="0" w:lastRow="0" w:firstColumn="0" w:lastColumn="0" w:oddVBand="0" w:evenVBand="0" w:oddHBand="0" w:evenHBand="0" w:firstRowFirstColumn="0" w:firstRowLastColumn="0" w:lastRowFirstColumn="0" w:lastRowLastColumn="0"/>
             </w:pPr>
             <w:r>
-              <w:t>output CV_32S, or CV_32F edge image</w:t>
+              <w:t xml:space="preserve">output </w:t>
+            </w:r>
+            <w:proofErr w:type="spellStart"/>
+            <w:r>
+              <w:t>CV_32S</w:t>
+            </w:r>
+            <w:proofErr w:type="spellEnd"/>
+            <w:r>
+              <w:t xml:space="preserve">, or </w:t>
+            </w:r>
+            <w:proofErr w:type="spellStart"/>
+            <w:r>
+              <w:t>CV_32F</w:t>
+            </w:r>
+            <w:proofErr w:type="spellEnd"/>
+            <w:r>
+              <w:t xml:space="preserve"> edge image</w:t>
             </w:r>
           </w:p>
         </w:tc>
@@ -11958,12 +13648,21 @@
                 <w:szCs w:val="20"/>
               </w:rPr>
             </w:pPr>
+            <w:proofErr w:type="spellStart"/>
             <w:r>
               <w:rPr>
                 <w:sz w:val="20"/>
                 <w:szCs w:val="20"/>
               </w:rPr>
-              <w:t>CV_8U has value 0</w:t>
+              <w:t>CV_8U</w:t>
+            </w:r>
+            <w:proofErr w:type="spellEnd"/>
+            <w:r>
+              <w:rPr>
+                <w:sz w:val="20"/>
+                <w:szCs w:val="20"/>
+              </w:rPr>
+              <w:t xml:space="preserve"> has value 0</w:t>
             </w:r>
           </w:p>
           <w:p>
@@ -11975,12 +13674,21 @@
                 <w:szCs w:val="20"/>
               </w:rPr>
             </w:pPr>
+            <w:proofErr w:type="spellStart"/>
             <w:r>
               <w:rPr>
                 <w:sz w:val="20"/>
                 <w:szCs w:val="20"/>
               </w:rPr>
-              <w:t>CV_32S has value 1</w:t>
+              <w:t>CV_32S</w:t>
+            </w:r>
+            <w:proofErr w:type="spellEnd"/>
+            <w:r>
+              <w:rPr>
+                <w:sz w:val="20"/>
+                <w:szCs w:val="20"/>
+              </w:rPr>
+              <w:t xml:space="preserve"> has value 1</w:t>
             </w:r>
           </w:p>
           <w:p>
@@ -11988,12 +13696,21 @@
               <w:pStyle w:val="tablebullet"/>
               <w:cnfStyle w:val="000000000000" w:firstRow="0" w:lastRow="0" w:firstColumn="0" w:lastColumn="0" w:oddVBand="0" w:evenVBand="0" w:oddHBand="0" w:evenHBand="0" w:firstRowFirstColumn="0" w:firstRowLastColumn="0" w:lastRowFirstColumn="0" w:lastRowLastColumn="0"/>
             </w:pPr>
+            <w:proofErr w:type="spellStart"/>
             <w:r>
               <w:rPr>
                 <w:sz w:val="20"/>
                 <w:szCs w:val="20"/>
               </w:rPr>
-              <w:t>CV_32F has value 2</w:t>
+              <w:t>CV_32F</w:t>
+            </w:r>
+            <w:proofErr w:type="spellEnd"/>
+            <w:r>
+              <w:rPr>
+                <w:sz w:val="20"/>
+                <w:szCs w:val="20"/>
+              </w:rPr>
+              <w:t xml:space="preserve"> has value 2</w:t>
             </w:r>
           </w:p>
         </w:tc>
@@ -12045,7 +13762,15 @@
         <w:pStyle w:val="Heading2"/>
       </w:pPr>
       <w:r>
-        <w:t>filter-edge-sobel Operator</w:t>
+        <w:t>filter-edge-</w:t>
+      </w:r>
+      <w:proofErr w:type="spellStart"/>
+      <w:r>
+        <w:t>sobel</w:t>
+      </w:r>
+      <w:proofErr w:type="spellEnd"/>
+      <w:r>
+        <w:t xml:space="preserve"> Operator</w:t>
       </w:r>
     </w:p>
     <w:p>
@@ -12343,7 +14068,31 @@
               <w:cnfStyle w:val="000000100000" w:firstRow="0" w:lastRow="0" w:firstColumn="0" w:lastColumn="0" w:oddVBand="0" w:evenVBand="0" w:oddHBand="1" w:evenHBand="0" w:firstRowFirstColumn="0" w:firstRowLastColumn="0" w:lastRowFirstColumn="0" w:lastRowLastColumn="0"/>
             </w:pPr>
             <w:r>
-              <w:t>input CV_8U, CV_32S, or CV_32F intensity image</w:t>
+              <w:t xml:space="preserve">input </w:t>
+            </w:r>
+            <w:proofErr w:type="spellStart"/>
+            <w:r>
+              <w:t>CV_8U</w:t>
+            </w:r>
+            <w:proofErr w:type="spellEnd"/>
+            <w:r>
+              <w:t xml:space="preserve">, </w:t>
+            </w:r>
+            <w:proofErr w:type="spellStart"/>
+            <w:r>
+              <w:t>CV_32S</w:t>
+            </w:r>
+            <w:proofErr w:type="spellEnd"/>
+            <w:r>
+              <w:t xml:space="preserve">, or </w:t>
+            </w:r>
+            <w:proofErr w:type="spellStart"/>
+            <w:r>
+              <w:t>CV_32F</w:t>
+            </w:r>
+            <w:proofErr w:type="spellEnd"/>
+            <w:r>
+              <w:t xml:space="preserve"> intensity image</w:t>
             </w:r>
           </w:p>
         </w:tc>
@@ -12418,7 +14167,23 @@
               <w:cnfStyle w:val="000000000000" w:firstRow="0" w:lastRow="0" w:firstColumn="0" w:lastColumn="0" w:oddVBand="0" w:evenVBand="0" w:oddHBand="0" w:evenHBand="0" w:firstRowFirstColumn="0" w:firstRowLastColumn="0" w:lastRowFirstColumn="0" w:lastRowLastColumn="0"/>
             </w:pPr>
             <w:r>
-              <w:t>output CV_32S, or CV_32F edge image</w:t>
+              <w:t xml:space="preserve">output </w:t>
+            </w:r>
+            <w:proofErr w:type="spellStart"/>
+            <w:r>
+              <w:t>CV_32S</w:t>
+            </w:r>
+            <w:proofErr w:type="spellEnd"/>
+            <w:r>
+              <w:t xml:space="preserve">, or </w:t>
+            </w:r>
+            <w:proofErr w:type="spellStart"/>
+            <w:r>
+              <w:t>CV_32F</w:t>
+            </w:r>
+            <w:proofErr w:type="spellEnd"/>
+            <w:r>
+              <w:t xml:space="preserve"> edge image</w:t>
             </w:r>
           </w:p>
         </w:tc>
@@ -12768,12 +14533,21 @@
                 <w:szCs w:val="20"/>
               </w:rPr>
             </w:pPr>
+            <w:proofErr w:type="spellStart"/>
             <w:r>
               <w:rPr>
                 <w:sz w:val="20"/>
                 <w:szCs w:val="20"/>
               </w:rPr>
-              <w:t>CV_8U has value 0</w:t>
+              <w:t>CV_8U</w:t>
+            </w:r>
+            <w:proofErr w:type="spellEnd"/>
+            <w:r>
+              <w:rPr>
+                <w:sz w:val="20"/>
+                <w:szCs w:val="20"/>
+              </w:rPr>
+              <w:t xml:space="preserve"> has value 0</w:t>
             </w:r>
           </w:p>
           <w:p>
@@ -12785,12 +14559,21 @@
                 <w:szCs w:val="20"/>
               </w:rPr>
             </w:pPr>
+            <w:proofErr w:type="spellStart"/>
             <w:r>
               <w:rPr>
                 <w:sz w:val="20"/>
                 <w:szCs w:val="20"/>
               </w:rPr>
-              <w:t>CV_32S has value 1</w:t>
+              <w:t>CV_32S</w:t>
+            </w:r>
+            <w:proofErr w:type="spellEnd"/>
+            <w:r>
+              <w:rPr>
+                <w:sz w:val="20"/>
+                <w:szCs w:val="20"/>
+              </w:rPr>
+              <w:t xml:space="preserve"> has value 1</w:t>
             </w:r>
           </w:p>
           <w:p>
@@ -12798,12 +14581,21 @@
               <w:pStyle w:val="tablebullet"/>
               <w:cnfStyle w:val="000000000000" w:firstRow="0" w:lastRow="0" w:firstColumn="0" w:lastColumn="0" w:oddVBand="0" w:evenVBand="0" w:oddHBand="0" w:evenHBand="0" w:firstRowFirstColumn="0" w:firstRowLastColumn="0" w:lastRowFirstColumn="0" w:lastRowLastColumn="0"/>
             </w:pPr>
+            <w:proofErr w:type="spellStart"/>
             <w:r>
               <w:rPr>
                 <w:sz w:val="20"/>
                 <w:szCs w:val="20"/>
               </w:rPr>
-              <w:t>CV_32F has value 2</w:t>
+              <w:t>CV_32F</w:t>
+            </w:r>
+            <w:proofErr w:type="spellEnd"/>
+            <w:r>
+              <w:rPr>
+                <w:sz w:val="20"/>
+                <w:szCs w:val="20"/>
+              </w:rPr>
+              <w:t xml:space="preserve"> has value 2</w:t>
             </w:r>
           </w:p>
         </w:tc>
@@ -13024,7 +14816,31 @@
               <w:cnfStyle w:val="000000100000" w:firstRow="0" w:lastRow="0" w:firstColumn="0" w:lastColumn="0" w:oddVBand="0" w:evenVBand="0" w:oddHBand="1" w:evenHBand="0" w:firstRowFirstColumn="0" w:firstRowLastColumn="0" w:lastRowFirstColumn="0" w:lastRowLastColumn="0"/>
             </w:pPr>
             <w:r>
-              <w:t>input CV_8U, CV_32S, or CV_32F intensity image</w:t>
+              <w:t xml:space="preserve">input </w:t>
+            </w:r>
+            <w:proofErr w:type="spellStart"/>
+            <w:r>
+              <w:t>CV_8U</w:t>
+            </w:r>
+            <w:proofErr w:type="spellEnd"/>
+            <w:r>
+              <w:t xml:space="preserve">, </w:t>
+            </w:r>
+            <w:proofErr w:type="spellStart"/>
+            <w:r>
+              <w:t>CV_32S</w:t>
+            </w:r>
+            <w:proofErr w:type="spellEnd"/>
+            <w:r>
+              <w:t xml:space="preserve">, or </w:t>
+            </w:r>
+            <w:proofErr w:type="spellStart"/>
+            <w:r>
+              <w:t>CV_32F</w:t>
+            </w:r>
+            <w:proofErr w:type="spellEnd"/>
+            <w:r>
+              <w:t xml:space="preserve"> intensity image</w:t>
             </w:r>
           </w:p>
         </w:tc>
@@ -13110,7 +14926,15 @@
         <w:pStyle w:val="Normalafterlist"/>
       </w:pPr>
       <w:r>
-        <w:t xml:space="preserve">For text output format, the output data descriptor extension is ignored. The output text file has the extension “.txt” and the output gnuplot script has the extension “.gp” as described in section </w:t>
+        <w:t>For text output format, the output data descriptor extension is ignored. The output text file has the extension “.txt” and the output gnuplot script has the extension “.</w:t>
+      </w:r>
+      <w:proofErr w:type="spellStart"/>
+      <w:r>
+        <w:t>gp</w:t>
+      </w:r>
+      <w:proofErr w:type="spellEnd"/>
+      <w:r>
+        <w:t xml:space="preserve">” as described in section </w:t>
       </w:r>
       <w:r>
         <w:fldChar w:fldCharType="begin"/>
@@ -13193,6 +15017,7 @@
             <w:r>
               <w:t>“</w:t>
             </w:r>
+            <w:proofErr w:type="spellStart"/>
             <w:r>
               <w:rPr>
                 <w:b w:val="0"/>
@@ -13200,6 +15025,7 @@
               </w:rPr>
               <w:t>nbins</w:t>
             </w:r>
+            <w:proofErr w:type="spellEnd"/>
             <w:r>
               <w:t>”</w:t>
             </w:r>
@@ -13239,7 +15065,23 @@
                 <w:b w:val="0"/>
                 <w:bCs w:val="0"/>
               </w:rPr>
-              <w:t>“lower_value”</w:t>
+              <w:t>“</w:t>
+            </w:r>
+            <w:proofErr w:type="spellStart"/>
+            <w:r>
+              <w:rPr>
+                <w:b w:val="0"/>
+                <w:bCs w:val="0"/>
+              </w:rPr>
+              <w:t>lower_value</w:t>
+            </w:r>
+            <w:proofErr w:type="spellEnd"/>
+            <w:r>
+              <w:rPr>
+                <w:b w:val="0"/>
+                <w:bCs w:val="0"/>
+              </w:rPr>
+              <w:t>”</w:t>
             </w:r>
           </w:p>
         </w:tc>
@@ -13280,7 +15122,23 @@
                 <w:b w:val="0"/>
                 <w:bCs w:val="0"/>
               </w:rPr>
-              <w:t>“upper_value”</w:t>
+              <w:t>“</w:t>
+            </w:r>
+            <w:proofErr w:type="spellStart"/>
+            <w:r>
+              <w:rPr>
+                <w:b w:val="0"/>
+                <w:bCs w:val="0"/>
+              </w:rPr>
+              <w:t>upper_value</w:t>
+            </w:r>
+            <w:proofErr w:type="spellEnd"/>
+            <w:r>
+              <w:rPr>
+                <w:b w:val="0"/>
+                <w:bCs w:val="0"/>
+              </w:rPr>
+              <w:t>”</w:t>
             </w:r>
           </w:p>
         </w:tc>
@@ -13519,12 +15377,21 @@
                 <w:szCs w:val="20"/>
               </w:rPr>
             </w:pPr>
+            <w:proofErr w:type="spellStart"/>
             <w:r>
               <w:rPr>
                 <w:sz w:val="20"/>
                 <w:szCs w:val="20"/>
               </w:rPr>
-              <w:t>CV_8U has value 0</w:t>
+              <w:t>CV_8U</w:t>
+            </w:r>
+            <w:proofErr w:type="spellEnd"/>
+            <w:r>
+              <w:rPr>
+                <w:sz w:val="20"/>
+                <w:szCs w:val="20"/>
+              </w:rPr>
+              <w:t xml:space="preserve"> has value 0</w:t>
             </w:r>
           </w:p>
           <w:p>
@@ -13536,12 +15403,21 @@
                 <w:szCs w:val="20"/>
               </w:rPr>
             </w:pPr>
+            <w:proofErr w:type="spellStart"/>
             <w:r>
               <w:rPr>
                 <w:sz w:val="20"/>
                 <w:szCs w:val="20"/>
               </w:rPr>
-              <w:t>CV_32S has value 1</w:t>
+              <w:t>CV_32S</w:t>
+            </w:r>
+            <w:proofErr w:type="spellEnd"/>
+            <w:r>
+              <w:rPr>
+                <w:sz w:val="20"/>
+                <w:szCs w:val="20"/>
+              </w:rPr>
+              <w:t xml:space="preserve"> has value 1</w:t>
             </w:r>
           </w:p>
           <w:p>
@@ -13549,12 +15425,21 @@
               <w:pStyle w:val="tablebullet"/>
               <w:cnfStyle w:val="000000000000" w:firstRow="0" w:lastRow="0" w:firstColumn="0" w:lastColumn="0" w:oddVBand="0" w:evenVBand="0" w:oddHBand="0" w:evenHBand="0" w:firstRowFirstColumn="0" w:firstRowLastColumn="0" w:lastRowFirstColumn="0" w:lastRowLastColumn="0"/>
             </w:pPr>
+            <w:proofErr w:type="spellStart"/>
             <w:r>
               <w:rPr>
                 <w:sz w:val="20"/>
                 <w:szCs w:val="20"/>
               </w:rPr>
-              <w:t>CV_32F has value 2</w:t>
+              <w:t>CV_32F</w:t>
+            </w:r>
+            <w:proofErr w:type="spellEnd"/>
+            <w:r>
+              <w:rPr>
+                <w:sz w:val="20"/>
+                <w:szCs w:val="20"/>
+              </w:rPr>
+              <w:t xml:space="preserve"> has value 2</w:t>
             </w:r>
           </w:p>
         </w:tc>
@@ -13614,6 +15499,7 @@
                 <w:bCs w:val="0"/>
               </w:rPr>
             </w:pPr>
+            <w:proofErr w:type="spellStart"/>
             <w:r>
               <w:rPr>
                 <w:b w:val="0"/>
@@ -13621,6 +15507,7 @@
               </w:rPr>
               <w:t>min_value</w:t>
             </w:r>
+            <w:proofErr w:type="spellEnd"/>
           </w:p>
         </w:tc>
         <w:tc>
@@ -13655,6 +15542,7 @@
                 <w:bCs w:val="0"/>
               </w:rPr>
             </w:pPr>
+            <w:proofErr w:type="spellStart"/>
             <w:r>
               <w:rPr>
                 <w:b w:val="0"/>
@@ -13662,6 +15550,7 @@
               </w:rPr>
               <w:t>max_value</w:t>
             </w:r>
+            <w:proofErr w:type="spellEnd"/>
           </w:p>
         </w:tc>
         <w:tc>
@@ -13845,8 +15734,13 @@
       <w:pPr>
         <w:pStyle w:val="Heading2"/>
       </w:pPr>
-      <w:r>
-        <w:t>hough-accumulator-create Operator</w:t>
+      <w:proofErr w:type="spellStart"/>
+      <w:r>
+        <w:t>hough</w:t>
+      </w:r>
+      <w:proofErr w:type="spellEnd"/>
+      <w:r>
+        <w:t>-accumulator-create Operator</w:t>
       </w:r>
     </w:p>
     <w:p>
@@ -14033,7 +15927,31 @@
               <w:cnfStyle w:val="000000100000" w:firstRow="0" w:lastRow="0" w:firstColumn="0" w:lastColumn="0" w:oddVBand="0" w:evenVBand="0" w:oddHBand="1" w:evenHBand="0" w:firstRowFirstColumn="0" w:firstRowLastColumn="0" w:lastRowFirstColumn="0" w:lastRowLastColumn="0"/>
             </w:pPr>
             <w:r>
-              <w:t>input CV_8U, CV_32S, or CV_32F intensity image</w:t>
+              <w:t xml:space="preserve">input </w:t>
+            </w:r>
+            <w:proofErr w:type="spellStart"/>
+            <w:r>
+              <w:t>CV_8U</w:t>
+            </w:r>
+            <w:proofErr w:type="spellEnd"/>
+            <w:r>
+              <w:t xml:space="preserve">, </w:t>
+            </w:r>
+            <w:proofErr w:type="spellStart"/>
+            <w:r>
+              <w:t>CV_32S</w:t>
+            </w:r>
+            <w:proofErr w:type="spellEnd"/>
+            <w:r>
+              <w:t xml:space="preserve">, or </w:t>
+            </w:r>
+            <w:proofErr w:type="spellStart"/>
+            <w:r>
+              <w:t>CV_32F</w:t>
+            </w:r>
+            <w:proofErr w:type="spellEnd"/>
+            <w:r>
+              <w:t xml:space="preserve"> intensity image</w:t>
             </w:r>
           </w:p>
         </w:tc>
@@ -14082,7 +16000,15 @@
               <w:cnfStyle w:val="000000000000" w:firstRow="0" w:lastRow="0" w:firstColumn="0" w:lastColumn="0" w:oddVBand="0" w:evenVBand="0" w:oddHBand="0" w:evenHBand="0" w:firstRowFirstColumn="0" w:firstRowLastColumn="0" w:lastRowFirstColumn="0" w:lastRowLastColumn="0"/>
             </w:pPr>
             <w:r>
-              <w:t>“hough”</w:t>
+              <w:t>“</w:t>
+            </w:r>
+            <w:proofErr w:type="spellStart"/>
+            <w:r>
+              <w:t>hough</w:t>
+            </w:r>
+            <w:proofErr w:type="spellEnd"/>
+            <w:r>
+              <w:t>”</w:t>
             </w:r>
           </w:p>
         </w:tc>
@@ -14198,7 +16124,23 @@
                 <w:b w:val="0"/>
                 <w:bCs w:val="0"/>
               </w:rPr>
-              <w:t>“theta_inc”</w:t>
+              <w:t>“</w:t>
+            </w:r>
+            <w:proofErr w:type="spellStart"/>
+            <w:r>
+              <w:rPr>
+                <w:b w:val="0"/>
+                <w:bCs w:val="0"/>
+              </w:rPr>
+              <w:t>theta_inc</w:t>
+            </w:r>
+            <w:proofErr w:type="spellEnd"/>
+            <w:r>
+              <w:rPr>
+                <w:b w:val="0"/>
+                <w:bCs w:val="0"/>
+              </w:rPr>
+              <w:t>”</w:t>
             </w:r>
           </w:p>
         </w:tc>
@@ -14234,7 +16176,15 @@
               <w:cnfStyle w:val="000000100000" w:firstRow="0" w:lastRow="0" w:firstColumn="0" w:lastColumn="0" w:oddVBand="0" w:evenVBand="0" w:oddHBand="1" w:evenHBand="0" w:firstRowFirstColumn="0" w:firstRowLastColumn="0" w:lastRowFirstColumn="0" w:lastRowLastColumn="0"/>
             </w:pPr>
             <w:r>
-              <w:t>increment for the Hough accumulator angle. The number of angles are 180 / theta_inc.</w:t>
+              <w:t xml:space="preserve">increment for the Hough accumulator angle. The number of angles are 180 / </w:t>
+            </w:r>
+            <w:proofErr w:type="spellStart"/>
+            <w:r>
+              <w:t>theta_inc</w:t>
+            </w:r>
+            <w:proofErr w:type="spellEnd"/>
+            <w:r>
+              <w:t>.</w:t>
             </w:r>
           </w:p>
         </w:tc>
@@ -14458,12 +16408,21 @@
                 <w:szCs w:val="20"/>
               </w:rPr>
             </w:pPr>
+            <w:proofErr w:type="spellStart"/>
             <w:r>
               <w:rPr>
                 <w:sz w:val="20"/>
                 <w:szCs w:val="20"/>
               </w:rPr>
-              <w:t>CV_8U has value 0</w:t>
+              <w:t>CV_8U</w:t>
+            </w:r>
+            <w:proofErr w:type="spellEnd"/>
+            <w:r>
+              <w:rPr>
+                <w:sz w:val="20"/>
+                <w:szCs w:val="20"/>
+              </w:rPr>
+              <w:t xml:space="preserve"> has value 0</w:t>
             </w:r>
           </w:p>
           <w:p>
@@ -14475,12 +16434,21 @@
                 <w:szCs w:val="20"/>
               </w:rPr>
             </w:pPr>
+            <w:proofErr w:type="spellStart"/>
             <w:r>
               <w:rPr>
                 <w:sz w:val="20"/>
                 <w:szCs w:val="20"/>
               </w:rPr>
-              <w:t>CV_32S has value 1</w:t>
+              <w:t>CV_32S</w:t>
+            </w:r>
+            <w:proofErr w:type="spellEnd"/>
+            <w:r>
+              <w:rPr>
+                <w:sz w:val="20"/>
+                <w:szCs w:val="20"/>
+              </w:rPr>
+              <w:t xml:space="preserve"> has value 1</w:t>
             </w:r>
           </w:p>
           <w:p>
@@ -14488,12 +16456,21 @@
               <w:pStyle w:val="tablebullet"/>
               <w:cnfStyle w:val="000000000000" w:firstRow="0" w:lastRow="0" w:firstColumn="0" w:lastColumn="0" w:oddVBand="0" w:evenVBand="0" w:oddHBand="0" w:evenHBand="0" w:firstRowFirstColumn="0" w:firstRowLastColumn="0" w:lastRowFirstColumn="0" w:lastRowLastColumn="0"/>
             </w:pPr>
+            <w:proofErr w:type="spellStart"/>
             <w:r>
               <w:rPr>
                 <w:sz w:val="20"/>
                 <w:szCs w:val="20"/>
               </w:rPr>
-              <w:t>CV_32F has value 2</w:t>
+              <w:t>CV_32F</w:t>
+            </w:r>
+            <w:proofErr w:type="spellEnd"/>
+            <w:r>
+              <w:rPr>
+                <w:sz w:val="20"/>
+                <w:szCs w:val="20"/>
+              </w:rPr>
+              <w:t xml:space="preserve"> has value 2</w:t>
             </w:r>
           </w:p>
         </w:tc>
@@ -14515,6 +16492,7 @@
                 <w:bCs w:val="0"/>
               </w:rPr>
             </w:pPr>
+            <w:proofErr w:type="spellStart"/>
             <w:r>
               <w:rPr>
                 <w:b w:val="0"/>
@@ -14522,6 +16500,7 @@
               </w:rPr>
               <w:t>theta_inc</w:t>
             </w:r>
+            <w:proofErr w:type="spellEnd"/>
           </w:p>
         </w:tc>
         <w:tc>
@@ -14553,6 +16532,7 @@
                 <w:bCs w:val="0"/>
               </w:rPr>
             </w:pPr>
+            <w:proofErr w:type="spellStart"/>
             <w:r>
               <w:rPr>
                 <w:b w:val="0"/>
@@ -14560,6 +16540,7 @@
               </w:rPr>
               <w:t>nthetas</w:t>
             </w:r>
+            <w:proofErr w:type="spellEnd"/>
           </w:p>
         </w:tc>
         <w:tc>
@@ -14572,8 +16553,13 @@
               <w:cnfStyle w:val="000000000000" w:firstRow="0" w:lastRow="0" w:firstColumn="0" w:lastColumn="0" w:oddVBand="0" w:evenVBand="0" w:oddHBand="0" w:evenHBand="0" w:firstRowFirstColumn="0" w:firstRowLastColumn="0" w:lastRowFirstColumn="0" w:lastRowLastColumn="0"/>
             </w:pPr>
             <w:r>
-              <w:t>The number of angles sampled = 180 / theta_inc</w:t>
-            </w:r>
+              <w:t xml:space="preserve">The number of angles sampled = 180 / </w:t>
+            </w:r>
+            <w:proofErr w:type="spellStart"/>
+            <w:r>
+              <w:t>theta_inc</w:t>
+            </w:r>
+            <w:proofErr w:type="spellEnd"/>
           </w:p>
         </w:tc>
       </w:tr>
@@ -14594,6 +16580,7 @@
                 <w:bCs w:val="0"/>
               </w:rPr>
             </w:pPr>
+            <w:proofErr w:type="spellStart"/>
             <w:r>
               <w:rPr>
                 <w:b w:val="0"/>
@@ -14601,6 +16588,7 @@
               </w:rPr>
               <w:t>max_rho</w:t>
             </w:r>
+            <w:proofErr w:type="spellEnd"/>
           </w:p>
         </w:tc>
         <w:tc>
@@ -14632,6 +16620,7 @@
                 <w:bCs w:val="0"/>
               </w:rPr>
             </w:pPr>
+            <w:proofErr w:type="spellStart"/>
             <w:r>
               <w:rPr>
                 <w:b w:val="0"/>
@@ -14639,6 +16628,7 @@
               </w:rPr>
               <w:t>min_count</w:t>
             </w:r>
+            <w:proofErr w:type="spellEnd"/>
           </w:p>
         </w:tc>
         <w:tc>
@@ -14673,6 +16663,7 @@
                 <w:bCs w:val="0"/>
               </w:rPr>
             </w:pPr>
+            <w:proofErr w:type="spellStart"/>
             <w:r>
               <w:rPr>
                 <w:b w:val="0"/>
@@ -14681,6 +16672,7 @@
               <w:lastRenderedPageBreak/>
               <w:t>max_count</w:t>
             </w:r>
+            <w:proofErr w:type="spellEnd"/>
           </w:p>
         </w:tc>
         <w:tc>
@@ -14731,7 +16723,15 @@
               <w:cnfStyle w:val="000000000000" w:firstRow="0" w:lastRow="0" w:firstColumn="0" w:lastColumn="0" w:oddVBand="0" w:evenVBand="0" w:oddHBand="0" w:evenHBand="0" w:firstRowFirstColumn="0" w:firstRowLastColumn="0" w:lastRowFirstColumn="0" w:lastRowLastColumn="0"/>
             </w:pPr>
             <w:r>
-              <w:t>The mean for the hough accumulator counts</w:t>
+              <w:t xml:space="preserve">The mean for the </w:t>
+            </w:r>
+            <w:proofErr w:type="spellStart"/>
+            <w:r>
+              <w:t>hough</w:t>
+            </w:r>
+            <w:proofErr w:type="spellEnd"/>
+            <w:r>
+              <w:t xml:space="preserve"> accumulator counts</w:t>
             </w:r>
           </w:p>
         </w:tc>
@@ -14772,7 +16772,15 @@
               <w:cnfStyle w:val="000000100000" w:firstRow="0" w:lastRow="0" w:firstColumn="0" w:lastColumn="0" w:oddVBand="0" w:evenVBand="0" w:oddHBand="1" w:evenHBand="0" w:firstRowFirstColumn="0" w:firstRowLastColumn="0" w:lastRowFirstColumn="0" w:lastRowLastColumn="0"/>
             </w:pPr>
             <w:r>
-              <w:t>The variance for the hough accumulator counts</w:t>
+              <w:t xml:space="preserve">The variance for the </w:t>
+            </w:r>
+            <w:proofErr w:type="spellStart"/>
+            <w:r>
+              <w:t>hough</w:t>
+            </w:r>
+            <w:proofErr w:type="spellEnd"/>
+            <w:r>
+              <w:t xml:space="preserve"> accumulator counts</w:t>
             </w:r>
           </w:p>
         </w:tc>
@@ -14810,7 +16818,15 @@
               <w:cnfStyle w:val="000000000000" w:firstRow="0" w:lastRow="0" w:firstColumn="0" w:lastColumn="0" w:oddVBand="0" w:evenVBand="0" w:oddHBand="0" w:evenHBand="0" w:firstRowFirstColumn="0" w:firstRowLastColumn="0" w:lastRowFirstColumn="0" w:lastRowLastColumn="0"/>
             </w:pPr>
             <w:r>
-              <w:t>The sample variance for the hough accumulator counts</w:t>
+              <w:t xml:space="preserve">The sample variance for the </w:t>
+            </w:r>
+            <w:proofErr w:type="spellStart"/>
+            <w:r>
+              <w:t>hough</w:t>
+            </w:r>
+            <w:proofErr w:type="spellEnd"/>
+            <w:r>
+              <w:t xml:space="preserve"> accumulator counts</w:t>
             </w:r>
           </w:p>
         </w:tc>
@@ -14851,7 +16867,15 @@
               <w:cnfStyle w:val="000000100000" w:firstRow="0" w:lastRow="0" w:firstColumn="0" w:lastColumn="0" w:oddVBand="0" w:evenVBand="0" w:oddHBand="1" w:evenHBand="0" w:firstRowFirstColumn="0" w:firstRowLastColumn="0" w:lastRowFirstColumn="0" w:lastRowLastColumn="0"/>
             </w:pPr>
             <w:r>
-              <w:t>The standard deviation for the hough accumulator counts</w:t>
+              <w:t xml:space="preserve">The standard deviation for the </w:t>
+            </w:r>
+            <w:proofErr w:type="spellStart"/>
+            <w:r>
+              <w:t>hough</w:t>
+            </w:r>
+            <w:proofErr w:type="spellEnd"/>
+            <w:r>
+              <w:t xml:space="preserve"> accumulator counts</w:t>
             </w:r>
           </w:p>
         </w:tc>
@@ -14861,13 +16885,26 @@
       <w:pPr>
         <w:pStyle w:val="Heading2"/>
       </w:pPr>
-      <w:r>
-        <w:t>hough-draw-line Operator</w:t>
-      </w:r>
-    </w:p>
-    <w:p>
-      <w:r>
-        <w:t>The Hough draw line operator draws a line segment corresponding to a polar line (rho, theta) in an image and stores the resulting image. JPEG input images can be stored as either JPEG or binary output images, but binary input images can only be stored as binary output images. Grayscale input images produce grayscale output images, and color input images produce color output images. Lines are drawn in the color output image out_component component if specified. The output color image component defaults to 1 if omitted, and is ignored for grayscale images.</w:t>
+      <w:proofErr w:type="spellStart"/>
+      <w:r>
+        <w:t>hough</w:t>
+      </w:r>
+      <w:proofErr w:type="spellEnd"/>
+      <w:r>
+        <w:t>-draw-line Operator</w:t>
+      </w:r>
+    </w:p>
+    <w:p>
+      <w:r>
+        <w:t xml:space="preserve">The Hough draw line operator draws a line segment corresponding to a polar line (rho, theta) in an image and stores the resulting image. JPEG input images can be stored as either JPEG or binary output images, but binary input images can only be stored as binary output images. Grayscale input images produce grayscale output images, and color input images produce color output images. Lines are drawn in the color output image </w:t>
+      </w:r>
+      <w:proofErr w:type="spellStart"/>
+      <w:r>
+        <w:t>out_component</w:t>
+      </w:r>
+      <w:proofErr w:type="spellEnd"/>
+      <w:r>
+        <w:t xml:space="preserve"> component if specified. The output color image component defaults to 1 if omitted, and is ignored for grayscale images.</w:t>
       </w:r>
     </w:p>
     <w:p>
@@ -15029,7 +17066,31 @@
               <w:cnfStyle w:val="000000100000" w:firstRow="0" w:lastRow="0" w:firstColumn="0" w:lastColumn="0" w:oddVBand="0" w:evenVBand="0" w:oddHBand="1" w:evenHBand="0" w:firstRowFirstColumn="0" w:firstRowLastColumn="0" w:lastRowFirstColumn="0" w:lastRowLastColumn="0"/>
             </w:pPr>
             <w:r>
-              <w:t>input CV_8U, CV_32S, or CV_32F intensity image</w:t>
+              <w:t xml:space="preserve">input </w:t>
+            </w:r>
+            <w:proofErr w:type="spellStart"/>
+            <w:r>
+              <w:t>CV_8U</w:t>
+            </w:r>
+            <w:proofErr w:type="spellEnd"/>
+            <w:r>
+              <w:t xml:space="preserve">, </w:t>
+            </w:r>
+            <w:proofErr w:type="spellStart"/>
+            <w:r>
+              <w:t>CV_32S</w:t>
+            </w:r>
+            <w:proofErr w:type="spellEnd"/>
+            <w:r>
+              <w:t xml:space="preserve">, or </w:t>
+            </w:r>
+            <w:proofErr w:type="spellStart"/>
+            <w:r>
+              <w:t>CV_32F</w:t>
+            </w:r>
+            <w:proofErr w:type="spellEnd"/>
+            <w:r>
+              <w:t xml:space="preserve"> intensity image</w:t>
             </w:r>
           </w:p>
         </w:tc>
@@ -15104,7 +17165,31 @@
               <w:cnfStyle w:val="000000000000" w:firstRow="0" w:lastRow="0" w:firstColumn="0" w:lastColumn="0" w:oddVBand="0" w:evenVBand="0" w:oddHBand="0" w:evenHBand="0" w:firstRowFirstColumn="0" w:firstRowLastColumn="0" w:lastRowFirstColumn="0" w:lastRowLastColumn="0"/>
             </w:pPr>
             <w:r>
-              <w:t xml:space="preserve">output CV_8U, CV_32S, or CV_32F image with drawn line. </w:t>
+              <w:t xml:space="preserve">output </w:t>
+            </w:r>
+            <w:proofErr w:type="spellStart"/>
+            <w:r>
+              <w:t>CV_8U</w:t>
+            </w:r>
+            <w:proofErr w:type="spellEnd"/>
+            <w:r>
+              <w:t xml:space="preserve">, </w:t>
+            </w:r>
+            <w:proofErr w:type="spellStart"/>
+            <w:r>
+              <w:t>CV_32S</w:t>
+            </w:r>
+            <w:proofErr w:type="spellEnd"/>
+            <w:r>
+              <w:t xml:space="preserve">, or </w:t>
+            </w:r>
+            <w:proofErr w:type="spellStart"/>
+            <w:r>
+              <w:t>CV_32F</w:t>
+            </w:r>
+            <w:proofErr w:type="spellEnd"/>
+            <w:r>
+              <w:t xml:space="preserve"> image with drawn line. </w:t>
             </w:r>
           </w:p>
         </w:tc>
@@ -15179,6 +17264,7 @@
                 <w:bCs w:val="0"/>
               </w:rPr>
             </w:pPr>
+            <w:proofErr w:type="spellStart"/>
             <w:r>
               <w:rPr>
                 <w:b w:val="0"/>
@@ -15186,6 +17272,7 @@
               </w:rPr>
               <w:t>theta_inc</w:t>
             </w:r>
+            <w:proofErr w:type="spellEnd"/>
           </w:p>
         </w:tc>
         <w:tc>
@@ -15222,7 +17309,7 @@
                 <w:b w:val="0"/>
                 <w:bCs w:val="0"/>
               </w:rPr>
-              <w:t>rho_index</w:t>
+              <w:t>rho</w:t>
             </w:r>
           </w:p>
         </w:tc>
@@ -15236,7 +17323,7 @@
               <w:cnfStyle w:val="000000000000" w:firstRow="0" w:lastRow="0" w:firstColumn="0" w:lastColumn="0" w:oddVBand="0" w:evenVBand="0" w:oddHBand="0" w:evenHBand="0" w:firstRowFirstColumn="0" w:firstRowLastColumn="0" w:lastRowFirstColumn="0" w:lastRowLastColumn="0"/>
             </w:pPr>
             <w:r>
-              <w:t>Polar line rho index</w:t>
+              <w:t xml:space="preserve">Polar line rho </w:t>
             </w:r>
           </w:p>
         </w:tc>
@@ -15258,6 +17345,7 @@
                 <w:bCs w:val="0"/>
               </w:rPr>
             </w:pPr>
+            <w:proofErr w:type="spellStart"/>
             <w:r>
               <w:rPr>
                 <w:b w:val="0"/>
@@ -15265,6 +17353,7 @@
               </w:rPr>
               <w:t>theta_index</w:t>
             </w:r>
+            <w:proofErr w:type="spellEnd"/>
           </w:p>
         </w:tc>
         <w:tc>
@@ -15296,6 +17385,7 @@
                 <w:bCs w:val="0"/>
               </w:rPr>
             </w:pPr>
+            <w:proofErr w:type="spellStart"/>
             <w:r>
               <w:rPr>
                 <w:b w:val="0"/>
@@ -15303,6 +17393,7 @@
               </w:rPr>
               <w:t>pixel_value</w:t>
             </w:r>
+            <w:proofErr w:type="spellEnd"/>
           </w:p>
         </w:tc>
         <w:tc>
@@ -15337,6 +17428,7 @@
                 <w:bCs w:val="0"/>
               </w:rPr>
             </w:pPr>
+            <w:proofErr w:type="spellStart"/>
             <w:r>
               <w:rPr>
                 <w:b w:val="0"/>
@@ -15344,6 +17436,7 @@
               </w:rPr>
               <w:t>out_component</w:t>
             </w:r>
+            <w:proofErr w:type="spellEnd"/>
           </w:p>
         </w:tc>
         <w:tc>
@@ -15580,12 +17673,21 @@
                 <w:szCs w:val="20"/>
               </w:rPr>
             </w:pPr>
+            <w:proofErr w:type="spellStart"/>
             <w:r>
               <w:rPr>
                 <w:sz w:val="20"/>
                 <w:szCs w:val="20"/>
               </w:rPr>
-              <w:t>CV_8U has value 0</w:t>
+              <w:t>CV_8U</w:t>
+            </w:r>
+            <w:proofErr w:type="spellEnd"/>
+            <w:r>
+              <w:rPr>
+                <w:sz w:val="20"/>
+                <w:szCs w:val="20"/>
+              </w:rPr>
+              <w:t xml:space="preserve"> has value 0</w:t>
             </w:r>
           </w:p>
           <w:p>
@@ -15597,12 +17699,21 @@
                 <w:szCs w:val="20"/>
               </w:rPr>
             </w:pPr>
+            <w:proofErr w:type="spellStart"/>
             <w:r>
               <w:rPr>
                 <w:sz w:val="20"/>
                 <w:szCs w:val="20"/>
               </w:rPr>
-              <w:t>CV_32S has value 1</w:t>
+              <w:t>CV_32S</w:t>
+            </w:r>
+            <w:proofErr w:type="spellEnd"/>
+            <w:r>
+              <w:rPr>
+                <w:sz w:val="20"/>
+                <w:szCs w:val="20"/>
+              </w:rPr>
+              <w:t xml:space="preserve"> has value 1</w:t>
             </w:r>
           </w:p>
           <w:p>
@@ -15610,12 +17721,21 @@
               <w:pStyle w:val="tablebullet"/>
               <w:cnfStyle w:val="000000000000" w:firstRow="0" w:lastRow="0" w:firstColumn="0" w:lastColumn="0" w:oddVBand="0" w:evenVBand="0" w:oddHBand="0" w:evenHBand="0" w:firstRowFirstColumn="0" w:firstRowLastColumn="0" w:lastRowFirstColumn="0" w:lastRowLastColumn="0"/>
             </w:pPr>
+            <w:proofErr w:type="spellStart"/>
             <w:r>
               <w:rPr>
                 <w:sz w:val="20"/>
                 <w:szCs w:val="20"/>
               </w:rPr>
-              <w:t>CV_32F has value 2</w:t>
+              <w:t>CV_32F</w:t>
+            </w:r>
+            <w:proofErr w:type="spellEnd"/>
+            <w:r>
+              <w:rPr>
+                <w:sz w:val="20"/>
+                <w:szCs w:val="20"/>
+              </w:rPr>
+              <w:t xml:space="preserve"> has value 2</w:t>
             </w:r>
           </w:p>
         </w:tc>
@@ -15825,8 +17945,13 @@
       <w:pPr>
         <w:pStyle w:val="Heading2"/>
       </w:pPr>
-      <w:r>
-        <w:t>hough-peak-detect Operator</w:t>
+      <w:proofErr w:type="spellStart"/>
+      <w:r>
+        <w:t>hough</w:t>
+      </w:r>
+      <w:proofErr w:type="spellEnd"/>
+      <w:r>
+        <w:t>-peak-detect Operator</w:t>
       </w:r>
     </w:p>
     <w:p>
@@ -15969,7 +18094,15 @@
               <w:cnfStyle w:val="000000100000" w:firstRow="0" w:lastRow="0" w:firstColumn="0" w:lastColumn="0" w:oddVBand="0" w:evenVBand="0" w:oddHBand="1" w:evenHBand="0" w:firstRowFirstColumn="0" w:firstRowLastColumn="0" w:lastRowFirstColumn="0" w:lastRowLastColumn="0"/>
             </w:pPr>
             <w:r>
-              <w:t>“hough”</w:t>
+              <w:t>“</w:t>
+            </w:r>
+            <w:proofErr w:type="spellStart"/>
+            <w:r>
+              <w:t>hough</w:t>
+            </w:r>
+            <w:proofErr w:type="spellEnd"/>
+            <w:r>
+              <w:t>”</w:t>
             </w:r>
           </w:p>
         </w:tc>
@@ -16241,6 +18374,7 @@
                 <w:bCs w:val="0"/>
               </w:rPr>
             </w:pPr>
+            <w:proofErr w:type="spellStart"/>
             <w:r>
               <w:rPr>
                 <w:b w:val="0"/>
@@ -16248,6 +18382,7 @@
               </w:rPr>
               <w:t>theta_inc</w:t>
             </w:r>
+            <w:proofErr w:type="spellEnd"/>
           </w:p>
         </w:tc>
         <w:tc>
@@ -16279,6 +18414,7 @@
                 <w:bCs w:val="0"/>
               </w:rPr>
             </w:pPr>
+            <w:proofErr w:type="spellStart"/>
             <w:r>
               <w:rPr>
                 <w:b w:val="0"/>
@@ -16286,6 +18422,7 @@
               </w:rPr>
               <w:t>nthetas</w:t>
             </w:r>
+            <w:proofErr w:type="spellEnd"/>
           </w:p>
         </w:tc>
         <w:tc>
@@ -16298,8 +18435,13 @@
               <w:cnfStyle w:val="000000000000" w:firstRow="0" w:lastRow="0" w:firstColumn="0" w:lastColumn="0" w:oddVBand="0" w:evenVBand="0" w:oddHBand="0" w:evenHBand="0" w:firstRowFirstColumn="0" w:firstRowLastColumn="0" w:lastRowFirstColumn="0" w:lastRowLastColumn="0"/>
             </w:pPr>
             <w:r>
-              <w:t>The number of angles sampled = 180 / theta_inc</w:t>
-            </w:r>
+              <w:t xml:space="preserve">The number of angles sampled = 180 / </w:t>
+            </w:r>
+            <w:proofErr w:type="spellStart"/>
+            <w:r>
+              <w:t>theta_inc</w:t>
+            </w:r>
+            <w:proofErr w:type="spellEnd"/>
           </w:p>
         </w:tc>
       </w:tr>
@@ -16320,6 +18462,7 @@
                 <w:bCs w:val="0"/>
               </w:rPr>
             </w:pPr>
+            <w:proofErr w:type="spellStart"/>
             <w:r>
               <w:rPr>
                 <w:b w:val="0"/>
@@ -16327,6 +18470,7 @@
               </w:rPr>
               <w:t>max_rho</w:t>
             </w:r>
+            <w:proofErr w:type="spellEnd"/>
           </w:p>
         </w:tc>
         <w:tc>
@@ -16518,7 +18662,23 @@
                 <w:sz w:val="20"/>
                 <w:szCs w:val="20"/>
               </w:rPr>
-              <w:t xml:space="preserve">Copy the input image to the output image out_component component. </w:t>
+              <w:t xml:space="preserve">Copy the input image to the output image </w:t>
+            </w:r>
+            <w:proofErr w:type="spellStart"/>
+            <w:r>
+              <w:rPr>
+                <w:sz w:val="20"/>
+                <w:szCs w:val="20"/>
+              </w:rPr>
+              <w:t>out_component</w:t>
+            </w:r>
+            <w:proofErr w:type="spellEnd"/>
+            <w:r>
+              <w:rPr>
+                <w:sz w:val="20"/>
+                <w:szCs w:val="20"/>
+              </w:rPr>
+              <w:t xml:space="preserve"> component. </w:t>
             </w:r>
           </w:p>
           <w:p>
@@ -16535,7 +18695,23 @@
                 <w:sz w:val="20"/>
                 <w:szCs w:val="20"/>
               </w:rPr>
-              <w:t>Copy the input image to the first output image component if the out_component parameter is omitted.</w:t>
+              <w:t xml:space="preserve">Copy the input image to the first output image component if the </w:t>
+            </w:r>
+            <w:proofErr w:type="spellStart"/>
+            <w:r>
+              <w:rPr>
+                <w:sz w:val="20"/>
+                <w:szCs w:val="20"/>
+              </w:rPr>
+              <w:t>out_component</w:t>
+            </w:r>
+            <w:proofErr w:type="spellEnd"/>
+            <w:r>
+              <w:rPr>
+                <w:sz w:val="20"/>
+                <w:szCs w:val="20"/>
+              </w:rPr>
+              <w:t xml:space="preserve"> parameter is omitted.</w:t>
             </w:r>
           </w:p>
         </w:tc>
@@ -16596,7 +18772,39 @@
                 <w:sz w:val="20"/>
                 <w:szCs w:val="20"/>
               </w:rPr>
-              <w:t xml:space="preserve">Copy the input image in_component component to the output image in_component component. </w:t>
+              <w:t xml:space="preserve">Copy the input image </w:t>
+            </w:r>
+            <w:proofErr w:type="spellStart"/>
+            <w:r>
+              <w:rPr>
+                <w:sz w:val="20"/>
+                <w:szCs w:val="20"/>
+              </w:rPr>
+              <w:t>in_component</w:t>
+            </w:r>
+            <w:proofErr w:type="spellEnd"/>
+            <w:r>
+              <w:rPr>
+                <w:sz w:val="20"/>
+                <w:szCs w:val="20"/>
+              </w:rPr>
+              <w:t xml:space="preserve"> component to the output image </w:t>
+            </w:r>
+            <w:proofErr w:type="spellStart"/>
+            <w:r>
+              <w:rPr>
+                <w:sz w:val="20"/>
+                <w:szCs w:val="20"/>
+              </w:rPr>
+              <w:t>in_component</w:t>
+            </w:r>
+            <w:proofErr w:type="spellEnd"/>
+            <w:r>
+              <w:rPr>
+                <w:sz w:val="20"/>
+                <w:szCs w:val="20"/>
+              </w:rPr>
+              <w:t xml:space="preserve"> component. </w:t>
             </w:r>
           </w:p>
           <w:p>
@@ -16613,7 +18821,23 @@
                 <w:sz w:val="20"/>
                 <w:szCs w:val="20"/>
               </w:rPr>
-              <w:t>Copy the first input image component to the output image if the in_component parameter is omitted.</w:t>
+              <w:t xml:space="preserve">Copy the first input image component to the output image if the </w:t>
+            </w:r>
+            <w:proofErr w:type="spellStart"/>
+            <w:r>
+              <w:rPr>
+                <w:sz w:val="20"/>
+                <w:szCs w:val="20"/>
+              </w:rPr>
+              <w:t>in_component</w:t>
+            </w:r>
+            <w:proofErr w:type="spellEnd"/>
+            <w:r>
+              <w:rPr>
+                <w:sz w:val="20"/>
+                <w:szCs w:val="20"/>
+              </w:rPr>
+              <w:t xml:space="preserve"> parameter is omitted.</w:t>
             </w:r>
           </w:p>
         </w:tc>
@@ -16673,7 +18897,23 @@
         <w:pStyle w:val="Normalafterlist"/>
       </w:pPr>
       <w:r>
-        <w:t>There are several variations depending whether the in_component or out_component parameters are specified.</w:t>
+        <w:t xml:space="preserve">There are several variations depending whether the </w:t>
+      </w:r>
+      <w:proofErr w:type="spellStart"/>
+      <w:r>
+        <w:t>in_component</w:t>
+      </w:r>
+      <w:proofErr w:type="spellEnd"/>
+      <w:r>
+        <w:t xml:space="preserve"> or </w:t>
+      </w:r>
+      <w:proofErr w:type="spellStart"/>
+      <w:r>
+        <w:t>out_component</w:t>
+      </w:r>
+      <w:proofErr w:type="spellEnd"/>
+      <w:r>
+        <w:t xml:space="preserve"> parameters are specified.</w:t>
       </w:r>
     </w:p>
     <w:tbl>
@@ -16699,9 +18939,11 @@
             <w:tcW w:w="0" w:type="auto"/>
           </w:tcPr>
           <w:p>
+            <w:proofErr w:type="spellStart"/>
             <w:r>
               <w:t>in_component</w:t>
             </w:r>
+            <w:proofErr w:type="spellEnd"/>
           </w:p>
         </w:tc>
         <w:tc>
@@ -16712,9 +18954,11 @@
             <w:pPr>
               <w:cnfStyle w:val="100000000000" w:firstRow="1" w:lastRow="0" w:firstColumn="0" w:lastColumn="0" w:oddVBand="0" w:evenVBand="0" w:oddHBand="0" w:evenHBand="0" w:firstRowFirstColumn="0" w:firstRowLastColumn="0" w:lastRowFirstColumn="0" w:lastRowLastColumn="0"/>
             </w:pPr>
+            <w:proofErr w:type="spellStart"/>
             <w:r>
               <w:t>out_component</w:t>
             </w:r>
+            <w:proofErr w:type="spellEnd"/>
           </w:p>
         </w:tc>
         <w:tc>
@@ -16779,7 +19023,23 @@
               <w:cnfStyle w:val="000000100000" w:firstRow="0" w:lastRow="0" w:firstColumn="0" w:lastColumn="0" w:oddVBand="0" w:evenVBand="0" w:oddHBand="1" w:evenHBand="0" w:firstRowFirstColumn="0" w:firstRowLastColumn="0" w:lastRowFirstColumn="0" w:lastRowLastColumn="0"/>
             </w:pPr>
             <w:r>
-              <w:t xml:space="preserve">Copy the input image in_component to the output image out_component component </w:t>
+              <w:t xml:space="preserve">Copy the input image </w:t>
+            </w:r>
+            <w:proofErr w:type="spellStart"/>
+            <w:r>
+              <w:t>in_component</w:t>
+            </w:r>
+            <w:proofErr w:type="spellEnd"/>
+            <w:r>
+              <w:t xml:space="preserve"> to the output image </w:t>
+            </w:r>
+            <w:proofErr w:type="spellStart"/>
+            <w:r>
+              <w:t>out_component</w:t>
+            </w:r>
+            <w:proofErr w:type="spellEnd"/>
+            <w:r>
+              <w:t xml:space="preserve"> component </w:t>
             </w:r>
           </w:p>
         </w:tc>
@@ -16829,7 +19089,23 @@
               <w:cnfStyle w:val="000000000000" w:firstRow="0" w:lastRow="0" w:firstColumn="0" w:lastColumn="0" w:oddVBand="0" w:evenVBand="0" w:oddHBand="0" w:evenHBand="0" w:firstRowFirstColumn="0" w:firstRowLastColumn="0" w:lastRowFirstColumn="0" w:lastRowLastColumn="0"/>
             </w:pPr>
             <w:r>
-              <w:t>Copy the input image in_component component to the in_component component of the output image</w:t>
+              <w:t xml:space="preserve">Copy the input image </w:t>
+            </w:r>
+            <w:proofErr w:type="spellStart"/>
+            <w:r>
+              <w:t>in_component</w:t>
+            </w:r>
+            <w:proofErr w:type="spellEnd"/>
+            <w:r>
+              <w:t xml:space="preserve"> component to the </w:t>
+            </w:r>
+            <w:proofErr w:type="spellStart"/>
+            <w:r>
+              <w:t>in_component</w:t>
+            </w:r>
+            <w:proofErr w:type="spellEnd"/>
+            <w:r>
+              <w:t xml:space="preserve"> component of the output image</w:t>
             </w:r>
           </w:p>
         </w:tc>
@@ -16883,7 +19159,23 @@
               <w:cnfStyle w:val="000000100000" w:firstRow="0" w:lastRow="0" w:firstColumn="0" w:lastColumn="0" w:oddVBand="0" w:evenVBand="0" w:oddHBand="1" w:evenHBand="0" w:firstRowFirstColumn="0" w:firstRowLastColumn="0" w:lastRowFirstColumn="0" w:lastRowLastColumn="0"/>
             </w:pPr>
             <w:r>
-              <w:t xml:space="preserve">Copy the input image out_component component to the output image out_component component </w:t>
+              <w:t xml:space="preserve">Copy the input image </w:t>
+            </w:r>
+            <w:proofErr w:type="spellStart"/>
+            <w:r>
+              <w:t>out_component</w:t>
+            </w:r>
+            <w:proofErr w:type="spellEnd"/>
+            <w:r>
+              <w:t xml:space="preserve"> component to the output image </w:t>
+            </w:r>
+            <w:proofErr w:type="spellStart"/>
+            <w:r>
+              <w:t>out_component</w:t>
+            </w:r>
+            <w:proofErr w:type="spellEnd"/>
+            <w:r>
+              <w:t xml:space="preserve"> component </w:t>
             </w:r>
           </w:p>
         </w:tc>
@@ -17008,6 +19300,7 @@
                 <w:bCs w:val="0"/>
               </w:rPr>
             </w:pPr>
+            <w:proofErr w:type="spellStart"/>
             <w:r>
               <w:rPr>
                 <w:b w:val="0"/>
@@ -17015,6 +19308,7 @@
               </w:rPr>
               <w:t>in_component</w:t>
             </w:r>
+            <w:proofErr w:type="spellEnd"/>
           </w:p>
         </w:tc>
         <w:tc>
@@ -17045,6 +19339,7 @@
                 <w:bCs w:val="0"/>
               </w:rPr>
             </w:pPr>
+            <w:proofErr w:type="spellStart"/>
             <w:r>
               <w:rPr>
                 <w:b w:val="0"/>
@@ -17052,6 +19347,7 @@
               </w:rPr>
               <w:t>out_component</w:t>
             </w:r>
+            <w:proofErr w:type="spellEnd"/>
           </w:p>
         </w:tc>
         <w:tc>
@@ -17288,12 +19584,21 @@
                 <w:szCs w:val="20"/>
               </w:rPr>
             </w:pPr>
+            <w:proofErr w:type="spellStart"/>
             <w:r>
               <w:rPr>
                 <w:sz w:val="20"/>
                 <w:szCs w:val="20"/>
               </w:rPr>
-              <w:t>CV_8U has value 0</w:t>
+              <w:t>CV_8U</w:t>
+            </w:r>
+            <w:proofErr w:type="spellEnd"/>
+            <w:r>
+              <w:rPr>
+                <w:sz w:val="20"/>
+                <w:szCs w:val="20"/>
+              </w:rPr>
+              <w:t xml:space="preserve"> has value 0</w:t>
             </w:r>
           </w:p>
           <w:p>
@@ -17305,12 +19610,21 @@
                 <w:szCs w:val="20"/>
               </w:rPr>
             </w:pPr>
+            <w:proofErr w:type="spellStart"/>
             <w:r>
               <w:rPr>
                 <w:sz w:val="20"/>
                 <w:szCs w:val="20"/>
               </w:rPr>
-              <w:t>CV_32S has value 1</w:t>
+              <w:t>CV_32S</w:t>
+            </w:r>
+            <w:proofErr w:type="spellEnd"/>
+            <w:r>
+              <w:rPr>
+                <w:sz w:val="20"/>
+                <w:szCs w:val="20"/>
+              </w:rPr>
+              <w:t xml:space="preserve"> has value 1</w:t>
             </w:r>
           </w:p>
           <w:p>
@@ -17318,12 +19632,21 @@
               <w:pStyle w:val="tablebullet"/>
               <w:cnfStyle w:val="000000000000" w:firstRow="0" w:lastRow="0" w:firstColumn="0" w:lastColumn="0" w:oddVBand="0" w:evenVBand="0" w:oddHBand="0" w:evenHBand="0" w:firstRowFirstColumn="0" w:firstRowLastColumn="0" w:lastRowFirstColumn="0" w:lastRowLastColumn="0"/>
             </w:pPr>
+            <w:proofErr w:type="spellStart"/>
             <w:r>
               <w:rPr>
                 <w:sz w:val="20"/>
                 <w:szCs w:val="20"/>
               </w:rPr>
-              <w:t>CV_32F has value 2</w:t>
+              <w:t>CV_32F</w:t>
+            </w:r>
+            <w:proofErr w:type="spellEnd"/>
+            <w:r>
+              <w:rPr>
+                <w:sz w:val="20"/>
+                <w:szCs w:val="20"/>
+              </w:rPr>
+              <w:t xml:space="preserve"> has value 2</w:t>
             </w:r>
           </w:p>
         </w:tc>
@@ -17339,7 +19662,31 @@
     </w:p>
     <w:p>
       <w:r>
-        <w:t>The transform intensity map operator maps the input image pixel value range to the specified output image pixel value range. Input JPEG and binary images can map to CV_8U JPEG images or CV_32S and CV_32F binary images The mapping of input to output intensity values are determined as follows.</w:t>
+        <w:t xml:space="preserve">The transform intensity map operator maps the input image pixel value range to the specified output image pixel value range. Input JPEG and binary images can map to </w:t>
+      </w:r>
+      <w:proofErr w:type="spellStart"/>
+      <w:r>
+        <w:t>CV_8U</w:t>
+      </w:r>
+      <w:proofErr w:type="spellEnd"/>
+      <w:r>
+        <w:t xml:space="preserve"> JPEG images or </w:t>
+      </w:r>
+      <w:proofErr w:type="spellStart"/>
+      <w:r>
+        <w:t>CV_32S</w:t>
+      </w:r>
+      <w:proofErr w:type="spellEnd"/>
+      <w:r>
+        <w:t xml:space="preserve"> and </w:t>
+      </w:r>
+      <w:proofErr w:type="spellStart"/>
+      <w:r>
+        <w:t>CV_32F</w:t>
+      </w:r>
+      <w:proofErr w:type="spellEnd"/>
+      <w:r>
+        <w:t xml:space="preserve"> binary images The mapping of input to output intensity values are determined as follows.</w:t>
       </w:r>
     </w:p>
     <w:p>
@@ -17349,6 +19696,7 @@
       <w:r>
         <w:t xml:space="preserve">  if input value &lt; </w:t>
       </w:r>
+      <w:proofErr w:type="spellStart"/>
       <w:r>
         <w:rPr>
           <w:rFonts w:eastAsia="Times New Roman" w:cs="Arial"/>
@@ -17356,14 +19704,20 @@
         </w:rPr>
         <w:t>lower_in</w:t>
       </w:r>
+      <w:proofErr w:type="spellEnd"/>
     </w:p>
     <w:p>
       <w:pPr>
         <w:pStyle w:val="code"/>
       </w:pPr>
       <w:r>
-        <w:t xml:space="preserve">    output value = lower_out</w:t>
-      </w:r>
+        <w:t xml:space="preserve">    output value = </w:t>
+      </w:r>
+      <w:proofErr w:type="spellStart"/>
+      <w:r>
+        <w:t>lower_out</w:t>
+      </w:r>
+      <w:proofErr w:type="spellEnd"/>
     </w:p>
     <w:p>
       <w:pPr>
@@ -17372,6 +19726,7 @@
       <w:r>
         <w:t xml:space="preserve">  else if input value &gt;= </w:t>
       </w:r>
+      <w:proofErr w:type="spellStart"/>
       <w:r>
         <w:rPr>
           <w:rFonts w:eastAsia="Times New Roman" w:cs="Arial"/>
@@ -17379,14 +19734,20 @@
         </w:rPr>
         <w:t>upper_in</w:t>
       </w:r>
+      <w:proofErr w:type="spellEnd"/>
     </w:p>
     <w:p>
       <w:pPr>
         <w:pStyle w:val="code"/>
       </w:pPr>
       <w:r>
-        <w:t xml:space="preserve">    output value = upper_out</w:t>
-      </w:r>
+        <w:t xml:space="preserve">    output value = </w:t>
+      </w:r>
+      <w:proofErr w:type="spellStart"/>
+      <w:r>
+        <w:t>upper_out</w:t>
+      </w:r>
+      <w:proofErr w:type="spellEnd"/>
     </w:p>
     <w:p>
       <w:pPr>
@@ -17413,8 +19774,17 @@
         </w:rPr>
       </w:pPr>
       <w:r>
-        <w:t xml:space="preserve">      lower_out + (input value - </w:t>
-      </w:r>
+        <w:t xml:space="preserve">      </w:t>
+      </w:r>
+      <w:proofErr w:type="spellStart"/>
+      <w:r>
+        <w:t>lower_out</w:t>
+      </w:r>
+      <w:proofErr w:type="spellEnd"/>
+      <w:r>
+        <w:t xml:space="preserve"> + (input value - </w:t>
+      </w:r>
+      <w:proofErr w:type="spellStart"/>
       <w:r>
         <w:rPr>
           <w:rFonts w:eastAsia="Times New Roman" w:cs="Arial"/>
@@ -17422,9 +19792,19 @@
         </w:rPr>
         <w:t>lower_in</w:t>
       </w:r>
-      <w:r>
-        <w:t xml:space="preserve">) * (upper_out - </w:t>
-      </w:r>
+      <w:proofErr w:type="spellEnd"/>
+      <w:r>
+        <w:t>) * (</w:t>
+      </w:r>
+      <w:proofErr w:type="spellStart"/>
+      <w:r>
+        <w:t>upper_out</w:t>
+      </w:r>
+      <w:proofErr w:type="spellEnd"/>
+      <w:r>
+        <w:t xml:space="preserve"> - </w:t>
+      </w:r>
+      <w:proofErr w:type="spellStart"/>
       <w:r>
         <w:rPr>
           <w:rFonts w:eastAsia="Times New Roman" w:cs="Arial"/>
@@ -17432,9 +19812,19 @@
         </w:rPr>
         <w:t>upper_in</w:t>
       </w:r>
-      <w:r>
-        <w:t xml:space="preserve">) / (lower_out - </w:t>
-      </w:r>
+      <w:proofErr w:type="spellEnd"/>
+      <w:r>
+        <w:t>) / (</w:t>
+      </w:r>
+      <w:proofErr w:type="spellStart"/>
+      <w:r>
+        <w:t>lower_out</w:t>
+      </w:r>
+      <w:proofErr w:type="spellEnd"/>
+      <w:r>
+        <w:t xml:space="preserve"> - </w:t>
+      </w:r>
+      <w:proofErr w:type="spellStart"/>
       <w:r>
         <w:rPr>
           <w:rFonts w:eastAsia="Times New Roman" w:cs="Arial"/>
@@ -17442,6 +19832,7 @@
         </w:rPr>
         <w:t>lower_in</w:t>
       </w:r>
+      <w:proofErr w:type="spellEnd"/>
       <w:r>
         <w:t>)</w:t>
       </w:r>
@@ -17451,7 +19842,39 @@
         <w:pStyle w:val="Normalafterlist"/>
       </w:pPr>
       <w:r>
-        <w:t xml:space="preserve">The operator can threshold images by specifying lower_in = upper_in = threshold value. Lower_out then is the output pixel value for input pixel values &lt; threshold, and upper_out is the output pixel value for input pixel values &gt;= threshold. </w:t>
+        <w:t xml:space="preserve">The operator can threshold images by specifying </w:t>
+      </w:r>
+      <w:proofErr w:type="spellStart"/>
+      <w:r>
+        <w:t>lower_in</w:t>
+      </w:r>
+      <w:proofErr w:type="spellEnd"/>
+      <w:r>
+        <w:t xml:space="preserve"> = </w:t>
+      </w:r>
+      <w:proofErr w:type="spellStart"/>
+      <w:r>
+        <w:t>upper_in</w:t>
+      </w:r>
+      <w:proofErr w:type="spellEnd"/>
+      <w:r>
+        <w:t xml:space="preserve"> = threshold value. </w:t>
+      </w:r>
+      <w:proofErr w:type="spellStart"/>
+      <w:r>
+        <w:t>Lower_out</w:t>
+      </w:r>
+      <w:proofErr w:type="spellEnd"/>
+      <w:r>
+        <w:t xml:space="preserve"> then is the output pixel value for input pixel values &lt; threshold, and </w:t>
+      </w:r>
+      <w:proofErr w:type="spellStart"/>
+      <w:r>
+        <w:t>upper_out</w:t>
+      </w:r>
+      <w:proofErr w:type="spellEnd"/>
+      <w:r>
+        <w:t xml:space="preserve"> is the output pixel value for input pixel values &gt;= threshold. </w:t>
       </w:r>
     </w:p>
     <w:p>
@@ -17613,7 +20036,31 @@
               <w:cnfStyle w:val="000000100000" w:firstRow="0" w:lastRow="0" w:firstColumn="0" w:lastColumn="0" w:oddVBand="0" w:evenVBand="0" w:oddHBand="1" w:evenHBand="0" w:firstRowFirstColumn="0" w:firstRowLastColumn="0" w:lastRowFirstColumn="0" w:lastRowLastColumn="0"/>
             </w:pPr>
             <w:r>
-              <w:t>input CV_8U, CV_32S, or CV_32F intensity image</w:t>
+              <w:t xml:space="preserve">input </w:t>
+            </w:r>
+            <w:proofErr w:type="spellStart"/>
+            <w:r>
+              <w:t>CV_8U</w:t>
+            </w:r>
+            <w:proofErr w:type="spellEnd"/>
+            <w:r>
+              <w:t xml:space="preserve">, </w:t>
+            </w:r>
+            <w:proofErr w:type="spellStart"/>
+            <w:r>
+              <w:t>CV_32S</w:t>
+            </w:r>
+            <w:proofErr w:type="spellEnd"/>
+            <w:r>
+              <w:t xml:space="preserve">, or </w:t>
+            </w:r>
+            <w:proofErr w:type="spellStart"/>
+            <w:r>
+              <w:t>CV_32F</w:t>
+            </w:r>
+            <w:proofErr w:type="spellEnd"/>
+            <w:r>
+              <w:t xml:space="preserve"> intensity image</w:t>
             </w:r>
           </w:p>
         </w:tc>
@@ -17688,7 +20135,31 @@
               <w:cnfStyle w:val="000000000000" w:firstRow="0" w:lastRow="0" w:firstColumn="0" w:lastColumn="0" w:oddVBand="0" w:evenVBand="0" w:oddHBand="0" w:evenHBand="0" w:firstRowFirstColumn="0" w:firstRowLastColumn="0" w:lastRowFirstColumn="0" w:lastRowLastColumn="0"/>
             </w:pPr>
             <w:r>
-              <w:t xml:space="preserve">output CV_8U, CV_32S, or CV_32F mapped intensity  image. </w:t>
+              <w:t xml:space="preserve">output </w:t>
+            </w:r>
+            <w:proofErr w:type="spellStart"/>
+            <w:r>
+              <w:t>CV_8U</w:t>
+            </w:r>
+            <w:proofErr w:type="spellEnd"/>
+            <w:r>
+              <w:t xml:space="preserve">, </w:t>
+            </w:r>
+            <w:proofErr w:type="spellStart"/>
+            <w:r>
+              <w:t>CV_32S</w:t>
+            </w:r>
+            <w:proofErr w:type="spellEnd"/>
+            <w:r>
+              <w:t xml:space="preserve">, or </w:t>
+            </w:r>
+            <w:proofErr w:type="spellStart"/>
+            <w:r>
+              <w:t>CV_32F</w:t>
+            </w:r>
+            <w:proofErr w:type="spellEnd"/>
+            <w:r>
+              <w:t xml:space="preserve"> mapped intensity  image. </w:t>
             </w:r>
           </w:p>
         </w:tc>
@@ -17761,6 +20232,7 @@
                 <w:bCs w:val="0"/>
               </w:rPr>
             </w:pPr>
+            <w:proofErr w:type="spellStart"/>
             <w:r>
               <w:rPr>
                 <w:b w:val="0"/>
@@ -17768,6 +20240,7 @@
               </w:rPr>
               <w:t>lower_in</w:t>
             </w:r>
+            <w:proofErr w:type="spellEnd"/>
           </w:p>
         </w:tc>
         <w:tc>
@@ -17798,6 +20271,7 @@
                 <w:bCs w:val="0"/>
               </w:rPr>
             </w:pPr>
+            <w:proofErr w:type="spellStart"/>
             <w:r>
               <w:rPr>
                 <w:b w:val="0"/>
@@ -17805,6 +20279,7 @@
               </w:rPr>
               <w:t>upper_in</w:t>
             </w:r>
+            <w:proofErr w:type="spellEnd"/>
           </w:p>
         </w:tc>
         <w:tc>
@@ -17838,6 +20313,7 @@
                 <w:bCs w:val="0"/>
               </w:rPr>
             </w:pPr>
+            <w:proofErr w:type="spellStart"/>
             <w:r>
               <w:rPr>
                 <w:b w:val="0"/>
@@ -17845,6 +20321,7 @@
               </w:rPr>
               <w:t>lower_out</w:t>
             </w:r>
+            <w:proofErr w:type="spellEnd"/>
           </w:p>
         </w:tc>
         <w:tc>
@@ -17875,6 +20352,7 @@
                 <w:bCs w:val="0"/>
               </w:rPr>
             </w:pPr>
+            <w:proofErr w:type="spellStart"/>
             <w:r>
               <w:rPr>
                 <w:b w:val="0"/>
@@ -17883,6 +20361,7 @@
               <w:lastRenderedPageBreak/>
               <w:t>upper_out</w:t>
             </w:r>
+            <w:proofErr w:type="spellEnd"/>
           </w:p>
         </w:tc>
         <w:tc>
@@ -17906,7 +20385,23 @@
         <w:pStyle w:val="Normalafterlist"/>
       </w:pPr>
       <w:r>
-        <w:t>If lower_in or lower_out are omitted, they default to the lowest input image pixel value or highest input image pixel value.</w:t>
+        <w:t xml:space="preserve">If </w:t>
+      </w:r>
+      <w:proofErr w:type="spellStart"/>
+      <w:r>
+        <w:t>lower_in</w:t>
+      </w:r>
+      <w:proofErr w:type="spellEnd"/>
+      <w:r>
+        <w:t xml:space="preserve"> or </w:t>
+      </w:r>
+      <w:proofErr w:type="spellStart"/>
+      <w:r>
+        <w:t>lower_out</w:t>
+      </w:r>
+      <w:proofErr w:type="spellEnd"/>
+      <w:r>
+        <w:t xml:space="preserve"> are omitted, they default to the lowest input image pixel value or highest input image pixel value.</w:t>
       </w:r>
     </w:p>
     <w:p>
@@ -18127,12 +20622,21 @@
                 <w:szCs w:val="20"/>
               </w:rPr>
             </w:pPr>
+            <w:proofErr w:type="spellStart"/>
             <w:r>
               <w:rPr>
                 <w:sz w:val="20"/>
                 <w:szCs w:val="20"/>
               </w:rPr>
-              <w:t>CV_8U has value 0</w:t>
+              <w:t>CV_8U</w:t>
+            </w:r>
+            <w:proofErr w:type="spellEnd"/>
+            <w:r>
+              <w:rPr>
+                <w:sz w:val="20"/>
+                <w:szCs w:val="20"/>
+              </w:rPr>
+              <w:t xml:space="preserve"> has value 0</w:t>
             </w:r>
           </w:p>
           <w:p>
@@ -18144,12 +20648,21 @@
                 <w:szCs w:val="20"/>
               </w:rPr>
             </w:pPr>
+            <w:proofErr w:type="spellStart"/>
             <w:r>
               <w:rPr>
                 <w:sz w:val="20"/>
                 <w:szCs w:val="20"/>
               </w:rPr>
-              <w:t>CV_32S has value 1</w:t>
+              <w:t>CV_32S</w:t>
+            </w:r>
+            <w:proofErr w:type="spellEnd"/>
+            <w:r>
+              <w:rPr>
+                <w:sz w:val="20"/>
+                <w:szCs w:val="20"/>
+              </w:rPr>
+              <w:t xml:space="preserve"> has value 1</w:t>
             </w:r>
           </w:p>
           <w:p>
@@ -18157,12 +20670,21 @@
               <w:pStyle w:val="tablebullet"/>
               <w:cnfStyle w:val="000000000000" w:firstRow="0" w:lastRow="0" w:firstColumn="0" w:lastColumn="0" w:oddVBand="0" w:evenVBand="0" w:oddHBand="0" w:evenHBand="0" w:firstRowFirstColumn="0" w:firstRowLastColumn="0" w:lastRowFirstColumn="0" w:lastRowLastColumn="0"/>
             </w:pPr>
+            <w:proofErr w:type="spellStart"/>
             <w:r>
               <w:rPr>
                 <w:sz w:val="20"/>
                 <w:szCs w:val="20"/>
               </w:rPr>
-              <w:t>CV_32F has value 2</w:t>
+              <w:t>CV_32F</w:t>
+            </w:r>
+            <w:proofErr w:type="spellEnd"/>
+            <w:r>
+              <w:rPr>
+                <w:sz w:val="20"/>
+                <w:szCs w:val="20"/>
+              </w:rPr>
+              <w:t xml:space="preserve"> has value 2</w:t>
             </w:r>
           </w:p>
         </w:tc>

--- a/doc/cv-workbench.docx
+++ b/doc/cv-workbench.docx
@@ -126,14 +126,12 @@
         </w:numPr>
       </w:pPr>
       <w:hyperlink r:id="rId11" w:history="1">
-        <w:proofErr w:type="spellStart"/>
         <w:r>
           <w:rPr>
             <w:rStyle w:val="Hyperlink"/>
           </w:rPr>
           <w:t>ImageMagick</w:t>
         </w:r>
-        <w:proofErr w:type="spellEnd"/>
       </w:hyperlink>
       <w:r>
         <w:t xml:space="preserve"> performs image operations using command line operations. CV Workbench runs image processing operations in a similar way, but uses JSON to make scripts easier to write and change.</w:t>
@@ -159,27 +157,23 @@
         <w:t xml:space="preserve">, </w:t>
       </w:r>
       <w:hyperlink r:id="rId13" w:history="1">
-        <w:proofErr w:type="spellStart"/>
         <w:r>
           <w:rPr>
             <w:rStyle w:val="Hyperlink"/>
           </w:rPr>
           <w:t>CVIPTools</w:t>
         </w:r>
-        <w:proofErr w:type="spellEnd"/>
       </w:hyperlink>
       <w:r>
         <w:t xml:space="preserve">, and </w:t>
       </w:r>
       <w:hyperlink r:id="rId14" w:history="1">
-        <w:proofErr w:type="spellStart"/>
         <w:r>
           <w:rPr>
             <w:rStyle w:val="Hyperlink"/>
           </w:rPr>
           <w:t>NIP2</w:t>
         </w:r>
-        <w:proofErr w:type="spellEnd"/>
       </w:hyperlink>
       <w:r>
         <w:t xml:space="preserve"> are interactive programs to perform computer vision operations manually. CV Workbench uses scripts to make running series of image processing operations easier, and more reproducible and reliable.</w:t>
@@ -821,13 +815,8 @@
               <w:pStyle w:val="NoSpacing"/>
               <w:cnfStyle w:val="000000100000" w:firstRow="0" w:lastRow="0" w:firstColumn="0" w:lastColumn="0" w:oddVBand="0" w:evenVBand="0" w:oddHBand="1" w:evenHBand="0" w:firstRowFirstColumn="0" w:firstRowLastColumn="0" w:lastRowFirstColumn="0" w:lastRowLastColumn="0"/>
             </w:pPr>
-            <w:proofErr w:type="spellStart"/>
-            <w:r>
-              <w:t>Histogramming</w:t>
-            </w:r>
-            <w:proofErr w:type="spellEnd"/>
-            <w:r>
-              <w:t xml:space="preserve"> image pixel values</w:t>
+            <w:r>
+              <w:t>Histogramming image pixel values</w:t>
             </w:r>
           </w:p>
           <w:p>
@@ -835,13 +824,8 @@
               <w:pStyle w:val="NoSpacing"/>
               <w:cnfStyle w:val="000000100000" w:firstRow="0" w:lastRow="0" w:firstColumn="0" w:lastColumn="0" w:oddVBand="0" w:evenVBand="0" w:oddHBand="1" w:evenHBand="0" w:firstRowFirstColumn="0" w:firstRowLastColumn="0" w:lastRowFirstColumn="0" w:lastRowLastColumn="0"/>
             </w:pPr>
-            <w:proofErr w:type="spellStart"/>
-            <w:r>
-              <w:t>Histogramming</w:t>
-            </w:r>
-            <w:proofErr w:type="spellEnd"/>
-            <w:r>
-              <w:t xml:space="preserve"> Hough accumulator counts</w:t>
+            <w:r>
+              <w:t>Histogramming Hough accumulator counts</w:t>
             </w:r>
           </w:p>
           <w:p>
@@ -849,13 +833,8 @@
               <w:pStyle w:val="NoSpacing"/>
               <w:cnfStyle w:val="000000100000" w:firstRow="0" w:lastRow="0" w:firstColumn="0" w:lastColumn="0" w:oddVBand="0" w:evenVBand="0" w:oddHBand="1" w:evenHBand="0" w:firstRowFirstColumn="0" w:firstRowLastColumn="0" w:lastRowFirstColumn="0" w:lastRowLastColumn="0"/>
             </w:pPr>
-            <w:proofErr w:type="spellStart"/>
-            <w:r>
-              <w:t>Histgramming</w:t>
-            </w:r>
-            <w:proofErr w:type="spellEnd"/>
-            <w:r>
-              <w:t xml:space="preserve"> feature values</w:t>
+            <w:r>
+              <w:t>Histgramming feature values</w:t>
             </w:r>
           </w:p>
           <w:p>
@@ -1306,15 +1285,7 @@
     </w:p>
     <w:p>
       <w:r>
-        <w:t xml:space="preserve">Images are a matrix of pixel values consists of one or more components. Grayscale images have one component value per pixel, color images have three </w:t>
-      </w:r>
-      <w:proofErr w:type="spellStart"/>
-      <w:r>
-        <w:t>RGB</w:t>
-      </w:r>
-      <w:proofErr w:type="spellEnd"/>
-      <w:r>
-        <w:t xml:space="preserve"> component values. Each component pixel value is stored as one of three binary formats. OpenCV “depth” codes are used to describe the binary formats.</w:t>
+        <w:t>Images are a matrix of pixel values consists of one or more components. Grayscale images have one component value per pixel, color images have three RGB component values. Each component pixel value is stored as one of three binary formats. OpenCV “depth” codes are used to describe the binary formats.</w:t>
       </w:r>
     </w:p>
     <w:tbl>
@@ -1392,7 +1363,6 @@
                 <w:bCs w:val="0"/>
               </w:rPr>
             </w:pPr>
-            <w:proofErr w:type="spellStart"/>
             <w:r>
               <w:rPr>
                 <w:b w:val="0"/>
@@ -1400,7 +1370,6 @@
               </w:rPr>
               <w:t>CV_8U</w:t>
             </w:r>
-            <w:proofErr w:type="spellEnd"/>
           </w:p>
         </w:tc>
         <w:tc>
@@ -1446,7 +1415,6 @@
                 <w:bCs w:val="0"/>
               </w:rPr>
             </w:pPr>
-            <w:proofErr w:type="spellStart"/>
             <w:r>
               <w:rPr>
                 <w:b w:val="0"/>
@@ -1454,7 +1422,6 @@
               </w:rPr>
               <w:t>CV_32S</w:t>
             </w:r>
-            <w:proofErr w:type="spellEnd"/>
           </w:p>
         </w:tc>
         <w:tc>
@@ -1467,13 +1434,8 @@
               <w:cnfStyle w:val="000000000000" w:firstRow="0" w:lastRow="0" w:firstColumn="0" w:lastColumn="0" w:oddVBand="0" w:evenVBand="0" w:oddHBand="0" w:evenHBand="0" w:firstRowFirstColumn="0" w:firstRowLastColumn="0" w:lastRowFirstColumn="0" w:lastRowLastColumn="0"/>
             </w:pPr>
             <w:r>
-              <w:t>INT_MIN..</w:t>
-            </w:r>
-            <w:proofErr w:type="spellStart"/>
-            <w:r>
-              <w:t>INT_MAX</w:t>
-            </w:r>
-            <w:proofErr w:type="spellEnd"/>
+              <w:t>INT_MIN..INT_MAX</w:t>
+            </w:r>
           </w:p>
         </w:tc>
         <w:tc>
@@ -1508,7 +1470,6 @@
                 <w:bCs w:val="0"/>
               </w:rPr>
             </w:pPr>
-            <w:proofErr w:type="spellStart"/>
             <w:r>
               <w:rPr>
                 <w:b w:val="0"/>
@@ -1516,7 +1477,6 @@
               </w:rPr>
               <w:t>CV_32F</w:t>
             </w:r>
-            <w:proofErr w:type="spellEnd"/>
           </w:p>
         </w:tc>
         <w:tc>
@@ -1529,13 +1489,8 @@
               <w:cnfStyle w:val="000000100000" w:firstRow="0" w:lastRow="0" w:firstColumn="0" w:lastColumn="0" w:oddVBand="0" w:evenVBand="0" w:oddHBand="1" w:evenHBand="0" w:firstRowFirstColumn="0" w:firstRowLastColumn="0" w:lastRowFirstColumn="0" w:lastRowLastColumn="0"/>
             </w:pPr>
             <w:r>
-              <w:t>FLT_MIN..</w:t>
-            </w:r>
-            <w:proofErr w:type="spellStart"/>
-            <w:r>
-              <w:t>FLT_MAX</w:t>
-            </w:r>
-            <w:proofErr w:type="spellEnd"/>
+              <w:t>FLT_MIN..FLT_MAX</w:t>
+            </w:r>
           </w:p>
         </w:tc>
         <w:tc>
@@ -1558,109 +1513,8 @@
       <w:pPr>
         <w:pStyle w:val="Normalafterlist"/>
       </w:pPr>
-      <w:proofErr w:type="spellStart"/>
-      <w:r>
-        <w:t>CV_8U</w:t>
-      </w:r>
-      <w:proofErr w:type="spellEnd"/>
-      <w:r>
-        <w:t xml:space="preserve"> images are in JPEG format. Images generated by operators generally use </w:t>
-      </w:r>
-      <w:proofErr w:type="spellStart"/>
-      <w:r>
-        <w:t>CV_8U</w:t>
-      </w:r>
-      <w:proofErr w:type="spellEnd"/>
-      <w:r>
-        <w:t xml:space="preserve">, </w:t>
-      </w:r>
-      <w:proofErr w:type="spellStart"/>
-      <w:r>
-        <w:t>CV_32S</w:t>
-      </w:r>
-      <w:proofErr w:type="spellEnd"/>
-      <w:r>
-        <w:t xml:space="preserve">, or </w:t>
-      </w:r>
-      <w:proofErr w:type="spellStart"/>
-      <w:r>
-        <w:t>CV_32F</w:t>
-      </w:r>
-      <w:proofErr w:type="spellEnd"/>
-      <w:r>
-        <w:t xml:space="preserve"> as input and generate </w:t>
-      </w:r>
-      <w:proofErr w:type="spellStart"/>
-      <w:r>
-        <w:t>CV_32S</w:t>
-      </w:r>
-      <w:proofErr w:type="spellEnd"/>
-      <w:r>
-        <w:t xml:space="preserve"> or </w:t>
-      </w:r>
-      <w:proofErr w:type="spellStart"/>
-      <w:r>
-        <w:t>CV_32F</w:t>
-      </w:r>
-      <w:proofErr w:type="spellEnd"/>
-      <w:r>
-        <w:t xml:space="preserve"> on output, except as noted in the operator descriptions. </w:t>
-      </w:r>
-      <w:proofErr w:type="spellStart"/>
-      <w:r>
-        <w:t>CV_32S</w:t>
-      </w:r>
-      <w:proofErr w:type="spellEnd"/>
-      <w:r>
-        <w:t xml:space="preserve"> and </w:t>
-      </w:r>
-      <w:proofErr w:type="spellStart"/>
-      <w:r>
-        <w:t>CV_32F</w:t>
-      </w:r>
-      <w:proofErr w:type="spellEnd"/>
-      <w:r>
-        <w:t xml:space="preserve"> images may be used interchangeably without having to specify the depth in operators, though </w:t>
-      </w:r>
-      <w:proofErr w:type="spellStart"/>
-      <w:r>
-        <w:t>CV_32F</w:t>
-      </w:r>
-      <w:proofErr w:type="spellEnd"/>
-      <w:r>
-        <w:t xml:space="preserve"> images are output if any input image is </w:t>
-      </w:r>
-      <w:proofErr w:type="spellStart"/>
-      <w:r>
-        <w:t>CV_32F</w:t>
-      </w:r>
-      <w:proofErr w:type="spellEnd"/>
-      <w:r>
-        <w:t xml:space="preserve">. The "transform-intensity-map" operator can map </w:t>
-      </w:r>
-      <w:proofErr w:type="spellStart"/>
-      <w:r>
-        <w:t>CV_32S</w:t>
-      </w:r>
-      <w:proofErr w:type="spellEnd"/>
-      <w:r>
-        <w:t xml:space="preserve"> and </w:t>
-      </w:r>
-      <w:proofErr w:type="spellStart"/>
-      <w:r>
-        <w:t>CV_32F</w:t>
-      </w:r>
-      <w:proofErr w:type="spellEnd"/>
-      <w:r>
-        <w:t xml:space="preserve"> images to </w:t>
-      </w:r>
-      <w:proofErr w:type="spellStart"/>
-      <w:r>
-        <w:t>CV_8U</w:t>
-      </w:r>
-      <w:proofErr w:type="spellEnd"/>
-      <w:r>
-        <w:t xml:space="preserve"> JPEG for display.</w:t>
+      <w:r>
+        <w:t>CV_8U images are in JPEG format. Images generated by operators generally use CV_8U, CV_32S, or CV_32F as input and generate CV_32S or CV_32F on output, except as noted in the operator descriptions. CV_32S and CV_32F images may be used interchangeably without having to specify the depth in operators, though CV_32F images are output if any input image is CV_32F. The "transform-intensity-map" operator can map CV_32S and CV_32F images to CV_8U JPEG for display.</w:t>
       </w:r>
     </w:p>
     <w:p>
@@ -1676,15 +1530,7 @@
         </w:r>
       </w:hyperlink>
       <w:r>
-        <w:t xml:space="preserve">. ‘Binary’ image data files are defined by the workbench and have the following format. Color </w:t>
-      </w:r>
-      <w:proofErr w:type="spellStart"/>
-      <w:r>
-        <w:t>RGB</w:t>
-      </w:r>
-      <w:proofErr w:type="spellEnd"/>
-      <w:r>
-        <w:t xml:space="preserve"> pixels are stored as three consecutive pixel values, one for each component. The three pixel values represent the red, green, and blue components.</w:t>
+        <w:t>. ‘Binary’ image data files are defined by the workbench and have the following format. Color RGB pixels are stored as three consecutive pixel values, one for each component. The three pixel values represent the red, green, and blue components.</w:t>
       </w:r>
     </w:p>
     <w:tbl>
@@ -1969,69 +1815,42 @@
                 <w:szCs w:val="20"/>
               </w:rPr>
             </w:pPr>
-            <w:proofErr w:type="spellStart"/>
             <w:r>
               <w:rPr>
                 <w:sz w:val="20"/>
                 <w:szCs w:val="20"/>
               </w:rPr>
-              <w:t>CV_8U</w:t>
-            </w:r>
-            <w:proofErr w:type="spellEnd"/>
-            <w:r>
+              <w:t>CV_8U has value 0</w:t>
+            </w:r>
+          </w:p>
+          <w:p>
+            <w:pPr>
+              <w:pStyle w:val="tablebullet"/>
+              <w:cnfStyle w:val="000000000000" w:firstRow="0" w:lastRow="0" w:firstColumn="0" w:lastColumn="0" w:oddVBand="0" w:evenVBand="0" w:oddHBand="0" w:evenHBand="0" w:firstRowFirstColumn="0" w:firstRowLastColumn="0" w:lastRowFirstColumn="0" w:lastRowLastColumn="0"/>
               <w:rPr>
                 <w:sz w:val="20"/>
                 <w:szCs w:val="20"/>
               </w:rPr>
-              <w:t xml:space="preserve"> has value 0</w:t>
+            </w:pPr>
+            <w:r>
+              <w:rPr>
+                <w:sz w:val="20"/>
+                <w:szCs w:val="20"/>
+              </w:rPr>
+              <w:t>CV_32S has value 1</w:t>
             </w:r>
           </w:p>
           <w:p>
             <w:pPr>
               <w:pStyle w:val="tablebullet"/>
               <w:cnfStyle w:val="000000000000" w:firstRow="0" w:lastRow="0" w:firstColumn="0" w:lastColumn="0" w:oddVBand="0" w:evenVBand="0" w:oddHBand="0" w:evenHBand="0" w:firstRowFirstColumn="0" w:firstRowLastColumn="0" w:lastRowFirstColumn="0" w:lastRowLastColumn="0"/>
+            </w:pPr>
+            <w:r>
               <w:rPr>
                 <w:sz w:val="20"/>
                 <w:szCs w:val="20"/>
               </w:rPr>
-            </w:pPr>
-            <w:proofErr w:type="spellStart"/>
-            <w:r>
-              <w:rPr>
-                <w:sz w:val="20"/>
-                <w:szCs w:val="20"/>
-              </w:rPr>
-              <w:t>CV_32S</w:t>
-            </w:r>
-            <w:proofErr w:type="spellEnd"/>
-            <w:r>
-              <w:rPr>
-                <w:sz w:val="20"/>
-                <w:szCs w:val="20"/>
-              </w:rPr>
-              <w:t xml:space="preserve"> has value 1</w:t>
-            </w:r>
-          </w:p>
-          <w:p>
-            <w:pPr>
-              <w:pStyle w:val="tablebullet"/>
-              <w:cnfStyle w:val="000000000000" w:firstRow="0" w:lastRow="0" w:firstColumn="0" w:lastColumn="0" w:oddVBand="0" w:evenVBand="0" w:oddHBand="0" w:evenHBand="0" w:firstRowFirstColumn="0" w:firstRowLastColumn="0" w:lastRowFirstColumn="0" w:lastRowLastColumn="0"/>
-            </w:pPr>
-            <w:proofErr w:type="spellStart"/>
-            <w:r>
-              <w:rPr>
-                <w:sz w:val="20"/>
-                <w:szCs w:val="20"/>
-              </w:rPr>
-              <w:t>CV_32F</w:t>
-            </w:r>
-            <w:proofErr w:type="spellEnd"/>
-            <w:r>
-              <w:rPr>
-                <w:sz w:val="20"/>
-                <w:szCs w:val="20"/>
-              </w:rPr>
-              <w:t xml:space="preserve"> has value 2</w:t>
+              <w:t>CV_32F has value 2</w:t>
             </w:r>
           </w:p>
         </w:tc>
@@ -2086,31 +1905,7 @@
               <w:cnfStyle w:val="000000100000" w:firstRow="0" w:lastRow="0" w:firstColumn="0" w:lastColumn="0" w:oddVBand="0" w:evenVBand="0" w:oddHBand="1" w:evenHBand="0" w:firstRowFirstColumn="0" w:firstRowLastColumn="0" w:lastRowFirstColumn="0" w:lastRowLastColumn="0"/>
             </w:pPr>
             <w:r>
-              <w:t xml:space="preserve">Each value is </w:t>
-            </w:r>
-            <w:proofErr w:type="spellStart"/>
-            <w:r>
-              <w:t>CV_8U</w:t>
-            </w:r>
-            <w:proofErr w:type="spellEnd"/>
-            <w:r>
-              <w:t xml:space="preserve">, </w:t>
-            </w:r>
-            <w:proofErr w:type="spellStart"/>
-            <w:r>
-              <w:t>CV_32S</w:t>
-            </w:r>
-            <w:proofErr w:type="spellEnd"/>
-            <w:r>
-              <w:t xml:space="preserve">, or </w:t>
-            </w:r>
-            <w:proofErr w:type="spellStart"/>
-            <w:r>
-              <w:t>CV_32F</w:t>
-            </w:r>
-            <w:proofErr w:type="spellEnd"/>
-            <w:r>
-              <w:t xml:space="preserve"> as specified by the depth. Color pixels are consecutive 32-bit integer red, green, and blue values.</w:t>
+              <w:t>Each value is CV_8U, CV_32S, or CV_32F as specified by the depth. Color pixels are consecutive 32-bit integer red, green, and blue values.</w:t>
             </w:r>
           </w:p>
         </w:tc>
@@ -2134,13 +1929,8 @@
         <w:pStyle w:val="code"/>
       </w:pPr>
       <w:r>
-        <w:t xml:space="preserve">  if value &lt; </w:t>
-      </w:r>
-      <w:proofErr w:type="spellStart"/>
-      <w:r>
-        <w:t>lower_value</w:t>
-      </w:r>
-      <w:proofErr w:type="spellEnd"/>
+        <w:t xml:space="preserve">  if value &lt; lower_value</w:t>
+      </w:r>
     </w:p>
     <w:p>
       <w:pPr>
@@ -2155,13 +1945,8 @@
         <w:pStyle w:val="code"/>
       </w:pPr>
       <w:r>
-        <w:t xml:space="preserve">  else if value &gt; </w:t>
-      </w:r>
-      <w:proofErr w:type="spellStart"/>
-      <w:r>
-        <w:t>upper_value</w:t>
-      </w:r>
-      <w:proofErr w:type="spellEnd"/>
+        <w:t xml:space="preserve">  else if value &gt; upper_value</w:t>
+      </w:r>
     </w:p>
     <w:p>
       <w:pPr>
@@ -2184,31 +1969,7 @@
         <w:pStyle w:val="code"/>
       </w:pPr>
       <w:r>
-        <w:t xml:space="preserve">    bin no. = round((no. bins – 1) * (value – </w:t>
-      </w:r>
-      <w:proofErr w:type="spellStart"/>
-      <w:r>
-        <w:t>lower_value</w:t>
-      </w:r>
-      <w:proofErr w:type="spellEnd"/>
-      <w:r>
-        <w:t>) / (</w:t>
-      </w:r>
-      <w:proofErr w:type="spellStart"/>
-      <w:r>
-        <w:t>upper_value</w:t>
-      </w:r>
-      <w:proofErr w:type="spellEnd"/>
-      <w:r>
-        <w:t xml:space="preserve"> – </w:t>
-      </w:r>
-      <w:proofErr w:type="spellStart"/>
-      <w:r>
-        <w:t>lower_value</w:t>
-      </w:r>
-      <w:proofErr w:type="spellEnd"/>
-      <w:r>
-        <w:t>))</w:t>
+        <w:t xml:space="preserve">    bin no. = round((no. bins – 1) * (value – lower_value) / (upper_value – lower_value))</w:t>
       </w:r>
     </w:p>
     <w:p>
@@ -2309,7 +2070,6 @@
                 <w:bCs w:val="0"/>
               </w:rPr>
             </w:pPr>
-            <w:proofErr w:type="spellStart"/>
             <w:r>
               <w:rPr>
                 <w:b w:val="0"/>
@@ -2317,7 +2077,6 @@
               </w:rPr>
               <w:t>nbins</w:t>
             </w:r>
-            <w:proofErr w:type="spellEnd"/>
           </w:p>
         </w:tc>
         <w:tc>
@@ -2363,7 +2122,6 @@
                 <w:bCs w:val="0"/>
               </w:rPr>
             </w:pPr>
-            <w:proofErr w:type="spellStart"/>
             <w:r>
               <w:rPr>
                 <w:b w:val="0"/>
@@ -2371,7 +2129,6 @@
               </w:rPr>
               <w:t>lower_value</w:t>
             </w:r>
-            <w:proofErr w:type="spellEnd"/>
           </w:p>
         </w:tc>
         <w:tc>
@@ -2420,7 +2177,6 @@
                 <w:bCs w:val="0"/>
               </w:rPr>
             </w:pPr>
-            <w:proofErr w:type="spellStart"/>
             <w:r>
               <w:rPr>
                 <w:b w:val="0"/>
@@ -2428,7 +2184,6 @@
               </w:rPr>
               <w:t>upper_value</w:t>
             </w:r>
-            <w:proofErr w:type="spellEnd"/>
           </w:p>
         </w:tc>
         <w:tc>
@@ -2474,7 +2229,6 @@
                 <w:bCs w:val="0"/>
               </w:rPr>
             </w:pPr>
-            <w:proofErr w:type="spellStart"/>
             <w:r>
               <w:rPr>
                 <w:b w:val="0"/>
@@ -2482,7 +2236,6 @@
               </w:rPr>
               <w:t>min_value</w:t>
             </w:r>
-            <w:proofErr w:type="spellEnd"/>
           </w:p>
         </w:tc>
         <w:tc>
@@ -2531,7 +2284,6 @@
                 <w:bCs w:val="0"/>
               </w:rPr>
             </w:pPr>
-            <w:proofErr w:type="spellStart"/>
             <w:r>
               <w:rPr>
                 <w:b w:val="0"/>
@@ -2539,7 +2291,6 @@
               </w:rPr>
               <w:t>max_value</w:t>
             </w:r>
-            <w:proofErr w:type="spellEnd"/>
           </w:p>
         </w:tc>
         <w:tc>
@@ -2585,7 +2336,6 @@
                 <w:bCs w:val="0"/>
               </w:rPr>
             </w:pPr>
-            <w:proofErr w:type="spellStart"/>
             <w:r>
               <w:rPr>
                 <w:b w:val="0"/>
@@ -2593,7 +2343,6 @@
               </w:rPr>
               <w:t>min_count</w:t>
             </w:r>
-            <w:proofErr w:type="spellEnd"/>
           </w:p>
         </w:tc>
         <w:tc>
@@ -2642,7 +2391,6 @@
                 <w:bCs w:val="0"/>
               </w:rPr>
             </w:pPr>
-            <w:proofErr w:type="spellStart"/>
             <w:r>
               <w:rPr>
                 <w:b w:val="0"/>
@@ -2650,7 +2398,6 @@
               </w:rPr>
               <w:t>max_count</w:t>
             </w:r>
-            <w:proofErr w:type="spellEnd"/>
           </w:p>
         </w:tc>
         <w:tc>
@@ -2696,7 +2443,6 @@
                 <w:bCs w:val="0"/>
               </w:rPr>
             </w:pPr>
-            <w:proofErr w:type="spellStart"/>
             <w:r>
               <w:rPr>
                 <w:b w:val="0"/>
@@ -2704,7 +2450,6 @@
               </w:rPr>
               <w:t>total_count</w:t>
             </w:r>
-            <w:proofErr w:type="spellEnd"/>
           </w:p>
         </w:tc>
         <w:tc>
@@ -2987,13 +2732,8 @@
               <w:pStyle w:val="NoSpacing"/>
               <w:cnfStyle w:val="000000100000" w:firstRow="0" w:lastRow="0" w:firstColumn="0" w:lastColumn="0" w:oddVBand="0" w:evenVBand="0" w:oddHBand="1" w:evenHBand="0" w:firstRowFirstColumn="0" w:firstRowLastColumn="0" w:lastRowFirstColumn="0" w:lastRowLastColumn="0"/>
             </w:pPr>
-            <w:proofErr w:type="spellStart"/>
-            <w:r>
-              <w:t>nbins</w:t>
-            </w:r>
-            <w:proofErr w:type="spellEnd"/>
-            <w:r>
-              <w:t xml:space="preserve"> * 32-bit integers</w:t>
+            <w:r>
+              <w:t>nbins * 32-bit integers</w:t>
             </w:r>
           </w:p>
         </w:tc>
@@ -3033,60 +2773,40 @@
           <w:i/>
           <w:iCs/>
         </w:rPr>
-        <w:t>output-</w:t>
-      </w:r>
-      <w:proofErr w:type="spellStart"/>
-      <w:r>
+        <w:t>output-filename</w:t>
+      </w:r>
+      <w:r>
+        <w:t>.txt is generated with each histogram bin stored as a record with the format:</w:t>
+      </w:r>
+    </w:p>
+    <w:p>
+      <w:pPr>
         <w:rPr>
           <w:i/>
           <w:iCs/>
         </w:rPr>
-        <w:t>filename</w:t>
-      </w:r>
-      <w:r>
-        <w:t>.txt</w:t>
-      </w:r>
-      <w:proofErr w:type="spellEnd"/>
-      <w:r>
-        <w:t xml:space="preserve"> is generated with each histogram bin stored as a record with the format:</w:t>
-      </w:r>
-    </w:p>
-    <w:p>
-      <w:pPr>
+      </w:pPr>
+      <w:r>
         <w:rPr>
           <w:i/>
           <w:iCs/>
         </w:rPr>
-      </w:pPr>
+        <w:t xml:space="preserve">  bin-value bin-count</w:t>
+      </w:r>
+    </w:p>
+    <w:p>
+      <w:r>
+        <w:t xml:space="preserve">where the </w:t>
+      </w:r>
       <w:r>
         <w:rPr>
           <w:i/>
           <w:iCs/>
         </w:rPr>
-        <w:t xml:space="preserve">  bin-value bin-count</w:t>
-      </w:r>
-    </w:p>
-    <w:p>
-      <w:r>
-        <w:t xml:space="preserve">where the </w:t>
-      </w:r>
-      <w:r>
-        <w:rPr>
-          <w:i/>
-          <w:iCs/>
-        </w:rPr>
         <w:t>bin-value</w:t>
       </w:r>
       <w:r>
-        <w:t xml:space="preserve"> is the value that is accumulated in a given bin. It has this formula, where bin no. ranges from 0 to </w:t>
-      </w:r>
-      <w:proofErr w:type="spellStart"/>
-      <w:r>
-        <w:t>nbins</w:t>
-      </w:r>
-      <w:proofErr w:type="spellEnd"/>
-      <w:r>
-        <w:t>-1:</w:t>
+        <w:t xml:space="preserve"> is the value that is accumulated in a given bin. It has this formula, where bin no. ranges from 0 to nbins-1:</w:t>
       </w:r>
     </w:p>
     <w:p>
@@ -3118,80 +2838,16 @@
           <w:sz w:val="20"/>
           <w:szCs w:val="20"/>
         </w:rPr>
-        <w:t xml:space="preserve">= </w:t>
-      </w:r>
-      <w:proofErr w:type="spellStart"/>
-      <w:r>
+        <w:t>= lower_value + bin no. * (upper_value - lower_value) / (nbins – 1)</w:t>
+      </w:r>
+    </w:p>
+    <w:p>
+      <w:pPr>
+        <w:pStyle w:val="code"/>
         <w:rPr>
           <w:sz w:val="20"/>
           <w:szCs w:val="20"/>
         </w:rPr>
-        <w:t>lower_value</w:t>
-      </w:r>
-      <w:proofErr w:type="spellEnd"/>
-      <w:r>
-        <w:rPr>
-          <w:sz w:val="20"/>
-          <w:szCs w:val="20"/>
-        </w:rPr>
-        <w:t xml:space="preserve"> + bin no. * (</w:t>
-      </w:r>
-      <w:proofErr w:type="spellStart"/>
-      <w:r>
-        <w:rPr>
-          <w:sz w:val="20"/>
-          <w:szCs w:val="20"/>
-        </w:rPr>
-        <w:t>upper_value</w:t>
-      </w:r>
-      <w:proofErr w:type="spellEnd"/>
-      <w:r>
-        <w:rPr>
-          <w:sz w:val="20"/>
-          <w:szCs w:val="20"/>
-        </w:rPr>
-        <w:t xml:space="preserve"> - </w:t>
-      </w:r>
-      <w:proofErr w:type="spellStart"/>
-      <w:r>
-        <w:rPr>
-          <w:sz w:val="20"/>
-          <w:szCs w:val="20"/>
-        </w:rPr>
-        <w:t>lower_value</w:t>
-      </w:r>
-      <w:proofErr w:type="spellEnd"/>
-      <w:r>
-        <w:rPr>
-          <w:sz w:val="20"/>
-          <w:szCs w:val="20"/>
-        </w:rPr>
-        <w:t>) / (</w:t>
-      </w:r>
-      <w:proofErr w:type="spellStart"/>
-      <w:r>
-        <w:rPr>
-          <w:sz w:val="20"/>
-          <w:szCs w:val="20"/>
-        </w:rPr>
-        <w:t>nbins</w:t>
-      </w:r>
-      <w:proofErr w:type="spellEnd"/>
-      <w:r>
-        <w:rPr>
-          <w:sz w:val="20"/>
-          <w:szCs w:val="20"/>
-        </w:rPr>
-        <w:t xml:space="preserve"> – 1)</w:t>
-      </w:r>
-    </w:p>
-    <w:p>
-      <w:pPr>
-        <w:pStyle w:val="code"/>
-        <w:rPr>
-          <w:sz w:val="20"/>
-          <w:szCs w:val="20"/>
-        </w:rPr>
       </w:pPr>
     </w:p>
     <w:p>
@@ -3203,22 +2859,10 @@
           <w:i/>
           <w:iCs/>
         </w:rPr>
-        <w:t>output-</w:t>
-      </w:r>
-      <w:proofErr w:type="spellStart"/>
-      <w:r>
-        <w:rPr>
-          <w:i/>
-          <w:iCs/>
-        </w:rPr>
-        <w:t>filename.</w:t>
-      </w:r>
-      <w:r>
-        <w:t>gp</w:t>
-      </w:r>
-      <w:proofErr w:type="spellEnd"/>
-      <w:r>
-        <w:t xml:space="preserve"> is generated to display the histogram as:</w:t>
+        <w:t>output-filename.</w:t>
+      </w:r>
+      <w:r>
+        <w:t>gp is generated to display the histogram as:</w:t>
       </w:r>
     </w:p>
     <w:p>
@@ -3262,48 +2906,14 @@
           <w:sz w:val="18"/>
           <w:szCs w:val="18"/>
         </w:rPr>
-        <w:t>output-</w:t>
-      </w:r>
-      <w:proofErr w:type="spellStart"/>
-      <w:r>
-        <w:rPr>
-          <w:i/>
-          <w:iCs/>
+        <w:t>output-filename</w:t>
+      </w:r>
+      <w:r>
+        <w:rPr>
           <w:sz w:val="18"/>
           <w:szCs w:val="18"/>
         </w:rPr>
-        <w:t>filename</w:t>
-      </w:r>
-      <w:r>
-        <w:rPr>
-          <w:sz w:val="18"/>
-          <w:szCs w:val="18"/>
-        </w:rPr>
-        <w:t>.txt</w:t>
-      </w:r>
-      <w:proofErr w:type="spellEnd"/>
-      <w:r>
-        <w:rPr>
-          <w:sz w:val="18"/>
-          <w:szCs w:val="18"/>
-        </w:rPr>
-        <w:t xml:space="preserve">' using </w:t>
-      </w:r>
-      <w:proofErr w:type="spellStart"/>
-      <w:r>
-        <w:rPr>
-          <w:sz w:val="18"/>
-          <w:szCs w:val="18"/>
-        </w:rPr>
-        <w:t>2:xtic</w:t>
-      </w:r>
-      <w:proofErr w:type="spellEnd"/>
-      <w:r>
-        <w:rPr>
-          <w:sz w:val="18"/>
-          <w:szCs w:val="18"/>
-        </w:rPr>
-        <w:t>(1)</w:t>
+        <w:t>.txt' using 2:xtic(1)</w:t>
       </w:r>
     </w:p>
     <w:p>
@@ -3374,7 +2984,6 @@
         </w:rPr>
         <w:t>-</w:t>
       </w:r>
-      <w:proofErr w:type="spellStart"/>
       <w:r>
         <w:rPr>
           <w:i/>
@@ -3391,7 +3000,6 @@
         </w:rPr>
         <w:t>gp</w:t>
       </w:r>
-      <w:proofErr w:type="spellEnd"/>
     </w:p>
     <w:p>
       <w:pPr>
@@ -3413,23 +3021,7 @@
     </w:p>
     <w:p>
       <w:r>
-        <w:t xml:space="preserve">The Hough accumulator data type contains counts from the accumulated (rho, theta) polar lines calculated for each image point by the Hough algorithm. Lines are computed for angles theta between 0 and 180 degrees, where theta is incremented by a fixed number of degrees, </w:t>
-      </w:r>
-      <w:proofErr w:type="spellStart"/>
-      <w:r>
-        <w:t>theta_inc</w:t>
-      </w:r>
-      <w:proofErr w:type="spellEnd"/>
-      <w:r>
-        <w:t xml:space="preserve">, between samples. The number of angles, </w:t>
-      </w:r>
-      <w:proofErr w:type="spellStart"/>
-      <w:r>
-        <w:t>nthetas</w:t>
-      </w:r>
-      <w:proofErr w:type="spellEnd"/>
-      <w:r>
-        <w:t>, samples is:</w:t>
+        <w:t>The Hough accumulator data type contains counts from the accumulated (rho, theta) polar lines calculated for each image point by the Hough algorithm. Lines are computed for angles theta between 0 and 180 degrees, where theta is incremented by a fixed number of degrees, theta_inc, between samples. The number of angles, nthetas, samples is:</w:t>
       </w:r>
     </w:p>
     <w:p>
@@ -3445,112 +3037,55 @@
           <w:sz w:val="20"/>
           <w:szCs w:val="20"/>
         </w:rPr>
-        <w:t xml:space="preserve">  </w:t>
-      </w:r>
-      <w:proofErr w:type="spellStart"/>
-      <w:r>
+        <w:t xml:space="preserve">  nthetas = 180 / theta_inc</w:t>
+      </w:r>
+    </w:p>
+    <w:p>
+      <w:pPr>
+        <w:pStyle w:val="Normalafterlist"/>
+      </w:pPr>
+      <w:r>
+        <w:t>For an image size (rows, cols), the polar line distance rho is computed from each (row, col) point with:</w:t>
+      </w:r>
+    </w:p>
+    <w:p>
+      <w:pPr>
+        <w:pStyle w:val="code"/>
         <w:rPr>
           <w:sz w:val="20"/>
           <w:szCs w:val="20"/>
         </w:rPr>
-        <w:t>nthetas</w:t>
-      </w:r>
-      <w:proofErr w:type="spellEnd"/>
+      </w:pPr>
       <w:r>
         <w:rPr>
           <w:sz w:val="20"/>
           <w:szCs w:val="20"/>
         </w:rPr>
-        <w:t xml:space="preserve"> = 180 / </w:t>
-      </w:r>
-      <w:proofErr w:type="spellStart"/>
-      <w:r>
+        <w:t xml:space="preserve">  rho = (col – cols/2) * cos(theta) + (rows/2 – rows) * sin(theta)</w:t>
+      </w:r>
+    </w:p>
+    <w:p>
+      <w:pPr>
+        <w:pStyle w:val="Normalafterlist"/>
+      </w:pPr>
+      <w:r>
+        <w:t>The number of rho values, max_rho, for images is:</w:t>
+      </w:r>
+    </w:p>
+    <w:p>
+      <w:pPr>
+        <w:pStyle w:val="code"/>
         <w:rPr>
           <w:sz w:val="20"/>
           <w:szCs w:val="20"/>
         </w:rPr>
-        <w:t>theta_inc</w:t>
-      </w:r>
-      <w:proofErr w:type="spellEnd"/>
-    </w:p>
-    <w:p>
-      <w:pPr>
-        <w:pStyle w:val="Normalafterlist"/>
-      </w:pPr>
-      <w:r>
-        <w:t>For an image size (rows, cols), the polar line distance rho is computed from each (row, col) point with:</w:t>
-      </w:r>
-    </w:p>
-    <w:p>
-      <w:pPr>
-        <w:pStyle w:val="code"/>
+      </w:pPr>
+      <w:r>
         <w:rPr>
           <w:sz w:val="20"/>
           <w:szCs w:val="20"/>
         </w:rPr>
-      </w:pPr>
-      <w:r>
-        <w:rPr>
-          <w:sz w:val="20"/>
-          <w:szCs w:val="20"/>
-        </w:rPr>
-        <w:t xml:space="preserve">  rho = (col – cols/2) * cos(theta) + (rows/2 – rows) * sin(theta)</w:t>
-      </w:r>
-    </w:p>
-    <w:p>
-      <w:pPr>
-        <w:pStyle w:val="Normalafterlist"/>
-      </w:pPr>
-      <w:r>
-        <w:t xml:space="preserve">The number of rho values, </w:t>
-      </w:r>
-      <w:proofErr w:type="spellStart"/>
-      <w:r>
-        <w:t>max_rho</w:t>
-      </w:r>
-      <w:proofErr w:type="spellEnd"/>
-      <w:r>
-        <w:t>, for images is:</w:t>
-      </w:r>
-    </w:p>
-    <w:p>
-      <w:pPr>
-        <w:pStyle w:val="code"/>
-        <w:rPr>
-          <w:sz w:val="20"/>
-          <w:szCs w:val="20"/>
-        </w:rPr>
-      </w:pPr>
-      <w:r>
-        <w:rPr>
-          <w:sz w:val="20"/>
-          <w:szCs w:val="20"/>
-        </w:rPr>
-        <w:t xml:space="preserve">  </w:t>
-      </w:r>
-      <w:proofErr w:type="spellStart"/>
-      <w:r>
-        <w:rPr>
-          <w:sz w:val="20"/>
-          <w:szCs w:val="20"/>
-        </w:rPr>
-        <w:t>max_rho</w:t>
-      </w:r>
-      <w:proofErr w:type="spellEnd"/>
-      <w:r>
-        <w:rPr>
-          <w:sz w:val="20"/>
-          <w:szCs w:val="20"/>
-        </w:rPr>
-        <w:t xml:space="preserve"> = sqrt(</w:t>
-      </w:r>
-      <w:proofErr w:type="spellStart"/>
-      <w:r>
-        <w:rPr>
-          <w:sz w:val="20"/>
-          <w:szCs w:val="20"/>
-        </w:rPr>
-        <w:t>rows</w:t>
+        <w:t xml:space="preserve">  max_rho = sqrt(rows</w:t>
       </w:r>
       <w:r>
         <w:rPr>
@@ -3560,21 +3095,12 @@
         </w:rPr>
         <w:t>2</w:t>
       </w:r>
-      <w:proofErr w:type="spellEnd"/>
       <w:r>
         <w:rPr>
           <w:sz w:val="20"/>
           <w:szCs w:val="20"/>
         </w:rPr>
-        <w:t xml:space="preserve"> + </w:t>
-      </w:r>
-      <w:proofErr w:type="spellStart"/>
-      <w:r>
-        <w:rPr>
-          <w:sz w:val="20"/>
-          <w:szCs w:val="20"/>
-        </w:rPr>
-        <w:t>columns</w:t>
+        <w:t xml:space="preserve"> + columns</w:t>
       </w:r>
       <w:r>
         <w:rPr>
@@ -3584,7 +3110,6 @@
         </w:rPr>
         <w:t>2</w:t>
       </w:r>
-      <w:proofErr w:type="spellEnd"/>
       <w:r>
         <w:rPr>
           <w:sz w:val="20"/>
@@ -3598,15 +3123,7 @@
         <w:pStyle w:val="Normalafterlist"/>
       </w:pPr>
       <w:r>
-        <w:t xml:space="preserve">Each rho is accessed in the accumulator by bin index </w:t>
-      </w:r>
-      <w:proofErr w:type="spellStart"/>
-      <w:r>
-        <w:t>rho_index</w:t>
-      </w:r>
-      <w:proofErr w:type="spellEnd"/>
-      <w:r>
-        <w:t xml:space="preserve"> that corresponds to a rho with the value:</w:t>
+        <w:t>Each rho is accessed in the accumulator by bin index rho_index that corresponds to a rho with the value:</w:t>
       </w:r>
     </w:p>
     <w:p>
@@ -3622,87 +3139,47 @@
           <w:sz w:val="20"/>
           <w:szCs w:val="20"/>
         </w:rPr>
-        <w:t xml:space="preserve">  </w:t>
-      </w:r>
-      <w:proofErr w:type="spellStart"/>
-      <w:r>
+        <w:t xml:space="preserve">  rho_index = rho + max_rho / 2</w:t>
+      </w:r>
+    </w:p>
+    <w:p>
+      <w:pPr>
+        <w:pStyle w:val="code"/>
         <w:rPr>
           <w:sz w:val="20"/>
           <w:szCs w:val="20"/>
         </w:rPr>
-        <w:t>rho_index</w:t>
-      </w:r>
-      <w:proofErr w:type="spellEnd"/>
+      </w:pPr>
       <w:r>
         <w:rPr>
           <w:sz w:val="20"/>
           <w:szCs w:val="20"/>
         </w:rPr>
-        <w:t xml:space="preserve"> = rho + </w:t>
-      </w:r>
-      <w:proofErr w:type="spellStart"/>
-      <w:r>
+        <w:t xml:space="preserve">  rho = rho_index – max_rho / 2</w:t>
+      </w:r>
+    </w:p>
+    <w:p>
+      <w:pPr>
+        <w:pStyle w:val="Normalafterlist"/>
+      </w:pPr>
+      <w:r>
+        <w:t>The Hough accumulator is indexed by (rho_index, theta_index), where theta_index is the index of the sampled angle used. theta_index corresponds to the angle:</w:t>
+      </w:r>
+    </w:p>
+    <w:p>
+      <w:pPr>
+        <w:pStyle w:val="code"/>
         <w:rPr>
           <w:sz w:val="20"/>
           <w:szCs w:val="20"/>
         </w:rPr>
-        <w:t>max_rho</w:t>
-      </w:r>
-      <w:proofErr w:type="spellEnd"/>
+      </w:pPr>
       <w:r>
         <w:rPr>
           <w:sz w:val="20"/>
           <w:szCs w:val="20"/>
         </w:rPr>
-        <w:t xml:space="preserve"> / 2</w:t>
-      </w:r>
-    </w:p>
-    <w:p>
-      <w:pPr>
-        <w:pStyle w:val="code"/>
-        <w:rPr>
-          <w:sz w:val="20"/>
-          <w:szCs w:val="20"/>
-        </w:rPr>
-      </w:pPr>
-      <w:r>
-        <w:rPr>
-          <w:sz w:val="20"/>
-          <w:szCs w:val="20"/>
-        </w:rPr>
-        <w:t xml:space="preserve">  rho = </w:t>
-      </w:r>
-      <w:proofErr w:type="spellStart"/>
-      <w:r>
-        <w:rPr>
-          <w:sz w:val="20"/>
-          <w:szCs w:val="20"/>
-        </w:rPr>
-        <w:t>rho_index</w:t>
-      </w:r>
-      <w:proofErr w:type="spellEnd"/>
-      <w:r>
-        <w:rPr>
-          <w:sz w:val="20"/>
-          <w:szCs w:val="20"/>
-        </w:rPr>
-        <w:t xml:space="preserve"> – </w:t>
-      </w:r>
-      <w:proofErr w:type="spellStart"/>
-      <w:r>
-        <w:rPr>
-          <w:sz w:val="20"/>
-          <w:szCs w:val="20"/>
-        </w:rPr>
-        <w:t>max_rho</w:t>
-      </w:r>
-      <w:proofErr w:type="spellEnd"/>
-      <w:r>
-        <w:rPr>
-          <w:sz w:val="20"/>
-          <w:szCs w:val="20"/>
-        </w:rPr>
-        <w:t xml:space="preserve"> / 2</w:t>
+        <w:t xml:space="preserve">  theta degrees = theta_index * theta_inc</w:t>
       </w:r>
     </w:p>
     <w:p>
@@ -3710,107 +3187,7 @@
         <w:pStyle w:val="Normalafterlist"/>
       </w:pPr>
       <w:r>
-        <w:t>The Hough accumulator is indexed by (</w:t>
-      </w:r>
-      <w:proofErr w:type="spellStart"/>
-      <w:r>
-        <w:t>rho_index</w:t>
-      </w:r>
-      <w:proofErr w:type="spellEnd"/>
-      <w:r>
-        <w:t xml:space="preserve">, </w:t>
-      </w:r>
-      <w:proofErr w:type="spellStart"/>
-      <w:r>
-        <w:t>theta_index</w:t>
-      </w:r>
-      <w:proofErr w:type="spellEnd"/>
-      <w:r>
-        <w:t>)</w:t>
-      </w:r>
-      <w:r>
-        <w:t xml:space="preserve">, where </w:t>
-      </w:r>
-      <w:proofErr w:type="spellStart"/>
-      <w:r>
-        <w:t>theta_index</w:t>
-      </w:r>
-      <w:proofErr w:type="spellEnd"/>
-      <w:r>
-        <w:t xml:space="preserve"> is the index of the sampled angle used. </w:t>
-      </w:r>
-      <w:proofErr w:type="spellStart"/>
-      <w:r>
-        <w:t>theta_index</w:t>
-      </w:r>
-      <w:proofErr w:type="spellEnd"/>
-      <w:r>
-        <w:t xml:space="preserve"> corresponds to the angle:</w:t>
-      </w:r>
-    </w:p>
-    <w:p>
-      <w:pPr>
-        <w:pStyle w:val="code"/>
-        <w:rPr>
-          <w:sz w:val="20"/>
-          <w:szCs w:val="20"/>
-        </w:rPr>
-      </w:pPr>
-      <w:r>
-        <w:rPr>
-          <w:sz w:val="20"/>
-          <w:szCs w:val="20"/>
-        </w:rPr>
-        <w:t xml:space="preserve">  theta degrees = </w:t>
-      </w:r>
-      <w:proofErr w:type="spellStart"/>
-      <w:r>
-        <w:rPr>
-          <w:sz w:val="20"/>
-          <w:szCs w:val="20"/>
-        </w:rPr>
-        <w:t>theta_index</w:t>
-      </w:r>
-      <w:proofErr w:type="spellEnd"/>
-      <w:r>
-        <w:rPr>
-          <w:sz w:val="20"/>
-          <w:szCs w:val="20"/>
-        </w:rPr>
-        <w:t xml:space="preserve"> * </w:t>
-      </w:r>
-      <w:proofErr w:type="spellStart"/>
-      <w:r>
-        <w:rPr>
-          <w:sz w:val="20"/>
-          <w:szCs w:val="20"/>
-        </w:rPr>
-        <w:t>theta_inc</w:t>
-      </w:r>
-      <w:proofErr w:type="spellEnd"/>
-    </w:p>
-    <w:p>
-      <w:pPr>
-        <w:pStyle w:val="Normalafterlist"/>
-      </w:pPr>
-      <w:r>
-        <w:t>Polar line (rho, theta) are generally input and stored as (</w:t>
-      </w:r>
-      <w:proofErr w:type="spellStart"/>
-      <w:r>
-        <w:t>rho_index</w:t>
-      </w:r>
-      <w:proofErr w:type="spellEnd"/>
-      <w:r>
-        <w:t xml:space="preserve">, </w:t>
-      </w:r>
-      <w:proofErr w:type="spellStart"/>
-      <w:r>
-        <w:t>theta_index</w:t>
-      </w:r>
-      <w:proofErr w:type="spellEnd"/>
-      <w:r>
-        <w:t>), except as noted.</w:t>
+        <w:t>Polar line (rho, theta) are generally input and stored as (rho_index, theta_index), except as noted.</w:t>
       </w:r>
     </w:p>
     <w:p>
@@ -3904,7 +3281,6 @@
                 <w:bCs w:val="0"/>
               </w:rPr>
             </w:pPr>
-            <w:proofErr w:type="spellStart"/>
             <w:r>
               <w:rPr>
                 <w:b w:val="0"/>
@@ -3912,7 +3288,6 @@
               </w:rPr>
               <w:t>theta_inc</w:t>
             </w:r>
-            <w:proofErr w:type="spellEnd"/>
           </w:p>
         </w:tc>
         <w:tc>
@@ -3958,7 +3333,6 @@
                 <w:bCs w:val="0"/>
               </w:rPr>
             </w:pPr>
-            <w:proofErr w:type="spellStart"/>
             <w:r>
               <w:rPr>
                 <w:b w:val="0"/>
@@ -3966,7 +3340,6 @@
               </w:rPr>
               <w:t>nthetas</w:t>
             </w:r>
-            <w:proofErr w:type="spellEnd"/>
           </w:p>
         </w:tc>
         <w:tc>
@@ -3993,13 +3366,8 @@
               <w:cnfStyle w:val="000000000000" w:firstRow="0" w:lastRow="0" w:firstColumn="0" w:lastColumn="0" w:oddVBand="0" w:evenVBand="0" w:oddHBand="0" w:evenHBand="0" w:firstRowFirstColumn="0" w:firstRowLastColumn="0" w:lastRowFirstColumn="0" w:lastRowLastColumn="0"/>
             </w:pPr>
             <w:r>
-              <w:t xml:space="preserve">The number of angles sampled = 180 / </w:t>
-            </w:r>
-            <w:proofErr w:type="spellStart"/>
-            <w:r>
-              <w:t>theta_inc</w:t>
-            </w:r>
-            <w:proofErr w:type="spellEnd"/>
+              <w:t>The number of angles sampled = 180 / theta_inc</w:t>
+            </w:r>
           </w:p>
         </w:tc>
       </w:tr>
@@ -4020,7 +3388,6 @@
                 <w:bCs w:val="0"/>
               </w:rPr>
             </w:pPr>
-            <w:proofErr w:type="spellStart"/>
             <w:r>
               <w:rPr>
                 <w:b w:val="0"/>
@@ -4028,7 +3395,6 @@
               </w:rPr>
               <w:t>max_rho</w:t>
             </w:r>
-            <w:proofErr w:type="spellEnd"/>
           </w:p>
         </w:tc>
         <w:tc>
@@ -4074,7 +3440,6 @@
                 <w:bCs w:val="0"/>
               </w:rPr>
             </w:pPr>
-            <w:proofErr w:type="spellStart"/>
             <w:r>
               <w:rPr>
                 <w:b w:val="0"/>
@@ -4082,7 +3447,6 @@
               </w:rPr>
               <w:t>min_count</w:t>
             </w:r>
-            <w:proofErr w:type="spellEnd"/>
           </w:p>
         </w:tc>
         <w:tc>
@@ -4131,7 +3495,6 @@
                 <w:bCs w:val="0"/>
               </w:rPr>
             </w:pPr>
-            <w:proofErr w:type="spellStart"/>
             <w:r>
               <w:rPr>
                 <w:b w:val="0"/>
@@ -4139,7 +3502,6 @@
               </w:rPr>
               <w:t>max_count</w:t>
             </w:r>
-            <w:proofErr w:type="spellEnd"/>
           </w:p>
         </w:tc>
         <w:tc>
@@ -4218,15 +3580,7 @@
               <w:cnfStyle w:val="000000000000" w:firstRow="0" w:lastRow="0" w:firstColumn="0" w:lastColumn="0" w:oddVBand="0" w:evenVBand="0" w:oddHBand="0" w:evenHBand="0" w:firstRowFirstColumn="0" w:firstRowLastColumn="0" w:lastRowFirstColumn="0" w:lastRowLastColumn="0"/>
             </w:pPr>
             <w:r>
-              <w:t xml:space="preserve">The mean for the </w:t>
-            </w:r>
-            <w:proofErr w:type="spellStart"/>
-            <w:r>
-              <w:t>hough</w:t>
-            </w:r>
-            <w:proofErr w:type="spellEnd"/>
-            <w:r>
-              <w:t xml:space="preserve"> accumulator counts</w:t>
+              <w:t>The mean for the hough accumulator counts</w:t>
             </w:r>
           </w:p>
         </w:tc>
@@ -4281,15 +3635,7 @@
               <w:cnfStyle w:val="000000100000" w:firstRow="0" w:lastRow="0" w:firstColumn="0" w:lastColumn="0" w:oddVBand="0" w:evenVBand="0" w:oddHBand="1" w:evenHBand="0" w:firstRowFirstColumn="0" w:firstRowLastColumn="0" w:lastRowFirstColumn="0" w:lastRowLastColumn="0"/>
             </w:pPr>
             <w:r>
-              <w:t xml:space="preserve">The variance for the </w:t>
-            </w:r>
-            <w:proofErr w:type="spellStart"/>
-            <w:r>
-              <w:t>hough</w:t>
-            </w:r>
-            <w:proofErr w:type="spellEnd"/>
-            <w:r>
-              <w:t xml:space="preserve"> accumulator counts</w:t>
+              <w:t>The variance for the hough accumulator counts</w:t>
             </w:r>
           </w:p>
         </w:tc>
@@ -4341,15 +3687,7 @@
               <w:cnfStyle w:val="000000000000" w:firstRow="0" w:lastRow="0" w:firstColumn="0" w:lastColumn="0" w:oddVBand="0" w:evenVBand="0" w:oddHBand="0" w:evenHBand="0" w:firstRowFirstColumn="0" w:firstRowLastColumn="0" w:lastRowFirstColumn="0" w:lastRowLastColumn="0"/>
             </w:pPr>
             <w:r>
-              <w:t xml:space="preserve">The sample variance for the </w:t>
-            </w:r>
-            <w:proofErr w:type="spellStart"/>
-            <w:r>
-              <w:t>hough</w:t>
-            </w:r>
-            <w:proofErr w:type="spellEnd"/>
-            <w:r>
-              <w:t xml:space="preserve"> accumulator counts</w:t>
+              <w:t>The sample variance for the hough accumulator counts</w:t>
             </w:r>
           </w:p>
         </w:tc>
@@ -4404,48 +3742,31 @@
               <w:cnfStyle w:val="000000100000" w:firstRow="0" w:lastRow="0" w:firstColumn="0" w:lastColumn="0" w:oddVBand="0" w:evenVBand="0" w:oddHBand="1" w:evenHBand="0" w:firstRowFirstColumn="0" w:firstRowLastColumn="0" w:lastRowFirstColumn="0" w:lastRowLastColumn="0"/>
             </w:pPr>
             <w:r>
-              <w:t xml:space="preserve">The standard deviation for the </w:t>
-            </w:r>
-            <w:proofErr w:type="spellStart"/>
-            <w:r>
-              <w:t>hough</w:t>
-            </w:r>
-            <w:proofErr w:type="spellEnd"/>
-            <w:r>
-              <w:t xml:space="preserve"> accumulator counts</w:t>
-            </w:r>
-          </w:p>
-        </w:tc>
-      </w:tr>
-      <w:tr>
-        <w:tc>
-          <w:tcPr>
-            <w:cnfStyle w:val="001000000000" w:firstRow="0" w:lastRow="0" w:firstColumn="1" w:lastColumn="0" w:oddVBand="0" w:evenVBand="0" w:oddHBand="0" w:evenHBand="0" w:firstRowFirstColumn="0" w:firstRowLastColumn="0" w:lastRowFirstColumn="0" w:lastRowLastColumn="0"/>
-            <w:tcW w:w="0" w:type="auto"/>
-          </w:tcPr>
-          <w:p>
-            <w:pPr>
-              <w:pStyle w:val="NoSpacing"/>
-              <w:rPr>
-                <w:b w:val="0"/>
-                <w:bCs w:val="0"/>
-              </w:rPr>
-            </w:pPr>
-            <w:proofErr w:type="spellStart"/>
-            <w:r>
-              <w:rPr>
-                <w:b w:val="0"/>
-                <w:bCs w:val="0"/>
-              </w:rPr>
-              <w:t>hough</w:t>
-            </w:r>
-            <w:proofErr w:type="spellEnd"/>
-            <w:r>
-              <w:rPr>
-                <w:b w:val="0"/>
-                <w:bCs w:val="0"/>
-              </w:rPr>
-              <w:t xml:space="preserve"> accumulator data</w:t>
+              <w:t>The standard deviation for the hough accumulator counts</w:t>
+            </w:r>
+          </w:p>
+        </w:tc>
+      </w:tr>
+      <w:tr>
+        <w:tc>
+          <w:tcPr>
+            <w:cnfStyle w:val="001000000000" w:firstRow="0" w:lastRow="0" w:firstColumn="1" w:lastColumn="0" w:oddVBand="0" w:evenVBand="0" w:oddHBand="0" w:evenHBand="0" w:firstRowFirstColumn="0" w:firstRowLastColumn="0" w:lastRowFirstColumn="0" w:lastRowLastColumn="0"/>
+            <w:tcW w:w="0" w:type="auto"/>
+          </w:tcPr>
+          <w:p>
+            <w:pPr>
+              <w:pStyle w:val="NoSpacing"/>
+              <w:rPr>
+                <w:b w:val="0"/>
+                <w:bCs w:val="0"/>
+              </w:rPr>
+            </w:pPr>
+            <w:r>
+              <w:rPr>
+                <w:b w:val="0"/>
+                <w:bCs w:val="0"/>
+              </w:rPr>
+              <w:t>hough accumulator data</w:t>
             </w:r>
           </w:p>
         </w:tc>
@@ -4458,21 +3779,8 @@
               <w:pStyle w:val="NoSpacing"/>
               <w:cnfStyle w:val="000000000000" w:firstRow="0" w:lastRow="0" w:firstColumn="0" w:lastColumn="0" w:oddVBand="0" w:evenVBand="0" w:oddHBand="0" w:evenHBand="0" w:firstRowFirstColumn="0" w:firstRowLastColumn="0" w:lastRowFirstColumn="0" w:lastRowLastColumn="0"/>
             </w:pPr>
-            <w:proofErr w:type="spellStart"/>
-            <w:r>
-              <w:t>max_rho</w:t>
-            </w:r>
-            <w:proofErr w:type="spellEnd"/>
-            <w:r>
-              <w:t xml:space="preserve"> * </w:t>
-            </w:r>
-            <w:proofErr w:type="spellStart"/>
-            <w:r>
-              <w:t>nthetas</w:t>
-            </w:r>
-            <w:proofErr w:type="spellEnd"/>
-            <w:r>
-              <w:t xml:space="preserve"> 32-bit integers</w:t>
+            <w:r>
+              <w:t>max_rho * nthetas 32-bit integers</w:t>
             </w:r>
           </w:p>
         </w:tc>
@@ -4486,23 +3794,7 @@
               <w:cnfStyle w:val="000000000000" w:firstRow="0" w:lastRow="0" w:firstColumn="0" w:lastColumn="0" w:oddVBand="0" w:evenVBand="0" w:oddHBand="0" w:evenHBand="0" w:firstRowFirstColumn="0" w:firstRowLastColumn="0" w:lastRowFirstColumn="0" w:lastRowLastColumn="0"/>
             </w:pPr>
             <w:r>
-              <w:t>The Hough accumulator (</w:t>
-            </w:r>
-            <w:proofErr w:type="spellStart"/>
-            <w:r>
-              <w:t>rho_index</w:t>
-            </w:r>
-            <w:proofErr w:type="spellEnd"/>
-            <w:r>
-              <w:t xml:space="preserve">, </w:t>
-            </w:r>
-            <w:proofErr w:type="spellStart"/>
-            <w:r>
-              <w:t>theta_index</w:t>
-            </w:r>
-            <w:proofErr w:type="spellEnd"/>
-            <w:r>
-              <w:t>) count data</w:t>
+              <w:t>The Hough accumulator (rho_index, theta_index) count data</w:t>
             </w:r>
           </w:p>
         </w:tc>
@@ -4556,23 +3848,7 @@
           </w:tcPr>
           <w:p>
             <w:r>
-              <w:t>rho values from -</w:t>
-            </w:r>
-            <w:proofErr w:type="spellStart"/>
-            <w:r>
-              <w:t>max_rho</w:t>
-            </w:r>
-            <w:proofErr w:type="spellEnd"/>
-            <w:r>
-              <w:t xml:space="preserve">/2 to </w:t>
-            </w:r>
-            <w:proofErr w:type="spellStart"/>
-            <w:r>
-              <w:t>max_rho</w:t>
-            </w:r>
-            <w:proofErr w:type="spellEnd"/>
-            <w:r>
-              <w:t>/2</w:t>
+              <w:t>rho values from -max_rho/2 to max_rho/2</w:t>
             </w:r>
           </w:p>
         </w:tc>
@@ -4594,15 +3870,7 @@
           </w:tcPr>
           <w:p>
             <w:r>
-              <w:t xml:space="preserve">sample theta in degrees, followed by each accumulator count for the corresponding (rho, </w:t>
-            </w:r>
-            <w:proofErr w:type="spellStart"/>
-            <w:r>
-              <w:t>theta_index</w:t>
-            </w:r>
-            <w:proofErr w:type="spellEnd"/>
-            <w:r>
-              <w:t>)</w:t>
+              <w:t>sample theta in degrees, followed by each accumulator count for the corresponding (rho, theta_index)</w:t>
             </w:r>
           </w:p>
         </w:tc>
@@ -4638,23 +3906,7 @@
     </w:p>
     <w:p>
       <w:r>
-        <w:t>The binary Hough peak line data is defined by the workbench, and have the following format. Polar line data is stored as (</w:t>
-      </w:r>
-      <w:proofErr w:type="spellStart"/>
-      <w:r>
-        <w:t>rho_index</w:t>
-      </w:r>
-      <w:proofErr w:type="spellEnd"/>
-      <w:r>
-        <w:t xml:space="preserve">, </w:t>
-      </w:r>
-      <w:proofErr w:type="spellStart"/>
-      <w:r>
-        <w:t>theta_index</w:t>
-      </w:r>
-      <w:proofErr w:type="spellEnd"/>
-      <w:r>
-        <w:t>). The corresponding rho and theta can be derived from:</w:t>
+        <w:t>The binary Hough peak line data is defined by the workbench, and have the following format. Polar line data is stored as (rho_index, theta_index). The corresponding rho and theta can be derived from:</w:t>
       </w:r>
     </w:p>
     <w:p>
@@ -4670,81 +3922,24 @@
           <w:sz w:val="20"/>
           <w:szCs w:val="20"/>
         </w:rPr>
-        <w:t xml:space="preserve">rho = </w:t>
-      </w:r>
-      <w:proofErr w:type="spellStart"/>
-      <w:r>
+        <w:t>rho = rho_index – max_rho / 2</w:t>
+      </w:r>
+    </w:p>
+    <w:p>
+      <w:pPr>
+        <w:pStyle w:val="code"/>
         <w:rPr>
           <w:sz w:val="20"/>
           <w:szCs w:val="20"/>
         </w:rPr>
-        <w:t>rho_index</w:t>
-      </w:r>
-      <w:proofErr w:type="spellEnd"/>
+      </w:pPr>
       <w:r>
         <w:rPr>
           <w:sz w:val="20"/>
           <w:szCs w:val="20"/>
         </w:rPr>
-        <w:t xml:space="preserve"> – </w:t>
-      </w:r>
-      <w:proofErr w:type="spellStart"/>
-      <w:r>
-        <w:rPr>
-          <w:sz w:val="20"/>
-          <w:szCs w:val="20"/>
-        </w:rPr>
-        <w:t>max_rho</w:t>
-      </w:r>
-      <w:proofErr w:type="spellEnd"/>
-      <w:r>
-        <w:rPr>
-          <w:sz w:val="20"/>
-          <w:szCs w:val="20"/>
-        </w:rPr>
-        <w:t xml:space="preserve"> / 2</w:t>
-      </w:r>
-    </w:p>
-    <w:p>
-      <w:pPr>
-        <w:pStyle w:val="code"/>
-        <w:rPr>
-          <w:sz w:val="20"/>
-          <w:szCs w:val="20"/>
-        </w:rPr>
-      </w:pPr>
-      <w:r>
-        <w:rPr>
-          <w:sz w:val="20"/>
-          <w:szCs w:val="20"/>
-        </w:rPr>
-        <w:t xml:space="preserve">theta degrees = </w:t>
-      </w:r>
-      <w:proofErr w:type="spellStart"/>
-      <w:r>
-        <w:rPr>
-          <w:sz w:val="20"/>
-          <w:szCs w:val="20"/>
-        </w:rPr>
-        <w:t>theta_index</w:t>
-      </w:r>
-      <w:proofErr w:type="spellEnd"/>
-      <w:r>
-        <w:rPr>
-          <w:sz w:val="20"/>
-          <w:szCs w:val="20"/>
-        </w:rPr>
-        <w:t xml:space="preserve"> * </w:t>
-      </w:r>
-      <w:proofErr w:type="spellStart"/>
-      <w:r>
-        <w:rPr>
-          <w:sz w:val="20"/>
-          <w:szCs w:val="20"/>
-        </w:rPr>
-        <w:t>theta_inc</w:t>
-      </w:r>
-      <w:proofErr w:type="spellEnd"/>
+        <w:t>theta degrees = theta_index * theta_inc</w:t>
+      </w:r>
     </w:p>
     <w:p/>
     <w:tbl>
@@ -4824,7 +4019,6 @@
                 <w:bCs w:val="0"/>
               </w:rPr>
             </w:pPr>
-            <w:proofErr w:type="spellStart"/>
             <w:r>
               <w:rPr>
                 <w:b w:val="0"/>
@@ -4832,7 +4026,6 @@
               </w:rPr>
               <w:t>nlines</w:t>
             </w:r>
-            <w:proofErr w:type="spellEnd"/>
           </w:p>
         </w:tc>
         <w:tc>
@@ -4859,42 +4052,25 @@
               <w:cnfStyle w:val="000000100000" w:firstRow="0" w:lastRow="0" w:firstColumn="0" w:lastColumn="0" w:oddVBand="0" w:evenVBand="0" w:oddHBand="1" w:evenHBand="0" w:firstRowFirstColumn="0" w:firstRowLastColumn="0" w:lastRowFirstColumn="0" w:lastRowLastColumn="0"/>
             </w:pPr>
             <w:r>
-              <w:t>The number of polar lines (</w:t>
-            </w:r>
-            <w:proofErr w:type="spellStart"/>
-            <w:r>
-              <w:t>rho_index</w:t>
-            </w:r>
-            <w:proofErr w:type="spellEnd"/>
-            <w:r>
-              <w:t xml:space="preserve">, </w:t>
-            </w:r>
-            <w:proofErr w:type="spellStart"/>
-            <w:r>
-              <w:t>theta_index</w:t>
-            </w:r>
-            <w:proofErr w:type="spellEnd"/>
-            <w:r>
-              <w:t xml:space="preserve">, count) </w:t>
-            </w:r>
-          </w:p>
-        </w:tc>
-      </w:tr>
-      <w:tr>
-        <w:tc>
-          <w:tcPr>
-            <w:cnfStyle w:val="001000000000" w:firstRow="0" w:lastRow="0" w:firstColumn="1" w:lastColumn="0" w:oddVBand="0" w:evenVBand="0" w:oddHBand="0" w:evenHBand="0" w:firstRowFirstColumn="0" w:firstRowLastColumn="0" w:lastRowFirstColumn="0" w:lastRowLastColumn="0"/>
-            <w:tcW w:w="0" w:type="auto"/>
-          </w:tcPr>
-          <w:p>
-            <w:pPr>
-              <w:pStyle w:val="NoSpacing"/>
-              <w:rPr>
-                <w:b w:val="0"/>
-                <w:bCs w:val="0"/>
-              </w:rPr>
-            </w:pPr>
-            <w:proofErr w:type="spellStart"/>
+              <w:t xml:space="preserve">The number of polar lines (rho_index, theta_index, count) </w:t>
+            </w:r>
+          </w:p>
+        </w:tc>
+      </w:tr>
+      <w:tr>
+        <w:tc>
+          <w:tcPr>
+            <w:cnfStyle w:val="001000000000" w:firstRow="0" w:lastRow="0" w:firstColumn="1" w:lastColumn="0" w:oddVBand="0" w:evenVBand="0" w:oddHBand="0" w:evenHBand="0" w:firstRowFirstColumn="0" w:firstRowLastColumn="0" w:lastRowFirstColumn="0" w:lastRowLastColumn="0"/>
+            <w:tcW w:w="0" w:type="auto"/>
+          </w:tcPr>
+          <w:p>
+            <w:pPr>
+              <w:pStyle w:val="NoSpacing"/>
+              <w:rPr>
+                <w:b w:val="0"/>
+                <w:bCs w:val="0"/>
+              </w:rPr>
+            </w:pPr>
             <w:r>
               <w:rPr>
                 <w:b w:val="0"/>
@@ -4902,7 +4078,6 @@
               </w:rPr>
               <w:t>theta_inc</w:t>
             </w:r>
-            <w:proofErr w:type="spellEnd"/>
           </w:p>
         </w:tc>
         <w:tc>
@@ -4951,7 +4126,6 @@
                 <w:bCs w:val="0"/>
               </w:rPr>
             </w:pPr>
-            <w:proofErr w:type="spellStart"/>
             <w:r>
               <w:rPr>
                 <w:b w:val="0"/>
@@ -4959,7 +4133,6 @@
               </w:rPr>
               <w:t>max_rho</w:t>
             </w:r>
-            <w:proofErr w:type="spellEnd"/>
           </w:p>
         </w:tc>
         <w:tc>
@@ -5025,15 +4198,7 @@
               <w:cnfStyle w:val="000000000000" w:firstRow="0" w:lastRow="0" w:firstColumn="0" w:lastColumn="0" w:oddVBand="0" w:evenVBand="0" w:oddHBand="0" w:evenHBand="0" w:firstRowFirstColumn="0" w:firstRowLastColumn="0" w:lastRowFirstColumn="0" w:lastRowLastColumn="0"/>
             </w:pPr>
             <w:r>
-              <w:t xml:space="preserve">3 * </w:t>
-            </w:r>
-            <w:proofErr w:type="spellStart"/>
-            <w:r>
-              <w:t>nlines</w:t>
-            </w:r>
-            <w:proofErr w:type="spellEnd"/>
-            <w:r>
-              <w:t xml:space="preserve"> 32-bit integers</w:t>
+              <w:t>3 * nlines 32-bit integers</w:t>
             </w:r>
           </w:p>
         </w:tc>
@@ -5047,23 +4212,7 @@
               <w:cnfStyle w:val="000000000000" w:firstRow="0" w:lastRow="0" w:firstColumn="0" w:lastColumn="0" w:oddVBand="0" w:evenVBand="0" w:oddHBand="0" w:evenHBand="0" w:firstRowFirstColumn="0" w:firstRowLastColumn="0" w:lastRowFirstColumn="0" w:lastRowLastColumn="0"/>
             </w:pPr>
             <w:r>
-              <w:t>The polar line (</w:t>
-            </w:r>
-            <w:proofErr w:type="spellStart"/>
-            <w:r>
-              <w:t>rho_index</w:t>
-            </w:r>
-            <w:proofErr w:type="spellEnd"/>
-            <w:r>
-              <w:t xml:space="preserve">, </w:t>
-            </w:r>
-            <w:proofErr w:type="spellStart"/>
-            <w:r>
-              <w:t>theta_index</w:t>
-            </w:r>
-            <w:proofErr w:type="spellEnd"/>
-            <w:r>
-              <w:t>, count) data</w:t>
+              <w:t>The polar line (rho_index, theta_index, count) data</w:t>
             </w:r>
           </w:p>
         </w:tc>
@@ -5699,10 +4848,7 @@
         <w:t>data-type</w:t>
       </w:r>
       <w:r>
-        <w:t xml:space="preserve"> </w:t>
-      </w:r>
-      <w:r>
-        <w:t xml:space="preserve">and </w:t>
+        <w:t xml:space="preserve"> and </w:t>
       </w:r>
       <w:r>
         <w:rPr>
@@ -5712,13 +4858,7 @@
         <w:t xml:space="preserve">data-format </w:t>
       </w:r>
       <w:r>
-        <w:t>ha</w:t>
-      </w:r>
-      <w:r>
-        <w:t>ve</w:t>
-      </w:r>
-      <w:r>
-        <w:t xml:space="preserve"> the following values. </w:t>
+        <w:t xml:space="preserve">have the following values. </w:t>
       </w:r>
     </w:p>
     <w:tbl>
@@ -5833,35 +4973,11 @@
               <w:cnfStyle w:val="000000100000" w:firstRow="0" w:lastRow="0" w:firstColumn="0" w:lastColumn="0" w:oddVBand="0" w:evenVBand="0" w:oddHBand="1" w:evenHBand="0" w:firstRowFirstColumn="0" w:firstRowLastColumn="0" w:lastRowFirstColumn="0" w:lastRowLastColumn="0"/>
             </w:pPr>
             <w:r>
-              <w:t xml:space="preserve">“binary” for </w:t>
-            </w:r>
-            <w:proofErr w:type="spellStart"/>
-            <w:r>
-              <w:t>CV_32S</w:t>
-            </w:r>
-            <w:proofErr w:type="spellEnd"/>
-            <w:r>
-              <w:t xml:space="preserve"> or </w:t>
-            </w:r>
-            <w:proofErr w:type="spellStart"/>
-            <w:r>
-              <w:t>CV_32S</w:t>
-            </w:r>
-            <w:proofErr w:type="spellEnd"/>
-            <w:r>
-              <w:t xml:space="preserve"> data</w:t>
+              <w:t>“binary” for CV_32S or CV_32S data</w:t>
             </w:r>
             <w:r>
               <w:br/>
-              <w:t xml:space="preserve">“jpeg” for </w:t>
-            </w:r>
-            <w:proofErr w:type="spellStart"/>
-            <w:r>
-              <w:t>CV_8U</w:t>
-            </w:r>
-            <w:proofErr w:type="spellEnd"/>
-            <w:r>
-              <w:t xml:space="preserve"> JPEG images</w:t>
+              <w:t>“jpeg” for CV_8U JPEG images</w:t>
             </w:r>
           </w:p>
         </w:tc>
@@ -5957,15 +5073,7 @@
               <w:cnfStyle w:val="000000100000" w:firstRow="0" w:lastRow="0" w:firstColumn="0" w:lastColumn="0" w:oddVBand="0" w:evenVBand="0" w:oddHBand="1" w:evenHBand="0" w:firstRowFirstColumn="0" w:firstRowLastColumn="0" w:lastRowFirstColumn="0" w:lastRowLastColumn="0"/>
             </w:pPr>
             <w:r>
-              <w:t>“</w:t>
-            </w:r>
-            <w:proofErr w:type="spellStart"/>
-            <w:r>
-              <w:t>hough</w:t>
-            </w:r>
-            <w:proofErr w:type="spellEnd"/>
-            <w:r>
-              <w:t>”</w:t>
+              <w:t>“hough”</w:t>
             </w:r>
           </w:p>
         </w:tc>
@@ -6160,23 +5268,7 @@
                 <w:b w:val="0"/>
                 <w:bCs w:val="0"/>
               </w:rPr>
-              <w:t>“</w:t>
-            </w:r>
-            <w:proofErr w:type="spellStart"/>
-            <w:r>
-              <w:rPr>
-                <w:b w:val="0"/>
-                <w:bCs w:val="0"/>
-              </w:rPr>
-              <w:t>berkeley_db</w:t>
-            </w:r>
-            <w:proofErr w:type="spellEnd"/>
-            <w:r>
-              <w:rPr>
-                <w:b w:val="0"/>
-                <w:bCs w:val="0"/>
-              </w:rPr>
-              <w:t>”</w:t>
+              <w:t>“berkeley_db”</w:t>
             </w:r>
           </w:p>
         </w:tc>
@@ -6364,15 +5456,7 @@
         <w:pStyle w:val="code"/>
       </w:pPr>
       <w:r>
-        <w:t xml:space="preserve">      "</w:t>
-      </w:r>
-      <w:proofErr w:type="spellStart"/>
-      <w:r>
-        <w:t>ext</w:t>
-      </w:r>
-      <w:proofErr w:type="spellEnd"/>
-      <w:r>
-        <w:t>": "</w:t>
+        <w:t xml:space="preserve">      "ext": "</w:t>
       </w:r>
       <w:r>
         <w:rPr>
@@ -6407,33 +5491,17 @@
           <w:i/>
           <w:iCs/>
         </w:rPr>
-        <w:t>filename-</w:t>
-      </w:r>
-      <w:proofErr w:type="spellStart"/>
+        <w:t>filename-base</w:t>
+      </w:r>
+      <w:r>
+        <w:t>.</w:t>
+      </w:r>
       <w:r>
         <w:rPr>
           <w:i/>
           <w:iCs/>
         </w:rPr>
-        <w:t>base</w:t>
-      </w:r>
-      <w:r>
-        <w:t>.</w:t>
-      </w:r>
-      <w:r>
-        <w:rPr>
-          <w:i/>
-          <w:iCs/>
-        </w:rPr>
-        <w:t>filename</w:t>
-      </w:r>
-      <w:proofErr w:type="spellEnd"/>
-      <w:r>
-        <w:rPr>
-          <w:i/>
-          <w:iCs/>
-        </w:rPr>
-        <w:t>-extension</w:t>
+        <w:t>filename-extension</w:t>
       </w:r>
       <w:r>
         <w:t>". The extension may default to specific values for certain operations, such as that the default extension for image JPEG data is “jpg”.</w:t>
@@ -7432,16 +6500,8 @@
           <w:rPr>
             <w:rStyle w:val="Hyperlink"/>
           </w:rPr>
-          <w:t>cv-</w:t>
+          <w:t>cv-workbench.docx</w:t>
         </w:r>
-        <w:proofErr w:type="spellStart"/>
-        <w:r>
-          <w:rPr>
-            <w:rStyle w:val="Hyperlink"/>
-          </w:rPr>
-          <w:t>workbench.docx</w:t>
-        </w:r>
-        <w:proofErr w:type="spellEnd"/>
       </w:hyperlink>
     </w:p>
     <w:p>
@@ -7464,27 +6524,11 @@
           <w:rPr>
             <w:rStyle w:val="Hyperlink"/>
           </w:rPr>
-          <w:t xml:space="preserve">Windows Subsystem for Linux </w:t>
+          <w:t>Windows Subsystem for Linux WSL2</w:t>
         </w:r>
-        <w:proofErr w:type="spellStart"/>
-        <w:r>
-          <w:rPr>
-            <w:rStyle w:val="Hyperlink"/>
-          </w:rPr>
-          <w:t>WSL2</w:t>
-        </w:r>
-        <w:proofErr w:type="spellEnd"/>
       </w:hyperlink>
       <w:r>
-        <w:t xml:space="preserve"> with Ubuntu or </w:t>
-      </w:r>
-      <w:proofErr w:type="spellStart"/>
-      <w:r>
-        <w:t>Pengwin</w:t>
-      </w:r>
-      <w:proofErr w:type="spellEnd"/>
-      <w:r>
-        <w:t>.</w:t>
+        <w:t xml:space="preserve"> with Ubuntu or Pengwin.</w:t>
       </w:r>
     </w:p>
     <w:p>
@@ -7630,25 +6674,27 @@
           <w:szCs w:val="16"/>
         </w:rPr>
         <w:tab/>
-        <w:t xml:space="preserve">  "operator": "filter-edge-</w:t>
-      </w:r>
-      <w:proofErr w:type="spellStart"/>
-      <w:r>
+        <w:t xml:space="preserve">  "operator": "filter-edge-sobel",</w:t>
+      </w:r>
+    </w:p>
+    <w:p>
+      <w:pPr>
+        <w:shd w:val="clear" w:color="auto" w:fill="FFFFFF"/>
+        <w:spacing w:after="0" w:line="240" w:lineRule="auto"/>
         <w:rPr>
           <w:rFonts w:ascii="Lucida Console" w:hAnsi="Lucida Console"/>
           <w:sz w:val="16"/>
           <w:szCs w:val="16"/>
         </w:rPr>
-        <w:t>sobel</w:t>
-      </w:r>
-      <w:proofErr w:type="spellEnd"/>
+      </w:pPr>
       <w:r>
         <w:rPr>
           <w:rFonts w:ascii="Lucida Console" w:hAnsi="Lucida Console"/>
           <w:sz w:val="16"/>
           <w:szCs w:val="16"/>
         </w:rPr>
-        <w:t>",</w:t>
+        <w:tab/>
+        <w:t xml:space="preserve">  "input-data": [</w:t>
       </w:r>
     </w:p>
     <w:p>
@@ -7668,7 +6714,7 @@
           <w:szCs w:val="16"/>
         </w:rPr>
         <w:tab/>
-        <w:t xml:space="preserve">  "input-data": [</w:t>
+        <w:t xml:space="preserve">    {</w:t>
       </w:r>
     </w:p>
     <w:p>
@@ -7688,7 +6734,7 @@
           <w:szCs w:val="16"/>
         </w:rPr>
         <w:tab/>
-        <w:t xml:space="preserve">    {</w:t>
+        <w:t xml:space="preserve">      "id": 1,</w:t>
       </w:r>
     </w:p>
     <w:p>
@@ -7708,7 +6754,7 @@
           <w:szCs w:val="16"/>
         </w:rPr>
         <w:tab/>
-        <w:t xml:space="preserve">      "id": 1,</w:t>
+        <w:t xml:space="preserve">      "type": "image",</w:t>
       </w:r>
     </w:p>
     <w:p>
@@ -7728,7 +6774,7 @@
           <w:szCs w:val="16"/>
         </w:rPr>
         <w:tab/>
-        <w:t xml:space="preserve">      "type": "image",</w:t>
+        <w:t xml:space="preserve">      "repository": "filesystem",</w:t>
       </w:r>
     </w:p>
     <w:p>
@@ -7748,7 +6794,7 @@
           <w:szCs w:val="16"/>
         </w:rPr>
         <w:tab/>
-        <w:t xml:space="preserve">      "repository": "filesystem",</w:t>
+        <w:t xml:space="preserve">      "format": "jpeg",</w:t>
       </w:r>
     </w:p>
     <w:p>
@@ -7768,7 +6814,7 @@
           <w:szCs w:val="16"/>
         </w:rPr>
         <w:tab/>
-        <w:t xml:space="preserve">      "format": "jpeg",</w:t>
+        <w:t xml:space="preserve">      "directory": ".",</w:t>
       </w:r>
     </w:p>
     <w:p>
@@ -7788,7 +6834,7 @@
           <w:szCs w:val="16"/>
         </w:rPr>
         <w:tab/>
-        <w:t xml:space="preserve">      "directory": ".",</w:t>
+        <w:t xml:space="preserve">      "filename": "square45-90_gray",</w:t>
       </w:r>
     </w:p>
     <w:p>
@@ -7808,25 +6854,27 @@
           <w:szCs w:val="16"/>
         </w:rPr>
         <w:tab/>
-        <w:t xml:space="preserve">      "filename": "</w:t>
-      </w:r>
-      <w:proofErr w:type="spellStart"/>
-      <w:r>
+        <w:t xml:space="preserve">      "ext": "jpg"</w:t>
+      </w:r>
+    </w:p>
+    <w:p>
+      <w:pPr>
+        <w:shd w:val="clear" w:color="auto" w:fill="FFFFFF"/>
+        <w:spacing w:after="0" w:line="240" w:lineRule="auto"/>
         <w:rPr>
           <w:rFonts w:ascii="Lucida Console" w:hAnsi="Lucida Console"/>
           <w:sz w:val="16"/>
           <w:szCs w:val="16"/>
         </w:rPr>
-        <w:t>square45-90_gray</w:t>
-      </w:r>
-      <w:proofErr w:type="spellEnd"/>
+      </w:pPr>
       <w:r>
         <w:rPr>
           <w:rFonts w:ascii="Lucida Console" w:hAnsi="Lucida Console"/>
           <w:sz w:val="16"/>
           <w:szCs w:val="16"/>
         </w:rPr>
-        <w:t>",</w:t>
+        <w:tab/>
+        <w:t xml:space="preserve">    }</w:t>
       </w:r>
     </w:p>
     <w:p>
@@ -7846,25 +6894,27 @@
           <w:szCs w:val="16"/>
         </w:rPr>
         <w:tab/>
-        <w:t xml:space="preserve">      "</w:t>
-      </w:r>
-      <w:proofErr w:type="spellStart"/>
-      <w:r>
+        <w:t xml:space="preserve">  ],</w:t>
+      </w:r>
+    </w:p>
+    <w:p>
+      <w:pPr>
+        <w:shd w:val="clear" w:color="auto" w:fill="FFFFFF"/>
+        <w:spacing w:after="0" w:line="240" w:lineRule="auto"/>
         <w:rPr>
           <w:rFonts w:ascii="Lucida Console" w:hAnsi="Lucida Console"/>
           <w:sz w:val="16"/>
           <w:szCs w:val="16"/>
         </w:rPr>
-        <w:t>ext</w:t>
-      </w:r>
-      <w:proofErr w:type="spellEnd"/>
+      </w:pPr>
       <w:r>
         <w:rPr>
           <w:rFonts w:ascii="Lucida Console" w:hAnsi="Lucida Console"/>
           <w:sz w:val="16"/>
           <w:szCs w:val="16"/>
         </w:rPr>
-        <w:t>": "jpg"</w:t>
+        <w:tab/>
+        <w:t xml:space="preserve">  "output-data": [</w:t>
       </w:r>
     </w:p>
     <w:p>
@@ -7884,7 +6934,7 @@
           <w:szCs w:val="16"/>
         </w:rPr>
         <w:tab/>
-        <w:t xml:space="preserve">    }</w:t>
+        <w:t xml:space="preserve">    {</w:t>
       </w:r>
     </w:p>
     <w:p>
@@ -7904,7 +6954,7 @@
           <w:szCs w:val="16"/>
         </w:rPr>
         <w:tab/>
-        <w:t xml:space="preserve">  ],</w:t>
+        <w:t xml:space="preserve">      "id": 1,</w:t>
       </w:r>
     </w:p>
     <w:p>
@@ -7924,7 +6974,7 @@
           <w:szCs w:val="16"/>
         </w:rPr>
         <w:tab/>
-        <w:t xml:space="preserve">  "output-data": [</w:t>
+        <w:t xml:space="preserve">      "type": "image",</w:t>
       </w:r>
     </w:p>
     <w:p>
@@ -7944,7 +6994,7 @@
           <w:szCs w:val="16"/>
         </w:rPr>
         <w:tab/>
-        <w:t xml:space="preserve">    {</w:t>
+        <w:t xml:space="preserve">      "repository": "filesystem",</w:t>
       </w:r>
     </w:p>
     <w:p>
@@ -7964,7 +7014,7 @@
           <w:szCs w:val="16"/>
         </w:rPr>
         <w:tab/>
-        <w:t xml:space="preserve">      "id": 1,</w:t>
+        <w:t xml:space="preserve">      "format": "binary",</w:t>
       </w:r>
     </w:p>
     <w:p>
@@ -7984,7 +7034,7 @@
           <w:szCs w:val="16"/>
         </w:rPr>
         <w:tab/>
-        <w:t xml:space="preserve">      "type": "image",</w:t>
+        <w:t xml:space="preserve">      "directory": ".",</w:t>
       </w:r>
     </w:p>
     <w:p>
@@ -8004,7 +7054,7 @@
           <w:szCs w:val="16"/>
         </w:rPr>
         <w:tab/>
-        <w:t xml:space="preserve">      "repository": "filesystem",</w:t>
+        <w:t xml:space="preserve">      "filename": "square45-90_sobel_gray",</w:t>
       </w:r>
     </w:p>
     <w:p>
@@ -8024,103 +7074,7 @@
           <w:szCs w:val="16"/>
         </w:rPr>
         <w:tab/>
-        <w:t xml:space="preserve">      "format": "binary",</w:t>
-      </w:r>
-    </w:p>
-    <w:p>
-      <w:pPr>
-        <w:shd w:val="clear" w:color="auto" w:fill="FFFFFF"/>
-        <w:spacing w:after="0" w:line="240" w:lineRule="auto"/>
-        <w:rPr>
-          <w:rFonts w:ascii="Lucida Console" w:hAnsi="Lucida Console"/>
-          <w:sz w:val="16"/>
-          <w:szCs w:val="16"/>
-        </w:rPr>
-      </w:pPr>
-      <w:r>
-        <w:rPr>
-          <w:rFonts w:ascii="Lucida Console" w:hAnsi="Lucida Console"/>
-          <w:sz w:val="16"/>
-          <w:szCs w:val="16"/>
-        </w:rPr>
-        <w:tab/>
-        <w:t xml:space="preserve">      "directory": ".",</w:t>
-      </w:r>
-    </w:p>
-    <w:p>
-      <w:pPr>
-        <w:shd w:val="clear" w:color="auto" w:fill="FFFFFF"/>
-        <w:spacing w:after="0" w:line="240" w:lineRule="auto"/>
-        <w:rPr>
-          <w:rFonts w:ascii="Lucida Console" w:hAnsi="Lucida Console"/>
-          <w:sz w:val="16"/>
-          <w:szCs w:val="16"/>
-        </w:rPr>
-      </w:pPr>
-      <w:r>
-        <w:rPr>
-          <w:rFonts w:ascii="Lucida Console" w:hAnsi="Lucida Console"/>
-          <w:sz w:val="16"/>
-          <w:szCs w:val="16"/>
-        </w:rPr>
-        <w:tab/>
-        <w:t xml:space="preserve">      "filename": "</w:t>
-      </w:r>
-      <w:proofErr w:type="spellStart"/>
-      <w:r>
-        <w:rPr>
-          <w:rFonts w:ascii="Lucida Console" w:hAnsi="Lucida Console"/>
-          <w:sz w:val="16"/>
-          <w:szCs w:val="16"/>
-        </w:rPr>
-        <w:t>square45-90_sobel_gray</w:t>
-      </w:r>
-      <w:proofErr w:type="spellEnd"/>
-      <w:r>
-        <w:rPr>
-          <w:rFonts w:ascii="Lucida Console" w:hAnsi="Lucida Console"/>
-          <w:sz w:val="16"/>
-          <w:szCs w:val="16"/>
-        </w:rPr>
-        <w:t>",</w:t>
-      </w:r>
-    </w:p>
-    <w:p>
-      <w:pPr>
-        <w:shd w:val="clear" w:color="auto" w:fill="FFFFFF"/>
-        <w:spacing w:after="0" w:line="240" w:lineRule="auto"/>
-        <w:rPr>
-          <w:rFonts w:ascii="Lucida Console" w:hAnsi="Lucida Console"/>
-          <w:sz w:val="16"/>
-          <w:szCs w:val="16"/>
-        </w:rPr>
-      </w:pPr>
-      <w:r>
-        <w:rPr>
-          <w:rFonts w:ascii="Lucida Console" w:hAnsi="Lucida Console"/>
-          <w:sz w:val="16"/>
-          <w:szCs w:val="16"/>
-        </w:rPr>
-        <w:tab/>
-        <w:t xml:space="preserve">      "</w:t>
-      </w:r>
-      <w:proofErr w:type="spellStart"/>
-      <w:r>
-        <w:rPr>
-          <w:rFonts w:ascii="Lucida Console" w:hAnsi="Lucida Console"/>
-          <w:sz w:val="16"/>
-          <w:szCs w:val="16"/>
-        </w:rPr>
-        <w:t>ext</w:t>
-      </w:r>
-      <w:proofErr w:type="spellEnd"/>
-      <w:r>
-        <w:rPr>
-          <w:rFonts w:ascii="Lucida Console" w:hAnsi="Lucida Console"/>
-          <w:sz w:val="16"/>
-          <w:szCs w:val="16"/>
-        </w:rPr>
-        <w:t>": "bin"</w:t>
+        <w:t xml:space="preserve">      "ext": "bin"</w:t>
       </w:r>
     </w:p>
     <w:p>
@@ -8254,7 +7208,7 @@
     </w:p>
     <w:tbl>
       <w:tblPr>
-        <w:tblStyle w:val="TableGrid"/>
+        <w:tblStyle w:val="PlainTable1"/>
         <w:tblW w:w="0" w:type="auto"/>
         <w:tblLook w:val="04A0" w:firstRow="1" w:lastRow="0" w:firstColumn="1" w:lastColumn="0" w:noHBand="0" w:noVBand="1"/>
       </w:tblPr>
@@ -8263,8 +7217,14 @@
         <w:gridCol w:w="4675"/>
       </w:tblGrid>
       <w:tr>
-        <w:tc>
-          <w:tcPr>
+        <w:trPr>
+          <w:cnfStyle w:val="100000000000" w:firstRow="1" w:lastRow="0" w:firstColumn="0" w:lastColumn="0" w:oddVBand="0" w:evenVBand="0" w:oddHBand="0" w:evenHBand="0" w:firstRowFirstColumn="0" w:firstRowLastColumn="0" w:lastRowFirstColumn="0" w:lastRowLastColumn="0"/>
+          <w:cantSplit/>
+          <w:tblHeader/>
+        </w:trPr>
+        <w:tc>
+          <w:tcPr>
+            <w:cnfStyle w:val="001000000000" w:firstRow="0" w:lastRow="0" w:firstColumn="1" w:lastColumn="0" w:oddVBand="0" w:evenVBand="0" w:oddHBand="0" w:evenHBand="0" w:firstRowFirstColumn="0" w:firstRowLastColumn="0" w:lastRowFirstColumn="0" w:lastRowLastColumn="0"/>
             <w:tcW w:w="4675" w:type="dxa"/>
           </w:tcPr>
           <w:p>
@@ -8278,6 +7238,9 @@
             <w:tcW w:w="4675" w:type="dxa"/>
           </w:tcPr>
           <w:p>
+            <w:pPr>
+              <w:cnfStyle w:val="100000000000" w:firstRow="1" w:lastRow="0" w:firstColumn="0" w:lastColumn="0" w:oddVBand="0" w:evenVBand="0" w:oddHBand="0" w:evenHBand="0" w:firstRowFirstColumn="0" w:firstRowLastColumn="0" w:lastRowFirstColumn="0" w:lastRowLastColumn="0"/>
+            </w:pPr>
             <w:r>
               <w:t>Description</w:t>
             </w:r>
@@ -8285,8 +7248,12 @@
         </w:tc>
       </w:tr>
       <w:tr>
-        <w:tc>
-          <w:tcPr>
+        <w:trPr>
+          <w:cnfStyle w:val="000000100000" w:firstRow="0" w:lastRow="0" w:firstColumn="0" w:lastColumn="0" w:oddVBand="0" w:evenVBand="0" w:oddHBand="1" w:evenHBand="0" w:firstRowFirstColumn="0" w:firstRowLastColumn="0" w:lastRowFirstColumn="0" w:lastRowLastColumn="0"/>
+        </w:trPr>
+        <w:tc>
+          <w:tcPr>
+            <w:cnfStyle w:val="001000000000" w:firstRow="0" w:lastRow="0" w:firstColumn="1" w:lastColumn="0" w:oddVBand="0" w:evenVBand="0" w:oddHBand="0" w:evenHBand="0" w:firstRowFirstColumn="0" w:firstRowLastColumn="0" w:lastRowFirstColumn="0" w:lastRowLastColumn="0"/>
             <w:tcW w:w="4675" w:type="dxa"/>
           </w:tcPr>
           <w:p>
@@ -8310,15 +7277,7 @@
               <w:pStyle w:val="code"/>
             </w:pPr>
             <w:r>
-              <w:t xml:space="preserve">  "operator": "filter-edge-</w:t>
-            </w:r>
-            <w:proofErr w:type="spellStart"/>
-            <w:r>
-              <w:t>sobel</w:t>
-            </w:r>
-            <w:proofErr w:type="spellEnd"/>
-            <w:r>
-              <w:t>",</w:t>
+              <w:t xml:space="preserve">  "operator": "filter-edge-sobel",</w:t>
             </w:r>
           </w:p>
         </w:tc>
@@ -8327,6 +7286,9 @@
             <w:tcW w:w="4675" w:type="dxa"/>
           </w:tcPr>
           <w:p>
+            <w:pPr>
+              <w:cnfStyle w:val="000000100000" w:firstRow="0" w:lastRow="0" w:firstColumn="0" w:lastColumn="0" w:oddVBand="0" w:evenVBand="0" w:oddHBand="1" w:evenHBand="0" w:firstRowFirstColumn="0" w:firstRowLastColumn="0" w:lastRowFirstColumn="0" w:lastRowLastColumn="0"/>
+            </w:pPr>
             <w:r>
               <w:t>This is the first experiment step, id 1, for the Sobel edge operator</w:t>
             </w:r>
@@ -8336,6 +7298,7 @@
       <w:tr>
         <w:tc>
           <w:tcPr>
+            <w:cnfStyle w:val="001000000000" w:firstRow="0" w:lastRow="0" w:firstColumn="1" w:lastColumn="0" w:oddVBand="0" w:evenVBand="0" w:oddHBand="0" w:evenHBand="0" w:firstRowFirstColumn="0" w:firstRowLastColumn="0" w:lastRowFirstColumn="0" w:lastRowLastColumn="0"/>
             <w:tcW w:w="4675" w:type="dxa"/>
           </w:tcPr>
           <w:p>
@@ -8399,15 +7362,7 @@
               <w:pStyle w:val="code"/>
             </w:pPr>
             <w:r>
-              <w:t xml:space="preserve">      "filename": "</w:t>
-            </w:r>
-            <w:proofErr w:type="spellStart"/>
-            <w:r>
-              <w:t>square45-90_gray</w:t>
-            </w:r>
-            <w:proofErr w:type="spellEnd"/>
-            <w:r>
-              <w:t>",</w:t>
+              <w:t xml:space="preserve">      "filename": "square45-90_gray",</w:t>
             </w:r>
           </w:p>
           <w:p>
@@ -8415,15 +7370,7 @@
               <w:pStyle w:val="code"/>
             </w:pPr>
             <w:r>
-              <w:t xml:space="preserve">      "</w:t>
-            </w:r>
-            <w:proofErr w:type="spellStart"/>
-            <w:r>
-              <w:t>ext</w:t>
-            </w:r>
-            <w:proofErr w:type="spellEnd"/>
-            <w:r>
-              <w:t>": "jpg"</w:t>
+              <w:t xml:space="preserve">      "ext": "jpg"</w:t>
             </w:r>
           </w:p>
           <w:p>
@@ -8453,31 +7400,22 @@
             <w:tcW w:w="4675" w:type="dxa"/>
           </w:tcPr>
           <w:p>
-            <w:r>
-              <w:t xml:space="preserve">The input data for the operator is a </w:t>
-            </w:r>
-            <w:proofErr w:type="spellStart"/>
-            <w:r>
-              <w:t>CV_8U</w:t>
-            </w:r>
-            <w:proofErr w:type="spellEnd"/>
-            <w:r>
-              <w:t xml:space="preserve"> JPEG image file named “</w:t>
-            </w:r>
-            <w:proofErr w:type="spellStart"/>
-            <w:r>
-              <w:t>square45-90_gray.jpg</w:t>
-            </w:r>
-            <w:proofErr w:type="spellEnd"/>
-            <w:r>
-              <w:t>” in the current directory</w:t>
-            </w:r>
-          </w:p>
-        </w:tc>
-      </w:tr>
-      <w:tr>
-        <w:tc>
-          <w:tcPr>
+            <w:pPr>
+              <w:cnfStyle w:val="000000000000" w:firstRow="0" w:lastRow="0" w:firstColumn="0" w:lastColumn="0" w:oddVBand="0" w:evenVBand="0" w:oddHBand="0" w:evenHBand="0" w:firstRowFirstColumn="0" w:firstRowLastColumn="0" w:lastRowFirstColumn="0" w:lastRowLastColumn="0"/>
+            </w:pPr>
+            <w:r>
+              <w:t>The input data for the operator is a CV_8U JPEG image file named “square45-90_gray.jpg” in the current directory</w:t>
+            </w:r>
+          </w:p>
+        </w:tc>
+      </w:tr>
+      <w:tr>
+        <w:trPr>
+          <w:cnfStyle w:val="000000100000" w:firstRow="0" w:lastRow="0" w:firstColumn="0" w:lastColumn="0" w:oddVBand="0" w:evenVBand="0" w:oddHBand="1" w:evenHBand="0" w:firstRowFirstColumn="0" w:firstRowLastColumn="0" w:lastRowFirstColumn="0" w:lastRowLastColumn="0"/>
+        </w:trPr>
+        <w:tc>
+          <w:tcPr>
+            <w:cnfStyle w:val="001000000000" w:firstRow="0" w:lastRow="0" w:firstColumn="1" w:lastColumn="0" w:oddVBand="0" w:evenVBand="0" w:oddHBand="0" w:evenHBand="0" w:firstRowFirstColumn="0" w:firstRowLastColumn="0" w:lastRowFirstColumn="0" w:lastRowLastColumn="0"/>
             <w:tcW w:w="4675" w:type="dxa"/>
           </w:tcPr>
           <w:p>
@@ -8542,15 +7480,7 @@
               <w:pStyle w:val="code"/>
             </w:pPr>
             <w:r>
-              <w:t xml:space="preserve">      "filename": "</w:t>
-            </w:r>
-            <w:proofErr w:type="spellStart"/>
-            <w:r>
-              <w:t>square45-90_sobel_gray</w:t>
-            </w:r>
-            <w:proofErr w:type="spellEnd"/>
-            <w:r>
-              <w:t>",</w:t>
+              <w:t xml:space="preserve">      "filename": "square45-90_sobel_gray",</w:t>
             </w:r>
           </w:p>
           <w:p>
@@ -8558,15 +7488,7 @@
               <w:pStyle w:val="code"/>
             </w:pPr>
             <w:r>
-              <w:t xml:space="preserve">      "</w:t>
-            </w:r>
-            <w:proofErr w:type="spellStart"/>
-            <w:r>
-              <w:t>ext</w:t>
-            </w:r>
-            <w:proofErr w:type="spellEnd"/>
-            <w:r>
-              <w:t>": "bin"</w:t>
+              <w:t xml:space="preserve">      "ext": "bin"</w:t>
             </w:r>
           </w:p>
           <w:p>
@@ -8591,44 +7513,24 @@
             <w:tcW w:w="4675" w:type="dxa"/>
           </w:tcPr>
           <w:p>
+            <w:pPr>
+              <w:cnfStyle w:val="000000100000" w:firstRow="0" w:lastRow="0" w:firstColumn="0" w:lastColumn="0" w:oddVBand="0" w:evenVBand="0" w:oddHBand="1" w:evenHBand="0" w:firstRowFirstColumn="0" w:firstRowLastColumn="0" w:lastRowFirstColumn="0" w:lastRowLastColumn="0"/>
+            </w:pPr>
             <w:r>
               <w:lastRenderedPageBreak/>
-              <w:t xml:space="preserve">The output data for the operator is a </w:t>
-            </w:r>
-            <w:proofErr w:type="spellStart"/>
-            <w:r>
-              <w:t>CV_32S</w:t>
-            </w:r>
-            <w:proofErr w:type="spellEnd"/>
-            <w:r>
-              <w:t xml:space="preserve"> binary image file named “</w:t>
-            </w:r>
-            <w:proofErr w:type="spellStart"/>
-            <w:r>
-              <w:t>square45-</w:t>
+              <w:t>The output data for the operator is a CV_32S binary image file named “square45-</w:t>
             </w:r>
             <w:r>
               <w:lastRenderedPageBreak/>
-              <w:t>90_sobel_gray.bin</w:t>
-            </w:r>
-            <w:proofErr w:type="spellEnd"/>
-            <w:r>
-              <w:t xml:space="preserve">” in the current directory. The Sobel operator defines that the image is </w:t>
-            </w:r>
-            <w:proofErr w:type="spellStart"/>
-            <w:r>
-              <w:t>CV_32S</w:t>
-            </w:r>
-            <w:proofErr w:type="spellEnd"/>
-            <w:r>
-              <w:t>.</w:t>
-            </w:r>
-          </w:p>
-        </w:tc>
-      </w:tr>
-      <w:tr>
-        <w:tc>
-          <w:tcPr>
+              <w:t>90_sobel_gray.bin” in the current directory. The Sobel operator defines that the image is CV_32S.</w:t>
+            </w:r>
+          </w:p>
+        </w:tc>
+      </w:tr>
+      <w:tr>
+        <w:tc>
+          <w:tcPr>
+            <w:cnfStyle w:val="001000000000" w:firstRow="0" w:lastRow="0" w:firstColumn="1" w:lastColumn="0" w:oddVBand="0" w:evenVBand="0" w:oddHBand="0" w:evenHBand="0" w:firstRowFirstColumn="0" w:firstRowLastColumn="0" w:lastRowFirstColumn="0" w:lastRowLastColumn="0"/>
             <w:tcW w:w="4675" w:type="dxa"/>
           </w:tcPr>
           <w:p>
@@ -8670,6 +7572,9 @@
             <w:tcW w:w="4675" w:type="dxa"/>
           </w:tcPr>
           <w:p>
+            <w:pPr>
+              <w:cnfStyle w:val="000000000000" w:firstRow="0" w:lastRow="0" w:firstColumn="0" w:lastColumn="0" w:oddVBand="0" w:evenVBand="0" w:oddHBand="0" w:evenHBand="0" w:firstRowFirstColumn="0" w:firstRowLastColumn="0" w:lastRowFirstColumn="0" w:lastRowLastColumn="0"/>
+            </w:pPr>
             <w:r>
               <w:t>The script parameter defines the Sobel orientation as 0 degrees. The mask used is:</w:t>
             </w:r>
@@ -8677,6 +7582,7 @@
           <w:p>
             <w:pPr>
               <w:pStyle w:val="code"/>
+              <w:cnfStyle w:val="000000000000" w:firstRow="0" w:lastRow="0" w:firstColumn="0" w:lastColumn="0" w:oddVBand="0" w:evenVBand="0" w:oddHBand="0" w:evenHBand="0" w:firstRowFirstColumn="0" w:firstRowLastColumn="0" w:lastRowFirstColumn="0" w:lastRowLastColumn="0"/>
             </w:pPr>
             <w:r>
               <w:tab/>
@@ -8686,6 +7592,7 @@
           <w:p>
             <w:pPr>
               <w:pStyle w:val="code"/>
+              <w:cnfStyle w:val="000000000000" w:firstRow="0" w:lastRow="0" w:firstColumn="0" w:lastColumn="0" w:oddVBand="0" w:evenVBand="0" w:oddHBand="0" w:evenHBand="0" w:firstRowFirstColumn="0" w:firstRowLastColumn="0" w:lastRowFirstColumn="0" w:lastRowLastColumn="0"/>
             </w:pPr>
             <w:r>
               <w:tab/>
@@ -8695,6 +7602,7 @@
           <w:p>
             <w:pPr>
               <w:pStyle w:val="code"/>
+              <w:cnfStyle w:val="000000000000" w:firstRow="0" w:lastRow="0" w:firstColumn="0" w:lastColumn="0" w:oddVBand="0" w:evenVBand="0" w:oddHBand="0" w:evenHBand="0" w:firstRowFirstColumn="0" w:firstRowLastColumn="0" w:lastRowFirstColumn="0" w:lastRowLastColumn="0"/>
             </w:pPr>
             <w:r>
               <w:tab/>
@@ -8714,47 +7622,7 @@
     </w:p>
     <w:p>
       <w:r>
-        <w:t xml:space="preserve">A sample script experiment step specifying mapping image intensities for an input binary </w:t>
-      </w:r>
-      <w:proofErr w:type="spellStart"/>
-      <w:r>
-        <w:t>CV_32S</w:t>
-      </w:r>
-      <w:proofErr w:type="spellEnd"/>
-      <w:r>
-        <w:t xml:space="preserve"> or </w:t>
-      </w:r>
-      <w:proofErr w:type="spellStart"/>
-      <w:r>
-        <w:t>CV_32F</w:t>
-      </w:r>
-      <w:proofErr w:type="spellEnd"/>
-      <w:r>
-        <w:t xml:space="preserve"> image to a </w:t>
-      </w:r>
-      <w:proofErr w:type="spellStart"/>
-      <w:r>
-        <w:t>CV_8U</w:t>
-      </w:r>
-      <w:proofErr w:type="spellEnd"/>
-      <w:r>
-        <w:t xml:space="preserve"> JPEG output image follows. The operator detects that the input image is in either a </w:t>
-      </w:r>
-      <w:proofErr w:type="spellStart"/>
-      <w:r>
-        <w:t>CV_32S</w:t>
-      </w:r>
-      <w:proofErr w:type="spellEnd"/>
-      <w:r>
-        <w:t xml:space="preserve"> or </w:t>
-      </w:r>
-      <w:proofErr w:type="spellStart"/>
-      <w:r>
-        <w:t>CV_32F</w:t>
-      </w:r>
-      <w:proofErr w:type="spellEnd"/>
-      <w:r>
-        <w:t xml:space="preserve"> format and handles either one. </w:t>
+        <w:t xml:space="preserve">A sample script experiment step specifying mapping image intensities for an input binary CV_32S or CV_32F image to a CV_8U JPEG output image follows. The operator detects that the input image is in either a CV_32S or CV_32F format and handles either one. </w:t>
       </w:r>
     </w:p>
     <w:p>
@@ -8974,25 +7842,27 @@
           <w:szCs w:val="16"/>
         </w:rPr>
         <w:tab/>
-        <w:t xml:space="preserve">      "filename": "</w:t>
-      </w:r>
-      <w:proofErr w:type="spellStart"/>
-      <w:r>
+        <w:t xml:space="preserve">      "filename": "square45-90_sobel_gray",</w:t>
+      </w:r>
+    </w:p>
+    <w:p>
+      <w:pPr>
+        <w:shd w:val="clear" w:color="auto" w:fill="FFFFFF"/>
+        <w:spacing w:after="0" w:line="240" w:lineRule="auto"/>
         <w:rPr>
           <w:rFonts w:ascii="Lucida Console" w:hAnsi="Lucida Console"/>
           <w:sz w:val="16"/>
           <w:szCs w:val="16"/>
         </w:rPr>
-        <w:t>square45-90_sobel_gray</w:t>
-      </w:r>
-      <w:proofErr w:type="spellEnd"/>
+      </w:pPr>
       <w:r>
         <w:rPr>
           <w:rFonts w:ascii="Lucida Console" w:hAnsi="Lucida Console"/>
           <w:sz w:val="16"/>
           <w:szCs w:val="16"/>
         </w:rPr>
-        <w:t>",</w:t>
+        <w:tab/>
+        <w:t xml:space="preserve">      "ext": "bin"</w:t>
       </w:r>
     </w:p>
     <w:p>
@@ -9012,25 +7882,27 @@
           <w:szCs w:val="16"/>
         </w:rPr>
         <w:tab/>
-        <w:t xml:space="preserve">      "</w:t>
-      </w:r>
-      <w:proofErr w:type="spellStart"/>
-      <w:r>
+        <w:t xml:space="preserve">    }</w:t>
+      </w:r>
+    </w:p>
+    <w:p>
+      <w:pPr>
+        <w:shd w:val="clear" w:color="auto" w:fill="FFFFFF"/>
+        <w:spacing w:after="0" w:line="240" w:lineRule="auto"/>
         <w:rPr>
           <w:rFonts w:ascii="Lucida Console" w:hAnsi="Lucida Console"/>
           <w:sz w:val="16"/>
           <w:szCs w:val="16"/>
         </w:rPr>
-        <w:t>ext</w:t>
-      </w:r>
-      <w:proofErr w:type="spellEnd"/>
+      </w:pPr>
       <w:r>
         <w:rPr>
           <w:rFonts w:ascii="Lucida Console" w:hAnsi="Lucida Console"/>
           <w:sz w:val="16"/>
           <w:szCs w:val="16"/>
         </w:rPr>
-        <w:t>": "bin"</w:t>
+        <w:tab/>
+        <w:t xml:space="preserve">  ],</w:t>
       </w:r>
     </w:p>
     <w:p>
@@ -9050,7 +7922,7 @@
           <w:szCs w:val="16"/>
         </w:rPr>
         <w:tab/>
-        <w:t xml:space="preserve">    }</w:t>
+        <w:t xml:space="preserve">  "output-data": [</w:t>
       </w:r>
     </w:p>
     <w:p>
@@ -9070,7 +7942,7 @@
           <w:szCs w:val="16"/>
         </w:rPr>
         <w:tab/>
-        <w:t xml:space="preserve">  ],</w:t>
+        <w:t xml:space="preserve">    {</w:t>
       </w:r>
     </w:p>
     <w:p>
@@ -9090,7 +7962,7 @@
           <w:szCs w:val="16"/>
         </w:rPr>
         <w:tab/>
-        <w:t xml:space="preserve">  "output-data": [</w:t>
+        <w:t xml:space="preserve">      "id": 1,</w:t>
       </w:r>
     </w:p>
     <w:p>
@@ -9110,7 +7982,7 @@
           <w:szCs w:val="16"/>
         </w:rPr>
         <w:tab/>
-        <w:t xml:space="preserve">    {</w:t>
+        <w:t xml:space="preserve">      "type": "image",</w:t>
       </w:r>
     </w:p>
     <w:p>
@@ -9130,7 +8002,7 @@
           <w:szCs w:val="16"/>
         </w:rPr>
         <w:tab/>
-        <w:t xml:space="preserve">      "id": 1,</w:t>
+        <w:t xml:space="preserve">      "repository": "filesystem",</w:t>
       </w:r>
     </w:p>
     <w:p>
@@ -9150,7 +8022,7 @@
           <w:szCs w:val="16"/>
         </w:rPr>
         <w:tab/>
-        <w:t xml:space="preserve">      "type": "image",</w:t>
+        <w:t xml:space="preserve">      "format": "jpeg",</w:t>
       </w:r>
     </w:p>
     <w:p>
@@ -9170,7 +8042,7 @@
           <w:szCs w:val="16"/>
         </w:rPr>
         <w:tab/>
-        <w:t xml:space="preserve">      "repository": "filesystem",</w:t>
+        <w:t xml:space="preserve">      "directory": ".",</w:t>
       </w:r>
     </w:p>
     <w:p>
@@ -9190,7 +8062,7 @@
           <w:szCs w:val="16"/>
         </w:rPr>
         <w:tab/>
-        <w:t xml:space="preserve">      "format": "jpeg",</w:t>
+        <w:t xml:space="preserve">      "filename": "square45-90_sobel_gray",</w:t>
       </w:r>
     </w:p>
     <w:p>
@@ -9210,7 +8082,7 @@
           <w:szCs w:val="16"/>
         </w:rPr>
         <w:tab/>
-        <w:t xml:space="preserve">      "directory": ".",</w:t>
+        <w:t xml:space="preserve">      "ext": "jpg"</w:t>
       </w:r>
     </w:p>
     <w:p>
@@ -9230,25 +8102,27 @@
           <w:szCs w:val="16"/>
         </w:rPr>
         <w:tab/>
-        <w:t xml:space="preserve">      "filename": "</w:t>
-      </w:r>
-      <w:proofErr w:type="spellStart"/>
-      <w:r>
+        <w:t xml:space="preserve">    }</w:t>
+      </w:r>
+    </w:p>
+    <w:p>
+      <w:pPr>
+        <w:shd w:val="clear" w:color="auto" w:fill="FFFFFF"/>
+        <w:spacing w:after="0" w:line="240" w:lineRule="auto"/>
         <w:rPr>
           <w:rFonts w:ascii="Lucida Console" w:hAnsi="Lucida Console"/>
           <w:sz w:val="16"/>
           <w:szCs w:val="16"/>
         </w:rPr>
-        <w:t>square45-90_sobel_gray</w:t>
-      </w:r>
-      <w:proofErr w:type="spellEnd"/>
+      </w:pPr>
       <w:r>
         <w:rPr>
           <w:rFonts w:ascii="Lucida Console" w:hAnsi="Lucida Console"/>
           <w:sz w:val="16"/>
           <w:szCs w:val="16"/>
         </w:rPr>
-        <w:t>",</w:t>
+        <w:tab/>
+        <w:t xml:space="preserve">  ],</w:t>
       </w:r>
     </w:p>
     <w:p>
@@ -9268,25 +8142,27 @@
           <w:szCs w:val="16"/>
         </w:rPr>
         <w:tab/>
-        <w:t xml:space="preserve">      "</w:t>
-      </w:r>
-      <w:proofErr w:type="spellStart"/>
-      <w:r>
+        <w:t xml:space="preserve">  "parameters": {</w:t>
+      </w:r>
+    </w:p>
+    <w:p>
+      <w:pPr>
+        <w:shd w:val="clear" w:color="auto" w:fill="FFFFFF"/>
+        <w:spacing w:after="0" w:line="240" w:lineRule="auto"/>
         <w:rPr>
           <w:rFonts w:ascii="Lucida Console" w:hAnsi="Lucida Console"/>
           <w:sz w:val="16"/>
           <w:szCs w:val="16"/>
         </w:rPr>
-        <w:t>ext</w:t>
-      </w:r>
-      <w:proofErr w:type="spellEnd"/>
+      </w:pPr>
       <w:r>
         <w:rPr>
           <w:rFonts w:ascii="Lucida Console" w:hAnsi="Lucida Console"/>
           <w:sz w:val="16"/>
           <w:szCs w:val="16"/>
         </w:rPr>
-        <w:t>": "jpg"</w:t>
+        <w:tab/>
+        <w:t xml:space="preserve">    "lower_in": "-1020",</w:t>
       </w:r>
     </w:p>
     <w:p>
@@ -9306,7 +8182,7 @@
           <w:szCs w:val="16"/>
         </w:rPr>
         <w:tab/>
-        <w:t xml:space="preserve">    }</w:t>
+        <w:t xml:space="preserve">    "upper_in": "1020",</w:t>
       </w:r>
     </w:p>
     <w:p>
@@ -9326,7 +8202,7 @@
           <w:szCs w:val="16"/>
         </w:rPr>
         <w:tab/>
-        <w:t xml:space="preserve">  ],</w:t>
+        <w:t xml:space="preserve">    "lower_out": "0",</w:t>
       </w:r>
     </w:p>
     <w:p>
@@ -9346,7 +8222,7 @@
           <w:szCs w:val="16"/>
         </w:rPr>
         <w:tab/>
-        <w:t xml:space="preserve">  "parameters": {</w:t>
+        <w:t xml:space="preserve">    "upper_out": "255",</w:t>
       </w:r>
     </w:p>
     <w:p>
@@ -9366,177 +8242,7 @@
           <w:szCs w:val="16"/>
         </w:rPr>
         <w:tab/>
-        <w:t xml:space="preserve">    "</w:t>
-      </w:r>
-      <w:proofErr w:type="spellStart"/>
-      <w:r>
-        <w:rPr>
-          <w:rFonts w:ascii="Lucida Console" w:hAnsi="Lucida Console"/>
-          <w:sz w:val="16"/>
-          <w:szCs w:val="16"/>
-        </w:rPr>
-        <w:t>lower_in</w:t>
-      </w:r>
-      <w:proofErr w:type="spellEnd"/>
-      <w:r>
-        <w:rPr>
-          <w:rFonts w:ascii="Lucida Console" w:hAnsi="Lucida Console"/>
-          <w:sz w:val="16"/>
-          <w:szCs w:val="16"/>
-        </w:rPr>
-        <w:t>": "-1020",</w:t>
-      </w:r>
-    </w:p>
-    <w:p>
-      <w:pPr>
-        <w:shd w:val="clear" w:color="auto" w:fill="FFFFFF"/>
-        <w:spacing w:after="0" w:line="240" w:lineRule="auto"/>
-        <w:rPr>
-          <w:rFonts w:ascii="Lucida Console" w:hAnsi="Lucida Console"/>
-          <w:sz w:val="16"/>
-          <w:szCs w:val="16"/>
-        </w:rPr>
-      </w:pPr>
-      <w:r>
-        <w:rPr>
-          <w:rFonts w:ascii="Lucida Console" w:hAnsi="Lucida Console"/>
-          <w:sz w:val="16"/>
-          <w:szCs w:val="16"/>
-        </w:rPr>
-        <w:tab/>
-        <w:t xml:space="preserve">    "</w:t>
-      </w:r>
-      <w:proofErr w:type="spellStart"/>
-      <w:r>
-        <w:rPr>
-          <w:rFonts w:ascii="Lucida Console" w:hAnsi="Lucida Console"/>
-          <w:sz w:val="16"/>
-          <w:szCs w:val="16"/>
-        </w:rPr>
-        <w:t>upper_in</w:t>
-      </w:r>
-      <w:proofErr w:type="spellEnd"/>
-      <w:r>
-        <w:rPr>
-          <w:rFonts w:ascii="Lucida Console" w:hAnsi="Lucida Console"/>
-          <w:sz w:val="16"/>
-          <w:szCs w:val="16"/>
-        </w:rPr>
-        <w:t>": "1020",</w:t>
-      </w:r>
-    </w:p>
-    <w:p>
-      <w:pPr>
-        <w:shd w:val="clear" w:color="auto" w:fill="FFFFFF"/>
-        <w:spacing w:after="0" w:line="240" w:lineRule="auto"/>
-        <w:rPr>
-          <w:rFonts w:ascii="Lucida Console" w:hAnsi="Lucida Console"/>
-          <w:sz w:val="16"/>
-          <w:szCs w:val="16"/>
-        </w:rPr>
-      </w:pPr>
-      <w:r>
-        <w:rPr>
-          <w:rFonts w:ascii="Lucida Console" w:hAnsi="Lucida Console"/>
-          <w:sz w:val="16"/>
-          <w:szCs w:val="16"/>
-        </w:rPr>
-        <w:tab/>
-        <w:t xml:space="preserve">    "</w:t>
-      </w:r>
-      <w:proofErr w:type="spellStart"/>
-      <w:r>
-        <w:rPr>
-          <w:rFonts w:ascii="Lucida Console" w:hAnsi="Lucida Console"/>
-          <w:sz w:val="16"/>
-          <w:szCs w:val="16"/>
-        </w:rPr>
-        <w:t>lower_out</w:t>
-      </w:r>
-      <w:proofErr w:type="spellEnd"/>
-      <w:r>
-        <w:rPr>
-          <w:rFonts w:ascii="Lucida Console" w:hAnsi="Lucida Console"/>
-          <w:sz w:val="16"/>
-          <w:szCs w:val="16"/>
-        </w:rPr>
-        <w:t>": "0",</w:t>
-      </w:r>
-    </w:p>
-    <w:p>
-      <w:pPr>
-        <w:shd w:val="clear" w:color="auto" w:fill="FFFFFF"/>
-        <w:spacing w:after="0" w:line="240" w:lineRule="auto"/>
-        <w:rPr>
-          <w:rFonts w:ascii="Lucida Console" w:hAnsi="Lucida Console"/>
-          <w:sz w:val="16"/>
-          <w:szCs w:val="16"/>
-        </w:rPr>
-      </w:pPr>
-      <w:r>
-        <w:rPr>
-          <w:rFonts w:ascii="Lucida Console" w:hAnsi="Lucida Console"/>
-          <w:sz w:val="16"/>
-          <w:szCs w:val="16"/>
-        </w:rPr>
-        <w:tab/>
-        <w:t xml:space="preserve">    "</w:t>
-      </w:r>
-      <w:proofErr w:type="spellStart"/>
-      <w:r>
-        <w:rPr>
-          <w:rFonts w:ascii="Lucida Console" w:hAnsi="Lucida Console"/>
-          <w:sz w:val="16"/>
-          <w:szCs w:val="16"/>
-        </w:rPr>
-        <w:t>upper_out</w:t>
-      </w:r>
-      <w:proofErr w:type="spellEnd"/>
-      <w:r>
-        <w:rPr>
-          <w:rFonts w:ascii="Lucida Console" w:hAnsi="Lucida Console"/>
-          <w:sz w:val="16"/>
-          <w:szCs w:val="16"/>
-        </w:rPr>
-        <w:t>": "255",</w:t>
-      </w:r>
-    </w:p>
-    <w:p>
-      <w:pPr>
-        <w:shd w:val="clear" w:color="auto" w:fill="FFFFFF"/>
-        <w:spacing w:after="0" w:line="240" w:lineRule="auto"/>
-        <w:rPr>
-          <w:rFonts w:ascii="Lucida Console" w:hAnsi="Lucida Console"/>
-          <w:sz w:val="16"/>
-          <w:szCs w:val="16"/>
-        </w:rPr>
-      </w:pPr>
-      <w:r>
-        <w:rPr>
-          <w:rFonts w:ascii="Lucida Console" w:hAnsi="Lucida Console"/>
-          <w:sz w:val="16"/>
-          <w:szCs w:val="16"/>
-        </w:rPr>
-        <w:tab/>
-        <w:t xml:space="preserve">    "depth": "</w:t>
-      </w:r>
-      <w:proofErr w:type="spellStart"/>
-      <w:r>
-        <w:rPr>
-          <w:rFonts w:ascii="Lucida Console" w:hAnsi="Lucida Console"/>
-          <w:sz w:val="16"/>
-          <w:szCs w:val="16"/>
-        </w:rPr>
-        <w:t>CV_8U</w:t>
-      </w:r>
-      <w:proofErr w:type="spellEnd"/>
-      <w:r>
-        <w:rPr>
-          <w:rFonts w:ascii="Lucida Console" w:hAnsi="Lucida Console"/>
-          <w:sz w:val="16"/>
-          <w:szCs w:val="16"/>
-        </w:rPr>
-        <w:t>"</w:t>
+        <w:t xml:space="preserve">    "depth": "CV_8U"</w:t>
       </w:r>
     </w:p>
     <w:p>
@@ -9570,7 +8276,7 @@
     </w:p>
     <w:tbl>
       <w:tblPr>
-        <w:tblStyle w:val="TableGrid"/>
+        <w:tblStyle w:val="PlainTable1"/>
         <w:tblW w:w="0" w:type="auto"/>
         <w:tblLook w:val="04A0" w:firstRow="1" w:lastRow="0" w:firstColumn="1" w:lastColumn="0" w:noHBand="0" w:noVBand="1"/>
       </w:tblPr>
@@ -9580,11 +8286,13 @@
       </w:tblGrid>
       <w:tr>
         <w:trPr>
+          <w:cnfStyle w:val="100000000000" w:firstRow="1" w:lastRow="0" w:firstColumn="0" w:lastColumn="0" w:oddVBand="0" w:evenVBand="0" w:oddHBand="0" w:evenHBand="0" w:firstRowFirstColumn="0" w:firstRowLastColumn="0" w:lastRowFirstColumn="0" w:lastRowLastColumn="0"/>
           <w:cantSplit/>
           <w:tblHeader/>
         </w:trPr>
         <w:tc>
           <w:tcPr>
+            <w:cnfStyle w:val="001000000000" w:firstRow="0" w:lastRow="0" w:firstColumn="1" w:lastColumn="0" w:oddVBand="0" w:evenVBand="0" w:oddHBand="0" w:evenHBand="0" w:firstRowFirstColumn="0" w:firstRowLastColumn="0" w:lastRowFirstColumn="0" w:lastRowLastColumn="0"/>
             <w:tcW w:w="4675" w:type="dxa"/>
           </w:tcPr>
           <w:p>
@@ -9598,6 +8306,9 @@
             <w:tcW w:w="4675" w:type="dxa"/>
           </w:tcPr>
           <w:p>
+            <w:pPr>
+              <w:cnfStyle w:val="100000000000" w:firstRow="1" w:lastRow="0" w:firstColumn="0" w:lastColumn="0" w:oddVBand="0" w:evenVBand="0" w:oddHBand="0" w:evenHBand="0" w:firstRowFirstColumn="0" w:firstRowLastColumn="0" w:lastRowFirstColumn="0" w:lastRowLastColumn="0"/>
+            </w:pPr>
             <w:r>
               <w:t>Description</w:t>
             </w:r>
@@ -9606,10 +8317,11 @@
       </w:tr>
       <w:tr>
         <w:trPr>
-          <w:cantSplit/>
+          <w:cnfStyle w:val="000000100000" w:firstRow="0" w:lastRow="0" w:firstColumn="0" w:lastColumn="0" w:oddVBand="0" w:evenVBand="0" w:oddHBand="1" w:evenHBand="0" w:firstRowFirstColumn="0" w:firstRowLastColumn="0" w:lastRowFirstColumn="0" w:lastRowLastColumn="0"/>
         </w:trPr>
         <w:tc>
           <w:tcPr>
+            <w:cnfStyle w:val="001000000000" w:firstRow="0" w:lastRow="0" w:firstColumn="1" w:lastColumn="0" w:oddVBand="0" w:evenVBand="0" w:oddHBand="0" w:evenHBand="0" w:firstRowFirstColumn="0" w:firstRowLastColumn="0" w:lastRowFirstColumn="0" w:lastRowLastColumn="0"/>
             <w:tcW w:w="4675" w:type="dxa"/>
           </w:tcPr>
           <w:p>
@@ -9642,6 +8354,9 @@
             <w:tcW w:w="4675" w:type="dxa"/>
           </w:tcPr>
           <w:p>
+            <w:pPr>
+              <w:cnfStyle w:val="000000100000" w:firstRow="0" w:lastRow="0" w:firstColumn="0" w:lastColumn="0" w:oddVBand="0" w:evenVBand="0" w:oddHBand="1" w:evenHBand="0" w:firstRowFirstColumn="0" w:firstRowLastColumn="0" w:lastRowFirstColumn="0" w:lastRowLastColumn="0"/>
+            </w:pPr>
             <w:r>
               <w:t>This is the first experiment step, id 1, for the image intensity map operator</w:t>
             </w:r>
@@ -9649,11 +8364,121 @@
         </w:tc>
       </w:tr>
       <w:tr>
+        <w:tc>
+          <w:tcPr>
+            <w:cnfStyle w:val="001000000000" w:firstRow="0" w:lastRow="0" w:firstColumn="1" w:lastColumn="0" w:oddVBand="0" w:evenVBand="0" w:oddHBand="0" w:evenHBand="0" w:firstRowFirstColumn="0" w:firstRowLastColumn="0" w:lastRowFirstColumn="0" w:lastRowLastColumn="0"/>
+            <w:tcW w:w="4675" w:type="dxa"/>
+          </w:tcPr>
+          <w:p>
+            <w:pPr>
+              <w:pStyle w:val="code"/>
+            </w:pPr>
+            <w:r>
+              <w:t xml:space="preserve">  "input-data": [</w:t>
+            </w:r>
+          </w:p>
+          <w:p>
+            <w:pPr>
+              <w:pStyle w:val="code"/>
+            </w:pPr>
+            <w:r>
+              <w:t xml:space="preserve">    {</w:t>
+            </w:r>
+          </w:p>
+          <w:p>
+            <w:pPr>
+              <w:pStyle w:val="code"/>
+            </w:pPr>
+            <w:r>
+              <w:t xml:space="preserve">      "id": 1,</w:t>
+            </w:r>
+          </w:p>
+          <w:p>
+            <w:pPr>
+              <w:pStyle w:val="code"/>
+            </w:pPr>
+            <w:r>
+              <w:t xml:space="preserve">      "type": "image",</w:t>
+            </w:r>
+          </w:p>
+          <w:p>
+            <w:pPr>
+              <w:pStyle w:val="code"/>
+            </w:pPr>
+            <w:r>
+              <w:t xml:space="preserve">      "repository": "filesystem",</w:t>
+            </w:r>
+          </w:p>
+          <w:p>
+            <w:pPr>
+              <w:pStyle w:val="code"/>
+            </w:pPr>
+            <w:r>
+              <w:t xml:space="preserve">      "format": "binary",</w:t>
+            </w:r>
+          </w:p>
+          <w:p>
+            <w:pPr>
+              <w:pStyle w:val="code"/>
+            </w:pPr>
+            <w:r>
+              <w:t xml:space="preserve">      "directory": ".",</w:t>
+            </w:r>
+          </w:p>
+          <w:p>
+            <w:pPr>
+              <w:pStyle w:val="code"/>
+            </w:pPr>
+            <w:r>
+              <w:t xml:space="preserve">      "filename": "square45-90_sobel_gray",</w:t>
+            </w:r>
+          </w:p>
+          <w:p>
+            <w:pPr>
+              <w:pStyle w:val="code"/>
+            </w:pPr>
+            <w:r>
+              <w:t xml:space="preserve">      "ext": "bin"</w:t>
+            </w:r>
+          </w:p>
+          <w:p>
+            <w:pPr>
+              <w:pStyle w:val="code"/>
+            </w:pPr>
+            <w:r>
+              <w:t xml:space="preserve">    }</w:t>
+            </w:r>
+          </w:p>
+          <w:p>
+            <w:pPr>
+              <w:pStyle w:val="code"/>
+            </w:pPr>
+            <w:r>
+              <w:t xml:space="preserve">  ],</w:t>
+            </w:r>
+          </w:p>
+        </w:tc>
+        <w:tc>
+          <w:tcPr>
+            <w:tcW w:w="4675" w:type="dxa"/>
+          </w:tcPr>
+          <w:p>
+            <w:pPr>
+              <w:cnfStyle w:val="000000000000" w:firstRow="0" w:lastRow="0" w:firstColumn="0" w:lastColumn="0" w:oddVBand="0" w:evenVBand="0" w:oddHBand="0" w:evenHBand="0" w:firstRowFirstColumn="0" w:firstRowLastColumn="0" w:lastRowFirstColumn="0" w:lastRowLastColumn="0"/>
+            </w:pPr>
+            <w:r>
+              <w:t>The input data for the operator is a CV_32S or CV_32F binary image file named “square45-90_gray.bin” in the current directory</w:t>
+            </w:r>
+          </w:p>
+        </w:tc>
+      </w:tr>
+      <w:tr>
         <w:trPr>
-          <w:cantSplit/>
+          <w:cnfStyle w:val="000000100000" w:firstRow="0" w:lastRow="0" w:firstColumn="0" w:lastColumn="0" w:oddVBand="0" w:evenVBand="0" w:oddHBand="1" w:evenHBand="0" w:firstRowFirstColumn="0" w:firstRowLastColumn="0" w:lastRowFirstColumn="0" w:lastRowLastColumn="0"/>
         </w:trPr>
         <w:tc>
           <w:tcPr>
+            <w:cnfStyle w:val="001000000000" w:firstRow="0" w:lastRow="0" w:firstColumn="1" w:lastColumn="0" w:oddVBand="0" w:evenVBand="0" w:oddHBand="0" w:evenHBand="0" w:firstRowFirstColumn="0" w:firstRowLastColumn="0" w:lastRowFirstColumn="0" w:lastRowLastColumn="0"/>
             <w:tcW w:w="4675" w:type="dxa"/>
           </w:tcPr>
           <w:p>
@@ -9661,7 +8486,7 @@
               <w:pStyle w:val="code"/>
             </w:pPr>
             <w:r>
-              <w:t xml:space="preserve">  "input-data": [</w:t>
+              <w:t xml:space="preserve">  "output-data": [</w:t>
             </w:r>
           </w:p>
           <w:p>
@@ -9693,6 +8518,7 @@
               <w:pStyle w:val="code"/>
             </w:pPr>
             <w:r>
+              <w:lastRenderedPageBreak/>
               <w:t xml:space="preserve">      "repository": "filesystem",</w:t>
             </w:r>
           </w:p>
@@ -9701,7 +8527,7 @@
               <w:pStyle w:val="code"/>
             </w:pPr>
             <w:r>
-              <w:t xml:space="preserve">      "format": "binary",</w:t>
+              <w:t xml:space="preserve">      "format": "jpeg",</w:t>
             </w:r>
           </w:p>
           <w:p>
@@ -9717,15 +8543,7 @@
               <w:pStyle w:val="code"/>
             </w:pPr>
             <w:r>
-              <w:t xml:space="preserve">      "filename": "</w:t>
-            </w:r>
-            <w:proofErr w:type="spellStart"/>
-            <w:r>
-              <w:t>square45-90_sobel_gray</w:t>
-            </w:r>
-            <w:proofErr w:type="spellEnd"/>
-            <w:r>
-              <w:t>",</w:t>
+              <w:t xml:space="preserve">      "filename": "square45-90_sobel_gray",</w:t>
             </w:r>
           </w:p>
           <w:p>
@@ -9733,15 +8551,7 @@
               <w:pStyle w:val="code"/>
             </w:pPr>
             <w:r>
-              <w:t xml:space="preserve">      "</w:t>
-            </w:r>
-            <w:proofErr w:type="spellStart"/>
-            <w:r>
-              <w:t>ext</w:t>
-            </w:r>
-            <w:proofErr w:type="spellEnd"/>
-            <w:r>
-              <w:t>": "bin"</w:t>
+              <w:t xml:space="preserve">      "ext": "jpg"</w:t>
             </w:r>
           </w:p>
           <w:p>
@@ -9766,42 +8576,24 @@
             <w:tcW w:w="4675" w:type="dxa"/>
           </w:tcPr>
           <w:p>
-            <w:r>
-              <w:t xml:space="preserve">The input data for the operator is a </w:t>
-            </w:r>
-            <w:proofErr w:type="spellStart"/>
-            <w:r>
-              <w:t>CV_32S</w:t>
-            </w:r>
-            <w:proofErr w:type="spellEnd"/>
-            <w:r>
-              <w:t xml:space="preserve"> or </w:t>
-            </w:r>
-            <w:proofErr w:type="spellStart"/>
-            <w:r>
-              <w:t>CV_32F</w:t>
-            </w:r>
-            <w:proofErr w:type="spellEnd"/>
-            <w:r>
-              <w:t xml:space="preserve"> binary image file named “</w:t>
-            </w:r>
-            <w:proofErr w:type="spellStart"/>
-            <w:r>
-              <w:t>square45-90_gray.bin</w:t>
-            </w:r>
-            <w:proofErr w:type="spellEnd"/>
-            <w:r>
-              <w:t>” in the current directory</w:t>
-            </w:r>
-          </w:p>
-        </w:tc>
-      </w:tr>
-      <w:tr>
-        <w:trPr>
-          <w:cantSplit/>
-        </w:trPr>
-        <w:tc>
-          <w:tcPr>
+            <w:pPr>
+              <w:cnfStyle w:val="000000100000" w:firstRow="0" w:lastRow="0" w:firstColumn="0" w:lastColumn="0" w:oddVBand="0" w:evenVBand="0" w:oddHBand="1" w:evenHBand="0" w:firstRowFirstColumn="0" w:firstRowLastColumn="0" w:lastRowFirstColumn="0" w:lastRowLastColumn="0"/>
+            </w:pPr>
+            <w:r>
+              <w:lastRenderedPageBreak/>
+              <w:t xml:space="preserve">The output data for the operator is a CV_8U binary JPEG file named “square45-90_sobel_gray.jpg” in the current directory. </w:t>
+            </w:r>
+            <w:r>
+              <w:lastRenderedPageBreak/>
+              <w:t>The CV_8U depth is implied by specifying a JPEG output format.</w:t>
+            </w:r>
+          </w:p>
+        </w:tc>
+      </w:tr>
+      <w:tr>
+        <w:tc>
+          <w:tcPr>
+            <w:cnfStyle w:val="001000000000" w:firstRow="0" w:lastRow="0" w:firstColumn="1" w:lastColumn="0" w:oddVBand="0" w:evenVBand="0" w:oddHBand="0" w:evenHBand="0" w:firstRowFirstColumn="0" w:firstRowLastColumn="0" w:lastRowFirstColumn="0" w:lastRowLastColumn="0"/>
             <w:tcW w:w="4675" w:type="dxa"/>
           </w:tcPr>
           <w:p>
@@ -9810,7 +8602,7 @@
             </w:pPr>
             <w:r>
               <w:lastRenderedPageBreak/>
-              <w:t xml:space="preserve">  "output-data": [</w:t>
+              <w:t xml:space="preserve">  "parameters": {</w:t>
             </w:r>
           </w:p>
           <w:p>
@@ -9818,7 +8610,7 @@
               <w:pStyle w:val="code"/>
             </w:pPr>
             <w:r>
-              <w:t xml:space="preserve">    {</w:t>
+              <w:t xml:space="preserve">    "lower_in": "-1020",</w:t>
             </w:r>
           </w:p>
           <w:p>
@@ -9826,7 +8618,7 @@
               <w:pStyle w:val="code"/>
             </w:pPr>
             <w:r>
-              <w:t xml:space="preserve">      "id": 1,</w:t>
+              <w:t xml:space="preserve">    "upper_in": "1020",</w:t>
             </w:r>
           </w:p>
           <w:p>
@@ -9834,7 +8626,7 @@
               <w:pStyle w:val="code"/>
             </w:pPr>
             <w:r>
-              <w:t xml:space="preserve">      "type": "image",</w:t>
+              <w:t xml:space="preserve">    "lower_out": "0",</w:t>
             </w:r>
           </w:p>
           <w:p>
@@ -9842,7 +8634,7 @@
               <w:pStyle w:val="code"/>
             </w:pPr>
             <w:r>
-              <w:t xml:space="preserve">      "repository": "filesystem",</w:t>
+              <w:t xml:space="preserve">    "upper_out": "255"</w:t>
             </w:r>
           </w:p>
           <w:p>
@@ -9850,63 +8642,7 @@
               <w:pStyle w:val="code"/>
             </w:pPr>
             <w:r>
-              <w:t xml:space="preserve">      "format": "jpeg",</w:t>
-            </w:r>
-          </w:p>
-          <w:p>
-            <w:pPr>
-              <w:pStyle w:val="code"/>
-            </w:pPr>
-            <w:r>
-              <w:t xml:space="preserve">      "directory": ".",</w:t>
-            </w:r>
-          </w:p>
-          <w:p>
-            <w:pPr>
-              <w:pStyle w:val="code"/>
-            </w:pPr>
-            <w:r>
-              <w:t xml:space="preserve">      "filename": "</w:t>
-            </w:r>
-            <w:proofErr w:type="spellStart"/>
-            <w:r>
-              <w:t>square45-90_sobel_gray</w:t>
-            </w:r>
-            <w:proofErr w:type="spellEnd"/>
-            <w:r>
-              <w:t>",</w:t>
-            </w:r>
-          </w:p>
-          <w:p>
-            <w:pPr>
-              <w:pStyle w:val="code"/>
-            </w:pPr>
-            <w:r>
-              <w:t xml:space="preserve">      "</w:t>
-            </w:r>
-            <w:proofErr w:type="spellStart"/>
-            <w:r>
-              <w:t>ext</w:t>
-            </w:r>
-            <w:proofErr w:type="spellEnd"/>
-            <w:r>
-              <w:t>": "jpg"</w:t>
-            </w:r>
-          </w:p>
-          <w:p>
-            <w:pPr>
-              <w:pStyle w:val="code"/>
-            </w:pPr>
-            <w:r>
-              <w:t xml:space="preserve">    }</w:t>
-            </w:r>
-          </w:p>
-          <w:p>
-            <w:pPr>
-              <w:pStyle w:val="code"/>
-            </w:pPr>
-            <w:r>
-              <w:t xml:space="preserve">  ],</w:t>
+              <w:t xml:space="preserve">  },</w:t>
             </w:r>
           </w:p>
         </w:tc>
@@ -9915,164 +8651,11 @@
             <w:tcW w:w="4675" w:type="dxa"/>
           </w:tcPr>
           <w:p>
-            <w:r>
-              <w:t xml:space="preserve">The output data for the operator is a </w:t>
-            </w:r>
-            <w:proofErr w:type="spellStart"/>
-            <w:r>
-              <w:t>CV_8U</w:t>
-            </w:r>
-            <w:proofErr w:type="spellEnd"/>
-            <w:r>
-              <w:t xml:space="preserve"> binary JPEG file named “</w:t>
-            </w:r>
-            <w:proofErr w:type="spellStart"/>
-            <w:r>
-              <w:t>square45-90_sobel_gray.jpg</w:t>
-            </w:r>
-            <w:proofErr w:type="spellEnd"/>
-            <w:r>
-              <w:t xml:space="preserve">” in the current directory. The </w:t>
-            </w:r>
-            <w:proofErr w:type="spellStart"/>
-            <w:r>
-              <w:t>CV_8U</w:t>
-            </w:r>
-            <w:proofErr w:type="spellEnd"/>
-            <w:r>
-              <w:t xml:space="preserve"> depth is implied by specifying a JPEG output format.</w:t>
-            </w:r>
-          </w:p>
-        </w:tc>
-      </w:tr>
-      <w:tr>
-        <w:trPr>
-          <w:cantSplit/>
-        </w:trPr>
-        <w:tc>
-          <w:tcPr>
-            <w:tcW w:w="4675" w:type="dxa"/>
-          </w:tcPr>
-          <w:p>
-            <w:pPr>
-              <w:pStyle w:val="code"/>
-            </w:pPr>
-            <w:r>
-              <w:t xml:space="preserve">  "parameters": {</w:t>
-            </w:r>
-          </w:p>
-          <w:p>
-            <w:pPr>
-              <w:pStyle w:val="code"/>
-            </w:pPr>
-            <w:r>
-              <w:t xml:space="preserve">    "</w:t>
-            </w:r>
-            <w:proofErr w:type="spellStart"/>
-            <w:r>
-              <w:t>lower_in</w:t>
-            </w:r>
-            <w:proofErr w:type="spellEnd"/>
-            <w:r>
-              <w:t>": "-1020",</w:t>
-            </w:r>
-          </w:p>
-          <w:p>
-            <w:pPr>
-              <w:pStyle w:val="code"/>
-            </w:pPr>
-            <w:r>
-              <w:t xml:space="preserve">    "</w:t>
-            </w:r>
-            <w:proofErr w:type="spellStart"/>
-            <w:r>
-              <w:t>upper_in</w:t>
-            </w:r>
-            <w:proofErr w:type="spellEnd"/>
-            <w:r>
-              <w:t>": "1020",</w:t>
-            </w:r>
-          </w:p>
-          <w:p>
-            <w:pPr>
-              <w:pStyle w:val="code"/>
-            </w:pPr>
-            <w:r>
-              <w:t xml:space="preserve">    "</w:t>
-            </w:r>
-            <w:proofErr w:type="spellStart"/>
-            <w:r>
-              <w:t>lower_out</w:t>
-            </w:r>
-            <w:proofErr w:type="spellEnd"/>
-            <w:r>
-              <w:t>": "0",</w:t>
-            </w:r>
-          </w:p>
-          <w:p>
-            <w:pPr>
-              <w:pStyle w:val="code"/>
-            </w:pPr>
-            <w:r>
-              <w:t xml:space="preserve">    "</w:t>
-            </w:r>
-            <w:proofErr w:type="spellStart"/>
-            <w:r>
-              <w:t>upper_out</w:t>
-            </w:r>
-            <w:proofErr w:type="spellEnd"/>
-            <w:r>
-              <w:t>": "255"</w:t>
-            </w:r>
-          </w:p>
-          <w:p>
-            <w:pPr>
-              <w:pStyle w:val="code"/>
-            </w:pPr>
-            <w:r>
-              <w:t xml:space="preserve">  },</w:t>
-            </w:r>
-          </w:p>
-        </w:tc>
-        <w:tc>
-          <w:tcPr>
-            <w:tcW w:w="4675" w:type="dxa"/>
-          </w:tcPr>
-          <w:p>
-            <w:r>
-              <w:t xml:space="preserve">The script parameter define </w:t>
-            </w:r>
-            <w:proofErr w:type="spellStart"/>
-            <w:r>
-              <w:t>lower_in</w:t>
-            </w:r>
-            <w:proofErr w:type="spellEnd"/>
-            <w:r>
-              <w:t xml:space="preserve">, </w:t>
-            </w:r>
-            <w:proofErr w:type="spellStart"/>
-            <w:r>
-              <w:t>upper_in</w:t>
-            </w:r>
-            <w:proofErr w:type="spellEnd"/>
-            <w:r>
-              <w:t xml:space="preserve">, </w:t>
-            </w:r>
-            <w:proofErr w:type="spellStart"/>
-            <w:r>
-              <w:t>lower_out</w:t>
-            </w:r>
-            <w:proofErr w:type="spellEnd"/>
-            <w:r>
-              <w:t xml:space="preserve">, and </w:t>
-            </w:r>
-            <w:proofErr w:type="spellStart"/>
-            <w:r>
-              <w:t>upper_out</w:t>
-            </w:r>
-            <w:proofErr w:type="spellEnd"/>
-            <w:r>
-              <w:t xml:space="preserve"> intensity mapping parameters. </w:t>
+            <w:pPr>
+              <w:cnfStyle w:val="000000000000" w:firstRow="0" w:lastRow="0" w:firstColumn="0" w:lastColumn="0" w:oddVBand="0" w:evenVBand="0" w:oddHBand="0" w:evenHBand="0" w:firstRowFirstColumn="0" w:firstRowLastColumn="0" w:lastRowFirstColumn="0" w:lastRowLastColumn="0"/>
+            </w:pPr>
+            <w:r>
+              <w:t xml:space="preserve">The script parameter define lower_in, upper_in, lower_out, and upper_out intensity mapping parameters. </w:t>
             </w:r>
           </w:p>
         </w:tc>
@@ -10836,47 +9419,7 @@
               <w:cnfStyle w:val="000000000000" w:firstRow="0" w:lastRow="0" w:firstColumn="0" w:lastColumn="0" w:oddVBand="0" w:evenVBand="0" w:oddHBand="0" w:evenHBand="0" w:firstRowFirstColumn="0" w:firstRowLastColumn="0" w:lastRowFirstColumn="0" w:lastRowLastColumn="0"/>
             </w:pPr>
             <w:r>
-              <w:t xml:space="preserve">Map </w:t>
-            </w:r>
-            <w:proofErr w:type="spellStart"/>
-            <w:r>
-              <w:t>CV_32S</w:t>
-            </w:r>
-            <w:proofErr w:type="spellEnd"/>
-            <w:r>
-              <w:t xml:space="preserve"> or </w:t>
-            </w:r>
-            <w:proofErr w:type="spellStart"/>
-            <w:r>
-              <w:t>CV_32F</w:t>
-            </w:r>
-            <w:proofErr w:type="spellEnd"/>
-            <w:r>
-              <w:t xml:space="preserve"> image intensities from an input intensity range to an output intensity range. Output images may be JPEG </w:t>
-            </w:r>
-            <w:proofErr w:type="spellStart"/>
-            <w:r>
-              <w:t>CV_8U</w:t>
-            </w:r>
-            <w:proofErr w:type="spellEnd"/>
-            <w:r>
-              <w:t xml:space="preserve"> images or binary </w:t>
-            </w:r>
-            <w:proofErr w:type="spellStart"/>
-            <w:r>
-              <w:t>CV_32S</w:t>
-            </w:r>
-            <w:proofErr w:type="spellEnd"/>
-            <w:r>
-              <w:t xml:space="preserve"> or </w:t>
-            </w:r>
-            <w:proofErr w:type="spellStart"/>
-            <w:r>
-              <w:t>CV_32F</w:t>
-            </w:r>
-            <w:proofErr w:type="spellEnd"/>
-            <w:r>
-              <w:t xml:space="preserve"> images. </w:t>
+              <w:t xml:space="preserve">Map CV_32S or CV_32F image intensities from an input intensity range to an output intensity range. Output images may be JPEG CV_8U images or binary CV_32S or CV_32F images. </w:t>
             </w:r>
           </w:p>
         </w:tc>
@@ -11281,6 +9824,8 @@
       <w:tr>
         <w:trPr>
           <w:cnfStyle w:val="100000000000" w:firstRow="1" w:lastRow="0" w:firstColumn="0" w:lastColumn="0" w:oddVBand="0" w:evenVBand="0" w:oddHBand="0" w:evenHBand="0" w:firstRowFirstColumn="0" w:firstRowLastColumn="0" w:lastRowFirstColumn="0" w:lastRowLastColumn="0"/>
+          <w:cantSplit/>
+          <w:tblHeader/>
         </w:trPr>
         <w:tc>
           <w:tcPr>
@@ -11420,31 +9965,7 @@
               <w:cnfStyle w:val="000000100000" w:firstRow="0" w:lastRow="0" w:firstColumn="0" w:lastColumn="0" w:oddVBand="0" w:evenVBand="0" w:oddHBand="1" w:evenHBand="0" w:firstRowFirstColumn="0" w:firstRowLastColumn="0" w:lastRowFirstColumn="0" w:lastRowLastColumn="0"/>
             </w:pPr>
             <w:r>
-              <w:t xml:space="preserve">input </w:t>
-            </w:r>
-            <w:proofErr w:type="spellStart"/>
-            <w:r>
-              <w:t>CV_8U</w:t>
-            </w:r>
-            <w:proofErr w:type="spellEnd"/>
-            <w:r>
-              <w:t xml:space="preserve">, </w:t>
-            </w:r>
-            <w:proofErr w:type="spellStart"/>
-            <w:r>
-              <w:t>CV_32S</w:t>
-            </w:r>
-            <w:proofErr w:type="spellEnd"/>
-            <w:r>
-              <w:t xml:space="preserve">, or </w:t>
-            </w:r>
-            <w:proofErr w:type="spellStart"/>
-            <w:r>
-              <w:t>CV_32F</w:t>
-            </w:r>
-            <w:proofErr w:type="spellEnd"/>
-            <w:r>
-              <w:t xml:space="preserve"> intensity image</w:t>
+              <w:t>input CV_8U, CV_32S, or CV_32F intensity image</w:t>
             </w:r>
           </w:p>
         </w:tc>
@@ -11519,23 +10040,7 @@
               <w:cnfStyle w:val="000000000000" w:firstRow="0" w:lastRow="0" w:firstColumn="0" w:lastColumn="0" w:oddVBand="0" w:evenVBand="0" w:oddHBand="0" w:evenHBand="0" w:firstRowFirstColumn="0" w:firstRowLastColumn="0" w:lastRowFirstColumn="0" w:lastRowLastColumn="0"/>
             </w:pPr>
             <w:r>
-              <w:t xml:space="preserve">output </w:t>
-            </w:r>
-            <w:proofErr w:type="spellStart"/>
-            <w:r>
-              <w:t>CV_32S</w:t>
-            </w:r>
-            <w:proofErr w:type="spellEnd"/>
-            <w:r>
-              <w:t xml:space="preserve">, or </w:t>
-            </w:r>
-            <w:proofErr w:type="spellStart"/>
-            <w:r>
-              <w:t>CV_32F</w:t>
-            </w:r>
-            <w:proofErr w:type="spellEnd"/>
-            <w:r>
-              <w:t xml:space="preserve"> edge image</w:t>
+              <w:t>output CV_32S, or CV_32F edge image</w:t>
             </w:r>
           </w:p>
         </w:tc>
@@ -11883,69 +10388,42 @@
                 <w:szCs w:val="20"/>
               </w:rPr>
             </w:pPr>
-            <w:proofErr w:type="spellStart"/>
             <w:r>
               <w:rPr>
                 <w:sz w:val="20"/>
                 <w:szCs w:val="20"/>
               </w:rPr>
-              <w:t>CV_8U</w:t>
-            </w:r>
-            <w:proofErr w:type="spellEnd"/>
-            <w:r>
+              <w:t>CV_8U has value 0</w:t>
+            </w:r>
+          </w:p>
+          <w:p>
+            <w:pPr>
+              <w:pStyle w:val="tablebullet"/>
+              <w:cnfStyle w:val="000000000000" w:firstRow="0" w:lastRow="0" w:firstColumn="0" w:lastColumn="0" w:oddVBand="0" w:evenVBand="0" w:oddHBand="0" w:evenHBand="0" w:firstRowFirstColumn="0" w:firstRowLastColumn="0" w:lastRowFirstColumn="0" w:lastRowLastColumn="0"/>
               <w:rPr>
                 <w:sz w:val="20"/>
                 <w:szCs w:val="20"/>
               </w:rPr>
-              <w:t xml:space="preserve"> has value 0</w:t>
+            </w:pPr>
+            <w:r>
+              <w:rPr>
+                <w:sz w:val="20"/>
+                <w:szCs w:val="20"/>
+              </w:rPr>
+              <w:t>CV_32S has value 1</w:t>
             </w:r>
           </w:p>
           <w:p>
             <w:pPr>
               <w:pStyle w:val="tablebullet"/>
               <w:cnfStyle w:val="000000000000" w:firstRow="0" w:lastRow="0" w:firstColumn="0" w:lastColumn="0" w:oddVBand="0" w:evenVBand="0" w:oddHBand="0" w:evenHBand="0" w:firstRowFirstColumn="0" w:firstRowLastColumn="0" w:lastRowFirstColumn="0" w:lastRowLastColumn="0"/>
+            </w:pPr>
+            <w:r>
               <w:rPr>
                 <w:sz w:val="20"/>
                 <w:szCs w:val="20"/>
               </w:rPr>
-            </w:pPr>
-            <w:proofErr w:type="spellStart"/>
-            <w:r>
-              <w:rPr>
-                <w:sz w:val="20"/>
-                <w:szCs w:val="20"/>
-              </w:rPr>
-              <w:t>CV_32S</w:t>
-            </w:r>
-            <w:proofErr w:type="spellEnd"/>
-            <w:r>
-              <w:rPr>
-                <w:sz w:val="20"/>
-                <w:szCs w:val="20"/>
-              </w:rPr>
-              <w:t xml:space="preserve"> has value 1</w:t>
-            </w:r>
-          </w:p>
-          <w:p>
-            <w:pPr>
-              <w:pStyle w:val="tablebullet"/>
-              <w:cnfStyle w:val="000000000000" w:firstRow="0" w:lastRow="0" w:firstColumn="0" w:lastColumn="0" w:oddVBand="0" w:evenVBand="0" w:oddHBand="0" w:evenHBand="0" w:firstRowFirstColumn="0" w:firstRowLastColumn="0" w:lastRowFirstColumn="0" w:lastRowLastColumn="0"/>
-            </w:pPr>
-            <w:proofErr w:type="spellStart"/>
-            <w:r>
-              <w:rPr>
-                <w:sz w:val="20"/>
-                <w:szCs w:val="20"/>
-              </w:rPr>
-              <w:t>CV_32F</w:t>
-            </w:r>
-            <w:proofErr w:type="spellEnd"/>
-            <w:r>
-              <w:rPr>
-                <w:sz w:val="20"/>
-                <w:szCs w:val="20"/>
-              </w:rPr>
-              <w:t xml:space="preserve"> has value 2</w:t>
+              <w:t>CV_32F has value 2</w:t>
             </w:r>
           </w:p>
         </w:tc>
@@ -11997,15 +10475,7 @@
         <w:pStyle w:val="Heading2"/>
       </w:pPr>
       <w:r>
-        <w:t>filter-edge-</w:t>
-      </w:r>
-      <w:proofErr w:type="spellStart"/>
-      <w:r>
-        <w:t>prewitt</w:t>
-      </w:r>
-      <w:proofErr w:type="spellEnd"/>
-      <w:r>
-        <w:t xml:space="preserve"> Operator</w:t>
+        <w:t>filter-edge-prewitt Operator</w:t>
       </w:r>
     </w:p>
     <w:p>
@@ -12302,31 +10772,7 @@
               <w:cnfStyle w:val="000000100000" w:firstRow="0" w:lastRow="0" w:firstColumn="0" w:lastColumn="0" w:oddVBand="0" w:evenVBand="0" w:oddHBand="1" w:evenHBand="0" w:firstRowFirstColumn="0" w:firstRowLastColumn="0" w:lastRowFirstColumn="0" w:lastRowLastColumn="0"/>
             </w:pPr>
             <w:r>
-              <w:t xml:space="preserve">input </w:t>
-            </w:r>
-            <w:proofErr w:type="spellStart"/>
-            <w:r>
-              <w:t>CV_8U</w:t>
-            </w:r>
-            <w:proofErr w:type="spellEnd"/>
-            <w:r>
-              <w:t xml:space="preserve">, </w:t>
-            </w:r>
-            <w:proofErr w:type="spellStart"/>
-            <w:r>
-              <w:t>CV_32S</w:t>
-            </w:r>
-            <w:proofErr w:type="spellEnd"/>
-            <w:r>
-              <w:t xml:space="preserve">, or </w:t>
-            </w:r>
-            <w:proofErr w:type="spellStart"/>
-            <w:r>
-              <w:t>CV_32F</w:t>
-            </w:r>
-            <w:proofErr w:type="spellEnd"/>
-            <w:r>
-              <w:t xml:space="preserve"> intensity image</w:t>
+              <w:t>input CV_8U, CV_32S, or CV_32F intensity image</w:t>
             </w:r>
           </w:p>
         </w:tc>
@@ -12401,23 +10847,7 @@
               <w:cnfStyle w:val="000000000000" w:firstRow="0" w:lastRow="0" w:firstColumn="0" w:lastColumn="0" w:oddVBand="0" w:evenVBand="0" w:oddHBand="0" w:evenHBand="0" w:firstRowFirstColumn="0" w:firstRowLastColumn="0" w:lastRowFirstColumn="0" w:lastRowLastColumn="0"/>
             </w:pPr>
             <w:r>
-              <w:t xml:space="preserve">output </w:t>
-            </w:r>
-            <w:proofErr w:type="spellStart"/>
-            <w:r>
-              <w:t>CV_32S</w:t>
-            </w:r>
-            <w:proofErr w:type="spellEnd"/>
-            <w:r>
-              <w:t xml:space="preserve">, or </w:t>
-            </w:r>
-            <w:proofErr w:type="spellStart"/>
-            <w:r>
-              <w:t>CV_32F</w:t>
-            </w:r>
-            <w:proofErr w:type="spellEnd"/>
-            <w:r>
-              <w:t xml:space="preserve"> edge image</w:t>
+              <w:t>output CV_32S, or CV_32F edge image</w:t>
             </w:r>
           </w:p>
         </w:tc>
@@ -12766,69 +11196,42 @@
                 <w:szCs w:val="20"/>
               </w:rPr>
             </w:pPr>
-            <w:proofErr w:type="spellStart"/>
             <w:r>
               <w:rPr>
                 <w:sz w:val="20"/>
                 <w:szCs w:val="20"/>
               </w:rPr>
-              <w:t>CV_8U</w:t>
-            </w:r>
-            <w:proofErr w:type="spellEnd"/>
-            <w:r>
+              <w:t>CV_8U has value 0</w:t>
+            </w:r>
+          </w:p>
+          <w:p>
+            <w:pPr>
+              <w:pStyle w:val="tablebullet"/>
+              <w:cnfStyle w:val="000000000000" w:firstRow="0" w:lastRow="0" w:firstColumn="0" w:lastColumn="0" w:oddVBand="0" w:evenVBand="0" w:oddHBand="0" w:evenHBand="0" w:firstRowFirstColumn="0" w:firstRowLastColumn="0" w:lastRowFirstColumn="0" w:lastRowLastColumn="0"/>
               <w:rPr>
                 <w:sz w:val="20"/>
                 <w:szCs w:val="20"/>
               </w:rPr>
-              <w:t xml:space="preserve"> has value 0</w:t>
+            </w:pPr>
+            <w:r>
+              <w:rPr>
+                <w:sz w:val="20"/>
+                <w:szCs w:val="20"/>
+              </w:rPr>
+              <w:t>CV_32S has value 1</w:t>
             </w:r>
           </w:p>
           <w:p>
             <w:pPr>
               <w:pStyle w:val="tablebullet"/>
               <w:cnfStyle w:val="000000000000" w:firstRow="0" w:lastRow="0" w:firstColumn="0" w:lastColumn="0" w:oddVBand="0" w:evenVBand="0" w:oddHBand="0" w:evenHBand="0" w:firstRowFirstColumn="0" w:firstRowLastColumn="0" w:lastRowFirstColumn="0" w:lastRowLastColumn="0"/>
+            </w:pPr>
+            <w:r>
               <w:rPr>
                 <w:sz w:val="20"/>
                 <w:szCs w:val="20"/>
               </w:rPr>
-            </w:pPr>
-            <w:proofErr w:type="spellStart"/>
-            <w:r>
-              <w:rPr>
-                <w:sz w:val="20"/>
-                <w:szCs w:val="20"/>
-              </w:rPr>
-              <w:t>CV_32S</w:t>
-            </w:r>
-            <w:proofErr w:type="spellEnd"/>
-            <w:r>
-              <w:rPr>
-                <w:sz w:val="20"/>
-                <w:szCs w:val="20"/>
-              </w:rPr>
-              <w:t xml:space="preserve"> has value 1</w:t>
-            </w:r>
-          </w:p>
-          <w:p>
-            <w:pPr>
-              <w:pStyle w:val="tablebullet"/>
-              <w:cnfStyle w:val="000000000000" w:firstRow="0" w:lastRow="0" w:firstColumn="0" w:lastColumn="0" w:oddVBand="0" w:evenVBand="0" w:oddHBand="0" w:evenHBand="0" w:firstRowFirstColumn="0" w:firstRowLastColumn="0" w:lastRowFirstColumn="0" w:lastRowLastColumn="0"/>
-            </w:pPr>
-            <w:proofErr w:type="spellStart"/>
-            <w:r>
-              <w:rPr>
-                <w:sz w:val="20"/>
-                <w:szCs w:val="20"/>
-              </w:rPr>
-              <w:t>CV_32F</w:t>
-            </w:r>
-            <w:proofErr w:type="spellEnd"/>
-            <w:r>
-              <w:rPr>
-                <w:sz w:val="20"/>
-                <w:szCs w:val="20"/>
-              </w:rPr>
-              <w:t xml:space="preserve"> has value 2</w:t>
+              <w:t>CV_32F has value 2</w:t>
             </w:r>
           </w:p>
         </w:tc>
@@ -12880,15 +11283,7 @@
         <w:pStyle w:val="Heading2"/>
       </w:pPr>
       <w:r>
-        <w:t>filter-edge-</w:t>
-      </w:r>
-      <w:proofErr w:type="spellStart"/>
-      <w:r>
-        <w:t>roberts</w:t>
-      </w:r>
-      <w:proofErr w:type="spellEnd"/>
-      <w:r>
-        <w:t xml:space="preserve"> Operator</w:t>
+        <w:t>filter-edge-roberts Operator</w:t>
       </w:r>
     </w:p>
     <w:p>
@@ -13185,31 +11580,7 @@
               <w:cnfStyle w:val="000000100000" w:firstRow="0" w:lastRow="0" w:firstColumn="0" w:lastColumn="0" w:oddVBand="0" w:evenVBand="0" w:oddHBand="1" w:evenHBand="0" w:firstRowFirstColumn="0" w:firstRowLastColumn="0" w:lastRowFirstColumn="0" w:lastRowLastColumn="0"/>
             </w:pPr>
             <w:r>
-              <w:t xml:space="preserve">input </w:t>
-            </w:r>
-            <w:proofErr w:type="spellStart"/>
-            <w:r>
-              <w:t>CV_8U</w:t>
-            </w:r>
-            <w:proofErr w:type="spellEnd"/>
-            <w:r>
-              <w:t xml:space="preserve">, </w:t>
-            </w:r>
-            <w:proofErr w:type="spellStart"/>
-            <w:r>
-              <w:t>CV_32S</w:t>
-            </w:r>
-            <w:proofErr w:type="spellEnd"/>
-            <w:r>
-              <w:t xml:space="preserve">, or </w:t>
-            </w:r>
-            <w:proofErr w:type="spellStart"/>
-            <w:r>
-              <w:t>CV_32F</w:t>
-            </w:r>
-            <w:proofErr w:type="spellEnd"/>
-            <w:r>
-              <w:t xml:space="preserve"> intensity image</w:t>
+              <w:t>input CV_8U, CV_32S, or CV_32F intensity image</w:t>
             </w:r>
           </w:p>
         </w:tc>
@@ -13284,23 +11655,7 @@
               <w:cnfStyle w:val="000000000000" w:firstRow="0" w:lastRow="0" w:firstColumn="0" w:lastColumn="0" w:oddVBand="0" w:evenVBand="0" w:oddHBand="0" w:evenHBand="0" w:firstRowFirstColumn="0" w:firstRowLastColumn="0" w:lastRowFirstColumn="0" w:lastRowLastColumn="0"/>
             </w:pPr>
             <w:r>
-              <w:t xml:space="preserve">output </w:t>
-            </w:r>
-            <w:proofErr w:type="spellStart"/>
-            <w:r>
-              <w:t>CV_32S</w:t>
-            </w:r>
-            <w:proofErr w:type="spellEnd"/>
-            <w:r>
-              <w:t xml:space="preserve">, or </w:t>
-            </w:r>
-            <w:proofErr w:type="spellStart"/>
-            <w:r>
-              <w:t>CV_32F</w:t>
-            </w:r>
-            <w:proofErr w:type="spellEnd"/>
-            <w:r>
-              <w:t xml:space="preserve"> edge image</w:t>
+              <w:t>output CV_32S, or CV_32F edge image</w:t>
             </w:r>
           </w:p>
         </w:tc>
@@ -13648,69 +12003,42 @@
                 <w:szCs w:val="20"/>
               </w:rPr>
             </w:pPr>
-            <w:proofErr w:type="spellStart"/>
             <w:r>
               <w:rPr>
                 <w:sz w:val="20"/>
                 <w:szCs w:val="20"/>
               </w:rPr>
-              <w:t>CV_8U</w:t>
-            </w:r>
-            <w:proofErr w:type="spellEnd"/>
-            <w:r>
+              <w:t>CV_8U has value 0</w:t>
+            </w:r>
+          </w:p>
+          <w:p>
+            <w:pPr>
+              <w:pStyle w:val="tablebullet"/>
+              <w:cnfStyle w:val="000000000000" w:firstRow="0" w:lastRow="0" w:firstColumn="0" w:lastColumn="0" w:oddVBand="0" w:evenVBand="0" w:oddHBand="0" w:evenHBand="0" w:firstRowFirstColumn="0" w:firstRowLastColumn="0" w:lastRowFirstColumn="0" w:lastRowLastColumn="0"/>
               <w:rPr>
                 <w:sz w:val="20"/>
                 <w:szCs w:val="20"/>
               </w:rPr>
-              <w:t xml:space="preserve"> has value 0</w:t>
+            </w:pPr>
+            <w:r>
+              <w:rPr>
+                <w:sz w:val="20"/>
+                <w:szCs w:val="20"/>
+              </w:rPr>
+              <w:t>CV_32S has value 1</w:t>
             </w:r>
           </w:p>
           <w:p>
             <w:pPr>
               <w:pStyle w:val="tablebullet"/>
               <w:cnfStyle w:val="000000000000" w:firstRow="0" w:lastRow="0" w:firstColumn="0" w:lastColumn="0" w:oddVBand="0" w:evenVBand="0" w:oddHBand="0" w:evenHBand="0" w:firstRowFirstColumn="0" w:firstRowLastColumn="0" w:lastRowFirstColumn="0" w:lastRowLastColumn="0"/>
+            </w:pPr>
+            <w:r>
               <w:rPr>
                 <w:sz w:val="20"/>
                 <w:szCs w:val="20"/>
               </w:rPr>
-            </w:pPr>
-            <w:proofErr w:type="spellStart"/>
-            <w:r>
-              <w:rPr>
-                <w:sz w:val="20"/>
-                <w:szCs w:val="20"/>
-              </w:rPr>
-              <w:t>CV_32S</w:t>
-            </w:r>
-            <w:proofErr w:type="spellEnd"/>
-            <w:r>
-              <w:rPr>
-                <w:sz w:val="20"/>
-                <w:szCs w:val="20"/>
-              </w:rPr>
-              <w:t xml:space="preserve"> has value 1</w:t>
-            </w:r>
-          </w:p>
-          <w:p>
-            <w:pPr>
-              <w:pStyle w:val="tablebullet"/>
-              <w:cnfStyle w:val="000000000000" w:firstRow="0" w:lastRow="0" w:firstColumn="0" w:lastColumn="0" w:oddVBand="0" w:evenVBand="0" w:oddHBand="0" w:evenHBand="0" w:firstRowFirstColumn="0" w:firstRowLastColumn="0" w:lastRowFirstColumn="0" w:lastRowLastColumn="0"/>
-            </w:pPr>
-            <w:proofErr w:type="spellStart"/>
-            <w:r>
-              <w:rPr>
-                <w:sz w:val="20"/>
-                <w:szCs w:val="20"/>
-              </w:rPr>
-              <w:t>CV_32F</w:t>
-            </w:r>
-            <w:proofErr w:type="spellEnd"/>
-            <w:r>
-              <w:rPr>
-                <w:sz w:val="20"/>
-                <w:szCs w:val="20"/>
-              </w:rPr>
-              <w:t xml:space="preserve"> has value 2</w:t>
+              <w:t>CV_32F has value 2</w:t>
             </w:r>
           </w:p>
         </w:tc>
@@ -13762,15 +12090,7 @@
         <w:pStyle w:val="Heading2"/>
       </w:pPr>
       <w:r>
-        <w:t>filter-edge-</w:t>
-      </w:r>
-      <w:proofErr w:type="spellStart"/>
-      <w:r>
-        <w:t>sobel</w:t>
-      </w:r>
-      <w:proofErr w:type="spellEnd"/>
-      <w:r>
-        <w:t xml:space="preserve"> Operator</w:t>
+        <w:t>filter-edge-sobel Operator</w:t>
       </w:r>
     </w:p>
     <w:p>
@@ -14068,31 +12388,7 @@
               <w:cnfStyle w:val="000000100000" w:firstRow="0" w:lastRow="0" w:firstColumn="0" w:lastColumn="0" w:oddVBand="0" w:evenVBand="0" w:oddHBand="1" w:evenHBand="0" w:firstRowFirstColumn="0" w:firstRowLastColumn="0" w:lastRowFirstColumn="0" w:lastRowLastColumn="0"/>
             </w:pPr>
             <w:r>
-              <w:t xml:space="preserve">input </w:t>
-            </w:r>
-            <w:proofErr w:type="spellStart"/>
-            <w:r>
-              <w:t>CV_8U</w:t>
-            </w:r>
-            <w:proofErr w:type="spellEnd"/>
-            <w:r>
-              <w:t xml:space="preserve">, </w:t>
-            </w:r>
-            <w:proofErr w:type="spellStart"/>
-            <w:r>
-              <w:t>CV_32S</w:t>
-            </w:r>
-            <w:proofErr w:type="spellEnd"/>
-            <w:r>
-              <w:t xml:space="preserve">, or </w:t>
-            </w:r>
-            <w:proofErr w:type="spellStart"/>
-            <w:r>
-              <w:t>CV_32F</w:t>
-            </w:r>
-            <w:proofErr w:type="spellEnd"/>
-            <w:r>
-              <w:t xml:space="preserve"> intensity image</w:t>
+              <w:t>input CV_8U, CV_32S, or CV_32F intensity image</w:t>
             </w:r>
           </w:p>
         </w:tc>
@@ -14167,23 +12463,7 @@
               <w:cnfStyle w:val="000000000000" w:firstRow="0" w:lastRow="0" w:firstColumn="0" w:lastColumn="0" w:oddVBand="0" w:evenVBand="0" w:oddHBand="0" w:evenHBand="0" w:firstRowFirstColumn="0" w:firstRowLastColumn="0" w:lastRowFirstColumn="0" w:lastRowLastColumn="0"/>
             </w:pPr>
             <w:r>
-              <w:t xml:space="preserve">output </w:t>
-            </w:r>
-            <w:proofErr w:type="spellStart"/>
-            <w:r>
-              <w:t>CV_32S</w:t>
-            </w:r>
-            <w:proofErr w:type="spellEnd"/>
-            <w:r>
-              <w:t xml:space="preserve">, or </w:t>
-            </w:r>
-            <w:proofErr w:type="spellStart"/>
-            <w:r>
-              <w:t>CV_32F</w:t>
-            </w:r>
-            <w:proofErr w:type="spellEnd"/>
-            <w:r>
-              <w:t xml:space="preserve"> edge image</w:t>
+              <w:t>output CV_32S, or CV_32F edge image</w:t>
             </w:r>
           </w:p>
         </w:tc>
@@ -14533,69 +12813,42 @@
                 <w:szCs w:val="20"/>
               </w:rPr>
             </w:pPr>
-            <w:proofErr w:type="spellStart"/>
             <w:r>
               <w:rPr>
                 <w:sz w:val="20"/>
                 <w:szCs w:val="20"/>
               </w:rPr>
-              <w:t>CV_8U</w:t>
-            </w:r>
-            <w:proofErr w:type="spellEnd"/>
-            <w:r>
+              <w:t>CV_8U has value 0</w:t>
+            </w:r>
+          </w:p>
+          <w:p>
+            <w:pPr>
+              <w:pStyle w:val="tablebullet"/>
+              <w:cnfStyle w:val="000000000000" w:firstRow="0" w:lastRow="0" w:firstColumn="0" w:lastColumn="0" w:oddVBand="0" w:evenVBand="0" w:oddHBand="0" w:evenHBand="0" w:firstRowFirstColumn="0" w:firstRowLastColumn="0" w:lastRowFirstColumn="0" w:lastRowLastColumn="0"/>
               <w:rPr>
                 <w:sz w:val="20"/>
                 <w:szCs w:val="20"/>
               </w:rPr>
-              <w:t xml:space="preserve"> has value 0</w:t>
+            </w:pPr>
+            <w:r>
+              <w:rPr>
+                <w:sz w:val="20"/>
+                <w:szCs w:val="20"/>
+              </w:rPr>
+              <w:t>CV_32S has value 1</w:t>
             </w:r>
           </w:p>
           <w:p>
             <w:pPr>
               <w:pStyle w:val="tablebullet"/>
               <w:cnfStyle w:val="000000000000" w:firstRow="0" w:lastRow="0" w:firstColumn="0" w:lastColumn="0" w:oddVBand="0" w:evenVBand="0" w:oddHBand="0" w:evenHBand="0" w:firstRowFirstColumn="0" w:firstRowLastColumn="0" w:lastRowFirstColumn="0" w:lastRowLastColumn="0"/>
+            </w:pPr>
+            <w:r>
               <w:rPr>
                 <w:sz w:val="20"/>
                 <w:szCs w:val="20"/>
               </w:rPr>
-            </w:pPr>
-            <w:proofErr w:type="spellStart"/>
-            <w:r>
-              <w:rPr>
-                <w:sz w:val="20"/>
-                <w:szCs w:val="20"/>
-              </w:rPr>
-              <w:t>CV_32S</w:t>
-            </w:r>
-            <w:proofErr w:type="spellEnd"/>
-            <w:r>
-              <w:rPr>
-                <w:sz w:val="20"/>
-                <w:szCs w:val="20"/>
-              </w:rPr>
-              <w:t xml:space="preserve"> has value 1</w:t>
-            </w:r>
-          </w:p>
-          <w:p>
-            <w:pPr>
-              <w:pStyle w:val="tablebullet"/>
-              <w:cnfStyle w:val="000000000000" w:firstRow="0" w:lastRow="0" w:firstColumn="0" w:lastColumn="0" w:oddVBand="0" w:evenVBand="0" w:oddHBand="0" w:evenHBand="0" w:firstRowFirstColumn="0" w:firstRowLastColumn="0" w:lastRowFirstColumn="0" w:lastRowLastColumn="0"/>
-            </w:pPr>
-            <w:proofErr w:type="spellStart"/>
-            <w:r>
-              <w:rPr>
-                <w:sz w:val="20"/>
-                <w:szCs w:val="20"/>
-              </w:rPr>
-              <w:t>CV_32F</w:t>
-            </w:r>
-            <w:proofErr w:type="spellEnd"/>
-            <w:r>
-              <w:rPr>
-                <w:sz w:val="20"/>
-                <w:szCs w:val="20"/>
-              </w:rPr>
-              <w:t xml:space="preserve"> has value 2</w:t>
+              <w:t>CV_32F has value 2</w:t>
             </w:r>
           </w:p>
         </w:tc>
@@ -14816,31 +13069,7 @@
               <w:cnfStyle w:val="000000100000" w:firstRow="0" w:lastRow="0" w:firstColumn="0" w:lastColumn="0" w:oddVBand="0" w:evenVBand="0" w:oddHBand="1" w:evenHBand="0" w:firstRowFirstColumn="0" w:firstRowLastColumn="0" w:lastRowFirstColumn="0" w:lastRowLastColumn="0"/>
             </w:pPr>
             <w:r>
-              <w:t xml:space="preserve">input </w:t>
-            </w:r>
-            <w:proofErr w:type="spellStart"/>
-            <w:r>
-              <w:t>CV_8U</w:t>
-            </w:r>
-            <w:proofErr w:type="spellEnd"/>
-            <w:r>
-              <w:t xml:space="preserve">, </w:t>
-            </w:r>
-            <w:proofErr w:type="spellStart"/>
-            <w:r>
-              <w:t>CV_32S</w:t>
-            </w:r>
-            <w:proofErr w:type="spellEnd"/>
-            <w:r>
-              <w:t xml:space="preserve">, or </w:t>
-            </w:r>
-            <w:proofErr w:type="spellStart"/>
-            <w:r>
-              <w:t>CV_32F</w:t>
-            </w:r>
-            <w:proofErr w:type="spellEnd"/>
-            <w:r>
-              <w:t xml:space="preserve"> intensity image</w:t>
+              <w:t>input CV_8U, CV_32S, or CV_32F intensity image</w:t>
             </w:r>
           </w:p>
         </w:tc>
@@ -14926,15 +13155,7 @@
         <w:pStyle w:val="Normalafterlist"/>
       </w:pPr>
       <w:r>
-        <w:t>For text output format, the output data descriptor extension is ignored. The output text file has the extension “.txt” and the output gnuplot script has the extension “.</w:t>
-      </w:r>
-      <w:proofErr w:type="spellStart"/>
-      <w:r>
-        <w:t>gp</w:t>
-      </w:r>
-      <w:proofErr w:type="spellEnd"/>
-      <w:r>
-        <w:t xml:space="preserve">” as described in section </w:t>
+        <w:t xml:space="preserve">For text output format, the output data descriptor extension is ignored. The output text file has the extension “.txt” and the output gnuplot script has the extension “.gp” as described in section </w:t>
       </w:r>
       <w:r>
         <w:fldChar w:fldCharType="begin"/>
@@ -14970,7 +13191,7 @@
         <w:tblLook w:val="04A0" w:firstRow="1" w:lastRow="0" w:firstColumn="1" w:lastColumn="0" w:noHBand="0" w:noVBand="1"/>
       </w:tblPr>
       <w:tblGrid>
-        <w:gridCol w:w="1574"/>
+        <w:gridCol w:w="1427"/>
         <w:gridCol w:w="5890"/>
       </w:tblGrid>
       <w:tr>
@@ -15015,20 +13236,12 @@
           </w:tcPr>
           <w:p>
             <w:r>
-              <w:t>“</w:t>
-            </w:r>
-            <w:proofErr w:type="spellStart"/>
-            <w:r>
               <w:rPr>
                 <w:b w:val="0"/>
                 <w:bCs w:val="0"/>
               </w:rPr>
               <w:t>nbins</w:t>
             </w:r>
-            <w:proofErr w:type="spellEnd"/>
-            <w:r>
-              <w:t>”</w:t>
-            </w:r>
           </w:p>
         </w:tc>
         <w:tc>
@@ -15065,23 +13278,7 @@
                 <w:b w:val="0"/>
                 <w:bCs w:val="0"/>
               </w:rPr>
-              <w:t>“</w:t>
-            </w:r>
-            <w:proofErr w:type="spellStart"/>
-            <w:r>
-              <w:rPr>
-                <w:b w:val="0"/>
-                <w:bCs w:val="0"/>
-              </w:rPr>
               <w:t>lower_value</w:t>
-            </w:r>
-            <w:proofErr w:type="spellEnd"/>
-            <w:r>
-              <w:rPr>
-                <w:b w:val="0"/>
-                <w:bCs w:val="0"/>
-              </w:rPr>
-              <w:t>”</w:t>
             </w:r>
           </w:p>
         </w:tc>
@@ -15122,23 +13319,7 @@
                 <w:b w:val="0"/>
                 <w:bCs w:val="0"/>
               </w:rPr>
-              <w:t>“</w:t>
-            </w:r>
-            <w:proofErr w:type="spellStart"/>
-            <w:r>
-              <w:rPr>
-                <w:b w:val="0"/>
-                <w:bCs w:val="0"/>
-              </w:rPr>
               <w:t>upper_value</w:t>
-            </w:r>
-            <w:proofErr w:type="spellEnd"/>
-            <w:r>
-              <w:rPr>
-                <w:b w:val="0"/>
-                <w:bCs w:val="0"/>
-              </w:rPr>
-              <w:t>”</w:t>
             </w:r>
           </w:p>
         </w:tc>
@@ -15377,69 +13558,42 @@
                 <w:szCs w:val="20"/>
               </w:rPr>
             </w:pPr>
-            <w:proofErr w:type="spellStart"/>
             <w:r>
               <w:rPr>
                 <w:sz w:val="20"/>
                 <w:szCs w:val="20"/>
               </w:rPr>
-              <w:t>CV_8U</w:t>
-            </w:r>
-            <w:proofErr w:type="spellEnd"/>
-            <w:r>
+              <w:t>CV_8U has value 0</w:t>
+            </w:r>
+          </w:p>
+          <w:p>
+            <w:pPr>
+              <w:pStyle w:val="tablebullet"/>
+              <w:cnfStyle w:val="000000000000" w:firstRow="0" w:lastRow="0" w:firstColumn="0" w:lastColumn="0" w:oddVBand="0" w:evenVBand="0" w:oddHBand="0" w:evenHBand="0" w:firstRowFirstColumn="0" w:firstRowLastColumn="0" w:lastRowFirstColumn="0" w:lastRowLastColumn="0"/>
               <w:rPr>
                 <w:sz w:val="20"/>
                 <w:szCs w:val="20"/>
               </w:rPr>
-              <w:t xml:space="preserve"> has value 0</w:t>
+            </w:pPr>
+            <w:r>
+              <w:rPr>
+                <w:sz w:val="20"/>
+                <w:szCs w:val="20"/>
+              </w:rPr>
+              <w:t>CV_32S has value 1</w:t>
             </w:r>
           </w:p>
           <w:p>
             <w:pPr>
               <w:pStyle w:val="tablebullet"/>
               <w:cnfStyle w:val="000000000000" w:firstRow="0" w:lastRow="0" w:firstColumn="0" w:lastColumn="0" w:oddVBand="0" w:evenVBand="0" w:oddHBand="0" w:evenHBand="0" w:firstRowFirstColumn="0" w:firstRowLastColumn="0" w:lastRowFirstColumn="0" w:lastRowLastColumn="0"/>
+            </w:pPr>
+            <w:r>
               <w:rPr>
                 <w:sz w:val="20"/>
                 <w:szCs w:val="20"/>
               </w:rPr>
-            </w:pPr>
-            <w:proofErr w:type="spellStart"/>
-            <w:r>
-              <w:rPr>
-                <w:sz w:val="20"/>
-                <w:szCs w:val="20"/>
-              </w:rPr>
-              <w:t>CV_32S</w:t>
-            </w:r>
-            <w:proofErr w:type="spellEnd"/>
-            <w:r>
-              <w:rPr>
-                <w:sz w:val="20"/>
-                <w:szCs w:val="20"/>
-              </w:rPr>
-              <w:t xml:space="preserve"> has value 1</w:t>
-            </w:r>
-          </w:p>
-          <w:p>
-            <w:pPr>
-              <w:pStyle w:val="tablebullet"/>
-              <w:cnfStyle w:val="000000000000" w:firstRow="0" w:lastRow="0" w:firstColumn="0" w:lastColumn="0" w:oddVBand="0" w:evenVBand="0" w:oddHBand="0" w:evenHBand="0" w:firstRowFirstColumn="0" w:firstRowLastColumn="0" w:lastRowFirstColumn="0" w:lastRowLastColumn="0"/>
-            </w:pPr>
-            <w:proofErr w:type="spellStart"/>
-            <w:r>
-              <w:rPr>
-                <w:sz w:val="20"/>
-                <w:szCs w:val="20"/>
-              </w:rPr>
-              <w:t>CV_32F</w:t>
-            </w:r>
-            <w:proofErr w:type="spellEnd"/>
-            <w:r>
-              <w:rPr>
-                <w:sz w:val="20"/>
-                <w:szCs w:val="20"/>
-              </w:rPr>
-              <w:t xml:space="preserve"> has value 2</w:t>
+              <w:t>CV_32F has value 2</w:t>
             </w:r>
           </w:p>
         </w:tc>
@@ -15499,7 +13653,6 @@
                 <w:bCs w:val="0"/>
               </w:rPr>
             </w:pPr>
-            <w:proofErr w:type="spellStart"/>
             <w:r>
               <w:rPr>
                 <w:b w:val="0"/>
@@ -15507,7 +13660,6 @@
               </w:rPr>
               <w:t>min_value</w:t>
             </w:r>
-            <w:proofErr w:type="spellEnd"/>
           </w:p>
         </w:tc>
         <w:tc>
@@ -15542,7 +13694,6 @@
                 <w:bCs w:val="0"/>
               </w:rPr>
             </w:pPr>
-            <w:proofErr w:type="spellStart"/>
             <w:r>
               <w:rPr>
                 <w:b w:val="0"/>
@@ -15550,7 +13701,6 @@
               </w:rPr>
               <w:t>max_value</w:t>
             </w:r>
-            <w:proofErr w:type="spellEnd"/>
           </w:p>
         </w:tc>
         <w:tc>
@@ -15734,13 +13884,8 @@
       <w:pPr>
         <w:pStyle w:val="Heading2"/>
       </w:pPr>
-      <w:proofErr w:type="spellStart"/>
-      <w:r>
-        <w:t>hough</w:t>
-      </w:r>
-      <w:proofErr w:type="spellEnd"/>
-      <w:r>
-        <w:t>-accumulator-create Operator</w:t>
+      <w:r>
+        <w:t>hough-accumulator-create Operator</w:t>
       </w:r>
     </w:p>
     <w:p>
@@ -15927,31 +14072,7 @@
               <w:cnfStyle w:val="000000100000" w:firstRow="0" w:lastRow="0" w:firstColumn="0" w:lastColumn="0" w:oddVBand="0" w:evenVBand="0" w:oddHBand="1" w:evenHBand="0" w:firstRowFirstColumn="0" w:firstRowLastColumn="0" w:lastRowFirstColumn="0" w:lastRowLastColumn="0"/>
             </w:pPr>
             <w:r>
-              <w:t xml:space="preserve">input </w:t>
-            </w:r>
-            <w:proofErr w:type="spellStart"/>
-            <w:r>
-              <w:t>CV_8U</w:t>
-            </w:r>
-            <w:proofErr w:type="spellEnd"/>
-            <w:r>
-              <w:t xml:space="preserve">, </w:t>
-            </w:r>
-            <w:proofErr w:type="spellStart"/>
-            <w:r>
-              <w:t>CV_32S</w:t>
-            </w:r>
-            <w:proofErr w:type="spellEnd"/>
-            <w:r>
-              <w:t xml:space="preserve">, or </w:t>
-            </w:r>
-            <w:proofErr w:type="spellStart"/>
-            <w:r>
-              <w:t>CV_32F</w:t>
-            </w:r>
-            <w:proofErr w:type="spellEnd"/>
-            <w:r>
-              <w:t xml:space="preserve"> intensity image</w:t>
+              <w:t>input CV_8U, CV_32S, or CV_32F intensity image</w:t>
             </w:r>
           </w:p>
         </w:tc>
@@ -16000,15 +14121,7 @@
               <w:cnfStyle w:val="000000000000" w:firstRow="0" w:lastRow="0" w:firstColumn="0" w:lastColumn="0" w:oddVBand="0" w:evenVBand="0" w:oddHBand="0" w:evenHBand="0" w:firstRowFirstColumn="0" w:firstRowLastColumn="0" w:lastRowFirstColumn="0" w:lastRowLastColumn="0"/>
             </w:pPr>
             <w:r>
-              <w:t>“</w:t>
-            </w:r>
-            <w:proofErr w:type="spellStart"/>
-            <w:r>
-              <w:t>hough</w:t>
-            </w:r>
-            <w:proofErr w:type="spellEnd"/>
-            <w:r>
-              <w:t>”</w:t>
+              <w:t>“hough”</w:t>
             </w:r>
           </w:p>
         </w:tc>
@@ -16045,7 +14158,7 @@
         <w:pStyle w:val="Normalafterlist"/>
       </w:pPr>
       <w:r>
-        <w:t>The parameter to the create Hough accumulator operator is:</w:t>
+        <w:t>The parameters to the create Hough accumulator operator is:</w:t>
       </w:r>
     </w:p>
     <w:tbl>
@@ -16056,8 +14169,7 @@
       </w:tblPr>
       <w:tblGrid>
         <w:gridCol w:w="1280"/>
-        <w:gridCol w:w="1158"/>
-        <w:gridCol w:w="6912"/>
+        <w:gridCol w:w="8070"/>
       </w:tblGrid>
       <w:tr>
         <w:trPr>
@@ -16085,19 +14197,6 @@
               <w:cnfStyle w:val="100000000000" w:firstRow="1" w:lastRow="0" w:firstColumn="0" w:lastColumn="0" w:oddVBand="0" w:evenVBand="0" w:oddHBand="0" w:evenHBand="0" w:firstRowFirstColumn="0" w:firstRowLastColumn="0" w:lastRowFirstColumn="0" w:lastRowLastColumn="0"/>
             </w:pPr>
             <w:r>
-              <w:t>value</w:t>
-            </w:r>
-          </w:p>
-        </w:tc>
-        <w:tc>
-          <w:tcPr>
-            <w:tcW w:w="0" w:type="auto"/>
-          </w:tcPr>
-          <w:p>
-            <w:pPr>
-              <w:cnfStyle w:val="100000000000" w:firstRow="1" w:lastRow="0" w:firstColumn="0" w:lastColumn="0" w:oddVBand="0" w:evenVBand="0" w:oddHBand="0" w:evenHBand="0" w:firstRowFirstColumn="0" w:firstRowLastColumn="0" w:lastRowFirstColumn="0" w:lastRowLastColumn="0"/>
-            </w:pPr>
-            <w:r>
               <w:t>description</w:t>
             </w:r>
           </w:p>
@@ -16124,24 +14223,8 @@
                 <w:b w:val="0"/>
                 <w:bCs w:val="0"/>
               </w:rPr>
-              <w:t>“</w:t>
-            </w:r>
-            <w:proofErr w:type="spellStart"/>
-            <w:r>
-              <w:rPr>
-                <w:b w:val="0"/>
-                <w:bCs w:val="0"/>
-              </w:rPr>
               <w:t>theta_inc</w:t>
             </w:r>
-            <w:proofErr w:type="spellEnd"/>
-            <w:r>
-              <w:rPr>
-                <w:b w:val="0"/>
-                <w:bCs w:val="0"/>
-              </w:rPr>
-              <w:t>”</w:t>
-            </w:r>
           </w:p>
         </w:tc>
         <w:tc>
@@ -16153,38 +14236,49 @@
               <w:cnfStyle w:val="000000100000" w:firstRow="0" w:lastRow="0" w:firstColumn="0" w:lastColumn="0" w:oddVBand="0" w:evenVBand="0" w:oddHBand="1" w:evenHBand="0" w:firstRowFirstColumn="0" w:firstRowLastColumn="0" w:lastRowFirstColumn="0" w:lastRowLastColumn="0"/>
             </w:pPr>
             <w:r>
-              <w:t>“</w:t>
-            </w:r>
-            <w:r>
-              <w:rPr>
-                <w:i/>
-                <w:iCs/>
-              </w:rPr>
-              <w:t>degrees</w:t>
-            </w:r>
-            <w:r>
-              <w:t>”</w:t>
-            </w:r>
-          </w:p>
-        </w:tc>
-        <w:tc>
-          <w:tcPr>
-            <w:tcW w:w="0" w:type="auto"/>
-          </w:tcPr>
-          <w:p>
-            <w:pPr>
-              <w:cnfStyle w:val="000000100000" w:firstRow="0" w:lastRow="0" w:firstColumn="0" w:lastColumn="0" w:oddVBand="0" w:evenVBand="0" w:oddHBand="1" w:evenHBand="0" w:firstRowFirstColumn="0" w:firstRowLastColumn="0" w:lastRowFirstColumn="0" w:lastRowLastColumn="0"/>
-            </w:pPr>
-            <w:r>
-              <w:t xml:space="preserve">increment for the Hough accumulator angle. The number of angles are 180 / </w:t>
-            </w:r>
-            <w:proofErr w:type="spellStart"/>
-            <w:r>
-              <w:t>theta_inc</w:t>
-            </w:r>
-            <w:proofErr w:type="spellEnd"/>
-            <w:r>
-              <w:t>.</w:t>
+              <w:t>increment for the Hough accumulator angle. The number of angles are 180 / theta_inc.</w:t>
+            </w:r>
+          </w:p>
+        </w:tc>
+      </w:tr>
+      <w:tr>
+        <w:tc>
+          <w:tcPr>
+            <w:cnfStyle w:val="001000000000" w:firstRow="0" w:lastRow="0" w:firstColumn="1" w:lastColumn="0" w:oddVBand="0" w:evenVBand="0" w:oddHBand="0" w:evenHBand="0" w:firstRowFirstColumn="0" w:firstRowLastColumn="0" w:lastRowFirstColumn="0" w:lastRowLastColumn="0"/>
+            <w:tcW w:w="0" w:type="auto"/>
+          </w:tcPr>
+          <w:p>
+            <w:pPr>
+              <w:rPr>
+                <w:b w:val="0"/>
+                <w:bCs w:val="0"/>
+              </w:rPr>
+            </w:pPr>
+            <w:r>
+              <w:rPr>
+                <w:b w:val="0"/>
+                <w:bCs w:val="0"/>
+              </w:rPr>
+              <w:t>threshold</w:t>
+            </w:r>
+          </w:p>
+        </w:tc>
+        <w:tc>
+          <w:tcPr>
+            <w:tcW w:w="0" w:type="auto"/>
+          </w:tcPr>
+          <w:p>
+            <w:pPr>
+              <w:cnfStyle w:val="000000000000" w:firstRow="0" w:lastRow="0" w:firstColumn="0" w:lastColumn="0" w:oddVBand="0" w:evenVBand="0" w:oddHBand="0" w:evenHBand="0" w:firstRowFirstColumn="0" w:firstRowLastColumn="0" w:lastRowFirstColumn="0" w:lastRowLastColumn="0"/>
+            </w:pPr>
+            <w:r>
+              <w:t xml:space="preserve">pixel value threshold above which image points are candidates for </w:t>
+            </w:r>
+            <w:r>
+              <w:t>accumulating</w:t>
+            </w:r>
+            <w:r>
+              <w:t xml:space="preserve"> </w:t>
             </w:r>
           </w:p>
         </w:tc>
@@ -16408,69 +14502,42 @@
                 <w:szCs w:val="20"/>
               </w:rPr>
             </w:pPr>
-            <w:proofErr w:type="spellStart"/>
             <w:r>
               <w:rPr>
                 <w:sz w:val="20"/>
                 <w:szCs w:val="20"/>
               </w:rPr>
-              <w:t>CV_8U</w:t>
-            </w:r>
-            <w:proofErr w:type="spellEnd"/>
-            <w:r>
+              <w:t>CV_8U has value 0</w:t>
+            </w:r>
+          </w:p>
+          <w:p>
+            <w:pPr>
+              <w:pStyle w:val="tablebullet"/>
+              <w:cnfStyle w:val="000000000000" w:firstRow="0" w:lastRow="0" w:firstColumn="0" w:lastColumn="0" w:oddVBand="0" w:evenVBand="0" w:oddHBand="0" w:evenHBand="0" w:firstRowFirstColumn="0" w:firstRowLastColumn="0" w:lastRowFirstColumn="0" w:lastRowLastColumn="0"/>
               <w:rPr>
                 <w:sz w:val="20"/>
                 <w:szCs w:val="20"/>
               </w:rPr>
-              <w:t xml:space="preserve"> has value 0</w:t>
+            </w:pPr>
+            <w:r>
+              <w:rPr>
+                <w:sz w:val="20"/>
+                <w:szCs w:val="20"/>
+              </w:rPr>
+              <w:t>CV_32S has value 1</w:t>
             </w:r>
           </w:p>
           <w:p>
             <w:pPr>
               <w:pStyle w:val="tablebullet"/>
               <w:cnfStyle w:val="000000000000" w:firstRow="0" w:lastRow="0" w:firstColumn="0" w:lastColumn="0" w:oddVBand="0" w:evenVBand="0" w:oddHBand="0" w:evenHBand="0" w:firstRowFirstColumn="0" w:firstRowLastColumn="0" w:lastRowFirstColumn="0" w:lastRowLastColumn="0"/>
+            </w:pPr>
+            <w:r>
               <w:rPr>
                 <w:sz w:val="20"/>
                 <w:szCs w:val="20"/>
               </w:rPr>
-            </w:pPr>
-            <w:proofErr w:type="spellStart"/>
-            <w:r>
-              <w:rPr>
-                <w:sz w:val="20"/>
-                <w:szCs w:val="20"/>
-              </w:rPr>
-              <w:t>CV_32S</w:t>
-            </w:r>
-            <w:proofErr w:type="spellEnd"/>
-            <w:r>
-              <w:rPr>
-                <w:sz w:val="20"/>
-                <w:szCs w:val="20"/>
-              </w:rPr>
-              <w:t xml:space="preserve"> has value 1</w:t>
-            </w:r>
-          </w:p>
-          <w:p>
-            <w:pPr>
-              <w:pStyle w:val="tablebullet"/>
-              <w:cnfStyle w:val="000000000000" w:firstRow="0" w:lastRow="0" w:firstColumn="0" w:lastColumn="0" w:oddVBand="0" w:evenVBand="0" w:oddHBand="0" w:evenHBand="0" w:firstRowFirstColumn="0" w:firstRowLastColumn="0" w:lastRowFirstColumn="0" w:lastRowLastColumn="0"/>
-            </w:pPr>
-            <w:proofErr w:type="spellStart"/>
-            <w:r>
-              <w:rPr>
-                <w:sz w:val="20"/>
-                <w:szCs w:val="20"/>
-              </w:rPr>
-              <w:t>CV_32F</w:t>
-            </w:r>
-            <w:proofErr w:type="spellEnd"/>
-            <w:r>
-              <w:rPr>
-                <w:sz w:val="20"/>
-                <w:szCs w:val="20"/>
-              </w:rPr>
-              <w:t xml:space="preserve"> has value 2</w:t>
+              <w:t>CV_32F has value 2</w:t>
             </w:r>
           </w:p>
         </w:tc>
@@ -16492,7 +14559,6 @@
                 <w:bCs w:val="0"/>
               </w:rPr>
             </w:pPr>
-            <w:proofErr w:type="spellStart"/>
             <w:r>
               <w:rPr>
                 <w:b w:val="0"/>
@@ -16500,7 +14566,6 @@
               </w:rPr>
               <w:t>theta_inc</w:t>
             </w:r>
-            <w:proofErr w:type="spellEnd"/>
           </w:p>
         </w:tc>
         <w:tc>
@@ -16532,15 +14597,13 @@
                 <w:bCs w:val="0"/>
               </w:rPr>
             </w:pPr>
-            <w:proofErr w:type="spellStart"/>
-            <w:r>
-              <w:rPr>
-                <w:b w:val="0"/>
-                <w:bCs w:val="0"/>
-              </w:rPr>
-              <w:t>nthetas</w:t>
-            </w:r>
-            <w:proofErr w:type="spellEnd"/>
+            <w:r>
+              <w:rPr>
+                <w:b w:val="0"/>
+                <w:bCs w:val="0"/>
+              </w:rPr>
+              <w:t>threshold</w:t>
+            </w:r>
           </w:p>
         </w:tc>
         <w:tc>
@@ -16553,13 +14616,8 @@
               <w:cnfStyle w:val="000000000000" w:firstRow="0" w:lastRow="0" w:firstColumn="0" w:lastColumn="0" w:oddVBand="0" w:evenVBand="0" w:oddHBand="0" w:evenHBand="0" w:firstRowFirstColumn="0" w:firstRowLastColumn="0" w:lastRowFirstColumn="0" w:lastRowLastColumn="0"/>
             </w:pPr>
             <w:r>
-              <w:t xml:space="preserve">The number of angles sampled = 180 / </w:t>
-            </w:r>
-            <w:proofErr w:type="spellStart"/>
-            <w:r>
-              <w:t>theta_inc</w:t>
-            </w:r>
-            <w:proofErr w:type="spellEnd"/>
+              <w:t>Pixel value threshold to determine whether pixel accumulated</w:t>
+            </w:r>
           </w:p>
         </w:tc>
       </w:tr>
@@ -16580,68 +14638,65 @@
                 <w:bCs w:val="0"/>
               </w:rPr>
             </w:pPr>
-            <w:proofErr w:type="spellStart"/>
-            <w:r>
-              <w:rPr>
-                <w:b w:val="0"/>
-                <w:bCs w:val="0"/>
-              </w:rPr>
+            <w:r>
+              <w:rPr>
+                <w:b w:val="0"/>
+                <w:bCs w:val="0"/>
+              </w:rPr>
+              <w:t>nthetas</w:t>
+            </w:r>
+          </w:p>
+        </w:tc>
+        <w:tc>
+          <w:tcPr>
+            <w:tcW w:w="0" w:type="auto"/>
+          </w:tcPr>
+          <w:p>
+            <w:pPr>
+              <w:pStyle w:val="NoSpacing"/>
+              <w:cnfStyle w:val="000000100000" w:firstRow="0" w:lastRow="0" w:firstColumn="0" w:lastColumn="0" w:oddVBand="0" w:evenVBand="0" w:oddHBand="1" w:evenHBand="0" w:firstRowFirstColumn="0" w:firstRowLastColumn="0" w:lastRowFirstColumn="0" w:lastRowLastColumn="0"/>
+            </w:pPr>
+            <w:r>
+              <w:t>The number of angles sampled = 180 / theta_inc</w:t>
+            </w:r>
+          </w:p>
+        </w:tc>
+      </w:tr>
+      <w:tr>
+        <w:tc>
+          <w:tcPr>
+            <w:cnfStyle w:val="001000000000" w:firstRow="0" w:lastRow="0" w:firstColumn="1" w:lastColumn="0" w:oddVBand="0" w:evenVBand="0" w:oddHBand="0" w:evenHBand="0" w:firstRowFirstColumn="0" w:firstRowLastColumn="0" w:lastRowFirstColumn="0" w:lastRowLastColumn="0"/>
+            <w:tcW w:w="0" w:type="auto"/>
+          </w:tcPr>
+          <w:p>
+            <w:pPr>
+              <w:pStyle w:val="NoSpacing"/>
+              <w:rPr>
+                <w:b w:val="0"/>
+                <w:bCs w:val="0"/>
+              </w:rPr>
+            </w:pPr>
+            <w:r>
+              <w:rPr>
+                <w:b w:val="0"/>
+                <w:bCs w:val="0"/>
+              </w:rPr>
+              <w:lastRenderedPageBreak/>
               <w:t>max_rho</w:t>
             </w:r>
-            <w:proofErr w:type="spellEnd"/>
-          </w:p>
-        </w:tc>
-        <w:tc>
-          <w:tcPr>
-            <w:tcW w:w="0" w:type="auto"/>
-          </w:tcPr>
-          <w:p>
-            <w:pPr>
-              <w:pStyle w:val="NoSpacing"/>
-              <w:cnfStyle w:val="000000100000" w:firstRow="0" w:lastRow="0" w:firstColumn="0" w:lastColumn="0" w:oddVBand="0" w:evenVBand="0" w:oddHBand="1" w:evenHBand="0" w:firstRowFirstColumn="0" w:firstRowLastColumn="0" w:lastRowFirstColumn="0" w:lastRowLastColumn="0"/>
+          </w:p>
+        </w:tc>
+        <w:tc>
+          <w:tcPr>
+            <w:tcW w:w="0" w:type="auto"/>
+          </w:tcPr>
+          <w:p>
+            <w:pPr>
+              <w:pStyle w:val="NoSpacing"/>
+              <w:cnfStyle w:val="000000000000" w:firstRow="0" w:lastRow="0" w:firstColumn="0" w:lastColumn="0" w:oddVBand="0" w:evenVBand="0" w:oddHBand="0" w:evenHBand="0" w:firstRowFirstColumn="0" w:firstRowLastColumn="0" w:lastRowFirstColumn="0" w:lastRowLastColumn="0"/>
             </w:pPr>
             <w:r>
               <w:t>The number of rho values sampled</w:t>
-            </w:r>
-          </w:p>
-        </w:tc>
-      </w:tr>
-      <w:tr>
-        <w:tc>
-          <w:tcPr>
-            <w:cnfStyle w:val="001000000000" w:firstRow="0" w:lastRow="0" w:firstColumn="1" w:lastColumn="0" w:oddVBand="0" w:evenVBand="0" w:oddHBand="0" w:evenHBand="0" w:firstRowFirstColumn="0" w:firstRowLastColumn="0" w:lastRowFirstColumn="0" w:lastRowLastColumn="0"/>
-            <w:tcW w:w="0" w:type="auto"/>
-          </w:tcPr>
-          <w:p>
-            <w:pPr>
-              <w:pStyle w:val="NoSpacing"/>
-              <w:rPr>
-                <w:b w:val="0"/>
-                <w:bCs w:val="0"/>
-              </w:rPr>
-            </w:pPr>
-            <w:proofErr w:type="spellStart"/>
-            <w:r>
-              <w:rPr>
-                <w:b w:val="0"/>
-                <w:bCs w:val="0"/>
-              </w:rPr>
-              <w:t>min_count</w:t>
-            </w:r>
-            <w:proofErr w:type="spellEnd"/>
-          </w:p>
-        </w:tc>
-        <w:tc>
-          <w:tcPr>
-            <w:tcW w:w="0" w:type="auto"/>
-          </w:tcPr>
-          <w:p>
-            <w:pPr>
-              <w:pStyle w:val="NoSpacing"/>
-              <w:cnfStyle w:val="000000000000" w:firstRow="0" w:lastRow="0" w:firstColumn="0" w:lastColumn="0" w:oddVBand="0" w:evenVBand="0" w:oddHBand="0" w:evenHBand="0" w:firstRowFirstColumn="0" w:firstRowLastColumn="0" w:lastRowFirstColumn="0" w:lastRowLastColumn="0"/>
-            </w:pPr>
-            <w:r>
-              <w:t>The lowest count for any bin</w:t>
             </w:r>
           </w:p>
         </w:tc>
@@ -16663,75 +14718,64 @@
                 <w:bCs w:val="0"/>
               </w:rPr>
             </w:pPr>
-            <w:proofErr w:type="spellStart"/>
-            <w:r>
-              <w:rPr>
-                <w:b w:val="0"/>
-                <w:bCs w:val="0"/>
-              </w:rPr>
-              <w:lastRenderedPageBreak/>
+            <w:r>
+              <w:rPr>
+                <w:b w:val="0"/>
+                <w:bCs w:val="0"/>
+              </w:rPr>
+              <w:t>min_count</w:t>
+            </w:r>
+          </w:p>
+        </w:tc>
+        <w:tc>
+          <w:tcPr>
+            <w:tcW w:w="0" w:type="auto"/>
+          </w:tcPr>
+          <w:p>
+            <w:pPr>
+              <w:pStyle w:val="NoSpacing"/>
+              <w:cnfStyle w:val="000000100000" w:firstRow="0" w:lastRow="0" w:firstColumn="0" w:lastColumn="0" w:oddVBand="0" w:evenVBand="0" w:oddHBand="1" w:evenHBand="0" w:firstRowFirstColumn="0" w:firstRowLastColumn="0" w:lastRowFirstColumn="0" w:lastRowLastColumn="0"/>
+            </w:pPr>
+            <w:r>
+              <w:t>The lowest count for any bin</w:t>
+            </w:r>
+          </w:p>
+        </w:tc>
+      </w:tr>
+      <w:tr>
+        <w:tc>
+          <w:tcPr>
+            <w:cnfStyle w:val="001000000000" w:firstRow="0" w:lastRow="0" w:firstColumn="1" w:lastColumn="0" w:oddVBand="0" w:evenVBand="0" w:oddHBand="0" w:evenHBand="0" w:firstRowFirstColumn="0" w:firstRowLastColumn="0" w:lastRowFirstColumn="0" w:lastRowLastColumn="0"/>
+            <w:tcW w:w="0" w:type="auto"/>
+          </w:tcPr>
+          <w:p>
+            <w:pPr>
+              <w:pStyle w:val="NoSpacing"/>
+              <w:rPr>
+                <w:b w:val="0"/>
+                <w:bCs w:val="0"/>
+              </w:rPr>
+            </w:pPr>
+            <w:r>
+              <w:rPr>
+                <w:b w:val="0"/>
+                <w:bCs w:val="0"/>
+              </w:rPr>
               <w:t>max_count</w:t>
             </w:r>
-            <w:proofErr w:type="spellEnd"/>
-          </w:p>
-        </w:tc>
-        <w:tc>
-          <w:tcPr>
-            <w:tcW w:w="0" w:type="auto"/>
-          </w:tcPr>
-          <w:p>
-            <w:pPr>
-              <w:pStyle w:val="NoSpacing"/>
-              <w:cnfStyle w:val="000000100000" w:firstRow="0" w:lastRow="0" w:firstColumn="0" w:lastColumn="0" w:oddVBand="0" w:evenVBand="0" w:oddHBand="1" w:evenHBand="0" w:firstRowFirstColumn="0" w:firstRowLastColumn="0" w:lastRowFirstColumn="0" w:lastRowLastColumn="0"/>
+          </w:p>
+        </w:tc>
+        <w:tc>
+          <w:tcPr>
+            <w:tcW w:w="0" w:type="auto"/>
+          </w:tcPr>
+          <w:p>
+            <w:pPr>
+              <w:pStyle w:val="NoSpacing"/>
+              <w:cnfStyle w:val="000000000000" w:firstRow="0" w:lastRow="0" w:firstColumn="0" w:lastColumn="0" w:oddVBand="0" w:evenVBand="0" w:oddHBand="0" w:evenHBand="0" w:firstRowFirstColumn="0" w:firstRowLastColumn="0" w:lastRowFirstColumn="0" w:lastRowLastColumn="0"/>
             </w:pPr>
             <w:r>
               <w:t>The largest count for any bin</w:t>
-            </w:r>
-          </w:p>
-        </w:tc>
-      </w:tr>
-      <w:tr>
-        <w:tc>
-          <w:tcPr>
-            <w:cnfStyle w:val="001000000000" w:firstRow="0" w:lastRow="0" w:firstColumn="1" w:lastColumn="0" w:oddVBand="0" w:evenVBand="0" w:oddHBand="0" w:evenHBand="0" w:firstRowFirstColumn="0" w:firstRowLastColumn="0" w:lastRowFirstColumn="0" w:lastRowLastColumn="0"/>
-            <w:tcW w:w="0" w:type="auto"/>
-          </w:tcPr>
-          <w:p>
-            <w:pPr>
-              <w:pStyle w:val="NoSpacing"/>
-              <w:rPr>
-                <w:b w:val="0"/>
-                <w:bCs w:val="0"/>
-              </w:rPr>
-            </w:pPr>
-            <w:r>
-              <w:rPr>
-                <w:b w:val="0"/>
-                <w:bCs w:val="0"/>
-              </w:rPr>
-              <w:t>mean</w:t>
-            </w:r>
-          </w:p>
-        </w:tc>
-        <w:tc>
-          <w:tcPr>
-            <w:tcW w:w="0" w:type="auto"/>
-          </w:tcPr>
-          <w:p>
-            <w:pPr>
-              <w:pStyle w:val="NoSpacing"/>
-              <w:cnfStyle w:val="000000000000" w:firstRow="0" w:lastRow="0" w:firstColumn="0" w:lastColumn="0" w:oddVBand="0" w:evenVBand="0" w:oddHBand="0" w:evenHBand="0" w:firstRowFirstColumn="0" w:firstRowLastColumn="0" w:lastRowFirstColumn="0" w:lastRowLastColumn="0"/>
-            </w:pPr>
-            <w:r>
-              <w:t xml:space="preserve">The mean for the </w:t>
-            </w:r>
-            <w:proofErr w:type="spellStart"/>
-            <w:r>
-              <w:t>hough</w:t>
-            </w:r>
-            <w:proofErr w:type="spellEnd"/>
-            <w:r>
-              <w:t xml:space="preserve"> accumulator counts</w:t>
             </w:r>
           </w:p>
         </w:tc>
@@ -16758,6 +14802,44 @@
                 <w:b w:val="0"/>
                 <w:bCs w:val="0"/>
               </w:rPr>
+              <w:t>mean</w:t>
+            </w:r>
+          </w:p>
+        </w:tc>
+        <w:tc>
+          <w:tcPr>
+            <w:tcW w:w="0" w:type="auto"/>
+          </w:tcPr>
+          <w:p>
+            <w:pPr>
+              <w:pStyle w:val="NoSpacing"/>
+              <w:cnfStyle w:val="000000100000" w:firstRow="0" w:lastRow="0" w:firstColumn="0" w:lastColumn="0" w:oddVBand="0" w:evenVBand="0" w:oddHBand="1" w:evenHBand="0" w:firstRowFirstColumn="0" w:firstRowLastColumn="0" w:lastRowFirstColumn="0" w:lastRowLastColumn="0"/>
+            </w:pPr>
+            <w:r>
+              <w:t>The mean for the hough accumulator counts</w:t>
+            </w:r>
+          </w:p>
+        </w:tc>
+      </w:tr>
+      <w:tr>
+        <w:tc>
+          <w:tcPr>
+            <w:cnfStyle w:val="001000000000" w:firstRow="0" w:lastRow="0" w:firstColumn="1" w:lastColumn="0" w:oddVBand="0" w:evenVBand="0" w:oddHBand="0" w:evenHBand="0" w:firstRowFirstColumn="0" w:firstRowLastColumn="0" w:lastRowFirstColumn="0" w:lastRowLastColumn="0"/>
+            <w:tcW w:w="0" w:type="auto"/>
+          </w:tcPr>
+          <w:p>
+            <w:pPr>
+              <w:pStyle w:val="NoSpacing"/>
+              <w:rPr>
+                <w:b w:val="0"/>
+                <w:bCs w:val="0"/>
+              </w:rPr>
+            </w:pPr>
+            <w:r>
+              <w:rPr>
+                <w:b w:val="0"/>
+                <w:bCs w:val="0"/>
+              </w:rPr>
               <w:t>variance</w:t>
             </w:r>
           </w:p>
@@ -16769,64 +14851,10 @@
           <w:p>
             <w:pPr>
               <w:pStyle w:val="NoSpacing"/>
-              <w:cnfStyle w:val="000000100000" w:firstRow="0" w:lastRow="0" w:firstColumn="0" w:lastColumn="0" w:oddVBand="0" w:evenVBand="0" w:oddHBand="1" w:evenHBand="0" w:firstRowFirstColumn="0" w:firstRowLastColumn="0" w:lastRowFirstColumn="0" w:lastRowLastColumn="0"/>
-            </w:pPr>
-            <w:r>
-              <w:t xml:space="preserve">The variance for the </w:t>
-            </w:r>
-            <w:proofErr w:type="spellStart"/>
-            <w:r>
-              <w:t>hough</w:t>
-            </w:r>
-            <w:proofErr w:type="spellEnd"/>
-            <w:r>
-              <w:t xml:space="preserve"> accumulator counts</w:t>
-            </w:r>
-          </w:p>
-        </w:tc>
-      </w:tr>
-      <w:tr>
-        <w:tc>
-          <w:tcPr>
-            <w:cnfStyle w:val="001000000000" w:firstRow="0" w:lastRow="0" w:firstColumn="1" w:lastColumn="0" w:oddVBand="0" w:evenVBand="0" w:oddHBand="0" w:evenHBand="0" w:firstRowFirstColumn="0" w:firstRowLastColumn="0" w:lastRowFirstColumn="0" w:lastRowLastColumn="0"/>
-            <w:tcW w:w="0" w:type="auto"/>
-          </w:tcPr>
-          <w:p>
-            <w:pPr>
-              <w:pStyle w:val="NoSpacing"/>
-              <w:rPr>
-                <w:b w:val="0"/>
-                <w:bCs w:val="0"/>
-              </w:rPr>
-            </w:pPr>
-            <w:r>
-              <w:rPr>
-                <w:b w:val="0"/>
-                <w:bCs w:val="0"/>
-              </w:rPr>
-              <w:t>sample variance</w:t>
-            </w:r>
-          </w:p>
-        </w:tc>
-        <w:tc>
-          <w:tcPr>
-            <w:tcW w:w="0" w:type="auto"/>
-          </w:tcPr>
-          <w:p>
-            <w:pPr>
-              <w:pStyle w:val="NoSpacing"/>
               <w:cnfStyle w:val="000000000000" w:firstRow="0" w:lastRow="0" w:firstColumn="0" w:lastColumn="0" w:oddVBand="0" w:evenVBand="0" w:oddHBand="0" w:evenHBand="0" w:firstRowFirstColumn="0" w:firstRowLastColumn="0" w:lastRowFirstColumn="0" w:lastRowLastColumn="0"/>
             </w:pPr>
             <w:r>
-              <w:t xml:space="preserve">The sample variance for the </w:t>
-            </w:r>
-            <w:proofErr w:type="spellStart"/>
-            <w:r>
-              <w:t>hough</w:t>
-            </w:r>
-            <w:proofErr w:type="spellEnd"/>
-            <w:r>
-              <w:t xml:space="preserve"> accumulator counts</w:t>
+              <w:t>The variance for the hough accumulator counts</w:t>
             </w:r>
           </w:p>
         </w:tc>
@@ -16853,6 +14881,44 @@
                 <w:b w:val="0"/>
                 <w:bCs w:val="0"/>
               </w:rPr>
+              <w:t>sample variance</w:t>
+            </w:r>
+          </w:p>
+        </w:tc>
+        <w:tc>
+          <w:tcPr>
+            <w:tcW w:w="0" w:type="auto"/>
+          </w:tcPr>
+          <w:p>
+            <w:pPr>
+              <w:pStyle w:val="NoSpacing"/>
+              <w:cnfStyle w:val="000000100000" w:firstRow="0" w:lastRow="0" w:firstColumn="0" w:lastColumn="0" w:oddVBand="0" w:evenVBand="0" w:oddHBand="1" w:evenHBand="0" w:firstRowFirstColumn="0" w:firstRowLastColumn="0" w:lastRowFirstColumn="0" w:lastRowLastColumn="0"/>
+            </w:pPr>
+            <w:r>
+              <w:t>The sample variance for the hough accumulator counts</w:t>
+            </w:r>
+          </w:p>
+        </w:tc>
+      </w:tr>
+      <w:tr>
+        <w:tc>
+          <w:tcPr>
+            <w:cnfStyle w:val="001000000000" w:firstRow="0" w:lastRow="0" w:firstColumn="1" w:lastColumn="0" w:oddVBand="0" w:evenVBand="0" w:oddHBand="0" w:evenHBand="0" w:firstRowFirstColumn="0" w:firstRowLastColumn="0" w:lastRowFirstColumn="0" w:lastRowLastColumn="0"/>
+            <w:tcW w:w="0" w:type="auto"/>
+          </w:tcPr>
+          <w:p>
+            <w:pPr>
+              <w:pStyle w:val="NoSpacing"/>
+              <w:rPr>
+                <w:b w:val="0"/>
+                <w:bCs w:val="0"/>
+              </w:rPr>
+            </w:pPr>
+            <w:r>
+              <w:rPr>
+                <w:b w:val="0"/>
+                <w:bCs w:val="0"/>
+              </w:rPr>
               <w:t>standard deviation</w:t>
             </w:r>
           </w:p>
@@ -16864,18 +14930,10 @@
           <w:p>
             <w:pPr>
               <w:pStyle w:val="NoSpacing"/>
-              <w:cnfStyle w:val="000000100000" w:firstRow="0" w:lastRow="0" w:firstColumn="0" w:lastColumn="0" w:oddVBand="0" w:evenVBand="0" w:oddHBand="1" w:evenHBand="0" w:firstRowFirstColumn="0" w:firstRowLastColumn="0" w:lastRowFirstColumn="0" w:lastRowLastColumn="0"/>
-            </w:pPr>
-            <w:r>
-              <w:t xml:space="preserve">The standard deviation for the </w:t>
-            </w:r>
-            <w:proofErr w:type="spellStart"/>
-            <w:r>
-              <w:t>hough</w:t>
-            </w:r>
-            <w:proofErr w:type="spellEnd"/>
-            <w:r>
-              <w:t xml:space="preserve"> accumulator counts</w:t>
+              <w:cnfStyle w:val="000000000000" w:firstRow="0" w:lastRow="0" w:firstColumn="0" w:lastColumn="0" w:oddVBand="0" w:evenVBand="0" w:oddHBand="0" w:evenHBand="0" w:firstRowFirstColumn="0" w:firstRowLastColumn="0" w:lastRowFirstColumn="0" w:lastRowLastColumn="0"/>
+            </w:pPr>
+            <w:r>
+              <w:t>The standard deviation for the hough accumulator counts</w:t>
             </w:r>
           </w:p>
         </w:tc>
@@ -16885,26 +14943,13 @@
       <w:pPr>
         <w:pStyle w:val="Heading2"/>
       </w:pPr>
-      <w:proofErr w:type="spellStart"/>
-      <w:r>
-        <w:t>hough</w:t>
-      </w:r>
-      <w:proofErr w:type="spellEnd"/>
-      <w:r>
-        <w:t>-draw-line Operator</w:t>
-      </w:r>
-    </w:p>
-    <w:p>
-      <w:r>
-        <w:t xml:space="preserve">The Hough draw line operator draws a line segment corresponding to a polar line (rho, theta) in an image and stores the resulting image. JPEG input images can be stored as either JPEG or binary output images, but binary input images can only be stored as binary output images. Grayscale input images produce grayscale output images, and color input images produce color output images. Lines are drawn in the color output image </w:t>
-      </w:r>
-      <w:proofErr w:type="spellStart"/>
-      <w:r>
-        <w:t>out_component</w:t>
-      </w:r>
-      <w:proofErr w:type="spellEnd"/>
-      <w:r>
-        <w:t xml:space="preserve"> component if specified. The output color image component defaults to 1 if omitted, and is ignored for grayscale images.</w:t>
+      <w:r>
+        <w:t>hough-draw-line Operator</w:t>
+      </w:r>
+    </w:p>
+    <w:p>
+      <w:r>
+        <w:t>The Hough draw line operator draws a line segment corresponding to a polar line (rho, theta) in an image and stores the resulting image. JPEG input images can be stored as either JPEG or binary output images, but binary input images can only be stored as binary output images. Grayscale input images produce grayscale output images, and color input images produce color output images. Lines are drawn in the color output image out_component component if specified. The output color image component defaults to 1 if omitted, and is ignored for grayscale images.</w:t>
       </w:r>
     </w:p>
     <w:p>
@@ -17066,31 +15111,7 @@
               <w:cnfStyle w:val="000000100000" w:firstRow="0" w:lastRow="0" w:firstColumn="0" w:lastColumn="0" w:oddVBand="0" w:evenVBand="0" w:oddHBand="1" w:evenHBand="0" w:firstRowFirstColumn="0" w:firstRowLastColumn="0" w:lastRowFirstColumn="0" w:lastRowLastColumn="0"/>
             </w:pPr>
             <w:r>
-              <w:t xml:space="preserve">input </w:t>
-            </w:r>
-            <w:proofErr w:type="spellStart"/>
-            <w:r>
-              <w:t>CV_8U</w:t>
-            </w:r>
-            <w:proofErr w:type="spellEnd"/>
-            <w:r>
-              <w:t xml:space="preserve">, </w:t>
-            </w:r>
-            <w:proofErr w:type="spellStart"/>
-            <w:r>
-              <w:t>CV_32S</w:t>
-            </w:r>
-            <w:proofErr w:type="spellEnd"/>
-            <w:r>
-              <w:t xml:space="preserve">, or </w:t>
-            </w:r>
-            <w:proofErr w:type="spellStart"/>
-            <w:r>
-              <w:t>CV_32F</w:t>
-            </w:r>
-            <w:proofErr w:type="spellEnd"/>
-            <w:r>
-              <w:t xml:space="preserve"> intensity image</w:t>
+              <w:t>input CV_8U, CV_32S, or CV_32F intensity image</w:t>
             </w:r>
           </w:p>
         </w:tc>
@@ -17165,31 +15186,7 @@
               <w:cnfStyle w:val="000000000000" w:firstRow="0" w:lastRow="0" w:firstColumn="0" w:lastColumn="0" w:oddVBand="0" w:evenVBand="0" w:oddHBand="0" w:evenHBand="0" w:firstRowFirstColumn="0" w:firstRowLastColumn="0" w:lastRowFirstColumn="0" w:lastRowLastColumn="0"/>
             </w:pPr>
             <w:r>
-              <w:t xml:space="preserve">output </w:t>
-            </w:r>
-            <w:proofErr w:type="spellStart"/>
-            <w:r>
-              <w:t>CV_8U</w:t>
-            </w:r>
-            <w:proofErr w:type="spellEnd"/>
-            <w:r>
-              <w:t xml:space="preserve">, </w:t>
-            </w:r>
-            <w:proofErr w:type="spellStart"/>
-            <w:r>
-              <w:t>CV_32S</w:t>
-            </w:r>
-            <w:proofErr w:type="spellEnd"/>
-            <w:r>
-              <w:t xml:space="preserve">, or </w:t>
-            </w:r>
-            <w:proofErr w:type="spellStart"/>
-            <w:r>
-              <w:t>CV_32F</w:t>
-            </w:r>
-            <w:proofErr w:type="spellEnd"/>
-            <w:r>
-              <w:t xml:space="preserve"> image with drawn line. </w:t>
+              <w:t xml:space="preserve">output CV_8U, CV_32S, or CV_32F image with drawn line. </w:t>
             </w:r>
           </w:p>
         </w:tc>
@@ -17222,7 +15219,7 @@
         <w:tc>
           <w:tcPr>
             <w:cnfStyle w:val="001000000000" w:firstRow="0" w:lastRow="0" w:firstColumn="1" w:lastColumn="0" w:oddVBand="0" w:evenVBand="0" w:oddHBand="0" w:evenHBand="0" w:firstRowFirstColumn="0" w:firstRowLastColumn="0" w:lastRowFirstColumn="0" w:lastRowLastColumn="0"/>
-            <w:tcW w:w="1294" w:type="dxa"/>
+            <w:tcW w:w="0" w:type="auto"/>
           </w:tcPr>
           <w:p>
             <w:pPr>
@@ -17235,7 +15232,7 @@
         </w:tc>
         <w:tc>
           <w:tcPr>
-            <w:tcW w:w="8056" w:type="dxa"/>
+            <w:tcW w:w="0" w:type="auto"/>
           </w:tcPr>
           <w:p>
             <w:pPr>
@@ -17255,16 +15252,15 @@
         <w:tc>
           <w:tcPr>
             <w:cnfStyle w:val="001000000000" w:firstRow="0" w:lastRow="0" w:firstColumn="1" w:lastColumn="0" w:oddVBand="0" w:evenVBand="0" w:oddHBand="0" w:evenHBand="0" w:firstRowFirstColumn="0" w:firstRowLastColumn="0" w:lastRowFirstColumn="0" w:lastRowLastColumn="0"/>
-            <w:tcW w:w="1294" w:type="dxa"/>
-          </w:tcPr>
-          <w:p>
-            <w:pPr>
-              <w:rPr>
-                <w:b w:val="0"/>
-                <w:bCs w:val="0"/>
-              </w:rPr>
-            </w:pPr>
-            <w:proofErr w:type="spellStart"/>
+            <w:tcW w:w="0" w:type="auto"/>
+          </w:tcPr>
+          <w:p>
+            <w:pPr>
+              <w:rPr>
+                <w:b w:val="0"/>
+                <w:bCs w:val="0"/>
+              </w:rPr>
+            </w:pPr>
             <w:r>
               <w:rPr>
                 <w:b w:val="0"/>
@@ -17272,58 +15268,54 @@
               </w:rPr>
               <w:t>theta_inc</w:t>
             </w:r>
-            <w:proofErr w:type="spellEnd"/>
-          </w:p>
-        </w:tc>
-        <w:tc>
-          <w:tcPr>
-            <w:tcW w:w="8056" w:type="dxa"/>
-          </w:tcPr>
-          <w:p>
-            <w:pPr>
-              <w:pStyle w:val="NoSpacing"/>
+          </w:p>
+        </w:tc>
+        <w:tc>
+          <w:tcPr>
+            <w:tcW w:w="0" w:type="auto"/>
+          </w:tcPr>
+          <w:p>
+            <w:pPr>
               <w:cnfStyle w:val="000000100000" w:firstRow="0" w:lastRow="0" w:firstColumn="0" w:lastColumn="0" w:oddVBand="0" w:evenVBand="0" w:oddHBand="1" w:evenHBand="0" w:firstRowFirstColumn="0" w:firstRowLastColumn="0" w:lastRowFirstColumn="0" w:lastRowLastColumn="0"/>
             </w:pPr>
             <w:r>
-              <w:t>The increment for the Hough accumulator angle in degrees.</w:t>
-            </w:r>
-          </w:p>
-        </w:tc>
-      </w:tr>
-      <w:tr>
-        <w:tc>
-          <w:tcPr>
-            <w:cnfStyle w:val="001000000000" w:firstRow="0" w:lastRow="0" w:firstColumn="1" w:lastColumn="0" w:oddVBand="0" w:evenVBand="0" w:oddHBand="0" w:evenHBand="0" w:firstRowFirstColumn="0" w:firstRowLastColumn="0" w:lastRowFirstColumn="0" w:lastRowLastColumn="0"/>
-            <w:tcW w:w="1294" w:type="dxa"/>
-          </w:tcPr>
-          <w:p>
-            <w:pPr>
-              <w:pStyle w:val="NoSpacing"/>
-              <w:rPr>
-                <w:b w:val="0"/>
-                <w:bCs w:val="0"/>
-              </w:rPr>
-            </w:pPr>
-            <w:r>
-              <w:rPr>
-                <w:b w:val="0"/>
-                <w:bCs w:val="0"/>
-              </w:rPr>
-              <w:t>rho</w:t>
-            </w:r>
-          </w:p>
-        </w:tc>
-        <w:tc>
-          <w:tcPr>
-            <w:tcW w:w="8056" w:type="dxa"/>
-          </w:tcPr>
-          <w:p>
-            <w:pPr>
-              <w:pStyle w:val="NoSpacing"/>
+              <w:t>increment for the Hough accumulator angle. The number of angles are 180 / theta_inc.</w:t>
+            </w:r>
+          </w:p>
+        </w:tc>
+      </w:tr>
+      <w:tr>
+        <w:tc>
+          <w:tcPr>
+            <w:cnfStyle w:val="001000000000" w:firstRow="0" w:lastRow="0" w:firstColumn="1" w:lastColumn="0" w:oddVBand="0" w:evenVBand="0" w:oddHBand="0" w:evenHBand="0" w:firstRowFirstColumn="0" w:firstRowLastColumn="0" w:lastRowFirstColumn="0" w:lastRowLastColumn="0"/>
+            <w:tcW w:w="0" w:type="auto"/>
+          </w:tcPr>
+          <w:p>
+            <w:pPr>
+              <w:rPr>
+                <w:b w:val="0"/>
+                <w:bCs w:val="0"/>
+              </w:rPr>
+            </w:pPr>
+            <w:r>
+              <w:rPr>
+                <w:b w:val="0"/>
+                <w:bCs w:val="0"/>
+              </w:rPr>
+              <w:t>threshold</w:t>
+            </w:r>
+          </w:p>
+        </w:tc>
+        <w:tc>
+          <w:tcPr>
+            <w:tcW w:w="0" w:type="auto"/>
+          </w:tcPr>
+          <w:p>
+            <w:pPr>
               <w:cnfStyle w:val="000000000000" w:firstRow="0" w:lastRow="0" w:firstColumn="0" w:lastColumn="0" w:oddVBand="0" w:evenVBand="0" w:oddHBand="0" w:evenHBand="0" w:firstRowFirstColumn="0" w:firstRowLastColumn="0" w:lastRowFirstColumn="0" w:lastRowLastColumn="0"/>
             </w:pPr>
             <w:r>
-              <w:t xml:space="preserve">Polar line rho </w:t>
+              <w:t xml:space="preserve">pixel value threshold above which image points are candidates for accumulating </w:t>
             </w:r>
           </w:p>
         </w:tc>
@@ -17335,17 +15327,54 @@
         <w:tc>
           <w:tcPr>
             <w:cnfStyle w:val="001000000000" w:firstRow="0" w:lastRow="0" w:firstColumn="1" w:lastColumn="0" w:oddVBand="0" w:evenVBand="0" w:oddHBand="0" w:evenHBand="0" w:firstRowFirstColumn="0" w:firstRowLastColumn="0" w:lastRowFirstColumn="0" w:lastRowLastColumn="0"/>
-            <w:tcW w:w="1294" w:type="dxa"/>
-          </w:tcPr>
-          <w:p>
-            <w:pPr>
-              <w:pStyle w:val="NoSpacing"/>
-              <w:rPr>
-                <w:b w:val="0"/>
-                <w:bCs w:val="0"/>
-              </w:rPr>
-            </w:pPr>
-            <w:proofErr w:type="spellStart"/>
+            <w:tcW w:w="0" w:type="auto"/>
+          </w:tcPr>
+          <w:p>
+            <w:pPr>
+              <w:pStyle w:val="NoSpacing"/>
+              <w:rPr>
+                <w:b w:val="0"/>
+                <w:bCs w:val="0"/>
+              </w:rPr>
+            </w:pPr>
+            <w:r>
+              <w:rPr>
+                <w:b w:val="0"/>
+                <w:bCs w:val="0"/>
+              </w:rPr>
+              <w:t>rho</w:t>
+            </w:r>
+          </w:p>
+        </w:tc>
+        <w:tc>
+          <w:tcPr>
+            <w:tcW w:w="0" w:type="auto"/>
+          </w:tcPr>
+          <w:p>
+            <w:pPr>
+              <w:pStyle w:val="NoSpacing"/>
+              <w:cnfStyle w:val="000000100000" w:firstRow="0" w:lastRow="0" w:firstColumn="0" w:lastColumn="0" w:oddVBand="0" w:evenVBand="0" w:oddHBand="1" w:evenHBand="0" w:firstRowFirstColumn="0" w:firstRowLastColumn="0" w:lastRowFirstColumn="0" w:lastRowLastColumn="0"/>
+            </w:pPr>
+            <w:r>
+              <w:t xml:space="preserve">Polar line rho </w:t>
+            </w:r>
+          </w:p>
+        </w:tc>
+      </w:tr>
+      <w:tr>
+        <w:tc>
+          <w:tcPr>
+            <w:cnfStyle w:val="001000000000" w:firstRow="0" w:lastRow="0" w:firstColumn="1" w:lastColumn="0" w:oddVBand="0" w:evenVBand="0" w:oddHBand="0" w:evenHBand="0" w:firstRowFirstColumn="0" w:firstRowLastColumn="0" w:lastRowFirstColumn="0" w:lastRowLastColumn="0"/>
+            <w:tcW w:w="0" w:type="auto"/>
+          </w:tcPr>
+          <w:p>
+            <w:pPr>
+              <w:pStyle w:val="NoSpacing"/>
+              <w:rPr>
+                <w:b w:val="0"/>
+                <w:bCs w:val="0"/>
+              </w:rPr>
+            </w:pPr>
             <w:r>
               <w:rPr>
                 <w:b w:val="0"/>
@@ -17353,60 +15382,19 @@
               </w:rPr>
               <w:t>theta_index</w:t>
             </w:r>
-            <w:proofErr w:type="spellEnd"/>
-          </w:p>
-        </w:tc>
-        <w:tc>
-          <w:tcPr>
-            <w:tcW w:w="8056" w:type="dxa"/>
-          </w:tcPr>
-          <w:p>
-            <w:pPr>
-              <w:pStyle w:val="NoSpacing"/>
-              <w:cnfStyle w:val="000000100000" w:firstRow="0" w:lastRow="0" w:firstColumn="0" w:lastColumn="0" w:oddVBand="0" w:evenVBand="0" w:oddHBand="1" w:evenHBand="0" w:firstRowFirstColumn="0" w:firstRowLastColumn="0" w:lastRowFirstColumn="0" w:lastRowLastColumn="0"/>
+          </w:p>
+        </w:tc>
+        <w:tc>
+          <w:tcPr>
+            <w:tcW w:w="0" w:type="auto"/>
+          </w:tcPr>
+          <w:p>
+            <w:pPr>
+              <w:pStyle w:val="NoSpacing"/>
+              <w:cnfStyle w:val="000000000000" w:firstRow="0" w:lastRow="0" w:firstColumn="0" w:lastColumn="0" w:oddVBand="0" w:evenVBand="0" w:oddHBand="0" w:evenHBand="0" w:firstRowFirstColumn="0" w:firstRowLastColumn="0" w:lastRowFirstColumn="0" w:lastRowLastColumn="0"/>
             </w:pPr>
             <w:r>
               <w:t>Polar line angle</w:t>
-            </w:r>
-          </w:p>
-        </w:tc>
-      </w:tr>
-      <w:tr>
-        <w:tc>
-          <w:tcPr>
-            <w:cnfStyle w:val="001000000000" w:firstRow="0" w:lastRow="0" w:firstColumn="1" w:lastColumn="0" w:oddVBand="0" w:evenVBand="0" w:oddHBand="0" w:evenHBand="0" w:firstRowFirstColumn="0" w:firstRowLastColumn="0" w:lastRowFirstColumn="0" w:lastRowLastColumn="0"/>
-            <w:tcW w:w="1294" w:type="dxa"/>
-          </w:tcPr>
-          <w:p>
-            <w:pPr>
-              <w:pStyle w:val="NoSpacing"/>
-              <w:rPr>
-                <w:b w:val="0"/>
-                <w:bCs w:val="0"/>
-              </w:rPr>
-            </w:pPr>
-            <w:proofErr w:type="spellStart"/>
-            <w:r>
-              <w:rPr>
-                <w:b w:val="0"/>
-                <w:bCs w:val="0"/>
-              </w:rPr>
-              <w:t>pixel_value</w:t>
-            </w:r>
-            <w:proofErr w:type="spellEnd"/>
-          </w:p>
-        </w:tc>
-        <w:tc>
-          <w:tcPr>
-            <w:tcW w:w="8056" w:type="dxa"/>
-          </w:tcPr>
-          <w:p>
-            <w:pPr>
-              <w:pStyle w:val="NoSpacing"/>
-              <w:cnfStyle w:val="000000000000" w:firstRow="0" w:lastRow="0" w:firstColumn="0" w:lastColumn="0" w:oddVBand="0" w:evenVBand="0" w:oddHBand="0" w:evenHBand="0" w:firstRowFirstColumn="0" w:firstRowLastColumn="0" w:lastRowFirstColumn="0" w:lastRowLastColumn="0"/>
-            </w:pPr>
-            <w:r>
-              <w:t>Pixel value for drawn line segment</w:t>
             </w:r>
           </w:p>
         </w:tc>
@@ -17418,17 +15406,54 @@
         <w:tc>
           <w:tcPr>
             <w:cnfStyle w:val="001000000000" w:firstRow="0" w:lastRow="0" w:firstColumn="1" w:lastColumn="0" w:oddVBand="0" w:evenVBand="0" w:oddHBand="0" w:evenHBand="0" w:firstRowFirstColumn="0" w:firstRowLastColumn="0" w:lastRowFirstColumn="0" w:lastRowLastColumn="0"/>
-            <w:tcW w:w="1294" w:type="dxa"/>
-          </w:tcPr>
-          <w:p>
-            <w:pPr>
-              <w:pStyle w:val="NoSpacing"/>
-              <w:rPr>
-                <w:b w:val="0"/>
-                <w:bCs w:val="0"/>
-              </w:rPr>
-            </w:pPr>
-            <w:proofErr w:type="spellStart"/>
+            <w:tcW w:w="0" w:type="auto"/>
+          </w:tcPr>
+          <w:p>
+            <w:pPr>
+              <w:pStyle w:val="NoSpacing"/>
+              <w:rPr>
+                <w:b w:val="0"/>
+                <w:bCs w:val="0"/>
+              </w:rPr>
+            </w:pPr>
+            <w:r>
+              <w:rPr>
+                <w:b w:val="0"/>
+                <w:bCs w:val="0"/>
+              </w:rPr>
+              <w:t>pixel_value</w:t>
+            </w:r>
+          </w:p>
+        </w:tc>
+        <w:tc>
+          <w:tcPr>
+            <w:tcW w:w="0" w:type="auto"/>
+          </w:tcPr>
+          <w:p>
+            <w:pPr>
+              <w:pStyle w:val="NoSpacing"/>
+              <w:cnfStyle w:val="000000100000" w:firstRow="0" w:lastRow="0" w:firstColumn="0" w:lastColumn="0" w:oddVBand="0" w:evenVBand="0" w:oddHBand="1" w:evenHBand="0" w:firstRowFirstColumn="0" w:firstRowLastColumn="0" w:lastRowFirstColumn="0" w:lastRowLastColumn="0"/>
+            </w:pPr>
+            <w:r>
+              <w:t>Pixel value for drawn line segment</w:t>
+            </w:r>
+          </w:p>
+        </w:tc>
+      </w:tr>
+      <w:tr>
+        <w:tc>
+          <w:tcPr>
+            <w:cnfStyle w:val="001000000000" w:firstRow="0" w:lastRow="0" w:firstColumn="1" w:lastColumn="0" w:oddVBand="0" w:evenVBand="0" w:oddHBand="0" w:evenHBand="0" w:firstRowFirstColumn="0" w:firstRowLastColumn="0" w:lastRowFirstColumn="0" w:lastRowLastColumn="0"/>
+            <w:tcW w:w="0" w:type="auto"/>
+          </w:tcPr>
+          <w:p>
+            <w:pPr>
+              <w:pStyle w:val="NoSpacing"/>
+              <w:rPr>
+                <w:b w:val="0"/>
+                <w:bCs w:val="0"/>
+              </w:rPr>
+            </w:pPr>
             <w:r>
               <w:rPr>
                 <w:b w:val="0"/>
@@ -17436,17 +15461,16 @@
               </w:rPr>
               <w:t>out_component</w:t>
             </w:r>
-            <w:proofErr w:type="spellEnd"/>
-          </w:p>
-        </w:tc>
-        <w:tc>
-          <w:tcPr>
-            <w:tcW w:w="8056" w:type="dxa"/>
-          </w:tcPr>
-          <w:p>
-            <w:pPr>
-              <w:pStyle w:val="NoSpacing"/>
-              <w:cnfStyle w:val="000000100000" w:firstRow="0" w:lastRow="0" w:firstColumn="0" w:lastColumn="0" w:oddVBand="0" w:evenVBand="0" w:oddHBand="1" w:evenHBand="0" w:firstRowFirstColumn="0" w:firstRowLastColumn="0" w:lastRowFirstColumn="0" w:lastRowLastColumn="0"/>
+          </w:p>
+        </w:tc>
+        <w:tc>
+          <w:tcPr>
+            <w:tcW w:w="0" w:type="auto"/>
+          </w:tcPr>
+          <w:p>
+            <w:pPr>
+              <w:pStyle w:val="NoSpacing"/>
+              <w:cnfStyle w:val="000000000000" w:firstRow="0" w:lastRow="0" w:firstColumn="0" w:lastColumn="0" w:oddVBand="0" w:evenVBand="0" w:oddHBand="0" w:evenHBand="0" w:firstRowFirstColumn="0" w:firstRowLastColumn="0" w:lastRowFirstColumn="0" w:lastRowLastColumn="0"/>
             </w:pPr>
             <w:r>
               <w:t>Color output image component in which to draw line</w:t>
@@ -17673,69 +15697,43 @@
                 <w:szCs w:val="20"/>
               </w:rPr>
             </w:pPr>
-            <w:proofErr w:type="spellStart"/>
             <w:r>
               <w:rPr>
                 <w:sz w:val="20"/>
                 <w:szCs w:val="20"/>
               </w:rPr>
-              <w:t>CV_8U</w:t>
-            </w:r>
-            <w:proofErr w:type="spellEnd"/>
-            <w:r>
+              <w:t>CV_8U has value 0</w:t>
+            </w:r>
+          </w:p>
+          <w:p>
+            <w:pPr>
+              <w:pStyle w:val="tablebullet"/>
+              <w:cnfStyle w:val="000000000000" w:firstRow="0" w:lastRow="0" w:firstColumn="0" w:lastColumn="0" w:oddVBand="0" w:evenVBand="0" w:oddHBand="0" w:evenHBand="0" w:firstRowFirstColumn="0" w:firstRowLastColumn="0" w:lastRowFirstColumn="0" w:lastRowLastColumn="0"/>
               <w:rPr>
                 <w:sz w:val="20"/>
                 <w:szCs w:val="20"/>
               </w:rPr>
-              <w:t xml:space="preserve"> has value 0</w:t>
+            </w:pPr>
+            <w:r>
+              <w:rPr>
+                <w:sz w:val="20"/>
+                <w:szCs w:val="20"/>
+              </w:rPr>
+              <w:t>CV_32S has value 1</w:t>
             </w:r>
           </w:p>
           <w:p>
             <w:pPr>
               <w:pStyle w:val="tablebullet"/>
               <w:cnfStyle w:val="000000000000" w:firstRow="0" w:lastRow="0" w:firstColumn="0" w:lastColumn="0" w:oddVBand="0" w:evenVBand="0" w:oddHBand="0" w:evenHBand="0" w:firstRowFirstColumn="0" w:firstRowLastColumn="0" w:lastRowFirstColumn="0" w:lastRowLastColumn="0"/>
+            </w:pPr>
+            <w:r>
               <w:rPr>
                 <w:sz w:val="20"/>
                 <w:szCs w:val="20"/>
               </w:rPr>
-            </w:pPr>
-            <w:proofErr w:type="spellStart"/>
-            <w:r>
-              <w:rPr>
-                <w:sz w:val="20"/>
-                <w:szCs w:val="20"/>
-              </w:rPr>
-              <w:t>CV_32S</w:t>
-            </w:r>
-            <w:proofErr w:type="spellEnd"/>
-            <w:r>
-              <w:rPr>
-                <w:sz w:val="20"/>
-                <w:szCs w:val="20"/>
-              </w:rPr>
-              <w:t xml:space="preserve"> has value 1</w:t>
-            </w:r>
-          </w:p>
-          <w:p>
-            <w:pPr>
-              <w:pStyle w:val="tablebullet"/>
-              <w:cnfStyle w:val="000000000000" w:firstRow="0" w:lastRow="0" w:firstColumn="0" w:lastColumn="0" w:oddVBand="0" w:evenVBand="0" w:oddHBand="0" w:evenHBand="0" w:firstRowFirstColumn="0" w:firstRowLastColumn="0" w:lastRowFirstColumn="0" w:lastRowLastColumn="0"/>
-            </w:pPr>
-            <w:proofErr w:type="spellStart"/>
-            <w:r>
-              <w:rPr>
-                <w:sz w:val="20"/>
-                <w:szCs w:val="20"/>
-              </w:rPr>
-              <w:t>CV_32F</w:t>
-            </w:r>
-            <w:proofErr w:type="spellEnd"/>
-            <w:r>
-              <w:rPr>
-                <w:sz w:val="20"/>
-                <w:szCs w:val="20"/>
-              </w:rPr>
-              <w:t xml:space="preserve"> has value 2</w:t>
+              <w:lastRenderedPageBreak/>
+              <w:t>CV_32F has value 2</w:t>
             </w:r>
           </w:p>
         </w:tc>
@@ -17762,6 +15760,7 @@
                 <w:b w:val="0"/>
                 <w:bCs w:val="0"/>
               </w:rPr>
+              <w:lastRenderedPageBreak/>
               <w:t>pixel count</w:t>
             </w:r>
           </w:p>
@@ -17920,7 +15919,6 @@
                 <w:b w:val="0"/>
                 <w:bCs w:val="0"/>
               </w:rPr>
-              <w:lastRenderedPageBreak/>
               <w:t>end-col</w:t>
             </w:r>
           </w:p>
@@ -17945,13 +15943,8 @@
       <w:pPr>
         <w:pStyle w:val="Heading2"/>
       </w:pPr>
-      <w:proofErr w:type="spellStart"/>
-      <w:r>
-        <w:t>hough</w:t>
-      </w:r>
-      <w:proofErr w:type="spellEnd"/>
-      <w:r>
-        <w:t>-peak-detect Operator</w:t>
+      <w:r>
+        <w:t>hough-peak-detect Operator</w:t>
       </w:r>
     </w:p>
     <w:p>
@@ -18094,15 +16087,7 @@
               <w:cnfStyle w:val="000000100000" w:firstRow="0" w:lastRow="0" w:firstColumn="0" w:lastColumn="0" w:oddVBand="0" w:evenVBand="0" w:oddHBand="1" w:evenHBand="0" w:firstRowFirstColumn="0" w:firstRowLastColumn="0" w:lastRowFirstColumn="0" w:lastRowLastColumn="0"/>
             </w:pPr>
             <w:r>
-              <w:t>“</w:t>
-            </w:r>
-            <w:proofErr w:type="spellStart"/>
-            <w:r>
-              <w:t>hough</w:t>
-            </w:r>
-            <w:proofErr w:type="spellEnd"/>
-            <w:r>
-              <w:t>”</w:t>
+              <w:t>“hough”</w:t>
             </w:r>
           </w:p>
         </w:tc>
@@ -18214,7 +16199,13 @@
         <w:pStyle w:val="Normalafterlist"/>
       </w:pPr>
       <w:r>
-        <w:t>The parameters to the draw Hough draw line operator are:</w:t>
+        <w:t xml:space="preserve">The parameters to the draw Hough </w:t>
+      </w:r>
+      <w:r>
+        <w:t xml:space="preserve">peak detect </w:t>
+      </w:r>
+      <w:r>
+        <w:t>operator are:</w:t>
       </w:r>
     </w:p>
     <w:tbl>
@@ -18284,7 +16275,7 @@
                 <w:b w:val="0"/>
                 <w:bCs w:val="0"/>
               </w:rPr>
-              <w:t>“threshold”</w:t>
+              <w:t>threshold</w:t>
             </w:r>
           </w:p>
         </w:tc>
@@ -18374,7 +16365,6 @@
                 <w:bCs w:val="0"/>
               </w:rPr>
             </w:pPr>
-            <w:proofErr w:type="spellStart"/>
             <w:r>
               <w:rPr>
                 <w:b w:val="0"/>
@@ -18382,7 +16372,6 @@
               </w:rPr>
               <w:t>theta_inc</w:t>
             </w:r>
-            <w:proofErr w:type="spellEnd"/>
           </w:p>
         </w:tc>
         <w:tc>
@@ -18414,7 +16403,6 @@
                 <w:bCs w:val="0"/>
               </w:rPr>
             </w:pPr>
-            <w:proofErr w:type="spellStart"/>
             <w:r>
               <w:rPr>
                 <w:b w:val="0"/>
@@ -18422,7 +16410,6 @@
               </w:rPr>
               <w:t>nthetas</w:t>
             </w:r>
-            <w:proofErr w:type="spellEnd"/>
           </w:p>
         </w:tc>
         <w:tc>
@@ -18435,13 +16422,8 @@
               <w:cnfStyle w:val="000000000000" w:firstRow="0" w:lastRow="0" w:firstColumn="0" w:lastColumn="0" w:oddVBand="0" w:evenVBand="0" w:oddHBand="0" w:evenHBand="0" w:firstRowFirstColumn="0" w:firstRowLastColumn="0" w:lastRowFirstColumn="0" w:lastRowLastColumn="0"/>
             </w:pPr>
             <w:r>
-              <w:t xml:space="preserve">The number of angles sampled = 180 / </w:t>
-            </w:r>
-            <w:proofErr w:type="spellStart"/>
-            <w:r>
-              <w:t>theta_inc</w:t>
-            </w:r>
-            <w:proofErr w:type="spellEnd"/>
+              <w:t>The number of angles sampled = 180 / theta_inc</w:t>
+            </w:r>
           </w:p>
         </w:tc>
       </w:tr>
@@ -18462,7 +16444,6 @@
                 <w:bCs w:val="0"/>
               </w:rPr>
             </w:pPr>
-            <w:proofErr w:type="spellStart"/>
             <w:r>
               <w:rPr>
                 <w:b w:val="0"/>
@@ -18470,7 +16451,6 @@
               </w:rPr>
               <w:t>max_rho</w:t>
             </w:r>
-            <w:proofErr w:type="spellEnd"/>
           </w:p>
         </w:tc>
         <w:tc>
@@ -18662,56 +16642,24 @@
                 <w:sz w:val="20"/>
                 <w:szCs w:val="20"/>
               </w:rPr>
-              <w:t xml:space="preserve">Copy the input image to the output image </w:t>
-            </w:r>
-            <w:proofErr w:type="spellStart"/>
-            <w:r>
+              <w:t xml:space="preserve">Copy the input image to the output image out_component component. </w:t>
+            </w:r>
+          </w:p>
+          <w:p>
+            <w:pPr>
+              <w:pStyle w:val="tablebullet"/>
+              <w:cnfStyle w:val="000000000000" w:firstRow="0" w:lastRow="0" w:firstColumn="0" w:lastColumn="0" w:oddVBand="0" w:evenVBand="0" w:oddHBand="0" w:evenHBand="0" w:firstRowFirstColumn="0" w:firstRowLastColumn="0" w:lastRowFirstColumn="0" w:lastRowLastColumn="0"/>
               <w:rPr>
                 <w:sz w:val="20"/>
                 <w:szCs w:val="20"/>
               </w:rPr>
-              <w:t>out_component</w:t>
-            </w:r>
-            <w:proofErr w:type="spellEnd"/>
+            </w:pPr>
             <w:r>
               <w:rPr>
                 <w:sz w:val="20"/>
                 <w:szCs w:val="20"/>
               </w:rPr>
-              <w:t xml:space="preserve"> component. </w:t>
-            </w:r>
-          </w:p>
-          <w:p>
-            <w:pPr>
-              <w:pStyle w:val="tablebullet"/>
-              <w:cnfStyle w:val="000000000000" w:firstRow="0" w:lastRow="0" w:firstColumn="0" w:lastColumn="0" w:oddVBand="0" w:evenVBand="0" w:oddHBand="0" w:evenHBand="0" w:firstRowFirstColumn="0" w:firstRowLastColumn="0" w:lastRowFirstColumn="0" w:lastRowLastColumn="0"/>
-              <w:rPr>
-                <w:sz w:val="20"/>
-                <w:szCs w:val="20"/>
-              </w:rPr>
-            </w:pPr>
-            <w:r>
-              <w:rPr>
-                <w:sz w:val="20"/>
-                <w:szCs w:val="20"/>
-              </w:rPr>
-              <w:t xml:space="preserve">Copy the input image to the first output image component if the </w:t>
-            </w:r>
-            <w:proofErr w:type="spellStart"/>
-            <w:r>
-              <w:rPr>
-                <w:sz w:val="20"/>
-                <w:szCs w:val="20"/>
-              </w:rPr>
-              <w:t>out_component</w:t>
-            </w:r>
-            <w:proofErr w:type="spellEnd"/>
-            <w:r>
-              <w:rPr>
-                <w:sz w:val="20"/>
-                <w:szCs w:val="20"/>
-              </w:rPr>
-              <w:t xml:space="preserve"> parameter is omitted.</w:t>
+              <w:t>Copy the input image to the first output image component if the out_component parameter is omitted.</w:t>
             </w:r>
           </w:p>
         </w:tc>
@@ -18772,72 +16720,24 @@
                 <w:sz w:val="20"/>
                 <w:szCs w:val="20"/>
               </w:rPr>
-              <w:t xml:space="preserve">Copy the input image </w:t>
-            </w:r>
-            <w:proofErr w:type="spellStart"/>
-            <w:r>
+              <w:t xml:space="preserve">Copy the input image in_component component to the output image in_component component. </w:t>
+            </w:r>
+          </w:p>
+          <w:p>
+            <w:pPr>
+              <w:pStyle w:val="tablebullet"/>
+              <w:cnfStyle w:val="000000100000" w:firstRow="0" w:lastRow="0" w:firstColumn="0" w:lastColumn="0" w:oddVBand="0" w:evenVBand="0" w:oddHBand="1" w:evenHBand="0" w:firstRowFirstColumn="0" w:firstRowLastColumn="0" w:lastRowFirstColumn="0" w:lastRowLastColumn="0"/>
               <w:rPr>
                 <w:sz w:val="20"/>
                 <w:szCs w:val="20"/>
               </w:rPr>
-              <w:t>in_component</w:t>
-            </w:r>
-            <w:proofErr w:type="spellEnd"/>
+            </w:pPr>
             <w:r>
               <w:rPr>
                 <w:sz w:val="20"/>
                 <w:szCs w:val="20"/>
               </w:rPr>
-              <w:t xml:space="preserve"> component to the output image </w:t>
-            </w:r>
-            <w:proofErr w:type="spellStart"/>
-            <w:r>
-              <w:rPr>
-                <w:sz w:val="20"/>
-                <w:szCs w:val="20"/>
-              </w:rPr>
-              <w:t>in_component</w:t>
-            </w:r>
-            <w:proofErr w:type="spellEnd"/>
-            <w:r>
-              <w:rPr>
-                <w:sz w:val="20"/>
-                <w:szCs w:val="20"/>
-              </w:rPr>
-              <w:t xml:space="preserve"> component. </w:t>
-            </w:r>
-          </w:p>
-          <w:p>
-            <w:pPr>
-              <w:pStyle w:val="tablebullet"/>
-              <w:cnfStyle w:val="000000100000" w:firstRow="0" w:lastRow="0" w:firstColumn="0" w:lastColumn="0" w:oddVBand="0" w:evenVBand="0" w:oddHBand="1" w:evenHBand="0" w:firstRowFirstColumn="0" w:firstRowLastColumn="0" w:lastRowFirstColumn="0" w:lastRowLastColumn="0"/>
-              <w:rPr>
-                <w:sz w:val="20"/>
-                <w:szCs w:val="20"/>
-              </w:rPr>
-            </w:pPr>
-            <w:r>
-              <w:rPr>
-                <w:sz w:val="20"/>
-                <w:szCs w:val="20"/>
-              </w:rPr>
-              <w:t xml:space="preserve">Copy the first input image component to the output image if the </w:t>
-            </w:r>
-            <w:proofErr w:type="spellStart"/>
-            <w:r>
-              <w:rPr>
-                <w:sz w:val="20"/>
-                <w:szCs w:val="20"/>
-              </w:rPr>
-              <w:t>in_component</w:t>
-            </w:r>
-            <w:proofErr w:type="spellEnd"/>
-            <w:r>
-              <w:rPr>
-                <w:sz w:val="20"/>
-                <w:szCs w:val="20"/>
-              </w:rPr>
-              <w:t xml:space="preserve"> parameter is omitted.</w:t>
+              <w:t>Copy the first input image component to the output image if the in_component parameter is omitted.</w:t>
             </w:r>
           </w:p>
         </w:tc>
@@ -18897,23 +16797,7 @@
         <w:pStyle w:val="Normalafterlist"/>
       </w:pPr>
       <w:r>
-        <w:t xml:space="preserve">There are several variations depending whether the </w:t>
-      </w:r>
-      <w:proofErr w:type="spellStart"/>
-      <w:r>
-        <w:t>in_component</w:t>
-      </w:r>
-      <w:proofErr w:type="spellEnd"/>
-      <w:r>
-        <w:t xml:space="preserve"> or </w:t>
-      </w:r>
-      <w:proofErr w:type="spellStart"/>
-      <w:r>
-        <w:t>out_component</w:t>
-      </w:r>
-      <w:proofErr w:type="spellEnd"/>
-      <w:r>
-        <w:t xml:space="preserve"> parameters are specified.</w:t>
+        <w:t>There are several variations depending whether the in_component or out_component parameters are specified.</w:t>
       </w:r>
     </w:p>
     <w:tbl>
@@ -18939,11 +16823,10 @@
             <w:tcW w:w="0" w:type="auto"/>
           </w:tcPr>
           <w:p>
-            <w:proofErr w:type="spellStart"/>
-            <w:r>
+            <w:r>
+              <w:lastRenderedPageBreak/>
               <w:t>in_component</w:t>
             </w:r>
-            <w:proofErr w:type="spellEnd"/>
           </w:p>
         </w:tc>
         <w:tc>
@@ -18954,11 +16837,9 @@
             <w:pPr>
               <w:cnfStyle w:val="100000000000" w:firstRow="1" w:lastRow="0" w:firstColumn="0" w:lastColumn="0" w:oddVBand="0" w:evenVBand="0" w:oddHBand="0" w:evenHBand="0" w:firstRowFirstColumn="0" w:firstRowLastColumn="0" w:lastRowFirstColumn="0" w:lastRowLastColumn="0"/>
             </w:pPr>
-            <w:proofErr w:type="spellStart"/>
             <w:r>
               <w:t>out_component</w:t>
             </w:r>
-            <w:proofErr w:type="spellEnd"/>
           </w:p>
         </w:tc>
         <w:tc>
@@ -19023,23 +16904,7 @@
               <w:cnfStyle w:val="000000100000" w:firstRow="0" w:lastRow="0" w:firstColumn="0" w:lastColumn="0" w:oddVBand="0" w:evenVBand="0" w:oddHBand="1" w:evenHBand="0" w:firstRowFirstColumn="0" w:firstRowLastColumn="0" w:lastRowFirstColumn="0" w:lastRowLastColumn="0"/>
             </w:pPr>
             <w:r>
-              <w:t xml:space="preserve">Copy the input image </w:t>
-            </w:r>
-            <w:proofErr w:type="spellStart"/>
-            <w:r>
-              <w:t>in_component</w:t>
-            </w:r>
-            <w:proofErr w:type="spellEnd"/>
-            <w:r>
-              <w:t xml:space="preserve"> to the output image </w:t>
-            </w:r>
-            <w:proofErr w:type="spellStart"/>
-            <w:r>
-              <w:t>out_component</w:t>
-            </w:r>
-            <w:proofErr w:type="spellEnd"/>
-            <w:r>
-              <w:t xml:space="preserve"> component </w:t>
+              <w:t xml:space="preserve">Copy the input image in_component to the output image out_component component </w:t>
             </w:r>
           </w:p>
         </w:tc>
@@ -19089,23 +16954,7 @@
               <w:cnfStyle w:val="000000000000" w:firstRow="0" w:lastRow="0" w:firstColumn="0" w:lastColumn="0" w:oddVBand="0" w:evenVBand="0" w:oddHBand="0" w:evenHBand="0" w:firstRowFirstColumn="0" w:firstRowLastColumn="0" w:lastRowFirstColumn="0" w:lastRowLastColumn="0"/>
             </w:pPr>
             <w:r>
-              <w:t xml:space="preserve">Copy the input image </w:t>
-            </w:r>
-            <w:proofErr w:type="spellStart"/>
-            <w:r>
-              <w:t>in_component</w:t>
-            </w:r>
-            <w:proofErr w:type="spellEnd"/>
-            <w:r>
-              <w:t xml:space="preserve"> component to the </w:t>
-            </w:r>
-            <w:proofErr w:type="spellStart"/>
-            <w:r>
-              <w:t>in_component</w:t>
-            </w:r>
-            <w:proofErr w:type="spellEnd"/>
-            <w:r>
-              <w:t xml:space="preserve"> component of the output image</w:t>
+              <w:t>Copy the input image in_component component to the in_component component of the output image</w:t>
             </w:r>
           </w:p>
         </w:tc>
@@ -19131,7 +16980,6 @@
                 <w:b w:val="0"/>
                 <w:bCs w:val="0"/>
               </w:rPr>
-              <w:lastRenderedPageBreak/>
               <w:t>omitted</w:t>
             </w:r>
           </w:p>
@@ -19159,23 +17007,7 @@
               <w:cnfStyle w:val="000000100000" w:firstRow="0" w:lastRow="0" w:firstColumn="0" w:lastColumn="0" w:oddVBand="0" w:evenVBand="0" w:oddHBand="1" w:evenHBand="0" w:firstRowFirstColumn="0" w:firstRowLastColumn="0" w:lastRowFirstColumn="0" w:lastRowLastColumn="0"/>
             </w:pPr>
             <w:r>
-              <w:t xml:space="preserve">Copy the input image </w:t>
-            </w:r>
-            <w:proofErr w:type="spellStart"/>
-            <w:r>
-              <w:t>out_component</w:t>
-            </w:r>
-            <w:proofErr w:type="spellEnd"/>
-            <w:r>
-              <w:t xml:space="preserve"> component to the output image </w:t>
-            </w:r>
-            <w:proofErr w:type="spellStart"/>
-            <w:r>
-              <w:t>out_component</w:t>
-            </w:r>
-            <w:proofErr w:type="spellEnd"/>
-            <w:r>
-              <w:t xml:space="preserve"> component </w:t>
+              <w:t xml:space="preserve">Copy the input image out_component component to the output image out_component component </w:t>
             </w:r>
           </w:p>
         </w:tc>
@@ -19300,7 +17132,6 @@
                 <w:bCs w:val="0"/>
               </w:rPr>
             </w:pPr>
-            <w:proofErr w:type="spellStart"/>
             <w:r>
               <w:rPr>
                 <w:b w:val="0"/>
@@ -19308,7 +17139,6 @@
               </w:rPr>
               <w:t>in_component</w:t>
             </w:r>
-            <w:proofErr w:type="spellEnd"/>
           </w:p>
         </w:tc>
         <w:tc>
@@ -19339,7 +17169,6 @@
                 <w:bCs w:val="0"/>
               </w:rPr>
             </w:pPr>
-            <w:proofErr w:type="spellStart"/>
             <w:r>
               <w:rPr>
                 <w:b w:val="0"/>
@@ -19347,7 +17176,6 @@
               </w:rPr>
               <w:t>out_component</w:t>
             </w:r>
-            <w:proofErr w:type="spellEnd"/>
           </w:p>
         </w:tc>
         <w:tc>
@@ -19584,69 +17412,42 @@
                 <w:szCs w:val="20"/>
               </w:rPr>
             </w:pPr>
-            <w:proofErr w:type="spellStart"/>
             <w:r>
               <w:rPr>
                 <w:sz w:val="20"/>
                 <w:szCs w:val="20"/>
               </w:rPr>
-              <w:t>CV_8U</w:t>
-            </w:r>
-            <w:proofErr w:type="spellEnd"/>
-            <w:r>
+              <w:t>CV_8U has value 0</w:t>
+            </w:r>
+          </w:p>
+          <w:p>
+            <w:pPr>
+              <w:pStyle w:val="tablebullet"/>
+              <w:cnfStyle w:val="000000000000" w:firstRow="0" w:lastRow="0" w:firstColumn="0" w:lastColumn="0" w:oddVBand="0" w:evenVBand="0" w:oddHBand="0" w:evenHBand="0" w:firstRowFirstColumn="0" w:firstRowLastColumn="0" w:lastRowFirstColumn="0" w:lastRowLastColumn="0"/>
               <w:rPr>
                 <w:sz w:val="20"/>
                 <w:szCs w:val="20"/>
               </w:rPr>
-              <w:t xml:space="preserve"> has value 0</w:t>
+            </w:pPr>
+            <w:r>
+              <w:rPr>
+                <w:sz w:val="20"/>
+                <w:szCs w:val="20"/>
+              </w:rPr>
+              <w:t>CV_32S has value 1</w:t>
             </w:r>
           </w:p>
           <w:p>
             <w:pPr>
               <w:pStyle w:val="tablebullet"/>
               <w:cnfStyle w:val="000000000000" w:firstRow="0" w:lastRow="0" w:firstColumn="0" w:lastColumn="0" w:oddVBand="0" w:evenVBand="0" w:oddHBand="0" w:evenHBand="0" w:firstRowFirstColumn="0" w:firstRowLastColumn="0" w:lastRowFirstColumn="0" w:lastRowLastColumn="0"/>
+            </w:pPr>
+            <w:r>
               <w:rPr>
                 <w:sz w:val="20"/>
                 <w:szCs w:val="20"/>
               </w:rPr>
-            </w:pPr>
-            <w:proofErr w:type="spellStart"/>
-            <w:r>
-              <w:rPr>
-                <w:sz w:val="20"/>
-                <w:szCs w:val="20"/>
-              </w:rPr>
-              <w:t>CV_32S</w:t>
-            </w:r>
-            <w:proofErr w:type="spellEnd"/>
-            <w:r>
-              <w:rPr>
-                <w:sz w:val="20"/>
-                <w:szCs w:val="20"/>
-              </w:rPr>
-              <w:t xml:space="preserve"> has value 1</w:t>
-            </w:r>
-          </w:p>
-          <w:p>
-            <w:pPr>
-              <w:pStyle w:val="tablebullet"/>
-              <w:cnfStyle w:val="000000000000" w:firstRow="0" w:lastRow="0" w:firstColumn="0" w:lastColumn="0" w:oddVBand="0" w:evenVBand="0" w:oddHBand="0" w:evenHBand="0" w:firstRowFirstColumn="0" w:firstRowLastColumn="0" w:lastRowFirstColumn="0" w:lastRowLastColumn="0"/>
-            </w:pPr>
-            <w:proofErr w:type="spellStart"/>
-            <w:r>
-              <w:rPr>
-                <w:sz w:val="20"/>
-                <w:szCs w:val="20"/>
-              </w:rPr>
-              <w:t>CV_32F</w:t>
-            </w:r>
-            <w:proofErr w:type="spellEnd"/>
-            <w:r>
-              <w:rPr>
-                <w:sz w:val="20"/>
-                <w:szCs w:val="20"/>
-              </w:rPr>
-              <w:t xml:space="preserve"> has value 2</w:t>
+              <w:t>CV_32F has value 2</w:t>
             </w:r>
           </w:p>
         </w:tc>
@@ -19662,31 +17463,7 @@
     </w:p>
     <w:p>
       <w:r>
-        <w:t xml:space="preserve">The transform intensity map operator maps the input image pixel value range to the specified output image pixel value range. Input JPEG and binary images can map to </w:t>
-      </w:r>
-      <w:proofErr w:type="spellStart"/>
-      <w:r>
-        <w:t>CV_8U</w:t>
-      </w:r>
-      <w:proofErr w:type="spellEnd"/>
-      <w:r>
-        <w:t xml:space="preserve"> JPEG images or </w:t>
-      </w:r>
-      <w:proofErr w:type="spellStart"/>
-      <w:r>
-        <w:t>CV_32S</w:t>
-      </w:r>
-      <w:proofErr w:type="spellEnd"/>
-      <w:r>
-        <w:t xml:space="preserve"> and </w:t>
-      </w:r>
-      <w:proofErr w:type="spellStart"/>
-      <w:r>
-        <w:t>CV_32F</w:t>
-      </w:r>
-      <w:proofErr w:type="spellEnd"/>
-      <w:r>
-        <w:t xml:space="preserve"> binary images The mapping of input to output intensity values are determined as follows.</w:t>
+        <w:t>The transform intensity map operator maps the input image pixel value range to the specified output image pixel value range. Input JPEG and binary images can map to CV_8U JPEG images or CV_32S and CV_32F binary images The mapping of input to output intensity values are determined as follows.</w:t>
       </w:r>
     </w:p>
     <w:p>
@@ -19696,7 +17473,6 @@
       <w:r>
         <w:t xml:space="preserve">  if input value &lt; </w:t>
       </w:r>
-      <w:proofErr w:type="spellStart"/>
       <w:r>
         <w:rPr>
           <w:rFonts w:eastAsia="Times New Roman" w:cs="Arial"/>
@@ -19704,20 +17480,14 @@
         </w:rPr>
         <w:t>lower_in</w:t>
       </w:r>
-      <w:proofErr w:type="spellEnd"/>
     </w:p>
     <w:p>
       <w:pPr>
         <w:pStyle w:val="code"/>
       </w:pPr>
       <w:r>
-        <w:t xml:space="preserve">    output value = </w:t>
-      </w:r>
-      <w:proofErr w:type="spellStart"/>
-      <w:r>
-        <w:t>lower_out</w:t>
-      </w:r>
-      <w:proofErr w:type="spellEnd"/>
+        <w:t xml:space="preserve">    output value = lower_out</w:t>
+      </w:r>
     </w:p>
     <w:p>
       <w:pPr>
@@ -19726,7 +17496,6 @@
       <w:r>
         <w:t xml:space="preserve">  else if input value &gt;= </w:t>
       </w:r>
-      <w:proofErr w:type="spellStart"/>
       <w:r>
         <w:rPr>
           <w:rFonts w:eastAsia="Times New Roman" w:cs="Arial"/>
@@ -19734,20 +17503,14 @@
         </w:rPr>
         <w:t>upper_in</w:t>
       </w:r>
-      <w:proofErr w:type="spellEnd"/>
     </w:p>
     <w:p>
       <w:pPr>
         <w:pStyle w:val="code"/>
       </w:pPr>
       <w:r>
-        <w:t xml:space="preserve">    output value = </w:t>
-      </w:r>
-      <w:proofErr w:type="spellStart"/>
-      <w:r>
-        <w:t>upper_out</w:t>
-      </w:r>
-      <w:proofErr w:type="spellEnd"/>
+        <w:t xml:space="preserve">    output value = upper_out</w:t>
+      </w:r>
     </w:p>
     <w:p>
       <w:pPr>
@@ -19774,17 +17537,8 @@
         </w:rPr>
       </w:pPr>
       <w:r>
-        <w:t xml:space="preserve">      </w:t>
-      </w:r>
-      <w:proofErr w:type="spellStart"/>
-      <w:r>
-        <w:t>lower_out</w:t>
-      </w:r>
-      <w:proofErr w:type="spellEnd"/>
-      <w:r>
-        <w:t xml:space="preserve"> + (input value - </w:t>
-      </w:r>
-      <w:proofErr w:type="spellStart"/>
+        <w:t xml:space="preserve">      lower_out + (input value - </w:t>
+      </w:r>
       <w:r>
         <w:rPr>
           <w:rFonts w:eastAsia="Times New Roman" w:cs="Arial"/>
@@ -19792,19 +17546,9 @@
         </w:rPr>
         <w:t>lower_in</w:t>
       </w:r>
-      <w:proofErr w:type="spellEnd"/>
-      <w:r>
-        <w:t>) * (</w:t>
-      </w:r>
-      <w:proofErr w:type="spellStart"/>
-      <w:r>
-        <w:t>upper_out</w:t>
-      </w:r>
-      <w:proofErr w:type="spellEnd"/>
-      <w:r>
-        <w:t xml:space="preserve"> - </w:t>
-      </w:r>
-      <w:proofErr w:type="spellStart"/>
+      <w:r>
+        <w:t xml:space="preserve">) * (upper_out - </w:t>
+      </w:r>
       <w:r>
         <w:rPr>
           <w:rFonts w:eastAsia="Times New Roman" w:cs="Arial"/>
@@ -19812,19 +17556,9 @@
         </w:rPr>
         <w:t>upper_in</w:t>
       </w:r>
-      <w:proofErr w:type="spellEnd"/>
-      <w:r>
-        <w:t>) / (</w:t>
-      </w:r>
-      <w:proofErr w:type="spellStart"/>
-      <w:r>
-        <w:t>lower_out</w:t>
-      </w:r>
-      <w:proofErr w:type="spellEnd"/>
-      <w:r>
-        <w:t xml:space="preserve"> - </w:t>
-      </w:r>
-      <w:proofErr w:type="spellStart"/>
+      <w:r>
+        <w:t xml:space="preserve">) / (lower_out - </w:t>
+      </w:r>
       <w:r>
         <w:rPr>
           <w:rFonts w:eastAsia="Times New Roman" w:cs="Arial"/>
@@ -19832,7 +17566,6 @@
         </w:rPr>
         <w:t>lower_in</w:t>
       </w:r>
-      <w:proofErr w:type="spellEnd"/>
       <w:r>
         <w:t>)</w:t>
       </w:r>
@@ -19842,39 +17575,7 @@
         <w:pStyle w:val="Normalafterlist"/>
       </w:pPr>
       <w:r>
-        <w:t xml:space="preserve">The operator can threshold images by specifying </w:t>
-      </w:r>
-      <w:proofErr w:type="spellStart"/>
-      <w:r>
-        <w:t>lower_in</w:t>
-      </w:r>
-      <w:proofErr w:type="spellEnd"/>
-      <w:r>
-        <w:t xml:space="preserve"> = </w:t>
-      </w:r>
-      <w:proofErr w:type="spellStart"/>
-      <w:r>
-        <w:t>upper_in</w:t>
-      </w:r>
-      <w:proofErr w:type="spellEnd"/>
-      <w:r>
-        <w:t xml:space="preserve"> = threshold value. </w:t>
-      </w:r>
-      <w:proofErr w:type="spellStart"/>
-      <w:r>
-        <w:t>Lower_out</w:t>
-      </w:r>
-      <w:proofErr w:type="spellEnd"/>
-      <w:r>
-        <w:t xml:space="preserve"> then is the output pixel value for input pixel values &lt; threshold, and </w:t>
-      </w:r>
-      <w:proofErr w:type="spellStart"/>
-      <w:r>
-        <w:t>upper_out</w:t>
-      </w:r>
-      <w:proofErr w:type="spellEnd"/>
-      <w:r>
-        <w:t xml:space="preserve"> is the output pixel value for input pixel values &gt;= threshold. </w:t>
+        <w:t xml:space="preserve">The operator can threshold images by specifying lower_in = upper_in = threshold value. Lower_out then is the output pixel value for input pixel values &lt; threshold, and upper_out is the output pixel value for input pixel values &gt;= threshold. </w:t>
       </w:r>
     </w:p>
     <w:p>
@@ -20036,31 +17737,7 @@
               <w:cnfStyle w:val="000000100000" w:firstRow="0" w:lastRow="0" w:firstColumn="0" w:lastColumn="0" w:oddVBand="0" w:evenVBand="0" w:oddHBand="1" w:evenHBand="0" w:firstRowFirstColumn="0" w:firstRowLastColumn="0" w:lastRowFirstColumn="0" w:lastRowLastColumn="0"/>
             </w:pPr>
             <w:r>
-              <w:t xml:space="preserve">input </w:t>
-            </w:r>
-            <w:proofErr w:type="spellStart"/>
-            <w:r>
-              <w:t>CV_8U</w:t>
-            </w:r>
-            <w:proofErr w:type="spellEnd"/>
-            <w:r>
-              <w:t xml:space="preserve">, </w:t>
-            </w:r>
-            <w:proofErr w:type="spellStart"/>
-            <w:r>
-              <w:t>CV_32S</w:t>
-            </w:r>
-            <w:proofErr w:type="spellEnd"/>
-            <w:r>
-              <w:t xml:space="preserve">, or </w:t>
-            </w:r>
-            <w:proofErr w:type="spellStart"/>
-            <w:r>
-              <w:t>CV_32F</w:t>
-            </w:r>
-            <w:proofErr w:type="spellEnd"/>
-            <w:r>
-              <w:t xml:space="preserve"> intensity image</w:t>
+              <w:t>input CV_8U, CV_32S, or CV_32F intensity image</w:t>
             </w:r>
           </w:p>
         </w:tc>
@@ -20135,31 +17812,7 @@
               <w:cnfStyle w:val="000000000000" w:firstRow="0" w:lastRow="0" w:firstColumn="0" w:lastColumn="0" w:oddVBand="0" w:evenVBand="0" w:oddHBand="0" w:evenHBand="0" w:firstRowFirstColumn="0" w:firstRowLastColumn="0" w:lastRowFirstColumn="0" w:lastRowLastColumn="0"/>
             </w:pPr>
             <w:r>
-              <w:t xml:space="preserve">output </w:t>
-            </w:r>
-            <w:proofErr w:type="spellStart"/>
-            <w:r>
-              <w:t>CV_8U</w:t>
-            </w:r>
-            <w:proofErr w:type="spellEnd"/>
-            <w:r>
-              <w:t xml:space="preserve">, </w:t>
-            </w:r>
-            <w:proofErr w:type="spellStart"/>
-            <w:r>
-              <w:t>CV_32S</w:t>
-            </w:r>
-            <w:proofErr w:type="spellEnd"/>
-            <w:r>
-              <w:t xml:space="preserve">, or </w:t>
-            </w:r>
-            <w:proofErr w:type="spellStart"/>
-            <w:r>
-              <w:t>CV_32F</w:t>
-            </w:r>
-            <w:proofErr w:type="spellEnd"/>
-            <w:r>
-              <w:t xml:space="preserve"> mapped intensity  image. </w:t>
+              <w:t xml:space="preserve">output CV_8U, CV_32S, or CV_32F mapped intensity  image. </w:t>
             </w:r>
           </w:p>
         </w:tc>
@@ -20186,6 +17839,8 @@
       <w:tr>
         <w:trPr>
           <w:cnfStyle w:val="100000000000" w:firstRow="1" w:lastRow="0" w:firstColumn="0" w:lastColumn="0" w:oddVBand="0" w:evenVBand="0" w:oddHBand="0" w:evenHBand="0" w:firstRowFirstColumn="0" w:firstRowLastColumn="0" w:lastRowFirstColumn="0" w:lastRowLastColumn="0"/>
+          <w:cantSplit/>
+          <w:tblHeader/>
         </w:trPr>
         <w:tc>
           <w:tcPr>
@@ -20197,6 +17852,7 @@
               <w:pStyle w:val="NoSpacing"/>
             </w:pPr>
             <w:r>
+              <w:lastRenderedPageBreak/>
               <w:t>parameter</w:t>
             </w:r>
           </w:p>
@@ -20232,7 +17888,6 @@
                 <w:bCs w:val="0"/>
               </w:rPr>
             </w:pPr>
-            <w:proofErr w:type="spellStart"/>
             <w:r>
               <w:rPr>
                 <w:b w:val="0"/>
@@ -20240,7 +17895,6 @@
               </w:rPr>
               <w:t>lower_in</w:t>
             </w:r>
-            <w:proofErr w:type="spellEnd"/>
           </w:p>
         </w:tc>
         <w:tc>
@@ -20271,7 +17925,6 @@
                 <w:bCs w:val="0"/>
               </w:rPr>
             </w:pPr>
-            <w:proofErr w:type="spellStart"/>
             <w:r>
               <w:rPr>
                 <w:b w:val="0"/>
@@ -20279,7 +17932,6 @@
               </w:rPr>
               <w:t>upper_in</w:t>
             </w:r>
-            <w:proofErr w:type="spellEnd"/>
           </w:p>
         </w:tc>
         <w:tc>
@@ -20313,7 +17965,6 @@
                 <w:bCs w:val="0"/>
               </w:rPr>
             </w:pPr>
-            <w:proofErr w:type="spellStart"/>
             <w:r>
               <w:rPr>
                 <w:b w:val="0"/>
@@ -20321,7 +17972,6 @@
               </w:rPr>
               <w:t>lower_out</w:t>
             </w:r>
-            <w:proofErr w:type="spellEnd"/>
           </w:p>
         </w:tc>
         <w:tc>
@@ -20352,16 +18002,13 @@
                 <w:bCs w:val="0"/>
               </w:rPr>
             </w:pPr>
-            <w:proofErr w:type="spellStart"/>
-            <w:r>
-              <w:rPr>
-                <w:b w:val="0"/>
-                <w:bCs w:val="0"/>
-              </w:rPr>
-              <w:lastRenderedPageBreak/>
+            <w:r>
+              <w:rPr>
+                <w:b w:val="0"/>
+                <w:bCs w:val="0"/>
+              </w:rPr>
               <w:t>upper_out</w:t>
             </w:r>
-            <w:proofErr w:type="spellEnd"/>
           </w:p>
         </w:tc>
         <w:tc>
@@ -20385,23 +18032,7 @@
         <w:pStyle w:val="Normalafterlist"/>
       </w:pPr>
       <w:r>
-        <w:t xml:space="preserve">If </w:t>
-      </w:r>
-      <w:proofErr w:type="spellStart"/>
-      <w:r>
-        <w:t>lower_in</w:t>
-      </w:r>
-      <w:proofErr w:type="spellEnd"/>
-      <w:r>
-        <w:t xml:space="preserve"> or </w:t>
-      </w:r>
-      <w:proofErr w:type="spellStart"/>
-      <w:r>
-        <w:t>lower_out</w:t>
-      </w:r>
-      <w:proofErr w:type="spellEnd"/>
-      <w:r>
-        <w:t xml:space="preserve"> are omitted, they default to the lowest input image pixel value or highest input image pixel value.</w:t>
+        <w:t>If lower_in or lower_out are omitted, they default to the lowest input image pixel value or highest input image pixel value.</w:t>
       </w:r>
     </w:p>
     <w:p>
@@ -20622,69 +18253,42 @@
                 <w:szCs w:val="20"/>
               </w:rPr>
             </w:pPr>
-            <w:proofErr w:type="spellStart"/>
             <w:r>
               <w:rPr>
                 <w:sz w:val="20"/>
                 <w:szCs w:val="20"/>
               </w:rPr>
-              <w:t>CV_8U</w:t>
-            </w:r>
-            <w:proofErr w:type="spellEnd"/>
-            <w:r>
+              <w:t>CV_8U has value 0</w:t>
+            </w:r>
+          </w:p>
+          <w:p>
+            <w:pPr>
+              <w:pStyle w:val="tablebullet"/>
+              <w:cnfStyle w:val="000000000000" w:firstRow="0" w:lastRow="0" w:firstColumn="0" w:lastColumn="0" w:oddVBand="0" w:evenVBand="0" w:oddHBand="0" w:evenHBand="0" w:firstRowFirstColumn="0" w:firstRowLastColumn="0" w:lastRowFirstColumn="0" w:lastRowLastColumn="0"/>
               <w:rPr>
                 <w:sz w:val="20"/>
                 <w:szCs w:val="20"/>
               </w:rPr>
-              <w:t xml:space="preserve"> has value 0</w:t>
+            </w:pPr>
+            <w:r>
+              <w:rPr>
+                <w:sz w:val="20"/>
+                <w:szCs w:val="20"/>
+              </w:rPr>
+              <w:t>CV_32S has value 1</w:t>
             </w:r>
           </w:p>
           <w:p>
             <w:pPr>
               <w:pStyle w:val="tablebullet"/>
               <w:cnfStyle w:val="000000000000" w:firstRow="0" w:lastRow="0" w:firstColumn="0" w:lastColumn="0" w:oddVBand="0" w:evenVBand="0" w:oddHBand="0" w:evenHBand="0" w:firstRowFirstColumn="0" w:firstRowLastColumn="0" w:lastRowFirstColumn="0" w:lastRowLastColumn="0"/>
+            </w:pPr>
+            <w:r>
               <w:rPr>
                 <w:sz w:val="20"/>
                 <w:szCs w:val="20"/>
               </w:rPr>
-            </w:pPr>
-            <w:proofErr w:type="spellStart"/>
-            <w:r>
-              <w:rPr>
-                <w:sz w:val="20"/>
-                <w:szCs w:val="20"/>
-              </w:rPr>
-              <w:t>CV_32S</w:t>
-            </w:r>
-            <w:proofErr w:type="spellEnd"/>
-            <w:r>
-              <w:rPr>
-                <w:sz w:val="20"/>
-                <w:szCs w:val="20"/>
-              </w:rPr>
-              <w:t xml:space="preserve"> has value 1</w:t>
-            </w:r>
-          </w:p>
-          <w:p>
-            <w:pPr>
-              <w:pStyle w:val="tablebullet"/>
-              <w:cnfStyle w:val="000000000000" w:firstRow="0" w:lastRow="0" w:firstColumn="0" w:lastColumn="0" w:oddVBand="0" w:evenVBand="0" w:oddHBand="0" w:evenHBand="0" w:firstRowFirstColumn="0" w:firstRowLastColumn="0" w:lastRowFirstColumn="0" w:lastRowLastColumn="0"/>
-            </w:pPr>
-            <w:proofErr w:type="spellStart"/>
-            <w:r>
-              <w:rPr>
-                <w:sz w:val="20"/>
-                <w:szCs w:val="20"/>
-              </w:rPr>
-              <w:t>CV_32F</w:t>
-            </w:r>
-            <w:proofErr w:type="spellEnd"/>
-            <w:r>
-              <w:rPr>
-                <w:sz w:val="20"/>
-                <w:szCs w:val="20"/>
-              </w:rPr>
-              <w:t xml:space="preserve"> has value 2</w:t>
+              <w:t>CV_32F has value 2</w:t>
             </w:r>
           </w:p>
         </w:tc>
@@ -20786,7 +18390,7 @@
         <w:rPr>
           <w:noProof/>
         </w:rPr>
-        <w:t>7/19/2022</w:t>
+        <w:t>7/21/2022</w:t>
       </w:r>
     </w:fldSimple>
     <w:r>
@@ -20802,7 +18406,7 @@
       <w:rPr>
         <w:noProof/>
       </w:rPr>
-      <w:t>7/19/2022 1:36 PM</w:t>
+      <w:t>7/21/2022 2:09 PM</w:t>
     </w:r>
     <w:r>
       <w:fldChar w:fldCharType="end"/>
@@ -20873,7 +18477,7 @@
           <w:rPr>
             <w:noProof/>
           </w:rPr>
-          <w:t>7/19/2022 1:36 PM</w:t>
+          <w:t>7/21/2022 2:09 PM</w:t>
         </w:r>
         <w:r>
           <w:fldChar w:fldCharType="end"/>

--- a/doc/cv-workbench.docx
+++ b/doc/cv-workbench.docx
@@ -8682,9 +8682,9 @@
       </w:tblPr>
       <w:tblGrid>
         <w:gridCol w:w="1219"/>
-        <w:gridCol w:w="1439"/>
+        <w:gridCol w:w="1036"/>
         <w:gridCol w:w="1109"/>
-        <w:gridCol w:w="5583"/>
+        <w:gridCol w:w="5986"/>
       </w:tblGrid>
       <w:tr>
         <w:trPr>
@@ -9121,7 +9121,7 @@
               <w:cnfStyle w:val="000000000000" w:firstRow="0" w:lastRow="0" w:firstColumn="0" w:lastColumn="0" w:oddVBand="0" w:evenVBand="0" w:oddHBand="0" w:evenHBand="0" w:firstRowFirstColumn="0" w:firstRowLastColumn="0" w:lastRowFirstColumn="0" w:lastRowLastColumn="0"/>
             </w:pPr>
             <w:r>
-              <w:t>Accumulator</w:t>
+              <w:t>Image</w:t>
             </w:r>
           </w:p>
         </w:tc>
@@ -13885,12 +13885,12 @@
         <w:pStyle w:val="Heading2"/>
       </w:pPr>
       <w:r>
-        <w:t>hough-accumulator-create Operator</w:t>
-      </w:r>
-    </w:p>
-    <w:p>
-      <w:r>
-        <w:t xml:space="preserve">The create Hough accumulator operator creates a Hough accumulator and stores it in binary or text format as described in section </w:t>
+        <w:t>hough-image-create Operator</w:t>
+      </w:r>
+    </w:p>
+    <w:p>
+      <w:r>
+        <w:t xml:space="preserve">The create image Hough operator creates a Hough accumulator from an image and stores it in binary or text format as described in section </w:t>
       </w:r>
       <w:r>
         <w:fldChar w:fldCharType="begin"/>
@@ -14158,7 +14158,7 @@
         <w:pStyle w:val="Normalafterlist"/>
       </w:pPr>
       <w:r>
-        <w:t>The parameters to the create Hough accumulator operator is:</w:t>
+        <w:t>The parameters to the create image Hough operator is:</w:t>
       </w:r>
     </w:p>
     <w:tbl>

--- a/doc/cv-workbench.docx
+++ b/doc/cv-workbench.docx
@@ -1921,7 +1921,7 @@
     </w:p>
     <w:p>
       <w:r>
-        <w:t>Histograms count the number of different values for any data type containing a range of values, such as images. The stored histogram data bins correspond to a values ranging from a lower to an upper pixel value. The number of histogram bins, the lower value, and the upper value determine into which bin a value is counted. Values below the lower value are counted in the first bin, and values above the upper value are counted in the last bin. The bin corresponding to a value is given by this:</w:t>
+        <w:t>Histograms count the number of different values for any data type containing a range of values, such as images or Hough accumulators. The stored histogram data bins correspond to a values ranging from a lower to an upper pixel value. The number of histogram bins, the lower value, and the upper value determine into which bin a value is counted. Values below the lower value are counted in the first bin, and values above the upper value are counted in the last bin. The bin corresponding to a value is given by this:</w:t>
       </w:r>
     </w:p>
     <w:p>
@@ -1990,7 +1990,7 @@
     </w:p>
     <w:p>
       <w:r>
-        <w:t>Binary histogram files contain the statistics for the value distribution, such as the minimum, maximum, and total counts for all bins, and the histogram bin counts. The binary histogram data files are defined by the workbench, and have the following format:</w:t>
+        <w:t>Binary histogram files contain the statistics for a value distribution such as an image or Hough accumulator, such as the minimum, maximum, and total counts for all bins, and the histogram bin counts. The binary histogram data files are defined by the workbench, and have the following format:</w:t>
       </w:r>
     </w:p>
     <w:tbl>
@@ -2141,7 +2141,7 @@
               <w:cnfStyle w:val="000000000000" w:firstRow="0" w:lastRow="0" w:firstColumn="0" w:lastColumn="0" w:oddVBand="0" w:evenVBand="0" w:oddHBand="0" w:evenHBand="0" w:firstRowFirstColumn="0" w:firstRowLastColumn="0" w:lastRowFirstColumn="0" w:lastRowLastColumn="0"/>
             </w:pPr>
             <w:r>
-              <w:t>32-bit integer</w:t>
+              <w:t>32-bit float</w:t>
             </w:r>
           </w:p>
         </w:tc>
@@ -2196,6 +2196,58 @@
               <w:cnfStyle w:val="000000100000" w:firstRow="0" w:lastRow="0" w:firstColumn="0" w:lastColumn="0" w:oddVBand="0" w:evenVBand="0" w:oddHBand="1" w:evenHBand="0" w:firstRowFirstColumn="0" w:firstRowLastColumn="0" w:lastRowFirstColumn="0" w:lastRowLastColumn="0"/>
             </w:pPr>
             <w:r>
+              <w:t>32-bit float</w:t>
+            </w:r>
+          </w:p>
+        </w:tc>
+        <w:tc>
+          <w:tcPr>
+            <w:tcW w:w="0" w:type="auto"/>
+          </w:tcPr>
+          <w:p>
+            <w:pPr>
+              <w:pStyle w:val="NoSpacing"/>
+              <w:cnfStyle w:val="000000100000" w:firstRow="0" w:lastRow="0" w:firstColumn="0" w:lastColumn="0" w:oddVBand="0" w:evenVBand="0" w:oddHBand="1" w:evenHBand="0" w:firstRowFirstColumn="0" w:firstRowLastColumn="0" w:lastRowFirstColumn="0" w:lastRowLastColumn="0"/>
+            </w:pPr>
+            <w:r>
+              <w:t>The upper pixel value accumulated in the last histogram bin</w:t>
+            </w:r>
+          </w:p>
+        </w:tc>
+      </w:tr>
+      <w:tr>
+        <w:tc>
+          <w:tcPr>
+            <w:cnfStyle w:val="001000000000" w:firstRow="0" w:lastRow="0" w:firstColumn="1" w:lastColumn="0" w:oddVBand="0" w:evenVBand="0" w:oddHBand="0" w:evenHBand="0" w:firstRowFirstColumn="0" w:firstRowLastColumn="0" w:lastRowFirstColumn="0" w:lastRowLastColumn="0"/>
+            <w:tcW w:w="0" w:type="auto"/>
+          </w:tcPr>
+          <w:p>
+            <w:pPr>
+              <w:pStyle w:val="NoSpacing"/>
+              <w:rPr>
+                <w:b w:val="0"/>
+                <w:bCs w:val="0"/>
+              </w:rPr>
+            </w:pPr>
+            <w:r>
+              <w:rPr>
+                <w:b w:val="0"/>
+                <w:bCs w:val="0"/>
+              </w:rPr>
+              <w:t>total_count</w:t>
+            </w:r>
+          </w:p>
+        </w:tc>
+        <w:tc>
+          <w:tcPr>
+            <w:tcW w:w="0" w:type="auto"/>
+          </w:tcPr>
+          <w:p>
+            <w:pPr>
+              <w:pStyle w:val="NoSpacing"/>
+              <w:cnfStyle w:val="000000000000" w:firstRow="0" w:lastRow="0" w:firstColumn="0" w:lastColumn="0" w:oddVBand="0" w:evenVBand="0" w:oddHBand="0" w:evenHBand="0" w:firstRowFirstColumn="0" w:firstRowLastColumn="0" w:lastRowFirstColumn="0" w:lastRowLastColumn="0"/>
+            </w:pPr>
+            <w:r>
               <w:t>32-bit integer</w:t>
             </w:r>
           </w:p>
@@ -2207,62 +2259,10 @@
           <w:p>
             <w:pPr>
               <w:pStyle w:val="NoSpacing"/>
-              <w:cnfStyle w:val="000000100000" w:firstRow="0" w:lastRow="0" w:firstColumn="0" w:lastColumn="0" w:oddVBand="0" w:evenVBand="0" w:oddHBand="1" w:evenHBand="0" w:firstRowFirstColumn="0" w:firstRowLastColumn="0" w:lastRowFirstColumn="0" w:lastRowLastColumn="0"/>
-            </w:pPr>
-            <w:r>
-              <w:t>The upper pixel value accumulated in the last histogram bin</w:t>
-            </w:r>
-          </w:p>
-        </w:tc>
-      </w:tr>
-      <w:tr>
-        <w:tc>
-          <w:tcPr>
-            <w:cnfStyle w:val="001000000000" w:firstRow="0" w:lastRow="0" w:firstColumn="1" w:lastColumn="0" w:oddVBand="0" w:evenVBand="0" w:oddHBand="0" w:evenHBand="0" w:firstRowFirstColumn="0" w:firstRowLastColumn="0" w:lastRowFirstColumn="0" w:lastRowLastColumn="0"/>
-            <w:tcW w:w="0" w:type="auto"/>
-          </w:tcPr>
-          <w:p>
-            <w:pPr>
-              <w:pStyle w:val="NoSpacing"/>
-              <w:rPr>
-                <w:b w:val="0"/>
-                <w:bCs w:val="0"/>
-              </w:rPr>
-            </w:pPr>
-            <w:r>
-              <w:rPr>
-                <w:b w:val="0"/>
-                <w:bCs w:val="0"/>
-              </w:rPr>
-              <w:t>min_value</w:t>
-            </w:r>
-          </w:p>
-        </w:tc>
-        <w:tc>
-          <w:tcPr>
-            <w:tcW w:w="0" w:type="auto"/>
-          </w:tcPr>
-          <w:p>
-            <w:pPr>
-              <w:pStyle w:val="NoSpacing"/>
               <w:cnfStyle w:val="000000000000" w:firstRow="0" w:lastRow="0" w:firstColumn="0" w:lastColumn="0" w:oddVBand="0" w:evenVBand="0" w:oddHBand="0" w:evenHBand="0" w:firstRowFirstColumn="0" w:firstRowLastColumn="0" w:lastRowFirstColumn="0" w:lastRowLastColumn="0"/>
             </w:pPr>
             <w:r>
-              <w:t>32-bit integer</w:t>
-            </w:r>
-          </w:p>
-        </w:tc>
-        <w:tc>
-          <w:tcPr>
-            <w:tcW w:w="0" w:type="auto"/>
-          </w:tcPr>
-          <w:p>
-            <w:pPr>
-              <w:pStyle w:val="NoSpacing"/>
-              <w:cnfStyle w:val="000000000000" w:firstRow="0" w:lastRow="0" w:firstColumn="0" w:lastColumn="0" w:oddVBand="0" w:evenVBand="0" w:oddHBand="0" w:evenHBand="0" w:firstRowFirstColumn="0" w:firstRowLastColumn="0" w:lastRowFirstColumn="0" w:lastRowLastColumn="0"/>
-            </w:pPr>
-            <w:r>
-              <w:t xml:space="preserve">The overall minimum image pixel value </w:t>
+              <w:t>The total counts for all the bins</w:t>
             </w:r>
           </w:p>
         </w:tc>
@@ -2289,7 +2289,7 @@
                 <w:b w:val="0"/>
                 <w:bCs w:val="0"/>
               </w:rPr>
-              <w:t>max_value</w:t>
+              <w:t>min_count</w:t>
             </w:r>
           </w:p>
         </w:tc>
@@ -2317,31 +2317,31 @@
               <w:cnfStyle w:val="000000100000" w:firstRow="0" w:lastRow="0" w:firstColumn="0" w:lastColumn="0" w:oddVBand="0" w:evenVBand="0" w:oddHBand="1" w:evenHBand="0" w:firstRowFirstColumn="0" w:firstRowLastColumn="0" w:lastRowFirstColumn="0" w:lastRowLastColumn="0"/>
             </w:pPr>
             <w:r>
-              <w:t xml:space="preserve">The overall maximum image pixel value </w:t>
-            </w:r>
-          </w:p>
-        </w:tc>
-      </w:tr>
-      <w:tr>
-        <w:tc>
-          <w:tcPr>
-            <w:cnfStyle w:val="001000000000" w:firstRow="0" w:lastRow="0" w:firstColumn="1" w:lastColumn="0" w:oddVBand="0" w:evenVBand="0" w:oddHBand="0" w:evenHBand="0" w:firstRowFirstColumn="0" w:firstRowLastColumn="0" w:lastRowFirstColumn="0" w:lastRowLastColumn="0"/>
-            <w:tcW w:w="0" w:type="auto"/>
-          </w:tcPr>
-          <w:p>
-            <w:pPr>
-              <w:pStyle w:val="NoSpacing"/>
-              <w:rPr>
-                <w:b w:val="0"/>
-                <w:bCs w:val="0"/>
-              </w:rPr>
-            </w:pPr>
-            <w:r>
-              <w:rPr>
-                <w:b w:val="0"/>
-                <w:bCs w:val="0"/>
-              </w:rPr>
-              <w:t>min_count</w:t>
+              <w:t>The lowest count for any bin</w:t>
+            </w:r>
+          </w:p>
+        </w:tc>
+      </w:tr>
+      <w:tr>
+        <w:tc>
+          <w:tcPr>
+            <w:cnfStyle w:val="001000000000" w:firstRow="0" w:lastRow="0" w:firstColumn="1" w:lastColumn="0" w:oddVBand="0" w:evenVBand="0" w:oddHBand="0" w:evenHBand="0" w:firstRowFirstColumn="0" w:firstRowLastColumn="0" w:lastRowFirstColumn="0" w:lastRowLastColumn="0"/>
+            <w:tcW w:w="0" w:type="auto"/>
+          </w:tcPr>
+          <w:p>
+            <w:pPr>
+              <w:pStyle w:val="NoSpacing"/>
+              <w:rPr>
+                <w:b w:val="0"/>
+                <w:bCs w:val="0"/>
+              </w:rPr>
+            </w:pPr>
+            <w:r>
+              <w:rPr>
+                <w:b w:val="0"/>
+                <w:bCs w:val="0"/>
+              </w:rPr>
+              <w:t>max_count</w:t>
             </w:r>
           </w:p>
         </w:tc>
@@ -2369,7 +2369,7 @@
               <w:cnfStyle w:val="000000000000" w:firstRow="0" w:lastRow="0" w:firstColumn="0" w:lastColumn="0" w:oddVBand="0" w:evenVBand="0" w:oddHBand="0" w:evenHBand="0" w:firstRowFirstColumn="0" w:firstRowLastColumn="0" w:lastRowFirstColumn="0" w:lastRowLastColumn="0"/>
             </w:pPr>
             <w:r>
-              <w:t>The lowest count for any bin</w:t>
+              <w:t>The largest count for any bin</w:t>
             </w:r>
           </w:p>
         </w:tc>
@@ -2396,7 +2396,7 @@
                 <w:b w:val="0"/>
                 <w:bCs w:val="0"/>
               </w:rPr>
-              <w:t>max_count</w:t>
+              <w:t>mean</w:t>
             </w:r>
           </w:p>
         </w:tc>
@@ -2410,7 +2410,7 @@
               <w:cnfStyle w:val="000000100000" w:firstRow="0" w:lastRow="0" w:firstColumn="0" w:lastColumn="0" w:oddVBand="0" w:evenVBand="0" w:oddHBand="1" w:evenHBand="0" w:firstRowFirstColumn="0" w:firstRowLastColumn="0" w:lastRowFirstColumn="0" w:lastRowLastColumn="0"/>
             </w:pPr>
             <w:r>
-              <w:t>32-bit integer</w:t>
+              <w:t>32-bit float</w:t>
             </w:r>
           </w:p>
         </w:tc>
@@ -2424,31 +2424,31 @@
               <w:cnfStyle w:val="000000100000" w:firstRow="0" w:lastRow="0" w:firstColumn="0" w:lastColumn="0" w:oddVBand="0" w:evenVBand="0" w:oddHBand="1" w:evenHBand="0" w:firstRowFirstColumn="0" w:firstRowLastColumn="0" w:lastRowFirstColumn="0" w:lastRowLastColumn="0"/>
             </w:pPr>
             <w:r>
-              <w:t>The largest count for any bin</w:t>
-            </w:r>
-          </w:p>
-        </w:tc>
-      </w:tr>
-      <w:tr>
-        <w:tc>
-          <w:tcPr>
-            <w:cnfStyle w:val="001000000000" w:firstRow="0" w:lastRow="0" w:firstColumn="1" w:lastColumn="0" w:oddVBand="0" w:evenVBand="0" w:oddHBand="0" w:evenHBand="0" w:firstRowFirstColumn="0" w:firstRowLastColumn="0" w:lastRowFirstColumn="0" w:lastRowLastColumn="0"/>
-            <w:tcW w:w="0" w:type="auto"/>
-          </w:tcPr>
-          <w:p>
-            <w:pPr>
-              <w:pStyle w:val="NoSpacing"/>
-              <w:rPr>
-                <w:b w:val="0"/>
-                <w:bCs w:val="0"/>
-              </w:rPr>
-            </w:pPr>
-            <w:r>
-              <w:rPr>
-                <w:b w:val="0"/>
-                <w:bCs w:val="0"/>
-              </w:rPr>
-              <w:t>total_count</w:t>
+              <w:t xml:space="preserve">The image pixel value mean </w:t>
+            </w:r>
+          </w:p>
+        </w:tc>
+      </w:tr>
+      <w:tr>
+        <w:tc>
+          <w:tcPr>
+            <w:cnfStyle w:val="001000000000" w:firstRow="0" w:lastRow="0" w:firstColumn="1" w:lastColumn="0" w:oddVBand="0" w:evenVBand="0" w:oddHBand="0" w:evenHBand="0" w:firstRowFirstColumn="0" w:firstRowLastColumn="0" w:lastRowFirstColumn="0" w:lastRowLastColumn="0"/>
+            <w:tcW w:w="0" w:type="auto"/>
+          </w:tcPr>
+          <w:p>
+            <w:pPr>
+              <w:pStyle w:val="NoSpacing"/>
+              <w:rPr>
+                <w:b w:val="0"/>
+                <w:bCs w:val="0"/>
+              </w:rPr>
+            </w:pPr>
+            <w:r>
+              <w:rPr>
+                <w:b w:val="0"/>
+                <w:bCs w:val="0"/>
+              </w:rPr>
+              <w:t>variance</w:t>
             </w:r>
           </w:p>
         </w:tc>
@@ -2462,7 +2462,7 @@
               <w:cnfStyle w:val="000000000000" w:firstRow="0" w:lastRow="0" w:firstColumn="0" w:lastColumn="0" w:oddVBand="0" w:evenVBand="0" w:oddHBand="0" w:evenHBand="0" w:firstRowFirstColumn="0" w:firstRowLastColumn="0" w:lastRowFirstColumn="0" w:lastRowLastColumn="0"/>
             </w:pPr>
             <w:r>
-              <w:t>32-bit integer</w:t>
+              <w:t>32-bit float</w:t>
             </w:r>
           </w:p>
         </w:tc>
@@ -2476,7 +2476,13 @@
               <w:cnfStyle w:val="000000000000" w:firstRow="0" w:lastRow="0" w:firstColumn="0" w:lastColumn="0" w:oddVBand="0" w:evenVBand="0" w:oddHBand="0" w:evenHBand="0" w:firstRowFirstColumn="0" w:firstRowLastColumn="0" w:lastRowFirstColumn="0" w:lastRowLastColumn="0"/>
             </w:pPr>
             <w:r>
-              <w:t>The total counts for all the bins</w:t>
+              <w:t xml:space="preserve">The image pixel value </w:t>
+            </w:r>
+            <w:r>
+              <w:t>variance</w:t>
+            </w:r>
+            <w:r>
+              <w:t xml:space="preserve"> </w:t>
             </w:r>
           </w:p>
         </w:tc>
@@ -2504,7 +2510,7 @@
                 <w:b w:val="0"/>
                 <w:bCs w:val="0"/>
               </w:rPr>
-              <w:t>mean</w:t>
+              <w:t>sample variance</w:t>
             </w:r>
           </w:p>
         </w:tc>
@@ -2532,31 +2538,38 @@
               <w:cnfStyle w:val="000000100000" w:firstRow="0" w:lastRow="0" w:firstColumn="0" w:lastColumn="0" w:oddVBand="0" w:evenVBand="0" w:oddHBand="1" w:evenHBand="0" w:firstRowFirstColumn="0" w:firstRowLastColumn="0" w:lastRowFirstColumn="0" w:lastRowLastColumn="0"/>
             </w:pPr>
             <w:r>
-              <w:t xml:space="preserve">The image pixel value mean </w:t>
-            </w:r>
-          </w:p>
-        </w:tc>
-      </w:tr>
-      <w:tr>
-        <w:tc>
-          <w:tcPr>
-            <w:cnfStyle w:val="001000000000" w:firstRow="0" w:lastRow="0" w:firstColumn="1" w:lastColumn="0" w:oddVBand="0" w:evenVBand="0" w:oddHBand="0" w:evenHBand="0" w:firstRowFirstColumn="0" w:firstRowLastColumn="0" w:lastRowFirstColumn="0" w:lastRowLastColumn="0"/>
-            <w:tcW w:w="0" w:type="auto"/>
-          </w:tcPr>
-          <w:p>
-            <w:pPr>
-              <w:pStyle w:val="NoSpacing"/>
-              <w:rPr>
-                <w:b w:val="0"/>
-                <w:bCs w:val="0"/>
-              </w:rPr>
-            </w:pPr>
-            <w:r>
-              <w:rPr>
-                <w:b w:val="0"/>
-                <w:bCs w:val="0"/>
-              </w:rPr>
-              <w:t>variance</w:t>
+              <w:t xml:space="preserve">The image pixel value </w:t>
+            </w:r>
+            <w:r>
+              <w:t>sample variance</w:t>
+            </w:r>
+            <w:r>
+              <w:t xml:space="preserve"> </w:t>
+            </w:r>
+          </w:p>
+        </w:tc>
+      </w:tr>
+      <w:bookmarkEnd w:id="0"/>
+      <w:tr>
+        <w:tc>
+          <w:tcPr>
+            <w:cnfStyle w:val="001000000000" w:firstRow="0" w:lastRow="0" w:firstColumn="1" w:lastColumn="0" w:oddVBand="0" w:evenVBand="0" w:oddHBand="0" w:evenHBand="0" w:firstRowFirstColumn="0" w:firstRowLastColumn="0" w:lastRowFirstColumn="0" w:lastRowLastColumn="0"/>
+            <w:tcW w:w="0" w:type="auto"/>
+          </w:tcPr>
+          <w:p>
+            <w:pPr>
+              <w:pStyle w:val="NoSpacing"/>
+              <w:rPr>
+                <w:b w:val="0"/>
+                <w:bCs w:val="0"/>
+              </w:rPr>
+            </w:pPr>
+            <w:r>
+              <w:rPr>
+                <w:b w:val="0"/>
+                <w:bCs w:val="0"/>
+              </w:rPr>
+              <w:t>standard deviation</w:t>
             </w:r>
           </w:p>
         </w:tc>
@@ -2584,7 +2597,7 @@
               <w:cnfStyle w:val="000000000000" w:firstRow="0" w:lastRow="0" w:firstColumn="0" w:lastColumn="0" w:oddVBand="0" w:evenVBand="0" w:oddHBand="0" w:evenHBand="0" w:firstRowFirstColumn="0" w:firstRowLastColumn="0" w:lastRowFirstColumn="0" w:lastRowLastColumn="0"/>
             </w:pPr>
             <w:r>
-              <w:t xml:space="preserve">The image pixel value variance </w:t>
+              <w:t xml:space="preserve">The image pixel value standard deviation </w:t>
             </w:r>
           </w:p>
         </w:tc>
@@ -2611,7 +2624,7 @@
                 <w:b w:val="0"/>
                 <w:bCs w:val="0"/>
               </w:rPr>
-              <w:t>sample variance</w:t>
+              <w:t>min_value</w:t>
             </w:r>
           </w:p>
         </w:tc>
@@ -2625,7 +2638,7 @@
               <w:cnfStyle w:val="000000100000" w:firstRow="0" w:lastRow="0" w:firstColumn="0" w:lastColumn="0" w:oddVBand="0" w:evenVBand="0" w:oddHBand="1" w:evenHBand="0" w:firstRowFirstColumn="0" w:firstRowLastColumn="0" w:lastRowFirstColumn="0" w:lastRowLastColumn="0"/>
             </w:pPr>
             <w:r>
-              <w:t>32-bit float</w:t>
+              <w:t>32-bit integer</w:t>
             </w:r>
           </w:p>
         </w:tc>
@@ -2639,31 +2652,31 @@
               <w:cnfStyle w:val="000000100000" w:firstRow="0" w:lastRow="0" w:firstColumn="0" w:lastColumn="0" w:oddVBand="0" w:evenVBand="0" w:oddHBand="1" w:evenHBand="0" w:firstRowFirstColumn="0" w:firstRowLastColumn="0" w:lastRowFirstColumn="0" w:lastRowLastColumn="0"/>
             </w:pPr>
             <w:r>
-              <w:t xml:space="preserve">The image pixel value sample variance </w:t>
-            </w:r>
-          </w:p>
-        </w:tc>
-      </w:tr>
-      <w:tr>
-        <w:tc>
-          <w:tcPr>
-            <w:cnfStyle w:val="001000000000" w:firstRow="0" w:lastRow="0" w:firstColumn="1" w:lastColumn="0" w:oddVBand="0" w:evenVBand="0" w:oddHBand="0" w:evenHBand="0" w:firstRowFirstColumn="0" w:firstRowLastColumn="0" w:lastRowFirstColumn="0" w:lastRowLastColumn="0"/>
-            <w:tcW w:w="0" w:type="auto"/>
-          </w:tcPr>
-          <w:p>
-            <w:pPr>
-              <w:pStyle w:val="NoSpacing"/>
-              <w:rPr>
-                <w:b w:val="0"/>
-                <w:bCs w:val="0"/>
-              </w:rPr>
-            </w:pPr>
-            <w:r>
-              <w:rPr>
-                <w:b w:val="0"/>
-                <w:bCs w:val="0"/>
-              </w:rPr>
-              <w:t>standard deviation</w:t>
+              <w:t xml:space="preserve">The overall minimum image pixel value </w:t>
+            </w:r>
+          </w:p>
+        </w:tc>
+      </w:tr>
+      <w:tr>
+        <w:tc>
+          <w:tcPr>
+            <w:cnfStyle w:val="001000000000" w:firstRow="0" w:lastRow="0" w:firstColumn="1" w:lastColumn="0" w:oddVBand="0" w:evenVBand="0" w:oddHBand="0" w:evenHBand="0" w:firstRowFirstColumn="0" w:firstRowLastColumn="0" w:lastRowFirstColumn="0" w:lastRowLastColumn="0"/>
+            <w:tcW w:w="0" w:type="auto"/>
+          </w:tcPr>
+          <w:p>
+            <w:pPr>
+              <w:pStyle w:val="NoSpacing"/>
+              <w:rPr>
+                <w:b w:val="0"/>
+                <w:bCs w:val="0"/>
+              </w:rPr>
+            </w:pPr>
+            <w:r>
+              <w:rPr>
+                <w:b w:val="0"/>
+                <w:bCs w:val="0"/>
+              </w:rPr>
+              <w:t>max_value</w:t>
             </w:r>
           </w:p>
         </w:tc>
@@ -2677,7 +2690,7 @@
               <w:cnfStyle w:val="000000000000" w:firstRow="0" w:lastRow="0" w:firstColumn="0" w:lastColumn="0" w:oddVBand="0" w:evenVBand="0" w:oddHBand="0" w:evenHBand="0" w:firstRowFirstColumn="0" w:firstRowLastColumn="0" w:lastRowFirstColumn="0" w:lastRowLastColumn="0"/>
             </w:pPr>
             <w:r>
-              <w:t>32-bit float</w:t>
+              <w:t>32-bit integer</w:t>
             </w:r>
           </w:p>
         </w:tc>
@@ -2691,12 +2704,11 @@
               <w:cnfStyle w:val="000000000000" w:firstRow="0" w:lastRow="0" w:firstColumn="0" w:lastColumn="0" w:oddVBand="0" w:evenVBand="0" w:oddHBand="0" w:evenHBand="0" w:firstRowFirstColumn="0" w:firstRowLastColumn="0" w:lastRowFirstColumn="0" w:lastRowLastColumn="0"/>
             </w:pPr>
             <w:r>
-              <w:t xml:space="preserve">The image pixel value standard deviation </w:t>
-            </w:r>
-          </w:p>
-        </w:tc>
-      </w:tr>
-      <w:bookmarkEnd w:id="0"/>
+              <w:t xml:space="preserve">The overall maximum image pixel value </w:t>
+            </w:r>
+          </w:p>
+        </w:tc>
+      </w:tr>
       <w:tr>
         <w:trPr>
           <w:cnfStyle w:val="000000100000" w:firstRow="0" w:lastRow="0" w:firstColumn="0" w:lastColumn="0" w:oddVBand="0" w:evenVBand="0" w:oddHBand="1" w:evenHBand="0" w:firstRowFirstColumn="0" w:firstRowLastColumn="0" w:lastRowFirstColumn="0" w:lastRowLastColumn="0"/>
@@ -2719,6 +2731,7 @@
                 <w:b w:val="0"/>
                 <w:bCs w:val="0"/>
               </w:rPr>
+              <w:lastRenderedPageBreak/>
               <w:t>histogram data</w:t>
             </w:r>
           </w:p>
@@ -2759,7 +2772,6 @@
       </w:pPr>
       <w:bookmarkStart w:id="1" w:name="_Ref109109220"/>
       <w:r>
-        <w:lastRenderedPageBreak/>
         <w:t>Text histogram file format</w:t>
       </w:r>
       <w:bookmarkEnd w:id="1"/>
@@ -3069,7 +3081,7 @@
         <w:pStyle w:val="Normalafterlist"/>
       </w:pPr>
       <w:r>
-        <w:t>The number of rho values, max_rho, for images is:</w:t>
+        <w:t>The number of rho values, nrhos, for images is:</w:t>
       </w:r>
     </w:p>
     <w:p>
@@ -3085,7 +3097,7 @@
           <w:sz w:val="20"/>
           <w:szCs w:val="20"/>
         </w:rPr>
-        <w:t xml:space="preserve">  max_rho = sqrt(rows</w:t>
+        <w:t xml:space="preserve">  nrhos = sqrt(rows</w:t>
       </w:r>
       <w:r>
         <w:rPr>
@@ -3139,7 +3151,7 @@
           <w:sz w:val="20"/>
           <w:szCs w:val="20"/>
         </w:rPr>
-        <w:t xml:space="preserve">  rho_index = rho + max_rho / 2</w:t>
+        <w:t xml:space="preserve">  rho_index = rho + nrhos / 2</w:t>
       </w:r>
     </w:p>
     <w:p>
@@ -3155,7 +3167,7 @@
           <w:sz w:val="20"/>
           <w:szCs w:val="20"/>
         </w:rPr>
-        <w:t xml:space="preserve">  rho = rho_index – max_rho / 2</w:t>
+        <w:t xml:space="preserve">  rho = rho_index – nrhos / 2</w:t>
       </w:r>
     </w:p>
     <w:p>
@@ -3184,10 +3196,54 @@
     </w:p>
     <w:p>
       <w:pPr>
+        <w:pStyle w:val="code"/>
+        <w:rPr>
+          <w:sz w:val="20"/>
+          <w:szCs w:val="20"/>
+        </w:rPr>
+      </w:pPr>
+      <w:r>
+        <w:rPr>
+          <w:sz w:val="20"/>
+          <w:szCs w:val="20"/>
+        </w:rPr>
+        <w:t xml:space="preserve">  theta</w:t>
+      </w:r>
+      <w:r>
+        <w:rPr>
+          <w:sz w:val="20"/>
+          <w:szCs w:val="20"/>
+        </w:rPr>
+        <w:t xml:space="preserve">_index </w:t>
+      </w:r>
+      <w:r>
+        <w:rPr>
+          <w:sz w:val="20"/>
+          <w:szCs w:val="20"/>
+        </w:rPr>
+        <w:t>= theta degrees</w:t>
+      </w:r>
+      <w:r>
+        <w:rPr>
+          <w:sz w:val="20"/>
+          <w:szCs w:val="20"/>
+        </w:rPr>
+        <w:t xml:space="preserve"> /</w:t>
+      </w:r>
+      <w:r>
+        <w:rPr>
+          <w:sz w:val="20"/>
+          <w:szCs w:val="20"/>
+        </w:rPr>
+        <w:t xml:space="preserve"> theta_inc</w:t>
+      </w:r>
+    </w:p>
+    <w:p>
+      <w:pPr>
         <w:pStyle w:val="Normalafterlist"/>
       </w:pPr>
       <w:r>
-        <w:t>Polar line (rho, theta) are generally input and stored as (rho_index, theta_index), except as noted.</w:t>
+        <w:t>Polar lines (rho, theta) are generally input and stored as (rho_index, theta_index), except as noted.</w:t>
       </w:r>
     </w:p>
     <w:p>
@@ -3201,7 +3257,13 @@
     </w:p>
     <w:p>
       <w:r>
-        <w:t>Binary histogram files contain the Hough accumulator parameters, the Hough accumulator counts, and some statistics of the counts. The binary Hough accumulator data files are defined by the workbench, and include the following fields:</w:t>
+        <w:t xml:space="preserve">Binary </w:t>
+      </w:r>
+      <w:r>
+        <w:t xml:space="preserve">Hough accumulator </w:t>
+      </w:r>
+      <w:r>
+        <w:t>files contain the Hough accumulator counts and some statistics of the accumulator. The binary Hough accumulator data files are defined by the workbench, and include the following fields:</w:t>
       </w:r>
     </w:p>
     <w:tbl>
@@ -3211,9 +3273,9 @@
         <w:tblLook w:val="04A0" w:firstRow="1" w:lastRow="0" w:firstColumn="1" w:lastColumn="0" w:noHBand="0" w:noVBand="1"/>
       </w:tblPr>
       <w:tblGrid>
-        <w:gridCol w:w="2184"/>
-        <w:gridCol w:w="2652"/>
-        <w:gridCol w:w="4514"/>
+        <w:gridCol w:w="2146"/>
+        <w:gridCol w:w="2353"/>
+        <w:gridCol w:w="4851"/>
       </w:tblGrid>
       <w:tr>
         <w:trPr>
@@ -3338,7 +3400,7 @@
                 <w:b w:val="0"/>
                 <w:bCs w:val="0"/>
               </w:rPr>
-              <w:t>nthetas</w:t>
+              <w:t>nrhos</w:t>
             </w:r>
           </w:p>
         </w:tc>
@@ -3366,7 +3428,7 @@
               <w:cnfStyle w:val="000000000000" w:firstRow="0" w:lastRow="0" w:firstColumn="0" w:lastColumn="0" w:oddVBand="0" w:evenVBand="0" w:oddHBand="0" w:evenHBand="0" w:firstRowFirstColumn="0" w:firstRowLastColumn="0" w:lastRowFirstColumn="0" w:lastRowLastColumn="0"/>
             </w:pPr>
             <w:r>
-              <w:t>The number of angles sampled = 180 / theta_inc</w:t>
+              <w:t>The number of rho values sampled</w:t>
             </w:r>
           </w:p>
         </w:tc>
@@ -3393,7 +3455,7 @@
                 <w:b w:val="0"/>
                 <w:bCs w:val="0"/>
               </w:rPr>
-              <w:t>max_rho</w:t>
+              <w:t>rows</w:t>
             </w:r>
           </w:p>
         </w:tc>
@@ -3421,31 +3483,31 @@
               <w:cnfStyle w:val="000000100000" w:firstRow="0" w:lastRow="0" w:firstColumn="0" w:lastColumn="0" w:oddVBand="0" w:evenVBand="0" w:oddHBand="1" w:evenHBand="0" w:firstRowFirstColumn="0" w:firstRowLastColumn="0" w:lastRowFirstColumn="0" w:lastRowLastColumn="0"/>
             </w:pPr>
             <w:r>
-              <w:t>The number of rho values sampled</w:t>
-            </w:r>
-          </w:p>
-        </w:tc>
-      </w:tr>
-      <w:tr>
-        <w:tc>
-          <w:tcPr>
-            <w:cnfStyle w:val="001000000000" w:firstRow="0" w:lastRow="0" w:firstColumn="1" w:lastColumn="0" w:oddVBand="0" w:evenVBand="0" w:oddHBand="0" w:evenHBand="0" w:firstRowFirstColumn="0" w:firstRowLastColumn="0" w:lastRowFirstColumn="0" w:lastRowLastColumn="0"/>
-            <w:tcW w:w="0" w:type="auto"/>
-          </w:tcPr>
-          <w:p>
-            <w:pPr>
-              <w:pStyle w:val="NoSpacing"/>
-              <w:rPr>
-                <w:b w:val="0"/>
-                <w:bCs w:val="0"/>
-              </w:rPr>
-            </w:pPr>
-            <w:r>
-              <w:rPr>
-                <w:b w:val="0"/>
-                <w:bCs w:val="0"/>
-              </w:rPr>
-              <w:t>min_count</w:t>
+              <w:t>The number of rows in the image used to create the accumulator</w:t>
+            </w:r>
+          </w:p>
+        </w:tc>
+      </w:tr>
+      <w:tr>
+        <w:tc>
+          <w:tcPr>
+            <w:cnfStyle w:val="001000000000" w:firstRow="0" w:lastRow="0" w:firstColumn="1" w:lastColumn="0" w:oddVBand="0" w:evenVBand="0" w:oddHBand="0" w:evenHBand="0" w:firstRowFirstColumn="0" w:firstRowLastColumn="0" w:lastRowFirstColumn="0" w:lastRowLastColumn="0"/>
+            <w:tcW w:w="0" w:type="auto"/>
+          </w:tcPr>
+          <w:p>
+            <w:pPr>
+              <w:pStyle w:val="NoSpacing"/>
+              <w:rPr>
+                <w:b w:val="0"/>
+                <w:bCs w:val="0"/>
+              </w:rPr>
+            </w:pPr>
+            <w:r>
+              <w:rPr>
+                <w:b w:val="0"/>
+                <w:bCs w:val="0"/>
+              </w:rPr>
+              <w:t>cols</w:t>
             </w:r>
           </w:p>
         </w:tc>
@@ -3473,7 +3535,13 @@
               <w:cnfStyle w:val="000000000000" w:firstRow="0" w:lastRow="0" w:firstColumn="0" w:lastColumn="0" w:oddVBand="0" w:evenVBand="0" w:oddHBand="0" w:evenHBand="0" w:firstRowFirstColumn="0" w:firstRowLastColumn="0" w:lastRowFirstColumn="0" w:lastRowLastColumn="0"/>
             </w:pPr>
             <w:r>
-              <w:t>The lowest count for any bin</w:t>
+              <w:t xml:space="preserve">The number of </w:t>
+            </w:r>
+            <w:r>
+              <w:t>columns</w:t>
+            </w:r>
+            <w:r>
+              <w:t xml:space="preserve"> in the image used to create the accumulator</w:t>
             </w:r>
           </w:p>
         </w:tc>
@@ -3500,7 +3568,7 @@
                 <w:b w:val="0"/>
                 <w:bCs w:val="0"/>
               </w:rPr>
-              <w:t>max_count</w:t>
+              <w:t>hough accumulator data</w:t>
             </w:r>
           </w:p>
         </w:tc>
@@ -3514,7 +3582,7 @@
               <w:cnfStyle w:val="000000100000" w:firstRow="0" w:lastRow="0" w:firstColumn="0" w:lastColumn="0" w:oddVBand="0" w:evenVBand="0" w:oddHBand="1" w:evenHBand="0" w:firstRowFirstColumn="0" w:firstRowLastColumn="0" w:lastRowFirstColumn="0" w:lastRowLastColumn="0"/>
             </w:pPr>
             <w:r>
-              <w:t>32-bit integer</w:t>
+              <w:t>nrhos * nthetas 32-bit integers</w:t>
             </w:r>
           </w:p>
         </w:tc>
@@ -3526,272 +3594,6 @@
             <w:pPr>
               <w:pStyle w:val="NoSpacing"/>
               <w:cnfStyle w:val="000000100000" w:firstRow="0" w:lastRow="0" w:firstColumn="0" w:lastColumn="0" w:oddVBand="0" w:evenVBand="0" w:oddHBand="1" w:evenHBand="0" w:firstRowFirstColumn="0" w:firstRowLastColumn="0" w:lastRowFirstColumn="0" w:lastRowLastColumn="0"/>
-            </w:pPr>
-            <w:r>
-              <w:t>The largest count for any bin</w:t>
-            </w:r>
-          </w:p>
-        </w:tc>
-      </w:tr>
-      <w:tr>
-        <w:tc>
-          <w:tcPr>
-            <w:cnfStyle w:val="001000000000" w:firstRow="0" w:lastRow="0" w:firstColumn="1" w:lastColumn="0" w:oddVBand="0" w:evenVBand="0" w:oddHBand="0" w:evenHBand="0" w:firstRowFirstColumn="0" w:firstRowLastColumn="0" w:lastRowFirstColumn="0" w:lastRowLastColumn="0"/>
-            <w:tcW w:w="0" w:type="auto"/>
-          </w:tcPr>
-          <w:p>
-            <w:pPr>
-              <w:pStyle w:val="NoSpacing"/>
-              <w:rPr>
-                <w:b w:val="0"/>
-                <w:bCs w:val="0"/>
-              </w:rPr>
-            </w:pPr>
-            <w:r>
-              <w:rPr>
-                <w:b w:val="0"/>
-                <w:bCs w:val="0"/>
-              </w:rPr>
-              <w:t>mean</w:t>
-            </w:r>
-          </w:p>
-        </w:tc>
-        <w:tc>
-          <w:tcPr>
-            <w:tcW w:w="0" w:type="auto"/>
-          </w:tcPr>
-          <w:p>
-            <w:pPr>
-              <w:pStyle w:val="NoSpacing"/>
-              <w:cnfStyle w:val="000000000000" w:firstRow="0" w:lastRow="0" w:firstColumn="0" w:lastColumn="0" w:oddVBand="0" w:evenVBand="0" w:oddHBand="0" w:evenHBand="0" w:firstRowFirstColumn="0" w:firstRowLastColumn="0" w:lastRowFirstColumn="0" w:lastRowLastColumn="0"/>
-            </w:pPr>
-            <w:r>
-              <w:t>32-bit float</w:t>
-            </w:r>
-          </w:p>
-        </w:tc>
-        <w:tc>
-          <w:tcPr>
-            <w:tcW w:w="0" w:type="auto"/>
-          </w:tcPr>
-          <w:p>
-            <w:pPr>
-              <w:pStyle w:val="NoSpacing"/>
-              <w:cnfStyle w:val="000000000000" w:firstRow="0" w:lastRow="0" w:firstColumn="0" w:lastColumn="0" w:oddVBand="0" w:evenVBand="0" w:oddHBand="0" w:evenHBand="0" w:firstRowFirstColumn="0" w:firstRowLastColumn="0" w:lastRowFirstColumn="0" w:lastRowLastColumn="0"/>
-            </w:pPr>
-            <w:r>
-              <w:t>The mean for the hough accumulator counts</w:t>
-            </w:r>
-          </w:p>
-        </w:tc>
-      </w:tr>
-      <w:tr>
-        <w:trPr>
-          <w:cnfStyle w:val="000000100000" w:firstRow="0" w:lastRow="0" w:firstColumn="0" w:lastColumn="0" w:oddVBand="0" w:evenVBand="0" w:oddHBand="1" w:evenHBand="0" w:firstRowFirstColumn="0" w:firstRowLastColumn="0" w:lastRowFirstColumn="0" w:lastRowLastColumn="0"/>
-        </w:trPr>
-        <w:tc>
-          <w:tcPr>
-            <w:cnfStyle w:val="001000000000" w:firstRow="0" w:lastRow="0" w:firstColumn="1" w:lastColumn="0" w:oddVBand="0" w:evenVBand="0" w:oddHBand="0" w:evenHBand="0" w:firstRowFirstColumn="0" w:firstRowLastColumn="0" w:lastRowFirstColumn="0" w:lastRowLastColumn="0"/>
-            <w:tcW w:w="0" w:type="auto"/>
-          </w:tcPr>
-          <w:p>
-            <w:pPr>
-              <w:pStyle w:val="NoSpacing"/>
-              <w:rPr>
-                <w:b w:val="0"/>
-                <w:bCs w:val="0"/>
-              </w:rPr>
-            </w:pPr>
-            <w:r>
-              <w:rPr>
-                <w:b w:val="0"/>
-                <w:bCs w:val="0"/>
-              </w:rPr>
-              <w:t>variance</w:t>
-            </w:r>
-          </w:p>
-        </w:tc>
-        <w:tc>
-          <w:tcPr>
-            <w:tcW w:w="0" w:type="auto"/>
-          </w:tcPr>
-          <w:p>
-            <w:pPr>
-              <w:pStyle w:val="NoSpacing"/>
-              <w:cnfStyle w:val="000000100000" w:firstRow="0" w:lastRow="0" w:firstColumn="0" w:lastColumn="0" w:oddVBand="0" w:evenVBand="0" w:oddHBand="1" w:evenHBand="0" w:firstRowFirstColumn="0" w:firstRowLastColumn="0" w:lastRowFirstColumn="0" w:lastRowLastColumn="0"/>
-            </w:pPr>
-            <w:r>
-              <w:t>32-bit float</w:t>
-            </w:r>
-          </w:p>
-        </w:tc>
-        <w:tc>
-          <w:tcPr>
-            <w:tcW w:w="0" w:type="auto"/>
-          </w:tcPr>
-          <w:p>
-            <w:pPr>
-              <w:pStyle w:val="NoSpacing"/>
-              <w:cnfStyle w:val="000000100000" w:firstRow="0" w:lastRow="0" w:firstColumn="0" w:lastColumn="0" w:oddVBand="0" w:evenVBand="0" w:oddHBand="1" w:evenHBand="0" w:firstRowFirstColumn="0" w:firstRowLastColumn="0" w:lastRowFirstColumn="0" w:lastRowLastColumn="0"/>
-            </w:pPr>
-            <w:r>
-              <w:t>The variance for the hough accumulator counts</w:t>
-            </w:r>
-          </w:p>
-        </w:tc>
-      </w:tr>
-      <w:tr>
-        <w:tc>
-          <w:tcPr>
-            <w:cnfStyle w:val="001000000000" w:firstRow="0" w:lastRow="0" w:firstColumn="1" w:lastColumn="0" w:oddVBand="0" w:evenVBand="0" w:oddHBand="0" w:evenHBand="0" w:firstRowFirstColumn="0" w:firstRowLastColumn="0" w:lastRowFirstColumn="0" w:lastRowLastColumn="0"/>
-            <w:tcW w:w="0" w:type="auto"/>
-          </w:tcPr>
-          <w:p>
-            <w:pPr>
-              <w:pStyle w:val="NoSpacing"/>
-              <w:rPr>
-                <w:b w:val="0"/>
-                <w:bCs w:val="0"/>
-              </w:rPr>
-            </w:pPr>
-            <w:r>
-              <w:rPr>
-                <w:b w:val="0"/>
-                <w:bCs w:val="0"/>
-              </w:rPr>
-              <w:t>sample variance</w:t>
-            </w:r>
-          </w:p>
-        </w:tc>
-        <w:tc>
-          <w:tcPr>
-            <w:tcW w:w="0" w:type="auto"/>
-          </w:tcPr>
-          <w:p>
-            <w:pPr>
-              <w:pStyle w:val="NoSpacing"/>
-              <w:cnfStyle w:val="000000000000" w:firstRow="0" w:lastRow="0" w:firstColumn="0" w:lastColumn="0" w:oddVBand="0" w:evenVBand="0" w:oddHBand="0" w:evenHBand="0" w:firstRowFirstColumn="0" w:firstRowLastColumn="0" w:lastRowFirstColumn="0" w:lastRowLastColumn="0"/>
-            </w:pPr>
-            <w:r>
-              <w:t>32-bit float</w:t>
-            </w:r>
-          </w:p>
-        </w:tc>
-        <w:tc>
-          <w:tcPr>
-            <w:tcW w:w="0" w:type="auto"/>
-          </w:tcPr>
-          <w:p>
-            <w:pPr>
-              <w:pStyle w:val="NoSpacing"/>
-              <w:cnfStyle w:val="000000000000" w:firstRow="0" w:lastRow="0" w:firstColumn="0" w:lastColumn="0" w:oddVBand="0" w:evenVBand="0" w:oddHBand="0" w:evenHBand="0" w:firstRowFirstColumn="0" w:firstRowLastColumn="0" w:lastRowFirstColumn="0" w:lastRowLastColumn="0"/>
-            </w:pPr>
-            <w:r>
-              <w:t>The sample variance for the hough accumulator counts</w:t>
-            </w:r>
-          </w:p>
-        </w:tc>
-      </w:tr>
-      <w:tr>
-        <w:trPr>
-          <w:cnfStyle w:val="000000100000" w:firstRow="0" w:lastRow="0" w:firstColumn="0" w:lastColumn="0" w:oddVBand="0" w:evenVBand="0" w:oddHBand="1" w:evenHBand="0" w:firstRowFirstColumn="0" w:firstRowLastColumn="0" w:lastRowFirstColumn="0" w:lastRowLastColumn="0"/>
-        </w:trPr>
-        <w:tc>
-          <w:tcPr>
-            <w:cnfStyle w:val="001000000000" w:firstRow="0" w:lastRow="0" w:firstColumn="1" w:lastColumn="0" w:oddVBand="0" w:evenVBand="0" w:oddHBand="0" w:evenHBand="0" w:firstRowFirstColumn="0" w:firstRowLastColumn="0" w:lastRowFirstColumn="0" w:lastRowLastColumn="0"/>
-            <w:tcW w:w="0" w:type="auto"/>
-          </w:tcPr>
-          <w:p>
-            <w:pPr>
-              <w:pStyle w:val="NoSpacing"/>
-              <w:rPr>
-                <w:b w:val="0"/>
-                <w:bCs w:val="0"/>
-              </w:rPr>
-            </w:pPr>
-            <w:r>
-              <w:rPr>
-                <w:b w:val="0"/>
-                <w:bCs w:val="0"/>
-              </w:rPr>
-              <w:t>standard deviation</w:t>
-            </w:r>
-          </w:p>
-        </w:tc>
-        <w:tc>
-          <w:tcPr>
-            <w:tcW w:w="0" w:type="auto"/>
-          </w:tcPr>
-          <w:p>
-            <w:pPr>
-              <w:pStyle w:val="NoSpacing"/>
-              <w:cnfStyle w:val="000000100000" w:firstRow="0" w:lastRow="0" w:firstColumn="0" w:lastColumn="0" w:oddVBand="0" w:evenVBand="0" w:oddHBand="1" w:evenHBand="0" w:firstRowFirstColumn="0" w:firstRowLastColumn="0" w:lastRowFirstColumn="0" w:lastRowLastColumn="0"/>
-            </w:pPr>
-            <w:r>
-              <w:t>32-bit float</w:t>
-            </w:r>
-          </w:p>
-        </w:tc>
-        <w:tc>
-          <w:tcPr>
-            <w:tcW w:w="0" w:type="auto"/>
-          </w:tcPr>
-          <w:p>
-            <w:pPr>
-              <w:pStyle w:val="NoSpacing"/>
-              <w:cnfStyle w:val="000000100000" w:firstRow="0" w:lastRow="0" w:firstColumn="0" w:lastColumn="0" w:oddVBand="0" w:evenVBand="0" w:oddHBand="1" w:evenHBand="0" w:firstRowFirstColumn="0" w:firstRowLastColumn="0" w:lastRowFirstColumn="0" w:lastRowLastColumn="0"/>
-            </w:pPr>
-            <w:r>
-              <w:t>The standard deviation for the hough accumulator counts</w:t>
-            </w:r>
-          </w:p>
-        </w:tc>
-      </w:tr>
-      <w:tr>
-        <w:tc>
-          <w:tcPr>
-            <w:cnfStyle w:val="001000000000" w:firstRow="0" w:lastRow="0" w:firstColumn="1" w:lastColumn="0" w:oddVBand="0" w:evenVBand="0" w:oddHBand="0" w:evenHBand="0" w:firstRowFirstColumn="0" w:firstRowLastColumn="0" w:lastRowFirstColumn="0" w:lastRowLastColumn="0"/>
-            <w:tcW w:w="0" w:type="auto"/>
-          </w:tcPr>
-          <w:p>
-            <w:pPr>
-              <w:pStyle w:val="NoSpacing"/>
-              <w:rPr>
-                <w:b w:val="0"/>
-                <w:bCs w:val="0"/>
-              </w:rPr>
-            </w:pPr>
-            <w:r>
-              <w:rPr>
-                <w:b w:val="0"/>
-                <w:bCs w:val="0"/>
-              </w:rPr>
-              <w:t>hough accumulator data</w:t>
-            </w:r>
-          </w:p>
-        </w:tc>
-        <w:tc>
-          <w:tcPr>
-            <w:tcW w:w="0" w:type="auto"/>
-          </w:tcPr>
-          <w:p>
-            <w:pPr>
-              <w:pStyle w:val="NoSpacing"/>
-              <w:cnfStyle w:val="000000000000" w:firstRow="0" w:lastRow="0" w:firstColumn="0" w:lastColumn="0" w:oddVBand="0" w:evenVBand="0" w:oddHBand="0" w:evenHBand="0" w:firstRowFirstColumn="0" w:firstRowLastColumn="0" w:lastRowFirstColumn="0" w:lastRowLastColumn="0"/>
-            </w:pPr>
-            <w:r>
-              <w:t>max_rho * nthetas 32-bit integers</w:t>
-            </w:r>
-          </w:p>
-        </w:tc>
-        <w:tc>
-          <w:tcPr>
-            <w:tcW w:w="0" w:type="auto"/>
-          </w:tcPr>
-          <w:p>
-            <w:pPr>
-              <w:pStyle w:val="NoSpacing"/>
-              <w:cnfStyle w:val="000000000000" w:firstRow="0" w:lastRow="0" w:firstColumn="0" w:lastColumn="0" w:oddVBand="0" w:evenVBand="0" w:oddHBand="0" w:evenHBand="0" w:firstRowFirstColumn="0" w:firstRowLastColumn="0" w:lastRowFirstColumn="0" w:lastRowLastColumn="0"/>
             </w:pPr>
             <w:r>
               <w:t>The Hough accumulator (rho_index, theta_index) count data</w:t>
@@ -3848,7 +3650,7 @@
           </w:tcPr>
           <w:p>
             <w:r>
-              <w:t>rho values from -max_rho/2 to max_rho/2</w:t>
+              <w:t>rho values from -nrhos/2 to nrhos/2</w:t>
             </w:r>
           </w:p>
         </w:tc>
@@ -4131,7 +3933,7 @@
                 <w:b w:val="0"/>
                 <w:bCs w:val="0"/>
               </w:rPr>
-              <w:t>max_rho</w:t>
+              <w:t>nrhos</w:t>
             </w:r>
           </w:p>
         </w:tc>
@@ -4183,7 +3985,6 @@
                 <w:b w:val="0"/>
                 <w:bCs w:val="0"/>
               </w:rPr>
-              <w:lastRenderedPageBreak/>
               <w:t>Hough peak line data</w:t>
             </w:r>
           </w:p>
@@ -4251,6 +4052,7 @@
         <w:pStyle w:val="Heading1"/>
       </w:pPr>
       <w:r>
+        <w:lastRenderedPageBreak/>
         <w:t>Scripts</w:t>
       </w:r>
     </w:p>
@@ -4832,7 +4634,6 @@
         <w:pStyle w:val="Heading2"/>
       </w:pPr>
       <w:r>
-        <w:lastRenderedPageBreak/>
         <w:t>Data Descriptors</w:t>
       </w:r>
     </w:p>
@@ -5034,6 +4835,7 @@
               <w:cnfStyle w:val="000000000000" w:firstRow="0" w:lastRow="0" w:firstColumn="0" w:lastColumn="0" w:oddVBand="0" w:evenVBand="0" w:oddHBand="0" w:evenHBand="0" w:firstRowFirstColumn="0" w:firstRowLastColumn="0" w:lastRowFirstColumn="0" w:lastRowLastColumn="0"/>
             </w:pPr>
             <w:r>
+              <w:lastRenderedPageBreak/>
               <w:t>“text” for output text histogram data to display using gnuplot</w:t>
             </w:r>
           </w:p>
@@ -5060,6 +4862,7 @@
                 <w:b w:val="0"/>
                 <w:bCs w:val="0"/>
               </w:rPr>
+              <w:lastRenderedPageBreak/>
               <w:t>Hough accumulator data</w:t>
             </w:r>
           </w:p>
@@ -5646,7 +5449,6 @@
           <w:b/>
           <w:bCs/>
         </w:rPr>
-        <w:lastRenderedPageBreak/>
         <w:tab/>
         <w:t xml:space="preserve">        “username”: “</w:t>
       </w:r>
@@ -5878,6 +5680,7 @@
         <w:pStyle w:val="Normalafterlist"/>
       </w:pPr>
       <w:r>
+        <w:lastRenderedPageBreak/>
         <w:t xml:space="preserve">Results added to each </w:t>
       </w:r>
       <w:r>
@@ -6568,6 +6371,7 @@
         <w:pStyle w:val="Normalafterlist"/>
       </w:pPr>
       <w:r>
+        <w:lastRenderedPageBreak/>
         <w:t xml:space="preserve">The </w:t>
       </w:r>
       <w:r>
@@ -7447,7 +7251,6 @@
               <w:pStyle w:val="code"/>
             </w:pPr>
             <w:r>
-              <w:lastRenderedPageBreak/>
               <w:t xml:space="preserve">      "type": "image",</w:t>
             </w:r>
           </w:p>
@@ -7517,12 +7320,7 @@
               <w:cnfStyle w:val="000000100000" w:firstRow="0" w:lastRow="0" w:firstColumn="0" w:lastColumn="0" w:oddVBand="0" w:evenVBand="0" w:oddHBand="1" w:evenHBand="0" w:firstRowFirstColumn="0" w:firstRowLastColumn="0" w:lastRowFirstColumn="0" w:lastRowLastColumn="0"/>
             </w:pPr>
             <w:r>
-              <w:lastRenderedPageBreak/>
-              <w:t>The output data for the operator is a CV_32S binary image file named “square45-</w:t>
-            </w:r>
-            <w:r>
-              <w:lastRenderedPageBreak/>
-              <w:t>90_sobel_gray.bin” in the current directory. The Sobel operator defines that the image is CV_32S.</w:t>
+              <w:t>The output data for the operator is a CV_32S binary image file named “square45-90_sobel_gray.bin” in the current directory. The Sobel operator defines that the image is CV_32S.</w:t>
             </w:r>
           </w:p>
         </w:tc>
@@ -7538,7 +7336,6 @@
               <w:pStyle w:val="code"/>
             </w:pPr>
             <w:r>
-              <w:lastRenderedPageBreak/>
               <w:t xml:space="preserve">  "parameters": {</w:t>
             </w:r>
           </w:p>
@@ -7617,6 +7414,7 @@
         <w:pStyle w:val="Heading3"/>
       </w:pPr>
       <w:r>
+        <w:lastRenderedPageBreak/>
         <w:t xml:space="preserve">Image Intensity Map Operator script experiment step </w:t>
       </w:r>
     </w:p>
@@ -8518,7 +8316,6 @@
               <w:pStyle w:val="code"/>
             </w:pPr>
             <w:r>
-              <w:lastRenderedPageBreak/>
               <w:t xml:space="preserve">      "repository": "filesystem",</w:t>
             </w:r>
           </w:p>
@@ -8580,12 +8377,7 @@
               <w:cnfStyle w:val="000000100000" w:firstRow="0" w:lastRow="0" w:firstColumn="0" w:lastColumn="0" w:oddVBand="0" w:evenVBand="0" w:oddHBand="1" w:evenHBand="0" w:firstRowFirstColumn="0" w:firstRowLastColumn="0" w:lastRowFirstColumn="0" w:lastRowLastColumn="0"/>
             </w:pPr>
             <w:r>
-              <w:lastRenderedPageBreak/>
-              <w:t xml:space="preserve">The output data for the operator is a CV_8U binary JPEG file named “square45-90_sobel_gray.jpg” in the current directory. </w:t>
-            </w:r>
-            <w:r>
-              <w:lastRenderedPageBreak/>
-              <w:t>The CV_8U depth is implied by specifying a JPEG output format.</w:t>
+              <w:t>The output data for the operator is a CV_8U binary JPEG file named “square45-90_sobel_gray.jpg” in the current directory. The CV_8U depth is implied by specifying a JPEG output format.</w:t>
             </w:r>
           </w:p>
         </w:tc>
@@ -8601,7 +8393,6 @@
               <w:pStyle w:val="code"/>
             </w:pPr>
             <w:r>
-              <w:lastRenderedPageBreak/>
               <w:t xml:space="preserve">  "parameters": {</w:t>
             </w:r>
           </w:p>
@@ -8666,6 +8457,7 @@
         <w:pStyle w:val="Heading1"/>
       </w:pPr>
       <w:r>
+        <w:lastRenderedPageBreak/>
         <w:t>Operators</w:t>
       </w:r>
     </w:p>
@@ -8683,8 +8475,8 @@
       <w:tblGrid>
         <w:gridCol w:w="1219"/>
         <w:gridCol w:w="1036"/>
-        <w:gridCol w:w="1109"/>
-        <w:gridCol w:w="5986"/>
+        <w:gridCol w:w="1366"/>
+        <w:gridCol w:w="5729"/>
       </w:tblGrid>
       <w:tr>
         <w:trPr>
@@ -8799,6 +8591,72 @@
               <w:cnfStyle w:val="000000100000" w:firstRow="0" w:lastRow="0" w:firstColumn="0" w:lastColumn="0" w:oddVBand="0" w:evenVBand="0" w:oddHBand="1" w:evenHBand="0" w:firstRowFirstColumn="0" w:firstRowLastColumn="0" w:lastRowFirstColumn="0" w:lastRowLastColumn="0"/>
             </w:pPr>
             <w:r>
+              <w:t>Gaussian</w:t>
+            </w:r>
+          </w:p>
+        </w:tc>
+        <w:tc>
+          <w:tcPr>
+            <w:tcW w:w="0" w:type="auto"/>
+          </w:tcPr>
+          <w:p>
+            <w:pPr>
+              <w:pStyle w:val="NoSpacing"/>
+              <w:cnfStyle w:val="000000100000" w:firstRow="0" w:lastRow="0" w:firstColumn="0" w:lastColumn="0" w:oddVBand="0" w:evenVBand="0" w:oddHBand="1" w:evenHBand="0" w:firstRowFirstColumn="0" w:firstRowLastColumn="0" w:lastRowFirstColumn="0" w:lastRowLastColumn="0"/>
+            </w:pPr>
+            <w:r>
+              <w:t>Difference of Gaussian edge operator</w:t>
+            </w:r>
+          </w:p>
+        </w:tc>
+      </w:tr>
+      <w:tr>
+        <w:tc>
+          <w:tcPr>
+            <w:cnfStyle w:val="001000000000" w:firstRow="0" w:lastRow="0" w:firstColumn="1" w:lastColumn="0" w:oddVBand="0" w:evenVBand="0" w:oddHBand="0" w:evenHBand="0" w:firstRowFirstColumn="0" w:firstRowLastColumn="0" w:lastRowFirstColumn="0" w:lastRowLastColumn="0"/>
+            <w:tcW w:w="0" w:type="auto"/>
+          </w:tcPr>
+          <w:p>
+            <w:pPr>
+              <w:pStyle w:val="NoSpacing"/>
+              <w:rPr>
+                <w:b w:val="0"/>
+                <w:bCs w:val="0"/>
+              </w:rPr>
+            </w:pPr>
+            <w:r>
+              <w:rPr>
+                <w:b w:val="0"/>
+                <w:bCs w:val="0"/>
+              </w:rPr>
+              <w:t>Filter</w:t>
+            </w:r>
+          </w:p>
+        </w:tc>
+        <w:tc>
+          <w:tcPr>
+            <w:tcW w:w="0" w:type="auto"/>
+          </w:tcPr>
+          <w:p>
+            <w:pPr>
+              <w:pStyle w:val="NoSpacing"/>
+              <w:cnfStyle w:val="000000000000" w:firstRow="0" w:lastRow="0" w:firstColumn="0" w:lastColumn="0" w:oddVBand="0" w:evenVBand="0" w:oddHBand="0" w:evenHBand="0" w:firstRowFirstColumn="0" w:firstRowLastColumn="0" w:lastRowFirstColumn="0" w:lastRowLastColumn="0"/>
+            </w:pPr>
+            <w:r>
+              <w:t>Edge</w:t>
+            </w:r>
+          </w:p>
+        </w:tc>
+        <w:tc>
+          <w:tcPr>
+            <w:tcW w:w="0" w:type="auto"/>
+          </w:tcPr>
+          <w:p>
+            <w:pPr>
+              <w:pStyle w:val="NoSpacing"/>
+              <w:cnfStyle w:val="000000000000" w:firstRow="0" w:lastRow="0" w:firstColumn="0" w:lastColumn="0" w:oddVBand="0" w:evenVBand="0" w:oddHBand="0" w:evenHBand="0" w:firstRowFirstColumn="0" w:firstRowLastColumn="0" w:lastRowFirstColumn="0" w:lastRowLastColumn="0"/>
+            </w:pPr>
+            <w:r>
               <w:t>Kirsch</w:t>
             </w:r>
           </w:p>
@@ -8810,76 +8668,10 @@
           <w:p>
             <w:pPr>
               <w:pStyle w:val="NoSpacing"/>
-              <w:cnfStyle w:val="000000100000" w:firstRow="0" w:lastRow="0" w:firstColumn="0" w:lastColumn="0" w:oddVBand="0" w:evenVBand="0" w:oddHBand="1" w:evenHBand="0" w:firstRowFirstColumn="0" w:firstRowLastColumn="0" w:lastRowFirstColumn="0" w:lastRowLastColumn="0"/>
+              <w:cnfStyle w:val="000000000000" w:firstRow="0" w:lastRow="0" w:firstColumn="0" w:lastColumn="0" w:oddVBand="0" w:evenVBand="0" w:oddHBand="0" w:evenHBand="0" w:firstRowFirstColumn="0" w:firstRowLastColumn="0" w:lastRowFirstColumn="0" w:lastRowLastColumn="0"/>
             </w:pPr>
             <w:r>
               <w:t>Kirsch edge operator</w:t>
-            </w:r>
-          </w:p>
-        </w:tc>
-      </w:tr>
-      <w:tr>
-        <w:tc>
-          <w:tcPr>
-            <w:cnfStyle w:val="001000000000" w:firstRow="0" w:lastRow="0" w:firstColumn="1" w:lastColumn="0" w:oddVBand="0" w:evenVBand="0" w:oddHBand="0" w:evenHBand="0" w:firstRowFirstColumn="0" w:firstRowLastColumn="0" w:lastRowFirstColumn="0" w:lastRowLastColumn="0"/>
-            <w:tcW w:w="0" w:type="auto"/>
-          </w:tcPr>
-          <w:p>
-            <w:pPr>
-              <w:pStyle w:val="NoSpacing"/>
-              <w:rPr>
-                <w:b w:val="0"/>
-                <w:bCs w:val="0"/>
-              </w:rPr>
-            </w:pPr>
-            <w:r>
-              <w:rPr>
-                <w:b w:val="0"/>
-                <w:bCs w:val="0"/>
-              </w:rPr>
-              <w:t>Filter</w:t>
-            </w:r>
-          </w:p>
-        </w:tc>
-        <w:tc>
-          <w:tcPr>
-            <w:tcW w:w="0" w:type="auto"/>
-          </w:tcPr>
-          <w:p>
-            <w:pPr>
-              <w:pStyle w:val="NoSpacing"/>
-              <w:cnfStyle w:val="000000000000" w:firstRow="0" w:lastRow="0" w:firstColumn="0" w:lastColumn="0" w:oddVBand="0" w:evenVBand="0" w:oddHBand="0" w:evenHBand="0" w:firstRowFirstColumn="0" w:firstRowLastColumn="0" w:lastRowFirstColumn="0" w:lastRowLastColumn="0"/>
-            </w:pPr>
-            <w:r>
-              <w:t>Edge</w:t>
-            </w:r>
-          </w:p>
-        </w:tc>
-        <w:tc>
-          <w:tcPr>
-            <w:tcW w:w="0" w:type="auto"/>
-          </w:tcPr>
-          <w:p>
-            <w:pPr>
-              <w:pStyle w:val="NoSpacing"/>
-              <w:cnfStyle w:val="000000000000" w:firstRow="0" w:lastRow="0" w:firstColumn="0" w:lastColumn="0" w:oddVBand="0" w:evenVBand="0" w:oddHBand="0" w:evenHBand="0" w:firstRowFirstColumn="0" w:firstRowLastColumn="0" w:lastRowFirstColumn="0" w:lastRowLastColumn="0"/>
-            </w:pPr>
-            <w:r>
-              <w:t>Prewitt</w:t>
-            </w:r>
-          </w:p>
-        </w:tc>
-        <w:tc>
-          <w:tcPr>
-            <w:tcW w:w="0" w:type="auto"/>
-          </w:tcPr>
-          <w:p>
-            <w:pPr>
-              <w:pStyle w:val="NoSpacing"/>
-              <w:cnfStyle w:val="000000000000" w:firstRow="0" w:lastRow="0" w:firstColumn="0" w:lastColumn="0" w:oddVBand="0" w:evenVBand="0" w:oddHBand="0" w:evenHBand="0" w:firstRowFirstColumn="0" w:firstRowLastColumn="0" w:lastRowFirstColumn="0" w:lastRowLastColumn="0"/>
-            </w:pPr>
-            <w:r>
-              <w:t>Prewitt edge operator</w:t>
             </w:r>
           </w:p>
         </w:tc>
@@ -8934,7 +8726,7 @@
               <w:cnfStyle w:val="000000100000" w:firstRow="0" w:lastRow="0" w:firstColumn="0" w:lastColumn="0" w:oddVBand="0" w:evenVBand="0" w:oddHBand="1" w:evenHBand="0" w:firstRowFirstColumn="0" w:firstRowLastColumn="0" w:lastRowFirstColumn="0" w:lastRowLastColumn="0"/>
             </w:pPr>
             <w:r>
-              <w:t>Roberts</w:t>
+              <w:t>Laplacian</w:t>
             </w:r>
           </w:p>
         </w:tc>
@@ -8948,7 +8740,7 @@
               <w:cnfStyle w:val="000000100000" w:firstRow="0" w:lastRow="0" w:firstColumn="0" w:lastColumn="0" w:oddVBand="0" w:evenVBand="0" w:oddHBand="1" w:evenHBand="0" w:firstRowFirstColumn="0" w:firstRowLastColumn="0" w:lastRowFirstColumn="0" w:lastRowLastColumn="0"/>
             </w:pPr>
             <w:r>
-              <w:t>Roberts edge operator</w:t>
+              <w:t>Laplacian of Gaussian detector</w:t>
             </w:r>
           </w:p>
         </w:tc>
@@ -9000,7 +8792,7 @@
               <w:cnfStyle w:val="000000000000" w:firstRow="0" w:lastRow="0" w:firstColumn="0" w:lastColumn="0" w:oddVBand="0" w:evenVBand="0" w:oddHBand="0" w:evenHBand="0" w:firstRowFirstColumn="0" w:firstRowLastColumn="0" w:lastRowFirstColumn="0" w:lastRowLastColumn="0"/>
             </w:pPr>
             <w:r>
-              <w:t>Sobel</w:t>
+              <w:t>Prewitt</w:t>
             </w:r>
           </w:p>
         </w:tc>
@@ -9014,7 +8806,7 @@
               <w:cnfStyle w:val="000000000000" w:firstRow="0" w:lastRow="0" w:firstColumn="0" w:lastColumn="0" w:oddVBand="0" w:evenVBand="0" w:oddHBand="0" w:evenHBand="0" w:firstRowFirstColumn="0" w:firstRowLastColumn="0" w:lastRowFirstColumn="0" w:lastRowLastColumn="0"/>
             </w:pPr>
             <w:r>
-              <w:t>Sobel edge detector</w:t>
+              <w:t>Prewitt edge operator</w:t>
             </w:r>
           </w:p>
         </w:tc>
@@ -9041,7 +8833,7 @@
                 <w:b w:val="0"/>
                 <w:bCs w:val="0"/>
               </w:rPr>
-              <w:t>Histogram</w:t>
+              <w:t>Filter</w:t>
             </w:r>
           </w:p>
         </w:tc>
@@ -9055,7 +8847,7 @@
               <w:cnfStyle w:val="000000100000" w:firstRow="0" w:lastRow="0" w:firstColumn="0" w:lastColumn="0" w:oddVBand="0" w:evenVBand="0" w:oddHBand="1" w:evenHBand="0" w:firstRowFirstColumn="0" w:firstRowLastColumn="0" w:lastRowFirstColumn="0" w:lastRowLastColumn="0"/>
             </w:pPr>
             <w:r>
-              <w:t>Image</w:t>
+              <w:t>Edge</w:t>
             </w:r>
           </w:p>
         </w:tc>
@@ -9069,7 +8861,7 @@
               <w:cnfStyle w:val="000000100000" w:firstRow="0" w:lastRow="0" w:firstColumn="0" w:lastColumn="0" w:oddVBand="0" w:evenVBand="0" w:oddHBand="1" w:evenHBand="0" w:firstRowFirstColumn="0" w:firstRowLastColumn="0" w:lastRowFirstColumn="0" w:lastRowLastColumn="0"/>
             </w:pPr>
             <w:r>
-              <w:t>Create</w:t>
+              <w:t>Roberts</w:t>
             </w:r>
           </w:p>
         </w:tc>
@@ -9083,31 +8875,31 @@
               <w:cnfStyle w:val="000000100000" w:firstRow="0" w:lastRow="0" w:firstColumn="0" w:lastColumn="0" w:oddVBand="0" w:evenVBand="0" w:oddHBand="1" w:evenHBand="0" w:firstRowFirstColumn="0" w:firstRowLastColumn="0" w:lastRowFirstColumn="0" w:lastRowLastColumn="0"/>
             </w:pPr>
             <w:r>
-              <w:t>Histogram pixel value counts for an image</w:t>
-            </w:r>
-          </w:p>
-        </w:tc>
-      </w:tr>
-      <w:tr>
-        <w:tc>
-          <w:tcPr>
-            <w:cnfStyle w:val="001000000000" w:firstRow="0" w:lastRow="0" w:firstColumn="1" w:lastColumn="0" w:oddVBand="0" w:evenVBand="0" w:oddHBand="0" w:evenHBand="0" w:firstRowFirstColumn="0" w:firstRowLastColumn="0" w:lastRowFirstColumn="0" w:lastRowLastColumn="0"/>
-            <w:tcW w:w="0" w:type="auto"/>
-          </w:tcPr>
-          <w:p>
-            <w:pPr>
-              <w:pStyle w:val="NoSpacing"/>
-              <w:rPr>
-                <w:b w:val="0"/>
-                <w:bCs w:val="0"/>
-              </w:rPr>
-            </w:pPr>
-            <w:r>
-              <w:rPr>
-                <w:b w:val="0"/>
-                <w:bCs w:val="0"/>
-              </w:rPr>
-              <w:t>Hough</w:t>
+              <w:t>Roberts edge operator</w:t>
+            </w:r>
+          </w:p>
+        </w:tc>
+      </w:tr>
+      <w:tr>
+        <w:tc>
+          <w:tcPr>
+            <w:cnfStyle w:val="001000000000" w:firstRow="0" w:lastRow="0" w:firstColumn="1" w:lastColumn="0" w:oddVBand="0" w:evenVBand="0" w:oddHBand="0" w:evenHBand="0" w:firstRowFirstColumn="0" w:firstRowLastColumn="0" w:lastRowFirstColumn="0" w:lastRowLastColumn="0"/>
+            <w:tcW w:w="0" w:type="auto"/>
+          </w:tcPr>
+          <w:p>
+            <w:pPr>
+              <w:pStyle w:val="NoSpacing"/>
+              <w:rPr>
+                <w:b w:val="0"/>
+                <w:bCs w:val="0"/>
+              </w:rPr>
+            </w:pPr>
+            <w:r>
+              <w:rPr>
+                <w:b w:val="0"/>
+                <w:bCs w:val="0"/>
+              </w:rPr>
+              <w:t>Filter</w:t>
             </w:r>
           </w:p>
         </w:tc>
@@ -9121,7 +8913,7 @@
               <w:cnfStyle w:val="000000000000" w:firstRow="0" w:lastRow="0" w:firstColumn="0" w:lastColumn="0" w:oddVBand="0" w:evenVBand="0" w:oddHBand="0" w:evenHBand="0" w:firstRowFirstColumn="0" w:firstRowLastColumn="0" w:lastRowFirstColumn="0" w:lastRowLastColumn="0"/>
             </w:pPr>
             <w:r>
-              <w:t>Image</w:t>
+              <w:t>Edge</w:t>
             </w:r>
           </w:p>
         </w:tc>
@@ -9135,7 +8927,7 @@
               <w:cnfStyle w:val="000000000000" w:firstRow="0" w:lastRow="0" w:firstColumn="0" w:lastColumn="0" w:oddVBand="0" w:evenVBand="0" w:oddHBand="0" w:evenHBand="0" w:firstRowFirstColumn="0" w:firstRowLastColumn="0" w:lastRowFirstColumn="0" w:lastRowLastColumn="0"/>
             </w:pPr>
             <w:r>
-              <w:t>Create</w:t>
+              <w:t>Sobel</w:t>
             </w:r>
           </w:p>
         </w:tc>
@@ -9149,7 +8941,7 @@
               <w:cnfStyle w:val="000000000000" w:firstRow="0" w:lastRow="0" w:firstColumn="0" w:lastColumn="0" w:oddVBand="0" w:evenVBand="0" w:oddHBand="0" w:evenHBand="0" w:firstRowFirstColumn="0" w:firstRowLastColumn="0" w:lastRowFirstColumn="0" w:lastRowLastColumn="0"/>
             </w:pPr>
             <w:r>
-              <w:t>Accumulate Hough (rho, theta) counts from an image</w:t>
+              <w:t>Sobel edge operator</w:t>
             </w:r>
           </w:p>
         </w:tc>
@@ -9176,7 +8968,7 @@
                 <w:b w:val="0"/>
                 <w:bCs w:val="0"/>
               </w:rPr>
-              <w:t>Hough</w:t>
+              <w:t>Filter</w:t>
             </w:r>
           </w:p>
         </w:tc>
@@ -9190,7 +8982,7 @@
               <w:cnfStyle w:val="000000100000" w:firstRow="0" w:lastRow="0" w:firstColumn="0" w:lastColumn="0" w:oddVBand="0" w:evenVBand="0" w:oddHBand="1" w:evenHBand="0" w:firstRowFirstColumn="0" w:firstRowLastColumn="0" w:lastRowFirstColumn="0" w:lastRowLastColumn="0"/>
             </w:pPr>
             <w:r>
-              <w:t>Draw</w:t>
+              <w:t>Smooth</w:t>
             </w:r>
           </w:p>
         </w:tc>
@@ -9204,7 +8996,7 @@
               <w:cnfStyle w:val="000000100000" w:firstRow="0" w:lastRow="0" w:firstColumn="0" w:lastColumn="0" w:oddVBand="0" w:evenVBand="0" w:oddHBand="1" w:evenHBand="0" w:firstRowFirstColumn="0" w:firstRowLastColumn="0" w:lastRowFirstColumn="0" w:lastRowLastColumn="0"/>
             </w:pPr>
             <w:r>
-              <w:t>Line</w:t>
+              <w:t>Average</w:t>
             </w:r>
           </w:p>
         </w:tc>
@@ -9218,31 +9010,31 @@
               <w:cnfStyle w:val="000000100000" w:firstRow="0" w:lastRow="0" w:firstColumn="0" w:lastColumn="0" w:oddVBand="0" w:evenVBand="0" w:oddHBand="1" w:evenHBand="0" w:firstRowFirstColumn="0" w:firstRowLastColumn="0" w:lastRowFirstColumn="0" w:lastRowLastColumn="0"/>
             </w:pPr>
             <w:r>
-              <w:t>Draw an image line segment for a polar (rho, theta) line</w:t>
-            </w:r>
-          </w:p>
-        </w:tc>
-      </w:tr>
-      <w:tr>
-        <w:tc>
-          <w:tcPr>
-            <w:cnfStyle w:val="001000000000" w:firstRow="0" w:lastRow="0" w:firstColumn="1" w:lastColumn="0" w:oddVBand="0" w:evenVBand="0" w:oddHBand="0" w:evenHBand="0" w:firstRowFirstColumn="0" w:firstRowLastColumn="0" w:lastRowFirstColumn="0" w:lastRowLastColumn="0"/>
-            <w:tcW w:w="0" w:type="auto"/>
-          </w:tcPr>
-          <w:p>
-            <w:pPr>
-              <w:pStyle w:val="NoSpacing"/>
-              <w:rPr>
-                <w:b w:val="0"/>
-                <w:bCs w:val="0"/>
-              </w:rPr>
-            </w:pPr>
-            <w:r>
-              <w:rPr>
-                <w:b w:val="0"/>
-                <w:bCs w:val="0"/>
-              </w:rPr>
-              <w:t>Hough</w:t>
+              <w:t>Average smoothing operator</w:t>
+            </w:r>
+          </w:p>
+        </w:tc>
+      </w:tr>
+      <w:tr>
+        <w:tc>
+          <w:tcPr>
+            <w:cnfStyle w:val="001000000000" w:firstRow="0" w:lastRow="0" w:firstColumn="1" w:lastColumn="0" w:oddVBand="0" w:evenVBand="0" w:oddHBand="0" w:evenHBand="0" w:firstRowFirstColumn="0" w:firstRowLastColumn="0" w:lastRowFirstColumn="0" w:lastRowLastColumn="0"/>
+            <w:tcW w:w="0" w:type="auto"/>
+          </w:tcPr>
+          <w:p>
+            <w:pPr>
+              <w:pStyle w:val="NoSpacing"/>
+              <w:rPr>
+                <w:b w:val="0"/>
+                <w:bCs w:val="0"/>
+              </w:rPr>
+            </w:pPr>
+            <w:r>
+              <w:rPr>
+                <w:b w:val="0"/>
+                <w:bCs w:val="0"/>
+              </w:rPr>
+              <w:t>Filter</w:t>
             </w:r>
           </w:p>
         </w:tc>
@@ -9256,7 +9048,7 @@
               <w:cnfStyle w:val="000000000000" w:firstRow="0" w:lastRow="0" w:firstColumn="0" w:lastColumn="0" w:oddVBand="0" w:evenVBand="0" w:oddHBand="0" w:evenHBand="0" w:firstRowFirstColumn="0" w:firstRowLastColumn="0" w:lastRowFirstColumn="0" w:lastRowLastColumn="0"/>
             </w:pPr>
             <w:r>
-              <w:t>Peak</w:t>
+              <w:t>Smooth</w:t>
             </w:r>
           </w:p>
         </w:tc>
@@ -9270,7 +9062,7 @@
               <w:cnfStyle w:val="000000000000" w:firstRow="0" w:lastRow="0" w:firstColumn="0" w:lastColumn="0" w:oddVBand="0" w:evenVBand="0" w:oddHBand="0" w:evenHBand="0" w:firstRowFirstColumn="0" w:firstRowLastColumn="0" w:lastRowFirstColumn="0" w:lastRowLastColumn="0"/>
             </w:pPr>
             <w:r>
-              <w:t>Detect</w:t>
+              <w:t>Gaussian</w:t>
             </w:r>
           </w:p>
         </w:tc>
@@ -9284,7 +9076,7 @@
               <w:cnfStyle w:val="000000000000" w:firstRow="0" w:lastRow="0" w:firstColumn="0" w:lastColumn="0" w:oddVBand="0" w:evenVBand="0" w:oddHBand="0" w:evenHBand="0" w:firstRowFirstColumn="0" w:firstRowLastColumn="0" w:lastRowFirstColumn="0" w:lastRowLastColumn="0"/>
             </w:pPr>
             <w:r>
-              <w:t>Find Hough peak lines exceeding a threshold</w:t>
+              <w:t>Gaussian smoothing operator</w:t>
             </w:r>
           </w:p>
         </w:tc>
@@ -9301,6 +9093,473 @@
           <w:p>
             <w:pPr>
               <w:pStyle w:val="NoSpacing"/>
+            </w:pPr>
+            <w:r>
+              <w:rPr>
+                <w:b w:val="0"/>
+                <w:bCs w:val="0"/>
+              </w:rPr>
+              <w:t>Filter</w:t>
+            </w:r>
+          </w:p>
+        </w:tc>
+        <w:tc>
+          <w:tcPr>
+            <w:tcW w:w="0" w:type="auto"/>
+          </w:tcPr>
+          <w:p>
+            <w:pPr>
+              <w:pStyle w:val="NoSpacing"/>
+              <w:cnfStyle w:val="000000100000" w:firstRow="0" w:lastRow="0" w:firstColumn="0" w:lastColumn="0" w:oddVBand="0" w:evenVBand="0" w:oddHBand="1" w:evenHBand="0" w:firstRowFirstColumn="0" w:firstRowLastColumn="0" w:lastRowFirstColumn="0" w:lastRowLastColumn="0"/>
+            </w:pPr>
+            <w:r>
+              <w:t>Smooth</w:t>
+            </w:r>
+          </w:p>
+        </w:tc>
+        <w:tc>
+          <w:tcPr>
+            <w:tcW w:w="0" w:type="auto"/>
+          </w:tcPr>
+          <w:p>
+            <w:pPr>
+              <w:pStyle w:val="NoSpacing"/>
+              <w:cnfStyle w:val="000000100000" w:firstRow="0" w:lastRow="0" w:firstColumn="0" w:lastColumn="0" w:oddVBand="0" w:evenVBand="0" w:oddHBand="1" w:evenHBand="0" w:firstRowFirstColumn="0" w:firstRowLastColumn="0" w:lastRowFirstColumn="0" w:lastRowLastColumn="0"/>
+            </w:pPr>
+            <w:r>
+              <w:t>Median</w:t>
+            </w:r>
+          </w:p>
+        </w:tc>
+        <w:tc>
+          <w:tcPr>
+            <w:tcW w:w="0" w:type="auto"/>
+          </w:tcPr>
+          <w:p>
+            <w:pPr>
+              <w:pStyle w:val="NoSpacing"/>
+              <w:cnfStyle w:val="000000100000" w:firstRow="0" w:lastRow="0" w:firstColumn="0" w:lastColumn="0" w:oddVBand="0" w:evenVBand="0" w:oddHBand="1" w:evenHBand="0" w:firstRowFirstColumn="0" w:firstRowLastColumn="0" w:lastRowFirstColumn="0" w:lastRowLastColumn="0"/>
+            </w:pPr>
+            <w:r>
+              <w:t>Average smoothing operator</w:t>
+            </w:r>
+          </w:p>
+        </w:tc>
+      </w:tr>
+      <w:tr>
+        <w:tc>
+          <w:tcPr>
+            <w:cnfStyle w:val="001000000000" w:firstRow="0" w:lastRow="0" w:firstColumn="1" w:lastColumn="0" w:oddVBand="0" w:evenVBand="0" w:oddHBand="0" w:evenHBand="0" w:firstRowFirstColumn="0" w:firstRowLastColumn="0" w:lastRowFirstColumn="0" w:lastRowLastColumn="0"/>
+            <w:tcW w:w="0" w:type="auto"/>
+          </w:tcPr>
+          <w:p>
+            <w:pPr>
+              <w:pStyle w:val="NoSpacing"/>
+              <w:rPr>
+                <w:b w:val="0"/>
+                <w:bCs w:val="0"/>
+              </w:rPr>
+            </w:pPr>
+            <w:r>
+              <w:rPr>
+                <w:b w:val="0"/>
+                <w:bCs w:val="0"/>
+              </w:rPr>
+              <w:t>Histogram</w:t>
+            </w:r>
+          </w:p>
+        </w:tc>
+        <w:tc>
+          <w:tcPr>
+            <w:tcW w:w="0" w:type="auto"/>
+          </w:tcPr>
+          <w:p>
+            <w:pPr>
+              <w:pStyle w:val="NoSpacing"/>
+              <w:cnfStyle w:val="000000000000" w:firstRow="0" w:lastRow="0" w:firstColumn="0" w:lastColumn="0" w:oddVBand="0" w:evenVBand="0" w:oddHBand="0" w:evenHBand="0" w:firstRowFirstColumn="0" w:firstRowLastColumn="0" w:lastRowFirstColumn="0" w:lastRowLastColumn="0"/>
+            </w:pPr>
+            <w:r>
+              <w:t>Hough</w:t>
+            </w:r>
+          </w:p>
+        </w:tc>
+        <w:tc>
+          <w:tcPr>
+            <w:tcW w:w="0" w:type="auto"/>
+          </w:tcPr>
+          <w:p>
+            <w:pPr>
+              <w:pStyle w:val="NoSpacing"/>
+              <w:cnfStyle w:val="000000000000" w:firstRow="0" w:lastRow="0" w:firstColumn="0" w:lastColumn="0" w:oddVBand="0" w:evenVBand="0" w:oddHBand="0" w:evenHBand="0" w:firstRowFirstColumn="0" w:firstRowLastColumn="0" w:lastRowFirstColumn="0" w:lastRowLastColumn="0"/>
+            </w:pPr>
+            <w:r>
+              <w:t>Create</w:t>
+            </w:r>
+          </w:p>
+        </w:tc>
+        <w:tc>
+          <w:tcPr>
+            <w:tcW w:w="0" w:type="auto"/>
+          </w:tcPr>
+          <w:p>
+            <w:pPr>
+              <w:pStyle w:val="NoSpacing"/>
+              <w:cnfStyle w:val="000000000000" w:firstRow="0" w:lastRow="0" w:firstColumn="0" w:lastColumn="0" w:oddVBand="0" w:evenVBand="0" w:oddHBand="0" w:evenHBand="0" w:firstRowFirstColumn="0" w:firstRowLastColumn="0" w:lastRowFirstColumn="0" w:lastRowLastColumn="0"/>
+            </w:pPr>
+            <w:r>
+              <w:t>Histogram Hough accumulator counts</w:t>
+            </w:r>
+          </w:p>
+        </w:tc>
+      </w:tr>
+      <w:tr>
+        <w:trPr>
+          <w:cnfStyle w:val="000000100000" w:firstRow="0" w:lastRow="0" w:firstColumn="0" w:lastColumn="0" w:oddVBand="0" w:evenVBand="0" w:oddHBand="1" w:evenHBand="0" w:firstRowFirstColumn="0" w:firstRowLastColumn="0" w:lastRowFirstColumn="0" w:lastRowLastColumn="0"/>
+        </w:trPr>
+        <w:tc>
+          <w:tcPr>
+            <w:cnfStyle w:val="001000000000" w:firstRow="0" w:lastRow="0" w:firstColumn="1" w:lastColumn="0" w:oddVBand="0" w:evenVBand="0" w:oddHBand="0" w:evenHBand="0" w:firstRowFirstColumn="0" w:firstRowLastColumn="0" w:lastRowFirstColumn="0" w:lastRowLastColumn="0"/>
+            <w:tcW w:w="0" w:type="auto"/>
+          </w:tcPr>
+          <w:p>
+            <w:pPr>
+              <w:pStyle w:val="NoSpacing"/>
+              <w:rPr>
+                <w:b w:val="0"/>
+                <w:bCs w:val="0"/>
+              </w:rPr>
+            </w:pPr>
+            <w:r>
+              <w:rPr>
+                <w:b w:val="0"/>
+                <w:bCs w:val="0"/>
+              </w:rPr>
+              <w:t>Histogram</w:t>
+            </w:r>
+          </w:p>
+        </w:tc>
+        <w:tc>
+          <w:tcPr>
+            <w:tcW w:w="0" w:type="auto"/>
+          </w:tcPr>
+          <w:p>
+            <w:pPr>
+              <w:pStyle w:val="NoSpacing"/>
+              <w:cnfStyle w:val="000000100000" w:firstRow="0" w:lastRow="0" w:firstColumn="0" w:lastColumn="0" w:oddVBand="0" w:evenVBand="0" w:oddHBand="1" w:evenHBand="0" w:firstRowFirstColumn="0" w:firstRowLastColumn="0" w:lastRowFirstColumn="0" w:lastRowLastColumn="0"/>
+            </w:pPr>
+            <w:r>
+              <w:t>Image</w:t>
+            </w:r>
+          </w:p>
+        </w:tc>
+        <w:tc>
+          <w:tcPr>
+            <w:tcW w:w="0" w:type="auto"/>
+          </w:tcPr>
+          <w:p>
+            <w:pPr>
+              <w:pStyle w:val="NoSpacing"/>
+              <w:cnfStyle w:val="000000100000" w:firstRow="0" w:lastRow="0" w:firstColumn="0" w:lastColumn="0" w:oddVBand="0" w:evenVBand="0" w:oddHBand="1" w:evenHBand="0" w:firstRowFirstColumn="0" w:firstRowLastColumn="0" w:lastRowFirstColumn="0" w:lastRowLastColumn="0"/>
+            </w:pPr>
+            <w:r>
+              <w:t>Create</w:t>
+            </w:r>
+          </w:p>
+        </w:tc>
+        <w:tc>
+          <w:tcPr>
+            <w:tcW w:w="0" w:type="auto"/>
+          </w:tcPr>
+          <w:p>
+            <w:pPr>
+              <w:pStyle w:val="NoSpacing"/>
+              <w:cnfStyle w:val="000000100000" w:firstRow="0" w:lastRow="0" w:firstColumn="0" w:lastColumn="0" w:oddVBand="0" w:evenVBand="0" w:oddHBand="1" w:evenHBand="0" w:firstRowFirstColumn="0" w:firstRowLastColumn="0" w:lastRowFirstColumn="0" w:lastRowLastColumn="0"/>
+            </w:pPr>
+            <w:r>
+              <w:t>Histogram pixel value counts for an image</w:t>
+            </w:r>
+          </w:p>
+        </w:tc>
+      </w:tr>
+      <w:tr>
+        <w:tc>
+          <w:tcPr>
+            <w:cnfStyle w:val="001000000000" w:firstRow="0" w:lastRow="0" w:firstColumn="1" w:lastColumn="0" w:oddVBand="0" w:evenVBand="0" w:oddHBand="0" w:evenHBand="0" w:firstRowFirstColumn="0" w:firstRowLastColumn="0" w:lastRowFirstColumn="0" w:lastRowLastColumn="0"/>
+            <w:tcW w:w="0" w:type="auto"/>
+          </w:tcPr>
+          <w:p>
+            <w:pPr>
+              <w:pStyle w:val="NoSpacing"/>
+              <w:rPr>
+                <w:b w:val="0"/>
+                <w:bCs w:val="0"/>
+              </w:rPr>
+            </w:pPr>
+            <w:r>
+              <w:rPr>
+                <w:b w:val="0"/>
+                <w:bCs w:val="0"/>
+              </w:rPr>
+              <w:t>Histogram</w:t>
+            </w:r>
+          </w:p>
+        </w:tc>
+        <w:tc>
+          <w:tcPr>
+            <w:tcW w:w="0" w:type="auto"/>
+          </w:tcPr>
+          <w:p>
+            <w:pPr>
+              <w:pStyle w:val="NoSpacing"/>
+              <w:cnfStyle w:val="000000000000" w:firstRow="0" w:lastRow="0" w:firstColumn="0" w:lastColumn="0" w:oddVBand="0" w:evenVBand="0" w:oddHBand="0" w:evenHBand="0" w:firstRowFirstColumn="0" w:firstRowLastColumn="0" w:lastRowFirstColumn="0" w:lastRowLastColumn="0"/>
+            </w:pPr>
+            <w:r>
+              <w:t>Peak</w:t>
+            </w:r>
+          </w:p>
+        </w:tc>
+        <w:tc>
+          <w:tcPr>
+            <w:tcW w:w="0" w:type="auto"/>
+          </w:tcPr>
+          <w:p>
+            <w:pPr>
+              <w:pStyle w:val="NoSpacing"/>
+              <w:cnfStyle w:val="000000000000" w:firstRow="0" w:lastRow="0" w:firstColumn="0" w:lastColumn="0" w:oddVBand="0" w:evenVBand="0" w:oddHBand="0" w:evenHBand="0" w:firstRowFirstColumn="0" w:firstRowLastColumn="0" w:lastRowFirstColumn="0" w:lastRowLastColumn="0"/>
+            </w:pPr>
+            <w:r>
+              <w:t>Detect</w:t>
+            </w:r>
+          </w:p>
+        </w:tc>
+        <w:tc>
+          <w:tcPr>
+            <w:tcW w:w="0" w:type="auto"/>
+          </w:tcPr>
+          <w:p>
+            <w:pPr>
+              <w:pStyle w:val="NoSpacing"/>
+              <w:cnfStyle w:val="000000000000" w:firstRow="0" w:lastRow="0" w:firstColumn="0" w:lastColumn="0" w:oddVBand="0" w:evenVBand="0" w:oddHBand="0" w:evenHBand="0" w:firstRowFirstColumn="0" w:firstRowLastColumn="0" w:lastRowFirstColumn="0" w:lastRowLastColumn="0"/>
+            </w:pPr>
+            <w:r>
+              <w:t>Find histogram peaks exceeding a threshold</w:t>
+            </w:r>
+          </w:p>
+        </w:tc>
+      </w:tr>
+      <w:tr>
+        <w:trPr>
+          <w:cnfStyle w:val="000000100000" w:firstRow="0" w:lastRow="0" w:firstColumn="0" w:lastColumn="0" w:oddVBand="0" w:evenVBand="0" w:oddHBand="1" w:evenHBand="0" w:firstRowFirstColumn="0" w:firstRowLastColumn="0" w:lastRowFirstColumn="0" w:lastRowLastColumn="0"/>
+        </w:trPr>
+        <w:tc>
+          <w:tcPr>
+            <w:cnfStyle w:val="001000000000" w:firstRow="0" w:lastRow="0" w:firstColumn="1" w:lastColumn="0" w:oddVBand="0" w:evenVBand="0" w:oddHBand="0" w:evenHBand="0" w:firstRowFirstColumn="0" w:firstRowLastColumn="0" w:lastRowFirstColumn="0" w:lastRowLastColumn="0"/>
+            <w:tcW w:w="0" w:type="auto"/>
+          </w:tcPr>
+          <w:p>
+            <w:pPr>
+              <w:pStyle w:val="NoSpacing"/>
+              <w:rPr>
+                <w:b w:val="0"/>
+                <w:bCs w:val="0"/>
+              </w:rPr>
+            </w:pPr>
+            <w:r>
+              <w:rPr>
+                <w:b w:val="0"/>
+                <w:bCs w:val="0"/>
+              </w:rPr>
+              <w:t>Hough</w:t>
+            </w:r>
+          </w:p>
+        </w:tc>
+        <w:tc>
+          <w:tcPr>
+            <w:tcW w:w="0" w:type="auto"/>
+          </w:tcPr>
+          <w:p>
+            <w:pPr>
+              <w:pStyle w:val="NoSpacing"/>
+              <w:cnfStyle w:val="000000100000" w:firstRow="0" w:lastRow="0" w:firstColumn="0" w:lastColumn="0" w:oddVBand="0" w:evenVBand="0" w:oddHBand="1" w:evenHBand="0" w:firstRowFirstColumn="0" w:firstRowLastColumn="0" w:lastRowFirstColumn="0" w:lastRowLastColumn="0"/>
+            </w:pPr>
+            <w:r>
+              <w:t>Draw</w:t>
+            </w:r>
+          </w:p>
+        </w:tc>
+        <w:tc>
+          <w:tcPr>
+            <w:tcW w:w="0" w:type="auto"/>
+          </w:tcPr>
+          <w:p>
+            <w:pPr>
+              <w:pStyle w:val="NoSpacing"/>
+              <w:cnfStyle w:val="000000100000" w:firstRow="0" w:lastRow="0" w:firstColumn="0" w:lastColumn="0" w:oddVBand="0" w:evenVBand="0" w:oddHBand="1" w:evenHBand="0" w:firstRowFirstColumn="0" w:firstRowLastColumn="0" w:lastRowFirstColumn="0" w:lastRowLastColumn="0"/>
+            </w:pPr>
+            <w:r>
+              <w:t>Line</w:t>
+            </w:r>
+          </w:p>
+        </w:tc>
+        <w:tc>
+          <w:tcPr>
+            <w:tcW w:w="0" w:type="auto"/>
+          </w:tcPr>
+          <w:p>
+            <w:pPr>
+              <w:pStyle w:val="NoSpacing"/>
+              <w:cnfStyle w:val="000000100000" w:firstRow="0" w:lastRow="0" w:firstColumn="0" w:lastColumn="0" w:oddVBand="0" w:evenVBand="0" w:oddHBand="1" w:evenHBand="0" w:firstRowFirstColumn="0" w:firstRowLastColumn="0" w:lastRowFirstColumn="0" w:lastRowLastColumn="0"/>
+            </w:pPr>
+            <w:r>
+              <w:t>Draw an image line segment for a polar (rho, theta) line</w:t>
+            </w:r>
+          </w:p>
+        </w:tc>
+      </w:tr>
+      <w:tr>
+        <w:tc>
+          <w:tcPr>
+            <w:cnfStyle w:val="001000000000" w:firstRow="0" w:lastRow="0" w:firstColumn="1" w:lastColumn="0" w:oddVBand="0" w:evenVBand="0" w:oddHBand="0" w:evenHBand="0" w:firstRowFirstColumn="0" w:firstRowLastColumn="0" w:lastRowFirstColumn="0" w:lastRowLastColumn="0"/>
+            <w:tcW w:w="0" w:type="auto"/>
+          </w:tcPr>
+          <w:p>
+            <w:pPr>
+              <w:pStyle w:val="NoSpacing"/>
+              <w:rPr>
+                <w:b w:val="0"/>
+                <w:bCs w:val="0"/>
+              </w:rPr>
+            </w:pPr>
+            <w:r>
+              <w:rPr>
+                <w:b w:val="0"/>
+                <w:bCs w:val="0"/>
+              </w:rPr>
+              <w:t>Hough</w:t>
+            </w:r>
+          </w:p>
+        </w:tc>
+        <w:tc>
+          <w:tcPr>
+            <w:tcW w:w="0" w:type="auto"/>
+          </w:tcPr>
+          <w:p>
+            <w:pPr>
+              <w:pStyle w:val="NoSpacing"/>
+              <w:cnfStyle w:val="000000000000" w:firstRow="0" w:lastRow="0" w:firstColumn="0" w:lastColumn="0" w:oddVBand="0" w:evenVBand="0" w:oddHBand="0" w:evenHBand="0" w:firstRowFirstColumn="0" w:firstRowLastColumn="0" w:lastRowFirstColumn="0" w:lastRowLastColumn="0"/>
+            </w:pPr>
+            <w:r>
+              <w:t>Image</w:t>
+            </w:r>
+          </w:p>
+        </w:tc>
+        <w:tc>
+          <w:tcPr>
+            <w:tcW w:w="0" w:type="auto"/>
+          </w:tcPr>
+          <w:p>
+            <w:pPr>
+              <w:pStyle w:val="NoSpacing"/>
+              <w:cnfStyle w:val="000000000000" w:firstRow="0" w:lastRow="0" w:firstColumn="0" w:lastColumn="0" w:oddVBand="0" w:evenVBand="0" w:oddHBand="0" w:evenHBand="0" w:firstRowFirstColumn="0" w:firstRowLastColumn="0" w:lastRowFirstColumn="0" w:lastRowLastColumn="0"/>
+            </w:pPr>
+            <w:r>
+              <w:t>Create</w:t>
+            </w:r>
+          </w:p>
+        </w:tc>
+        <w:tc>
+          <w:tcPr>
+            <w:tcW w:w="0" w:type="auto"/>
+          </w:tcPr>
+          <w:p>
+            <w:pPr>
+              <w:pStyle w:val="NoSpacing"/>
+              <w:cnfStyle w:val="000000000000" w:firstRow="0" w:lastRow="0" w:firstColumn="0" w:lastColumn="0" w:oddVBand="0" w:evenVBand="0" w:oddHBand="0" w:evenHBand="0" w:firstRowFirstColumn="0" w:firstRowLastColumn="0" w:lastRowFirstColumn="0" w:lastRowLastColumn="0"/>
+            </w:pPr>
+            <w:r>
+              <w:t>Accumulate Hough (rho, theta) counts from an image</w:t>
+            </w:r>
+          </w:p>
+        </w:tc>
+      </w:tr>
+      <w:tr>
+        <w:trPr>
+          <w:cnfStyle w:val="000000100000" w:firstRow="0" w:lastRow="0" w:firstColumn="0" w:lastColumn="0" w:oddVBand="0" w:evenVBand="0" w:oddHBand="1" w:evenHBand="0" w:firstRowFirstColumn="0" w:firstRowLastColumn="0" w:lastRowFirstColumn="0" w:lastRowLastColumn="0"/>
+        </w:trPr>
+        <w:tc>
+          <w:tcPr>
+            <w:cnfStyle w:val="001000000000" w:firstRow="0" w:lastRow="0" w:firstColumn="1" w:lastColumn="0" w:oddVBand="0" w:evenVBand="0" w:oddHBand="0" w:evenHBand="0" w:firstRowFirstColumn="0" w:firstRowLastColumn="0" w:lastRowFirstColumn="0" w:lastRowLastColumn="0"/>
+            <w:tcW w:w="0" w:type="auto"/>
+          </w:tcPr>
+          <w:p>
+            <w:pPr>
+              <w:pStyle w:val="NoSpacing"/>
+              <w:rPr>
+                <w:b w:val="0"/>
+                <w:bCs w:val="0"/>
+              </w:rPr>
+            </w:pPr>
+            <w:r>
+              <w:rPr>
+                <w:b w:val="0"/>
+                <w:bCs w:val="0"/>
+              </w:rPr>
+              <w:t>Hough</w:t>
+            </w:r>
+          </w:p>
+        </w:tc>
+        <w:tc>
+          <w:tcPr>
+            <w:tcW w:w="0" w:type="auto"/>
+          </w:tcPr>
+          <w:p>
+            <w:pPr>
+              <w:pStyle w:val="NoSpacing"/>
+              <w:cnfStyle w:val="000000100000" w:firstRow="0" w:lastRow="0" w:firstColumn="0" w:lastColumn="0" w:oddVBand="0" w:evenVBand="0" w:oddHBand="1" w:evenHBand="0" w:firstRowFirstColumn="0" w:firstRowLastColumn="0" w:lastRowFirstColumn="0" w:lastRowLastColumn="0"/>
+            </w:pPr>
+            <w:r>
+              <w:t>Peak</w:t>
+            </w:r>
+          </w:p>
+        </w:tc>
+        <w:tc>
+          <w:tcPr>
+            <w:tcW w:w="0" w:type="auto"/>
+          </w:tcPr>
+          <w:p>
+            <w:pPr>
+              <w:pStyle w:val="NoSpacing"/>
+              <w:cnfStyle w:val="000000100000" w:firstRow="0" w:lastRow="0" w:firstColumn="0" w:lastColumn="0" w:oddVBand="0" w:evenVBand="0" w:oddHBand="1" w:evenHBand="0" w:firstRowFirstColumn="0" w:firstRowLastColumn="0" w:lastRowFirstColumn="0" w:lastRowLastColumn="0"/>
+            </w:pPr>
+            <w:r>
+              <w:t>Detect</w:t>
+            </w:r>
+          </w:p>
+        </w:tc>
+        <w:tc>
+          <w:tcPr>
+            <w:tcW w:w="0" w:type="auto"/>
+          </w:tcPr>
+          <w:p>
+            <w:pPr>
+              <w:pStyle w:val="NoSpacing"/>
+              <w:cnfStyle w:val="000000100000" w:firstRow="0" w:lastRow="0" w:firstColumn="0" w:lastColumn="0" w:oddVBand="0" w:evenVBand="0" w:oddHBand="1" w:evenHBand="0" w:firstRowFirstColumn="0" w:firstRowLastColumn="0" w:lastRowFirstColumn="0" w:lastRowLastColumn="0"/>
+            </w:pPr>
+            <w:r>
+              <w:t>Find Hough peak lines exceeding a threshold</w:t>
+            </w:r>
+          </w:p>
+        </w:tc>
+      </w:tr>
+      <w:tr>
+        <w:tc>
+          <w:tcPr>
+            <w:cnfStyle w:val="001000000000" w:firstRow="0" w:lastRow="0" w:firstColumn="1" w:lastColumn="0" w:oddVBand="0" w:evenVBand="0" w:oddHBand="0" w:evenHBand="0" w:firstRowFirstColumn="0" w:firstRowLastColumn="0" w:lastRowFirstColumn="0" w:lastRowLastColumn="0"/>
+            <w:tcW w:w="0" w:type="auto"/>
+          </w:tcPr>
+          <w:p>
+            <w:pPr>
+              <w:pStyle w:val="NoSpacing"/>
               <w:rPr>
                 <w:b w:val="0"/>
                 <w:bCs w:val="0"/>
@@ -9322,6 +9581,75 @@
           <w:p>
             <w:pPr>
               <w:pStyle w:val="NoSpacing"/>
+              <w:cnfStyle w:val="000000000000" w:firstRow="0" w:lastRow="0" w:firstColumn="0" w:lastColumn="0" w:oddVBand="0" w:evenVBand="0" w:oddHBand="0" w:evenHBand="0" w:firstRowFirstColumn="0" w:firstRowLastColumn="0" w:lastRowFirstColumn="0" w:lastRowLastColumn="0"/>
+            </w:pPr>
+            <w:r>
+              <w:t>Image</w:t>
+            </w:r>
+          </w:p>
+        </w:tc>
+        <w:tc>
+          <w:tcPr>
+            <w:tcW w:w="0" w:type="auto"/>
+          </w:tcPr>
+          <w:p>
+            <w:pPr>
+              <w:pStyle w:val="NoSpacing"/>
+              <w:cnfStyle w:val="000000000000" w:firstRow="0" w:lastRow="0" w:firstColumn="0" w:lastColumn="0" w:oddVBand="0" w:evenVBand="0" w:oddHBand="0" w:evenHBand="0" w:firstRowFirstColumn="0" w:firstRowLastColumn="0" w:lastRowFirstColumn="0" w:lastRowLastColumn="0"/>
+            </w:pPr>
+            <w:r>
+              <w:t>Copy</w:t>
+            </w:r>
+          </w:p>
+        </w:tc>
+        <w:tc>
+          <w:tcPr>
+            <w:tcW w:w="0" w:type="auto"/>
+          </w:tcPr>
+          <w:p>
+            <w:pPr>
+              <w:pStyle w:val="NoSpacing"/>
+              <w:cnfStyle w:val="000000000000" w:firstRow="0" w:lastRow="0" w:firstColumn="0" w:lastColumn="0" w:oddVBand="0" w:evenVBand="0" w:oddHBand="0" w:evenHBand="0" w:firstRowFirstColumn="0" w:firstRowLastColumn="0" w:lastRowFirstColumn="0" w:lastRowLastColumn="0"/>
+            </w:pPr>
+            <w:r>
+              <w:t>Copy image data and components from input to output images</w:t>
+            </w:r>
+          </w:p>
+        </w:tc>
+      </w:tr>
+      <w:tr>
+        <w:trPr>
+          <w:cnfStyle w:val="000000100000" w:firstRow="0" w:lastRow="0" w:firstColumn="0" w:lastColumn="0" w:oddVBand="0" w:evenVBand="0" w:oddHBand="1" w:evenHBand="0" w:firstRowFirstColumn="0" w:firstRowLastColumn="0" w:lastRowFirstColumn="0" w:lastRowLastColumn="0"/>
+        </w:trPr>
+        <w:tc>
+          <w:tcPr>
+            <w:cnfStyle w:val="001000000000" w:firstRow="0" w:lastRow="0" w:firstColumn="1" w:lastColumn="0" w:oddVBand="0" w:evenVBand="0" w:oddHBand="0" w:evenHBand="0" w:firstRowFirstColumn="0" w:firstRowLastColumn="0" w:lastRowFirstColumn="0" w:lastRowLastColumn="0"/>
+            <w:tcW w:w="0" w:type="auto"/>
+          </w:tcPr>
+          <w:p>
+            <w:pPr>
+              <w:pStyle w:val="NoSpacing"/>
+              <w:rPr>
+                <w:b w:val="0"/>
+                <w:bCs w:val="0"/>
+              </w:rPr>
+            </w:pPr>
+            <w:r>
+              <w:rPr>
+                <w:b w:val="0"/>
+                <w:bCs w:val="0"/>
+              </w:rPr>
+              <w:t>Transform</w:t>
+            </w:r>
+          </w:p>
+        </w:tc>
+        <w:tc>
+          <w:tcPr>
+            <w:tcW w:w="0" w:type="auto"/>
+          </w:tcPr>
+          <w:p>
+            <w:pPr>
+              <w:pStyle w:val="NoSpacing"/>
               <w:cnfStyle w:val="000000100000" w:firstRow="0" w:lastRow="0" w:firstColumn="0" w:lastColumn="0" w:oddVBand="0" w:evenVBand="0" w:oddHBand="1" w:evenHBand="0" w:firstRowFirstColumn="0" w:firstRowLastColumn="0" w:lastRowFirstColumn="0" w:lastRowLastColumn="0"/>
             </w:pPr>
             <w:r>
@@ -9339,7 +9667,7 @@
               <w:cnfStyle w:val="000000100000" w:firstRow="0" w:lastRow="0" w:firstColumn="0" w:lastColumn="0" w:oddVBand="0" w:evenVBand="0" w:oddHBand="1" w:evenHBand="0" w:firstRowFirstColumn="0" w:firstRowLastColumn="0" w:lastRowFirstColumn="0" w:lastRowLastColumn="0"/>
             </w:pPr>
             <w:r>
-              <w:t>Copy</w:t>
+              <w:t>Morphology</w:t>
             </w:r>
           </w:p>
         </w:tc>
@@ -9353,7 +9681,7 @@
               <w:cnfStyle w:val="000000100000" w:firstRow="0" w:lastRow="0" w:firstColumn="0" w:lastColumn="0" w:oddVBand="0" w:evenVBand="0" w:oddHBand="1" w:evenHBand="0" w:firstRowFirstColumn="0" w:firstRowLastColumn="0" w:lastRowFirstColumn="0" w:lastRowLastColumn="0"/>
             </w:pPr>
             <w:r>
-              <w:t>Copy image data and components from input to output images</w:t>
+              <w:t>Map binary images with dilate, erode, open, close, gradient, top hat, or black at morphology transforms.</w:t>
             </w:r>
           </w:p>
         </w:tc>
@@ -9425,6 +9753,341 @@
         </w:tc>
       </w:tr>
     </w:tbl>
+    <w:p>
+      <w:pPr>
+        <w:pStyle w:val="Normalafterlist"/>
+      </w:pPr>
+      <w:r>
+        <w:t>Typical use cases are:</w:t>
+      </w:r>
+    </w:p>
+    <w:tbl>
+      <w:tblPr>
+        <w:tblStyle w:val="PlainTable1"/>
+        <w:tblW w:w="0" w:type="auto"/>
+        <w:tblLook w:val="04A0" w:firstRow="1" w:lastRow="0" w:firstColumn="1" w:lastColumn="0" w:noHBand="0" w:noVBand="1"/>
+      </w:tblPr>
+      <w:tblGrid>
+        <w:gridCol w:w="1207"/>
+        <w:gridCol w:w="1794"/>
+        <w:gridCol w:w="5796"/>
+      </w:tblGrid>
+      <w:tr>
+        <w:trPr>
+          <w:cnfStyle w:val="100000000000" w:firstRow="1" w:lastRow="0" w:firstColumn="0" w:lastColumn="0" w:oddVBand="0" w:evenVBand="0" w:oddHBand="0" w:evenHBand="0" w:firstRowFirstColumn="0" w:firstRowLastColumn="0" w:lastRowFirstColumn="0" w:lastRowLastColumn="0"/>
+        </w:trPr>
+        <w:tc>
+          <w:tcPr>
+            <w:cnfStyle w:val="001000000000" w:firstRow="0" w:lastRow="0" w:firstColumn="1" w:lastColumn="0" w:oddVBand="0" w:evenVBand="0" w:oddHBand="0" w:evenHBand="0" w:firstRowFirstColumn="0" w:firstRowLastColumn="0" w:lastRowFirstColumn="0" w:lastRowLastColumn="0"/>
+            <w:tcW w:w="0" w:type="auto"/>
+          </w:tcPr>
+          <w:p>
+            <w:pPr>
+              <w:pStyle w:val="NoSpacing"/>
+            </w:pPr>
+            <w:r>
+              <w:t>Data type</w:t>
+            </w:r>
+          </w:p>
+        </w:tc>
+        <w:tc>
+          <w:tcPr>
+            <w:tcW w:w="0" w:type="auto"/>
+          </w:tcPr>
+          <w:p>
+            <w:pPr>
+              <w:pStyle w:val="NoSpacing"/>
+              <w:cnfStyle w:val="100000000000" w:firstRow="1" w:lastRow="0" w:firstColumn="0" w:lastColumn="0" w:oddVBand="0" w:evenVBand="0" w:oddHBand="0" w:evenHBand="0" w:firstRowFirstColumn="0" w:firstRowLastColumn="0" w:lastRowFirstColumn="0" w:lastRowLastColumn="0"/>
+            </w:pPr>
+            <w:r>
+              <w:t>Use</w:t>
+            </w:r>
+          </w:p>
+        </w:tc>
+        <w:tc>
+          <w:tcPr>
+            <w:tcW w:w="0" w:type="auto"/>
+          </w:tcPr>
+          <w:p>
+            <w:pPr>
+              <w:pStyle w:val="NoSpacing"/>
+              <w:cnfStyle w:val="100000000000" w:firstRow="1" w:lastRow="0" w:firstColumn="0" w:lastColumn="0" w:oddVBand="0" w:evenVBand="0" w:oddHBand="0" w:evenHBand="0" w:firstRowFirstColumn="0" w:firstRowLastColumn="0" w:lastRowFirstColumn="0" w:lastRowLastColumn="0"/>
+            </w:pPr>
+            <w:r>
+              <w:t>Steps</w:t>
+            </w:r>
+          </w:p>
+        </w:tc>
+      </w:tr>
+      <w:tr>
+        <w:trPr>
+          <w:cnfStyle w:val="000000100000" w:firstRow="0" w:lastRow="0" w:firstColumn="0" w:lastColumn="0" w:oddVBand="0" w:evenVBand="0" w:oddHBand="1" w:evenHBand="0" w:firstRowFirstColumn="0" w:firstRowLastColumn="0" w:lastRowFirstColumn="0" w:lastRowLastColumn="0"/>
+        </w:trPr>
+        <w:tc>
+          <w:tcPr>
+            <w:cnfStyle w:val="001000000000" w:firstRow="0" w:lastRow="0" w:firstColumn="1" w:lastColumn="0" w:oddVBand="0" w:evenVBand="0" w:oddHBand="0" w:evenHBand="0" w:firstRowFirstColumn="0" w:firstRowLastColumn="0" w:lastRowFirstColumn="0" w:lastRowLastColumn="0"/>
+            <w:tcW w:w="0" w:type="auto"/>
+          </w:tcPr>
+          <w:p>
+            <w:pPr>
+              <w:pStyle w:val="NoSpacing"/>
+            </w:pPr>
+            <w:r>
+              <w:t>Image</w:t>
+            </w:r>
+          </w:p>
+        </w:tc>
+        <w:tc>
+          <w:tcPr>
+            <w:tcW w:w="0" w:type="auto"/>
+          </w:tcPr>
+          <w:p>
+            <w:pPr>
+              <w:pStyle w:val="NoSpacing"/>
+              <w:cnfStyle w:val="000000100000" w:firstRow="0" w:lastRow="0" w:firstColumn="0" w:lastColumn="0" w:oddVBand="0" w:evenVBand="0" w:oddHBand="1" w:evenHBand="0" w:firstRowFirstColumn="0" w:firstRowLastColumn="0" w:lastRowFirstColumn="0" w:lastRowLastColumn="0"/>
+            </w:pPr>
+            <w:r>
+              <w:t>Generate edges</w:t>
+            </w:r>
+          </w:p>
+        </w:tc>
+        <w:tc>
+          <w:tcPr>
+            <w:tcW w:w="0" w:type="auto"/>
+          </w:tcPr>
+          <w:p>
+            <w:pPr>
+              <w:pStyle w:val="tablebullet"/>
+              <w:cnfStyle w:val="000000100000" w:firstRow="0" w:lastRow="0" w:firstColumn="0" w:lastColumn="0" w:oddVBand="0" w:evenVBand="0" w:oddHBand="1" w:evenHBand="0" w:firstRowFirstColumn="0" w:firstRowLastColumn="0" w:lastRowFirstColumn="0" w:lastRowLastColumn="0"/>
+              <w:rPr>
+                <w:sz w:val="20"/>
+                <w:szCs w:val="20"/>
+              </w:rPr>
+            </w:pPr>
+            <w:r>
+              <w:rPr>
+                <w:sz w:val="20"/>
+                <w:szCs w:val="20"/>
+              </w:rPr>
+              <w:t>edge filter image</w:t>
+            </w:r>
+          </w:p>
+          <w:p>
+            <w:pPr>
+              <w:pStyle w:val="tablebullet"/>
+              <w:cnfStyle w:val="000000100000" w:firstRow="0" w:lastRow="0" w:firstColumn="0" w:lastColumn="0" w:oddVBand="0" w:evenVBand="0" w:oddHBand="1" w:evenHBand="0" w:firstRowFirstColumn="0" w:firstRowLastColumn="0" w:lastRowFirstColumn="0" w:lastRowLastColumn="0"/>
+              <w:rPr>
+                <w:sz w:val="20"/>
+                <w:szCs w:val="20"/>
+              </w:rPr>
+            </w:pPr>
+            <w:r>
+              <w:rPr>
+                <w:sz w:val="20"/>
+                <w:szCs w:val="20"/>
+              </w:rPr>
+              <w:t>get image histogram and statistics</w:t>
+            </w:r>
+          </w:p>
+          <w:p>
+            <w:pPr>
+              <w:pStyle w:val="tablebullet"/>
+              <w:cnfStyle w:val="000000100000" w:firstRow="0" w:lastRow="0" w:firstColumn="0" w:lastColumn="0" w:oddVBand="0" w:evenVBand="0" w:oddHBand="1" w:evenHBand="0" w:firstRowFirstColumn="0" w:firstRowLastColumn="0" w:lastRowFirstColumn="0" w:lastRowLastColumn="0"/>
+              <w:rPr>
+                <w:sz w:val="20"/>
+                <w:szCs w:val="20"/>
+              </w:rPr>
+            </w:pPr>
+            <w:r>
+              <w:rPr>
+                <w:sz w:val="20"/>
+                <w:szCs w:val="20"/>
+              </w:rPr>
+              <w:t>analyze histogram and statistics to get edge thresholds</w:t>
+            </w:r>
+          </w:p>
+          <w:p>
+            <w:pPr>
+              <w:pStyle w:val="tablebullet"/>
+              <w:cnfStyle w:val="000000100000" w:firstRow="0" w:lastRow="0" w:firstColumn="0" w:lastColumn="0" w:oddVBand="0" w:evenVBand="0" w:oddHBand="1" w:evenHBand="0" w:firstRowFirstColumn="0" w:firstRowLastColumn="0" w:lastRowFirstColumn="0" w:lastRowLastColumn="0"/>
+              <w:rPr>
+                <w:sz w:val="20"/>
+                <w:szCs w:val="20"/>
+              </w:rPr>
+            </w:pPr>
+            <w:r>
+              <w:rPr>
+                <w:sz w:val="20"/>
+                <w:szCs w:val="20"/>
+              </w:rPr>
+              <w:t>select edges</w:t>
+            </w:r>
+          </w:p>
+          <w:p>
+            <w:pPr>
+              <w:pStyle w:val="tablebullet"/>
+              <w:cnfStyle w:val="000000100000" w:firstRow="0" w:lastRow="0" w:firstColumn="0" w:lastColumn="0" w:oddVBand="0" w:evenVBand="0" w:oddHBand="1" w:evenHBand="0" w:firstRowFirstColumn="0" w:firstRowLastColumn="0" w:lastRowFirstColumn="0" w:lastRowLastColumn="0"/>
+              <w:rPr>
+                <w:sz w:val="20"/>
+                <w:szCs w:val="20"/>
+              </w:rPr>
+            </w:pPr>
+            <w:r>
+              <w:rPr>
+                <w:sz w:val="20"/>
+                <w:szCs w:val="20"/>
+              </w:rPr>
+              <w:t>generate JPEG images for viewing</w:t>
+            </w:r>
+          </w:p>
+        </w:tc>
+      </w:tr>
+      <w:tr>
+        <w:tc>
+          <w:tcPr>
+            <w:cnfStyle w:val="001000000000" w:firstRow="0" w:lastRow="0" w:firstColumn="1" w:lastColumn="0" w:oddVBand="0" w:evenVBand="0" w:oddHBand="0" w:evenHBand="0" w:firstRowFirstColumn="0" w:firstRowLastColumn="0" w:lastRowFirstColumn="0" w:lastRowLastColumn="0"/>
+            <w:tcW w:w="0" w:type="auto"/>
+          </w:tcPr>
+          <w:p>
+            <w:pPr>
+              <w:pStyle w:val="NoSpacing"/>
+            </w:pPr>
+            <w:r>
+              <w:t>Hough</w:t>
+            </w:r>
+          </w:p>
+        </w:tc>
+        <w:tc>
+          <w:tcPr>
+            <w:tcW w:w="0" w:type="auto"/>
+          </w:tcPr>
+          <w:p>
+            <w:pPr>
+              <w:pStyle w:val="NoSpacing"/>
+              <w:cnfStyle w:val="000000000000" w:firstRow="0" w:lastRow="0" w:firstColumn="0" w:lastColumn="0" w:oddVBand="0" w:evenVBand="0" w:oddHBand="0" w:evenHBand="0" w:firstRowFirstColumn="0" w:firstRowLastColumn="0" w:lastRowFirstColumn="0" w:lastRowLastColumn="0"/>
+            </w:pPr>
+            <w:r>
+              <w:t>Detect lines</w:t>
+            </w:r>
+          </w:p>
+        </w:tc>
+        <w:tc>
+          <w:tcPr>
+            <w:tcW w:w="0" w:type="auto"/>
+          </w:tcPr>
+          <w:p>
+            <w:pPr>
+              <w:pStyle w:val="tablebullet"/>
+              <w:cnfStyle w:val="000000000000" w:firstRow="0" w:lastRow="0" w:firstColumn="0" w:lastColumn="0" w:oddVBand="0" w:evenVBand="0" w:oddHBand="0" w:evenHBand="0" w:firstRowFirstColumn="0" w:firstRowLastColumn="0" w:lastRowFirstColumn="0" w:lastRowLastColumn="0"/>
+              <w:rPr>
+                <w:sz w:val="20"/>
+                <w:szCs w:val="20"/>
+              </w:rPr>
+            </w:pPr>
+            <w:r>
+              <w:rPr>
+                <w:sz w:val="20"/>
+                <w:szCs w:val="20"/>
+              </w:rPr>
+              <w:t>generate edge image</w:t>
+            </w:r>
+          </w:p>
+          <w:p>
+            <w:pPr>
+              <w:pStyle w:val="tablebullet"/>
+              <w:cnfStyle w:val="000000000000" w:firstRow="0" w:lastRow="0" w:firstColumn="0" w:lastColumn="0" w:oddVBand="0" w:evenVBand="0" w:oddHBand="0" w:evenHBand="0" w:firstRowFirstColumn="0" w:firstRowLastColumn="0" w:lastRowFirstColumn="0" w:lastRowLastColumn="0"/>
+              <w:rPr>
+                <w:sz w:val="20"/>
+                <w:szCs w:val="20"/>
+              </w:rPr>
+            </w:pPr>
+            <w:r>
+              <w:rPr>
+                <w:sz w:val="20"/>
+                <w:szCs w:val="20"/>
+              </w:rPr>
+              <w:t>create Hough accumulator</w:t>
+            </w:r>
+          </w:p>
+          <w:p>
+            <w:pPr>
+              <w:pStyle w:val="tablebullet"/>
+              <w:cnfStyle w:val="000000000000" w:firstRow="0" w:lastRow="0" w:firstColumn="0" w:lastColumn="0" w:oddVBand="0" w:evenVBand="0" w:oddHBand="0" w:evenHBand="0" w:firstRowFirstColumn="0" w:firstRowLastColumn="0" w:lastRowFirstColumn="0" w:lastRowLastColumn="0"/>
+              <w:rPr>
+                <w:sz w:val="20"/>
+                <w:szCs w:val="20"/>
+              </w:rPr>
+            </w:pPr>
+            <w:r>
+              <w:rPr>
+                <w:sz w:val="20"/>
+                <w:szCs w:val="20"/>
+              </w:rPr>
+              <w:t>get Hough accumulator histogram and statistics</w:t>
+            </w:r>
+          </w:p>
+          <w:p>
+            <w:pPr>
+              <w:pStyle w:val="tablebullet"/>
+              <w:cnfStyle w:val="000000000000" w:firstRow="0" w:lastRow="0" w:firstColumn="0" w:lastColumn="0" w:oddVBand="0" w:evenVBand="0" w:oddHBand="0" w:evenHBand="0" w:firstRowFirstColumn="0" w:firstRowLastColumn="0" w:lastRowFirstColumn="0" w:lastRowLastColumn="0"/>
+              <w:rPr>
+                <w:sz w:val="20"/>
+                <w:szCs w:val="20"/>
+              </w:rPr>
+            </w:pPr>
+            <w:r>
+              <w:rPr>
+                <w:sz w:val="20"/>
+                <w:szCs w:val="20"/>
+              </w:rPr>
+              <w:t>analyze histogram and statistics to get Hough line thresholds</w:t>
+            </w:r>
+          </w:p>
+          <w:p>
+            <w:pPr>
+              <w:pStyle w:val="tablebullet"/>
+              <w:cnfStyle w:val="000000000000" w:firstRow="0" w:lastRow="0" w:firstColumn="0" w:lastColumn="0" w:oddVBand="0" w:evenVBand="0" w:oddHBand="0" w:evenHBand="0" w:firstRowFirstColumn="0" w:firstRowLastColumn="0" w:lastRowFirstColumn="0" w:lastRowLastColumn="0"/>
+              <w:rPr>
+                <w:sz w:val="20"/>
+                <w:szCs w:val="20"/>
+              </w:rPr>
+            </w:pPr>
+            <w:r>
+              <w:rPr>
+                <w:sz w:val="20"/>
+                <w:szCs w:val="20"/>
+              </w:rPr>
+              <w:t>select peaks</w:t>
+            </w:r>
+          </w:p>
+          <w:p>
+            <w:pPr>
+              <w:pStyle w:val="tablebullet"/>
+              <w:cnfStyle w:val="000000000000" w:firstRow="0" w:lastRow="0" w:firstColumn="0" w:lastColumn="0" w:oddVBand="0" w:evenVBand="0" w:oddHBand="0" w:evenHBand="0" w:firstRowFirstColumn="0" w:firstRowLastColumn="0" w:lastRowFirstColumn="0" w:lastRowLastColumn="0"/>
+              <w:rPr>
+                <w:sz w:val="20"/>
+                <w:szCs w:val="20"/>
+              </w:rPr>
+            </w:pPr>
+            <w:r>
+              <w:rPr>
+                <w:sz w:val="20"/>
+                <w:szCs w:val="20"/>
+              </w:rPr>
+              <w:t>draw lines in original JPEG image for viewing</w:t>
+            </w:r>
+          </w:p>
+        </w:tc>
+      </w:tr>
+    </w:tbl>
+    <w:p>
+      <w:pPr>
+        <w:pStyle w:val="Heading2"/>
+      </w:pPr>
+      <w:r>
+        <w:t>filter-edge-gaussian Operator</w:t>
+      </w:r>
+    </w:p>
     <w:p>
       <w:pPr>
         <w:pStyle w:val="Heading2"/>
@@ -9464,6 +10127,7 @@
               <w:pStyle w:val="NoSpacing"/>
             </w:pPr>
             <w:r>
+              <w:lastRenderedPageBreak/>
               <w:t>orientation</w:t>
             </w:r>
           </w:p>
@@ -9834,7 +10498,6 @@
           </w:tcPr>
           <w:p>
             <w:r>
-              <w:lastRenderedPageBreak/>
               <w:t>Descriptor type</w:t>
             </w:r>
           </w:p>
@@ -10470,6 +11133,14 @@
         </w:tc>
       </w:tr>
     </w:tbl>
+    <w:p>
+      <w:pPr>
+        <w:pStyle w:val="Heading2"/>
+      </w:pPr>
+      <w:r>
+        <w:t>filter-edge-laplacian Operator</w:t>
+      </w:r>
+    </w:p>
     <w:p>
       <w:pPr>
         <w:pStyle w:val="Heading2"/>
@@ -10795,6 +11466,7 @@
                 <w:b w:val="0"/>
                 <w:bCs w:val="0"/>
               </w:rPr>
+              <w:lastRenderedPageBreak/>
               <w:t>output</w:t>
             </w:r>
           </w:p>
@@ -11169,7 +11841,6 @@
                 <w:b w:val="0"/>
                 <w:bCs w:val="0"/>
               </w:rPr>
-              <w:lastRenderedPageBreak/>
               <w:t>depth</w:t>
             </w:r>
           </w:p>
@@ -12008,6 +12679,7 @@
                 <w:sz w:val="20"/>
                 <w:szCs w:val="20"/>
               </w:rPr>
+              <w:lastRenderedPageBreak/>
               <w:t>CV_8U has value 0</w:t>
             </w:r>
           </w:p>
@@ -12065,6 +12737,7 @@
                 <w:b w:val="0"/>
                 <w:bCs w:val="0"/>
               </w:rPr>
+              <w:lastRenderedPageBreak/>
               <w:t>pixel count</w:t>
             </w:r>
           </w:p>
@@ -12257,7 +12930,6 @@
           </w:tcPr>
           <w:p>
             <w:r>
-              <w:lastRenderedPageBreak/>
               <w:t>Descriptor type</w:t>
             </w:r>
           </w:p>
@@ -13155,6 +13827,7 @@
         <w:pStyle w:val="Normalafterlist"/>
       </w:pPr>
       <w:r>
+        <w:lastRenderedPageBreak/>
         <w:t xml:space="preserve">For text output format, the output data descriptor extension is ignored. The output text file has the extension “.txt” and the output gnuplot script has the extension “.gp” as described in section </w:t>
       </w:r>
       <w:r>
@@ -13452,7 +14125,6 @@
                 <w:b w:val="0"/>
                 <w:bCs w:val="0"/>
               </w:rPr>
-              <w:lastRenderedPageBreak/>
               <w:t>cols</w:t>
             </w:r>
           </w:p>
@@ -13752,85 +14424,6 @@
             </w:pPr>
             <w:r>
               <w:t>pixel value mean</w:t>
-            </w:r>
-          </w:p>
-        </w:tc>
-      </w:tr>
-      <w:tr>
-        <w:trPr>
-          <w:cnfStyle w:val="000000100000" w:firstRow="0" w:lastRow="0" w:firstColumn="0" w:lastColumn="0" w:oddVBand="0" w:evenVBand="0" w:oddHBand="1" w:evenHBand="0" w:firstRowFirstColumn="0" w:firstRowLastColumn="0" w:lastRowFirstColumn="0" w:lastRowLastColumn="0"/>
-        </w:trPr>
-        <w:tc>
-          <w:tcPr>
-            <w:cnfStyle w:val="001000000000" w:firstRow="0" w:lastRow="0" w:firstColumn="1" w:lastColumn="0" w:oddVBand="0" w:evenVBand="0" w:oddHBand="0" w:evenHBand="0" w:firstRowFirstColumn="0" w:firstRowLastColumn="0" w:lastRowFirstColumn="0" w:lastRowLastColumn="0"/>
-            <w:tcW w:w="0" w:type="auto"/>
-          </w:tcPr>
-          <w:p>
-            <w:pPr>
-              <w:pStyle w:val="NoSpacing"/>
-              <w:rPr>
-                <w:b w:val="0"/>
-                <w:bCs w:val="0"/>
-              </w:rPr>
-            </w:pPr>
-            <w:r>
-              <w:rPr>
-                <w:b w:val="0"/>
-                <w:bCs w:val="0"/>
-              </w:rPr>
-              <w:t>variance</w:t>
-            </w:r>
-          </w:p>
-        </w:tc>
-        <w:tc>
-          <w:tcPr>
-            <w:tcW w:w="0" w:type="auto"/>
-          </w:tcPr>
-          <w:p>
-            <w:pPr>
-              <w:pStyle w:val="NoSpacing"/>
-              <w:cnfStyle w:val="000000100000" w:firstRow="0" w:lastRow="0" w:firstColumn="0" w:lastColumn="0" w:oddVBand="0" w:evenVBand="0" w:oddHBand="1" w:evenHBand="0" w:firstRowFirstColumn="0" w:firstRowLastColumn="0" w:lastRowFirstColumn="0" w:lastRowLastColumn="0"/>
-            </w:pPr>
-            <w:r>
-              <w:t>pixel value variance</w:t>
-            </w:r>
-          </w:p>
-        </w:tc>
-      </w:tr>
-      <w:tr>
-        <w:tc>
-          <w:tcPr>
-            <w:cnfStyle w:val="001000000000" w:firstRow="0" w:lastRow="0" w:firstColumn="1" w:lastColumn="0" w:oddVBand="0" w:evenVBand="0" w:oddHBand="0" w:evenHBand="0" w:firstRowFirstColumn="0" w:firstRowLastColumn="0" w:lastRowFirstColumn="0" w:lastRowLastColumn="0"/>
-            <w:tcW w:w="0" w:type="auto"/>
-          </w:tcPr>
-          <w:p>
-            <w:pPr>
-              <w:pStyle w:val="NoSpacing"/>
-              <w:rPr>
-                <w:b w:val="0"/>
-                <w:bCs w:val="0"/>
-              </w:rPr>
-            </w:pPr>
-            <w:r>
-              <w:rPr>
-                <w:b w:val="0"/>
-                <w:bCs w:val="0"/>
-              </w:rPr>
-              <w:t>sample variance</w:t>
-            </w:r>
-          </w:p>
-        </w:tc>
-        <w:tc>
-          <w:tcPr>
-            <w:tcW w:w="0" w:type="auto"/>
-          </w:tcPr>
-          <w:p>
-            <w:pPr>
-              <w:pStyle w:val="NoSpacing"/>
-              <w:cnfStyle w:val="000000000000" w:firstRow="0" w:lastRow="0" w:firstColumn="0" w:lastColumn="0" w:oddVBand="0" w:evenVBand="0" w:oddHBand="0" w:evenHBand="0" w:firstRowFirstColumn="0" w:firstRowLastColumn="0" w:lastRowFirstColumn="0" w:lastRowLastColumn="0"/>
-            </w:pPr>
-            <w:r>
-              <w:t>pixel value sample variance</w:t>
             </w:r>
           </w:p>
         </w:tc>
@@ -14168,8 +14761,8 @@
         <w:tblLook w:val="04A0" w:firstRow="1" w:lastRow="0" w:firstColumn="1" w:lastColumn="0" w:noHBand="0" w:noVBand="1"/>
       </w:tblPr>
       <w:tblGrid>
-        <w:gridCol w:w="1280"/>
-        <w:gridCol w:w="8070"/>
+        <w:gridCol w:w="1696"/>
+        <w:gridCol w:w="7654"/>
       </w:tblGrid>
       <w:tr>
         <w:trPr>
@@ -14259,7 +14852,7 @@
                 <w:b w:val="0"/>
                 <w:bCs w:val="0"/>
               </w:rPr>
-              <w:t>threshold</w:t>
+              <w:t>pixel_threshold</w:t>
             </w:r>
           </w:p>
         </w:tc>
@@ -14272,13 +14865,7 @@
               <w:cnfStyle w:val="000000000000" w:firstRow="0" w:lastRow="0" w:firstColumn="0" w:lastColumn="0" w:oddVBand="0" w:evenVBand="0" w:oddHBand="0" w:evenHBand="0" w:firstRowFirstColumn="0" w:firstRowLastColumn="0" w:lastRowFirstColumn="0" w:lastRowLastColumn="0"/>
             </w:pPr>
             <w:r>
-              <w:t xml:space="preserve">pixel value threshold above which image points are candidates for </w:t>
-            </w:r>
-            <w:r>
-              <w:t>accumulating</w:t>
-            </w:r>
-            <w:r>
-              <w:t xml:space="preserve"> </w:t>
+              <w:t xml:space="preserve">pixel value threshold above which image points are candidates for accumulating </w:t>
             </w:r>
           </w:p>
         </w:tc>
@@ -14299,8 +14886,8 @@
         <w:tblLook w:val="04A0" w:firstRow="1" w:lastRow="0" w:firstColumn="1" w:lastColumn="0" w:noHBand="0" w:noVBand="1"/>
       </w:tblPr>
       <w:tblGrid>
-        <w:gridCol w:w="1808"/>
-        <w:gridCol w:w="7542"/>
+        <w:gridCol w:w="1901"/>
+        <w:gridCol w:w="7449"/>
       </w:tblGrid>
       <w:tr>
         <w:trPr>
@@ -14318,6 +14905,7 @@
               <w:pStyle w:val="NoSpacing"/>
             </w:pPr>
             <w:r>
+              <w:lastRenderedPageBreak/>
               <w:t>Field</w:t>
             </w:r>
           </w:p>
@@ -14602,7 +15190,7 @@
                 <w:b w:val="0"/>
                 <w:bCs w:val="0"/>
               </w:rPr>
-              <w:t>threshold</w:t>
+              <w:t>pixel_threshold</w:t>
             </w:r>
           </w:p>
         </w:tc>
@@ -14681,8 +15269,7 @@
                 <w:b w:val="0"/>
                 <w:bCs w:val="0"/>
               </w:rPr>
-              <w:lastRenderedPageBreak/>
-              <w:t>max_rho</w:t>
+              <w:t>nrhos</w:t>
             </w:r>
           </w:p>
         </w:tc>
@@ -14817,85 +15404,6 @@
             </w:pPr>
             <w:r>
               <w:t>The mean for the hough accumulator counts</w:t>
-            </w:r>
-          </w:p>
-        </w:tc>
-      </w:tr>
-      <w:tr>
-        <w:tc>
-          <w:tcPr>
-            <w:cnfStyle w:val="001000000000" w:firstRow="0" w:lastRow="0" w:firstColumn="1" w:lastColumn="0" w:oddVBand="0" w:evenVBand="0" w:oddHBand="0" w:evenHBand="0" w:firstRowFirstColumn="0" w:firstRowLastColumn="0" w:lastRowFirstColumn="0" w:lastRowLastColumn="0"/>
-            <w:tcW w:w="0" w:type="auto"/>
-          </w:tcPr>
-          <w:p>
-            <w:pPr>
-              <w:pStyle w:val="NoSpacing"/>
-              <w:rPr>
-                <w:b w:val="0"/>
-                <w:bCs w:val="0"/>
-              </w:rPr>
-            </w:pPr>
-            <w:r>
-              <w:rPr>
-                <w:b w:val="0"/>
-                <w:bCs w:val="0"/>
-              </w:rPr>
-              <w:t>variance</w:t>
-            </w:r>
-          </w:p>
-        </w:tc>
-        <w:tc>
-          <w:tcPr>
-            <w:tcW w:w="0" w:type="auto"/>
-          </w:tcPr>
-          <w:p>
-            <w:pPr>
-              <w:pStyle w:val="NoSpacing"/>
-              <w:cnfStyle w:val="000000000000" w:firstRow="0" w:lastRow="0" w:firstColumn="0" w:lastColumn="0" w:oddVBand="0" w:evenVBand="0" w:oddHBand="0" w:evenHBand="0" w:firstRowFirstColumn="0" w:firstRowLastColumn="0" w:lastRowFirstColumn="0" w:lastRowLastColumn="0"/>
-            </w:pPr>
-            <w:r>
-              <w:t>The variance for the hough accumulator counts</w:t>
-            </w:r>
-          </w:p>
-        </w:tc>
-      </w:tr>
-      <w:tr>
-        <w:trPr>
-          <w:cnfStyle w:val="000000100000" w:firstRow="0" w:lastRow="0" w:firstColumn="0" w:lastColumn="0" w:oddVBand="0" w:evenVBand="0" w:oddHBand="1" w:evenHBand="0" w:firstRowFirstColumn="0" w:firstRowLastColumn="0" w:lastRowFirstColumn="0" w:lastRowLastColumn="0"/>
-        </w:trPr>
-        <w:tc>
-          <w:tcPr>
-            <w:cnfStyle w:val="001000000000" w:firstRow="0" w:lastRow="0" w:firstColumn="1" w:lastColumn="0" w:oddVBand="0" w:evenVBand="0" w:oddHBand="0" w:evenHBand="0" w:firstRowFirstColumn="0" w:firstRowLastColumn="0" w:lastRowFirstColumn="0" w:lastRowLastColumn="0"/>
-            <w:tcW w:w="0" w:type="auto"/>
-          </w:tcPr>
-          <w:p>
-            <w:pPr>
-              <w:pStyle w:val="NoSpacing"/>
-              <w:rPr>
-                <w:b w:val="0"/>
-                <w:bCs w:val="0"/>
-              </w:rPr>
-            </w:pPr>
-            <w:r>
-              <w:rPr>
-                <w:b w:val="0"/>
-                <w:bCs w:val="0"/>
-              </w:rPr>
-              <w:t>sample variance</w:t>
-            </w:r>
-          </w:p>
-        </w:tc>
-        <w:tc>
-          <w:tcPr>
-            <w:tcW w:w="0" w:type="auto"/>
-          </w:tcPr>
-          <w:p>
-            <w:pPr>
-              <w:pStyle w:val="NoSpacing"/>
-              <w:cnfStyle w:val="000000100000" w:firstRow="0" w:lastRow="0" w:firstColumn="0" w:lastColumn="0" w:oddVBand="0" w:evenVBand="0" w:oddHBand="1" w:evenHBand="0" w:firstRowFirstColumn="0" w:firstRowLastColumn="0" w:lastRowFirstColumn="0" w:lastRowLastColumn="0"/>
-            </w:pPr>
-            <w:r>
-              <w:t>The sample variance for the hough accumulator counts</w:t>
             </w:r>
           </w:p>
         </w:tc>
@@ -15513,6 +16021,7 @@
               <w:pStyle w:val="NoSpacing"/>
             </w:pPr>
             <w:r>
+              <w:lastRenderedPageBreak/>
               <w:t>Field</w:t>
             </w:r>
           </w:p>
@@ -15732,7 +16241,6 @@
                 <w:sz w:val="20"/>
                 <w:szCs w:val="20"/>
               </w:rPr>
-              <w:lastRenderedPageBreak/>
               <w:t>CV_32F has value 2</w:t>
             </w:r>
           </w:p>
@@ -15760,7 +16268,6 @@
                 <w:b w:val="0"/>
                 <w:bCs w:val="0"/>
               </w:rPr>
-              <w:lastRenderedPageBreak/>
               <w:t>pixel count</w:t>
             </w:r>
           </w:p>
@@ -16199,13 +16706,7 @@
         <w:pStyle w:val="Normalafterlist"/>
       </w:pPr>
       <w:r>
-        <w:t xml:space="preserve">The parameters to the draw Hough </w:t>
-      </w:r>
-      <w:r>
-        <w:t xml:space="preserve">peak detect </w:t>
-      </w:r>
-      <w:r>
-        <w:t>operator are:</w:t>
+        <w:t>The parameters to the draw Hough peak detect operator are:</w:t>
       </w:r>
     </w:p>
     <w:tbl>
@@ -16294,6 +16795,44 @@
           </w:p>
         </w:tc>
       </w:tr>
+      <w:tr>
+        <w:tc>
+          <w:tcPr>
+            <w:cnfStyle w:val="001000000000" w:firstRow="0" w:lastRow="0" w:firstColumn="1" w:lastColumn="0" w:oddVBand="0" w:evenVBand="0" w:oddHBand="0" w:evenHBand="0" w:firstRowFirstColumn="0" w:firstRowLastColumn="0" w:lastRowFirstColumn="0" w:lastRowLastColumn="0"/>
+            <w:tcW w:w="1733" w:type="dxa"/>
+          </w:tcPr>
+          <w:p>
+            <w:pPr>
+              <w:pStyle w:val="NoSpacing"/>
+              <w:rPr>
+                <w:b w:val="0"/>
+                <w:bCs w:val="0"/>
+              </w:rPr>
+            </w:pPr>
+            <w:r>
+              <w:rPr>
+                <w:b w:val="0"/>
+                <w:bCs w:val="0"/>
+              </w:rPr>
+              <w:t>max_peaks</w:t>
+            </w:r>
+          </w:p>
+        </w:tc>
+        <w:tc>
+          <w:tcPr>
+            <w:tcW w:w="7617" w:type="dxa"/>
+          </w:tcPr>
+          <w:p>
+            <w:pPr>
+              <w:pStyle w:val="NoSpacing"/>
+              <w:cnfStyle w:val="000000000000" w:firstRow="0" w:lastRow="0" w:firstColumn="0" w:lastColumn="0" w:oddVBand="0" w:evenVBand="0" w:oddHBand="0" w:evenHBand="0" w:firstRowFirstColumn="0" w:firstRowLastColumn="0" w:lastRowFirstColumn="0" w:lastRowLastColumn="0"/>
+            </w:pPr>
+            <w:r>
+              <w:t>The maximum number of peaks to return</w:t>
+            </w:r>
+          </w:p>
+        </w:tc>
+      </w:tr>
     </w:tbl>
     <w:p>
       <w:pPr>
@@ -16449,7 +16988,7 @@
                 <w:b w:val="0"/>
                 <w:bCs w:val="0"/>
               </w:rPr>
-              <w:t>max_rho</w:t>
+              <w:t>nrhos</w:t>
             </w:r>
           </w:p>
         </w:tc>
@@ -16685,6 +17224,7 @@
                 <w:b w:val="0"/>
                 <w:bCs w:val="0"/>
               </w:rPr>
+              <w:lastRenderedPageBreak/>
               <w:t>Color</w:t>
             </w:r>
           </w:p>
@@ -16824,7 +17364,6 @@
           </w:tcPr>
           <w:p>
             <w:r>
-              <w:lastRenderedPageBreak/>
               <w:t>in_component</w:t>
             </w:r>
           </w:p>
@@ -17580,6 +18119,7 @@
     </w:p>
     <w:p>
       <w:r>
+        <w:lastRenderedPageBreak/>
         <w:t>The operator takes the following data descriptors:</w:t>
       </w:r>
     </w:p>
@@ -17852,7 +18392,6 @@
               <w:pStyle w:val="NoSpacing"/>
             </w:pPr>
             <w:r>
-              <w:lastRenderedPageBreak/>
               <w:t>parameter</w:t>
             </w:r>
           </w:p>
@@ -18385,19 +18924,11 @@
     <w:pPr>
       <w:pStyle w:val="Footer"/>
     </w:pPr>
-    <w:fldSimple w:instr=" DATE   \* MERGEFORMAT ">
-      <w:r>
-        <w:rPr>
-          <w:noProof/>
-        </w:rPr>
-        <w:t>7/21/2022</w:t>
-      </w:r>
-    </w:fldSimple>
     <w:r>
       <w:fldChar w:fldCharType="begin"/>
     </w:r>
     <w:r>
-      <w:instrText xml:space="preserve"> TIME  \@ "M/d/yyyy h:mm am/pm"  \* MERGEFORMAT </w:instrText>
+      <w:instrText xml:space="preserve"> DATE  \@ "M/d/yyyy h:mm am/pm"  \* MERGEFORMAT </w:instrText>
     </w:r>
     <w:r>
       <w:fldChar w:fldCharType="separate"/>
@@ -18406,7 +18937,7 @@
       <w:rPr>
         <w:noProof/>
       </w:rPr>
-      <w:t>7/21/2022 2:09 PM</w:t>
+      <w:t>7/22/2022 4:11 PM</w:t>
     </w:r>
     <w:r>
       <w:fldChar w:fldCharType="end"/>
@@ -18477,7 +19008,7 @@
           <w:rPr>
             <w:noProof/>
           </w:rPr>
-          <w:t>7/21/2022 2:09 PM</w:t>
+          <w:t>7/22/2022 2:08 PM</w:t>
         </w:r>
         <w:r>
           <w:fldChar w:fldCharType="end"/>

--- a/doc/cv-workbench.docx
+++ b/doc/cv-workbench.docx
@@ -83,7 +83,13 @@
     </w:p>
     <w:p>
       <w:r>
-        <w:t>The CV Workbench processes scripts to run image processing operators. It differs from these existing computer vision tools.</w:t>
+        <w:t>These are computer vision libraries and interactive systems. This framework was designed to provide an experimental environment using image processing operators that could</w:t>
+      </w:r>
+      <w:r>
+        <w:t xml:space="preserve"> </w:t>
+      </w:r>
+      <w:r>
+        <w:t xml:space="preserve">be implemented using these libraries. It is also designed not just as an interactive system but a tool to support experimentation and providing reproducible use image processing operations rather than casual interactive use. </w:t>
       </w:r>
     </w:p>
     <w:p>
@@ -103,8 +109,17 @@
         </w:r>
       </w:hyperlink>
       <w:r>
-        <w:t xml:space="preserve"> and </w:t>
-      </w:r>
+        <w:t xml:space="preserve"> is an open source library developed by Intel to showcase CPU-intensive applications. It relies on heavily optimized code.</w:t>
+      </w:r>
+    </w:p>
+    <w:p>
+      <w:pPr>
+        <w:pStyle w:val="ListParagraph"/>
+        <w:numPr>
+          <w:ilvl w:val="0"/>
+          <w:numId w:val="19"/>
+        </w:numPr>
+      </w:pPr>
       <w:hyperlink r:id="rId10" w:history="1">
         <w:r>
           <w:rPr>
@@ -114,7 +129,21 @@
         </w:r>
       </w:hyperlink>
       <w:r>
-        <w:t xml:space="preserve"> are libraries for performing computer vision functions with which users write programs in C++. New image processing operators can optionally be added to CV Workbench by programming them with these libraries.</w:t>
+        <w:t xml:space="preserve"> is an open source image processing library developed by the European Union that is conservative of CPU and memory resources. </w:t>
+      </w:r>
+      <w:hyperlink r:id="rId11" w:history="1">
+        <w:r>
+          <w:rPr>
+            <w:rStyle w:val="Hyperlink"/>
+          </w:rPr>
+          <w:t>NIP2</w:t>
+        </w:r>
+      </w:hyperlink>
+      <w:r>
+        <w:t xml:space="preserve"> </w:t>
+      </w:r>
+      <w:r>
+        <w:t>is an interactive interface to VIPS.</w:t>
       </w:r>
     </w:p>
     <w:p>
@@ -125,7 +154,27 @@
           <w:numId w:val="19"/>
         </w:numPr>
       </w:pPr>
-      <w:hyperlink r:id="rId11" w:history="1">
+      <w:hyperlink r:id="rId12" w:history="1">
+        <w:r>
+          <w:rPr>
+            <w:rStyle w:val="Hyperlink"/>
+          </w:rPr>
+          <w:t>CVIPTools</w:t>
+        </w:r>
+      </w:hyperlink>
+      <w:r>
+        <w:t xml:space="preserve"> is an open source image processing library developed by Southern Illinois University. It is used as a resource for educational and research use of image processing.</w:t>
+      </w:r>
+    </w:p>
+    <w:p>
+      <w:pPr>
+        <w:pStyle w:val="ListParagraph"/>
+        <w:numPr>
+          <w:ilvl w:val="0"/>
+          <w:numId w:val="19"/>
+        </w:numPr>
+      </w:pPr>
+      <w:hyperlink r:id="rId13" w:history="1">
         <w:r>
           <w:rPr>
             <w:rStyle w:val="Hyperlink"/>
@@ -134,7 +183,7 @@
         </w:r>
       </w:hyperlink>
       <w:r>
-        <w:t xml:space="preserve"> performs image operations using command line operations. CV Workbench runs image processing operations in a similar way, but uses JSON to make scripts easier to write and change.</w:t>
+        <w:t xml:space="preserve"> was developed at DuPont and provides both an open source library and an interactive operating system command line interface to run image processing operations. CV Workbench also runs from the operating command line, but uses JSON to make scripts easier to write and change and provides capabilities of recording and storing experiment results.</w:t>
       </w:r>
     </w:p>
     <w:p>
@@ -145,7 +194,7 @@
           <w:numId w:val="19"/>
         </w:numPr>
       </w:pPr>
-      <w:hyperlink r:id="rId12" w:history="1">
+      <w:hyperlink r:id="rId14" w:history="1">
         <w:r>
           <w:rPr>
             <w:rStyle w:val="Hyperlink"/>
@@ -154,29 +203,41 @@
         </w:r>
       </w:hyperlink>
       <w:r>
-        <w:t xml:space="preserve">, </w:t>
-      </w:r>
-      <w:hyperlink r:id="rId13" w:history="1">
+        <w:t xml:space="preserve"> was developed at University of California Berkeley and is an interactive program to perform computer vision operations manually. </w:t>
+      </w:r>
+    </w:p>
+    <w:p>
+      <w:pPr>
+        <w:pStyle w:val="ListParagraph"/>
+        <w:numPr>
+          <w:ilvl w:val="0"/>
+          <w:numId w:val="19"/>
+        </w:numPr>
+      </w:pPr>
+      <w:r>
+        <w:t xml:space="preserve">There are specialized interactive image processing systems for applications such as medical image processing developed by the </w:t>
+      </w:r>
+      <w:hyperlink r:id="rId15" w:history="1">
         <w:r>
           <w:rPr>
             <w:rStyle w:val="Hyperlink"/>
           </w:rPr>
-          <w:t>CVIPTools</w:t>
+          <w:t>University of Utah</w:t>
         </w:r>
       </w:hyperlink>
       <w:r>
-        <w:t xml:space="preserve">, and </w:t>
-      </w:r>
-      <w:hyperlink r:id="rId14" w:history="1">
+        <w:t xml:space="preserve"> and the </w:t>
+      </w:r>
+      <w:hyperlink r:id="rId16" w:history="1">
         <w:r>
           <w:rPr>
             <w:rStyle w:val="Hyperlink"/>
           </w:rPr>
-          <w:t>NIP2</w:t>
+          <w:t>NIH</w:t>
         </w:r>
       </w:hyperlink>
       <w:r>
-        <w:t xml:space="preserve"> are interactive programs to perform computer vision operations manually. CV Workbench uses scripts to make running series of image processing operations easier, and more reproducible and reliable.</w:t>
+        <w:t xml:space="preserve">.  </w:t>
       </w:r>
     </w:p>
     <w:p>
@@ -533,6 +594,8 @@
       <w:tr>
         <w:trPr>
           <w:cnfStyle w:val="100000000000" w:firstRow="1" w:lastRow="0" w:firstColumn="0" w:lastColumn="0" w:oddVBand="0" w:evenVBand="0" w:oddHBand="0" w:evenHBand="0" w:firstRowFirstColumn="0" w:firstRowLastColumn="0" w:lastRowFirstColumn="0" w:lastRowLastColumn="0"/>
+          <w:cantSplit/>
+          <w:tblHeader/>
         </w:trPr>
         <w:tc>
           <w:tcPr>
@@ -852,6 +915,7 @@
               <w:cnfStyle w:val="000000100000" w:firstRow="0" w:lastRow="0" w:firstColumn="0" w:lastColumn="0" w:oddVBand="0" w:evenVBand="0" w:oddHBand="1" w:evenHBand="0" w:firstRowFirstColumn="0" w:firstRowLastColumn="0" w:lastRowFirstColumn="0" w:lastRowLastColumn="0"/>
             </w:pPr>
             <w:r>
+              <w:lastRenderedPageBreak/>
               <w:t>Threshold selection</w:t>
             </w:r>
           </w:p>
@@ -876,6 +940,7 @@
                 <w:b w:val="0"/>
                 <w:bCs w:val="0"/>
               </w:rPr>
+              <w:lastRenderedPageBreak/>
               <w:t>Image operators</w:t>
             </w:r>
           </w:p>
@@ -1004,7 +1069,6 @@
         <w:pStyle w:val="Heading1"/>
       </w:pPr>
       <w:r>
-        <w:lastRenderedPageBreak/>
         <w:t>Experiments</w:t>
       </w:r>
     </w:p>
@@ -1098,6 +1162,8 @@
       <w:tr>
         <w:trPr>
           <w:cnfStyle w:val="100000000000" w:firstRow="1" w:lastRow="0" w:firstColumn="0" w:lastColumn="0" w:oddVBand="0" w:evenVBand="0" w:oddHBand="0" w:evenHBand="0" w:firstRowFirstColumn="0" w:firstRowLastColumn="0" w:lastRowFirstColumn="0" w:lastRowLastColumn="0"/>
+          <w:cantSplit/>
+          <w:tblHeader/>
         </w:trPr>
         <w:tc>
           <w:tcPr>
@@ -1302,6 +1368,8 @@
       <w:tr>
         <w:trPr>
           <w:cnfStyle w:val="100000000000" w:firstRow="1" w:lastRow="0" w:firstColumn="0" w:lastColumn="0" w:oddVBand="0" w:evenVBand="0" w:oddHBand="0" w:evenHBand="0" w:firstRowFirstColumn="0" w:firstRowLastColumn="0" w:lastRowFirstColumn="0" w:lastRowLastColumn="0"/>
+          <w:cantSplit/>
+          <w:tblHeader/>
         </w:trPr>
         <w:tc>
           <w:tcPr>
@@ -1514,14 +1582,18 @@
         <w:pStyle w:val="Normalafterlist"/>
       </w:pPr>
       <w:r>
-        <w:t>CV_8U images are in JPEG format. Images generated by operators generally use CV_8U, CV_32S, or CV_32F as input and generate CV_32S or CV_32F on output, except as noted in the operator descriptions. CV_32S and CV_32F images may be used interchangeably without having to specify the depth in operators, though CV_32F images are output if any input image is CV_32F. The "transform-intensity-map" operator can map CV_32S and CV_32F images to CV_8U JPEG for display.</w:t>
+        <w:t xml:space="preserve">CV_8U images are in JPEG format. Images generated by operators generally use CV_8U, CV_32S, or CV_32F as input and generate CV_32S or CV_32F on output, except as noted in the operator descriptions. CV_32S and CV_32F images may be used interchangeably without having to specify the depth in operators, though CV_32F images are output if any input image is </w:t>
+      </w:r>
+      <w:r>
+        <w:lastRenderedPageBreak/>
+        <w:t>CV_32F. The "transform-intensity-map" operator can map CV_32S and CV_32F images to CV_8U JPEG for display.</w:t>
       </w:r>
     </w:p>
     <w:p>
       <w:r>
         <w:t xml:space="preserve">JPEG image file format is defined by the </w:t>
       </w:r>
-      <w:hyperlink r:id="rId15" w:history="1">
+      <w:hyperlink r:id="rId17" w:history="1">
         <w:r>
           <w:rPr>
             <w:rStyle w:val="Hyperlink"/>
@@ -1530,7 +1602,7 @@
         </w:r>
       </w:hyperlink>
       <w:r>
-        <w:t>. ‘Binary’ image data files are defined by the workbench and have the following format. Color RGB pixels are stored as three consecutive pixel values, one for each component. The three pixel values represent the red, green, and blue components.</w:t>
+        <w:t>. The binary image data files are defined by the workbench and have the following format. Color RGB pixels are stored as three consecutive pixel values, one for each component. The three pixel values represent the red, green, and blue components.</w:t>
       </w:r>
     </w:p>
     <w:tbl>
@@ -1722,7 +1794,6 @@
                 <w:b w:val="0"/>
                 <w:bCs w:val="0"/>
               </w:rPr>
-              <w:lastRenderedPageBreak/>
               <w:t>components</w:t>
             </w:r>
           </w:p>
@@ -1921,7 +1992,7 @@
     </w:p>
     <w:p>
       <w:r>
-        <w:t>Histograms count the number of different values for any data type containing a range of values, such as images or Hough accumulators. The stored histogram data bins correspond to a values ranging from a lower to an upper pixel value. The number of histogram bins, the lower value, and the upper value determine into which bin a value is counted. Values below the lower value are counted in the first bin, and values above the upper value are counted in the last bin. The bin corresponding to a value is given by this:</w:t>
+        <w:t>Histograms count the number of different values for any data type containing a range of values, such as images or Hough accumulators. The histogram bins correspond to a data values ranging from a lower to an upper value. The number of histogram bins or nbins, the lower value or lower_value, and the upper value or upper_value determine into which bin a value is counted. Values below the lower value are counted in the first bin, and values above the upper value are counted in the last bin. The bin corresponding to a value is given by this:</w:t>
       </w:r>
     </w:p>
     <w:p>
@@ -1937,7 +2008,7 @@
         <w:pStyle w:val="code"/>
       </w:pPr>
       <w:r>
-        <w:t xml:space="preserve">    bin no. = 0</w:t>
+        <w:t xml:space="preserve">    bin = 0</w:t>
       </w:r>
     </w:p>
     <w:p>
@@ -1953,7 +2024,7 @@
         <w:pStyle w:val="code"/>
       </w:pPr>
       <w:r>
-        <w:t xml:space="preserve">    bin no. = no. bins – 1</w:t>
+        <w:t xml:space="preserve">    bin = nbins – 1</w:t>
       </w:r>
     </w:p>
     <w:p>
@@ -1969,7 +2040,7 @@
         <w:pStyle w:val="code"/>
       </w:pPr>
       <w:r>
-        <w:t xml:space="preserve">    bin no. = round((no. bins – 1) * (value – lower_value) / (upper_value – lower_value))</w:t>
+        <w:t xml:space="preserve">    bin = round((nbins – 1) * (value – lower_value) / (upper_value – lower_value))</w:t>
       </w:r>
     </w:p>
     <w:p>
@@ -1977,7 +2048,7 @@
         <w:pStyle w:val="Normalafterlist"/>
       </w:pPr>
       <w:r>
-        <w:t>The histogram data type indicates how histogram data is stored. There are both binary and text stored histogram formats. Binary histogram files are used only within this software. Text histogram files may be plotted with gnuplot or imported into Microsoft Excel for review.</w:t>
+        <w:t>The histogram data type format indicates how histogram data is stored. There are both binary and text stored histogram formats. Binary histogram files are used only within this software. Text histogram files may be plotted with gnuplot or imported into Microsoft Excel for review.</w:t>
       </w:r>
     </w:p>
     <w:p>
@@ -1990,7 +2061,7 @@
     </w:p>
     <w:p>
       <w:r>
-        <w:t>Binary histogram files contain the statistics for a value distribution such as an image or Hough accumulator, such as the minimum, maximum, and total counts for all bins, and the histogram bin counts. The binary histogram data files are defined by the workbench, and have the following format:</w:t>
+        <w:t>Binary histogram files contain the statistics for a value distribution for the input values, such for as an image or Hough accumulator, and statistics for the histogram, such as the minimum, maximum, and total counts for all bins. The binary histogram data files are defined by the workbench, and have the following format:</w:t>
       </w:r>
     </w:p>
     <w:tbl>
@@ -2289,6 +2360,7 @@
                 <w:b w:val="0"/>
                 <w:bCs w:val="0"/>
               </w:rPr>
+              <w:lastRenderedPageBreak/>
               <w:t>min_count</w:t>
             </w:r>
           </w:p>
@@ -2424,7 +2496,7 @@
               <w:cnfStyle w:val="000000100000" w:firstRow="0" w:lastRow="0" w:firstColumn="0" w:lastColumn="0" w:oddVBand="0" w:evenVBand="0" w:oddHBand="1" w:evenHBand="0" w:firstRowFirstColumn="0" w:firstRowLastColumn="0" w:lastRowFirstColumn="0" w:lastRowLastColumn="0"/>
             </w:pPr>
             <w:r>
-              <w:t xml:space="preserve">The image pixel value mean </w:t>
+              <w:t xml:space="preserve">The input value mean </w:t>
             </w:r>
           </w:p>
         </w:tc>
@@ -2476,13 +2548,7 @@
               <w:cnfStyle w:val="000000000000" w:firstRow="0" w:lastRow="0" w:firstColumn="0" w:lastColumn="0" w:oddVBand="0" w:evenVBand="0" w:oddHBand="0" w:evenHBand="0" w:firstRowFirstColumn="0" w:firstRowLastColumn="0" w:lastRowFirstColumn="0" w:lastRowLastColumn="0"/>
             </w:pPr>
             <w:r>
-              <w:t xml:space="preserve">The image pixel value </w:t>
-            </w:r>
-            <w:r>
-              <w:t>variance</w:t>
-            </w:r>
-            <w:r>
-              <w:t xml:space="preserve"> </w:t>
+              <w:t xml:space="preserve">The input value variance </w:t>
             </w:r>
           </w:p>
         </w:tc>
@@ -2538,13 +2604,7 @@
               <w:cnfStyle w:val="000000100000" w:firstRow="0" w:lastRow="0" w:firstColumn="0" w:lastColumn="0" w:oddVBand="0" w:evenVBand="0" w:oddHBand="1" w:evenHBand="0" w:firstRowFirstColumn="0" w:firstRowLastColumn="0" w:lastRowFirstColumn="0" w:lastRowLastColumn="0"/>
             </w:pPr>
             <w:r>
-              <w:t xml:space="preserve">The image pixel value </w:t>
-            </w:r>
-            <w:r>
-              <w:t>sample variance</w:t>
-            </w:r>
-            <w:r>
-              <w:t xml:space="preserve"> </w:t>
+              <w:t xml:space="preserve">The input value sample variance </w:t>
             </w:r>
           </w:p>
         </w:tc>
@@ -2597,7 +2657,7 @@
               <w:cnfStyle w:val="000000000000" w:firstRow="0" w:lastRow="0" w:firstColumn="0" w:lastColumn="0" w:oddVBand="0" w:evenVBand="0" w:oddHBand="0" w:evenHBand="0" w:firstRowFirstColumn="0" w:firstRowLastColumn="0" w:lastRowFirstColumn="0" w:lastRowLastColumn="0"/>
             </w:pPr>
             <w:r>
-              <w:t xml:space="preserve">The image pixel value standard deviation </w:t>
+              <w:t xml:space="preserve">The input value standard deviation </w:t>
             </w:r>
           </w:p>
         </w:tc>
@@ -2652,7 +2712,7 @@
               <w:cnfStyle w:val="000000100000" w:firstRow="0" w:lastRow="0" w:firstColumn="0" w:lastColumn="0" w:oddVBand="0" w:evenVBand="0" w:oddHBand="1" w:evenHBand="0" w:firstRowFirstColumn="0" w:firstRowLastColumn="0" w:lastRowFirstColumn="0" w:lastRowLastColumn="0"/>
             </w:pPr>
             <w:r>
-              <w:t xml:space="preserve">The overall minimum image pixel value </w:t>
+              <w:t xml:space="preserve">The overall minimum input value </w:t>
             </w:r>
           </w:p>
         </w:tc>
@@ -2704,7 +2764,7 @@
               <w:cnfStyle w:val="000000000000" w:firstRow="0" w:lastRow="0" w:firstColumn="0" w:lastColumn="0" w:oddVBand="0" w:evenVBand="0" w:oddHBand="0" w:evenHBand="0" w:firstRowFirstColumn="0" w:firstRowLastColumn="0" w:lastRowFirstColumn="0" w:lastRowLastColumn="0"/>
             </w:pPr>
             <w:r>
-              <w:t xml:space="preserve">The overall maximum image pixel value </w:t>
+              <w:t xml:space="preserve">The overall maximum input value </w:t>
             </w:r>
           </w:p>
         </w:tc>
@@ -2731,7 +2791,6 @@
                 <w:b w:val="0"/>
                 <w:bCs w:val="0"/>
               </w:rPr>
-              <w:lastRenderedPageBreak/>
               <w:t>histogram data</w:t>
             </w:r>
           </w:p>
@@ -3135,7 +3194,7 @@
         <w:pStyle w:val="Normalafterlist"/>
       </w:pPr>
       <w:r>
-        <w:t>Each rho is accessed in the accumulator by bin index rho_index that corresponds to a rho with the value:</w:t>
+        <w:t>Each rho is accessed in the accumulator by bin index rho_index that corresponds to a rho with the formulas:</w:t>
       </w:r>
     </w:p>
     <w:p>
@@ -3151,6 +3210,7 @@
           <w:sz w:val="20"/>
           <w:szCs w:val="20"/>
         </w:rPr>
+        <w:lastRenderedPageBreak/>
         <w:t xml:space="preserve">  rho_index = rho + nrhos / 2</w:t>
       </w:r>
     </w:p>
@@ -3207,35 +3267,7 @@
           <w:sz w:val="20"/>
           <w:szCs w:val="20"/>
         </w:rPr>
-        <w:t xml:space="preserve">  theta</w:t>
-      </w:r>
-      <w:r>
-        <w:rPr>
-          <w:sz w:val="20"/>
-          <w:szCs w:val="20"/>
-        </w:rPr>
-        <w:t xml:space="preserve">_index </w:t>
-      </w:r>
-      <w:r>
-        <w:rPr>
-          <w:sz w:val="20"/>
-          <w:szCs w:val="20"/>
-        </w:rPr>
-        <w:t>= theta degrees</w:t>
-      </w:r>
-      <w:r>
-        <w:rPr>
-          <w:sz w:val="20"/>
-          <w:szCs w:val="20"/>
-        </w:rPr>
-        <w:t xml:space="preserve"> /</w:t>
-      </w:r>
-      <w:r>
-        <w:rPr>
-          <w:sz w:val="20"/>
-          <w:szCs w:val="20"/>
-        </w:rPr>
-        <w:t xml:space="preserve"> theta_inc</w:t>
+        <w:t xml:space="preserve">  theta_index = theta degrees / theta_inc</w:t>
       </w:r>
     </w:p>
     <w:p>
@@ -3251,19 +3283,12 @@
         <w:pStyle w:val="Heading3"/>
       </w:pPr>
       <w:r>
-        <w:lastRenderedPageBreak/>
         <w:t>Hough accumulator data binary file format</w:t>
       </w:r>
     </w:p>
     <w:p>
       <w:r>
-        <w:t xml:space="preserve">Binary </w:t>
-      </w:r>
-      <w:r>
-        <w:t xml:space="preserve">Hough accumulator </w:t>
-      </w:r>
-      <w:r>
-        <w:t>files contain the Hough accumulator counts and some statistics of the accumulator. The binary Hough accumulator data files are defined by the workbench, and include the following fields:</w:t>
+        <w:t>Binary Hough accumulator files contain the Hough accumulator counts. The binary Hough accumulator data files are defined by the workbench, and include the following fields:</w:t>
       </w:r>
     </w:p>
     <w:tbl>
@@ -3535,13 +3560,7 @@
               <w:cnfStyle w:val="000000000000" w:firstRow="0" w:lastRow="0" w:firstColumn="0" w:lastColumn="0" w:oddVBand="0" w:evenVBand="0" w:oddHBand="0" w:evenHBand="0" w:firstRowFirstColumn="0" w:firstRowLastColumn="0" w:lastRowFirstColumn="0" w:lastRowLastColumn="0"/>
             </w:pPr>
             <w:r>
-              <w:t xml:space="preserve">The number of </w:t>
-            </w:r>
-            <w:r>
-              <w:t>columns</w:t>
-            </w:r>
-            <w:r>
-              <w:t xml:space="preserve"> in the image used to create the accumulator</w:t>
+              <w:t>The number of columns in the image used to create the accumulator</w:t>
             </w:r>
           </w:p>
         </w:tc>
@@ -3695,7 +3714,7 @@
         </w:rPr>
       </w:pPr>
       <w:r>
-        <w:t>Histogram peaks are polar (rho, theta) lines selected from the Hough accumulator. Each peak includes the accumulator count for that line.</w:t>
+        <w:t>Histogram peaks are polar (rho, theta) lines selected from the Hough accumulator for a given image. Each peak includes the accumulator count for that line.</w:t>
       </w:r>
     </w:p>
     <w:p>
@@ -3708,7 +3727,7 @@
     </w:p>
     <w:p>
       <w:r>
-        <w:t>The binary Hough peak line data is defined by the workbench, and have the following format. Polar line data is stored as (rho_index, theta_index). The corresponding rho and theta can be derived from:</w:t>
+        <w:t>The binary Hough peak line data is defined by the workbench and has the following format. Polar line data is stored as (rho_index, theta_index). The corresponding rho and theta can be derived from:</w:t>
       </w:r>
     </w:p>
     <w:p>
@@ -3743,7 +3762,15 @@
         <w:t>theta degrees = theta_index * theta_inc</w:t>
       </w:r>
     </w:p>
-    <w:p/>
+    <w:p>
+      <w:pPr>
+        <w:pStyle w:val="code"/>
+        <w:rPr>
+          <w:sz w:val="20"/>
+          <w:szCs w:val="20"/>
+        </w:rPr>
+      </w:pPr>
+    </w:p>
     <w:tbl>
       <w:tblPr>
         <w:tblStyle w:val="PlainTable1"/>
@@ -3985,6 +4012,7 @@
                 <w:b w:val="0"/>
                 <w:bCs w:val="0"/>
               </w:rPr>
+              <w:lastRenderedPageBreak/>
               <w:t>Hough peak line data</w:t>
             </w:r>
           </w:p>
@@ -4052,7 +4080,6 @@
         <w:pStyle w:val="Heading1"/>
       </w:pPr>
       <w:r>
-        <w:lastRenderedPageBreak/>
         <w:t>Scripts</w:t>
       </w:r>
     </w:p>
@@ -4407,11 +4434,6 @@
       <w:pPr>
         <w:pStyle w:val="Normalafterlist"/>
       </w:pPr>
-      <w:r>
-        <w:t>Multiple data descriptors may be specified for a step, for example if multiple input data sources are combined to produce the output, or for example if it is desired to produce both the binary and text formats for histogram data.</w:t>
-      </w:r>
-    </w:p>
-    <w:p>
       <w:r>
         <w:t xml:space="preserve">Each </w:t>
       </w:r>
@@ -4467,7 +4489,7 @@
         <w:pStyle w:val="Normalafterlist"/>
       </w:pPr>
       <w:r>
-        <w:t>The input-data-descriptors and output-data-descriptors are specified with:</w:t>
+        <w:t>Multiple data descriptors may be specified for a step, for example if multiple input data sources are combined to produce the output, or if it is desired to produce both the binary and text formats for histogram data. The input-data-descriptors and output-data-descriptors are specified with:</w:t>
       </w:r>
     </w:p>
     <w:p>
@@ -4634,6 +4656,7 @@
         <w:pStyle w:val="Heading2"/>
       </w:pPr>
       <w:r>
+        <w:lastRenderedPageBreak/>
         <w:t>Data Descriptors</w:t>
       </w:r>
     </w:p>
@@ -4676,6 +4699,8 @@
       <w:tr>
         <w:trPr>
           <w:cnfStyle w:val="100000000000" w:firstRow="1" w:lastRow="0" w:firstColumn="0" w:lastColumn="0" w:oddVBand="0" w:evenVBand="0" w:oddHBand="0" w:evenHBand="0" w:firstRowFirstColumn="0" w:firstRowLastColumn="0" w:lastRowFirstColumn="0" w:lastRowLastColumn="0"/>
+          <w:cantSplit/>
+          <w:tblHeader/>
         </w:trPr>
         <w:tc>
           <w:tcPr>
@@ -4835,7 +4860,6 @@
               <w:cnfStyle w:val="000000000000" w:firstRow="0" w:lastRow="0" w:firstColumn="0" w:lastColumn="0" w:oddVBand="0" w:evenVBand="0" w:oddHBand="0" w:evenHBand="0" w:firstRowFirstColumn="0" w:firstRowLastColumn="0" w:lastRowFirstColumn="0" w:lastRowLastColumn="0"/>
             </w:pPr>
             <w:r>
-              <w:lastRenderedPageBreak/>
               <w:t>“text” for output text histogram data to display using gnuplot</w:t>
             </w:r>
           </w:p>
@@ -4862,7 +4886,6 @@
                 <w:b w:val="0"/>
                 <w:bCs w:val="0"/>
               </w:rPr>
-              <w:lastRenderedPageBreak/>
               <w:t>Hough accumulator data</w:t>
             </w:r>
           </w:p>
@@ -4981,6 +5004,8 @@
       <w:tr>
         <w:trPr>
           <w:cnfStyle w:val="100000000000" w:firstRow="1" w:lastRow="0" w:firstColumn="0" w:lastColumn="0" w:oddVBand="0" w:evenVBand="0" w:oddHBand="0" w:evenHBand="0" w:firstRowFirstColumn="0" w:firstRowLastColumn="0" w:lastRowFirstColumn="0" w:lastRowLastColumn="0"/>
+          <w:cantSplit/>
+          <w:tblHeader/>
         </w:trPr>
         <w:tc>
           <w:tcPr>
@@ -5277,7 +5302,7 @@
         <w:pStyle w:val="Normalafterlist"/>
       </w:pPr>
       <w:r>
-        <w:t>The filesystem data repository supports all data types and data formats listed above. The file path read from or written to is “[</w:t>
+        <w:t>The filesystem data repository supports all data types and data formats listed above. The file path associated with the data descriptor is “</w:t>
       </w:r>
       <w:r>
         <w:rPr>
@@ -5287,7 +5312,7 @@
         <w:t>directory</w:t>
       </w:r>
       <w:r>
-        <w:t>/]</w:t>
+        <w:t>/</w:t>
       </w:r>
       <w:r>
         <w:rPr>
@@ -5330,7 +5355,7 @@
         <w:t>boldface</w:t>
       </w:r>
       <w:r>
-        <w:t>:</w:t>
+        <w:t>. The log results added for the experiment are:</w:t>
       </w:r>
     </w:p>
     <w:p>
@@ -5449,6 +5474,7 @@
           <w:b/>
           <w:bCs/>
         </w:rPr>
+        <w:lastRenderedPageBreak/>
         <w:tab/>
         <w:t xml:space="preserve">        “username”: “</w:t>
       </w:r>
@@ -5680,7 +5706,6 @@
         <w:pStyle w:val="Normalafterlist"/>
       </w:pPr>
       <w:r>
-        <w:lastRenderedPageBreak/>
         <w:t xml:space="preserve">Results added to each </w:t>
       </w:r>
       <w:r>
@@ -6283,7 +6308,7 @@
       </w:r>
     </w:p>
     <w:p>
-      <w:hyperlink r:id="rId16" w:history="1">
+      <w:hyperlink r:id="rId18" w:history="1">
         <w:r>
           <w:rPr>
             <w:rStyle w:val="Hyperlink"/>
@@ -6298,7 +6323,7 @@
       </w:r>
     </w:p>
     <w:p>
-      <w:hyperlink r:id="rId17" w:history="1">
+      <w:hyperlink r:id="rId19" w:history="1">
         <w:r>
           <w:rPr>
             <w:rStyle w:val="Hyperlink"/>
@@ -6311,7 +6336,7 @@
       <w:r>
         <w:t xml:space="preserve">The program can be run under an Intel-based Linux distribution such as </w:t>
       </w:r>
-      <w:hyperlink r:id="rId18" w:history="1">
+      <w:hyperlink r:id="rId20" w:history="1">
         <w:r>
           <w:rPr>
             <w:rStyle w:val="Hyperlink"/>
@@ -6322,7 +6347,7 @@
       <w:r>
         <w:t xml:space="preserve">. A version of Linux under which the program can be run on Windows 10 that is fairly easy to install uses </w:t>
       </w:r>
-      <w:hyperlink r:id="rId19" w:history="1">
+      <w:hyperlink r:id="rId21" w:history="1">
         <w:r>
           <w:rPr>
             <w:rStyle w:val="Hyperlink"/>
@@ -6371,7 +6396,6 @@
         <w:pStyle w:val="Normalafterlist"/>
       </w:pPr>
       <w:r>
-        <w:lastRenderedPageBreak/>
         <w:t xml:space="preserve">The </w:t>
       </w:r>
       <w:r>
@@ -7251,6 +7275,7 @@
               <w:pStyle w:val="code"/>
             </w:pPr>
             <w:r>
+              <w:lastRenderedPageBreak/>
               <w:t xml:space="preserve">      "type": "image",</w:t>
             </w:r>
           </w:p>
@@ -7320,7 +7345,12 @@
               <w:cnfStyle w:val="000000100000" w:firstRow="0" w:lastRow="0" w:firstColumn="0" w:lastColumn="0" w:oddVBand="0" w:evenVBand="0" w:oddHBand="1" w:evenHBand="0" w:firstRowFirstColumn="0" w:firstRowLastColumn="0" w:lastRowFirstColumn="0" w:lastRowLastColumn="0"/>
             </w:pPr>
             <w:r>
-              <w:t>The output data for the operator is a CV_32S binary image file named “square45-90_sobel_gray.bin” in the current directory. The Sobel operator defines that the image is CV_32S.</w:t>
+              <w:lastRenderedPageBreak/>
+              <w:t>The output data for the operator is a CV_32S binary image file named “square45-</w:t>
+            </w:r>
+            <w:r>
+              <w:lastRenderedPageBreak/>
+              <w:t>90_sobel_gray.bin” in the current directory. The Sobel operator defines that the image is CV_32S.</w:t>
             </w:r>
           </w:p>
         </w:tc>
@@ -7336,6 +7366,7 @@
               <w:pStyle w:val="code"/>
             </w:pPr>
             <w:r>
+              <w:lastRenderedPageBreak/>
               <w:t xml:space="preserve">  "parameters": {</w:t>
             </w:r>
           </w:p>
@@ -7414,7 +7445,6 @@
         <w:pStyle w:val="Heading3"/>
       </w:pPr>
       <w:r>
-        <w:lastRenderedPageBreak/>
         <w:t xml:space="preserve">Image Intensity Map Operator script experiment step </w:t>
       </w:r>
     </w:p>
@@ -8316,6 +8346,7 @@
               <w:pStyle w:val="code"/>
             </w:pPr>
             <w:r>
+              <w:lastRenderedPageBreak/>
               <w:t xml:space="preserve">      "repository": "filesystem",</w:t>
             </w:r>
           </w:p>
@@ -8377,7 +8408,12 @@
               <w:cnfStyle w:val="000000100000" w:firstRow="0" w:lastRow="0" w:firstColumn="0" w:lastColumn="0" w:oddVBand="0" w:evenVBand="0" w:oddHBand="1" w:evenHBand="0" w:firstRowFirstColumn="0" w:firstRowLastColumn="0" w:lastRowFirstColumn="0" w:lastRowLastColumn="0"/>
             </w:pPr>
             <w:r>
-              <w:t>The output data for the operator is a CV_8U binary JPEG file named “square45-90_sobel_gray.jpg” in the current directory. The CV_8U depth is implied by specifying a JPEG output format.</w:t>
+              <w:lastRenderedPageBreak/>
+              <w:t xml:space="preserve">The output data for the operator is a CV_8U binary JPEG file named “square45-90_sobel_gray.jpg” in the current directory. </w:t>
+            </w:r>
+            <w:r>
+              <w:lastRenderedPageBreak/>
+              <w:t>The CV_8U depth is implied by specifying a JPEG output format.</w:t>
             </w:r>
           </w:p>
         </w:tc>
@@ -8393,6 +8429,7 @@
               <w:pStyle w:val="code"/>
             </w:pPr>
             <w:r>
+              <w:lastRenderedPageBreak/>
               <w:t xml:space="preserve">  "parameters": {</w:t>
             </w:r>
           </w:p>
@@ -8457,13 +8494,12 @@
         <w:pStyle w:val="Heading1"/>
       </w:pPr>
       <w:r>
-        <w:lastRenderedPageBreak/>
         <w:t>Operators</w:t>
       </w:r>
     </w:p>
     <w:p>
       <w:r>
-        <w:t>Operators are predefined for various domains and classes as indicated below. The current version supports only a limited set of operators, but more are added for each release. The following operators are currently defined:</w:t>
+        <w:t>Operators are predefined for various domains and classes as indicated below. The current version supports only a limited set of operators, but more are added for each release. The following operators are currently defined. Those marked with ‘*’ are not yet implemented in the current version.</w:t>
       </w:r>
     </w:p>
     <w:tbl>
@@ -8476,7 +8512,8 @@
         <w:gridCol w:w="1219"/>
         <w:gridCol w:w="1036"/>
         <w:gridCol w:w="1366"/>
-        <w:gridCol w:w="5729"/>
+        <w:gridCol w:w="302"/>
+        <w:gridCol w:w="5427"/>
       </w:tblGrid>
       <w:tr>
         <w:trPr>
@@ -8535,6 +8572,17 @@
               <w:pStyle w:val="NoSpacing"/>
               <w:cnfStyle w:val="100000000000" w:firstRow="1" w:lastRow="0" w:firstColumn="0" w:lastColumn="0" w:oddVBand="0" w:evenVBand="0" w:oddHBand="0" w:evenHBand="0" w:firstRowFirstColumn="0" w:firstRowLastColumn="0" w:lastRowFirstColumn="0" w:lastRowLastColumn="0"/>
             </w:pPr>
+          </w:p>
+        </w:tc>
+        <w:tc>
+          <w:tcPr>
+            <w:tcW w:w="0" w:type="auto"/>
+          </w:tcPr>
+          <w:p>
+            <w:pPr>
+              <w:pStyle w:val="NoSpacing"/>
+              <w:cnfStyle w:val="100000000000" w:firstRow="1" w:lastRow="0" w:firstColumn="0" w:lastColumn="0" w:oddVBand="0" w:evenVBand="0" w:oddHBand="0" w:evenHBand="0" w:firstRowFirstColumn="0" w:firstRowLastColumn="0" w:lastRowFirstColumn="0" w:lastRowLastColumn="0"/>
+            </w:pPr>
             <w:r>
               <w:t>Description</w:t>
             </w:r>
@@ -8605,6 +8653,20 @@
               <w:cnfStyle w:val="000000100000" w:firstRow="0" w:lastRow="0" w:firstColumn="0" w:lastColumn="0" w:oddVBand="0" w:evenVBand="0" w:oddHBand="1" w:evenHBand="0" w:firstRowFirstColumn="0" w:firstRowLastColumn="0" w:lastRowFirstColumn="0" w:lastRowLastColumn="0"/>
             </w:pPr>
             <w:r>
+              <w:t>*</w:t>
+            </w:r>
+          </w:p>
+        </w:tc>
+        <w:tc>
+          <w:tcPr>
+            <w:tcW w:w="0" w:type="auto"/>
+          </w:tcPr>
+          <w:p>
+            <w:pPr>
+              <w:pStyle w:val="NoSpacing"/>
+              <w:cnfStyle w:val="000000100000" w:firstRow="0" w:lastRow="0" w:firstColumn="0" w:lastColumn="0" w:oddVBand="0" w:evenVBand="0" w:oddHBand="1" w:evenHBand="0" w:firstRowFirstColumn="0" w:firstRowLastColumn="0" w:lastRowFirstColumn="0" w:lastRowLastColumn="0"/>
+            </w:pPr>
+            <w:r>
               <w:t>Difference of Gaussian edge operator</w:t>
             </w:r>
           </w:p>
@@ -8659,6 +8721,17 @@
             <w:r>
               <w:t>Kirsch</w:t>
             </w:r>
+          </w:p>
+        </w:tc>
+        <w:tc>
+          <w:tcPr>
+            <w:tcW w:w="0" w:type="auto"/>
+          </w:tcPr>
+          <w:p>
+            <w:pPr>
+              <w:pStyle w:val="NoSpacing"/>
+              <w:cnfStyle w:val="000000000000" w:firstRow="0" w:lastRow="0" w:firstColumn="0" w:lastColumn="0" w:oddVBand="0" w:evenVBand="0" w:oddHBand="0" w:evenHBand="0" w:firstRowFirstColumn="0" w:firstRowLastColumn="0" w:lastRowFirstColumn="0" w:lastRowLastColumn="0"/>
+            </w:pPr>
           </w:p>
         </w:tc>
         <w:tc>
@@ -8740,6 +8813,20 @@
               <w:cnfStyle w:val="000000100000" w:firstRow="0" w:lastRow="0" w:firstColumn="0" w:lastColumn="0" w:oddVBand="0" w:evenVBand="0" w:oddHBand="1" w:evenHBand="0" w:firstRowFirstColumn="0" w:firstRowLastColumn="0" w:lastRowFirstColumn="0" w:lastRowLastColumn="0"/>
             </w:pPr>
             <w:r>
+              <w:t>*</w:t>
+            </w:r>
+          </w:p>
+        </w:tc>
+        <w:tc>
+          <w:tcPr>
+            <w:tcW w:w="0" w:type="auto"/>
+          </w:tcPr>
+          <w:p>
+            <w:pPr>
+              <w:pStyle w:val="NoSpacing"/>
+              <w:cnfStyle w:val="000000100000" w:firstRow="0" w:lastRow="0" w:firstColumn="0" w:lastColumn="0" w:oddVBand="0" w:evenVBand="0" w:oddHBand="1" w:evenHBand="0" w:firstRowFirstColumn="0" w:firstRowLastColumn="0" w:lastRowFirstColumn="0" w:lastRowLastColumn="0"/>
+            </w:pPr>
+            <w:r>
               <w:t>Laplacian of Gaussian detector</w:t>
             </w:r>
           </w:p>
@@ -8794,6 +8881,17 @@
             <w:r>
               <w:t>Prewitt</w:t>
             </w:r>
+          </w:p>
+        </w:tc>
+        <w:tc>
+          <w:tcPr>
+            <w:tcW w:w="0" w:type="auto"/>
+          </w:tcPr>
+          <w:p>
+            <w:pPr>
+              <w:pStyle w:val="NoSpacing"/>
+              <w:cnfStyle w:val="000000000000" w:firstRow="0" w:lastRow="0" w:firstColumn="0" w:lastColumn="0" w:oddVBand="0" w:evenVBand="0" w:oddHBand="0" w:evenHBand="0" w:firstRowFirstColumn="0" w:firstRowLastColumn="0" w:lastRowFirstColumn="0" w:lastRowLastColumn="0"/>
+            </w:pPr>
           </w:p>
         </w:tc>
         <w:tc>
@@ -8874,6 +8972,17 @@
               <w:pStyle w:val="NoSpacing"/>
               <w:cnfStyle w:val="000000100000" w:firstRow="0" w:lastRow="0" w:firstColumn="0" w:lastColumn="0" w:oddVBand="0" w:evenVBand="0" w:oddHBand="1" w:evenHBand="0" w:firstRowFirstColumn="0" w:firstRowLastColumn="0" w:lastRowFirstColumn="0" w:lastRowLastColumn="0"/>
             </w:pPr>
+          </w:p>
+        </w:tc>
+        <w:tc>
+          <w:tcPr>
+            <w:tcW w:w="0" w:type="auto"/>
+          </w:tcPr>
+          <w:p>
+            <w:pPr>
+              <w:pStyle w:val="NoSpacing"/>
+              <w:cnfStyle w:val="000000100000" w:firstRow="0" w:lastRow="0" w:firstColumn="0" w:lastColumn="0" w:oddVBand="0" w:evenVBand="0" w:oddHBand="1" w:evenHBand="0" w:firstRowFirstColumn="0" w:firstRowLastColumn="0" w:lastRowFirstColumn="0" w:lastRowLastColumn="0"/>
+            </w:pPr>
             <w:r>
               <w:t>Roberts edge operator</w:t>
             </w:r>
@@ -8929,6 +9038,17 @@
             <w:r>
               <w:t>Sobel</w:t>
             </w:r>
+          </w:p>
+        </w:tc>
+        <w:tc>
+          <w:tcPr>
+            <w:tcW w:w="0" w:type="auto"/>
+          </w:tcPr>
+          <w:p>
+            <w:pPr>
+              <w:pStyle w:val="NoSpacing"/>
+              <w:cnfStyle w:val="000000000000" w:firstRow="0" w:lastRow="0" w:firstColumn="0" w:lastColumn="0" w:oddVBand="0" w:evenVBand="0" w:oddHBand="0" w:evenHBand="0" w:firstRowFirstColumn="0" w:firstRowLastColumn="0" w:lastRowFirstColumn="0" w:lastRowLastColumn="0"/>
+            </w:pPr>
           </w:p>
         </w:tc>
         <w:tc>
@@ -9010,6 +9130,20 @@
               <w:cnfStyle w:val="000000100000" w:firstRow="0" w:lastRow="0" w:firstColumn="0" w:lastColumn="0" w:oddVBand="0" w:evenVBand="0" w:oddHBand="1" w:evenHBand="0" w:firstRowFirstColumn="0" w:firstRowLastColumn="0" w:lastRowFirstColumn="0" w:lastRowLastColumn="0"/>
             </w:pPr>
             <w:r>
+              <w:t>*</w:t>
+            </w:r>
+          </w:p>
+        </w:tc>
+        <w:tc>
+          <w:tcPr>
+            <w:tcW w:w="0" w:type="auto"/>
+          </w:tcPr>
+          <w:p>
+            <w:pPr>
+              <w:pStyle w:val="NoSpacing"/>
+              <w:cnfStyle w:val="000000100000" w:firstRow="0" w:lastRow="0" w:firstColumn="0" w:lastColumn="0" w:oddVBand="0" w:evenVBand="0" w:oddHBand="1" w:evenHBand="0" w:firstRowFirstColumn="0" w:firstRowLastColumn="0" w:lastRowFirstColumn="0" w:lastRowLastColumn="0"/>
+            </w:pPr>
+            <w:r>
               <w:t>Average smoothing operator</w:t>
             </w:r>
           </w:p>
@@ -9063,6 +9197,20 @@
             </w:pPr>
             <w:r>
               <w:t>Gaussian</w:t>
+            </w:r>
+          </w:p>
+        </w:tc>
+        <w:tc>
+          <w:tcPr>
+            <w:tcW w:w="0" w:type="auto"/>
+          </w:tcPr>
+          <w:p>
+            <w:pPr>
+              <w:pStyle w:val="NoSpacing"/>
+              <w:cnfStyle w:val="000000000000" w:firstRow="0" w:lastRow="0" w:firstColumn="0" w:lastColumn="0" w:oddVBand="0" w:evenVBand="0" w:oddHBand="0" w:evenHBand="0" w:firstRowFirstColumn="0" w:firstRowLastColumn="0" w:lastRowFirstColumn="0" w:lastRowLastColumn="0"/>
+            </w:pPr>
+            <w:r>
+              <w:t>*</w:t>
             </w:r>
           </w:p>
         </w:tc>
@@ -9141,6 +9289,20 @@
               <w:cnfStyle w:val="000000100000" w:firstRow="0" w:lastRow="0" w:firstColumn="0" w:lastColumn="0" w:oddVBand="0" w:evenVBand="0" w:oddHBand="1" w:evenHBand="0" w:firstRowFirstColumn="0" w:firstRowLastColumn="0" w:lastRowFirstColumn="0" w:lastRowLastColumn="0"/>
             </w:pPr>
             <w:r>
+              <w:t>*</w:t>
+            </w:r>
+          </w:p>
+        </w:tc>
+        <w:tc>
+          <w:tcPr>
+            <w:tcW w:w="0" w:type="auto"/>
+          </w:tcPr>
+          <w:p>
+            <w:pPr>
+              <w:pStyle w:val="NoSpacing"/>
+              <w:cnfStyle w:val="000000100000" w:firstRow="0" w:lastRow="0" w:firstColumn="0" w:lastColumn="0" w:oddVBand="0" w:evenVBand="0" w:oddHBand="1" w:evenHBand="0" w:firstRowFirstColumn="0" w:firstRowLastColumn="0" w:lastRowFirstColumn="0" w:lastRowLastColumn="0"/>
+            </w:pPr>
+            <w:r>
               <w:t>Average smoothing operator</w:t>
             </w:r>
           </w:p>
@@ -9194,6 +9356,20 @@
             </w:pPr>
             <w:r>
               <w:t>Create</w:t>
+            </w:r>
+          </w:p>
+        </w:tc>
+        <w:tc>
+          <w:tcPr>
+            <w:tcW w:w="0" w:type="auto"/>
+          </w:tcPr>
+          <w:p>
+            <w:pPr>
+              <w:pStyle w:val="NoSpacing"/>
+              <w:cnfStyle w:val="000000000000" w:firstRow="0" w:lastRow="0" w:firstColumn="0" w:lastColumn="0" w:oddVBand="0" w:evenVBand="0" w:oddHBand="0" w:evenHBand="0" w:firstRowFirstColumn="0" w:firstRowLastColumn="0" w:lastRowFirstColumn="0" w:lastRowLastColumn="0"/>
+            </w:pPr>
+            <w:r>
+              <w:t>*</w:t>
             </w:r>
           </w:p>
         </w:tc>
@@ -9275,6 +9451,17 @@
               <w:pStyle w:val="NoSpacing"/>
               <w:cnfStyle w:val="000000100000" w:firstRow="0" w:lastRow="0" w:firstColumn="0" w:lastColumn="0" w:oddVBand="0" w:evenVBand="0" w:oddHBand="1" w:evenHBand="0" w:firstRowFirstColumn="0" w:firstRowLastColumn="0" w:lastRowFirstColumn="0" w:lastRowLastColumn="0"/>
             </w:pPr>
+          </w:p>
+        </w:tc>
+        <w:tc>
+          <w:tcPr>
+            <w:tcW w:w="0" w:type="auto"/>
+          </w:tcPr>
+          <w:p>
+            <w:pPr>
+              <w:pStyle w:val="NoSpacing"/>
+              <w:cnfStyle w:val="000000100000" w:firstRow="0" w:lastRow="0" w:firstColumn="0" w:lastColumn="0" w:oddVBand="0" w:evenVBand="0" w:oddHBand="1" w:evenHBand="0" w:firstRowFirstColumn="0" w:firstRowLastColumn="0" w:lastRowFirstColumn="0" w:lastRowLastColumn="0"/>
+            </w:pPr>
             <w:r>
               <w:t>Histogram pixel value counts for an image</w:t>
             </w:r>
@@ -9329,6 +9516,20 @@
             </w:pPr>
             <w:r>
               <w:t>Detect</w:t>
+            </w:r>
+          </w:p>
+        </w:tc>
+        <w:tc>
+          <w:tcPr>
+            <w:tcW w:w="0" w:type="auto"/>
+          </w:tcPr>
+          <w:p>
+            <w:pPr>
+              <w:pStyle w:val="NoSpacing"/>
+              <w:cnfStyle w:val="000000000000" w:firstRow="0" w:lastRow="0" w:firstColumn="0" w:lastColumn="0" w:oddVBand="0" w:evenVBand="0" w:oddHBand="0" w:evenHBand="0" w:firstRowFirstColumn="0" w:firstRowLastColumn="0" w:lastRowFirstColumn="0" w:lastRowLastColumn="0"/>
+            </w:pPr>
+            <w:r>
+              <w:t>*</w:t>
             </w:r>
           </w:p>
         </w:tc>
@@ -9410,6 +9611,17 @@
               <w:pStyle w:val="NoSpacing"/>
               <w:cnfStyle w:val="000000100000" w:firstRow="0" w:lastRow="0" w:firstColumn="0" w:lastColumn="0" w:oddVBand="0" w:evenVBand="0" w:oddHBand="1" w:evenHBand="0" w:firstRowFirstColumn="0" w:firstRowLastColumn="0" w:lastRowFirstColumn="0" w:lastRowLastColumn="0"/>
             </w:pPr>
+          </w:p>
+        </w:tc>
+        <w:tc>
+          <w:tcPr>
+            <w:tcW w:w="0" w:type="auto"/>
+          </w:tcPr>
+          <w:p>
+            <w:pPr>
+              <w:pStyle w:val="NoSpacing"/>
+              <w:cnfStyle w:val="000000100000" w:firstRow="0" w:lastRow="0" w:firstColumn="0" w:lastColumn="0" w:oddVBand="0" w:evenVBand="0" w:oddHBand="1" w:evenHBand="0" w:firstRowFirstColumn="0" w:firstRowLastColumn="0" w:lastRowFirstColumn="0" w:lastRowLastColumn="0"/>
+            </w:pPr>
             <w:r>
               <w:t>Draw an image line segment for a polar (rho, theta) line</w:t>
             </w:r>
@@ -9465,6 +9677,17 @@
             <w:r>
               <w:t>Create</w:t>
             </w:r>
+          </w:p>
+        </w:tc>
+        <w:tc>
+          <w:tcPr>
+            <w:tcW w:w="0" w:type="auto"/>
+          </w:tcPr>
+          <w:p>
+            <w:pPr>
+              <w:pStyle w:val="NoSpacing"/>
+              <w:cnfStyle w:val="000000000000" w:firstRow="0" w:lastRow="0" w:firstColumn="0" w:lastColumn="0" w:oddVBand="0" w:evenVBand="0" w:oddHBand="0" w:evenHBand="0" w:firstRowFirstColumn="0" w:firstRowLastColumn="0" w:lastRowFirstColumn="0" w:lastRowLastColumn="0"/>
+            </w:pPr>
           </w:p>
         </w:tc>
         <w:tc>
@@ -9545,6 +9768,17 @@
               <w:pStyle w:val="NoSpacing"/>
               <w:cnfStyle w:val="000000100000" w:firstRow="0" w:lastRow="0" w:firstColumn="0" w:lastColumn="0" w:oddVBand="0" w:evenVBand="0" w:oddHBand="1" w:evenHBand="0" w:firstRowFirstColumn="0" w:firstRowLastColumn="0" w:lastRowFirstColumn="0" w:lastRowLastColumn="0"/>
             </w:pPr>
+          </w:p>
+        </w:tc>
+        <w:tc>
+          <w:tcPr>
+            <w:tcW w:w="0" w:type="auto"/>
+          </w:tcPr>
+          <w:p>
+            <w:pPr>
+              <w:pStyle w:val="NoSpacing"/>
+              <w:cnfStyle w:val="000000100000" w:firstRow="0" w:lastRow="0" w:firstColumn="0" w:lastColumn="0" w:oddVBand="0" w:evenVBand="0" w:oddHBand="1" w:evenHBand="0" w:firstRowFirstColumn="0" w:firstRowLastColumn="0" w:lastRowFirstColumn="0" w:lastRowLastColumn="0"/>
+            </w:pPr>
             <w:r>
               <w:t>Find Hough peak lines exceeding a threshold</w:t>
             </w:r>
@@ -9599,6 +9833,20 @@
             </w:pPr>
             <w:r>
               <w:t>Copy</w:t>
+            </w:r>
+          </w:p>
+        </w:tc>
+        <w:tc>
+          <w:tcPr>
+            <w:tcW w:w="0" w:type="auto"/>
+          </w:tcPr>
+          <w:p>
+            <w:pPr>
+              <w:pStyle w:val="NoSpacing"/>
+              <w:cnfStyle w:val="000000000000" w:firstRow="0" w:lastRow="0" w:firstColumn="0" w:lastColumn="0" w:oddVBand="0" w:evenVBand="0" w:oddHBand="0" w:evenHBand="0" w:firstRowFirstColumn="0" w:firstRowLastColumn="0" w:lastRowFirstColumn="0" w:lastRowLastColumn="0"/>
+            </w:pPr>
+            <w:r>
+              <w:t>*</w:t>
             </w:r>
           </w:p>
         </w:tc>
@@ -9681,6 +9929,20 @@
               <w:cnfStyle w:val="000000100000" w:firstRow="0" w:lastRow="0" w:firstColumn="0" w:lastColumn="0" w:oddVBand="0" w:evenVBand="0" w:oddHBand="1" w:evenHBand="0" w:firstRowFirstColumn="0" w:firstRowLastColumn="0" w:lastRowFirstColumn="0" w:lastRowLastColumn="0"/>
             </w:pPr>
             <w:r>
+              <w:t>*</w:t>
+            </w:r>
+          </w:p>
+        </w:tc>
+        <w:tc>
+          <w:tcPr>
+            <w:tcW w:w="0" w:type="auto"/>
+          </w:tcPr>
+          <w:p>
+            <w:pPr>
+              <w:pStyle w:val="NoSpacing"/>
+              <w:cnfStyle w:val="000000100000" w:firstRow="0" w:lastRow="0" w:firstColumn="0" w:lastColumn="0" w:oddVBand="0" w:evenVBand="0" w:oddHBand="1" w:evenHBand="0" w:firstRowFirstColumn="0" w:firstRowLastColumn="0" w:lastRowFirstColumn="0" w:lastRowLastColumn="0"/>
+            </w:pPr>
+            <w:r>
               <w:t>Map binary images with dilate, erode, open, close, gradient, top hat, or black at morphology transforms.</w:t>
             </w:r>
           </w:p>
@@ -9735,6 +9997,17 @@
             <w:r>
               <w:t>Map</w:t>
             </w:r>
+          </w:p>
+        </w:tc>
+        <w:tc>
+          <w:tcPr>
+            <w:tcW w:w="0" w:type="auto"/>
+          </w:tcPr>
+          <w:p>
+            <w:pPr>
+              <w:pStyle w:val="NoSpacing"/>
+              <w:cnfStyle w:val="000000000000" w:firstRow="0" w:lastRow="0" w:firstColumn="0" w:lastColumn="0" w:oddVBand="0" w:evenVBand="0" w:oddHBand="0" w:evenHBand="0" w:firstRowFirstColumn="0" w:firstRowLastColumn="0" w:lastRowFirstColumn="0" w:lastRowLastColumn="0"/>
+            </w:pPr>
           </w:p>
         </w:tc>
         <w:tc>
@@ -9775,6 +10048,8 @@
       <w:tr>
         <w:trPr>
           <w:cnfStyle w:val="100000000000" w:firstRow="1" w:lastRow="0" w:firstColumn="0" w:lastColumn="0" w:oddVBand="0" w:evenVBand="0" w:oddHBand="0" w:evenHBand="0" w:firstRowFirstColumn="0" w:firstRowLastColumn="0" w:lastRowFirstColumn="0" w:lastRowLastColumn="0"/>
+          <w:cantSplit/>
+          <w:tblHeader/>
         </w:trPr>
         <w:tc>
           <w:tcPr>
@@ -9953,6 +10228,7 @@
               <w:pStyle w:val="NoSpacing"/>
             </w:pPr>
             <w:r>
+              <w:lastRenderedPageBreak/>
               <w:t>Hough</w:t>
             </w:r>
           </w:p>
@@ -10127,7 +10403,6 @@
               <w:pStyle w:val="NoSpacing"/>
             </w:pPr>
             <w:r>
-              <w:lastRenderedPageBreak/>
               <w:t>orientation</w:t>
             </w:r>
           </w:p>
@@ -10731,6 +11006,8 @@
       <w:tr>
         <w:trPr>
           <w:cnfStyle w:val="100000000000" w:firstRow="1" w:lastRow="0" w:firstColumn="0" w:lastColumn="0" w:oddVBand="0" w:evenVBand="0" w:oddHBand="0" w:evenHBand="0" w:firstRowFirstColumn="0" w:firstRowLastColumn="0" w:lastRowFirstColumn="0" w:lastRowLastColumn="0"/>
+          <w:cantSplit/>
+          <w:tblHeader/>
         </w:trPr>
         <w:tc>
           <w:tcPr>
@@ -11138,6 +11415,7 @@
         <w:pStyle w:val="Heading2"/>
       </w:pPr>
       <w:r>
+        <w:lastRenderedPageBreak/>
         <w:t>filter-edge-laplacian Operator</w:t>
       </w:r>
     </w:p>
@@ -11466,7 +11744,6 @@
                 <w:b w:val="0"/>
                 <w:bCs w:val="0"/>
               </w:rPr>
-              <w:lastRenderedPageBreak/>
               <w:t>output</w:t>
             </w:r>
           </w:p>
@@ -11547,6 +11824,8 @@
       <w:tr>
         <w:trPr>
           <w:cnfStyle w:val="100000000000" w:firstRow="1" w:lastRow="0" w:firstColumn="0" w:lastColumn="0" w:oddVBand="0" w:evenVBand="0" w:oddHBand="0" w:evenHBand="0" w:firstRowFirstColumn="0" w:firstRowLastColumn="0" w:lastRowFirstColumn="0" w:lastRowLastColumn="0"/>
+          <w:cantSplit/>
+          <w:tblHeader/>
         </w:trPr>
         <w:tc>
           <w:tcPr>
@@ -12337,6 +12616,7 @@
         <w:pStyle w:val="Normalafterlist"/>
       </w:pPr>
       <w:r>
+        <w:lastRenderedPageBreak/>
         <w:t>The parameter to the Roberts operator is:</w:t>
       </w:r>
     </w:p>
@@ -12354,6 +12634,8 @@
       <w:tr>
         <w:trPr>
           <w:cnfStyle w:val="100000000000" w:firstRow="1" w:lastRow="0" w:firstColumn="0" w:lastColumn="0" w:oddVBand="0" w:evenVBand="0" w:oddHBand="0" w:evenHBand="0" w:firstRowFirstColumn="0" w:firstRowLastColumn="0" w:lastRowFirstColumn="0" w:lastRowLastColumn="0"/>
+          <w:cantSplit/>
+          <w:tblHeader/>
         </w:trPr>
         <w:tc>
           <w:tcPr>
@@ -12679,7 +12961,6 @@
                 <w:sz w:val="20"/>
                 <w:szCs w:val="20"/>
               </w:rPr>
-              <w:lastRenderedPageBreak/>
               <w:t>CV_8U has value 0</w:t>
             </w:r>
           </w:p>
@@ -12737,7 +13018,6 @@
                 <w:b w:val="0"/>
                 <w:bCs w:val="0"/>
               </w:rPr>
-              <w:lastRenderedPageBreak/>
               <w:t>pixel count</w:t>
             </w:r>
           </w:p>
@@ -13572,6 +13852,7 @@
         <w:pStyle w:val="Heading2"/>
       </w:pPr>
       <w:r>
+        <w:lastRenderedPageBreak/>
         <w:t>histogram-image-create Operator</w:t>
       </w:r>
     </w:p>
@@ -13827,7 +14108,6 @@
         <w:pStyle w:val="Normalafterlist"/>
       </w:pPr>
       <w:r>
-        <w:lastRenderedPageBreak/>
         <w:t xml:space="preserve">For text output format, the output data descriptor extension is ignored. The output text file has the extension “.txt” and the output gnuplot script has the extension “.gp” as described in section </w:t>
       </w:r>
       <w:r>
@@ -14688,6 +14968,7 @@
                 <w:b w:val="0"/>
                 <w:bCs w:val="0"/>
               </w:rPr>
+              <w:lastRenderedPageBreak/>
               <w:t>output</w:t>
             </w:r>
           </w:p>
@@ -14905,7 +15186,6 @@
               <w:pStyle w:val="NoSpacing"/>
             </w:pPr>
             <w:r>
-              <w:lastRenderedPageBreak/>
               <w:t>Field</w:t>
             </w:r>
           </w:p>
@@ -15481,6 +15761,8 @@
       <w:tr>
         <w:trPr>
           <w:cnfStyle w:val="100000000000" w:firstRow="1" w:lastRow="0" w:firstColumn="0" w:lastColumn="0" w:oddVBand="0" w:evenVBand="0" w:oddHBand="0" w:evenHBand="0" w:firstRowFirstColumn="0" w:firstRowLastColumn="0" w:lastRowFirstColumn="0" w:lastRowLastColumn="0"/>
+          <w:cantSplit/>
+          <w:tblHeader/>
         </w:trPr>
         <w:tc>
           <w:tcPr>
@@ -15705,6 +15987,7 @@
         <w:pStyle w:val="Normalafterlist"/>
       </w:pPr>
       <w:r>
+        <w:lastRenderedPageBreak/>
         <w:t>The parameters to the draw Hough draw line operator are:</w:t>
       </w:r>
     </w:p>
@@ -16021,7 +16304,6 @@
               <w:pStyle w:val="NoSpacing"/>
             </w:pPr>
             <w:r>
-              <w:lastRenderedPageBreak/>
               <w:t>Field</w:t>
             </w:r>
           </w:p>
@@ -17013,6 +17295,7 @@
         <w:pStyle w:val="Heading2"/>
       </w:pPr>
       <w:r>
+        <w:lastRenderedPageBreak/>
         <w:t>transform-image-copy Operator</w:t>
       </w:r>
     </w:p>
@@ -17224,7 +17507,6 @@
                 <w:b w:val="0"/>
                 <w:bCs w:val="0"/>
               </w:rPr>
-              <w:lastRenderedPageBreak/>
               <w:t>Color</w:t>
             </w:r>
           </w:p>
@@ -18002,7 +18284,11 @@
     </w:p>
     <w:p>
       <w:r>
-        <w:t>The transform intensity map operator maps the input image pixel value range to the specified output image pixel value range. Input JPEG and binary images can map to CV_8U JPEG images or CV_32S and CV_32F binary images The mapping of input to output intensity values are determined as follows.</w:t>
+        <w:t xml:space="preserve">The transform intensity map operator maps the input image pixel value range to the specified output image pixel value range. Input JPEG and binary images can map to CV_8U JPEG </w:t>
+      </w:r>
+      <w:r>
+        <w:lastRenderedPageBreak/>
+        <w:t>images or CV_32S and CV_32F binary images The mapping of input to output intensity values are determined as follows.</w:t>
       </w:r>
     </w:p>
     <w:p>
@@ -18119,7 +18405,6 @@
     </w:p>
     <w:p>
       <w:r>
-        <w:lastRenderedPageBreak/>
         <w:t>The operator takes the following data descriptors:</w:t>
       </w:r>
     </w:p>
@@ -18139,6 +18424,8 @@
       <w:tr>
         <w:trPr>
           <w:cnfStyle w:val="100000000000" w:firstRow="1" w:lastRow="0" w:firstColumn="0" w:lastColumn="0" w:oddVBand="0" w:evenVBand="0" w:oddHBand="0" w:evenHBand="0" w:firstRowFirstColumn="0" w:firstRowLastColumn="0" w:lastRowFirstColumn="0" w:lastRowLastColumn="0"/>
+          <w:cantSplit/>
+          <w:tblHeader/>
         </w:trPr>
         <w:tc>
           <w:tcPr>
@@ -18880,9 +19167,9 @@
       </w:pPr>
     </w:p>
     <w:sectPr>
-      <w:headerReference w:type="default" r:id="rId20"/>
-      <w:footerReference w:type="default" r:id="rId21"/>
-      <w:footerReference w:type="first" r:id="rId22"/>
+      <w:headerReference w:type="default" r:id="rId22"/>
+      <w:footerReference w:type="default" r:id="rId23"/>
+      <w:footerReference w:type="first" r:id="rId24"/>
       <w:pgSz w:w="12240" w:h="15840" w:code="1"/>
       <w:pgMar w:top="1440" w:right="1440" w:bottom="1440" w:left="1440" w:header="720" w:footer="720" w:gutter="0"/>
       <w:cols w:space="720"/>
@@ -18937,7 +19224,7 @@
       <w:rPr>
         <w:noProof/>
       </w:rPr>
-      <w:t>7/22/2022 4:11 PM</w:t>
+      <w:t>7/23/2022 1:43 PM</w:t>
     </w:r>
     <w:r>
       <w:fldChar w:fldCharType="end"/>
@@ -19008,7 +19295,7 @@
           <w:rPr>
             <w:noProof/>
           </w:rPr>
-          <w:t>7/22/2022 2:08 PM</w:t>
+          <w:t>7/23/2022 1:43 PM</w:t>
         </w:r>
         <w:r>
           <w:fldChar w:fldCharType="end"/>

--- a/doc/cv-workbench.docx
+++ b/doc/cv-workbench.docx
@@ -2305,7 +2305,7 @@
                 <w:b w:val="0"/>
                 <w:bCs w:val="0"/>
               </w:rPr>
-              <w:t>total_count</w:t>
+              <w:t>min_count</w:t>
             </w:r>
           </w:p>
         </w:tc>
@@ -2333,7 +2333,7 @@
               <w:cnfStyle w:val="000000000000" w:firstRow="0" w:lastRow="0" w:firstColumn="0" w:lastColumn="0" w:oddVBand="0" w:evenVBand="0" w:oddHBand="0" w:evenHBand="0" w:firstRowFirstColumn="0" w:firstRowLastColumn="0" w:lastRowFirstColumn="0" w:lastRowLastColumn="0"/>
             </w:pPr>
             <w:r>
-              <w:t>The total counts for all the bins</w:t>
+              <w:t>The lowest count for any bin</w:t>
             </w:r>
           </w:p>
         </w:tc>
@@ -2361,7 +2361,7 @@
                 <w:bCs w:val="0"/>
               </w:rPr>
               <w:lastRenderedPageBreak/>
-              <w:t>min_count</w:t>
+              <w:t>max_count</w:t>
             </w:r>
           </w:p>
         </w:tc>
@@ -2389,31 +2389,31 @@
               <w:cnfStyle w:val="000000100000" w:firstRow="0" w:lastRow="0" w:firstColumn="0" w:lastColumn="0" w:oddVBand="0" w:evenVBand="0" w:oddHBand="1" w:evenHBand="0" w:firstRowFirstColumn="0" w:firstRowLastColumn="0" w:lastRowFirstColumn="0" w:lastRowLastColumn="0"/>
             </w:pPr>
             <w:r>
-              <w:t>The lowest count for any bin</w:t>
-            </w:r>
-          </w:p>
-        </w:tc>
-      </w:tr>
-      <w:tr>
-        <w:tc>
-          <w:tcPr>
-            <w:cnfStyle w:val="001000000000" w:firstRow="0" w:lastRow="0" w:firstColumn="1" w:lastColumn="0" w:oddVBand="0" w:evenVBand="0" w:oddHBand="0" w:evenHBand="0" w:firstRowFirstColumn="0" w:firstRowLastColumn="0" w:lastRowFirstColumn="0" w:lastRowLastColumn="0"/>
-            <w:tcW w:w="0" w:type="auto"/>
-          </w:tcPr>
-          <w:p>
-            <w:pPr>
-              <w:pStyle w:val="NoSpacing"/>
-              <w:rPr>
-                <w:b w:val="0"/>
-                <w:bCs w:val="0"/>
-              </w:rPr>
-            </w:pPr>
-            <w:r>
-              <w:rPr>
-                <w:b w:val="0"/>
-                <w:bCs w:val="0"/>
-              </w:rPr>
-              <w:t>max_count</w:t>
+              <w:t>The largest count for any bin</w:t>
+            </w:r>
+          </w:p>
+        </w:tc>
+      </w:tr>
+      <w:tr>
+        <w:tc>
+          <w:tcPr>
+            <w:cnfStyle w:val="001000000000" w:firstRow="0" w:lastRow="0" w:firstColumn="1" w:lastColumn="0" w:oddVBand="0" w:evenVBand="0" w:oddHBand="0" w:evenHBand="0" w:firstRowFirstColumn="0" w:firstRowLastColumn="0" w:lastRowFirstColumn="0" w:lastRowLastColumn="0"/>
+            <w:tcW w:w="0" w:type="auto"/>
+          </w:tcPr>
+          <w:p>
+            <w:pPr>
+              <w:pStyle w:val="NoSpacing"/>
+              <w:rPr>
+                <w:b w:val="0"/>
+                <w:bCs w:val="0"/>
+              </w:rPr>
+            </w:pPr>
+            <w:r>
+              <w:rPr>
+                <w:b w:val="0"/>
+                <w:bCs w:val="0"/>
+              </w:rPr>
+              <w:t>total_count</w:t>
             </w:r>
           </w:p>
         </w:tc>
@@ -2441,7 +2441,13 @@
               <w:cnfStyle w:val="000000000000" w:firstRow="0" w:lastRow="0" w:firstColumn="0" w:lastColumn="0" w:oddVBand="0" w:evenVBand="0" w:oddHBand="0" w:evenHBand="0" w:firstRowFirstColumn="0" w:firstRowLastColumn="0" w:lastRowFirstColumn="0" w:lastRowLastColumn="0"/>
             </w:pPr>
             <w:r>
-              <w:t>The largest count for any bin</w:t>
+              <w:t xml:space="preserve">The </w:t>
+            </w:r>
+            <w:r>
+              <w:t xml:space="preserve">total </w:t>
+            </w:r>
+            <w:r>
+              <w:t>input value count</w:t>
             </w:r>
           </w:p>
         </w:tc>
@@ -2698,7 +2704,7 @@
               <w:cnfStyle w:val="000000100000" w:firstRow="0" w:lastRow="0" w:firstColumn="0" w:lastColumn="0" w:oddVBand="0" w:evenVBand="0" w:oddHBand="1" w:evenHBand="0" w:firstRowFirstColumn="0" w:firstRowLastColumn="0" w:lastRowFirstColumn="0" w:lastRowLastColumn="0"/>
             </w:pPr>
             <w:r>
-              <w:t>32-bit integer</w:t>
+              <w:t>32-bit float</w:t>
             </w:r>
           </w:p>
         </w:tc>
@@ -2750,7 +2756,7 @@
               <w:cnfStyle w:val="000000000000" w:firstRow="0" w:lastRow="0" w:firstColumn="0" w:lastColumn="0" w:oddVBand="0" w:evenVBand="0" w:oddHBand="0" w:evenHBand="0" w:firstRowFirstColumn="0" w:firstRowLastColumn="0" w:lastRowFirstColumn="0" w:lastRowLastColumn="0"/>
             </w:pPr>
             <w:r>
-              <w:t>32-bit integer</w:t>
+              <w:t>32-bit float</w:t>
             </w:r>
           </w:p>
         </w:tc>

--- a/doc/cv-workbench.docx
+++ b/doc/cv-workbench.docx
@@ -83,13 +83,7 @@
     </w:p>
     <w:p>
       <w:r>
-        <w:t>These are computer vision libraries and interactive systems. This framework was designed to provide an experimental environment using image processing operators that could</w:t>
-      </w:r>
-      <w:r>
-        <w:t xml:space="preserve"> </w:t>
-      </w:r>
-      <w:r>
-        <w:t xml:space="preserve">be implemented using these libraries. It is also designed not just as an interactive system but a tool to support experimentation and providing reproducible use image processing operations rather than casual interactive use. </w:t>
+        <w:t xml:space="preserve">These are computer vision libraries and interactive systems. This framework was designed to provide an experimental environment using image processing operators that could be implemented using these libraries. It is also designed not just as an interactive system but a tool to support experimentation and providing reproducible use image processing operations rather than casual interactive use. </w:t>
       </w:r>
     </w:p>
     <w:p>
@@ -132,18 +126,17 @@
         <w:t xml:space="preserve"> is an open source image processing library developed by the European Union that is conservative of CPU and memory resources. </w:t>
       </w:r>
       <w:hyperlink r:id="rId11" w:history="1">
+        <w:proofErr w:type="spellStart"/>
         <w:r>
           <w:rPr>
             <w:rStyle w:val="Hyperlink"/>
           </w:rPr>
           <w:t>NIP2</w:t>
         </w:r>
+        <w:proofErr w:type="spellEnd"/>
       </w:hyperlink>
       <w:r>
-        <w:t xml:space="preserve"> </w:t>
-      </w:r>
-      <w:r>
-        <w:t>is an interactive interface to VIPS.</w:t>
+        <w:t xml:space="preserve"> is an interactive interface to VIPS.</w:t>
       </w:r>
     </w:p>
     <w:p>
@@ -155,12 +148,14 @@
         </w:numPr>
       </w:pPr>
       <w:hyperlink r:id="rId12" w:history="1">
+        <w:proofErr w:type="spellStart"/>
         <w:r>
           <w:rPr>
             <w:rStyle w:val="Hyperlink"/>
           </w:rPr>
           <w:t>CVIPTools</w:t>
         </w:r>
+        <w:proofErr w:type="spellEnd"/>
       </w:hyperlink>
       <w:r>
         <w:t xml:space="preserve"> is an open source image processing library developed by Southern Illinois University. It is used as a resource for educational and research use of image processing.</w:t>
@@ -175,12 +170,14 @@
         </w:numPr>
       </w:pPr>
       <w:hyperlink r:id="rId13" w:history="1">
+        <w:proofErr w:type="spellStart"/>
         <w:r>
           <w:rPr>
             <w:rStyle w:val="Hyperlink"/>
           </w:rPr>
           <w:t>ImageMagick</w:t>
         </w:r>
+        <w:proofErr w:type="spellEnd"/>
       </w:hyperlink>
       <w:r>
         <w:t xml:space="preserve"> was developed at DuPont and provides both an open source library and an interactive operating system command line interface to run image processing operations. CV Workbench also runs from the operating command line, but uses JSON to make scripts easier to write and change and provides capabilities of recording and storing experiment results.</w:t>
@@ -878,8 +875,13 @@
               <w:pStyle w:val="NoSpacing"/>
               <w:cnfStyle w:val="000000100000" w:firstRow="0" w:lastRow="0" w:firstColumn="0" w:lastColumn="0" w:oddVBand="0" w:evenVBand="0" w:oddHBand="1" w:evenHBand="0" w:firstRowFirstColumn="0" w:firstRowLastColumn="0" w:lastRowFirstColumn="0" w:lastRowLastColumn="0"/>
             </w:pPr>
-            <w:r>
-              <w:t>Histogramming image pixel values</w:t>
+            <w:proofErr w:type="spellStart"/>
+            <w:r>
+              <w:t>Histogramming</w:t>
+            </w:r>
+            <w:proofErr w:type="spellEnd"/>
+            <w:r>
+              <w:t xml:space="preserve"> image pixel values</w:t>
             </w:r>
           </w:p>
           <w:p>
@@ -887,8 +889,13 @@
               <w:pStyle w:val="NoSpacing"/>
               <w:cnfStyle w:val="000000100000" w:firstRow="0" w:lastRow="0" w:firstColumn="0" w:lastColumn="0" w:oddVBand="0" w:evenVBand="0" w:oddHBand="1" w:evenHBand="0" w:firstRowFirstColumn="0" w:firstRowLastColumn="0" w:lastRowFirstColumn="0" w:lastRowLastColumn="0"/>
             </w:pPr>
-            <w:r>
-              <w:t>Histogramming Hough accumulator counts</w:t>
+            <w:proofErr w:type="spellStart"/>
+            <w:r>
+              <w:t>Histogramming</w:t>
+            </w:r>
+            <w:proofErr w:type="spellEnd"/>
+            <w:r>
+              <w:t xml:space="preserve"> Hough accumulator counts</w:t>
             </w:r>
           </w:p>
           <w:p>
@@ -896,8 +903,13 @@
               <w:pStyle w:val="NoSpacing"/>
               <w:cnfStyle w:val="000000100000" w:firstRow="0" w:lastRow="0" w:firstColumn="0" w:lastColumn="0" w:oddVBand="0" w:evenVBand="0" w:oddHBand="1" w:evenHBand="0" w:firstRowFirstColumn="0" w:firstRowLastColumn="0" w:lastRowFirstColumn="0" w:lastRowLastColumn="0"/>
             </w:pPr>
-            <w:r>
-              <w:t>Histgramming feature values</w:t>
+            <w:proofErr w:type="spellStart"/>
+            <w:r>
+              <w:t>Histgramming</w:t>
+            </w:r>
+            <w:proofErr w:type="spellEnd"/>
+            <w:r>
+              <w:t xml:space="preserve"> feature values</w:t>
             </w:r>
           </w:p>
           <w:p>
@@ -1351,7 +1363,15 @@
     </w:p>
     <w:p>
       <w:r>
-        <w:t>Images are a matrix of pixel values consists of one or more components. Grayscale images have one component value per pixel, color images have three RGB component values. Each component pixel value is stored as one of three binary formats. OpenCV “depth” codes are used to describe the binary formats.</w:t>
+        <w:t xml:space="preserve">Images are a matrix of pixel values consists of one or more components. Grayscale images have one component value per pixel, color images have three </w:t>
+      </w:r>
+      <w:proofErr w:type="spellStart"/>
+      <w:r>
+        <w:t>RGB</w:t>
+      </w:r>
+      <w:proofErr w:type="spellEnd"/>
+      <w:r>
+        <w:t xml:space="preserve"> component values. Each component pixel value is stored as one of three binary formats. OpenCV “depth” codes are used to describe the binary formats.</w:t>
       </w:r>
     </w:p>
     <w:tbl>
@@ -1431,6 +1451,7 @@
                 <w:bCs w:val="0"/>
               </w:rPr>
             </w:pPr>
+            <w:proofErr w:type="spellStart"/>
             <w:r>
               <w:rPr>
                 <w:b w:val="0"/>
@@ -1438,6 +1459,7 @@
               </w:rPr>
               <w:t>CV_8U</w:t>
             </w:r>
+            <w:proofErr w:type="spellEnd"/>
           </w:p>
         </w:tc>
         <w:tc>
@@ -1483,6 +1505,7 @@
                 <w:bCs w:val="0"/>
               </w:rPr>
             </w:pPr>
+            <w:proofErr w:type="spellStart"/>
             <w:r>
               <w:rPr>
                 <w:b w:val="0"/>
@@ -1490,6 +1513,7 @@
               </w:rPr>
               <w:t>CV_32S</w:t>
             </w:r>
+            <w:proofErr w:type="spellEnd"/>
           </w:p>
         </w:tc>
         <w:tc>
@@ -1502,8 +1526,13 @@
               <w:cnfStyle w:val="000000000000" w:firstRow="0" w:lastRow="0" w:firstColumn="0" w:lastColumn="0" w:oddVBand="0" w:evenVBand="0" w:oddHBand="0" w:evenHBand="0" w:firstRowFirstColumn="0" w:firstRowLastColumn="0" w:lastRowFirstColumn="0" w:lastRowLastColumn="0"/>
             </w:pPr>
             <w:r>
-              <w:t>INT_MIN..INT_MAX</w:t>
-            </w:r>
+              <w:t>INT_MIN..</w:t>
+            </w:r>
+            <w:proofErr w:type="spellStart"/>
+            <w:r>
+              <w:t>INT_MAX</w:t>
+            </w:r>
+            <w:proofErr w:type="spellEnd"/>
           </w:p>
         </w:tc>
         <w:tc>
@@ -1538,6 +1567,7 @@
                 <w:bCs w:val="0"/>
               </w:rPr>
             </w:pPr>
+            <w:proofErr w:type="spellStart"/>
             <w:r>
               <w:rPr>
                 <w:b w:val="0"/>
@@ -1545,6 +1575,7 @@
               </w:rPr>
               <w:t>CV_32F</w:t>
             </w:r>
+            <w:proofErr w:type="spellEnd"/>
           </w:p>
         </w:tc>
         <w:tc>
@@ -1557,8 +1588,13 @@
               <w:cnfStyle w:val="000000100000" w:firstRow="0" w:lastRow="0" w:firstColumn="0" w:lastColumn="0" w:oddVBand="0" w:evenVBand="0" w:oddHBand="1" w:evenHBand="0" w:firstRowFirstColumn="0" w:firstRowLastColumn="0" w:lastRowFirstColumn="0" w:lastRowLastColumn="0"/>
             </w:pPr>
             <w:r>
-              <w:t>FLT_MIN..FLT_MAX</w:t>
-            </w:r>
+              <w:t>FLT_MIN..</w:t>
+            </w:r>
+            <w:proofErr w:type="spellStart"/>
+            <w:r>
+              <w:t>FLT_MAX</w:t>
+            </w:r>
+            <w:proofErr w:type="spellEnd"/>
           </w:p>
         </w:tc>
         <w:tc>
@@ -1581,12 +1617,110 @@
       <w:pPr>
         <w:pStyle w:val="Normalafterlist"/>
       </w:pPr>
-      <w:r>
-        <w:t xml:space="preserve">CV_8U images are in JPEG format. Images generated by operators generally use CV_8U, CV_32S, or CV_32F as input and generate CV_32S or CV_32F on output, except as noted in the operator descriptions. CV_32S and CV_32F images may be used interchangeably without having to specify the depth in operators, though CV_32F images are output if any input image is </w:t>
-      </w:r>
+      <w:proofErr w:type="spellStart"/>
+      <w:r>
+        <w:t>CV_8U</w:t>
+      </w:r>
+      <w:proofErr w:type="spellEnd"/>
+      <w:r>
+        <w:t xml:space="preserve"> images are in JPEG format. Images generated by operators generally use </w:t>
+      </w:r>
+      <w:proofErr w:type="spellStart"/>
+      <w:r>
+        <w:t>CV_8U</w:t>
+      </w:r>
+      <w:proofErr w:type="spellEnd"/>
+      <w:r>
+        <w:t xml:space="preserve">, </w:t>
+      </w:r>
+      <w:proofErr w:type="spellStart"/>
+      <w:r>
+        <w:t>CV_32S</w:t>
+      </w:r>
+      <w:proofErr w:type="spellEnd"/>
+      <w:r>
+        <w:t xml:space="preserve">, or </w:t>
+      </w:r>
+      <w:proofErr w:type="spellStart"/>
+      <w:r>
+        <w:t>CV_32F</w:t>
+      </w:r>
+      <w:proofErr w:type="spellEnd"/>
+      <w:r>
+        <w:t xml:space="preserve"> as input and generate </w:t>
+      </w:r>
+      <w:proofErr w:type="spellStart"/>
+      <w:r>
+        <w:t>CV_32S</w:t>
+      </w:r>
+      <w:proofErr w:type="spellEnd"/>
+      <w:r>
+        <w:t xml:space="preserve"> or </w:t>
+      </w:r>
+      <w:proofErr w:type="spellStart"/>
+      <w:r>
+        <w:t>CV_32F</w:t>
+      </w:r>
+      <w:proofErr w:type="spellEnd"/>
+      <w:r>
+        <w:t xml:space="preserve"> on output, except as noted in the operator descriptions. </w:t>
+      </w:r>
+      <w:proofErr w:type="spellStart"/>
+      <w:r>
+        <w:t>CV_32S</w:t>
+      </w:r>
+      <w:proofErr w:type="spellEnd"/>
+      <w:r>
+        <w:t xml:space="preserve"> and </w:t>
+      </w:r>
+      <w:proofErr w:type="spellStart"/>
+      <w:r>
+        <w:t>CV_32F</w:t>
+      </w:r>
+      <w:proofErr w:type="spellEnd"/>
+      <w:r>
+        <w:t xml:space="preserve"> images may be used interchangeably without having to specify the depth in operators, though </w:t>
+      </w:r>
+      <w:proofErr w:type="spellStart"/>
+      <w:r>
+        <w:t>CV_32F</w:t>
+      </w:r>
+      <w:proofErr w:type="spellEnd"/>
+      <w:r>
+        <w:t xml:space="preserve"> images are output if any input image is </w:t>
+      </w:r>
+      <w:proofErr w:type="spellStart"/>
       <w:r>
         <w:lastRenderedPageBreak/>
-        <w:t>CV_32F. The "transform-intensity-map" operator can map CV_32S and CV_32F images to CV_8U JPEG for display.</w:t>
+        <w:t>CV_32F</w:t>
+      </w:r>
+      <w:proofErr w:type="spellEnd"/>
+      <w:r>
+        <w:t xml:space="preserve">. The "transform-intensity-map" operator can map </w:t>
+      </w:r>
+      <w:proofErr w:type="spellStart"/>
+      <w:r>
+        <w:t>CV_32S</w:t>
+      </w:r>
+      <w:proofErr w:type="spellEnd"/>
+      <w:r>
+        <w:t xml:space="preserve"> and </w:t>
+      </w:r>
+      <w:proofErr w:type="spellStart"/>
+      <w:r>
+        <w:t>CV_32F</w:t>
+      </w:r>
+      <w:proofErr w:type="spellEnd"/>
+      <w:r>
+        <w:t xml:space="preserve"> images to </w:t>
+      </w:r>
+      <w:proofErr w:type="spellStart"/>
+      <w:r>
+        <w:t>CV_8U</w:t>
+      </w:r>
+      <w:proofErr w:type="spellEnd"/>
+      <w:r>
+        <w:t xml:space="preserve"> JPEG for display.</w:t>
       </w:r>
     </w:p>
     <w:p>
@@ -1602,7 +1736,15 @@
         </w:r>
       </w:hyperlink>
       <w:r>
-        <w:t>. The binary image data files are defined by the workbench and have the following format. Color RGB pixels are stored as three consecutive pixel values, one for each component. The three pixel values represent the red, green, and blue components.</w:t>
+        <w:t xml:space="preserve">. The binary image data files are defined by the workbench and have the following format. Color </w:t>
+      </w:r>
+      <w:proofErr w:type="spellStart"/>
+      <w:r>
+        <w:t>RGB</w:t>
+      </w:r>
+      <w:proofErr w:type="spellEnd"/>
+      <w:r>
+        <w:t xml:space="preserve"> pixels are stored as three consecutive pixel values, one for each component. The three pixel values represent the red, green, and blue components.</w:t>
       </w:r>
     </w:p>
     <w:tbl>
@@ -1886,12 +2028,21 @@
                 <w:szCs w:val="20"/>
               </w:rPr>
             </w:pPr>
+            <w:proofErr w:type="spellStart"/>
             <w:r>
               <w:rPr>
                 <w:sz w:val="20"/>
                 <w:szCs w:val="20"/>
               </w:rPr>
-              <w:t>CV_8U has value 0</w:t>
+              <w:t>CV_8U</w:t>
+            </w:r>
+            <w:proofErr w:type="spellEnd"/>
+            <w:r>
+              <w:rPr>
+                <w:sz w:val="20"/>
+                <w:szCs w:val="20"/>
+              </w:rPr>
+              <w:t xml:space="preserve"> has value 0</w:t>
             </w:r>
           </w:p>
           <w:p>
@@ -1903,12 +2054,21 @@
                 <w:szCs w:val="20"/>
               </w:rPr>
             </w:pPr>
+            <w:proofErr w:type="spellStart"/>
             <w:r>
               <w:rPr>
                 <w:sz w:val="20"/>
                 <w:szCs w:val="20"/>
               </w:rPr>
-              <w:t>CV_32S has value 1</w:t>
+              <w:t>CV_32S</w:t>
+            </w:r>
+            <w:proofErr w:type="spellEnd"/>
+            <w:r>
+              <w:rPr>
+                <w:sz w:val="20"/>
+                <w:szCs w:val="20"/>
+              </w:rPr>
+              <w:t xml:space="preserve"> has value 1</w:t>
             </w:r>
           </w:p>
           <w:p>
@@ -1916,12 +2076,21 @@
               <w:pStyle w:val="tablebullet"/>
               <w:cnfStyle w:val="000000000000" w:firstRow="0" w:lastRow="0" w:firstColumn="0" w:lastColumn="0" w:oddVBand="0" w:evenVBand="0" w:oddHBand="0" w:evenHBand="0" w:firstRowFirstColumn="0" w:firstRowLastColumn="0" w:lastRowFirstColumn="0" w:lastRowLastColumn="0"/>
             </w:pPr>
+            <w:proofErr w:type="spellStart"/>
             <w:r>
               <w:rPr>
                 <w:sz w:val="20"/>
                 <w:szCs w:val="20"/>
               </w:rPr>
-              <w:t>CV_32F has value 2</w:t>
+              <w:t>CV_32F</w:t>
+            </w:r>
+            <w:proofErr w:type="spellEnd"/>
+            <w:r>
+              <w:rPr>
+                <w:sz w:val="20"/>
+                <w:szCs w:val="20"/>
+              </w:rPr>
+              <w:t xml:space="preserve"> has value 2</w:t>
             </w:r>
           </w:p>
         </w:tc>
@@ -1976,7 +2145,31 @@
               <w:cnfStyle w:val="000000100000" w:firstRow="0" w:lastRow="0" w:firstColumn="0" w:lastColumn="0" w:oddVBand="0" w:evenVBand="0" w:oddHBand="1" w:evenHBand="0" w:firstRowFirstColumn="0" w:firstRowLastColumn="0" w:lastRowFirstColumn="0" w:lastRowLastColumn="0"/>
             </w:pPr>
             <w:r>
-              <w:t>Each value is CV_8U, CV_32S, or CV_32F as specified by the depth. Color pixels are consecutive 32-bit integer red, green, and blue values.</w:t>
+              <w:t xml:space="preserve">Each value is </w:t>
+            </w:r>
+            <w:proofErr w:type="spellStart"/>
+            <w:r>
+              <w:t>CV_8U</w:t>
+            </w:r>
+            <w:proofErr w:type="spellEnd"/>
+            <w:r>
+              <w:t xml:space="preserve">, </w:t>
+            </w:r>
+            <w:proofErr w:type="spellStart"/>
+            <w:r>
+              <w:t>CV_32S</w:t>
+            </w:r>
+            <w:proofErr w:type="spellEnd"/>
+            <w:r>
+              <w:t xml:space="preserve">, or </w:t>
+            </w:r>
+            <w:proofErr w:type="spellStart"/>
+            <w:r>
+              <w:t>CV_32F</w:t>
+            </w:r>
+            <w:proofErr w:type="spellEnd"/>
+            <w:r>
+              <w:t xml:space="preserve"> as specified by the depth. Color pixels are consecutive 32-bit integer red, green, and blue values.</w:t>
             </w:r>
           </w:p>
         </w:tc>
@@ -1992,7 +2185,31 @@
     </w:p>
     <w:p>
       <w:r>
-        <w:t>Histograms count the number of different values for any data type containing a range of values, such as images or Hough accumulators. The histogram bins correspond to a data values ranging from a lower to an upper value. The number of histogram bins or nbins, the lower value or lower_value, and the upper value or upper_value determine into which bin a value is counted. Values below the lower value are counted in the first bin, and values above the upper value are counted in the last bin. The bin corresponding to a value is given by this:</w:t>
+        <w:t xml:space="preserve">Histograms count the number of different values for any data type containing a range of values, such as images or Hough accumulators. The histogram bins correspond to a data values ranging from a lower to an upper value. The number of histogram bins or </w:t>
+      </w:r>
+      <w:proofErr w:type="spellStart"/>
+      <w:r>
+        <w:t>nbins</w:t>
+      </w:r>
+      <w:proofErr w:type="spellEnd"/>
+      <w:r>
+        <w:t xml:space="preserve">, the lower value or </w:t>
+      </w:r>
+      <w:proofErr w:type="spellStart"/>
+      <w:r>
+        <w:t>lower_value</w:t>
+      </w:r>
+      <w:proofErr w:type="spellEnd"/>
+      <w:r>
+        <w:t xml:space="preserve">, and the upper value or </w:t>
+      </w:r>
+      <w:proofErr w:type="spellStart"/>
+      <w:r>
+        <w:t>upper_value</w:t>
+      </w:r>
+      <w:proofErr w:type="spellEnd"/>
+      <w:r>
+        <w:t xml:space="preserve"> determine into which bin a value is counted. Values below the lower value are counted in the first bin, and values above the upper value are counted in the last bin. The bin corresponding to a value is given by this:</w:t>
       </w:r>
     </w:p>
     <w:p>
@@ -2000,8 +2217,13 @@
         <w:pStyle w:val="code"/>
       </w:pPr>
       <w:r>
-        <w:t xml:space="preserve">  if value &lt; lower_value</w:t>
-      </w:r>
+        <w:t xml:space="preserve">  if value &lt; </w:t>
+      </w:r>
+      <w:proofErr w:type="spellStart"/>
+      <w:r>
+        <w:t>lower_value</w:t>
+      </w:r>
+      <w:proofErr w:type="spellEnd"/>
     </w:p>
     <w:p>
       <w:pPr>
@@ -2016,15 +2238,28 @@
         <w:pStyle w:val="code"/>
       </w:pPr>
       <w:r>
-        <w:t xml:space="preserve">  else if value &gt; upper_value</w:t>
-      </w:r>
+        <w:t xml:space="preserve">  else if value &gt; </w:t>
+      </w:r>
+      <w:proofErr w:type="spellStart"/>
+      <w:r>
+        <w:t>upper_value</w:t>
+      </w:r>
+      <w:proofErr w:type="spellEnd"/>
     </w:p>
     <w:p>
       <w:pPr>
         <w:pStyle w:val="code"/>
       </w:pPr>
       <w:r>
-        <w:t xml:space="preserve">    bin = nbins – 1</w:t>
+        <w:t xml:space="preserve">    bin = </w:t>
+      </w:r>
+      <w:proofErr w:type="spellStart"/>
+      <w:r>
+        <w:t>nbins</w:t>
+      </w:r>
+      <w:proofErr w:type="spellEnd"/>
+      <w:r>
+        <w:t xml:space="preserve"> – 1</w:t>
       </w:r>
     </w:p>
     <w:p>
@@ -2040,7 +2275,39 @@
         <w:pStyle w:val="code"/>
       </w:pPr>
       <w:r>
-        <w:t xml:space="preserve">    bin = round((nbins – 1) * (value – lower_value) / (upper_value – lower_value))</w:t>
+        <w:t xml:space="preserve">    bin = round((</w:t>
+      </w:r>
+      <w:proofErr w:type="spellStart"/>
+      <w:r>
+        <w:t>nbins</w:t>
+      </w:r>
+      <w:proofErr w:type="spellEnd"/>
+      <w:r>
+        <w:t xml:space="preserve"> – 1) * (value – </w:t>
+      </w:r>
+      <w:proofErr w:type="spellStart"/>
+      <w:r>
+        <w:t>lower_value</w:t>
+      </w:r>
+      <w:proofErr w:type="spellEnd"/>
+      <w:r>
+        <w:t>) / (</w:t>
+      </w:r>
+      <w:proofErr w:type="spellStart"/>
+      <w:r>
+        <w:t>upper_value</w:t>
+      </w:r>
+      <w:proofErr w:type="spellEnd"/>
+      <w:r>
+        <w:t xml:space="preserve"> – </w:t>
+      </w:r>
+      <w:proofErr w:type="spellStart"/>
+      <w:r>
+        <w:t>lower_value</w:t>
+      </w:r>
+      <w:proofErr w:type="spellEnd"/>
+      <w:r>
+        <w:t>))</w:t>
       </w:r>
     </w:p>
     <w:p>
@@ -2141,6 +2408,7 @@
                 <w:bCs w:val="0"/>
               </w:rPr>
             </w:pPr>
+            <w:proofErr w:type="spellStart"/>
             <w:r>
               <w:rPr>
                 <w:b w:val="0"/>
@@ -2148,6 +2416,7 @@
               </w:rPr>
               <w:t>nbins</w:t>
             </w:r>
+            <w:proofErr w:type="spellEnd"/>
           </w:p>
         </w:tc>
         <w:tc>
@@ -2193,6 +2462,7 @@
                 <w:bCs w:val="0"/>
               </w:rPr>
             </w:pPr>
+            <w:proofErr w:type="spellStart"/>
             <w:r>
               <w:rPr>
                 <w:b w:val="0"/>
@@ -2200,6 +2470,7 @@
               </w:rPr>
               <w:t>lower_value</w:t>
             </w:r>
+            <w:proofErr w:type="spellEnd"/>
           </w:p>
         </w:tc>
         <w:tc>
@@ -2248,6 +2519,7 @@
                 <w:bCs w:val="0"/>
               </w:rPr>
             </w:pPr>
+            <w:proofErr w:type="spellStart"/>
             <w:r>
               <w:rPr>
                 <w:b w:val="0"/>
@@ -2255,6 +2527,7 @@
               </w:rPr>
               <w:t>upper_value</w:t>
             </w:r>
+            <w:proofErr w:type="spellEnd"/>
           </w:p>
         </w:tc>
         <w:tc>
@@ -2300,6 +2573,7 @@
                 <w:bCs w:val="0"/>
               </w:rPr>
             </w:pPr>
+            <w:proofErr w:type="spellStart"/>
             <w:r>
               <w:rPr>
                 <w:b w:val="0"/>
@@ -2307,6 +2581,7 @@
               </w:rPr>
               <w:t>min_count</w:t>
             </w:r>
+            <w:proofErr w:type="spellEnd"/>
           </w:p>
         </w:tc>
         <w:tc>
@@ -2333,7 +2608,7 @@
               <w:cnfStyle w:val="000000000000" w:firstRow="0" w:lastRow="0" w:firstColumn="0" w:lastColumn="0" w:oddVBand="0" w:evenVBand="0" w:oddHBand="0" w:evenHBand="0" w:firstRowFirstColumn="0" w:firstRowLastColumn="0" w:lastRowFirstColumn="0" w:lastRowLastColumn="0"/>
             </w:pPr>
             <w:r>
-              <w:t>The lowest count for any bin</w:t>
+              <w:t>The lowest count for any histogram bin</w:t>
             </w:r>
           </w:p>
         </w:tc>
@@ -2355,6 +2630,7 @@
                 <w:bCs w:val="0"/>
               </w:rPr>
             </w:pPr>
+            <w:proofErr w:type="spellStart"/>
             <w:r>
               <w:rPr>
                 <w:b w:val="0"/>
@@ -2363,6 +2639,7 @@
               <w:lastRenderedPageBreak/>
               <w:t>max_count</w:t>
             </w:r>
+            <w:proofErr w:type="spellEnd"/>
           </w:p>
         </w:tc>
         <w:tc>
@@ -2389,7 +2666,7 @@
               <w:cnfStyle w:val="000000100000" w:firstRow="0" w:lastRow="0" w:firstColumn="0" w:lastColumn="0" w:oddVBand="0" w:evenVBand="0" w:oddHBand="1" w:evenHBand="0" w:firstRowFirstColumn="0" w:firstRowLastColumn="0" w:lastRowFirstColumn="0" w:lastRowLastColumn="0"/>
             </w:pPr>
             <w:r>
-              <w:t>The largest count for any bin</w:t>
+              <w:t>The largest count for any histogram bin</w:t>
             </w:r>
           </w:p>
         </w:tc>
@@ -2408,6 +2685,7 @@
                 <w:bCs w:val="0"/>
               </w:rPr>
             </w:pPr>
+            <w:proofErr w:type="spellStart"/>
             <w:r>
               <w:rPr>
                 <w:b w:val="0"/>
@@ -2415,6 +2693,7 @@
               </w:rPr>
               <w:t>total_count</w:t>
             </w:r>
+            <w:proofErr w:type="spellEnd"/>
           </w:p>
         </w:tc>
         <w:tc>
@@ -2441,13 +2720,7 @@
               <w:cnfStyle w:val="000000000000" w:firstRow="0" w:lastRow="0" w:firstColumn="0" w:lastColumn="0" w:oddVBand="0" w:evenVBand="0" w:oddHBand="0" w:evenHBand="0" w:firstRowFirstColumn="0" w:firstRowLastColumn="0" w:lastRowFirstColumn="0" w:lastRowLastColumn="0"/>
             </w:pPr>
             <w:r>
-              <w:t xml:space="preserve">The </w:t>
-            </w:r>
-            <w:r>
-              <w:t xml:space="preserve">total </w:t>
-            </w:r>
-            <w:r>
-              <w:t>input value count</w:t>
+              <w:t>The total input value count</w:t>
             </w:r>
           </w:p>
         </w:tc>
@@ -2685,6 +2958,7 @@
                 <w:bCs w:val="0"/>
               </w:rPr>
             </w:pPr>
+            <w:proofErr w:type="spellStart"/>
             <w:r>
               <w:rPr>
                 <w:b w:val="0"/>
@@ -2692,6 +2966,7 @@
               </w:rPr>
               <w:t>min_value</w:t>
             </w:r>
+            <w:proofErr w:type="spellEnd"/>
           </w:p>
         </w:tc>
         <w:tc>
@@ -2737,6 +3012,7 @@
                 <w:bCs w:val="0"/>
               </w:rPr>
             </w:pPr>
+            <w:proofErr w:type="spellStart"/>
             <w:r>
               <w:rPr>
                 <w:b w:val="0"/>
@@ -2744,6 +3020,7 @@
               </w:rPr>
               <w:t>max_value</w:t>
             </w:r>
+            <w:proofErr w:type="spellEnd"/>
           </w:p>
         </w:tc>
         <w:tc>
@@ -2810,8 +3087,13 @@
               <w:pStyle w:val="NoSpacing"/>
               <w:cnfStyle w:val="000000100000" w:firstRow="0" w:lastRow="0" w:firstColumn="0" w:lastColumn="0" w:oddVBand="0" w:evenVBand="0" w:oddHBand="1" w:evenHBand="0" w:firstRowFirstColumn="0" w:firstRowLastColumn="0" w:lastRowFirstColumn="0" w:lastRowLastColumn="0"/>
             </w:pPr>
-            <w:r>
-              <w:t>nbins * 32-bit integers</w:t>
+            <w:proofErr w:type="spellStart"/>
+            <w:r>
+              <w:t>nbins</w:t>
+            </w:r>
+            <w:proofErr w:type="spellEnd"/>
+            <w:r>
+              <w:t xml:space="preserve"> * 32-bit integers</w:t>
             </w:r>
           </w:p>
         </w:tc>
@@ -2850,40 +3132,60 @@
           <w:i/>
           <w:iCs/>
         </w:rPr>
-        <w:t>output-filename</w:t>
-      </w:r>
-      <w:r>
-        <w:t>.txt is generated with each histogram bin stored as a record with the format:</w:t>
-      </w:r>
-    </w:p>
-    <w:p>
-      <w:pPr>
+        <w:t>output-</w:t>
+      </w:r>
+      <w:proofErr w:type="spellStart"/>
+      <w:r>
         <w:rPr>
           <w:i/>
           <w:iCs/>
         </w:rPr>
-      </w:pPr>
-      <w:r>
+        <w:t>filename</w:t>
+      </w:r>
+      <w:r>
+        <w:t>.txt</w:t>
+      </w:r>
+      <w:proofErr w:type="spellEnd"/>
+      <w:r>
+        <w:t xml:space="preserve"> is generated with each histogram bin stored as a record with the format:</w:t>
+      </w:r>
+    </w:p>
+    <w:p>
+      <w:pPr>
         <w:rPr>
           <w:i/>
           <w:iCs/>
         </w:rPr>
-        <w:t xml:space="preserve">  bin-value bin-count</w:t>
-      </w:r>
-    </w:p>
-    <w:p>
-      <w:r>
-        <w:t xml:space="preserve">where the </w:t>
-      </w:r>
+      </w:pPr>
       <w:r>
         <w:rPr>
           <w:i/>
           <w:iCs/>
         </w:rPr>
+        <w:t xml:space="preserve">  bin-value bin-count</w:t>
+      </w:r>
+    </w:p>
+    <w:p>
+      <w:r>
+        <w:t xml:space="preserve">where the </w:t>
+      </w:r>
+      <w:r>
+        <w:rPr>
+          <w:i/>
+          <w:iCs/>
+        </w:rPr>
         <w:t>bin-value</w:t>
       </w:r>
       <w:r>
-        <w:t xml:space="preserve"> is the value that is accumulated in a given bin. It has this formula, where bin no. ranges from 0 to nbins-1:</w:t>
+        <w:t xml:space="preserve"> is the value that is accumulated in a given bin. It has this formula, where bin no. ranges from 0 to </w:t>
+      </w:r>
+      <w:proofErr w:type="spellStart"/>
+      <w:r>
+        <w:t>nbins</w:t>
+      </w:r>
+      <w:proofErr w:type="spellEnd"/>
+      <w:r>
+        <w:t>-1:</w:t>
       </w:r>
     </w:p>
     <w:p>
@@ -2915,16 +3217,80 @@
           <w:sz w:val="20"/>
           <w:szCs w:val="20"/>
         </w:rPr>
-        <w:t>= lower_value + bin no. * (upper_value - lower_value) / (nbins – 1)</w:t>
-      </w:r>
-    </w:p>
-    <w:p>
-      <w:pPr>
-        <w:pStyle w:val="code"/>
+        <w:t xml:space="preserve">= </w:t>
+      </w:r>
+      <w:proofErr w:type="spellStart"/>
+      <w:r>
         <w:rPr>
           <w:sz w:val="20"/>
           <w:szCs w:val="20"/>
         </w:rPr>
+        <w:t>lower_value</w:t>
+      </w:r>
+      <w:proofErr w:type="spellEnd"/>
+      <w:r>
+        <w:rPr>
+          <w:sz w:val="20"/>
+          <w:szCs w:val="20"/>
+        </w:rPr>
+        <w:t xml:space="preserve"> + bin no. * (</w:t>
+      </w:r>
+      <w:proofErr w:type="spellStart"/>
+      <w:r>
+        <w:rPr>
+          <w:sz w:val="20"/>
+          <w:szCs w:val="20"/>
+        </w:rPr>
+        <w:t>upper_value</w:t>
+      </w:r>
+      <w:proofErr w:type="spellEnd"/>
+      <w:r>
+        <w:rPr>
+          <w:sz w:val="20"/>
+          <w:szCs w:val="20"/>
+        </w:rPr>
+        <w:t xml:space="preserve"> - </w:t>
+      </w:r>
+      <w:proofErr w:type="spellStart"/>
+      <w:r>
+        <w:rPr>
+          <w:sz w:val="20"/>
+          <w:szCs w:val="20"/>
+        </w:rPr>
+        <w:t>lower_value</w:t>
+      </w:r>
+      <w:proofErr w:type="spellEnd"/>
+      <w:r>
+        <w:rPr>
+          <w:sz w:val="20"/>
+          <w:szCs w:val="20"/>
+        </w:rPr>
+        <w:t>) / (</w:t>
+      </w:r>
+      <w:proofErr w:type="spellStart"/>
+      <w:r>
+        <w:rPr>
+          <w:sz w:val="20"/>
+          <w:szCs w:val="20"/>
+        </w:rPr>
+        <w:t>nbins</w:t>
+      </w:r>
+      <w:proofErr w:type="spellEnd"/>
+      <w:r>
+        <w:rPr>
+          <w:sz w:val="20"/>
+          <w:szCs w:val="20"/>
+        </w:rPr>
+        <w:t xml:space="preserve"> – 1)</w:t>
+      </w:r>
+    </w:p>
+    <w:p>
+      <w:pPr>
+        <w:pStyle w:val="code"/>
+        <w:rPr>
+          <w:sz w:val="20"/>
+          <w:szCs w:val="20"/>
+        </w:rPr>
       </w:pPr>
     </w:p>
     <w:p>
@@ -2936,10 +3302,22 @@
           <w:i/>
           <w:iCs/>
         </w:rPr>
-        <w:t>output-filename.</w:t>
-      </w:r>
-      <w:r>
-        <w:t>gp is generated to display the histogram as:</w:t>
+        <w:t>output-</w:t>
+      </w:r>
+      <w:proofErr w:type="spellStart"/>
+      <w:r>
+        <w:rPr>
+          <w:i/>
+          <w:iCs/>
+        </w:rPr>
+        <w:t>filename.</w:t>
+      </w:r>
+      <w:r>
+        <w:t>gp</w:t>
+      </w:r>
+      <w:proofErr w:type="spellEnd"/>
+      <w:r>
+        <w:t xml:space="preserve"> is generated to display the histogram as:</w:t>
       </w:r>
     </w:p>
     <w:p>
@@ -2983,14 +3361,48 @@
           <w:sz w:val="18"/>
           <w:szCs w:val="18"/>
         </w:rPr>
-        <w:t>output-filename</w:t>
-      </w:r>
-      <w:r>
-        <w:rPr>
+        <w:t>output-</w:t>
+      </w:r>
+      <w:proofErr w:type="spellStart"/>
+      <w:r>
+        <w:rPr>
+          <w:i/>
+          <w:iCs/>
           <w:sz w:val="18"/>
           <w:szCs w:val="18"/>
         </w:rPr>
-        <w:t>.txt' using 2:xtic(1)</w:t>
+        <w:t>filename</w:t>
+      </w:r>
+      <w:r>
+        <w:rPr>
+          <w:sz w:val="18"/>
+          <w:szCs w:val="18"/>
+        </w:rPr>
+        <w:t>.txt</w:t>
+      </w:r>
+      <w:proofErr w:type="spellEnd"/>
+      <w:r>
+        <w:rPr>
+          <w:sz w:val="18"/>
+          <w:szCs w:val="18"/>
+        </w:rPr>
+        <w:t xml:space="preserve">' using </w:t>
+      </w:r>
+      <w:proofErr w:type="spellStart"/>
+      <w:r>
+        <w:rPr>
+          <w:sz w:val="18"/>
+          <w:szCs w:val="18"/>
+        </w:rPr>
+        <w:t>2:xtic</w:t>
+      </w:r>
+      <w:proofErr w:type="spellEnd"/>
+      <w:r>
+        <w:rPr>
+          <w:sz w:val="18"/>
+          <w:szCs w:val="18"/>
+        </w:rPr>
+        <w:t>(1)</w:t>
       </w:r>
     </w:p>
     <w:p>
@@ -3061,6 +3473,7 @@
         </w:rPr>
         <w:t>-</w:t>
       </w:r>
+      <w:proofErr w:type="spellStart"/>
       <w:r>
         <w:rPr>
           <w:i/>
@@ -3077,6 +3490,7 @@
         </w:rPr>
         <w:t>gp</w:t>
       </w:r>
+      <w:proofErr w:type="spellEnd"/>
     </w:p>
     <w:p>
       <w:pPr>
@@ -3098,7 +3512,23 @@
     </w:p>
     <w:p>
       <w:r>
-        <w:t>The Hough accumulator data type contains counts from the accumulated (rho, theta) polar lines calculated for each image point by the Hough algorithm. Lines are computed for angles theta between 0 and 180 degrees, where theta is incremented by a fixed number of degrees, theta_inc, between samples. The number of angles, nthetas, samples is:</w:t>
+        <w:t xml:space="preserve">The Hough accumulator data type contains counts from the accumulated (rho, theta) polar lines calculated for each image point by the Hough algorithm. Lines are computed for angles theta between 0 and 180 degrees, where theta is incremented by a fixed number of degrees, </w:t>
+      </w:r>
+      <w:proofErr w:type="spellStart"/>
+      <w:r>
+        <w:t>theta_inc</w:t>
+      </w:r>
+      <w:proofErr w:type="spellEnd"/>
+      <w:r>
+        <w:t xml:space="preserve">, between samples. The number of angles, </w:t>
+      </w:r>
+      <w:proofErr w:type="spellStart"/>
+      <w:r>
+        <w:t>nthetas</w:t>
+      </w:r>
+      <w:proofErr w:type="spellEnd"/>
+      <w:r>
+        <w:t>, samples is:</w:t>
       </w:r>
     </w:p>
     <w:p>
@@ -3114,55 +3544,112 @@
           <w:sz w:val="20"/>
           <w:szCs w:val="20"/>
         </w:rPr>
-        <w:t xml:space="preserve">  nthetas = 180 / theta_inc</w:t>
-      </w:r>
-    </w:p>
-    <w:p>
-      <w:pPr>
-        <w:pStyle w:val="Normalafterlist"/>
-      </w:pPr>
-      <w:r>
-        <w:t>For an image size (rows, cols), the polar line distance rho is computed from each (row, col) point with:</w:t>
-      </w:r>
-    </w:p>
-    <w:p>
-      <w:pPr>
-        <w:pStyle w:val="code"/>
+        <w:t xml:space="preserve">  </w:t>
+      </w:r>
+      <w:proofErr w:type="spellStart"/>
+      <w:r>
         <w:rPr>
           <w:sz w:val="20"/>
           <w:szCs w:val="20"/>
         </w:rPr>
-      </w:pPr>
+        <w:t>nthetas</w:t>
+      </w:r>
+      <w:proofErr w:type="spellEnd"/>
       <w:r>
         <w:rPr>
           <w:sz w:val="20"/>
           <w:szCs w:val="20"/>
         </w:rPr>
-        <w:t xml:space="preserve">  rho = (col – cols/2) * cos(theta) + (rows/2 – rows) * sin(theta)</w:t>
-      </w:r>
-    </w:p>
-    <w:p>
-      <w:pPr>
-        <w:pStyle w:val="Normalafterlist"/>
-      </w:pPr>
-      <w:r>
-        <w:t>The number of rho values, nrhos, for images is:</w:t>
-      </w:r>
-    </w:p>
-    <w:p>
-      <w:pPr>
-        <w:pStyle w:val="code"/>
+        <w:t xml:space="preserve"> = 180 / </w:t>
+      </w:r>
+      <w:proofErr w:type="spellStart"/>
+      <w:r>
         <w:rPr>
           <w:sz w:val="20"/>
           <w:szCs w:val="20"/>
         </w:rPr>
-      </w:pPr>
-      <w:r>
+        <w:t>theta_inc</w:t>
+      </w:r>
+      <w:proofErr w:type="spellEnd"/>
+    </w:p>
+    <w:p>
+      <w:pPr>
+        <w:pStyle w:val="Normalafterlist"/>
+      </w:pPr>
+      <w:r>
+        <w:t>For an image size (rows, cols), the polar line distance rho is computed from each (row, col) point with:</w:t>
+      </w:r>
+    </w:p>
+    <w:p>
+      <w:pPr>
+        <w:pStyle w:val="code"/>
         <w:rPr>
           <w:sz w:val="20"/>
           <w:szCs w:val="20"/>
         </w:rPr>
-        <w:t xml:space="preserve">  nrhos = sqrt(rows</w:t>
+      </w:pPr>
+      <w:r>
+        <w:rPr>
+          <w:sz w:val="20"/>
+          <w:szCs w:val="20"/>
+        </w:rPr>
+        <w:t xml:space="preserve">  rho = (col – cols/2) * cos(theta) + (rows/2 – rows) * sin(theta)</w:t>
+      </w:r>
+    </w:p>
+    <w:p>
+      <w:pPr>
+        <w:pStyle w:val="Normalafterlist"/>
+      </w:pPr>
+      <w:r>
+        <w:t xml:space="preserve">The number of rho values, </w:t>
+      </w:r>
+      <w:proofErr w:type="spellStart"/>
+      <w:r>
+        <w:t>nrhos</w:t>
+      </w:r>
+      <w:proofErr w:type="spellEnd"/>
+      <w:r>
+        <w:t>, for images is:</w:t>
+      </w:r>
+    </w:p>
+    <w:p>
+      <w:pPr>
+        <w:pStyle w:val="code"/>
+        <w:rPr>
+          <w:sz w:val="20"/>
+          <w:szCs w:val="20"/>
+        </w:rPr>
+      </w:pPr>
+      <w:r>
+        <w:rPr>
+          <w:sz w:val="20"/>
+          <w:szCs w:val="20"/>
+        </w:rPr>
+        <w:t xml:space="preserve">  </w:t>
+      </w:r>
+      <w:proofErr w:type="spellStart"/>
+      <w:r>
+        <w:rPr>
+          <w:sz w:val="20"/>
+          <w:szCs w:val="20"/>
+        </w:rPr>
+        <w:t>nrhos</w:t>
+      </w:r>
+      <w:proofErr w:type="spellEnd"/>
+      <w:r>
+        <w:rPr>
+          <w:sz w:val="20"/>
+          <w:szCs w:val="20"/>
+        </w:rPr>
+        <w:t xml:space="preserve"> = sqrt(</w:t>
+      </w:r>
+      <w:proofErr w:type="spellStart"/>
+      <w:r>
+        <w:rPr>
+          <w:sz w:val="20"/>
+          <w:szCs w:val="20"/>
+        </w:rPr>
+        <w:t>rows</w:t>
       </w:r>
       <w:r>
         <w:rPr>
@@ -3172,12 +3659,21 @@
         </w:rPr>
         <w:t>2</w:t>
       </w:r>
+      <w:proofErr w:type="spellEnd"/>
       <w:r>
         <w:rPr>
           <w:sz w:val="20"/>
           <w:szCs w:val="20"/>
         </w:rPr>
-        <w:t xml:space="preserve"> + columns</w:t>
+        <w:t xml:space="preserve"> + </w:t>
+      </w:r>
+      <w:proofErr w:type="spellStart"/>
+      <w:r>
+        <w:rPr>
+          <w:sz w:val="20"/>
+          <w:szCs w:val="20"/>
+        </w:rPr>
+        <w:t>columns</w:t>
       </w:r>
       <w:r>
         <w:rPr>
@@ -3187,6 +3683,7 @@
         </w:rPr>
         <w:t>2</w:t>
       </w:r>
+      <w:proofErr w:type="spellEnd"/>
       <w:r>
         <w:rPr>
           <w:sz w:val="20"/>
@@ -3200,7 +3697,15 @@
         <w:pStyle w:val="Normalafterlist"/>
       </w:pPr>
       <w:r>
-        <w:t>Each rho is accessed in the accumulator by bin index rho_index that corresponds to a rho with the formulas:</w:t>
+        <w:t xml:space="preserve">Each rho is accessed in the accumulator by bin index </w:t>
+      </w:r>
+      <w:proofErr w:type="spellStart"/>
+      <w:r>
+        <w:t>rho_index</w:t>
+      </w:r>
+      <w:proofErr w:type="spellEnd"/>
+      <w:r>
+        <w:t xml:space="preserve"> that corresponds to a rho with the formulas:</w:t>
       </w:r>
     </w:p>
     <w:p>
@@ -3217,47 +3722,39 @@
           <w:szCs w:val="20"/>
         </w:rPr>
         <w:lastRenderedPageBreak/>
-        <w:t xml:space="preserve">  rho_index = rho + nrhos / 2</w:t>
-      </w:r>
-    </w:p>
-    <w:p>
-      <w:pPr>
-        <w:pStyle w:val="code"/>
+        <w:t xml:space="preserve">  </w:t>
+      </w:r>
+      <w:proofErr w:type="spellStart"/>
+      <w:r>
         <w:rPr>
           <w:sz w:val="20"/>
           <w:szCs w:val="20"/>
         </w:rPr>
-      </w:pPr>
+        <w:t>rho_index</w:t>
+      </w:r>
+      <w:proofErr w:type="spellEnd"/>
       <w:r>
         <w:rPr>
           <w:sz w:val="20"/>
           <w:szCs w:val="20"/>
         </w:rPr>
-        <w:t xml:space="preserve">  rho = rho_index – nrhos / 2</w:t>
-      </w:r>
-    </w:p>
-    <w:p>
-      <w:pPr>
-        <w:pStyle w:val="Normalafterlist"/>
-      </w:pPr>
-      <w:r>
-        <w:t>The Hough accumulator is indexed by (rho_index, theta_index), where theta_index is the index of the sampled angle used. theta_index corresponds to the angle:</w:t>
-      </w:r>
-    </w:p>
-    <w:p>
-      <w:pPr>
-        <w:pStyle w:val="code"/>
+        <w:t xml:space="preserve"> = rho + </w:t>
+      </w:r>
+      <w:proofErr w:type="spellStart"/>
+      <w:r>
         <w:rPr>
           <w:sz w:val="20"/>
           <w:szCs w:val="20"/>
         </w:rPr>
-      </w:pPr>
+        <w:t>nrhos</w:t>
+      </w:r>
+      <w:proofErr w:type="spellEnd"/>
       <w:r>
         <w:rPr>
           <w:sz w:val="20"/>
           <w:szCs w:val="20"/>
         </w:rPr>
-        <w:t xml:space="preserve">  theta degrees = theta_index * theta_inc</w:t>
+        <w:t xml:space="preserve"> / 2</w:t>
       </w:r>
     </w:p>
     <w:p>
@@ -3273,7 +3770,39 @@
           <w:sz w:val="20"/>
           <w:szCs w:val="20"/>
         </w:rPr>
-        <w:t xml:space="preserve">  theta_index = theta degrees / theta_inc</w:t>
+        <w:t xml:space="preserve">  rho = </w:t>
+      </w:r>
+      <w:proofErr w:type="spellStart"/>
+      <w:r>
+        <w:rPr>
+          <w:sz w:val="20"/>
+          <w:szCs w:val="20"/>
+        </w:rPr>
+        <w:t>rho_index</w:t>
+      </w:r>
+      <w:proofErr w:type="spellEnd"/>
+      <w:r>
+        <w:rPr>
+          <w:sz w:val="20"/>
+          <w:szCs w:val="20"/>
+        </w:rPr>
+        <w:t xml:space="preserve"> – </w:t>
+      </w:r>
+      <w:proofErr w:type="spellStart"/>
+      <w:r>
+        <w:rPr>
+          <w:sz w:val="20"/>
+          <w:szCs w:val="20"/>
+        </w:rPr>
+        <w:t>nrhos</w:t>
+      </w:r>
+      <w:proofErr w:type="spellEnd"/>
+      <w:r>
+        <w:rPr>
+          <w:sz w:val="20"/>
+          <w:szCs w:val="20"/>
+        </w:rPr>
+        <w:t xml:space="preserve"> / 2</w:t>
       </w:r>
     </w:p>
     <w:p>
@@ -3281,7 +3810,145 @@
         <w:pStyle w:val="Normalafterlist"/>
       </w:pPr>
       <w:r>
-        <w:t>Polar lines (rho, theta) are generally input and stored as (rho_index, theta_index), except as noted.</w:t>
+        <w:t>The Hough accumulator is indexed by (</w:t>
+      </w:r>
+      <w:proofErr w:type="spellStart"/>
+      <w:r>
+        <w:t>rho_index</w:t>
+      </w:r>
+      <w:proofErr w:type="spellEnd"/>
+      <w:r>
+        <w:t xml:space="preserve">, </w:t>
+      </w:r>
+      <w:proofErr w:type="spellStart"/>
+      <w:r>
+        <w:t>theta_index</w:t>
+      </w:r>
+      <w:proofErr w:type="spellEnd"/>
+      <w:r>
+        <w:t xml:space="preserve">), where </w:t>
+      </w:r>
+      <w:proofErr w:type="spellStart"/>
+      <w:r>
+        <w:t>theta_index</w:t>
+      </w:r>
+      <w:proofErr w:type="spellEnd"/>
+      <w:r>
+        <w:t xml:space="preserve"> is the index of the sampled angle used. </w:t>
+      </w:r>
+      <w:proofErr w:type="spellStart"/>
+      <w:r>
+        <w:t>theta_index</w:t>
+      </w:r>
+      <w:proofErr w:type="spellEnd"/>
+      <w:r>
+        <w:t xml:space="preserve"> corresponds to the angle:</w:t>
+      </w:r>
+    </w:p>
+    <w:p>
+      <w:pPr>
+        <w:pStyle w:val="code"/>
+        <w:rPr>
+          <w:sz w:val="20"/>
+          <w:szCs w:val="20"/>
+        </w:rPr>
+      </w:pPr>
+      <w:r>
+        <w:rPr>
+          <w:sz w:val="20"/>
+          <w:szCs w:val="20"/>
+        </w:rPr>
+        <w:t xml:space="preserve">  theta degrees = </w:t>
+      </w:r>
+      <w:proofErr w:type="spellStart"/>
+      <w:r>
+        <w:rPr>
+          <w:sz w:val="20"/>
+          <w:szCs w:val="20"/>
+        </w:rPr>
+        <w:t>theta_index</w:t>
+      </w:r>
+      <w:proofErr w:type="spellEnd"/>
+      <w:r>
+        <w:rPr>
+          <w:sz w:val="20"/>
+          <w:szCs w:val="20"/>
+        </w:rPr>
+        <w:t xml:space="preserve"> * </w:t>
+      </w:r>
+      <w:proofErr w:type="spellStart"/>
+      <w:r>
+        <w:rPr>
+          <w:sz w:val="20"/>
+          <w:szCs w:val="20"/>
+        </w:rPr>
+        <w:t>theta_inc</w:t>
+      </w:r>
+      <w:proofErr w:type="spellEnd"/>
+    </w:p>
+    <w:p>
+      <w:pPr>
+        <w:pStyle w:val="code"/>
+        <w:rPr>
+          <w:sz w:val="20"/>
+          <w:szCs w:val="20"/>
+        </w:rPr>
+      </w:pPr>
+      <w:r>
+        <w:rPr>
+          <w:sz w:val="20"/>
+          <w:szCs w:val="20"/>
+        </w:rPr>
+        <w:t xml:space="preserve">  </w:t>
+      </w:r>
+      <w:proofErr w:type="spellStart"/>
+      <w:r>
+        <w:rPr>
+          <w:sz w:val="20"/>
+          <w:szCs w:val="20"/>
+        </w:rPr>
+        <w:t>theta_index</w:t>
+      </w:r>
+      <w:proofErr w:type="spellEnd"/>
+      <w:r>
+        <w:rPr>
+          <w:sz w:val="20"/>
+          <w:szCs w:val="20"/>
+        </w:rPr>
+        <w:t xml:space="preserve"> = theta degrees / </w:t>
+      </w:r>
+      <w:proofErr w:type="spellStart"/>
+      <w:r>
+        <w:rPr>
+          <w:sz w:val="20"/>
+          <w:szCs w:val="20"/>
+        </w:rPr>
+        <w:t>theta_inc</w:t>
+      </w:r>
+      <w:proofErr w:type="spellEnd"/>
+    </w:p>
+    <w:p>
+      <w:pPr>
+        <w:pStyle w:val="Normalafterlist"/>
+      </w:pPr>
+      <w:r>
+        <w:t>Polar lines (rho, theta) are generally input and stored as (</w:t>
+      </w:r>
+      <w:proofErr w:type="spellStart"/>
+      <w:r>
+        <w:t>rho_index</w:t>
+      </w:r>
+      <w:proofErr w:type="spellEnd"/>
+      <w:r>
+        <w:t xml:space="preserve">, </w:t>
+      </w:r>
+      <w:proofErr w:type="spellStart"/>
+      <w:r>
+        <w:t>theta_index</w:t>
+      </w:r>
+      <w:proofErr w:type="spellEnd"/>
+      <w:r>
+        <w:t>), except as noted.</w:t>
       </w:r>
     </w:p>
     <w:p>
@@ -3374,6 +4041,7 @@
                 <w:bCs w:val="0"/>
               </w:rPr>
             </w:pPr>
+            <w:proofErr w:type="spellStart"/>
             <w:r>
               <w:rPr>
                 <w:b w:val="0"/>
@@ -3381,6 +4049,7 @@
               </w:rPr>
               <w:t>theta_inc</w:t>
             </w:r>
+            <w:proofErr w:type="spellEnd"/>
           </w:p>
         </w:tc>
         <w:tc>
@@ -3426,6 +4095,7 @@
                 <w:bCs w:val="0"/>
               </w:rPr>
             </w:pPr>
+            <w:proofErr w:type="spellStart"/>
             <w:r>
               <w:rPr>
                 <w:b w:val="0"/>
@@ -3433,6 +4103,7 @@
               </w:rPr>
               <w:t>nrhos</w:t>
             </w:r>
+            <w:proofErr w:type="spellEnd"/>
           </w:p>
         </w:tc>
         <w:tc>
@@ -3588,12 +4259,21 @@
                 <w:bCs w:val="0"/>
               </w:rPr>
             </w:pPr>
-            <w:r>
-              <w:rPr>
-                <w:b w:val="0"/>
-                <w:bCs w:val="0"/>
-              </w:rPr>
-              <w:t>hough accumulator data</w:t>
+            <w:proofErr w:type="spellStart"/>
+            <w:r>
+              <w:rPr>
+                <w:b w:val="0"/>
+                <w:bCs w:val="0"/>
+              </w:rPr>
+              <w:t>hough</w:t>
+            </w:r>
+            <w:proofErr w:type="spellEnd"/>
+            <w:r>
+              <w:rPr>
+                <w:b w:val="0"/>
+                <w:bCs w:val="0"/>
+              </w:rPr>
+              <w:t xml:space="preserve"> accumulator data</w:t>
             </w:r>
           </w:p>
         </w:tc>
@@ -3606,8 +4286,21 @@
               <w:pStyle w:val="NoSpacing"/>
               <w:cnfStyle w:val="000000100000" w:firstRow="0" w:lastRow="0" w:firstColumn="0" w:lastColumn="0" w:oddVBand="0" w:evenVBand="0" w:oddHBand="1" w:evenHBand="0" w:firstRowFirstColumn="0" w:firstRowLastColumn="0" w:lastRowFirstColumn="0" w:lastRowLastColumn="0"/>
             </w:pPr>
-            <w:r>
-              <w:t>nrhos * nthetas 32-bit integers</w:t>
+            <w:proofErr w:type="spellStart"/>
+            <w:r>
+              <w:t>nrhos</w:t>
+            </w:r>
+            <w:proofErr w:type="spellEnd"/>
+            <w:r>
+              <w:t xml:space="preserve"> * </w:t>
+            </w:r>
+            <w:proofErr w:type="spellStart"/>
+            <w:r>
+              <w:t>nthetas</w:t>
+            </w:r>
+            <w:proofErr w:type="spellEnd"/>
+            <w:r>
+              <w:t xml:space="preserve"> 32-bit integers</w:t>
             </w:r>
           </w:p>
         </w:tc>
@@ -3621,7 +4314,23 @@
               <w:cnfStyle w:val="000000100000" w:firstRow="0" w:lastRow="0" w:firstColumn="0" w:lastColumn="0" w:oddVBand="0" w:evenVBand="0" w:oddHBand="1" w:evenHBand="0" w:firstRowFirstColumn="0" w:firstRowLastColumn="0" w:lastRowFirstColumn="0" w:lastRowLastColumn="0"/>
             </w:pPr>
             <w:r>
-              <w:t>The Hough accumulator (rho_index, theta_index) count data</w:t>
+              <w:t>The Hough accumulator (</w:t>
+            </w:r>
+            <w:proofErr w:type="spellStart"/>
+            <w:r>
+              <w:t>rho_index</w:t>
+            </w:r>
+            <w:proofErr w:type="spellEnd"/>
+            <w:r>
+              <w:t xml:space="preserve">, </w:t>
+            </w:r>
+            <w:proofErr w:type="spellStart"/>
+            <w:r>
+              <w:t>theta_index</w:t>
+            </w:r>
+            <w:proofErr w:type="spellEnd"/>
+            <w:r>
+              <w:t>) count data</w:t>
             </w:r>
           </w:p>
         </w:tc>
@@ -3675,7 +4384,23 @@
           </w:tcPr>
           <w:p>
             <w:r>
-              <w:t>rho values from -nrhos/2 to nrhos/2</w:t>
+              <w:t>rho values from -</w:t>
+            </w:r>
+            <w:proofErr w:type="spellStart"/>
+            <w:r>
+              <w:t>nrhos</w:t>
+            </w:r>
+            <w:proofErr w:type="spellEnd"/>
+            <w:r>
+              <w:t xml:space="preserve">/2 to </w:t>
+            </w:r>
+            <w:proofErr w:type="spellStart"/>
+            <w:r>
+              <w:t>nrhos</w:t>
+            </w:r>
+            <w:proofErr w:type="spellEnd"/>
+            <w:r>
+              <w:t>/2</w:t>
             </w:r>
           </w:p>
         </w:tc>
@@ -3697,7 +4422,15 @@
           </w:tcPr>
           <w:p>
             <w:r>
-              <w:t>sample theta in degrees, followed by each accumulator count for the corresponding (rho, theta_index)</w:t>
+              <w:t xml:space="preserve">sample theta in degrees, followed by each accumulator count for the corresponding (rho, </w:t>
+            </w:r>
+            <w:proofErr w:type="spellStart"/>
+            <w:r>
+              <w:t>theta_index</w:t>
+            </w:r>
+            <w:proofErr w:type="spellEnd"/>
+            <w:r>
+              <w:t>)</w:t>
             </w:r>
           </w:p>
         </w:tc>
@@ -3733,7 +4466,23 @@
     </w:p>
     <w:p>
       <w:r>
-        <w:t>The binary Hough peak line data is defined by the workbench and has the following format. Polar line data is stored as (rho_index, theta_index). The corresponding rho and theta can be derived from:</w:t>
+        <w:t>The binary Hough peak line data is defined by the workbench and has the following format. Polar line data is stored as (</w:t>
+      </w:r>
+      <w:proofErr w:type="spellStart"/>
+      <w:r>
+        <w:t>rho_index</w:t>
+      </w:r>
+      <w:proofErr w:type="spellEnd"/>
+      <w:r>
+        <w:t xml:space="preserve">, </w:t>
+      </w:r>
+      <w:proofErr w:type="spellStart"/>
+      <w:r>
+        <w:t>theta_index</w:t>
+      </w:r>
+      <w:proofErr w:type="spellEnd"/>
+      <w:r>
+        <w:t>). The corresponding rho and theta can be derived from:</w:t>
       </w:r>
     </w:p>
     <w:p>
@@ -3749,24 +4498,81 @@
           <w:sz w:val="20"/>
           <w:szCs w:val="20"/>
         </w:rPr>
-        <w:t>rho = rho_index – max_rho / 2</w:t>
-      </w:r>
-    </w:p>
-    <w:p>
-      <w:pPr>
-        <w:pStyle w:val="code"/>
+        <w:t xml:space="preserve">rho = </w:t>
+      </w:r>
+      <w:proofErr w:type="spellStart"/>
+      <w:r>
         <w:rPr>
           <w:sz w:val="20"/>
           <w:szCs w:val="20"/>
         </w:rPr>
-      </w:pPr>
+        <w:t>rho_index</w:t>
+      </w:r>
+      <w:proofErr w:type="spellEnd"/>
       <w:r>
         <w:rPr>
           <w:sz w:val="20"/>
           <w:szCs w:val="20"/>
         </w:rPr>
-        <w:t>theta degrees = theta_index * theta_inc</w:t>
-      </w:r>
+        <w:t xml:space="preserve"> – </w:t>
+      </w:r>
+      <w:proofErr w:type="spellStart"/>
+      <w:r>
+        <w:rPr>
+          <w:sz w:val="20"/>
+          <w:szCs w:val="20"/>
+        </w:rPr>
+        <w:t>max_rho</w:t>
+      </w:r>
+      <w:proofErr w:type="spellEnd"/>
+      <w:r>
+        <w:rPr>
+          <w:sz w:val="20"/>
+          <w:szCs w:val="20"/>
+        </w:rPr>
+        <w:t xml:space="preserve"> / 2</w:t>
+      </w:r>
+    </w:p>
+    <w:p>
+      <w:pPr>
+        <w:pStyle w:val="code"/>
+        <w:rPr>
+          <w:sz w:val="20"/>
+          <w:szCs w:val="20"/>
+        </w:rPr>
+      </w:pPr>
+      <w:r>
+        <w:rPr>
+          <w:sz w:val="20"/>
+          <w:szCs w:val="20"/>
+        </w:rPr>
+        <w:t xml:space="preserve">theta degrees = </w:t>
+      </w:r>
+      <w:proofErr w:type="spellStart"/>
+      <w:r>
+        <w:rPr>
+          <w:sz w:val="20"/>
+          <w:szCs w:val="20"/>
+        </w:rPr>
+        <w:t>theta_index</w:t>
+      </w:r>
+      <w:proofErr w:type="spellEnd"/>
+      <w:r>
+        <w:rPr>
+          <w:sz w:val="20"/>
+          <w:szCs w:val="20"/>
+        </w:rPr>
+        <w:t xml:space="preserve"> * </w:t>
+      </w:r>
+      <w:proofErr w:type="spellStart"/>
+      <w:r>
+        <w:rPr>
+          <w:sz w:val="20"/>
+          <w:szCs w:val="20"/>
+        </w:rPr>
+        <w:t>theta_inc</w:t>
+      </w:r>
+      <w:proofErr w:type="spellEnd"/>
     </w:p>
     <w:p>
       <w:pPr>
@@ -3854,6 +4660,7 @@
                 <w:bCs w:val="0"/>
               </w:rPr>
             </w:pPr>
+            <w:proofErr w:type="spellStart"/>
             <w:r>
               <w:rPr>
                 <w:b w:val="0"/>
@@ -3861,6 +4668,7 @@
               </w:rPr>
               <w:t>nlines</w:t>
             </w:r>
+            <w:proofErr w:type="spellEnd"/>
           </w:p>
         </w:tc>
         <w:tc>
@@ -3887,7 +4695,23 @@
               <w:cnfStyle w:val="000000100000" w:firstRow="0" w:lastRow="0" w:firstColumn="0" w:lastColumn="0" w:oddVBand="0" w:evenVBand="0" w:oddHBand="1" w:evenHBand="0" w:firstRowFirstColumn="0" w:firstRowLastColumn="0" w:lastRowFirstColumn="0" w:lastRowLastColumn="0"/>
             </w:pPr>
             <w:r>
-              <w:t xml:space="preserve">The number of polar lines (rho_index, theta_index, count) </w:t>
+              <w:t>The number of polar lines (</w:t>
+            </w:r>
+            <w:proofErr w:type="spellStart"/>
+            <w:r>
+              <w:t>rho_index</w:t>
+            </w:r>
+            <w:proofErr w:type="spellEnd"/>
+            <w:r>
+              <w:t xml:space="preserve">, </w:t>
+            </w:r>
+            <w:proofErr w:type="spellStart"/>
+            <w:r>
+              <w:t>theta_index</w:t>
+            </w:r>
+            <w:proofErr w:type="spellEnd"/>
+            <w:r>
+              <w:t xml:space="preserve">, count) </w:t>
             </w:r>
           </w:p>
         </w:tc>
@@ -3906,6 +4730,7 @@
                 <w:bCs w:val="0"/>
               </w:rPr>
             </w:pPr>
+            <w:proofErr w:type="spellStart"/>
             <w:r>
               <w:rPr>
                 <w:b w:val="0"/>
@@ -3913,6 +4738,7 @@
               </w:rPr>
               <w:t>theta_inc</w:t>
             </w:r>
+            <w:proofErr w:type="spellEnd"/>
           </w:p>
         </w:tc>
         <w:tc>
@@ -3961,6 +4787,7 @@
                 <w:bCs w:val="0"/>
               </w:rPr>
             </w:pPr>
+            <w:proofErr w:type="spellStart"/>
             <w:r>
               <w:rPr>
                 <w:b w:val="0"/>
@@ -3968,6 +4795,7 @@
               </w:rPr>
               <w:t>nrhos</w:t>
             </w:r>
+            <w:proofErr w:type="spellEnd"/>
           </w:p>
         </w:tc>
         <w:tc>
@@ -4033,7 +4861,15 @@
               <w:cnfStyle w:val="000000000000" w:firstRow="0" w:lastRow="0" w:firstColumn="0" w:lastColumn="0" w:oddVBand="0" w:evenVBand="0" w:oddHBand="0" w:evenHBand="0" w:firstRowFirstColumn="0" w:firstRowLastColumn="0" w:lastRowFirstColumn="0" w:lastRowLastColumn="0"/>
             </w:pPr>
             <w:r>
-              <w:t>3 * nlines 32-bit integers</w:t>
+              <w:t xml:space="preserve">3 * </w:t>
+            </w:r>
+            <w:proofErr w:type="spellStart"/>
+            <w:r>
+              <w:t>nlines</w:t>
+            </w:r>
+            <w:proofErr w:type="spellEnd"/>
+            <w:r>
+              <w:t xml:space="preserve"> 32-bit integers</w:t>
             </w:r>
           </w:p>
         </w:tc>
@@ -4047,7 +4883,23 @@
               <w:cnfStyle w:val="000000000000" w:firstRow="0" w:lastRow="0" w:firstColumn="0" w:lastColumn="0" w:oddVBand="0" w:evenVBand="0" w:oddHBand="0" w:evenHBand="0" w:firstRowFirstColumn="0" w:firstRowLastColumn="0" w:lastRowFirstColumn="0" w:lastRowLastColumn="0"/>
             </w:pPr>
             <w:r>
-              <w:t>The polar line (rho_index, theta_index, count) data</w:t>
+              <w:t>The polar line (</w:t>
+            </w:r>
+            <w:proofErr w:type="spellStart"/>
+            <w:r>
+              <w:t>rho_index</w:t>
+            </w:r>
+            <w:proofErr w:type="spellEnd"/>
+            <w:r>
+              <w:t xml:space="preserve">, </w:t>
+            </w:r>
+            <w:proofErr w:type="spellStart"/>
+            <w:r>
+              <w:t>theta_index</w:t>
+            </w:r>
+            <w:proofErr w:type="spellEnd"/>
+            <w:r>
+              <w:t>, count) data</w:t>
             </w:r>
           </w:p>
         </w:tc>
@@ -4805,11 +5657,35 @@
               <w:cnfStyle w:val="000000100000" w:firstRow="0" w:lastRow="0" w:firstColumn="0" w:lastColumn="0" w:oddVBand="0" w:evenVBand="0" w:oddHBand="1" w:evenHBand="0" w:firstRowFirstColumn="0" w:firstRowLastColumn="0" w:lastRowFirstColumn="0" w:lastRowLastColumn="0"/>
             </w:pPr>
             <w:r>
-              <w:t>“binary” for CV_32S or CV_32S data</w:t>
+              <w:t xml:space="preserve">“binary” for </w:t>
+            </w:r>
+            <w:proofErr w:type="spellStart"/>
+            <w:r>
+              <w:t>CV_32S</w:t>
+            </w:r>
+            <w:proofErr w:type="spellEnd"/>
+            <w:r>
+              <w:t xml:space="preserve"> or </w:t>
+            </w:r>
+            <w:proofErr w:type="spellStart"/>
+            <w:r>
+              <w:t>CV_32S</w:t>
+            </w:r>
+            <w:proofErr w:type="spellEnd"/>
+            <w:r>
+              <w:t xml:space="preserve"> data</w:t>
             </w:r>
             <w:r>
               <w:br/>
-              <w:t>“jpeg” for CV_8U JPEG images</w:t>
+              <w:t xml:space="preserve">“jpeg” for </w:t>
+            </w:r>
+            <w:proofErr w:type="spellStart"/>
+            <w:r>
+              <w:t>CV_8U</w:t>
+            </w:r>
+            <w:proofErr w:type="spellEnd"/>
+            <w:r>
+              <w:t xml:space="preserve"> JPEG images</w:t>
             </w:r>
           </w:p>
         </w:tc>
@@ -4905,7 +5781,15 @@
               <w:cnfStyle w:val="000000100000" w:firstRow="0" w:lastRow="0" w:firstColumn="0" w:lastColumn="0" w:oddVBand="0" w:evenVBand="0" w:oddHBand="1" w:evenHBand="0" w:firstRowFirstColumn="0" w:firstRowLastColumn="0" w:lastRowFirstColumn="0" w:lastRowLastColumn="0"/>
             </w:pPr>
             <w:r>
-              <w:t>“hough”</w:t>
+              <w:t>“</w:t>
+            </w:r>
+            <w:proofErr w:type="spellStart"/>
+            <w:r>
+              <w:t>hough</w:t>
+            </w:r>
+            <w:proofErr w:type="spellEnd"/>
+            <w:r>
+              <w:t>”</w:t>
             </w:r>
           </w:p>
         </w:tc>
@@ -5102,7 +5986,23 @@
                 <w:b w:val="0"/>
                 <w:bCs w:val="0"/>
               </w:rPr>
-              <w:t>“berkeley_db”</w:t>
+              <w:t>“</w:t>
+            </w:r>
+            <w:proofErr w:type="spellStart"/>
+            <w:r>
+              <w:rPr>
+                <w:b w:val="0"/>
+                <w:bCs w:val="0"/>
+              </w:rPr>
+              <w:t>berkeley_db</w:t>
+            </w:r>
+            <w:proofErr w:type="spellEnd"/>
+            <w:r>
+              <w:rPr>
+                <w:b w:val="0"/>
+                <w:bCs w:val="0"/>
+              </w:rPr>
+              <w:t>”</w:t>
             </w:r>
           </w:p>
         </w:tc>
@@ -5290,7 +6190,15 @@
         <w:pStyle w:val="code"/>
       </w:pPr>
       <w:r>
-        <w:t xml:space="preserve">      "ext": "</w:t>
+        <w:t xml:space="preserve">      "</w:t>
+      </w:r>
+      <w:proofErr w:type="spellStart"/>
+      <w:r>
+        <w:t>ext</w:t>
+      </w:r>
+      <w:proofErr w:type="spellEnd"/>
+      <w:r>
+        <w:t>": "</w:t>
       </w:r>
       <w:r>
         <w:rPr>
@@ -5325,17 +6233,33 @@
           <w:i/>
           <w:iCs/>
         </w:rPr>
-        <w:t>filename-base</w:t>
-      </w:r>
-      <w:r>
-        <w:t>.</w:t>
-      </w:r>
+        <w:t>filename-</w:t>
+      </w:r>
+      <w:proofErr w:type="spellStart"/>
       <w:r>
         <w:rPr>
           <w:i/>
           <w:iCs/>
         </w:rPr>
-        <w:t>filename-extension</w:t>
+        <w:t>base</w:t>
+      </w:r>
+      <w:r>
+        <w:t>.</w:t>
+      </w:r>
+      <w:r>
+        <w:rPr>
+          <w:i/>
+          <w:iCs/>
+        </w:rPr>
+        <w:t>filename</w:t>
+      </w:r>
+      <w:proofErr w:type="spellEnd"/>
+      <w:r>
+        <w:rPr>
+          <w:i/>
+          <w:iCs/>
+        </w:rPr>
+        <w:t>-extension</w:t>
       </w:r>
       <w:r>
         <w:t>". The extension may default to specific values for certain operations, such as that the default extension for image JPEG data is “jpg”.</w:t>
@@ -6334,8 +7258,16 @@
           <w:rPr>
             <w:rStyle w:val="Hyperlink"/>
           </w:rPr>
-          <w:t>cv-workbench.docx</w:t>
+          <w:t>cv-</w:t>
         </w:r>
+        <w:proofErr w:type="spellStart"/>
+        <w:r>
+          <w:rPr>
+            <w:rStyle w:val="Hyperlink"/>
+          </w:rPr>
+          <w:t>workbench.docx</w:t>
+        </w:r>
+        <w:proofErr w:type="spellEnd"/>
       </w:hyperlink>
     </w:p>
     <w:p>
@@ -6358,11 +7290,27 @@
           <w:rPr>
             <w:rStyle w:val="Hyperlink"/>
           </w:rPr>
-          <w:t>Windows Subsystem for Linux WSL2</w:t>
+          <w:t xml:space="preserve">Windows Subsystem for Linux </w:t>
         </w:r>
+        <w:proofErr w:type="spellStart"/>
+        <w:r>
+          <w:rPr>
+            <w:rStyle w:val="Hyperlink"/>
+          </w:rPr>
+          <w:t>WSL2</w:t>
+        </w:r>
+        <w:proofErr w:type="spellEnd"/>
       </w:hyperlink>
       <w:r>
-        <w:t xml:space="preserve"> with Ubuntu or Pengwin.</w:t>
+        <w:t xml:space="preserve"> with Ubuntu or </w:t>
+      </w:r>
+      <w:proofErr w:type="spellStart"/>
+      <w:r>
+        <w:t>Pengwin</w:t>
+      </w:r>
+      <w:proofErr w:type="spellEnd"/>
+      <w:r>
+        <w:t>.</w:t>
       </w:r>
     </w:p>
     <w:p>
@@ -6508,27 +7456,25 @@
           <w:szCs w:val="16"/>
         </w:rPr>
         <w:tab/>
-        <w:t xml:space="preserve">  "operator": "filter-edge-sobel",</w:t>
-      </w:r>
-    </w:p>
-    <w:p>
-      <w:pPr>
-        <w:shd w:val="clear" w:color="auto" w:fill="FFFFFF"/>
-        <w:spacing w:after="0" w:line="240" w:lineRule="auto"/>
+        <w:t xml:space="preserve">  "operator": "filter-edge-</w:t>
+      </w:r>
+      <w:proofErr w:type="spellStart"/>
+      <w:r>
         <w:rPr>
           <w:rFonts w:ascii="Lucida Console" w:hAnsi="Lucida Console"/>
           <w:sz w:val="16"/>
           <w:szCs w:val="16"/>
         </w:rPr>
-      </w:pPr>
+        <w:t>sobel</w:t>
+      </w:r>
+      <w:proofErr w:type="spellEnd"/>
       <w:r>
         <w:rPr>
           <w:rFonts w:ascii="Lucida Console" w:hAnsi="Lucida Console"/>
           <w:sz w:val="16"/>
           <w:szCs w:val="16"/>
         </w:rPr>
-        <w:tab/>
-        <w:t xml:space="preserve">  "input-data": [</w:t>
+        <w:t>",</w:t>
       </w:r>
     </w:p>
     <w:p>
@@ -6548,7 +7494,7 @@
           <w:szCs w:val="16"/>
         </w:rPr>
         <w:tab/>
-        <w:t xml:space="preserve">    {</w:t>
+        <w:t xml:space="preserve">  "input-data": [</w:t>
       </w:r>
     </w:p>
     <w:p>
@@ -6568,7 +7514,7 @@
           <w:szCs w:val="16"/>
         </w:rPr>
         <w:tab/>
-        <w:t xml:space="preserve">      "id": 1,</w:t>
+        <w:t xml:space="preserve">    {</w:t>
       </w:r>
     </w:p>
     <w:p>
@@ -6588,7 +7534,7 @@
           <w:szCs w:val="16"/>
         </w:rPr>
         <w:tab/>
-        <w:t xml:space="preserve">      "type": "image",</w:t>
+        <w:t xml:space="preserve">      "id": 1,</w:t>
       </w:r>
     </w:p>
     <w:p>
@@ -6608,7 +7554,7 @@
           <w:szCs w:val="16"/>
         </w:rPr>
         <w:tab/>
-        <w:t xml:space="preserve">      "repository": "filesystem",</w:t>
+        <w:t xml:space="preserve">      "type": "image",</w:t>
       </w:r>
     </w:p>
     <w:p>
@@ -6628,7 +7574,7 @@
           <w:szCs w:val="16"/>
         </w:rPr>
         <w:tab/>
-        <w:t xml:space="preserve">      "format": "jpeg",</w:t>
+        <w:t xml:space="preserve">      "repository": "filesystem",</w:t>
       </w:r>
     </w:p>
     <w:p>
@@ -6648,7 +7594,7 @@
           <w:szCs w:val="16"/>
         </w:rPr>
         <w:tab/>
-        <w:t xml:space="preserve">      "directory": ".",</w:t>
+        <w:t xml:space="preserve">      "format": "jpeg",</w:t>
       </w:r>
     </w:p>
     <w:p>
@@ -6668,7 +7614,7 @@
           <w:szCs w:val="16"/>
         </w:rPr>
         <w:tab/>
-        <w:t xml:space="preserve">      "filename": "square45-90_gray",</w:t>
+        <w:t xml:space="preserve">      "directory": ".",</w:t>
       </w:r>
     </w:p>
     <w:p>
@@ -6688,27 +7634,25 @@
           <w:szCs w:val="16"/>
         </w:rPr>
         <w:tab/>
-        <w:t xml:space="preserve">      "ext": "jpg"</w:t>
-      </w:r>
-    </w:p>
-    <w:p>
-      <w:pPr>
-        <w:shd w:val="clear" w:color="auto" w:fill="FFFFFF"/>
-        <w:spacing w:after="0" w:line="240" w:lineRule="auto"/>
+        <w:t xml:space="preserve">      "filename": "</w:t>
+      </w:r>
+      <w:proofErr w:type="spellStart"/>
+      <w:r>
         <w:rPr>
           <w:rFonts w:ascii="Lucida Console" w:hAnsi="Lucida Console"/>
           <w:sz w:val="16"/>
           <w:szCs w:val="16"/>
         </w:rPr>
-      </w:pPr>
+        <w:t>square45-90_gray</w:t>
+      </w:r>
+      <w:proofErr w:type="spellEnd"/>
       <w:r>
         <w:rPr>
           <w:rFonts w:ascii="Lucida Console" w:hAnsi="Lucida Console"/>
           <w:sz w:val="16"/>
           <w:szCs w:val="16"/>
         </w:rPr>
-        <w:tab/>
-        <w:t xml:space="preserve">    }</w:t>
+        <w:t>",</w:t>
       </w:r>
     </w:p>
     <w:p>
@@ -6728,27 +7672,25 @@
           <w:szCs w:val="16"/>
         </w:rPr>
         <w:tab/>
-        <w:t xml:space="preserve">  ],</w:t>
-      </w:r>
-    </w:p>
-    <w:p>
-      <w:pPr>
-        <w:shd w:val="clear" w:color="auto" w:fill="FFFFFF"/>
-        <w:spacing w:after="0" w:line="240" w:lineRule="auto"/>
+        <w:t xml:space="preserve">      "</w:t>
+      </w:r>
+      <w:proofErr w:type="spellStart"/>
+      <w:r>
         <w:rPr>
           <w:rFonts w:ascii="Lucida Console" w:hAnsi="Lucida Console"/>
           <w:sz w:val="16"/>
           <w:szCs w:val="16"/>
         </w:rPr>
-      </w:pPr>
+        <w:t>ext</w:t>
+      </w:r>
+      <w:proofErr w:type="spellEnd"/>
       <w:r>
         <w:rPr>
           <w:rFonts w:ascii="Lucida Console" w:hAnsi="Lucida Console"/>
           <w:sz w:val="16"/>
           <w:szCs w:val="16"/>
         </w:rPr>
-        <w:tab/>
-        <w:t xml:space="preserve">  "output-data": [</w:t>
+        <w:t>": "jpg"</w:t>
       </w:r>
     </w:p>
     <w:p>
@@ -6768,7 +7710,7 @@
           <w:szCs w:val="16"/>
         </w:rPr>
         <w:tab/>
-        <w:t xml:space="preserve">    {</w:t>
+        <w:t xml:space="preserve">    }</w:t>
       </w:r>
     </w:p>
     <w:p>
@@ -6788,7 +7730,7 @@
           <w:szCs w:val="16"/>
         </w:rPr>
         <w:tab/>
-        <w:t xml:space="preserve">      "id": 1,</w:t>
+        <w:t xml:space="preserve">  ],</w:t>
       </w:r>
     </w:p>
     <w:p>
@@ -6808,7 +7750,7 @@
           <w:szCs w:val="16"/>
         </w:rPr>
         <w:tab/>
-        <w:t xml:space="preserve">      "type": "image",</w:t>
+        <w:t xml:space="preserve">  "output-data": [</w:t>
       </w:r>
     </w:p>
     <w:p>
@@ -6828,7 +7770,7 @@
           <w:szCs w:val="16"/>
         </w:rPr>
         <w:tab/>
-        <w:t xml:space="preserve">      "repository": "filesystem",</w:t>
+        <w:t xml:space="preserve">    {</w:t>
       </w:r>
     </w:p>
     <w:p>
@@ -6848,7 +7790,7 @@
           <w:szCs w:val="16"/>
         </w:rPr>
         <w:tab/>
-        <w:t xml:space="preserve">      "format": "binary",</w:t>
+        <w:t xml:space="preserve">      "id": 1,</w:t>
       </w:r>
     </w:p>
     <w:p>
@@ -6868,7 +7810,7 @@
           <w:szCs w:val="16"/>
         </w:rPr>
         <w:tab/>
-        <w:t xml:space="preserve">      "directory": ".",</w:t>
+        <w:t xml:space="preserve">      "type": "image",</w:t>
       </w:r>
     </w:p>
     <w:p>
@@ -6888,7 +7830,7 @@
           <w:szCs w:val="16"/>
         </w:rPr>
         <w:tab/>
-        <w:t xml:space="preserve">      "filename": "square45-90_sobel_gray",</w:t>
+        <w:t xml:space="preserve">      "repository": "filesystem",</w:t>
       </w:r>
     </w:p>
     <w:p>
@@ -6908,7 +7850,103 @@
           <w:szCs w:val="16"/>
         </w:rPr>
         <w:tab/>
-        <w:t xml:space="preserve">      "ext": "bin"</w:t>
+        <w:t xml:space="preserve">      "format": "binary",</w:t>
+      </w:r>
+    </w:p>
+    <w:p>
+      <w:pPr>
+        <w:shd w:val="clear" w:color="auto" w:fill="FFFFFF"/>
+        <w:spacing w:after="0" w:line="240" w:lineRule="auto"/>
+        <w:rPr>
+          <w:rFonts w:ascii="Lucida Console" w:hAnsi="Lucida Console"/>
+          <w:sz w:val="16"/>
+          <w:szCs w:val="16"/>
+        </w:rPr>
+      </w:pPr>
+      <w:r>
+        <w:rPr>
+          <w:rFonts w:ascii="Lucida Console" w:hAnsi="Lucida Console"/>
+          <w:sz w:val="16"/>
+          <w:szCs w:val="16"/>
+        </w:rPr>
+        <w:tab/>
+        <w:t xml:space="preserve">      "directory": ".",</w:t>
+      </w:r>
+    </w:p>
+    <w:p>
+      <w:pPr>
+        <w:shd w:val="clear" w:color="auto" w:fill="FFFFFF"/>
+        <w:spacing w:after="0" w:line="240" w:lineRule="auto"/>
+        <w:rPr>
+          <w:rFonts w:ascii="Lucida Console" w:hAnsi="Lucida Console"/>
+          <w:sz w:val="16"/>
+          <w:szCs w:val="16"/>
+        </w:rPr>
+      </w:pPr>
+      <w:r>
+        <w:rPr>
+          <w:rFonts w:ascii="Lucida Console" w:hAnsi="Lucida Console"/>
+          <w:sz w:val="16"/>
+          <w:szCs w:val="16"/>
+        </w:rPr>
+        <w:tab/>
+        <w:t xml:space="preserve">      "filename": "</w:t>
+      </w:r>
+      <w:proofErr w:type="spellStart"/>
+      <w:r>
+        <w:rPr>
+          <w:rFonts w:ascii="Lucida Console" w:hAnsi="Lucida Console"/>
+          <w:sz w:val="16"/>
+          <w:szCs w:val="16"/>
+        </w:rPr>
+        <w:t>square45-90_sobel_gray</w:t>
+      </w:r>
+      <w:proofErr w:type="spellEnd"/>
+      <w:r>
+        <w:rPr>
+          <w:rFonts w:ascii="Lucida Console" w:hAnsi="Lucida Console"/>
+          <w:sz w:val="16"/>
+          <w:szCs w:val="16"/>
+        </w:rPr>
+        <w:t>",</w:t>
+      </w:r>
+    </w:p>
+    <w:p>
+      <w:pPr>
+        <w:shd w:val="clear" w:color="auto" w:fill="FFFFFF"/>
+        <w:spacing w:after="0" w:line="240" w:lineRule="auto"/>
+        <w:rPr>
+          <w:rFonts w:ascii="Lucida Console" w:hAnsi="Lucida Console"/>
+          <w:sz w:val="16"/>
+          <w:szCs w:val="16"/>
+        </w:rPr>
+      </w:pPr>
+      <w:r>
+        <w:rPr>
+          <w:rFonts w:ascii="Lucida Console" w:hAnsi="Lucida Console"/>
+          <w:sz w:val="16"/>
+          <w:szCs w:val="16"/>
+        </w:rPr>
+        <w:tab/>
+        <w:t xml:space="preserve">      "</w:t>
+      </w:r>
+      <w:proofErr w:type="spellStart"/>
+      <w:r>
+        <w:rPr>
+          <w:rFonts w:ascii="Lucida Console" w:hAnsi="Lucida Console"/>
+          <w:sz w:val="16"/>
+          <w:szCs w:val="16"/>
+        </w:rPr>
+        <w:t>ext</w:t>
+      </w:r>
+      <w:proofErr w:type="spellEnd"/>
+      <w:r>
+        <w:rPr>
+          <w:rFonts w:ascii="Lucida Console" w:hAnsi="Lucida Console"/>
+          <w:sz w:val="16"/>
+          <w:szCs w:val="16"/>
+        </w:rPr>
+        <w:t>": "bin"</w:t>
       </w:r>
     </w:p>
     <w:p>
@@ -7111,7 +8149,15 @@
               <w:pStyle w:val="code"/>
             </w:pPr>
             <w:r>
-              <w:t xml:space="preserve">  "operator": "filter-edge-sobel",</w:t>
+              <w:t xml:space="preserve">  "operator": "filter-edge-</w:t>
+            </w:r>
+            <w:proofErr w:type="spellStart"/>
+            <w:r>
+              <w:t>sobel</w:t>
+            </w:r>
+            <w:proofErr w:type="spellEnd"/>
+            <w:r>
+              <w:t>",</w:t>
             </w:r>
           </w:p>
         </w:tc>
@@ -7196,7 +8242,15 @@
               <w:pStyle w:val="code"/>
             </w:pPr>
             <w:r>
-              <w:t xml:space="preserve">      "filename": "square45-90_gray",</w:t>
+              <w:t xml:space="preserve">      "filename": "</w:t>
+            </w:r>
+            <w:proofErr w:type="spellStart"/>
+            <w:r>
+              <w:t>square45-90_gray</w:t>
+            </w:r>
+            <w:proofErr w:type="spellEnd"/>
+            <w:r>
+              <w:t>",</w:t>
             </w:r>
           </w:p>
           <w:p>
@@ -7204,7 +8258,15 @@
               <w:pStyle w:val="code"/>
             </w:pPr>
             <w:r>
-              <w:t xml:space="preserve">      "ext": "jpg"</w:t>
+              <w:t xml:space="preserve">      "</w:t>
+            </w:r>
+            <w:proofErr w:type="spellStart"/>
+            <w:r>
+              <w:t>ext</w:t>
+            </w:r>
+            <w:proofErr w:type="spellEnd"/>
+            <w:r>
+              <w:t>": "jpg"</w:t>
             </w:r>
           </w:p>
           <w:p>
@@ -7238,7 +8300,23 @@
               <w:cnfStyle w:val="000000000000" w:firstRow="0" w:lastRow="0" w:firstColumn="0" w:lastColumn="0" w:oddVBand="0" w:evenVBand="0" w:oddHBand="0" w:evenHBand="0" w:firstRowFirstColumn="0" w:firstRowLastColumn="0" w:lastRowFirstColumn="0" w:lastRowLastColumn="0"/>
             </w:pPr>
             <w:r>
-              <w:t>The input data for the operator is a CV_8U JPEG image file named “square45-90_gray.jpg” in the current directory</w:t>
+              <w:t xml:space="preserve">The input data for the operator is a </w:t>
+            </w:r>
+            <w:proofErr w:type="spellStart"/>
+            <w:r>
+              <w:t>CV_8U</w:t>
+            </w:r>
+            <w:proofErr w:type="spellEnd"/>
+            <w:r>
+              <w:t xml:space="preserve"> JPEG image file named “</w:t>
+            </w:r>
+            <w:proofErr w:type="spellStart"/>
+            <w:r>
+              <w:t>square45-90_gray.jpg</w:t>
+            </w:r>
+            <w:proofErr w:type="spellEnd"/>
+            <w:r>
+              <w:t>” in the current directory</w:t>
             </w:r>
           </w:p>
         </w:tc>
@@ -7314,7 +8392,15 @@
               <w:pStyle w:val="code"/>
             </w:pPr>
             <w:r>
-              <w:t xml:space="preserve">      "filename": "square45-90_sobel_gray",</w:t>
+              <w:t xml:space="preserve">      "filename": "</w:t>
+            </w:r>
+            <w:proofErr w:type="spellStart"/>
+            <w:r>
+              <w:t>square45-90_sobel_gray</w:t>
+            </w:r>
+            <w:proofErr w:type="spellEnd"/>
+            <w:r>
+              <w:t>",</w:t>
             </w:r>
           </w:p>
           <w:p>
@@ -7322,7 +8408,15 @@
               <w:pStyle w:val="code"/>
             </w:pPr>
             <w:r>
-              <w:t xml:space="preserve">      "ext": "bin"</w:t>
+              <w:t xml:space="preserve">      "</w:t>
+            </w:r>
+            <w:proofErr w:type="spellStart"/>
+            <w:r>
+              <w:t>ext</w:t>
+            </w:r>
+            <w:proofErr w:type="spellEnd"/>
+            <w:r>
+              <w:t>": "bin"</w:t>
             </w:r>
           </w:p>
           <w:p>
@@ -7352,11 +8446,35 @@
             </w:pPr>
             <w:r>
               <w:lastRenderedPageBreak/>
-              <w:t>The output data for the operator is a CV_32S binary image file named “square45-</w:t>
+              <w:t xml:space="preserve">The output data for the operator is a </w:t>
+            </w:r>
+            <w:proofErr w:type="spellStart"/>
+            <w:r>
+              <w:t>CV_32S</w:t>
+            </w:r>
+            <w:proofErr w:type="spellEnd"/>
+            <w:r>
+              <w:t xml:space="preserve"> binary image file named “</w:t>
+            </w:r>
+            <w:proofErr w:type="spellStart"/>
+            <w:r>
+              <w:t>square45-</w:t>
             </w:r>
             <w:r>
               <w:lastRenderedPageBreak/>
-              <w:t>90_sobel_gray.bin” in the current directory. The Sobel operator defines that the image is CV_32S.</w:t>
+              <w:t>90_sobel_gray.bin</w:t>
+            </w:r>
+            <w:proofErr w:type="spellEnd"/>
+            <w:r>
+              <w:t xml:space="preserve">” in the current directory. The Sobel operator defines that the image is </w:t>
+            </w:r>
+            <w:proofErr w:type="spellStart"/>
+            <w:r>
+              <w:t>CV_32S</w:t>
+            </w:r>
+            <w:proofErr w:type="spellEnd"/>
+            <w:r>
+              <w:t>.</w:t>
             </w:r>
           </w:p>
         </w:tc>
@@ -7456,7 +8574,47 @@
     </w:p>
     <w:p>
       <w:r>
-        <w:t xml:space="preserve">A sample script experiment step specifying mapping image intensities for an input binary CV_32S or CV_32F image to a CV_8U JPEG output image follows. The operator detects that the input image is in either a CV_32S or CV_32F format and handles either one. </w:t>
+        <w:t xml:space="preserve">A sample script experiment step specifying mapping image intensities for an input binary </w:t>
+      </w:r>
+      <w:proofErr w:type="spellStart"/>
+      <w:r>
+        <w:t>CV_32S</w:t>
+      </w:r>
+      <w:proofErr w:type="spellEnd"/>
+      <w:r>
+        <w:t xml:space="preserve"> or </w:t>
+      </w:r>
+      <w:proofErr w:type="spellStart"/>
+      <w:r>
+        <w:t>CV_32F</w:t>
+      </w:r>
+      <w:proofErr w:type="spellEnd"/>
+      <w:r>
+        <w:t xml:space="preserve"> image to a </w:t>
+      </w:r>
+      <w:proofErr w:type="spellStart"/>
+      <w:r>
+        <w:t>CV_8U</w:t>
+      </w:r>
+      <w:proofErr w:type="spellEnd"/>
+      <w:r>
+        <w:t xml:space="preserve"> JPEG output image follows. The operator detects that the input image is in either a </w:t>
+      </w:r>
+      <w:proofErr w:type="spellStart"/>
+      <w:r>
+        <w:t>CV_32S</w:t>
+      </w:r>
+      <w:proofErr w:type="spellEnd"/>
+      <w:r>
+        <w:t xml:space="preserve"> or </w:t>
+      </w:r>
+      <w:proofErr w:type="spellStart"/>
+      <w:r>
+        <w:t>CV_32F</w:t>
+      </w:r>
+      <w:proofErr w:type="spellEnd"/>
+      <w:r>
+        <w:t xml:space="preserve"> format and handles either one. </w:t>
       </w:r>
     </w:p>
     <w:p>
@@ -7676,27 +8834,25 @@
           <w:szCs w:val="16"/>
         </w:rPr>
         <w:tab/>
-        <w:t xml:space="preserve">      "filename": "square45-90_sobel_gray",</w:t>
-      </w:r>
-    </w:p>
-    <w:p>
-      <w:pPr>
-        <w:shd w:val="clear" w:color="auto" w:fill="FFFFFF"/>
-        <w:spacing w:after="0" w:line="240" w:lineRule="auto"/>
+        <w:t xml:space="preserve">      "filename": "</w:t>
+      </w:r>
+      <w:proofErr w:type="spellStart"/>
+      <w:r>
         <w:rPr>
           <w:rFonts w:ascii="Lucida Console" w:hAnsi="Lucida Console"/>
           <w:sz w:val="16"/>
           <w:szCs w:val="16"/>
         </w:rPr>
-      </w:pPr>
+        <w:t>square45-90_sobel_gray</w:t>
+      </w:r>
+      <w:proofErr w:type="spellEnd"/>
       <w:r>
         <w:rPr>
           <w:rFonts w:ascii="Lucida Console" w:hAnsi="Lucida Console"/>
           <w:sz w:val="16"/>
           <w:szCs w:val="16"/>
         </w:rPr>
-        <w:tab/>
-        <w:t xml:space="preserve">      "ext": "bin"</w:t>
+        <w:t>",</w:t>
       </w:r>
     </w:p>
     <w:p>
@@ -7716,27 +8872,25 @@
           <w:szCs w:val="16"/>
         </w:rPr>
         <w:tab/>
-        <w:t xml:space="preserve">    }</w:t>
-      </w:r>
-    </w:p>
-    <w:p>
-      <w:pPr>
-        <w:shd w:val="clear" w:color="auto" w:fill="FFFFFF"/>
-        <w:spacing w:after="0" w:line="240" w:lineRule="auto"/>
+        <w:t xml:space="preserve">      "</w:t>
+      </w:r>
+      <w:proofErr w:type="spellStart"/>
+      <w:r>
         <w:rPr>
           <w:rFonts w:ascii="Lucida Console" w:hAnsi="Lucida Console"/>
           <w:sz w:val="16"/>
           <w:szCs w:val="16"/>
         </w:rPr>
-      </w:pPr>
+        <w:t>ext</w:t>
+      </w:r>
+      <w:proofErr w:type="spellEnd"/>
       <w:r>
         <w:rPr>
           <w:rFonts w:ascii="Lucida Console" w:hAnsi="Lucida Console"/>
           <w:sz w:val="16"/>
           <w:szCs w:val="16"/>
         </w:rPr>
-        <w:tab/>
-        <w:t xml:space="preserve">  ],</w:t>
+        <w:t>": "bin"</w:t>
       </w:r>
     </w:p>
     <w:p>
@@ -7756,7 +8910,7 @@
           <w:szCs w:val="16"/>
         </w:rPr>
         <w:tab/>
-        <w:t xml:space="preserve">  "output-data": [</w:t>
+        <w:t xml:space="preserve">    }</w:t>
       </w:r>
     </w:p>
     <w:p>
@@ -7776,7 +8930,7 @@
           <w:szCs w:val="16"/>
         </w:rPr>
         <w:tab/>
-        <w:t xml:space="preserve">    {</w:t>
+        <w:t xml:space="preserve">  ],</w:t>
       </w:r>
     </w:p>
     <w:p>
@@ -7796,7 +8950,7 @@
           <w:szCs w:val="16"/>
         </w:rPr>
         <w:tab/>
-        <w:t xml:space="preserve">      "id": 1,</w:t>
+        <w:t xml:space="preserve">  "output-data": [</w:t>
       </w:r>
     </w:p>
     <w:p>
@@ -7816,7 +8970,7 @@
           <w:szCs w:val="16"/>
         </w:rPr>
         <w:tab/>
-        <w:t xml:space="preserve">      "type": "image",</w:t>
+        <w:t xml:space="preserve">    {</w:t>
       </w:r>
     </w:p>
     <w:p>
@@ -7836,7 +8990,7 @@
           <w:szCs w:val="16"/>
         </w:rPr>
         <w:tab/>
-        <w:t xml:space="preserve">      "repository": "filesystem",</w:t>
+        <w:t xml:space="preserve">      "id": 1,</w:t>
       </w:r>
     </w:p>
     <w:p>
@@ -7856,7 +9010,7 @@
           <w:szCs w:val="16"/>
         </w:rPr>
         <w:tab/>
-        <w:t xml:space="preserve">      "format": "jpeg",</w:t>
+        <w:t xml:space="preserve">      "type": "image",</w:t>
       </w:r>
     </w:p>
     <w:p>
@@ -7876,7 +9030,7 @@
           <w:szCs w:val="16"/>
         </w:rPr>
         <w:tab/>
-        <w:t xml:space="preserve">      "directory": ".",</w:t>
+        <w:t xml:space="preserve">      "repository": "filesystem",</w:t>
       </w:r>
     </w:p>
     <w:p>
@@ -7896,7 +9050,7 @@
           <w:szCs w:val="16"/>
         </w:rPr>
         <w:tab/>
-        <w:t xml:space="preserve">      "filename": "square45-90_sobel_gray",</w:t>
+        <w:t xml:space="preserve">      "format": "jpeg",</w:t>
       </w:r>
     </w:p>
     <w:p>
@@ -7916,7 +9070,7 @@
           <w:szCs w:val="16"/>
         </w:rPr>
         <w:tab/>
-        <w:t xml:space="preserve">      "ext": "jpg"</w:t>
+        <w:t xml:space="preserve">      "directory": ".",</w:t>
       </w:r>
     </w:p>
     <w:p>
@@ -7936,27 +9090,25 @@
           <w:szCs w:val="16"/>
         </w:rPr>
         <w:tab/>
-        <w:t xml:space="preserve">    }</w:t>
-      </w:r>
-    </w:p>
-    <w:p>
-      <w:pPr>
-        <w:shd w:val="clear" w:color="auto" w:fill="FFFFFF"/>
-        <w:spacing w:after="0" w:line="240" w:lineRule="auto"/>
+        <w:t xml:space="preserve">      "filename": "</w:t>
+      </w:r>
+      <w:proofErr w:type="spellStart"/>
+      <w:r>
         <w:rPr>
           <w:rFonts w:ascii="Lucida Console" w:hAnsi="Lucida Console"/>
           <w:sz w:val="16"/>
           <w:szCs w:val="16"/>
         </w:rPr>
-      </w:pPr>
+        <w:t>square45-90_sobel_gray</w:t>
+      </w:r>
+      <w:proofErr w:type="spellEnd"/>
       <w:r>
         <w:rPr>
           <w:rFonts w:ascii="Lucida Console" w:hAnsi="Lucida Console"/>
           <w:sz w:val="16"/>
           <w:szCs w:val="16"/>
         </w:rPr>
-        <w:tab/>
-        <w:t xml:space="preserve">  ],</w:t>
+        <w:t>",</w:t>
       </w:r>
     </w:p>
     <w:p>
@@ -7976,27 +9128,25 @@
           <w:szCs w:val="16"/>
         </w:rPr>
         <w:tab/>
-        <w:t xml:space="preserve">  "parameters": {</w:t>
-      </w:r>
-    </w:p>
-    <w:p>
-      <w:pPr>
-        <w:shd w:val="clear" w:color="auto" w:fill="FFFFFF"/>
-        <w:spacing w:after="0" w:line="240" w:lineRule="auto"/>
+        <w:t xml:space="preserve">      "</w:t>
+      </w:r>
+      <w:proofErr w:type="spellStart"/>
+      <w:r>
         <w:rPr>
           <w:rFonts w:ascii="Lucida Console" w:hAnsi="Lucida Console"/>
           <w:sz w:val="16"/>
           <w:szCs w:val="16"/>
         </w:rPr>
-      </w:pPr>
+        <w:t>ext</w:t>
+      </w:r>
+      <w:proofErr w:type="spellEnd"/>
       <w:r>
         <w:rPr>
           <w:rFonts w:ascii="Lucida Console" w:hAnsi="Lucida Console"/>
           <w:sz w:val="16"/>
           <w:szCs w:val="16"/>
         </w:rPr>
-        <w:tab/>
-        <w:t xml:space="preserve">    "lower_in": "-1020",</w:t>
+        <w:t>": "jpg"</w:t>
       </w:r>
     </w:p>
     <w:p>
@@ -8016,7 +9166,7 @@
           <w:szCs w:val="16"/>
         </w:rPr>
         <w:tab/>
-        <w:t xml:space="preserve">    "upper_in": "1020",</w:t>
+        <w:t xml:space="preserve">    }</w:t>
       </w:r>
     </w:p>
     <w:p>
@@ -8036,7 +9186,7 @@
           <w:szCs w:val="16"/>
         </w:rPr>
         <w:tab/>
-        <w:t xml:space="preserve">    "lower_out": "0",</w:t>
+        <w:t xml:space="preserve">  ],</w:t>
       </w:r>
     </w:p>
     <w:p>
@@ -8056,7 +9206,7 @@
           <w:szCs w:val="16"/>
         </w:rPr>
         <w:tab/>
-        <w:t xml:space="preserve">    "upper_out": "255",</w:t>
+        <w:t xml:space="preserve">  "parameters": {</w:t>
       </w:r>
     </w:p>
     <w:p>
@@ -8076,7 +9226,177 @@
           <w:szCs w:val="16"/>
         </w:rPr>
         <w:tab/>
-        <w:t xml:space="preserve">    "depth": "CV_8U"</w:t>
+        <w:t xml:space="preserve">    "</w:t>
+      </w:r>
+      <w:proofErr w:type="spellStart"/>
+      <w:r>
+        <w:rPr>
+          <w:rFonts w:ascii="Lucida Console" w:hAnsi="Lucida Console"/>
+          <w:sz w:val="16"/>
+          <w:szCs w:val="16"/>
+        </w:rPr>
+        <w:t>lower_in</w:t>
+      </w:r>
+      <w:proofErr w:type="spellEnd"/>
+      <w:r>
+        <w:rPr>
+          <w:rFonts w:ascii="Lucida Console" w:hAnsi="Lucida Console"/>
+          <w:sz w:val="16"/>
+          <w:szCs w:val="16"/>
+        </w:rPr>
+        <w:t>": "-1020",</w:t>
+      </w:r>
+    </w:p>
+    <w:p>
+      <w:pPr>
+        <w:shd w:val="clear" w:color="auto" w:fill="FFFFFF"/>
+        <w:spacing w:after="0" w:line="240" w:lineRule="auto"/>
+        <w:rPr>
+          <w:rFonts w:ascii="Lucida Console" w:hAnsi="Lucida Console"/>
+          <w:sz w:val="16"/>
+          <w:szCs w:val="16"/>
+        </w:rPr>
+      </w:pPr>
+      <w:r>
+        <w:rPr>
+          <w:rFonts w:ascii="Lucida Console" w:hAnsi="Lucida Console"/>
+          <w:sz w:val="16"/>
+          <w:szCs w:val="16"/>
+        </w:rPr>
+        <w:tab/>
+        <w:t xml:space="preserve">    "</w:t>
+      </w:r>
+      <w:proofErr w:type="spellStart"/>
+      <w:r>
+        <w:rPr>
+          <w:rFonts w:ascii="Lucida Console" w:hAnsi="Lucida Console"/>
+          <w:sz w:val="16"/>
+          <w:szCs w:val="16"/>
+        </w:rPr>
+        <w:t>upper_in</w:t>
+      </w:r>
+      <w:proofErr w:type="spellEnd"/>
+      <w:r>
+        <w:rPr>
+          <w:rFonts w:ascii="Lucida Console" w:hAnsi="Lucida Console"/>
+          <w:sz w:val="16"/>
+          <w:szCs w:val="16"/>
+        </w:rPr>
+        <w:t>": "1020",</w:t>
+      </w:r>
+    </w:p>
+    <w:p>
+      <w:pPr>
+        <w:shd w:val="clear" w:color="auto" w:fill="FFFFFF"/>
+        <w:spacing w:after="0" w:line="240" w:lineRule="auto"/>
+        <w:rPr>
+          <w:rFonts w:ascii="Lucida Console" w:hAnsi="Lucida Console"/>
+          <w:sz w:val="16"/>
+          <w:szCs w:val="16"/>
+        </w:rPr>
+      </w:pPr>
+      <w:r>
+        <w:rPr>
+          <w:rFonts w:ascii="Lucida Console" w:hAnsi="Lucida Console"/>
+          <w:sz w:val="16"/>
+          <w:szCs w:val="16"/>
+        </w:rPr>
+        <w:tab/>
+        <w:t xml:space="preserve">    "</w:t>
+      </w:r>
+      <w:proofErr w:type="spellStart"/>
+      <w:r>
+        <w:rPr>
+          <w:rFonts w:ascii="Lucida Console" w:hAnsi="Lucida Console"/>
+          <w:sz w:val="16"/>
+          <w:szCs w:val="16"/>
+        </w:rPr>
+        <w:t>lower_out</w:t>
+      </w:r>
+      <w:proofErr w:type="spellEnd"/>
+      <w:r>
+        <w:rPr>
+          <w:rFonts w:ascii="Lucida Console" w:hAnsi="Lucida Console"/>
+          <w:sz w:val="16"/>
+          <w:szCs w:val="16"/>
+        </w:rPr>
+        <w:t>": "0",</w:t>
+      </w:r>
+    </w:p>
+    <w:p>
+      <w:pPr>
+        <w:shd w:val="clear" w:color="auto" w:fill="FFFFFF"/>
+        <w:spacing w:after="0" w:line="240" w:lineRule="auto"/>
+        <w:rPr>
+          <w:rFonts w:ascii="Lucida Console" w:hAnsi="Lucida Console"/>
+          <w:sz w:val="16"/>
+          <w:szCs w:val="16"/>
+        </w:rPr>
+      </w:pPr>
+      <w:r>
+        <w:rPr>
+          <w:rFonts w:ascii="Lucida Console" w:hAnsi="Lucida Console"/>
+          <w:sz w:val="16"/>
+          <w:szCs w:val="16"/>
+        </w:rPr>
+        <w:tab/>
+        <w:t xml:space="preserve">    "</w:t>
+      </w:r>
+      <w:proofErr w:type="spellStart"/>
+      <w:r>
+        <w:rPr>
+          <w:rFonts w:ascii="Lucida Console" w:hAnsi="Lucida Console"/>
+          <w:sz w:val="16"/>
+          <w:szCs w:val="16"/>
+        </w:rPr>
+        <w:t>upper_out</w:t>
+      </w:r>
+      <w:proofErr w:type="spellEnd"/>
+      <w:r>
+        <w:rPr>
+          <w:rFonts w:ascii="Lucida Console" w:hAnsi="Lucida Console"/>
+          <w:sz w:val="16"/>
+          <w:szCs w:val="16"/>
+        </w:rPr>
+        <w:t>": "255",</w:t>
+      </w:r>
+    </w:p>
+    <w:p>
+      <w:pPr>
+        <w:shd w:val="clear" w:color="auto" w:fill="FFFFFF"/>
+        <w:spacing w:after="0" w:line="240" w:lineRule="auto"/>
+        <w:rPr>
+          <w:rFonts w:ascii="Lucida Console" w:hAnsi="Lucida Console"/>
+          <w:sz w:val="16"/>
+          <w:szCs w:val="16"/>
+        </w:rPr>
+      </w:pPr>
+      <w:r>
+        <w:rPr>
+          <w:rFonts w:ascii="Lucida Console" w:hAnsi="Lucida Console"/>
+          <w:sz w:val="16"/>
+          <w:szCs w:val="16"/>
+        </w:rPr>
+        <w:tab/>
+        <w:t xml:space="preserve">    "depth": "</w:t>
+      </w:r>
+      <w:proofErr w:type="spellStart"/>
+      <w:r>
+        <w:rPr>
+          <w:rFonts w:ascii="Lucida Console" w:hAnsi="Lucida Console"/>
+          <w:sz w:val="16"/>
+          <w:szCs w:val="16"/>
+        </w:rPr>
+        <w:t>CV_8U</w:t>
+      </w:r>
+      <w:proofErr w:type="spellEnd"/>
+      <w:r>
+        <w:rPr>
+          <w:rFonts w:ascii="Lucida Console" w:hAnsi="Lucida Console"/>
+          <w:sz w:val="16"/>
+          <w:szCs w:val="16"/>
+        </w:rPr>
+        <w:t>"</w:t>
       </w:r>
     </w:p>
     <w:p>
@@ -8264,7 +9584,15 @@
               <w:pStyle w:val="code"/>
             </w:pPr>
             <w:r>
-              <w:t xml:space="preserve">      "filename": "square45-90_sobel_gray",</w:t>
+              <w:t xml:space="preserve">      "filename": "</w:t>
+            </w:r>
+            <w:proofErr w:type="spellStart"/>
+            <w:r>
+              <w:t>square45-90_sobel_gray</w:t>
+            </w:r>
+            <w:proofErr w:type="spellEnd"/>
+            <w:r>
+              <w:t>",</w:t>
             </w:r>
           </w:p>
           <w:p>
@@ -8272,7 +9600,15 @@
               <w:pStyle w:val="code"/>
             </w:pPr>
             <w:r>
-              <w:t xml:space="preserve">      "ext": "bin"</w:t>
+              <w:t xml:space="preserve">      "</w:t>
+            </w:r>
+            <w:proofErr w:type="spellStart"/>
+            <w:r>
+              <w:t>ext</w:t>
+            </w:r>
+            <w:proofErr w:type="spellEnd"/>
+            <w:r>
+              <w:t>": "bin"</w:t>
             </w:r>
           </w:p>
           <w:p>
@@ -8301,7 +9637,31 @@
               <w:cnfStyle w:val="000000000000" w:firstRow="0" w:lastRow="0" w:firstColumn="0" w:lastColumn="0" w:oddVBand="0" w:evenVBand="0" w:oddHBand="0" w:evenHBand="0" w:firstRowFirstColumn="0" w:firstRowLastColumn="0" w:lastRowFirstColumn="0" w:lastRowLastColumn="0"/>
             </w:pPr>
             <w:r>
-              <w:t>The input data for the operator is a CV_32S or CV_32F binary image file named “square45-90_gray.bin” in the current directory</w:t>
+              <w:t xml:space="preserve">The input data for the operator is a </w:t>
+            </w:r>
+            <w:proofErr w:type="spellStart"/>
+            <w:r>
+              <w:t>CV_32S</w:t>
+            </w:r>
+            <w:proofErr w:type="spellEnd"/>
+            <w:r>
+              <w:t xml:space="preserve"> or </w:t>
+            </w:r>
+            <w:proofErr w:type="spellStart"/>
+            <w:r>
+              <w:t>CV_32F</w:t>
+            </w:r>
+            <w:proofErr w:type="spellEnd"/>
+            <w:r>
+              <w:t xml:space="preserve"> binary image file named “</w:t>
+            </w:r>
+            <w:proofErr w:type="spellStart"/>
+            <w:r>
+              <w:t>square45-90_gray.bin</w:t>
+            </w:r>
+            <w:proofErr w:type="spellEnd"/>
+            <w:r>
+              <w:t>” in the current directory</w:t>
             </w:r>
           </w:p>
         </w:tc>
@@ -8377,7 +9737,15 @@
               <w:pStyle w:val="code"/>
             </w:pPr>
             <w:r>
-              <w:t xml:space="preserve">      "filename": "square45-90_sobel_gray",</w:t>
+              <w:t xml:space="preserve">      "filename": "</w:t>
+            </w:r>
+            <w:proofErr w:type="spellStart"/>
+            <w:r>
+              <w:t>square45-90_sobel_gray</w:t>
+            </w:r>
+            <w:proofErr w:type="spellEnd"/>
+            <w:r>
+              <w:t>",</w:t>
             </w:r>
           </w:p>
           <w:p>
@@ -8385,7 +9753,15 @@
               <w:pStyle w:val="code"/>
             </w:pPr>
             <w:r>
-              <w:t xml:space="preserve">      "ext": "jpg"</w:t>
+              <w:t xml:space="preserve">      "</w:t>
+            </w:r>
+            <w:proofErr w:type="spellStart"/>
+            <w:r>
+              <w:t>ext</w:t>
+            </w:r>
+            <w:proofErr w:type="spellEnd"/>
+            <w:r>
+              <w:t>": "jpg"</w:t>
             </w:r>
           </w:p>
           <w:p>
@@ -8415,11 +9791,35 @@
             </w:pPr>
             <w:r>
               <w:lastRenderedPageBreak/>
-              <w:t xml:space="preserve">The output data for the operator is a CV_8U binary JPEG file named “square45-90_sobel_gray.jpg” in the current directory. </w:t>
+              <w:t xml:space="preserve">The output data for the operator is a </w:t>
+            </w:r>
+            <w:proofErr w:type="spellStart"/>
+            <w:r>
+              <w:t>CV_8U</w:t>
+            </w:r>
+            <w:proofErr w:type="spellEnd"/>
+            <w:r>
+              <w:t xml:space="preserve"> binary JPEG file named “</w:t>
+            </w:r>
+            <w:proofErr w:type="spellStart"/>
+            <w:r>
+              <w:t>square45-90_sobel_gray.jpg</w:t>
+            </w:r>
+            <w:proofErr w:type="spellEnd"/>
+            <w:r>
+              <w:t xml:space="preserve">” in the current directory. </w:t>
             </w:r>
             <w:r>
               <w:lastRenderedPageBreak/>
-              <w:t>The CV_8U depth is implied by specifying a JPEG output format.</w:t>
+              <w:t xml:space="preserve">The </w:t>
+            </w:r>
+            <w:proofErr w:type="spellStart"/>
+            <w:r>
+              <w:t>CV_8U</w:t>
+            </w:r>
+            <w:proofErr w:type="spellEnd"/>
+            <w:r>
+              <w:t xml:space="preserve"> depth is implied by specifying a JPEG output format.</w:t>
             </w:r>
           </w:p>
         </w:tc>
@@ -8444,7 +9844,15 @@
               <w:pStyle w:val="code"/>
             </w:pPr>
             <w:r>
-              <w:t xml:space="preserve">    "lower_in": "-1020",</w:t>
+              <w:t xml:space="preserve">    "</w:t>
+            </w:r>
+            <w:proofErr w:type="spellStart"/>
+            <w:r>
+              <w:t>lower_in</w:t>
+            </w:r>
+            <w:proofErr w:type="spellEnd"/>
+            <w:r>
+              <w:t>": "-1020",</w:t>
             </w:r>
           </w:p>
           <w:p>
@@ -8452,7 +9860,15 @@
               <w:pStyle w:val="code"/>
             </w:pPr>
             <w:r>
-              <w:t xml:space="preserve">    "upper_in": "1020",</w:t>
+              <w:t xml:space="preserve">    "</w:t>
+            </w:r>
+            <w:proofErr w:type="spellStart"/>
+            <w:r>
+              <w:t>upper_in</w:t>
+            </w:r>
+            <w:proofErr w:type="spellEnd"/>
+            <w:r>
+              <w:t>": "1020",</w:t>
             </w:r>
           </w:p>
           <w:p>
@@ -8460,7 +9876,15 @@
               <w:pStyle w:val="code"/>
             </w:pPr>
             <w:r>
-              <w:t xml:space="preserve">    "lower_out": "0",</w:t>
+              <w:t xml:space="preserve">    "</w:t>
+            </w:r>
+            <w:proofErr w:type="spellStart"/>
+            <w:r>
+              <w:t>lower_out</w:t>
+            </w:r>
+            <w:proofErr w:type="spellEnd"/>
+            <w:r>
+              <w:t>": "0",</w:t>
             </w:r>
           </w:p>
           <w:p>
@@ -8468,7 +9892,15 @@
               <w:pStyle w:val="code"/>
             </w:pPr>
             <w:r>
-              <w:t xml:space="preserve">    "upper_out": "255"</w:t>
+              <w:t xml:space="preserve">    "</w:t>
+            </w:r>
+            <w:proofErr w:type="spellStart"/>
+            <w:r>
+              <w:t>upper_out</w:t>
+            </w:r>
+            <w:proofErr w:type="spellEnd"/>
+            <w:r>
+              <w:t>": "255"</w:t>
             </w:r>
           </w:p>
           <w:p>
@@ -8489,7 +9921,39 @@
               <w:cnfStyle w:val="000000000000" w:firstRow="0" w:lastRow="0" w:firstColumn="0" w:lastColumn="0" w:oddVBand="0" w:evenVBand="0" w:oddHBand="0" w:evenHBand="0" w:firstRowFirstColumn="0" w:firstRowLastColumn="0" w:lastRowFirstColumn="0" w:lastRowLastColumn="0"/>
             </w:pPr>
             <w:r>
-              <w:t xml:space="preserve">The script parameter define lower_in, upper_in, lower_out, and upper_out intensity mapping parameters. </w:t>
+              <w:t xml:space="preserve">The script parameter define </w:t>
+            </w:r>
+            <w:proofErr w:type="spellStart"/>
+            <w:r>
+              <w:t>lower_in</w:t>
+            </w:r>
+            <w:proofErr w:type="spellEnd"/>
+            <w:r>
+              <w:t xml:space="preserve">, </w:t>
+            </w:r>
+            <w:proofErr w:type="spellStart"/>
+            <w:r>
+              <w:t>upper_in</w:t>
+            </w:r>
+            <w:proofErr w:type="spellEnd"/>
+            <w:r>
+              <w:t xml:space="preserve">, </w:t>
+            </w:r>
+            <w:proofErr w:type="spellStart"/>
+            <w:r>
+              <w:t>lower_out</w:t>
+            </w:r>
+            <w:proofErr w:type="spellEnd"/>
+            <w:r>
+              <w:t xml:space="preserve">, and </w:t>
+            </w:r>
+            <w:proofErr w:type="spellStart"/>
+            <w:r>
+              <w:t>upper_out</w:t>
+            </w:r>
+            <w:proofErr w:type="spellEnd"/>
+            <w:r>
+              <w:t xml:space="preserve"> intensity mapping parameters. </w:t>
             </w:r>
           </w:p>
         </w:tc>
@@ -10026,7 +11490,47 @@
               <w:cnfStyle w:val="000000000000" w:firstRow="0" w:lastRow="0" w:firstColumn="0" w:lastColumn="0" w:oddVBand="0" w:evenVBand="0" w:oddHBand="0" w:evenHBand="0" w:firstRowFirstColumn="0" w:firstRowLastColumn="0" w:lastRowFirstColumn="0" w:lastRowLastColumn="0"/>
             </w:pPr>
             <w:r>
-              <w:t xml:space="preserve">Map CV_32S or CV_32F image intensities from an input intensity range to an output intensity range. Output images may be JPEG CV_8U images or binary CV_32S or CV_32F images. </w:t>
+              <w:t xml:space="preserve">Map </w:t>
+            </w:r>
+            <w:proofErr w:type="spellStart"/>
+            <w:r>
+              <w:t>CV_32S</w:t>
+            </w:r>
+            <w:proofErr w:type="spellEnd"/>
+            <w:r>
+              <w:t xml:space="preserve"> or </w:t>
+            </w:r>
+            <w:proofErr w:type="spellStart"/>
+            <w:r>
+              <w:t>CV_32F</w:t>
+            </w:r>
+            <w:proofErr w:type="spellEnd"/>
+            <w:r>
+              <w:t xml:space="preserve"> image intensities from an input intensity range to an output intensity range. Output images may be JPEG </w:t>
+            </w:r>
+            <w:proofErr w:type="spellStart"/>
+            <w:r>
+              <w:t>CV_8U</w:t>
+            </w:r>
+            <w:proofErr w:type="spellEnd"/>
+            <w:r>
+              <w:t xml:space="preserve"> images or binary </w:t>
+            </w:r>
+            <w:proofErr w:type="spellStart"/>
+            <w:r>
+              <w:t>CV_32S</w:t>
+            </w:r>
+            <w:proofErr w:type="spellEnd"/>
+            <w:r>
+              <w:t xml:space="preserve"> or </w:t>
+            </w:r>
+            <w:proofErr w:type="spellStart"/>
+            <w:r>
+              <w:t>CV_32F</w:t>
+            </w:r>
+            <w:proofErr w:type="spellEnd"/>
+            <w:r>
+              <w:t xml:space="preserve"> images. </w:t>
             </w:r>
           </w:p>
         </w:tc>
@@ -10909,7 +12413,31 @@
               <w:cnfStyle w:val="000000100000" w:firstRow="0" w:lastRow="0" w:firstColumn="0" w:lastColumn="0" w:oddVBand="0" w:evenVBand="0" w:oddHBand="1" w:evenHBand="0" w:firstRowFirstColumn="0" w:firstRowLastColumn="0" w:lastRowFirstColumn="0" w:lastRowLastColumn="0"/>
             </w:pPr>
             <w:r>
-              <w:t>input CV_8U, CV_32S, or CV_32F intensity image</w:t>
+              <w:t xml:space="preserve">input </w:t>
+            </w:r>
+            <w:proofErr w:type="spellStart"/>
+            <w:r>
+              <w:t>CV_8U</w:t>
+            </w:r>
+            <w:proofErr w:type="spellEnd"/>
+            <w:r>
+              <w:t xml:space="preserve">, </w:t>
+            </w:r>
+            <w:proofErr w:type="spellStart"/>
+            <w:r>
+              <w:t>CV_32S</w:t>
+            </w:r>
+            <w:proofErr w:type="spellEnd"/>
+            <w:r>
+              <w:t xml:space="preserve">, or </w:t>
+            </w:r>
+            <w:proofErr w:type="spellStart"/>
+            <w:r>
+              <w:t>CV_32F</w:t>
+            </w:r>
+            <w:proofErr w:type="spellEnd"/>
+            <w:r>
+              <w:t xml:space="preserve"> intensity image</w:t>
             </w:r>
           </w:p>
         </w:tc>
@@ -10984,7 +12512,23 @@
               <w:cnfStyle w:val="000000000000" w:firstRow="0" w:lastRow="0" w:firstColumn="0" w:lastColumn="0" w:oddVBand="0" w:evenVBand="0" w:oddHBand="0" w:evenHBand="0" w:firstRowFirstColumn="0" w:firstRowLastColumn="0" w:lastRowFirstColumn="0" w:lastRowLastColumn="0"/>
             </w:pPr>
             <w:r>
-              <w:t>output CV_32S, or CV_32F edge image</w:t>
+              <w:t xml:space="preserve">output </w:t>
+            </w:r>
+            <w:proofErr w:type="spellStart"/>
+            <w:r>
+              <w:t>CV_32S</w:t>
+            </w:r>
+            <w:proofErr w:type="spellEnd"/>
+            <w:r>
+              <w:t xml:space="preserve">, or </w:t>
+            </w:r>
+            <w:proofErr w:type="spellStart"/>
+            <w:r>
+              <w:t>CV_32F</w:t>
+            </w:r>
+            <w:proofErr w:type="spellEnd"/>
+            <w:r>
+              <w:t xml:space="preserve"> edge image</w:t>
             </w:r>
           </w:p>
         </w:tc>
@@ -11334,12 +12878,21 @@
                 <w:szCs w:val="20"/>
               </w:rPr>
             </w:pPr>
+            <w:proofErr w:type="spellStart"/>
             <w:r>
               <w:rPr>
                 <w:sz w:val="20"/>
                 <w:szCs w:val="20"/>
               </w:rPr>
-              <w:t>CV_8U has value 0</w:t>
+              <w:t>CV_8U</w:t>
+            </w:r>
+            <w:proofErr w:type="spellEnd"/>
+            <w:r>
+              <w:rPr>
+                <w:sz w:val="20"/>
+                <w:szCs w:val="20"/>
+              </w:rPr>
+              <w:t xml:space="preserve"> has value 0</w:t>
             </w:r>
           </w:p>
           <w:p>
@@ -11351,12 +12904,21 @@
                 <w:szCs w:val="20"/>
               </w:rPr>
             </w:pPr>
+            <w:proofErr w:type="spellStart"/>
             <w:r>
               <w:rPr>
                 <w:sz w:val="20"/>
                 <w:szCs w:val="20"/>
               </w:rPr>
-              <w:t>CV_32S has value 1</w:t>
+              <w:t>CV_32S</w:t>
+            </w:r>
+            <w:proofErr w:type="spellEnd"/>
+            <w:r>
+              <w:rPr>
+                <w:sz w:val="20"/>
+                <w:szCs w:val="20"/>
+              </w:rPr>
+              <w:t xml:space="preserve"> has value 1</w:t>
             </w:r>
           </w:p>
           <w:p>
@@ -11364,12 +12926,21 @@
               <w:pStyle w:val="tablebullet"/>
               <w:cnfStyle w:val="000000000000" w:firstRow="0" w:lastRow="0" w:firstColumn="0" w:lastColumn="0" w:oddVBand="0" w:evenVBand="0" w:oddHBand="0" w:evenHBand="0" w:firstRowFirstColumn="0" w:firstRowLastColumn="0" w:lastRowFirstColumn="0" w:lastRowLastColumn="0"/>
             </w:pPr>
+            <w:proofErr w:type="spellStart"/>
             <w:r>
               <w:rPr>
                 <w:sz w:val="20"/>
                 <w:szCs w:val="20"/>
               </w:rPr>
-              <w:t>CV_32F has value 2</w:t>
+              <w:t>CV_32F</w:t>
+            </w:r>
+            <w:proofErr w:type="spellEnd"/>
+            <w:r>
+              <w:rPr>
+                <w:sz w:val="20"/>
+                <w:szCs w:val="20"/>
+              </w:rPr>
+              <w:t xml:space="preserve"> has value 2</w:t>
             </w:r>
           </w:p>
         </w:tc>
@@ -11422,7 +12993,15 @@
       </w:pPr>
       <w:r>
         <w:lastRenderedPageBreak/>
-        <w:t>filter-edge-laplacian Operator</w:t>
+        <w:t>filter-edge-</w:t>
+      </w:r>
+      <w:proofErr w:type="spellStart"/>
+      <w:r>
+        <w:t>laplacian</w:t>
+      </w:r>
+      <w:proofErr w:type="spellEnd"/>
+      <w:r>
+        <w:t xml:space="preserve"> Operator</w:t>
       </w:r>
     </w:p>
     <w:p>
@@ -11430,7 +13009,15 @@
         <w:pStyle w:val="Heading2"/>
       </w:pPr>
       <w:r>
-        <w:t>filter-edge-prewitt Operator</w:t>
+        <w:t>filter-edge-</w:t>
+      </w:r>
+      <w:proofErr w:type="spellStart"/>
+      <w:r>
+        <w:t>prewitt</w:t>
+      </w:r>
+      <w:proofErr w:type="spellEnd"/>
+      <w:r>
+        <w:t xml:space="preserve"> Operator</w:t>
       </w:r>
     </w:p>
     <w:p>
@@ -11727,7 +13314,31 @@
               <w:cnfStyle w:val="000000100000" w:firstRow="0" w:lastRow="0" w:firstColumn="0" w:lastColumn="0" w:oddVBand="0" w:evenVBand="0" w:oddHBand="1" w:evenHBand="0" w:firstRowFirstColumn="0" w:firstRowLastColumn="0" w:lastRowFirstColumn="0" w:lastRowLastColumn="0"/>
             </w:pPr>
             <w:r>
-              <w:t>input CV_8U, CV_32S, or CV_32F intensity image</w:t>
+              <w:t xml:space="preserve">input </w:t>
+            </w:r>
+            <w:proofErr w:type="spellStart"/>
+            <w:r>
+              <w:t>CV_8U</w:t>
+            </w:r>
+            <w:proofErr w:type="spellEnd"/>
+            <w:r>
+              <w:t xml:space="preserve">, </w:t>
+            </w:r>
+            <w:proofErr w:type="spellStart"/>
+            <w:r>
+              <w:t>CV_32S</w:t>
+            </w:r>
+            <w:proofErr w:type="spellEnd"/>
+            <w:r>
+              <w:t xml:space="preserve">, or </w:t>
+            </w:r>
+            <w:proofErr w:type="spellStart"/>
+            <w:r>
+              <w:t>CV_32F</w:t>
+            </w:r>
+            <w:proofErr w:type="spellEnd"/>
+            <w:r>
+              <w:t xml:space="preserve"> intensity image</w:t>
             </w:r>
           </w:p>
         </w:tc>
@@ -11802,7 +13413,23 @@
               <w:cnfStyle w:val="000000000000" w:firstRow="0" w:lastRow="0" w:firstColumn="0" w:lastColumn="0" w:oddVBand="0" w:evenVBand="0" w:oddHBand="0" w:evenHBand="0" w:firstRowFirstColumn="0" w:firstRowLastColumn="0" w:lastRowFirstColumn="0" w:lastRowLastColumn="0"/>
             </w:pPr>
             <w:r>
-              <w:t>output CV_32S, or CV_32F edge image</w:t>
+              <w:t xml:space="preserve">output </w:t>
+            </w:r>
+            <w:proofErr w:type="spellStart"/>
+            <w:r>
+              <w:t>CV_32S</w:t>
+            </w:r>
+            <w:proofErr w:type="spellEnd"/>
+            <w:r>
+              <w:t xml:space="preserve">, or </w:t>
+            </w:r>
+            <w:proofErr w:type="spellStart"/>
+            <w:r>
+              <w:t>CV_32F</w:t>
+            </w:r>
+            <w:proofErr w:type="spellEnd"/>
+            <w:r>
+              <w:t xml:space="preserve"> edge image</w:t>
             </w:r>
           </w:p>
         </w:tc>
@@ -12152,12 +13779,21 @@
                 <w:szCs w:val="20"/>
               </w:rPr>
             </w:pPr>
+            <w:proofErr w:type="spellStart"/>
             <w:r>
               <w:rPr>
                 <w:sz w:val="20"/>
                 <w:szCs w:val="20"/>
               </w:rPr>
-              <w:t>CV_8U has value 0</w:t>
+              <w:t>CV_8U</w:t>
+            </w:r>
+            <w:proofErr w:type="spellEnd"/>
+            <w:r>
+              <w:rPr>
+                <w:sz w:val="20"/>
+                <w:szCs w:val="20"/>
+              </w:rPr>
+              <w:t xml:space="preserve"> has value 0</w:t>
             </w:r>
           </w:p>
           <w:p>
@@ -12169,12 +13805,21 @@
                 <w:szCs w:val="20"/>
               </w:rPr>
             </w:pPr>
+            <w:proofErr w:type="spellStart"/>
             <w:r>
               <w:rPr>
                 <w:sz w:val="20"/>
                 <w:szCs w:val="20"/>
               </w:rPr>
-              <w:t>CV_32S has value 1</w:t>
+              <w:t>CV_32S</w:t>
+            </w:r>
+            <w:proofErr w:type="spellEnd"/>
+            <w:r>
+              <w:rPr>
+                <w:sz w:val="20"/>
+                <w:szCs w:val="20"/>
+              </w:rPr>
+              <w:t xml:space="preserve"> has value 1</w:t>
             </w:r>
           </w:p>
           <w:p>
@@ -12182,12 +13827,21 @@
               <w:pStyle w:val="tablebullet"/>
               <w:cnfStyle w:val="000000000000" w:firstRow="0" w:lastRow="0" w:firstColumn="0" w:lastColumn="0" w:oddVBand="0" w:evenVBand="0" w:oddHBand="0" w:evenHBand="0" w:firstRowFirstColumn="0" w:firstRowLastColumn="0" w:lastRowFirstColumn="0" w:lastRowLastColumn="0"/>
             </w:pPr>
+            <w:proofErr w:type="spellStart"/>
             <w:r>
               <w:rPr>
                 <w:sz w:val="20"/>
                 <w:szCs w:val="20"/>
               </w:rPr>
-              <w:t>CV_32F has value 2</w:t>
+              <w:t>CV_32F</w:t>
+            </w:r>
+            <w:proofErr w:type="spellEnd"/>
+            <w:r>
+              <w:rPr>
+                <w:sz w:val="20"/>
+                <w:szCs w:val="20"/>
+              </w:rPr>
+              <w:t xml:space="preserve"> has value 2</w:t>
             </w:r>
           </w:p>
         </w:tc>
@@ -12239,7 +13893,15 @@
         <w:pStyle w:val="Heading2"/>
       </w:pPr>
       <w:r>
-        <w:t>filter-edge-roberts Operator</w:t>
+        <w:t>filter-edge-</w:t>
+      </w:r>
+      <w:proofErr w:type="spellStart"/>
+      <w:r>
+        <w:t>roberts</w:t>
+      </w:r>
+      <w:proofErr w:type="spellEnd"/>
+      <w:r>
+        <w:t xml:space="preserve"> Operator</w:t>
       </w:r>
     </w:p>
     <w:p>
@@ -12536,7 +14198,31 @@
               <w:cnfStyle w:val="000000100000" w:firstRow="0" w:lastRow="0" w:firstColumn="0" w:lastColumn="0" w:oddVBand="0" w:evenVBand="0" w:oddHBand="1" w:evenHBand="0" w:firstRowFirstColumn="0" w:firstRowLastColumn="0" w:lastRowFirstColumn="0" w:lastRowLastColumn="0"/>
             </w:pPr>
             <w:r>
-              <w:t>input CV_8U, CV_32S, or CV_32F intensity image</w:t>
+              <w:t xml:space="preserve">input </w:t>
+            </w:r>
+            <w:proofErr w:type="spellStart"/>
+            <w:r>
+              <w:t>CV_8U</w:t>
+            </w:r>
+            <w:proofErr w:type="spellEnd"/>
+            <w:r>
+              <w:t xml:space="preserve">, </w:t>
+            </w:r>
+            <w:proofErr w:type="spellStart"/>
+            <w:r>
+              <w:t>CV_32S</w:t>
+            </w:r>
+            <w:proofErr w:type="spellEnd"/>
+            <w:r>
+              <w:t xml:space="preserve">, or </w:t>
+            </w:r>
+            <w:proofErr w:type="spellStart"/>
+            <w:r>
+              <w:t>CV_32F</w:t>
+            </w:r>
+            <w:proofErr w:type="spellEnd"/>
+            <w:r>
+              <w:t xml:space="preserve"> intensity image</w:t>
             </w:r>
           </w:p>
         </w:tc>
@@ -12611,7 +14297,23 @@
               <w:cnfStyle w:val="000000000000" w:firstRow="0" w:lastRow="0" w:firstColumn="0" w:lastColumn="0" w:oddVBand="0" w:evenVBand="0" w:oddHBand="0" w:evenHBand="0" w:firstRowFirstColumn="0" w:firstRowLastColumn="0" w:lastRowFirstColumn="0" w:lastRowLastColumn="0"/>
             </w:pPr>
             <w:r>
-              <w:t>output CV_32S, or CV_32F edge image</w:t>
+              <w:t xml:space="preserve">output </w:t>
+            </w:r>
+            <w:proofErr w:type="spellStart"/>
+            <w:r>
+              <w:t>CV_32S</w:t>
+            </w:r>
+            <w:proofErr w:type="spellEnd"/>
+            <w:r>
+              <w:t xml:space="preserve">, or </w:t>
+            </w:r>
+            <w:proofErr w:type="spellStart"/>
+            <w:r>
+              <w:t>CV_32F</w:t>
+            </w:r>
+            <w:proofErr w:type="spellEnd"/>
+            <w:r>
+              <w:t xml:space="preserve"> edge image</w:t>
             </w:r>
           </w:p>
         </w:tc>
@@ -12962,12 +14664,21 @@
                 <w:szCs w:val="20"/>
               </w:rPr>
             </w:pPr>
+            <w:proofErr w:type="spellStart"/>
             <w:r>
               <w:rPr>
                 <w:sz w:val="20"/>
                 <w:szCs w:val="20"/>
               </w:rPr>
-              <w:t>CV_8U has value 0</w:t>
+              <w:t>CV_8U</w:t>
+            </w:r>
+            <w:proofErr w:type="spellEnd"/>
+            <w:r>
+              <w:rPr>
+                <w:sz w:val="20"/>
+                <w:szCs w:val="20"/>
+              </w:rPr>
+              <w:t xml:space="preserve"> has value 0</w:t>
             </w:r>
           </w:p>
           <w:p>
@@ -12979,12 +14690,21 @@
                 <w:szCs w:val="20"/>
               </w:rPr>
             </w:pPr>
+            <w:proofErr w:type="spellStart"/>
             <w:r>
               <w:rPr>
                 <w:sz w:val="20"/>
                 <w:szCs w:val="20"/>
               </w:rPr>
-              <w:t>CV_32S has value 1</w:t>
+              <w:t>CV_32S</w:t>
+            </w:r>
+            <w:proofErr w:type="spellEnd"/>
+            <w:r>
+              <w:rPr>
+                <w:sz w:val="20"/>
+                <w:szCs w:val="20"/>
+              </w:rPr>
+              <w:t xml:space="preserve"> has value 1</w:t>
             </w:r>
           </w:p>
           <w:p>
@@ -12992,12 +14712,21 @@
               <w:pStyle w:val="tablebullet"/>
               <w:cnfStyle w:val="000000000000" w:firstRow="0" w:lastRow="0" w:firstColumn="0" w:lastColumn="0" w:oddVBand="0" w:evenVBand="0" w:oddHBand="0" w:evenHBand="0" w:firstRowFirstColumn="0" w:firstRowLastColumn="0" w:lastRowFirstColumn="0" w:lastRowLastColumn="0"/>
             </w:pPr>
+            <w:proofErr w:type="spellStart"/>
             <w:r>
               <w:rPr>
                 <w:sz w:val="20"/>
                 <w:szCs w:val="20"/>
               </w:rPr>
-              <w:t>CV_32F has value 2</w:t>
+              <w:t>CV_32F</w:t>
+            </w:r>
+            <w:proofErr w:type="spellEnd"/>
+            <w:r>
+              <w:rPr>
+                <w:sz w:val="20"/>
+                <w:szCs w:val="20"/>
+              </w:rPr>
+              <w:t xml:space="preserve"> has value 2</w:t>
             </w:r>
           </w:p>
         </w:tc>
@@ -13049,7 +14778,15 @@
         <w:pStyle w:val="Heading2"/>
       </w:pPr>
       <w:r>
-        <w:t>filter-edge-sobel Operator</w:t>
+        <w:t>filter-edge-</w:t>
+      </w:r>
+      <w:proofErr w:type="spellStart"/>
+      <w:r>
+        <w:t>sobel</w:t>
+      </w:r>
+      <w:proofErr w:type="spellEnd"/>
+      <w:r>
+        <w:t xml:space="preserve"> Operator</w:t>
       </w:r>
     </w:p>
     <w:p>
@@ -13346,7 +15083,31 @@
               <w:cnfStyle w:val="000000100000" w:firstRow="0" w:lastRow="0" w:firstColumn="0" w:lastColumn="0" w:oddVBand="0" w:evenVBand="0" w:oddHBand="1" w:evenHBand="0" w:firstRowFirstColumn="0" w:firstRowLastColumn="0" w:lastRowFirstColumn="0" w:lastRowLastColumn="0"/>
             </w:pPr>
             <w:r>
-              <w:t>input CV_8U, CV_32S, or CV_32F intensity image</w:t>
+              <w:t xml:space="preserve">input </w:t>
+            </w:r>
+            <w:proofErr w:type="spellStart"/>
+            <w:r>
+              <w:t>CV_8U</w:t>
+            </w:r>
+            <w:proofErr w:type="spellEnd"/>
+            <w:r>
+              <w:t xml:space="preserve">, </w:t>
+            </w:r>
+            <w:proofErr w:type="spellStart"/>
+            <w:r>
+              <w:t>CV_32S</w:t>
+            </w:r>
+            <w:proofErr w:type="spellEnd"/>
+            <w:r>
+              <w:t xml:space="preserve">, or </w:t>
+            </w:r>
+            <w:proofErr w:type="spellStart"/>
+            <w:r>
+              <w:t>CV_32F</w:t>
+            </w:r>
+            <w:proofErr w:type="spellEnd"/>
+            <w:r>
+              <w:t xml:space="preserve"> intensity image</w:t>
             </w:r>
           </w:p>
         </w:tc>
@@ -13421,7 +15182,23 @@
               <w:cnfStyle w:val="000000000000" w:firstRow="0" w:lastRow="0" w:firstColumn="0" w:lastColumn="0" w:oddVBand="0" w:evenVBand="0" w:oddHBand="0" w:evenHBand="0" w:firstRowFirstColumn="0" w:firstRowLastColumn="0" w:lastRowFirstColumn="0" w:lastRowLastColumn="0"/>
             </w:pPr>
             <w:r>
-              <w:t>output CV_32S, or CV_32F edge image</w:t>
+              <w:t xml:space="preserve">output </w:t>
+            </w:r>
+            <w:proofErr w:type="spellStart"/>
+            <w:r>
+              <w:t>CV_32S</w:t>
+            </w:r>
+            <w:proofErr w:type="spellEnd"/>
+            <w:r>
+              <w:t xml:space="preserve">, or </w:t>
+            </w:r>
+            <w:proofErr w:type="spellStart"/>
+            <w:r>
+              <w:t>CV_32F</w:t>
+            </w:r>
+            <w:proofErr w:type="spellEnd"/>
+            <w:r>
+              <w:t xml:space="preserve"> edge image</w:t>
             </w:r>
           </w:p>
         </w:tc>
@@ -13771,12 +15548,21 @@
                 <w:szCs w:val="20"/>
               </w:rPr>
             </w:pPr>
+            <w:proofErr w:type="spellStart"/>
             <w:r>
               <w:rPr>
                 <w:sz w:val="20"/>
                 <w:szCs w:val="20"/>
               </w:rPr>
-              <w:t>CV_8U has value 0</w:t>
+              <w:t>CV_8U</w:t>
+            </w:r>
+            <w:proofErr w:type="spellEnd"/>
+            <w:r>
+              <w:rPr>
+                <w:sz w:val="20"/>
+                <w:szCs w:val="20"/>
+              </w:rPr>
+              <w:t xml:space="preserve"> has value 0</w:t>
             </w:r>
           </w:p>
           <w:p>
@@ -13788,12 +15574,21 @@
                 <w:szCs w:val="20"/>
               </w:rPr>
             </w:pPr>
+            <w:proofErr w:type="spellStart"/>
             <w:r>
               <w:rPr>
                 <w:sz w:val="20"/>
                 <w:szCs w:val="20"/>
               </w:rPr>
-              <w:t>CV_32S has value 1</w:t>
+              <w:t>CV_32S</w:t>
+            </w:r>
+            <w:proofErr w:type="spellEnd"/>
+            <w:r>
+              <w:rPr>
+                <w:sz w:val="20"/>
+                <w:szCs w:val="20"/>
+              </w:rPr>
+              <w:t xml:space="preserve"> has value 1</w:t>
             </w:r>
           </w:p>
           <w:p>
@@ -13801,12 +15596,21 @@
               <w:pStyle w:val="tablebullet"/>
               <w:cnfStyle w:val="000000000000" w:firstRow="0" w:lastRow="0" w:firstColumn="0" w:lastColumn="0" w:oddVBand="0" w:evenVBand="0" w:oddHBand="0" w:evenHBand="0" w:firstRowFirstColumn="0" w:firstRowLastColumn="0" w:lastRowFirstColumn="0" w:lastRowLastColumn="0"/>
             </w:pPr>
+            <w:proofErr w:type="spellStart"/>
             <w:r>
               <w:rPr>
                 <w:sz w:val="20"/>
                 <w:szCs w:val="20"/>
               </w:rPr>
-              <w:t>CV_32F has value 2</w:t>
+              <w:t>CV_32F</w:t>
+            </w:r>
+            <w:proofErr w:type="spellEnd"/>
+            <w:r>
+              <w:rPr>
+                <w:sz w:val="20"/>
+                <w:szCs w:val="20"/>
+              </w:rPr>
+              <w:t xml:space="preserve"> has value 2</w:t>
             </w:r>
           </w:p>
         </w:tc>
@@ -14028,7 +15832,31 @@
               <w:cnfStyle w:val="000000100000" w:firstRow="0" w:lastRow="0" w:firstColumn="0" w:lastColumn="0" w:oddVBand="0" w:evenVBand="0" w:oddHBand="1" w:evenHBand="0" w:firstRowFirstColumn="0" w:firstRowLastColumn="0" w:lastRowFirstColumn="0" w:lastRowLastColumn="0"/>
             </w:pPr>
             <w:r>
-              <w:t>input CV_8U, CV_32S, or CV_32F intensity image</w:t>
+              <w:t xml:space="preserve">input </w:t>
+            </w:r>
+            <w:proofErr w:type="spellStart"/>
+            <w:r>
+              <w:t>CV_8U</w:t>
+            </w:r>
+            <w:proofErr w:type="spellEnd"/>
+            <w:r>
+              <w:t xml:space="preserve">, </w:t>
+            </w:r>
+            <w:proofErr w:type="spellStart"/>
+            <w:r>
+              <w:t>CV_32S</w:t>
+            </w:r>
+            <w:proofErr w:type="spellEnd"/>
+            <w:r>
+              <w:t xml:space="preserve">, or </w:t>
+            </w:r>
+            <w:proofErr w:type="spellStart"/>
+            <w:r>
+              <w:t>CV_32F</w:t>
+            </w:r>
+            <w:proofErr w:type="spellEnd"/>
+            <w:r>
+              <w:t xml:space="preserve"> intensity image</w:t>
             </w:r>
           </w:p>
         </w:tc>
@@ -14114,7 +15942,15 @@
         <w:pStyle w:val="Normalafterlist"/>
       </w:pPr>
       <w:r>
-        <w:t xml:space="preserve">For text output format, the output data descriptor extension is ignored. The output text file has the extension “.txt” and the output gnuplot script has the extension “.gp” as described in section </w:t>
+        <w:t>For text output format, the output data descriptor extension is ignored. The output text file has the extension “.txt” and the output gnuplot script has the extension “.</w:t>
+      </w:r>
+      <w:proofErr w:type="spellStart"/>
+      <w:r>
+        <w:t>gp</w:t>
+      </w:r>
+      <w:proofErr w:type="spellEnd"/>
+      <w:r>
+        <w:t xml:space="preserve">” as described in section </w:t>
       </w:r>
       <w:r>
         <w:fldChar w:fldCharType="begin"/>
@@ -14194,6 +16030,7 @@
             <w:tcW w:w="0" w:type="auto"/>
           </w:tcPr>
           <w:p>
+            <w:proofErr w:type="spellStart"/>
             <w:r>
               <w:rPr>
                 <w:b w:val="0"/>
@@ -14201,6 +16038,7 @@
               </w:rPr>
               <w:t>nbins</w:t>
             </w:r>
+            <w:proofErr w:type="spellEnd"/>
           </w:p>
         </w:tc>
         <w:tc>
@@ -14232,6 +16070,7 @@
                 <w:bCs w:val="0"/>
               </w:rPr>
             </w:pPr>
+            <w:proofErr w:type="spellStart"/>
             <w:r>
               <w:rPr>
                 <w:b w:val="0"/>
@@ -14239,6 +16078,7 @@
               </w:rPr>
               <w:t>lower_value</w:t>
             </w:r>
+            <w:proofErr w:type="spellEnd"/>
           </w:p>
         </w:tc>
         <w:tc>
@@ -14273,6 +16113,7 @@
                 <w:bCs w:val="0"/>
               </w:rPr>
             </w:pPr>
+            <w:proofErr w:type="spellStart"/>
             <w:r>
               <w:rPr>
                 <w:b w:val="0"/>
@@ -14280,6 +16121,7 @@
               </w:rPr>
               <w:t>upper_value</w:t>
             </w:r>
+            <w:proofErr w:type="spellEnd"/>
           </w:p>
         </w:tc>
         <w:tc>
@@ -14303,7 +16145,7 @@
         <w:pStyle w:val="Normalafterlist"/>
       </w:pPr>
       <w:r>
-        <w:t>The experiment log output includes the input image pixel statistics:</w:t>
+        <w:t>The experiment log output includes the histogram and image statistics:</w:t>
       </w:r>
     </w:p>
     <w:tbl>
@@ -14516,12 +16358,21 @@
                 <w:szCs w:val="20"/>
               </w:rPr>
             </w:pPr>
+            <w:proofErr w:type="spellStart"/>
             <w:r>
               <w:rPr>
                 <w:sz w:val="20"/>
                 <w:szCs w:val="20"/>
               </w:rPr>
-              <w:t>CV_8U has value 0</w:t>
+              <w:t>CV_8U</w:t>
+            </w:r>
+            <w:proofErr w:type="spellEnd"/>
+            <w:r>
+              <w:rPr>
+                <w:sz w:val="20"/>
+                <w:szCs w:val="20"/>
+              </w:rPr>
+              <w:t xml:space="preserve"> has value 0</w:t>
             </w:r>
           </w:p>
           <w:p>
@@ -14533,12 +16384,21 @@
                 <w:szCs w:val="20"/>
               </w:rPr>
             </w:pPr>
+            <w:proofErr w:type="spellStart"/>
             <w:r>
               <w:rPr>
                 <w:sz w:val="20"/>
                 <w:szCs w:val="20"/>
               </w:rPr>
-              <w:t>CV_32S has value 1</w:t>
+              <w:t>CV_32S</w:t>
+            </w:r>
+            <w:proofErr w:type="spellEnd"/>
+            <w:r>
+              <w:rPr>
+                <w:sz w:val="20"/>
+                <w:szCs w:val="20"/>
+              </w:rPr>
+              <w:t xml:space="preserve"> has value 1</w:t>
             </w:r>
           </w:p>
           <w:p>
@@ -14546,12 +16406,21 @@
               <w:pStyle w:val="tablebullet"/>
               <w:cnfStyle w:val="000000000000" w:firstRow="0" w:lastRow="0" w:firstColumn="0" w:lastColumn="0" w:oddVBand="0" w:evenVBand="0" w:oddHBand="0" w:evenHBand="0" w:firstRowFirstColumn="0" w:firstRowLastColumn="0" w:lastRowFirstColumn="0" w:lastRowLastColumn="0"/>
             </w:pPr>
+            <w:proofErr w:type="spellStart"/>
             <w:r>
               <w:rPr>
                 <w:sz w:val="20"/>
                 <w:szCs w:val="20"/>
               </w:rPr>
-              <w:t>CV_32F has value 2</w:t>
+              <w:t>CV_32F</w:t>
+            </w:r>
+            <w:proofErr w:type="spellEnd"/>
+            <w:r>
+              <w:rPr>
+                <w:sz w:val="20"/>
+                <w:szCs w:val="20"/>
+              </w:rPr>
+              <w:t xml:space="preserve"> has value 2</w:t>
             </w:r>
           </w:p>
         </w:tc>
@@ -14573,13 +16442,15 @@
                 <w:bCs w:val="0"/>
               </w:rPr>
             </w:pPr>
-            <w:r>
-              <w:rPr>
-                <w:b w:val="0"/>
-                <w:bCs w:val="0"/>
-              </w:rPr>
-              <w:t>pixel count</w:t>
-            </w:r>
+            <w:proofErr w:type="spellStart"/>
+            <w:r>
+              <w:rPr>
+                <w:b w:val="0"/>
+                <w:bCs w:val="0"/>
+              </w:rPr>
+              <w:t>min_count</w:t>
+            </w:r>
+            <w:proofErr w:type="spellEnd"/>
           </w:p>
         </w:tc>
         <w:tc>
@@ -14592,7 +16463,10 @@
               <w:cnfStyle w:val="000000100000" w:firstRow="0" w:lastRow="0" w:firstColumn="0" w:lastColumn="0" w:oddVBand="0" w:evenVBand="0" w:oddHBand="1" w:evenHBand="0" w:firstRowFirstColumn="0" w:firstRowLastColumn="0" w:lastRowFirstColumn="0" w:lastRowLastColumn="0"/>
             </w:pPr>
             <w:r>
-              <w:t>image rows * cols * components</w:t>
+              <w:t xml:space="preserve">The lowest count </w:t>
+            </w:r>
+            <w:r>
+              <w:t>for any histogram bin</w:t>
             </w:r>
           </w:p>
         </w:tc>
@@ -14611,13 +16485,15 @@
                 <w:bCs w:val="0"/>
               </w:rPr>
             </w:pPr>
-            <w:r>
-              <w:rPr>
-                <w:b w:val="0"/>
-                <w:bCs w:val="0"/>
-              </w:rPr>
-              <w:t>min_value</w:t>
-            </w:r>
+            <w:proofErr w:type="spellStart"/>
+            <w:r>
+              <w:rPr>
+                <w:b w:val="0"/>
+                <w:bCs w:val="0"/>
+              </w:rPr>
+              <w:t>max_count</w:t>
+            </w:r>
+            <w:proofErr w:type="spellEnd"/>
           </w:p>
         </w:tc>
         <w:tc>
@@ -14630,7 +16506,10 @@
               <w:cnfStyle w:val="000000000000" w:firstRow="0" w:lastRow="0" w:firstColumn="0" w:lastColumn="0" w:oddVBand="0" w:evenVBand="0" w:oddHBand="0" w:evenHBand="0" w:firstRowFirstColumn="0" w:firstRowLastColumn="0" w:lastRowFirstColumn="0" w:lastRowLastColumn="0"/>
             </w:pPr>
             <w:r>
-              <w:t>minimum pixel value</w:t>
+              <w:t xml:space="preserve">The largest count </w:t>
+            </w:r>
+            <w:r>
+              <w:t>for any histogram bin</w:t>
             </w:r>
           </w:p>
         </w:tc>
@@ -14652,13 +16531,15 @@
                 <w:bCs w:val="0"/>
               </w:rPr>
             </w:pPr>
-            <w:r>
-              <w:rPr>
-                <w:b w:val="0"/>
-                <w:bCs w:val="0"/>
-              </w:rPr>
-              <w:t>max_value</w:t>
-            </w:r>
+            <w:proofErr w:type="spellStart"/>
+            <w:r>
+              <w:rPr>
+                <w:b w:val="0"/>
+                <w:bCs w:val="0"/>
+              </w:rPr>
+              <w:t>total_count</w:t>
+            </w:r>
+            <w:proofErr w:type="spellEnd"/>
           </w:p>
         </w:tc>
         <w:tc>
@@ -14671,7 +16552,7 @@
               <w:cnfStyle w:val="000000100000" w:firstRow="0" w:lastRow="0" w:firstColumn="0" w:lastColumn="0" w:oddVBand="0" w:evenVBand="0" w:oddHBand="1" w:evenHBand="0" w:firstRowFirstColumn="0" w:firstRowLastColumn="0" w:lastRowFirstColumn="0" w:lastRowLastColumn="0"/>
             </w:pPr>
             <w:r>
-              <w:t>maximum pixel value</w:t>
+              <w:t>The total input value count</w:t>
             </w:r>
           </w:p>
         </w:tc>
@@ -14709,7 +16590,7 @@
               <w:cnfStyle w:val="000000000000" w:firstRow="0" w:lastRow="0" w:firstColumn="0" w:lastColumn="0" w:oddVBand="0" w:evenVBand="0" w:oddHBand="0" w:evenHBand="0" w:firstRowFirstColumn="0" w:firstRowLastColumn="0" w:lastRowFirstColumn="0" w:lastRowLastColumn="0"/>
             </w:pPr>
             <w:r>
-              <w:t>pixel value mean</w:t>
+              <w:t xml:space="preserve">The input value mean </w:t>
             </w:r>
           </w:p>
         </w:tc>
@@ -14736,6 +16617,85 @@
                 <w:b w:val="0"/>
                 <w:bCs w:val="0"/>
               </w:rPr>
+              <w:t>variance</w:t>
+            </w:r>
+          </w:p>
+        </w:tc>
+        <w:tc>
+          <w:tcPr>
+            <w:tcW w:w="0" w:type="auto"/>
+          </w:tcPr>
+          <w:p>
+            <w:pPr>
+              <w:pStyle w:val="NoSpacing"/>
+              <w:cnfStyle w:val="000000100000" w:firstRow="0" w:lastRow="0" w:firstColumn="0" w:lastColumn="0" w:oddVBand="0" w:evenVBand="0" w:oddHBand="1" w:evenHBand="0" w:firstRowFirstColumn="0" w:firstRowLastColumn="0" w:lastRowFirstColumn="0" w:lastRowLastColumn="0"/>
+            </w:pPr>
+            <w:r>
+              <w:t xml:space="preserve">The input value variance </w:t>
+            </w:r>
+          </w:p>
+        </w:tc>
+      </w:tr>
+      <w:tr>
+        <w:tc>
+          <w:tcPr>
+            <w:cnfStyle w:val="001000000000" w:firstRow="0" w:lastRow="0" w:firstColumn="1" w:lastColumn="0" w:oddVBand="0" w:evenVBand="0" w:oddHBand="0" w:evenHBand="0" w:firstRowFirstColumn="0" w:firstRowLastColumn="0" w:lastRowFirstColumn="0" w:lastRowLastColumn="0"/>
+            <w:tcW w:w="0" w:type="auto"/>
+          </w:tcPr>
+          <w:p>
+            <w:pPr>
+              <w:pStyle w:val="NoSpacing"/>
+              <w:rPr>
+                <w:b w:val="0"/>
+                <w:bCs w:val="0"/>
+              </w:rPr>
+            </w:pPr>
+            <w:r>
+              <w:rPr>
+                <w:b w:val="0"/>
+                <w:bCs w:val="0"/>
+              </w:rPr>
+              <w:t>sample variance</w:t>
+            </w:r>
+          </w:p>
+        </w:tc>
+        <w:tc>
+          <w:tcPr>
+            <w:tcW w:w="0" w:type="auto"/>
+          </w:tcPr>
+          <w:p>
+            <w:pPr>
+              <w:pStyle w:val="NoSpacing"/>
+              <w:cnfStyle w:val="000000000000" w:firstRow="0" w:lastRow="0" w:firstColumn="0" w:lastColumn="0" w:oddVBand="0" w:evenVBand="0" w:oddHBand="0" w:evenHBand="0" w:firstRowFirstColumn="0" w:firstRowLastColumn="0" w:lastRowFirstColumn="0" w:lastRowLastColumn="0"/>
+            </w:pPr>
+            <w:r>
+              <w:t xml:space="preserve">The input value sample variance </w:t>
+            </w:r>
+          </w:p>
+        </w:tc>
+      </w:tr>
+      <w:tr>
+        <w:trPr>
+          <w:cnfStyle w:val="000000100000" w:firstRow="0" w:lastRow="0" w:firstColumn="0" w:lastColumn="0" w:oddVBand="0" w:evenVBand="0" w:oddHBand="1" w:evenHBand="0" w:firstRowFirstColumn="0" w:firstRowLastColumn="0" w:lastRowFirstColumn="0" w:lastRowLastColumn="0"/>
+        </w:trPr>
+        <w:tc>
+          <w:tcPr>
+            <w:cnfStyle w:val="001000000000" w:firstRow="0" w:lastRow="0" w:firstColumn="1" w:lastColumn="0" w:oddVBand="0" w:evenVBand="0" w:oddHBand="0" w:evenHBand="0" w:firstRowFirstColumn="0" w:firstRowLastColumn="0" w:lastRowFirstColumn="0" w:lastRowLastColumn="0"/>
+            <w:tcW w:w="0" w:type="auto"/>
+          </w:tcPr>
+          <w:p>
+            <w:pPr>
+              <w:pStyle w:val="NoSpacing"/>
+              <w:rPr>
+                <w:b w:val="0"/>
+                <w:bCs w:val="0"/>
+              </w:rPr>
+            </w:pPr>
+            <w:r>
+              <w:rPr>
+                <w:b w:val="0"/>
+                <w:bCs w:val="0"/>
+              </w:rPr>
               <w:t>standard deviation</w:t>
             </w:r>
           </w:p>
@@ -14747,13 +16707,93 @@
           <w:p>
             <w:pPr>
               <w:pStyle w:val="NoSpacing"/>
-              <w:tabs>
-                <w:tab w:val="left" w:pos="5076"/>
-              </w:tabs>
               <w:cnfStyle w:val="000000100000" w:firstRow="0" w:lastRow="0" w:firstColumn="0" w:lastColumn="0" w:oddVBand="0" w:evenVBand="0" w:oddHBand="1" w:evenHBand="0" w:firstRowFirstColumn="0" w:firstRowLastColumn="0" w:lastRowFirstColumn="0" w:lastRowLastColumn="0"/>
             </w:pPr>
             <w:r>
-              <w:t>pixel standard deviation</w:t>
+              <w:t xml:space="preserve">The input value standard deviation </w:t>
+            </w:r>
+          </w:p>
+        </w:tc>
+      </w:tr>
+      <w:tr>
+        <w:tc>
+          <w:tcPr>
+            <w:cnfStyle w:val="001000000000" w:firstRow="0" w:lastRow="0" w:firstColumn="1" w:lastColumn="0" w:oddVBand="0" w:evenVBand="0" w:oddHBand="0" w:evenHBand="0" w:firstRowFirstColumn="0" w:firstRowLastColumn="0" w:lastRowFirstColumn="0" w:lastRowLastColumn="0"/>
+            <w:tcW w:w="0" w:type="auto"/>
+          </w:tcPr>
+          <w:p>
+            <w:pPr>
+              <w:pStyle w:val="NoSpacing"/>
+              <w:rPr>
+                <w:b w:val="0"/>
+                <w:bCs w:val="0"/>
+              </w:rPr>
+            </w:pPr>
+            <w:proofErr w:type="spellStart"/>
+            <w:r>
+              <w:rPr>
+                <w:b w:val="0"/>
+                <w:bCs w:val="0"/>
+              </w:rPr>
+              <w:t>min_value</w:t>
+            </w:r>
+            <w:proofErr w:type="spellEnd"/>
+          </w:p>
+        </w:tc>
+        <w:tc>
+          <w:tcPr>
+            <w:tcW w:w="0" w:type="auto"/>
+          </w:tcPr>
+          <w:p>
+            <w:pPr>
+              <w:pStyle w:val="NoSpacing"/>
+              <w:cnfStyle w:val="000000000000" w:firstRow="0" w:lastRow="0" w:firstColumn="0" w:lastColumn="0" w:oddVBand="0" w:evenVBand="0" w:oddHBand="0" w:evenHBand="0" w:firstRowFirstColumn="0" w:firstRowLastColumn="0" w:lastRowFirstColumn="0" w:lastRowLastColumn="0"/>
+            </w:pPr>
+            <w:r>
+              <w:t xml:space="preserve">The overall minimum input value </w:t>
+            </w:r>
+          </w:p>
+        </w:tc>
+      </w:tr>
+      <w:tr>
+        <w:trPr>
+          <w:cnfStyle w:val="000000100000" w:firstRow="0" w:lastRow="0" w:firstColumn="0" w:lastColumn="0" w:oddVBand="0" w:evenVBand="0" w:oddHBand="1" w:evenHBand="0" w:firstRowFirstColumn="0" w:firstRowLastColumn="0" w:lastRowFirstColumn="0" w:lastRowLastColumn="0"/>
+        </w:trPr>
+        <w:tc>
+          <w:tcPr>
+            <w:cnfStyle w:val="001000000000" w:firstRow="0" w:lastRow="0" w:firstColumn="1" w:lastColumn="0" w:oddVBand="0" w:evenVBand="0" w:oddHBand="0" w:evenHBand="0" w:firstRowFirstColumn="0" w:firstRowLastColumn="0" w:lastRowFirstColumn="0" w:lastRowLastColumn="0"/>
+            <w:tcW w:w="0" w:type="auto"/>
+          </w:tcPr>
+          <w:p>
+            <w:pPr>
+              <w:pStyle w:val="NoSpacing"/>
+              <w:rPr>
+                <w:b w:val="0"/>
+                <w:bCs w:val="0"/>
+              </w:rPr>
+            </w:pPr>
+            <w:proofErr w:type="spellStart"/>
+            <w:r>
+              <w:rPr>
+                <w:b w:val="0"/>
+                <w:bCs w:val="0"/>
+              </w:rPr>
+              <w:t>max_value</w:t>
+            </w:r>
+            <w:proofErr w:type="spellEnd"/>
+          </w:p>
+        </w:tc>
+        <w:tc>
+          <w:tcPr>
+            <w:tcW w:w="0" w:type="auto"/>
+          </w:tcPr>
+          <w:p>
+            <w:pPr>
+              <w:pStyle w:val="NoSpacing"/>
+              <w:cnfStyle w:val="000000100000" w:firstRow="0" w:lastRow="0" w:firstColumn="0" w:lastColumn="0" w:oddVBand="0" w:evenVBand="0" w:oddHBand="1" w:evenHBand="0" w:firstRowFirstColumn="0" w:firstRowLastColumn="0" w:lastRowFirstColumn="0" w:lastRowLastColumn="0"/>
+            </w:pPr>
+            <w:r>
+              <w:t xml:space="preserve">The overall maximum input value </w:t>
             </w:r>
           </w:p>
         </w:tc>
@@ -14763,8 +16803,13 @@
       <w:pPr>
         <w:pStyle w:val="Heading2"/>
       </w:pPr>
-      <w:r>
-        <w:t>hough-image-create Operator</w:t>
+      <w:proofErr w:type="spellStart"/>
+      <w:r>
+        <w:t>hough</w:t>
+      </w:r>
+      <w:proofErr w:type="spellEnd"/>
+      <w:r>
+        <w:t>-image-create Operator</w:t>
       </w:r>
     </w:p>
     <w:p>
@@ -14821,6 +16866,7 @@
           </w:tcPr>
           <w:p>
             <w:r>
+              <w:lastRenderedPageBreak/>
               <w:t>Descriptor type</w:t>
             </w:r>
           </w:p>
@@ -14951,7 +16997,31 @@
               <w:cnfStyle w:val="000000100000" w:firstRow="0" w:lastRow="0" w:firstColumn="0" w:lastColumn="0" w:oddVBand="0" w:evenVBand="0" w:oddHBand="1" w:evenHBand="0" w:firstRowFirstColumn="0" w:firstRowLastColumn="0" w:lastRowFirstColumn="0" w:lastRowLastColumn="0"/>
             </w:pPr>
             <w:r>
-              <w:t>input CV_8U, CV_32S, or CV_32F intensity image</w:t>
+              <w:t xml:space="preserve">input </w:t>
+            </w:r>
+            <w:proofErr w:type="spellStart"/>
+            <w:r>
+              <w:t>CV_8U</w:t>
+            </w:r>
+            <w:proofErr w:type="spellEnd"/>
+            <w:r>
+              <w:t xml:space="preserve">, </w:t>
+            </w:r>
+            <w:proofErr w:type="spellStart"/>
+            <w:r>
+              <w:t>CV_32S</w:t>
+            </w:r>
+            <w:proofErr w:type="spellEnd"/>
+            <w:r>
+              <w:t xml:space="preserve">, or </w:t>
+            </w:r>
+            <w:proofErr w:type="spellStart"/>
+            <w:r>
+              <w:t>CV_32F</w:t>
+            </w:r>
+            <w:proofErr w:type="spellEnd"/>
+            <w:r>
+              <w:t xml:space="preserve"> intensity image</w:t>
             </w:r>
           </w:p>
         </w:tc>
@@ -14974,7 +17044,6 @@
                 <w:b w:val="0"/>
                 <w:bCs w:val="0"/>
               </w:rPr>
-              <w:lastRenderedPageBreak/>
               <w:t>output</w:t>
             </w:r>
           </w:p>
@@ -15001,7 +17070,15 @@
               <w:cnfStyle w:val="000000000000" w:firstRow="0" w:lastRow="0" w:firstColumn="0" w:lastColumn="0" w:oddVBand="0" w:evenVBand="0" w:oddHBand="0" w:evenHBand="0" w:firstRowFirstColumn="0" w:firstRowLastColumn="0" w:lastRowFirstColumn="0" w:lastRowLastColumn="0"/>
             </w:pPr>
             <w:r>
-              <w:t>“hough”</w:t>
+              <w:t>“</w:t>
+            </w:r>
+            <w:proofErr w:type="spellStart"/>
+            <w:r>
+              <w:t>hough</w:t>
+            </w:r>
+            <w:proofErr w:type="spellEnd"/>
+            <w:r>
+              <w:t>”</w:t>
             </w:r>
           </w:p>
         </w:tc>
@@ -15098,6 +17175,7 @@
                 <w:bCs w:val="0"/>
               </w:rPr>
             </w:pPr>
+            <w:proofErr w:type="spellStart"/>
             <w:r>
               <w:rPr>
                 <w:b w:val="0"/>
@@ -15105,6 +17183,7 @@
               </w:rPr>
               <w:t>theta_inc</w:t>
             </w:r>
+            <w:proofErr w:type="spellEnd"/>
           </w:p>
         </w:tc>
         <w:tc>
@@ -15116,7 +17195,15 @@
               <w:cnfStyle w:val="000000100000" w:firstRow="0" w:lastRow="0" w:firstColumn="0" w:lastColumn="0" w:oddVBand="0" w:evenVBand="0" w:oddHBand="1" w:evenHBand="0" w:firstRowFirstColumn="0" w:firstRowLastColumn="0" w:lastRowFirstColumn="0" w:lastRowLastColumn="0"/>
             </w:pPr>
             <w:r>
-              <w:t>increment for the Hough accumulator angle. The number of angles are 180 / theta_inc.</w:t>
+              <w:t xml:space="preserve">increment for the Hough accumulator angle. The number of angles are 180 / </w:t>
+            </w:r>
+            <w:proofErr w:type="spellStart"/>
+            <w:r>
+              <w:t>theta_inc</w:t>
+            </w:r>
+            <w:proofErr w:type="spellEnd"/>
+            <w:r>
+              <w:t>.</w:t>
             </w:r>
           </w:p>
         </w:tc>
@@ -15134,6 +17221,7 @@
                 <w:bCs w:val="0"/>
               </w:rPr>
             </w:pPr>
+            <w:proofErr w:type="spellStart"/>
             <w:r>
               <w:rPr>
                 <w:b w:val="0"/>
@@ -15141,6 +17229,7 @@
               </w:rPr>
               <w:t>pixel_threshold</w:t>
             </w:r>
+            <w:proofErr w:type="spellEnd"/>
           </w:p>
         </w:tc>
         <w:tc>
@@ -15376,12 +17465,21 @@
                 <w:szCs w:val="20"/>
               </w:rPr>
             </w:pPr>
+            <w:proofErr w:type="spellStart"/>
             <w:r>
               <w:rPr>
                 <w:sz w:val="20"/>
                 <w:szCs w:val="20"/>
               </w:rPr>
-              <w:t>CV_8U has value 0</w:t>
+              <w:t>CV_8U</w:t>
+            </w:r>
+            <w:proofErr w:type="spellEnd"/>
+            <w:r>
+              <w:rPr>
+                <w:sz w:val="20"/>
+                <w:szCs w:val="20"/>
+              </w:rPr>
+              <w:t xml:space="preserve"> has value 0</w:t>
             </w:r>
           </w:p>
           <w:p>
@@ -15393,12 +17491,21 @@
                 <w:szCs w:val="20"/>
               </w:rPr>
             </w:pPr>
+            <w:proofErr w:type="spellStart"/>
             <w:r>
               <w:rPr>
                 <w:sz w:val="20"/>
                 <w:szCs w:val="20"/>
               </w:rPr>
-              <w:t>CV_32S has value 1</w:t>
+              <w:t>CV_32S</w:t>
+            </w:r>
+            <w:proofErr w:type="spellEnd"/>
+            <w:r>
+              <w:rPr>
+                <w:sz w:val="20"/>
+                <w:szCs w:val="20"/>
+              </w:rPr>
+              <w:t xml:space="preserve"> has value 1</w:t>
             </w:r>
           </w:p>
           <w:p>
@@ -15406,12 +17513,21 @@
               <w:pStyle w:val="tablebullet"/>
               <w:cnfStyle w:val="000000000000" w:firstRow="0" w:lastRow="0" w:firstColumn="0" w:lastColumn="0" w:oddVBand="0" w:evenVBand="0" w:oddHBand="0" w:evenHBand="0" w:firstRowFirstColumn="0" w:firstRowLastColumn="0" w:lastRowFirstColumn="0" w:lastRowLastColumn="0"/>
             </w:pPr>
+            <w:proofErr w:type="spellStart"/>
             <w:r>
               <w:rPr>
                 <w:sz w:val="20"/>
                 <w:szCs w:val="20"/>
               </w:rPr>
-              <w:t>CV_32F has value 2</w:t>
+              <w:t>CV_32F</w:t>
+            </w:r>
+            <w:proofErr w:type="spellEnd"/>
+            <w:r>
+              <w:rPr>
+                <w:sz w:val="20"/>
+                <w:szCs w:val="20"/>
+              </w:rPr>
+              <w:t xml:space="preserve"> has value 2</w:t>
             </w:r>
           </w:p>
         </w:tc>
@@ -15433,6 +17549,7 @@
                 <w:bCs w:val="0"/>
               </w:rPr>
             </w:pPr>
+            <w:proofErr w:type="spellStart"/>
             <w:r>
               <w:rPr>
                 <w:b w:val="0"/>
@@ -15440,6 +17557,7 @@
               </w:rPr>
               <w:t>theta_inc</w:t>
             </w:r>
+            <w:proofErr w:type="spellEnd"/>
           </w:p>
         </w:tc>
         <w:tc>
@@ -15471,6 +17589,7 @@
                 <w:bCs w:val="0"/>
               </w:rPr>
             </w:pPr>
+            <w:proofErr w:type="spellStart"/>
             <w:r>
               <w:rPr>
                 <w:b w:val="0"/>
@@ -15478,6 +17597,7 @@
               </w:rPr>
               <w:t>pixel_threshold</w:t>
             </w:r>
+            <w:proofErr w:type="spellEnd"/>
           </w:p>
         </w:tc>
         <w:tc>
@@ -15512,6 +17632,7 @@
                 <w:bCs w:val="0"/>
               </w:rPr>
             </w:pPr>
+            <w:proofErr w:type="spellStart"/>
             <w:r>
               <w:rPr>
                 <w:b w:val="0"/>
@@ -15519,6 +17640,7 @@
               </w:rPr>
               <w:t>nthetas</w:t>
             </w:r>
+            <w:proofErr w:type="spellEnd"/>
           </w:p>
         </w:tc>
         <w:tc>
@@ -15531,8 +17653,13 @@
               <w:cnfStyle w:val="000000100000" w:firstRow="0" w:lastRow="0" w:firstColumn="0" w:lastColumn="0" w:oddVBand="0" w:evenVBand="0" w:oddHBand="1" w:evenHBand="0" w:firstRowFirstColumn="0" w:firstRowLastColumn="0" w:lastRowFirstColumn="0" w:lastRowLastColumn="0"/>
             </w:pPr>
             <w:r>
-              <w:t>The number of angles sampled = 180 / theta_inc</w:t>
-            </w:r>
+              <w:t xml:space="preserve">The number of angles sampled = 180 / </w:t>
+            </w:r>
+            <w:proofErr w:type="spellStart"/>
+            <w:r>
+              <w:t>theta_inc</w:t>
+            </w:r>
+            <w:proofErr w:type="spellEnd"/>
           </w:p>
         </w:tc>
       </w:tr>
@@ -15550,6 +17677,7 @@
                 <w:bCs w:val="0"/>
               </w:rPr>
             </w:pPr>
+            <w:proofErr w:type="spellStart"/>
             <w:r>
               <w:rPr>
                 <w:b w:val="0"/>
@@ -15557,6 +17685,7 @@
               </w:rPr>
               <w:t>nrhos</w:t>
             </w:r>
+            <w:proofErr w:type="spellEnd"/>
           </w:p>
         </w:tc>
         <w:tc>
@@ -15591,6 +17720,7 @@
                 <w:bCs w:val="0"/>
               </w:rPr>
             </w:pPr>
+            <w:proofErr w:type="spellStart"/>
             <w:r>
               <w:rPr>
                 <w:b w:val="0"/>
@@ -15598,6 +17728,7 @@
               </w:rPr>
               <w:t>min_count</w:t>
             </w:r>
+            <w:proofErr w:type="spellEnd"/>
           </w:p>
         </w:tc>
         <w:tc>
@@ -15610,7 +17741,7 @@
               <w:cnfStyle w:val="000000100000" w:firstRow="0" w:lastRow="0" w:firstColumn="0" w:lastColumn="0" w:oddVBand="0" w:evenVBand="0" w:oddHBand="1" w:evenHBand="0" w:firstRowFirstColumn="0" w:firstRowLastColumn="0" w:lastRowFirstColumn="0" w:lastRowLastColumn="0"/>
             </w:pPr>
             <w:r>
-              <w:t>The lowest count for any bin</w:t>
+              <w:t>The lowest count for any histogram bin</w:t>
             </w:r>
           </w:p>
         </w:tc>
@@ -15629,6 +17760,7 @@
                 <w:bCs w:val="0"/>
               </w:rPr>
             </w:pPr>
+            <w:proofErr w:type="spellStart"/>
             <w:r>
               <w:rPr>
                 <w:b w:val="0"/>
@@ -15636,6 +17768,7 @@
               </w:rPr>
               <w:t>max_count</w:t>
             </w:r>
+            <w:proofErr w:type="spellEnd"/>
           </w:p>
         </w:tc>
         <w:tc>
@@ -15648,7 +17781,7 @@
               <w:cnfStyle w:val="000000000000" w:firstRow="0" w:lastRow="0" w:firstColumn="0" w:lastColumn="0" w:oddVBand="0" w:evenVBand="0" w:oddHBand="0" w:evenHBand="0" w:firstRowFirstColumn="0" w:firstRowLastColumn="0" w:lastRowFirstColumn="0" w:lastRowLastColumn="0"/>
             </w:pPr>
             <w:r>
-              <w:t>The largest count for any bin</w:t>
+              <w:t>The largest count for any histogram bin</w:t>
             </w:r>
           </w:p>
         </w:tc>
@@ -15689,7 +17822,15 @@
               <w:cnfStyle w:val="000000100000" w:firstRow="0" w:lastRow="0" w:firstColumn="0" w:lastColumn="0" w:oddVBand="0" w:evenVBand="0" w:oddHBand="1" w:evenHBand="0" w:firstRowFirstColumn="0" w:firstRowLastColumn="0" w:lastRowFirstColumn="0" w:lastRowLastColumn="0"/>
             </w:pPr>
             <w:r>
-              <w:t>The mean for the hough accumulator counts</w:t>
+              <w:t xml:space="preserve">The mean for the </w:t>
+            </w:r>
+            <w:proofErr w:type="spellStart"/>
+            <w:r>
+              <w:t>hough</w:t>
+            </w:r>
+            <w:proofErr w:type="spellEnd"/>
+            <w:r>
+              <w:t xml:space="preserve"> accumulator counts</w:t>
             </w:r>
           </w:p>
         </w:tc>
@@ -15727,7 +17868,15 @@
               <w:cnfStyle w:val="000000000000" w:firstRow="0" w:lastRow="0" w:firstColumn="0" w:lastColumn="0" w:oddVBand="0" w:evenVBand="0" w:oddHBand="0" w:evenHBand="0" w:firstRowFirstColumn="0" w:firstRowLastColumn="0" w:lastRowFirstColumn="0" w:lastRowLastColumn="0"/>
             </w:pPr>
             <w:r>
-              <w:t>The standard deviation for the hough accumulator counts</w:t>
+              <w:t xml:space="preserve">The standard deviation for the </w:t>
+            </w:r>
+            <w:proofErr w:type="spellStart"/>
+            <w:r>
+              <w:t>hough</w:t>
+            </w:r>
+            <w:proofErr w:type="spellEnd"/>
+            <w:r>
+              <w:t xml:space="preserve"> accumulator counts</w:t>
             </w:r>
           </w:p>
         </w:tc>
@@ -15737,13 +17886,26 @@
       <w:pPr>
         <w:pStyle w:val="Heading2"/>
       </w:pPr>
-      <w:r>
-        <w:t>hough-draw-line Operator</w:t>
-      </w:r>
-    </w:p>
-    <w:p>
-      <w:r>
-        <w:t>The Hough draw line operator draws a line segment corresponding to a polar line (rho, theta) in an image and stores the resulting image. JPEG input images can be stored as either JPEG or binary output images, but binary input images can only be stored as binary output images. Grayscale input images produce grayscale output images, and color input images produce color output images. Lines are drawn in the color output image out_component component if specified. The output color image component defaults to 1 if omitted, and is ignored for grayscale images.</w:t>
+      <w:proofErr w:type="spellStart"/>
+      <w:r>
+        <w:t>hough</w:t>
+      </w:r>
+      <w:proofErr w:type="spellEnd"/>
+      <w:r>
+        <w:t>-draw-line Operator</w:t>
+      </w:r>
+    </w:p>
+    <w:p>
+      <w:r>
+        <w:t xml:space="preserve">The Hough draw line operator draws a line segment corresponding to a polar line (rho, theta) in an image and stores the resulting image. JPEG input images can be stored as either JPEG or binary output images, but binary input images can only be stored as binary output images. Grayscale input images produce grayscale output images, and color input images produce color output images. Lines are drawn in the color output image </w:t>
+      </w:r>
+      <w:proofErr w:type="spellStart"/>
+      <w:r>
+        <w:t>out_component</w:t>
+      </w:r>
+      <w:proofErr w:type="spellEnd"/>
+      <w:r>
+        <w:t xml:space="preserve"> component if specified. The output color image component defaults to 1 if omitted, and is ignored for grayscale images.</w:t>
       </w:r>
     </w:p>
     <w:p>
@@ -15907,7 +18069,31 @@
               <w:cnfStyle w:val="000000100000" w:firstRow="0" w:lastRow="0" w:firstColumn="0" w:lastColumn="0" w:oddVBand="0" w:evenVBand="0" w:oddHBand="1" w:evenHBand="0" w:firstRowFirstColumn="0" w:firstRowLastColumn="0" w:lastRowFirstColumn="0" w:lastRowLastColumn="0"/>
             </w:pPr>
             <w:r>
-              <w:t>input CV_8U, CV_32S, or CV_32F intensity image</w:t>
+              <w:t xml:space="preserve">input </w:t>
+            </w:r>
+            <w:proofErr w:type="spellStart"/>
+            <w:r>
+              <w:t>CV_8U</w:t>
+            </w:r>
+            <w:proofErr w:type="spellEnd"/>
+            <w:r>
+              <w:t xml:space="preserve">, </w:t>
+            </w:r>
+            <w:proofErr w:type="spellStart"/>
+            <w:r>
+              <w:t>CV_32S</w:t>
+            </w:r>
+            <w:proofErr w:type="spellEnd"/>
+            <w:r>
+              <w:t xml:space="preserve">, or </w:t>
+            </w:r>
+            <w:proofErr w:type="spellStart"/>
+            <w:r>
+              <w:t>CV_32F</w:t>
+            </w:r>
+            <w:proofErr w:type="spellEnd"/>
+            <w:r>
+              <w:t xml:space="preserve"> intensity image</w:t>
             </w:r>
           </w:p>
         </w:tc>
@@ -15930,6 +18116,7 @@
                 <w:b w:val="0"/>
                 <w:bCs w:val="0"/>
               </w:rPr>
+              <w:lastRenderedPageBreak/>
               <w:t>output</w:t>
             </w:r>
           </w:p>
@@ -15982,7 +18169,31 @@
               <w:cnfStyle w:val="000000000000" w:firstRow="0" w:lastRow="0" w:firstColumn="0" w:lastColumn="0" w:oddVBand="0" w:evenVBand="0" w:oddHBand="0" w:evenHBand="0" w:firstRowFirstColumn="0" w:firstRowLastColumn="0" w:lastRowFirstColumn="0" w:lastRowLastColumn="0"/>
             </w:pPr>
             <w:r>
-              <w:t xml:space="preserve">output CV_8U, CV_32S, or CV_32F image with drawn line. </w:t>
+              <w:t xml:space="preserve">output </w:t>
+            </w:r>
+            <w:proofErr w:type="spellStart"/>
+            <w:r>
+              <w:t>CV_8U</w:t>
+            </w:r>
+            <w:proofErr w:type="spellEnd"/>
+            <w:r>
+              <w:t xml:space="preserve">, </w:t>
+            </w:r>
+            <w:proofErr w:type="spellStart"/>
+            <w:r>
+              <w:t>CV_32S</w:t>
+            </w:r>
+            <w:proofErr w:type="spellEnd"/>
+            <w:r>
+              <w:t xml:space="preserve">, or </w:t>
+            </w:r>
+            <w:proofErr w:type="spellStart"/>
+            <w:r>
+              <w:t>CV_32F</w:t>
+            </w:r>
+            <w:proofErr w:type="spellEnd"/>
+            <w:r>
+              <w:t xml:space="preserve"> image with drawn line. </w:t>
             </w:r>
           </w:p>
         </w:tc>
@@ -15993,7 +18204,6 @@
         <w:pStyle w:val="Normalafterlist"/>
       </w:pPr>
       <w:r>
-        <w:lastRenderedPageBreak/>
         <w:t>The parameters to the draw Hough draw line operator are:</w:t>
       </w:r>
     </w:p>
@@ -16058,6 +18268,7 @@
                 <w:bCs w:val="0"/>
               </w:rPr>
             </w:pPr>
+            <w:proofErr w:type="spellStart"/>
             <w:r>
               <w:rPr>
                 <w:b w:val="0"/>
@@ -16065,6 +18276,7 @@
               </w:rPr>
               <w:t>theta_inc</w:t>
             </w:r>
+            <w:proofErr w:type="spellEnd"/>
           </w:p>
         </w:tc>
         <w:tc>
@@ -16076,7 +18288,15 @@
               <w:cnfStyle w:val="000000100000" w:firstRow="0" w:lastRow="0" w:firstColumn="0" w:lastColumn="0" w:oddVBand="0" w:evenVBand="0" w:oddHBand="1" w:evenHBand="0" w:firstRowFirstColumn="0" w:firstRowLastColumn="0" w:lastRowFirstColumn="0" w:lastRowLastColumn="0"/>
             </w:pPr>
             <w:r>
-              <w:t>increment for the Hough accumulator angle. The number of angles are 180 / theta_inc.</w:t>
+              <w:t xml:space="preserve">increment for the Hough accumulator angle. The number of angles are 180 / </w:t>
+            </w:r>
+            <w:proofErr w:type="spellStart"/>
+            <w:r>
+              <w:t>theta_inc</w:t>
+            </w:r>
+            <w:proofErr w:type="spellEnd"/>
+            <w:r>
+              <w:t>.</w:t>
             </w:r>
           </w:p>
         </w:tc>
@@ -16172,6 +18392,7 @@
                 <w:bCs w:val="0"/>
               </w:rPr>
             </w:pPr>
+            <w:proofErr w:type="spellStart"/>
             <w:r>
               <w:rPr>
                 <w:b w:val="0"/>
@@ -16179,6 +18400,7 @@
               </w:rPr>
               <w:t>theta_index</w:t>
             </w:r>
+            <w:proofErr w:type="spellEnd"/>
           </w:p>
         </w:tc>
         <w:tc>
@@ -16213,6 +18435,7 @@
                 <w:bCs w:val="0"/>
               </w:rPr>
             </w:pPr>
+            <w:proofErr w:type="spellStart"/>
             <w:r>
               <w:rPr>
                 <w:b w:val="0"/>
@@ -16220,6 +18443,7 @@
               </w:rPr>
               <w:t>pixel_value</w:t>
             </w:r>
+            <w:proofErr w:type="spellEnd"/>
           </w:p>
         </w:tc>
         <w:tc>
@@ -16251,6 +18475,7 @@
                 <w:bCs w:val="0"/>
               </w:rPr>
             </w:pPr>
+            <w:proofErr w:type="spellStart"/>
             <w:r>
               <w:rPr>
                 <w:b w:val="0"/>
@@ -16258,6 +18483,7 @@
               </w:rPr>
               <w:t>out_component</w:t>
             </w:r>
+            <w:proofErr w:type="spellEnd"/>
           </w:p>
         </w:tc>
         <w:tc>
@@ -16494,12 +18720,21 @@
                 <w:szCs w:val="20"/>
               </w:rPr>
             </w:pPr>
+            <w:proofErr w:type="spellStart"/>
             <w:r>
               <w:rPr>
                 <w:sz w:val="20"/>
                 <w:szCs w:val="20"/>
               </w:rPr>
-              <w:t>CV_8U has value 0</w:t>
+              <w:t>CV_8U</w:t>
+            </w:r>
+            <w:proofErr w:type="spellEnd"/>
+            <w:r>
+              <w:rPr>
+                <w:sz w:val="20"/>
+                <w:szCs w:val="20"/>
+              </w:rPr>
+              <w:t xml:space="preserve"> has value 0</w:t>
             </w:r>
           </w:p>
           <w:p>
@@ -16511,12 +18746,21 @@
                 <w:szCs w:val="20"/>
               </w:rPr>
             </w:pPr>
+            <w:proofErr w:type="spellStart"/>
             <w:r>
               <w:rPr>
                 <w:sz w:val="20"/>
                 <w:szCs w:val="20"/>
               </w:rPr>
-              <w:t>CV_32S has value 1</w:t>
+              <w:t>CV_32S</w:t>
+            </w:r>
+            <w:proofErr w:type="spellEnd"/>
+            <w:r>
+              <w:rPr>
+                <w:sz w:val="20"/>
+                <w:szCs w:val="20"/>
+              </w:rPr>
+              <w:t xml:space="preserve"> has value 1</w:t>
             </w:r>
           </w:p>
           <w:p>
@@ -16524,12 +18768,21 @@
               <w:pStyle w:val="tablebullet"/>
               <w:cnfStyle w:val="000000000000" w:firstRow="0" w:lastRow="0" w:firstColumn="0" w:lastColumn="0" w:oddVBand="0" w:evenVBand="0" w:oddHBand="0" w:evenHBand="0" w:firstRowFirstColumn="0" w:firstRowLastColumn="0" w:lastRowFirstColumn="0" w:lastRowLastColumn="0"/>
             </w:pPr>
+            <w:proofErr w:type="spellStart"/>
             <w:r>
               <w:rPr>
                 <w:sz w:val="20"/>
                 <w:szCs w:val="20"/>
               </w:rPr>
-              <w:t>CV_32F has value 2</w:t>
+              <w:t>CV_32F</w:t>
+            </w:r>
+            <w:proofErr w:type="spellEnd"/>
+            <w:r>
+              <w:rPr>
+                <w:sz w:val="20"/>
+                <w:szCs w:val="20"/>
+              </w:rPr>
+              <w:t xml:space="preserve"> has value 2</w:t>
             </w:r>
           </w:p>
         </w:tc>
@@ -16738,8 +18991,13 @@
       <w:pPr>
         <w:pStyle w:val="Heading2"/>
       </w:pPr>
-      <w:r>
-        <w:t>hough-peak-detect Operator</w:t>
+      <w:proofErr w:type="spellStart"/>
+      <w:r>
+        <w:t>hough</w:t>
+      </w:r>
+      <w:proofErr w:type="spellEnd"/>
+      <w:r>
+        <w:t>-peak-detect Operator</w:t>
       </w:r>
     </w:p>
     <w:p>
@@ -16882,7 +19140,15 @@
               <w:cnfStyle w:val="000000100000" w:firstRow="0" w:lastRow="0" w:firstColumn="0" w:lastColumn="0" w:oddVBand="0" w:evenVBand="0" w:oddHBand="1" w:evenHBand="0" w:firstRowFirstColumn="0" w:firstRowLastColumn="0" w:lastRowFirstColumn="0" w:lastRowLastColumn="0"/>
             </w:pPr>
             <w:r>
-              <w:t>“hough”</w:t>
+              <w:t>“</w:t>
+            </w:r>
+            <w:proofErr w:type="spellStart"/>
+            <w:r>
+              <w:t>hough</w:t>
+            </w:r>
+            <w:proofErr w:type="spellEnd"/>
+            <w:r>
+              <w:t>”</w:t>
             </w:r>
           </w:p>
         </w:tc>
@@ -17097,6 +19363,7 @@
                 <w:bCs w:val="0"/>
               </w:rPr>
             </w:pPr>
+            <w:proofErr w:type="spellStart"/>
             <w:r>
               <w:rPr>
                 <w:b w:val="0"/>
@@ -17104,6 +19371,7 @@
               </w:rPr>
               <w:t>max_peaks</w:t>
             </w:r>
+            <w:proofErr w:type="spellEnd"/>
           </w:p>
         </w:tc>
         <w:tc>
@@ -17156,6 +19424,7 @@
               <w:pStyle w:val="NoSpacing"/>
             </w:pPr>
             <w:r>
+              <w:lastRenderedPageBreak/>
               <w:t>Field</w:t>
             </w:r>
           </w:p>
@@ -17192,6 +19461,7 @@
                 <w:bCs w:val="0"/>
               </w:rPr>
             </w:pPr>
+            <w:proofErr w:type="spellStart"/>
             <w:r>
               <w:rPr>
                 <w:b w:val="0"/>
@@ -17199,6 +19469,7 @@
               </w:rPr>
               <w:t>theta_inc</w:t>
             </w:r>
+            <w:proofErr w:type="spellEnd"/>
           </w:p>
         </w:tc>
         <w:tc>
@@ -17230,6 +19501,7 @@
                 <w:bCs w:val="0"/>
               </w:rPr>
             </w:pPr>
+            <w:proofErr w:type="spellStart"/>
             <w:r>
               <w:rPr>
                 <w:b w:val="0"/>
@@ -17237,6 +19509,7 @@
               </w:rPr>
               <w:t>nthetas</w:t>
             </w:r>
+            <w:proofErr w:type="spellEnd"/>
           </w:p>
         </w:tc>
         <w:tc>
@@ -17249,8 +19522,13 @@
               <w:cnfStyle w:val="000000000000" w:firstRow="0" w:lastRow="0" w:firstColumn="0" w:lastColumn="0" w:oddVBand="0" w:evenVBand="0" w:oddHBand="0" w:evenHBand="0" w:firstRowFirstColumn="0" w:firstRowLastColumn="0" w:lastRowFirstColumn="0" w:lastRowLastColumn="0"/>
             </w:pPr>
             <w:r>
-              <w:t>The number of angles sampled = 180 / theta_inc</w:t>
-            </w:r>
+              <w:t xml:space="preserve">The number of angles sampled = 180 / </w:t>
+            </w:r>
+            <w:proofErr w:type="spellStart"/>
+            <w:r>
+              <w:t>theta_inc</w:t>
+            </w:r>
+            <w:proofErr w:type="spellEnd"/>
           </w:p>
         </w:tc>
       </w:tr>
@@ -17271,6 +19549,7 @@
                 <w:bCs w:val="0"/>
               </w:rPr>
             </w:pPr>
+            <w:proofErr w:type="spellStart"/>
             <w:r>
               <w:rPr>
                 <w:b w:val="0"/>
@@ -17278,6 +19557,7 @@
               </w:rPr>
               <w:t>nrhos</w:t>
             </w:r>
+            <w:proofErr w:type="spellEnd"/>
           </w:p>
         </w:tc>
         <w:tc>
@@ -17301,7 +19581,6 @@
         <w:pStyle w:val="Heading2"/>
       </w:pPr>
       <w:r>
-        <w:lastRenderedPageBreak/>
         <w:t>transform-image-copy Operator</w:t>
       </w:r>
     </w:p>
@@ -17470,7 +19749,23 @@
                 <w:sz w:val="20"/>
                 <w:szCs w:val="20"/>
               </w:rPr>
-              <w:t xml:space="preserve">Copy the input image to the output image out_component component. </w:t>
+              <w:t xml:space="preserve">Copy the input image to the output image </w:t>
+            </w:r>
+            <w:proofErr w:type="spellStart"/>
+            <w:r>
+              <w:rPr>
+                <w:sz w:val="20"/>
+                <w:szCs w:val="20"/>
+              </w:rPr>
+              <w:t>out_component</w:t>
+            </w:r>
+            <w:proofErr w:type="spellEnd"/>
+            <w:r>
+              <w:rPr>
+                <w:sz w:val="20"/>
+                <w:szCs w:val="20"/>
+              </w:rPr>
+              <w:t xml:space="preserve"> component. </w:t>
             </w:r>
           </w:p>
           <w:p>
@@ -17487,7 +19782,23 @@
                 <w:sz w:val="20"/>
                 <w:szCs w:val="20"/>
               </w:rPr>
-              <w:t>Copy the input image to the first output image component if the out_component parameter is omitted.</w:t>
+              <w:t xml:space="preserve">Copy the input image to the first output image component if the </w:t>
+            </w:r>
+            <w:proofErr w:type="spellStart"/>
+            <w:r>
+              <w:rPr>
+                <w:sz w:val="20"/>
+                <w:szCs w:val="20"/>
+              </w:rPr>
+              <w:t>out_component</w:t>
+            </w:r>
+            <w:proofErr w:type="spellEnd"/>
+            <w:r>
+              <w:rPr>
+                <w:sz w:val="20"/>
+                <w:szCs w:val="20"/>
+              </w:rPr>
+              <w:t xml:space="preserve"> parameter is omitted.</w:t>
             </w:r>
           </w:p>
         </w:tc>
@@ -17548,7 +19859,39 @@
                 <w:sz w:val="20"/>
                 <w:szCs w:val="20"/>
               </w:rPr>
-              <w:t xml:space="preserve">Copy the input image in_component component to the output image in_component component. </w:t>
+              <w:t xml:space="preserve">Copy the input image </w:t>
+            </w:r>
+            <w:proofErr w:type="spellStart"/>
+            <w:r>
+              <w:rPr>
+                <w:sz w:val="20"/>
+                <w:szCs w:val="20"/>
+              </w:rPr>
+              <w:t>in_component</w:t>
+            </w:r>
+            <w:proofErr w:type="spellEnd"/>
+            <w:r>
+              <w:rPr>
+                <w:sz w:val="20"/>
+                <w:szCs w:val="20"/>
+              </w:rPr>
+              <w:t xml:space="preserve"> component to the output image </w:t>
+            </w:r>
+            <w:proofErr w:type="spellStart"/>
+            <w:r>
+              <w:rPr>
+                <w:sz w:val="20"/>
+                <w:szCs w:val="20"/>
+              </w:rPr>
+              <w:t>in_component</w:t>
+            </w:r>
+            <w:proofErr w:type="spellEnd"/>
+            <w:r>
+              <w:rPr>
+                <w:sz w:val="20"/>
+                <w:szCs w:val="20"/>
+              </w:rPr>
+              <w:t xml:space="preserve"> component. </w:t>
             </w:r>
           </w:p>
           <w:p>
@@ -17565,7 +19908,23 @@
                 <w:sz w:val="20"/>
                 <w:szCs w:val="20"/>
               </w:rPr>
-              <w:t>Copy the first input image component to the output image if the in_component parameter is omitted.</w:t>
+              <w:t xml:space="preserve">Copy the first input image component to the output image if the </w:t>
+            </w:r>
+            <w:proofErr w:type="spellStart"/>
+            <w:r>
+              <w:rPr>
+                <w:sz w:val="20"/>
+                <w:szCs w:val="20"/>
+              </w:rPr>
+              <w:t>in_component</w:t>
+            </w:r>
+            <w:proofErr w:type="spellEnd"/>
+            <w:r>
+              <w:rPr>
+                <w:sz w:val="20"/>
+                <w:szCs w:val="20"/>
+              </w:rPr>
+              <w:t xml:space="preserve"> parameter is omitted.</w:t>
             </w:r>
           </w:p>
         </w:tc>
@@ -17625,7 +19984,23 @@
         <w:pStyle w:val="Normalafterlist"/>
       </w:pPr>
       <w:r>
-        <w:t>There are several variations depending whether the in_component or out_component parameters are specified.</w:t>
+        <w:t xml:space="preserve">There are several variations depending whether the </w:t>
+      </w:r>
+      <w:proofErr w:type="spellStart"/>
+      <w:r>
+        <w:t>in_component</w:t>
+      </w:r>
+      <w:proofErr w:type="spellEnd"/>
+      <w:r>
+        <w:t xml:space="preserve"> or </w:t>
+      </w:r>
+      <w:proofErr w:type="spellStart"/>
+      <w:r>
+        <w:t>out_component</w:t>
+      </w:r>
+      <w:proofErr w:type="spellEnd"/>
+      <w:r>
+        <w:t xml:space="preserve"> parameters are specified.</w:t>
       </w:r>
     </w:p>
     <w:tbl>
@@ -17651,9 +20026,11 @@
             <w:tcW w:w="0" w:type="auto"/>
           </w:tcPr>
           <w:p>
+            <w:proofErr w:type="spellStart"/>
             <w:r>
               <w:t>in_component</w:t>
             </w:r>
+            <w:proofErr w:type="spellEnd"/>
           </w:p>
         </w:tc>
         <w:tc>
@@ -17664,9 +20041,11 @@
             <w:pPr>
               <w:cnfStyle w:val="100000000000" w:firstRow="1" w:lastRow="0" w:firstColumn="0" w:lastColumn="0" w:oddVBand="0" w:evenVBand="0" w:oddHBand="0" w:evenHBand="0" w:firstRowFirstColumn="0" w:firstRowLastColumn="0" w:lastRowFirstColumn="0" w:lastRowLastColumn="0"/>
             </w:pPr>
+            <w:proofErr w:type="spellStart"/>
             <w:r>
               <w:t>out_component</w:t>
             </w:r>
+            <w:proofErr w:type="spellEnd"/>
           </w:p>
         </w:tc>
         <w:tc>
@@ -17731,7 +20110,23 @@
               <w:cnfStyle w:val="000000100000" w:firstRow="0" w:lastRow="0" w:firstColumn="0" w:lastColumn="0" w:oddVBand="0" w:evenVBand="0" w:oddHBand="1" w:evenHBand="0" w:firstRowFirstColumn="0" w:firstRowLastColumn="0" w:lastRowFirstColumn="0" w:lastRowLastColumn="0"/>
             </w:pPr>
             <w:r>
-              <w:t xml:space="preserve">Copy the input image in_component to the output image out_component component </w:t>
+              <w:t xml:space="preserve">Copy the input image </w:t>
+            </w:r>
+            <w:proofErr w:type="spellStart"/>
+            <w:r>
+              <w:t>in_component</w:t>
+            </w:r>
+            <w:proofErr w:type="spellEnd"/>
+            <w:r>
+              <w:t xml:space="preserve"> to the output image </w:t>
+            </w:r>
+            <w:proofErr w:type="spellStart"/>
+            <w:r>
+              <w:t>out_component</w:t>
+            </w:r>
+            <w:proofErr w:type="spellEnd"/>
+            <w:r>
+              <w:t xml:space="preserve"> component </w:t>
             </w:r>
           </w:p>
         </w:tc>
@@ -17781,7 +20176,23 @@
               <w:cnfStyle w:val="000000000000" w:firstRow="0" w:lastRow="0" w:firstColumn="0" w:lastColumn="0" w:oddVBand="0" w:evenVBand="0" w:oddHBand="0" w:evenHBand="0" w:firstRowFirstColumn="0" w:firstRowLastColumn="0" w:lastRowFirstColumn="0" w:lastRowLastColumn="0"/>
             </w:pPr>
             <w:r>
-              <w:t>Copy the input image in_component component to the in_component component of the output image</w:t>
+              <w:t xml:space="preserve">Copy the input image </w:t>
+            </w:r>
+            <w:proofErr w:type="spellStart"/>
+            <w:r>
+              <w:t>in_component</w:t>
+            </w:r>
+            <w:proofErr w:type="spellEnd"/>
+            <w:r>
+              <w:t xml:space="preserve"> component to the </w:t>
+            </w:r>
+            <w:proofErr w:type="spellStart"/>
+            <w:r>
+              <w:t>in_component</w:t>
+            </w:r>
+            <w:proofErr w:type="spellEnd"/>
+            <w:r>
+              <w:t xml:space="preserve"> component of the output image</w:t>
             </w:r>
           </w:p>
         </w:tc>
@@ -17834,7 +20245,23 @@
               <w:cnfStyle w:val="000000100000" w:firstRow="0" w:lastRow="0" w:firstColumn="0" w:lastColumn="0" w:oddVBand="0" w:evenVBand="0" w:oddHBand="1" w:evenHBand="0" w:firstRowFirstColumn="0" w:firstRowLastColumn="0" w:lastRowFirstColumn="0" w:lastRowLastColumn="0"/>
             </w:pPr>
             <w:r>
-              <w:t xml:space="preserve">Copy the input image out_component component to the output image out_component component </w:t>
+              <w:t xml:space="preserve">Copy the input image </w:t>
+            </w:r>
+            <w:proofErr w:type="spellStart"/>
+            <w:r>
+              <w:t>out_component</w:t>
+            </w:r>
+            <w:proofErr w:type="spellEnd"/>
+            <w:r>
+              <w:t xml:space="preserve"> component to the output image </w:t>
+            </w:r>
+            <w:proofErr w:type="spellStart"/>
+            <w:r>
+              <w:t>out_component</w:t>
+            </w:r>
+            <w:proofErr w:type="spellEnd"/>
+            <w:r>
+              <w:t xml:space="preserve"> component </w:t>
             </w:r>
           </w:p>
         </w:tc>
@@ -17959,6 +20386,7 @@
                 <w:bCs w:val="0"/>
               </w:rPr>
             </w:pPr>
+            <w:proofErr w:type="spellStart"/>
             <w:r>
               <w:rPr>
                 <w:b w:val="0"/>
@@ -17966,6 +20394,7 @@
               </w:rPr>
               <w:t>in_component</w:t>
             </w:r>
+            <w:proofErr w:type="spellEnd"/>
           </w:p>
         </w:tc>
         <w:tc>
@@ -17996,6 +20425,7 @@
                 <w:bCs w:val="0"/>
               </w:rPr>
             </w:pPr>
+            <w:proofErr w:type="spellStart"/>
             <w:r>
               <w:rPr>
                 <w:b w:val="0"/>
@@ -18003,6 +20433,7 @@
               </w:rPr>
               <w:t>out_component</w:t>
             </w:r>
+            <w:proofErr w:type="spellEnd"/>
           </w:p>
         </w:tc>
         <w:tc>
@@ -18239,12 +20670,21 @@
                 <w:szCs w:val="20"/>
               </w:rPr>
             </w:pPr>
+            <w:proofErr w:type="spellStart"/>
             <w:r>
               <w:rPr>
                 <w:sz w:val="20"/>
                 <w:szCs w:val="20"/>
               </w:rPr>
-              <w:t>CV_8U has value 0</w:t>
+              <w:t>CV_8U</w:t>
+            </w:r>
+            <w:proofErr w:type="spellEnd"/>
+            <w:r>
+              <w:rPr>
+                <w:sz w:val="20"/>
+                <w:szCs w:val="20"/>
+              </w:rPr>
+              <w:t xml:space="preserve"> has value 0</w:t>
             </w:r>
           </w:p>
           <w:p>
@@ -18256,12 +20696,21 @@
                 <w:szCs w:val="20"/>
               </w:rPr>
             </w:pPr>
+            <w:proofErr w:type="spellStart"/>
             <w:r>
               <w:rPr>
                 <w:sz w:val="20"/>
                 <w:szCs w:val="20"/>
               </w:rPr>
-              <w:t>CV_32S has value 1</w:t>
+              <w:t>CV_32S</w:t>
+            </w:r>
+            <w:proofErr w:type="spellEnd"/>
+            <w:r>
+              <w:rPr>
+                <w:sz w:val="20"/>
+                <w:szCs w:val="20"/>
+              </w:rPr>
+              <w:t xml:space="preserve"> has value 1</w:t>
             </w:r>
           </w:p>
           <w:p>
@@ -18269,12 +20718,21 @@
               <w:pStyle w:val="tablebullet"/>
               <w:cnfStyle w:val="000000000000" w:firstRow="0" w:lastRow="0" w:firstColumn="0" w:lastColumn="0" w:oddVBand="0" w:evenVBand="0" w:oddHBand="0" w:evenHBand="0" w:firstRowFirstColumn="0" w:firstRowLastColumn="0" w:lastRowFirstColumn="0" w:lastRowLastColumn="0"/>
             </w:pPr>
+            <w:proofErr w:type="spellStart"/>
             <w:r>
               <w:rPr>
                 <w:sz w:val="20"/>
                 <w:szCs w:val="20"/>
               </w:rPr>
-              <w:t>CV_32F has value 2</w:t>
+              <w:t>CV_32F</w:t>
+            </w:r>
+            <w:proofErr w:type="spellEnd"/>
+            <w:r>
+              <w:rPr>
+                <w:sz w:val="20"/>
+                <w:szCs w:val="20"/>
+              </w:rPr>
+              <w:t xml:space="preserve"> has value 2</w:t>
             </w:r>
           </w:p>
         </w:tc>
@@ -18285,16 +20743,37 @@
         <w:pStyle w:val="Heading2"/>
       </w:pPr>
       <w:r>
+        <w:lastRenderedPageBreak/>
         <w:t>transform-intensity-map Operator</w:t>
       </w:r>
     </w:p>
     <w:p>
       <w:r>
-        <w:t xml:space="preserve">The transform intensity map operator maps the input image pixel value range to the specified output image pixel value range. Input JPEG and binary images can map to CV_8U JPEG </w:t>
-      </w:r>
-      <w:r>
-        <w:lastRenderedPageBreak/>
-        <w:t>images or CV_32S and CV_32F binary images The mapping of input to output intensity values are determined as follows.</w:t>
+        <w:t xml:space="preserve">The transform intensity map operator maps the input image pixel value range to the specified output image pixel value range. Input JPEG and binary images can map to </w:t>
+      </w:r>
+      <w:proofErr w:type="spellStart"/>
+      <w:r>
+        <w:t>CV_8U</w:t>
+      </w:r>
+      <w:proofErr w:type="spellEnd"/>
+      <w:r>
+        <w:t xml:space="preserve"> JPEG images or </w:t>
+      </w:r>
+      <w:proofErr w:type="spellStart"/>
+      <w:r>
+        <w:t>CV_32S</w:t>
+      </w:r>
+      <w:proofErr w:type="spellEnd"/>
+      <w:r>
+        <w:t xml:space="preserve"> and </w:t>
+      </w:r>
+      <w:proofErr w:type="spellStart"/>
+      <w:r>
+        <w:t>CV_32F</w:t>
+      </w:r>
+      <w:proofErr w:type="spellEnd"/>
+      <w:r>
+        <w:t xml:space="preserve"> binary images The mapping of input to output intensity values are determined as follows.</w:t>
       </w:r>
     </w:p>
     <w:p>
@@ -18304,6 +20783,7 @@
       <w:r>
         <w:t xml:space="preserve">  if input value &lt; </w:t>
       </w:r>
+      <w:proofErr w:type="spellStart"/>
       <w:r>
         <w:rPr>
           <w:rFonts w:eastAsia="Times New Roman" w:cs="Arial"/>
@@ -18311,14 +20791,20 @@
         </w:rPr>
         <w:t>lower_in</w:t>
       </w:r>
+      <w:proofErr w:type="spellEnd"/>
     </w:p>
     <w:p>
       <w:pPr>
         <w:pStyle w:val="code"/>
       </w:pPr>
       <w:r>
-        <w:t xml:space="preserve">    output value = lower_out</w:t>
-      </w:r>
+        <w:t xml:space="preserve">    output value = </w:t>
+      </w:r>
+      <w:proofErr w:type="spellStart"/>
+      <w:r>
+        <w:t>lower_out</w:t>
+      </w:r>
+      <w:proofErr w:type="spellEnd"/>
     </w:p>
     <w:p>
       <w:pPr>
@@ -18327,6 +20813,7 @@
       <w:r>
         <w:t xml:space="preserve">  else if input value &gt;= </w:t>
       </w:r>
+      <w:proofErr w:type="spellStart"/>
       <w:r>
         <w:rPr>
           <w:rFonts w:eastAsia="Times New Roman" w:cs="Arial"/>
@@ -18334,14 +20821,20 @@
         </w:rPr>
         <w:t>upper_in</w:t>
       </w:r>
+      <w:proofErr w:type="spellEnd"/>
     </w:p>
     <w:p>
       <w:pPr>
         <w:pStyle w:val="code"/>
       </w:pPr>
       <w:r>
-        <w:t xml:space="preserve">    output value = upper_out</w:t>
-      </w:r>
+        <w:t xml:space="preserve">    output value = </w:t>
+      </w:r>
+      <w:proofErr w:type="spellStart"/>
+      <w:r>
+        <w:t>upper_out</w:t>
+      </w:r>
+      <w:proofErr w:type="spellEnd"/>
     </w:p>
     <w:p>
       <w:pPr>
@@ -18368,8 +20861,17 @@
         </w:rPr>
       </w:pPr>
       <w:r>
-        <w:t xml:space="preserve">      lower_out + (input value - </w:t>
-      </w:r>
+        <w:t xml:space="preserve">      </w:t>
+      </w:r>
+      <w:proofErr w:type="spellStart"/>
+      <w:r>
+        <w:t>lower_out</w:t>
+      </w:r>
+      <w:proofErr w:type="spellEnd"/>
+      <w:r>
+        <w:t xml:space="preserve"> + (input value - </w:t>
+      </w:r>
+      <w:proofErr w:type="spellStart"/>
       <w:r>
         <w:rPr>
           <w:rFonts w:eastAsia="Times New Roman" w:cs="Arial"/>
@@ -18377,9 +20879,19 @@
         </w:rPr>
         <w:t>lower_in</w:t>
       </w:r>
-      <w:r>
-        <w:t xml:space="preserve">) * (upper_out - </w:t>
-      </w:r>
+      <w:proofErr w:type="spellEnd"/>
+      <w:r>
+        <w:t>) * (</w:t>
+      </w:r>
+      <w:proofErr w:type="spellStart"/>
+      <w:r>
+        <w:t>upper_out</w:t>
+      </w:r>
+      <w:proofErr w:type="spellEnd"/>
+      <w:r>
+        <w:t xml:space="preserve"> - </w:t>
+      </w:r>
+      <w:proofErr w:type="spellStart"/>
       <w:r>
         <w:rPr>
           <w:rFonts w:eastAsia="Times New Roman" w:cs="Arial"/>
@@ -18387,9 +20899,19 @@
         </w:rPr>
         <w:t>upper_in</w:t>
       </w:r>
-      <w:r>
-        <w:t xml:space="preserve">) / (lower_out - </w:t>
-      </w:r>
+      <w:proofErr w:type="spellEnd"/>
+      <w:r>
+        <w:t>) / (</w:t>
+      </w:r>
+      <w:proofErr w:type="spellStart"/>
+      <w:r>
+        <w:t>lower_out</w:t>
+      </w:r>
+      <w:proofErr w:type="spellEnd"/>
+      <w:r>
+        <w:t xml:space="preserve"> - </w:t>
+      </w:r>
+      <w:proofErr w:type="spellStart"/>
       <w:r>
         <w:rPr>
           <w:rFonts w:eastAsia="Times New Roman" w:cs="Arial"/>
@@ -18397,6 +20919,7 @@
         </w:rPr>
         <w:t>lower_in</w:t>
       </w:r>
+      <w:proofErr w:type="spellEnd"/>
       <w:r>
         <w:t>)</w:t>
       </w:r>
@@ -18406,7 +20929,39 @@
         <w:pStyle w:val="Normalafterlist"/>
       </w:pPr>
       <w:r>
-        <w:t xml:space="preserve">The operator can threshold images by specifying lower_in = upper_in = threshold value. Lower_out then is the output pixel value for input pixel values &lt; threshold, and upper_out is the output pixel value for input pixel values &gt;= threshold. </w:t>
+        <w:t xml:space="preserve">The operator can threshold images by specifying </w:t>
+      </w:r>
+      <w:proofErr w:type="spellStart"/>
+      <w:r>
+        <w:t>lower_in</w:t>
+      </w:r>
+      <w:proofErr w:type="spellEnd"/>
+      <w:r>
+        <w:t xml:space="preserve"> = </w:t>
+      </w:r>
+      <w:proofErr w:type="spellStart"/>
+      <w:r>
+        <w:t>upper_in</w:t>
+      </w:r>
+      <w:proofErr w:type="spellEnd"/>
+      <w:r>
+        <w:t xml:space="preserve"> = threshold value. </w:t>
+      </w:r>
+      <w:proofErr w:type="spellStart"/>
+      <w:r>
+        <w:t>Lower_out</w:t>
+      </w:r>
+      <w:proofErr w:type="spellEnd"/>
+      <w:r>
+        <w:t xml:space="preserve"> then is the output pixel value for input pixel values &lt; threshold, and </w:t>
+      </w:r>
+      <w:proofErr w:type="spellStart"/>
+      <w:r>
+        <w:t>upper_out</w:t>
+      </w:r>
+      <w:proofErr w:type="spellEnd"/>
+      <w:r>
+        <w:t xml:space="preserve"> is the output pixel value for input pixel values &gt;= threshold. </w:t>
       </w:r>
     </w:p>
     <w:p>
@@ -18570,7 +21125,31 @@
               <w:cnfStyle w:val="000000100000" w:firstRow="0" w:lastRow="0" w:firstColumn="0" w:lastColumn="0" w:oddVBand="0" w:evenVBand="0" w:oddHBand="1" w:evenHBand="0" w:firstRowFirstColumn="0" w:firstRowLastColumn="0" w:lastRowFirstColumn="0" w:lastRowLastColumn="0"/>
             </w:pPr>
             <w:r>
-              <w:t>input CV_8U, CV_32S, or CV_32F intensity image</w:t>
+              <w:t xml:space="preserve">input </w:t>
+            </w:r>
+            <w:proofErr w:type="spellStart"/>
+            <w:r>
+              <w:t>CV_8U</w:t>
+            </w:r>
+            <w:proofErr w:type="spellEnd"/>
+            <w:r>
+              <w:t xml:space="preserve">, </w:t>
+            </w:r>
+            <w:proofErr w:type="spellStart"/>
+            <w:r>
+              <w:t>CV_32S</w:t>
+            </w:r>
+            <w:proofErr w:type="spellEnd"/>
+            <w:r>
+              <w:t xml:space="preserve">, or </w:t>
+            </w:r>
+            <w:proofErr w:type="spellStart"/>
+            <w:r>
+              <w:t>CV_32F</w:t>
+            </w:r>
+            <w:proofErr w:type="spellEnd"/>
+            <w:r>
+              <w:t xml:space="preserve"> intensity image</w:t>
             </w:r>
           </w:p>
         </w:tc>
@@ -18645,7 +21224,31 @@
               <w:cnfStyle w:val="000000000000" w:firstRow="0" w:lastRow="0" w:firstColumn="0" w:lastColumn="0" w:oddVBand="0" w:evenVBand="0" w:oddHBand="0" w:evenHBand="0" w:firstRowFirstColumn="0" w:firstRowLastColumn="0" w:lastRowFirstColumn="0" w:lastRowLastColumn="0"/>
             </w:pPr>
             <w:r>
-              <w:t xml:space="preserve">output CV_8U, CV_32S, or CV_32F mapped intensity  image. </w:t>
+              <w:t xml:space="preserve">output </w:t>
+            </w:r>
+            <w:proofErr w:type="spellStart"/>
+            <w:r>
+              <w:t>CV_8U</w:t>
+            </w:r>
+            <w:proofErr w:type="spellEnd"/>
+            <w:r>
+              <w:t xml:space="preserve">, </w:t>
+            </w:r>
+            <w:proofErr w:type="spellStart"/>
+            <w:r>
+              <w:t>CV_32S</w:t>
+            </w:r>
+            <w:proofErr w:type="spellEnd"/>
+            <w:r>
+              <w:t xml:space="preserve">, or </w:t>
+            </w:r>
+            <w:proofErr w:type="spellStart"/>
+            <w:r>
+              <w:t>CV_32F</w:t>
+            </w:r>
+            <w:proofErr w:type="spellEnd"/>
+            <w:r>
+              <w:t xml:space="preserve"> mapped intensity  image. </w:t>
             </w:r>
           </w:p>
         </w:tc>
@@ -18720,6 +21323,7 @@
                 <w:bCs w:val="0"/>
               </w:rPr>
             </w:pPr>
+            <w:proofErr w:type="spellStart"/>
             <w:r>
               <w:rPr>
                 <w:b w:val="0"/>
@@ -18727,6 +21331,7 @@
               </w:rPr>
               <w:t>lower_in</w:t>
             </w:r>
+            <w:proofErr w:type="spellEnd"/>
           </w:p>
         </w:tc>
         <w:tc>
@@ -18757,6 +21362,7 @@
                 <w:bCs w:val="0"/>
               </w:rPr>
             </w:pPr>
+            <w:proofErr w:type="spellStart"/>
             <w:r>
               <w:rPr>
                 <w:b w:val="0"/>
@@ -18764,6 +21370,7 @@
               </w:rPr>
               <w:t>upper_in</w:t>
             </w:r>
+            <w:proofErr w:type="spellEnd"/>
           </w:p>
         </w:tc>
         <w:tc>
@@ -18797,6 +21404,7 @@
                 <w:bCs w:val="0"/>
               </w:rPr>
             </w:pPr>
+            <w:proofErr w:type="spellStart"/>
             <w:r>
               <w:rPr>
                 <w:b w:val="0"/>
@@ -18804,6 +21412,7 @@
               </w:rPr>
               <w:t>lower_out</w:t>
             </w:r>
+            <w:proofErr w:type="spellEnd"/>
           </w:p>
         </w:tc>
         <w:tc>
@@ -18834,6 +21443,7 @@
                 <w:bCs w:val="0"/>
               </w:rPr>
             </w:pPr>
+            <w:proofErr w:type="spellStart"/>
             <w:r>
               <w:rPr>
                 <w:b w:val="0"/>
@@ -18841,6 +21451,7 @@
               </w:rPr>
               <w:t>upper_out</w:t>
             </w:r>
+            <w:proofErr w:type="spellEnd"/>
           </w:p>
         </w:tc>
         <w:tc>
@@ -18864,7 +21475,23 @@
         <w:pStyle w:val="Normalafterlist"/>
       </w:pPr>
       <w:r>
-        <w:t>If lower_in or lower_out are omitted, they default to the lowest input image pixel value or highest input image pixel value.</w:t>
+        <w:t xml:space="preserve">If </w:t>
+      </w:r>
+      <w:proofErr w:type="spellStart"/>
+      <w:r>
+        <w:t>lower_in</w:t>
+      </w:r>
+      <w:proofErr w:type="spellEnd"/>
+      <w:r>
+        <w:t xml:space="preserve"> or </w:t>
+      </w:r>
+      <w:proofErr w:type="spellStart"/>
+      <w:r>
+        <w:t>lower_out</w:t>
+      </w:r>
+      <w:proofErr w:type="spellEnd"/>
+      <w:r>
+        <w:t xml:space="preserve"> are omitted, they default to the lowest input image pixel value or highest input image pixel value.</w:t>
       </w:r>
     </w:p>
     <w:p>
@@ -19085,12 +21712,21 @@
                 <w:szCs w:val="20"/>
               </w:rPr>
             </w:pPr>
+            <w:proofErr w:type="spellStart"/>
             <w:r>
               <w:rPr>
                 <w:sz w:val="20"/>
                 <w:szCs w:val="20"/>
               </w:rPr>
-              <w:t>CV_8U has value 0</w:t>
+              <w:t>CV_8U</w:t>
+            </w:r>
+            <w:proofErr w:type="spellEnd"/>
+            <w:r>
+              <w:rPr>
+                <w:sz w:val="20"/>
+                <w:szCs w:val="20"/>
+              </w:rPr>
+              <w:t xml:space="preserve"> has value 0</w:t>
             </w:r>
           </w:p>
           <w:p>
@@ -19102,12 +21738,21 @@
                 <w:szCs w:val="20"/>
               </w:rPr>
             </w:pPr>
+            <w:proofErr w:type="spellStart"/>
             <w:r>
               <w:rPr>
                 <w:sz w:val="20"/>
                 <w:szCs w:val="20"/>
               </w:rPr>
-              <w:t>CV_32S has value 1</w:t>
+              <w:t>CV_32S</w:t>
+            </w:r>
+            <w:proofErr w:type="spellEnd"/>
+            <w:r>
+              <w:rPr>
+                <w:sz w:val="20"/>
+                <w:szCs w:val="20"/>
+              </w:rPr>
+              <w:t xml:space="preserve"> has value 1</w:t>
             </w:r>
           </w:p>
           <w:p>
@@ -19115,12 +21760,21 @@
               <w:pStyle w:val="tablebullet"/>
               <w:cnfStyle w:val="000000000000" w:firstRow="0" w:lastRow="0" w:firstColumn="0" w:lastColumn="0" w:oddVBand="0" w:evenVBand="0" w:oddHBand="0" w:evenHBand="0" w:firstRowFirstColumn="0" w:firstRowLastColumn="0" w:lastRowFirstColumn="0" w:lastRowLastColumn="0"/>
             </w:pPr>
+            <w:proofErr w:type="spellStart"/>
             <w:r>
               <w:rPr>
                 <w:sz w:val="20"/>
                 <w:szCs w:val="20"/>
               </w:rPr>
-              <w:t>CV_32F has value 2</w:t>
+              <w:t>CV_32F</w:t>
+            </w:r>
+            <w:proofErr w:type="spellEnd"/>
+            <w:r>
+              <w:rPr>
+                <w:sz w:val="20"/>
+                <w:szCs w:val="20"/>
+              </w:rPr>
+              <w:t xml:space="preserve"> has value 2</w:t>
             </w:r>
           </w:p>
         </w:tc>
@@ -19230,7 +21884,7 @@
       <w:rPr>
         <w:noProof/>
       </w:rPr>
-      <w:t>7/23/2022 1:43 PM</w:t>
+      <w:t>7/24/2022 10:41 AM</w:t>
     </w:r>
     <w:r>
       <w:fldChar w:fldCharType="end"/>
@@ -19301,7 +21955,7 @@
           <w:rPr>
             <w:noProof/>
           </w:rPr>
-          <w:t>7/23/2022 1:43 PM</w:t>
+          <w:t>7/24/2022 10:41 AM</w:t>
         </w:r>
         <w:r>
           <w:fldChar w:fldCharType="end"/>

--- a/doc/cv-workbench.docx
+++ b/doc/cv-workbench.docx
@@ -7,6 +7,15 @@
         <w:pStyle w:val="Title"/>
       </w:pPr>
       <w:r>
+        <w:fldChar w:fldCharType="begin"/>
+      </w:r>
+      <w:r>
+        <w:instrText xml:space="preserve"> DOCVARIABLE  version  \* MERGEFORMAT </w:instrText>
+      </w:r>
+      <w:r>
+        <w:fldChar w:fldCharType="end"/>
+      </w:r>
+      <w:r>
         <w:t>CV Workbench -- Computer Vision Workbench </w:t>
       </w:r>
     </w:p>
@@ -16,6 +25,57 @@
       </w:pPr>
       <w:r>
         <w:t>Overview</w:t>
+      </w:r>
+    </w:p>
+    <w:p>
+      <w:r>
+        <w:t>The CV-Workbench is a framework to perform reproducible computer vision experiments. Users define experiment steps and store them allowing experiments to easily be reproduced.</w:t>
+      </w:r>
+      <w:r>
+        <w:t xml:space="preserve"> </w:t>
+      </w:r>
+      <w:r>
+        <w:t>An</w:t>
+      </w:r>
+      <w:r>
+        <w:t xml:space="preserve"> </w:t>
+      </w:r>
+      <w:r>
+        <w:t>experiment management module guides runs image processing operations.</w:t>
+      </w:r>
+      <w:r>
+        <w:t xml:space="preserve"> </w:t>
+      </w:r>
+      <w:r>
+        <w:t>Image processing modules run with the specified input images and parameters.</w:t>
+      </w:r>
+      <w:r>
+        <w:t xml:space="preserve"> </w:t>
+      </w:r>
+      <w:r>
+        <w:t>Output images and data are stored on completion with experiment results including notes and explanations.</w:t>
+      </w:r>
+      <w:r>
+        <w:t xml:space="preserve"> </w:t>
+      </w:r>
+      <w:r>
+        <w:t>Experiments can be shared between CV-Workbench instances installed on different machines.</w:t>
+      </w:r>
+      <w:r>
+        <w:rPr>
+          <w:rFonts w:cs="Arial"/>
+          <w:color w:val="222222"/>
+          <w:shd w:val="clear" w:color="auto" w:fill="FFFFFF"/>
+        </w:rPr>
+        <w:t>reproducible way</w:t>
+      </w:r>
+      <w:r>
+        <w:rPr>
+          <w:rFonts w:cs="Arial"/>
+          <w:color w:val="222222"/>
+          <w:shd w:val="clear" w:color="auto" w:fill="FFFFFF"/>
+        </w:rPr>
+        <w:t>.</w:t>
       </w:r>
     </w:p>
     <w:p>
@@ -78,6 +138,7 @@
         <w:pStyle w:val="Heading1"/>
       </w:pPr>
       <w:r>
+        <w:lastRenderedPageBreak/>
         <w:t>Comparison to other image processing systems</w:t>
       </w:r>
     </w:p>
@@ -126,14 +187,12 @@
         <w:t xml:space="preserve"> is an open source image processing library developed by the European Union that is conservative of CPU and memory resources. </w:t>
       </w:r>
       <w:hyperlink r:id="rId11" w:history="1">
-        <w:proofErr w:type="spellStart"/>
         <w:r>
           <w:rPr>
             <w:rStyle w:val="Hyperlink"/>
           </w:rPr>
           <w:t>NIP2</w:t>
         </w:r>
-        <w:proofErr w:type="spellEnd"/>
       </w:hyperlink>
       <w:r>
         <w:t xml:space="preserve"> is an interactive interface to VIPS.</w:t>
@@ -148,14 +207,12 @@
         </w:numPr>
       </w:pPr>
       <w:hyperlink r:id="rId12" w:history="1">
-        <w:proofErr w:type="spellStart"/>
         <w:r>
           <w:rPr>
             <w:rStyle w:val="Hyperlink"/>
           </w:rPr>
           <w:t>CVIPTools</w:t>
         </w:r>
-        <w:proofErr w:type="spellEnd"/>
       </w:hyperlink>
       <w:r>
         <w:t xml:space="preserve"> is an open source image processing library developed by Southern Illinois University. It is used as a resource for educational and research use of image processing.</w:t>
@@ -170,14 +227,12 @@
         </w:numPr>
       </w:pPr>
       <w:hyperlink r:id="rId13" w:history="1">
-        <w:proofErr w:type="spellStart"/>
         <w:r>
           <w:rPr>
             <w:rStyle w:val="Hyperlink"/>
           </w:rPr>
           <w:t>ImageMagick</w:t>
         </w:r>
-        <w:proofErr w:type="spellEnd"/>
       </w:hyperlink>
       <w:r>
         <w:t xml:space="preserve"> was developed at DuPont and provides both an open source library and an interactive operating system command line interface to run image processing operations. CV Workbench also runs from the operating command line, but uses JSON to make scripts easier to write and change and provides capabilities of recording and storing experiment results.</w:t>
@@ -673,6 +728,7 @@
               <w:cnfStyle w:val="000000100000" w:firstRow="0" w:lastRow="0" w:firstColumn="0" w:lastColumn="0" w:oddVBand="0" w:evenVBand="0" w:oddHBand="1" w:evenHBand="0" w:firstRowFirstColumn="0" w:firstRowLastColumn="0" w:lastRowFirstColumn="0" w:lastRowLastColumn="0"/>
             </w:pPr>
             <w:r>
+              <w:lastRenderedPageBreak/>
               <w:t>Thresholding</w:t>
             </w:r>
           </w:p>
@@ -697,6 +753,7 @@
                 <w:b w:val="0"/>
                 <w:bCs w:val="0"/>
               </w:rPr>
+              <w:lastRenderedPageBreak/>
               <w:t>Correlation</w:t>
             </w:r>
           </w:p>
@@ -875,13 +932,8 @@
               <w:pStyle w:val="NoSpacing"/>
               <w:cnfStyle w:val="000000100000" w:firstRow="0" w:lastRow="0" w:firstColumn="0" w:lastColumn="0" w:oddVBand="0" w:evenVBand="0" w:oddHBand="1" w:evenHBand="0" w:firstRowFirstColumn="0" w:firstRowLastColumn="0" w:lastRowFirstColumn="0" w:lastRowLastColumn="0"/>
             </w:pPr>
-            <w:proofErr w:type="spellStart"/>
-            <w:r>
-              <w:t>Histogramming</w:t>
-            </w:r>
-            <w:proofErr w:type="spellEnd"/>
-            <w:r>
-              <w:t xml:space="preserve"> image pixel values</w:t>
+            <w:r>
+              <w:t>Histogramming image pixel values</w:t>
             </w:r>
           </w:p>
           <w:p>
@@ -889,13 +941,8 @@
               <w:pStyle w:val="NoSpacing"/>
               <w:cnfStyle w:val="000000100000" w:firstRow="0" w:lastRow="0" w:firstColumn="0" w:lastColumn="0" w:oddVBand="0" w:evenVBand="0" w:oddHBand="1" w:evenHBand="0" w:firstRowFirstColumn="0" w:firstRowLastColumn="0" w:lastRowFirstColumn="0" w:lastRowLastColumn="0"/>
             </w:pPr>
-            <w:proofErr w:type="spellStart"/>
-            <w:r>
-              <w:t>Histogramming</w:t>
-            </w:r>
-            <w:proofErr w:type="spellEnd"/>
-            <w:r>
-              <w:t xml:space="preserve"> Hough accumulator counts</w:t>
+            <w:r>
+              <w:t>Histogramming Hough accumulator counts</w:t>
             </w:r>
           </w:p>
           <w:p>
@@ -903,13 +950,8 @@
               <w:pStyle w:val="NoSpacing"/>
               <w:cnfStyle w:val="000000100000" w:firstRow="0" w:lastRow="0" w:firstColumn="0" w:lastColumn="0" w:oddVBand="0" w:evenVBand="0" w:oddHBand="1" w:evenHBand="0" w:firstRowFirstColumn="0" w:firstRowLastColumn="0" w:lastRowFirstColumn="0" w:lastRowLastColumn="0"/>
             </w:pPr>
-            <w:proofErr w:type="spellStart"/>
-            <w:r>
-              <w:t>Histgramming</w:t>
-            </w:r>
-            <w:proofErr w:type="spellEnd"/>
-            <w:r>
-              <w:t xml:space="preserve"> feature values</w:t>
+            <w:r>
+              <w:t>Histgramming feature values</w:t>
             </w:r>
           </w:p>
           <w:p>
@@ -927,7 +969,6 @@
               <w:cnfStyle w:val="000000100000" w:firstRow="0" w:lastRow="0" w:firstColumn="0" w:lastColumn="0" w:oddVBand="0" w:evenVBand="0" w:oddHBand="1" w:evenHBand="0" w:firstRowFirstColumn="0" w:firstRowLastColumn="0" w:lastRowFirstColumn="0" w:lastRowLastColumn="0"/>
             </w:pPr>
             <w:r>
-              <w:lastRenderedPageBreak/>
               <w:t>Threshold selection</w:t>
             </w:r>
           </w:p>
@@ -952,7 +993,6 @@
                 <w:b w:val="0"/>
                 <w:bCs w:val="0"/>
               </w:rPr>
-              <w:lastRenderedPageBreak/>
               <w:t>Image operators</w:t>
             </w:r>
           </w:p>
@@ -1363,15 +1403,7 @@
     </w:p>
     <w:p>
       <w:r>
-        <w:t xml:space="preserve">Images are a matrix of pixel values consists of one or more components. Grayscale images have one component value per pixel, color images have three </w:t>
-      </w:r>
-      <w:proofErr w:type="spellStart"/>
-      <w:r>
-        <w:t>RGB</w:t>
-      </w:r>
-      <w:proofErr w:type="spellEnd"/>
-      <w:r>
-        <w:t xml:space="preserve"> component values. Each component pixel value is stored as one of three binary formats. OpenCV “depth” codes are used to describe the binary formats.</w:t>
+        <w:t>Images are a matrix of pixel values consists of one or more components. Grayscale images have one component value per pixel, color images have three RGB component values. Each component pixel value is stored as one of three binary formats. OpenCV “depth” codes are used to describe the binary formats.</w:t>
       </w:r>
     </w:p>
     <w:tbl>
@@ -1401,6 +1433,7 @@
               <w:pStyle w:val="NoSpacing"/>
             </w:pPr>
             <w:r>
+              <w:lastRenderedPageBreak/>
               <w:t>Value depth</w:t>
             </w:r>
           </w:p>
@@ -1451,7 +1484,6 @@
                 <w:bCs w:val="0"/>
               </w:rPr>
             </w:pPr>
-            <w:proofErr w:type="spellStart"/>
             <w:r>
               <w:rPr>
                 <w:b w:val="0"/>
@@ -1459,7 +1491,6 @@
               </w:rPr>
               <w:t>CV_8U</w:t>
             </w:r>
-            <w:proofErr w:type="spellEnd"/>
           </w:p>
         </w:tc>
         <w:tc>
@@ -1505,7 +1536,6 @@
                 <w:bCs w:val="0"/>
               </w:rPr>
             </w:pPr>
-            <w:proofErr w:type="spellStart"/>
             <w:r>
               <w:rPr>
                 <w:b w:val="0"/>
@@ -1513,7 +1543,6 @@
               </w:rPr>
               <w:t>CV_32S</w:t>
             </w:r>
-            <w:proofErr w:type="spellEnd"/>
           </w:p>
         </w:tc>
         <w:tc>
@@ -1526,13 +1555,8 @@
               <w:cnfStyle w:val="000000000000" w:firstRow="0" w:lastRow="0" w:firstColumn="0" w:lastColumn="0" w:oddVBand="0" w:evenVBand="0" w:oddHBand="0" w:evenHBand="0" w:firstRowFirstColumn="0" w:firstRowLastColumn="0" w:lastRowFirstColumn="0" w:lastRowLastColumn="0"/>
             </w:pPr>
             <w:r>
-              <w:t>INT_MIN..</w:t>
-            </w:r>
-            <w:proofErr w:type="spellStart"/>
-            <w:r>
-              <w:t>INT_MAX</w:t>
-            </w:r>
-            <w:proofErr w:type="spellEnd"/>
+              <w:t>INT_MIN..INT_MAX</w:t>
+            </w:r>
           </w:p>
         </w:tc>
         <w:tc>
@@ -1567,7 +1591,6 @@
                 <w:bCs w:val="0"/>
               </w:rPr>
             </w:pPr>
-            <w:proofErr w:type="spellStart"/>
             <w:r>
               <w:rPr>
                 <w:b w:val="0"/>
@@ -1575,7 +1598,6 @@
               </w:rPr>
               <w:t>CV_32F</w:t>
             </w:r>
-            <w:proofErr w:type="spellEnd"/>
           </w:p>
         </w:tc>
         <w:tc>
@@ -1588,13 +1610,8 @@
               <w:cnfStyle w:val="000000100000" w:firstRow="0" w:lastRow="0" w:firstColumn="0" w:lastColumn="0" w:oddVBand="0" w:evenVBand="0" w:oddHBand="1" w:evenHBand="0" w:firstRowFirstColumn="0" w:firstRowLastColumn="0" w:lastRowFirstColumn="0" w:lastRowLastColumn="0"/>
             </w:pPr>
             <w:r>
-              <w:t>FLT_MIN..</w:t>
-            </w:r>
-            <w:proofErr w:type="spellStart"/>
-            <w:r>
-              <w:t>FLT_MAX</w:t>
-            </w:r>
-            <w:proofErr w:type="spellEnd"/>
+              <w:t>FLT_MIN..FLT_MAX</w:t>
+            </w:r>
           </w:p>
         </w:tc>
         <w:tc>
@@ -1617,110 +1634,8 @@
       <w:pPr>
         <w:pStyle w:val="Normalafterlist"/>
       </w:pPr>
-      <w:proofErr w:type="spellStart"/>
-      <w:r>
-        <w:t>CV_8U</w:t>
-      </w:r>
-      <w:proofErr w:type="spellEnd"/>
-      <w:r>
-        <w:t xml:space="preserve"> images are in JPEG format. Images generated by operators generally use </w:t>
-      </w:r>
-      <w:proofErr w:type="spellStart"/>
-      <w:r>
-        <w:t>CV_8U</w:t>
-      </w:r>
-      <w:proofErr w:type="spellEnd"/>
-      <w:r>
-        <w:t xml:space="preserve">, </w:t>
-      </w:r>
-      <w:proofErr w:type="spellStart"/>
-      <w:r>
-        <w:t>CV_32S</w:t>
-      </w:r>
-      <w:proofErr w:type="spellEnd"/>
-      <w:r>
-        <w:t xml:space="preserve">, or </w:t>
-      </w:r>
-      <w:proofErr w:type="spellStart"/>
-      <w:r>
-        <w:t>CV_32F</w:t>
-      </w:r>
-      <w:proofErr w:type="spellEnd"/>
-      <w:r>
-        <w:t xml:space="preserve"> as input and generate </w:t>
-      </w:r>
-      <w:proofErr w:type="spellStart"/>
-      <w:r>
-        <w:t>CV_32S</w:t>
-      </w:r>
-      <w:proofErr w:type="spellEnd"/>
-      <w:r>
-        <w:t xml:space="preserve"> or </w:t>
-      </w:r>
-      <w:proofErr w:type="spellStart"/>
-      <w:r>
-        <w:t>CV_32F</w:t>
-      </w:r>
-      <w:proofErr w:type="spellEnd"/>
-      <w:r>
-        <w:t xml:space="preserve"> on output, except as noted in the operator descriptions. </w:t>
-      </w:r>
-      <w:proofErr w:type="spellStart"/>
-      <w:r>
-        <w:t>CV_32S</w:t>
-      </w:r>
-      <w:proofErr w:type="spellEnd"/>
-      <w:r>
-        <w:t xml:space="preserve"> and </w:t>
-      </w:r>
-      <w:proofErr w:type="spellStart"/>
-      <w:r>
-        <w:t>CV_32F</w:t>
-      </w:r>
-      <w:proofErr w:type="spellEnd"/>
-      <w:r>
-        <w:t xml:space="preserve"> images may be used interchangeably without having to specify the depth in operators, though </w:t>
-      </w:r>
-      <w:proofErr w:type="spellStart"/>
-      <w:r>
-        <w:t>CV_32F</w:t>
-      </w:r>
-      <w:proofErr w:type="spellEnd"/>
-      <w:r>
-        <w:t xml:space="preserve"> images are output if any input image is </w:t>
-      </w:r>
-      <w:proofErr w:type="spellStart"/>
-      <w:r>
-        <w:lastRenderedPageBreak/>
-        <w:t>CV_32F</w:t>
-      </w:r>
-      <w:proofErr w:type="spellEnd"/>
-      <w:r>
-        <w:t xml:space="preserve">. The "transform-intensity-map" operator can map </w:t>
-      </w:r>
-      <w:proofErr w:type="spellStart"/>
-      <w:r>
-        <w:t>CV_32S</w:t>
-      </w:r>
-      <w:proofErr w:type="spellEnd"/>
-      <w:r>
-        <w:t xml:space="preserve"> and </w:t>
-      </w:r>
-      <w:proofErr w:type="spellStart"/>
-      <w:r>
-        <w:t>CV_32F</w:t>
-      </w:r>
-      <w:proofErr w:type="spellEnd"/>
-      <w:r>
-        <w:t xml:space="preserve"> images to </w:t>
-      </w:r>
-      <w:proofErr w:type="spellStart"/>
-      <w:r>
-        <w:t>CV_8U</w:t>
-      </w:r>
-      <w:proofErr w:type="spellEnd"/>
-      <w:r>
-        <w:t xml:space="preserve"> JPEG for display.</w:t>
+      <w:r>
+        <w:t>CV_8U images are in JPEG format. Images generated by operators generally use CV_8U, CV_32S, or CV_32F as input and generate CV_32S or CV_32F on output, except as noted in the operator descriptions. CV_32S and CV_32F images may be used interchangeably without having to specify the depth in operators, though CV_32F images are output if any input image is CV_32F. The "transform-intensity-map" operator can map CV_32S and CV_32F images to CV_8U JPEG for display.</w:t>
       </w:r>
     </w:p>
     <w:p>
@@ -1736,15 +1651,7 @@
         </w:r>
       </w:hyperlink>
       <w:r>
-        <w:t xml:space="preserve">. The binary image data files are defined by the workbench and have the following format. Color </w:t>
-      </w:r>
-      <w:proofErr w:type="spellStart"/>
-      <w:r>
-        <w:t>RGB</w:t>
-      </w:r>
-      <w:proofErr w:type="spellEnd"/>
-      <w:r>
-        <w:t xml:space="preserve"> pixels are stored as three consecutive pixel values, one for each component. The three pixel values represent the red, green, and blue components.</w:t>
+        <w:t>. The binary image data files are defined by the workbench and have the following format. Color RGB pixels are stored as three consecutive pixel values, one for each component. The three pixel values represent the red, green, and blue components.</w:t>
       </w:r>
     </w:p>
     <w:tbl>
@@ -2028,69 +1935,42 @@
                 <w:szCs w:val="20"/>
               </w:rPr>
             </w:pPr>
-            <w:proofErr w:type="spellStart"/>
             <w:r>
               <w:rPr>
                 <w:sz w:val="20"/>
                 <w:szCs w:val="20"/>
               </w:rPr>
-              <w:t>CV_8U</w:t>
-            </w:r>
-            <w:proofErr w:type="spellEnd"/>
-            <w:r>
+              <w:t>CV_8U has value 0</w:t>
+            </w:r>
+          </w:p>
+          <w:p>
+            <w:pPr>
+              <w:pStyle w:val="tablebullet"/>
+              <w:cnfStyle w:val="000000000000" w:firstRow="0" w:lastRow="0" w:firstColumn="0" w:lastColumn="0" w:oddVBand="0" w:evenVBand="0" w:oddHBand="0" w:evenHBand="0" w:firstRowFirstColumn="0" w:firstRowLastColumn="0" w:lastRowFirstColumn="0" w:lastRowLastColumn="0"/>
               <w:rPr>
                 <w:sz w:val="20"/>
                 <w:szCs w:val="20"/>
               </w:rPr>
-              <w:t xml:space="preserve"> has value 0</w:t>
+            </w:pPr>
+            <w:r>
+              <w:rPr>
+                <w:sz w:val="20"/>
+                <w:szCs w:val="20"/>
+              </w:rPr>
+              <w:t>CV_32S has value 1</w:t>
             </w:r>
           </w:p>
           <w:p>
             <w:pPr>
               <w:pStyle w:val="tablebullet"/>
               <w:cnfStyle w:val="000000000000" w:firstRow="0" w:lastRow="0" w:firstColumn="0" w:lastColumn="0" w:oddVBand="0" w:evenVBand="0" w:oddHBand="0" w:evenHBand="0" w:firstRowFirstColumn="0" w:firstRowLastColumn="0" w:lastRowFirstColumn="0" w:lastRowLastColumn="0"/>
+            </w:pPr>
+            <w:r>
               <w:rPr>
                 <w:sz w:val="20"/>
                 <w:szCs w:val="20"/>
               </w:rPr>
-            </w:pPr>
-            <w:proofErr w:type="spellStart"/>
-            <w:r>
-              <w:rPr>
-                <w:sz w:val="20"/>
-                <w:szCs w:val="20"/>
-              </w:rPr>
-              <w:t>CV_32S</w:t>
-            </w:r>
-            <w:proofErr w:type="spellEnd"/>
-            <w:r>
-              <w:rPr>
-                <w:sz w:val="20"/>
-                <w:szCs w:val="20"/>
-              </w:rPr>
-              <w:t xml:space="preserve"> has value 1</w:t>
-            </w:r>
-          </w:p>
-          <w:p>
-            <w:pPr>
-              <w:pStyle w:val="tablebullet"/>
-              <w:cnfStyle w:val="000000000000" w:firstRow="0" w:lastRow="0" w:firstColumn="0" w:lastColumn="0" w:oddVBand="0" w:evenVBand="0" w:oddHBand="0" w:evenHBand="0" w:firstRowFirstColumn="0" w:firstRowLastColumn="0" w:lastRowFirstColumn="0" w:lastRowLastColumn="0"/>
-            </w:pPr>
-            <w:proofErr w:type="spellStart"/>
-            <w:r>
-              <w:rPr>
-                <w:sz w:val="20"/>
-                <w:szCs w:val="20"/>
-              </w:rPr>
-              <w:t>CV_32F</w:t>
-            </w:r>
-            <w:proofErr w:type="spellEnd"/>
-            <w:r>
-              <w:rPr>
-                <w:sz w:val="20"/>
-                <w:szCs w:val="20"/>
-              </w:rPr>
-              <w:t xml:space="preserve"> has value 2</w:t>
+              <w:t>CV_32F has value 2</w:t>
             </w:r>
           </w:p>
         </w:tc>
@@ -2145,31 +2025,7 @@
               <w:cnfStyle w:val="000000100000" w:firstRow="0" w:lastRow="0" w:firstColumn="0" w:lastColumn="0" w:oddVBand="0" w:evenVBand="0" w:oddHBand="1" w:evenHBand="0" w:firstRowFirstColumn="0" w:firstRowLastColumn="0" w:lastRowFirstColumn="0" w:lastRowLastColumn="0"/>
             </w:pPr>
             <w:r>
-              <w:t xml:space="preserve">Each value is </w:t>
-            </w:r>
-            <w:proofErr w:type="spellStart"/>
-            <w:r>
-              <w:t>CV_8U</w:t>
-            </w:r>
-            <w:proofErr w:type="spellEnd"/>
-            <w:r>
-              <w:t xml:space="preserve">, </w:t>
-            </w:r>
-            <w:proofErr w:type="spellStart"/>
-            <w:r>
-              <w:t>CV_32S</w:t>
-            </w:r>
-            <w:proofErr w:type="spellEnd"/>
-            <w:r>
-              <w:t xml:space="preserve">, or </w:t>
-            </w:r>
-            <w:proofErr w:type="spellStart"/>
-            <w:r>
-              <w:t>CV_32F</w:t>
-            </w:r>
-            <w:proofErr w:type="spellEnd"/>
-            <w:r>
-              <w:t xml:space="preserve"> as specified by the depth. Color pixels are consecutive 32-bit integer red, green, and blue values.</w:t>
+              <w:t>Each value is CV_8U, CV_32S, or CV_32F as specified by the depth. Color pixels are consecutive 32-bit integer red, green, and blue values.</w:t>
             </w:r>
           </w:p>
         </w:tc>
@@ -2185,31 +2041,7 @@
     </w:p>
     <w:p>
       <w:r>
-        <w:t xml:space="preserve">Histograms count the number of different values for any data type containing a range of values, such as images or Hough accumulators. The histogram bins correspond to a data values ranging from a lower to an upper value. The number of histogram bins or </w:t>
-      </w:r>
-      <w:proofErr w:type="spellStart"/>
-      <w:r>
-        <w:t>nbins</w:t>
-      </w:r>
-      <w:proofErr w:type="spellEnd"/>
-      <w:r>
-        <w:t xml:space="preserve">, the lower value or </w:t>
-      </w:r>
-      <w:proofErr w:type="spellStart"/>
-      <w:r>
-        <w:t>lower_value</w:t>
-      </w:r>
-      <w:proofErr w:type="spellEnd"/>
-      <w:r>
-        <w:t xml:space="preserve">, and the upper value or </w:t>
-      </w:r>
-      <w:proofErr w:type="spellStart"/>
-      <w:r>
-        <w:t>upper_value</w:t>
-      </w:r>
-      <w:proofErr w:type="spellEnd"/>
-      <w:r>
-        <w:t xml:space="preserve"> determine into which bin a value is counted. Values below the lower value are counted in the first bin, and values above the upper value are counted in the last bin. The bin corresponding to a value is given by this:</w:t>
+        <w:t>Histograms count the number of different values for any data type containing a range of values, such as images or Hough accumulators. The histogram bins correspond to a data values ranging from a lower to an upper value. The number of histogram bins or nbins, the lower value or lower_value, and the upper value or upper_value determine into which bin a value is counted. Values below the lower value are counted in the first bin, and values above the upper value are counted in the last bin. The bin corresponding to a value is given by this:</w:t>
       </w:r>
     </w:p>
     <w:p>
@@ -2217,13 +2049,8 @@
         <w:pStyle w:val="code"/>
       </w:pPr>
       <w:r>
-        <w:t xml:space="preserve">  if value &lt; </w:t>
-      </w:r>
-      <w:proofErr w:type="spellStart"/>
-      <w:r>
-        <w:t>lower_value</w:t>
-      </w:r>
-      <w:proofErr w:type="spellEnd"/>
+        <w:t xml:space="preserve">  if value &lt; lower_value</w:t>
+      </w:r>
     </w:p>
     <w:p>
       <w:pPr>
@@ -2238,28 +2065,15 @@
         <w:pStyle w:val="code"/>
       </w:pPr>
       <w:r>
-        <w:t xml:space="preserve">  else if value &gt; </w:t>
-      </w:r>
-      <w:proofErr w:type="spellStart"/>
-      <w:r>
-        <w:t>upper_value</w:t>
-      </w:r>
-      <w:proofErr w:type="spellEnd"/>
+        <w:t xml:space="preserve">  else if value &gt; upper_value</w:t>
+      </w:r>
     </w:p>
     <w:p>
       <w:pPr>
         <w:pStyle w:val="code"/>
       </w:pPr>
       <w:r>
-        <w:t xml:space="preserve">    bin = </w:t>
-      </w:r>
-      <w:proofErr w:type="spellStart"/>
-      <w:r>
-        <w:t>nbins</w:t>
-      </w:r>
-      <w:proofErr w:type="spellEnd"/>
-      <w:r>
-        <w:t xml:space="preserve"> – 1</w:t>
+        <w:t xml:space="preserve">    bin = nbins – 1</w:t>
       </w:r>
     </w:p>
     <w:p>
@@ -2275,39 +2089,7 @@
         <w:pStyle w:val="code"/>
       </w:pPr>
       <w:r>
-        <w:t xml:space="preserve">    bin = round((</w:t>
-      </w:r>
-      <w:proofErr w:type="spellStart"/>
-      <w:r>
-        <w:t>nbins</w:t>
-      </w:r>
-      <w:proofErr w:type="spellEnd"/>
-      <w:r>
-        <w:t xml:space="preserve"> – 1) * (value – </w:t>
-      </w:r>
-      <w:proofErr w:type="spellStart"/>
-      <w:r>
-        <w:t>lower_value</w:t>
-      </w:r>
-      <w:proofErr w:type="spellEnd"/>
-      <w:r>
-        <w:t>) / (</w:t>
-      </w:r>
-      <w:proofErr w:type="spellStart"/>
-      <w:r>
-        <w:t>upper_value</w:t>
-      </w:r>
-      <w:proofErr w:type="spellEnd"/>
-      <w:r>
-        <w:t xml:space="preserve"> – </w:t>
-      </w:r>
-      <w:proofErr w:type="spellStart"/>
-      <w:r>
-        <w:t>lower_value</w:t>
-      </w:r>
-      <w:proofErr w:type="spellEnd"/>
-      <w:r>
-        <w:t>))</w:t>
+        <w:t xml:space="preserve">    bin = round((nbins – 1) * (value – lower_value) / (upper_value – lower_value))</w:t>
       </w:r>
     </w:p>
     <w:p>
@@ -2328,7 +2110,11 @@
     </w:p>
     <w:p>
       <w:r>
-        <w:t>Binary histogram files contain the statistics for a value distribution for the input values, such for as an image or Hough accumulator, and statistics for the histogram, such as the minimum, maximum, and total counts for all bins. The binary histogram data files are defined by the workbench, and have the following format:</w:t>
+        <w:t xml:space="preserve">Binary histogram files contain the statistics for a value distribution for the input values, such for as an image or Hough accumulator, and statistics for the histogram, such as the minimum, </w:t>
+      </w:r>
+      <w:r>
+        <w:lastRenderedPageBreak/>
+        <w:t>maximum, and total counts for all bins. The binary histogram data files are defined by the workbench, and have the following format:</w:t>
       </w:r>
     </w:p>
     <w:tbl>
@@ -2408,7 +2194,6 @@
                 <w:bCs w:val="0"/>
               </w:rPr>
             </w:pPr>
-            <w:proofErr w:type="spellStart"/>
             <w:r>
               <w:rPr>
                 <w:b w:val="0"/>
@@ -2416,7 +2201,6 @@
               </w:rPr>
               <w:t>nbins</w:t>
             </w:r>
-            <w:proofErr w:type="spellEnd"/>
           </w:p>
         </w:tc>
         <w:tc>
@@ -2462,7 +2246,6 @@
                 <w:bCs w:val="0"/>
               </w:rPr>
             </w:pPr>
-            <w:proofErr w:type="spellStart"/>
             <w:r>
               <w:rPr>
                 <w:b w:val="0"/>
@@ -2470,7 +2253,6 @@
               </w:rPr>
               <w:t>lower_value</w:t>
             </w:r>
-            <w:proofErr w:type="spellEnd"/>
           </w:p>
         </w:tc>
         <w:tc>
@@ -2519,7 +2301,6 @@
                 <w:bCs w:val="0"/>
               </w:rPr>
             </w:pPr>
-            <w:proofErr w:type="spellStart"/>
             <w:r>
               <w:rPr>
                 <w:b w:val="0"/>
@@ -2527,7 +2308,6 @@
               </w:rPr>
               <w:t>upper_value</w:t>
             </w:r>
-            <w:proofErr w:type="spellEnd"/>
           </w:p>
         </w:tc>
         <w:tc>
@@ -2573,7 +2353,6 @@
                 <w:bCs w:val="0"/>
               </w:rPr>
             </w:pPr>
-            <w:proofErr w:type="spellStart"/>
             <w:r>
               <w:rPr>
                 <w:b w:val="0"/>
@@ -2581,7 +2360,6 @@
               </w:rPr>
               <w:t>min_count</w:t>
             </w:r>
-            <w:proofErr w:type="spellEnd"/>
           </w:p>
         </w:tc>
         <w:tc>
@@ -2630,16 +2408,13 @@
                 <w:bCs w:val="0"/>
               </w:rPr>
             </w:pPr>
-            <w:proofErr w:type="spellStart"/>
-            <w:r>
-              <w:rPr>
-                <w:b w:val="0"/>
-                <w:bCs w:val="0"/>
-              </w:rPr>
-              <w:lastRenderedPageBreak/>
+            <w:r>
+              <w:rPr>
+                <w:b w:val="0"/>
+                <w:bCs w:val="0"/>
+              </w:rPr>
               <w:t>max_count</w:t>
             </w:r>
-            <w:proofErr w:type="spellEnd"/>
           </w:p>
         </w:tc>
         <w:tc>
@@ -2685,7 +2460,6 @@
                 <w:bCs w:val="0"/>
               </w:rPr>
             </w:pPr>
-            <w:proofErr w:type="spellStart"/>
             <w:r>
               <w:rPr>
                 <w:b w:val="0"/>
@@ -2693,7 +2467,6 @@
               </w:rPr>
               <w:t>total_count</w:t>
             </w:r>
-            <w:proofErr w:type="spellEnd"/>
           </w:p>
         </w:tc>
         <w:tc>
@@ -2958,7 +2731,6 @@
                 <w:bCs w:val="0"/>
               </w:rPr>
             </w:pPr>
-            <w:proofErr w:type="spellStart"/>
             <w:r>
               <w:rPr>
                 <w:b w:val="0"/>
@@ -2966,7 +2738,6 @@
               </w:rPr>
               <w:t>min_value</w:t>
             </w:r>
-            <w:proofErr w:type="spellEnd"/>
           </w:p>
         </w:tc>
         <w:tc>
@@ -3012,7 +2783,6 @@
                 <w:bCs w:val="0"/>
               </w:rPr>
             </w:pPr>
-            <w:proofErr w:type="spellStart"/>
             <w:r>
               <w:rPr>
                 <w:b w:val="0"/>
@@ -3020,7 +2790,6 @@
               </w:rPr>
               <w:t>max_value</w:t>
             </w:r>
-            <w:proofErr w:type="spellEnd"/>
           </w:p>
         </w:tc>
         <w:tc>
@@ -3087,13 +2856,8 @@
               <w:pStyle w:val="NoSpacing"/>
               <w:cnfStyle w:val="000000100000" w:firstRow="0" w:lastRow="0" w:firstColumn="0" w:lastColumn="0" w:oddVBand="0" w:evenVBand="0" w:oddHBand="1" w:evenHBand="0" w:firstRowFirstColumn="0" w:firstRowLastColumn="0" w:lastRowFirstColumn="0" w:lastRowLastColumn="0"/>
             </w:pPr>
-            <w:proofErr w:type="spellStart"/>
-            <w:r>
-              <w:t>nbins</w:t>
-            </w:r>
-            <w:proofErr w:type="spellEnd"/>
-            <w:r>
-              <w:t xml:space="preserve"> * 32-bit integers</w:t>
+            <w:r>
+              <w:t>nbins * 32-bit integers</w:t>
             </w:r>
           </w:p>
         </w:tc>
@@ -3132,60 +2896,40 @@
           <w:i/>
           <w:iCs/>
         </w:rPr>
-        <w:t>output-</w:t>
-      </w:r>
-      <w:proofErr w:type="spellStart"/>
-      <w:r>
+        <w:t>output-filename</w:t>
+      </w:r>
+      <w:r>
+        <w:t>.txt is generated with each histogram bin stored as a record with the format:</w:t>
+      </w:r>
+    </w:p>
+    <w:p>
+      <w:pPr>
         <w:rPr>
           <w:i/>
           <w:iCs/>
         </w:rPr>
-        <w:t>filename</w:t>
-      </w:r>
-      <w:r>
-        <w:t>.txt</w:t>
-      </w:r>
-      <w:proofErr w:type="spellEnd"/>
-      <w:r>
-        <w:t xml:space="preserve"> is generated with each histogram bin stored as a record with the format:</w:t>
-      </w:r>
-    </w:p>
-    <w:p>
-      <w:pPr>
+      </w:pPr>
+      <w:r>
         <w:rPr>
           <w:i/>
           <w:iCs/>
         </w:rPr>
-      </w:pPr>
+        <w:t xml:space="preserve">  bin-value bin-count</w:t>
+      </w:r>
+    </w:p>
+    <w:p>
+      <w:r>
+        <w:t xml:space="preserve">where the </w:t>
+      </w:r>
       <w:r>
         <w:rPr>
           <w:i/>
           <w:iCs/>
         </w:rPr>
-        <w:t xml:space="preserve">  bin-value bin-count</w:t>
-      </w:r>
-    </w:p>
-    <w:p>
-      <w:r>
-        <w:t xml:space="preserve">where the </w:t>
-      </w:r>
-      <w:r>
-        <w:rPr>
-          <w:i/>
-          <w:iCs/>
-        </w:rPr>
         <w:t>bin-value</w:t>
       </w:r>
       <w:r>
-        <w:t xml:space="preserve"> is the value that is accumulated in a given bin. It has this formula, where bin no. ranges from 0 to </w:t>
-      </w:r>
-      <w:proofErr w:type="spellStart"/>
-      <w:r>
-        <w:t>nbins</w:t>
-      </w:r>
-      <w:proofErr w:type="spellEnd"/>
-      <w:r>
-        <w:t>-1:</w:t>
+        <w:t xml:space="preserve"> is the value that is accumulated in a given bin. It has this formula, where bin no. ranges from 0 to nbins-1:</w:t>
       </w:r>
     </w:p>
     <w:p>
@@ -3217,80 +2961,16 @@
           <w:sz w:val="20"/>
           <w:szCs w:val="20"/>
         </w:rPr>
-        <w:t xml:space="preserve">= </w:t>
-      </w:r>
-      <w:proofErr w:type="spellStart"/>
-      <w:r>
+        <w:t>= lower_value + bin no. * (upper_value - lower_value) / (nbins – 1)</w:t>
+      </w:r>
+    </w:p>
+    <w:p>
+      <w:pPr>
+        <w:pStyle w:val="code"/>
         <w:rPr>
           <w:sz w:val="20"/>
           <w:szCs w:val="20"/>
         </w:rPr>
-        <w:t>lower_value</w:t>
-      </w:r>
-      <w:proofErr w:type="spellEnd"/>
-      <w:r>
-        <w:rPr>
-          <w:sz w:val="20"/>
-          <w:szCs w:val="20"/>
-        </w:rPr>
-        <w:t xml:space="preserve"> + bin no. * (</w:t>
-      </w:r>
-      <w:proofErr w:type="spellStart"/>
-      <w:r>
-        <w:rPr>
-          <w:sz w:val="20"/>
-          <w:szCs w:val="20"/>
-        </w:rPr>
-        <w:t>upper_value</w:t>
-      </w:r>
-      <w:proofErr w:type="spellEnd"/>
-      <w:r>
-        <w:rPr>
-          <w:sz w:val="20"/>
-          <w:szCs w:val="20"/>
-        </w:rPr>
-        <w:t xml:space="preserve"> - </w:t>
-      </w:r>
-      <w:proofErr w:type="spellStart"/>
-      <w:r>
-        <w:rPr>
-          <w:sz w:val="20"/>
-          <w:szCs w:val="20"/>
-        </w:rPr>
-        <w:t>lower_value</w:t>
-      </w:r>
-      <w:proofErr w:type="spellEnd"/>
-      <w:r>
-        <w:rPr>
-          <w:sz w:val="20"/>
-          <w:szCs w:val="20"/>
-        </w:rPr>
-        <w:t>) / (</w:t>
-      </w:r>
-      <w:proofErr w:type="spellStart"/>
-      <w:r>
-        <w:rPr>
-          <w:sz w:val="20"/>
-          <w:szCs w:val="20"/>
-        </w:rPr>
-        <w:t>nbins</w:t>
-      </w:r>
-      <w:proofErr w:type="spellEnd"/>
-      <w:r>
-        <w:rPr>
-          <w:sz w:val="20"/>
-          <w:szCs w:val="20"/>
-        </w:rPr>
-        <w:t xml:space="preserve"> – 1)</w:t>
-      </w:r>
-    </w:p>
-    <w:p>
-      <w:pPr>
-        <w:pStyle w:val="code"/>
-        <w:rPr>
-          <w:sz w:val="20"/>
-          <w:szCs w:val="20"/>
-        </w:rPr>
       </w:pPr>
     </w:p>
     <w:p>
@@ -3302,22 +2982,10 @@
           <w:i/>
           <w:iCs/>
         </w:rPr>
-        <w:t>output-</w:t>
-      </w:r>
-      <w:proofErr w:type="spellStart"/>
-      <w:r>
-        <w:rPr>
-          <w:i/>
-          <w:iCs/>
-        </w:rPr>
-        <w:t>filename.</w:t>
-      </w:r>
-      <w:r>
-        <w:t>gp</w:t>
-      </w:r>
-      <w:proofErr w:type="spellEnd"/>
-      <w:r>
-        <w:t xml:space="preserve"> is generated to display the histogram as:</w:t>
+        <w:t>output-filename.</w:t>
+      </w:r>
+      <w:r>
+        <w:t>gp is generated to display the histogram as:</w:t>
       </w:r>
     </w:p>
     <w:p>
@@ -3361,48 +3029,14 @@
           <w:sz w:val="18"/>
           <w:szCs w:val="18"/>
         </w:rPr>
-        <w:t>output-</w:t>
-      </w:r>
-      <w:proofErr w:type="spellStart"/>
-      <w:r>
-        <w:rPr>
-          <w:i/>
-          <w:iCs/>
+        <w:t>output-filename</w:t>
+      </w:r>
+      <w:r>
+        <w:rPr>
           <w:sz w:val="18"/>
           <w:szCs w:val="18"/>
         </w:rPr>
-        <w:t>filename</w:t>
-      </w:r>
-      <w:r>
-        <w:rPr>
-          <w:sz w:val="18"/>
-          <w:szCs w:val="18"/>
-        </w:rPr>
-        <w:t>.txt</w:t>
-      </w:r>
-      <w:proofErr w:type="spellEnd"/>
-      <w:r>
-        <w:rPr>
-          <w:sz w:val="18"/>
-          <w:szCs w:val="18"/>
-        </w:rPr>
-        <w:t xml:space="preserve">' using </w:t>
-      </w:r>
-      <w:proofErr w:type="spellStart"/>
-      <w:r>
-        <w:rPr>
-          <w:sz w:val="18"/>
-          <w:szCs w:val="18"/>
-        </w:rPr>
-        <w:t>2:xtic</w:t>
-      </w:r>
-      <w:proofErr w:type="spellEnd"/>
-      <w:r>
-        <w:rPr>
-          <w:sz w:val="18"/>
-          <w:szCs w:val="18"/>
-        </w:rPr>
-        <w:t>(1)</w:t>
+        <w:t>.txt' using 2:xtic(1)</w:t>
       </w:r>
     </w:p>
     <w:p>
@@ -3473,7 +3107,6 @@
         </w:rPr>
         <w:t>-</w:t>
       </w:r>
-      <w:proofErr w:type="spellStart"/>
       <w:r>
         <w:rPr>
           <w:i/>
@@ -3490,7 +3123,6 @@
         </w:rPr>
         <w:t>gp</w:t>
       </w:r>
-      <w:proofErr w:type="spellEnd"/>
     </w:p>
     <w:p>
       <w:pPr>
@@ -3512,23 +3144,7 @@
     </w:p>
     <w:p>
       <w:r>
-        <w:t xml:space="preserve">The Hough accumulator data type contains counts from the accumulated (rho, theta) polar lines calculated for each image point by the Hough algorithm. Lines are computed for angles theta between 0 and 180 degrees, where theta is incremented by a fixed number of degrees, </w:t>
-      </w:r>
-      <w:proofErr w:type="spellStart"/>
-      <w:r>
-        <w:t>theta_inc</w:t>
-      </w:r>
-      <w:proofErr w:type="spellEnd"/>
-      <w:r>
-        <w:t xml:space="preserve">, between samples. The number of angles, </w:t>
-      </w:r>
-      <w:proofErr w:type="spellStart"/>
-      <w:r>
-        <w:t>nthetas</w:t>
-      </w:r>
-      <w:proofErr w:type="spellEnd"/>
-      <w:r>
-        <w:t>, samples is:</w:t>
+        <w:t>The Hough accumulator data type contains counts from the accumulated (rho, theta) polar lines calculated for each image point by the Hough algorithm. Lines are computed for angles theta between 0 and 180 degrees, where theta is incremented by a fixed number of degrees, theta_inc, between samples. The number of angles, nthetas, samples is:</w:t>
       </w:r>
     </w:p>
     <w:p>
@@ -3544,112 +3160,56 @@
           <w:sz w:val="20"/>
           <w:szCs w:val="20"/>
         </w:rPr>
-        <w:t xml:space="preserve">  </w:t>
-      </w:r>
-      <w:proofErr w:type="spellStart"/>
-      <w:r>
+        <w:t xml:space="preserve">  nthetas = 180 / theta_inc</w:t>
+      </w:r>
+    </w:p>
+    <w:p>
+      <w:pPr>
+        <w:pStyle w:val="Normalafterlist"/>
+      </w:pPr>
+      <w:r>
+        <w:lastRenderedPageBreak/>
+        <w:t>For an image size (rows, cols), the polar line distance rho is computed from each (row, col) point with:</w:t>
+      </w:r>
+    </w:p>
+    <w:p>
+      <w:pPr>
+        <w:pStyle w:val="code"/>
         <w:rPr>
           <w:sz w:val="20"/>
           <w:szCs w:val="20"/>
         </w:rPr>
-        <w:t>nthetas</w:t>
-      </w:r>
-      <w:proofErr w:type="spellEnd"/>
+      </w:pPr>
       <w:r>
         <w:rPr>
           <w:sz w:val="20"/>
           <w:szCs w:val="20"/>
         </w:rPr>
-        <w:t xml:space="preserve"> = 180 / </w:t>
-      </w:r>
-      <w:proofErr w:type="spellStart"/>
-      <w:r>
+        <w:t xml:space="preserve">  rho = (col – cols/2) * cos(theta) + (rows/2 – rows) * sin(theta)</w:t>
+      </w:r>
+    </w:p>
+    <w:p>
+      <w:pPr>
+        <w:pStyle w:val="Normalafterlist"/>
+      </w:pPr>
+      <w:r>
+        <w:t>The number of rho values, nrhos, for images is:</w:t>
+      </w:r>
+    </w:p>
+    <w:p>
+      <w:pPr>
+        <w:pStyle w:val="code"/>
         <w:rPr>
           <w:sz w:val="20"/>
           <w:szCs w:val="20"/>
         </w:rPr>
-        <w:t>theta_inc</w:t>
-      </w:r>
-      <w:proofErr w:type="spellEnd"/>
-    </w:p>
-    <w:p>
-      <w:pPr>
-        <w:pStyle w:val="Normalafterlist"/>
-      </w:pPr>
-      <w:r>
-        <w:t>For an image size (rows, cols), the polar line distance rho is computed from each (row, col) point with:</w:t>
-      </w:r>
-    </w:p>
-    <w:p>
-      <w:pPr>
-        <w:pStyle w:val="code"/>
+      </w:pPr>
+      <w:r>
         <w:rPr>
           <w:sz w:val="20"/>
           <w:szCs w:val="20"/>
         </w:rPr>
-      </w:pPr>
-      <w:r>
-        <w:rPr>
-          <w:sz w:val="20"/>
-          <w:szCs w:val="20"/>
-        </w:rPr>
-        <w:t xml:space="preserve">  rho = (col – cols/2) * cos(theta) + (rows/2 – rows) * sin(theta)</w:t>
-      </w:r>
-    </w:p>
-    <w:p>
-      <w:pPr>
-        <w:pStyle w:val="Normalafterlist"/>
-      </w:pPr>
-      <w:r>
-        <w:t xml:space="preserve">The number of rho values, </w:t>
-      </w:r>
-      <w:proofErr w:type="spellStart"/>
-      <w:r>
-        <w:t>nrhos</w:t>
-      </w:r>
-      <w:proofErr w:type="spellEnd"/>
-      <w:r>
-        <w:t>, for images is:</w:t>
-      </w:r>
-    </w:p>
-    <w:p>
-      <w:pPr>
-        <w:pStyle w:val="code"/>
-        <w:rPr>
-          <w:sz w:val="20"/>
-          <w:szCs w:val="20"/>
-        </w:rPr>
-      </w:pPr>
-      <w:r>
-        <w:rPr>
-          <w:sz w:val="20"/>
-          <w:szCs w:val="20"/>
-        </w:rPr>
-        <w:t xml:space="preserve">  </w:t>
-      </w:r>
-      <w:proofErr w:type="spellStart"/>
-      <w:r>
-        <w:rPr>
-          <w:sz w:val="20"/>
-          <w:szCs w:val="20"/>
-        </w:rPr>
-        <w:t>nrhos</w:t>
-      </w:r>
-      <w:proofErr w:type="spellEnd"/>
-      <w:r>
-        <w:rPr>
-          <w:sz w:val="20"/>
-          <w:szCs w:val="20"/>
-        </w:rPr>
-        <w:t xml:space="preserve"> = sqrt(</w:t>
-      </w:r>
-      <w:proofErr w:type="spellStart"/>
-      <w:r>
-        <w:rPr>
-          <w:sz w:val="20"/>
-          <w:szCs w:val="20"/>
-        </w:rPr>
-        <w:t>rows</w:t>
+        <w:t xml:space="preserve">  nrhos = sqrt(rows</w:t>
       </w:r>
       <w:r>
         <w:rPr>
@@ -3659,21 +3219,12 @@
         </w:rPr>
         <w:t>2</w:t>
       </w:r>
-      <w:proofErr w:type="spellEnd"/>
       <w:r>
         <w:rPr>
           <w:sz w:val="20"/>
           <w:szCs w:val="20"/>
         </w:rPr>
-        <w:t xml:space="preserve"> + </w:t>
-      </w:r>
-      <w:proofErr w:type="spellStart"/>
-      <w:r>
-        <w:rPr>
-          <w:sz w:val="20"/>
-          <w:szCs w:val="20"/>
-        </w:rPr>
-        <w:t>columns</w:t>
+        <w:t xml:space="preserve"> + columns</w:t>
       </w:r>
       <w:r>
         <w:rPr>
@@ -3683,7 +3234,6 @@
         </w:rPr>
         <w:t>2</w:t>
       </w:r>
-      <w:proofErr w:type="spellEnd"/>
       <w:r>
         <w:rPr>
           <w:sz w:val="20"/>
@@ -3697,15 +3247,7 @@
         <w:pStyle w:val="Normalafterlist"/>
       </w:pPr>
       <w:r>
-        <w:t xml:space="preserve">Each rho is accessed in the accumulator by bin index </w:t>
-      </w:r>
-      <w:proofErr w:type="spellStart"/>
-      <w:r>
-        <w:t>rho_index</w:t>
-      </w:r>
-      <w:proofErr w:type="spellEnd"/>
-      <w:r>
-        <w:t xml:space="preserve"> that corresponds to a rho with the formulas:</w:t>
+        <w:t>Each rho is accessed in the accumulator by bin index rho_index that corresponds to a rho with the formulas:</w:t>
       </w:r>
     </w:p>
     <w:p>
@@ -3721,40 +3263,47 @@
           <w:sz w:val="20"/>
           <w:szCs w:val="20"/>
         </w:rPr>
-        <w:lastRenderedPageBreak/>
-        <w:t xml:space="preserve">  </w:t>
-      </w:r>
-      <w:proofErr w:type="spellStart"/>
-      <w:r>
+        <w:t xml:space="preserve">  rho_index = rho + nrhos / 2</w:t>
+      </w:r>
+    </w:p>
+    <w:p>
+      <w:pPr>
+        <w:pStyle w:val="code"/>
         <w:rPr>
           <w:sz w:val="20"/>
           <w:szCs w:val="20"/>
         </w:rPr>
-        <w:t>rho_index</w:t>
-      </w:r>
-      <w:proofErr w:type="spellEnd"/>
+      </w:pPr>
       <w:r>
         <w:rPr>
           <w:sz w:val="20"/>
           <w:szCs w:val="20"/>
         </w:rPr>
-        <w:t xml:space="preserve"> = rho + </w:t>
-      </w:r>
-      <w:proofErr w:type="spellStart"/>
-      <w:r>
+        <w:t xml:space="preserve">  rho = rho_index – nrhos / 2</w:t>
+      </w:r>
+    </w:p>
+    <w:p>
+      <w:pPr>
+        <w:pStyle w:val="Normalafterlist"/>
+      </w:pPr>
+      <w:r>
+        <w:t>The Hough accumulator is indexed by (rho_index, theta_index), where theta_index is the index of the sampled angle used. theta_index corresponds to the angle:</w:t>
+      </w:r>
+    </w:p>
+    <w:p>
+      <w:pPr>
+        <w:pStyle w:val="code"/>
         <w:rPr>
           <w:sz w:val="20"/>
           <w:szCs w:val="20"/>
         </w:rPr>
-        <w:t>nrhos</w:t>
-      </w:r>
-      <w:proofErr w:type="spellEnd"/>
+      </w:pPr>
       <w:r>
         <w:rPr>
           <w:sz w:val="20"/>
           <w:szCs w:val="20"/>
         </w:rPr>
-        <w:t xml:space="preserve"> / 2</w:t>
+        <w:t xml:space="preserve">  theta degrees = theta_index * theta_inc</w:t>
       </w:r>
     </w:p>
     <w:p>
@@ -3770,39 +3319,7 @@
           <w:sz w:val="20"/>
           <w:szCs w:val="20"/>
         </w:rPr>
-        <w:t xml:space="preserve">  rho = </w:t>
-      </w:r>
-      <w:proofErr w:type="spellStart"/>
-      <w:r>
-        <w:rPr>
-          <w:sz w:val="20"/>
-          <w:szCs w:val="20"/>
-        </w:rPr>
-        <w:t>rho_index</w:t>
-      </w:r>
-      <w:proofErr w:type="spellEnd"/>
-      <w:r>
-        <w:rPr>
-          <w:sz w:val="20"/>
-          <w:szCs w:val="20"/>
-        </w:rPr>
-        <w:t xml:space="preserve"> – </w:t>
-      </w:r>
-      <w:proofErr w:type="spellStart"/>
-      <w:r>
-        <w:rPr>
-          <w:sz w:val="20"/>
-          <w:szCs w:val="20"/>
-        </w:rPr>
-        <w:t>nrhos</w:t>
-      </w:r>
-      <w:proofErr w:type="spellEnd"/>
-      <w:r>
-        <w:rPr>
-          <w:sz w:val="20"/>
-          <w:szCs w:val="20"/>
-        </w:rPr>
-        <w:t xml:space="preserve"> / 2</w:t>
+        <w:t xml:space="preserve">  theta_index = theta degrees / theta_inc</w:t>
       </w:r>
     </w:p>
     <w:p>
@@ -3810,145 +3327,7 @@
         <w:pStyle w:val="Normalafterlist"/>
       </w:pPr>
       <w:r>
-        <w:t>The Hough accumulator is indexed by (</w:t>
-      </w:r>
-      <w:proofErr w:type="spellStart"/>
-      <w:r>
-        <w:t>rho_index</w:t>
-      </w:r>
-      <w:proofErr w:type="spellEnd"/>
-      <w:r>
-        <w:t xml:space="preserve">, </w:t>
-      </w:r>
-      <w:proofErr w:type="spellStart"/>
-      <w:r>
-        <w:t>theta_index</w:t>
-      </w:r>
-      <w:proofErr w:type="spellEnd"/>
-      <w:r>
-        <w:t xml:space="preserve">), where </w:t>
-      </w:r>
-      <w:proofErr w:type="spellStart"/>
-      <w:r>
-        <w:t>theta_index</w:t>
-      </w:r>
-      <w:proofErr w:type="spellEnd"/>
-      <w:r>
-        <w:t xml:space="preserve"> is the index of the sampled angle used. </w:t>
-      </w:r>
-      <w:proofErr w:type="spellStart"/>
-      <w:r>
-        <w:t>theta_index</w:t>
-      </w:r>
-      <w:proofErr w:type="spellEnd"/>
-      <w:r>
-        <w:t xml:space="preserve"> corresponds to the angle:</w:t>
-      </w:r>
-    </w:p>
-    <w:p>
-      <w:pPr>
-        <w:pStyle w:val="code"/>
-        <w:rPr>
-          <w:sz w:val="20"/>
-          <w:szCs w:val="20"/>
-        </w:rPr>
-      </w:pPr>
-      <w:r>
-        <w:rPr>
-          <w:sz w:val="20"/>
-          <w:szCs w:val="20"/>
-        </w:rPr>
-        <w:t xml:space="preserve">  theta degrees = </w:t>
-      </w:r>
-      <w:proofErr w:type="spellStart"/>
-      <w:r>
-        <w:rPr>
-          <w:sz w:val="20"/>
-          <w:szCs w:val="20"/>
-        </w:rPr>
-        <w:t>theta_index</w:t>
-      </w:r>
-      <w:proofErr w:type="spellEnd"/>
-      <w:r>
-        <w:rPr>
-          <w:sz w:val="20"/>
-          <w:szCs w:val="20"/>
-        </w:rPr>
-        <w:t xml:space="preserve"> * </w:t>
-      </w:r>
-      <w:proofErr w:type="spellStart"/>
-      <w:r>
-        <w:rPr>
-          <w:sz w:val="20"/>
-          <w:szCs w:val="20"/>
-        </w:rPr>
-        <w:t>theta_inc</w:t>
-      </w:r>
-      <w:proofErr w:type="spellEnd"/>
-    </w:p>
-    <w:p>
-      <w:pPr>
-        <w:pStyle w:val="code"/>
-        <w:rPr>
-          <w:sz w:val="20"/>
-          <w:szCs w:val="20"/>
-        </w:rPr>
-      </w:pPr>
-      <w:r>
-        <w:rPr>
-          <w:sz w:val="20"/>
-          <w:szCs w:val="20"/>
-        </w:rPr>
-        <w:t xml:space="preserve">  </w:t>
-      </w:r>
-      <w:proofErr w:type="spellStart"/>
-      <w:r>
-        <w:rPr>
-          <w:sz w:val="20"/>
-          <w:szCs w:val="20"/>
-        </w:rPr>
-        <w:t>theta_index</w:t>
-      </w:r>
-      <w:proofErr w:type="spellEnd"/>
-      <w:r>
-        <w:rPr>
-          <w:sz w:val="20"/>
-          <w:szCs w:val="20"/>
-        </w:rPr>
-        <w:t xml:space="preserve"> = theta degrees / </w:t>
-      </w:r>
-      <w:proofErr w:type="spellStart"/>
-      <w:r>
-        <w:rPr>
-          <w:sz w:val="20"/>
-          <w:szCs w:val="20"/>
-        </w:rPr>
-        <w:t>theta_inc</w:t>
-      </w:r>
-      <w:proofErr w:type="spellEnd"/>
-    </w:p>
-    <w:p>
-      <w:pPr>
-        <w:pStyle w:val="Normalafterlist"/>
-      </w:pPr>
-      <w:r>
-        <w:t>Polar lines (rho, theta) are generally input and stored as (</w:t>
-      </w:r>
-      <w:proofErr w:type="spellStart"/>
-      <w:r>
-        <w:t>rho_index</w:t>
-      </w:r>
-      <w:proofErr w:type="spellEnd"/>
-      <w:r>
-        <w:t xml:space="preserve">, </w:t>
-      </w:r>
-      <w:proofErr w:type="spellStart"/>
-      <w:r>
-        <w:t>theta_index</w:t>
-      </w:r>
-      <w:proofErr w:type="spellEnd"/>
-      <w:r>
-        <w:t>), except as noted.</w:t>
+        <w:t>Polar lines (rho, theta) are generally input and stored as (rho_index, theta_index), except as noted.</w:t>
       </w:r>
     </w:p>
     <w:p>
@@ -4041,7 +3420,6 @@
                 <w:bCs w:val="0"/>
               </w:rPr>
             </w:pPr>
-            <w:proofErr w:type="spellStart"/>
             <w:r>
               <w:rPr>
                 <w:b w:val="0"/>
@@ -4049,7 +3427,6 @@
               </w:rPr>
               <w:t>theta_inc</w:t>
             </w:r>
-            <w:proofErr w:type="spellEnd"/>
           </w:p>
         </w:tc>
         <w:tc>
@@ -4095,7 +3472,6 @@
                 <w:bCs w:val="0"/>
               </w:rPr>
             </w:pPr>
-            <w:proofErr w:type="spellStart"/>
             <w:r>
               <w:rPr>
                 <w:b w:val="0"/>
@@ -4103,7 +3479,6 @@
               </w:rPr>
               <w:t>nrhos</w:t>
             </w:r>
-            <w:proofErr w:type="spellEnd"/>
           </w:p>
         </w:tc>
         <w:tc>
@@ -4259,21 +3634,12 @@
                 <w:bCs w:val="0"/>
               </w:rPr>
             </w:pPr>
-            <w:proofErr w:type="spellStart"/>
-            <w:r>
-              <w:rPr>
-                <w:b w:val="0"/>
-                <w:bCs w:val="0"/>
-              </w:rPr>
-              <w:t>hough</w:t>
-            </w:r>
-            <w:proofErr w:type="spellEnd"/>
-            <w:r>
-              <w:rPr>
-                <w:b w:val="0"/>
-                <w:bCs w:val="0"/>
-              </w:rPr>
-              <w:t xml:space="preserve"> accumulator data</w:t>
+            <w:r>
+              <w:rPr>
+                <w:b w:val="0"/>
+                <w:bCs w:val="0"/>
+              </w:rPr>
+              <w:t>hough accumulator data</w:t>
             </w:r>
           </w:p>
         </w:tc>
@@ -4286,21 +3652,8 @@
               <w:pStyle w:val="NoSpacing"/>
               <w:cnfStyle w:val="000000100000" w:firstRow="0" w:lastRow="0" w:firstColumn="0" w:lastColumn="0" w:oddVBand="0" w:evenVBand="0" w:oddHBand="1" w:evenHBand="0" w:firstRowFirstColumn="0" w:firstRowLastColumn="0" w:lastRowFirstColumn="0" w:lastRowLastColumn="0"/>
             </w:pPr>
-            <w:proofErr w:type="spellStart"/>
-            <w:r>
-              <w:t>nrhos</w:t>
-            </w:r>
-            <w:proofErr w:type="spellEnd"/>
-            <w:r>
-              <w:t xml:space="preserve"> * </w:t>
-            </w:r>
-            <w:proofErr w:type="spellStart"/>
-            <w:r>
-              <w:t>nthetas</w:t>
-            </w:r>
-            <w:proofErr w:type="spellEnd"/>
-            <w:r>
-              <w:t xml:space="preserve"> 32-bit integers</w:t>
+            <w:r>
+              <w:t>nrhos * nthetas 32-bit integers</w:t>
             </w:r>
           </w:p>
         </w:tc>
@@ -4314,23 +3667,7 @@
               <w:cnfStyle w:val="000000100000" w:firstRow="0" w:lastRow="0" w:firstColumn="0" w:lastColumn="0" w:oddVBand="0" w:evenVBand="0" w:oddHBand="1" w:evenHBand="0" w:firstRowFirstColumn="0" w:firstRowLastColumn="0" w:lastRowFirstColumn="0" w:lastRowLastColumn="0"/>
             </w:pPr>
             <w:r>
-              <w:t>The Hough accumulator (</w:t>
-            </w:r>
-            <w:proofErr w:type="spellStart"/>
-            <w:r>
-              <w:t>rho_index</w:t>
-            </w:r>
-            <w:proofErr w:type="spellEnd"/>
-            <w:r>
-              <w:t xml:space="preserve">, </w:t>
-            </w:r>
-            <w:proofErr w:type="spellStart"/>
-            <w:r>
-              <w:t>theta_index</w:t>
-            </w:r>
-            <w:proofErr w:type="spellEnd"/>
-            <w:r>
-              <w:t>) count data</w:t>
+              <w:t>The Hough accumulator (rho_index, theta_index) count data</w:t>
             </w:r>
           </w:p>
         </w:tc>
@@ -4384,23 +3721,7 @@
           </w:tcPr>
           <w:p>
             <w:r>
-              <w:t>rho values from -</w:t>
-            </w:r>
-            <w:proofErr w:type="spellStart"/>
-            <w:r>
-              <w:t>nrhos</w:t>
-            </w:r>
-            <w:proofErr w:type="spellEnd"/>
-            <w:r>
-              <w:t xml:space="preserve">/2 to </w:t>
-            </w:r>
-            <w:proofErr w:type="spellStart"/>
-            <w:r>
-              <w:t>nrhos</w:t>
-            </w:r>
-            <w:proofErr w:type="spellEnd"/>
-            <w:r>
-              <w:t>/2</w:t>
+              <w:t>rho values from -nrhos/2 to nrhos/2</w:t>
             </w:r>
           </w:p>
         </w:tc>
@@ -4422,15 +3743,7 @@
           </w:tcPr>
           <w:p>
             <w:r>
-              <w:t xml:space="preserve">sample theta in degrees, followed by each accumulator count for the corresponding (rho, </w:t>
-            </w:r>
-            <w:proofErr w:type="spellStart"/>
-            <w:r>
-              <w:t>theta_index</w:t>
-            </w:r>
-            <w:proofErr w:type="spellEnd"/>
-            <w:r>
-              <w:t>)</w:t>
+              <w:t>sample theta in degrees, followed by each accumulator count for the corresponding (rho, theta_index)</w:t>
             </w:r>
           </w:p>
         </w:tc>
@@ -4466,23 +3779,7 @@
     </w:p>
     <w:p>
       <w:r>
-        <w:t>The binary Hough peak line data is defined by the workbench and has the following format. Polar line data is stored as (</w:t>
-      </w:r>
-      <w:proofErr w:type="spellStart"/>
-      <w:r>
-        <w:t>rho_index</w:t>
-      </w:r>
-      <w:proofErr w:type="spellEnd"/>
-      <w:r>
-        <w:t xml:space="preserve">, </w:t>
-      </w:r>
-      <w:proofErr w:type="spellStart"/>
-      <w:r>
-        <w:t>theta_index</w:t>
-      </w:r>
-      <w:proofErr w:type="spellEnd"/>
-      <w:r>
-        <w:t>). The corresponding rho and theta can be derived from:</w:t>
+        <w:t>The binary Hough peak line data is defined by the workbench and has the following format. Polar line data is stored as (rho_index, theta_index). The corresponding rho and theta can be derived from:</w:t>
       </w:r>
     </w:p>
     <w:p>
@@ -4498,81 +3795,25 @@
           <w:sz w:val="20"/>
           <w:szCs w:val="20"/>
         </w:rPr>
-        <w:t xml:space="preserve">rho = </w:t>
-      </w:r>
-      <w:proofErr w:type="spellStart"/>
-      <w:r>
+        <w:lastRenderedPageBreak/>
+        <w:t>rho = rho_index – max_rho / 2</w:t>
+      </w:r>
+    </w:p>
+    <w:p>
+      <w:pPr>
+        <w:pStyle w:val="code"/>
         <w:rPr>
           <w:sz w:val="20"/>
           <w:szCs w:val="20"/>
         </w:rPr>
-        <w:t>rho_index</w:t>
-      </w:r>
-      <w:proofErr w:type="spellEnd"/>
+      </w:pPr>
       <w:r>
         <w:rPr>
           <w:sz w:val="20"/>
           <w:szCs w:val="20"/>
         </w:rPr>
-        <w:t xml:space="preserve"> – </w:t>
-      </w:r>
-      <w:proofErr w:type="spellStart"/>
-      <w:r>
-        <w:rPr>
-          <w:sz w:val="20"/>
-          <w:szCs w:val="20"/>
-        </w:rPr>
-        <w:t>max_rho</w:t>
-      </w:r>
-      <w:proofErr w:type="spellEnd"/>
-      <w:r>
-        <w:rPr>
-          <w:sz w:val="20"/>
-          <w:szCs w:val="20"/>
-        </w:rPr>
-        <w:t xml:space="preserve"> / 2</w:t>
-      </w:r>
-    </w:p>
-    <w:p>
-      <w:pPr>
-        <w:pStyle w:val="code"/>
-        <w:rPr>
-          <w:sz w:val="20"/>
-          <w:szCs w:val="20"/>
-        </w:rPr>
-      </w:pPr>
-      <w:r>
-        <w:rPr>
-          <w:sz w:val="20"/>
-          <w:szCs w:val="20"/>
-        </w:rPr>
-        <w:t xml:space="preserve">theta degrees = </w:t>
-      </w:r>
-      <w:proofErr w:type="spellStart"/>
-      <w:r>
-        <w:rPr>
-          <w:sz w:val="20"/>
-          <w:szCs w:val="20"/>
-        </w:rPr>
-        <w:t>theta_index</w:t>
-      </w:r>
-      <w:proofErr w:type="spellEnd"/>
-      <w:r>
-        <w:rPr>
-          <w:sz w:val="20"/>
-          <w:szCs w:val="20"/>
-        </w:rPr>
-        <w:t xml:space="preserve"> * </w:t>
-      </w:r>
-      <w:proofErr w:type="spellStart"/>
-      <w:r>
-        <w:rPr>
-          <w:sz w:val="20"/>
-          <w:szCs w:val="20"/>
-        </w:rPr>
-        <w:t>theta_inc</w:t>
-      </w:r>
-      <w:proofErr w:type="spellEnd"/>
+        <w:t>theta degrees = theta_index * theta_inc</w:t>
+      </w:r>
     </w:p>
     <w:p>
       <w:pPr>
@@ -4660,7 +3901,6 @@
                 <w:bCs w:val="0"/>
               </w:rPr>
             </w:pPr>
-            <w:proofErr w:type="spellStart"/>
             <w:r>
               <w:rPr>
                 <w:b w:val="0"/>
@@ -4668,7 +3908,6 @@
               </w:rPr>
               <w:t>nlines</w:t>
             </w:r>
-            <w:proofErr w:type="spellEnd"/>
           </w:p>
         </w:tc>
         <w:tc>
@@ -4695,42 +3934,25 @@
               <w:cnfStyle w:val="000000100000" w:firstRow="0" w:lastRow="0" w:firstColumn="0" w:lastColumn="0" w:oddVBand="0" w:evenVBand="0" w:oddHBand="1" w:evenHBand="0" w:firstRowFirstColumn="0" w:firstRowLastColumn="0" w:lastRowFirstColumn="0" w:lastRowLastColumn="0"/>
             </w:pPr>
             <w:r>
-              <w:t>The number of polar lines (</w:t>
-            </w:r>
-            <w:proofErr w:type="spellStart"/>
-            <w:r>
-              <w:t>rho_index</w:t>
-            </w:r>
-            <w:proofErr w:type="spellEnd"/>
-            <w:r>
-              <w:t xml:space="preserve">, </w:t>
-            </w:r>
-            <w:proofErr w:type="spellStart"/>
-            <w:r>
-              <w:t>theta_index</w:t>
-            </w:r>
-            <w:proofErr w:type="spellEnd"/>
-            <w:r>
-              <w:t xml:space="preserve">, count) </w:t>
-            </w:r>
-          </w:p>
-        </w:tc>
-      </w:tr>
-      <w:tr>
-        <w:tc>
-          <w:tcPr>
-            <w:cnfStyle w:val="001000000000" w:firstRow="0" w:lastRow="0" w:firstColumn="1" w:lastColumn="0" w:oddVBand="0" w:evenVBand="0" w:oddHBand="0" w:evenHBand="0" w:firstRowFirstColumn="0" w:firstRowLastColumn="0" w:lastRowFirstColumn="0" w:lastRowLastColumn="0"/>
-            <w:tcW w:w="0" w:type="auto"/>
-          </w:tcPr>
-          <w:p>
-            <w:pPr>
-              <w:pStyle w:val="NoSpacing"/>
-              <w:rPr>
-                <w:b w:val="0"/>
-                <w:bCs w:val="0"/>
-              </w:rPr>
-            </w:pPr>
-            <w:proofErr w:type="spellStart"/>
+              <w:t xml:space="preserve">The number of polar lines (rho_index, theta_index, count) </w:t>
+            </w:r>
+          </w:p>
+        </w:tc>
+      </w:tr>
+      <w:tr>
+        <w:tc>
+          <w:tcPr>
+            <w:cnfStyle w:val="001000000000" w:firstRow="0" w:lastRow="0" w:firstColumn="1" w:lastColumn="0" w:oddVBand="0" w:evenVBand="0" w:oddHBand="0" w:evenHBand="0" w:firstRowFirstColumn="0" w:firstRowLastColumn="0" w:lastRowFirstColumn="0" w:lastRowLastColumn="0"/>
+            <w:tcW w:w="0" w:type="auto"/>
+          </w:tcPr>
+          <w:p>
+            <w:pPr>
+              <w:pStyle w:val="NoSpacing"/>
+              <w:rPr>
+                <w:b w:val="0"/>
+                <w:bCs w:val="0"/>
+              </w:rPr>
+            </w:pPr>
             <w:r>
               <w:rPr>
                 <w:b w:val="0"/>
@@ -4738,7 +3960,6 @@
               </w:rPr>
               <w:t>theta_inc</w:t>
             </w:r>
-            <w:proofErr w:type="spellEnd"/>
           </w:p>
         </w:tc>
         <w:tc>
@@ -4787,7 +4008,6 @@
                 <w:bCs w:val="0"/>
               </w:rPr>
             </w:pPr>
-            <w:proofErr w:type="spellStart"/>
             <w:r>
               <w:rPr>
                 <w:b w:val="0"/>
@@ -4795,7 +4015,6 @@
               </w:rPr>
               <w:t>nrhos</w:t>
             </w:r>
-            <w:proofErr w:type="spellEnd"/>
           </w:p>
         </w:tc>
         <w:tc>
@@ -4846,7 +4065,6 @@
                 <w:b w:val="0"/>
                 <w:bCs w:val="0"/>
               </w:rPr>
-              <w:lastRenderedPageBreak/>
               <w:t>Hough peak line data</w:t>
             </w:r>
           </w:p>
@@ -4861,15 +4079,7 @@
               <w:cnfStyle w:val="000000000000" w:firstRow="0" w:lastRow="0" w:firstColumn="0" w:lastColumn="0" w:oddVBand="0" w:evenVBand="0" w:oddHBand="0" w:evenHBand="0" w:firstRowFirstColumn="0" w:firstRowLastColumn="0" w:lastRowFirstColumn="0" w:lastRowLastColumn="0"/>
             </w:pPr>
             <w:r>
-              <w:t xml:space="preserve">3 * </w:t>
-            </w:r>
-            <w:proofErr w:type="spellStart"/>
-            <w:r>
-              <w:t>nlines</w:t>
-            </w:r>
-            <w:proofErr w:type="spellEnd"/>
-            <w:r>
-              <w:t xml:space="preserve"> 32-bit integers</w:t>
+              <w:t>3 * nlines 32-bit integers</w:t>
             </w:r>
           </w:p>
         </w:tc>
@@ -4883,23 +4093,7 @@
               <w:cnfStyle w:val="000000000000" w:firstRow="0" w:lastRow="0" w:firstColumn="0" w:lastColumn="0" w:oddVBand="0" w:evenVBand="0" w:oddHBand="0" w:evenHBand="0" w:firstRowFirstColumn="0" w:firstRowLastColumn="0" w:lastRowFirstColumn="0" w:lastRowLastColumn="0"/>
             </w:pPr>
             <w:r>
-              <w:t>The polar line (</w:t>
-            </w:r>
-            <w:proofErr w:type="spellStart"/>
-            <w:r>
-              <w:t>rho_index</w:t>
-            </w:r>
-            <w:proofErr w:type="spellEnd"/>
-            <w:r>
-              <w:t xml:space="preserve">, </w:t>
-            </w:r>
-            <w:proofErr w:type="spellStart"/>
-            <w:r>
-              <w:t>theta_index</w:t>
-            </w:r>
-            <w:proofErr w:type="spellEnd"/>
-            <w:r>
-              <w:t>, count) data</w:t>
+              <w:t>The polar line (rho_index, theta_index, count) data</w:t>
             </w:r>
           </w:p>
         </w:tc>
@@ -5420,6 +4614,7 @@
         <w:pStyle w:val="code"/>
       </w:pPr>
       <w:r>
+        <w:lastRenderedPageBreak/>
         <w:tab/>
         <w:t xml:space="preserve">  "repository": "</w:t>
       </w:r>
@@ -5514,7 +4709,6 @@
         <w:pStyle w:val="Heading2"/>
       </w:pPr>
       <w:r>
-        <w:lastRenderedPageBreak/>
         <w:t>Data Descriptors</w:t>
       </w:r>
     </w:p>
@@ -5657,35 +4851,11 @@
               <w:cnfStyle w:val="000000100000" w:firstRow="0" w:lastRow="0" w:firstColumn="0" w:lastColumn="0" w:oddVBand="0" w:evenVBand="0" w:oddHBand="1" w:evenHBand="0" w:firstRowFirstColumn="0" w:firstRowLastColumn="0" w:lastRowFirstColumn="0" w:lastRowLastColumn="0"/>
             </w:pPr>
             <w:r>
-              <w:t xml:space="preserve">“binary” for </w:t>
-            </w:r>
-            <w:proofErr w:type="spellStart"/>
-            <w:r>
-              <w:t>CV_32S</w:t>
-            </w:r>
-            <w:proofErr w:type="spellEnd"/>
-            <w:r>
-              <w:t xml:space="preserve"> or </w:t>
-            </w:r>
-            <w:proofErr w:type="spellStart"/>
-            <w:r>
-              <w:t>CV_32S</w:t>
-            </w:r>
-            <w:proofErr w:type="spellEnd"/>
-            <w:r>
-              <w:t xml:space="preserve"> data</w:t>
+              <w:t>“binary” for CV_32S or CV_32S data</w:t>
             </w:r>
             <w:r>
               <w:br/>
-              <w:t xml:space="preserve">“jpeg” for </w:t>
-            </w:r>
-            <w:proofErr w:type="spellStart"/>
-            <w:r>
-              <w:t>CV_8U</w:t>
-            </w:r>
-            <w:proofErr w:type="spellEnd"/>
-            <w:r>
-              <w:t xml:space="preserve"> JPEG images</w:t>
+              <w:t>“jpeg” for CV_8U JPEG images</w:t>
             </w:r>
           </w:p>
         </w:tc>
@@ -5781,15 +4951,7 @@
               <w:cnfStyle w:val="000000100000" w:firstRow="0" w:lastRow="0" w:firstColumn="0" w:lastColumn="0" w:oddVBand="0" w:evenVBand="0" w:oddHBand="1" w:evenHBand="0" w:firstRowFirstColumn="0" w:firstRowLastColumn="0" w:lastRowFirstColumn="0" w:lastRowLastColumn="0"/>
             </w:pPr>
             <w:r>
-              <w:t>“</w:t>
-            </w:r>
-            <w:proofErr w:type="spellStart"/>
-            <w:r>
-              <w:t>hough</w:t>
-            </w:r>
-            <w:proofErr w:type="spellEnd"/>
-            <w:r>
-              <w:t>”</w:t>
+              <w:t>“hough”</w:t>
             </w:r>
           </w:p>
         </w:tc>
@@ -5986,23 +5148,7 @@
                 <w:b w:val="0"/>
                 <w:bCs w:val="0"/>
               </w:rPr>
-              <w:t>“</w:t>
-            </w:r>
-            <w:proofErr w:type="spellStart"/>
-            <w:r>
-              <w:rPr>
-                <w:b w:val="0"/>
-                <w:bCs w:val="0"/>
-              </w:rPr>
-              <w:t>berkeley_db</w:t>
-            </w:r>
-            <w:proofErr w:type="spellEnd"/>
-            <w:r>
-              <w:rPr>
-                <w:b w:val="0"/>
-                <w:bCs w:val="0"/>
-              </w:rPr>
-              <w:t>”</w:t>
+              <w:t>“berkeley_db”</w:t>
             </w:r>
           </w:p>
         </w:tc>
@@ -6190,15 +5336,7 @@
         <w:pStyle w:val="code"/>
       </w:pPr>
       <w:r>
-        <w:t xml:space="preserve">      "</w:t>
-      </w:r>
-      <w:proofErr w:type="spellStart"/>
-      <w:r>
-        <w:t>ext</w:t>
-      </w:r>
-      <w:proofErr w:type="spellEnd"/>
-      <w:r>
-        <w:t>": "</w:t>
+        <w:t xml:space="preserve">      "ext": "</w:t>
       </w:r>
       <w:r>
         <w:rPr>
@@ -6233,33 +5371,17 @@
           <w:i/>
           <w:iCs/>
         </w:rPr>
-        <w:t>filename-</w:t>
-      </w:r>
-      <w:proofErr w:type="spellStart"/>
+        <w:t>filename-base</w:t>
+      </w:r>
+      <w:r>
+        <w:t>.</w:t>
+      </w:r>
       <w:r>
         <w:rPr>
           <w:i/>
           <w:iCs/>
         </w:rPr>
-        <w:t>base</w:t>
-      </w:r>
-      <w:r>
-        <w:t>.</w:t>
-      </w:r>
-      <w:r>
-        <w:rPr>
-          <w:i/>
-          <w:iCs/>
-        </w:rPr>
-        <w:t>filename</w:t>
-      </w:r>
-      <w:proofErr w:type="spellEnd"/>
-      <w:r>
-        <w:rPr>
-          <w:i/>
-          <w:iCs/>
-        </w:rPr>
-        <w:t>-extension</w:t>
+        <w:t>filename-extension</w:t>
       </w:r>
       <w:r>
         <w:t>". The extension may default to specific values for certain operations, such as that the default extension for image JPEG data is “jpg”.</w:t>
@@ -6275,7 +5397,11 @@
     </w:p>
     <w:p>
       <w:r>
-        <w:t xml:space="preserve">Scripts run results are added back into the original experiment run JSON text file and saved into  a log file. Results are logged into different levels of the script. The format in which results are added to the top-level of the experiment script follows. Results data added is shown in </w:t>
+        <w:t xml:space="preserve">Scripts run results are added back into the original experiment run JSON text file and saved into  a log file. Results are logged into different levels of the script. The format in which results are </w:t>
+      </w:r>
+      <w:r>
+        <w:lastRenderedPageBreak/>
+        <w:t xml:space="preserve">added to the top-level of the experiment script follows. Results data added is shown in </w:t>
       </w:r>
       <w:r>
         <w:rPr>
@@ -6404,7 +5530,6 @@
           <w:b/>
           <w:bCs/>
         </w:rPr>
-        <w:lastRenderedPageBreak/>
         <w:tab/>
         <w:t xml:space="preserve">        “username”: “</w:t>
       </w:r>
@@ -7229,6 +6354,7 @@
         <w:pStyle w:val="Heading2"/>
       </w:pPr>
       <w:r>
+        <w:lastRenderedPageBreak/>
         <w:t>Running the script</w:t>
       </w:r>
     </w:p>
@@ -7258,16 +6384,8 @@
           <w:rPr>
             <w:rStyle w:val="Hyperlink"/>
           </w:rPr>
-          <w:t>cv-</w:t>
+          <w:t>cv-workbench.docx</w:t>
         </w:r>
-        <w:proofErr w:type="spellStart"/>
-        <w:r>
-          <w:rPr>
-            <w:rStyle w:val="Hyperlink"/>
-          </w:rPr>
-          <w:t>workbench.docx</w:t>
-        </w:r>
-        <w:proofErr w:type="spellEnd"/>
       </w:hyperlink>
     </w:p>
     <w:p>
@@ -7290,27 +6408,11 @@
           <w:rPr>
             <w:rStyle w:val="Hyperlink"/>
           </w:rPr>
-          <w:t xml:space="preserve">Windows Subsystem for Linux </w:t>
+          <w:t>Windows Subsystem for Linux WSL2</w:t>
         </w:r>
-        <w:proofErr w:type="spellStart"/>
-        <w:r>
-          <w:rPr>
-            <w:rStyle w:val="Hyperlink"/>
-          </w:rPr>
-          <w:t>WSL2</w:t>
-        </w:r>
-        <w:proofErr w:type="spellEnd"/>
       </w:hyperlink>
       <w:r>
-        <w:t xml:space="preserve"> with Ubuntu or </w:t>
-      </w:r>
-      <w:proofErr w:type="spellStart"/>
-      <w:r>
-        <w:t>Pengwin</w:t>
-      </w:r>
-      <w:proofErr w:type="spellEnd"/>
-      <w:r>
-        <w:t>.</w:t>
+        <w:t xml:space="preserve"> with Ubuntu or Pengwin.</w:t>
       </w:r>
     </w:p>
     <w:p>
@@ -7456,25 +6558,27 @@
           <w:szCs w:val="16"/>
         </w:rPr>
         <w:tab/>
-        <w:t xml:space="preserve">  "operator": "filter-edge-</w:t>
-      </w:r>
-      <w:proofErr w:type="spellStart"/>
-      <w:r>
+        <w:t xml:space="preserve">  "operator": "filter-edge-sobel",</w:t>
+      </w:r>
+    </w:p>
+    <w:p>
+      <w:pPr>
+        <w:shd w:val="clear" w:color="auto" w:fill="FFFFFF"/>
+        <w:spacing w:after="0" w:line="240" w:lineRule="auto"/>
         <w:rPr>
           <w:rFonts w:ascii="Lucida Console" w:hAnsi="Lucida Console"/>
           <w:sz w:val="16"/>
           <w:szCs w:val="16"/>
         </w:rPr>
-        <w:t>sobel</w:t>
-      </w:r>
-      <w:proofErr w:type="spellEnd"/>
+      </w:pPr>
       <w:r>
         <w:rPr>
           <w:rFonts w:ascii="Lucida Console" w:hAnsi="Lucida Console"/>
           <w:sz w:val="16"/>
           <w:szCs w:val="16"/>
         </w:rPr>
-        <w:t>",</w:t>
+        <w:tab/>
+        <w:t xml:space="preserve">  "input-data": [</w:t>
       </w:r>
     </w:p>
     <w:p>
@@ -7494,7 +6598,7 @@
           <w:szCs w:val="16"/>
         </w:rPr>
         <w:tab/>
-        <w:t xml:space="preserve">  "input-data": [</w:t>
+        <w:t xml:space="preserve">    {</w:t>
       </w:r>
     </w:p>
     <w:p>
@@ -7514,7 +6618,7 @@
           <w:szCs w:val="16"/>
         </w:rPr>
         <w:tab/>
-        <w:t xml:space="preserve">    {</w:t>
+        <w:t xml:space="preserve">      "id": 1,</w:t>
       </w:r>
     </w:p>
     <w:p>
@@ -7534,7 +6638,7 @@
           <w:szCs w:val="16"/>
         </w:rPr>
         <w:tab/>
-        <w:t xml:space="preserve">      "id": 1,</w:t>
+        <w:t xml:space="preserve">      "type": "image",</w:t>
       </w:r>
     </w:p>
     <w:p>
@@ -7554,7 +6658,7 @@
           <w:szCs w:val="16"/>
         </w:rPr>
         <w:tab/>
-        <w:t xml:space="preserve">      "type": "image",</w:t>
+        <w:t xml:space="preserve">      "repository": "filesystem",</w:t>
       </w:r>
     </w:p>
     <w:p>
@@ -7574,7 +6678,7 @@
           <w:szCs w:val="16"/>
         </w:rPr>
         <w:tab/>
-        <w:t xml:space="preserve">      "repository": "filesystem",</w:t>
+        <w:t xml:space="preserve">      "format": "jpeg",</w:t>
       </w:r>
     </w:p>
     <w:p>
@@ -7594,7 +6698,7 @@
           <w:szCs w:val="16"/>
         </w:rPr>
         <w:tab/>
-        <w:t xml:space="preserve">      "format": "jpeg",</w:t>
+        <w:t xml:space="preserve">      "directory": ".",</w:t>
       </w:r>
     </w:p>
     <w:p>
@@ -7614,7 +6718,7 @@
           <w:szCs w:val="16"/>
         </w:rPr>
         <w:tab/>
-        <w:t xml:space="preserve">      "directory": ".",</w:t>
+        <w:t xml:space="preserve">      "filename": "square45-90_gray",</w:t>
       </w:r>
     </w:p>
     <w:p>
@@ -7634,25 +6738,27 @@
           <w:szCs w:val="16"/>
         </w:rPr>
         <w:tab/>
-        <w:t xml:space="preserve">      "filename": "</w:t>
-      </w:r>
-      <w:proofErr w:type="spellStart"/>
-      <w:r>
+        <w:t xml:space="preserve">      "ext": "jpg"</w:t>
+      </w:r>
+    </w:p>
+    <w:p>
+      <w:pPr>
+        <w:shd w:val="clear" w:color="auto" w:fill="FFFFFF"/>
+        <w:spacing w:after="0" w:line="240" w:lineRule="auto"/>
         <w:rPr>
           <w:rFonts w:ascii="Lucida Console" w:hAnsi="Lucida Console"/>
           <w:sz w:val="16"/>
           <w:szCs w:val="16"/>
         </w:rPr>
-        <w:t>square45-90_gray</w:t>
-      </w:r>
-      <w:proofErr w:type="spellEnd"/>
+      </w:pPr>
       <w:r>
         <w:rPr>
           <w:rFonts w:ascii="Lucida Console" w:hAnsi="Lucida Console"/>
           <w:sz w:val="16"/>
           <w:szCs w:val="16"/>
         </w:rPr>
-        <w:t>",</w:t>
+        <w:tab/>
+        <w:t xml:space="preserve">    }</w:t>
       </w:r>
     </w:p>
     <w:p>
@@ -7672,25 +6778,27 @@
           <w:szCs w:val="16"/>
         </w:rPr>
         <w:tab/>
-        <w:t xml:space="preserve">      "</w:t>
-      </w:r>
-      <w:proofErr w:type="spellStart"/>
-      <w:r>
+        <w:t xml:space="preserve">  ],</w:t>
+      </w:r>
+    </w:p>
+    <w:p>
+      <w:pPr>
+        <w:shd w:val="clear" w:color="auto" w:fill="FFFFFF"/>
+        <w:spacing w:after="0" w:line="240" w:lineRule="auto"/>
         <w:rPr>
           <w:rFonts w:ascii="Lucida Console" w:hAnsi="Lucida Console"/>
           <w:sz w:val="16"/>
           <w:szCs w:val="16"/>
         </w:rPr>
-        <w:t>ext</w:t>
-      </w:r>
-      <w:proofErr w:type="spellEnd"/>
+      </w:pPr>
       <w:r>
         <w:rPr>
           <w:rFonts w:ascii="Lucida Console" w:hAnsi="Lucida Console"/>
           <w:sz w:val="16"/>
           <w:szCs w:val="16"/>
         </w:rPr>
-        <w:t>": "jpg"</w:t>
+        <w:tab/>
+        <w:t xml:space="preserve">  "output-data": [</w:t>
       </w:r>
     </w:p>
     <w:p>
@@ -7710,7 +6818,7 @@
           <w:szCs w:val="16"/>
         </w:rPr>
         <w:tab/>
-        <w:t xml:space="preserve">    }</w:t>
+        <w:t xml:space="preserve">    {</w:t>
       </w:r>
     </w:p>
     <w:p>
@@ -7730,7 +6838,7 @@
           <w:szCs w:val="16"/>
         </w:rPr>
         <w:tab/>
-        <w:t xml:space="preserve">  ],</w:t>
+        <w:t xml:space="preserve">      "id": 1,</w:t>
       </w:r>
     </w:p>
     <w:p>
@@ -7750,7 +6858,7 @@
           <w:szCs w:val="16"/>
         </w:rPr>
         <w:tab/>
-        <w:t xml:space="preserve">  "output-data": [</w:t>
+        <w:t xml:space="preserve">      "type": "image",</w:t>
       </w:r>
     </w:p>
     <w:p>
@@ -7770,7 +6878,7 @@
           <w:szCs w:val="16"/>
         </w:rPr>
         <w:tab/>
-        <w:t xml:space="preserve">    {</w:t>
+        <w:t xml:space="preserve">      "repository": "filesystem",</w:t>
       </w:r>
     </w:p>
     <w:p>
@@ -7790,7 +6898,7 @@
           <w:szCs w:val="16"/>
         </w:rPr>
         <w:tab/>
-        <w:t xml:space="preserve">      "id": 1,</w:t>
+        <w:t xml:space="preserve">      "format": "binary",</w:t>
       </w:r>
     </w:p>
     <w:p>
@@ -7810,7 +6918,7 @@
           <w:szCs w:val="16"/>
         </w:rPr>
         <w:tab/>
-        <w:t xml:space="preserve">      "type": "image",</w:t>
+        <w:t xml:space="preserve">      "directory": ".",</w:t>
       </w:r>
     </w:p>
     <w:p>
@@ -7830,7 +6938,7 @@
           <w:szCs w:val="16"/>
         </w:rPr>
         <w:tab/>
-        <w:t xml:space="preserve">      "repository": "filesystem",</w:t>
+        <w:t xml:space="preserve">      "filename": "square45-90_sobel_gray",</w:t>
       </w:r>
     </w:p>
     <w:p>
@@ -7850,103 +6958,7 @@
           <w:szCs w:val="16"/>
         </w:rPr>
         <w:tab/>
-        <w:t xml:space="preserve">      "format": "binary",</w:t>
-      </w:r>
-    </w:p>
-    <w:p>
-      <w:pPr>
-        <w:shd w:val="clear" w:color="auto" w:fill="FFFFFF"/>
-        <w:spacing w:after="0" w:line="240" w:lineRule="auto"/>
-        <w:rPr>
-          <w:rFonts w:ascii="Lucida Console" w:hAnsi="Lucida Console"/>
-          <w:sz w:val="16"/>
-          <w:szCs w:val="16"/>
-        </w:rPr>
-      </w:pPr>
-      <w:r>
-        <w:rPr>
-          <w:rFonts w:ascii="Lucida Console" w:hAnsi="Lucida Console"/>
-          <w:sz w:val="16"/>
-          <w:szCs w:val="16"/>
-        </w:rPr>
-        <w:tab/>
-        <w:t xml:space="preserve">      "directory": ".",</w:t>
-      </w:r>
-    </w:p>
-    <w:p>
-      <w:pPr>
-        <w:shd w:val="clear" w:color="auto" w:fill="FFFFFF"/>
-        <w:spacing w:after="0" w:line="240" w:lineRule="auto"/>
-        <w:rPr>
-          <w:rFonts w:ascii="Lucida Console" w:hAnsi="Lucida Console"/>
-          <w:sz w:val="16"/>
-          <w:szCs w:val="16"/>
-        </w:rPr>
-      </w:pPr>
-      <w:r>
-        <w:rPr>
-          <w:rFonts w:ascii="Lucida Console" w:hAnsi="Lucida Console"/>
-          <w:sz w:val="16"/>
-          <w:szCs w:val="16"/>
-        </w:rPr>
-        <w:tab/>
-        <w:t xml:space="preserve">      "filename": "</w:t>
-      </w:r>
-      <w:proofErr w:type="spellStart"/>
-      <w:r>
-        <w:rPr>
-          <w:rFonts w:ascii="Lucida Console" w:hAnsi="Lucida Console"/>
-          <w:sz w:val="16"/>
-          <w:szCs w:val="16"/>
-        </w:rPr>
-        <w:t>square45-90_sobel_gray</w:t>
-      </w:r>
-      <w:proofErr w:type="spellEnd"/>
-      <w:r>
-        <w:rPr>
-          <w:rFonts w:ascii="Lucida Console" w:hAnsi="Lucida Console"/>
-          <w:sz w:val="16"/>
-          <w:szCs w:val="16"/>
-        </w:rPr>
-        <w:t>",</w:t>
-      </w:r>
-    </w:p>
-    <w:p>
-      <w:pPr>
-        <w:shd w:val="clear" w:color="auto" w:fill="FFFFFF"/>
-        <w:spacing w:after="0" w:line="240" w:lineRule="auto"/>
-        <w:rPr>
-          <w:rFonts w:ascii="Lucida Console" w:hAnsi="Lucida Console"/>
-          <w:sz w:val="16"/>
-          <w:szCs w:val="16"/>
-        </w:rPr>
-      </w:pPr>
-      <w:r>
-        <w:rPr>
-          <w:rFonts w:ascii="Lucida Console" w:hAnsi="Lucida Console"/>
-          <w:sz w:val="16"/>
-          <w:szCs w:val="16"/>
-        </w:rPr>
-        <w:tab/>
-        <w:t xml:space="preserve">      "</w:t>
-      </w:r>
-      <w:proofErr w:type="spellStart"/>
-      <w:r>
-        <w:rPr>
-          <w:rFonts w:ascii="Lucida Console" w:hAnsi="Lucida Console"/>
-          <w:sz w:val="16"/>
-          <w:szCs w:val="16"/>
-        </w:rPr>
-        <w:t>ext</w:t>
-      </w:r>
-      <w:proofErr w:type="spellEnd"/>
-      <w:r>
-        <w:rPr>
-          <w:rFonts w:ascii="Lucida Console" w:hAnsi="Lucida Console"/>
-          <w:sz w:val="16"/>
-          <w:szCs w:val="16"/>
-        </w:rPr>
-        <w:t>": "bin"</w:t>
+        <w:t xml:space="preserve">      "ext": "bin"</w:t>
       </w:r>
     </w:p>
     <w:p>
@@ -8149,15 +7161,7 @@
               <w:pStyle w:val="code"/>
             </w:pPr>
             <w:r>
-              <w:t xml:space="preserve">  "operator": "filter-edge-</w:t>
-            </w:r>
-            <w:proofErr w:type="spellStart"/>
-            <w:r>
-              <w:t>sobel</w:t>
-            </w:r>
-            <w:proofErr w:type="spellEnd"/>
-            <w:r>
-              <w:t>",</w:t>
+              <w:t xml:space="preserve">  "operator": "filter-edge-sobel",</w:t>
             </w:r>
           </w:p>
         </w:tc>
@@ -8186,6 +7190,7 @@
               <w:pStyle w:val="code"/>
             </w:pPr>
             <w:r>
+              <w:lastRenderedPageBreak/>
               <w:t xml:space="preserve">  "input-data": [</w:t>
             </w:r>
           </w:p>
@@ -8242,15 +7247,7 @@
               <w:pStyle w:val="code"/>
             </w:pPr>
             <w:r>
-              <w:t xml:space="preserve">      "filename": "</w:t>
-            </w:r>
-            <w:proofErr w:type="spellStart"/>
-            <w:r>
-              <w:t>square45-90_gray</w:t>
-            </w:r>
-            <w:proofErr w:type="spellEnd"/>
-            <w:r>
-              <w:t>",</w:t>
+              <w:t xml:space="preserve">      "filename": "square45-90_gray",</w:t>
             </w:r>
           </w:p>
           <w:p>
@@ -8258,15 +7255,7 @@
               <w:pStyle w:val="code"/>
             </w:pPr>
             <w:r>
-              <w:t xml:space="preserve">      "</w:t>
-            </w:r>
-            <w:proofErr w:type="spellStart"/>
-            <w:r>
-              <w:t>ext</w:t>
-            </w:r>
-            <w:proofErr w:type="spellEnd"/>
-            <w:r>
-              <w:t>": "jpg"</w:t>
+              <w:t xml:space="preserve">      "ext": "jpg"</w:t>
             </w:r>
           </w:p>
           <w:p>
@@ -8300,23 +7289,7 @@
               <w:cnfStyle w:val="000000000000" w:firstRow="0" w:lastRow="0" w:firstColumn="0" w:lastColumn="0" w:oddVBand="0" w:evenVBand="0" w:oddHBand="0" w:evenHBand="0" w:firstRowFirstColumn="0" w:firstRowLastColumn="0" w:lastRowFirstColumn="0" w:lastRowLastColumn="0"/>
             </w:pPr>
             <w:r>
-              <w:t xml:space="preserve">The input data for the operator is a </w:t>
-            </w:r>
-            <w:proofErr w:type="spellStart"/>
-            <w:r>
-              <w:t>CV_8U</w:t>
-            </w:r>
-            <w:proofErr w:type="spellEnd"/>
-            <w:r>
-              <w:t xml:space="preserve"> JPEG image file named “</w:t>
-            </w:r>
-            <w:proofErr w:type="spellStart"/>
-            <w:r>
-              <w:t>square45-90_gray.jpg</w:t>
-            </w:r>
-            <w:proofErr w:type="spellEnd"/>
-            <w:r>
-              <w:t>” in the current directory</w:t>
+              <w:t>The input data for the operator is a CV_8U JPEG image file named “square45-90_gray.jpg” in the current directory</w:t>
             </w:r>
           </w:p>
         </w:tc>
@@ -8359,7 +7332,6 @@
               <w:pStyle w:val="code"/>
             </w:pPr>
             <w:r>
-              <w:lastRenderedPageBreak/>
               <w:t xml:space="preserve">      "type": "image",</w:t>
             </w:r>
           </w:p>
@@ -8392,15 +7364,7 @@
               <w:pStyle w:val="code"/>
             </w:pPr>
             <w:r>
-              <w:t xml:space="preserve">      "filename": "</w:t>
-            </w:r>
-            <w:proofErr w:type="spellStart"/>
-            <w:r>
-              <w:t>square45-90_sobel_gray</w:t>
-            </w:r>
-            <w:proofErr w:type="spellEnd"/>
-            <w:r>
-              <w:t>",</w:t>
+              <w:t xml:space="preserve">      "filename": "square45-90_sobel_gray",</w:t>
             </w:r>
           </w:p>
           <w:p>
@@ -8408,15 +7372,7 @@
               <w:pStyle w:val="code"/>
             </w:pPr>
             <w:r>
-              <w:t xml:space="preserve">      "</w:t>
-            </w:r>
-            <w:proofErr w:type="spellStart"/>
-            <w:r>
-              <w:t>ext</w:t>
-            </w:r>
-            <w:proofErr w:type="spellEnd"/>
-            <w:r>
-              <w:t>": "bin"</w:t>
+              <w:t xml:space="preserve">      "ext": "bin"</w:t>
             </w:r>
           </w:p>
           <w:p>
@@ -8445,36 +7401,7 @@
               <w:cnfStyle w:val="000000100000" w:firstRow="0" w:lastRow="0" w:firstColumn="0" w:lastColumn="0" w:oddVBand="0" w:evenVBand="0" w:oddHBand="1" w:evenHBand="0" w:firstRowFirstColumn="0" w:firstRowLastColumn="0" w:lastRowFirstColumn="0" w:lastRowLastColumn="0"/>
             </w:pPr>
             <w:r>
-              <w:lastRenderedPageBreak/>
-              <w:t xml:space="preserve">The output data for the operator is a </w:t>
-            </w:r>
-            <w:proofErr w:type="spellStart"/>
-            <w:r>
-              <w:t>CV_32S</w:t>
-            </w:r>
-            <w:proofErr w:type="spellEnd"/>
-            <w:r>
-              <w:t xml:space="preserve"> binary image file named “</w:t>
-            </w:r>
-            <w:proofErr w:type="spellStart"/>
-            <w:r>
-              <w:t>square45-</w:t>
-            </w:r>
-            <w:r>
-              <w:lastRenderedPageBreak/>
-              <w:t>90_sobel_gray.bin</w:t>
-            </w:r>
-            <w:proofErr w:type="spellEnd"/>
-            <w:r>
-              <w:t xml:space="preserve">” in the current directory. The Sobel operator defines that the image is </w:t>
-            </w:r>
-            <w:proofErr w:type="spellStart"/>
-            <w:r>
-              <w:t>CV_32S</w:t>
-            </w:r>
-            <w:proofErr w:type="spellEnd"/>
-            <w:r>
-              <w:t>.</w:t>
+              <w:t>The output data for the operator is a CV_32S binary image file named “square45-90_sobel_gray.bin” in the current directory. The Sobel operator defines that the image is CV_32S.</w:t>
             </w:r>
           </w:p>
         </w:tc>
@@ -8490,7 +7417,6 @@
               <w:pStyle w:val="code"/>
             </w:pPr>
             <w:r>
-              <w:lastRenderedPageBreak/>
               <w:t xml:space="preserve">  "parameters": {</w:t>
             </w:r>
           </w:p>
@@ -8574,47 +7500,7 @@
     </w:p>
     <w:p>
       <w:r>
-        <w:t xml:space="preserve">A sample script experiment step specifying mapping image intensities for an input binary </w:t>
-      </w:r>
-      <w:proofErr w:type="spellStart"/>
-      <w:r>
-        <w:t>CV_32S</w:t>
-      </w:r>
-      <w:proofErr w:type="spellEnd"/>
-      <w:r>
-        <w:t xml:space="preserve"> or </w:t>
-      </w:r>
-      <w:proofErr w:type="spellStart"/>
-      <w:r>
-        <w:t>CV_32F</w:t>
-      </w:r>
-      <w:proofErr w:type="spellEnd"/>
-      <w:r>
-        <w:t xml:space="preserve"> image to a </w:t>
-      </w:r>
-      <w:proofErr w:type="spellStart"/>
-      <w:r>
-        <w:t>CV_8U</w:t>
-      </w:r>
-      <w:proofErr w:type="spellEnd"/>
-      <w:r>
-        <w:t xml:space="preserve"> JPEG output image follows. The operator detects that the input image is in either a </w:t>
-      </w:r>
-      <w:proofErr w:type="spellStart"/>
-      <w:r>
-        <w:t>CV_32S</w:t>
-      </w:r>
-      <w:proofErr w:type="spellEnd"/>
-      <w:r>
-        <w:t xml:space="preserve"> or </w:t>
-      </w:r>
-      <w:proofErr w:type="spellStart"/>
-      <w:r>
-        <w:t>CV_32F</w:t>
-      </w:r>
-      <w:proofErr w:type="spellEnd"/>
-      <w:r>
-        <w:t xml:space="preserve"> format and handles either one. </w:t>
+        <w:t xml:space="preserve">A sample script experiment step specifying mapping image intensities for an input binary CV_32S or CV_32F image to a CV_8U JPEG output image follows. The operator detects that the input image is in either a CV_32S or CV_32F format and handles either one. </w:t>
       </w:r>
     </w:p>
     <w:p>
@@ -8834,25 +7720,27 @@
           <w:szCs w:val="16"/>
         </w:rPr>
         <w:tab/>
-        <w:t xml:space="preserve">      "filename": "</w:t>
-      </w:r>
-      <w:proofErr w:type="spellStart"/>
-      <w:r>
+        <w:t xml:space="preserve">      "filename": "square45-90_sobel_gray",</w:t>
+      </w:r>
+    </w:p>
+    <w:p>
+      <w:pPr>
+        <w:shd w:val="clear" w:color="auto" w:fill="FFFFFF"/>
+        <w:spacing w:after="0" w:line="240" w:lineRule="auto"/>
         <w:rPr>
           <w:rFonts w:ascii="Lucida Console" w:hAnsi="Lucida Console"/>
           <w:sz w:val="16"/>
           <w:szCs w:val="16"/>
         </w:rPr>
-        <w:t>square45-90_sobel_gray</w:t>
-      </w:r>
-      <w:proofErr w:type="spellEnd"/>
+      </w:pPr>
       <w:r>
         <w:rPr>
           <w:rFonts w:ascii="Lucida Console" w:hAnsi="Lucida Console"/>
           <w:sz w:val="16"/>
           <w:szCs w:val="16"/>
         </w:rPr>
-        <w:t>",</w:t>
+        <w:tab/>
+        <w:t xml:space="preserve">      "ext": "bin"</w:t>
       </w:r>
     </w:p>
     <w:p>
@@ -8872,25 +7760,27 @@
           <w:szCs w:val="16"/>
         </w:rPr>
         <w:tab/>
-        <w:t xml:space="preserve">      "</w:t>
-      </w:r>
-      <w:proofErr w:type="spellStart"/>
-      <w:r>
+        <w:t xml:space="preserve">    }</w:t>
+      </w:r>
+    </w:p>
+    <w:p>
+      <w:pPr>
+        <w:shd w:val="clear" w:color="auto" w:fill="FFFFFF"/>
+        <w:spacing w:after="0" w:line="240" w:lineRule="auto"/>
         <w:rPr>
           <w:rFonts w:ascii="Lucida Console" w:hAnsi="Lucida Console"/>
           <w:sz w:val="16"/>
           <w:szCs w:val="16"/>
         </w:rPr>
-        <w:t>ext</w:t>
-      </w:r>
-      <w:proofErr w:type="spellEnd"/>
+      </w:pPr>
       <w:r>
         <w:rPr>
           <w:rFonts w:ascii="Lucida Console" w:hAnsi="Lucida Console"/>
           <w:sz w:val="16"/>
           <w:szCs w:val="16"/>
         </w:rPr>
-        <w:t>": "bin"</w:t>
+        <w:tab/>
+        <w:t xml:space="preserve">  ],</w:t>
       </w:r>
     </w:p>
     <w:p>
@@ -8910,7 +7800,7 @@
           <w:szCs w:val="16"/>
         </w:rPr>
         <w:tab/>
-        <w:t xml:space="preserve">    }</w:t>
+        <w:t xml:space="preserve">  "output-data": [</w:t>
       </w:r>
     </w:p>
     <w:p>
@@ -8930,7 +7820,7 @@
           <w:szCs w:val="16"/>
         </w:rPr>
         <w:tab/>
-        <w:t xml:space="preserve">  ],</w:t>
+        <w:t xml:space="preserve">    {</w:t>
       </w:r>
     </w:p>
     <w:p>
@@ -8950,7 +7840,7 @@
           <w:szCs w:val="16"/>
         </w:rPr>
         <w:tab/>
-        <w:t xml:space="preserve">  "output-data": [</w:t>
+        <w:t xml:space="preserve">      "id": 1,</w:t>
       </w:r>
     </w:p>
     <w:p>
@@ -8970,7 +7860,7 @@
           <w:szCs w:val="16"/>
         </w:rPr>
         <w:tab/>
-        <w:t xml:space="preserve">    {</w:t>
+        <w:t xml:space="preserve">      "type": "image",</w:t>
       </w:r>
     </w:p>
     <w:p>
@@ -8990,7 +7880,7 @@
           <w:szCs w:val="16"/>
         </w:rPr>
         <w:tab/>
-        <w:t xml:space="preserve">      "id": 1,</w:t>
+        <w:t xml:space="preserve">      "repository": "filesystem",</w:t>
       </w:r>
     </w:p>
     <w:p>
@@ -9010,7 +7900,7 @@
           <w:szCs w:val="16"/>
         </w:rPr>
         <w:tab/>
-        <w:t xml:space="preserve">      "type": "image",</w:t>
+        <w:t xml:space="preserve">      "format": "jpeg",</w:t>
       </w:r>
     </w:p>
     <w:p>
@@ -9030,7 +7920,7 @@
           <w:szCs w:val="16"/>
         </w:rPr>
         <w:tab/>
-        <w:t xml:space="preserve">      "repository": "filesystem",</w:t>
+        <w:t xml:space="preserve">      "directory": ".",</w:t>
       </w:r>
     </w:p>
     <w:p>
@@ -9050,7 +7940,7 @@
           <w:szCs w:val="16"/>
         </w:rPr>
         <w:tab/>
-        <w:t xml:space="preserve">      "format": "jpeg",</w:t>
+        <w:t xml:space="preserve">      "filename": "square45-90_sobel_gray",</w:t>
       </w:r>
     </w:p>
     <w:p>
@@ -9070,7 +7960,7 @@
           <w:szCs w:val="16"/>
         </w:rPr>
         <w:tab/>
-        <w:t xml:space="preserve">      "directory": ".",</w:t>
+        <w:t xml:space="preserve">      "ext": "jpg"</w:t>
       </w:r>
     </w:p>
     <w:p>
@@ -9090,25 +7980,27 @@
           <w:szCs w:val="16"/>
         </w:rPr>
         <w:tab/>
-        <w:t xml:space="preserve">      "filename": "</w:t>
-      </w:r>
-      <w:proofErr w:type="spellStart"/>
-      <w:r>
+        <w:t xml:space="preserve">    }</w:t>
+      </w:r>
+    </w:p>
+    <w:p>
+      <w:pPr>
+        <w:shd w:val="clear" w:color="auto" w:fill="FFFFFF"/>
+        <w:spacing w:after="0" w:line="240" w:lineRule="auto"/>
         <w:rPr>
           <w:rFonts w:ascii="Lucida Console" w:hAnsi="Lucida Console"/>
           <w:sz w:val="16"/>
           <w:szCs w:val="16"/>
         </w:rPr>
-        <w:t>square45-90_sobel_gray</w:t>
-      </w:r>
-      <w:proofErr w:type="spellEnd"/>
+      </w:pPr>
       <w:r>
         <w:rPr>
           <w:rFonts w:ascii="Lucida Console" w:hAnsi="Lucida Console"/>
           <w:sz w:val="16"/>
           <w:szCs w:val="16"/>
         </w:rPr>
-        <w:t>",</w:t>
+        <w:tab/>
+        <w:t xml:space="preserve">  ],</w:t>
       </w:r>
     </w:p>
     <w:p>
@@ -9128,25 +8020,27 @@
           <w:szCs w:val="16"/>
         </w:rPr>
         <w:tab/>
-        <w:t xml:space="preserve">      "</w:t>
-      </w:r>
-      <w:proofErr w:type="spellStart"/>
-      <w:r>
+        <w:t xml:space="preserve">  "parameters": {</w:t>
+      </w:r>
+    </w:p>
+    <w:p>
+      <w:pPr>
+        <w:shd w:val="clear" w:color="auto" w:fill="FFFFFF"/>
+        <w:spacing w:after="0" w:line="240" w:lineRule="auto"/>
         <w:rPr>
           <w:rFonts w:ascii="Lucida Console" w:hAnsi="Lucida Console"/>
           <w:sz w:val="16"/>
           <w:szCs w:val="16"/>
         </w:rPr>
-        <w:t>ext</w:t>
-      </w:r>
-      <w:proofErr w:type="spellEnd"/>
+      </w:pPr>
       <w:r>
         <w:rPr>
           <w:rFonts w:ascii="Lucida Console" w:hAnsi="Lucida Console"/>
           <w:sz w:val="16"/>
           <w:szCs w:val="16"/>
         </w:rPr>
-        <w:t>": "jpg"</w:t>
+        <w:tab/>
+        <w:t xml:space="preserve">    "lower_in": "-1020",</w:t>
       </w:r>
     </w:p>
     <w:p>
@@ -9166,7 +8060,7 @@
           <w:szCs w:val="16"/>
         </w:rPr>
         <w:tab/>
-        <w:t xml:space="preserve">    }</w:t>
+        <w:t xml:space="preserve">    "upper_in": "1020",</w:t>
       </w:r>
     </w:p>
     <w:p>
@@ -9186,7 +8080,7 @@
           <w:szCs w:val="16"/>
         </w:rPr>
         <w:tab/>
-        <w:t xml:space="preserve">  ],</w:t>
+        <w:t xml:space="preserve">    "lower_out": "0",</w:t>
       </w:r>
     </w:p>
     <w:p>
@@ -9206,7 +8100,7 @@
           <w:szCs w:val="16"/>
         </w:rPr>
         <w:tab/>
-        <w:t xml:space="preserve">  "parameters": {</w:t>
+        <w:t xml:space="preserve">    "upper_out": "255",</w:t>
       </w:r>
     </w:p>
     <w:p>
@@ -9226,177 +8120,7 @@
           <w:szCs w:val="16"/>
         </w:rPr>
         <w:tab/>
-        <w:t xml:space="preserve">    "</w:t>
-      </w:r>
-      <w:proofErr w:type="spellStart"/>
-      <w:r>
-        <w:rPr>
-          <w:rFonts w:ascii="Lucida Console" w:hAnsi="Lucida Console"/>
-          <w:sz w:val="16"/>
-          <w:szCs w:val="16"/>
-        </w:rPr>
-        <w:t>lower_in</w:t>
-      </w:r>
-      <w:proofErr w:type="spellEnd"/>
-      <w:r>
-        <w:rPr>
-          <w:rFonts w:ascii="Lucida Console" w:hAnsi="Lucida Console"/>
-          <w:sz w:val="16"/>
-          <w:szCs w:val="16"/>
-        </w:rPr>
-        <w:t>": "-1020",</w:t>
-      </w:r>
-    </w:p>
-    <w:p>
-      <w:pPr>
-        <w:shd w:val="clear" w:color="auto" w:fill="FFFFFF"/>
-        <w:spacing w:after="0" w:line="240" w:lineRule="auto"/>
-        <w:rPr>
-          <w:rFonts w:ascii="Lucida Console" w:hAnsi="Lucida Console"/>
-          <w:sz w:val="16"/>
-          <w:szCs w:val="16"/>
-        </w:rPr>
-      </w:pPr>
-      <w:r>
-        <w:rPr>
-          <w:rFonts w:ascii="Lucida Console" w:hAnsi="Lucida Console"/>
-          <w:sz w:val="16"/>
-          <w:szCs w:val="16"/>
-        </w:rPr>
-        <w:tab/>
-        <w:t xml:space="preserve">    "</w:t>
-      </w:r>
-      <w:proofErr w:type="spellStart"/>
-      <w:r>
-        <w:rPr>
-          <w:rFonts w:ascii="Lucida Console" w:hAnsi="Lucida Console"/>
-          <w:sz w:val="16"/>
-          <w:szCs w:val="16"/>
-        </w:rPr>
-        <w:t>upper_in</w:t>
-      </w:r>
-      <w:proofErr w:type="spellEnd"/>
-      <w:r>
-        <w:rPr>
-          <w:rFonts w:ascii="Lucida Console" w:hAnsi="Lucida Console"/>
-          <w:sz w:val="16"/>
-          <w:szCs w:val="16"/>
-        </w:rPr>
-        <w:t>": "1020",</w:t>
-      </w:r>
-    </w:p>
-    <w:p>
-      <w:pPr>
-        <w:shd w:val="clear" w:color="auto" w:fill="FFFFFF"/>
-        <w:spacing w:after="0" w:line="240" w:lineRule="auto"/>
-        <w:rPr>
-          <w:rFonts w:ascii="Lucida Console" w:hAnsi="Lucida Console"/>
-          <w:sz w:val="16"/>
-          <w:szCs w:val="16"/>
-        </w:rPr>
-      </w:pPr>
-      <w:r>
-        <w:rPr>
-          <w:rFonts w:ascii="Lucida Console" w:hAnsi="Lucida Console"/>
-          <w:sz w:val="16"/>
-          <w:szCs w:val="16"/>
-        </w:rPr>
-        <w:tab/>
-        <w:t xml:space="preserve">    "</w:t>
-      </w:r>
-      <w:proofErr w:type="spellStart"/>
-      <w:r>
-        <w:rPr>
-          <w:rFonts w:ascii="Lucida Console" w:hAnsi="Lucida Console"/>
-          <w:sz w:val="16"/>
-          <w:szCs w:val="16"/>
-        </w:rPr>
-        <w:t>lower_out</w:t>
-      </w:r>
-      <w:proofErr w:type="spellEnd"/>
-      <w:r>
-        <w:rPr>
-          <w:rFonts w:ascii="Lucida Console" w:hAnsi="Lucida Console"/>
-          <w:sz w:val="16"/>
-          <w:szCs w:val="16"/>
-        </w:rPr>
-        <w:t>": "0",</w:t>
-      </w:r>
-    </w:p>
-    <w:p>
-      <w:pPr>
-        <w:shd w:val="clear" w:color="auto" w:fill="FFFFFF"/>
-        <w:spacing w:after="0" w:line="240" w:lineRule="auto"/>
-        <w:rPr>
-          <w:rFonts w:ascii="Lucida Console" w:hAnsi="Lucida Console"/>
-          <w:sz w:val="16"/>
-          <w:szCs w:val="16"/>
-        </w:rPr>
-      </w:pPr>
-      <w:r>
-        <w:rPr>
-          <w:rFonts w:ascii="Lucida Console" w:hAnsi="Lucida Console"/>
-          <w:sz w:val="16"/>
-          <w:szCs w:val="16"/>
-        </w:rPr>
-        <w:tab/>
-        <w:t xml:space="preserve">    "</w:t>
-      </w:r>
-      <w:proofErr w:type="spellStart"/>
-      <w:r>
-        <w:rPr>
-          <w:rFonts w:ascii="Lucida Console" w:hAnsi="Lucida Console"/>
-          <w:sz w:val="16"/>
-          <w:szCs w:val="16"/>
-        </w:rPr>
-        <w:t>upper_out</w:t>
-      </w:r>
-      <w:proofErr w:type="spellEnd"/>
-      <w:r>
-        <w:rPr>
-          <w:rFonts w:ascii="Lucida Console" w:hAnsi="Lucida Console"/>
-          <w:sz w:val="16"/>
-          <w:szCs w:val="16"/>
-        </w:rPr>
-        <w:t>": "255",</w:t>
-      </w:r>
-    </w:p>
-    <w:p>
-      <w:pPr>
-        <w:shd w:val="clear" w:color="auto" w:fill="FFFFFF"/>
-        <w:spacing w:after="0" w:line="240" w:lineRule="auto"/>
-        <w:rPr>
-          <w:rFonts w:ascii="Lucida Console" w:hAnsi="Lucida Console"/>
-          <w:sz w:val="16"/>
-          <w:szCs w:val="16"/>
-        </w:rPr>
-      </w:pPr>
-      <w:r>
-        <w:rPr>
-          <w:rFonts w:ascii="Lucida Console" w:hAnsi="Lucida Console"/>
-          <w:sz w:val="16"/>
-          <w:szCs w:val="16"/>
-        </w:rPr>
-        <w:tab/>
-        <w:t xml:space="preserve">    "depth": "</w:t>
-      </w:r>
-      <w:proofErr w:type="spellStart"/>
-      <w:r>
-        <w:rPr>
-          <w:rFonts w:ascii="Lucida Console" w:hAnsi="Lucida Console"/>
-          <w:sz w:val="16"/>
-          <w:szCs w:val="16"/>
-        </w:rPr>
-        <w:t>CV_8U</w:t>
-      </w:r>
-      <w:proofErr w:type="spellEnd"/>
-      <w:r>
-        <w:rPr>
-          <w:rFonts w:ascii="Lucida Console" w:hAnsi="Lucida Console"/>
-          <w:sz w:val="16"/>
-          <w:szCs w:val="16"/>
-        </w:rPr>
-        <w:t>"</w:t>
+        <w:t xml:space="preserve">    "depth": "CV_8U"</w:t>
       </w:r>
     </w:p>
     <w:p>
@@ -9528,6 +8252,7 @@
               <w:pStyle w:val="code"/>
             </w:pPr>
             <w:r>
+              <w:lastRenderedPageBreak/>
               <w:t xml:space="preserve">  "input-data": [</w:t>
             </w:r>
           </w:p>
@@ -9584,15 +8309,7 @@
               <w:pStyle w:val="code"/>
             </w:pPr>
             <w:r>
-              <w:t xml:space="preserve">      "filename": "</w:t>
-            </w:r>
-            <w:proofErr w:type="spellStart"/>
-            <w:r>
-              <w:t>square45-90_sobel_gray</w:t>
-            </w:r>
-            <w:proofErr w:type="spellEnd"/>
-            <w:r>
-              <w:t>",</w:t>
+              <w:t xml:space="preserve">      "filename": "square45-90_sobel_gray",</w:t>
             </w:r>
           </w:p>
           <w:p>
@@ -9600,15 +8317,7 @@
               <w:pStyle w:val="code"/>
             </w:pPr>
             <w:r>
-              <w:t xml:space="preserve">      "</w:t>
-            </w:r>
-            <w:proofErr w:type="spellStart"/>
-            <w:r>
-              <w:t>ext</w:t>
-            </w:r>
-            <w:proofErr w:type="spellEnd"/>
-            <w:r>
-              <w:t>": "bin"</w:t>
+              <w:t xml:space="preserve">      "ext": "bin"</w:t>
             </w:r>
           </w:p>
           <w:p>
@@ -9637,31 +8346,7 @@
               <w:cnfStyle w:val="000000000000" w:firstRow="0" w:lastRow="0" w:firstColumn="0" w:lastColumn="0" w:oddVBand="0" w:evenVBand="0" w:oddHBand="0" w:evenHBand="0" w:firstRowFirstColumn="0" w:firstRowLastColumn="0" w:lastRowFirstColumn="0" w:lastRowLastColumn="0"/>
             </w:pPr>
             <w:r>
-              <w:t xml:space="preserve">The input data for the operator is a </w:t>
-            </w:r>
-            <w:proofErr w:type="spellStart"/>
-            <w:r>
-              <w:t>CV_32S</w:t>
-            </w:r>
-            <w:proofErr w:type="spellEnd"/>
-            <w:r>
-              <w:t xml:space="preserve"> or </w:t>
-            </w:r>
-            <w:proofErr w:type="spellStart"/>
-            <w:r>
-              <w:t>CV_32F</w:t>
-            </w:r>
-            <w:proofErr w:type="spellEnd"/>
-            <w:r>
-              <w:t xml:space="preserve"> binary image file named “</w:t>
-            </w:r>
-            <w:proofErr w:type="spellStart"/>
-            <w:r>
-              <w:t>square45-90_gray.bin</w:t>
-            </w:r>
-            <w:proofErr w:type="spellEnd"/>
-            <w:r>
-              <w:t>” in the current directory</w:t>
+              <w:t>The input data for the operator is a CV_32S or CV_32F binary image file named “square45-90_gray.bin” in the current directory</w:t>
             </w:r>
           </w:p>
         </w:tc>
@@ -9712,7 +8397,6 @@
               <w:pStyle w:val="code"/>
             </w:pPr>
             <w:r>
-              <w:lastRenderedPageBreak/>
               <w:t xml:space="preserve">      "repository": "filesystem",</w:t>
             </w:r>
           </w:p>
@@ -9737,15 +8421,7 @@
               <w:pStyle w:val="code"/>
             </w:pPr>
             <w:r>
-              <w:t xml:space="preserve">      "filename": "</w:t>
-            </w:r>
-            <w:proofErr w:type="spellStart"/>
-            <w:r>
-              <w:t>square45-90_sobel_gray</w:t>
-            </w:r>
-            <w:proofErr w:type="spellEnd"/>
-            <w:r>
-              <w:t>",</w:t>
+              <w:t xml:space="preserve">      "filename": "square45-90_sobel_gray",</w:t>
             </w:r>
           </w:p>
           <w:p>
@@ -9753,15 +8429,7 @@
               <w:pStyle w:val="code"/>
             </w:pPr>
             <w:r>
-              <w:t xml:space="preserve">      "</w:t>
-            </w:r>
-            <w:proofErr w:type="spellStart"/>
-            <w:r>
-              <w:t>ext</w:t>
-            </w:r>
-            <w:proofErr w:type="spellEnd"/>
-            <w:r>
-              <w:t>": "jpg"</w:t>
+              <w:t xml:space="preserve">      "ext": "jpg"</w:t>
             </w:r>
           </w:p>
           <w:p>
@@ -9790,36 +8458,7 @@
               <w:cnfStyle w:val="000000100000" w:firstRow="0" w:lastRow="0" w:firstColumn="0" w:lastColumn="0" w:oddVBand="0" w:evenVBand="0" w:oddHBand="1" w:evenHBand="0" w:firstRowFirstColumn="0" w:firstRowLastColumn="0" w:lastRowFirstColumn="0" w:lastRowLastColumn="0"/>
             </w:pPr>
             <w:r>
-              <w:lastRenderedPageBreak/>
-              <w:t xml:space="preserve">The output data for the operator is a </w:t>
-            </w:r>
-            <w:proofErr w:type="spellStart"/>
-            <w:r>
-              <w:t>CV_8U</w:t>
-            </w:r>
-            <w:proofErr w:type="spellEnd"/>
-            <w:r>
-              <w:t xml:space="preserve"> binary JPEG file named “</w:t>
-            </w:r>
-            <w:proofErr w:type="spellStart"/>
-            <w:r>
-              <w:t>square45-90_sobel_gray.jpg</w:t>
-            </w:r>
-            <w:proofErr w:type="spellEnd"/>
-            <w:r>
-              <w:t xml:space="preserve">” in the current directory. </w:t>
-            </w:r>
-            <w:r>
-              <w:lastRenderedPageBreak/>
-              <w:t xml:space="preserve">The </w:t>
-            </w:r>
-            <w:proofErr w:type="spellStart"/>
-            <w:r>
-              <w:t>CV_8U</w:t>
-            </w:r>
-            <w:proofErr w:type="spellEnd"/>
-            <w:r>
-              <w:t xml:space="preserve"> depth is implied by specifying a JPEG output format.</w:t>
+              <w:t>The output data for the operator is a CV_8U binary JPEG file named “square45-90_sobel_gray.jpg” in the current directory. The CV_8U depth is implied by specifying a JPEG output format.</w:t>
             </w:r>
           </w:p>
         </w:tc>
@@ -9835,7 +8474,6 @@
               <w:pStyle w:val="code"/>
             </w:pPr>
             <w:r>
-              <w:lastRenderedPageBreak/>
               <w:t xml:space="preserve">  "parameters": {</w:t>
             </w:r>
           </w:p>
@@ -9844,15 +8482,7 @@
               <w:pStyle w:val="code"/>
             </w:pPr>
             <w:r>
-              <w:t xml:space="preserve">    "</w:t>
-            </w:r>
-            <w:proofErr w:type="spellStart"/>
-            <w:r>
-              <w:t>lower_in</w:t>
-            </w:r>
-            <w:proofErr w:type="spellEnd"/>
-            <w:r>
-              <w:t>": "-1020",</w:t>
+              <w:t xml:space="preserve">    "lower_in": "-1020",</w:t>
             </w:r>
           </w:p>
           <w:p>
@@ -9860,15 +8490,7 @@
               <w:pStyle w:val="code"/>
             </w:pPr>
             <w:r>
-              <w:t xml:space="preserve">    "</w:t>
-            </w:r>
-            <w:proofErr w:type="spellStart"/>
-            <w:r>
-              <w:t>upper_in</w:t>
-            </w:r>
-            <w:proofErr w:type="spellEnd"/>
-            <w:r>
-              <w:t>": "1020",</w:t>
+              <w:t xml:space="preserve">    "upper_in": "1020",</w:t>
             </w:r>
           </w:p>
           <w:p>
@@ -9876,15 +8498,7 @@
               <w:pStyle w:val="code"/>
             </w:pPr>
             <w:r>
-              <w:t xml:space="preserve">    "</w:t>
-            </w:r>
-            <w:proofErr w:type="spellStart"/>
-            <w:r>
-              <w:t>lower_out</w:t>
-            </w:r>
-            <w:proofErr w:type="spellEnd"/>
-            <w:r>
-              <w:t>": "0",</w:t>
+              <w:t xml:space="preserve">    "lower_out": "0",</w:t>
             </w:r>
           </w:p>
           <w:p>
@@ -9892,15 +8506,7 @@
               <w:pStyle w:val="code"/>
             </w:pPr>
             <w:r>
-              <w:t xml:space="preserve">    "</w:t>
-            </w:r>
-            <w:proofErr w:type="spellStart"/>
-            <w:r>
-              <w:t>upper_out</w:t>
-            </w:r>
-            <w:proofErr w:type="spellEnd"/>
-            <w:r>
-              <w:t>": "255"</w:t>
+              <w:t xml:space="preserve">    "upper_out": "255"</w:t>
             </w:r>
           </w:p>
           <w:p>
@@ -9921,39 +8527,7 @@
               <w:cnfStyle w:val="000000000000" w:firstRow="0" w:lastRow="0" w:firstColumn="0" w:lastColumn="0" w:oddVBand="0" w:evenVBand="0" w:oddHBand="0" w:evenHBand="0" w:firstRowFirstColumn="0" w:firstRowLastColumn="0" w:lastRowFirstColumn="0" w:lastRowLastColumn="0"/>
             </w:pPr>
             <w:r>
-              <w:t xml:space="preserve">The script parameter define </w:t>
-            </w:r>
-            <w:proofErr w:type="spellStart"/>
-            <w:r>
-              <w:t>lower_in</w:t>
-            </w:r>
-            <w:proofErr w:type="spellEnd"/>
-            <w:r>
-              <w:t xml:space="preserve">, </w:t>
-            </w:r>
-            <w:proofErr w:type="spellStart"/>
-            <w:r>
-              <w:t>upper_in</w:t>
-            </w:r>
-            <w:proofErr w:type="spellEnd"/>
-            <w:r>
-              <w:t xml:space="preserve">, </w:t>
-            </w:r>
-            <w:proofErr w:type="spellStart"/>
-            <w:r>
-              <w:t>lower_out</w:t>
-            </w:r>
-            <w:proofErr w:type="spellEnd"/>
-            <w:r>
-              <w:t xml:space="preserve">, and </w:t>
-            </w:r>
-            <w:proofErr w:type="spellStart"/>
-            <w:r>
-              <w:t>upper_out</w:t>
-            </w:r>
-            <w:proofErr w:type="spellEnd"/>
-            <w:r>
-              <w:t xml:space="preserve"> intensity mapping parameters. </w:t>
+              <w:t xml:space="preserve">The script parameter define lower_in, upper_in, lower_out, and upper_out intensity mapping parameters. </w:t>
             </w:r>
           </w:p>
         </w:tc>
@@ -11490,47 +10064,11 @@
               <w:cnfStyle w:val="000000000000" w:firstRow="0" w:lastRow="0" w:firstColumn="0" w:lastColumn="0" w:oddVBand="0" w:evenVBand="0" w:oddHBand="0" w:evenHBand="0" w:firstRowFirstColumn="0" w:firstRowLastColumn="0" w:lastRowFirstColumn="0" w:lastRowLastColumn="0"/>
             </w:pPr>
             <w:r>
-              <w:t xml:space="preserve">Map </w:t>
-            </w:r>
-            <w:proofErr w:type="spellStart"/>
-            <w:r>
-              <w:t>CV_32S</w:t>
-            </w:r>
-            <w:proofErr w:type="spellEnd"/>
-            <w:r>
-              <w:t xml:space="preserve"> or </w:t>
-            </w:r>
-            <w:proofErr w:type="spellStart"/>
-            <w:r>
-              <w:t>CV_32F</w:t>
-            </w:r>
-            <w:proofErr w:type="spellEnd"/>
-            <w:r>
-              <w:t xml:space="preserve"> image intensities from an input intensity range to an output intensity range. Output images may be JPEG </w:t>
-            </w:r>
-            <w:proofErr w:type="spellStart"/>
-            <w:r>
-              <w:t>CV_8U</w:t>
-            </w:r>
-            <w:proofErr w:type="spellEnd"/>
-            <w:r>
-              <w:t xml:space="preserve"> images or binary </w:t>
-            </w:r>
-            <w:proofErr w:type="spellStart"/>
-            <w:r>
-              <w:t>CV_32S</w:t>
-            </w:r>
-            <w:proofErr w:type="spellEnd"/>
-            <w:r>
-              <w:t xml:space="preserve"> or </w:t>
-            </w:r>
-            <w:proofErr w:type="spellStart"/>
-            <w:r>
-              <w:t>CV_32F</w:t>
-            </w:r>
-            <w:proofErr w:type="spellEnd"/>
-            <w:r>
-              <w:t xml:space="preserve"> images. </w:t>
+              <w:t xml:space="preserve">Map CV_32S or CV_32F image intensities from an input intensity range to an output intensity range. </w:t>
+            </w:r>
+            <w:r>
+              <w:lastRenderedPageBreak/>
+              <w:t xml:space="preserve">Output images may be JPEG CV_8U images or binary CV_32S or CV_32F images. </w:t>
             </w:r>
           </w:p>
         </w:tc>
@@ -11541,6 +10079,7 @@
         <w:pStyle w:val="Normalafterlist"/>
       </w:pPr>
       <w:r>
+        <w:lastRenderedPageBreak/>
         <w:t>Typical use cases are:</w:t>
       </w:r>
     </w:p>
@@ -11738,7 +10277,6 @@
               <w:pStyle w:val="NoSpacing"/>
             </w:pPr>
             <w:r>
-              <w:lastRenderedPageBreak/>
               <w:t>Hough</w:t>
             </w:r>
           </w:p>
@@ -12413,31 +10951,7 @@
               <w:cnfStyle w:val="000000100000" w:firstRow="0" w:lastRow="0" w:firstColumn="0" w:lastColumn="0" w:oddVBand="0" w:evenVBand="0" w:oddHBand="1" w:evenHBand="0" w:firstRowFirstColumn="0" w:firstRowLastColumn="0" w:lastRowFirstColumn="0" w:lastRowLastColumn="0"/>
             </w:pPr>
             <w:r>
-              <w:t xml:space="preserve">input </w:t>
-            </w:r>
-            <w:proofErr w:type="spellStart"/>
-            <w:r>
-              <w:t>CV_8U</w:t>
-            </w:r>
-            <w:proofErr w:type="spellEnd"/>
-            <w:r>
-              <w:t xml:space="preserve">, </w:t>
-            </w:r>
-            <w:proofErr w:type="spellStart"/>
-            <w:r>
-              <w:t>CV_32S</w:t>
-            </w:r>
-            <w:proofErr w:type="spellEnd"/>
-            <w:r>
-              <w:t xml:space="preserve">, or </w:t>
-            </w:r>
-            <w:proofErr w:type="spellStart"/>
-            <w:r>
-              <w:t>CV_32F</w:t>
-            </w:r>
-            <w:proofErr w:type="spellEnd"/>
-            <w:r>
-              <w:t xml:space="preserve"> intensity image</w:t>
+              <w:t>input CV_8U, CV_32S, or CV_32F intensity image</w:t>
             </w:r>
           </w:p>
         </w:tc>
@@ -12512,23 +11026,7 @@
               <w:cnfStyle w:val="000000000000" w:firstRow="0" w:lastRow="0" w:firstColumn="0" w:lastColumn="0" w:oddVBand="0" w:evenVBand="0" w:oddHBand="0" w:evenHBand="0" w:firstRowFirstColumn="0" w:firstRowLastColumn="0" w:lastRowFirstColumn="0" w:lastRowLastColumn="0"/>
             </w:pPr>
             <w:r>
-              <w:t xml:space="preserve">output </w:t>
-            </w:r>
-            <w:proofErr w:type="spellStart"/>
-            <w:r>
-              <w:t>CV_32S</w:t>
-            </w:r>
-            <w:proofErr w:type="spellEnd"/>
-            <w:r>
-              <w:t xml:space="preserve">, or </w:t>
-            </w:r>
-            <w:proofErr w:type="spellStart"/>
-            <w:r>
-              <w:t>CV_32F</w:t>
-            </w:r>
-            <w:proofErr w:type="spellEnd"/>
-            <w:r>
-              <w:t xml:space="preserve"> edge image</w:t>
+              <w:t>output CV_32S, or CV_32F edge image</w:t>
             </w:r>
           </w:p>
         </w:tc>
@@ -12814,6 +11312,7 @@
                 <w:b w:val="0"/>
                 <w:bCs w:val="0"/>
               </w:rPr>
+              <w:lastRenderedPageBreak/>
               <w:t>components</w:t>
             </w:r>
           </w:p>
@@ -12878,69 +11377,42 @@
                 <w:szCs w:val="20"/>
               </w:rPr>
             </w:pPr>
-            <w:proofErr w:type="spellStart"/>
             <w:r>
               <w:rPr>
                 <w:sz w:val="20"/>
                 <w:szCs w:val="20"/>
               </w:rPr>
-              <w:t>CV_8U</w:t>
-            </w:r>
-            <w:proofErr w:type="spellEnd"/>
-            <w:r>
+              <w:t>CV_8U has value 0</w:t>
+            </w:r>
+          </w:p>
+          <w:p>
+            <w:pPr>
+              <w:pStyle w:val="tablebullet"/>
+              <w:cnfStyle w:val="000000000000" w:firstRow="0" w:lastRow="0" w:firstColumn="0" w:lastColumn="0" w:oddVBand="0" w:evenVBand="0" w:oddHBand="0" w:evenHBand="0" w:firstRowFirstColumn="0" w:firstRowLastColumn="0" w:lastRowFirstColumn="0" w:lastRowLastColumn="0"/>
               <w:rPr>
                 <w:sz w:val="20"/>
                 <w:szCs w:val="20"/>
               </w:rPr>
-              <w:t xml:space="preserve"> has value 0</w:t>
+            </w:pPr>
+            <w:r>
+              <w:rPr>
+                <w:sz w:val="20"/>
+                <w:szCs w:val="20"/>
+              </w:rPr>
+              <w:t>CV_32S has value 1</w:t>
             </w:r>
           </w:p>
           <w:p>
             <w:pPr>
               <w:pStyle w:val="tablebullet"/>
               <w:cnfStyle w:val="000000000000" w:firstRow="0" w:lastRow="0" w:firstColumn="0" w:lastColumn="0" w:oddVBand="0" w:evenVBand="0" w:oddHBand="0" w:evenHBand="0" w:firstRowFirstColumn="0" w:firstRowLastColumn="0" w:lastRowFirstColumn="0" w:lastRowLastColumn="0"/>
+            </w:pPr>
+            <w:r>
               <w:rPr>
                 <w:sz w:val="20"/>
                 <w:szCs w:val="20"/>
               </w:rPr>
-            </w:pPr>
-            <w:proofErr w:type="spellStart"/>
-            <w:r>
-              <w:rPr>
-                <w:sz w:val="20"/>
-                <w:szCs w:val="20"/>
-              </w:rPr>
-              <w:t>CV_32S</w:t>
-            </w:r>
-            <w:proofErr w:type="spellEnd"/>
-            <w:r>
-              <w:rPr>
-                <w:sz w:val="20"/>
-                <w:szCs w:val="20"/>
-              </w:rPr>
-              <w:t xml:space="preserve"> has value 1</w:t>
-            </w:r>
-          </w:p>
-          <w:p>
-            <w:pPr>
-              <w:pStyle w:val="tablebullet"/>
-              <w:cnfStyle w:val="000000000000" w:firstRow="0" w:lastRow="0" w:firstColumn="0" w:lastColumn="0" w:oddVBand="0" w:evenVBand="0" w:oddHBand="0" w:evenHBand="0" w:firstRowFirstColumn="0" w:firstRowLastColumn="0" w:lastRowFirstColumn="0" w:lastRowLastColumn="0"/>
-            </w:pPr>
-            <w:proofErr w:type="spellStart"/>
-            <w:r>
-              <w:rPr>
-                <w:sz w:val="20"/>
-                <w:szCs w:val="20"/>
-              </w:rPr>
-              <w:t>CV_32F</w:t>
-            </w:r>
-            <w:proofErr w:type="spellEnd"/>
-            <w:r>
-              <w:rPr>
-                <w:sz w:val="20"/>
-                <w:szCs w:val="20"/>
-              </w:rPr>
-              <w:t xml:space="preserve"> has value 2</w:t>
+              <w:t>CV_32F has value 2</w:t>
             </w:r>
           </w:p>
         </w:tc>
@@ -12992,16 +11464,7 @@
         <w:pStyle w:val="Heading2"/>
       </w:pPr>
       <w:r>
-        <w:lastRenderedPageBreak/>
-        <w:t>filter-edge-</w:t>
-      </w:r>
-      <w:proofErr w:type="spellStart"/>
-      <w:r>
-        <w:t>laplacian</w:t>
-      </w:r>
-      <w:proofErr w:type="spellEnd"/>
-      <w:r>
-        <w:t xml:space="preserve"> Operator</w:t>
+        <w:t>filter-edge-laplacian Operator</w:t>
       </w:r>
     </w:p>
     <w:p>
@@ -13009,15 +11472,7 @@
         <w:pStyle w:val="Heading2"/>
       </w:pPr>
       <w:r>
-        <w:t>filter-edge-</w:t>
-      </w:r>
-      <w:proofErr w:type="spellStart"/>
-      <w:r>
-        <w:t>prewitt</w:t>
-      </w:r>
-      <w:proofErr w:type="spellEnd"/>
-      <w:r>
-        <w:t xml:space="preserve"> Operator</w:t>
+        <w:t>filter-edge-prewitt Operator</w:t>
       </w:r>
     </w:p>
     <w:p>
@@ -13314,31 +11769,7 @@
               <w:cnfStyle w:val="000000100000" w:firstRow="0" w:lastRow="0" w:firstColumn="0" w:lastColumn="0" w:oddVBand="0" w:evenVBand="0" w:oddHBand="1" w:evenHBand="0" w:firstRowFirstColumn="0" w:firstRowLastColumn="0" w:lastRowFirstColumn="0" w:lastRowLastColumn="0"/>
             </w:pPr>
             <w:r>
-              <w:t xml:space="preserve">input </w:t>
-            </w:r>
-            <w:proofErr w:type="spellStart"/>
-            <w:r>
-              <w:t>CV_8U</w:t>
-            </w:r>
-            <w:proofErr w:type="spellEnd"/>
-            <w:r>
-              <w:t xml:space="preserve">, </w:t>
-            </w:r>
-            <w:proofErr w:type="spellStart"/>
-            <w:r>
-              <w:t>CV_32S</w:t>
-            </w:r>
-            <w:proofErr w:type="spellEnd"/>
-            <w:r>
-              <w:t xml:space="preserve">, or </w:t>
-            </w:r>
-            <w:proofErr w:type="spellStart"/>
-            <w:r>
-              <w:t>CV_32F</w:t>
-            </w:r>
-            <w:proofErr w:type="spellEnd"/>
-            <w:r>
-              <w:t xml:space="preserve"> intensity image</w:t>
+              <w:t>input CV_8U, CV_32S, or CV_32F intensity image</w:t>
             </w:r>
           </w:p>
         </w:tc>
@@ -13413,23 +11844,7 @@
               <w:cnfStyle w:val="000000000000" w:firstRow="0" w:lastRow="0" w:firstColumn="0" w:lastColumn="0" w:oddVBand="0" w:evenVBand="0" w:oddHBand="0" w:evenHBand="0" w:firstRowFirstColumn="0" w:firstRowLastColumn="0" w:lastRowFirstColumn="0" w:lastRowLastColumn="0"/>
             </w:pPr>
             <w:r>
-              <w:t xml:space="preserve">output </w:t>
-            </w:r>
-            <w:proofErr w:type="spellStart"/>
-            <w:r>
-              <w:t>CV_32S</w:t>
-            </w:r>
-            <w:proofErr w:type="spellEnd"/>
-            <w:r>
-              <w:t xml:space="preserve">, or </w:t>
-            </w:r>
-            <w:proofErr w:type="spellStart"/>
-            <w:r>
-              <w:t>CV_32F</w:t>
-            </w:r>
-            <w:proofErr w:type="spellEnd"/>
-            <w:r>
-              <w:t xml:space="preserve"> edge image</w:t>
+              <w:t>output CV_32S, or CV_32F edge image</w:t>
             </w:r>
           </w:p>
         </w:tc>
@@ -13779,69 +12194,42 @@
                 <w:szCs w:val="20"/>
               </w:rPr>
             </w:pPr>
-            <w:proofErr w:type="spellStart"/>
             <w:r>
               <w:rPr>
                 <w:sz w:val="20"/>
                 <w:szCs w:val="20"/>
               </w:rPr>
-              <w:t>CV_8U</w:t>
-            </w:r>
-            <w:proofErr w:type="spellEnd"/>
-            <w:r>
+              <w:t>CV_8U has value 0</w:t>
+            </w:r>
+          </w:p>
+          <w:p>
+            <w:pPr>
+              <w:pStyle w:val="tablebullet"/>
+              <w:cnfStyle w:val="000000000000" w:firstRow="0" w:lastRow="0" w:firstColumn="0" w:lastColumn="0" w:oddVBand="0" w:evenVBand="0" w:oddHBand="0" w:evenHBand="0" w:firstRowFirstColumn="0" w:firstRowLastColumn="0" w:lastRowFirstColumn="0" w:lastRowLastColumn="0"/>
               <w:rPr>
                 <w:sz w:val="20"/>
                 <w:szCs w:val="20"/>
               </w:rPr>
-              <w:t xml:space="preserve"> has value 0</w:t>
+            </w:pPr>
+            <w:r>
+              <w:rPr>
+                <w:sz w:val="20"/>
+                <w:szCs w:val="20"/>
+              </w:rPr>
+              <w:t>CV_32S has value 1</w:t>
             </w:r>
           </w:p>
           <w:p>
             <w:pPr>
               <w:pStyle w:val="tablebullet"/>
               <w:cnfStyle w:val="000000000000" w:firstRow="0" w:lastRow="0" w:firstColumn="0" w:lastColumn="0" w:oddVBand="0" w:evenVBand="0" w:oddHBand="0" w:evenHBand="0" w:firstRowFirstColumn="0" w:firstRowLastColumn="0" w:lastRowFirstColumn="0" w:lastRowLastColumn="0"/>
+            </w:pPr>
+            <w:r>
               <w:rPr>
                 <w:sz w:val="20"/>
                 <w:szCs w:val="20"/>
               </w:rPr>
-            </w:pPr>
-            <w:proofErr w:type="spellStart"/>
-            <w:r>
-              <w:rPr>
-                <w:sz w:val="20"/>
-                <w:szCs w:val="20"/>
-              </w:rPr>
-              <w:t>CV_32S</w:t>
-            </w:r>
-            <w:proofErr w:type="spellEnd"/>
-            <w:r>
-              <w:rPr>
-                <w:sz w:val="20"/>
-                <w:szCs w:val="20"/>
-              </w:rPr>
-              <w:t xml:space="preserve"> has value 1</w:t>
-            </w:r>
-          </w:p>
-          <w:p>
-            <w:pPr>
-              <w:pStyle w:val="tablebullet"/>
-              <w:cnfStyle w:val="000000000000" w:firstRow="0" w:lastRow="0" w:firstColumn="0" w:lastColumn="0" w:oddVBand="0" w:evenVBand="0" w:oddHBand="0" w:evenHBand="0" w:firstRowFirstColumn="0" w:firstRowLastColumn="0" w:lastRowFirstColumn="0" w:lastRowLastColumn="0"/>
-            </w:pPr>
-            <w:proofErr w:type="spellStart"/>
-            <w:r>
-              <w:rPr>
-                <w:sz w:val="20"/>
-                <w:szCs w:val="20"/>
-              </w:rPr>
-              <w:t>CV_32F</w:t>
-            </w:r>
-            <w:proofErr w:type="spellEnd"/>
-            <w:r>
-              <w:rPr>
-                <w:sz w:val="20"/>
-                <w:szCs w:val="20"/>
-              </w:rPr>
-              <w:t xml:space="preserve"> has value 2</w:t>
+              <w:t>CV_32F has value 2</w:t>
             </w:r>
           </w:p>
         </w:tc>
@@ -13893,15 +12281,7 @@
         <w:pStyle w:val="Heading2"/>
       </w:pPr>
       <w:r>
-        <w:t>filter-edge-</w:t>
-      </w:r>
-      <w:proofErr w:type="spellStart"/>
-      <w:r>
-        <w:t>roberts</w:t>
-      </w:r>
-      <w:proofErr w:type="spellEnd"/>
-      <w:r>
-        <w:t xml:space="preserve"> Operator</w:t>
+        <w:t>filter-edge-roberts Operator</w:t>
       </w:r>
     </w:p>
     <w:p>
@@ -14039,6 +12419,7 @@
         <w:pStyle w:val="Normalafterlist"/>
       </w:pPr>
       <w:r>
+        <w:lastRenderedPageBreak/>
         <w:t>The operator takes the following data descriptors:</w:t>
       </w:r>
     </w:p>
@@ -14198,31 +12579,7 @@
               <w:cnfStyle w:val="000000100000" w:firstRow="0" w:lastRow="0" w:firstColumn="0" w:lastColumn="0" w:oddVBand="0" w:evenVBand="0" w:oddHBand="1" w:evenHBand="0" w:firstRowFirstColumn="0" w:firstRowLastColumn="0" w:lastRowFirstColumn="0" w:lastRowLastColumn="0"/>
             </w:pPr>
             <w:r>
-              <w:t xml:space="preserve">input </w:t>
-            </w:r>
-            <w:proofErr w:type="spellStart"/>
-            <w:r>
-              <w:t>CV_8U</w:t>
-            </w:r>
-            <w:proofErr w:type="spellEnd"/>
-            <w:r>
-              <w:t xml:space="preserve">, </w:t>
-            </w:r>
-            <w:proofErr w:type="spellStart"/>
-            <w:r>
-              <w:t>CV_32S</w:t>
-            </w:r>
-            <w:proofErr w:type="spellEnd"/>
-            <w:r>
-              <w:t xml:space="preserve">, or </w:t>
-            </w:r>
-            <w:proofErr w:type="spellStart"/>
-            <w:r>
-              <w:t>CV_32F</w:t>
-            </w:r>
-            <w:proofErr w:type="spellEnd"/>
-            <w:r>
-              <w:t xml:space="preserve"> intensity image</w:t>
+              <w:t>input CV_8U, CV_32S, or CV_32F intensity image</w:t>
             </w:r>
           </w:p>
         </w:tc>
@@ -14297,23 +12654,7 @@
               <w:cnfStyle w:val="000000000000" w:firstRow="0" w:lastRow="0" w:firstColumn="0" w:lastColumn="0" w:oddVBand="0" w:evenVBand="0" w:oddHBand="0" w:evenHBand="0" w:firstRowFirstColumn="0" w:firstRowLastColumn="0" w:lastRowFirstColumn="0" w:lastRowLastColumn="0"/>
             </w:pPr>
             <w:r>
-              <w:t xml:space="preserve">output </w:t>
-            </w:r>
-            <w:proofErr w:type="spellStart"/>
-            <w:r>
-              <w:t>CV_32S</w:t>
-            </w:r>
-            <w:proofErr w:type="spellEnd"/>
-            <w:r>
-              <w:t xml:space="preserve">, or </w:t>
-            </w:r>
-            <w:proofErr w:type="spellStart"/>
-            <w:r>
-              <w:t>CV_32F</w:t>
-            </w:r>
-            <w:proofErr w:type="spellEnd"/>
-            <w:r>
-              <w:t xml:space="preserve"> edge image</w:t>
+              <w:t>output CV_32S, or CV_32F edge image</w:t>
             </w:r>
           </w:p>
         </w:tc>
@@ -14324,7 +12665,6 @@
         <w:pStyle w:val="Normalafterlist"/>
       </w:pPr>
       <w:r>
-        <w:lastRenderedPageBreak/>
         <w:t>The parameter to the Roberts operator is:</w:t>
       </w:r>
     </w:p>
@@ -14664,69 +13004,42 @@
                 <w:szCs w:val="20"/>
               </w:rPr>
             </w:pPr>
-            <w:proofErr w:type="spellStart"/>
             <w:r>
               <w:rPr>
                 <w:sz w:val="20"/>
                 <w:szCs w:val="20"/>
               </w:rPr>
-              <w:t>CV_8U</w:t>
-            </w:r>
-            <w:proofErr w:type="spellEnd"/>
-            <w:r>
+              <w:t>CV_8U has value 0</w:t>
+            </w:r>
+          </w:p>
+          <w:p>
+            <w:pPr>
+              <w:pStyle w:val="tablebullet"/>
+              <w:cnfStyle w:val="000000000000" w:firstRow="0" w:lastRow="0" w:firstColumn="0" w:lastColumn="0" w:oddVBand="0" w:evenVBand="0" w:oddHBand="0" w:evenHBand="0" w:firstRowFirstColumn="0" w:firstRowLastColumn="0" w:lastRowFirstColumn="0" w:lastRowLastColumn="0"/>
               <w:rPr>
                 <w:sz w:val="20"/>
                 <w:szCs w:val="20"/>
               </w:rPr>
-              <w:t xml:space="preserve"> has value 0</w:t>
+            </w:pPr>
+            <w:r>
+              <w:rPr>
+                <w:sz w:val="20"/>
+                <w:szCs w:val="20"/>
+              </w:rPr>
+              <w:t>CV_32S has value 1</w:t>
             </w:r>
           </w:p>
           <w:p>
             <w:pPr>
               <w:pStyle w:val="tablebullet"/>
               <w:cnfStyle w:val="000000000000" w:firstRow="0" w:lastRow="0" w:firstColumn="0" w:lastColumn="0" w:oddVBand="0" w:evenVBand="0" w:oddHBand="0" w:evenHBand="0" w:firstRowFirstColumn="0" w:firstRowLastColumn="0" w:lastRowFirstColumn="0" w:lastRowLastColumn="0"/>
+            </w:pPr>
+            <w:r>
               <w:rPr>
                 <w:sz w:val="20"/>
                 <w:szCs w:val="20"/>
               </w:rPr>
-            </w:pPr>
-            <w:proofErr w:type="spellStart"/>
-            <w:r>
-              <w:rPr>
-                <w:sz w:val="20"/>
-                <w:szCs w:val="20"/>
-              </w:rPr>
-              <w:t>CV_32S</w:t>
-            </w:r>
-            <w:proofErr w:type="spellEnd"/>
-            <w:r>
-              <w:rPr>
-                <w:sz w:val="20"/>
-                <w:szCs w:val="20"/>
-              </w:rPr>
-              <w:t xml:space="preserve"> has value 1</w:t>
-            </w:r>
-          </w:p>
-          <w:p>
-            <w:pPr>
-              <w:pStyle w:val="tablebullet"/>
-              <w:cnfStyle w:val="000000000000" w:firstRow="0" w:lastRow="0" w:firstColumn="0" w:lastColumn="0" w:oddVBand="0" w:evenVBand="0" w:oddHBand="0" w:evenHBand="0" w:firstRowFirstColumn="0" w:firstRowLastColumn="0" w:lastRowFirstColumn="0" w:lastRowLastColumn="0"/>
-            </w:pPr>
-            <w:proofErr w:type="spellStart"/>
-            <w:r>
-              <w:rPr>
-                <w:sz w:val="20"/>
-                <w:szCs w:val="20"/>
-              </w:rPr>
-              <w:t>CV_32F</w:t>
-            </w:r>
-            <w:proofErr w:type="spellEnd"/>
-            <w:r>
-              <w:rPr>
-                <w:sz w:val="20"/>
-                <w:szCs w:val="20"/>
-              </w:rPr>
-              <w:t xml:space="preserve"> has value 2</w:t>
+              <w:t>CV_32F has value 2</w:t>
             </w:r>
           </w:p>
         </w:tc>
@@ -14778,15 +13091,7 @@
         <w:pStyle w:val="Heading2"/>
       </w:pPr>
       <w:r>
-        <w:t>filter-edge-</w:t>
-      </w:r>
-      <w:proofErr w:type="spellStart"/>
-      <w:r>
-        <w:t>sobel</w:t>
-      </w:r>
-      <w:proofErr w:type="spellEnd"/>
-      <w:r>
-        <w:t xml:space="preserve"> Operator</w:t>
+        <w:t>filter-edge-sobel Operator</w:t>
       </w:r>
     </w:p>
     <w:p>
@@ -15083,31 +13388,7 @@
               <w:cnfStyle w:val="000000100000" w:firstRow="0" w:lastRow="0" w:firstColumn="0" w:lastColumn="0" w:oddVBand="0" w:evenVBand="0" w:oddHBand="1" w:evenHBand="0" w:firstRowFirstColumn="0" w:firstRowLastColumn="0" w:lastRowFirstColumn="0" w:lastRowLastColumn="0"/>
             </w:pPr>
             <w:r>
-              <w:t xml:space="preserve">input </w:t>
-            </w:r>
-            <w:proofErr w:type="spellStart"/>
-            <w:r>
-              <w:t>CV_8U</w:t>
-            </w:r>
-            <w:proofErr w:type="spellEnd"/>
-            <w:r>
-              <w:t xml:space="preserve">, </w:t>
-            </w:r>
-            <w:proofErr w:type="spellStart"/>
-            <w:r>
-              <w:t>CV_32S</w:t>
-            </w:r>
-            <w:proofErr w:type="spellEnd"/>
-            <w:r>
-              <w:t xml:space="preserve">, or </w:t>
-            </w:r>
-            <w:proofErr w:type="spellStart"/>
-            <w:r>
-              <w:t>CV_32F</w:t>
-            </w:r>
-            <w:proofErr w:type="spellEnd"/>
-            <w:r>
-              <w:t xml:space="preserve"> intensity image</w:t>
+              <w:t>input CV_8U, CV_32S, or CV_32F intensity image</w:t>
             </w:r>
           </w:p>
         </w:tc>
@@ -15182,23 +13463,7 @@
               <w:cnfStyle w:val="000000000000" w:firstRow="0" w:lastRow="0" w:firstColumn="0" w:lastColumn="0" w:oddVBand="0" w:evenVBand="0" w:oddHBand="0" w:evenHBand="0" w:firstRowFirstColumn="0" w:firstRowLastColumn="0" w:lastRowFirstColumn="0" w:lastRowLastColumn="0"/>
             </w:pPr>
             <w:r>
-              <w:t xml:space="preserve">output </w:t>
-            </w:r>
-            <w:proofErr w:type="spellStart"/>
-            <w:r>
-              <w:t>CV_32S</w:t>
-            </w:r>
-            <w:proofErr w:type="spellEnd"/>
-            <w:r>
-              <w:t xml:space="preserve">, or </w:t>
-            </w:r>
-            <w:proofErr w:type="spellStart"/>
-            <w:r>
-              <w:t>CV_32F</w:t>
-            </w:r>
-            <w:proofErr w:type="spellEnd"/>
-            <w:r>
-              <w:t xml:space="preserve"> edge image</w:t>
+              <w:t>output CV_32S, or CV_32F edge image</w:t>
             </w:r>
           </w:p>
         </w:tc>
@@ -15484,6 +13749,7 @@
                 <w:b w:val="0"/>
                 <w:bCs w:val="0"/>
               </w:rPr>
+              <w:lastRenderedPageBreak/>
               <w:t>components</w:t>
             </w:r>
           </w:p>
@@ -15548,69 +13814,42 @@
                 <w:szCs w:val="20"/>
               </w:rPr>
             </w:pPr>
-            <w:proofErr w:type="spellStart"/>
             <w:r>
               <w:rPr>
                 <w:sz w:val="20"/>
                 <w:szCs w:val="20"/>
               </w:rPr>
-              <w:t>CV_8U</w:t>
-            </w:r>
-            <w:proofErr w:type="spellEnd"/>
-            <w:r>
+              <w:t>CV_8U has value 0</w:t>
+            </w:r>
+          </w:p>
+          <w:p>
+            <w:pPr>
+              <w:pStyle w:val="tablebullet"/>
+              <w:cnfStyle w:val="000000000000" w:firstRow="0" w:lastRow="0" w:firstColumn="0" w:lastColumn="0" w:oddVBand="0" w:evenVBand="0" w:oddHBand="0" w:evenHBand="0" w:firstRowFirstColumn="0" w:firstRowLastColumn="0" w:lastRowFirstColumn="0" w:lastRowLastColumn="0"/>
               <w:rPr>
                 <w:sz w:val="20"/>
                 <w:szCs w:val="20"/>
               </w:rPr>
-              <w:t xml:space="preserve"> has value 0</w:t>
+            </w:pPr>
+            <w:r>
+              <w:rPr>
+                <w:sz w:val="20"/>
+                <w:szCs w:val="20"/>
+              </w:rPr>
+              <w:t>CV_32S has value 1</w:t>
             </w:r>
           </w:p>
           <w:p>
             <w:pPr>
               <w:pStyle w:val="tablebullet"/>
               <w:cnfStyle w:val="000000000000" w:firstRow="0" w:lastRow="0" w:firstColumn="0" w:lastColumn="0" w:oddVBand="0" w:evenVBand="0" w:oddHBand="0" w:evenHBand="0" w:firstRowFirstColumn="0" w:firstRowLastColumn="0" w:lastRowFirstColumn="0" w:lastRowLastColumn="0"/>
+            </w:pPr>
+            <w:r>
               <w:rPr>
                 <w:sz w:val="20"/>
                 <w:szCs w:val="20"/>
               </w:rPr>
-            </w:pPr>
-            <w:proofErr w:type="spellStart"/>
-            <w:r>
-              <w:rPr>
-                <w:sz w:val="20"/>
-                <w:szCs w:val="20"/>
-              </w:rPr>
-              <w:t>CV_32S</w:t>
-            </w:r>
-            <w:proofErr w:type="spellEnd"/>
-            <w:r>
-              <w:rPr>
-                <w:sz w:val="20"/>
-                <w:szCs w:val="20"/>
-              </w:rPr>
-              <w:t xml:space="preserve"> has value 1</w:t>
-            </w:r>
-          </w:p>
-          <w:p>
-            <w:pPr>
-              <w:pStyle w:val="tablebullet"/>
-              <w:cnfStyle w:val="000000000000" w:firstRow="0" w:lastRow="0" w:firstColumn="0" w:lastColumn="0" w:oddVBand="0" w:evenVBand="0" w:oddHBand="0" w:evenHBand="0" w:firstRowFirstColumn="0" w:firstRowLastColumn="0" w:lastRowFirstColumn="0" w:lastRowLastColumn="0"/>
-            </w:pPr>
-            <w:proofErr w:type="spellStart"/>
-            <w:r>
-              <w:rPr>
-                <w:sz w:val="20"/>
-                <w:szCs w:val="20"/>
-              </w:rPr>
-              <w:t>CV_32F</w:t>
-            </w:r>
-            <w:proofErr w:type="spellEnd"/>
-            <w:r>
-              <w:rPr>
-                <w:sz w:val="20"/>
-                <w:szCs w:val="20"/>
-              </w:rPr>
-              <w:t xml:space="preserve"> has value 2</w:t>
+              <w:t>CV_32F has value 2</w:t>
             </w:r>
           </w:p>
         </w:tc>
@@ -15662,7 +13901,6 @@
         <w:pStyle w:val="Heading2"/>
       </w:pPr>
       <w:r>
-        <w:lastRenderedPageBreak/>
         <w:t>histogram-image-create Operator</w:t>
       </w:r>
     </w:p>
@@ -15832,31 +14070,7 @@
               <w:cnfStyle w:val="000000100000" w:firstRow="0" w:lastRow="0" w:firstColumn="0" w:lastColumn="0" w:oddVBand="0" w:evenVBand="0" w:oddHBand="1" w:evenHBand="0" w:firstRowFirstColumn="0" w:firstRowLastColumn="0" w:lastRowFirstColumn="0" w:lastRowLastColumn="0"/>
             </w:pPr>
             <w:r>
-              <w:t xml:space="preserve">input </w:t>
-            </w:r>
-            <w:proofErr w:type="spellStart"/>
-            <w:r>
-              <w:t>CV_8U</w:t>
-            </w:r>
-            <w:proofErr w:type="spellEnd"/>
-            <w:r>
-              <w:t xml:space="preserve">, </w:t>
-            </w:r>
-            <w:proofErr w:type="spellStart"/>
-            <w:r>
-              <w:t>CV_32S</w:t>
-            </w:r>
-            <w:proofErr w:type="spellEnd"/>
-            <w:r>
-              <w:t xml:space="preserve">, or </w:t>
-            </w:r>
-            <w:proofErr w:type="spellStart"/>
-            <w:r>
-              <w:t>CV_32F</w:t>
-            </w:r>
-            <w:proofErr w:type="spellEnd"/>
-            <w:r>
-              <w:t xml:space="preserve"> intensity image</w:t>
+              <w:t>input CV_8U, CV_32S, or CV_32F intensity image</w:t>
             </w:r>
           </w:p>
         </w:tc>
@@ -15942,15 +14156,7 @@
         <w:pStyle w:val="Normalafterlist"/>
       </w:pPr>
       <w:r>
-        <w:t>For text output format, the output data descriptor extension is ignored. The output text file has the extension “.txt” and the output gnuplot script has the extension “.</w:t>
-      </w:r>
-      <w:proofErr w:type="spellStart"/>
-      <w:r>
-        <w:t>gp</w:t>
-      </w:r>
-      <w:proofErr w:type="spellEnd"/>
-      <w:r>
-        <w:t xml:space="preserve">” as described in section </w:t>
+        <w:t xml:space="preserve">For text output format, the output data descriptor extension is ignored. The output text file has the extension “.txt” and the output gnuplot script has the extension “.gp” as described in section </w:t>
       </w:r>
       <w:r>
         <w:fldChar w:fldCharType="begin"/>
@@ -16030,7 +14236,6 @@
             <w:tcW w:w="0" w:type="auto"/>
           </w:tcPr>
           <w:p>
-            <w:proofErr w:type="spellStart"/>
             <w:r>
               <w:rPr>
                 <w:b w:val="0"/>
@@ -16038,7 +14243,6 @@
               </w:rPr>
               <w:t>nbins</w:t>
             </w:r>
-            <w:proofErr w:type="spellEnd"/>
           </w:p>
         </w:tc>
         <w:tc>
@@ -16070,7 +14274,6 @@
                 <w:bCs w:val="0"/>
               </w:rPr>
             </w:pPr>
-            <w:proofErr w:type="spellStart"/>
             <w:r>
               <w:rPr>
                 <w:b w:val="0"/>
@@ -16078,7 +14281,6 @@
               </w:rPr>
               <w:t>lower_value</w:t>
             </w:r>
-            <w:proofErr w:type="spellEnd"/>
           </w:p>
         </w:tc>
         <w:tc>
@@ -16113,7 +14315,6 @@
                 <w:bCs w:val="0"/>
               </w:rPr>
             </w:pPr>
-            <w:proofErr w:type="spellStart"/>
             <w:r>
               <w:rPr>
                 <w:b w:val="0"/>
@@ -16121,7 +14322,6 @@
               </w:rPr>
               <w:t>upper_value</w:t>
             </w:r>
-            <w:proofErr w:type="spellEnd"/>
           </w:p>
         </w:tc>
         <w:tc>
@@ -16358,69 +14558,42 @@
                 <w:szCs w:val="20"/>
               </w:rPr>
             </w:pPr>
-            <w:proofErr w:type="spellStart"/>
             <w:r>
               <w:rPr>
                 <w:sz w:val="20"/>
                 <w:szCs w:val="20"/>
               </w:rPr>
-              <w:t>CV_8U</w:t>
-            </w:r>
-            <w:proofErr w:type="spellEnd"/>
-            <w:r>
+              <w:t>CV_8U has value 0</w:t>
+            </w:r>
+          </w:p>
+          <w:p>
+            <w:pPr>
+              <w:pStyle w:val="tablebullet"/>
+              <w:cnfStyle w:val="000000000000" w:firstRow="0" w:lastRow="0" w:firstColumn="0" w:lastColumn="0" w:oddVBand="0" w:evenVBand="0" w:oddHBand="0" w:evenHBand="0" w:firstRowFirstColumn="0" w:firstRowLastColumn="0" w:lastRowFirstColumn="0" w:lastRowLastColumn="0"/>
               <w:rPr>
                 <w:sz w:val="20"/>
                 <w:szCs w:val="20"/>
               </w:rPr>
-              <w:t xml:space="preserve"> has value 0</w:t>
+            </w:pPr>
+            <w:r>
+              <w:rPr>
+                <w:sz w:val="20"/>
+                <w:szCs w:val="20"/>
+              </w:rPr>
+              <w:t>CV_32S has value 1</w:t>
             </w:r>
           </w:p>
           <w:p>
             <w:pPr>
               <w:pStyle w:val="tablebullet"/>
               <w:cnfStyle w:val="000000000000" w:firstRow="0" w:lastRow="0" w:firstColumn="0" w:lastColumn="0" w:oddVBand="0" w:evenVBand="0" w:oddHBand="0" w:evenHBand="0" w:firstRowFirstColumn="0" w:firstRowLastColumn="0" w:lastRowFirstColumn="0" w:lastRowLastColumn="0"/>
+            </w:pPr>
+            <w:r>
               <w:rPr>
                 <w:sz w:val="20"/>
                 <w:szCs w:val="20"/>
               </w:rPr>
-            </w:pPr>
-            <w:proofErr w:type="spellStart"/>
-            <w:r>
-              <w:rPr>
-                <w:sz w:val="20"/>
-                <w:szCs w:val="20"/>
-              </w:rPr>
-              <w:t>CV_32S</w:t>
-            </w:r>
-            <w:proofErr w:type="spellEnd"/>
-            <w:r>
-              <w:rPr>
-                <w:sz w:val="20"/>
-                <w:szCs w:val="20"/>
-              </w:rPr>
-              <w:t xml:space="preserve"> has value 1</w:t>
-            </w:r>
-          </w:p>
-          <w:p>
-            <w:pPr>
-              <w:pStyle w:val="tablebullet"/>
-              <w:cnfStyle w:val="000000000000" w:firstRow="0" w:lastRow="0" w:firstColumn="0" w:lastColumn="0" w:oddVBand="0" w:evenVBand="0" w:oddHBand="0" w:evenHBand="0" w:firstRowFirstColumn="0" w:firstRowLastColumn="0" w:lastRowFirstColumn="0" w:lastRowLastColumn="0"/>
-            </w:pPr>
-            <w:proofErr w:type="spellStart"/>
-            <w:r>
-              <w:rPr>
-                <w:sz w:val="20"/>
-                <w:szCs w:val="20"/>
-              </w:rPr>
-              <w:t>CV_32F</w:t>
-            </w:r>
-            <w:proofErr w:type="spellEnd"/>
-            <w:r>
-              <w:rPr>
-                <w:sz w:val="20"/>
-                <w:szCs w:val="20"/>
-              </w:rPr>
-              <w:t xml:space="preserve"> has value 2</w:t>
+              <w:t>CV_32F has value 2</w:t>
             </w:r>
           </w:p>
         </w:tc>
@@ -16442,7 +14615,6 @@
                 <w:bCs w:val="0"/>
               </w:rPr>
             </w:pPr>
-            <w:proofErr w:type="spellStart"/>
             <w:r>
               <w:rPr>
                 <w:b w:val="0"/>
@@ -16450,7 +14622,6 @@
               </w:rPr>
               <w:t>min_count</w:t>
             </w:r>
-            <w:proofErr w:type="spellEnd"/>
           </w:p>
         </w:tc>
         <w:tc>
@@ -16463,29 +14634,25 @@
               <w:cnfStyle w:val="000000100000" w:firstRow="0" w:lastRow="0" w:firstColumn="0" w:lastColumn="0" w:oddVBand="0" w:evenVBand="0" w:oddHBand="1" w:evenHBand="0" w:firstRowFirstColumn="0" w:firstRowLastColumn="0" w:lastRowFirstColumn="0" w:lastRowLastColumn="0"/>
             </w:pPr>
             <w:r>
-              <w:t xml:space="preserve">The lowest count </w:t>
-            </w:r>
-            <w:r>
-              <w:t>for any histogram bin</w:t>
-            </w:r>
-          </w:p>
-        </w:tc>
-      </w:tr>
-      <w:tr>
-        <w:tc>
-          <w:tcPr>
-            <w:cnfStyle w:val="001000000000" w:firstRow="0" w:lastRow="0" w:firstColumn="1" w:lastColumn="0" w:oddVBand="0" w:evenVBand="0" w:oddHBand="0" w:evenHBand="0" w:firstRowFirstColumn="0" w:firstRowLastColumn="0" w:lastRowFirstColumn="0" w:lastRowLastColumn="0"/>
-            <w:tcW w:w="0" w:type="auto"/>
-          </w:tcPr>
-          <w:p>
-            <w:pPr>
-              <w:pStyle w:val="NoSpacing"/>
-              <w:rPr>
-                <w:b w:val="0"/>
-                <w:bCs w:val="0"/>
-              </w:rPr>
-            </w:pPr>
-            <w:proofErr w:type="spellStart"/>
+              <w:t>The lowest count for any histogram bin</w:t>
+            </w:r>
+          </w:p>
+        </w:tc>
+      </w:tr>
+      <w:tr>
+        <w:tc>
+          <w:tcPr>
+            <w:cnfStyle w:val="001000000000" w:firstRow="0" w:lastRow="0" w:firstColumn="1" w:lastColumn="0" w:oddVBand="0" w:evenVBand="0" w:oddHBand="0" w:evenHBand="0" w:firstRowFirstColumn="0" w:firstRowLastColumn="0" w:lastRowFirstColumn="0" w:lastRowLastColumn="0"/>
+            <w:tcW w:w="0" w:type="auto"/>
+          </w:tcPr>
+          <w:p>
+            <w:pPr>
+              <w:pStyle w:val="NoSpacing"/>
+              <w:rPr>
+                <w:b w:val="0"/>
+                <w:bCs w:val="0"/>
+              </w:rPr>
+            </w:pPr>
             <w:r>
               <w:rPr>
                 <w:b w:val="0"/>
@@ -16493,7 +14660,6 @@
               </w:rPr>
               <w:t>max_count</w:t>
             </w:r>
-            <w:proofErr w:type="spellEnd"/>
           </w:p>
         </w:tc>
         <w:tc>
@@ -16506,10 +14672,7 @@
               <w:cnfStyle w:val="000000000000" w:firstRow="0" w:lastRow="0" w:firstColumn="0" w:lastColumn="0" w:oddVBand="0" w:evenVBand="0" w:oddHBand="0" w:evenHBand="0" w:firstRowFirstColumn="0" w:firstRowLastColumn="0" w:lastRowFirstColumn="0" w:lastRowLastColumn="0"/>
             </w:pPr>
             <w:r>
-              <w:t xml:space="preserve">The largest count </w:t>
-            </w:r>
-            <w:r>
-              <w:t>for any histogram bin</w:t>
+              <w:t>The largest count for any histogram bin</w:t>
             </w:r>
           </w:p>
         </w:tc>
@@ -16531,7 +14694,6 @@
                 <w:bCs w:val="0"/>
               </w:rPr>
             </w:pPr>
-            <w:proofErr w:type="spellStart"/>
             <w:r>
               <w:rPr>
                 <w:b w:val="0"/>
@@ -16539,7 +14701,6 @@
               </w:rPr>
               <w:t>total_count</w:t>
             </w:r>
-            <w:proofErr w:type="spellEnd"/>
           </w:p>
         </w:tc>
         <w:tc>
@@ -16696,6 +14857,7 @@
                 <w:b w:val="0"/>
                 <w:bCs w:val="0"/>
               </w:rPr>
+              <w:lastRenderedPageBreak/>
               <w:t>standard deviation</w:t>
             </w:r>
           </w:p>
@@ -16729,7 +14891,6 @@
                 <w:bCs w:val="0"/>
               </w:rPr>
             </w:pPr>
-            <w:proofErr w:type="spellStart"/>
             <w:r>
               <w:rPr>
                 <w:b w:val="0"/>
@@ -16737,7 +14898,6 @@
               </w:rPr>
               <w:t>min_value</w:t>
             </w:r>
-            <w:proofErr w:type="spellEnd"/>
           </w:p>
         </w:tc>
         <w:tc>
@@ -16772,7 +14932,6 @@
                 <w:bCs w:val="0"/>
               </w:rPr>
             </w:pPr>
-            <w:proofErr w:type="spellStart"/>
             <w:r>
               <w:rPr>
                 <w:b w:val="0"/>
@@ -16780,7 +14939,6 @@
               </w:rPr>
               <w:t>max_value</w:t>
             </w:r>
-            <w:proofErr w:type="spellEnd"/>
           </w:p>
         </w:tc>
         <w:tc>
@@ -16803,13 +14961,8 @@
       <w:pPr>
         <w:pStyle w:val="Heading2"/>
       </w:pPr>
-      <w:proofErr w:type="spellStart"/>
-      <w:r>
-        <w:t>hough</w:t>
-      </w:r>
-      <w:proofErr w:type="spellEnd"/>
-      <w:r>
-        <w:t>-image-create Operator</w:t>
+      <w:r>
+        <w:t>hough-image-create Operator</w:t>
       </w:r>
     </w:p>
     <w:p>
@@ -16866,7 +15019,6 @@
           </w:tcPr>
           <w:p>
             <w:r>
-              <w:lastRenderedPageBreak/>
               <w:t>Descriptor type</w:t>
             </w:r>
           </w:p>
@@ -16997,31 +15149,7 @@
               <w:cnfStyle w:val="000000100000" w:firstRow="0" w:lastRow="0" w:firstColumn="0" w:lastColumn="0" w:oddVBand="0" w:evenVBand="0" w:oddHBand="1" w:evenHBand="0" w:firstRowFirstColumn="0" w:firstRowLastColumn="0" w:lastRowFirstColumn="0" w:lastRowLastColumn="0"/>
             </w:pPr>
             <w:r>
-              <w:t xml:space="preserve">input </w:t>
-            </w:r>
-            <w:proofErr w:type="spellStart"/>
-            <w:r>
-              <w:t>CV_8U</w:t>
-            </w:r>
-            <w:proofErr w:type="spellEnd"/>
-            <w:r>
-              <w:t xml:space="preserve">, </w:t>
-            </w:r>
-            <w:proofErr w:type="spellStart"/>
-            <w:r>
-              <w:t>CV_32S</w:t>
-            </w:r>
-            <w:proofErr w:type="spellEnd"/>
-            <w:r>
-              <w:t xml:space="preserve">, or </w:t>
-            </w:r>
-            <w:proofErr w:type="spellStart"/>
-            <w:r>
-              <w:t>CV_32F</w:t>
-            </w:r>
-            <w:proofErr w:type="spellEnd"/>
-            <w:r>
-              <w:t xml:space="preserve"> intensity image</w:t>
+              <w:t>input CV_8U, CV_32S, or CV_32F intensity image</w:t>
             </w:r>
           </w:p>
         </w:tc>
@@ -17070,15 +15198,7 @@
               <w:cnfStyle w:val="000000000000" w:firstRow="0" w:lastRow="0" w:firstColumn="0" w:lastColumn="0" w:oddVBand="0" w:evenVBand="0" w:oddHBand="0" w:evenHBand="0" w:firstRowFirstColumn="0" w:firstRowLastColumn="0" w:lastRowFirstColumn="0" w:lastRowLastColumn="0"/>
             </w:pPr>
             <w:r>
-              <w:t>“</w:t>
-            </w:r>
-            <w:proofErr w:type="spellStart"/>
-            <w:r>
-              <w:t>hough</w:t>
-            </w:r>
-            <w:proofErr w:type="spellEnd"/>
-            <w:r>
-              <w:t>”</w:t>
+              <w:t>“hough”</w:t>
             </w:r>
           </w:p>
         </w:tc>
@@ -17175,7 +15295,6 @@
                 <w:bCs w:val="0"/>
               </w:rPr>
             </w:pPr>
-            <w:proofErr w:type="spellStart"/>
             <w:r>
               <w:rPr>
                 <w:b w:val="0"/>
@@ -17183,7 +15302,6 @@
               </w:rPr>
               <w:t>theta_inc</w:t>
             </w:r>
-            <w:proofErr w:type="spellEnd"/>
           </w:p>
         </w:tc>
         <w:tc>
@@ -17195,33 +15313,24 @@
               <w:cnfStyle w:val="000000100000" w:firstRow="0" w:lastRow="0" w:firstColumn="0" w:lastColumn="0" w:oddVBand="0" w:evenVBand="0" w:oddHBand="1" w:evenHBand="0" w:firstRowFirstColumn="0" w:firstRowLastColumn="0" w:lastRowFirstColumn="0" w:lastRowLastColumn="0"/>
             </w:pPr>
             <w:r>
-              <w:t xml:space="preserve">increment for the Hough accumulator angle. The number of angles are 180 / </w:t>
-            </w:r>
-            <w:proofErr w:type="spellStart"/>
-            <w:r>
-              <w:t>theta_inc</w:t>
-            </w:r>
-            <w:proofErr w:type="spellEnd"/>
-            <w:r>
-              <w:t>.</w:t>
-            </w:r>
-          </w:p>
-        </w:tc>
-      </w:tr>
-      <w:tr>
-        <w:tc>
-          <w:tcPr>
-            <w:cnfStyle w:val="001000000000" w:firstRow="0" w:lastRow="0" w:firstColumn="1" w:lastColumn="0" w:oddVBand="0" w:evenVBand="0" w:oddHBand="0" w:evenHBand="0" w:firstRowFirstColumn="0" w:firstRowLastColumn="0" w:lastRowFirstColumn="0" w:lastRowLastColumn="0"/>
-            <w:tcW w:w="0" w:type="auto"/>
-          </w:tcPr>
-          <w:p>
-            <w:pPr>
-              <w:rPr>
-                <w:b w:val="0"/>
-                <w:bCs w:val="0"/>
-              </w:rPr>
-            </w:pPr>
-            <w:proofErr w:type="spellStart"/>
+              <w:t>increment for the Hough accumulator angle. The number of angles are 180 / theta_inc.</w:t>
+            </w:r>
+          </w:p>
+        </w:tc>
+      </w:tr>
+      <w:tr>
+        <w:tc>
+          <w:tcPr>
+            <w:cnfStyle w:val="001000000000" w:firstRow="0" w:lastRow="0" w:firstColumn="1" w:lastColumn="0" w:oddVBand="0" w:evenVBand="0" w:oddHBand="0" w:evenHBand="0" w:firstRowFirstColumn="0" w:firstRowLastColumn="0" w:lastRowFirstColumn="0" w:lastRowLastColumn="0"/>
+            <w:tcW w:w="0" w:type="auto"/>
+          </w:tcPr>
+          <w:p>
+            <w:pPr>
+              <w:rPr>
+                <w:b w:val="0"/>
+                <w:bCs w:val="0"/>
+              </w:rPr>
+            </w:pPr>
             <w:r>
               <w:rPr>
                 <w:b w:val="0"/>
@@ -17229,7 +15338,6 @@
               </w:rPr>
               <w:t>pixel_threshold</w:t>
             </w:r>
-            <w:proofErr w:type="spellEnd"/>
           </w:p>
         </w:tc>
         <w:tc>
@@ -17465,69 +15573,42 @@
                 <w:szCs w:val="20"/>
               </w:rPr>
             </w:pPr>
-            <w:proofErr w:type="spellStart"/>
             <w:r>
               <w:rPr>
                 <w:sz w:val="20"/>
                 <w:szCs w:val="20"/>
               </w:rPr>
-              <w:t>CV_8U</w:t>
-            </w:r>
-            <w:proofErr w:type="spellEnd"/>
-            <w:r>
+              <w:t>CV_8U has value 0</w:t>
+            </w:r>
+          </w:p>
+          <w:p>
+            <w:pPr>
+              <w:pStyle w:val="tablebullet"/>
+              <w:cnfStyle w:val="000000000000" w:firstRow="0" w:lastRow="0" w:firstColumn="0" w:lastColumn="0" w:oddVBand="0" w:evenVBand="0" w:oddHBand="0" w:evenHBand="0" w:firstRowFirstColumn="0" w:firstRowLastColumn="0" w:lastRowFirstColumn="0" w:lastRowLastColumn="0"/>
               <w:rPr>
                 <w:sz w:val="20"/>
                 <w:szCs w:val="20"/>
               </w:rPr>
-              <w:t xml:space="preserve"> has value 0</w:t>
+            </w:pPr>
+            <w:r>
+              <w:rPr>
+                <w:sz w:val="20"/>
+                <w:szCs w:val="20"/>
+              </w:rPr>
+              <w:t>CV_32S has value 1</w:t>
             </w:r>
           </w:p>
           <w:p>
             <w:pPr>
               <w:pStyle w:val="tablebullet"/>
               <w:cnfStyle w:val="000000000000" w:firstRow="0" w:lastRow="0" w:firstColumn="0" w:lastColumn="0" w:oddVBand="0" w:evenVBand="0" w:oddHBand="0" w:evenHBand="0" w:firstRowFirstColumn="0" w:firstRowLastColumn="0" w:lastRowFirstColumn="0" w:lastRowLastColumn="0"/>
+            </w:pPr>
+            <w:r>
               <w:rPr>
                 <w:sz w:val="20"/>
                 <w:szCs w:val="20"/>
               </w:rPr>
-            </w:pPr>
-            <w:proofErr w:type="spellStart"/>
-            <w:r>
-              <w:rPr>
-                <w:sz w:val="20"/>
-                <w:szCs w:val="20"/>
-              </w:rPr>
-              <w:t>CV_32S</w:t>
-            </w:r>
-            <w:proofErr w:type="spellEnd"/>
-            <w:r>
-              <w:rPr>
-                <w:sz w:val="20"/>
-                <w:szCs w:val="20"/>
-              </w:rPr>
-              <w:t xml:space="preserve"> has value 1</w:t>
-            </w:r>
-          </w:p>
-          <w:p>
-            <w:pPr>
-              <w:pStyle w:val="tablebullet"/>
-              <w:cnfStyle w:val="000000000000" w:firstRow="0" w:lastRow="0" w:firstColumn="0" w:lastColumn="0" w:oddVBand="0" w:evenVBand="0" w:oddHBand="0" w:evenHBand="0" w:firstRowFirstColumn="0" w:firstRowLastColumn="0" w:lastRowFirstColumn="0" w:lastRowLastColumn="0"/>
-            </w:pPr>
-            <w:proofErr w:type="spellStart"/>
-            <w:r>
-              <w:rPr>
-                <w:sz w:val="20"/>
-                <w:szCs w:val="20"/>
-              </w:rPr>
-              <w:t>CV_32F</w:t>
-            </w:r>
-            <w:proofErr w:type="spellEnd"/>
-            <w:r>
-              <w:rPr>
-                <w:sz w:val="20"/>
-                <w:szCs w:val="20"/>
-              </w:rPr>
-              <w:t xml:space="preserve"> has value 2</w:t>
+              <w:t>CV_32F has value 2</w:t>
             </w:r>
           </w:p>
         </w:tc>
@@ -17549,7 +15630,6 @@
                 <w:bCs w:val="0"/>
               </w:rPr>
             </w:pPr>
-            <w:proofErr w:type="spellStart"/>
             <w:r>
               <w:rPr>
                 <w:b w:val="0"/>
@@ -17557,7 +15637,6 @@
               </w:rPr>
               <w:t>theta_inc</w:t>
             </w:r>
-            <w:proofErr w:type="spellEnd"/>
           </w:p>
         </w:tc>
         <w:tc>
@@ -17589,7 +15668,6 @@
                 <w:bCs w:val="0"/>
               </w:rPr>
             </w:pPr>
-            <w:proofErr w:type="spellStart"/>
             <w:r>
               <w:rPr>
                 <w:b w:val="0"/>
@@ -17597,7 +15675,6 @@
               </w:rPr>
               <w:t>pixel_threshold</w:t>
             </w:r>
-            <w:proofErr w:type="spellEnd"/>
           </w:p>
         </w:tc>
         <w:tc>
@@ -17632,7 +15709,6 @@
                 <w:bCs w:val="0"/>
               </w:rPr>
             </w:pPr>
-            <w:proofErr w:type="spellStart"/>
             <w:r>
               <w:rPr>
                 <w:b w:val="0"/>
@@ -17640,7 +15716,6 @@
               </w:rPr>
               <w:t>nthetas</w:t>
             </w:r>
-            <w:proofErr w:type="spellEnd"/>
           </w:p>
         </w:tc>
         <w:tc>
@@ -17653,31 +15728,25 @@
               <w:cnfStyle w:val="000000100000" w:firstRow="0" w:lastRow="0" w:firstColumn="0" w:lastColumn="0" w:oddVBand="0" w:evenVBand="0" w:oddHBand="1" w:evenHBand="0" w:firstRowFirstColumn="0" w:firstRowLastColumn="0" w:lastRowFirstColumn="0" w:lastRowLastColumn="0"/>
             </w:pPr>
             <w:r>
-              <w:t xml:space="preserve">The number of angles sampled = 180 / </w:t>
-            </w:r>
-            <w:proofErr w:type="spellStart"/>
-            <w:r>
-              <w:t>theta_inc</w:t>
-            </w:r>
-            <w:proofErr w:type="spellEnd"/>
-          </w:p>
-        </w:tc>
-      </w:tr>
-      <w:tr>
-        <w:tc>
-          <w:tcPr>
-            <w:cnfStyle w:val="001000000000" w:firstRow="0" w:lastRow="0" w:firstColumn="1" w:lastColumn="0" w:oddVBand="0" w:evenVBand="0" w:oddHBand="0" w:evenHBand="0" w:firstRowFirstColumn="0" w:firstRowLastColumn="0" w:lastRowFirstColumn="0" w:lastRowLastColumn="0"/>
-            <w:tcW w:w="0" w:type="auto"/>
-          </w:tcPr>
-          <w:p>
-            <w:pPr>
-              <w:pStyle w:val="NoSpacing"/>
-              <w:rPr>
-                <w:b w:val="0"/>
-                <w:bCs w:val="0"/>
-              </w:rPr>
-            </w:pPr>
-            <w:proofErr w:type="spellStart"/>
+              <w:t>The number of angles sampled = 180 / theta_inc</w:t>
+            </w:r>
+          </w:p>
+        </w:tc>
+      </w:tr>
+      <w:tr>
+        <w:tc>
+          <w:tcPr>
+            <w:cnfStyle w:val="001000000000" w:firstRow="0" w:lastRow="0" w:firstColumn="1" w:lastColumn="0" w:oddVBand="0" w:evenVBand="0" w:oddHBand="0" w:evenHBand="0" w:firstRowFirstColumn="0" w:firstRowLastColumn="0" w:lastRowFirstColumn="0" w:lastRowLastColumn="0"/>
+            <w:tcW w:w="0" w:type="auto"/>
+          </w:tcPr>
+          <w:p>
+            <w:pPr>
+              <w:pStyle w:val="NoSpacing"/>
+              <w:rPr>
+                <w:b w:val="0"/>
+                <w:bCs w:val="0"/>
+              </w:rPr>
+            </w:pPr>
             <w:r>
               <w:rPr>
                 <w:b w:val="0"/>
@@ -17685,7 +15754,6 @@
               </w:rPr>
               <w:t>nrhos</w:t>
             </w:r>
-            <w:proofErr w:type="spellEnd"/>
           </w:p>
         </w:tc>
         <w:tc>
@@ -17720,7 +15788,6 @@
                 <w:bCs w:val="0"/>
               </w:rPr>
             </w:pPr>
-            <w:proofErr w:type="spellStart"/>
             <w:r>
               <w:rPr>
                 <w:b w:val="0"/>
@@ -17728,7 +15795,6 @@
               </w:rPr>
               <w:t>min_count</w:t>
             </w:r>
-            <w:proofErr w:type="spellEnd"/>
           </w:p>
         </w:tc>
         <w:tc>
@@ -17760,7 +15826,6 @@
                 <w:bCs w:val="0"/>
               </w:rPr>
             </w:pPr>
-            <w:proofErr w:type="spellStart"/>
             <w:r>
               <w:rPr>
                 <w:b w:val="0"/>
@@ -17768,7 +15833,6 @@
               </w:rPr>
               <w:t>max_count</w:t>
             </w:r>
-            <w:proofErr w:type="spellEnd"/>
           </w:p>
         </w:tc>
         <w:tc>
@@ -17822,15 +15886,7 @@
               <w:cnfStyle w:val="000000100000" w:firstRow="0" w:lastRow="0" w:firstColumn="0" w:lastColumn="0" w:oddVBand="0" w:evenVBand="0" w:oddHBand="1" w:evenHBand="0" w:firstRowFirstColumn="0" w:firstRowLastColumn="0" w:lastRowFirstColumn="0" w:lastRowLastColumn="0"/>
             </w:pPr>
             <w:r>
-              <w:t xml:space="preserve">The mean for the </w:t>
-            </w:r>
-            <w:proofErr w:type="spellStart"/>
-            <w:r>
-              <w:t>hough</w:t>
-            </w:r>
-            <w:proofErr w:type="spellEnd"/>
-            <w:r>
-              <w:t xml:space="preserve"> accumulator counts</w:t>
+              <w:t>The mean for the hough accumulator counts</w:t>
             </w:r>
           </w:p>
         </w:tc>
@@ -17868,15 +15924,7 @@
               <w:cnfStyle w:val="000000000000" w:firstRow="0" w:lastRow="0" w:firstColumn="0" w:lastColumn="0" w:oddVBand="0" w:evenVBand="0" w:oddHBand="0" w:evenHBand="0" w:firstRowFirstColumn="0" w:firstRowLastColumn="0" w:lastRowFirstColumn="0" w:lastRowLastColumn="0"/>
             </w:pPr>
             <w:r>
-              <w:t xml:space="preserve">The standard deviation for the </w:t>
-            </w:r>
-            <w:proofErr w:type="spellStart"/>
-            <w:r>
-              <w:t>hough</w:t>
-            </w:r>
-            <w:proofErr w:type="spellEnd"/>
-            <w:r>
-              <w:t xml:space="preserve"> accumulator counts</w:t>
+              <w:t>The standard deviation for the hough accumulator counts</w:t>
             </w:r>
           </w:p>
         </w:tc>
@@ -17886,26 +15934,17 @@
       <w:pPr>
         <w:pStyle w:val="Heading2"/>
       </w:pPr>
-      <w:proofErr w:type="spellStart"/>
-      <w:r>
-        <w:t>hough</w:t>
-      </w:r>
-      <w:proofErr w:type="spellEnd"/>
-      <w:r>
-        <w:t>-draw-line Operator</w:t>
-      </w:r>
-    </w:p>
-    <w:p>
-      <w:r>
-        <w:t xml:space="preserve">The Hough draw line operator draws a line segment corresponding to a polar line (rho, theta) in an image and stores the resulting image. JPEG input images can be stored as either JPEG or binary output images, but binary input images can only be stored as binary output images. Grayscale input images produce grayscale output images, and color input images produce color output images. Lines are drawn in the color output image </w:t>
-      </w:r>
-      <w:proofErr w:type="spellStart"/>
-      <w:r>
-        <w:t>out_component</w:t>
-      </w:r>
-      <w:proofErr w:type="spellEnd"/>
-      <w:r>
-        <w:t xml:space="preserve"> component if specified. The output color image component defaults to 1 if omitted, and is ignored for grayscale images.</w:t>
+      <w:r>
+        <w:t>hough-draw-line Operator</w:t>
+      </w:r>
+    </w:p>
+    <w:p>
+      <w:r>
+        <w:t xml:space="preserve">The Hough draw line operator draws a line segment corresponding to a polar line (rho, theta) in an image and stores the resulting image. JPEG input images can be stored as either JPEG or binary output images, but binary input images can only be stored as binary output images. </w:t>
+      </w:r>
+      <w:r>
+        <w:lastRenderedPageBreak/>
+        <w:t>Grayscale input images produce grayscale output images, and color input images produce color output images. Lines are drawn in the color output image out_component component if specified. The output color image component defaults to 1 if omitted, and is ignored for grayscale images.</w:t>
       </w:r>
     </w:p>
     <w:p>
@@ -18069,54 +16108,29 @@
               <w:cnfStyle w:val="000000100000" w:firstRow="0" w:lastRow="0" w:firstColumn="0" w:lastColumn="0" w:oddVBand="0" w:evenVBand="0" w:oddHBand="1" w:evenHBand="0" w:firstRowFirstColumn="0" w:firstRowLastColumn="0" w:lastRowFirstColumn="0" w:lastRowLastColumn="0"/>
             </w:pPr>
             <w:r>
-              <w:t xml:space="preserve">input </w:t>
-            </w:r>
-            <w:proofErr w:type="spellStart"/>
-            <w:r>
-              <w:t>CV_8U</w:t>
-            </w:r>
-            <w:proofErr w:type="spellEnd"/>
-            <w:r>
-              <w:t xml:space="preserve">, </w:t>
-            </w:r>
-            <w:proofErr w:type="spellStart"/>
-            <w:r>
-              <w:t>CV_32S</w:t>
-            </w:r>
-            <w:proofErr w:type="spellEnd"/>
-            <w:r>
-              <w:t xml:space="preserve">, or </w:t>
-            </w:r>
-            <w:proofErr w:type="spellStart"/>
-            <w:r>
-              <w:t>CV_32F</w:t>
-            </w:r>
-            <w:proofErr w:type="spellEnd"/>
-            <w:r>
-              <w:t xml:space="preserve"> intensity image</w:t>
-            </w:r>
-          </w:p>
-        </w:tc>
-      </w:tr>
-      <w:tr>
-        <w:tc>
-          <w:tcPr>
-            <w:cnfStyle w:val="001000000000" w:firstRow="0" w:lastRow="0" w:firstColumn="1" w:lastColumn="0" w:oddVBand="0" w:evenVBand="0" w:oddHBand="0" w:evenHBand="0" w:firstRowFirstColumn="0" w:firstRowLastColumn="0" w:lastRowFirstColumn="0" w:lastRowLastColumn="0"/>
-            <w:tcW w:w="0" w:type="auto"/>
-          </w:tcPr>
-          <w:p>
-            <w:pPr>
-              <w:rPr>
-                <w:b w:val="0"/>
-                <w:bCs w:val="0"/>
-              </w:rPr>
-            </w:pPr>
-            <w:r>
-              <w:rPr>
-                <w:b w:val="0"/>
-                <w:bCs w:val="0"/>
-              </w:rPr>
-              <w:lastRenderedPageBreak/>
+              <w:t>input CV_8U, CV_32S, or CV_32F intensity image</w:t>
+            </w:r>
+          </w:p>
+        </w:tc>
+      </w:tr>
+      <w:tr>
+        <w:tc>
+          <w:tcPr>
+            <w:cnfStyle w:val="001000000000" w:firstRow="0" w:lastRow="0" w:firstColumn="1" w:lastColumn="0" w:oddVBand="0" w:evenVBand="0" w:oddHBand="0" w:evenHBand="0" w:firstRowFirstColumn="0" w:firstRowLastColumn="0" w:lastRowFirstColumn="0" w:lastRowLastColumn="0"/>
+            <w:tcW w:w="0" w:type="auto"/>
+          </w:tcPr>
+          <w:p>
+            <w:pPr>
+              <w:rPr>
+                <w:b w:val="0"/>
+                <w:bCs w:val="0"/>
+              </w:rPr>
+            </w:pPr>
+            <w:r>
+              <w:rPr>
+                <w:b w:val="0"/>
+                <w:bCs w:val="0"/>
+              </w:rPr>
               <w:t>output</w:t>
             </w:r>
           </w:p>
@@ -18169,31 +16183,7 @@
               <w:cnfStyle w:val="000000000000" w:firstRow="0" w:lastRow="0" w:firstColumn="0" w:lastColumn="0" w:oddVBand="0" w:evenVBand="0" w:oddHBand="0" w:evenHBand="0" w:firstRowFirstColumn="0" w:firstRowLastColumn="0" w:lastRowFirstColumn="0" w:lastRowLastColumn="0"/>
             </w:pPr>
             <w:r>
-              <w:t xml:space="preserve">output </w:t>
-            </w:r>
-            <w:proofErr w:type="spellStart"/>
-            <w:r>
-              <w:t>CV_8U</w:t>
-            </w:r>
-            <w:proofErr w:type="spellEnd"/>
-            <w:r>
-              <w:t xml:space="preserve">, </w:t>
-            </w:r>
-            <w:proofErr w:type="spellStart"/>
-            <w:r>
-              <w:t>CV_32S</w:t>
-            </w:r>
-            <w:proofErr w:type="spellEnd"/>
-            <w:r>
-              <w:t xml:space="preserve">, or </w:t>
-            </w:r>
-            <w:proofErr w:type="spellStart"/>
-            <w:r>
-              <w:t>CV_32F</w:t>
-            </w:r>
-            <w:proofErr w:type="spellEnd"/>
-            <w:r>
-              <w:t xml:space="preserve"> image with drawn line. </w:t>
+              <w:t xml:space="preserve">output CV_8U, CV_32S, or CV_32F image with drawn line. </w:t>
             </w:r>
           </w:p>
         </w:tc>
@@ -18268,7 +16258,6 @@
                 <w:bCs w:val="0"/>
               </w:rPr>
             </w:pPr>
-            <w:proofErr w:type="spellStart"/>
             <w:r>
               <w:rPr>
                 <w:b w:val="0"/>
@@ -18276,7 +16265,6 @@
               </w:rPr>
               <w:t>theta_inc</w:t>
             </w:r>
-            <w:proofErr w:type="spellEnd"/>
           </w:p>
         </w:tc>
         <w:tc>
@@ -18288,15 +16276,7 @@
               <w:cnfStyle w:val="000000100000" w:firstRow="0" w:lastRow="0" w:firstColumn="0" w:lastColumn="0" w:oddVBand="0" w:evenVBand="0" w:oddHBand="1" w:evenHBand="0" w:firstRowFirstColumn="0" w:firstRowLastColumn="0" w:lastRowFirstColumn="0" w:lastRowLastColumn="0"/>
             </w:pPr>
             <w:r>
-              <w:t xml:space="preserve">increment for the Hough accumulator angle. The number of angles are 180 / </w:t>
-            </w:r>
-            <w:proofErr w:type="spellStart"/>
-            <w:r>
-              <w:t>theta_inc</w:t>
-            </w:r>
-            <w:proofErr w:type="spellEnd"/>
-            <w:r>
-              <w:t>.</w:t>
+              <w:t>increment for the Hough accumulator angle. The number of angles are 180 / theta_inc.</w:t>
             </w:r>
           </w:p>
         </w:tc>
@@ -18392,7 +16372,6 @@
                 <w:bCs w:val="0"/>
               </w:rPr>
             </w:pPr>
-            <w:proofErr w:type="spellStart"/>
             <w:r>
               <w:rPr>
                 <w:b w:val="0"/>
@@ -18400,7 +16379,6 @@
               </w:rPr>
               <w:t>theta_index</w:t>
             </w:r>
-            <w:proofErr w:type="spellEnd"/>
           </w:p>
         </w:tc>
         <w:tc>
@@ -18435,7 +16413,6 @@
                 <w:bCs w:val="0"/>
               </w:rPr>
             </w:pPr>
-            <w:proofErr w:type="spellStart"/>
             <w:r>
               <w:rPr>
                 <w:b w:val="0"/>
@@ -18443,7 +16420,6 @@
               </w:rPr>
               <w:t>pixel_value</w:t>
             </w:r>
-            <w:proofErr w:type="spellEnd"/>
           </w:p>
         </w:tc>
         <w:tc>
@@ -18475,7 +16451,6 @@
                 <w:bCs w:val="0"/>
               </w:rPr>
             </w:pPr>
-            <w:proofErr w:type="spellStart"/>
             <w:r>
               <w:rPr>
                 <w:b w:val="0"/>
@@ -18483,7 +16458,6 @@
               </w:rPr>
               <w:t>out_component</w:t>
             </w:r>
-            <w:proofErr w:type="spellEnd"/>
           </w:p>
         </w:tc>
         <w:tc>
@@ -18720,69 +16694,42 @@
                 <w:szCs w:val="20"/>
               </w:rPr>
             </w:pPr>
-            <w:proofErr w:type="spellStart"/>
             <w:r>
               <w:rPr>
                 <w:sz w:val="20"/>
                 <w:szCs w:val="20"/>
               </w:rPr>
-              <w:t>CV_8U</w:t>
-            </w:r>
-            <w:proofErr w:type="spellEnd"/>
-            <w:r>
+              <w:t>CV_8U has value 0</w:t>
+            </w:r>
+          </w:p>
+          <w:p>
+            <w:pPr>
+              <w:pStyle w:val="tablebullet"/>
+              <w:cnfStyle w:val="000000000000" w:firstRow="0" w:lastRow="0" w:firstColumn="0" w:lastColumn="0" w:oddVBand="0" w:evenVBand="0" w:oddHBand="0" w:evenHBand="0" w:firstRowFirstColumn="0" w:firstRowLastColumn="0" w:lastRowFirstColumn="0" w:lastRowLastColumn="0"/>
               <w:rPr>
                 <w:sz w:val="20"/>
                 <w:szCs w:val="20"/>
               </w:rPr>
-              <w:t xml:space="preserve"> has value 0</w:t>
+            </w:pPr>
+            <w:r>
+              <w:rPr>
+                <w:sz w:val="20"/>
+                <w:szCs w:val="20"/>
+              </w:rPr>
+              <w:t>CV_32S has value 1</w:t>
             </w:r>
           </w:p>
           <w:p>
             <w:pPr>
               <w:pStyle w:val="tablebullet"/>
               <w:cnfStyle w:val="000000000000" w:firstRow="0" w:lastRow="0" w:firstColumn="0" w:lastColumn="0" w:oddVBand="0" w:evenVBand="0" w:oddHBand="0" w:evenHBand="0" w:firstRowFirstColumn="0" w:firstRowLastColumn="0" w:lastRowFirstColumn="0" w:lastRowLastColumn="0"/>
+            </w:pPr>
+            <w:r>
               <w:rPr>
                 <w:sz w:val="20"/>
                 <w:szCs w:val="20"/>
               </w:rPr>
-            </w:pPr>
-            <w:proofErr w:type="spellStart"/>
-            <w:r>
-              <w:rPr>
-                <w:sz w:val="20"/>
-                <w:szCs w:val="20"/>
-              </w:rPr>
-              <w:t>CV_32S</w:t>
-            </w:r>
-            <w:proofErr w:type="spellEnd"/>
-            <w:r>
-              <w:rPr>
-                <w:sz w:val="20"/>
-                <w:szCs w:val="20"/>
-              </w:rPr>
-              <w:t xml:space="preserve"> has value 1</w:t>
-            </w:r>
-          </w:p>
-          <w:p>
-            <w:pPr>
-              <w:pStyle w:val="tablebullet"/>
-              <w:cnfStyle w:val="000000000000" w:firstRow="0" w:lastRow="0" w:firstColumn="0" w:lastColumn="0" w:oddVBand="0" w:evenVBand="0" w:oddHBand="0" w:evenHBand="0" w:firstRowFirstColumn="0" w:firstRowLastColumn="0" w:lastRowFirstColumn="0" w:lastRowLastColumn="0"/>
-            </w:pPr>
-            <w:proofErr w:type="spellStart"/>
-            <w:r>
-              <w:rPr>
-                <w:sz w:val="20"/>
-                <w:szCs w:val="20"/>
-              </w:rPr>
-              <w:t>CV_32F</w:t>
-            </w:r>
-            <w:proofErr w:type="spellEnd"/>
-            <w:r>
-              <w:rPr>
-                <w:sz w:val="20"/>
-                <w:szCs w:val="20"/>
-              </w:rPr>
-              <w:t xml:space="preserve"> has value 2</w:t>
+              <w:t>CV_32F has value 2</w:t>
             </w:r>
           </w:p>
         </w:tc>
@@ -18991,13 +16938,8 @@
       <w:pPr>
         <w:pStyle w:val="Heading2"/>
       </w:pPr>
-      <w:proofErr w:type="spellStart"/>
-      <w:r>
-        <w:t>hough</w:t>
-      </w:r>
-      <w:proofErr w:type="spellEnd"/>
-      <w:r>
-        <w:t>-peak-detect Operator</w:t>
+      <w:r>
+        <w:t>hough-peak-detect Operator</w:t>
       </w:r>
     </w:p>
     <w:p>
@@ -19140,15 +17082,7 @@
               <w:cnfStyle w:val="000000100000" w:firstRow="0" w:lastRow="0" w:firstColumn="0" w:lastColumn="0" w:oddVBand="0" w:evenVBand="0" w:oddHBand="1" w:evenHBand="0" w:firstRowFirstColumn="0" w:firstRowLastColumn="0" w:lastRowFirstColumn="0" w:lastRowLastColumn="0"/>
             </w:pPr>
             <w:r>
-              <w:t>“</w:t>
-            </w:r>
-            <w:proofErr w:type="spellStart"/>
-            <w:r>
-              <w:t>hough</w:t>
-            </w:r>
-            <w:proofErr w:type="spellEnd"/>
-            <w:r>
-              <w:t>”</w:t>
+              <w:t>“hough”</w:t>
             </w:r>
           </w:p>
         </w:tc>
@@ -19197,6 +17131,7 @@
                 <w:b w:val="0"/>
                 <w:bCs w:val="0"/>
               </w:rPr>
+              <w:lastRenderedPageBreak/>
               <w:t>output</w:t>
             </w:r>
           </w:p>
@@ -19363,7 +17298,6 @@
                 <w:bCs w:val="0"/>
               </w:rPr>
             </w:pPr>
-            <w:proofErr w:type="spellStart"/>
             <w:r>
               <w:rPr>
                 <w:b w:val="0"/>
@@ -19371,7 +17305,6 @@
               </w:rPr>
               <w:t>max_peaks</w:t>
             </w:r>
-            <w:proofErr w:type="spellEnd"/>
           </w:p>
         </w:tc>
         <w:tc>
@@ -19424,7 +17357,6 @@
               <w:pStyle w:val="NoSpacing"/>
             </w:pPr>
             <w:r>
-              <w:lastRenderedPageBreak/>
               <w:t>Field</w:t>
             </w:r>
           </w:p>
@@ -19461,7 +17393,6 @@
                 <w:bCs w:val="0"/>
               </w:rPr>
             </w:pPr>
-            <w:proofErr w:type="spellStart"/>
             <w:r>
               <w:rPr>
                 <w:b w:val="0"/>
@@ -19469,7 +17400,6 @@
               </w:rPr>
               <w:t>theta_inc</w:t>
             </w:r>
-            <w:proofErr w:type="spellEnd"/>
           </w:p>
         </w:tc>
         <w:tc>
@@ -19501,7 +17431,6 @@
                 <w:bCs w:val="0"/>
               </w:rPr>
             </w:pPr>
-            <w:proofErr w:type="spellStart"/>
             <w:r>
               <w:rPr>
                 <w:b w:val="0"/>
@@ -19509,7 +17438,6 @@
               </w:rPr>
               <w:t>nthetas</w:t>
             </w:r>
-            <w:proofErr w:type="spellEnd"/>
           </w:p>
         </w:tc>
         <w:tc>
@@ -19522,13 +17450,8 @@
               <w:cnfStyle w:val="000000000000" w:firstRow="0" w:lastRow="0" w:firstColumn="0" w:lastColumn="0" w:oddVBand="0" w:evenVBand="0" w:oddHBand="0" w:evenHBand="0" w:firstRowFirstColumn="0" w:firstRowLastColumn="0" w:lastRowFirstColumn="0" w:lastRowLastColumn="0"/>
             </w:pPr>
             <w:r>
-              <w:t xml:space="preserve">The number of angles sampled = 180 / </w:t>
-            </w:r>
-            <w:proofErr w:type="spellStart"/>
-            <w:r>
-              <w:t>theta_inc</w:t>
-            </w:r>
-            <w:proofErr w:type="spellEnd"/>
+              <w:t>The number of angles sampled = 180 / theta_inc</w:t>
+            </w:r>
           </w:p>
         </w:tc>
       </w:tr>
@@ -19549,7 +17472,6 @@
                 <w:bCs w:val="0"/>
               </w:rPr>
             </w:pPr>
-            <w:proofErr w:type="spellStart"/>
             <w:r>
               <w:rPr>
                 <w:b w:val="0"/>
@@ -19557,7 +17479,6 @@
               </w:rPr>
               <w:t>nrhos</w:t>
             </w:r>
-            <w:proofErr w:type="spellEnd"/>
           </w:p>
         </w:tc>
         <w:tc>
@@ -19749,56 +17670,24 @@
                 <w:sz w:val="20"/>
                 <w:szCs w:val="20"/>
               </w:rPr>
-              <w:t xml:space="preserve">Copy the input image to the output image </w:t>
-            </w:r>
-            <w:proofErr w:type="spellStart"/>
-            <w:r>
+              <w:t xml:space="preserve">Copy the input image to the output image out_component component. </w:t>
+            </w:r>
+          </w:p>
+          <w:p>
+            <w:pPr>
+              <w:pStyle w:val="tablebullet"/>
+              <w:cnfStyle w:val="000000000000" w:firstRow="0" w:lastRow="0" w:firstColumn="0" w:lastColumn="0" w:oddVBand="0" w:evenVBand="0" w:oddHBand="0" w:evenHBand="0" w:firstRowFirstColumn="0" w:firstRowLastColumn="0" w:lastRowFirstColumn="0" w:lastRowLastColumn="0"/>
               <w:rPr>
                 <w:sz w:val="20"/>
                 <w:szCs w:val="20"/>
               </w:rPr>
-              <w:t>out_component</w:t>
-            </w:r>
-            <w:proofErr w:type="spellEnd"/>
+            </w:pPr>
             <w:r>
               <w:rPr>
                 <w:sz w:val="20"/>
                 <w:szCs w:val="20"/>
               </w:rPr>
-              <w:t xml:space="preserve"> component. </w:t>
-            </w:r>
-          </w:p>
-          <w:p>
-            <w:pPr>
-              <w:pStyle w:val="tablebullet"/>
-              <w:cnfStyle w:val="000000000000" w:firstRow="0" w:lastRow="0" w:firstColumn="0" w:lastColumn="0" w:oddVBand="0" w:evenVBand="0" w:oddHBand="0" w:evenHBand="0" w:firstRowFirstColumn="0" w:firstRowLastColumn="0" w:lastRowFirstColumn="0" w:lastRowLastColumn="0"/>
-              <w:rPr>
-                <w:sz w:val="20"/>
-                <w:szCs w:val="20"/>
-              </w:rPr>
-            </w:pPr>
-            <w:r>
-              <w:rPr>
-                <w:sz w:val="20"/>
-                <w:szCs w:val="20"/>
-              </w:rPr>
-              <w:t xml:space="preserve">Copy the input image to the first output image component if the </w:t>
-            </w:r>
-            <w:proofErr w:type="spellStart"/>
-            <w:r>
-              <w:rPr>
-                <w:sz w:val="20"/>
-                <w:szCs w:val="20"/>
-              </w:rPr>
-              <w:t>out_component</w:t>
-            </w:r>
-            <w:proofErr w:type="spellEnd"/>
-            <w:r>
-              <w:rPr>
-                <w:sz w:val="20"/>
-                <w:szCs w:val="20"/>
-              </w:rPr>
-              <w:t xml:space="preserve"> parameter is omitted.</w:t>
+              <w:t>Copy the input image to the first output image component if the out_component parameter is omitted.</w:t>
             </w:r>
           </w:p>
         </w:tc>
@@ -19859,72 +17748,24 @@
                 <w:sz w:val="20"/>
                 <w:szCs w:val="20"/>
               </w:rPr>
-              <w:t xml:space="preserve">Copy the input image </w:t>
-            </w:r>
-            <w:proofErr w:type="spellStart"/>
-            <w:r>
+              <w:t xml:space="preserve">Copy the input image in_component component to the output image in_component component. </w:t>
+            </w:r>
+          </w:p>
+          <w:p>
+            <w:pPr>
+              <w:pStyle w:val="tablebullet"/>
+              <w:cnfStyle w:val="000000100000" w:firstRow="0" w:lastRow="0" w:firstColumn="0" w:lastColumn="0" w:oddVBand="0" w:evenVBand="0" w:oddHBand="1" w:evenHBand="0" w:firstRowFirstColumn="0" w:firstRowLastColumn="0" w:lastRowFirstColumn="0" w:lastRowLastColumn="0"/>
               <w:rPr>
                 <w:sz w:val="20"/>
                 <w:szCs w:val="20"/>
               </w:rPr>
-              <w:t>in_component</w:t>
-            </w:r>
-            <w:proofErr w:type="spellEnd"/>
+            </w:pPr>
             <w:r>
               <w:rPr>
                 <w:sz w:val="20"/>
                 <w:szCs w:val="20"/>
               </w:rPr>
-              <w:t xml:space="preserve"> component to the output image </w:t>
-            </w:r>
-            <w:proofErr w:type="spellStart"/>
-            <w:r>
-              <w:rPr>
-                <w:sz w:val="20"/>
-                <w:szCs w:val="20"/>
-              </w:rPr>
-              <w:t>in_component</w:t>
-            </w:r>
-            <w:proofErr w:type="spellEnd"/>
-            <w:r>
-              <w:rPr>
-                <w:sz w:val="20"/>
-                <w:szCs w:val="20"/>
-              </w:rPr>
-              <w:t xml:space="preserve"> component. </w:t>
-            </w:r>
-          </w:p>
-          <w:p>
-            <w:pPr>
-              <w:pStyle w:val="tablebullet"/>
-              <w:cnfStyle w:val="000000100000" w:firstRow="0" w:lastRow="0" w:firstColumn="0" w:lastColumn="0" w:oddVBand="0" w:evenVBand="0" w:oddHBand="1" w:evenHBand="0" w:firstRowFirstColumn="0" w:firstRowLastColumn="0" w:lastRowFirstColumn="0" w:lastRowLastColumn="0"/>
-              <w:rPr>
-                <w:sz w:val="20"/>
-                <w:szCs w:val="20"/>
-              </w:rPr>
-            </w:pPr>
-            <w:r>
-              <w:rPr>
-                <w:sz w:val="20"/>
-                <w:szCs w:val="20"/>
-              </w:rPr>
-              <w:t xml:space="preserve">Copy the first input image component to the output image if the </w:t>
-            </w:r>
-            <w:proofErr w:type="spellStart"/>
-            <w:r>
-              <w:rPr>
-                <w:sz w:val="20"/>
-                <w:szCs w:val="20"/>
-              </w:rPr>
-              <w:t>in_component</w:t>
-            </w:r>
-            <w:proofErr w:type="spellEnd"/>
-            <w:r>
-              <w:rPr>
-                <w:sz w:val="20"/>
-                <w:szCs w:val="20"/>
-              </w:rPr>
-              <w:t xml:space="preserve"> parameter is omitted.</w:t>
+              <w:t>Copy the first input image component to the output image if the in_component parameter is omitted.</w:t>
             </w:r>
           </w:p>
         </w:tc>
@@ -19984,23 +17825,7 @@
         <w:pStyle w:val="Normalafterlist"/>
       </w:pPr>
       <w:r>
-        <w:t xml:space="preserve">There are several variations depending whether the </w:t>
-      </w:r>
-      <w:proofErr w:type="spellStart"/>
-      <w:r>
-        <w:t>in_component</w:t>
-      </w:r>
-      <w:proofErr w:type="spellEnd"/>
-      <w:r>
-        <w:t xml:space="preserve"> or </w:t>
-      </w:r>
-      <w:proofErr w:type="spellStart"/>
-      <w:r>
-        <w:t>out_component</w:t>
-      </w:r>
-      <w:proofErr w:type="spellEnd"/>
-      <w:r>
-        <w:t xml:space="preserve"> parameters are specified.</w:t>
+        <w:t>There are several variations depending whether the in_component or out_component parameters are specified.</w:t>
       </w:r>
     </w:p>
     <w:tbl>
@@ -20026,11 +17851,9 @@
             <w:tcW w:w="0" w:type="auto"/>
           </w:tcPr>
           <w:p>
-            <w:proofErr w:type="spellStart"/>
             <w:r>
               <w:t>in_component</w:t>
             </w:r>
-            <w:proofErr w:type="spellEnd"/>
           </w:p>
         </w:tc>
         <w:tc>
@@ -20041,11 +17864,9 @@
             <w:pPr>
               <w:cnfStyle w:val="100000000000" w:firstRow="1" w:lastRow="0" w:firstColumn="0" w:lastColumn="0" w:oddVBand="0" w:evenVBand="0" w:oddHBand="0" w:evenHBand="0" w:firstRowFirstColumn="0" w:firstRowLastColumn="0" w:lastRowFirstColumn="0" w:lastRowLastColumn="0"/>
             </w:pPr>
-            <w:proofErr w:type="spellStart"/>
             <w:r>
               <w:t>out_component</w:t>
             </w:r>
-            <w:proofErr w:type="spellEnd"/>
           </w:p>
         </w:tc>
         <w:tc>
@@ -20110,23 +17931,7 @@
               <w:cnfStyle w:val="000000100000" w:firstRow="0" w:lastRow="0" w:firstColumn="0" w:lastColumn="0" w:oddVBand="0" w:evenVBand="0" w:oddHBand="1" w:evenHBand="0" w:firstRowFirstColumn="0" w:firstRowLastColumn="0" w:lastRowFirstColumn="0" w:lastRowLastColumn="0"/>
             </w:pPr>
             <w:r>
-              <w:t xml:space="preserve">Copy the input image </w:t>
-            </w:r>
-            <w:proofErr w:type="spellStart"/>
-            <w:r>
-              <w:t>in_component</w:t>
-            </w:r>
-            <w:proofErr w:type="spellEnd"/>
-            <w:r>
-              <w:t xml:space="preserve"> to the output image </w:t>
-            </w:r>
-            <w:proofErr w:type="spellStart"/>
-            <w:r>
-              <w:t>out_component</w:t>
-            </w:r>
-            <w:proofErr w:type="spellEnd"/>
-            <w:r>
-              <w:t xml:space="preserve"> component </w:t>
+              <w:t xml:space="preserve">Copy the input image in_component to the output image out_component component </w:t>
             </w:r>
           </w:p>
         </w:tc>
@@ -20176,23 +17981,7 @@
               <w:cnfStyle w:val="000000000000" w:firstRow="0" w:lastRow="0" w:firstColumn="0" w:lastColumn="0" w:oddVBand="0" w:evenVBand="0" w:oddHBand="0" w:evenHBand="0" w:firstRowFirstColumn="0" w:firstRowLastColumn="0" w:lastRowFirstColumn="0" w:lastRowLastColumn="0"/>
             </w:pPr>
             <w:r>
-              <w:t xml:space="preserve">Copy the input image </w:t>
-            </w:r>
-            <w:proofErr w:type="spellStart"/>
-            <w:r>
-              <w:t>in_component</w:t>
-            </w:r>
-            <w:proofErr w:type="spellEnd"/>
-            <w:r>
-              <w:t xml:space="preserve"> component to the </w:t>
-            </w:r>
-            <w:proofErr w:type="spellStart"/>
-            <w:r>
-              <w:t>in_component</w:t>
-            </w:r>
-            <w:proofErr w:type="spellEnd"/>
-            <w:r>
-              <w:t xml:space="preserve"> component of the output image</w:t>
+              <w:t>Copy the input image in_component component to the in_component component of the output image</w:t>
             </w:r>
           </w:p>
         </w:tc>
@@ -20245,23 +18034,7 @@
               <w:cnfStyle w:val="000000100000" w:firstRow="0" w:lastRow="0" w:firstColumn="0" w:lastColumn="0" w:oddVBand="0" w:evenVBand="0" w:oddHBand="1" w:evenHBand="0" w:firstRowFirstColumn="0" w:firstRowLastColumn="0" w:lastRowFirstColumn="0" w:lastRowLastColumn="0"/>
             </w:pPr>
             <w:r>
-              <w:t xml:space="preserve">Copy the input image </w:t>
-            </w:r>
-            <w:proofErr w:type="spellStart"/>
-            <w:r>
-              <w:t>out_component</w:t>
-            </w:r>
-            <w:proofErr w:type="spellEnd"/>
-            <w:r>
-              <w:t xml:space="preserve"> component to the output image </w:t>
-            </w:r>
-            <w:proofErr w:type="spellStart"/>
-            <w:r>
-              <w:t>out_component</w:t>
-            </w:r>
-            <w:proofErr w:type="spellEnd"/>
-            <w:r>
-              <w:t xml:space="preserve"> component </w:t>
+              <w:t xml:space="preserve">Copy the input image out_component component to the output image out_component component </w:t>
             </w:r>
           </w:p>
         </w:tc>
@@ -20386,7 +18159,6 @@
                 <w:bCs w:val="0"/>
               </w:rPr>
             </w:pPr>
-            <w:proofErr w:type="spellStart"/>
             <w:r>
               <w:rPr>
                 <w:b w:val="0"/>
@@ -20394,7 +18166,6 @@
               </w:rPr>
               <w:t>in_component</w:t>
             </w:r>
-            <w:proofErr w:type="spellEnd"/>
           </w:p>
         </w:tc>
         <w:tc>
@@ -20425,7 +18196,6 @@
                 <w:bCs w:val="0"/>
               </w:rPr>
             </w:pPr>
-            <w:proofErr w:type="spellStart"/>
             <w:r>
               <w:rPr>
                 <w:b w:val="0"/>
@@ -20433,7 +18203,6 @@
               </w:rPr>
               <w:t>out_component</w:t>
             </w:r>
-            <w:proofErr w:type="spellEnd"/>
           </w:p>
         </w:tc>
         <w:tc>
@@ -20457,6 +18226,7 @@
         <w:pStyle w:val="Normalafterlist"/>
       </w:pPr>
       <w:r>
+        <w:lastRenderedPageBreak/>
         <w:t>The experiment log output includes the output image pixel parameters:</w:t>
       </w:r>
     </w:p>
@@ -20670,69 +18440,42 @@
                 <w:szCs w:val="20"/>
               </w:rPr>
             </w:pPr>
-            <w:proofErr w:type="spellStart"/>
             <w:r>
               <w:rPr>
                 <w:sz w:val="20"/>
                 <w:szCs w:val="20"/>
               </w:rPr>
-              <w:t>CV_8U</w:t>
-            </w:r>
-            <w:proofErr w:type="spellEnd"/>
-            <w:r>
+              <w:t>CV_8U has value 0</w:t>
+            </w:r>
+          </w:p>
+          <w:p>
+            <w:pPr>
+              <w:pStyle w:val="tablebullet"/>
+              <w:cnfStyle w:val="000000000000" w:firstRow="0" w:lastRow="0" w:firstColumn="0" w:lastColumn="0" w:oddVBand="0" w:evenVBand="0" w:oddHBand="0" w:evenHBand="0" w:firstRowFirstColumn="0" w:firstRowLastColumn="0" w:lastRowFirstColumn="0" w:lastRowLastColumn="0"/>
               <w:rPr>
                 <w:sz w:val="20"/>
                 <w:szCs w:val="20"/>
               </w:rPr>
-              <w:t xml:space="preserve"> has value 0</w:t>
+            </w:pPr>
+            <w:r>
+              <w:rPr>
+                <w:sz w:val="20"/>
+                <w:szCs w:val="20"/>
+              </w:rPr>
+              <w:t>CV_32S has value 1</w:t>
             </w:r>
           </w:p>
           <w:p>
             <w:pPr>
               <w:pStyle w:val="tablebullet"/>
               <w:cnfStyle w:val="000000000000" w:firstRow="0" w:lastRow="0" w:firstColumn="0" w:lastColumn="0" w:oddVBand="0" w:evenVBand="0" w:oddHBand="0" w:evenHBand="0" w:firstRowFirstColumn="0" w:firstRowLastColumn="0" w:lastRowFirstColumn="0" w:lastRowLastColumn="0"/>
+            </w:pPr>
+            <w:r>
               <w:rPr>
                 <w:sz w:val="20"/>
                 <w:szCs w:val="20"/>
               </w:rPr>
-            </w:pPr>
-            <w:proofErr w:type="spellStart"/>
-            <w:r>
-              <w:rPr>
-                <w:sz w:val="20"/>
-                <w:szCs w:val="20"/>
-              </w:rPr>
-              <w:t>CV_32S</w:t>
-            </w:r>
-            <w:proofErr w:type="spellEnd"/>
-            <w:r>
-              <w:rPr>
-                <w:sz w:val="20"/>
-                <w:szCs w:val="20"/>
-              </w:rPr>
-              <w:t xml:space="preserve"> has value 1</w:t>
-            </w:r>
-          </w:p>
-          <w:p>
-            <w:pPr>
-              <w:pStyle w:val="tablebullet"/>
-              <w:cnfStyle w:val="000000000000" w:firstRow="0" w:lastRow="0" w:firstColumn="0" w:lastColumn="0" w:oddVBand="0" w:evenVBand="0" w:oddHBand="0" w:evenHBand="0" w:firstRowFirstColumn="0" w:firstRowLastColumn="0" w:lastRowFirstColumn="0" w:lastRowLastColumn="0"/>
-            </w:pPr>
-            <w:proofErr w:type="spellStart"/>
-            <w:r>
-              <w:rPr>
-                <w:sz w:val="20"/>
-                <w:szCs w:val="20"/>
-              </w:rPr>
-              <w:t>CV_32F</w:t>
-            </w:r>
-            <w:proofErr w:type="spellEnd"/>
-            <w:r>
-              <w:rPr>
-                <w:sz w:val="20"/>
-                <w:szCs w:val="20"/>
-              </w:rPr>
-              <w:t xml:space="preserve"> has value 2</w:t>
+              <w:t>CV_32F has value 2</w:t>
             </w:r>
           </w:p>
         </w:tc>
@@ -20743,37 +18486,12 @@
         <w:pStyle w:val="Heading2"/>
       </w:pPr>
       <w:r>
-        <w:lastRenderedPageBreak/>
         <w:t>transform-intensity-map Operator</w:t>
       </w:r>
     </w:p>
     <w:p>
       <w:r>
-        <w:t xml:space="preserve">The transform intensity map operator maps the input image pixel value range to the specified output image pixel value range. Input JPEG and binary images can map to </w:t>
-      </w:r>
-      <w:proofErr w:type="spellStart"/>
-      <w:r>
-        <w:t>CV_8U</w:t>
-      </w:r>
-      <w:proofErr w:type="spellEnd"/>
-      <w:r>
-        <w:t xml:space="preserve"> JPEG images or </w:t>
-      </w:r>
-      <w:proofErr w:type="spellStart"/>
-      <w:r>
-        <w:t>CV_32S</w:t>
-      </w:r>
-      <w:proofErr w:type="spellEnd"/>
-      <w:r>
-        <w:t xml:space="preserve"> and </w:t>
-      </w:r>
-      <w:proofErr w:type="spellStart"/>
-      <w:r>
-        <w:t>CV_32F</w:t>
-      </w:r>
-      <w:proofErr w:type="spellEnd"/>
-      <w:r>
-        <w:t xml:space="preserve"> binary images The mapping of input to output intensity values are determined as follows.</w:t>
+        <w:t>The transform intensity map operator maps the input image pixel value range to the specified output image pixel value range. Input JPEG and binary images can map to CV_8U JPEG images or CV_32S and CV_32F binary images The mapping of input to output intensity values are determined as follows.</w:t>
       </w:r>
     </w:p>
     <w:p>
@@ -20783,7 +18501,6 @@
       <w:r>
         <w:t xml:space="preserve">  if input value &lt; </w:t>
       </w:r>
-      <w:proofErr w:type="spellStart"/>
       <w:r>
         <w:rPr>
           <w:rFonts w:eastAsia="Times New Roman" w:cs="Arial"/>
@@ -20791,20 +18508,14 @@
         </w:rPr>
         <w:t>lower_in</w:t>
       </w:r>
-      <w:proofErr w:type="spellEnd"/>
     </w:p>
     <w:p>
       <w:pPr>
         <w:pStyle w:val="code"/>
       </w:pPr>
       <w:r>
-        <w:t xml:space="preserve">    output value = </w:t>
-      </w:r>
-      <w:proofErr w:type="spellStart"/>
-      <w:r>
-        <w:t>lower_out</w:t>
-      </w:r>
-      <w:proofErr w:type="spellEnd"/>
+        <w:t xml:space="preserve">    output value = lower_out</w:t>
+      </w:r>
     </w:p>
     <w:p>
       <w:pPr>
@@ -20813,7 +18524,6 @@
       <w:r>
         <w:t xml:space="preserve">  else if input value &gt;= </w:t>
       </w:r>
-      <w:proofErr w:type="spellStart"/>
       <w:r>
         <w:rPr>
           <w:rFonts w:eastAsia="Times New Roman" w:cs="Arial"/>
@@ -20821,20 +18531,14 @@
         </w:rPr>
         <w:t>upper_in</w:t>
       </w:r>
-      <w:proofErr w:type="spellEnd"/>
     </w:p>
     <w:p>
       <w:pPr>
         <w:pStyle w:val="code"/>
       </w:pPr>
       <w:r>
-        <w:t xml:space="preserve">    output value = </w:t>
-      </w:r>
-      <w:proofErr w:type="spellStart"/>
-      <w:r>
-        <w:t>upper_out</w:t>
-      </w:r>
-      <w:proofErr w:type="spellEnd"/>
+        <w:t xml:space="preserve">    output value = upper_out</w:t>
+      </w:r>
     </w:p>
     <w:p>
       <w:pPr>
@@ -20861,17 +18565,8 @@
         </w:rPr>
       </w:pPr>
       <w:r>
-        <w:t xml:space="preserve">      </w:t>
-      </w:r>
-      <w:proofErr w:type="spellStart"/>
-      <w:r>
-        <w:t>lower_out</w:t>
-      </w:r>
-      <w:proofErr w:type="spellEnd"/>
-      <w:r>
-        <w:t xml:space="preserve"> + (input value - </w:t>
-      </w:r>
-      <w:proofErr w:type="spellStart"/>
+        <w:t xml:space="preserve">      lower_out + (input value - </w:t>
+      </w:r>
       <w:r>
         <w:rPr>
           <w:rFonts w:eastAsia="Times New Roman" w:cs="Arial"/>
@@ -20879,19 +18574,9 @@
         </w:rPr>
         <w:t>lower_in</w:t>
       </w:r>
-      <w:proofErr w:type="spellEnd"/>
-      <w:r>
-        <w:t>) * (</w:t>
-      </w:r>
-      <w:proofErr w:type="spellStart"/>
-      <w:r>
-        <w:t>upper_out</w:t>
-      </w:r>
-      <w:proofErr w:type="spellEnd"/>
-      <w:r>
-        <w:t xml:space="preserve"> - </w:t>
-      </w:r>
-      <w:proofErr w:type="spellStart"/>
+      <w:r>
+        <w:t xml:space="preserve">) * (upper_out - </w:t>
+      </w:r>
       <w:r>
         <w:rPr>
           <w:rFonts w:eastAsia="Times New Roman" w:cs="Arial"/>
@@ -20899,19 +18584,9 @@
         </w:rPr>
         <w:t>upper_in</w:t>
       </w:r>
-      <w:proofErr w:type="spellEnd"/>
-      <w:r>
-        <w:t>) / (</w:t>
-      </w:r>
-      <w:proofErr w:type="spellStart"/>
-      <w:r>
-        <w:t>lower_out</w:t>
-      </w:r>
-      <w:proofErr w:type="spellEnd"/>
-      <w:r>
-        <w:t xml:space="preserve"> - </w:t>
-      </w:r>
-      <w:proofErr w:type="spellStart"/>
+      <w:r>
+        <w:t xml:space="preserve">) / (lower_out - </w:t>
+      </w:r>
       <w:r>
         <w:rPr>
           <w:rFonts w:eastAsia="Times New Roman" w:cs="Arial"/>
@@ -20919,7 +18594,6 @@
         </w:rPr>
         <w:t>lower_in</w:t>
       </w:r>
-      <w:proofErr w:type="spellEnd"/>
       <w:r>
         <w:t>)</w:t>
       </w:r>
@@ -20929,39 +18603,7 @@
         <w:pStyle w:val="Normalafterlist"/>
       </w:pPr>
       <w:r>
-        <w:t xml:space="preserve">The operator can threshold images by specifying </w:t>
-      </w:r>
-      <w:proofErr w:type="spellStart"/>
-      <w:r>
-        <w:t>lower_in</w:t>
-      </w:r>
-      <w:proofErr w:type="spellEnd"/>
-      <w:r>
-        <w:t xml:space="preserve"> = </w:t>
-      </w:r>
-      <w:proofErr w:type="spellStart"/>
-      <w:r>
-        <w:t>upper_in</w:t>
-      </w:r>
-      <w:proofErr w:type="spellEnd"/>
-      <w:r>
-        <w:t xml:space="preserve"> = threshold value. </w:t>
-      </w:r>
-      <w:proofErr w:type="spellStart"/>
-      <w:r>
-        <w:t>Lower_out</w:t>
-      </w:r>
-      <w:proofErr w:type="spellEnd"/>
-      <w:r>
-        <w:t xml:space="preserve"> then is the output pixel value for input pixel values &lt; threshold, and </w:t>
-      </w:r>
-      <w:proofErr w:type="spellStart"/>
-      <w:r>
-        <w:t>upper_out</w:t>
-      </w:r>
-      <w:proofErr w:type="spellEnd"/>
-      <w:r>
-        <w:t xml:space="preserve"> is the output pixel value for input pixel values &gt;= threshold. </w:t>
+        <w:t xml:space="preserve">The operator can threshold images by specifying lower_in = upper_in = threshold value. Lower_out then is the output pixel value for input pixel values &lt; threshold, and upper_out is the output pixel value for input pixel values &gt;= threshold. </w:t>
       </w:r>
     </w:p>
     <w:p>
@@ -21125,31 +18767,7 @@
               <w:cnfStyle w:val="000000100000" w:firstRow="0" w:lastRow="0" w:firstColumn="0" w:lastColumn="0" w:oddVBand="0" w:evenVBand="0" w:oddHBand="1" w:evenHBand="0" w:firstRowFirstColumn="0" w:firstRowLastColumn="0" w:lastRowFirstColumn="0" w:lastRowLastColumn="0"/>
             </w:pPr>
             <w:r>
-              <w:t xml:space="preserve">input </w:t>
-            </w:r>
-            <w:proofErr w:type="spellStart"/>
-            <w:r>
-              <w:t>CV_8U</w:t>
-            </w:r>
-            <w:proofErr w:type="spellEnd"/>
-            <w:r>
-              <w:t xml:space="preserve">, </w:t>
-            </w:r>
-            <w:proofErr w:type="spellStart"/>
-            <w:r>
-              <w:t>CV_32S</w:t>
-            </w:r>
-            <w:proofErr w:type="spellEnd"/>
-            <w:r>
-              <w:t xml:space="preserve">, or </w:t>
-            </w:r>
-            <w:proofErr w:type="spellStart"/>
-            <w:r>
-              <w:t>CV_32F</w:t>
-            </w:r>
-            <w:proofErr w:type="spellEnd"/>
-            <w:r>
-              <w:t xml:space="preserve"> intensity image</w:t>
+              <w:t>input CV_8U, CV_32S, or CV_32F intensity image</w:t>
             </w:r>
           </w:p>
         </w:tc>
@@ -21224,31 +18842,7 @@
               <w:cnfStyle w:val="000000000000" w:firstRow="0" w:lastRow="0" w:firstColumn="0" w:lastColumn="0" w:oddVBand="0" w:evenVBand="0" w:oddHBand="0" w:evenHBand="0" w:firstRowFirstColumn="0" w:firstRowLastColumn="0" w:lastRowFirstColumn="0" w:lastRowLastColumn="0"/>
             </w:pPr>
             <w:r>
-              <w:t xml:space="preserve">output </w:t>
-            </w:r>
-            <w:proofErr w:type="spellStart"/>
-            <w:r>
-              <w:t>CV_8U</w:t>
-            </w:r>
-            <w:proofErr w:type="spellEnd"/>
-            <w:r>
-              <w:t xml:space="preserve">, </w:t>
-            </w:r>
-            <w:proofErr w:type="spellStart"/>
-            <w:r>
-              <w:t>CV_32S</w:t>
-            </w:r>
-            <w:proofErr w:type="spellEnd"/>
-            <w:r>
-              <w:t xml:space="preserve">, or </w:t>
-            </w:r>
-            <w:proofErr w:type="spellStart"/>
-            <w:r>
-              <w:t>CV_32F</w:t>
-            </w:r>
-            <w:proofErr w:type="spellEnd"/>
-            <w:r>
-              <w:t xml:space="preserve"> mapped intensity  image. </w:t>
+              <w:t xml:space="preserve">output CV_8U, CV_32S, or CV_32F mapped intensity  image. </w:t>
             </w:r>
           </w:p>
         </w:tc>
@@ -21323,7 +18917,6 @@
                 <w:bCs w:val="0"/>
               </w:rPr>
             </w:pPr>
-            <w:proofErr w:type="spellStart"/>
             <w:r>
               <w:rPr>
                 <w:b w:val="0"/>
@@ -21331,7 +18924,6 @@
               </w:rPr>
               <w:t>lower_in</w:t>
             </w:r>
-            <w:proofErr w:type="spellEnd"/>
           </w:p>
         </w:tc>
         <w:tc>
@@ -21362,7 +18954,6 @@
                 <w:bCs w:val="0"/>
               </w:rPr>
             </w:pPr>
-            <w:proofErr w:type="spellStart"/>
             <w:r>
               <w:rPr>
                 <w:b w:val="0"/>
@@ -21370,7 +18961,6 @@
               </w:rPr>
               <w:t>upper_in</w:t>
             </w:r>
-            <w:proofErr w:type="spellEnd"/>
           </w:p>
         </w:tc>
         <w:tc>
@@ -21404,7 +18994,6 @@
                 <w:bCs w:val="0"/>
               </w:rPr>
             </w:pPr>
-            <w:proofErr w:type="spellStart"/>
             <w:r>
               <w:rPr>
                 <w:b w:val="0"/>
@@ -21412,7 +19001,6 @@
               </w:rPr>
               <w:t>lower_out</w:t>
             </w:r>
-            <w:proofErr w:type="spellEnd"/>
           </w:p>
         </w:tc>
         <w:tc>
@@ -21443,7 +19031,6 @@
                 <w:bCs w:val="0"/>
               </w:rPr>
             </w:pPr>
-            <w:proofErr w:type="spellStart"/>
             <w:r>
               <w:rPr>
                 <w:b w:val="0"/>
@@ -21451,7 +19038,6 @@
               </w:rPr>
               <w:t>upper_out</w:t>
             </w:r>
-            <w:proofErr w:type="spellEnd"/>
           </w:p>
         </w:tc>
         <w:tc>
@@ -21475,23 +19061,7 @@
         <w:pStyle w:val="Normalafterlist"/>
       </w:pPr>
       <w:r>
-        <w:t xml:space="preserve">If </w:t>
-      </w:r>
-      <w:proofErr w:type="spellStart"/>
-      <w:r>
-        <w:t>lower_in</w:t>
-      </w:r>
-      <w:proofErr w:type="spellEnd"/>
-      <w:r>
-        <w:t xml:space="preserve"> or </w:t>
-      </w:r>
-      <w:proofErr w:type="spellStart"/>
-      <w:r>
-        <w:t>lower_out</w:t>
-      </w:r>
-      <w:proofErr w:type="spellEnd"/>
-      <w:r>
-        <w:t xml:space="preserve"> are omitted, they default to the lowest input image pixel value or highest input image pixel value.</w:t>
+        <w:t>If lower_in or lower_out are omitted, they default to the lowest input image pixel value or highest input image pixel value.</w:t>
       </w:r>
     </w:p>
     <w:p>
@@ -21648,6 +19218,7 @@
                 <w:b w:val="0"/>
                 <w:bCs w:val="0"/>
               </w:rPr>
+              <w:lastRenderedPageBreak/>
               <w:t>components</w:t>
             </w:r>
           </w:p>
@@ -21712,69 +19283,42 @@
                 <w:szCs w:val="20"/>
               </w:rPr>
             </w:pPr>
-            <w:proofErr w:type="spellStart"/>
             <w:r>
               <w:rPr>
                 <w:sz w:val="20"/>
                 <w:szCs w:val="20"/>
               </w:rPr>
-              <w:t>CV_8U</w:t>
-            </w:r>
-            <w:proofErr w:type="spellEnd"/>
-            <w:r>
+              <w:t>CV_8U has value 0</w:t>
+            </w:r>
+          </w:p>
+          <w:p>
+            <w:pPr>
+              <w:pStyle w:val="tablebullet"/>
+              <w:cnfStyle w:val="000000000000" w:firstRow="0" w:lastRow="0" w:firstColumn="0" w:lastColumn="0" w:oddVBand="0" w:evenVBand="0" w:oddHBand="0" w:evenHBand="0" w:firstRowFirstColumn="0" w:firstRowLastColumn="0" w:lastRowFirstColumn="0" w:lastRowLastColumn="0"/>
               <w:rPr>
                 <w:sz w:val="20"/>
                 <w:szCs w:val="20"/>
               </w:rPr>
-              <w:t xml:space="preserve"> has value 0</w:t>
+            </w:pPr>
+            <w:r>
+              <w:rPr>
+                <w:sz w:val="20"/>
+                <w:szCs w:val="20"/>
+              </w:rPr>
+              <w:t>CV_32S has value 1</w:t>
             </w:r>
           </w:p>
           <w:p>
             <w:pPr>
               <w:pStyle w:val="tablebullet"/>
               <w:cnfStyle w:val="000000000000" w:firstRow="0" w:lastRow="0" w:firstColumn="0" w:lastColumn="0" w:oddVBand="0" w:evenVBand="0" w:oddHBand="0" w:evenHBand="0" w:firstRowFirstColumn="0" w:firstRowLastColumn="0" w:lastRowFirstColumn="0" w:lastRowLastColumn="0"/>
+            </w:pPr>
+            <w:r>
               <w:rPr>
                 <w:sz w:val="20"/>
                 <w:szCs w:val="20"/>
               </w:rPr>
-            </w:pPr>
-            <w:proofErr w:type="spellStart"/>
-            <w:r>
-              <w:rPr>
-                <w:sz w:val="20"/>
-                <w:szCs w:val="20"/>
-              </w:rPr>
-              <w:t>CV_32S</w:t>
-            </w:r>
-            <w:proofErr w:type="spellEnd"/>
-            <w:r>
-              <w:rPr>
-                <w:sz w:val="20"/>
-                <w:szCs w:val="20"/>
-              </w:rPr>
-              <w:t xml:space="preserve"> has value 1</w:t>
-            </w:r>
-          </w:p>
-          <w:p>
-            <w:pPr>
-              <w:pStyle w:val="tablebullet"/>
-              <w:cnfStyle w:val="000000000000" w:firstRow="0" w:lastRow="0" w:firstColumn="0" w:lastColumn="0" w:oddVBand="0" w:evenVBand="0" w:oddHBand="0" w:evenHBand="0" w:firstRowFirstColumn="0" w:firstRowLastColumn="0" w:lastRowFirstColumn="0" w:lastRowLastColumn="0"/>
-            </w:pPr>
-            <w:proofErr w:type="spellStart"/>
-            <w:r>
-              <w:rPr>
-                <w:sz w:val="20"/>
-                <w:szCs w:val="20"/>
-              </w:rPr>
-              <w:t>CV_32F</w:t>
-            </w:r>
-            <w:proofErr w:type="spellEnd"/>
-            <w:r>
-              <w:rPr>
-                <w:sz w:val="20"/>
-                <w:szCs w:val="20"/>
-              </w:rPr>
-              <w:t xml:space="preserve"> has value 2</w:t>
+              <w:t>CV_32F has value 2</w:t>
             </w:r>
           </w:p>
         </w:tc>
@@ -21884,7 +19428,7 @@
       <w:rPr>
         <w:noProof/>
       </w:rPr>
-      <w:t>7/24/2022 10:41 AM</w:t>
+      <w:t>7/27/2022 10:35 AM</w:t>
     </w:r>
     <w:r>
       <w:fldChar w:fldCharType="end"/>
@@ -21939,6 +19483,7 @@
           <w:pStyle w:val="Footer"/>
           <w:tabs>
             <w:tab w:val="clear" w:pos="4680"/>
+            <w:tab w:val="center" w:pos="4320"/>
           </w:tabs>
           <w:jc w:val="center"/>
         </w:pPr>
@@ -21955,11 +19500,19 @@
           <w:rPr>
             <w:noProof/>
           </w:rPr>
-          <w:t>7/24/2022 10:41 AM</w:t>
+          <w:t>7/27/2022 10:35 AM</w:t>
         </w:r>
         <w:r>
           <w:fldChar w:fldCharType="end"/>
         </w:r>
+        <w:r>
+          <w:tab/>
+        </w:r>
+        <w:fldSimple w:instr=" DOCPROPERTY  Version  \* MERGEFORMAT ">
+          <w:r>
+            <w:t>v0.2</w:t>
+          </w:r>
+        </w:fldSimple>
         <w:r>
           <w:tab/>
           <w:t xml:space="preserve">Page </w:t>

--- a/doc/cv-workbench.docx
+++ b/doc/cv-workbench.docx
@@ -29,37 +29,7 @@
     </w:p>
     <w:p>
       <w:r>
-        <w:t>The CV-Workbench is a framework to perform reproducible computer vision experiments. Users define experiment steps and store them allowing experiments to easily be reproduced.</w:t>
-      </w:r>
-      <w:r>
-        <w:t xml:space="preserve"> </w:t>
-      </w:r>
-      <w:r>
-        <w:t>An</w:t>
-      </w:r>
-      <w:r>
-        <w:t xml:space="preserve"> </w:t>
-      </w:r>
-      <w:r>
-        <w:t>experiment management module guides runs image processing operations.</w:t>
-      </w:r>
-      <w:r>
-        <w:t xml:space="preserve"> </w:t>
-      </w:r>
-      <w:r>
-        <w:t>Image processing modules run with the specified input images and parameters.</w:t>
-      </w:r>
-      <w:r>
-        <w:t xml:space="preserve"> </w:t>
-      </w:r>
-      <w:r>
-        <w:t>Output images and data are stored on completion with experiment results including notes and explanations.</w:t>
-      </w:r>
-      <w:r>
-        <w:t xml:space="preserve"> </w:t>
-      </w:r>
-      <w:r>
-        <w:t>Experiments can be shared between CV-Workbench instances installed on different machines.</w:t>
+        <w:t>The CV-Workbench is a framework to perform reproducible computer vision experiments. Users define experiment steps and store them allowing experiments to easily be reproduced. An experiment management module guides runs image processing operations. Image processing modules run with the specified input images and parameters. Output images and data are stored on completion with experiment results including notes and explanations. Experiments can be shared between CV-Workbench instances installed on different machines.</w:t>
       </w:r>
       <w:r>
         <w:rPr>
@@ -67,15 +37,7 @@
           <w:color w:val="222222"/>
           <w:shd w:val="clear" w:color="auto" w:fill="FFFFFF"/>
         </w:rPr>
-        <w:t>reproducible way</w:t>
-      </w:r>
-      <w:r>
-        <w:rPr>
-          <w:rFonts w:cs="Arial"/>
-          <w:color w:val="222222"/>
-          <w:shd w:val="clear" w:color="auto" w:fill="FFFFFF"/>
-        </w:rPr>
-        <w:t>.</w:t>
+        <w:t>reproducible way.</w:t>
       </w:r>
     </w:p>
     <w:p>
@@ -211,11 +173,17 @@
           <w:rPr>
             <w:rStyle w:val="Hyperlink"/>
           </w:rPr>
-          <w:t>CVIPTools</w:t>
+          <w:t>DIPSlib</w:t>
         </w:r>
       </w:hyperlink>
       <w:r>
-        <w:t xml:space="preserve"> is an open source image processing library developed by Southern Illinois University. It is used as a resource for educational and research use of image processing.</w:t>
+        <w:t xml:space="preserve"> is an open source image processing library developed by </w:t>
+      </w:r>
+      <w:r>
+        <w:t xml:space="preserve">Delft University of Technology </w:t>
+      </w:r>
+      <w:r>
+        <w:t xml:space="preserve">designed to be fast and easy to use. </w:t>
       </w:r>
     </w:p>
     <w:p>
@@ -227,6 +195,26 @@
         </w:numPr>
       </w:pPr>
       <w:hyperlink r:id="rId13" w:history="1">
+        <w:r>
+          <w:rPr>
+            <w:rStyle w:val="Hyperlink"/>
+          </w:rPr>
+          <w:t>CVIPTools</w:t>
+        </w:r>
+      </w:hyperlink>
+      <w:r>
+        <w:t xml:space="preserve"> is an open source image processing library developed by Southern Illinois University. It is used as a resource for educational and research use of image processing.</w:t>
+      </w:r>
+    </w:p>
+    <w:p>
+      <w:pPr>
+        <w:pStyle w:val="ListParagraph"/>
+        <w:numPr>
+          <w:ilvl w:val="0"/>
+          <w:numId w:val="19"/>
+        </w:numPr>
+      </w:pPr>
+      <w:hyperlink r:id="rId14" w:history="1">
         <w:r>
           <w:rPr>
             <w:rStyle w:val="Hyperlink"/>
@@ -246,7 +234,7 @@
           <w:numId w:val="19"/>
         </w:numPr>
       </w:pPr>
-      <w:hyperlink r:id="rId14" w:history="1">
+      <w:hyperlink r:id="rId15" w:history="1">
         <w:r>
           <w:rPr>
             <w:rStyle w:val="Hyperlink"/>
@@ -269,7 +257,7 @@
       <w:r>
         <w:t xml:space="preserve">There are specialized interactive image processing systems for applications such as medical image processing developed by the </w:t>
       </w:r>
-      <w:hyperlink r:id="rId15" w:history="1">
+      <w:hyperlink r:id="rId16" w:history="1">
         <w:r>
           <w:rPr>
             <w:rStyle w:val="Hyperlink"/>
@@ -280,7 +268,7 @@
       <w:r>
         <w:t xml:space="preserve"> and the </w:t>
       </w:r>
-      <w:hyperlink r:id="rId16" w:history="1">
+      <w:hyperlink r:id="rId17" w:history="1">
         <w:r>
           <w:rPr>
             <w:rStyle w:val="Hyperlink"/>
@@ -656,6 +644,7 @@
           </w:tcPr>
           <w:p>
             <w:r>
+              <w:lastRenderedPageBreak/>
               <w:t>Domain</w:t>
             </w:r>
           </w:p>
@@ -728,7 +717,6 @@
               <w:cnfStyle w:val="000000100000" w:firstRow="0" w:lastRow="0" w:firstColumn="0" w:lastColumn="0" w:oddVBand="0" w:evenVBand="0" w:oddHBand="1" w:evenHBand="0" w:firstRowFirstColumn="0" w:firstRowLastColumn="0" w:lastRowFirstColumn="0" w:lastRowLastColumn="0"/>
             </w:pPr>
             <w:r>
-              <w:lastRenderedPageBreak/>
               <w:t>Thresholding</w:t>
             </w:r>
           </w:p>
@@ -753,7 +741,6 @@
                 <w:b w:val="0"/>
                 <w:bCs w:val="0"/>
               </w:rPr>
-              <w:lastRenderedPageBreak/>
               <w:t>Correlation</w:t>
             </w:r>
           </w:p>
@@ -1403,7 +1390,11 @@
     </w:p>
     <w:p>
       <w:r>
-        <w:t>Images are a matrix of pixel values consists of one or more components. Grayscale images have one component value per pixel, color images have three RGB component values. Each component pixel value is stored as one of three binary formats. OpenCV “depth” codes are used to describe the binary formats.</w:t>
+        <w:t xml:space="preserve">Images are a matrix of pixel values consists of one or more components. Grayscale images have one component value per pixel, color images have three RGB component values. Each </w:t>
+      </w:r>
+      <w:r>
+        <w:lastRenderedPageBreak/>
+        <w:t>component pixel value is stored as one of three binary formats. OpenCV “depth” codes are used to describe the binary formats.</w:t>
       </w:r>
     </w:p>
     <w:tbl>
@@ -1433,7 +1424,6 @@
               <w:pStyle w:val="NoSpacing"/>
             </w:pPr>
             <w:r>
-              <w:lastRenderedPageBreak/>
               <w:t>Value depth</w:t>
             </w:r>
           </w:p>
@@ -1642,7 +1632,7 @@
       <w:r>
         <w:t xml:space="preserve">JPEG image file format is defined by the </w:t>
       </w:r>
-      <w:hyperlink r:id="rId17" w:history="1">
+      <w:hyperlink r:id="rId18" w:history="1">
         <w:r>
           <w:rPr>
             <w:rStyle w:val="Hyperlink"/>
@@ -2105,16 +2095,13 @@
         <w:pStyle w:val="Heading3"/>
       </w:pPr>
       <w:r>
+        <w:lastRenderedPageBreak/>
         <w:t>Binary histogram file format</w:t>
       </w:r>
     </w:p>
     <w:p>
       <w:r>
-        <w:t xml:space="preserve">Binary histogram files contain the statistics for a value distribution for the input values, such for as an image or Hough accumulator, and statistics for the histogram, such as the minimum, </w:t>
-      </w:r>
-      <w:r>
-        <w:lastRenderedPageBreak/>
-        <w:t>maximum, and total counts for all bins. The binary histogram data files are defined by the workbench, and have the following format:</w:t>
+        <w:t>Binary histogram files contain the statistics for a value distribution for the input values, such for as an image or Hough accumulator, and statistics for the histogram, such as the minimum, maximum, and total counts for all bins. The binary histogram data files are defined by the workbench, and have the following format:</w:t>
       </w:r>
     </w:p>
     <w:tbl>
@@ -3160,6 +3147,7 @@
           <w:sz w:val="20"/>
           <w:szCs w:val="20"/>
         </w:rPr>
+        <w:lastRenderedPageBreak/>
         <w:t xml:space="preserve">  nthetas = 180 / theta_inc</w:t>
       </w:r>
     </w:p>
@@ -3168,7 +3156,6 @@
         <w:pStyle w:val="Normalafterlist"/>
       </w:pPr>
       <w:r>
-        <w:lastRenderedPageBreak/>
         <w:t>For an image size (rows, cols), the polar line distance rho is computed from each (row, col) point with:</w:t>
       </w:r>
     </w:p>
@@ -3774,6 +3761,7 @@
         <w:pStyle w:val="Heading3"/>
       </w:pPr>
       <w:r>
+        <w:lastRenderedPageBreak/>
         <w:t>Hough peak line data binary file format</w:t>
       </w:r>
     </w:p>
@@ -3795,7 +3783,6 @@
           <w:sz w:val="20"/>
           <w:szCs w:val="20"/>
         </w:rPr>
-        <w:lastRenderedPageBreak/>
         <w:t>rho = rho_index – max_rho / 2</w:t>
       </w:r>
     </w:p>
@@ -4541,7 +4528,11 @@
         <w:pStyle w:val="Normalafterlist"/>
       </w:pPr>
       <w:r>
-        <w:t>Multiple data descriptors may be specified for a step, for example if multiple input data sources are combined to produce the output, or if it is desired to produce both the binary and text formats for histogram data. The input-data-descriptors and output-data-descriptors are specified with:</w:t>
+        <w:t xml:space="preserve">Multiple data descriptors may be specified for a step, for example if multiple input data sources are combined to produce the output, or if it is desired to produce both the binary and text </w:t>
+      </w:r>
+      <w:r>
+        <w:lastRenderedPageBreak/>
+        <w:t>formats for histogram data. The input-data-descriptors and output-data-descriptors are specified with:</w:t>
       </w:r>
     </w:p>
     <w:p>
@@ -4614,7 +4605,6 @@
         <w:pStyle w:val="code"/>
       </w:pPr>
       <w:r>
-        <w:lastRenderedPageBreak/>
         <w:tab/>
         <w:t xml:space="preserve">  "repository": "</w:t>
       </w:r>
@@ -5384,7 +5374,11 @@
         <w:t>filename-extension</w:t>
       </w:r>
       <w:r>
-        <w:t>". The extension may default to specific values for certain operations, such as that the default extension for image JPEG data is “jpg”.</w:t>
+        <w:t xml:space="preserve">". The </w:t>
+      </w:r>
+      <w:r>
+        <w:lastRenderedPageBreak/>
+        <w:t>extension may default to specific values for certain operations, such as that the default extension for image JPEG data is “jpg”.</w:t>
       </w:r>
     </w:p>
     <w:p>
@@ -5397,11 +5391,7 @@
     </w:p>
     <w:p>
       <w:r>
-        <w:t xml:space="preserve">Scripts run results are added back into the original experiment run JSON text file and saved into  a log file. Results are logged into different levels of the script. The format in which results are </w:t>
-      </w:r>
-      <w:r>
-        <w:lastRenderedPageBreak/>
-        <w:t xml:space="preserve">added to the top-level of the experiment script follows. Results data added is shown in </w:t>
+        <w:t xml:space="preserve">Scripts run results are added back into the original experiment run JSON text file and saved into  a log file. Results are logged into different levels of the script. The format in which results are added to the top-level of the experiment script follows. Results data added is shown in </w:t>
       </w:r>
       <w:r>
         <w:rPr>
@@ -6306,6 +6296,7 @@
         <w:pStyle w:val="Normalafterlist"/>
       </w:pPr>
       <w:r>
+        <w:lastRenderedPageBreak/>
         <w:t xml:space="preserve">where </w:t>
       </w:r>
       <w:r>
@@ -6354,7 +6345,6 @@
         <w:pStyle w:val="Heading2"/>
       </w:pPr>
       <w:r>
-        <w:lastRenderedPageBreak/>
         <w:t>Running the script</w:t>
       </w:r>
     </w:p>
@@ -6364,7 +6354,7 @@
       </w:r>
     </w:p>
     <w:p>
-      <w:hyperlink r:id="rId18" w:history="1">
+      <w:hyperlink r:id="rId19" w:history="1">
         <w:r>
           <w:rPr>
             <w:rStyle w:val="Hyperlink"/>
@@ -6379,7 +6369,7 @@
       </w:r>
     </w:p>
     <w:p>
-      <w:hyperlink r:id="rId19" w:history="1">
+      <w:hyperlink r:id="rId20" w:history="1">
         <w:r>
           <w:rPr>
             <w:rStyle w:val="Hyperlink"/>
@@ -6392,7 +6382,7 @@
       <w:r>
         <w:t xml:space="preserve">The program can be run under an Intel-based Linux distribution such as </w:t>
       </w:r>
-      <w:hyperlink r:id="rId20" w:history="1">
+      <w:hyperlink r:id="rId21" w:history="1">
         <w:r>
           <w:rPr>
             <w:rStyle w:val="Hyperlink"/>
@@ -6403,7 +6393,7 @@
       <w:r>
         <w:t xml:space="preserve">. A version of Linux under which the program can be run on Windows 10 that is fairly easy to install uses </w:t>
       </w:r>
-      <w:hyperlink r:id="rId21" w:history="1">
+      <w:hyperlink r:id="rId22" w:history="1">
         <w:r>
           <w:rPr>
             <w:rStyle w:val="Hyperlink"/>
@@ -7113,6 +7103,7 @@
           </w:tcPr>
           <w:p>
             <w:r>
+              <w:lastRenderedPageBreak/>
               <w:t>Script segment</w:t>
             </w:r>
           </w:p>
@@ -7190,7 +7181,6 @@
               <w:pStyle w:val="code"/>
             </w:pPr>
             <w:r>
-              <w:lastRenderedPageBreak/>
               <w:t xml:space="preserve">  "input-data": [</w:t>
             </w:r>
           </w:p>
@@ -8175,6 +8165,7 @@
           </w:tcPr>
           <w:p>
             <w:r>
+              <w:lastRenderedPageBreak/>
               <w:t>Script segment</w:t>
             </w:r>
           </w:p>
@@ -8252,7 +8243,6 @@
               <w:pStyle w:val="code"/>
             </w:pPr>
             <w:r>
-              <w:lastRenderedPageBreak/>
               <w:t xml:space="preserve">  "input-data": [</w:t>
             </w:r>
           </w:p>
@@ -10011,6 +10001,7 @@
                 <w:b w:val="0"/>
                 <w:bCs w:val="0"/>
               </w:rPr>
+              <w:lastRenderedPageBreak/>
               <w:t>Transform</w:t>
             </w:r>
           </w:p>
@@ -10064,11 +10055,7 @@
               <w:cnfStyle w:val="000000000000" w:firstRow="0" w:lastRow="0" w:firstColumn="0" w:lastColumn="0" w:oddVBand="0" w:evenVBand="0" w:oddHBand="0" w:evenHBand="0" w:firstRowFirstColumn="0" w:firstRowLastColumn="0" w:lastRowFirstColumn="0" w:lastRowLastColumn="0"/>
             </w:pPr>
             <w:r>
-              <w:t xml:space="preserve">Map CV_32S or CV_32F image intensities from an input intensity range to an output intensity range. </w:t>
-            </w:r>
-            <w:r>
-              <w:lastRenderedPageBreak/>
-              <w:t xml:space="preserve">Output images may be JPEG CV_8U images or binary CV_32S or CV_32F images. </w:t>
+              <w:t xml:space="preserve">Map CV_32S or CV_32F image intensities from an input intensity range to an output intensity range. Output images may be JPEG CV_8U images or binary CV_32S or CV_32F images. </w:t>
             </w:r>
           </w:p>
         </w:tc>
@@ -10079,7 +10066,6 @@
         <w:pStyle w:val="Normalafterlist"/>
       </w:pPr>
       <w:r>
-        <w:lastRenderedPageBreak/>
         <w:t>Typical use cases are:</w:t>
       </w:r>
     </w:p>
@@ -11192,6 +11178,7 @@
               <w:pStyle w:val="NoSpacing"/>
             </w:pPr>
             <w:r>
+              <w:lastRenderedPageBreak/>
               <w:t>Field</w:t>
             </w:r>
           </w:p>
@@ -11312,7 +11299,6 @@
                 <w:b w:val="0"/>
                 <w:bCs w:val="0"/>
               </w:rPr>
-              <w:lastRenderedPageBreak/>
               <w:t>components</w:t>
             </w:r>
           </w:p>
@@ -12315,6 +12301,7 @@
               <w:pStyle w:val="NoSpacing"/>
             </w:pPr>
             <w:r>
+              <w:lastRenderedPageBreak/>
               <w:t>orientation</w:t>
             </w:r>
           </w:p>
@@ -12419,7 +12406,6 @@
         <w:pStyle w:val="Normalafterlist"/>
       </w:pPr>
       <w:r>
-        <w:lastRenderedPageBreak/>
         <w:t>The operator takes the following data descriptors:</w:t>
       </w:r>
     </w:p>
@@ -13629,6 +13615,7 @@
               <w:pStyle w:val="NoSpacing"/>
             </w:pPr>
             <w:r>
+              <w:lastRenderedPageBreak/>
               <w:t>Field</w:t>
             </w:r>
           </w:p>
@@ -13749,7 +13736,6 @@
                 <w:b w:val="0"/>
                 <w:bCs w:val="0"/>
               </w:rPr>
-              <w:lastRenderedPageBreak/>
               <w:t>components</w:t>
             </w:r>
           </w:p>
@@ -14816,6 +14802,7 @@
                 <w:b w:val="0"/>
                 <w:bCs w:val="0"/>
               </w:rPr>
+              <w:lastRenderedPageBreak/>
               <w:t>sample variance</w:t>
             </w:r>
           </w:p>
@@ -14857,7 +14844,6 @@
                 <w:b w:val="0"/>
                 <w:bCs w:val="0"/>
               </w:rPr>
-              <w:lastRenderedPageBreak/>
               <w:t>standard deviation</w:t>
             </w:r>
           </w:p>
@@ -15935,16 +15921,13 @@
         <w:pStyle w:val="Heading2"/>
       </w:pPr>
       <w:r>
+        <w:lastRenderedPageBreak/>
         <w:t>hough-draw-line Operator</w:t>
       </w:r>
     </w:p>
     <w:p>
       <w:r>
-        <w:t xml:space="preserve">The Hough draw line operator draws a line segment corresponding to a polar line (rho, theta) in an image and stores the resulting image. JPEG input images can be stored as either JPEG or binary output images, but binary input images can only be stored as binary output images. </w:t>
-      </w:r>
-      <w:r>
-        <w:lastRenderedPageBreak/>
-        <w:t>Grayscale input images produce grayscale output images, and color input images produce color output images. Lines are drawn in the color output image out_component component if specified. The output color image component defaults to 1 if omitted, and is ignored for grayscale images.</w:t>
+        <w:t>The Hough draw line operator draws a line segment corresponding to a polar line (rho, theta) in an image and stores the resulting image. JPEG input images can be stored as either JPEG or binary output images, but binary input images can only be stored as binary output images. Grayscale input images produce grayscale output images, and color input images produce color output images. Lines are drawn in the color output image out_component component if specified. The output color image component defaults to 1 if omitted, and is ignored for grayscale images.</w:t>
       </w:r>
     </w:p>
     <w:p>
@@ -16949,6 +16932,7 @@
     </w:p>
     <w:p>
       <w:r>
+        <w:lastRenderedPageBreak/>
         <w:t>The operator takes the following data descriptors:</w:t>
       </w:r>
     </w:p>
@@ -17131,7 +17115,6 @@
                 <w:b w:val="0"/>
                 <w:bCs w:val="0"/>
               </w:rPr>
-              <w:lastRenderedPageBreak/>
               <w:t>output</w:t>
             </w:r>
           </w:p>
@@ -18124,6 +18107,7 @@
               <w:pStyle w:val="NoSpacing"/>
             </w:pPr>
             <w:r>
+              <w:lastRenderedPageBreak/>
               <w:t>parameter</w:t>
             </w:r>
           </w:p>
@@ -18226,7 +18210,6 @@
         <w:pStyle w:val="Normalafterlist"/>
       </w:pPr>
       <w:r>
-        <w:lastRenderedPageBreak/>
         <w:t>The experiment log output includes the output image pixel parameters:</w:t>
       </w:r>
     </w:p>
@@ -19098,6 +19081,7 @@
               <w:pStyle w:val="NoSpacing"/>
             </w:pPr>
             <w:r>
+              <w:lastRenderedPageBreak/>
               <w:t>Field</w:t>
             </w:r>
           </w:p>
@@ -19218,7 +19202,6 @@
                 <w:b w:val="0"/>
                 <w:bCs w:val="0"/>
               </w:rPr>
-              <w:lastRenderedPageBreak/>
               <w:t>components</w:t>
             </w:r>
           </w:p>
@@ -19371,9 +19354,9 @@
       </w:pPr>
     </w:p>
     <w:sectPr>
-      <w:headerReference w:type="default" r:id="rId22"/>
-      <w:footerReference w:type="default" r:id="rId23"/>
-      <w:footerReference w:type="first" r:id="rId24"/>
+      <w:headerReference w:type="default" r:id="rId23"/>
+      <w:footerReference w:type="default" r:id="rId24"/>
+      <w:footerReference w:type="first" r:id="rId25"/>
       <w:pgSz w:w="12240" w:h="15840" w:code="1"/>
       <w:pgMar w:top="1440" w:right="1440" w:bottom="1440" w:left="1440" w:header="720" w:footer="720" w:gutter="0"/>
       <w:cols w:space="720"/>
@@ -19428,7 +19411,7 @@
       <w:rPr>
         <w:noProof/>
       </w:rPr>
-      <w:t>7/27/2022 10:35 AM</w:t>
+      <w:t>7/27/2022 1:54 PM</w:t>
     </w:r>
     <w:r>
       <w:fldChar w:fldCharType="end"/>
@@ -19500,7 +19483,7 @@
           <w:rPr>
             <w:noProof/>
           </w:rPr>
-          <w:t>7/27/2022 10:35 AM</w:t>
+          <w:t>7/27/2022 1:54 PM</w:t>
         </w:r>
         <w:r>
           <w:fldChar w:fldCharType="end"/>

--- a/doc/cv-workbench.docx
+++ b/doc/cv-workbench.docx
@@ -29,7 +29,11 @@
     </w:p>
     <w:p>
       <w:r>
-        <w:t>The CV-Workbench is a framework to perform reproducible computer vision experiments. Users define experiment steps and store them allowing experiments to easily be reproduced. An experiment management module guides runs image processing operations. Image processing modules run with the specified input images and parameters. Output images and data are stored on completion with experiment results including notes and explanations. Experiments can be shared between CV-Workbench instances installed on different machines.</w:t>
+        <w:t xml:space="preserve">The CV-Workbench is a framework to perform reproducible computer vision experiments. Users define experiment steps and store them allowing experiments to easily be reproduced. An experiment management module guides runs image processing operations. Image processing modules run with the specified input images and parameters. Output images and data are stored on completion with experiment results including notes and explanations. Experiments can be shared between CV-Workbench instances installed on different </w:t>
+      </w:r>
+      <w:proofErr w:type="spellStart"/>
+      <w:r>
+        <w:t>machines.</w:t>
       </w:r>
       <w:r>
         <w:rPr>
@@ -37,7 +41,16 @@
           <w:color w:val="222222"/>
           <w:shd w:val="clear" w:color="auto" w:fill="FFFFFF"/>
         </w:rPr>
-        <w:t>reproducible way.</w:t>
+        <w:t>reproducible</w:t>
+      </w:r>
+      <w:proofErr w:type="spellEnd"/>
+      <w:r>
+        <w:rPr>
+          <w:rFonts w:cs="Arial"/>
+          <w:color w:val="222222"/>
+          <w:shd w:val="clear" w:color="auto" w:fill="FFFFFF"/>
+        </w:rPr>
+        <w:t xml:space="preserve"> way.</w:t>
       </w:r>
     </w:p>
     <w:p>
@@ -149,12 +162,14 @@
         <w:t xml:space="preserve"> is an open source image processing library developed by the European Union that is conservative of CPU and memory resources. </w:t>
       </w:r>
       <w:hyperlink r:id="rId11" w:history="1">
+        <w:proofErr w:type="spellStart"/>
         <w:r>
           <w:rPr>
             <w:rStyle w:val="Hyperlink"/>
           </w:rPr>
           <w:t>NIP2</w:t>
         </w:r>
+        <w:proofErr w:type="spellEnd"/>
       </w:hyperlink>
       <w:r>
         <w:t xml:space="preserve"> is an interactive interface to VIPS.</w:t>
@@ -169,21 +184,17 @@
         </w:numPr>
       </w:pPr>
       <w:hyperlink r:id="rId12" w:history="1">
+        <w:proofErr w:type="spellStart"/>
         <w:r>
           <w:rPr>
             <w:rStyle w:val="Hyperlink"/>
           </w:rPr>
           <w:t>DIPSlib</w:t>
         </w:r>
+        <w:proofErr w:type="spellEnd"/>
       </w:hyperlink>
       <w:r>
-        <w:t xml:space="preserve"> is an open source image processing library developed by </w:t>
-      </w:r>
-      <w:r>
-        <w:t xml:space="preserve">Delft University of Technology </w:t>
-      </w:r>
-      <w:r>
-        <w:t xml:space="preserve">designed to be fast and easy to use. </w:t>
+        <w:t xml:space="preserve"> is an open source image processing library developed by Delft University of Technology designed to be fast and easy to use. </w:t>
       </w:r>
     </w:p>
     <w:p>
@@ -195,12 +206,14 @@
         </w:numPr>
       </w:pPr>
       <w:hyperlink r:id="rId13" w:history="1">
+        <w:proofErr w:type="spellStart"/>
         <w:r>
           <w:rPr>
             <w:rStyle w:val="Hyperlink"/>
           </w:rPr>
           <w:t>CVIPTools</w:t>
         </w:r>
+        <w:proofErr w:type="spellEnd"/>
       </w:hyperlink>
       <w:r>
         <w:t xml:space="preserve"> is an open source image processing library developed by Southern Illinois University. It is used as a resource for educational and research use of image processing.</w:t>
@@ -215,12 +228,14 @@
         </w:numPr>
       </w:pPr>
       <w:hyperlink r:id="rId14" w:history="1">
+        <w:proofErr w:type="spellStart"/>
         <w:r>
           <w:rPr>
             <w:rStyle w:val="Hyperlink"/>
           </w:rPr>
           <w:t>ImageMagick</w:t>
         </w:r>
+        <w:proofErr w:type="spellEnd"/>
       </w:hyperlink>
       <w:r>
         <w:t xml:space="preserve"> was developed at DuPont and provides both an open source library and an interactive operating system command line interface to run image processing operations. CV Workbench also runs from the operating command line, but uses JSON to make scripts easier to write and change and provides capabilities of recording and storing experiment results.</w:t>
@@ -919,8 +934,13 @@
               <w:pStyle w:val="NoSpacing"/>
               <w:cnfStyle w:val="000000100000" w:firstRow="0" w:lastRow="0" w:firstColumn="0" w:lastColumn="0" w:oddVBand="0" w:evenVBand="0" w:oddHBand="1" w:evenHBand="0" w:firstRowFirstColumn="0" w:firstRowLastColumn="0" w:lastRowFirstColumn="0" w:lastRowLastColumn="0"/>
             </w:pPr>
-            <w:r>
-              <w:t>Histogramming image pixel values</w:t>
+            <w:proofErr w:type="spellStart"/>
+            <w:r>
+              <w:t>Histogramming</w:t>
+            </w:r>
+            <w:proofErr w:type="spellEnd"/>
+            <w:r>
+              <w:t xml:space="preserve"> image pixel values</w:t>
             </w:r>
           </w:p>
           <w:p>
@@ -928,8 +948,13 @@
               <w:pStyle w:val="NoSpacing"/>
               <w:cnfStyle w:val="000000100000" w:firstRow="0" w:lastRow="0" w:firstColumn="0" w:lastColumn="0" w:oddVBand="0" w:evenVBand="0" w:oddHBand="1" w:evenHBand="0" w:firstRowFirstColumn="0" w:firstRowLastColumn="0" w:lastRowFirstColumn="0" w:lastRowLastColumn="0"/>
             </w:pPr>
-            <w:r>
-              <w:t>Histogramming Hough accumulator counts</w:t>
+            <w:proofErr w:type="spellStart"/>
+            <w:r>
+              <w:t>Histogramming</w:t>
+            </w:r>
+            <w:proofErr w:type="spellEnd"/>
+            <w:r>
+              <w:t xml:space="preserve"> Hough accumulator counts</w:t>
             </w:r>
           </w:p>
           <w:p>
@@ -937,8 +962,13 @@
               <w:pStyle w:val="NoSpacing"/>
               <w:cnfStyle w:val="000000100000" w:firstRow="0" w:lastRow="0" w:firstColumn="0" w:lastColumn="0" w:oddVBand="0" w:evenVBand="0" w:oddHBand="1" w:evenHBand="0" w:firstRowFirstColumn="0" w:firstRowLastColumn="0" w:lastRowFirstColumn="0" w:lastRowLastColumn="0"/>
             </w:pPr>
-            <w:r>
-              <w:t>Histgramming feature values</w:t>
+            <w:proofErr w:type="spellStart"/>
+            <w:r>
+              <w:t>Histgramming</w:t>
+            </w:r>
+            <w:proofErr w:type="spellEnd"/>
+            <w:r>
+              <w:t xml:space="preserve"> feature values</w:t>
             </w:r>
           </w:p>
           <w:p>
@@ -1390,7 +1420,15 @@
     </w:p>
     <w:p>
       <w:r>
-        <w:t xml:space="preserve">Images are a matrix of pixel values consists of one or more components. Grayscale images have one component value per pixel, color images have three RGB component values. Each </w:t>
+        <w:t xml:space="preserve">Images are a matrix of pixel values consists of one or more components. Grayscale images have one component value per pixel, color images have three </w:t>
+      </w:r>
+      <w:proofErr w:type="spellStart"/>
+      <w:r>
+        <w:t>RGB</w:t>
+      </w:r>
+      <w:proofErr w:type="spellEnd"/>
+      <w:r>
+        <w:t xml:space="preserve"> component values. Each </w:t>
       </w:r>
       <w:r>
         <w:lastRenderedPageBreak/>
@@ -1474,6 +1512,7 @@
                 <w:bCs w:val="0"/>
               </w:rPr>
             </w:pPr>
+            <w:proofErr w:type="spellStart"/>
             <w:r>
               <w:rPr>
                 <w:b w:val="0"/>
@@ -1481,6 +1520,7 @@
               </w:rPr>
               <w:t>CV_8U</w:t>
             </w:r>
+            <w:proofErr w:type="spellEnd"/>
           </w:p>
         </w:tc>
         <w:tc>
@@ -1526,6 +1566,7 @@
                 <w:bCs w:val="0"/>
               </w:rPr>
             </w:pPr>
+            <w:proofErr w:type="spellStart"/>
             <w:r>
               <w:rPr>
                 <w:b w:val="0"/>
@@ -1533,6 +1574,7 @@
               </w:rPr>
               <w:t>CV_32S</w:t>
             </w:r>
+            <w:proofErr w:type="spellEnd"/>
           </w:p>
         </w:tc>
         <w:tc>
@@ -1545,8 +1587,13 @@
               <w:cnfStyle w:val="000000000000" w:firstRow="0" w:lastRow="0" w:firstColumn="0" w:lastColumn="0" w:oddVBand="0" w:evenVBand="0" w:oddHBand="0" w:evenHBand="0" w:firstRowFirstColumn="0" w:firstRowLastColumn="0" w:lastRowFirstColumn="0" w:lastRowLastColumn="0"/>
             </w:pPr>
             <w:r>
-              <w:t>INT_MIN..INT_MAX</w:t>
-            </w:r>
+              <w:t>INT_MIN..</w:t>
+            </w:r>
+            <w:proofErr w:type="spellStart"/>
+            <w:r>
+              <w:t>INT_MAX</w:t>
+            </w:r>
+            <w:proofErr w:type="spellEnd"/>
           </w:p>
         </w:tc>
         <w:tc>
@@ -1581,6 +1628,7 @@
                 <w:bCs w:val="0"/>
               </w:rPr>
             </w:pPr>
+            <w:proofErr w:type="spellStart"/>
             <w:r>
               <w:rPr>
                 <w:b w:val="0"/>
@@ -1588,6 +1636,7 @@
               </w:rPr>
               <w:t>CV_32F</w:t>
             </w:r>
+            <w:proofErr w:type="spellEnd"/>
           </w:p>
         </w:tc>
         <w:tc>
@@ -1600,8 +1649,13 @@
               <w:cnfStyle w:val="000000100000" w:firstRow="0" w:lastRow="0" w:firstColumn="0" w:lastColumn="0" w:oddVBand="0" w:evenVBand="0" w:oddHBand="1" w:evenHBand="0" w:firstRowFirstColumn="0" w:firstRowLastColumn="0" w:lastRowFirstColumn="0" w:lastRowLastColumn="0"/>
             </w:pPr>
             <w:r>
-              <w:t>FLT_MIN..FLT_MAX</w:t>
-            </w:r>
+              <w:t>FLT_MIN..</w:t>
+            </w:r>
+            <w:proofErr w:type="spellStart"/>
+            <w:r>
+              <w:t>FLT_MAX</w:t>
+            </w:r>
+            <w:proofErr w:type="spellEnd"/>
           </w:p>
         </w:tc>
         <w:tc>
@@ -1624,8 +1678,109 @@
       <w:pPr>
         <w:pStyle w:val="Normalafterlist"/>
       </w:pPr>
-      <w:r>
-        <w:t>CV_8U images are in JPEG format. Images generated by operators generally use CV_8U, CV_32S, or CV_32F as input and generate CV_32S or CV_32F on output, except as noted in the operator descriptions. CV_32S and CV_32F images may be used interchangeably without having to specify the depth in operators, though CV_32F images are output if any input image is CV_32F. The "transform-intensity-map" operator can map CV_32S and CV_32F images to CV_8U JPEG for display.</w:t>
+      <w:proofErr w:type="spellStart"/>
+      <w:r>
+        <w:t>CV_8U</w:t>
+      </w:r>
+      <w:proofErr w:type="spellEnd"/>
+      <w:r>
+        <w:t xml:space="preserve"> images are in JPEG format. Images generated by operators generally use </w:t>
+      </w:r>
+      <w:proofErr w:type="spellStart"/>
+      <w:r>
+        <w:t>CV_8U</w:t>
+      </w:r>
+      <w:proofErr w:type="spellEnd"/>
+      <w:r>
+        <w:t xml:space="preserve">, </w:t>
+      </w:r>
+      <w:proofErr w:type="spellStart"/>
+      <w:r>
+        <w:t>CV_32S</w:t>
+      </w:r>
+      <w:proofErr w:type="spellEnd"/>
+      <w:r>
+        <w:t xml:space="preserve">, or </w:t>
+      </w:r>
+      <w:proofErr w:type="spellStart"/>
+      <w:r>
+        <w:t>CV_32F</w:t>
+      </w:r>
+      <w:proofErr w:type="spellEnd"/>
+      <w:r>
+        <w:t xml:space="preserve"> as input and generate </w:t>
+      </w:r>
+      <w:proofErr w:type="spellStart"/>
+      <w:r>
+        <w:t>CV_32S</w:t>
+      </w:r>
+      <w:proofErr w:type="spellEnd"/>
+      <w:r>
+        <w:t xml:space="preserve"> or </w:t>
+      </w:r>
+      <w:proofErr w:type="spellStart"/>
+      <w:r>
+        <w:t>CV_32F</w:t>
+      </w:r>
+      <w:proofErr w:type="spellEnd"/>
+      <w:r>
+        <w:t xml:space="preserve"> on output, except as noted in the operator descriptions. </w:t>
+      </w:r>
+      <w:proofErr w:type="spellStart"/>
+      <w:r>
+        <w:t>CV_32S</w:t>
+      </w:r>
+      <w:proofErr w:type="spellEnd"/>
+      <w:r>
+        <w:t xml:space="preserve"> and </w:t>
+      </w:r>
+      <w:proofErr w:type="spellStart"/>
+      <w:r>
+        <w:t>CV_32F</w:t>
+      </w:r>
+      <w:proofErr w:type="spellEnd"/>
+      <w:r>
+        <w:t xml:space="preserve"> images may be used interchangeably without having to specify the depth in operators, though </w:t>
+      </w:r>
+      <w:proofErr w:type="spellStart"/>
+      <w:r>
+        <w:t>CV_32F</w:t>
+      </w:r>
+      <w:proofErr w:type="spellEnd"/>
+      <w:r>
+        <w:t xml:space="preserve"> images are output if any input image is </w:t>
+      </w:r>
+      <w:proofErr w:type="spellStart"/>
+      <w:r>
+        <w:t>CV_32F</w:t>
+      </w:r>
+      <w:proofErr w:type="spellEnd"/>
+      <w:r>
+        <w:t xml:space="preserve">. The "transform-intensity-map" operator can map </w:t>
+      </w:r>
+      <w:proofErr w:type="spellStart"/>
+      <w:r>
+        <w:t>CV_32S</w:t>
+      </w:r>
+      <w:proofErr w:type="spellEnd"/>
+      <w:r>
+        <w:t xml:space="preserve"> and </w:t>
+      </w:r>
+      <w:proofErr w:type="spellStart"/>
+      <w:r>
+        <w:t>CV_32F</w:t>
+      </w:r>
+      <w:proofErr w:type="spellEnd"/>
+      <w:r>
+        <w:t xml:space="preserve"> images to </w:t>
+      </w:r>
+      <w:proofErr w:type="spellStart"/>
+      <w:r>
+        <w:t>CV_8U</w:t>
+      </w:r>
+      <w:proofErr w:type="spellEnd"/>
+      <w:r>
+        <w:t xml:space="preserve"> JPEG for display.</w:t>
       </w:r>
     </w:p>
     <w:p>
@@ -1641,7 +1796,15 @@
         </w:r>
       </w:hyperlink>
       <w:r>
-        <w:t>. The binary image data files are defined by the workbench and have the following format. Color RGB pixels are stored as three consecutive pixel values, one for each component. The three pixel values represent the red, green, and blue components.</w:t>
+        <w:t xml:space="preserve">. The binary image data files are defined by the workbench and have the following format. Color </w:t>
+      </w:r>
+      <w:proofErr w:type="spellStart"/>
+      <w:r>
+        <w:t>RGB</w:t>
+      </w:r>
+      <w:proofErr w:type="spellEnd"/>
+      <w:r>
+        <w:t xml:space="preserve"> pixels are stored as three consecutive pixel values, one for each component. The three pixel values represent the red, green, and blue components.</w:t>
       </w:r>
     </w:p>
     <w:tbl>
@@ -1925,12 +2088,21 @@
                 <w:szCs w:val="20"/>
               </w:rPr>
             </w:pPr>
+            <w:proofErr w:type="spellStart"/>
             <w:r>
               <w:rPr>
                 <w:sz w:val="20"/>
                 <w:szCs w:val="20"/>
               </w:rPr>
-              <w:t>CV_8U has value 0</w:t>
+              <w:t>CV_8U</w:t>
+            </w:r>
+            <w:proofErr w:type="spellEnd"/>
+            <w:r>
+              <w:rPr>
+                <w:sz w:val="20"/>
+                <w:szCs w:val="20"/>
+              </w:rPr>
+              <w:t xml:space="preserve"> has value 0</w:t>
             </w:r>
           </w:p>
           <w:p>
@@ -1942,12 +2114,21 @@
                 <w:szCs w:val="20"/>
               </w:rPr>
             </w:pPr>
+            <w:proofErr w:type="spellStart"/>
             <w:r>
               <w:rPr>
                 <w:sz w:val="20"/>
                 <w:szCs w:val="20"/>
               </w:rPr>
-              <w:t>CV_32S has value 1</w:t>
+              <w:t>CV_32S</w:t>
+            </w:r>
+            <w:proofErr w:type="spellEnd"/>
+            <w:r>
+              <w:rPr>
+                <w:sz w:val="20"/>
+                <w:szCs w:val="20"/>
+              </w:rPr>
+              <w:t xml:space="preserve"> has value 1</w:t>
             </w:r>
           </w:p>
           <w:p>
@@ -1955,12 +2136,21 @@
               <w:pStyle w:val="tablebullet"/>
               <w:cnfStyle w:val="000000000000" w:firstRow="0" w:lastRow="0" w:firstColumn="0" w:lastColumn="0" w:oddVBand="0" w:evenVBand="0" w:oddHBand="0" w:evenHBand="0" w:firstRowFirstColumn="0" w:firstRowLastColumn="0" w:lastRowFirstColumn="0" w:lastRowLastColumn="0"/>
             </w:pPr>
+            <w:proofErr w:type="spellStart"/>
             <w:r>
               <w:rPr>
                 <w:sz w:val="20"/>
                 <w:szCs w:val="20"/>
               </w:rPr>
-              <w:t>CV_32F has value 2</w:t>
+              <w:t>CV_32F</w:t>
+            </w:r>
+            <w:proofErr w:type="spellEnd"/>
+            <w:r>
+              <w:rPr>
+                <w:sz w:val="20"/>
+                <w:szCs w:val="20"/>
+              </w:rPr>
+              <w:t xml:space="preserve"> has value 2</w:t>
             </w:r>
           </w:p>
         </w:tc>
@@ -2015,7 +2205,31 @@
               <w:cnfStyle w:val="000000100000" w:firstRow="0" w:lastRow="0" w:firstColumn="0" w:lastColumn="0" w:oddVBand="0" w:evenVBand="0" w:oddHBand="1" w:evenHBand="0" w:firstRowFirstColumn="0" w:firstRowLastColumn="0" w:lastRowFirstColumn="0" w:lastRowLastColumn="0"/>
             </w:pPr>
             <w:r>
-              <w:t>Each value is CV_8U, CV_32S, or CV_32F as specified by the depth. Color pixels are consecutive 32-bit integer red, green, and blue values.</w:t>
+              <w:t xml:space="preserve">Each value is </w:t>
+            </w:r>
+            <w:proofErr w:type="spellStart"/>
+            <w:r>
+              <w:t>CV_8U</w:t>
+            </w:r>
+            <w:proofErr w:type="spellEnd"/>
+            <w:r>
+              <w:t xml:space="preserve">, </w:t>
+            </w:r>
+            <w:proofErr w:type="spellStart"/>
+            <w:r>
+              <w:t>CV_32S</w:t>
+            </w:r>
+            <w:proofErr w:type="spellEnd"/>
+            <w:r>
+              <w:t xml:space="preserve">, or </w:t>
+            </w:r>
+            <w:proofErr w:type="spellStart"/>
+            <w:r>
+              <w:t>CV_32F</w:t>
+            </w:r>
+            <w:proofErr w:type="spellEnd"/>
+            <w:r>
+              <w:t xml:space="preserve"> as specified by the depth. Color pixels are consecutive 32-bit integer red, green, and blue values.</w:t>
             </w:r>
           </w:p>
         </w:tc>
@@ -2031,7 +2245,31 @@
     </w:p>
     <w:p>
       <w:r>
-        <w:t>Histograms count the number of different values for any data type containing a range of values, such as images or Hough accumulators. The histogram bins correspond to a data values ranging from a lower to an upper value. The number of histogram bins or nbins, the lower value or lower_value, and the upper value or upper_value determine into which bin a value is counted. Values below the lower value are counted in the first bin, and values above the upper value are counted in the last bin. The bin corresponding to a value is given by this:</w:t>
+        <w:t xml:space="preserve">Histograms count the number of different values for any data type containing a range of values, such as images or Hough accumulators. The histogram bins correspond to a data values ranging from a lower to an upper value. The number of histogram bins or </w:t>
+      </w:r>
+      <w:proofErr w:type="spellStart"/>
+      <w:r>
+        <w:t>nbins</w:t>
+      </w:r>
+      <w:proofErr w:type="spellEnd"/>
+      <w:r>
+        <w:t xml:space="preserve">, the lower value or </w:t>
+      </w:r>
+      <w:proofErr w:type="spellStart"/>
+      <w:r>
+        <w:t>lower_value</w:t>
+      </w:r>
+      <w:proofErr w:type="spellEnd"/>
+      <w:r>
+        <w:t xml:space="preserve">, and the upper value or </w:t>
+      </w:r>
+      <w:proofErr w:type="spellStart"/>
+      <w:r>
+        <w:t>upper_value</w:t>
+      </w:r>
+      <w:proofErr w:type="spellEnd"/>
+      <w:r>
+        <w:t xml:space="preserve"> determine into which bin a value is counted. Values below the lower value are counted in the first bin, and values above the upper value are counted in the last bin. The bin corresponding to a value is given by this:</w:t>
       </w:r>
     </w:p>
     <w:p>
@@ -2039,8 +2277,13 @@
         <w:pStyle w:val="code"/>
       </w:pPr>
       <w:r>
-        <w:t xml:space="preserve">  if value &lt; lower_value</w:t>
-      </w:r>
+        <w:t xml:space="preserve">  if value &lt; </w:t>
+      </w:r>
+      <w:proofErr w:type="spellStart"/>
+      <w:r>
+        <w:t>lower_value</w:t>
+      </w:r>
+      <w:proofErr w:type="spellEnd"/>
     </w:p>
     <w:p>
       <w:pPr>
@@ -2055,15 +2298,28 @@
         <w:pStyle w:val="code"/>
       </w:pPr>
       <w:r>
-        <w:t xml:space="preserve">  else if value &gt; upper_value</w:t>
-      </w:r>
+        <w:t xml:space="preserve">  else if value &gt; </w:t>
+      </w:r>
+      <w:proofErr w:type="spellStart"/>
+      <w:r>
+        <w:t>upper_value</w:t>
+      </w:r>
+      <w:proofErr w:type="spellEnd"/>
     </w:p>
     <w:p>
       <w:pPr>
         <w:pStyle w:val="code"/>
       </w:pPr>
       <w:r>
-        <w:t xml:space="preserve">    bin = nbins – 1</w:t>
+        <w:t xml:space="preserve">    bin = </w:t>
+      </w:r>
+      <w:proofErr w:type="spellStart"/>
+      <w:r>
+        <w:t>nbins</w:t>
+      </w:r>
+      <w:proofErr w:type="spellEnd"/>
+      <w:r>
+        <w:t xml:space="preserve"> – 1</w:t>
       </w:r>
     </w:p>
     <w:p>
@@ -2079,7 +2335,39 @@
         <w:pStyle w:val="code"/>
       </w:pPr>
       <w:r>
-        <w:t xml:space="preserve">    bin = round((nbins – 1) * (value – lower_value) / (upper_value – lower_value))</w:t>
+        <w:t xml:space="preserve">    bin = round((</w:t>
+      </w:r>
+      <w:proofErr w:type="spellStart"/>
+      <w:r>
+        <w:t>nbins</w:t>
+      </w:r>
+      <w:proofErr w:type="spellEnd"/>
+      <w:r>
+        <w:t xml:space="preserve"> – 1) * (value – </w:t>
+      </w:r>
+      <w:proofErr w:type="spellStart"/>
+      <w:r>
+        <w:t>lower_value</w:t>
+      </w:r>
+      <w:proofErr w:type="spellEnd"/>
+      <w:r>
+        <w:t>) / (</w:t>
+      </w:r>
+      <w:proofErr w:type="spellStart"/>
+      <w:r>
+        <w:t>upper_value</w:t>
+      </w:r>
+      <w:proofErr w:type="spellEnd"/>
+      <w:r>
+        <w:t xml:space="preserve"> – </w:t>
+      </w:r>
+      <w:proofErr w:type="spellStart"/>
+      <w:r>
+        <w:t>lower_value</w:t>
+      </w:r>
+      <w:proofErr w:type="spellEnd"/>
+      <w:r>
+        <w:t>))</w:t>
       </w:r>
     </w:p>
     <w:p>
@@ -2181,6 +2469,7 @@
                 <w:bCs w:val="0"/>
               </w:rPr>
             </w:pPr>
+            <w:proofErr w:type="spellStart"/>
             <w:r>
               <w:rPr>
                 <w:b w:val="0"/>
@@ -2188,6 +2477,7 @@
               </w:rPr>
               <w:t>nbins</w:t>
             </w:r>
+            <w:proofErr w:type="spellEnd"/>
           </w:p>
         </w:tc>
         <w:tc>
@@ -2233,6 +2523,7 @@
                 <w:bCs w:val="0"/>
               </w:rPr>
             </w:pPr>
+            <w:proofErr w:type="spellStart"/>
             <w:r>
               <w:rPr>
                 <w:b w:val="0"/>
@@ -2240,6 +2531,7 @@
               </w:rPr>
               <w:t>lower_value</w:t>
             </w:r>
+            <w:proofErr w:type="spellEnd"/>
           </w:p>
         </w:tc>
         <w:tc>
@@ -2288,6 +2580,7 @@
                 <w:bCs w:val="0"/>
               </w:rPr>
             </w:pPr>
+            <w:proofErr w:type="spellStart"/>
             <w:r>
               <w:rPr>
                 <w:b w:val="0"/>
@@ -2295,6 +2588,7 @@
               </w:rPr>
               <w:t>upper_value</w:t>
             </w:r>
+            <w:proofErr w:type="spellEnd"/>
           </w:p>
         </w:tc>
         <w:tc>
@@ -2340,6 +2634,7 @@
                 <w:bCs w:val="0"/>
               </w:rPr>
             </w:pPr>
+            <w:proofErr w:type="spellStart"/>
             <w:r>
               <w:rPr>
                 <w:b w:val="0"/>
@@ -2347,6 +2642,7 @@
               </w:rPr>
               <w:t>min_count</w:t>
             </w:r>
+            <w:proofErr w:type="spellEnd"/>
           </w:p>
         </w:tc>
         <w:tc>
@@ -2395,6 +2691,7 @@
                 <w:bCs w:val="0"/>
               </w:rPr>
             </w:pPr>
+            <w:proofErr w:type="spellStart"/>
             <w:r>
               <w:rPr>
                 <w:b w:val="0"/>
@@ -2402,6 +2699,7 @@
               </w:rPr>
               <w:t>max_count</w:t>
             </w:r>
+            <w:proofErr w:type="spellEnd"/>
           </w:p>
         </w:tc>
         <w:tc>
@@ -2447,6 +2745,7 @@
                 <w:bCs w:val="0"/>
               </w:rPr>
             </w:pPr>
+            <w:proofErr w:type="spellStart"/>
             <w:r>
               <w:rPr>
                 <w:b w:val="0"/>
@@ -2454,6 +2753,7 @@
               </w:rPr>
               <w:t>total_count</w:t>
             </w:r>
+            <w:proofErr w:type="spellEnd"/>
           </w:p>
         </w:tc>
         <w:tc>
@@ -2718,6 +3018,7 @@
                 <w:bCs w:val="0"/>
               </w:rPr>
             </w:pPr>
+            <w:proofErr w:type="spellStart"/>
             <w:r>
               <w:rPr>
                 <w:b w:val="0"/>
@@ -2725,6 +3026,7 @@
               </w:rPr>
               <w:t>min_value</w:t>
             </w:r>
+            <w:proofErr w:type="spellEnd"/>
           </w:p>
         </w:tc>
         <w:tc>
@@ -2770,6 +3072,7 @@
                 <w:bCs w:val="0"/>
               </w:rPr>
             </w:pPr>
+            <w:proofErr w:type="spellStart"/>
             <w:r>
               <w:rPr>
                 <w:b w:val="0"/>
@@ -2777,6 +3080,7 @@
               </w:rPr>
               <w:t>max_value</w:t>
             </w:r>
+            <w:proofErr w:type="spellEnd"/>
           </w:p>
         </w:tc>
         <w:tc>
@@ -2843,8 +3147,13 @@
               <w:pStyle w:val="NoSpacing"/>
               <w:cnfStyle w:val="000000100000" w:firstRow="0" w:lastRow="0" w:firstColumn="0" w:lastColumn="0" w:oddVBand="0" w:evenVBand="0" w:oddHBand="1" w:evenHBand="0" w:firstRowFirstColumn="0" w:firstRowLastColumn="0" w:lastRowFirstColumn="0" w:lastRowLastColumn="0"/>
             </w:pPr>
-            <w:r>
-              <w:t>nbins * 32-bit integers</w:t>
+            <w:proofErr w:type="spellStart"/>
+            <w:r>
+              <w:t>nbins</w:t>
+            </w:r>
+            <w:proofErr w:type="spellEnd"/>
+            <w:r>
+              <w:t xml:space="preserve"> * 32-bit integers</w:t>
             </w:r>
           </w:p>
         </w:tc>
@@ -2883,40 +3192,60 @@
           <w:i/>
           <w:iCs/>
         </w:rPr>
-        <w:t>output-filename</w:t>
-      </w:r>
-      <w:r>
-        <w:t>.txt is generated with each histogram bin stored as a record with the format:</w:t>
-      </w:r>
-    </w:p>
-    <w:p>
-      <w:pPr>
+        <w:t>output-</w:t>
+      </w:r>
+      <w:proofErr w:type="spellStart"/>
+      <w:r>
         <w:rPr>
           <w:i/>
           <w:iCs/>
         </w:rPr>
-      </w:pPr>
-      <w:r>
+        <w:t>filename</w:t>
+      </w:r>
+      <w:r>
+        <w:t>.txt</w:t>
+      </w:r>
+      <w:proofErr w:type="spellEnd"/>
+      <w:r>
+        <w:t xml:space="preserve"> is generated with each histogram bin stored as a record with the format:</w:t>
+      </w:r>
+    </w:p>
+    <w:p>
+      <w:pPr>
         <w:rPr>
           <w:i/>
           <w:iCs/>
         </w:rPr>
-        <w:t xml:space="preserve">  bin-value bin-count</w:t>
-      </w:r>
-    </w:p>
-    <w:p>
-      <w:r>
-        <w:t xml:space="preserve">where the </w:t>
-      </w:r>
+      </w:pPr>
       <w:r>
         <w:rPr>
           <w:i/>
           <w:iCs/>
         </w:rPr>
+        <w:t xml:space="preserve">  bin-value bin-count</w:t>
+      </w:r>
+    </w:p>
+    <w:p>
+      <w:r>
+        <w:t xml:space="preserve">where the </w:t>
+      </w:r>
+      <w:r>
+        <w:rPr>
+          <w:i/>
+          <w:iCs/>
+        </w:rPr>
         <w:t>bin-value</w:t>
       </w:r>
       <w:r>
-        <w:t xml:space="preserve"> is the value that is accumulated in a given bin. It has this formula, where bin no. ranges from 0 to nbins-1:</w:t>
+        <w:t xml:space="preserve"> is the value that is accumulated in a given bin. It has this formula, where bin no. ranges from 0 to </w:t>
+      </w:r>
+      <w:proofErr w:type="spellStart"/>
+      <w:r>
+        <w:t>nbins</w:t>
+      </w:r>
+      <w:proofErr w:type="spellEnd"/>
+      <w:r>
+        <w:t>-1:</w:t>
       </w:r>
     </w:p>
     <w:p>
@@ -2948,16 +3277,80 @@
           <w:sz w:val="20"/>
           <w:szCs w:val="20"/>
         </w:rPr>
-        <w:t>= lower_value + bin no. * (upper_value - lower_value) / (nbins – 1)</w:t>
-      </w:r>
-    </w:p>
-    <w:p>
-      <w:pPr>
-        <w:pStyle w:val="code"/>
+        <w:t xml:space="preserve">= </w:t>
+      </w:r>
+      <w:proofErr w:type="spellStart"/>
+      <w:r>
         <w:rPr>
           <w:sz w:val="20"/>
           <w:szCs w:val="20"/>
         </w:rPr>
+        <w:t>lower_value</w:t>
+      </w:r>
+      <w:proofErr w:type="spellEnd"/>
+      <w:r>
+        <w:rPr>
+          <w:sz w:val="20"/>
+          <w:szCs w:val="20"/>
+        </w:rPr>
+        <w:t xml:space="preserve"> + bin no. * (</w:t>
+      </w:r>
+      <w:proofErr w:type="spellStart"/>
+      <w:r>
+        <w:rPr>
+          <w:sz w:val="20"/>
+          <w:szCs w:val="20"/>
+        </w:rPr>
+        <w:t>upper_value</w:t>
+      </w:r>
+      <w:proofErr w:type="spellEnd"/>
+      <w:r>
+        <w:rPr>
+          <w:sz w:val="20"/>
+          <w:szCs w:val="20"/>
+        </w:rPr>
+        <w:t xml:space="preserve"> - </w:t>
+      </w:r>
+      <w:proofErr w:type="spellStart"/>
+      <w:r>
+        <w:rPr>
+          <w:sz w:val="20"/>
+          <w:szCs w:val="20"/>
+        </w:rPr>
+        <w:t>lower_value</w:t>
+      </w:r>
+      <w:proofErr w:type="spellEnd"/>
+      <w:r>
+        <w:rPr>
+          <w:sz w:val="20"/>
+          <w:szCs w:val="20"/>
+        </w:rPr>
+        <w:t>) / (</w:t>
+      </w:r>
+      <w:proofErr w:type="spellStart"/>
+      <w:r>
+        <w:rPr>
+          <w:sz w:val="20"/>
+          <w:szCs w:val="20"/>
+        </w:rPr>
+        <w:t>nbins</w:t>
+      </w:r>
+      <w:proofErr w:type="spellEnd"/>
+      <w:r>
+        <w:rPr>
+          <w:sz w:val="20"/>
+          <w:szCs w:val="20"/>
+        </w:rPr>
+        <w:t xml:space="preserve"> – 1)</w:t>
+      </w:r>
+    </w:p>
+    <w:p>
+      <w:pPr>
+        <w:pStyle w:val="code"/>
+        <w:rPr>
+          <w:sz w:val="20"/>
+          <w:szCs w:val="20"/>
+        </w:rPr>
       </w:pPr>
     </w:p>
     <w:p>
@@ -2969,10 +3362,22 @@
           <w:i/>
           <w:iCs/>
         </w:rPr>
-        <w:t>output-filename.</w:t>
-      </w:r>
-      <w:r>
-        <w:t>gp is generated to display the histogram as:</w:t>
+        <w:t>output-</w:t>
+      </w:r>
+      <w:proofErr w:type="spellStart"/>
+      <w:r>
+        <w:rPr>
+          <w:i/>
+          <w:iCs/>
+        </w:rPr>
+        <w:t>filename.</w:t>
+      </w:r>
+      <w:r>
+        <w:t>gp</w:t>
+      </w:r>
+      <w:proofErr w:type="spellEnd"/>
+      <w:r>
+        <w:t xml:space="preserve"> is generated to display the histogram as:</w:t>
       </w:r>
     </w:p>
     <w:p>
@@ -3016,14 +3421,48 @@
           <w:sz w:val="18"/>
           <w:szCs w:val="18"/>
         </w:rPr>
-        <w:t>output-filename</w:t>
-      </w:r>
-      <w:r>
-        <w:rPr>
+        <w:t>output-</w:t>
+      </w:r>
+      <w:proofErr w:type="spellStart"/>
+      <w:r>
+        <w:rPr>
+          <w:i/>
+          <w:iCs/>
           <w:sz w:val="18"/>
           <w:szCs w:val="18"/>
         </w:rPr>
-        <w:t>.txt' using 2:xtic(1)</w:t>
+        <w:t>filename</w:t>
+      </w:r>
+      <w:r>
+        <w:rPr>
+          <w:sz w:val="18"/>
+          <w:szCs w:val="18"/>
+        </w:rPr>
+        <w:t>.txt</w:t>
+      </w:r>
+      <w:proofErr w:type="spellEnd"/>
+      <w:r>
+        <w:rPr>
+          <w:sz w:val="18"/>
+          <w:szCs w:val="18"/>
+        </w:rPr>
+        <w:t xml:space="preserve">' using </w:t>
+      </w:r>
+      <w:proofErr w:type="spellStart"/>
+      <w:r>
+        <w:rPr>
+          <w:sz w:val="18"/>
+          <w:szCs w:val="18"/>
+        </w:rPr>
+        <w:t>2:xtic</w:t>
+      </w:r>
+      <w:proofErr w:type="spellEnd"/>
+      <w:r>
+        <w:rPr>
+          <w:sz w:val="18"/>
+          <w:szCs w:val="18"/>
+        </w:rPr>
+        <w:t>(1)</w:t>
       </w:r>
     </w:p>
     <w:p>
@@ -3094,6 +3533,7 @@
         </w:rPr>
         <w:t>-</w:t>
       </w:r>
+      <w:proofErr w:type="spellStart"/>
       <w:r>
         <w:rPr>
           <w:i/>
@@ -3110,6 +3550,7 @@
         </w:rPr>
         <w:t>gp</w:t>
       </w:r>
+      <w:proofErr w:type="spellEnd"/>
     </w:p>
     <w:p>
       <w:pPr>
@@ -3131,7 +3572,23 @@
     </w:p>
     <w:p>
       <w:r>
-        <w:t>The Hough accumulator data type contains counts from the accumulated (rho, theta) polar lines calculated for each image point by the Hough algorithm. Lines are computed for angles theta between 0 and 180 degrees, where theta is incremented by a fixed number of degrees, theta_inc, between samples. The number of angles, nthetas, samples is:</w:t>
+        <w:t xml:space="preserve">The Hough accumulator data type contains counts from the accumulated (rho, theta) polar lines calculated for each image point by the Hough algorithm. Lines are computed for angles theta between 0 and 180 degrees, where theta is incremented by a fixed number of degrees, </w:t>
+      </w:r>
+      <w:proofErr w:type="spellStart"/>
+      <w:r>
+        <w:t>theta_inc</w:t>
+      </w:r>
+      <w:proofErr w:type="spellEnd"/>
+      <w:r>
+        <w:t xml:space="preserve">, between samples. The number of angles, </w:t>
+      </w:r>
+      <w:proofErr w:type="spellStart"/>
+      <w:r>
+        <w:t>nthetas</w:t>
+      </w:r>
+      <w:proofErr w:type="spellEnd"/>
+      <w:r>
+        <w:t>, samples is:</w:t>
       </w:r>
     </w:p>
     <w:p>
@@ -3148,55 +3605,112 @@
           <w:szCs w:val="20"/>
         </w:rPr>
         <w:lastRenderedPageBreak/>
-        <w:t xml:space="preserve">  nthetas = 180 / theta_inc</w:t>
-      </w:r>
-    </w:p>
-    <w:p>
-      <w:pPr>
-        <w:pStyle w:val="Normalafterlist"/>
-      </w:pPr>
-      <w:r>
-        <w:t>For an image size (rows, cols), the polar line distance rho is computed from each (row, col) point with:</w:t>
-      </w:r>
-    </w:p>
-    <w:p>
-      <w:pPr>
-        <w:pStyle w:val="code"/>
+        <w:t xml:space="preserve">  </w:t>
+      </w:r>
+      <w:proofErr w:type="spellStart"/>
+      <w:r>
         <w:rPr>
           <w:sz w:val="20"/>
           <w:szCs w:val="20"/>
         </w:rPr>
-      </w:pPr>
+        <w:t>nthetas</w:t>
+      </w:r>
+      <w:proofErr w:type="spellEnd"/>
       <w:r>
         <w:rPr>
           <w:sz w:val="20"/>
           <w:szCs w:val="20"/>
         </w:rPr>
-        <w:t xml:space="preserve">  rho = (col – cols/2) * cos(theta) + (rows/2 – rows) * sin(theta)</w:t>
-      </w:r>
-    </w:p>
-    <w:p>
-      <w:pPr>
-        <w:pStyle w:val="Normalafterlist"/>
-      </w:pPr>
-      <w:r>
-        <w:t>The number of rho values, nrhos, for images is:</w:t>
-      </w:r>
-    </w:p>
-    <w:p>
-      <w:pPr>
-        <w:pStyle w:val="code"/>
+        <w:t xml:space="preserve"> = 180 / </w:t>
+      </w:r>
+      <w:proofErr w:type="spellStart"/>
+      <w:r>
         <w:rPr>
           <w:sz w:val="20"/>
           <w:szCs w:val="20"/>
         </w:rPr>
-      </w:pPr>
-      <w:r>
+        <w:t>theta_inc</w:t>
+      </w:r>
+      <w:proofErr w:type="spellEnd"/>
+    </w:p>
+    <w:p>
+      <w:pPr>
+        <w:pStyle w:val="Normalafterlist"/>
+      </w:pPr>
+      <w:r>
+        <w:t>For an image size (rows, cols), the polar line distance rho is computed from each (row, col) point with:</w:t>
+      </w:r>
+    </w:p>
+    <w:p>
+      <w:pPr>
+        <w:pStyle w:val="code"/>
         <w:rPr>
           <w:sz w:val="20"/>
           <w:szCs w:val="20"/>
         </w:rPr>
-        <w:t xml:space="preserve">  nrhos = sqrt(rows</w:t>
+      </w:pPr>
+      <w:r>
+        <w:rPr>
+          <w:sz w:val="20"/>
+          <w:szCs w:val="20"/>
+        </w:rPr>
+        <w:t xml:space="preserve">  rho = (col – cols/2) * cos(theta) + (rows/2 – rows) * sin(theta)</w:t>
+      </w:r>
+    </w:p>
+    <w:p>
+      <w:pPr>
+        <w:pStyle w:val="Normalafterlist"/>
+      </w:pPr>
+      <w:r>
+        <w:t xml:space="preserve">The number of rho values, </w:t>
+      </w:r>
+      <w:proofErr w:type="spellStart"/>
+      <w:r>
+        <w:t>nrhos</w:t>
+      </w:r>
+      <w:proofErr w:type="spellEnd"/>
+      <w:r>
+        <w:t>, for images is:</w:t>
+      </w:r>
+    </w:p>
+    <w:p>
+      <w:pPr>
+        <w:pStyle w:val="code"/>
+        <w:rPr>
+          <w:sz w:val="20"/>
+          <w:szCs w:val="20"/>
+        </w:rPr>
+      </w:pPr>
+      <w:r>
+        <w:rPr>
+          <w:sz w:val="20"/>
+          <w:szCs w:val="20"/>
+        </w:rPr>
+        <w:t xml:space="preserve">  </w:t>
+      </w:r>
+      <w:proofErr w:type="spellStart"/>
+      <w:r>
+        <w:rPr>
+          <w:sz w:val="20"/>
+          <w:szCs w:val="20"/>
+        </w:rPr>
+        <w:t>nrhos</w:t>
+      </w:r>
+      <w:proofErr w:type="spellEnd"/>
+      <w:r>
+        <w:rPr>
+          <w:sz w:val="20"/>
+          <w:szCs w:val="20"/>
+        </w:rPr>
+        <w:t xml:space="preserve"> = sqrt(</w:t>
+      </w:r>
+      <w:proofErr w:type="spellStart"/>
+      <w:r>
+        <w:rPr>
+          <w:sz w:val="20"/>
+          <w:szCs w:val="20"/>
+        </w:rPr>
+        <w:t>rows</w:t>
       </w:r>
       <w:r>
         <w:rPr>
@@ -3206,12 +3720,21 @@
         </w:rPr>
         <w:t>2</w:t>
       </w:r>
+      <w:proofErr w:type="spellEnd"/>
       <w:r>
         <w:rPr>
           <w:sz w:val="20"/>
           <w:szCs w:val="20"/>
         </w:rPr>
-        <w:t xml:space="preserve"> + columns</w:t>
+        <w:t xml:space="preserve"> + </w:t>
+      </w:r>
+      <w:proofErr w:type="spellStart"/>
+      <w:r>
+        <w:rPr>
+          <w:sz w:val="20"/>
+          <w:szCs w:val="20"/>
+        </w:rPr>
+        <w:t>columns</w:t>
       </w:r>
       <w:r>
         <w:rPr>
@@ -3221,6 +3744,7 @@
         </w:rPr>
         <w:t>2</w:t>
       </w:r>
+      <w:proofErr w:type="spellEnd"/>
       <w:r>
         <w:rPr>
           <w:sz w:val="20"/>
@@ -3234,7 +3758,15 @@
         <w:pStyle w:val="Normalafterlist"/>
       </w:pPr>
       <w:r>
-        <w:t>Each rho is accessed in the accumulator by bin index rho_index that corresponds to a rho with the formulas:</w:t>
+        <w:t xml:space="preserve">Each rho is accessed in the accumulator by bin index </w:t>
+      </w:r>
+      <w:proofErr w:type="spellStart"/>
+      <w:r>
+        <w:t>rho_index</w:t>
+      </w:r>
+      <w:proofErr w:type="spellEnd"/>
+      <w:r>
+        <w:t xml:space="preserve"> that corresponds to a rho with the formulas:</w:t>
       </w:r>
     </w:p>
     <w:p>
@@ -3250,47 +3782,39 @@
           <w:sz w:val="20"/>
           <w:szCs w:val="20"/>
         </w:rPr>
-        <w:t xml:space="preserve">  rho_index = rho + nrhos / 2</w:t>
-      </w:r>
-    </w:p>
-    <w:p>
-      <w:pPr>
-        <w:pStyle w:val="code"/>
+        <w:t xml:space="preserve">  </w:t>
+      </w:r>
+      <w:proofErr w:type="spellStart"/>
+      <w:r>
         <w:rPr>
           <w:sz w:val="20"/>
           <w:szCs w:val="20"/>
         </w:rPr>
-      </w:pPr>
+        <w:t>rho_index</w:t>
+      </w:r>
+      <w:proofErr w:type="spellEnd"/>
       <w:r>
         <w:rPr>
           <w:sz w:val="20"/>
           <w:szCs w:val="20"/>
         </w:rPr>
-        <w:t xml:space="preserve">  rho = rho_index – nrhos / 2</w:t>
-      </w:r>
-    </w:p>
-    <w:p>
-      <w:pPr>
-        <w:pStyle w:val="Normalafterlist"/>
-      </w:pPr>
-      <w:r>
-        <w:t>The Hough accumulator is indexed by (rho_index, theta_index), where theta_index is the index of the sampled angle used. theta_index corresponds to the angle:</w:t>
-      </w:r>
-    </w:p>
-    <w:p>
-      <w:pPr>
-        <w:pStyle w:val="code"/>
+        <w:t xml:space="preserve"> = rho + </w:t>
+      </w:r>
+      <w:proofErr w:type="spellStart"/>
+      <w:r>
         <w:rPr>
           <w:sz w:val="20"/>
           <w:szCs w:val="20"/>
         </w:rPr>
-      </w:pPr>
+        <w:t>nrhos</w:t>
+      </w:r>
+      <w:proofErr w:type="spellEnd"/>
       <w:r>
         <w:rPr>
           <w:sz w:val="20"/>
           <w:szCs w:val="20"/>
         </w:rPr>
-        <w:t xml:space="preserve">  theta degrees = theta_index * theta_inc</w:t>
+        <w:t xml:space="preserve"> / 2</w:t>
       </w:r>
     </w:p>
     <w:p>
@@ -3306,7 +3830,39 @@
           <w:sz w:val="20"/>
           <w:szCs w:val="20"/>
         </w:rPr>
-        <w:t xml:space="preserve">  theta_index = theta degrees / theta_inc</w:t>
+        <w:t xml:space="preserve">  rho = </w:t>
+      </w:r>
+      <w:proofErr w:type="spellStart"/>
+      <w:r>
+        <w:rPr>
+          <w:sz w:val="20"/>
+          <w:szCs w:val="20"/>
+        </w:rPr>
+        <w:t>rho_index</w:t>
+      </w:r>
+      <w:proofErr w:type="spellEnd"/>
+      <w:r>
+        <w:rPr>
+          <w:sz w:val="20"/>
+          <w:szCs w:val="20"/>
+        </w:rPr>
+        <w:t xml:space="preserve"> – </w:t>
+      </w:r>
+      <w:proofErr w:type="spellStart"/>
+      <w:r>
+        <w:rPr>
+          <w:sz w:val="20"/>
+          <w:szCs w:val="20"/>
+        </w:rPr>
+        <w:t>nrhos</w:t>
+      </w:r>
+      <w:proofErr w:type="spellEnd"/>
+      <w:r>
+        <w:rPr>
+          <w:sz w:val="20"/>
+          <w:szCs w:val="20"/>
+        </w:rPr>
+        <w:t xml:space="preserve"> / 2</w:t>
       </w:r>
     </w:p>
     <w:p>
@@ -3314,7 +3870,145 @@
         <w:pStyle w:val="Normalafterlist"/>
       </w:pPr>
       <w:r>
-        <w:t>Polar lines (rho, theta) are generally input and stored as (rho_index, theta_index), except as noted.</w:t>
+        <w:t>The Hough accumulator is indexed by (</w:t>
+      </w:r>
+      <w:proofErr w:type="spellStart"/>
+      <w:r>
+        <w:t>rho_index</w:t>
+      </w:r>
+      <w:proofErr w:type="spellEnd"/>
+      <w:r>
+        <w:t xml:space="preserve">, </w:t>
+      </w:r>
+      <w:proofErr w:type="spellStart"/>
+      <w:r>
+        <w:t>theta_index</w:t>
+      </w:r>
+      <w:proofErr w:type="spellEnd"/>
+      <w:r>
+        <w:t xml:space="preserve">), where </w:t>
+      </w:r>
+      <w:proofErr w:type="spellStart"/>
+      <w:r>
+        <w:t>theta_index</w:t>
+      </w:r>
+      <w:proofErr w:type="spellEnd"/>
+      <w:r>
+        <w:t xml:space="preserve"> is the index of the sampled angle used. </w:t>
+      </w:r>
+      <w:proofErr w:type="spellStart"/>
+      <w:r>
+        <w:t>theta_index</w:t>
+      </w:r>
+      <w:proofErr w:type="spellEnd"/>
+      <w:r>
+        <w:t xml:space="preserve"> corresponds to the angle:</w:t>
+      </w:r>
+    </w:p>
+    <w:p>
+      <w:pPr>
+        <w:pStyle w:val="code"/>
+        <w:rPr>
+          <w:sz w:val="20"/>
+          <w:szCs w:val="20"/>
+        </w:rPr>
+      </w:pPr>
+      <w:r>
+        <w:rPr>
+          <w:sz w:val="20"/>
+          <w:szCs w:val="20"/>
+        </w:rPr>
+        <w:t xml:space="preserve">  theta degrees = </w:t>
+      </w:r>
+      <w:proofErr w:type="spellStart"/>
+      <w:r>
+        <w:rPr>
+          <w:sz w:val="20"/>
+          <w:szCs w:val="20"/>
+        </w:rPr>
+        <w:t>theta_index</w:t>
+      </w:r>
+      <w:proofErr w:type="spellEnd"/>
+      <w:r>
+        <w:rPr>
+          <w:sz w:val="20"/>
+          <w:szCs w:val="20"/>
+        </w:rPr>
+        <w:t xml:space="preserve"> * </w:t>
+      </w:r>
+      <w:proofErr w:type="spellStart"/>
+      <w:r>
+        <w:rPr>
+          <w:sz w:val="20"/>
+          <w:szCs w:val="20"/>
+        </w:rPr>
+        <w:t>theta_inc</w:t>
+      </w:r>
+      <w:proofErr w:type="spellEnd"/>
+    </w:p>
+    <w:p>
+      <w:pPr>
+        <w:pStyle w:val="code"/>
+        <w:rPr>
+          <w:sz w:val="20"/>
+          <w:szCs w:val="20"/>
+        </w:rPr>
+      </w:pPr>
+      <w:r>
+        <w:rPr>
+          <w:sz w:val="20"/>
+          <w:szCs w:val="20"/>
+        </w:rPr>
+        <w:t xml:space="preserve">  </w:t>
+      </w:r>
+      <w:proofErr w:type="spellStart"/>
+      <w:r>
+        <w:rPr>
+          <w:sz w:val="20"/>
+          <w:szCs w:val="20"/>
+        </w:rPr>
+        <w:t>theta_index</w:t>
+      </w:r>
+      <w:proofErr w:type="spellEnd"/>
+      <w:r>
+        <w:rPr>
+          <w:sz w:val="20"/>
+          <w:szCs w:val="20"/>
+        </w:rPr>
+        <w:t xml:space="preserve"> = theta degrees / </w:t>
+      </w:r>
+      <w:proofErr w:type="spellStart"/>
+      <w:r>
+        <w:rPr>
+          <w:sz w:val="20"/>
+          <w:szCs w:val="20"/>
+        </w:rPr>
+        <w:t>theta_inc</w:t>
+      </w:r>
+      <w:proofErr w:type="spellEnd"/>
+    </w:p>
+    <w:p>
+      <w:pPr>
+        <w:pStyle w:val="Normalafterlist"/>
+      </w:pPr>
+      <w:r>
+        <w:t>Polar lines (rho, theta) are generally input and stored as (</w:t>
+      </w:r>
+      <w:proofErr w:type="spellStart"/>
+      <w:r>
+        <w:t>rho_index</w:t>
+      </w:r>
+      <w:proofErr w:type="spellEnd"/>
+      <w:r>
+        <w:t xml:space="preserve">, </w:t>
+      </w:r>
+      <w:proofErr w:type="spellStart"/>
+      <w:r>
+        <w:t>theta_index</w:t>
+      </w:r>
+      <w:proofErr w:type="spellEnd"/>
+      <w:r>
+        <w:t>), except as noted.</w:t>
       </w:r>
     </w:p>
     <w:p>
@@ -3407,6 +4101,7 @@
                 <w:bCs w:val="0"/>
               </w:rPr>
             </w:pPr>
+            <w:proofErr w:type="spellStart"/>
             <w:r>
               <w:rPr>
                 <w:b w:val="0"/>
@@ -3414,6 +4109,7 @@
               </w:rPr>
               <w:t>theta_inc</w:t>
             </w:r>
+            <w:proofErr w:type="spellEnd"/>
           </w:p>
         </w:tc>
         <w:tc>
@@ -3459,6 +4155,7 @@
                 <w:bCs w:val="0"/>
               </w:rPr>
             </w:pPr>
+            <w:proofErr w:type="spellStart"/>
             <w:r>
               <w:rPr>
                 <w:b w:val="0"/>
@@ -3466,6 +4163,7 @@
               </w:rPr>
               <w:t>nrhos</w:t>
             </w:r>
+            <w:proofErr w:type="spellEnd"/>
           </w:p>
         </w:tc>
         <w:tc>
@@ -3621,12 +4319,21 @@
                 <w:bCs w:val="0"/>
               </w:rPr>
             </w:pPr>
-            <w:r>
-              <w:rPr>
-                <w:b w:val="0"/>
-                <w:bCs w:val="0"/>
-              </w:rPr>
-              <w:t>hough accumulator data</w:t>
+            <w:proofErr w:type="spellStart"/>
+            <w:r>
+              <w:rPr>
+                <w:b w:val="0"/>
+                <w:bCs w:val="0"/>
+              </w:rPr>
+              <w:t>hough</w:t>
+            </w:r>
+            <w:proofErr w:type="spellEnd"/>
+            <w:r>
+              <w:rPr>
+                <w:b w:val="0"/>
+                <w:bCs w:val="0"/>
+              </w:rPr>
+              <w:t xml:space="preserve"> accumulator data</w:t>
             </w:r>
           </w:p>
         </w:tc>
@@ -3639,8 +4346,21 @@
               <w:pStyle w:val="NoSpacing"/>
               <w:cnfStyle w:val="000000100000" w:firstRow="0" w:lastRow="0" w:firstColumn="0" w:lastColumn="0" w:oddVBand="0" w:evenVBand="0" w:oddHBand="1" w:evenHBand="0" w:firstRowFirstColumn="0" w:firstRowLastColumn="0" w:lastRowFirstColumn="0" w:lastRowLastColumn="0"/>
             </w:pPr>
-            <w:r>
-              <w:t>nrhos * nthetas 32-bit integers</w:t>
+            <w:proofErr w:type="spellStart"/>
+            <w:r>
+              <w:t>nrhos</w:t>
+            </w:r>
+            <w:proofErr w:type="spellEnd"/>
+            <w:r>
+              <w:t xml:space="preserve"> * </w:t>
+            </w:r>
+            <w:proofErr w:type="spellStart"/>
+            <w:r>
+              <w:t>nthetas</w:t>
+            </w:r>
+            <w:proofErr w:type="spellEnd"/>
+            <w:r>
+              <w:t xml:space="preserve"> 32-bit integers</w:t>
             </w:r>
           </w:p>
         </w:tc>
@@ -3654,7 +4374,23 @@
               <w:cnfStyle w:val="000000100000" w:firstRow="0" w:lastRow="0" w:firstColumn="0" w:lastColumn="0" w:oddVBand="0" w:evenVBand="0" w:oddHBand="1" w:evenHBand="0" w:firstRowFirstColumn="0" w:firstRowLastColumn="0" w:lastRowFirstColumn="0" w:lastRowLastColumn="0"/>
             </w:pPr>
             <w:r>
-              <w:t>The Hough accumulator (rho_index, theta_index) count data</w:t>
+              <w:t>The Hough accumulator (</w:t>
+            </w:r>
+            <w:proofErr w:type="spellStart"/>
+            <w:r>
+              <w:t>rho_index</w:t>
+            </w:r>
+            <w:proofErr w:type="spellEnd"/>
+            <w:r>
+              <w:t xml:space="preserve">, </w:t>
+            </w:r>
+            <w:proofErr w:type="spellStart"/>
+            <w:r>
+              <w:t>theta_index</w:t>
+            </w:r>
+            <w:proofErr w:type="spellEnd"/>
+            <w:r>
+              <w:t>) count data</w:t>
             </w:r>
           </w:p>
         </w:tc>
@@ -3708,7 +4444,23 @@
           </w:tcPr>
           <w:p>
             <w:r>
-              <w:t>rho values from -nrhos/2 to nrhos/2</w:t>
+              <w:t>rho values from -</w:t>
+            </w:r>
+            <w:proofErr w:type="spellStart"/>
+            <w:r>
+              <w:t>nrhos</w:t>
+            </w:r>
+            <w:proofErr w:type="spellEnd"/>
+            <w:r>
+              <w:t xml:space="preserve">/2 to </w:t>
+            </w:r>
+            <w:proofErr w:type="spellStart"/>
+            <w:r>
+              <w:t>nrhos</w:t>
+            </w:r>
+            <w:proofErr w:type="spellEnd"/>
+            <w:r>
+              <w:t>/2</w:t>
             </w:r>
           </w:p>
         </w:tc>
@@ -3730,7 +4482,15 @@
           </w:tcPr>
           <w:p>
             <w:r>
-              <w:t>sample theta in degrees, followed by each accumulator count for the corresponding (rho, theta_index)</w:t>
+              <w:t xml:space="preserve">sample theta in degrees, followed by each accumulator count for the corresponding (rho, </w:t>
+            </w:r>
+            <w:proofErr w:type="spellStart"/>
+            <w:r>
+              <w:t>theta_index</w:t>
+            </w:r>
+            <w:proofErr w:type="spellEnd"/>
+            <w:r>
+              <w:t>)</w:t>
             </w:r>
           </w:p>
         </w:tc>
@@ -3767,7 +4527,23 @@
     </w:p>
     <w:p>
       <w:r>
-        <w:t>The binary Hough peak line data is defined by the workbench and has the following format. Polar line data is stored as (rho_index, theta_index). The corresponding rho and theta can be derived from:</w:t>
+        <w:t>The binary Hough peak line data is defined by the workbench and has the following format. Polar line data is stored as (</w:t>
+      </w:r>
+      <w:proofErr w:type="spellStart"/>
+      <w:r>
+        <w:t>rho_index</w:t>
+      </w:r>
+      <w:proofErr w:type="spellEnd"/>
+      <w:r>
+        <w:t xml:space="preserve">, </w:t>
+      </w:r>
+      <w:proofErr w:type="spellStart"/>
+      <w:r>
+        <w:t>theta_index</w:t>
+      </w:r>
+      <w:proofErr w:type="spellEnd"/>
+      <w:r>
+        <w:t>). The corresponding rho and theta can be derived from:</w:t>
       </w:r>
     </w:p>
     <w:p>
@@ -3783,24 +4559,81 @@
           <w:sz w:val="20"/>
           <w:szCs w:val="20"/>
         </w:rPr>
-        <w:t>rho = rho_index – max_rho / 2</w:t>
-      </w:r>
-    </w:p>
-    <w:p>
-      <w:pPr>
-        <w:pStyle w:val="code"/>
+        <w:t xml:space="preserve">rho = </w:t>
+      </w:r>
+      <w:proofErr w:type="spellStart"/>
+      <w:r>
         <w:rPr>
           <w:sz w:val="20"/>
           <w:szCs w:val="20"/>
         </w:rPr>
-      </w:pPr>
+        <w:t>rho_index</w:t>
+      </w:r>
+      <w:proofErr w:type="spellEnd"/>
       <w:r>
         <w:rPr>
           <w:sz w:val="20"/>
           <w:szCs w:val="20"/>
         </w:rPr>
-        <w:t>theta degrees = theta_index * theta_inc</w:t>
-      </w:r>
+        <w:t xml:space="preserve"> – </w:t>
+      </w:r>
+      <w:proofErr w:type="spellStart"/>
+      <w:r>
+        <w:rPr>
+          <w:sz w:val="20"/>
+          <w:szCs w:val="20"/>
+        </w:rPr>
+        <w:t>max_rho</w:t>
+      </w:r>
+      <w:proofErr w:type="spellEnd"/>
+      <w:r>
+        <w:rPr>
+          <w:sz w:val="20"/>
+          <w:szCs w:val="20"/>
+        </w:rPr>
+        <w:t xml:space="preserve"> / 2</w:t>
+      </w:r>
+    </w:p>
+    <w:p>
+      <w:pPr>
+        <w:pStyle w:val="code"/>
+        <w:rPr>
+          <w:sz w:val="20"/>
+          <w:szCs w:val="20"/>
+        </w:rPr>
+      </w:pPr>
+      <w:r>
+        <w:rPr>
+          <w:sz w:val="20"/>
+          <w:szCs w:val="20"/>
+        </w:rPr>
+        <w:t xml:space="preserve">theta degrees = </w:t>
+      </w:r>
+      <w:proofErr w:type="spellStart"/>
+      <w:r>
+        <w:rPr>
+          <w:sz w:val="20"/>
+          <w:szCs w:val="20"/>
+        </w:rPr>
+        <w:t>theta_index</w:t>
+      </w:r>
+      <w:proofErr w:type="spellEnd"/>
+      <w:r>
+        <w:rPr>
+          <w:sz w:val="20"/>
+          <w:szCs w:val="20"/>
+        </w:rPr>
+        <w:t xml:space="preserve"> * </w:t>
+      </w:r>
+      <w:proofErr w:type="spellStart"/>
+      <w:r>
+        <w:rPr>
+          <w:sz w:val="20"/>
+          <w:szCs w:val="20"/>
+        </w:rPr>
+        <w:t>theta_inc</w:t>
+      </w:r>
+      <w:proofErr w:type="spellEnd"/>
     </w:p>
     <w:p>
       <w:pPr>
@@ -3888,6 +4721,7 @@
                 <w:bCs w:val="0"/>
               </w:rPr>
             </w:pPr>
+            <w:proofErr w:type="spellStart"/>
             <w:r>
               <w:rPr>
                 <w:b w:val="0"/>
@@ -3895,6 +4729,7 @@
               </w:rPr>
               <w:t>nlines</w:t>
             </w:r>
+            <w:proofErr w:type="spellEnd"/>
           </w:p>
         </w:tc>
         <w:tc>
@@ -3921,7 +4756,23 @@
               <w:cnfStyle w:val="000000100000" w:firstRow="0" w:lastRow="0" w:firstColumn="0" w:lastColumn="0" w:oddVBand="0" w:evenVBand="0" w:oddHBand="1" w:evenHBand="0" w:firstRowFirstColumn="0" w:firstRowLastColumn="0" w:lastRowFirstColumn="0" w:lastRowLastColumn="0"/>
             </w:pPr>
             <w:r>
-              <w:t xml:space="preserve">The number of polar lines (rho_index, theta_index, count) </w:t>
+              <w:t>The number of polar lines (</w:t>
+            </w:r>
+            <w:proofErr w:type="spellStart"/>
+            <w:r>
+              <w:t>rho_index</w:t>
+            </w:r>
+            <w:proofErr w:type="spellEnd"/>
+            <w:r>
+              <w:t xml:space="preserve">, </w:t>
+            </w:r>
+            <w:proofErr w:type="spellStart"/>
+            <w:r>
+              <w:t>theta_index</w:t>
+            </w:r>
+            <w:proofErr w:type="spellEnd"/>
+            <w:r>
+              <w:t xml:space="preserve">, count) </w:t>
             </w:r>
           </w:p>
         </w:tc>
@@ -3940,6 +4791,7 @@
                 <w:bCs w:val="0"/>
               </w:rPr>
             </w:pPr>
+            <w:proofErr w:type="spellStart"/>
             <w:r>
               <w:rPr>
                 <w:b w:val="0"/>
@@ -3947,6 +4799,7 @@
               </w:rPr>
               <w:t>theta_inc</w:t>
             </w:r>
+            <w:proofErr w:type="spellEnd"/>
           </w:p>
         </w:tc>
         <w:tc>
@@ -3995,6 +4848,7 @@
                 <w:bCs w:val="0"/>
               </w:rPr>
             </w:pPr>
+            <w:proofErr w:type="spellStart"/>
             <w:r>
               <w:rPr>
                 <w:b w:val="0"/>
@@ -4002,6 +4856,7 @@
               </w:rPr>
               <w:t>nrhos</w:t>
             </w:r>
+            <w:proofErr w:type="spellEnd"/>
           </w:p>
         </w:tc>
         <w:tc>
@@ -4066,7 +4921,15 @@
               <w:cnfStyle w:val="000000000000" w:firstRow="0" w:lastRow="0" w:firstColumn="0" w:lastColumn="0" w:oddVBand="0" w:evenVBand="0" w:oddHBand="0" w:evenHBand="0" w:firstRowFirstColumn="0" w:firstRowLastColumn="0" w:lastRowFirstColumn="0" w:lastRowLastColumn="0"/>
             </w:pPr>
             <w:r>
-              <w:t>3 * nlines 32-bit integers</w:t>
+              <w:t xml:space="preserve">3 * </w:t>
+            </w:r>
+            <w:proofErr w:type="spellStart"/>
+            <w:r>
+              <w:t>nlines</w:t>
+            </w:r>
+            <w:proofErr w:type="spellEnd"/>
+            <w:r>
+              <w:t xml:space="preserve"> 32-bit integers</w:t>
             </w:r>
           </w:p>
         </w:tc>
@@ -4080,7 +4943,23 @@
               <w:cnfStyle w:val="000000000000" w:firstRow="0" w:lastRow="0" w:firstColumn="0" w:lastColumn="0" w:oddVBand="0" w:evenVBand="0" w:oddHBand="0" w:evenHBand="0" w:firstRowFirstColumn="0" w:firstRowLastColumn="0" w:lastRowFirstColumn="0" w:lastRowLastColumn="0"/>
             </w:pPr>
             <w:r>
-              <w:t>The polar line (rho_index, theta_index, count) data</w:t>
+              <w:t>The polar line (</w:t>
+            </w:r>
+            <w:proofErr w:type="spellStart"/>
+            <w:r>
+              <w:t>rho_index</w:t>
+            </w:r>
+            <w:proofErr w:type="spellEnd"/>
+            <w:r>
+              <w:t xml:space="preserve">, </w:t>
+            </w:r>
+            <w:proofErr w:type="spellStart"/>
+            <w:r>
+              <w:t>theta_index</w:t>
+            </w:r>
+            <w:proofErr w:type="spellEnd"/>
+            <w:r>
+              <w:t>, count) data</w:t>
             </w:r>
           </w:p>
         </w:tc>
@@ -4841,11 +5720,35 @@
               <w:cnfStyle w:val="000000100000" w:firstRow="0" w:lastRow="0" w:firstColumn="0" w:lastColumn="0" w:oddVBand="0" w:evenVBand="0" w:oddHBand="1" w:evenHBand="0" w:firstRowFirstColumn="0" w:firstRowLastColumn="0" w:lastRowFirstColumn="0" w:lastRowLastColumn="0"/>
             </w:pPr>
             <w:r>
-              <w:t>“binary” for CV_32S or CV_32S data</w:t>
+              <w:t xml:space="preserve">“binary” for </w:t>
+            </w:r>
+            <w:proofErr w:type="spellStart"/>
+            <w:r>
+              <w:t>CV_32S</w:t>
+            </w:r>
+            <w:proofErr w:type="spellEnd"/>
+            <w:r>
+              <w:t xml:space="preserve"> or </w:t>
+            </w:r>
+            <w:proofErr w:type="spellStart"/>
+            <w:r>
+              <w:t>CV_32S</w:t>
+            </w:r>
+            <w:proofErr w:type="spellEnd"/>
+            <w:r>
+              <w:t xml:space="preserve"> data</w:t>
             </w:r>
             <w:r>
               <w:br/>
-              <w:t>“jpeg” for CV_8U JPEG images</w:t>
+              <w:t xml:space="preserve">“jpeg” for </w:t>
+            </w:r>
+            <w:proofErr w:type="spellStart"/>
+            <w:r>
+              <w:t>CV_8U</w:t>
+            </w:r>
+            <w:proofErr w:type="spellEnd"/>
+            <w:r>
+              <w:t xml:space="preserve"> JPEG images</w:t>
             </w:r>
           </w:p>
         </w:tc>
@@ -4941,7 +5844,15 @@
               <w:cnfStyle w:val="000000100000" w:firstRow="0" w:lastRow="0" w:firstColumn="0" w:lastColumn="0" w:oddVBand="0" w:evenVBand="0" w:oddHBand="1" w:evenHBand="0" w:firstRowFirstColumn="0" w:firstRowLastColumn="0" w:lastRowFirstColumn="0" w:lastRowLastColumn="0"/>
             </w:pPr>
             <w:r>
-              <w:t>“hough”</w:t>
+              <w:t>“</w:t>
+            </w:r>
+            <w:proofErr w:type="spellStart"/>
+            <w:r>
+              <w:t>hough</w:t>
+            </w:r>
+            <w:proofErr w:type="spellEnd"/>
+            <w:r>
+              <w:t>”</w:t>
             </w:r>
           </w:p>
         </w:tc>
@@ -5138,7 +6049,23 @@
                 <w:b w:val="0"/>
                 <w:bCs w:val="0"/>
               </w:rPr>
-              <w:t>“berkeley_db”</w:t>
+              <w:t>“</w:t>
+            </w:r>
+            <w:proofErr w:type="spellStart"/>
+            <w:r>
+              <w:rPr>
+                <w:b w:val="0"/>
+                <w:bCs w:val="0"/>
+              </w:rPr>
+              <w:t>berkeley_db</w:t>
+            </w:r>
+            <w:proofErr w:type="spellEnd"/>
+            <w:r>
+              <w:rPr>
+                <w:b w:val="0"/>
+                <w:bCs w:val="0"/>
+              </w:rPr>
+              <w:t>”</w:t>
             </w:r>
           </w:p>
         </w:tc>
@@ -5326,7 +6253,15 @@
         <w:pStyle w:val="code"/>
       </w:pPr>
       <w:r>
-        <w:t xml:space="preserve">      "ext": "</w:t>
+        <w:t xml:space="preserve">      "</w:t>
+      </w:r>
+      <w:proofErr w:type="spellStart"/>
+      <w:r>
+        <w:t>ext</w:t>
+      </w:r>
+      <w:proofErr w:type="spellEnd"/>
+      <w:r>
+        <w:t>": "</w:t>
       </w:r>
       <w:r>
         <w:rPr>
@@ -5361,17 +6296,33 @@
           <w:i/>
           <w:iCs/>
         </w:rPr>
-        <w:t>filename-base</w:t>
-      </w:r>
-      <w:r>
-        <w:t>.</w:t>
-      </w:r>
+        <w:t>filename-</w:t>
+      </w:r>
+      <w:proofErr w:type="spellStart"/>
       <w:r>
         <w:rPr>
           <w:i/>
           <w:iCs/>
         </w:rPr>
-        <w:t>filename-extension</w:t>
+        <w:t>base</w:t>
+      </w:r>
+      <w:r>
+        <w:t>.</w:t>
+      </w:r>
+      <w:r>
+        <w:rPr>
+          <w:i/>
+          <w:iCs/>
+        </w:rPr>
+        <w:t>filename</w:t>
+      </w:r>
+      <w:proofErr w:type="spellEnd"/>
+      <w:r>
+        <w:rPr>
+          <w:i/>
+          <w:iCs/>
+        </w:rPr>
+        <w:t>-extension</w:t>
       </w:r>
       <w:r>
         <w:t xml:space="preserve">". The </w:t>
@@ -6374,8 +7325,16 @@
           <w:rPr>
             <w:rStyle w:val="Hyperlink"/>
           </w:rPr>
-          <w:t>cv-workbench.docx</w:t>
+          <w:t>cv-</w:t>
         </w:r>
+        <w:proofErr w:type="spellStart"/>
+        <w:r>
+          <w:rPr>
+            <w:rStyle w:val="Hyperlink"/>
+          </w:rPr>
+          <w:t>workbench.docx</w:t>
+        </w:r>
+        <w:proofErr w:type="spellEnd"/>
       </w:hyperlink>
     </w:p>
     <w:p>
@@ -6398,11 +7357,27 @@
           <w:rPr>
             <w:rStyle w:val="Hyperlink"/>
           </w:rPr>
-          <w:t>Windows Subsystem for Linux WSL2</w:t>
+          <w:t xml:space="preserve">Windows Subsystem for Linux </w:t>
         </w:r>
+        <w:proofErr w:type="spellStart"/>
+        <w:r>
+          <w:rPr>
+            <w:rStyle w:val="Hyperlink"/>
+          </w:rPr>
+          <w:t>WSL2</w:t>
+        </w:r>
+        <w:proofErr w:type="spellEnd"/>
       </w:hyperlink>
       <w:r>
-        <w:t xml:space="preserve"> with Ubuntu or Pengwin.</w:t>
+        <w:t xml:space="preserve"> with Ubuntu or </w:t>
+      </w:r>
+      <w:proofErr w:type="spellStart"/>
+      <w:r>
+        <w:t>Pengwin</w:t>
+      </w:r>
+      <w:proofErr w:type="spellEnd"/>
+      <w:r>
+        <w:t>.</w:t>
       </w:r>
     </w:p>
     <w:p>
@@ -6548,27 +7523,25 @@
           <w:szCs w:val="16"/>
         </w:rPr>
         <w:tab/>
-        <w:t xml:space="preserve">  "operator": "filter-edge-sobel",</w:t>
-      </w:r>
-    </w:p>
-    <w:p>
-      <w:pPr>
-        <w:shd w:val="clear" w:color="auto" w:fill="FFFFFF"/>
-        <w:spacing w:after="0" w:line="240" w:lineRule="auto"/>
+        <w:t xml:space="preserve">  "operator": "filter-edge-</w:t>
+      </w:r>
+      <w:proofErr w:type="spellStart"/>
+      <w:r>
         <w:rPr>
           <w:rFonts w:ascii="Lucida Console" w:hAnsi="Lucida Console"/>
           <w:sz w:val="16"/>
           <w:szCs w:val="16"/>
         </w:rPr>
-      </w:pPr>
+        <w:t>sobel</w:t>
+      </w:r>
+      <w:proofErr w:type="spellEnd"/>
       <w:r>
         <w:rPr>
           <w:rFonts w:ascii="Lucida Console" w:hAnsi="Lucida Console"/>
           <w:sz w:val="16"/>
           <w:szCs w:val="16"/>
         </w:rPr>
-        <w:tab/>
-        <w:t xml:space="preserve">  "input-data": [</w:t>
+        <w:t>",</w:t>
       </w:r>
     </w:p>
     <w:p>
@@ -6588,7 +7561,7 @@
           <w:szCs w:val="16"/>
         </w:rPr>
         <w:tab/>
-        <w:t xml:space="preserve">    {</w:t>
+        <w:t xml:space="preserve">  "input-data": [</w:t>
       </w:r>
     </w:p>
     <w:p>
@@ -6608,7 +7581,7 @@
           <w:szCs w:val="16"/>
         </w:rPr>
         <w:tab/>
-        <w:t xml:space="preserve">      "id": 1,</w:t>
+        <w:t xml:space="preserve">    {</w:t>
       </w:r>
     </w:p>
     <w:p>
@@ -6628,7 +7601,7 @@
           <w:szCs w:val="16"/>
         </w:rPr>
         <w:tab/>
-        <w:t xml:space="preserve">      "type": "image",</w:t>
+        <w:t xml:space="preserve">      "id": 1,</w:t>
       </w:r>
     </w:p>
     <w:p>
@@ -6648,7 +7621,7 @@
           <w:szCs w:val="16"/>
         </w:rPr>
         <w:tab/>
-        <w:t xml:space="preserve">      "repository": "filesystem",</w:t>
+        <w:t xml:space="preserve">      "type": "image",</w:t>
       </w:r>
     </w:p>
     <w:p>
@@ -6668,7 +7641,7 @@
           <w:szCs w:val="16"/>
         </w:rPr>
         <w:tab/>
-        <w:t xml:space="preserve">      "format": "jpeg",</w:t>
+        <w:t xml:space="preserve">      "repository": "filesystem",</w:t>
       </w:r>
     </w:p>
     <w:p>
@@ -6688,7 +7661,7 @@
           <w:szCs w:val="16"/>
         </w:rPr>
         <w:tab/>
-        <w:t xml:space="preserve">      "directory": ".",</w:t>
+        <w:t xml:space="preserve">      "format": "jpeg",</w:t>
       </w:r>
     </w:p>
     <w:p>
@@ -6708,7 +7681,7 @@
           <w:szCs w:val="16"/>
         </w:rPr>
         <w:tab/>
-        <w:t xml:space="preserve">      "filename": "square45-90_gray",</w:t>
+        <w:t xml:space="preserve">      "directory": ".",</w:t>
       </w:r>
     </w:p>
     <w:p>
@@ -6728,27 +7701,25 @@
           <w:szCs w:val="16"/>
         </w:rPr>
         <w:tab/>
-        <w:t xml:space="preserve">      "ext": "jpg"</w:t>
-      </w:r>
-    </w:p>
-    <w:p>
-      <w:pPr>
-        <w:shd w:val="clear" w:color="auto" w:fill="FFFFFF"/>
-        <w:spacing w:after="0" w:line="240" w:lineRule="auto"/>
+        <w:t xml:space="preserve">      "filename": "</w:t>
+      </w:r>
+      <w:proofErr w:type="spellStart"/>
+      <w:r>
         <w:rPr>
           <w:rFonts w:ascii="Lucida Console" w:hAnsi="Lucida Console"/>
           <w:sz w:val="16"/>
           <w:szCs w:val="16"/>
         </w:rPr>
-      </w:pPr>
+        <w:t>square45-90_gray</w:t>
+      </w:r>
+      <w:proofErr w:type="spellEnd"/>
       <w:r>
         <w:rPr>
           <w:rFonts w:ascii="Lucida Console" w:hAnsi="Lucida Console"/>
           <w:sz w:val="16"/>
           <w:szCs w:val="16"/>
         </w:rPr>
-        <w:tab/>
-        <w:t xml:space="preserve">    }</w:t>
+        <w:t>",</w:t>
       </w:r>
     </w:p>
     <w:p>
@@ -6768,27 +7739,25 @@
           <w:szCs w:val="16"/>
         </w:rPr>
         <w:tab/>
-        <w:t xml:space="preserve">  ],</w:t>
-      </w:r>
-    </w:p>
-    <w:p>
-      <w:pPr>
-        <w:shd w:val="clear" w:color="auto" w:fill="FFFFFF"/>
-        <w:spacing w:after="0" w:line="240" w:lineRule="auto"/>
+        <w:t xml:space="preserve">      "</w:t>
+      </w:r>
+      <w:proofErr w:type="spellStart"/>
+      <w:r>
         <w:rPr>
           <w:rFonts w:ascii="Lucida Console" w:hAnsi="Lucida Console"/>
           <w:sz w:val="16"/>
           <w:szCs w:val="16"/>
         </w:rPr>
-      </w:pPr>
+        <w:t>ext</w:t>
+      </w:r>
+      <w:proofErr w:type="spellEnd"/>
       <w:r>
         <w:rPr>
           <w:rFonts w:ascii="Lucida Console" w:hAnsi="Lucida Console"/>
           <w:sz w:val="16"/>
           <w:szCs w:val="16"/>
         </w:rPr>
-        <w:tab/>
-        <w:t xml:space="preserve">  "output-data": [</w:t>
+        <w:t>": "jpg"</w:t>
       </w:r>
     </w:p>
     <w:p>
@@ -6808,7 +7777,7 @@
           <w:szCs w:val="16"/>
         </w:rPr>
         <w:tab/>
-        <w:t xml:space="preserve">    {</w:t>
+        <w:t xml:space="preserve">    }</w:t>
       </w:r>
     </w:p>
     <w:p>
@@ -6828,7 +7797,7 @@
           <w:szCs w:val="16"/>
         </w:rPr>
         <w:tab/>
-        <w:t xml:space="preserve">      "id": 1,</w:t>
+        <w:t xml:space="preserve">  ],</w:t>
       </w:r>
     </w:p>
     <w:p>
@@ -6848,7 +7817,7 @@
           <w:szCs w:val="16"/>
         </w:rPr>
         <w:tab/>
-        <w:t xml:space="preserve">      "type": "image",</w:t>
+        <w:t xml:space="preserve">  "output-data": [</w:t>
       </w:r>
     </w:p>
     <w:p>
@@ -6868,7 +7837,7 @@
           <w:szCs w:val="16"/>
         </w:rPr>
         <w:tab/>
-        <w:t xml:space="preserve">      "repository": "filesystem",</w:t>
+        <w:t xml:space="preserve">    {</w:t>
       </w:r>
     </w:p>
     <w:p>
@@ -6888,7 +7857,7 @@
           <w:szCs w:val="16"/>
         </w:rPr>
         <w:tab/>
-        <w:t xml:space="preserve">      "format": "binary",</w:t>
+        <w:t xml:space="preserve">      "id": 1,</w:t>
       </w:r>
     </w:p>
     <w:p>
@@ -6908,7 +7877,7 @@
           <w:szCs w:val="16"/>
         </w:rPr>
         <w:tab/>
-        <w:t xml:space="preserve">      "directory": ".",</w:t>
+        <w:t xml:space="preserve">      "type": "image",</w:t>
       </w:r>
     </w:p>
     <w:p>
@@ -6928,7 +7897,7 @@
           <w:szCs w:val="16"/>
         </w:rPr>
         <w:tab/>
-        <w:t xml:space="preserve">      "filename": "square45-90_sobel_gray",</w:t>
+        <w:t xml:space="preserve">      "repository": "filesystem",</w:t>
       </w:r>
     </w:p>
     <w:p>
@@ -6948,7 +7917,103 @@
           <w:szCs w:val="16"/>
         </w:rPr>
         <w:tab/>
-        <w:t xml:space="preserve">      "ext": "bin"</w:t>
+        <w:t xml:space="preserve">      "format": "binary",</w:t>
+      </w:r>
+    </w:p>
+    <w:p>
+      <w:pPr>
+        <w:shd w:val="clear" w:color="auto" w:fill="FFFFFF"/>
+        <w:spacing w:after="0" w:line="240" w:lineRule="auto"/>
+        <w:rPr>
+          <w:rFonts w:ascii="Lucida Console" w:hAnsi="Lucida Console"/>
+          <w:sz w:val="16"/>
+          <w:szCs w:val="16"/>
+        </w:rPr>
+      </w:pPr>
+      <w:r>
+        <w:rPr>
+          <w:rFonts w:ascii="Lucida Console" w:hAnsi="Lucida Console"/>
+          <w:sz w:val="16"/>
+          <w:szCs w:val="16"/>
+        </w:rPr>
+        <w:tab/>
+        <w:t xml:space="preserve">      "directory": ".",</w:t>
+      </w:r>
+    </w:p>
+    <w:p>
+      <w:pPr>
+        <w:shd w:val="clear" w:color="auto" w:fill="FFFFFF"/>
+        <w:spacing w:after="0" w:line="240" w:lineRule="auto"/>
+        <w:rPr>
+          <w:rFonts w:ascii="Lucida Console" w:hAnsi="Lucida Console"/>
+          <w:sz w:val="16"/>
+          <w:szCs w:val="16"/>
+        </w:rPr>
+      </w:pPr>
+      <w:r>
+        <w:rPr>
+          <w:rFonts w:ascii="Lucida Console" w:hAnsi="Lucida Console"/>
+          <w:sz w:val="16"/>
+          <w:szCs w:val="16"/>
+        </w:rPr>
+        <w:tab/>
+        <w:t xml:space="preserve">      "filename": "</w:t>
+      </w:r>
+      <w:proofErr w:type="spellStart"/>
+      <w:r>
+        <w:rPr>
+          <w:rFonts w:ascii="Lucida Console" w:hAnsi="Lucida Console"/>
+          <w:sz w:val="16"/>
+          <w:szCs w:val="16"/>
+        </w:rPr>
+        <w:t>square45-90_sobel_gray</w:t>
+      </w:r>
+      <w:proofErr w:type="spellEnd"/>
+      <w:r>
+        <w:rPr>
+          <w:rFonts w:ascii="Lucida Console" w:hAnsi="Lucida Console"/>
+          <w:sz w:val="16"/>
+          <w:szCs w:val="16"/>
+        </w:rPr>
+        <w:t>",</w:t>
+      </w:r>
+    </w:p>
+    <w:p>
+      <w:pPr>
+        <w:shd w:val="clear" w:color="auto" w:fill="FFFFFF"/>
+        <w:spacing w:after="0" w:line="240" w:lineRule="auto"/>
+        <w:rPr>
+          <w:rFonts w:ascii="Lucida Console" w:hAnsi="Lucida Console"/>
+          <w:sz w:val="16"/>
+          <w:szCs w:val="16"/>
+        </w:rPr>
+      </w:pPr>
+      <w:r>
+        <w:rPr>
+          <w:rFonts w:ascii="Lucida Console" w:hAnsi="Lucida Console"/>
+          <w:sz w:val="16"/>
+          <w:szCs w:val="16"/>
+        </w:rPr>
+        <w:tab/>
+        <w:t xml:space="preserve">      "</w:t>
+      </w:r>
+      <w:proofErr w:type="spellStart"/>
+      <w:r>
+        <w:rPr>
+          <w:rFonts w:ascii="Lucida Console" w:hAnsi="Lucida Console"/>
+          <w:sz w:val="16"/>
+          <w:szCs w:val="16"/>
+        </w:rPr>
+        <w:t>ext</w:t>
+      </w:r>
+      <w:proofErr w:type="spellEnd"/>
+      <w:r>
+        <w:rPr>
+          <w:rFonts w:ascii="Lucida Console" w:hAnsi="Lucida Console"/>
+          <w:sz w:val="16"/>
+          <w:szCs w:val="16"/>
+        </w:rPr>
+        <w:t>": "bin"</w:t>
       </w:r>
     </w:p>
     <w:p>
@@ -7152,7 +8217,15 @@
               <w:pStyle w:val="code"/>
             </w:pPr>
             <w:r>
-              <w:t xml:space="preserve">  "operator": "filter-edge-sobel",</w:t>
+              <w:t xml:space="preserve">  "operator": "filter-edge-</w:t>
+            </w:r>
+            <w:proofErr w:type="spellStart"/>
+            <w:r>
+              <w:t>sobel</w:t>
+            </w:r>
+            <w:proofErr w:type="spellEnd"/>
+            <w:r>
+              <w:t>",</w:t>
             </w:r>
           </w:p>
         </w:tc>
@@ -7237,7 +8310,15 @@
               <w:pStyle w:val="code"/>
             </w:pPr>
             <w:r>
-              <w:t xml:space="preserve">      "filename": "square45-90_gray",</w:t>
+              <w:t xml:space="preserve">      "filename": "</w:t>
+            </w:r>
+            <w:proofErr w:type="spellStart"/>
+            <w:r>
+              <w:t>square45-90_gray</w:t>
+            </w:r>
+            <w:proofErr w:type="spellEnd"/>
+            <w:r>
+              <w:t>",</w:t>
             </w:r>
           </w:p>
           <w:p>
@@ -7245,7 +8326,15 @@
               <w:pStyle w:val="code"/>
             </w:pPr>
             <w:r>
-              <w:t xml:space="preserve">      "ext": "jpg"</w:t>
+              <w:t xml:space="preserve">      "</w:t>
+            </w:r>
+            <w:proofErr w:type="spellStart"/>
+            <w:r>
+              <w:t>ext</w:t>
+            </w:r>
+            <w:proofErr w:type="spellEnd"/>
+            <w:r>
+              <w:t>": "jpg"</w:t>
             </w:r>
           </w:p>
           <w:p>
@@ -7279,7 +8368,23 @@
               <w:cnfStyle w:val="000000000000" w:firstRow="0" w:lastRow="0" w:firstColumn="0" w:lastColumn="0" w:oddVBand="0" w:evenVBand="0" w:oddHBand="0" w:evenHBand="0" w:firstRowFirstColumn="0" w:firstRowLastColumn="0" w:lastRowFirstColumn="0" w:lastRowLastColumn="0"/>
             </w:pPr>
             <w:r>
-              <w:t>The input data for the operator is a CV_8U JPEG image file named “square45-90_gray.jpg” in the current directory</w:t>
+              <w:t xml:space="preserve">The input data for the operator is a </w:t>
+            </w:r>
+            <w:proofErr w:type="spellStart"/>
+            <w:r>
+              <w:t>CV_8U</w:t>
+            </w:r>
+            <w:proofErr w:type="spellEnd"/>
+            <w:r>
+              <w:t xml:space="preserve"> JPEG image file named “</w:t>
+            </w:r>
+            <w:proofErr w:type="spellStart"/>
+            <w:r>
+              <w:t>square45-90_gray.jpg</w:t>
+            </w:r>
+            <w:proofErr w:type="spellEnd"/>
+            <w:r>
+              <w:t>” in the current directory</w:t>
             </w:r>
           </w:p>
         </w:tc>
@@ -7354,7 +8459,15 @@
               <w:pStyle w:val="code"/>
             </w:pPr>
             <w:r>
-              <w:t xml:space="preserve">      "filename": "square45-90_sobel_gray",</w:t>
+              <w:t xml:space="preserve">      "filename": "</w:t>
+            </w:r>
+            <w:proofErr w:type="spellStart"/>
+            <w:r>
+              <w:t>square45-90_sobel_gray</w:t>
+            </w:r>
+            <w:proofErr w:type="spellEnd"/>
+            <w:r>
+              <w:t>",</w:t>
             </w:r>
           </w:p>
           <w:p>
@@ -7362,7 +8475,15 @@
               <w:pStyle w:val="code"/>
             </w:pPr>
             <w:r>
-              <w:t xml:space="preserve">      "ext": "bin"</w:t>
+              <w:t xml:space="preserve">      "</w:t>
+            </w:r>
+            <w:proofErr w:type="spellStart"/>
+            <w:r>
+              <w:t>ext</w:t>
+            </w:r>
+            <w:proofErr w:type="spellEnd"/>
+            <w:r>
+              <w:t>": "bin"</w:t>
             </w:r>
           </w:p>
           <w:p>
@@ -7391,7 +8512,31 @@
               <w:cnfStyle w:val="000000100000" w:firstRow="0" w:lastRow="0" w:firstColumn="0" w:lastColumn="0" w:oddVBand="0" w:evenVBand="0" w:oddHBand="1" w:evenHBand="0" w:firstRowFirstColumn="0" w:firstRowLastColumn="0" w:lastRowFirstColumn="0" w:lastRowLastColumn="0"/>
             </w:pPr>
             <w:r>
-              <w:t>The output data for the operator is a CV_32S binary image file named “square45-90_sobel_gray.bin” in the current directory. The Sobel operator defines that the image is CV_32S.</w:t>
+              <w:t xml:space="preserve">The output data for the operator is a </w:t>
+            </w:r>
+            <w:proofErr w:type="spellStart"/>
+            <w:r>
+              <w:t>CV_32S</w:t>
+            </w:r>
+            <w:proofErr w:type="spellEnd"/>
+            <w:r>
+              <w:t xml:space="preserve"> binary image file named “</w:t>
+            </w:r>
+            <w:proofErr w:type="spellStart"/>
+            <w:r>
+              <w:t>square45-90_sobel_gray.bin</w:t>
+            </w:r>
+            <w:proofErr w:type="spellEnd"/>
+            <w:r>
+              <w:t xml:space="preserve">” in the current directory. The Sobel operator defines that the image is </w:t>
+            </w:r>
+            <w:proofErr w:type="spellStart"/>
+            <w:r>
+              <w:t>CV_32S</w:t>
+            </w:r>
+            <w:proofErr w:type="spellEnd"/>
+            <w:r>
+              <w:t>.</w:t>
             </w:r>
           </w:p>
         </w:tc>
@@ -7490,7 +8635,47 @@
     </w:p>
     <w:p>
       <w:r>
-        <w:t xml:space="preserve">A sample script experiment step specifying mapping image intensities for an input binary CV_32S or CV_32F image to a CV_8U JPEG output image follows. The operator detects that the input image is in either a CV_32S or CV_32F format and handles either one. </w:t>
+        <w:t xml:space="preserve">A sample script experiment step specifying mapping image intensities for an input binary </w:t>
+      </w:r>
+      <w:proofErr w:type="spellStart"/>
+      <w:r>
+        <w:t>CV_32S</w:t>
+      </w:r>
+      <w:proofErr w:type="spellEnd"/>
+      <w:r>
+        <w:t xml:space="preserve"> or </w:t>
+      </w:r>
+      <w:proofErr w:type="spellStart"/>
+      <w:r>
+        <w:t>CV_32F</w:t>
+      </w:r>
+      <w:proofErr w:type="spellEnd"/>
+      <w:r>
+        <w:t xml:space="preserve"> image to a </w:t>
+      </w:r>
+      <w:proofErr w:type="spellStart"/>
+      <w:r>
+        <w:t>CV_8U</w:t>
+      </w:r>
+      <w:proofErr w:type="spellEnd"/>
+      <w:r>
+        <w:t xml:space="preserve"> JPEG output image follows. The operator detects that the input image is in either a </w:t>
+      </w:r>
+      <w:proofErr w:type="spellStart"/>
+      <w:r>
+        <w:t>CV_32S</w:t>
+      </w:r>
+      <w:proofErr w:type="spellEnd"/>
+      <w:r>
+        <w:t xml:space="preserve"> or </w:t>
+      </w:r>
+      <w:proofErr w:type="spellStart"/>
+      <w:r>
+        <w:t>CV_32F</w:t>
+      </w:r>
+      <w:proofErr w:type="spellEnd"/>
+      <w:r>
+        <w:t xml:space="preserve"> format and handles either one. </w:t>
       </w:r>
     </w:p>
     <w:p>
@@ -7710,27 +8895,25 @@
           <w:szCs w:val="16"/>
         </w:rPr>
         <w:tab/>
-        <w:t xml:space="preserve">      "filename": "square45-90_sobel_gray",</w:t>
-      </w:r>
-    </w:p>
-    <w:p>
-      <w:pPr>
-        <w:shd w:val="clear" w:color="auto" w:fill="FFFFFF"/>
-        <w:spacing w:after="0" w:line="240" w:lineRule="auto"/>
+        <w:t xml:space="preserve">      "filename": "</w:t>
+      </w:r>
+      <w:proofErr w:type="spellStart"/>
+      <w:r>
         <w:rPr>
           <w:rFonts w:ascii="Lucida Console" w:hAnsi="Lucida Console"/>
           <w:sz w:val="16"/>
           <w:szCs w:val="16"/>
         </w:rPr>
-      </w:pPr>
+        <w:t>square45-90_sobel_gray</w:t>
+      </w:r>
+      <w:proofErr w:type="spellEnd"/>
       <w:r>
         <w:rPr>
           <w:rFonts w:ascii="Lucida Console" w:hAnsi="Lucida Console"/>
           <w:sz w:val="16"/>
           <w:szCs w:val="16"/>
         </w:rPr>
-        <w:tab/>
-        <w:t xml:space="preserve">      "ext": "bin"</w:t>
+        <w:t>",</w:t>
       </w:r>
     </w:p>
     <w:p>
@@ -7750,27 +8933,25 @@
           <w:szCs w:val="16"/>
         </w:rPr>
         <w:tab/>
-        <w:t xml:space="preserve">    }</w:t>
-      </w:r>
-    </w:p>
-    <w:p>
-      <w:pPr>
-        <w:shd w:val="clear" w:color="auto" w:fill="FFFFFF"/>
-        <w:spacing w:after="0" w:line="240" w:lineRule="auto"/>
+        <w:t xml:space="preserve">      "</w:t>
+      </w:r>
+      <w:proofErr w:type="spellStart"/>
+      <w:r>
         <w:rPr>
           <w:rFonts w:ascii="Lucida Console" w:hAnsi="Lucida Console"/>
           <w:sz w:val="16"/>
           <w:szCs w:val="16"/>
         </w:rPr>
-      </w:pPr>
+        <w:t>ext</w:t>
+      </w:r>
+      <w:proofErr w:type="spellEnd"/>
       <w:r>
         <w:rPr>
           <w:rFonts w:ascii="Lucida Console" w:hAnsi="Lucida Console"/>
           <w:sz w:val="16"/>
           <w:szCs w:val="16"/>
         </w:rPr>
-        <w:tab/>
-        <w:t xml:space="preserve">  ],</w:t>
+        <w:t>": "bin"</w:t>
       </w:r>
     </w:p>
     <w:p>
@@ -7790,7 +8971,7 @@
           <w:szCs w:val="16"/>
         </w:rPr>
         <w:tab/>
-        <w:t xml:space="preserve">  "output-data": [</w:t>
+        <w:t xml:space="preserve">    }</w:t>
       </w:r>
     </w:p>
     <w:p>
@@ -7810,7 +8991,7 @@
           <w:szCs w:val="16"/>
         </w:rPr>
         <w:tab/>
-        <w:t xml:space="preserve">    {</w:t>
+        <w:t xml:space="preserve">  ],</w:t>
       </w:r>
     </w:p>
     <w:p>
@@ -7830,7 +9011,7 @@
           <w:szCs w:val="16"/>
         </w:rPr>
         <w:tab/>
-        <w:t xml:space="preserve">      "id": 1,</w:t>
+        <w:t xml:space="preserve">  "output-data": [</w:t>
       </w:r>
     </w:p>
     <w:p>
@@ -7850,7 +9031,7 @@
           <w:szCs w:val="16"/>
         </w:rPr>
         <w:tab/>
-        <w:t xml:space="preserve">      "type": "image",</w:t>
+        <w:t xml:space="preserve">    {</w:t>
       </w:r>
     </w:p>
     <w:p>
@@ -7870,7 +9051,7 @@
           <w:szCs w:val="16"/>
         </w:rPr>
         <w:tab/>
-        <w:t xml:space="preserve">      "repository": "filesystem",</w:t>
+        <w:t xml:space="preserve">      "id": 1,</w:t>
       </w:r>
     </w:p>
     <w:p>
@@ -7890,7 +9071,7 @@
           <w:szCs w:val="16"/>
         </w:rPr>
         <w:tab/>
-        <w:t xml:space="preserve">      "format": "jpeg",</w:t>
+        <w:t xml:space="preserve">      "type": "image",</w:t>
       </w:r>
     </w:p>
     <w:p>
@@ -7910,7 +9091,7 @@
           <w:szCs w:val="16"/>
         </w:rPr>
         <w:tab/>
-        <w:t xml:space="preserve">      "directory": ".",</w:t>
+        <w:t xml:space="preserve">      "repository": "filesystem",</w:t>
       </w:r>
     </w:p>
     <w:p>
@@ -7930,7 +9111,7 @@
           <w:szCs w:val="16"/>
         </w:rPr>
         <w:tab/>
-        <w:t xml:space="preserve">      "filename": "square45-90_sobel_gray",</w:t>
+        <w:t xml:space="preserve">      "format": "jpeg",</w:t>
       </w:r>
     </w:p>
     <w:p>
@@ -7950,7 +9131,7 @@
           <w:szCs w:val="16"/>
         </w:rPr>
         <w:tab/>
-        <w:t xml:space="preserve">      "ext": "jpg"</w:t>
+        <w:t xml:space="preserve">      "directory": ".",</w:t>
       </w:r>
     </w:p>
     <w:p>
@@ -7970,27 +9151,25 @@
           <w:szCs w:val="16"/>
         </w:rPr>
         <w:tab/>
-        <w:t xml:space="preserve">    }</w:t>
-      </w:r>
-    </w:p>
-    <w:p>
-      <w:pPr>
-        <w:shd w:val="clear" w:color="auto" w:fill="FFFFFF"/>
-        <w:spacing w:after="0" w:line="240" w:lineRule="auto"/>
+        <w:t xml:space="preserve">      "filename": "</w:t>
+      </w:r>
+      <w:proofErr w:type="spellStart"/>
+      <w:r>
         <w:rPr>
           <w:rFonts w:ascii="Lucida Console" w:hAnsi="Lucida Console"/>
           <w:sz w:val="16"/>
           <w:szCs w:val="16"/>
         </w:rPr>
-      </w:pPr>
+        <w:t>square45-90_sobel_gray</w:t>
+      </w:r>
+      <w:proofErr w:type="spellEnd"/>
       <w:r>
         <w:rPr>
           <w:rFonts w:ascii="Lucida Console" w:hAnsi="Lucida Console"/>
           <w:sz w:val="16"/>
           <w:szCs w:val="16"/>
         </w:rPr>
-        <w:tab/>
-        <w:t xml:space="preserve">  ],</w:t>
+        <w:t>",</w:t>
       </w:r>
     </w:p>
     <w:p>
@@ -8010,27 +9189,25 @@
           <w:szCs w:val="16"/>
         </w:rPr>
         <w:tab/>
-        <w:t xml:space="preserve">  "parameters": {</w:t>
-      </w:r>
-    </w:p>
-    <w:p>
-      <w:pPr>
-        <w:shd w:val="clear" w:color="auto" w:fill="FFFFFF"/>
-        <w:spacing w:after="0" w:line="240" w:lineRule="auto"/>
+        <w:t xml:space="preserve">      "</w:t>
+      </w:r>
+      <w:proofErr w:type="spellStart"/>
+      <w:r>
         <w:rPr>
           <w:rFonts w:ascii="Lucida Console" w:hAnsi="Lucida Console"/>
           <w:sz w:val="16"/>
           <w:szCs w:val="16"/>
         </w:rPr>
-      </w:pPr>
+        <w:t>ext</w:t>
+      </w:r>
+      <w:proofErr w:type="spellEnd"/>
       <w:r>
         <w:rPr>
           <w:rFonts w:ascii="Lucida Console" w:hAnsi="Lucida Console"/>
           <w:sz w:val="16"/>
           <w:szCs w:val="16"/>
         </w:rPr>
-        <w:tab/>
-        <w:t xml:space="preserve">    "lower_in": "-1020",</w:t>
+        <w:t>": "jpg"</w:t>
       </w:r>
     </w:p>
     <w:p>
@@ -8050,7 +9227,7 @@
           <w:szCs w:val="16"/>
         </w:rPr>
         <w:tab/>
-        <w:t xml:space="preserve">    "upper_in": "1020",</w:t>
+        <w:t xml:space="preserve">    }</w:t>
       </w:r>
     </w:p>
     <w:p>
@@ -8070,7 +9247,7 @@
           <w:szCs w:val="16"/>
         </w:rPr>
         <w:tab/>
-        <w:t xml:space="preserve">    "lower_out": "0",</w:t>
+        <w:t xml:space="preserve">  ],</w:t>
       </w:r>
     </w:p>
     <w:p>
@@ -8090,7 +9267,7 @@
           <w:szCs w:val="16"/>
         </w:rPr>
         <w:tab/>
-        <w:t xml:space="preserve">    "upper_out": "255",</w:t>
+        <w:t xml:space="preserve">  "parameters": {</w:t>
       </w:r>
     </w:p>
     <w:p>
@@ -8110,7 +9287,177 @@
           <w:szCs w:val="16"/>
         </w:rPr>
         <w:tab/>
-        <w:t xml:space="preserve">    "depth": "CV_8U"</w:t>
+        <w:t xml:space="preserve">    "</w:t>
+      </w:r>
+      <w:proofErr w:type="spellStart"/>
+      <w:r>
+        <w:rPr>
+          <w:rFonts w:ascii="Lucida Console" w:hAnsi="Lucida Console"/>
+          <w:sz w:val="16"/>
+          <w:szCs w:val="16"/>
+        </w:rPr>
+        <w:t>lower_in</w:t>
+      </w:r>
+      <w:proofErr w:type="spellEnd"/>
+      <w:r>
+        <w:rPr>
+          <w:rFonts w:ascii="Lucida Console" w:hAnsi="Lucida Console"/>
+          <w:sz w:val="16"/>
+          <w:szCs w:val="16"/>
+        </w:rPr>
+        <w:t>": "-1020",</w:t>
+      </w:r>
+    </w:p>
+    <w:p>
+      <w:pPr>
+        <w:shd w:val="clear" w:color="auto" w:fill="FFFFFF"/>
+        <w:spacing w:after="0" w:line="240" w:lineRule="auto"/>
+        <w:rPr>
+          <w:rFonts w:ascii="Lucida Console" w:hAnsi="Lucida Console"/>
+          <w:sz w:val="16"/>
+          <w:szCs w:val="16"/>
+        </w:rPr>
+      </w:pPr>
+      <w:r>
+        <w:rPr>
+          <w:rFonts w:ascii="Lucida Console" w:hAnsi="Lucida Console"/>
+          <w:sz w:val="16"/>
+          <w:szCs w:val="16"/>
+        </w:rPr>
+        <w:tab/>
+        <w:t xml:space="preserve">    "</w:t>
+      </w:r>
+      <w:proofErr w:type="spellStart"/>
+      <w:r>
+        <w:rPr>
+          <w:rFonts w:ascii="Lucida Console" w:hAnsi="Lucida Console"/>
+          <w:sz w:val="16"/>
+          <w:szCs w:val="16"/>
+        </w:rPr>
+        <w:t>upper_in</w:t>
+      </w:r>
+      <w:proofErr w:type="spellEnd"/>
+      <w:r>
+        <w:rPr>
+          <w:rFonts w:ascii="Lucida Console" w:hAnsi="Lucida Console"/>
+          <w:sz w:val="16"/>
+          <w:szCs w:val="16"/>
+        </w:rPr>
+        <w:t>": "1020",</w:t>
+      </w:r>
+    </w:p>
+    <w:p>
+      <w:pPr>
+        <w:shd w:val="clear" w:color="auto" w:fill="FFFFFF"/>
+        <w:spacing w:after="0" w:line="240" w:lineRule="auto"/>
+        <w:rPr>
+          <w:rFonts w:ascii="Lucida Console" w:hAnsi="Lucida Console"/>
+          <w:sz w:val="16"/>
+          <w:szCs w:val="16"/>
+        </w:rPr>
+      </w:pPr>
+      <w:r>
+        <w:rPr>
+          <w:rFonts w:ascii="Lucida Console" w:hAnsi="Lucida Console"/>
+          <w:sz w:val="16"/>
+          <w:szCs w:val="16"/>
+        </w:rPr>
+        <w:tab/>
+        <w:t xml:space="preserve">    "</w:t>
+      </w:r>
+      <w:proofErr w:type="spellStart"/>
+      <w:r>
+        <w:rPr>
+          <w:rFonts w:ascii="Lucida Console" w:hAnsi="Lucida Console"/>
+          <w:sz w:val="16"/>
+          <w:szCs w:val="16"/>
+        </w:rPr>
+        <w:t>lower_out</w:t>
+      </w:r>
+      <w:proofErr w:type="spellEnd"/>
+      <w:r>
+        <w:rPr>
+          <w:rFonts w:ascii="Lucida Console" w:hAnsi="Lucida Console"/>
+          <w:sz w:val="16"/>
+          <w:szCs w:val="16"/>
+        </w:rPr>
+        <w:t>": "0",</w:t>
+      </w:r>
+    </w:p>
+    <w:p>
+      <w:pPr>
+        <w:shd w:val="clear" w:color="auto" w:fill="FFFFFF"/>
+        <w:spacing w:after="0" w:line="240" w:lineRule="auto"/>
+        <w:rPr>
+          <w:rFonts w:ascii="Lucida Console" w:hAnsi="Lucida Console"/>
+          <w:sz w:val="16"/>
+          <w:szCs w:val="16"/>
+        </w:rPr>
+      </w:pPr>
+      <w:r>
+        <w:rPr>
+          <w:rFonts w:ascii="Lucida Console" w:hAnsi="Lucida Console"/>
+          <w:sz w:val="16"/>
+          <w:szCs w:val="16"/>
+        </w:rPr>
+        <w:tab/>
+        <w:t xml:space="preserve">    "</w:t>
+      </w:r>
+      <w:proofErr w:type="spellStart"/>
+      <w:r>
+        <w:rPr>
+          <w:rFonts w:ascii="Lucida Console" w:hAnsi="Lucida Console"/>
+          <w:sz w:val="16"/>
+          <w:szCs w:val="16"/>
+        </w:rPr>
+        <w:t>upper_out</w:t>
+      </w:r>
+      <w:proofErr w:type="spellEnd"/>
+      <w:r>
+        <w:rPr>
+          <w:rFonts w:ascii="Lucida Console" w:hAnsi="Lucida Console"/>
+          <w:sz w:val="16"/>
+          <w:szCs w:val="16"/>
+        </w:rPr>
+        <w:t>": "255",</w:t>
+      </w:r>
+    </w:p>
+    <w:p>
+      <w:pPr>
+        <w:shd w:val="clear" w:color="auto" w:fill="FFFFFF"/>
+        <w:spacing w:after="0" w:line="240" w:lineRule="auto"/>
+        <w:rPr>
+          <w:rFonts w:ascii="Lucida Console" w:hAnsi="Lucida Console"/>
+          <w:sz w:val="16"/>
+          <w:szCs w:val="16"/>
+        </w:rPr>
+      </w:pPr>
+      <w:r>
+        <w:rPr>
+          <w:rFonts w:ascii="Lucida Console" w:hAnsi="Lucida Console"/>
+          <w:sz w:val="16"/>
+          <w:szCs w:val="16"/>
+        </w:rPr>
+        <w:tab/>
+        <w:t xml:space="preserve">    "depth": "</w:t>
+      </w:r>
+      <w:proofErr w:type="spellStart"/>
+      <w:r>
+        <w:rPr>
+          <w:rFonts w:ascii="Lucida Console" w:hAnsi="Lucida Console"/>
+          <w:sz w:val="16"/>
+          <w:szCs w:val="16"/>
+        </w:rPr>
+        <w:t>CV_8U</w:t>
+      </w:r>
+      <w:proofErr w:type="spellEnd"/>
+      <w:r>
+        <w:rPr>
+          <w:rFonts w:ascii="Lucida Console" w:hAnsi="Lucida Console"/>
+          <w:sz w:val="16"/>
+          <w:szCs w:val="16"/>
+        </w:rPr>
+        <w:t>"</w:t>
       </w:r>
     </w:p>
     <w:p>
@@ -8299,7 +9646,15 @@
               <w:pStyle w:val="code"/>
             </w:pPr>
             <w:r>
-              <w:t xml:space="preserve">      "filename": "square45-90_sobel_gray",</w:t>
+              <w:t xml:space="preserve">      "filename": "</w:t>
+            </w:r>
+            <w:proofErr w:type="spellStart"/>
+            <w:r>
+              <w:t>square45-90_sobel_gray</w:t>
+            </w:r>
+            <w:proofErr w:type="spellEnd"/>
+            <w:r>
+              <w:t>",</w:t>
             </w:r>
           </w:p>
           <w:p>
@@ -8307,7 +9662,15 @@
               <w:pStyle w:val="code"/>
             </w:pPr>
             <w:r>
-              <w:t xml:space="preserve">      "ext": "bin"</w:t>
+              <w:t xml:space="preserve">      "</w:t>
+            </w:r>
+            <w:proofErr w:type="spellStart"/>
+            <w:r>
+              <w:t>ext</w:t>
+            </w:r>
+            <w:proofErr w:type="spellEnd"/>
+            <w:r>
+              <w:t>": "bin"</w:t>
             </w:r>
           </w:p>
           <w:p>
@@ -8336,7 +9699,31 @@
               <w:cnfStyle w:val="000000000000" w:firstRow="0" w:lastRow="0" w:firstColumn="0" w:lastColumn="0" w:oddVBand="0" w:evenVBand="0" w:oddHBand="0" w:evenHBand="0" w:firstRowFirstColumn="0" w:firstRowLastColumn="0" w:lastRowFirstColumn="0" w:lastRowLastColumn="0"/>
             </w:pPr>
             <w:r>
-              <w:t>The input data for the operator is a CV_32S or CV_32F binary image file named “square45-90_gray.bin” in the current directory</w:t>
+              <w:t xml:space="preserve">The input data for the operator is a </w:t>
+            </w:r>
+            <w:proofErr w:type="spellStart"/>
+            <w:r>
+              <w:t>CV_32S</w:t>
+            </w:r>
+            <w:proofErr w:type="spellEnd"/>
+            <w:r>
+              <w:t xml:space="preserve"> or </w:t>
+            </w:r>
+            <w:proofErr w:type="spellStart"/>
+            <w:r>
+              <w:t>CV_32F</w:t>
+            </w:r>
+            <w:proofErr w:type="spellEnd"/>
+            <w:r>
+              <w:t xml:space="preserve"> binary image file named “</w:t>
+            </w:r>
+            <w:proofErr w:type="spellStart"/>
+            <w:r>
+              <w:t>square45-90_gray.bin</w:t>
+            </w:r>
+            <w:proofErr w:type="spellEnd"/>
+            <w:r>
+              <w:t>” in the current directory</w:t>
             </w:r>
           </w:p>
         </w:tc>
@@ -8411,7 +9798,15 @@
               <w:pStyle w:val="code"/>
             </w:pPr>
             <w:r>
-              <w:t xml:space="preserve">      "filename": "square45-90_sobel_gray",</w:t>
+              <w:t xml:space="preserve">      "filename": "</w:t>
+            </w:r>
+            <w:proofErr w:type="spellStart"/>
+            <w:r>
+              <w:t>square45-90_sobel_gray</w:t>
+            </w:r>
+            <w:proofErr w:type="spellEnd"/>
+            <w:r>
+              <w:t>",</w:t>
             </w:r>
           </w:p>
           <w:p>
@@ -8419,7 +9814,15 @@
               <w:pStyle w:val="code"/>
             </w:pPr>
             <w:r>
-              <w:t xml:space="preserve">      "ext": "jpg"</w:t>
+              <w:t xml:space="preserve">      "</w:t>
+            </w:r>
+            <w:proofErr w:type="spellStart"/>
+            <w:r>
+              <w:t>ext</w:t>
+            </w:r>
+            <w:proofErr w:type="spellEnd"/>
+            <w:r>
+              <w:t>": "jpg"</w:t>
             </w:r>
           </w:p>
           <w:p>
@@ -8448,7 +9851,31 @@
               <w:cnfStyle w:val="000000100000" w:firstRow="0" w:lastRow="0" w:firstColumn="0" w:lastColumn="0" w:oddVBand="0" w:evenVBand="0" w:oddHBand="1" w:evenHBand="0" w:firstRowFirstColumn="0" w:firstRowLastColumn="0" w:lastRowFirstColumn="0" w:lastRowLastColumn="0"/>
             </w:pPr>
             <w:r>
-              <w:t>The output data for the operator is a CV_8U binary JPEG file named “square45-90_sobel_gray.jpg” in the current directory. The CV_8U depth is implied by specifying a JPEG output format.</w:t>
+              <w:t xml:space="preserve">The output data for the operator is a </w:t>
+            </w:r>
+            <w:proofErr w:type="spellStart"/>
+            <w:r>
+              <w:t>CV_8U</w:t>
+            </w:r>
+            <w:proofErr w:type="spellEnd"/>
+            <w:r>
+              <w:t xml:space="preserve"> binary JPEG file named “</w:t>
+            </w:r>
+            <w:proofErr w:type="spellStart"/>
+            <w:r>
+              <w:t>square45-90_sobel_gray.jpg</w:t>
+            </w:r>
+            <w:proofErr w:type="spellEnd"/>
+            <w:r>
+              <w:t xml:space="preserve">” in the current directory. The </w:t>
+            </w:r>
+            <w:proofErr w:type="spellStart"/>
+            <w:r>
+              <w:t>CV_8U</w:t>
+            </w:r>
+            <w:proofErr w:type="spellEnd"/>
+            <w:r>
+              <w:t xml:space="preserve"> depth is implied by specifying a JPEG output format.</w:t>
             </w:r>
           </w:p>
         </w:tc>
@@ -8472,7 +9899,15 @@
               <w:pStyle w:val="code"/>
             </w:pPr>
             <w:r>
-              <w:t xml:space="preserve">    "lower_in": "-1020",</w:t>
+              <w:t xml:space="preserve">    "</w:t>
+            </w:r>
+            <w:proofErr w:type="spellStart"/>
+            <w:r>
+              <w:t>lower_in</w:t>
+            </w:r>
+            <w:proofErr w:type="spellEnd"/>
+            <w:r>
+              <w:t>": "-1020",</w:t>
             </w:r>
           </w:p>
           <w:p>
@@ -8480,7 +9915,15 @@
               <w:pStyle w:val="code"/>
             </w:pPr>
             <w:r>
-              <w:t xml:space="preserve">    "upper_in": "1020",</w:t>
+              <w:t xml:space="preserve">    "</w:t>
+            </w:r>
+            <w:proofErr w:type="spellStart"/>
+            <w:r>
+              <w:t>upper_in</w:t>
+            </w:r>
+            <w:proofErr w:type="spellEnd"/>
+            <w:r>
+              <w:t>": "1020",</w:t>
             </w:r>
           </w:p>
           <w:p>
@@ -8488,7 +9931,15 @@
               <w:pStyle w:val="code"/>
             </w:pPr>
             <w:r>
-              <w:t xml:space="preserve">    "lower_out": "0",</w:t>
+              <w:t xml:space="preserve">    "</w:t>
+            </w:r>
+            <w:proofErr w:type="spellStart"/>
+            <w:r>
+              <w:t>lower_out</w:t>
+            </w:r>
+            <w:proofErr w:type="spellEnd"/>
+            <w:r>
+              <w:t>": "0",</w:t>
             </w:r>
           </w:p>
           <w:p>
@@ -8496,7 +9947,15 @@
               <w:pStyle w:val="code"/>
             </w:pPr>
             <w:r>
-              <w:t xml:space="preserve">    "upper_out": "255"</w:t>
+              <w:t xml:space="preserve">    "</w:t>
+            </w:r>
+            <w:proofErr w:type="spellStart"/>
+            <w:r>
+              <w:t>upper_out</w:t>
+            </w:r>
+            <w:proofErr w:type="spellEnd"/>
+            <w:r>
+              <w:t>": "255"</w:t>
             </w:r>
           </w:p>
           <w:p>
@@ -8517,7 +9976,39 @@
               <w:cnfStyle w:val="000000000000" w:firstRow="0" w:lastRow="0" w:firstColumn="0" w:lastColumn="0" w:oddVBand="0" w:evenVBand="0" w:oddHBand="0" w:evenHBand="0" w:firstRowFirstColumn="0" w:firstRowLastColumn="0" w:lastRowFirstColumn="0" w:lastRowLastColumn="0"/>
             </w:pPr>
             <w:r>
-              <w:t xml:space="preserve">The script parameter define lower_in, upper_in, lower_out, and upper_out intensity mapping parameters. </w:t>
+              <w:t xml:space="preserve">The script parameter define </w:t>
+            </w:r>
+            <w:proofErr w:type="spellStart"/>
+            <w:r>
+              <w:t>lower_in</w:t>
+            </w:r>
+            <w:proofErr w:type="spellEnd"/>
+            <w:r>
+              <w:t xml:space="preserve">, </w:t>
+            </w:r>
+            <w:proofErr w:type="spellStart"/>
+            <w:r>
+              <w:t>upper_in</w:t>
+            </w:r>
+            <w:proofErr w:type="spellEnd"/>
+            <w:r>
+              <w:t xml:space="preserve">, </w:t>
+            </w:r>
+            <w:proofErr w:type="spellStart"/>
+            <w:r>
+              <w:t>lower_out</w:t>
+            </w:r>
+            <w:proofErr w:type="spellEnd"/>
+            <w:r>
+              <w:t xml:space="preserve">, and </w:t>
+            </w:r>
+            <w:proofErr w:type="spellStart"/>
+            <w:r>
+              <w:t>upper_out</w:t>
+            </w:r>
+            <w:proofErr w:type="spellEnd"/>
+            <w:r>
+              <w:t xml:space="preserve"> intensity mapping parameters. </w:t>
             </w:r>
           </w:p>
         </w:tc>
@@ -10055,7 +11546,47 @@
               <w:cnfStyle w:val="000000000000" w:firstRow="0" w:lastRow="0" w:firstColumn="0" w:lastColumn="0" w:oddVBand="0" w:evenVBand="0" w:oddHBand="0" w:evenHBand="0" w:firstRowFirstColumn="0" w:firstRowLastColumn="0" w:lastRowFirstColumn="0" w:lastRowLastColumn="0"/>
             </w:pPr>
             <w:r>
-              <w:t xml:space="preserve">Map CV_32S or CV_32F image intensities from an input intensity range to an output intensity range. Output images may be JPEG CV_8U images or binary CV_32S or CV_32F images. </w:t>
+              <w:t xml:space="preserve">Map </w:t>
+            </w:r>
+            <w:proofErr w:type="spellStart"/>
+            <w:r>
+              <w:t>CV_32S</w:t>
+            </w:r>
+            <w:proofErr w:type="spellEnd"/>
+            <w:r>
+              <w:t xml:space="preserve"> or </w:t>
+            </w:r>
+            <w:proofErr w:type="spellStart"/>
+            <w:r>
+              <w:t>CV_32F</w:t>
+            </w:r>
+            <w:proofErr w:type="spellEnd"/>
+            <w:r>
+              <w:t xml:space="preserve"> image intensities from an input intensity range to an output intensity range. Output images may be JPEG </w:t>
+            </w:r>
+            <w:proofErr w:type="spellStart"/>
+            <w:r>
+              <w:t>CV_8U</w:t>
+            </w:r>
+            <w:proofErr w:type="spellEnd"/>
+            <w:r>
+              <w:t xml:space="preserve"> images or binary </w:t>
+            </w:r>
+            <w:proofErr w:type="spellStart"/>
+            <w:r>
+              <w:t>CV_32S</w:t>
+            </w:r>
+            <w:proofErr w:type="spellEnd"/>
+            <w:r>
+              <w:t xml:space="preserve"> or </w:t>
+            </w:r>
+            <w:proofErr w:type="spellStart"/>
+            <w:r>
+              <w:t>CV_32F</w:t>
+            </w:r>
+            <w:proofErr w:type="spellEnd"/>
+            <w:r>
+              <w:t xml:space="preserve"> images. </w:t>
             </w:r>
           </w:p>
         </w:tc>
@@ -10937,7 +12468,31 @@
               <w:cnfStyle w:val="000000100000" w:firstRow="0" w:lastRow="0" w:firstColumn="0" w:lastColumn="0" w:oddVBand="0" w:evenVBand="0" w:oddHBand="1" w:evenHBand="0" w:firstRowFirstColumn="0" w:firstRowLastColumn="0" w:lastRowFirstColumn="0" w:lastRowLastColumn="0"/>
             </w:pPr>
             <w:r>
-              <w:t>input CV_8U, CV_32S, or CV_32F intensity image</w:t>
+              <w:t xml:space="preserve">input </w:t>
+            </w:r>
+            <w:proofErr w:type="spellStart"/>
+            <w:r>
+              <w:t>CV_8U</w:t>
+            </w:r>
+            <w:proofErr w:type="spellEnd"/>
+            <w:r>
+              <w:t xml:space="preserve">, </w:t>
+            </w:r>
+            <w:proofErr w:type="spellStart"/>
+            <w:r>
+              <w:t>CV_32S</w:t>
+            </w:r>
+            <w:proofErr w:type="spellEnd"/>
+            <w:r>
+              <w:t xml:space="preserve">, or </w:t>
+            </w:r>
+            <w:proofErr w:type="spellStart"/>
+            <w:r>
+              <w:t>CV_32F</w:t>
+            </w:r>
+            <w:proofErr w:type="spellEnd"/>
+            <w:r>
+              <w:t xml:space="preserve"> intensity image</w:t>
             </w:r>
           </w:p>
         </w:tc>
@@ -11012,7 +12567,23 @@
               <w:cnfStyle w:val="000000000000" w:firstRow="0" w:lastRow="0" w:firstColumn="0" w:lastColumn="0" w:oddVBand="0" w:evenVBand="0" w:oddHBand="0" w:evenHBand="0" w:firstRowFirstColumn="0" w:firstRowLastColumn="0" w:lastRowFirstColumn="0" w:lastRowLastColumn="0"/>
             </w:pPr>
             <w:r>
-              <w:t>output CV_32S, or CV_32F edge image</w:t>
+              <w:t xml:space="preserve">output </w:t>
+            </w:r>
+            <w:proofErr w:type="spellStart"/>
+            <w:r>
+              <w:t>CV_32S</w:t>
+            </w:r>
+            <w:proofErr w:type="spellEnd"/>
+            <w:r>
+              <w:t xml:space="preserve">, or </w:t>
+            </w:r>
+            <w:proofErr w:type="spellStart"/>
+            <w:r>
+              <w:t>CV_32F</w:t>
+            </w:r>
+            <w:proofErr w:type="spellEnd"/>
+            <w:r>
+              <w:t xml:space="preserve"> edge image</w:t>
             </w:r>
           </w:p>
         </w:tc>
@@ -11363,12 +12934,21 @@
                 <w:szCs w:val="20"/>
               </w:rPr>
             </w:pPr>
+            <w:proofErr w:type="spellStart"/>
             <w:r>
               <w:rPr>
                 <w:sz w:val="20"/>
                 <w:szCs w:val="20"/>
               </w:rPr>
-              <w:t>CV_8U has value 0</w:t>
+              <w:t>CV_8U</w:t>
+            </w:r>
+            <w:proofErr w:type="spellEnd"/>
+            <w:r>
+              <w:rPr>
+                <w:sz w:val="20"/>
+                <w:szCs w:val="20"/>
+              </w:rPr>
+              <w:t xml:space="preserve"> has value 0</w:t>
             </w:r>
           </w:p>
           <w:p>
@@ -11380,12 +12960,21 @@
                 <w:szCs w:val="20"/>
               </w:rPr>
             </w:pPr>
+            <w:proofErr w:type="spellStart"/>
             <w:r>
               <w:rPr>
                 <w:sz w:val="20"/>
                 <w:szCs w:val="20"/>
               </w:rPr>
-              <w:t>CV_32S has value 1</w:t>
+              <w:t>CV_32S</w:t>
+            </w:r>
+            <w:proofErr w:type="spellEnd"/>
+            <w:r>
+              <w:rPr>
+                <w:sz w:val="20"/>
+                <w:szCs w:val="20"/>
+              </w:rPr>
+              <w:t xml:space="preserve"> has value 1</w:t>
             </w:r>
           </w:p>
           <w:p>
@@ -11393,12 +12982,21 @@
               <w:pStyle w:val="tablebullet"/>
               <w:cnfStyle w:val="000000000000" w:firstRow="0" w:lastRow="0" w:firstColumn="0" w:lastColumn="0" w:oddVBand="0" w:evenVBand="0" w:oddHBand="0" w:evenHBand="0" w:firstRowFirstColumn="0" w:firstRowLastColumn="0" w:lastRowFirstColumn="0" w:lastRowLastColumn="0"/>
             </w:pPr>
+            <w:proofErr w:type="spellStart"/>
             <w:r>
               <w:rPr>
                 <w:sz w:val="20"/>
                 <w:szCs w:val="20"/>
               </w:rPr>
-              <w:t>CV_32F has value 2</w:t>
+              <w:t>CV_32F</w:t>
+            </w:r>
+            <w:proofErr w:type="spellEnd"/>
+            <w:r>
+              <w:rPr>
+                <w:sz w:val="20"/>
+                <w:szCs w:val="20"/>
+              </w:rPr>
+              <w:t xml:space="preserve"> has value 2</w:t>
             </w:r>
           </w:p>
         </w:tc>
@@ -11450,7 +13048,15 @@
         <w:pStyle w:val="Heading2"/>
       </w:pPr>
       <w:r>
-        <w:t>filter-edge-laplacian Operator</w:t>
+        <w:t>filter-edge-</w:t>
+      </w:r>
+      <w:proofErr w:type="spellStart"/>
+      <w:r>
+        <w:t>laplacian</w:t>
+      </w:r>
+      <w:proofErr w:type="spellEnd"/>
+      <w:r>
+        <w:t xml:space="preserve"> Operator</w:t>
       </w:r>
     </w:p>
     <w:p>
@@ -11458,7 +13064,15 @@
         <w:pStyle w:val="Heading2"/>
       </w:pPr>
       <w:r>
-        <w:t>filter-edge-prewitt Operator</w:t>
+        <w:t>filter-edge-</w:t>
+      </w:r>
+      <w:proofErr w:type="spellStart"/>
+      <w:r>
+        <w:t>prewitt</w:t>
+      </w:r>
+      <w:proofErr w:type="spellEnd"/>
+      <w:r>
+        <w:t xml:space="preserve"> Operator</w:t>
       </w:r>
     </w:p>
     <w:p>
@@ -11755,7 +13369,31 @@
               <w:cnfStyle w:val="000000100000" w:firstRow="0" w:lastRow="0" w:firstColumn="0" w:lastColumn="0" w:oddVBand="0" w:evenVBand="0" w:oddHBand="1" w:evenHBand="0" w:firstRowFirstColumn="0" w:firstRowLastColumn="0" w:lastRowFirstColumn="0" w:lastRowLastColumn="0"/>
             </w:pPr>
             <w:r>
-              <w:t>input CV_8U, CV_32S, or CV_32F intensity image</w:t>
+              <w:t xml:space="preserve">input </w:t>
+            </w:r>
+            <w:proofErr w:type="spellStart"/>
+            <w:r>
+              <w:t>CV_8U</w:t>
+            </w:r>
+            <w:proofErr w:type="spellEnd"/>
+            <w:r>
+              <w:t xml:space="preserve">, </w:t>
+            </w:r>
+            <w:proofErr w:type="spellStart"/>
+            <w:r>
+              <w:t>CV_32S</w:t>
+            </w:r>
+            <w:proofErr w:type="spellEnd"/>
+            <w:r>
+              <w:t xml:space="preserve">, or </w:t>
+            </w:r>
+            <w:proofErr w:type="spellStart"/>
+            <w:r>
+              <w:t>CV_32F</w:t>
+            </w:r>
+            <w:proofErr w:type="spellEnd"/>
+            <w:r>
+              <w:t xml:space="preserve"> intensity image</w:t>
             </w:r>
           </w:p>
         </w:tc>
@@ -11830,7 +13468,23 @@
               <w:cnfStyle w:val="000000000000" w:firstRow="0" w:lastRow="0" w:firstColumn="0" w:lastColumn="0" w:oddVBand="0" w:evenVBand="0" w:oddHBand="0" w:evenHBand="0" w:firstRowFirstColumn="0" w:firstRowLastColumn="0" w:lastRowFirstColumn="0" w:lastRowLastColumn="0"/>
             </w:pPr>
             <w:r>
-              <w:t>output CV_32S, or CV_32F edge image</w:t>
+              <w:t xml:space="preserve">output </w:t>
+            </w:r>
+            <w:proofErr w:type="spellStart"/>
+            <w:r>
+              <w:t>CV_32S</w:t>
+            </w:r>
+            <w:proofErr w:type="spellEnd"/>
+            <w:r>
+              <w:t xml:space="preserve">, or </w:t>
+            </w:r>
+            <w:proofErr w:type="spellStart"/>
+            <w:r>
+              <w:t>CV_32F</w:t>
+            </w:r>
+            <w:proofErr w:type="spellEnd"/>
+            <w:r>
+              <w:t xml:space="preserve"> edge image</w:t>
             </w:r>
           </w:p>
         </w:tc>
@@ -12180,12 +13834,21 @@
                 <w:szCs w:val="20"/>
               </w:rPr>
             </w:pPr>
+            <w:proofErr w:type="spellStart"/>
             <w:r>
               <w:rPr>
                 <w:sz w:val="20"/>
                 <w:szCs w:val="20"/>
               </w:rPr>
-              <w:t>CV_8U has value 0</w:t>
+              <w:t>CV_8U</w:t>
+            </w:r>
+            <w:proofErr w:type="spellEnd"/>
+            <w:r>
+              <w:rPr>
+                <w:sz w:val="20"/>
+                <w:szCs w:val="20"/>
+              </w:rPr>
+              <w:t xml:space="preserve"> has value 0</w:t>
             </w:r>
           </w:p>
           <w:p>
@@ -12197,12 +13860,21 @@
                 <w:szCs w:val="20"/>
               </w:rPr>
             </w:pPr>
+            <w:proofErr w:type="spellStart"/>
             <w:r>
               <w:rPr>
                 <w:sz w:val="20"/>
                 <w:szCs w:val="20"/>
               </w:rPr>
-              <w:t>CV_32S has value 1</w:t>
+              <w:t>CV_32S</w:t>
+            </w:r>
+            <w:proofErr w:type="spellEnd"/>
+            <w:r>
+              <w:rPr>
+                <w:sz w:val="20"/>
+                <w:szCs w:val="20"/>
+              </w:rPr>
+              <w:t xml:space="preserve"> has value 1</w:t>
             </w:r>
           </w:p>
           <w:p>
@@ -12210,12 +13882,21 @@
               <w:pStyle w:val="tablebullet"/>
               <w:cnfStyle w:val="000000000000" w:firstRow="0" w:lastRow="0" w:firstColumn="0" w:lastColumn="0" w:oddVBand="0" w:evenVBand="0" w:oddHBand="0" w:evenHBand="0" w:firstRowFirstColumn="0" w:firstRowLastColumn="0" w:lastRowFirstColumn="0" w:lastRowLastColumn="0"/>
             </w:pPr>
+            <w:proofErr w:type="spellStart"/>
             <w:r>
               <w:rPr>
                 <w:sz w:val="20"/>
                 <w:szCs w:val="20"/>
               </w:rPr>
-              <w:t>CV_32F has value 2</w:t>
+              <w:t>CV_32F</w:t>
+            </w:r>
+            <w:proofErr w:type="spellEnd"/>
+            <w:r>
+              <w:rPr>
+                <w:sz w:val="20"/>
+                <w:szCs w:val="20"/>
+              </w:rPr>
+              <w:t xml:space="preserve"> has value 2</w:t>
             </w:r>
           </w:p>
         </w:tc>
@@ -12267,7 +13948,15 @@
         <w:pStyle w:val="Heading2"/>
       </w:pPr>
       <w:r>
-        <w:t>filter-edge-roberts Operator</w:t>
+        <w:t>filter-edge-</w:t>
+      </w:r>
+      <w:proofErr w:type="spellStart"/>
+      <w:r>
+        <w:t>roberts</w:t>
+      </w:r>
+      <w:proofErr w:type="spellEnd"/>
+      <w:r>
+        <w:t xml:space="preserve"> Operator</w:t>
       </w:r>
     </w:p>
     <w:p>
@@ -12565,7 +14254,31 @@
               <w:cnfStyle w:val="000000100000" w:firstRow="0" w:lastRow="0" w:firstColumn="0" w:lastColumn="0" w:oddVBand="0" w:evenVBand="0" w:oddHBand="1" w:evenHBand="0" w:firstRowFirstColumn="0" w:firstRowLastColumn="0" w:lastRowFirstColumn="0" w:lastRowLastColumn="0"/>
             </w:pPr>
             <w:r>
-              <w:t>input CV_8U, CV_32S, or CV_32F intensity image</w:t>
+              <w:t xml:space="preserve">input </w:t>
+            </w:r>
+            <w:proofErr w:type="spellStart"/>
+            <w:r>
+              <w:t>CV_8U</w:t>
+            </w:r>
+            <w:proofErr w:type="spellEnd"/>
+            <w:r>
+              <w:t xml:space="preserve">, </w:t>
+            </w:r>
+            <w:proofErr w:type="spellStart"/>
+            <w:r>
+              <w:t>CV_32S</w:t>
+            </w:r>
+            <w:proofErr w:type="spellEnd"/>
+            <w:r>
+              <w:t xml:space="preserve">, or </w:t>
+            </w:r>
+            <w:proofErr w:type="spellStart"/>
+            <w:r>
+              <w:t>CV_32F</w:t>
+            </w:r>
+            <w:proofErr w:type="spellEnd"/>
+            <w:r>
+              <w:t xml:space="preserve"> intensity image</w:t>
             </w:r>
           </w:p>
         </w:tc>
@@ -12640,7 +14353,23 @@
               <w:cnfStyle w:val="000000000000" w:firstRow="0" w:lastRow="0" w:firstColumn="0" w:lastColumn="0" w:oddVBand="0" w:evenVBand="0" w:oddHBand="0" w:evenHBand="0" w:firstRowFirstColumn="0" w:firstRowLastColumn="0" w:lastRowFirstColumn="0" w:lastRowLastColumn="0"/>
             </w:pPr>
             <w:r>
-              <w:t>output CV_32S, or CV_32F edge image</w:t>
+              <w:t xml:space="preserve">output </w:t>
+            </w:r>
+            <w:proofErr w:type="spellStart"/>
+            <w:r>
+              <w:t>CV_32S</w:t>
+            </w:r>
+            <w:proofErr w:type="spellEnd"/>
+            <w:r>
+              <w:t xml:space="preserve">, or </w:t>
+            </w:r>
+            <w:proofErr w:type="spellStart"/>
+            <w:r>
+              <w:t>CV_32F</w:t>
+            </w:r>
+            <w:proofErr w:type="spellEnd"/>
+            <w:r>
+              <w:t xml:space="preserve"> edge image</w:t>
             </w:r>
           </w:p>
         </w:tc>
@@ -12990,12 +14719,21 @@
                 <w:szCs w:val="20"/>
               </w:rPr>
             </w:pPr>
+            <w:proofErr w:type="spellStart"/>
             <w:r>
               <w:rPr>
                 <w:sz w:val="20"/>
                 <w:szCs w:val="20"/>
               </w:rPr>
-              <w:t>CV_8U has value 0</w:t>
+              <w:t>CV_8U</w:t>
+            </w:r>
+            <w:proofErr w:type="spellEnd"/>
+            <w:r>
+              <w:rPr>
+                <w:sz w:val="20"/>
+                <w:szCs w:val="20"/>
+              </w:rPr>
+              <w:t xml:space="preserve"> has value 0</w:t>
             </w:r>
           </w:p>
           <w:p>
@@ -13007,12 +14745,21 @@
                 <w:szCs w:val="20"/>
               </w:rPr>
             </w:pPr>
+            <w:proofErr w:type="spellStart"/>
             <w:r>
               <w:rPr>
                 <w:sz w:val="20"/>
                 <w:szCs w:val="20"/>
               </w:rPr>
-              <w:t>CV_32S has value 1</w:t>
+              <w:t>CV_32S</w:t>
+            </w:r>
+            <w:proofErr w:type="spellEnd"/>
+            <w:r>
+              <w:rPr>
+                <w:sz w:val="20"/>
+                <w:szCs w:val="20"/>
+              </w:rPr>
+              <w:t xml:space="preserve"> has value 1</w:t>
             </w:r>
           </w:p>
           <w:p>
@@ -13020,12 +14767,21 @@
               <w:pStyle w:val="tablebullet"/>
               <w:cnfStyle w:val="000000000000" w:firstRow="0" w:lastRow="0" w:firstColumn="0" w:lastColumn="0" w:oddVBand="0" w:evenVBand="0" w:oddHBand="0" w:evenHBand="0" w:firstRowFirstColumn="0" w:firstRowLastColumn="0" w:lastRowFirstColumn="0" w:lastRowLastColumn="0"/>
             </w:pPr>
+            <w:proofErr w:type="spellStart"/>
             <w:r>
               <w:rPr>
                 <w:sz w:val="20"/>
                 <w:szCs w:val="20"/>
               </w:rPr>
-              <w:t>CV_32F has value 2</w:t>
+              <w:t>CV_32F</w:t>
+            </w:r>
+            <w:proofErr w:type="spellEnd"/>
+            <w:r>
+              <w:rPr>
+                <w:sz w:val="20"/>
+                <w:szCs w:val="20"/>
+              </w:rPr>
+              <w:t xml:space="preserve"> has value 2</w:t>
             </w:r>
           </w:p>
         </w:tc>
@@ -13077,7 +14833,15 @@
         <w:pStyle w:val="Heading2"/>
       </w:pPr>
       <w:r>
-        <w:t>filter-edge-sobel Operator</w:t>
+        <w:t>filter-edge-</w:t>
+      </w:r>
+      <w:proofErr w:type="spellStart"/>
+      <w:r>
+        <w:t>sobel</w:t>
+      </w:r>
+      <w:proofErr w:type="spellEnd"/>
+      <w:r>
+        <w:t xml:space="preserve"> Operator</w:t>
       </w:r>
     </w:p>
     <w:p>
@@ -13374,7 +15138,31 @@
               <w:cnfStyle w:val="000000100000" w:firstRow="0" w:lastRow="0" w:firstColumn="0" w:lastColumn="0" w:oddVBand="0" w:evenVBand="0" w:oddHBand="1" w:evenHBand="0" w:firstRowFirstColumn="0" w:firstRowLastColumn="0" w:lastRowFirstColumn="0" w:lastRowLastColumn="0"/>
             </w:pPr>
             <w:r>
-              <w:t>input CV_8U, CV_32S, or CV_32F intensity image</w:t>
+              <w:t xml:space="preserve">input </w:t>
+            </w:r>
+            <w:proofErr w:type="spellStart"/>
+            <w:r>
+              <w:t>CV_8U</w:t>
+            </w:r>
+            <w:proofErr w:type="spellEnd"/>
+            <w:r>
+              <w:t xml:space="preserve">, </w:t>
+            </w:r>
+            <w:proofErr w:type="spellStart"/>
+            <w:r>
+              <w:t>CV_32S</w:t>
+            </w:r>
+            <w:proofErr w:type="spellEnd"/>
+            <w:r>
+              <w:t xml:space="preserve">, or </w:t>
+            </w:r>
+            <w:proofErr w:type="spellStart"/>
+            <w:r>
+              <w:t>CV_32F</w:t>
+            </w:r>
+            <w:proofErr w:type="spellEnd"/>
+            <w:r>
+              <w:t xml:space="preserve"> intensity image</w:t>
             </w:r>
           </w:p>
         </w:tc>
@@ -13449,7 +15237,23 @@
               <w:cnfStyle w:val="000000000000" w:firstRow="0" w:lastRow="0" w:firstColumn="0" w:lastColumn="0" w:oddVBand="0" w:evenVBand="0" w:oddHBand="0" w:evenHBand="0" w:firstRowFirstColumn="0" w:firstRowLastColumn="0" w:lastRowFirstColumn="0" w:lastRowLastColumn="0"/>
             </w:pPr>
             <w:r>
-              <w:t>output CV_32S, or CV_32F edge image</w:t>
+              <w:t xml:space="preserve">output </w:t>
+            </w:r>
+            <w:proofErr w:type="spellStart"/>
+            <w:r>
+              <w:t>CV_32S</w:t>
+            </w:r>
+            <w:proofErr w:type="spellEnd"/>
+            <w:r>
+              <w:t xml:space="preserve">, or </w:t>
+            </w:r>
+            <w:proofErr w:type="spellStart"/>
+            <w:r>
+              <w:t>CV_32F</w:t>
+            </w:r>
+            <w:proofErr w:type="spellEnd"/>
+            <w:r>
+              <w:t xml:space="preserve"> edge image</w:t>
             </w:r>
           </w:p>
         </w:tc>
@@ -13800,12 +15604,21 @@
                 <w:szCs w:val="20"/>
               </w:rPr>
             </w:pPr>
+            <w:proofErr w:type="spellStart"/>
             <w:r>
               <w:rPr>
                 <w:sz w:val="20"/>
                 <w:szCs w:val="20"/>
               </w:rPr>
-              <w:t>CV_8U has value 0</w:t>
+              <w:t>CV_8U</w:t>
+            </w:r>
+            <w:proofErr w:type="spellEnd"/>
+            <w:r>
+              <w:rPr>
+                <w:sz w:val="20"/>
+                <w:szCs w:val="20"/>
+              </w:rPr>
+              <w:t xml:space="preserve"> has value 0</w:t>
             </w:r>
           </w:p>
           <w:p>
@@ -13817,12 +15630,21 @@
                 <w:szCs w:val="20"/>
               </w:rPr>
             </w:pPr>
+            <w:proofErr w:type="spellStart"/>
             <w:r>
               <w:rPr>
                 <w:sz w:val="20"/>
                 <w:szCs w:val="20"/>
               </w:rPr>
-              <w:t>CV_32S has value 1</w:t>
+              <w:t>CV_32S</w:t>
+            </w:r>
+            <w:proofErr w:type="spellEnd"/>
+            <w:r>
+              <w:rPr>
+                <w:sz w:val="20"/>
+                <w:szCs w:val="20"/>
+              </w:rPr>
+              <w:t xml:space="preserve"> has value 1</w:t>
             </w:r>
           </w:p>
           <w:p>
@@ -13830,12 +15652,21 @@
               <w:pStyle w:val="tablebullet"/>
               <w:cnfStyle w:val="000000000000" w:firstRow="0" w:lastRow="0" w:firstColumn="0" w:lastColumn="0" w:oddVBand="0" w:evenVBand="0" w:oddHBand="0" w:evenHBand="0" w:firstRowFirstColumn="0" w:firstRowLastColumn="0" w:lastRowFirstColumn="0" w:lastRowLastColumn="0"/>
             </w:pPr>
+            <w:proofErr w:type="spellStart"/>
             <w:r>
               <w:rPr>
                 <w:sz w:val="20"/>
                 <w:szCs w:val="20"/>
               </w:rPr>
-              <w:t>CV_32F has value 2</w:t>
+              <w:t>CV_32F</w:t>
+            </w:r>
+            <w:proofErr w:type="spellEnd"/>
+            <w:r>
+              <w:rPr>
+                <w:sz w:val="20"/>
+                <w:szCs w:val="20"/>
+              </w:rPr>
+              <w:t xml:space="preserve"> has value 2</w:t>
             </w:r>
           </w:p>
         </w:tc>
@@ -13882,6 +15713,70 @@
         </w:tc>
       </w:tr>
     </w:tbl>
+    <w:p>
+      <w:pPr>
+        <w:pStyle w:val="Heading2"/>
+      </w:pPr>
+      <w:r>
+        <w:t>filter-smooth-average</w:t>
+      </w:r>
+      <w:r>
+        <w:t xml:space="preserve"> </w:t>
+      </w:r>
+      <w:r>
+        <w:t>Operator</w:t>
+      </w:r>
+    </w:p>
+    <w:p>
+      <w:pPr>
+        <w:pStyle w:val="Heading2"/>
+      </w:pPr>
+      <w:r>
+        <w:t>filter-smooth-gaussian</w:t>
+      </w:r>
+      <w:r>
+        <w:t xml:space="preserve"> </w:t>
+      </w:r>
+      <w:r>
+        <w:t>Operator</w:t>
+      </w:r>
+    </w:p>
+    <w:p>
+      <w:pPr>
+        <w:pStyle w:val="Heading2"/>
+      </w:pPr>
+      <w:r>
+        <w:t>filter-smooth-median</w:t>
+      </w:r>
+      <w:r>
+        <w:t xml:space="preserve"> </w:t>
+      </w:r>
+      <w:r>
+        <w:t>Operator</w:t>
+      </w:r>
+    </w:p>
+    <w:p>
+      <w:pPr>
+        <w:pStyle w:val="Heading2"/>
+      </w:pPr>
+      <w:r>
+        <w:t>histogram-</w:t>
+      </w:r>
+      <w:proofErr w:type="spellStart"/>
+      <w:r>
+        <w:t>hough</w:t>
+      </w:r>
+      <w:proofErr w:type="spellEnd"/>
+      <w:r>
+        <w:t>-create</w:t>
+      </w:r>
+      <w:r>
+        <w:t xml:space="preserve"> </w:t>
+      </w:r>
+      <w:r>
+        <w:t>Operator</w:t>
+      </w:r>
+    </w:p>
     <w:p>
       <w:pPr>
         <w:pStyle w:val="Heading2"/>
@@ -14056,7 +15951,31 @@
               <w:cnfStyle w:val="000000100000" w:firstRow="0" w:lastRow="0" w:firstColumn="0" w:lastColumn="0" w:oddVBand="0" w:evenVBand="0" w:oddHBand="1" w:evenHBand="0" w:firstRowFirstColumn="0" w:firstRowLastColumn="0" w:lastRowFirstColumn="0" w:lastRowLastColumn="0"/>
             </w:pPr>
             <w:r>
-              <w:t>input CV_8U, CV_32S, or CV_32F intensity image</w:t>
+              <w:t xml:space="preserve">input </w:t>
+            </w:r>
+            <w:proofErr w:type="spellStart"/>
+            <w:r>
+              <w:t>CV_8U</w:t>
+            </w:r>
+            <w:proofErr w:type="spellEnd"/>
+            <w:r>
+              <w:t xml:space="preserve">, </w:t>
+            </w:r>
+            <w:proofErr w:type="spellStart"/>
+            <w:r>
+              <w:t>CV_32S</w:t>
+            </w:r>
+            <w:proofErr w:type="spellEnd"/>
+            <w:r>
+              <w:t xml:space="preserve">, or </w:t>
+            </w:r>
+            <w:proofErr w:type="spellStart"/>
+            <w:r>
+              <w:t>CV_32F</w:t>
+            </w:r>
+            <w:proofErr w:type="spellEnd"/>
+            <w:r>
+              <w:t xml:space="preserve"> intensity image</w:t>
             </w:r>
           </w:p>
         </w:tc>
@@ -14142,7 +16061,15 @@
         <w:pStyle w:val="Normalafterlist"/>
       </w:pPr>
       <w:r>
-        <w:t xml:space="preserve">For text output format, the output data descriptor extension is ignored. The output text file has the extension “.txt” and the output gnuplot script has the extension “.gp” as described in section </w:t>
+        <w:t>For text output format, the output data descriptor extension is ignored. The output text file has the extension “.txt” and the output gnuplot script has the extension “.</w:t>
+      </w:r>
+      <w:proofErr w:type="spellStart"/>
+      <w:r>
+        <w:t>gp</w:t>
+      </w:r>
+      <w:proofErr w:type="spellEnd"/>
+      <w:r>
+        <w:t xml:space="preserve">” as described in section </w:t>
       </w:r>
       <w:r>
         <w:fldChar w:fldCharType="begin"/>
@@ -14222,6 +16149,7 @@
             <w:tcW w:w="0" w:type="auto"/>
           </w:tcPr>
           <w:p>
+            <w:proofErr w:type="spellStart"/>
             <w:r>
               <w:rPr>
                 <w:b w:val="0"/>
@@ -14229,6 +16157,7 @@
               </w:rPr>
               <w:t>nbins</w:t>
             </w:r>
+            <w:proofErr w:type="spellEnd"/>
           </w:p>
         </w:tc>
         <w:tc>
@@ -14260,6 +16189,7 @@
                 <w:bCs w:val="0"/>
               </w:rPr>
             </w:pPr>
+            <w:proofErr w:type="spellStart"/>
             <w:r>
               <w:rPr>
                 <w:b w:val="0"/>
@@ -14267,6 +16197,7 @@
               </w:rPr>
               <w:t>lower_value</w:t>
             </w:r>
+            <w:proofErr w:type="spellEnd"/>
           </w:p>
         </w:tc>
         <w:tc>
@@ -14301,6 +16232,7 @@
                 <w:bCs w:val="0"/>
               </w:rPr>
             </w:pPr>
+            <w:proofErr w:type="spellStart"/>
             <w:r>
               <w:rPr>
                 <w:b w:val="0"/>
@@ -14308,6 +16240,7 @@
               </w:rPr>
               <w:t>upper_value</w:t>
             </w:r>
+            <w:proofErr w:type="spellEnd"/>
           </w:p>
         </w:tc>
         <w:tc>
@@ -14544,12 +16477,21 @@
                 <w:szCs w:val="20"/>
               </w:rPr>
             </w:pPr>
+            <w:proofErr w:type="spellStart"/>
             <w:r>
               <w:rPr>
                 <w:sz w:val="20"/>
                 <w:szCs w:val="20"/>
               </w:rPr>
-              <w:t>CV_8U has value 0</w:t>
+              <w:t>CV_8U</w:t>
+            </w:r>
+            <w:proofErr w:type="spellEnd"/>
+            <w:r>
+              <w:rPr>
+                <w:sz w:val="20"/>
+                <w:szCs w:val="20"/>
+              </w:rPr>
+              <w:t xml:space="preserve"> has value 0</w:t>
             </w:r>
           </w:p>
           <w:p>
@@ -14561,12 +16503,21 @@
                 <w:szCs w:val="20"/>
               </w:rPr>
             </w:pPr>
+            <w:proofErr w:type="spellStart"/>
             <w:r>
               <w:rPr>
                 <w:sz w:val="20"/>
                 <w:szCs w:val="20"/>
               </w:rPr>
-              <w:t>CV_32S has value 1</w:t>
+              <w:t>CV_32S</w:t>
+            </w:r>
+            <w:proofErr w:type="spellEnd"/>
+            <w:r>
+              <w:rPr>
+                <w:sz w:val="20"/>
+                <w:szCs w:val="20"/>
+              </w:rPr>
+              <w:t xml:space="preserve"> has value 1</w:t>
             </w:r>
           </w:p>
           <w:p>
@@ -14574,12 +16525,22 @@
               <w:pStyle w:val="tablebullet"/>
               <w:cnfStyle w:val="000000000000" w:firstRow="0" w:lastRow="0" w:firstColumn="0" w:lastColumn="0" w:oddVBand="0" w:evenVBand="0" w:oddHBand="0" w:evenHBand="0" w:firstRowFirstColumn="0" w:firstRowLastColumn="0" w:lastRowFirstColumn="0" w:lastRowLastColumn="0"/>
             </w:pPr>
+            <w:proofErr w:type="spellStart"/>
             <w:r>
               <w:rPr>
                 <w:sz w:val="20"/>
                 <w:szCs w:val="20"/>
               </w:rPr>
-              <w:t>CV_32F has value 2</w:t>
+              <w:lastRenderedPageBreak/>
+              <w:t>CV_32F</w:t>
+            </w:r>
+            <w:proofErr w:type="spellEnd"/>
+            <w:r>
+              <w:rPr>
+                <w:sz w:val="20"/>
+                <w:szCs w:val="20"/>
+              </w:rPr>
+              <w:t xml:space="preserve"> has value 2</w:t>
             </w:r>
           </w:p>
         </w:tc>
@@ -14601,13 +16562,16 @@
                 <w:bCs w:val="0"/>
               </w:rPr>
             </w:pPr>
-            <w:r>
-              <w:rPr>
-                <w:b w:val="0"/>
-                <w:bCs w:val="0"/>
-              </w:rPr>
+            <w:proofErr w:type="spellStart"/>
+            <w:r>
+              <w:rPr>
+                <w:b w:val="0"/>
+                <w:bCs w:val="0"/>
+              </w:rPr>
+              <w:lastRenderedPageBreak/>
               <w:t>min_count</w:t>
             </w:r>
+            <w:proofErr w:type="spellEnd"/>
           </w:p>
         </w:tc>
         <w:tc>
@@ -14639,6 +16603,7 @@
                 <w:bCs w:val="0"/>
               </w:rPr>
             </w:pPr>
+            <w:proofErr w:type="spellStart"/>
             <w:r>
               <w:rPr>
                 <w:b w:val="0"/>
@@ -14646,6 +16611,7 @@
               </w:rPr>
               <w:t>max_count</w:t>
             </w:r>
+            <w:proofErr w:type="spellEnd"/>
           </w:p>
         </w:tc>
         <w:tc>
@@ -14680,6 +16646,7 @@
                 <w:bCs w:val="0"/>
               </w:rPr>
             </w:pPr>
+            <w:proofErr w:type="spellStart"/>
             <w:r>
               <w:rPr>
                 <w:b w:val="0"/>
@@ -14687,6 +16654,7 @@
               </w:rPr>
               <w:t>total_count</w:t>
             </w:r>
+            <w:proofErr w:type="spellEnd"/>
           </w:p>
         </w:tc>
         <w:tc>
@@ -14802,7 +16770,6 @@
                 <w:b w:val="0"/>
                 <w:bCs w:val="0"/>
               </w:rPr>
-              <w:lastRenderedPageBreak/>
               <w:t>sample variance</w:t>
             </w:r>
           </w:p>
@@ -14877,6 +16844,7 @@
                 <w:bCs w:val="0"/>
               </w:rPr>
             </w:pPr>
+            <w:proofErr w:type="spellStart"/>
             <w:r>
               <w:rPr>
                 <w:b w:val="0"/>
@@ -14884,6 +16852,7 @@
               </w:rPr>
               <w:t>min_value</w:t>
             </w:r>
+            <w:proofErr w:type="spellEnd"/>
           </w:p>
         </w:tc>
         <w:tc>
@@ -14918,6 +16887,7 @@
                 <w:bCs w:val="0"/>
               </w:rPr>
             </w:pPr>
+            <w:proofErr w:type="spellStart"/>
             <w:r>
               <w:rPr>
                 <w:b w:val="0"/>
@@ -14925,6 +16895,7 @@
               </w:rPr>
               <w:t>max_value</w:t>
             </w:r>
+            <w:proofErr w:type="spellEnd"/>
           </w:p>
         </w:tc>
         <w:tc>
@@ -14948,7 +16919,1131 @@
         <w:pStyle w:val="Heading2"/>
       </w:pPr>
       <w:r>
-        <w:t>hough-image-create Operator</w:t>
+        <w:t>histogram-peak-detect</w:t>
+      </w:r>
+      <w:r>
+        <w:t xml:space="preserve"> </w:t>
+      </w:r>
+      <w:r>
+        <w:t>Operator</w:t>
+      </w:r>
+    </w:p>
+    <w:p>
+      <w:pPr>
+        <w:pStyle w:val="Heading2"/>
+      </w:pPr>
+      <w:proofErr w:type="spellStart"/>
+      <w:r>
+        <w:t>hough</w:t>
+      </w:r>
+      <w:proofErr w:type="spellEnd"/>
+      <w:r>
+        <w:t>-draw-line Operator</w:t>
+      </w:r>
+    </w:p>
+    <w:p>
+      <w:r>
+        <w:t xml:space="preserve">The Hough draw line operator draws a line segment corresponding to a polar line (rho, theta) in an image and stores the resulting image. JPEG input images can be stored as either JPEG or binary output images, but binary input images can only be stored as binary output images. Grayscale input images produce grayscale output images, and color input images produce color output images. Lines are drawn in the color output image </w:t>
+      </w:r>
+      <w:proofErr w:type="spellStart"/>
+      <w:r>
+        <w:t>out_component</w:t>
+      </w:r>
+      <w:proofErr w:type="spellEnd"/>
+      <w:r>
+        <w:t xml:space="preserve"> component if specified. The output color image component defaults to 1 if omitted, and is ignored for grayscale images.</w:t>
+      </w:r>
+    </w:p>
+    <w:p>
+      <w:r>
+        <w:t>The operator takes the following data descriptors:</w:t>
+      </w:r>
+    </w:p>
+    <w:tbl>
+      <w:tblPr>
+        <w:tblStyle w:val="PlainTable1"/>
+        <w:tblW w:w="9363" w:type="dxa"/>
+        <w:tblLook w:val="04A0" w:firstRow="1" w:lastRow="0" w:firstColumn="1" w:lastColumn="0" w:noHBand="0" w:noVBand="1"/>
+      </w:tblPr>
+      <w:tblGrid>
+        <w:gridCol w:w="1583"/>
+        <w:gridCol w:w="412"/>
+        <w:gridCol w:w="962"/>
+        <w:gridCol w:w="2628"/>
+        <w:gridCol w:w="3778"/>
+      </w:tblGrid>
+      <w:tr>
+        <w:trPr>
+          <w:cnfStyle w:val="100000000000" w:firstRow="1" w:lastRow="0" w:firstColumn="0" w:lastColumn="0" w:oddVBand="0" w:evenVBand="0" w:oddHBand="0" w:evenHBand="0" w:firstRowFirstColumn="0" w:firstRowLastColumn="0" w:lastRowFirstColumn="0" w:lastRowLastColumn="0"/>
+          <w:cantSplit/>
+          <w:tblHeader/>
+        </w:trPr>
+        <w:tc>
+          <w:tcPr>
+            <w:cnfStyle w:val="001000000000" w:firstRow="0" w:lastRow="0" w:firstColumn="1" w:lastColumn="0" w:oddVBand="0" w:evenVBand="0" w:oddHBand="0" w:evenHBand="0" w:firstRowFirstColumn="0" w:firstRowLastColumn="0" w:lastRowFirstColumn="0" w:lastRowLastColumn="0"/>
+            <w:tcW w:w="0" w:type="auto"/>
+          </w:tcPr>
+          <w:p>
+            <w:r>
+              <w:t>Descriptor type</w:t>
+            </w:r>
+          </w:p>
+        </w:tc>
+        <w:tc>
+          <w:tcPr>
+            <w:tcW w:w="0" w:type="auto"/>
+          </w:tcPr>
+          <w:p>
+            <w:pPr>
+              <w:cnfStyle w:val="100000000000" w:firstRow="1" w:lastRow="0" w:firstColumn="0" w:lastColumn="0" w:oddVBand="0" w:evenVBand="0" w:oddHBand="0" w:evenHBand="0" w:firstRowFirstColumn="0" w:firstRowLastColumn="0" w:lastRowFirstColumn="0" w:lastRowLastColumn="0"/>
+            </w:pPr>
+            <w:r>
+              <w:t>Id</w:t>
+            </w:r>
+          </w:p>
+        </w:tc>
+        <w:tc>
+          <w:tcPr>
+            <w:tcW w:w="0" w:type="auto"/>
+          </w:tcPr>
+          <w:p>
+            <w:pPr>
+              <w:cnfStyle w:val="100000000000" w:firstRow="1" w:lastRow="0" w:firstColumn="0" w:lastColumn="0" w:oddVBand="0" w:evenVBand="0" w:oddHBand="0" w:evenHBand="0" w:firstRowFirstColumn="0" w:firstRowLastColumn="0" w:lastRowFirstColumn="0" w:lastRowLastColumn="0"/>
+            </w:pPr>
+            <w:r>
+              <w:t>type</w:t>
+            </w:r>
+          </w:p>
+        </w:tc>
+        <w:tc>
+          <w:tcPr>
+            <w:tcW w:w="0" w:type="auto"/>
+          </w:tcPr>
+          <w:p>
+            <w:pPr>
+              <w:cnfStyle w:val="100000000000" w:firstRow="1" w:lastRow="0" w:firstColumn="0" w:lastColumn="0" w:oddVBand="0" w:evenVBand="0" w:oddHBand="0" w:evenHBand="0" w:firstRowFirstColumn="0" w:firstRowLastColumn="0" w:lastRowFirstColumn="0" w:lastRowLastColumn="0"/>
+            </w:pPr>
+            <w:r>
+              <w:t>Format</w:t>
+            </w:r>
+          </w:p>
+        </w:tc>
+        <w:tc>
+          <w:tcPr>
+            <w:tcW w:w="0" w:type="auto"/>
+          </w:tcPr>
+          <w:p>
+            <w:pPr>
+              <w:cnfStyle w:val="100000000000" w:firstRow="1" w:lastRow="0" w:firstColumn="0" w:lastColumn="0" w:oddVBand="0" w:evenVBand="0" w:oddHBand="0" w:evenHBand="0" w:firstRowFirstColumn="0" w:firstRowLastColumn="0" w:lastRowFirstColumn="0" w:lastRowLastColumn="0"/>
+            </w:pPr>
+            <w:r>
+              <w:t>Description</w:t>
+            </w:r>
+          </w:p>
+        </w:tc>
+      </w:tr>
+      <w:tr>
+        <w:trPr>
+          <w:cnfStyle w:val="000000100000" w:firstRow="0" w:lastRow="0" w:firstColumn="0" w:lastColumn="0" w:oddVBand="0" w:evenVBand="0" w:oddHBand="1" w:evenHBand="0" w:firstRowFirstColumn="0" w:firstRowLastColumn="0" w:lastRowFirstColumn="0" w:lastRowLastColumn="0"/>
+        </w:trPr>
+        <w:tc>
+          <w:tcPr>
+            <w:cnfStyle w:val="001000000000" w:firstRow="0" w:lastRow="0" w:firstColumn="1" w:lastColumn="0" w:oddVBand="0" w:evenVBand="0" w:oddHBand="0" w:evenHBand="0" w:firstRowFirstColumn="0" w:firstRowLastColumn="0" w:lastRowFirstColumn="0" w:lastRowLastColumn="0"/>
+            <w:tcW w:w="0" w:type="auto"/>
+          </w:tcPr>
+          <w:p>
+            <w:pPr>
+              <w:rPr>
+                <w:b w:val="0"/>
+                <w:bCs w:val="0"/>
+              </w:rPr>
+            </w:pPr>
+            <w:r>
+              <w:rPr>
+                <w:b w:val="0"/>
+                <w:bCs w:val="0"/>
+              </w:rPr>
+              <w:t>input</w:t>
+            </w:r>
+          </w:p>
+        </w:tc>
+        <w:tc>
+          <w:tcPr>
+            <w:tcW w:w="0" w:type="auto"/>
+          </w:tcPr>
+          <w:p>
+            <w:pPr>
+              <w:cnfStyle w:val="000000100000" w:firstRow="0" w:lastRow="0" w:firstColumn="0" w:lastColumn="0" w:oddVBand="0" w:evenVBand="0" w:oddHBand="1" w:evenHBand="0" w:firstRowFirstColumn="0" w:firstRowLastColumn="0" w:lastRowFirstColumn="0" w:lastRowLastColumn="0"/>
+            </w:pPr>
+            <w:r>
+              <w:t>1</w:t>
+            </w:r>
+          </w:p>
+        </w:tc>
+        <w:tc>
+          <w:tcPr>
+            <w:tcW w:w="0" w:type="auto"/>
+          </w:tcPr>
+          <w:p>
+            <w:pPr>
+              <w:cnfStyle w:val="000000100000" w:firstRow="0" w:lastRow="0" w:firstColumn="0" w:lastColumn="0" w:oddVBand="0" w:evenVBand="0" w:oddHBand="1" w:evenHBand="0" w:firstRowFirstColumn="0" w:firstRowLastColumn="0" w:lastRowFirstColumn="0" w:lastRowLastColumn="0"/>
+            </w:pPr>
+            <w:r>
+              <w:t>“image”</w:t>
+            </w:r>
+          </w:p>
+        </w:tc>
+        <w:tc>
+          <w:tcPr>
+            <w:tcW w:w="0" w:type="auto"/>
+          </w:tcPr>
+          <w:p>
+            <w:pPr>
+              <w:cnfStyle w:val="000000100000" w:firstRow="0" w:lastRow="0" w:firstColumn="0" w:lastColumn="0" w:oddVBand="0" w:evenVBand="0" w:oddHBand="1" w:evenHBand="0" w:firstRowFirstColumn="0" w:firstRowLastColumn="0" w:lastRowFirstColumn="0" w:lastRowLastColumn="0"/>
+            </w:pPr>
+            <w:r>
+              <w:t xml:space="preserve">“jpeg” or “binary” </w:t>
+            </w:r>
+          </w:p>
+        </w:tc>
+        <w:tc>
+          <w:tcPr>
+            <w:tcW w:w="0" w:type="auto"/>
+          </w:tcPr>
+          <w:p>
+            <w:pPr>
+              <w:cnfStyle w:val="000000100000" w:firstRow="0" w:lastRow="0" w:firstColumn="0" w:lastColumn="0" w:oddVBand="0" w:evenVBand="0" w:oddHBand="1" w:evenHBand="0" w:firstRowFirstColumn="0" w:firstRowLastColumn="0" w:lastRowFirstColumn="0" w:lastRowLastColumn="0"/>
+            </w:pPr>
+            <w:r>
+              <w:t xml:space="preserve">input </w:t>
+            </w:r>
+            <w:proofErr w:type="spellStart"/>
+            <w:r>
+              <w:t>CV_8U</w:t>
+            </w:r>
+            <w:proofErr w:type="spellEnd"/>
+            <w:r>
+              <w:t xml:space="preserve">, </w:t>
+            </w:r>
+            <w:proofErr w:type="spellStart"/>
+            <w:r>
+              <w:t>CV_32S</w:t>
+            </w:r>
+            <w:proofErr w:type="spellEnd"/>
+            <w:r>
+              <w:t xml:space="preserve">, or </w:t>
+            </w:r>
+            <w:proofErr w:type="spellStart"/>
+            <w:r>
+              <w:t>CV_32F</w:t>
+            </w:r>
+            <w:proofErr w:type="spellEnd"/>
+            <w:r>
+              <w:t xml:space="preserve"> intensity image</w:t>
+            </w:r>
+          </w:p>
+        </w:tc>
+      </w:tr>
+      <w:tr>
+        <w:tc>
+          <w:tcPr>
+            <w:cnfStyle w:val="001000000000" w:firstRow="0" w:lastRow="0" w:firstColumn="1" w:lastColumn="0" w:oddVBand="0" w:evenVBand="0" w:oddHBand="0" w:evenHBand="0" w:firstRowFirstColumn="0" w:firstRowLastColumn="0" w:lastRowFirstColumn="0" w:lastRowLastColumn="0"/>
+            <w:tcW w:w="0" w:type="auto"/>
+          </w:tcPr>
+          <w:p>
+            <w:pPr>
+              <w:rPr>
+                <w:b w:val="0"/>
+                <w:bCs w:val="0"/>
+              </w:rPr>
+            </w:pPr>
+            <w:r>
+              <w:rPr>
+                <w:b w:val="0"/>
+                <w:bCs w:val="0"/>
+              </w:rPr>
+              <w:t>output</w:t>
+            </w:r>
+          </w:p>
+        </w:tc>
+        <w:tc>
+          <w:tcPr>
+            <w:tcW w:w="0" w:type="auto"/>
+          </w:tcPr>
+          <w:p>
+            <w:pPr>
+              <w:cnfStyle w:val="000000000000" w:firstRow="0" w:lastRow="0" w:firstColumn="0" w:lastColumn="0" w:oddVBand="0" w:evenVBand="0" w:oddHBand="0" w:evenHBand="0" w:firstRowFirstColumn="0" w:firstRowLastColumn="0" w:lastRowFirstColumn="0" w:lastRowLastColumn="0"/>
+            </w:pPr>
+            <w:r>
+              <w:t>1</w:t>
+            </w:r>
+          </w:p>
+        </w:tc>
+        <w:tc>
+          <w:tcPr>
+            <w:tcW w:w="0" w:type="auto"/>
+          </w:tcPr>
+          <w:p>
+            <w:pPr>
+              <w:cnfStyle w:val="000000000000" w:firstRow="0" w:lastRow="0" w:firstColumn="0" w:lastColumn="0" w:oddVBand="0" w:evenVBand="0" w:oddHBand="0" w:evenHBand="0" w:firstRowFirstColumn="0" w:firstRowLastColumn="0" w:lastRowFirstColumn="0" w:lastRowLastColumn="0"/>
+            </w:pPr>
+            <w:r>
+              <w:t>“image”</w:t>
+            </w:r>
+          </w:p>
+        </w:tc>
+        <w:tc>
+          <w:tcPr>
+            <w:tcW w:w="0" w:type="auto"/>
+          </w:tcPr>
+          <w:p>
+            <w:pPr>
+              <w:cnfStyle w:val="000000000000" w:firstRow="0" w:lastRow="0" w:firstColumn="0" w:lastColumn="0" w:oddVBand="0" w:evenVBand="0" w:oddHBand="0" w:evenHBand="0" w:firstRowFirstColumn="0" w:firstRowLastColumn="0" w:lastRowFirstColumn="0" w:lastRowLastColumn="0"/>
+            </w:pPr>
+            <w:r>
+              <w:t xml:space="preserve">“jpeg” for “jpeg” input images, or “binary” </w:t>
+            </w:r>
+          </w:p>
+        </w:tc>
+        <w:tc>
+          <w:tcPr>
+            <w:tcW w:w="0" w:type="auto"/>
+          </w:tcPr>
+          <w:p>
+            <w:pPr>
+              <w:cnfStyle w:val="000000000000" w:firstRow="0" w:lastRow="0" w:firstColumn="0" w:lastColumn="0" w:oddVBand="0" w:evenVBand="0" w:oddHBand="0" w:evenHBand="0" w:firstRowFirstColumn="0" w:firstRowLastColumn="0" w:lastRowFirstColumn="0" w:lastRowLastColumn="0"/>
+            </w:pPr>
+            <w:r>
+              <w:t xml:space="preserve">output </w:t>
+            </w:r>
+            <w:proofErr w:type="spellStart"/>
+            <w:r>
+              <w:t>CV_8U</w:t>
+            </w:r>
+            <w:proofErr w:type="spellEnd"/>
+            <w:r>
+              <w:t xml:space="preserve">, </w:t>
+            </w:r>
+            <w:proofErr w:type="spellStart"/>
+            <w:r>
+              <w:t>CV_32S</w:t>
+            </w:r>
+            <w:proofErr w:type="spellEnd"/>
+            <w:r>
+              <w:t xml:space="preserve">, or </w:t>
+            </w:r>
+            <w:proofErr w:type="spellStart"/>
+            <w:r>
+              <w:t>CV_32F</w:t>
+            </w:r>
+            <w:proofErr w:type="spellEnd"/>
+            <w:r>
+              <w:t xml:space="preserve"> image with drawn line. </w:t>
+            </w:r>
+          </w:p>
+        </w:tc>
+      </w:tr>
+    </w:tbl>
+    <w:p>
+      <w:pPr>
+        <w:pStyle w:val="Normalafterlist"/>
+      </w:pPr>
+      <w:r>
+        <w:t>The parameters to the draw Hough draw line operator are:</w:t>
+      </w:r>
+    </w:p>
+    <w:tbl>
+      <w:tblPr>
+        <w:tblStyle w:val="PlainTable1"/>
+        <w:tblW w:w="0" w:type="auto"/>
+        <w:tblLook w:val="04A0" w:firstRow="1" w:lastRow="0" w:firstColumn="1" w:lastColumn="0" w:noHBand="0" w:noVBand="1"/>
+      </w:tblPr>
+      <w:tblGrid>
+        <w:gridCol w:w="1733"/>
+        <w:gridCol w:w="7617"/>
+      </w:tblGrid>
+      <w:tr>
+        <w:trPr>
+          <w:cnfStyle w:val="100000000000" w:firstRow="1" w:lastRow="0" w:firstColumn="0" w:lastColumn="0" w:oddVBand="0" w:evenVBand="0" w:oddHBand="0" w:evenHBand="0" w:firstRowFirstColumn="0" w:firstRowLastColumn="0" w:lastRowFirstColumn="0" w:lastRowLastColumn="0"/>
+          <w:cantSplit/>
+          <w:tblHeader/>
+        </w:trPr>
+        <w:tc>
+          <w:tcPr>
+            <w:cnfStyle w:val="001000000000" w:firstRow="0" w:lastRow="0" w:firstColumn="1" w:lastColumn="0" w:oddVBand="0" w:evenVBand="0" w:oddHBand="0" w:evenHBand="0" w:firstRowFirstColumn="0" w:firstRowLastColumn="0" w:lastRowFirstColumn="0" w:lastRowLastColumn="0"/>
+            <w:tcW w:w="0" w:type="auto"/>
+          </w:tcPr>
+          <w:p>
+            <w:pPr>
+              <w:pStyle w:val="NoSpacing"/>
+            </w:pPr>
+            <w:r>
+              <w:t>parameter</w:t>
+            </w:r>
+          </w:p>
+        </w:tc>
+        <w:tc>
+          <w:tcPr>
+            <w:tcW w:w="0" w:type="auto"/>
+          </w:tcPr>
+          <w:p>
+            <w:pPr>
+              <w:pStyle w:val="NoSpacing"/>
+              <w:cnfStyle w:val="100000000000" w:firstRow="1" w:lastRow="0" w:firstColumn="0" w:lastColumn="0" w:oddVBand="0" w:evenVBand="0" w:oddHBand="0" w:evenHBand="0" w:firstRowFirstColumn="0" w:firstRowLastColumn="0" w:lastRowFirstColumn="0" w:lastRowLastColumn="0"/>
+            </w:pPr>
+            <w:r>
+              <w:t>description</w:t>
+            </w:r>
+          </w:p>
+        </w:tc>
+      </w:tr>
+      <w:tr>
+        <w:trPr>
+          <w:cnfStyle w:val="000000100000" w:firstRow="0" w:lastRow="0" w:firstColumn="0" w:lastColumn="0" w:oddVBand="0" w:evenVBand="0" w:oddHBand="1" w:evenHBand="0" w:firstRowFirstColumn="0" w:firstRowLastColumn="0" w:lastRowFirstColumn="0" w:lastRowLastColumn="0"/>
+        </w:trPr>
+        <w:tc>
+          <w:tcPr>
+            <w:cnfStyle w:val="001000000000" w:firstRow="0" w:lastRow="0" w:firstColumn="1" w:lastColumn="0" w:oddVBand="0" w:evenVBand="0" w:oddHBand="0" w:evenHBand="0" w:firstRowFirstColumn="0" w:firstRowLastColumn="0" w:lastRowFirstColumn="0" w:lastRowLastColumn="0"/>
+            <w:tcW w:w="0" w:type="auto"/>
+          </w:tcPr>
+          <w:p>
+            <w:pPr>
+              <w:rPr>
+                <w:b w:val="0"/>
+                <w:bCs w:val="0"/>
+              </w:rPr>
+            </w:pPr>
+            <w:proofErr w:type="spellStart"/>
+            <w:r>
+              <w:rPr>
+                <w:b w:val="0"/>
+                <w:bCs w:val="0"/>
+              </w:rPr>
+              <w:t>theta_inc</w:t>
+            </w:r>
+            <w:proofErr w:type="spellEnd"/>
+          </w:p>
+        </w:tc>
+        <w:tc>
+          <w:tcPr>
+            <w:tcW w:w="0" w:type="auto"/>
+          </w:tcPr>
+          <w:p>
+            <w:pPr>
+              <w:cnfStyle w:val="000000100000" w:firstRow="0" w:lastRow="0" w:firstColumn="0" w:lastColumn="0" w:oddVBand="0" w:evenVBand="0" w:oddHBand="1" w:evenHBand="0" w:firstRowFirstColumn="0" w:firstRowLastColumn="0" w:lastRowFirstColumn="0" w:lastRowLastColumn="0"/>
+            </w:pPr>
+            <w:r>
+              <w:t xml:space="preserve">increment for the Hough accumulator angle. The number of angles are 180 / </w:t>
+            </w:r>
+            <w:proofErr w:type="spellStart"/>
+            <w:r>
+              <w:t>theta_inc</w:t>
+            </w:r>
+            <w:proofErr w:type="spellEnd"/>
+            <w:r>
+              <w:t>.</w:t>
+            </w:r>
+          </w:p>
+        </w:tc>
+      </w:tr>
+      <w:tr>
+        <w:tc>
+          <w:tcPr>
+            <w:cnfStyle w:val="001000000000" w:firstRow="0" w:lastRow="0" w:firstColumn="1" w:lastColumn="0" w:oddVBand="0" w:evenVBand="0" w:oddHBand="0" w:evenHBand="0" w:firstRowFirstColumn="0" w:firstRowLastColumn="0" w:lastRowFirstColumn="0" w:lastRowLastColumn="0"/>
+            <w:tcW w:w="0" w:type="auto"/>
+          </w:tcPr>
+          <w:p>
+            <w:pPr>
+              <w:rPr>
+                <w:b w:val="0"/>
+                <w:bCs w:val="0"/>
+              </w:rPr>
+            </w:pPr>
+            <w:r>
+              <w:rPr>
+                <w:b w:val="0"/>
+                <w:bCs w:val="0"/>
+              </w:rPr>
+              <w:t>threshold</w:t>
+            </w:r>
+          </w:p>
+        </w:tc>
+        <w:tc>
+          <w:tcPr>
+            <w:tcW w:w="0" w:type="auto"/>
+          </w:tcPr>
+          <w:p>
+            <w:pPr>
+              <w:cnfStyle w:val="000000000000" w:firstRow="0" w:lastRow="0" w:firstColumn="0" w:lastColumn="0" w:oddVBand="0" w:evenVBand="0" w:oddHBand="0" w:evenHBand="0" w:firstRowFirstColumn="0" w:firstRowLastColumn="0" w:lastRowFirstColumn="0" w:lastRowLastColumn="0"/>
+            </w:pPr>
+            <w:r>
+              <w:t xml:space="preserve">pixel value threshold above which image points are candidates for accumulating </w:t>
+            </w:r>
+          </w:p>
+        </w:tc>
+      </w:tr>
+      <w:tr>
+        <w:trPr>
+          <w:cnfStyle w:val="000000100000" w:firstRow="0" w:lastRow="0" w:firstColumn="0" w:lastColumn="0" w:oddVBand="0" w:evenVBand="0" w:oddHBand="1" w:evenHBand="0" w:firstRowFirstColumn="0" w:firstRowLastColumn="0" w:lastRowFirstColumn="0" w:lastRowLastColumn="0"/>
+        </w:trPr>
+        <w:tc>
+          <w:tcPr>
+            <w:cnfStyle w:val="001000000000" w:firstRow="0" w:lastRow="0" w:firstColumn="1" w:lastColumn="0" w:oddVBand="0" w:evenVBand="0" w:oddHBand="0" w:evenHBand="0" w:firstRowFirstColumn="0" w:firstRowLastColumn="0" w:lastRowFirstColumn="0" w:lastRowLastColumn="0"/>
+            <w:tcW w:w="0" w:type="auto"/>
+          </w:tcPr>
+          <w:p>
+            <w:pPr>
+              <w:pStyle w:val="NoSpacing"/>
+              <w:rPr>
+                <w:b w:val="0"/>
+                <w:bCs w:val="0"/>
+              </w:rPr>
+            </w:pPr>
+            <w:r>
+              <w:rPr>
+                <w:b w:val="0"/>
+                <w:bCs w:val="0"/>
+              </w:rPr>
+              <w:t>rho</w:t>
+            </w:r>
+          </w:p>
+        </w:tc>
+        <w:tc>
+          <w:tcPr>
+            <w:tcW w:w="0" w:type="auto"/>
+          </w:tcPr>
+          <w:p>
+            <w:pPr>
+              <w:pStyle w:val="NoSpacing"/>
+              <w:cnfStyle w:val="000000100000" w:firstRow="0" w:lastRow="0" w:firstColumn="0" w:lastColumn="0" w:oddVBand="0" w:evenVBand="0" w:oddHBand="1" w:evenHBand="0" w:firstRowFirstColumn="0" w:firstRowLastColumn="0" w:lastRowFirstColumn="0" w:lastRowLastColumn="0"/>
+            </w:pPr>
+            <w:r>
+              <w:t xml:space="preserve">Polar line rho </w:t>
+            </w:r>
+          </w:p>
+        </w:tc>
+      </w:tr>
+      <w:tr>
+        <w:tc>
+          <w:tcPr>
+            <w:cnfStyle w:val="001000000000" w:firstRow="0" w:lastRow="0" w:firstColumn="1" w:lastColumn="0" w:oddVBand="0" w:evenVBand="0" w:oddHBand="0" w:evenHBand="0" w:firstRowFirstColumn="0" w:firstRowLastColumn="0" w:lastRowFirstColumn="0" w:lastRowLastColumn="0"/>
+            <w:tcW w:w="0" w:type="auto"/>
+          </w:tcPr>
+          <w:p>
+            <w:pPr>
+              <w:pStyle w:val="NoSpacing"/>
+              <w:rPr>
+                <w:b w:val="0"/>
+                <w:bCs w:val="0"/>
+              </w:rPr>
+            </w:pPr>
+            <w:proofErr w:type="spellStart"/>
+            <w:r>
+              <w:rPr>
+                <w:b w:val="0"/>
+                <w:bCs w:val="0"/>
+              </w:rPr>
+              <w:t>theta_index</w:t>
+            </w:r>
+            <w:proofErr w:type="spellEnd"/>
+          </w:p>
+        </w:tc>
+        <w:tc>
+          <w:tcPr>
+            <w:tcW w:w="0" w:type="auto"/>
+          </w:tcPr>
+          <w:p>
+            <w:pPr>
+              <w:pStyle w:val="NoSpacing"/>
+              <w:cnfStyle w:val="000000000000" w:firstRow="0" w:lastRow="0" w:firstColumn="0" w:lastColumn="0" w:oddVBand="0" w:evenVBand="0" w:oddHBand="0" w:evenHBand="0" w:firstRowFirstColumn="0" w:firstRowLastColumn="0" w:lastRowFirstColumn="0" w:lastRowLastColumn="0"/>
+            </w:pPr>
+            <w:r>
+              <w:t>Polar line angle</w:t>
+            </w:r>
+          </w:p>
+        </w:tc>
+      </w:tr>
+      <w:tr>
+        <w:trPr>
+          <w:cnfStyle w:val="000000100000" w:firstRow="0" w:lastRow="0" w:firstColumn="0" w:lastColumn="0" w:oddVBand="0" w:evenVBand="0" w:oddHBand="1" w:evenHBand="0" w:firstRowFirstColumn="0" w:firstRowLastColumn="0" w:lastRowFirstColumn="0" w:lastRowLastColumn="0"/>
+        </w:trPr>
+        <w:tc>
+          <w:tcPr>
+            <w:cnfStyle w:val="001000000000" w:firstRow="0" w:lastRow="0" w:firstColumn="1" w:lastColumn="0" w:oddVBand="0" w:evenVBand="0" w:oddHBand="0" w:evenHBand="0" w:firstRowFirstColumn="0" w:firstRowLastColumn="0" w:lastRowFirstColumn="0" w:lastRowLastColumn="0"/>
+            <w:tcW w:w="0" w:type="auto"/>
+          </w:tcPr>
+          <w:p>
+            <w:pPr>
+              <w:pStyle w:val="NoSpacing"/>
+              <w:rPr>
+                <w:b w:val="0"/>
+                <w:bCs w:val="0"/>
+              </w:rPr>
+            </w:pPr>
+            <w:proofErr w:type="spellStart"/>
+            <w:r>
+              <w:rPr>
+                <w:b w:val="0"/>
+                <w:bCs w:val="0"/>
+              </w:rPr>
+              <w:t>pixel_value</w:t>
+            </w:r>
+            <w:proofErr w:type="spellEnd"/>
+          </w:p>
+        </w:tc>
+        <w:tc>
+          <w:tcPr>
+            <w:tcW w:w="0" w:type="auto"/>
+          </w:tcPr>
+          <w:p>
+            <w:pPr>
+              <w:pStyle w:val="NoSpacing"/>
+              <w:cnfStyle w:val="000000100000" w:firstRow="0" w:lastRow="0" w:firstColumn="0" w:lastColumn="0" w:oddVBand="0" w:evenVBand="0" w:oddHBand="1" w:evenHBand="0" w:firstRowFirstColumn="0" w:firstRowLastColumn="0" w:lastRowFirstColumn="0" w:lastRowLastColumn="0"/>
+            </w:pPr>
+            <w:r>
+              <w:t>Pixel value for drawn line segment</w:t>
+            </w:r>
+          </w:p>
+        </w:tc>
+      </w:tr>
+      <w:tr>
+        <w:tc>
+          <w:tcPr>
+            <w:cnfStyle w:val="001000000000" w:firstRow="0" w:lastRow="0" w:firstColumn="1" w:lastColumn="0" w:oddVBand="0" w:evenVBand="0" w:oddHBand="0" w:evenHBand="0" w:firstRowFirstColumn="0" w:firstRowLastColumn="0" w:lastRowFirstColumn="0" w:lastRowLastColumn="0"/>
+            <w:tcW w:w="0" w:type="auto"/>
+          </w:tcPr>
+          <w:p>
+            <w:pPr>
+              <w:pStyle w:val="NoSpacing"/>
+              <w:rPr>
+                <w:b w:val="0"/>
+                <w:bCs w:val="0"/>
+              </w:rPr>
+            </w:pPr>
+            <w:proofErr w:type="spellStart"/>
+            <w:r>
+              <w:rPr>
+                <w:b w:val="0"/>
+                <w:bCs w:val="0"/>
+              </w:rPr>
+              <w:t>out_component</w:t>
+            </w:r>
+            <w:proofErr w:type="spellEnd"/>
+          </w:p>
+        </w:tc>
+        <w:tc>
+          <w:tcPr>
+            <w:tcW w:w="0" w:type="auto"/>
+          </w:tcPr>
+          <w:p>
+            <w:pPr>
+              <w:pStyle w:val="NoSpacing"/>
+              <w:cnfStyle w:val="000000000000" w:firstRow="0" w:lastRow="0" w:firstColumn="0" w:lastColumn="0" w:oddVBand="0" w:evenVBand="0" w:oddHBand="0" w:evenHBand="0" w:firstRowFirstColumn="0" w:firstRowLastColumn="0" w:lastRowFirstColumn="0" w:lastRowLastColumn="0"/>
+            </w:pPr>
+            <w:r>
+              <w:t>Color output image component in which to draw line</w:t>
+            </w:r>
+          </w:p>
+        </w:tc>
+      </w:tr>
+    </w:tbl>
+    <w:p>
+      <w:pPr>
+        <w:pStyle w:val="Normalafterlist"/>
+      </w:pPr>
+      <w:r>
+        <w:t>The experiment log output is the line segment (start-row, start-col) and (end-row, end-col) data:</w:t>
+      </w:r>
+    </w:p>
+    <w:tbl>
+      <w:tblPr>
+        <w:tblStyle w:val="PlainTable1"/>
+        <w:tblW w:w="0" w:type="auto"/>
+        <w:tblLook w:val="04A0" w:firstRow="1" w:lastRow="0" w:firstColumn="1" w:lastColumn="0" w:noHBand="0" w:noVBand="1"/>
+      </w:tblPr>
+      <w:tblGrid>
+        <w:gridCol w:w="1415"/>
+        <w:gridCol w:w="7935"/>
+      </w:tblGrid>
+      <w:tr>
+        <w:trPr>
+          <w:cnfStyle w:val="100000000000" w:firstRow="1" w:lastRow="0" w:firstColumn="0" w:lastColumn="0" w:oddVBand="0" w:evenVBand="0" w:oddHBand="0" w:evenHBand="0" w:firstRowFirstColumn="0" w:firstRowLastColumn="0" w:lastRowFirstColumn="0" w:lastRowLastColumn="0"/>
+          <w:cantSplit/>
+          <w:tblHeader/>
+        </w:trPr>
+        <w:tc>
+          <w:tcPr>
+            <w:cnfStyle w:val="001000000000" w:firstRow="0" w:lastRow="0" w:firstColumn="1" w:lastColumn="0" w:oddVBand="0" w:evenVBand="0" w:oddHBand="0" w:evenHBand="0" w:firstRowFirstColumn="0" w:firstRowLastColumn="0" w:lastRowFirstColumn="0" w:lastRowLastColumn="0"/>
+            <w:tcW w:w="0" w:type="auto"/>
+          </w:tcPr>
+          <w:p>
+            <w:pPr>
+              <w:pStyle w:val="NoSpacing"/>
+            </w:pPr>
+            <w:r>
+              <w:t>Field</w:t>
+            </w:r>
+          </w:p>
+        </w:tc>
+        <w:tc>
+          <w:tcPr>
+            <w:tcW w:w="0" w:type="auto"/>
+          </w:tcPr>
+          <w:p>
+            <w:pPr>
+              <w:pStyle w:val="NoSpacing"/>
+              <w:cnfStyle w:val="100000000000" w:firstRow="1" w:lastRow="0" w:firstColumn="0" w:lastColumn="0" w:oddVBand="0" w:evenVBand="0" w:oddHBand="0" w:evenHBand="0" w:firstRowFirstColumn="0" w:firstRowLastColumn="0" w:lastRowFirstColumn="0" w:lastRowLastColumn="0"/>
+            </w:pPr>
+            <w:r>
+              <w:t>Description</w:t>
+            </w:r>
+          </w:p>
+        </w:tc>
+      </w:tr>
+      <w:tr>
+        <w:trPr>
+          <w:cnfStyle w:val="000000100000" w:firstRow="0" w:lastRow="0" w:firstColumn="0" w:lastColumn="0" w:oddVBand="0" w:evenVBand="0" w:oddHBand="1" w:evenHBand="0" w:firstRowFirstColumn="0" w:firstRowLastColumn="0" w:lastRowFirstColumn="0" w:lastRowLastColumn="0"/>
+        </w:trPr>
+        <w:tc>
+          <w:tcPr>
+            <w:cnfStyle w:val="001000000000" w:firstRow="0" w:lastRow="0" w:firstColumn="1" w:lastColumn="0" w:oddVBand="0" w:evenVBand="0" w:oddHBand="0" w:evenHBand="0" w:firstRowFirstColumn="0" w:firstRowLastColumn="0" w:lastRowFirstColumn="0" w:lastRowLastColumn="0"/>
+            <w:tcW w:w="0" w:type="auto"/>
+          </w:tcPr>
+          <w:p>
+            <w:pPr>
+              <w:pStyle w:val="NoSpacing"/>
+              <w:rPr>
+                <w:b w:val="0"/>
+                <w:bCs w:val="0"/>
+              </w:rPr>
+            </w:pPr>
+            <w:r>
+              <w:rPr>
+                <w:b w:val="0"/>
+                <w:bCs w:val="0"/>
+              </w:rPr>
+              <w:t>rows</w:t>
+            </w:r>
+          </w:p>
+        </w:tc>
+        <w:tc>
+          <w:tcPr>
+            <w:tcW w:w="0" w:type="auto"/>
+          </w:tcPr>
+          <w:p>
+            <w:pPr>
+              <w:pStyle w:val="NoSpacing"/>
+              <w:cnfStyle w:val="000000100000" w:firstRow="0" w:lastRow="0" w:firstColumn="0" w:lastColumn="0" w:oddVBand="0" w:evenVBand="0" w:oddHBand="1" w:evenHBand="0" w:firstRowFirstColumn="0" w:firstRowLastColumn="0" w:lastRowFirstColumn="0" w:lastRowLastColumn="0"/>
+            </w:pPr>
+            <w:r>
+              <w:t>The number of image rows</w:t>
+            </w:r>
+          </w:p>
+        </w:tc>
+      </w:tr>
+      <w:tr>
+        <w:tc>
+          <w:tcPr>
+            <w:cnfStyle w:val="001000000000" w:firstRow="0" w:lastRow="0" w:firstColumn="1" w:lastColumn="0" w:oddVBand="0" w:evenVBand="0" w:oddHBand="0" w:evenHBand="0" w:firstRowFirstColumn="0" w:firstRowLastColumn="0" w:lastRowFirstColumn="0" w:lastRowLastColumn="0"/>
+            <w:tcW w:w="0" w:type="auto"/>
+          </w:tcPr>
+          <w:p>
+            <w:pPr>
+              <w:pStyle w:val="NoSpacing"/>
+              <w:rPr>
+                <w:b w:val="0"/>
+                <w:bCs w:val="0"/>
+              </w:rPr>
+            </w:pPr>
+            <w:r>
+              <w:rPr>
+                <w:b w:val="0"/>
+                <w:bCs w:val="0"/>
+              </w:rPr>
+              <w:t>cols</w:t>
+            </w:r>
+          </w:p>
+        </w:tc>
+        <w:tc>
+          <w:tcPr>
+            <w:tcW w:w="0" w:type="auto"/>
+          </w:tcPr>
+          <w:p>
+            <w:pPr>
+              <w:pStyle w:val="NoSpacing"/>
+              <w:cnfStyle w:val="000000000000" w:firstRow="0" w:lastRow="0" w:firstColumn="0" w:lastColumn="0" w:oddVBand="0" w:evenVBand="0" w:oddHBand="0" w:evenHBand="0" w:firstRowFirstColumn="0" w:firstRowLastColumn="0" w:lastRowFirstColumn="0" w:lastRowLastColumn="0"/>
+            </w:pPr>
+            <w:r>
+              <w:t>The number of image columns</w:t>
+            </w:r>
+          </w:p>
+        </w:tc>
+      </w:tr>
+      <w:tr>
+        <w:trPr>
+          <w:cnfStyle w:val="000000100000" w:firstRow="0" w:lastRow="0" w:firstColumn="0" w:lastColumn="0" w:oddVBand="0" w:evenVBand="0" w:oddHBand="1" w:evenHBand="0" w:firstRowFirstColumn="0" w:firstRowLastColumn="0" w:lastRowFirstColumn="0" w:lastRowLastColumn="0"/>
+        </w:trPr>
+        <w:tc>
+          <w:tcPr>
+            <w:cnfStyle w:val="001000000000" w:firstRow="0" w:lastRow="0" w:firstColumn="1" w:lastColumn="0" w:oddVBand="0" w:evenVBand="0" w:oddHBand="0" w:evenHBand="0" w:firstRowFirstColumn="0" w:firstRowLastColumn="0" w:lastRowFirstColumn="0" w:lastRowLastColumn="0"/>
+            <w:tcW w:w="0" w:type="auto"/>
+          </w:tcPr>
+          <w:p>
+            <w:pPr>
+              <w:pStyle w:val="NoSpacing"/>
+              <w:rPr>
+                <w:b w:val="0"/>
+                <w:bCs w:val="0"/>
+              </w:rPr>
+            </w:pPr>
+            <w:r>
+              <w:rPr>
+                <w:b w:val="0"/>
+                <w:bCs w:val="0"/>
+              </w:rPr>
+              <w:lastRenderedPageBreak/>
+              <w:t>components</w:t>
+            </w:r>
+          </w:p>
+        </w:tc>
+        <w:tc>
+          <w:tcPr>
+            <w:tcW w:w="0" w:type="auto"/>
+          </w:tcPr>
+          <w:p>
+            <w:pPr>
+              <w:pStyle w:val="NoSpacing"/>
+              <w:cnfStyle w:val="000000100000" w:firstRow="0" w:lastRow="0" w:firstColumn="0" w:lastColumn="0" w:oddVBand="0" w:evenVBand="0" w:oddHBand="1" w:evenHBand="0" w:firstRowFirstColumn="0" w:firstRowLastColumn="0" w:lastRowFirstColumn="0" w:lastRowLastColumn="0"/>
+            </w:pPr>
+            <w:r>
+              <w:t>The number of image components. Grayscale images have 1 component, color images have 3 components.</w:t>
+            </w:r>
+          </w:p>
+        </w:tc>
+      </w:tr>
+      <w:tr>
+        <w:tc>
+          <w:tcPr>
+            <w:cnfStyle w:val="001000000000" w:firstRow="0" w:lastRow="0" w:firstColumn="1" w:lastColumn="0" w:oddVBand="0" w:evenVBand="0" w:oddHBand="0" w:evenHBand="0" w:firstRowFirstColumn="0" w:firstRowLastColumn="0" w:lastRowFirstColumn="0" w:lastRowLastColumn="0"/>
+            <w:tcW w:w="0" w:type="auto"/>
+          </w:tcPr>
+          <w:p>
+            <w:pPr>
+              <w:pStyle w:val="NoSpacing"/>
+              <w:rPr>
+                <w:b w:val="0"/>
+                <w:bCs w:val="0"/>
+              </w:rPr>
+            </w:pPr>
+            <w:r>
+              <w:rPr>
+                <w:b w:val="0"/>
+                <w:bCs w:val="0"/>
+              </w:rPr>
+              <w:t>depth</w:t>
+            </w:r>
+          </w:p>
+        </w:tc>
+        <w:tc>
+          <w:tcPr>
+            <w:tcW w:w="0" w:type="auto"/>
+          </w:tcPr>
+          <w:p>
+            <w:pPr>
+              <w:pStyle w:val="NoSpacing"/>
+              <w:cnfStyle w:val="000000000000" w:firstRow="0" w:lastRow="0" w:firstColumn="0" w:lastColumn="0" w:oddVBand="0" w:evenVBand="0" w:oddHBand="0" w:evenHBand="0" w:firstRowFirstColumn="0" w:firstRowLastColumn="0" w:lastRowFirstColumn="0" w:lastRowLastColumn="0"/>
+            </w:pPr>
+            <w:r>
+              <w:t>Pixel value data type.</w:t>
+            </w:r>
+          </w:p>
+          <w:p>
+            <w:pPr>
+              <w:pStyle w:val="tablebullet"/>
+              <w:cnfStyle w:val="000000000000" w:firstRow="0" w:lastRow="0" w:firstColumn="0" w:lastColumn="0" w:oddVBand="0" w:evenVBand="0" w:oddHBand="0" w:evenHBand="0" w:firstRowFirstColumn="0" w:firstRowLastColumn="0" w:lastRowFirstColumn="0" w:lastRowLastColumn="0"/>
+              <w:rPr>
+                <w:sz w:val="20"/>
+                <w:szCs w:val="20"/>
+              </w:rPr>
+            </w:pPr>
+            <w:proofErr w:type="spellStart"/>
+            <w:r>
+              <w:rPr>
+                <w:sz w:val="20"/>
+                <w:szCs w:val="20"/>
+              </w:rPr>
+              <w:t>CV_8U</w:t>
+            </w:r>
+            <w:proofErr w:type="spellEnd"/>
+            <w:r>
+              <w:rPr>
+                <w:sz w:val="20"/>
+                <w:szCs w:val="20"/>
+              </w:rPr>
+              <w:t xml:space="preserve"> has value 0</w:t>
+            </w:r>
+          </w:p>
+          <w:p>
+            <w:pPr>
+              <w:pStyle w:val="tablebullet"/>
+              <w:cnfStyle w:val="000000000000" w:firstRow="0" w:lastRow="0" w:firstColumn="0" w:lastColumn="0" w:oddVBand="0" w:evenVBand="0" w:oddHBand="0" w:evenHBand="0" w:firstRowFirstColumn="0" w:firstRowLastColumn="0" w:lastRowFirstColumn="0" w:lastRowLastColumn="0"/>
+              <w:rPr>
+                <w:sz w:val="20"/>
+                <w:szCs w:val="20"/>
+              </w:rPr>
+            </w:pPr>
+            <w:proofErr w:type="spellStart"/>
+            <w:r>
+              <w:rPr>
+                <w:sz w:val="20"/>
+                <w:szCs w:val="20"/>
+              </w:rPr>
+              <w:t>CV_32S</w:t>
+            </w:r>
+            <w:proofErr w:type="spellEnd"/>
+            <w:r>
+              <w:rPr>
+                <w:sz w:val="20"/>
+                <w:szCs w:val="20"/>
+              </w:rPr>
+              <w:t xml:space="preserve"> has value 1</w:t>
+            </w:r>
+          </w:p>
+          <w:p>
+            <w:pPr>
+              <w:pStyle w:val="tablebullet"/>
+              <w:cnfStyle w:val="000000000000" w:firstRow="0" w:lastRow="0" w:firstColumn="0" w:lastColumn="0" w:oddVBand="0" w:evenVBand="0" w:oddHBand="0" w:evenHBand="0" w:firstRowFirstColumn="0" w:firstRowLastColumn="0" w:lastRowFirstColumn="0" w:lastRowLastColumn="0"/>
+            </w:pPr>
+            <w:proofErr w:type="spellStart"/>
+            <w:r>
+              <w:rPr>
+                <w:sz w:val="20"/>
+                <w:szCs w:val="20"/>
+              </w:rPr>
+              <w:t>CV_32F</w:t>
+            </w:r>
+            <w:proofErr w:type="spellEnd"/>
+            <w:r>
+              <w:rPr>
+                <w:sz w:val="20"/>
+                <w:szCs w:val="20"/>
+              </w:rPr>
+              <w:t xml:space="preserve"> has value 2</w:t>
+            </w:r>
+          </w:p>
+        </w:tc>
+      </w:tr>
+      <w:tr>
+        <w:trPr>
+          <w:cnfStyle w:val="000000100000" w:firstRow="0" w:lastRow="0" w:firstColumn="0" w:lastColumn="0" w:oddVBand="0" w:evenVBand="0" w:oddHBand="1" w:evenHBand="0" w:firstRowFirstColumn="0" w:firstRowLastColumn="0" w:lastRowFirstColumn="0" w:lastRowLastColumn="0"/>
+        </w:trPr>
+        <w:tc>
+          <w:tcPr>
+            <w:cnfStyle w:val="001000000000" w:firstRow="0" w:lastRow="0" w:firstColumn="1" w:lastColumn="0" w:oddVBand="0" w:evenVBand="0" w:oddHBand="0" w:evenHBand="0" w:firstRowFirstColumn="0" w:firstRowLastColumn="0" w:lastRowFirstColumn="0" w:lastRowLastColumn="0"/>
+            <w:tcW w:w="0" w:type="auto"/>
+          </w:tcPr>
+          <w:p>
+            <w:pPr>
+              <w:pStyle w:val="NoSpacing"/>
+              <w:rPr>
+                <w:b w:val="0"/>
+                <w:bCs w:val="0"/>
+              </w:rPr>
+            </w:pPr>
+            <w:r>
+              <w:rPr>
+                <w:b w:val="0"/>
+                <w:bCs w:val="0"/>
+              </w:rPr>
+              <w:t>pixel count</w:t>
+            </w:r>
+          </w:p>
+        </w:tc>
+        <w:tc>
+          <w:tcPr>
+            <w:tcW w:w="0" w:type="auto"/>
+          </w:tcPr>
+          <w:p>
+            <w:pPr>
+              <w:pStyle w:val="NoSpacing"/>
+              <w:cnfStyle w:val="000000100000" w:firstRow="0" w:lastRow="0" w:firstColumn="0" w:lastColumn="0" w:oddVBand="0" w:evenVBand="0" w:oddHBand="1" w:evenHBand="0" w:firstRowFirstColumn="0" w:firstRowLastColumn="0" w:lastRowFirstColumn="0" w:lastRowLastColumn="0"/>
+            </w:pPr>
+            <w:r>
+              <w:t>image rows * cols * components</w:t>
+            </w:r>
+          </w:p>
+        </w:tc>
+      </w:tr>
+      <w:tr>
+        <w:tc>
+          <w:tcPr>
+            <w:cnfStyle w:val="001000000000" w:firstRow="0" w:lastRow="0" w:firstColumn="1" w:lastColumn="0" w:oddVBand="0" w:evenVBand="0" w:oddHBand="0" w:evenHBand="0" w:firstRowFirstColumn="0" w:firstRowLastColumn="0" w:lastRowFirstColumn="0" w:lastRowLastColumn="0"/>
+            <w:tcW w:w="0" w:type="auto"/>
+          </w:tcPr>
+          <w:p>
+            <w:pPr>
+              <w:pStyle w:val="NoSpacing"/>
+              <w:rPr>
+                <w:b w:val="0"/>
+                <w:bCs w:val="0"/>
+              </w:rPr>
+            </w:pPr>
+            <w:r>
+              <w:rPr>
+                <w:b w:val="0"/>
+                <w:bCs w:val="0"/>
+              </w:rPr>
+              <w:t>start-row</w:t>
+            </w:r>
+          </w:p>
+        </w:tc>
+        <w:tc>
+          <w:tcPr>
+            <w:tcW w:w="0" w:type="auto"/>
+          </w:tcPr>
+          <w:p>
+            <w:pPr>
+              <w:pStyle w:val="NoSpacing"/>
+              <w:cnfStyle w:val="000000000000" w:firstRow="0" w:lastRow="0" w:firstColumn="0" w:lastColumn="0" w:oddVBand="0" w:evenVBand="0" w:oddHBand="0" w:evenHBand="0" w:firstRowFirstColumn="0" w:firstRowLastColumn="0" w:lastRowFirstColumn="0" w:lastRowLastColumn="0"/>
+            </w:pPr>
+            <w:r>
+              <w:t>line segment start point row</w:t>
+            </w:r>
+          </w:p>
+        </w:tc>
+      </w:tr>
+      <w:tr>
+        <w:trPr>
+          <w:cnfStyle w:val="000000100000" w:firstRow="0" w:lastRow="0" w:firstColumn="0" w:lastColumn="0" w:oddVBand="0" w:evenVBand="0" w:oddHBand="1" w:evenHBand="0" w:firstRowFirstColumn="0" w:firstRowLastColumn="0" w:lastRowFirstColumn="0" w:lastRowLastColumn="0"/>
+        </w:trPr>
+        <w:tc>
+          <w:tcPr>
+            <w:cnfStyle w:val="001000000000" w:firstRow="0" w:lastRow="0" w:firstColumn="1" w:lastColumn="0" w:oddVBand="0" w:evenVBand="0" w:oddHBand="0" w:evenHBand="0" w:firstRowFirstColumn="0" w:firstRowLastColumn="0" w:lastRowFirstColumn="0" w:lastRowLastColumn="0"/>
+            <w:tcW w:w="0" w:type="auto"/>
+          </w:tcPr>
+          <w:p>
+            <w:pPr>
+              <w:pStyle w:val="NoSpacing"/>
+              <w:rPr>
+                <w:b w:val="0"/>
+                <w:bCs w:val="0"/>
+              </w:rPr>
+            </w:pPr>
+            <w:r>
+              <w:rPr>
+                <w:b w:val="0"/>
+                <w:bCs w:val="0"/>
+              </w:rPr>
+              <w:t>start-col</w:t>
+            </w:r>
+          </w:p>
+        </w:tc>
+        <w:tc>
+          <w:tcPr>
+            <w:tcW w:w="0" w:type="auto"/>
+          </w:tcPr>
+          <w:p>
+            <w:pPr>
+              <w:pStyle w:val="NoSpacing"/>
+              <w:cnfStyle w:val="000000100000" w:firstRow="0" w:lastRow="0" w:firstColumn="0" w:lastColumn="0" w:oddVBand="0" w:evenVBand="0" w:oddHBand="1" w:evenHBand="0" w:firstRowFirstColumn="0" w:firstRowLastColumn="0" w:lastRowFirstColumn="0" w:lastRowLastColumn="0"/>
+            </w:pPr>
+            <w:r>
+              <w:t>line segment start point column</w:t>
+            </w:r>
+          </w:p>
+        </w:tc>
+      </w:tr>
+      <w:tr>
+        <w:tc>
+          <w:tcPr>
+            <w:cnfStyle w:val="001000000000" w:firstRow="0" w:lastRow="0" w:firstColumn="1" w:lastColumn="0" w:oddVBand="0" w:evenVBand="0" w:oddHBand="0" w:evenHBand="0" w:firstRowFirstColumn="0" w:firstRowLastColumn="0" w:lastRowFirstColumn="0" w:lastRowLastColumn="0"/>
+            <w:tcW w:w="0" w:type="auto"/>
+          </w:tcPr>
+          <w:p>
+            <w:pPr>
+              <w:pStyle w:val="NoSpacing"/>
+              <w:rPr>
+                <w:b w:val="0"/>
+                <w:bCs w:val="0"/>
+              </w:rPr>
+            </w:pPr>
+            <w:r>
+              <w:rPr>
+                <w:b w:val="0"/>
+                <w:bCs w:val="0"/>
+              </w:rPr>
+              <w:t>end-row</w:t>
+            </w:r>
+          </w:p>
+        </w:tc>
+        <w:tc>
+          <w:tcPr>
+            <w:tcW w:w="0" w:type="auto"/>
+          </w:tcPr>
+          <w:p>
+            <w:pPr>
+              <w:pStyle w:val="NoSpacing"/>
+              <w:cnfStyle w:val="000000000000" w:firstRow="0" w:lastRow="0" w:firstColumn="0" w:lastColumn="0" w:oddVBand="0" w:evenVBand="0" w:oddHBand="0" w:evenHBand="0" w:firstRowFirstColumn="0" w:firstRowLastColumn="0" w:lastRowFirstColumn="0" w:lastRowLastColumn="0"/>
+            </w:pPr>
+            <w:r>
+              <w:t>line segment end point row</w:t>
+            </w:r>
+          </w:p>
+        </w:tc>
+      </w:tr>
+      <w:tr>
+        <w:trPr>
+          <w:cnfStyle w:val="000000100000" w:firstRow="0" w:lastRow="0" w:firstColumn="0" w:lastColumn="0" w:oddVBand="0" w:evenVBand="0" w:oddHBand="1" w:evenHBand="0" w:firstRowFirstColumn="0" w:firstRowLastColumn="0" w:lastRowFirstColumn="0" w:lastRowLastColumn="0"/>
+        </w:trPr>
+        <w:tc>
+          <w:tcPr>
+            <w:cnfStyle w:val="001000000000" w:firstRow="0" w:lastRow="0" w:firstColumn="1" w:lastColumn="0" w:oddVBand="0" w:evenVBand="0" w:oddHBand="0" w:evenHBand="0" w:firstRowFirstColumn="0" w:firstRowLastColumn="0" w:lastRowFirstColumn="0" w:lastRowLastColumn="0"/>
+            <w:tcW w:w="0" w:type="auto"/>
+          </w:tcPr>
+          <w:p>
+            <w:pPr>
+              <w:pStyle w:val="NoSpacing"/>
+              <w:rPr>
+                <w:b w:val="0"/>
+                <w:bCs w:val="0"/>
+              </w:rPr>
+            </w:pPr>
+            <w:r>
+              <w:rPr>
+                <w:b w:val="0"/>
+                <w:bCs w:val="0"/>
+              </w:rPr>
+              <w:t>end-col</w:t>
+            </w:r>
+          </w:p>
+        </w:tc>
+        <w:tc>
+          <w:tcPr>
+            <w:tcW w:w="0" w:type="auto"/>
+          </w:tcPr>
+          <w:p>
+            <w:pPr>
+              <w:pStyle w:val="NoSpacing"/>
+              <w:cnfStyle w:val="000000100000" w:firstRow="0" w:lastRow="0" w:firstColumn="0" w:lastColumn="0" w:oddVBand="0" w:evenVBand="0" w:oddHBand="1" w:evenHBand="0" w:firstRowFirstColumn="0" w:firstRowLastColumn="0" w:lastRowFirstColumn="0" w:lastRowLastColumn="0"/>
+            </w:pPr>
+            <w:r>
+              <w:t>line segment end point column</w:t>
+            </w:r>
+          </w:p>
+        </w:tc>
+      </w:tr>
+    </w:tbl>
+    <w:p>
+      <w:pPr>
+        <w:pStyle w:val="Heading2"/>
+      </w:pPr>
+      <w:proofErr w:type="spellStart"/>
+      <w:r>
+        <w:t>hough</w:t>
+      </w:r>
+      <w:proofErr w:type="spellEnd"/>
+      <w:r>
+        <w:t>-image-create Operator</w:t>
       </w:r>
     </w:p>
     <w:p>
@@ -15135,7 +18230,31 @@
               <w:cnfStyle w:val="000000100000" w:firstRow="0" w:lastRow="0" w:firstColumn="0" w:lastColumn="0" w:oddVBand="0" w:evenVBand="0" w:oddHBand="1" w:evenHBand="0" w:firstRowFirstColumn="0" w:firstRowLastColumn="0" w:lastRowFirstColumn="0" w:lastRowLastColumn="0"/>
             </w:pPr>
             <w:r>
-              <w:t>input CV_8U, CV_32S, or CV_32F intensity image</w:t>
+              <w:t xml:space="preserve">input </w:t>
+            </w:r>
+            <w:proofErr w:type="spellStart"/>
+            <w:r>
+              <w:t>CV_8U</w:t>
+            </w:r>
+            <w:proofErr w:type="spellEnd"/>
+            <w:r>
+              <w:t xml:space="preserve">, </w:t>
+            </w:r>
+            <w:proofErr w:type="spellStart"/>
+            <w:r>
+              <w:t>CV_32S</w:t>
+            </w:r>
+            <w:proofErr w:type="spellEnd"/>
+            <w:r>
+              <w:t xml:space="preserve">, or </w:t>
+            </w:r>
+            <w:proofErr w:type="spellStart"/>
+            <w:r>
+              <w:t>CV_32F</w:t>
+            </w:r>
+            <w:proofErr w:type="spellEnd"/>
+            <w:r>
+              <w:t xml:space="preserve"> intensity image</w:t>
             </w:r>
           </w:p>
         </w:tc>
@@ -15184,7 +18303,15 @@
               <w:cnfStyle w:val="000000000000" w:firstRow="0" w:lastRow="0" w:firstColumn="0" w:lastColumn="0" w:oddVBand="0" w:evenVBand="0" w:oddHBand="0" w:evenHBand="0" w:firstRowFirstColumn="0" w:firstRowLastColumn="0" w:lastRowFirstColumn="0" w:lastRowLastColumn="0"/>
             </w:pPr>
             <w:r>
-              <w:t>“hough”</w:t>
+              <w:t>“</w:t>
+            </w:r>
+            <w:proofErr w:type="spellStart"/>
+            <w:r>
+              <w:t>hough</w:t>
+            </w:r>
+            <w:proofErr w:type="spellEnd"/>
+            <w:r>
+              <w:t>”</w:t>
             </w:r>
           </w:p>
         </w:tc>
@@ -15281,6 +18408,7 @@
                 <w:bCs w:val="0"/>
               </w:rPr>
             </w:pPr>
+            <w:proofErr w:type="spellStart"/>
             <w:r>
               <w:rPr>
                 <w:b w:val="0"/>
@@ -15288,6 +18416,7 @@
               </w:rPr>
               <w:t>theta_inc</w:t>
             </w:r>
+            <w:proofErr w:type="spellEnd"/>
           </w:p>
         </w:tc>
         <w:tc>
@@ -15299,7 +18428,15 @@
               <w:cnfStyle w:val="000000100000" w:firstRow="0" w:lastRow="0" w:firstColumn="0" w:lastColumn="0" w:oddVBand="0" w:evenVBand="0" w:oddHBand="1" w:evenHBand="0" w:firstRowFirstColumn="0" w:firstRowLastColumn="0" w:lastRowFirstColumn="0" w:lastRowLastColumn="0"/>
             </w:pPr>
             <w:r>
-              <w:t>increment for the Hough accumulator angle. The number of angles are 180 / theta_inc.</w:t>
+              <w:t xml:space="preserve">increment for the Hough accumulator angle. The number of angles are 180 / </w:t>
+            </w:r>
+            <w:proofErr w:type="spellStart"/>
+            <w:r>
+              <w:t>theta_inc</w:t>
+            </w:r>
+            <w:proofErr w:type="spellEnd"/>
+            <w:r>
+              <w:t>.</w:t>
             </w:r>
           </w:p>
         </w:tc>
@@ -15317,6 +18454,7 @@
                 <w:bCs w:val="0"/>
               </w:rPr>
             </w:pPr>
+            <w:proofErr w:type="spellStart"/>
             <w:r>
               <w:rPr>
                 <w:b w:val="0"/>
@@ -15324,6 +18462,7 @@
               </w:rPr>
               <w:t>pixel_threshold</w:t>
             </w:r>
+            <w:proofErr w:type="spellEnd"/>
           </w:p>
         </w:tc>
         <w:tc>
@@ -15559,12 +18698,21 @@
                 <w:szCs w:val="20"/>
               </w:rPr>
             </w:pPr>
+            <w:proofErr w:type="spellStart"/>
             <w:r>
               <w:rPr>
                 <w:sz w:val="20"/>
                 <w:szCs w:val="20"/>
               </w:rPr>
-              <w:t>CV_8U has value 0</w:t>
+              <w:t>CV_8U</w:t>
+            </w:r>
+            <w:proofErr w:type="spellEnd"/>
+            <w:r>
+              <w:rPr>
+                <w:sz w:val="20"/>
+                <w:szCs w:val="20"/>
+              </w:rPr>
+              <w:t xml:space="preserve"> has value 0</w:t>
             </w:r>
           </w:p>
           <w:p>
@@ -15576,12 +18724,21 @@
                 <w:szCs w:val="20"/>
               </w:rPr>
             </w:pPr>
+            <w:proofErr w:type="spellStart"/>
             <w:r>
               <w:rPr>
                 <w:sz w:val="20"/>
                 <w:szCs w:val="20"/>
               </w:rPr>
-              <w:t>CV_32S has value 1</w:t>
+              <w:t>CV_32S</w:t>
+            </w:r>
+            <w:proofErr w:type="spellEnd"/>
+            <w:r>
+              <w:rPr>
+                <w:sz w:val="20"/>
+                <w:szCs w:val="20"/>
+              </w:rPr>
+              <w:t xml:space="preserve"> has value 1</w:t>
             </w:r>
           </w:p>
           <w:p>
@@ -15589,12 +18746,21 @@
               <w:pStyle w:val="tablebullet"/>
               <w:cnfStyle w:val="000000000000" w:firstRow="0" w:lastRow="0" w:firstColumn="0" w:lastColumn="0" w:oddVBand="0" w:evenVBand="0" w:oddHBand="0" w:evenHBand="0" w:firstRowFirstColumn="0" w:firstRowLastColumn="0" w:lastRowFirstColumn="0" w:lastRowLastColumn="0"/>
             </w:pPr>
+            <w:proofErr w:type="spellStart"/>
             <w:r>
               <w:rPr>
                 <w:sz w:val="20"/>
                 <w:szCs w:val="20"/>
               </w:rPr>
-              <w:t>CV_32F has value 2</w:t>
+              <w:t>CV_32F</w:t>
+            </w:r>
+            <w:proofErr w:type="spellEnd"/>
+            <w:r>
+              <w:rPr>
+                <w:sz w:val="20"/>
+                <w:szCs w:val="20"/>
+              </w:rPr>
+              <w:t xml:space="preserve"> has value 2</w:t>
             </w:r>
           </w:p>
         </w:tc>
@@ -15616,6 +18782,7 @@
                 <w:bCs w:val="0"/>
               </w:rPr>
             </w:pPr>
+            <w:proofErr w:type="spellStart"/>
             <w:r>
               <w:rPr>
                 <w:b w:val="0"/>
@@ -15623,6 +18790,7 @@
               </w:rPr>
               <w:t>theta_inc</w:t>
             </w:r>
+            <w:proofErr w:type="spellEnd"/>
           </w:p>
         </w:tc>
         <w:tc>
@@ -15654,6 +18822,7 @@
                 <w:bCs w:val="0"/>
               </w:rPr>
             </w:pPr>
+            <w:proofErr w:type="spellStart"/>
             <w:r>
               <w:rPr>
                 <w:b w:val="0"/>
@@ -15661,6 +18830,7 @@
               </w:rPr>
               <w:t>pixel_threshold</w:t>
             </w:r>
+            <w:proofErr w:type="spellEnd"/>
           </w:p>
         </w:tc>
         <w:tc>
@@ -15695,6 +18865,7 @@
                 <w:bCs w:val="0"/>
               </w:rPr>
             </w:pPr>
+            <w:proofErr w:type="spellStart"/>
             <w:r>
               <w:rPr>
                 <w:b w:val="0"/>
@@ -15702,6 +18873,7 @@
               </w:rPr>
               <w:t>nthetas</w:t>
             </w:r>
+            <w:proofErr w:type="spellEnd"/>
           </w:p>
         </w:tc>
         <w:tc>
@@ -15714,8 +18886,13 @@
               <w:cnfStyle w:val="000000100000" w:firstRow="0" w:lastRow="0" w:firstColumn="0" w:lastColumn="0" w:oddVBand="0" w:evenVBand="0" w:oddHBand="1" w:evenHBand="0" w:firstRowFirstColumn="0" w:firstRowLastColumn="0" w:lastRowFirstColumn="0" w:lastRowLastColumn="0"/>
             </w:pPr>
             <w:r>
-              <w:t>The number of angles sampled = 180 / theta_inc</w:t>
-            </w:r>
+              <w:t xml:space="preserve">The number of angles sampled = 180 / </w:t>
+            </w:r>
+            <w:proofErr w:type="spellStart"/>
+            <w:r>
+              <w:t>theta_inc</w:t>
+            </w:r>
+            <w:proofErr w:type="spellEnd"/>
           </w:p>
         </w:tc>
       </w:tr>
@@ -15733,6 +18910,7 @@
                 <w:bCs w:val="0"/>
               </w:rPr>
             </w:pPr>
+            <w:proofErr w:type="spellStart"/>
             <w:r>
               <w:rPr>
                 <w:b w:val="0"/>
@@ -15740,6 +18918,7 @@
               </w:rPr>
               <w:t>nrhos</w:t>
             </w:r>
+            <w:proofErr w:type="spellEnd"/>
           </w:p>
         </w:tc>
         <w:tc>
@@ -15774,6 +18953,7 @@
                 <w:bCs w:val="0"/>
               </w:rPr>
             </w:pPr>
+            <w:proofErr w:type="spellStart"/>
             <w:r>
               <w:rPr>
                 <w:b w:val="0"/>
@@ -15781,6 +18961,7 @@
               </w:rPr>
               <w:t>min_count</w:t>
             </w:r>
+            <w:proofErr w:type="spellEnd"/>
           </w:p>
         </w:tc>
         <w:tc>
@@ -15812,6 +18993,7 @@
                 <w:bCs w:val="0"/>
               </w:rPr>
             </w:pPr>
+            <w:proofErr w:type="spellStart"/>
             <w:r>
               <w:rPr>
                 <w:b w:val="0"/>
@@ -15819,6 +19001,7 @@
               </w:rPr>
               <w:t>max_count</w:t>
             </w:r>
+            <w:proofErr w:type="spellEnd"/>
           </w:p>
         </w:tc>
         <w:tc>
@@ -15872,7 +19055,15 @@
               <w:cnfStyle w:val="000000100000" w:firstRow="0" w:lastRow="0" w:firstColumn="0" w:lastColumn="0" w:oddVBand="0" w:evenVBand="0" w:oddHBand="1" w:evenHBand="0" w:firstRowFirstColumn="0" w:firstRowLastColumn="0" w:lastRowFirstColumn="0" w:lastRowLastColumn="0"/>
             </w:pPr>
             <w:r>
-              <w:t>The mean for the hough accumulator counts</w:t>
+              <w:t xml:space="preserve">The mean for the </w:t>
+            </w:r>
+            <w:proofErr w:type="spellStart"/>
+            <w:r>
+              <w:t>hough</w:t>
+            </w:r>
+            <w:proofErr w:type="spellEnd"/>
+            <w:r>
+              <w:t xml:space="preserve"> accumulator counts</w:t>
             </w:r>
           </w:p>
         </w:tc>
@@ -15896,6 +19087,7 @@
                 <w:b w:val="0"/>
                 <w:bCs w:val="0"/>
               </w:rPr>
+              <w:lastRenderedPageBreak/>
               <w:t>standard deviation</w:t>
             </w:r>
           </w:p>
@@ -15910,7 +19102,15 @@
               <w:cnfStyle w:val="000000000000" w:firstRow="0" w:lastRow="0" w:firstColumn="0" w:lastColumn="0" w:oddVBand="0" w:evenVBand="0" w:oddHBand="0" w:evenHBand="0" w:firstRowFirstColumn="0" w:firstRowLastColumn="0" w:lastRowFirstColumn="0" w:lastRowLastColumn="0"/>
             </w:pPr>
             <w:r>
-              <w:t>The standard deviation for the hough accumulator counts</w:t>
+              <w:t xml:space="preserve">The standard deviation for the </w:t>
+            </w:r>
+            <w:proofErr w:type="spellStart"/>
+            <w:r>
+              <w:t>hough</w:t>
+            </w:r>
+            <w:proofErr w:type="spellEnd"/>
+            <w:r>
+              <w:t xml:space="preserve"> accumulator counts</w:t>
             </w:r>
           </w:p>
         </w:tc>
@@ -15920,1009 +19120,13 @@
       <w:pPr>
         <w:pStyle w:val="Heading2"/>
       </w:pPr>
-      <w:r>
-        <w:lastRenderedPageBreak/>
-        <w:t>hough-draw-line Operator</w:t>
-      </w:r>
-    </w:p>
-    <w:p>
-      <w:r>
-        <w:t>The Hough draw line operator draws a line segment corresponding to a polar line (rho, theta) in an image and stores the resulting image. JPEG input images can be stored as either JPEG or binary output images, but binary input images can only be stored as binary output images. Grayscale input images produce grayscale output images, and color input images produce color output images. Lines are drawn in the color output image out_component component if specified. The output color image component defaults to 1 if omitted, and is ignored for grayscale images.</w:t>
-      </w:r>
-    </w:p>
-    <w:p>
-      <w:r>
-        <w:t>The operator takes the following data descriptors:</w:t>
-      </w:r>
-    </w:p>
-    <w:tbl>
-      <w:tblPr>
-        <w:tblStyle w:val="PlainTable1"/>
-        <w:tblW w:w="9363" w:type="dxa"/>
-        <w:tblLook w:val="04A0" w:firstRow="1" w:lastRow="0" w:firstColumn="1" w:lastColumn="0" w:noHBand="0" w:noVBand="1"/>
-      </w:tblPr>
-      <w:tblGrid>
-        <w:gridCol w:w="1583"/>
-        <w:gridCol w:w="412"/>
-        <w:gridCol w:w="962"/>
-        <w:gridCol w:w="2628"/>
-        <w:gridCol w:w="3778"/>
-      </w:tblGrid>
-      <w:tr>
-        <w:trPr>
-          <w:cnfStyle w:val="100000000000" w:firstRow="1" w:lastRow="0" w:firstColumn="0" w:lastColumn="0" w:oddVBand="0" w:evenVBand="0" w:oddHBand="0" w:evenHBand="0" w:firstRowFirstColumn="0" w:firstRowLastColumn="0" w:lastRowFirstColumn="0" w:lastRowLastColumn="0"/>
-          <w:cantSplit/>
-          <w:tblHeader/>
-        </w:trPr>
-        <w:tc>
-          <w:tcPr>
-            <w:cnfStyle w:val="001000000000" w:firstRow="0" w:lastRow="0" w:firstColumn="1" w:lastColumn="0" w:oddVBand="0" w:evenVBand="0" w:oddHBand="0" w:evenHBand="0" w:firstRowFirstColumn="0" w:firstRowLastColumn="0" w:lastRowFirstColumn="0" w:lastRowLastColumn="0"/>
-            <w:tcW w:w="0" w:type="auto"/>
-          </w:tcPr>
-          <w:p>
-            <w:r>
-              <w:t>Descriptor type</w:t>
-            </w:r>
-          </w:p>
-        </w:tc>
-        <w:tc>
-          <w:tcPr>
-            <w:tcW w:w="0" w:type="auto"/>
-          </w:tcPr>
-          <w:p>
-            <w:pPr>
-              <w:cnfStyle w:val="100000000000" w:firstRow="1" w:lastRow="0" w:firstColumn="0" w:lastColumn="0" w:oddVBand="0" w:evenVBand="0" w:oddHBand="0" w:evenHBand="0" w:firstRowFirstColumn="0" w:firstRowLastColumn="0" w:lastRowFirstColumn="0" w:lastRowLastColumn="0"/>
-            </w:pPr>
-            <w:r>
-              <w:t>Id</w:t>
-            </w:r>
-          </w:p>
-        </w:tc>
-        <w:tc>
-          <w:tcPr>
-            <w:tcW w:w="0" w:type="auto"/>
-          </w:tcPr>
-          <w:p>
-            <w:pPr>
-              <w:cnfStyle w:val="100000000000" w:firstRow="1" w:lastRow="0" w:firstColumn="0" w:lastColumn="0" w:oddVBand="0" w:evenVBand="0" w:oddHBand="0" w:evenHBand="0" w:firstRowFirstColumn="0" w:firstRowLastColumn="0" w:lastRowFirstColumn="0" w:lastRowLastColumn="0"/>
-            </w:pPr>
-            <w:r>
-              <w:t>type</w:t>
-            </w:r>
-          </w:p>
-        </w:tc>
-        <w:tc>
-          <w:tcPr>
-            <w:tcW w:w="0" w:type="auto"/>
-          </w:tcPr>
-          <w:p>
-            <w:pPr>
-              <w:cnfStyle w:val="100000000000" w:firstRow="1" w:lastRow="0" w:firstColumn="0" w:lastColumn="0" w:oddVBand="0" w:evenVBand="0" w:oddHBand="0" w:evenHBand="0" w:firstRowFirstColumn="0" w:firstRowLastColumn="0" w:lastRowFirstColumn="0" w:lastRowLastColumn="0"/>
-            </w:pPr>
-            <w:r>
-              <w:t>Format</w:t>
-            </w:r>
-          </w:p>
-        </w:tc>
-        <w:tc>
-          <w:tcPr>
-            <w:tcW w:w="0" w:type="auto"/>
-          </w:tcPr>
-          <w:p>
-            <w:pPr>
-              <w:cnfStyle w:val="100000000000" w:firstRow="1" w:lastRow="0" w:firstColumn="0" w:lastColumn="0" w:oddVBand="0" w:evenVBand="0" w:oddHBand="0" w:evenHBand="0" w:firstRowFirstColumn="0" w:firstRowLastColumn="0" w:lastRowFirstColumn="0" w:lastRowLastColumn="0"/>
-            </w:pPr>
-            <w:r>
-              <w:t>Description</w:t>
-            </w:r>
-          </w:p>
-        </w:tc>
-      </w:tr>
-      <w:tr>
-        <w:trPr>
-          <w:cnfStyle w:val="000000100000" w:firstRow="0" w:lastRow="0" w:firstColumn="0" w:lastColumn="0" w:oddVBand="0" w:evenVBand="0" w:oddHBand="1" w:evenHBand="0" w:firstRowFirstColumn="0" w:firstRowLastColumn="0" w:lastRowFirstColumn="0" w:lastRowLastColumn="0"/>
-        </w:trPr>
-        <w:tc>
-          <w:tcPr>
-            <w:cnfStyle w:val="001000000000" w:firstRow="0" w:lastRow="0" w:firstColumn="1" w:lastColumn="0" w:oddVBand="0" w:evenVBand="0" w:oddHBand="0" w:evenHBand="0" w:firstRowFirstColumn="0" w:firstRowLastColumn="0" w:lastRowFirstColumn="0" w:lastRowLastColumn="0"/>
-            <w:tcW w:w="0" w:type="auto"/>
-          </w:tcPr>
-          <w:p>
-            <w:pPr>
-              <w:rPr>
-                <w:b w:val="0"/>
-                <w:bCs w:val="0"/>
-              </w:rPr>
-            </w:pPr>
-            <w:r>
-              <w:rPr>
-                <w:b w:val="0"/>
-                <w:bCs w:val="0"/>
-              </w:rPr>
-              <w:t>input</w:t>
-            </w:r>
-          </w:p>
-        </w:tc>
-        <w:tc>
-          <w:tcPr>
-            <w:tcW w:w="0" w:type="auto"/>
-          </w:tcPr>
-          <w:p>
-            <w:pPr>
-              <w:cnfStyle w:val="000000100000" w:firstRow="0" w:lastRow="0" w:firstColumn="0" w:lastColumn="0" w:oddVBand="0" w:evenVBand="0" w:oddHBand="1" w:evenHBand="0" w:firstRowFirstColumn="0" w:firstRowLastColumn="0" w:lastRowFirstColumn="0" w:lastRowLastColumn="0"/>
-            </w:pPr>
-            <w:r>
-              <w:t>1</w:t>
-            </w:r>
-          </w:p>
-        </w:tc>
-        <w:tc>
-          <w:tcPr>
-            <w:tcW w:w="0" w:type="auto"/>
-          </w:tcPr>
-          <w:p>
-            <w:pPr>
-              <w:cnfStyle w:val="000000100000" w:firstRow="0" w:lastRow="0" w:firstColumn="0" w:lastColumn="0" w:oddVBand="0" w:evenVBand="0" w:oddHBand="1" w:evenHBand="0" w:firstRowFirstColumn="0" w:firstRowLastColumn="0" w:lastRowFirstColumn="0" w:lastRowLastColumn="0"/>
-            </w:pPr>
-            <w:r>
-              <w:t>“image”</w:t>
-            </w:r>
-          </w:p>
-        </w:tc>
-        <w:tc>
-          <w:tcPr>
-            <w:tcW w:w="0" w:type="auto"/>
-          </w:tcPr>
-          <w:p>
-            <w:pPr>
-              <w:cnfStyle w:val="000000100000" w:firstRow="0" w:lastRow="0" w:firstColumn="0" w:lastColumn="0" w:oddVBand="0" w:evenVBand="0" w:oddHBand="1" w:evenHBand="0" w:firstRowFirstColumn="0" w:firstRowLastColumn="0" w:lastRowFirstColumn="0" w:lastRowLastColumn="0"/>
-            </w:pPr>
-            <w:r>
-              <w:t xml:space="preserve">“jpeg” or “binary” </w:t>
-            </w:r>
-          </w:p>
-        </w:tc>
-        <w:tc>
-          <w:tcPr>
-            <w:tcW w:w="0" w:type="auto"/>
-          </w:tcPr>
-          <w:p>
-            <w:pPr>
-              <w:cnfStyle w:val="000000100000" w:firstRow="0" w:lastRow="0" w:firstColumn="0" w:lastColumn="0" w:oddVBand="0" w:evenVBand="0" w:oddHBand="1" w:evenHBand="0" w:firstRowFirstColumn="0" w:firstRowLastColumn="0" w:lastRowFirstColumn="0" w:lastRowLastColumn="0"/>
-            </w:pPr>
-            <w:r>
-              <w:t>input CV_8U, CV_32S, or CV_32F intensity image</w:t>
-            </w:r>
-          </w:p>
-        </w:tc>
-      </w:tr>
-      <w:tr>
-        <w:tc>
-          <w:tcPr>
-            <w:cnfStyle w:val="001000000000" w:firstRow="0" w:lastRow="0" w:firstColumn="1" w:lastColumn="0" w:oddVBand="0" w:evenVBand="0" w:oddHBand="0" w:evenHBand="0" w:firstRowFirstColumn="0" w:firstRowLastColumn="0" w:lastRowFirstColumn="0" w:lastRowLastColumn="0"/>
-            <w:tcW w:w="0" w:type="auto"/>
-          </w:tcPr>
-          <w:p>
-            <w:pPr>
-              <w:rPr>
-                <w:b w:val="0"/>
-                <w:bCs w:val="0"/>
-              </w:rPr>
-            </w:pPr>
-            <w:r>
-              <w:rPr>
-                <w:b w:val="0"/>
-                <w:bCs w:val="0"/>
-              </w:rPr>
-              <w:t>output</w:t>
-            </w:r>
-          </w:p>
-        </w:tc>
-        <w:tc>
-          <w:tcPr>
-            <w:tcW w:w="0" w:type="auto"/>
-          </w:tcPr>
-          <w:p>
-            <w:pPr>
-              <w:cnfStyle w:val="000000000000" w:firstRow="0" w:lastRow="0" w:firstColumn="0" w:lastColumn="0" w:oddVBand="0" w:evenVBand="0" w:oddHBand="0" w:evenHBand="0" w:firstRowFirstColumn="0" w:firstRowLastColumn="0" w:lastRowFirstColumn="0" w:lastRowLastColumn="0"/>
-            </w:pPr>
-            <w:r>
-              <w:t>1</w:t>
-            </w:r>
-          </w:p>
-        </w:tc>
-        <w:tc>
-          <w:tcPr>
-            <w:tcW w:w="0" w:type="auto"/>
-          </w:tcPr>
-          <w:p>
-            <w:pPr>
-              <w:cnfStyle w:val="000000000000" w:firstRow="0" w:lastRow="0" w:firstColumn="0" w:lastColumn="0" w:oddVBand="0" w:evenVBand="0" w:oddHBand="0" w:evenHBand="0" w:firstRowFirstColumn="0" w:firstRowLastColumn="0" w:lastRowFirstColumn="0" w:lastRowLastColumn="0"/>
-            </w:pPr>
-            <w:r>
-              <w:t>“image”</w:t>
-            </w:r>
-          </w:p>
-        </w:tc>
-        <w:tc>
-          <w:tcPr>
-            <w:tcW w:w="0" w:type="auto"/>
-          </w:tcPr>
-          <w:p>
-            <w:pPr>
-              <w:cnfStyle w:val="000000000000" w:firstRow="0" w:lastRow="0" w:firstColumn="0" w:lastColumn="0" w:oddVBand="0" w:evenVBand="0" w:oddHBand="0" w:evenHBand="0" w:firstRowFirstColumn="0" w:firstRowLastColumn="0" w:lastRowFirstColumn="0" w:lastRowLastColumn="0"/>
-            </w:pPr>
-            <w:r>
-              <w:t xml:space="preserve">“jpeg” for “jpeg” input images, or “binary” </w:t>
-            </w:r>
-          </w:p>
-        </w:tc>
-        <w:tc>
-          <w:tcPr>
-            <w:tcW w:w="0" w:type="auto"/>
-          </w:tcPr>
-          <w:p>
-            <w:pPr>
-              <w:cnfStyle w:val="000000000000" w:firstRow="0" w:lastRow="0" w:firstColumn="0" w:lastColumn="0" w:oddVBand="0" w:evenVBand="0" w:oddHBand="0" w:evenHBand="0" w:firstRowFirstColumn="0" w:firstRowLastColumn="0" w:lastRowFirstColumn="0" w:lastRowLastColumn="0"/>
-            </w:pPr>
-            <w:r>
-              <w:t xml:space="preserve">output CV_8U, CV_32S, or CV_32F image with drawn line. </w:t>
-            </w:r>
-          </w:p>
-        </w:tc>
-      </w:tr>
-    </w:tbl>
-    <w:p>
-      <w:pPr>
-        <w:pStyle w:val="Normalafterlist"/>
-      </w:pPr>
-      <w:r>
-        <w:t>The parameters to the draw Hough draw line operator are:</w:t>
-      </w:r>
-    </w:p>
-    <w:tbl>
-      <w:tblPr>
-        <w:tblStyle w:val="PlainTable1"/>
-        <w:tblW w:w="0" w:type="auto"/>
-        <w:tblLook w:val="04A0" w:firstRow="1" w:lastRow="0" w:firstColumn="1" w:lastColumn="0" w:noHBand="0" w:noVBand="1"/>
-      </w:tblPr>
-      <w:tblGrid>
-        <w:gridCol w:w="1733"/>
-        <w:gridCol w:w="7617"/>
-      </w:tblGrid>
-      <w:tr>
-        <w:trPr>
-          <w:cnfStyle w:val="100000000000" w:firstRow="1" w:lastRow="0" w:firstColumn="0" w:lastColumn="0" w:oddVBand="0" w:evenVBand="0" w:oddHBand="0" w:evenHBand="0" w:firstRowFirstColumn="0" w:firstRowLastColumn="0" w:lastRowFirstColumn="0" w:lastRowLastColumn="0"/>
-          <w:cantSplit/>
-          <w:tblHeader/>
-        </w:trPr>
-        <w:tc>
-          <w:tcPr>
-            <w:cnfStyle w:val="001000000000" w:firstRow="0" w:lastRow="0" w:firstColumn="1" w:lastColumn="0" w:oddVBand="0" w:evenVBand="0" w:oddHBand="0" w:evenHBand="0" w:firstRowFirstColumn="0" w:firstRowLastColumn="0" w:lastRowFirstColumn="0" w:lastRowLastColumn="0"/>
-            <w:tcW w:w="0" w:type="auto"/>
-          </w:tcPr>
-          <w:p>
-            <w:pPr>
-              <w:pStyle w:val="NoSpacing"/>
-            </w:pPr>
-            <w:r>
-              <w:t>parameter</w:t>
-            </w:r>
-          </w:p>
-        </w:tc>
-        <w:tc>
-          <w:tcPr>
-            <w:tcW w:w="0" w:type="auto"/>
-          </w:tcPr>
-          <w:p>
-            <w:pPr>
-              <w:pStyle w:val="NoSpacing"/>
-              <w:cnfStyle w:val="100000000000" w:firstRow="1" w:lastRow="0" w:firstColumn="0" w:lastColumn="0" w:oddVBand="0" w:evenVBand="0" w:oddHBand="0" w:evenHBand="0" w:firstRowFirstColumn="0" w:firstRowLastColumn="0" w:lastRowFirstColumn="0" w:lastRowLastColumn="0"/>
-            </w:pPr>
-            <w:r>
-              <w:t>description</w:t>
-            </w:r>
-          </w:p>
-        </w:tc>
-      </w:tr>
-      <w:tr>
-        <w:trPr>
-          <w:cnfStyle w:val="000000100000" w:firstRow="0" w:lastRow="0" w:firstColumn="0" w:lastColumn="0" w:oddVBand="0" w:evenVBand="0" w:oddHBand="1" w:evenHBand="0" w:firstRowFirstColumn="0" w:firstRowLastColumn="0" w:lastRowFirstColumn="0" w:lastRowLastColumn="0"/>
-        </w:trPr>
-        <w:tc>
-          <w:tcPr>
-            <w:cnfStyle w:val="001000000000" w:firstRow="0" w:lastRow="0" w:firstColumn="1" w:lastColumn="0" w:oddVBand="0" w:evenVBand="0" w:oddHBand="0" w:evenHBand="0" w:firstRowFirstColumn="0" w:firstRowLastColumn="0" w:lastRowFirstColumn="0" w:lastRowLastColumn="0"/>
-            <w:tcW w:w="0" w:type="auto"/>
-          </w:tcPr>
-          <w:p>
-            <w:pPr>
-              <w:rPr>
-                <w:b w:val="0"/>
-                <w:bCs w:val="0"/>
-              </w:rPr>
-            </w:pPr>
-            <w:r>
-              <w:rPr>
-                <w:b w:val="0"/>
-                <w:bCs w:val="0"/>
-              </w:rPr>
-              <w:t>theta_inc</w:t>
-            </w:r>
-          </w:p>
-        </w:tc>
-        <w:tc>
-          <w:tcPr>
-            <w:tcW w:w="0" w:type="auto"/>
-          </w:tcPr>
-          <w:p>
-            <w:pPr>
-              <w:cnfStyle w:val="000000100000" w:firstRow="0" w:lastRow="0" w:firstColumn="0" w:lastColumn="0" w:oddVBand="0" w:evenVBand="0" w:oddHBand="1" w:evenHBand="0" w:firstRowFirstColumn="0" w:firstRowLastColumn="0" w:lastRowFirstColumn="0" w:lastRowLastColumn="0"/>
-            </w:pPr>
-            <w:r>
-              <w:t>increment for the Hough accumulator angle. The number of angles are 180 / theta_inc.</w:t>
-            </w:r>
-          </w:p>
-        </w:tc>
-      </w:tr>
-      <w:tr>
-        <w:tc>
-          <w:tcPr>
-            <w:cnfStyle w:val="001000000000" w:firstRow="0" w:lastRow="0" w:firstColumn="1" w:lastColumn="0" w:oddVBand="0" w:evenVBand="0" w:oddHBand="0" w:evenHBand="0" w:firstRowFirstColumn="0" w:firstRowLastColumn="0" w:lastRowFirstColumn="0" w:lastRowLastColumn="0"/>
-            <w:tcW w:w="0" w:type="auto"/>
-          </w:tcPr>
-          <w:p>
-            <w:pPr>
-              <w:rPr>
-                <w:b w:val="0"/>
-                <w:bCs w:val="0"/>
-              </w:rPr>
-            </w:pPr>
-            <w:r>
-              <w:rPr>
-                <w:b w:val="0"/>
-                <w:bCs w:val="0"/>
-              </w:rPr>
-              <w:t>threshold</w:t>
-            </w:r>
-          </w:p>
-        </w:tc>
-        <w:tc>
-          <w:tcPr>
-            <w:tcW w:w="0" w:type="auto"/>
-          </w:tcPr>
-          <w:p>
-            <w:pPr>
-              <w:cnfStyle w:val="000000000000" w:firstRow="0" w:lastRow="0" w:firstColumn="0" w:lastColumn="0" w:oddVBand="0" w:evenVBand="0" w:oddHBand="0" w:evenHBand="0" w:firstRowFirstColumn="0" w:firstRowLastColumn="0" w:lastRowFirstColumn="0" w:lastRowLastColumn="0"/>
-            </w:pPr>
-            <w:r>
-              <w:t xml:space="preserve">pixel value threshold above which image points are candidates for accumulating </w:t>
-            </w:r>
-          </w:p>
-        </w:tc>
-      </w:tr>
-      <w:tr>
-        <w:trPr>
-          <w:cnfStyle w:val="000000100000" w:firstRow="0" w:lastRow="0" w:firstColumn="0" w:lastColumn="0" w:oddVBand="0" w:evenVBand="0" w:oddHBand="1" w:evenHBand="0" w:firstRowFirstColumn="0" w:firstRowLastColumn="0" w:lastRowFirstColumn="0" w:lastRowLastColumn="0"/>
-        </w:trPr>
-        <w:tc>
-          <w:tcPr>
-            <w:cnfStyle w:val="001000000000" w:firstRow="0" w:lastRow="0" w:firstColumn="1" w:lastColumn="0" w:oddVBand="0" w:evenVBand="0" w:oddHBand="0" w:evenHBand="0" w:firstRowFirstColumn="0" w:firstRowLastColumn="0" w:lastRowFirstColumn="0" w:lastRowLastColumn="0"/>
-            <w:tcW w:w="0" w:type="auto"/>
-          </w:tcPr>
-          <w:p>
-            <w:pPr>
-              <w:pStyle w:val="NoSpacing"/>
-              <w:rPr>
-                <w:b w:val="0"/>
-                <w:bCs w:val="0"/>
-              </w:rPr>
-            </w:pPr>
-            <w:r>
-              <w:rPr>
-                <w:b w:val="0"/>
-                <w:bCs w:val="0"/>
-              </w:rPr>
-              <w:t>rho</w:t>
-            </w:r>
-          </w:p>
-        </w:tc>
-        <w:tc>
-          <w:tcPr>
-            <w:tcW w:w="0" w:type="auto"/>
-          </w:tcPr>
-          <w:p>
-            <w:pPr>
-              <w:pStyle w:val="NoSpacing"/>
-              <w:cnfStyle w:val="000000100000" w:firstRow="0" w:lastRow="0" w:firstColumn="0" w:lastColumn="0" w:oddVBand="0" w:evenVBand="0" w:oddHBand="1" w:evenHBand="0" w:firstRowFirstColumn="0" w:firstRowLastColumn="0" w:lastRowFirstColumn="0" w:lastRowLastColumn="0"/>
-            </w:pPr>
-            <w:r>
-              <w:t xml:space="preserve">Polar line rho </w:t>
-            </w:r>
-          </w:p>
-        </w:tc>
-      </w:tr>
-      <w:tr>
-        <w:tc>
-          <w:tcPr>
-            <w:cnfStyle w:val="001000000000" w:firstRow="0" w:lastRow="0" w:firstColumn="1" w:lastColumn="0" w:oddVBand="0" w:evenVBand="0" w:oddHBand="0" w:evenHBand="0" w:firstRowFirstColumn="0" w:firstRowLastColumn="0" w:lastRowFirstColumn="0" w:lastRowLastColumn="0"/>
-            <w:tcW w:w="0" w:type="auto"/>
-          </w:tcPr>
-          <w:p>
-            <w:pPr>
-              <w:pStyle w:val="NoSpacing"/>
-              <w:rPr>
-                <w:b w:val="0"/>
-                <w:bCs w:val="0"/>
-              </w:rPr>
-            </w:pPr>
-            <w:r>
-              <w:rPr>
-                <w:b w:val="0"/>
-                <w:bCs w:val="0"/>
-              </w:rPr>
-              <w:t>theta_index</w:t>
-            </w:r>
-          </w:p>
-        </w:tc>
-        <w:tc>
-          <w:tcPr>
-            <w:tcW w:w="0" w:type="auto"/>
-          </w:tcPr>
-          <w:p>
-            <w:pPr>
-              <w:pStyle w:val="NoSpacing"/>
-              <w:cnfStyle w:val="000000000000" w:firstRow="0" w:lastRow="0" w:firstColumn="0" w:lastColumn="0" w:oddVBand="0" w:evenVBand="0" w:oddHBand="0" w:evenHBand="0" w:firstRowFirstColumn="0" w:firstRowLastColumn="0" w:lastRowFirstColumn="0" w:lastRowLastColumn="0"/>
-            </w:pPr>
-            <w:r>
-              <w:t>Polar line angle</w:t>
-            </w:r>
-          </w:p>
-        </w:tc>
-      </w:tr>
-      <w:tr>
-        <w:trPr>
-          <w:cnfStyle w:val="000000100000" w:firstRow="0" w:lastRow="0" w:firstColumn="0" w:lastColumn="0" w:oddVBand="0" w:evenVBand="0" w:oddHBand="1" w:evenHBand="0" w:firstRowFirstColumn="0" w:firstRowLastColumn="0" w:lastRowFirstColumn="0" w:lastRowLastColumn="0"/>
-        </w:trPr>
-        <w:tc>
-          <w:tcPr>
-            <w:cnfStyle w:val="001000000000" w:firstRow="0" w:lastRow="0" w:firstColumn="1" w:lastColumn="0" w:oddVBand="0" w:evenVBand="0" w:oddHBand="0" w:evenHBand="0" w:firstRowFirstColumn="0" w:firstRowLastColumn="0" w:lastRowFirstColumn="0" w:lastRowLastColumn="0"/>
-            <w:tcW w:w="0" w:type="auto"/>
-          </w:tcPr>
-          <w:p>
-            <w:pPr>
-              <w:pStyle w:val="NoSpacing"/>
-              <w:rPr>
-                <w:b w:val="0"/>
-                <w:bCs w:val="0"/>
-              </w:rPr>
-            </w:pPr>
-            <w:r>
-              <w:rPr>
-                <w:b w:val="0"/>
-                <w:bCs w:val="0"/>
-              </w:rPr>
-              <w:t>pixel_value</w:t>
-            </w:r>
-          </w:p>
-        </w:tc>
-        <w:tc>
-          <w:tcPr>
-            <w:tcW w:w="0" w:type="auto"/>
-          </w:tcPr>
-          <w:p>
-            <w:pPr>
-              <w:pStyle w:val="NoSpacing"/>
-              <w:cnfStyle w:val="000000100000" w:firstRow="0" w:lastRow="0" w:firstColumn="0" w:lastColumn="0" w:oddVBand="0" w:evenVBand="0" w:oddHBand="1" w:evenHBand="0" w:firstRowFirstColumn="0" w:firstRowLastColumn="0" w:lastRowFirstColumn="0" w:lastRowLastColumn="0"/>
-            </w:pPr>
-            <w:r>
-              <w:t>Pixel value for drawn line segment</w:t>
-            </w:r>
-          </w:p>
-        </w:tc>
-      </w:tr>
-      <w:tr>
-        <w:tc>
-          <w:tcPr>
-            <w:cnfStyle w:val="001000000000" w:firstRow="0" w:lastRow="0" w:firstColumn="1" w:lastColumn="0" w:oddVBand="0" w:evenVBand="0" w:oddHBand="0" w:evenHBand="0" w:firstRowFirstColumn="0" w:firstRowLastColumn="0" w:lastRowFirstColumn="0" w:lastRowLastColumn="0"/>
-            <w:tcW w:w="0" w:type="auto"/>
-          </w:tcPr>
-          <w:p>
-            <w:pPr>
-              <w:pStyle w:val="NoSpacing"/>
-              <w:rPr>
-                <w:b w:val="0"/>
-                <w:bCs w:val="0"/>
-              </w:rPr>
-            </w:pPr>
-            <w:r>
-              <w:rPr>
-                <w:b w:val="0"/>
-                <w:bCs w:val="0"/>
-              </w:rPr>
-              <w:t>out_component</w:t>
-            </w:r>
-          </w:p>
-        </w:tc>
-        <w:tc>
-          <w:tcPr>
-            <w:tcW w:w="0" w:type="auto"/>
-          </w:tcPr>
-          <w:p>
-            <w:pPr>
-              <w:pStyle w:val="NoSpacing"/>
-              <w:cnfStyle w:val="000000000000" w:firstRow="0" w:lastRow="0" w:firstColumn="0" w:lastColumn="0" w:oddVBand="0" w:evenVBand="0" w:oddHBand="0" w:evenHBand="0" w:firstRowFirstColumn="0" w:firstRowLastColumn="0" w:lastRowFirstColumn="0" w:lastRowLastColumn="0"/>
-            </w:pPr>
-            <w:r>
-              <w:t>Color output image component in which to draw line</w:t>
-            </w:r>
-          </w:p>
-        </w:tc>
-      </w:tr>
-    </w:tbl>
-    <w:p>
-      <w:pPr>
-        <w:pStyle w:val="Normalafterlist"/>
-      </w:pPr>
-      <w:r>
-        <w:t>The experiment log output is the line segment (start-row, start-col) and (end-row, end-col) data:</w:t>
-      </w:r>
-    </w:p>
-    <w:tbl>
-      <w:tblPr>
-        <w:tblStyle w:val="PlainTable1"/>
-        <w:tblW w:w="0" w:type="auto"/>
-        <w:tblLook w:val="04A0" w:firstRow="1" w:lastRow="0" w:firstColumn="1" w:lastColumn="0" w:noHBand="0" w:noVBand="1"/>
-      </w:tblPr>
-      <w:tblGrid>
-        <w:gridCol w:w="1415"/>
-        <w:gridCol w:w="7935"/>
-      </w:tblGrid>
-      <w:tr>
-        <w:trPr>
-          <w:cnfStyle w:val="100000000000" w:firstRow="1" w:lastRow="0" w:firstColumn="0" w:lastColumn="0" w:oddVBand="0" w:evenVBand="0" w:oddHBand="0" w:evenHBand="0" w:firstRowFirstColumn="0" w:firstRowLastColumn="0" w:lastRowFirstColumn="0" w:lastRowLastColumn="0"/>
-          <w:cantSplit/>
-          <w:tblHeader/>
-        </w:trPr>
-        <w:tc>
-          <w:tcPr>
-            <w:cnfStyle w:val="001000000000" w:firstRow="0" w:lastRow="0" w:firstColumn="1" w:lastColumn="0" w:oddVBand="0" w:evenVBand="0" w:oddHBand="0" w:evenHBand="0" w:firstRowFirstColumn="0" w:firstRowLastColumn="0" w:lastRowFirstColumn="0" w:lastRowLastColumn="0"/>
-            <w:tcW w:w="0" w:type="auto"/>
-          </w:tcPr>
-          <w:p>
-            <w:pPr>
-              <w:pStyle w:val="NoSpacing"/>
-            </w:pPr>
-            <w:r>
-              <w:t>Field</w:t>
-            </w:r>
-          </w:p>
-        </w:tc>
-        <w:tc>
-          <w:tcPr>
-            <w:tcW w:w="0" w:type="auto"/>
-          </w:tcPr>
-          <w:p>
-            <w:pPr>
-              <w:pStyle w:val="NoSpacing"/>
-              <w:cnfStyle w:val="100000000000" w:firstRow="1" w:lastRow="0" w:firstColumn="0" w:lastColumn="0" w:oddVBand="0" w:evenVBand="0" w:oddHBand="0" w:evenHBand="0" w:firstRowFirstColumn="0" w:firstRowLastColumn="0" w:lastRowFirstColumn="0" w:lastRowLastColumn="0"/>
-            </w:pPr>
-            <w:r>
-              <w:t>Description</w:t>
-            </w:r>
-          </w:p>
-        </w:tc>
-      </w:tr>
-      <w:tr>
-        <w:trPr>
-          <w:cnfStyle w:val="000000100000" w:firstRow="0" w:lastRow="0" w:firstColumn="0" w:lastColumn="0" w:oddVBand="0" w:evenVBand="0" w:oddHBand="1" w:evenHBand="0" w:firstRowFirstColumn="0" w:firstRowLastColumn="0" w:lastRowFirstColumn="0" w:lastRowLastColumn="0"/>
-        </w:trPr>
-        <w:tc>
-          <w:tcPr>
-            <w:cnfStyle w:val="001000000000" w:firstRow="0" w:lastRow="0" w:firstColumn="1" w:lastColumn="0" w:oddVBand="0" w:evenVBand="0" w:oddHBand="0" w:evenHBand="0" w:firstRowFirstColumn="0" w:firstRowLastColumn="0" w:lastRowFirstColumn="0" w:lastRowLastColumn="0"/>
-            <w:tcW w:w="0" w:type="auto"/>
-          </w:tcPr>
-          <w:p>
-            <w:pPr>
-              <w:pStyle w:val="NoSpacing"/>
-              <w:rPr>
-                <w:b w:val="0"/>
-                <w:bCs w:val="0"/>
-              </w:rPr>
-            </w:pPr>
-            <w:r>
-              <w:rPr>
-                <w:b w:val="0"/>
-                <w:bCs w:val="0"/>
-              </w:rPr>
-              <w:t>rows</w:t>
-            </w:r>
-          </w:p>
-        </w:tc>
-        <w:tc>
-          <w:tcPr>
-            <w:tcW w:w="0" w:type="auto"/>
-          </w:tcPr>
-          <w:p>
-            <w:pPr>
-              <w:pStyle w:val="NoSpacing"/>
-              <w:cnfStyle w:val="000000100000" w:firstRow="0" w:lastRow="0" w:firstColumn="0" w:lastColumn="0" w:oddVBand="0" w:evenVBand="0" w:oddHBand="1" w:evenHBand="0" w:firstRowFirstColumn="0" w:firstRowLastColumn="0" w:lastRowFirstColumn="0" w:lastRowLastColumn="0"/>
-            </w:pPr>
-            <w:r>
-              <w:t>The number of image rows</w:t>
-            </w:r>
-          </w:p>
-        </w:tc>
-      </w:tr>
-      <w:tr>
-        <w:tc>
-          <w:tcPr>
-            <w:cnfStyle w:val="001000000000" w:firstRow="0" w:lastRow="0" w:firstColumn="1" w:lastColumn="0" w:oddVBand="0" w:evenVBand="0" w:oddHBand="0" w:evenHBand="0" w:firstRowFirstColumn="0" w:firstRowLastColumn="0" w:lastRowFirstColumn="0" w:lastRowLastColumn="0"/>
-            <w:tcW w:w="0" w:type="auto"/>
-          </w:tcPr>
-          <w:p>
-            <w:pPr>
-              <w:pStyle w:val="NoSpacing"/>
-              <w:rPr>
-                <w:b w:val="0"/>
-                <w:bCs w:val="0"/>
-              </w:rPr>
-            </w:pPr>
-            <w:r>
-              <w:rPr>
-                <w:b w:val="0"/>
-                <w:bCs w:val="0"/>
-              </w:rPr>
-              <w:t>cols</w:t>
-            </w:r>
-          </w:p>
-        </w:tc>
-        <w:tc>
-          <w:tcPr>
-            <w:tcW w:w="0" w:type="auto"/>
-          </w:tcPr>
-          <w:p>
-            <w:pPr>
-              <w:pStyle w:val="NoSpacing"/>
-              <w:cnfStyle w:val="000000000000" w:firstRow="0" w:lastRow="0" w:firstColumn="0" w:lastColumn="0" w:oddVBand="0" w:evenVBand="0" w:oddHBand="0" w:evenHBand="0" w:firstRowFirstColumn="0" w:firstRowLastColumn="0" w:lastRowFirstColumn="0" w:lastRowLastColumn="0"/>
-            </w:pPr>
-            <w:r>
-              <w:t>The number of image columns</w:t>
-            </w:r>
-          </w:p>
-        </w:tc>
-      </w:tr>
-      <w:tr>
-        <w:trPr>
-          <w:cnfStyle w:val="000000100000" w:firstRow="0" w:lastRow="0" w:firstColumn="0" w:lastColumn="0" w:oddVBand="0" w:evenVBand="0" w:oddHBand="1" w:evenHBand="0" w:firstRowFirstColumn="0" w:firstRowLastColumn="0" w:lastRowFirstColumn="0" w:lastRowLastColumn="0"/>
-        </w:trPr>
-        <w:tc>
-          <w:tcPr>
-            <w:cnfStyle w:val="001000000000" w:firstRow="0" w:lastRow="0" w:firstColumn="1" w:lastColumn="0" w:oddVBand="0" w:evenVBand="0" w:oddHBand="0" w:evenHBand="0" w:firstRowFirstColumn="0" w:firstRowLastColumn="0" w:lastRowFirstColumn="0" w:lastRowLastColumn="0"/>
-            <w:tcW w:w="0" w:type="auto"/>
-          </w:tcPr>
-          <w:p>
-            <w:pPr>
-              <w:pStyle w:val="NoSpacing"/>
-              <w:rPr>
-                <w:b w:val="0"/>
-                <w:bCs w:val="0"/>
-              </w:rPr>
-            </w:pPr>
-            <w:r>
-              <w:rPr>
-                <w:b w:val="0"/>
-                <w:bCs w:val="0"/>
-              </w:rPr>
-              <w:t>components</w:t>
-            </w:r>
-          </w:p>
-        </w:tc>
-        <w:tc>
-          <w:tcPr>
-            <w:tcW w:w="0" w:type="auto"/>
-          </w:tcPr>
-          <w:p>
-            <w:pPr>
-              <w:pStyle w:val="NoSpacing"/>
-              <w:cnfStyle w:val="000000100000" w:firstRow="0" w:lastRow="0" w:firstColumn="0" w:lastColumn="0" w:oddVBand="0" w:evenVBand="0" w:oddHBand="1" w:evenHBand="0" w:firstRowFirstColumn="0" w:firstRowLastColumn="0" w:lastRowFirstColumn="0" w:lastRowLastColumn="0"/>
-            </w:pPr>
-            <w:r>
-              <w:t>The number of image components. Grayscale images have 1 component, color images have 3 components.</w:t>
-            </w:r>
-          </w:p>
-        </w:tc>
-      </w:tr>
-      <w:tr>
-        <w:tc>
-          <w:tcPr>
-            <w:cnfStyle w:val="001000000000" w:firstRow="0" w:lastRow="0" w:firstColumn="1" w:lastColumn="0" w:oddVBand="0" w:evenVBand="0" w:oddHBand="0" w:evenHBand="0" w:firstRowFirstColumn="0" w:firstRowLastColumn="0" w:lastRowFirstColumn="0" w:lastRowLastColumn="0"/>
-            <w:tcW w:w="0" w:type="auto"/>
-          </w:tcPr>
-          <w:p>
-            <w:pPr>
-              <w:pStyle w:val="NoSpacing"/>
-              <w:rPr>
-                <w:b w:val="0"/>
-                <w:bCs w:val="0"/>
-              </w:rPr>
-            </w:pPr>
-            <w:r>
-              <w:rPr>
-                <w:b w:val="0"/>
-                <w:bCs w:val="0"/>
-              </w:rPr>
-              <w:t>depth</w:t>
-            </w:r>
-          </w:p>
-        </w:tc>
-        <w:tc>
-          <w:tcPr>
-            <w:tcW w:w="0" w:type="auto"/>
-          </w:tcPr>
-          <w:p>
-            <w:pPr>
-              <w:pStyle w:val="NoSpacing"/>
-              <w:cnfStyle w:val="000000000000" w:firstRow="0" w:lastRow="0" w:firstColumn="0" w:lastColumn="0" w:oddVBand="0" w:evenVBand="0" w:oddHBand="0" w:evenHBand="0" w:firstRowFirstColumn="0" w:firstRowLastColumn="0" w:lastRowFirstColumn="0" w:lastRowLastColumn="0"/>
-            </w:pPr>
-            <w:r>
-              <w:t>Pixel value data type.</w:t>
-            </w:r>
-          </w:p>
-          <w:p>
-            <w:pPr>
-              <w:pStyle w:val="tablebullet"/>
-              <w:cnfStyle w:val="000000000000" w:firstRow="0" w:lastRow="0" w:firstColumn="0" w:lastColumn="0" w:oddVBand="0" w:evenVBand="0" w:oddHBand="0" w:evenHBand="0" w:firstRowFirstColumn="0" w:firstRowLastColumn="0" w:lastRowFirstColumn="0" w:lastRowLastColumn="0"/>
-              <w:rPr>
-                <w:sz w:val="20"/>
-                <w:szCs w:val="20"/>
-              </w:rPr>
-            </w:pPr>
-            <w:r>
-              <w:rPr>
-                <w:sz w:val="20"/>
-                <w:szCs w:val="20"/>
-              </w:rPr>
-              <w:t>CV_8U has value 0</w:t>
-            </w:r>
-          </w:p>
-          <w:p>
-            <w:pPr>
-              <w:pStyle w:val="tablebullet"/>
-              <w:cnfStyle w:val="000000000000" w:firstRow="0" w:lastRow="0" w:firstColumn="0" w:lastColumn="0" w:oddVBand="0" w:evenVBand="0" w:oddHBand="0" w:evenHBand="0" w:firstRowFirstColumn="0" w:firstRowLastColumn="0" w:lastRowFirstColumn="0" w:lastRowLastColumn="0"/>
-              <w:rPr>
-                <w:sz w:val="20"/>
-                <w:szCs w:val="20"/>
-              </w:rPr>
-            </w:pPr>
-            <w:r>
-              <w:rPr>
-                <w:sz w:val="20"/>
-                <w:szCs w:val="20"/>
-              </w:rPr>
-              <w:t>CV_32S has value 1</w:t>
-            </w:r>
-          </w:p>
-          <w:p>
-            <w:pPr>
-              <w:pStyle w:val="tablebullet"/>
-              <w:cnfStyle w:val="000000000000" w:firstRow="0" w:lastRow="0" w:firstColumn="0" w:lastColumn="0" w:oddVBand="0" w:evenVBand="0" w:oddHBand="0" w:evenHBand="0" w:firstRowFirstColumn="0" w:firstRowLastColumn="0" w:lastRowFirstColumn="0" w:lastRowLastColumn="0"/>
-            </w:pPr>
-            <w:r>
-              <w:rPr>
-                <w:sz w:val="20"/>
-                <w:szCs w:val="20"/>
-              </w:rPr>
-              <w:t>CV_32F has value 2</w:t>
-            </w:r>
-          </w:p>
-        </w:tc>
-      </w:tr>
-      <w:tr>
-        <w:trPr>
-          <w:cnfStyle w:val="000000100000" w:firstRow="0" w:lastRow="0" w:firstColumn="0" w:lastColumn="0" w:oddVBand="0" w:evenVBand="0" w:oddHBand="1" w:evenHBand="0" w:firstRowFirstColumn="0" w:firstRowLastColumn="0" w:lastRowFirstColumn="0" w:lastRowLastColumn="0"/>
-        </w:trPr>
-        <w:tc>
-          <w:tcPr>
-            <w:cnfStyle w:val="001000000000" w:firstRow="0" w:lastRow="0" w:firstColumn="1" w:lastColumn="0" w:oddVBand="0" w:evenVBand="0" w:oddHBand="0" w:evenHBand="0" w:firstRowFirstColumn="0" w:firstRowLastColumn="0" w:lastRowFirstColumn="0" w:lastRowLastColumn="0"/>
-            <w:tcW w:w="0" w:type="auto"/>
-          </w:tcPr>
-          <w:p>
-            <w:pPr>
-              <w:pStyle w:val="NoSpacing"/>
-              <w:rPr>
-                <w:b w:val="0"/>
-                <w:bCs w:val="0"/>
-              </w:rPr>
-            </w:pPr>
-            <w:r>
-              <w:rPr>
-                <w:b w:val="0"/>
-                <w:bCs w:val="0"/>
-              </w:rPr>
-              <w:t>pixel count</w:t>
-            </w:r>
-          </w:p>
-        </w:tc>
-        <w:tc>
-          <w:tcPr>
-            <w:tcW w:w="0" w:type="auto"/>
-          </w:tcPr>
-          <w:p>
-            <w:pPr>
-              <w:pStyle w:val="NoSpacing"/>
-              <w:cnfStyle w:val="000000100000" w:firstRow="0" w:lastRow="0" w:firstColumn="0" w:lastColumn="0" w:oddVBand="0" w:evenVBand="0" w:oddHBand="1" w:evenHBand="0" w:firstRowFirstColumn="0" w:firstRowLastColumn="0" w:lastRowFirstColumn="0" w:lastRowLastColumn="0"/>
-            </w:pPr>
-            <w:r>
-              <w:t>image rows * cols * components</w:t>
-            </w:r>
-          </w:p>
-        </w:tc>
-      </w:tr>
-      <w:tr>
-        <w:tc>
-          <w:tcPr>
-            <w:cnfStyle w:val="001000000000" w:firstRow="0" w:lastRow="0" w:firstColumn="1" w:lastColumn="0" w:oddVBand="0" w:evenVBand="0" w:oddHBand="0" w:evenHBand="0" w:firstRowFirstColumn="0" w:firstRowLastColumn="0" w:lastRowFirstColumn="0" w:lastRowLastColumn="0"/>
-            <w:tcW w:w="0" w:type="auto"/>
-          </w:tcPr>
-          <w:p>
-            <w:pPr>
-              <w:pStyle w:val="NoSpacing"/>
-              <w:rPr>
-                <w:b w:val="0"/>
-                <w:bCs w:val="0"/>
-              </w:rPr>
-            </w:pPr>
-            <w:r>
-              <w:rPr>
-                <w:b w:val="0"/>
-                <w:bCs w:val="0"/>
-              </w:rPr>
-              <w:t>start-row</w:t>
-            </w:r>
-          </w:p>
-        </w:tc>
-        <w:tc>
-          <w:tcPr>
-            <w:tcW w:w="0" w:type="auto"/>
-          </w:tcPr>
-          <w:p>
-            <w:pPr>
-              <w:pStyle w:val="NoSpacing"/>
-              <w:cnfStyle w:val="000000000000" w:firstRow="0" w:lastRow="0" w:firstColumn="0" w:lastColumn="0" w:oddVBand="0" w:evenVBand="0" w:oddHBand="0" w:evenHBand="0" w:firstRowFirstColumn="0" w:firstRowLastColumn="0" w:lastRowFirstColumn="0" w:lastRowLastColumn="0"/>
-            </w:pPr>
-            <w:r>
-              <w:t>line segment start point row</w:t>
-            </w:r>
-          </w:p>
-        </w:tc>
-      </w:tr>
-      <w:tr>
-        <w:trPr>
-          <w:cnfStyle w:val="000000100000" w:firstRow="0" w:lastRow="0" w:firstColumn="0" w:lastColumn="0" w:oddVBand="0" w:evenVBand="0" w:oddHBand="1" w:evenHBand="0" w:firstRowFirstColumn="0" w:firstRowLastColumn="0" w:lastRowFirstColumn="0" w:lastRowLastColumn="0"/>
-        </w:trPr>
-        <w:tc>
-          <w:tcPr>
-            <w:cnfStyle w:val="001000000000" w:firstRow="0" w:lastRow="0" w:firstColumn="1" w:lastColumn="0" w:oddVBand="0" w:evenVBand="0" w:oddHBand="0" w:evenHBand="0" w:firstRowFirstColumn="0" w:firstRowLastColumn="0" w:lastRowFirstColumn="0" w:lastRowLastColumn="0"/>
-            <w:tcW w:w="0" w:type="auto"/>
-          </w:tcPr>
-          <w:p>
-            <w:pPr>
-              <w:pStyle w:val="NoSpacing"/>
-              <w:rPr>
-                <w:b w:val="0"/>
-                <w:bCs w:val="0"/>
-              </w:rPr>
-            </w:pPr>
-            <w:r>
-              <w:rPr>
-                <w:b w:val="0"/>
-                <w:bCs w:val="0"/>
-              </w:rPr>
-              <w:t>start-col</w:t>
-            </w:r>
-          </w:p>
-        </w:tc>
-        <w:tc>
-          <w:tcPr>
-            <w:tcW w:w="0" w:type="auto"/>
-          </w:tcPr>
-          <w:p>
-            <w:pPr>
-              <w:pStyle w:val="NoSpacing"/>
-              <w:cnfStyle w:val="000000100000" w:firstRow="0" w:lastRow="0" w:firstColumn="0" w:lastColumn="0" w:oddVBand="0" w:evenVBand="0" w:oddHBand="1" w:evenHBand="0" w:firstRowFirstColumn="0" w:firstRowLastColumn="0" w:lastRowFirstColumn="0" w:lastRowLastColumn="0"/>
-            </w:pPr>
-            <w:r>
-              <w:t>line segment start point column</w:t>
-            </w:r>
-          </w:p>
-        </w:tc>
-      </w:tr>
-      <w:tr>
-        <w:tc>
-          <w:tcPr>
-            <w:cnfStyle w:val="001000000000" w:firstRow="0" w:lastRow="0" w:firstColumn="1" w:lastColumn="0" w:oddVBand="0" w:evenVBand="0" w:oddHBand="0" w:evenHBand="0" w:firstRowFirstColumn="0" w:firstRowLastColumn="0" w:lastRowFirstColumn="0" w:lastRowLastColumn="0"/>
-            <w:tcW w:w="0" w:type="auto"/>
-          </w:tcPr>
-          <w:p>
-            <w:pPr>
-              <w:pStyle w:val="NoSpacing"/>
-              <w:rPr>
-                <w:b w:val="0"/>
-                <w:bCs w:val="0"/>
-              </w:rPr>
-            </w:pPr>
-            <w:r>
-              <w:rPr>
-                <w:b w:val="0"/>
-                <w:bCs w:val="0"/>
-              </w:rPr>
-              <w:t>end-row</w:t>
-            </w:r>
-          </w:p>
-        </w:tc>
-        <w:tc>
-          <w:tcPr>
-            <w:tcW w:w="0" w:type="auto"/>
-          </w:tcPr>
-          <w:p>
-            <w:pPr>
-              <w:pStyle w:val="NoSpacing"/>
-              <w:cnfStyle w:val="000000000000" w:firstRow="0" w:lastRow="0" w:firstColumn="0" w:lastColumn="0" w:oddVBand="0" w:evenVBand="0" w:oddHBand="0" w:evenHBand="0" w:firstRowFirstColumn="0" w:firstRowLastColumn="0" w:lastRowFirstColumn="0" w:lastRowLastColumn="0"/>
-            </w:pPr>
-            <w:r>
-              <w:t>line segment end point row</w:t>
-            </w:r>
-          </w:p>
-        </w:tc>
-      </w:tr>
-      <w:tr>
-        <w:trPr>
-          <w:cnfStyle w:val="000000100000" w:firstRow="0" w:lastRow="0" w:firstColumn="0" w:lastColumn="0" w:oddVBand="0" w:evenVBand="0" w:oddHBand="1" w:evenHBand="0" w:firstRowFirstColumn="0" w:firstRowLastColumn="0" w:lastRowFirstColumn="0" w:lastRowLastColumn="0"/>
-        </w:trPr>
-        <w:tc>
-          <w:tcPr>
-            <w:cnfStyle w:val="001000000000" w:firstRow="0" w:lastRow="0" w:firstColumn="1" w:lastColumn="0" w:oddVBand="0" w:evenVBand="0" w:oddHBand="0" w:evenHBand="0" w:firstRowFirstColumn="0" w:firstRowLastColumn="0" w:lastRowFirstColumn="0" w:lastRowLastColumn="0"/>
-            <w:tcW w:w="0" w:type="auto"/>
-          </w:tcPr>
-          <w:p>
-            <w:pPr>
-              <w:pStyle w:val="NoSpacing"/>
-              <w:rPr>
-                <w:b w:val="0"/>
-                <w:bCs w:val="0"/>
-              </w:rPr>
-            </w:pPr>
-            <w:r>
-              <w:rPr>
-                <w:b w:val="0"/>
-                <w:bCs w:val="0"/>
-              </w:rPr>
-              <w:t>end-col</w:t>
-            </w:r>
-          </w:p>
-        </w:tc>
-        <w:tc>
-          <w:tcPr>
-            <w:tcW w:w="0" w:type="auto"/>
-          </w:tcPr>
-          <w:p>
-            <w:pPr>
-              <w:pStyle w:val="NoSpacing"/>
-              <w:cnfStyle w:val="000000100000" w:firstRow="0" w:lastRow="0" w:firstColumn="0" w:lastColumn="0" w:oddVBand="0" w:evenVBand="0" w:oddHBand="1" w:evenHBand="0" w:firstRowFirstColumn="0" w:firstRowLastColumn="0" w:lastRowFirstColumn="0" w:lastRowLastColumn="0"/>
-            </w:pPr>
-            <w:r>
-              <w:t>line segment end point column</w:t>
-            </w:r>
-          </w:p>
-        </w:tc>
-      </w:tr>
-    </w:tbl>
-    <w:p>
-      <w:pPr>
-        <w:pStyle w:val="Heading2"/>
-      </w:pPr>
-      <w:r>
-        <w:t>hough-peak-detect Operator</w:t>
+      <w:proofErr w:type="spellStart"/>
+      <w:r>
+        <w:t>hough</w:t>
+      </w:r>
+      <w:proofErr w:type="spellEnd"/>
+      <w:r>
+        <w:t>-peak-detect Operator</w:t>
       </w:r>
     </w:p>
     <w:p>
@@ -16932,7 +19136,6 @@
     </w:p>
     <w:p>
       <w:r>
-        <w:lastRenderedPageBreak/>
         <w:t>The operator takes the following data descriptors:</w:t>
       </w:r>
     </w:p>
@@ -17066,7 +19269,15 @@
               <w:cnfStyle w:val="000000100000" w:firstRow="0" w:lastRow="0" w:firstColumn="0" w:lastColumn="0" w:oddVBand="0" w:evenVBand="0" w:oddHBand="1" w:evenHBand="0" w:firstRowFirstColumn="0" w:firstRowLastColumn="0" w:lastRowFirstColumn="0" w:lastRowLastColumn="0"/>
             </w:pPr>
             <w:r>
-              <w:t>“hough”</w:t>
+              <w:t>“</w:t>
+            </w:r>
+            <w:proofErr w:type="spellStart"/>
+            <w:r>
+              <w:t>hough</w:t>
+            </w:r>
+            <w:proofErr w:type="spellEnd"/>
+            <w:r>
+              <w:t>”</w:t>
             </w:r>
           </w:p>
         </w:tc>
@@ -17281,6 +19492,7 @@
                 <w:bCs w:val="0"/>
               </w:rPr>
             </w:pPr>
+            <w:proofErr w:type="spellStart"/>
             <w:r>
               <w:rPr>
                 <w:b w:val="0"/>
@@ -17288,6 +19500,7 @@
               </w:rPr>
               <w:t>max_peaks</w:t>
             </w:r>
+            <w:proofErr w:type="spellEnd"/>
           </w:p>
         </w:tc>
         <w:tc>
@@ -17376,6 +19589,7 @@
                 <w:bCs w:val="0"/>
               </w:rPr>
             </w:pPr>
+            <w:proofErr w:type="spellStart"/>
             <w:r>
               <w:rPr>
                 <w:b w:val="0"/>
@@ -17383,6 +19597,7 @@
               </w:rPr>
               <w:t>theta_inc</w:t>
             </w:r>
+            <w:proofErr w:type="spellEnd"/>
           </w:p>
         </w:tc>
         <w:tc>
@@ -17414,6 +19629,7 @@
                 <w:bCs w:val="0"/>
               </w:rPr>
             </w:pPr>
+            <w:proofErr w:type="spellStart"/>
             <w:r>
               <w:rPr>
                 <w:b w:val="0"/>
@@ -17421,6 +19637,7 @@
               </w:rPr>
               <w:t>nthetas</w:t>
             </w:r>
+            <w:proofErr w:type="spellEnd"/>
           </w:p>
         </w:tc>
         <w:tc>
@@ -17433,8 +19650,13 @@
               <w:cnfStyle w:val="000000000000" w:firstRow="0" w:lastRow="0" w:firstColumn="0" w:lastColumn="0" w:oddVBand="0" w:evenVBand="0" w:oddHBand="0" w:evenHBand="0" w:firstRowFirstColumn="0" w:firstRowLastColumn="0" w:lastRowFirstColumn="0" w:lastRowLastColumn="0"/>
             </w:pPr>
             <w:r>
-              <w:t>The number of angles sampled = 180 / theta_inc</w:t>
-            </w:r>
+              <w:t xml:space="preserve">The number of angles sampled = 180 / </w:t>
+            </w:r>
+            <w:proofErr w:type="spellStart"/>
+            <w:r>
+              <w:t>theta_inc</w:t>
+            </w:r>
+            <w:proofErr w:type="spellEnd"/>
           </w:p>
         </w:tc>
       </w:tr>
@@ -17455,6 +19677,7 @@
                 <w:bCs w:val="0"/>
               </w:rPr>
             </w:pPr>
+            <w:proofErr w:type="spellStart"/>
             <w:r>
               <w:rPr>
                 <w:b w:val="0"/>
@@ -17462,6 +19685,7 @@
               </w:rPr>
               <w:t>nrhos</w:t>
             </w:r>
+            <w:proofErr w:type="spellEnd"/>
           </w:p>
         </w:tc>
         <w:tc>
@@ -17653,7 +19877,23 @@
                 <w:sz w:val="20"/>
                 <w:szCs w:val="20"/>
               </w:rPr>
-              <w:t xml:space="preserve">Copy the input image to the output image out_component component. </w:t>
+              <w:t xml:space="preserve">Copy the input image to the output image </w:t>
+            </w:r>
+            <w:proofErr w:type="spellStart"/>
+            <w:r>
+              <w:rPr>
+                <w:sz w:val="20"/>
+                <w:szCs w:val="20"/>
+              </w:rPr>
+              <w:t>out_component</w:t>
+            </w:r>
+            <w:proofErr w:type="spellEnd"/>
+            <w:r>
+              <w:rPr>
+                <w:sz w:val="20"/>
+                <w:szCs w:val="20"/>
+              </w:rPr>
+              <w:t xml:space="preserve"> component. </w:t>
             </w:r>
           </w:p>
           <w:p>
@@ -17670,7 +19910,23 @@
                 <w:sz w:val="20"/>
                 <w:szCs w:val="20"/>
               </w:rPr>
-              <w:t>Copy the input image to the first output image component if the out_component parameter is omitted.</w:t>
+              <w:t xml:space="preserve">Copy the input image to the first output image component if the </w:t>
+            </w:r>
+            <w:proofErr w:type="spellStart"/>
+            <w:r>
+              <w:rPr>
+                <w:sz w:val="20"/>
+                <w:szCs w:val="20"/>
+              </w:rPr>
+              <w:t>out_component</w:t>
+            </w:r>
+            <w:proofErr w:type="spellEnd"/>
+            <w:r>
+              <w:rPr>
+                <w:sz w:val="20"/>
+                <w:szCs w:val="20"/>
+              </w:rPr>
+              <w:t xml:space="preserve"> parameter is omitted.</w:t>
             </w:r>
           </w:p>
         </w:tc>
@@ -17731,7 +19987,39 @@
                 <w:sz w:val="20"/>
                 <w:szCs w:val="20"/>
               </w:rPr>
-              <w:t xml:space="preserve">Copy the input image in_component component to the output image in_component component. </w:t>
+              <w:t xml:space="preserve">Copy the input image </w:t>
+            </w:r>
+            <w:proofErr w:type="spellStart"/>
+            <w:r>
+              <w:rPr>
+                <w:sz w:val="20"/>
+                <w:szCs w:val="20"/>
+              </w:rPr>
+              <w:t>in_component</w:t>
+            </w:r>
+            <w:proofErr w:type="spellEnd"/>
+            <w:r>
+              <w:rPr>
+                <w:sz w:val="20"/>
+                <w:szCs w:val="20"/>
+              </w:rPr>
+              <w:t xml:space="preserve"> component to the output image </w:t>
+            </w:r>
+            <w:proofErr w:type="spellStart"/>
+            <w:r>
+              <w:rPr>
+                <w:sz w:val="20"/>
+                <w:szCs w:val="20"/>
+              </w:rPr>
+              <w:t>in_component</w:t>
+            </w:r>
+            <w:proofErr w:type="spellEnd"/>
+            <w:r>
+              <w:rPr>
+                <w:sz w:val="20"/>
+                <w:szCs w:val="20"/>
+              </w:rPr>
+              <w:t xml:space="preserve"> component. </w:t>
             </w:r>
           </w:p>
           <w:p>
@@ -17748,7 +20036,23 @@
                 <w:sz w:val="20"/>
                 <w:szCs w:val="20"/>
               </w:rPr>
-              <w:t>Copy the first input image component to the output image if the in_component parameter is omitted.</w:t>
+              <w:t xml:space="preserve">Copy the first input image component to the output image if the </w:t>
+            </w:r>
+            <w:proofErr w:type="spellStart"/>
+            <w:r>
+              <w:rPr>
+                <w:sz w:val="20"/>
+                <w:szCs w:val="20"/>
+              </w:rPr>
+              <w:t>in_component</w:t>
+            </w:r>
+            <w:proofErr w:type="spellEnd"/>
+            <w:r>
+              <w:rPr>
+                <w:sz w:val="20"/>
+                <w:szCs w:val="20"/>
+              </w:rPr>
+              <w:t xml:space="preserve"> parameter is omitted.</w:t>
             </w:r>
           </w:p>
         </w:tc>
@@ -17808,7 +20112,23 @@
         <w:pStyle w:val="Normalafterlist"/>
       </w:pPr>
       <w:r>
-        <w:t>There are several variations depending whether the in_component or out_component parameters are specified.</w:t>
+        <w:t xml:space="preserve">There are several variations depending whether the </w:t>
+      </w:r>
+      <w:proofErr w:type="spellStart"/>
+      <w:r>
+        <w:t>in_component</w:t>
+      </w:r>
+      <w:proofErr w:type="spellEnd"/>
+      <w:r>
+        <w:t xml:space="preserve"> or </w:t>
+      </w:r>
+      <w:proofErr w:type="spellStart"/>
+      <w:r>
+        <w:t>out_component</w:t>
+      </w:r>
+      <w:proofErr w:type="spellEnd"/>
+      <w:r>
+        <w:t xml:space="preserve"> parameters are specified.</w:t>
       </w:r>
     </w:p>
     <w:tbl>
@@ -17834,9 +20154,11 @@
             <w:tcW w:w="0" w:type="auto"/>
           </w:tcPr>
           <w:p>
+            <w:proofErr w:type="spellStart"/>
             <w:r>
               <w:t>in_component</w:t>
             </w:r>
+            <w:proofErr w:type="spellEnd"/>
           </w:p>
         </w:tc>
         <w:tc>
@@ -17847,9 +20169,11 @@
             <w:pPr>
               <w:cnfStyle w:val="100000000000" w:firstRow="1" w:lastRow="0" w:firstColumn="0" w:lastColumn="0" w:oddVBand="0" w:evenVBand="0" w:oddHBand="0" w:evenHBand="0" w:firstRowFirstColumn="0" w:firstRowLastColumn="0" w:lastRowFirstColumn="0" w:lastRowLastColumn="0"/>
             </w:pPr>
+            <w:proofErr w:type="spellStart"/>
             <w:r>
               <w:t>out_component</w:t>
             </w:r>
+            <w:proofErr w:type="spellEnd"/>
           </w:p>
         </w:tc>
         <w:tc>
@@ -17914,7 +20238,23 @@
               <w:cnfStyle w:val="000000100000" w:firstRow="0" w:lastRow="0" w:firstColumn="0" w:lastColumn="0" w:oddVBand="0" w:evenVBand="0" w:oddHBand="1" w:evenHBand="0" w:firstRowFirstColumn="0" w:firstRowLastColumn="0" w:lastRowFirstColumn="0" w:lastRowLastColumn="0"/>
             </w:pPr>
             <w:r>
-              <w:t xml:space="preserve">Copy the input image in_component to the output image out_component component </w:t>
+              <w:t xml:space="preserve">Copy the input image </w:t>
+            </w:r>
+            <w:proofErr w:type="spellStart"/>
+            <w:r>
+              <w:t>in_component</w:t>
+            </w:r>
+            <w:proofErr w:type="spellEnd"/>
+            <w:r>
+              <w:t xml:space="preserve"> to the output image </w:t>
+            </w:r>
+            <w:proofErr w:type="spellStart"/>
+            <w:r>
+              <w:t>out_component</w:t>
+            </w:r>
+            <w:proofErr w:type="spellEnd"/>
+            <w:r>
+              <w:t xml:space="preserve"> component </w:t>
             </w:r>
           </w:p>
         </w:tc>
@@ -17937,6 +20277,7 @@
                 <w:b w:val="0"/>
                 <w:bCs w:val="0"/>
               </w:rPr>
+              <w:lastRenderedPageBreak/>
               <w:t xml:space="preserve">specified </w:t>
             </w:r>
           </w:p>
@@ -17964,7 +20305,23 @@
               <w:cnfStyle w:val="000000000000" w:firstRow="0" w:lastRow="0" w:firstColumn="0" w:lastColumn="0" w:oddVBand="0" w:evenVBand="0" w:oddHBand="0" w:evenHBand="0" w:firstRowFirstColumn="0" w:firstRowLastColumn="0" w:lastRowFirstColumn="0" w:lastRowLastColumn="0"/>
             </w:pPr>
             <w:r>
-              <w:t>Copy the input image in_component component to the in_component component of the output image</w:t>
+              <w:t xml:space="preserve">Copy the input image </w:t>
+            </w:r>
+            <w:proofErr w:type="spellStart"/>
+            <w:r>
+              <w:t>in_component</w:t>
+            </w:r>
+            <w:proofErr w:type="spellEnd"/>
+            <w:r>
+              <w:t xml:space="preserve"> component to the </w:t>
+            </w:r>
+            <w:proofErr w:type="spellStart"/>
+            <w:r>
+              <w:t>in_component</w:t>
+            </w:r>
+            <w:proofErr w:type="spellEnd"/>
+            <w:r>
+              <w:t xml:space="preserve"> component of the output image</w:t>
             </w:r>
           </w:p>
         </w:tc>
@@ -18017,7 +20374,23 @@
               <w:cnfStyle w:val="000000100000" w:firstRow="0" w:lastRow="0" w:firstColumn="0" w:lastColumn="0" w:oddVBand="0" w:evenVBand="0" w:oddHBand="1" w:evenHBand="0" w:firstRowFirstColumn="0" w:firstRowLastColumn="0" w:lastRowFirstColumn="0" w:lastRowLastColumn="0"/>
             </w:pPr>
             <w:r>
-              <w:t xml:space="preserve">Copy the input image out_component component to the output image out_component component </w:t>
+              <w:t xml:space="preserve">Copy the input image </w:t>
+            </w:r>
+            <w:proofErr w:type="spellStart"/>
+            <w:r>
+              <w:t>out_component</w:t>
+            </w:r>
+            <w:proofErr w:type="spellEnd"/>
+            <w:r>
+              <w:t xml:space="preserve"> component to the output image </w:t>
+            </w:r>
+            <w:proofErr w:type="spellStart"/>
+            <w:r>
+              <w:t>out_component</w:t>
+            </w:r>
+            <w:proofErr w:type="spellEnd"/>
+            <w:r>
+              <w:t xml:space="preserve"> component </w:t>
             </w:r>
           </w:p>
         </w:tc>
@@ -18107,7 +20480,6 @@
               <w:pStyle w:val="NoSpacing"/>
             </w:pPr>
             <w:r>
-              <w:lastRenderedPageBreak/>
               <w:t>parameter</w:t>
             </w:r>
           </w:p>
@@ -18143,6 +20515,7 @@
                 <w:bCs w:val="0"/>
               </w:rPr>
             </w:pPr>
+            <w:proofErr w:type="spellStart"/>
             <w:r>
               <w:rPr>
                 <w:b w:val="0"/>
@@ -18150,6 +20523,7 @@
               </w:rPr>
               <w:t>in_component</w:t>
             </w:r>
+            <w:proofErr w:type="spellEnd"/>
           </w:p>
         </w:tc>
         <w:tc>
@@ -18180,6 +20554,7 @@
                 <w:bCs w:val="0"/>
               </w:rPr>
             </w:pPr>
+            <w:proofErr w:type="spellStart"/>
             <w:r>
               <w:rPr>
                 <w:b w:val="0"/>
@@ -18187,6 +20562,7 @@
               </w:rPr>
               <w:t>out_component</w:t>
             </w:r>
+            <w:proofErr w:type="spellEnd"/>
           </w:p>
         </w:tc>
         <w:tc>
@@ -18423,12 +20799,21 @@
                 <w:szCs w:val="20"/>
               </w:rPr>
             </w:pPr>
+            <w:proofErr w:type="spellStart"/>
             <w:r>
               <w:rPr>
                 <w:sz w:val="20"/>
                 <w:szCs w:val="20"/>
               </w:rPr>
-              <w:t>CV_8U has value 0</w:t>
+              <w:t>CV_8U</w:t>
+            </w:r>
+            <w:proofErr w:type="spellEnd"/>
+            <w:r>
+              <w:rPr>
+                <w:sz w:val="20"/>
+                <w:szCs w:val="20"/>
+              </w:rPr>
+              <w:t xml:space="preserve"> has value 0</w:t>
             </w:r>
           </w:p>
           <w:p>
@@ -18440,12 +20825,21 @@
                 <w:szCs w:val="20"/>
               </w:rPr>
             </w:pPr>
+            <w:proofErr w:type="spellStart"/>
             <w:r>
               <w:rPr>
                 <w:sz w:val="20"/>
                 <w:szCs w:val="20"/>
               </w:rPr>
-              <w:t>CV_32S has value 1</w:t>
+              <w:t>CV_32S</w:t>
+            </w:r>
+            <w:proofErr w:type="spellEnd"/>
+            <w:r>
+              <w:rPr>
+                <w:sz w:val="20"/>
+                <w:szCs w:val="20"/>
+              </w:rPr>
+              <w:t xml:space="preserve"> has value 1</w:t>
             </w:r>
           </w:p>
           <w:p>
@@ -18453,12 +20847,21 @@
               <w:pStyle w:val="tablebullet"/>
               <w:cnfStyle w:val="000000000000" w:firstRow="0" w:lastRow="0" w:firstColumn="0" w:lastColumn="0" w:oddVBand="0" w:evenVBand="0" w:oddHBand="0" w:evenHBand="0" w:firstRowFirstColumn="0" w:firstRowLastColumn="0" w:lastRowFirstColumn="0" w:lastRowLastColumn="0"/>
             </w:pPr>
+            <w:proofErr w:type="spellStart"/>
             <w:r>
               <w:rPr>
                 <w:sz w:val="20"/>
                 <w:szCs w:val="20"/>
               </w:rPr>
-              <w:t>CV_32F has value 2</w:t>
+              <w:t>CV_32F</w:t>
+            </w:r>
+            <w:proofErr w:type="spellEnd"/>
+            <w:r>
+              <w:rPr>
+                <w:sz w:val="20"/>
+                <w:szCs w:val="20"/>
+              </w:rPr>
+              <w:t xml:space="preserve"> has value 2</w:t>
             </w:r>
           </w:p>
         </w:tc>
@@ -18469,12 +20872,50 @@
         <w:pStyle w:val="Heading2"/>
       </w:pPr>
       <w:r>
+        <w:t>transform-image-morphology</w:t>
+      </w:r>
+      <w:r>
+        <w:t xml:space="preserve"> </w:t>
+      </w:r>
+      <w:r>
+        <w:t>Operator</w:t>
+      </w:r>
+    </w:p>
+    <w:p>
+      <w:pPr>
+        <w:pStyle w:val="Heading2"/>
+      </w:pPr>
+      <w:r>
         <w:t>transform-intensity-map Operator</w:t>
       </w:r>
     </w:p>
     <w:p>
       <w:r>
-        <w:t>The transform intensity map operator maps the input image pixel value range to the specified output image pixel value range. Input JPEG and binary images can map to CV_8U JPEG images or CV_32S and CV_32F binary images The mapping of input to output intensity values are determined as follows.</w:t>
+        <w:t xml:space="preserve">The transform intensity map operator maps the input image pixel value range to the specified output image pixel value range. Input JPEG and binary images can map to </w:t>
+      </w:r>
+      <w:proofErr w:type="spellStart"/>
+      <w:r>
+        <w:t>CV_8U</w:t>
+      </w:r>
+      <w:proofErr w:type="spellEnd"/>
+      <w:r>
+        <w:t xml:space="preserve"> JPEG images or </w:t>
+      </w:r>
+      <w:proofErr w:type="spellStart"/>
+      <w:r>
+        <w:t>CV_32S</w:t>
+      </w:r>
+      <w:proofErr w:type="spellEnd"/>
+      <w:r>
+        <w:t xml:space="preserve"> and </w:t>
+      </w:r>
+      <w:proofErr w:type="spellStart"/>
+      <w:r>
+        <w:t>CV_32F</w:t>
+      </w:r>
+      <w:proofErr w:type="spellEnd"/>
+      <w:r>
+        <w:t xml:space="preserve"> binary images The mapping of input to output intensity values are determined as follows.</w:t>
       </w:r>
     </w:p>
     <w:p>
@@ -18484,6 +20925,7 @@
       <w:r>
         <w:t xml:space="preserve">  if input value &lt; </w:t>
       </w:r>
+      <w:proofErr w:type="spellStart"/>
       <w:r>
         <w:rPr>
           <w:rFonts w:eastAsia="Times New Roman" w:cs="Arial"/>
@@ -18491,14 +20933,20 @@
         </w:rPr>
         <w:t>lower_in</w:t>
       </w:r>
+      <w:proofErr w:type="spellEnd"/>
     </w:p>
     <w:p>
       <w:pPr>
         <w:pStyle w:val="code"/>
       </w:pPr>
       <w:r>
-        <w:t xml:space="preserve">    output value = lower_out</w:t>
-      </w:r>
+        <w:t xml:space="preserve">    output value = </w:t>
+      </w:r>
+      <w:proofErr w:type="spellStart"/>
+      <w:r>
+        <w:t>lower_out</w:t>
+      </w:r>
+      <w:proofErr w:type="spellEnd"/>
     </w:p>
     <w:p>
       <w:pPr>
@@ -18507,6 +20955,7 @@
       <w:r>
         <w:t xml:space="preserve">  else if input value &gt;= </w:t>
       </w:r>
+      <w:proofErr w:type="spellStart"/>
       <w:r>
         <w:rPr>
           <w:rFonts w:eastAsia="Times New Roman" w:cs="Arial"/>
@@ -18514,14 +20963,20 @@
         </w:rPr>
         <w:t>upper_in</w:t>
       </w:r>
+      <w:proofErr w:type="spellEnd"/>
     </w:p>
     <w:p>
       <w:pPr>
         <w:pStyle w:val="code"/>
       </w:pPr>
       <w:r>
-        <w:t xml:space="preserve">    output value = upper_out</w:t>
-      </w:r>
+        <w:t xml:space="preserve">    output value = </w:t>
+      </w:r>
+      <w:proofErr w:type="spellStart"/>
+      <w:r>
+        <w:t>upper_out</w:t>
+      </w:r>
+      <w:proofErr w:type="spellEnd"/>
     </w:p>
     <w:p>
       <w:pPr>
@@ -18548,8 +21003,17 @@
         </w:rPr>
       </w:pPr>
       <w:r>
-        <w:t xml:space="preserve">      lower_out + (input value - </w:t>
-      </w:r>
+        <w:t xml:space="preserve">      </w:t>
+      </w:r>
+      <w:proofErr w:type="spellStart"/>
+      <w:r>
+        <w:t>lower_out</w:t>
+      </w:r>
+      <w:proofErr w:type="spellEnd"/>
+      <w:r>
+        <w:t xml:space="preserve"> + (input value - </w:t>
+      </w:r>
+      <w:proofErr w:type="spellStart"/>
       <w:r>
         <w:rPr>
           <w:rFonts w:eastAsia="Times New Roman" w:cs="Arial"/>
@@ -18557,9 +21021,19 @@
         </w:rPr>
         <w:t>lower_in</w:t>
       </w:r>
-      <w:r>
-        <w:t xml:space="preserve">) * (upper_out - </w:t>
-      </w:r>
+      <w:proofErr w:type="spellEnd"/>
+      <w:r>
+        <w:t>) * (</w:t>
+      </w:r>
+      <w:proofErr w:type="spellStart"/>
+      <w:r>
+        <w:t>upper_out</w:t>
+      </w:r>
+      <w:proofErr w:type="spellEnd"/>
+      <w:r>
+        <w:t xml:space="preserve"> - </w:t>
+      </w:r>
+      <w:proofErr w:type="spellStart"/>
       <w:r>
         <w:rPr>
           <w:rFonts w:eastAsia="Times New Roman" w:cs="Arial"/>
@@ -18567,9 +21041,19 @@
         </w:rPr>
         <w:t>upper_in</w:t>
       </w:r>
-      <w:r>
-        <w:t xml:space="preserve">) / (lower_out - </w:t>
-      </w:r>
+      <w:proofErr w:type="spellEnd"/>
+      <w:r>
+        <w:t>) / (</w:t>
+      </w:r>
+      <w:proofErr w:type="spellStart"/>
+      <w:r>
+        <w:t>lower_out</w:t>
+      </w:r>
+      <w:proofErr w:type="spellEnd"/>
+      <w:r>
+        <w:t xml:space="preserve"> - </w:t>
+      </w:r>
+      <w:proofErr w:type="spellStart"/>
       <w:r>
         <w:rPr>
           <w:rFonts w:eastAsia="Times New Roman" w:cs="Arial"/>
@@ -18577,6 +21061,7 @@
         </w:rPr>
         <w:t>lower_in</w:t>
       </w:r>
+      <w:proofErr w:type="spellEnd"/>
       <w:r>
         <w:t>)</w:t>
       </w:r>
@@ -18586,7 +21071,39 @@
         <w:pStyle w:val="Normalafterlist"/>
       </w:pPr>
       <w:r>
-        <w:t xml:space="preserve">The operator can threshold images by specifying lower_in = upper_in = threshold value. Lower_out then is the output pixel value for input pixel values &lt; threshold, and upper_out is the output pixel value for input pixel values &gt;= threshold. </w:t>
+        <w:t xml:space="preserve">The operator can threshold images by specifying </w:t>
+      </w:r>
+      <w:proofErr w:type="spellStart"/>
+      <w:r>
+        <w:t>lower_in</w:t>
+      </w:r>
+      <w:proofErr w:type="spellEnd"/>
+      <w:r>
+        <w:t xml:space="preserve"> = </w:t>
+      </w:r>
+      <w:proofErr w:type="spellStart"/>
+      <w:r>
+        <w:t>upper_in</w:t>
+      </w:r>
+      <w:proofErr w:type="spellEnd"/>
+      <w:r>
+        <w:t xml:space="preserve"> = threshold value. </w:t>
+      </w:r>
+      <w:proofErr w:type="spellStart"/>
+      <w:r>
+        <w:t>Lower_out</w:t>
+      </w:r>
+      <w:proofErr w:type="spellEnd"/>
+      <w:r>
+        <w:t xml:space="preserve"> then is the output pixel value for input pixel values &lt; threshold, and </w:t>
+      </w:r>
+      <w:proofErr w:type="spellStart"/>
+      <w:r>
+        <w:t>upper_out</w:t>
+      </w:r>
+      <w:proofErr w:type="spellEnd"/>
+      <w:r>
+        <w:t xml:space="preserve"> is the output pixel value for input pixel values &gt;= threshold. </w:t>
       </w:r>
     </w:p>
     <w:p>
@@ -18750,7 +21267,31 @@
               <w:cnfStyle w:val="000000100000" w:firstRow="0" w:lastRow="0" w:firstColumn="0" w:lastColumn="0" w:oddVBand="0" w:evenVBand="0" w:oddHBand="1" w:evenHBand="0" w:firstRowFirstColumn="0" w:firstRowLastColumn="0" w:lastRowFirstColumn="0" w:lastRowLastColumn="0"/>
             </w:pPr>
             <w:r>
-              <w:t>input CV_8U, CV_32S, or CV_32F intensity image</w:t>
+              <w:t xml:space="preserve">input </w:t>
+            </w:r>
+            <w:proofErr w:type="spellStart"/>
+            <w:r>
+              <w:t>CV_8U</w:t>
+            </w:r>
+            <w:proofErr w:type="spellEnd"/>
+            <w:r>
+              <w:t xml:space="preserve">, </w:t>
+            </w:r>
+            <w:proofErr w:type="spellStart"/>
+            <w:r>
+              <w:t>CV_32S</w:t>
+            </w:r>
+            <w:proofErr w:type="spellEnd"/>
+            <w:r>
+              <w:t xml:space="preserve">, or </w:t>
+            </w:r>
+            <w:proofErr w:type="spellStart"/>
+            <w:r>
+              <w:t>CV_32F</w:t>
+            </w:r>
+            <w:proofErr w:type="spellEnd"/>
+            <w:r>
+              <w:t xml:space="preserve"> intensity image</w:t>
             </w:r>
           </w:p>
         </w:tc>
@@ -18825,7 +21366,31 @@
               <w:cnfStyle w:val="000000000000" w:firstRow="0" w:lastRow="0" w:firstColumn="0" w:lastColumn="0" w:oddVBand="0" w:evenVBand="0" w:oddHBand="0" w:evenHBand="0" w:firstRowFirstColumn="0" w:firstRowLastColumn="0" w:lastRowFirstColumn="0" w:lastRowLastColumn="0"/>
             </w:pPr>
             <w:r>
-              <w:t xml:space="preserve">output CV_8U, CV_32S, or CV_32F mapped intensity  image. </w:t>
+              <w:t xml:space="preserve">output </w:t>
+            </w:r>
+            <w:proofErr w:type="spellStart"/>
+            <w:r>
+              <w:t>CV_8U</w:t>
+            </w:r>
+            <w:proofErr w:type="spellEnd"/>
+            <w:r>
+              <w:t xml:space="preserve">, </w:t>
+            </w:r>
+            <w:proofErr w:type="spellStart"/>
+            <w:r>
+              <w:t>CV_32S</w:t>
+            </w:r>
+            <w:proofErr w:type="spellEnd"/>
+            <w:r>
+              <w:t xml:space="preserve">, or </w:t>
+            </w:r>
+            <w:proofErr w:type="spellStart"/>
+            <w:r>
+              <w:t>CV_32F</w:t>
+            </w:r>
+            <w:proofErr w:type="spellEnd"/>
+            <w:r>
+              <w:t xml:space="preserve"> mapped intensity  image. </w:t>
             </w:r>
           </w:p>
         </w:tc>
@@ -18865,6 +21430,7 @@
               <w:pStyle w:val="NoSpacing"/>
             </w:pPr>
             <w:r>
+              <w:lastRenderedPageBreak/>
               <w:t>parameter</w:t>
             </w:r>
           </w:p>
@@ -18900,6 +21466,7 @@
                 <w:bCs w:val="0"/>
               </w:rPr>
             </w:pPr>
+            <w:proofErr w:type="spellStart"/>
             <w:r>
               <w:rPr>
                 <w:b w:val="0"/>
@@ -18907,6 +21474,7 @@
               </w:rPr>
               <w:t>lower_in</w:t>
             </w:r>
+            <w:proofErr w:type="spellEnd"/>
           </w:p>
         </w:tc>
         <w:tc>
@@ -18937,6 +21505,7 @@
                 <w:bCs w:val="0"/>
               </w:rPr>
             </w:pPr>
+            <w:proofErr w:type="spellStart"/>
             <w:r>
               <w:rPr>
                 <w:b w:val="0"/>
@@ -18944,6 +21513,7 @@
               </w:rPr>
               <w:t>upper_in</w:t>
             </w:r>
+            <w:proofErr w:type="spellEnd"/>
           </w:p>
         </w:tc>
         <w:tc>
@@ -18977,6 +21547,7 @@
                 <w:bCs w:val="0"/>
               </w:rPr>
             </w:pPr>
+            <w:proofErr w:type="spellStart"/>
             <w:r>
               <w:rPr>
                 <w:b w:val="0"/>
@@ -18984,6 +21555,7 @@
               </w:rPr>
               <w:t>lower_out</w:t>
             </w:r>
+            <w:proofErr w:type="spellEnd"/>
           </w:p>
         </w:tc>
         <w:tc>
@@ -19014,6 +21586,7 @@
                 <w:bCs w:val="0"/>
               </w:rPr>
             </w:pPr>
+            <w:proofErr w:type="spellStart"/>
             <w:r>
               <w:rPr>
                 <w:b w:val="0"/>
@@ -19021,6 +21594,7 @@
               </w:rPr>
               <w:t>upper_out</w:t>
             </w:r>
+            <w:proofErr w:type="spellEnd"/>
           </w:p>
         </w:tc>
         <w:tc>
@@ -19044,7 +21618,23 @@
         <w:pStyle w:val="Normalafterlist"/>
       </w:pPr>
       <w:r>
-        <w:t>If lower_in or lower_out are omitted, they default to the lowest input image pixel value or highest input image pixel value.</w:t>
+        <w:t xml:space="preserve">If </w:t>
+      </w:r>
+      <w:proofErr w:type="spellStart"/>
+      <w:r>
+        <w:t>lower_in</w:t>
+      </w:r>
+      <w:proofErr w:type="spellEnd"/>
+      <w:r>
+        <w:t xml:space="preserve"> or </w:t>
+      </w:r>
+      <w:proofErr w:type="spellStart"/>
+      <w:r>
+        <w:t>lower_out</w:t>
+      </w:r>
+      <w:proofErr w:type="spellEnd"/>
+      <w:r>
+        <w:t xml:space="preserve"> are omitted, they default to the lowest input image pixel value or highest input image pixel value.</w:t>
       </w:r>
     </w:p>
     <w:p>
@@ -19081,7 +21671,6 @@
               <w:pStyle w:val="NoSpacing"/>
             </w:pPr>
             <w:r>
-              <w:lastRenderedPageBreak/>
               <w:t>Field</w:t>
             </w:r>
           </w:p>
@@ -19266,12 +21855,21 @@
                 <w:szCs w:val="20"/>
               </w:rPr>
             </w:pPr>
+            <w:proofErr w:type="spellStart"/>
             <w:r>
               <w:rPr>
                 <w:sz w:val="20"/>
                 <w:szCs w:val="20"/>
               </w:rPr>
-              <w:t>CV_8U has value 0</w:t>
+              <w:t>CV_8U</w:t>
+            </w:r>
+            <w:proofErr w:type="spellEnd"/>
+            <w:r>
+              <w:rPr>
+                <w:sz w:val="20"/>
+                <w:szCs w:val="20"/>
+              </w:rPr>
+              <w:t xml:space="preserve"> has value 0</w:t>
             </w:r>
           </w:p>
           <w:p>
@@ -19283,12 +21881,21 @@
                 <w:szCs w:val="20"/>
               </w:rPr>
             </w:pPr>
+            <w:proofErr w:type="spellStart"/>
             <w:r>
               <w:rPr>
                 <w:sz w:val="20"/>
                 <w:szCs w:val="20"/>
               </w:rPr>
-              <w:t>CV_32S has value 1</w:t>
+              <w:t>CV_32S</w:t>
+            </w:r>
+            <w:proofErr w:type="spellEnd"/>
+            <w:r>
+              <w:rPr>
+                <w:sz w:val="20"/>
+                <w:szCs w:val="20"/>
+              </w:rPr>
+              <w:t xml:space="preserve"> has value 1</w:t>
             </w:r>
           </w:p>
           <w:p>
@@ -19296,12 +21903,21 @@
               <w:pStyle w:val="tablebullet"/>
               <w:cnfStyle w:val="000000000000" w:firstRow="0" w:lastRow="0" w:firstColumn="0" w:lastColumn="0" w:oddVBand="0" w:evenVBand="0" w:oddHBand="0" w:evenHBand="0" w:firstRowFirstColumn="0" w:firstRowLastColumn="0" w:lastRowFirstColumn="0" w:lastRowLastColumn="0"/>
             </w:pPr>
+            <w:proofErr w:type="spellStart"/>
             <w:r>
               <w:rPr>
                 <w:sz w:val="20"/>
                 <w:szCs w:val="20"/>
               </w:rPr>
-              <w:t>CV_32F has value 2</w:t>
+              <w:t>CV_32F</w:t>
+            </w:r>
+            <w:proofErr w:type="spellEnd"/>
+            <w:r>
+              <w:rPr>
+                <w:sz w:val="20"/>
+                <w:szCs w:val="20"/>
+              </w:rPr>
+              <w:t xml:space="preserve"> has value 2</w:t>
             </w:r>
           </w:p>
         </w:tc>
@@ -19411,7 +22027,7 @@
       <w:rPr>
         <w:noProof/>
       </w:rPr>
-      <w:t>7/27/2022 1:54 PM</w:t>
+      <w:t>7/29/2022 2:06 PM</w:t>
     </w:r>
     <w:r>
       <w:fldChar w:fldCharType="end"/>
@@ -19483,7 +22099,7 @@
           <w:rPr>
             <w:noProof/>
           </w:rPr>
-          <w:t>7/27/2022 1:54 PM</w:t>
+          <w:t>7/29/2022 2:06 PM</w:t>
         </w:r>
         <w:r>
           <w:fldChar w:fldCharType="end"/>
@@ -19491,11 +22107,23 @@
         <w:r>
           <w:tab/>
         </w:r>
-        <w:fldSimple w:instr=" DOCPROPERTY  Version  \* MERGEFORMAT ">
-          <w:r>
-            <w:t>v0.2</w:t>
-          </w:r>
-        </w:fldSimple>
+        <w:r>
+          <w:fldChar w:fldCharType="begin"/>
+        </w:r>
+        <w:r>
+          <w:instrText xml:space="preserve"> DOCPROPERTY  Version  \* MERGEFORMAT </w:instrText>
+        </w:r>
+        <w:r>
+          <w:fldChar w:fldCharType="separate"/>
+        </w:r>
+        <w:proofErr w:type="spellStart"/>
+        <w:r>
+          <w:t>v0.2</w:t>
+        </w:r>
+        <w:proofErr w:type="spellEnd"/>
+        <w:r>
+          <w:fldChar w:fldCharType="end"/>
+        </w:r>
         <w:r>
           <w:tab/>
           <w:t xml:space="preserve">Page </w:t>

--- a/doc/cv-workbench.docx
+++ b/doc/cv-workbench.docx
@@ -32,6 +32,7 @@
         <w:t xml:space="preserve">The CV-Workbench is a framework to perform reproducible computer vision experiments. Users define experiment steps and store them allowing experiments to easily be reproduced. An experiment management module guides runs image processing operations. Image processing modules run with the specified input images and parameters. Output images and data are stored on completion with experiment results including notes and explanations. Experiments can be shared between CV-Workbench instances installed on different </w:t>
       </w:r>
       <w:proofErr w:type="spellStart"/>
+      <w:proofErr w:type="gramStart"/>
       <w:r>
         <w:t>machines.</w:t>
       </w:r>
@@ -44,6 +45,7 @@
         <w:t>reproducible</w:t>
       </w:r>
       <w:proofErr w:type="spellEnd"/>
+      <w:proofErr w:type="gramEnd"/>
       <w:r>
         <w:rPr>
           <w:rFonts w:cs="Arial"/>
@@ -60,12 +62,36 @@
     </w:p>
     <w:p>
       <w:r>
-        <w:t>Image processing operators use differences of intensities over the image to find features. Sequences of operators progressive clarify features from image intensities. Operators' function is tailored with parameters to adjust for varying imaging conditions. The operators and parameters are chosen by trial and error to determine the best processing sequence.</w:t>
-      </w:r>
-    </w:p>
-    <w:p>
-      <w:r>
-        <w:t>Computer vision techniques require testing against a large number of sample images. The tests have to be precisely performed to usefully compare results. Running tests manually is slow, tedious, and unreliable. Using scripts permits reproducibly running tests many times giving reliable results. Test results must be recorded to be able to analyze and verify them after the fact.</w:t>
+        <w:t xml:space="preserve">Image processing operators use differences of intensities over the image to find features. Sequences of </w:t>
+      </w:r>
+      <w:proofErr w:type="gramStart"/>
+      <w:r>
+        <w:t>operators</w:t>
+      </w:r>
+      <w:proofErr w:type="gramEnd"/>
+      <w:r>
+        <w:t xml:space="preserve"> progressive clarify features from image intensities. Operators' function is tailored with parameters to adjust for varying imaging conditions. The operators and parameters are chosen by trial and error to determine the best processing sequence.</w:t>
+      </w:r>
+    </w:p>
+    <w:p>
+      <w:r>
+        <w:t xml:space="preserve">Computer vision techniques require testing against </w:t>
+      </w:r>
+      <w:proofErr w:type="gramStart"/>
+      <w:r>
+        <w:t>a large number of</w:t>
+      </w:r>
+      <w:proofErr w:type="gramEnd"/>
+      <w:r>
+        <w:t xml:space="preserve"> sample images. The tests </w:t>
+      </w:r>
+      <w:proofErr w:type="gramStart"/>
+      <w:r>
+        <w:t>have to</w:t>
+      </w:r>
+      <w:proofErr w:type="gramEnd"/>
+      <w:r>
+        <w:t xml:space="preserve"> be precisely performed to usefully compare results. Running tests manually is slow, tedious, and unreliable. Using scripts permits reproducibly running tests many times giving reliable results. Test results must be recorded to be able to analyze and verify them after the fact.</w:t>
       </w:r>
     </w:p>
     <w:p>
@@ -139,7 +165,15 @@
         </w:r>
       </w:hyperlink>
       <w:r>
-        <w:t xml:space="preserve"> is an open source library developed by Intel to showcase CPU-intensive applications. It relies on heavily optimized code.</w:t>
+        <w:t xml:space="preserve"> is an </w:t>
+      </w:r>
+      <w:proofErr w:type="gramStart"/>
+      <w:r>
+        <w:t>open source</w:t>
+      </w:r>
+      <w:proofErr w:type="gramEnd"/>
+      <w:r>
+        <w:t xml:space="preserve"> library developed by Intel to showcase CPU-intensive applications. It relies on heavily optimized code.</w:t>
       </w:r>
     </w:p>
     <w:p>
@@ -159,17 +193,23 @@
         </w:r>
       </w:hyperlink>
       <w:r>
-        <w:t xml:space="preserve"> is an open source image processing library developed by the European Union that is conservative of CPU and memory resources. </w:t>
+        <w:t xml:space="preserve"> is an </w:t>
+      </w:r>
+      <w:proofErr w:type="gramStart"/>
+      <w:r>
+        <w:t>open source</w:t>
+      </w:r>
+      <w:proofErr w:type="gramEnd"/>
+      <w:r>
+        <w:t xml:space="preserve"> image processing library developed by the European Union that is conservative of CPU and memory resources. </w:t>
       </w:r>
       <w:hyperlink r:id="rId11" w:history="1">
-        <w:proofErr w:type="spellStart"/>
         <w:r>
           <w:rPr>
             <w:rStyle w:val="Hyperlink"/>
           </w:rPr>
           <w:t>NIP2</w:t>
         </w:r>
-        <w:proofErr w:type="spellEnd"/>
       </w:hyperlink>
       <w:r>
         <w:t xml:space="preserve"> is an interactive interface to VIPS.</w:t>
@@ -194,7 +234,15 @@
         <w:proofErr w:type="spellEnd"/>
       </w:hyperlink>
       <w:r>
-        <w:t xml:space="preserve"> is an open source image processing library developed by Delft University of Technology designed to be fast and easy to use. </w:t>
+        <w:t xml:space="preserve"> is an </w:t>
+      </w:r>
+      <w:proofErr w:type="gramStart"/>
+      <w:r>
+        <w:t>open source</w:t>
+      </w:r>
+      <w:proofErr w:type="gramEnd"/>
+      <w:r>
+        <w:t xml:space="preserve"> image processing library developed by Delft University of Technology designed to be fast and easy to use. </w:t>
       </w:r>
     </w:p>
     <w:p>
@@ -216,7 +264,15 @@
         <w:proofErr w:type="spellEnd"/>
       </w:hyperlink>
       <w:r>
-        <w:t xml:space="preserve"> is an open source image processing library developed by Southern Illinois University. It is used as a resource for educational and research use of image processing.</w:t>
+        <w:t xml:space="preserve"> is an </w:t>
+      </w:r>
+      <w:proofErr w:type="gramStart"/>
+      <w:r>
+        <w:t>open source</w:t>
+      </w:r>
+      <w:proofErr w:type="gramEnd"/>
+      <w:r>
+        <w:t xml:space="preserve"> image processing library developed by Southern Illinois University. It is used as a resource for educational and research use of image processing.</w:t>
       </w:r>
     </w:p>
     <w:p>
@@ -238,7 +294,23 @@
         <w:proofErr w:type="spellEnd"/>
       </w:hyperlink>
       <w:r>
-        <w:t xml:space="preserve"> was developed at DuPont and provides both an open source library and an interactive operating system command line interface to run image processing operations. CV Workbench also runs from the operating command line, but uses JSON to make scripts easier to write and change and provides capabilities of recording and storing experiment results.</w:t>
+        <w:t xml:space="preserve"> was developed at DuPont and provides both an </w:t>
+      </w:r>
+      <w:proofErr w:type="gramStart"/>
+      <w:r>
+        <w:t>open source</w:t>
+      </w:r>
+      <w:proofErr w:type="gramEnd"/>
+      <w:r>
+        <w:t xml:space="preserve"> library and an interactive operating system command line interface to run image processing operations. CV Workbench also runs from the operating command </w:t>
+      </w:r>
+      <w:proofErr w:type="gramStart"/>
+      <w:r>
+        <w:t>line, but</w:t>
+      </w:r>
+      <w:proofErr w:type="gramEnd"/>
+      <w:r>
+        <w:t xml:space="preserve"> uses JSON to make scripts easier to write and change and provides capabilities of recording and storing experiment results.</w:t>
       </w:r>
     </w:p>
     <w:p>
@@ -1420,15 +1492,7 @@
     </w:p>
     <w:p>
       <w:r>
-        <w:t xml:space="preserve">Images are a matrix of pixel values consists of one or more components. Grayscale images have one component value per pixel, color images have three </w:t>
-      </w:r>
-      <w:proofErr w:type="spellStart"/>
-      <w:r>
-        <w:t>RGB</w:t>
-      </w:r>
-      <w:proofErr w:type="spellEnd"/>
-      <w:r>
-        <w:t xml:space="preserve"> component values. Each </w:t>
+        <w:t xml:space="preserve">Images are a matrix of pixel values consists of one or more components. Grayscale images have one component value per pixel, color images have three RGB component values. Each </w:t>
       </w:r>
       <w:r>
         <w:lastRenderedPageBreak/>
@@ -1512,7 +1576,6 @@
                 <w:bCs w:val="0"/>
               </w:rPr>
             </w:pPr>
-            <w:proofErr w:type="spellStart"/>
             <w:r>
               <w:rPr>
                 <w:b w:val="0"/>
@@ -1520,7 +1583,6 @@
               </w:rPr>
               <w:t>CV_8U</w:t>
             </w:r>
-            <w:proofErr w:type="spellEnd"/>
           </w:p>
         </w:tc>
         <w:tc>
@@ -1566,7 +1628,6 @@
                 <w:bCs w:val="0"/>
               </w:rPr>
             </w:pPr>
-            <w:proofErr w:type="spellStart"/>
             <w:r>
               <w:rPr>
                 <w:b w:val="0"/>
@@ -1574,7 +1635,6 @@
               </w:rPr>
               <w:t>CV_32S</w:t>
             </w:r>
-            <w:proofErr w:type="spellEnd"/>
           </w:p>
         </w:tc>
         <w:tc>
@@ -1587,13 +1647,8 @@
               <w:cnfStyle w:val="000000000000" w:firstRow="0" w:lastRow="0" w:firstColumn="0" w:lastColumn="0" w:oddVBand="0" w:evenVBand="0" w:oddHBand="0" w:evenHBand="0" w:firstRowFirstColumn="0" w:firstRowLastColumn="0" w:lastRowFirstColumn="0" w:lastRowLastColumn="0"/>
             </w:pPr>
             <w:r>
-              <w:t>INT_MIN..</w:t>
-            </w:r>
-            <w:proofErr w:type="spellStart"/>
-            <w:r>
-              <w:t>INT_MAX</w:t>
-            </w:r>
-            <w:proofErr w:type="spellEnd"/>
+              <w:t>INT_MIN..INT_MAX</w:t>
+            </w:r>
           </w:p>
         </w:tc>
         <w:tc>
@@ -1628,7 +1683,6 @@
                 <w:bCs w:val="0"/>
               </w:rPr>
             </w:pPr>
-            <w:proofErr w:type="spellStart"/>
             <w:r>
               <w:rPr>
                 <w:b w:val="0"/>
@@ -1636,7 +1690,6 @@
               </w:rPr>
               <w:t>CV_32F</w:t>
             </w:r>
-            <w:proofErr w:type="spellEnd"/>
           </w:p>
         </w:tc>
         <w:tc>
@@ -1649,13 +1702,8 @@
               <w:cnfStyle w:val="000000100000" w:firstRow="0" w:lastRow="0" w:firstColumn="0" w:lastColumn="0" w:oddVBand="0" w:evenVBand="0" w:oddHBand="1" w:evenHBand="0" w:firstRowFirstColumn="0" w:firstRowLastColumn="0" w:lastRowFirstColumn="0" w:lastRowLastColumn="0"/>
             </w:pPr>
             <w:r>
-              <w:t>FLT_MIN..</w:t>
-            </w:r>
-            <w:proofErr w:type="spellStart"/>
-            <w:r>
-              <w:t>FLT_MAX</w:t>
-            </w:r>
-            <w:proofErr w:type="spellEnd"/>
+              <w:t>FLT_MIN..FLT_MAX</w:t>
+            </w:r>
           </w:p>
         </w:tc>
         <w:tc>
@@ -1678,109 +1726,8 @@
       <w:pPr>
         <w:pStyle w:val="Normalafterlist"/>
       </w:pPr>
-      <w:proofErr w:type="spellStart"/>
-      <w:r>
-        <w:t>CV_8U</w:t>
-      </w:r>
-      <w:proofErr w:type="spellEnd"/>
-      <w:r>
-        <w:t xml:space="preserve"> images are in JPEG format. Images generated by operators generally use </w:t>
-      </w:r>
-      <w:proofErr w:type="spellStart"/>
-      <w:r>
-        <w:t>CV_8U</w:t>
-      </w:r>
-      <w:proofErr w:type="spellEnd"/>
-      <w:r>
-        <w:t xml:space="preserve">, </w:t>
-      </w:r>
-      <w:proofErr w:type="spellStart"/>
-      <w:r>
-        <w:t>CV_32S</w:t>
-      </w:r>
-      <w:proofErr w:type="spellEnd"/>
-      <w:r>
-        <w:t xml:space="preserve">, or </w:t>
-      </w:r>
-      <w:proofErr w:type="spellStart"/>
-      <w:r>
-        <w:t>CV_32F</w:t>
-      </w:r>
-      <w:proofErr w:type="spellEnd"/>
-      <w:r>
-        <w:t xml:space="preserve"> as input and generate </w:t>
-      </w:r>
-      <w:proofErr w:type="spellStart"/>
-      <w:r>
-        <w:t>CV_32S</w:t>
-      </w:r>
-      <w:proofErr w:type="spellEnd"/>
-      <w:r>
-        <w:t xml:space="preserve"> or </w:t>
-      </w:r>
-      <w:proofErr w:type="spellStart"/>
-      <w:r>
-        <w:t>CV_32F</w:t>
-      </w:r>
-      <w:proofErr w:type="spellEnd"/>
-      <w:r>
-        <w:t xml:space="preserve"> on output, except as noted in the operator descriptions. </w:t>
-      </w:r>
-      <w:proofErr w:type="spellStart"/>
-      <w:r>
-        <w:t>CV_32S</w:t>
-      </w:r>
-      <w:proofErr w:type="spellEnd"/>
-      <w:r>
-        <w:t xml:space="preserve"> and </w:t>
-      </w:r>
-      <w:proofErr w:type="spellStart"/>
-      <w:r>
-        <w:t>CV_32F</w:t>
-      </w:r>
-      <w:proofErr w:type="spellEnd"/>
-      <w:r>
-        <w:t xml:space="preserve"> images may be used interchangeably without having to specify the depth in operators, though </w:t>
-      </w:r>
-      <w:proofErr w:type="spellStart"/>
-      <w:r>
-        <w:t>CV_32F</w:t>
-      </w:r>
-      <w:proofErr w:type="spellEnd"/>
-      <w:r>
-        <w:t xml:space="preserve"> images are output if any input image is </w:t>
-      </w:r>
-      <w:proofErr w:type="spellStart"/>
-      <w:r>
-        <w:t>CV_32F</w:t>
-      </w:r>
-      <w:proofErr w:type="spellEnd"/>
-      <w:r>
-        <w:t xml:space="preserve">. The "transform-intensity-map" operator can map </w:t>
-      </w:r>
-      <w:proofErr w:type="spellStart"/>
-      <w:r>
-        <w:t>CV_32S</w:t>
-      </w:r>
-      <w:proofErr w:type="spellEnd"/>
-      <w:r>
-        <w:t xml:space="preserve"> and </w:t>
-      </w:r>
-      <w:proofErr w:type="spellStart"/>
-      <w:r>
-        <w:t>CV_32F</w:t>
-      </w:r>
-      <w:proofErr w:type="spellEnd"/>
-      <w:r>
-        <w:t xml:space="preserve"> images to </w:t>
-      </w:r>
-      <w:proofErr w:type="spellStart"/>
-      <w:r>
-        <w:t>CV_8U</w:t>
-      </w:r>
-      <w:proofErr w:type="spellEnd"/>
-      <w:r>
-        <w:t xml:space="preserve"> JPEG for display.</w:t>
+      <w:r>
+        <w:t>CV_8U images are in JPEG format. Images generated by operators generally use CV_8U, CV_32S, or CV_32F as input and generate CV_32S or CV_32F on output, except as noted in the operator descriptions. CV_32S and CV_32F images may be used interchangeably without having to specify the depth in operators, though CV_32F images are output if any input image is CV_32F. The "transform-intensity-map" operator can map CV_32S and CV_32F images to CV_8U JPEG for display.</w:t>
       </w:r>
     </w:p>
     <w:p>
@@ -1796,15 +1743,15 @@
         </w:r>
       </w:hyperlink>
       <w:r>
-        <w:t xml:space="preserve">. The binary image data files are defined by the workbench and have the following format. Color </w:t>
-      </w:r>
-      <w:proofErr w:type="spellStart"/>
-      <w:r>
-        <w:t>RGB</w:t>
-      </w:r>
-      <w:proofErr w:type="spellEnd"/>
-      <w:r>
-        <w:t xml:space="preserve"> pixels are stored as three consecutive pixel values, one for each component. The three pixel values represent the red, green, and blue components.</w:t>
+        <w:t xml:space="preserve">. The binary image data files are defined by the workbench and have the following format. Color RGB pixels are stored as three consecutive pixel values, one for each component. The </w:t>
+      </w:r>
+      <w:proofErr w:type="gramStart"/>
+      <w:r>
+        <w:t>three pixel</w:t>
+      </w:r>
+      <w:proofErr w:type="gramEnd"/>
+      <w:r>
+        <w:t xml:space="preserve"> values represent the red, green, and blue components.</w:t>
       </w:r>
     </w:p>
     <w:tbl>
@@ -2088,69 +2035,42 @@
                 <w:szCs w:val="20"/>
               </w:rPr>
             </w:pPr>
-            <w:proofErr w:type="spellStart"/>
             <w:r>
               <w:rPr>
                 <w:sz w:val="20"/>
                 <w:szCs w:val="20"/>
               </w:rPr>
-              <w:t>CV_8U</w:t>
-            </w:r>
-            <w:proofErr w:type="spellEnd"/>
-            <w:r>
+              <w:t>CV_8U has value 0</w:t>
+            </w:r>
+          </w:p>
+          <w:p>
+            <w:pPr>
+              <w:pStyle w:val="tablebullet"/>
+              <w:cnfStyle w:val="000000000000" w:firstRow="0" w:lastRow="0" w:firstColumn="0" w:lastColumn="0" w:oddVBand="0" w:evenVBand="0" w:oddHBand="0" w:evenHBand="0" w:firstRowFirstColumn="0" w:firstRowLastColumn="0" w:lastRowFirstColumn="0" w:lastRowLastColumn="0"/>
               <w:rPr>
                 <w:sz w:val="20"/>
                 <w:szCs w:val="20"/>
               </w:rPr>
-              <w:t xml:space="preserve"> has value 0</w:t>
+            </w:pPr>
+            <w:r>
+              <w:rPr>
+                <w:sz w:val="20"/>
+                <w:szCs w:val="20"/>
+              </w:rPr>
+              <w:t>CV_32S has value 1</w:t>
             </w:r>
           </w:p>
           <w:p>
             <w:pPr>
               <w:pStyle w:val="tablebullet"/>
               <w:cnfStyle w:val="000000000000" w:firstRow="0" w:lastRow="0" w:firstColumn="0" w:lastColumn="0" w:oddVBand="0" w:evenVBand="0" w:oddHBand="0" w:evenHBand="0" w:firstRowFirstColumn="0" w:firstRowLastColumn="0" w:lastRowFirstColumn="0" w:lastRowLastColumn="0"/>
+            </w:pPr>
+            <w:r>
               <w:rPr>
                 <w:sz w:val="20"/>
                 <w:szCs w:val="20"/>
               </w:rPr>
-            </w:pPr>
-            <w:proofErr w:type="spellStart"/>
-            <w:r>
-              <w:rPr>
-                <w:sz w:val="20"/>
-                <w:szCs w:val="20"/>
-              </w:rPr>
-              <w:t>CV_32S</w:t>
-            </w:r>
-            <w:proofErr w:type="spellEnd"/>
-            <w:r>
-              <w:rPr>
-                <w:sz w:val="20"/>
-                <w:szCs w:val="20"/>
-              </w:rPr>
-              <w:t xml:space="preserve"> has value 1</w:t>
-            </w:r>
-          </w:p>
-          <w:p>
-            <w:pPr>
-              <w:pStyle w:val="tablebullet"/>
-              <w:cnfStyle w:val="000000000000" w:firstRow="0" w:lastRow="0" w:firstColumn="0" w:lastColumn="0" w:oddVBand="0" w:evenVBand="0" w:oddHBand="0" w:evenHBand="0" w:firstRowFirstColumn="0" w:firstRowLastColumn="0" w:lastRowFirstColumn="0" w:lastRowLastColumn="0"/>
-            </w:pPr>
-            <w:proofErr w:type="spellStart"/>
-            <w:r>
-              <w:rPr>
-                <w:sz w:val="20"/>
-                <w:szCs w:val="20"/>
-              </w:rPr>
-              <w:t>CV_32F</w:t>
-            </w:r>
-            <w:proofErr w:type="spellEnd"/>
-            <w:r>
-              <w:rPr>
-                <w:sz w:val="20"/>
-                <w:szCs w:val="20"/>
-              </w:rPr>
-              <w:t xml:space="preserve"> has value 2</w:t>
+              <w:t>CV_32F has value 2</w:t>
             </w:r>
           </w:p>
         </w:tc>
@@ -2205,31 +2125,7 @@
               <w:cnfStyle w:val="000000100000" w:firstRow="0" w:lastRow="0" w:firstColumn="0" w:lastColumn="0" w:oddVBand="0" w:evenVBand="0" w:oddHBand="1" w:evenHBand="0" w:firstRowFirstColumn="0" w:firstRowLastColumn="0" w:lastRowFirstColumn="0" w:lastRowLastColumn="0"/>
             </w:pPr>
             <w:r>
-              <w:t xml:space="preserve">Each value is </w:t>
-            </w:r>
-            <w:proofErr w:type="spellStart"/>
-            <w:r>
-              <w:t>CV_8U</w:t>
-            </w:r>
-            <w:proofErr w:type="spellEnd"/>
-            <w:r>
-              <w:t xml:space="preserve">, </w:t>
-            </w:r>
-            <w:proofErr w:type="spellStart"/>
-            <w:r>
-              <w:t>CV_32S</w:t>
-            </w:r>
-            <w:proofErr w:type="spellEnd"/>
-            <w:r>
-              <w:t xml:space="preserve">, or </w:t>
-            </w:r>
-            <w:proofErr w:type="spellStart"/>
-            <w:r>
-              <w:t>CV_32F</w:t>
-            </w:r>
-            <w:proofErr w:type="spellEnd"/>
-            <w:r>
-              <w:t xml:space="preserve"> as specified by the depth. Color pixels are consecutive 32-bit integer red, green, and blue values.</w:t>
+              <w:t>Each value is CV_8U, CV_32S, or CV_32F as specified by the depth. Color pixels are consecutive 32-bit integer red, green, and blue values.</w:t>
             </w:r>
           </w:p>
         </w:tc>
@@ -2245,7 +2141,15 @@
     </w:p>
     <w:p>
       <w:r>
-        <w:t xml:space="preserve">Histograms count the number of different values for any data type containing a range of values, such as images or Hough accumulators. The histogram bins correspond to a data values ranging from a lower to an upper value. The number of histogram bins or </w:t>
+        <w:t xml:space="preserve">Histograms count the number of different values for any data type containing a range of values, such as images or Hough accumulators. The histogram bins correspond to a </w:t>
+      </w:r>
+      <w:proofErr w:type="gramStart"/>
+      <w:r>
+        <w:t>data values</w:t>
+      </w:r>
+      <w:proofErr w:type="gramEnd"/>
+      <w:r>
+        <w:t xml:space="preserve"> ranging from a lower to an upper value. The number of histogram bins or </w:t>
       </w:r>
       <w:proofErr w:type="spellStart"/>
       <w:r>
@@ -2335,7 +2239,15 @@
         <w:pStyle w:val="code"/>
       </w:pPr>
       <w:r>
-        <w:t xml:space="preserve">    bin = round((</w:t>
+        <w:t xml:space="preserve">    bin = </w:t>
+      </w:r>
+      <w:proofErr w:type="gramStart"/>
+      <w:r>
+        <w:t>round(</w:t>
+      </w:r>
+      <w:proofErr w:type="gramEnd"/>
+      <w:r>
+        <w:t>(</w:t>
       </w:r>
       <w:proofErr w:type="spellStart"/>
       <w:r>
@@ -3192,60 +3104,48 @@
           <w:i/>
           <w:iCs/>
         </w:rPr>
-        <w:t>output-</w:t>
-      </w:r>
-      <w:proofErr w:type="spellStart"/>
-      <w:r>
+        <w:t>output-filename</w:t>
+      </w:r>
+      <w:r>
+        <w:t>.txt is generated with each histogram bin stored as a record with the format:</w:t>
+      </w:r>
+    </w:p>
+    <w:p>
+      <w:pPr>
         <w:rPr>
           <w:i/>
           <w:iCs/>
         </w:rPr>
-        <w:t>filename</w:t>
-      </w:r>
-      <w:r>
-        <w:t>.txt</w:t>
-      </w:r>
-      <w:proofErr w:type="spellEnd"/>
-      <w:r>
-        <w:t xml:space="preserve"> is generated with each histogram bin stored as a record with the format:</w:t>
-      </w:r>
-    </w:p>
-    <w:p>
-      <w:pPr>
+      </w:pPr>
+      <w:r>
         <w:rPr>
           <w:i/>
           <w:iCs/>
         </w:rPr>
-      </w:pPr>
+        <w:t xml:space="preserve">  bin-value bin-count</w:t>
+      </w:r>
+    </w:p>
+    <w:p>
+      <w:r>
+        <w:t xml:space="preserve">where the </w:t>
+      </w:r>
       <w:r>
         <w:rPr>
           <w:i/>
           <w:iCs/>
         </w:rPr>
-        <w:t xml:space="preserve">  bin-value bin-count</w:t>
-      </w:r>
-    </w:p>
-    <w:p>
-      <w:r>
-        <w:t xml:space="preserve">where the </w:t>
-      </w:r>
-      <w:r>
-        <w:rPr>
-          <w:i/>
-          <w:iCs/>
-        </w:rPr>
         <w:t>bin-value</w:t>
       </w:r>
       <w:r>
-        <w:t xml:space="preserve"> is the value that is accumulated in a given bin. It has this formula, where bin no. ranges from 0 to </w:t>
-      </w:r>
-      <w:proofErr w:type="spellStart"/>
-      <w:r>
-        <w:t>nbins</w:t>
-      </w:r>
-      <w:proofErr w:type="spellEnd"/>
-      <w:r>
-        <w:t>-1:</w:t>
+        <w:t xml:space="preserve"> is the value that is accumulated </w:t>
+      </w:r>
+      <w:proofErr w:type="gramStart"/>
+      <w:r>
+        <w:t>in a given</w:t>
+      </w:r>
+      <w:proofErr w:type="gramEnd"/>
+      <w:r>
+        <w:t xml:space="preserve"> bin. It has this formula, where bin no. ranges from 0 to nbins-1:</w:t>
       </w:r>
     </w:p>
     <w:p>
@@ -3355,29 +3255,25 @@
     </w:p>
     <w:p>
       <w:r>
-        <w:t xml:space="preserve">A gnuplot script file </w:t>
+        <w:t xml:space="preserve">A </w:t>
+      </w:r>
+      <w:proofErr w:type="spellStart"/>
+      <w:r>
+        <w:t>gnuplot</w:t>
+      </w:r>
+      <w:proofErr w:type="spellEnd"/>
+      <w:r>
+        <w:t xml:space="preserve"> script file </w:t>
       </w:r>
       <w:r>
         <w:rPr>
           <w:i/>
           <w:iCs/>
         </w:rPr>
-        <w:t>output-</w:t>
-      </w:r>
-      <w:proofErr w:type="spellStart"/>
-      <w:r>
-        <w:rPr>
-          <w:i/>
-          <w:iCs/>
-        </w:rPr>
-        <w:t>filename.</w:t>
-      </w:r>
-      <w:r>
-        <w:t>gp</w:t>
-      </w:r>
-      <w:proofErr w:type="spellEnd"/>
-      <w:r>
-        <w:t xml:space="preserve"> is generated to display the histogram as:</w:t>
+        <w:t>output-filename.</w:t>
+      </w:r>
+      <w:r>
+        <w:t>gp is generated to display the histogram as:</w:t>
       </w:r>
     </w:p>
     <w:p>
@@ -3421,48 +3317,46 @@
           <w:sz w:val="18"/>
           <w:szCs w:val="18"/>
         </w:rPr>
-        <w:t>output-</w:t>
-      </w:r>
-      <w:proofErr w:type="spellStart"/>
-      <w:r>
-        <w:rPr>
-          <w:i/>
-          <w:iCs/>
+        <w:t>output-filename</w:t>
+      </w:r>
+      <w:r>
+        <w:rPr>
           <w:sz w:val="18"/>
           <w:szCs w:val="18"/>
         </w:rPr>
-        <w:t>filename</w:t>
-      </w:r>
+        <w:t xml:space="preserve">.txt' using </w:t>
+      </w:r>
+      <w:proofErr w:type="gramStart"/>
       <w:r>
         <w:rPr>
           <w:sz w:val="18"/>
           <w:szCs w:val="18"/>
         </w:rPr>
-        <w:t>.txt</w:t>
-      </w:r>
-      <w:proofErr w:type="spellEnd"/>
+        <w:t>2:xtic</w:t>
+      </w:r>
+      <w:proofErr w:type="gramEnd"/>
       <w:r>
         <w:rPr>
           <w:sz w:val="18"/>
           <w:szCs w:val="18"/>
         </w:rPr>
-        <w:t xml:space="preserve">' using </w:t>
-      </w:r>
-      <w:proofErr w:type="spellStart"/>
-      <w:r>
+        <w:t>(1)</w:t>
+      </w:r>
+    </w:p>
+    <w:p>
+      <w:pPr>
+        <w:pStyle w:val="code"/>
         <w:rPr>
           <w:sz w:val="18"/>
           <w:szCs w:val="18"/>
         </w:rPr>
-        <w:t>2:xtic</w:t>
-      </w:r>
-      <w:proofErr w:type="spellEnd"/>
+      </w:pPr>
       <w:r>
         <w:rPr>
           <w:sz w:val="18"/>
           <w:szCs w:val="18"/>
         </w:rPr>
-        <w:t>(1)</w:t>
+        <w:t xml:space="preserve">  pause -1 "Hit any key to continue"</w:t>
       </w:r>
     </w:p>
     <w:p>
@@ -3478,22 +3372,6 @@
           <w:sz w:val="18"/>
           <w:szCs w:val="18"/>
         </w:rPr>
-        <w:t xml:space="preserve">  pause -1 "Hit any key to continue"</w:t>
-      </w:r>
-    </w:p>
-    <w:p>
-      <w:pPr>
-        <w:pStyle w:val="code"/>
-        <w:rPr>
-          <w:sz w:val="18"/>
-          <w:szCs w:val="18"/>
-        </w:rPr>
-      </w:pPr>
-      <w:r>
-        <w:rPr>
-          <w:sz w:val="18"/>
-          <w:szCs w:val="18"/>
-        </w:rPr>
         <w:t xml:space="preserve">  </w:t>
       </w:r>
     </w:p>
@@ -3515,7 +3393,23 @@
           <w:sz w:val="20"/>
           <w:szCs w:val="20"/>
         </w:rPr>
-        <w:t xml:space="preserve">  $ gnuplot </w:t>
+        <w:t xml:space="preserve">  $ </w:t>
+      </w:r>
+      <w:proofErr w:type="spellStart"/>
+      <w:r>
+        <w:rPr>
+          <w:sz w:val="20"/>
+          <w:szCs w:val="20"/>
+        </w:rPr>
+        <w:t>gnuplot</w:t>
+      </w:r>
+      <w:proofErr w:type="spellEnd"/>
+      <w:r>
+        <w:rPr>
+          <w:sz w:val="20"/>
+          <w:szCs w:val="20"/>
+        </w:rPr>
+        <w:t xml:space="preserve"> </w:t>
       </w:r>
       <w:r>
         <w:rPr>
@@ -3533,7 +3427,6 @@
         </w:rPr>
         <w:t>-</w:t>
       </w:r>
-      <w:proofErr w:type="spellStart"/>
       <w:r>
         <w:rPr>
           <w:i/>
@@ -3550,7 +3443,6 @@
         </w:rPr>
         <w:t>gp</w:t>
       </w:r>
-      <w:proofErr w:type="spellEnd"/>
     </w:p>
     <w:p>
       <w:pPr>
@@ -3702,9 +3594,17 @@
           <w:sz w:val="20"/>
           <w:szCs w:val="20"/>
         </w:rPr>
-        <w:t xml:space="preserve"> = sqrt(</w:t>
-      </w:r>
-      <w:proofErr w:type="spellStart"/>
+        <w:t xml:space="preserve"> = </w:t>
+      </w:r>
+      <w:proofErr w:type="gramStart"/>
+      <w:r>
+        <w:rPr>
+          <w:sz w:val="20"/>
+          <w:szCs w:val="20"/>
+        </w:rPr>
+        <w:t>sqrt(</w:t>
+      </w:r>
+      <w:proofErr w:type="gramEnd"/>
       <w:r>
         <w:rPr>
           <w:sz w:val="20"/>
@@ -3720,21 +3620,12 @@
         </w:rPr>
         <w:t>2</w:t>
       </w:r>
-      <w:proofErr w:type="spellEnd"/>
       <w:r>
         <w:rPr>
           <w:sz w:val="20"/>
           <w:szCs w:val="20"/>
         </w:rPr>
-        <w:t xml:space="preserve"> + </w:t>
-      </w:r>
-      <w:proofErr w:type="spellStart"/>
-      <w:r>
-        <w:rPr>
-          <w:sz w:val="20"/>
-          <w:szCs w:val="20"/>
-        </w:rPr>
-        <w:t>columns</w:t>
+        <w:t xml:space="preserve"> + columns</w:t>
       </w:r>
       <w:r>
         <w:rPr>
@@ -3744,7 +3635,6 @@
         </w:rPr>
         <w:t>2</w:t>
       </w:r>
-      <w:proofErr w:type="spellEnd"/>
       <w:r>
         <w:rPr>
           <w:sz w:val="20"/>
@@ -5131,7 +5021,11 @@
       </w:pPr>
       <w:r>
         <w:tab/>
-        <w:t xml:space="preserve">      a</w:t>
+        <w:t xml:space="preserve">      </w:t>
+      </w:r>
+      <w:proofErr w:type="gramStart"/>
+      <w:r>
+        <w:t>a</w:t>
       </w:r>
       <w:r>
         <w:rPr>
@@ -5140,6 +5034,7 @@
         </w:rPr>
         <w:t>dditional-steps</w:t>
       </w:r>
+      <w:proofErr w:type="gramEnd"/>
     </w:p>
     <w:p>
       <w:pPr>
@@ -5245,7 +5140,15 @@
       </w:pPr>
       <w:r>
         <w:tab/>
-        <w:t xml:space="preserve">  “input-data”: [</w:t>
+        <w:t xml:space="preserve">  “</w:t>
+      </w:r>
+      <w:proofErr w:type="gramStart"/>
+      <w:r>
+        <w:t>input</w:t>
+      </w:r>
+      <w:proofErr w:type="gramEnd"/>
+      <w:r>
+        <w:t>-data”: [</w:t>
       </w:r>
     </w:p>
     <w:p>
@@ -5276,7 +5179,15 @@
       </w:pPr>
       <w:r>
         <w:tab/>
-        <w:t xml:space="preserve">  “output-data”: [</w:t>
+        <w:t xml:space="preserve">  “</w:t>
+      </w:r>
+      <w:proofErr w:type="gramStart"/>
+      <w:r>
+        <w:t>output</w:t>
+      </w:r>
+      <w:proofErr w:type="gramEnd"/>
+      <w:r>
+        <w:t>-data”: [</w:t>
       </w:r>
     </w:p>
     <w:p>
@@ -5552,46 +5463,57 @@
       <w:r>
         <w:t xml:space="preserve">          "</w:t>
       </w:r>
+      <w:proofErr w:type="gramStart"/>
       <w:r>
         <w:rPr>
           <w:i/>
           <w:iCs/>
         </w:rPr>
-        <w:t>parameter-name</w:t>
-      </w:r>
-      <w:r>
-        <w:t>": "</w:t>
-      </w:r>
+        <w:t>parameter</w:t>
+      </w:r>
+      <w:proofErr w:type="gramEnd"/>
       <w:r>
         <w:rPr>
           <w:i/>
           <w:iCs/>
         </w:rPr>
-        <w:t>value</w:t>
-      </w:r>
-      <w:r>
-        <w:t>"</w:t>
-      </w:r>
-    </w:p>
-    <w:p>
-      <w:pPr>
-        <w:pStyle w:val="Heading2"/>
-      </w:pPr>
-      <w:r>
-        <w:t>Data Descriptors</w:t>
-      </w:r>
-    </w:p>
-    <w:p>
-      <w:r>
-        <w:t xml:space="preserve">The data descriptor determines what type of data is handled by the data descriptor, in what format is that data stored, and in which type of repository is the data found. The </w:t>
+        <w:t>-name</w:t>
+      </w:r>
+      <w:r>
+        <w:t>": "</w:t>
       </w:r>
       <w:r>
         <w:rPr>
           <w:i/>
           <w:iCs/>
         </w:rPr>
+        <w:t>value</w:t>
+      </w:r>
+      <w:r>
+        <w:t>"</w:t>
+      </w:r>
+    </w:p>
+    <w:p>
+      <w:pPr>
+        <w:pStyle w:val="Heading2"/>
+      </w:pPr>
+      <w:r>
+        <w:t>Data Descriptors</w:t>
+      </w:r>
+    </w:p>
+    <w:p>
+      <w:r>
+        <w:t xml:space="preserve">The data descriptor determines what type of data is handled by the data descriptor, in what format is that data stored, and in which type of repository is the data found. The </w:t>
+      </w:r>
+      <w:proofErr w:type="gramStart"/>
+      <w:r>
+        <w:rPr>
+          <w:i/>
+          <w:iCs/>
+        </w:rPr>
         <w:t>data-type</w:t>
       </w:r>
+      <w:proofErr w:type="gramEnd"/>
       <w:r>
         <w:t xml:space="preserve"> and </w:t>
       </w:r>
@@ -5642,12 +5564,21 @@
             <w:pPr>
               <w:cnfStyle w:val="100000000000" w:firstRow="1" w:lastRow="0" w:firstColumn="0" w:lastColumn="0" w:oddVBand="0" w:evenVBand="0" w:oddHBand="0" w:evenHBand="0" w:firstRowFirstColumn="0" w:firstRowLastColumn="0" w:lastRowFirstColumn="0" w:lastRowLastColumn="0"/>
             </w:pPr>
+            <w:proofErr w:type="gramStart"/>
             <w:r>
               <w:rPr>
                 <w:i/>
                 <w:iCs/>
               </w:rPr>
-              <w:t xml:space="preserve">data-type </w:t>
+              <w:t>data-type</w:t>
+            </w:r>
+            <w:proofErr w:type="gramEnd"/>
+            <w:r>
+              <w:rPr>
+                <w:i/>
+                <w:iCs/>
+              </w:rPr>
+              <w:t xml:space="preserve"> </w:t>
             </w:r>
           </w:p>
         </w:tc>
@@ -5720,35 +5651,11 @@
               <w:cnfStyle w:val="000000100000" w:firstRow="0" w:lastRow="0" w:firstColumn="0" w:lastColumn="0" w:oddVBand="0" w:evenVBand="0" w:oddHBand="1" w:evenHBand="0" w:firstRowFirstColumn="0" w:firstRowLastColumn="0" w:lastRowFirstColumn="0" w:lastRowLastColumn="0"/>
             </w:pPr>
             <w:r>
-              <w:t xml:space="preserve">“binary” for </w:t>
-            </w:r>
-            <w:proofErr w:type="spellStart"/>
-            <w:r>
-              <w:t>CV_32S</w:t>
-            </w:r>
-            <w:proofErr w:type="spellEnd"/>
-            <w:r>
-              <w:t xml:space="preserve"> or </w:t>
-            </w:r>
-            <w:proofErr w:type="spellStart"/>
-            <w:r>
-              <w:t>CV_32S</w:t>
-            </w:r>
-            <w:proofErr w:type="spellEnd"/>
-            <w:r>
-              <w:t xml:space="preserve"> data</w:t>
+              <w:t>“binary” for CV_32S or CV_32S data</w:t>
             </w:r>
             <w:r>
               <w:br/>
-              <w:t xml:space="preserve">“jpeg” for </w:t>
-            </w:r>
-            <w:proofErr w:type="spellStart"/>
-            <w:r>
-              <w:t>CV_8U</w:t>
-            </w:r>
-            <w:proofErr w:type="spellEnd"/>
-            <w:r>
-              <w:t xml:space="preserve"> JPEG images</w:t>
+              <w:t>“jpeg” for CV_8U JPEG images</w:t>
             </w:r>
           </w:p>
         </w:tc>
@@ -5909,7 +5816,15 @@
               <w:cnfStyle w:val="000000000000" w:firstRow="0" w:lastRow="0" w:firstColumn="0" w:lastColumn="0" w:oddVBand="0" w:evenVBand="0" w:oddHBand="0" w:evenHBand="0" w:firstRowFirstColumn="0" w:firstRowLastColumn="0" w:lastRowFirstColumn="0" w:lastRowLastColumn="0"/>
             </w:pPr>
             <w:r>
-              <w:t>“polar-line”</w:t>
+              <w:t>“</w:t>
+            </w:r>
+            <w:proofErr w:type="gramStart"/>
+            <w:r>
+              <w:t>polar</w:t>
+            </w:r>
+            <w:proofErr w:type="gramEnd"/>
+            <w:r>
+              <w:t>-line”</w:t>
             </w:r>
           </w:p>
         </w:tc>
@@ -6052,12 +5967,21 @@
               <w:t>“</w:t>
             </w:r>
             <w:proofErr w:type="spellStart"/>
-            <w:r>
-              <w:rPr>
-                <w:b w:val="0"/>
-                <w:bCs w:val="0"/>
-              </w:rPr>
-              <w:t>berkeley_db</w:t>
+            <w:proofErr w:type="gramStart"/>
+            <w:r>
+              <w:rPr>
+                <w:b w:val="0"/>
+                <w:bCs w:val="0"/>
+              </w:rPr>
+              <w:t>berkeley</w:t>
+            </w:r>
+            <w:proofErr w:type="gramEnd"/>
+            <w:r>
+              <w:rPr>
+                <w:b w:val="0"/>
+                <w:bCs w:val="0"/>
+              </w:rPr>
+              <w:t>_db</w:t>
             </w:r>
             <w:proofErr w:type="spellEnd"/>
             <w:r>
@@ -6342,7 +6266,15 @@
     </w:p>
     <w:p>
       <w:r>
-        <w:t xml:space="preserve">Scripts run results are added back into the original experiment run JSON text file and saved into  a log file. Results are logged into different levels of the script. The format in which results are added to the top-level of the experiment script follows. Results data added is shown in </w:t>
+        <w:t xml:space="preserve">Scripts run results are added back into the original experiment run JSON text file and saved </w:t>
+      </w:r>
+      <w:proofErr w:type="gramStart"/>
+      <w:r>
+        <w:t>into  a</w:t>
+      </w:r>
+      <w:proofErr w:type="gramEnd"/>
+      <w:r>
+        <w:t xml:space="preserve"> log file. Results are logged into different levels of the script. The format in which results are added to the top-level of the experiment script follows. Results data added is shown in </w:t>
       </w:r>
       <w:r>
         <w:rPr>
@@ -6389,24 +6321,56 @@
           <w:b/>
           <w:bCs/>
         </w:rPr>
-        <w:t xml:space="preserve">    “run” : {</w:t>
-      </w:r>
-    </w:p>
-    <w:p>
-      <w:pPr>
-        <w:pStyle w:val="code"/>
+        <w:t xml:space="preserve">    “run</w:t>
+      </w:r>
+      <w:proofErr w:type="gramStart"/>
+      <w:r>
         <w:rPr>
           <w:b/>
           <w:bCs/>
         </w:rPr>
-      </w:pPr>
+        <w:t>” :</w:t>
+      </w:r>
+      <w:proofErr w:type="gramEnd"/>
       <w:r>
         <w:rPr>
           <w:b/>
           <w:bCs/>
         </w:rPr>
+        <w:t xml:space="preserve"> {</w:t>
+      </w:r>
+    </w:p>
+    <w:p>
+      <w:pPr>
+        <w:pStyle w:val="code"/>
+        <w:rPr>
+          <w:b/>
+          <w:bCs/>
+        </w:rPr>
+      </w:pPr>
+      <w:r>
+        <w:rPr>
+          <w:b/>
+          <w:bCs/>
+        </w:rPr>
         <w:tab/>
-        <w:t xml:space="preserve">        “script-path”: “</w:t>
+        <w:t xml:space="preserve">        “</w:t>
+      </w:r>
+      <w:proofErr w:type="gramStart"/>
+      <w:r>
+        <w:rPr>
+          <w:b/>
+          <w:bCs/>
+        </w:rPr>
+        <w:t>script</w:t>
+      </w:r>
+      <w:proofErr w:type="gramEnd"/>
+      <w:r>
+        <w:rPr>
+          <w:b/>
+          <w:bCs/>
+        </w:rPr>
+        <w:t>-path”: “</w:t>
       </w:r>
       <w:r>
         <w:rPr>
@@ -6654,7 +6618,11 @@
       </w:pPr>
       <w:r>
         <w:tab/>
-        <w:t xml:space="preserve">      a</w:t>
+        <w:t xml:space="preserve">      </w:t>
+      </w:r>
+      <w:proofErr w:type="gramStart"/>
+      <w:r>
+        <w:t>a</w:t>
       </w:r>
       <w:r>
         <w:rPr>
@@ -6663,6 +6631,7 @@
         </w:rPr>
         <w:t>dditional-steps</w:t>
       </w:r>
+      <w:proofErr w:type="gramEnd"/>
     </w:p>
     <w:p>
       <w:pPr>
@@ -6768,7 +6737,15 @@
       </w:pPr>
       <w:r>
         <w:tab/>
-        <w:t xml:space="preserve">  “input-data”: [</w:t>
+        <w:t xml:space="preserve">  “</w:t>
+      </w:r>
+      <w:proofErr w:type="gramStart"/>
+      <w:r>
+        <w:t>input</w:t>
+      </w:r>
+      <w:proofErr w:type="gramEnd"/>
+      <w:r>
+        <w:t>-data”: [</w:t>
       </w:r>
     </w:p>
     <w:p>
@@ -6799,7 +6776,15 @@
       </w:pPr>
       <w:r>
         <w:tab/>
-        <w:t xml:space="preserve">  “output-data”: [</w:t>
+        <w:t xml:space="preserve">  “</w:t>
+      </w:r>
+      <w:proofErr w:type="gramStart"/>
+      <w:r>
+        <w:t>output</w:t>
+      </w:r>
+      <w:proofErr w:type="gramEnd"/>
+      <w:r>
+        <w:t>-data”: [</w:t>
       </w:r>
     </w:p>
     <w:p>
@@ -7031,7 +7016,15 @@
       </w:pPr>
       <w:r>
         <w:tab/>
-        <w:t xml:space="preserve">  “input-data”: [</w:t>
+        <w:t xml:space="preserve">  “</w:t>
+      </w:r>
+      <w:proofErr w:type="gramStart"/>
+      <w:r>
+        <w:t>input</w:t>
+      </w:r>
+      <w:proofErr w:type="gramEnd"/>
+      <w:r>
+        <w:t>-data”: [</w:t>
       </w:r>
     </w:p>
     <w:p>
@@ -7062,7 +7055,15 @@
       </w:pPr>
       <w:r>
         <w:tab/>
-        <w:t xml:space="preserve">  “output-data”: [</w:t>
+        <w:t xml:space="preserve">  “</w:t>
+      </w:r>
+      <w:proofErr w:type="gramStart"/>
+      <w:r>
+        <w:t>output</w:t>
+      </w:r>
+      <w:proofErr w:type="gramEnd"/>
+      <w:r>
+        <w:t>-data”: [</w:t>
       </w:r>
     </w:p>
     <w:p>
@@ -7239,7 +7240,23 @@
           <w:sz w:val="20"/>
           <w:szCs w:val="20"/>
         </w:rPr>
-        <w:t xml:space="preserve">  “module-id”: “error-message”</w:t>
+        <w:t xml:space="preserve">  “</w:t>
+      </w:r>
+      <w:proofErr w:type="gramStart"/>
+      <w:r>
+        <w:rPr>
+          <w:sz w:val="20"/>
+          <w:szCs w:val="20"/>
+        </w:rPr>
+        <w:t>module</w:t>
+      </w:r>
+      <w:proofErr w:type="gramEnd"/>
+      <w:r>
+        <w:rPr>
+          <w:sz w:val="20"/>
+          <w:szCs w:val="20"/>
+        </w:rPr>
+        <w:t>-id”: “error-message”</w:t>
       </w:r>
     </w:p>
     <w:p>
@@ -7325,16 +7342,8 @@
           <w:rPr>
             <w:rStyle w:val="Hyperlink"/>
           </w:rPr>
-          <w:t>cv-</w:t>
+          <w:t>cv-workbench.docx</w:t>
         </w:r>
-        <w:proofErr w:type="spellStart"/>
-        <w:r>
-          <w:rPr>
-            <w:rStyle w:val="Hyperlink"/>
-          </w:rPr>
-          <w:t>workbench.docx</w:t>
-        </w:r>
-        <w:proofErr w:type="spellEnd"/>
       </w:hyperlink>
     </w:p>
     <w:p>
@@ -7350,34 +7359,26 @@
         </w:r>
       </w:hyperlink>
       <w:r>
-        <w:t xml:space="preserve">. A version of Linux under which the program can be run on Windows 10 that is fairly easy to install uses </w:t>
+        <w:t xml:space="preserve">. A version of Linux under which the program can be run on Windows 10 that is </w:t>
+      </w:r>
+      <w:proofErr w:type="gramStart"/>
+      <w:r>
+        <w:t>fairly easy</w:t>
+      </w:r>
+      <w:proofErr w:type="gramEnd"/>
+      <w:r>
+        <w:t xml:space="preserve"> to install uses </w:t>
       </w:r>
       <w:hyperlink r:id="rId22" w:history="1">
         <w:r>
           <w:rPr>
             <w:rStyle w:val="Hyperlink"/>
           </w:rPr>
-          <w:t xml:space="preserve">Windows Subsystem for Linux </w:t>
+          <w:t>Windows Subsystem for Linux WSL2</w:t>
         </w:r>
-        <w:proofErr w:type="spellStart"/>
-        <w:r>
-          <w:rPr>
-            <w:rStyle w:val="Hyperlink"/>
-          </w:rPr>
-          <w:t>WSL2</w:t>
-        </w:r>
-        <w:proofErr w:type="spellEnd"/>
       </w:hyperlink>
       <w:r>
-        <w:t xml:space="preserve"> with Ubuntu or </w:t>
-      </w:r>
-      <w:proofErr w:type="spellStart"/>
-      <w:r>
-        <w:t>Pengwin</w:t>
-      </w:r>
-      <w:proofErr w:type="spellEnd"/>
-      <w:r>
-        <w:t>.</w:t>
+        <w:t xml:space="preserve"> with Ubuntu or Pengwin.</w:t>
       </w:r>
     </w:p>
     <w:p>
@@ -7400,7 +7401,23 @@
           <w:sz w:val="20"/>
           <w:szCs w:val="20"/>
         </w:rPr>
-        <w:t xml:space="preserve">  $ ./cv-workbench </w:t>
+        <w:t xml:space="preserve">  </w:t>
+      </w:r>
+      <w:proofErr w:type="gramStart"/>
+      <w:r>
+        <w:rPr>
+          <w:sz w:val="20"/>
+          <w:szCs w:val="20"/>
+        </w:rPr>
+        <w:t>$ .</w:t>
+      </w:r>
+      <w:proofErr w:type="gramEnd"/>
+      <w:r>
+        <w:rPr>
+          <w:sz w:val="20"/>
+          <w:szCs w:val="20"/>
+        </w:rPr>
+        <w:t xml:space="preserve">/cv-workbench </w:t>
       </w:r>
       <w:r>
         <w:rPr>
@@ -7561,27 +7578,25 @@
           <w:szCs w:val="16"/>
         </w:rPr>
         <w:tab/>
-        <w:t xml:space="preserve">  "input-data": [</w:t>
-      </w:r>
-    </w:p>
-    <w:p>
-      <w:pPr>
-        <w:shd w:val="clear" w:color="auto" w:fill="FFFFFF"/>
-        <w:spacing w:after="0" w:line="240" w:lineRule="auto"/>
+        <w:t xml:space="preserve">  "</w:t>
+      </w:r>
+      <w:proofErr w:type="gramStart"/>
+      <w:r>
         <w:rPr>
           <w:rFonts w:ascii="Lucida Console" w:hAnsi="Lucida Console"/>
           <w:sz w:val="16"/>
           <w:szCs w:val="16"/>
         </w:rPr>
-      </w:pPr>
+        <w:t>input</w:t>
+      </w:r>
+      <w:proofErr w:type="gramEnd"/>
       <w:r>
         <w:rPr>
           <w:rFonts w:ascii="Lucida Console" w:hAnsi="Lucida Console"/>
           <w:sz w:val="16"/>
           <w:szCs w:val="16"/>
         </w:rPr>
-        <w:tab/>
-        <w:t xml:space="preserve">    {</w:t>
+        <w:t>-data": [</w:t>
       </w:r>
     </w:p>
     <w:p>
@@ -7601,7 +7616,7 @@
           <w:szCs w:val="16"/>
         </w:rPr>
         <w:tab/>
-        <w:t xml:space="preserve">      "id": 1,</w:t>
+        <w:t xml:space="preserve">    {</w:t>
       </w:r>
     </w:p>
     <w:p>
@@ -7621,7 +7636,7 @@
           <w:szCs w:val="16"/>
         </w:rPr>
         <w:tab/>
-        <w:t xml:space="preserve">      "type": "image",</w:t>
+        <w:t xml:space="preserve">      "id": 1,</w:t>
       </w:r>
     </w:p>
     <w:p>
@@ -7641,7 +7656,7 @@
           <w:szCs w:val="16"/>
         </w:rPr>
         <w:tab/>
-        <w:t xml:space="preserve">      "repository": "filesystem",</w:t>
+        <w:t xml:space="preserve">      "type": "image",</w:t>
       </w:r>
     </w:p>
     <w:p>
@@ -7661,7 +7676,7 @@
           <w:szCs w:val="16"/>
         </w:rPr>
         <w:tab/>
-        <w:t xml:space="preserve">      "format": "jpeg",</w:t>
+        <w:t xml:space="preserve">      "repository": "filesystem",</w:t>
       </w:r>
     </w:p>
     <w:p>
@@ -7681,7 +7696,7 @@
           <w:szCs w:val="16"/>
         </w:rPr>
         <w:tab/>
-        <w:t xml:space="preserve">      "directory": ".",</w:t>
+        <w:t xml:space="preserve">      "format": "jpeg",</w:t>
       </w:r>
     </w:p>
     <w:p>
@@ -7701,25 +7716,27 @@
           <w:szCs w:val="16"/>
         </w:rPr>
         <w:tab/>
-        <w:t xml:space="preserve">      "filename": "</w:t>
-      </w:r>
-      <w:proofErr w:type="spellStart"/>
-      <w:r>
+        <w:t xml:space="preserve">      "directory": ".",</w:t>
+      </w:r>
+    </w:p>
+    <w:p>
+      <w:pPr>
+        <w:shd w:val="clear" w:color="auto" w:fill="FFFFFF"/>
+        <w:spacing w:after="0" w:line="240" w:lineRule="auto"/>
         <w:rPr>
           <w:rFonts w:ascii="Lucida Console" w:hAnsi="Lucida Console"/>
           <w:sz w:val="16"/>
           <w:szCs w:val="16"/>
         </w:rPr>
-        <w:t>square45-90_gray</w:t>
-      </w:r>
-      <w:proofErr w:type="spellEnd"/>
+      </w:pPr>
       <w:r>
         <w:rPr>
           <w:rFonts w:ascii="Lucida Console" w:hAnsi="Lucida Console"/>
           <w:sz w:val="16"/>
           <w:szCs w:val="16"/>
         </w:rPr>
-        <w:t>",</w:t>
+        <w:tab/>
+        <w:t xml:space="preserve">      "filename": "square45-90_gray",</w:t>
       </w:r>
     </w:p>
     <w:p>
@@ -7817,27 +7834,25 @@
           <w:szCs w:val="16"/>
         </w:rPr>
         <w:tab/>
-        <w:t xml:space="preserve">  "output-data": [</w:t>
-      </w:r>
-    </w:p>
-    <w:p>
-      <w:pPr>
-        <w:shd w:val="clear" w:color="auto" w:fill="FFFFFF"/>
-        <w:spacing w:after="0" w:line="240" w:lineRule="auto"/>
+        <w:t xml:space="preserve">  "</w:t>
+      </w:r>
+      <w:proofErr w:type="gramStart"/>
+      <w:r>
         <w:rPr>
           <w:rFonts w:ascii="Lucida Console" w:hAnsi="Lucida Console"/>
           <w:sz w:val="16"/>
           <w:szCs w:val="16"/>
         </w:rPr>
-      </w:pPr>
+        <w:t>output</w:t>
+      </w:r>
+      <w:proofErr w:type="gramEnd"/>
       <w:r>
         <w:rPr>
           <w:rFonts w:ascii="Lucida Console" w:hAnsi="Lucida Console"/>
           <w:sz w:val="16"/>
           <w:szCs w:val="16"/>
         </w:rPr>
-        <w:tab/>
-        <w:t xml:space="preserve">    {</w:t>
+        <w:t>-data": [</w:t>
       </w:r>
     </w:p>
     <w:p>
@@ -7857,7 +7872,7 @@
           <w:szCs w:val="16"/>
         </w:rPr>
         <w:tab/>
-        <w:t xml:space="preserve">      "id": 1,</w:t>
+        <w:t xml:space="preserve">    {</w:t>
       </w:r>
     </w:p>
     <w:p>
@@ -7877,7 +7892,7 @@
           <w:szCs w:val="16"/>
         </w:rPr>
         <w:tab/>
-        <w:t xml:space="preserve">      "type": "image",</w:t>
+        <w:t xml:space="preserve">      "id": 1,</w:t>
       </w:r>
     </w:p>
     <w:p>
@@ -7897,7 +7912,7 @@
           <w:szCs w:val="16"/>
         </w:rPr>
         <w:tab/>
-        <w:t xml:space="preserve">      "repository": "filesystem",</w:t>
+        <w:t xml:space="preserve">      "type": "image",</w:t>
       </w:r>
     </w:p>
     <w:p>
@@ -7917,7 +7932,7 @@
           <w:szCs w:val="16"/>
         </w:rPr>
         <w:tab/>
-        <w:t xml:space="preserve">      "format": "binary",</w:t>
+        <w:t xml:space="preserve">      "repository": "filesystem",</w:t>
       </w:r>
     </w:p>
     <w:p>
@@ -7937,7 +7952,7 @@
           <w:szCs w:val="16"/>
         </w:rPr>
         <w:tab/>
-        <w:t xml:space="preserve">      "directory": ".",</w:t>
+        <w:t xml:space="preserve">      "format": "binary",</w:t>
       </w:r>
     </w:p>
     <w:p>
@@ -7957,25 +7972,27 @@
           <w:szCs w:val="16"/>
         </w:rPr>
         <w:tab/>
-        <w:t xml:space="preserve">      "filename": "</w:t>
-      </w:r>
-      <w:proofErr w:type="spellStart"/>
-      <w:r>
+        <w:t xml:space="preserve">      "directory": ".",</w:t>
+      </w:r>
+    </w:p>
+    <w:p>
+      <w:pPr>
+        <w:shd w:val="clear" w:color="auto" w:fill="FFFFFF"/>
+        <w:spacing w:after="0" w:line="240" w:lineRule="auto"/>
         <w:rPr>
           <w:rFonts w:ascii="Lucida Console" w:hAnsi="Lucida Console"/>
           <w:sz w:val="16"/>
           <w:szCs w:val="16"/>
         </w:rPr>
-        <w:t>square45-90_sobel_gray</w:t>
-      </w:r>
-      <w:proofErr w:type="spellEnd"/>
+      </w:pPr>
       <w:r>
         <w:rPr>
           <w:rFonts w:ascii="Lucida Console" w:hAnsi="Lucida Console"/>
           <w:sz w:val="16"/>
           <w:szCs w:val="16"/>
         </w:rPr>
-        <w:t>",</w:t>
+        <w:tab/>
+        <w:t xml:space="preserve">      "filename": "square45-90_sobel_gray",</w:t>
       </w:r>
     </w:p>
     <w:p>
@@ -8254,7 +8271,15 @@
               <w:pStyle w:val="code"/>
             </w:pPr>
             <w:r>
-              <w:t xml:space="preserve">  "input-data": [</w:t>
+              <w:t xml:space="preserve">  "</w:t>
+            </w:r>
+            <w:proofErr w:type="gramStart"/>
+            <w:r>
+              <w:t>input</w:t>
+            </w:r>
+            <w:proofErr w:type="gramEnd"/>
+            <w:r>
+              <w:t>-data": [</w:t>
             </w:r>
           </w:p>
           <w:p>
@@ -8310,15 +8335,23 @@
               <w:pStyle w:val="code"/>
             </w:pPr>
             <w:r>
-              <w:t xml:space="preserve">      "filename": "</w:t>
+              <w:t xml:space="preserve">      "filename": "square45-90_gray",</w:t>
+            </w:r>
+          </w:p>
+          <w:p>
+            <w:pPr>
+              <w:pStyle w:val="code"/>
+            </w:pPr>
+            <w:r>
+              <w:t xml:space="preserve">      "</w:t>
             </w:r>
             <w:proofErr w:type="spellStart"/>
             <w:r>
-              <w:t>square45-90_gray</w:t>
+              <w:t>ext</w:t>
             </w:r>
             <w:proofErr w:type="spellEnd"/>
             <w:r>
-              <w:t>",</w:t>
+              <w:t>": "jpg"</w:t>
             </w:r>
           </w:p>
           <w:p>
@@ -8326,15 +8359,7 @@
               <w:pStyle w:val="code"/>
             </w:pPr>
             <w:r>
-              <w:t xml:space="preserve">      "</w:t>
-            </w:r>
-            <w:proofErr w:type="spellStart"/>
-            <w:r>
-              <w:t>ext</w:t>
-            </w:r>
-            <w:proofErr w:type="spellEnd"/>
-            <w:r>
-              <w:t>": "jpg"</w:t>
+              <w:t xml:space="preserve">    }</w:t>
             </w:r>
           </w:p>
           <w:p>
@@ -8342,21 +8367,13 @@
               <w:pStyle w:val="code"/>
             </w:pPr>
             <w:r>
-              <w:t xml:space="preserve">    }</w:t>
+              <w:t xml:space="preserve">  ],</w:t>
             </w:r>
           </w:p>
           <w:p>
             <w:pPr>
               <w:pStyle w:val="code"/>
             </w:pPr>
-            <w:r>
-              <w:t xml:space="preserve">  ],</w:t>
-            </w:r>
-          </w:p>
-          <w:p>
-            <w:pPr>
-              <w:pStyle w:val="code"/>
-            </w:pPr>
           </w:p>
         </w:tc>
         <w:tc>
@@ -8368,23 +8385,7 @@
               <w:cnfStyle w:val="000000000000" w:firstRow="0" w:lastRow="0" w:firstColumn="0" w:lastColumn="0" w:oddVBand="0" w:evenVBand="0" w:oddHBand="0" w:evenHBand="0" w:firstRowFirstColumn="0" w:firstRowLastColumn="0" w:lastRowFirstColumn="0" w:lastRowLastColumn="0"/>
             </w:pPr>
             <w:r>
-              <w:t xml:space="preserve">The input data for the operator is a </w:t>
-            </w:r>
-            <w:proofErr w:type="spellStart"/>
-            <w:r>
-              <w:t>CV_8U</w:t>
-            </w:r>
-            <w:proofErr w:type="spellEnd"/>
-            <w:r>
-              <w:t xml:space="preserve"> JPEG image file named “</w:t>
-            </w:r>
-            <w:proofErr w:type="spellStart"/>
-            <w:r>
-              <w:t>square45-90_gray.jpg</w:t>
-            </w:r>
-            <w:proofErr w:type="spellEnd"/>
-            <w:r>
-              <w:t>” in the current directory</w:t>
+              <w:t>The input data for the operator is a CV_8U JPEG image file named “square45-90_gray.jpg” in the current directory</w:t>
             </w:r>
           </w:p>
         </w:tc>
@@ -8403,7 +8404,15 @@
               <w:pStyle w:val="code"/>
             </w:pPr>
             <w:r>
-              <w:t xml:space="preserve">  "output-data": [</w:t>
+              <w:t xml:space="preserve">  "</w:t>
+            </w:r>
+            <w:proofErr w:type="gramStart"/>
+            <w:r>
+              <w:t>output</w:t>
+            </w:r>
+            <w:proofErr w:type="gramEnd"/>
+            <w:r>
+              <w:t>-data": [</w:t>
             </w:r>
           </w:p>
           <w:p>
@@ -8459,15 +8468,23 @@
               <w:pStyle w:val="code"/>
             </w:pPr>
             <w:r>
-              <w:t xml:space="preserve">      "filename": "</w:t>
+              <w:t xml:space="preserve">      "filename": "square45-90_sobel_gray",</w:t>
+            </w:r>
+          </w:p>
+          <w:p>
+            <w:pPr>
+              <w:pStyle w:val="code"/>
+            </w:pPr>
+            <w:r>
+              <w:t xml:space="preserve">      "</w:t>
             </w:r>
             <w:proofErr w:type="spellStart"/>
             <w:r>
-              <w:t>square45-90_sobel_gray</w:t>
+              <w:t>ext</w:t>
             </w:r>
             <w:proofErr w:type="spellEnd"/>
             <w:r>
-              <w:t>",</w:t>
+              <w:t>": "bin"</w:t>
             </w:r>
           </w:p>
           <w:p>
@@ -8475,15 +8492,7 @@
               <w:pStyle w:val="code"/>
             </w:pPr>
             <w:r>
-              <w:t xml:space="preserve">      "</w:t>
-            </w:r>
-            <w:proofErr w:type="spellStart"/>
-            <w:r>
-              <w:t>ext</w:t>
-            </w:r>
-            <w:proofErr w:type="spellEnd"/>
-            <w:r>
-              <w:t>": "bin"</w:t>
+              <w:t xml:space="preserve">    }</w:t>
             </w:r>
           </w:p>
           <w:p>
@@ -8491,14 +8500,6 @@
               <w:pStyle w:val="code"/>
             </w:pPr>
             <w:r>
-              <w:t xml:space="preserve">    }</w:t>
-            </w:r>
-          </w:p>
-          <w:p>
-            <w:pPr>
-              <w:pStyle w:val="code"/>
-            </w:pPr>
-            <w:r>
               <w:t xml:space="preserve">  ],</w:t>
             </w:r>
           </w:p>
@@ -8512,31 +8513,7 @@
               <w:cnfStyle w:val="000000100000" w:firstRow="0" w:lastRow="0" w:firstColumn="0" w:lastColumn="0" w:oddVBand="0" w:evenVBand="0" w:oddHBand="1" w:evenHBand="0" w:firstRowFirstColumn="0" w:firstRowLastColumn="0" w:lastRowFirstColumn="0" w:lastRowLastColumn="0"/>
             </w:pPr>
             <w:r>
-              <w:t xml:space="preserve">The output data for the operator is a </w:t>
-            </w:r>
-            <w:proofErr w:type="spellStart"/>
-            <w:r>
-              <w:t>CV_32S</w:t>
-            </w:r>
-            <w:proofErr w:type="spellEnd"/>
-            <w:r>
-              <w:t xml:space="preserve"> binary image file named “</w:t>
-            </w:r>
-            <w:proofErr w:type="spellStart"/>
-            <w:r>
-              <w:t>square45-90_sobel_gray.bin</w:t>
-            </w:r>
-            <w:proofErr w:type="spellEnd"/>
-            <w:r>
-              <w:t xml:space="preserve">” in the current directory. The Sobel operator defines that the image is </w:t>
-            </w:r>
-            <w:proofErr w:type="spellStart"/>
-            <w:r>
-              <w:t>CV_32S</w:t>
-            </w:r>
-            <w:proofErr w:type="spellEnd"/>
-            <w:r>
-              <w:t>.</w:t>
+              <w:t>The output data for the operator is a CV_32S binary image file named “square45-90_sobel_gray.bin” in the current directory. The Sobel operator defines that the image is CV_32S.</w:t>
             </w:r>
           </w:p>
         </w:tc>
@@ -8635,47 +8612,7 @@
     </w:p>
     <w:p>
       <w:r>
-        <w:t xml:space="preserve">A sample script experiment step specifying mapping image intensities for an input binary </w:t>
-      </w:r>
-      <w:proofErr w:type="spellStart"/>
-      <w:r>
-        <w:t>CV_32S</w:t>
-      </w:r>
-      <w:proofErr w:type="spellEnd"/>
-      <w:r>
-        <w:t xml:space="preserve"> or </w:t>
-      </w:r>
-      <w:proofErr w:type="spellStart"/>
-      <w:r>
-        <w:t>CV_32F</w:t>
-      </w:r>
-      <w:proofErr w:type="spellEnd"/>
-      <w:r>
-        <w:t xml:space="preserve"> image to a </w:t>
-      </w:r>
-      <w:proofErr w:type="spellStart"/>
-      <w:r>
-        <w:t>CV_8U</w:t>
-      </w:r>
-      <w:proofErr w:type="spellEnd"/>
-      <w:r>
-        <w:t xml:space="preserve"> JPEG output image follows. The operator detects that the input image is in either a </w:t>
-      </w:r>
-      <w:proofErr w:type="spellStart"/>
-      <w:r>
-        <w:t>CV_32S</w:t>
-      </w:r>
-      <w:proofErr w:type="spellEnd"/>
-      <w:r>
-        <w:t xml:space="preserve"> or </w:t>
-      </w:r>
-      <w:proofErr w:type="spellStart"/>
-      <w:r>
-        <w:t>CV_32F</w:t>
-      </w:r>
-      <w:proofErr w:type="spellEnd"/>
-      <w:r>
-        <w:t xml:space="preserve"> format and handles either one. </w:t>
+        <w:t xml:space="preserve">A sample script experiment step specifying mapping image intensities for an input binary CV_32S or CV_32F image to a CV_8U JPEG output image follows. The operator detects that the input image is in either a CV_32S or CV_32F format and handles either one. </w:t>
       </w:r>
     </w:p>
     <w:p>
@@ -8755,27 +8692,25 @@
           <w:szCs w:val="16"/>
         </w:rPr>
         <w:tab/>
-        <w:t xml:space="preserve">  "input-data": [</w:t>
-      </w:r>
-    </w:p>
-    <w:p>
-      <w:pPr>
-        <w:shd w:val="clear" w:color="auto" w:fill="FFFFFF"/>
-        <w:spacing w:after="0" w:line="240" w:lineRule="auto"/>
+        <w:t xml:space="preserve">  "</w:t>
+      </w:r>
+      <w:proofErr w:type="gramStart"/>
+      <w:r>
         <w:rPr>
           <w:rFonts w:ascii="Lucida Console" w:hAnsi="Lucida Console"/>
           <w:sz w:val="16"/>
           <w:szCs w:val="16"/>
         </w:rPr>
-      </w:pPr>
+        <w:t>input</w:t>
+      </w:r>
+      <w:proofErr w:type="gramEnd"/>
       <w:r>
         <w:rPr>
           <w:rFonts w:ascii="Lucida Console" w:hAnsi="Lucida Console"/>
           <w:sz w:val="16"/>
           <w:szCs w:val="16"/>
         </w:rPr>
-        <w:tab/>
-        <w:t xml:space="preserve">    {</w:t>
+        <w:t>-data": [</w:t>
       </w:r>
     </w:p>
     <w:p>
@@ -8795,7 +8730,7 @@
           <w:szCs w:val="16"/>
         </w:rPr>
         <w:tab/>
-        <w:t xml:space="preserve">      "id": 1,</w:t>
+        <w:t xml:space="preserve">    {</w:t>
       </w:r>
     </w:p>
     <w:p>
@@ -8815,7 +8750,7 @@
           <w:szCs w:val="16"/>
         </w:rPr>
         <w:tab/>
-        <w:t xml:space="preserve">      "type": "image",</w:t>
+        <w:t xml:space="preserve">      "id": 1,</w:t>
       </w:r>
     </w:p>
     <w:p>
@@ -8835,7 +8770,7 @@
           <w:szCs w:val="16"/>
         </w:rPr>
         <w:tab/>
-        <w:t xml:space="preserve">      "repository": "filesystem",</w:t>
+        <w:t xml:space="preserve">      "type": "image",</w:t>
       </w:r>
     </w:p>
     <w:p>
@@ -8855,7 +8790,7 @@
           <w:szCs w:val="16"/>
         </w:rPr>
         <w:tab/>
-        <w:t xml:space="preserve">      "format": "binary",</w:t>
+        <w:t xml:space="preserve">      "repository": "filesystem",</w:t>
       </w:r>
     </w:p>
     <w:p>
@@ -8875,7 +8810,7 @@
           <w:szCs w:val="16"/>
         </w:rPr>
         <w:tab/>
-        <w:t xml:space="preserve">      "directory": ".",</w:t>
+        <w:t xml:space="preserve">      "format": "binary",</w:t>
       </w:r>
     </w:p>
     <w:p>
@@ -8895,25 +8830,27 @@
           <w:szCs w:val="16"/>
         </w:rPr>
         <w:tab/>
-        <w:t xml:space="preserve">      "filename": "</w:t>
-      </w:r>
-      <w:proofErr w:type="spellStart"/>
-      <w:r>
+        <w:t xml:space="preserve">      "directory": ".",</w:t>
+      </w:r>
+    </w:p>
+    <w:p>
+      <w:pPr>
+        <w:shd w:val="clear" w:color="auto" w:fill="FFFFFF"/>
+        <w:spacing w:after="0" w:line="240" w:lineRule="auto"/>
         <w:rPr>
           <w:rFonts w:ascii="Lucida Console" w:hAnsi="Lucida Console"/>
           <w:sz w:val="16"/>
           <w:szCs w:val="16"/>
         </w:rPr>
-        <w:t>square45-90_sobel_gray</w:t>
-      </w:r>
-      <w:proofErr w:type="spellEnd"/>
+      </w:pPr>
       <w:r>
         <w:rPr>
           <w:rFonts w:ascii="Lucida Console" w:hAnsi="Lucida Console"/>
           <w:sz w:val="16"/>
           <w:szCs w:val="16"/>
         </w:rPr>
-        <w:t>",</w:t>
+        <w:tab/>
+        <w:t xml:space="preserve">      "filename": "square45-90_sobel_gray",</w:t>
       </w:r>
     </w:p>
     <w:p>
@@ -9011,27 +8948,25 @@
           <w:szCs w:val="16"/>
         </w:rPr>
         <w:tab/>
-        <w:t xml:space="preserve">  "output-data": [</w:t>
-      </w:r>
-    </w:p>
-    <w:p>
-      <w:pPr>
-        <w:shd w:val="clear" w:color="auto" w:fill="FFFFFF"/>
-        <w:spacing w:after="0" w:line="240" w:lineRule="auto"/>
+        <w:t xml:space="preserve">  "</w:t>
+      </w:r>
+      <w:proofErr w:type="gramStart"/>
+      <w:r>
         <w:rPr>
           <w:rFonts w:ascii="Lucida Console" w:hAnsi="Lucida Console"/>
           <w:sz w:val="16"/>
           <w:szCs w:val="16"/>
         </w:rPr>
-      </w:pPr>
+        <w:t>output</w:t>
+      </w:r>
+      <w:proofErr w:type="gramEnd"/>
       <w:r>
         <w:rPr>
           <w:rFonts w:ascii="Lucida Console" w:hAnsi="Lucida Console"/>
           <w:sz w:val="16"/>
           <w:szCs w:val="16"/>
         </w:rPr>
-        <w:tab/>
-        <w:t xml:space="preserve">    {</w:t>
+        <w:t>-data": [</w:t>
       </w:r>
     </w:p>
     <w:p>
@@ -9051,7 +8986,7 @@
           <w:szCs w:val="16"/>
         </w:rPr>
         <w:tab/>
-        <w:t xml:space="preserve">      "id": 1,</w:t>
+        <w:t xml:space="preserve">    {</w:t>
       </w:r>
     </w:p>
     <w:p>
@@ -9071,7 +9006,7 @@
           <w:szCs w:val="16"/>
         </w:rPr>
         <w:tab/>
-        <w:t xml:space="preserve">      "type": "image",</w:t>
+        <w:t xml:space="preserve">      "id": 1,</w:t>
       </w:r>
     </w:p>
     <w:p>
@@ -9091,7 +9026,7 @@
           <w:szCs w:val="16"/>
         </w:rPr>
         <w:tab/>
-        <w:t xml:space="preserve">      "repository": "filesystem",</w:t>
+        <w:t xml:space="preserve">      "type": "image",</w:t>
       </w:r>
     </w:p>
     <w:p>
@@ -9111,7 +9046,7 @@
           <w:szCs w:val="16"/>
         </w:rPr>
         <w:tab/>
-        <w:t xml:space="preserve">      "format": "jpeg",</w:t>
+        <w:t xml:space="preserve">      "repository": "filesystem",</w:t>
       </w:r>
     </w:p>
     <w:p>
@@ -9131,7 +9066,7 @@
           <w:szCs w:val="16"/>
         </w:rPr>
         <w:tab/>
-        <w:t xml:space="preserve">      "directory": ".",</w:t>
+        <w:t xml:space="preserve">      "format": "jpeg",</w:t>
       </w:r>
     </w:p>
     <w:p>
@@ -9151,25 +9086,27 @@
           <w:szCs w:val="16"/>
         </w:rPr>
         <w:tab/>
-        <w:t xml:space="preserve">      "filename": "</w:t>
-      </w:r>
-      <w:proofErr w:type="spellStart"/>
-      <w:r>
+        <w:t xml:space="preserve">      "directory": ".",</w:t>
+      </w:r>
+    </w:p>
+    <w:p>
+      <w:pPr>
+        <w:shd w:val="clear" w:color="auto" w:fill="FFFFFF"/>
+        <w:spacing w:after="0" w:line="240" w:lineRule="auto"/>
         <w:rPr>
           <w:rFonts w:ascii="Lucida Console" w:hAnsi="Lucida Console"/>
           <w:sz w:val="16"/>
           <w:szCs w:val="16"/>
         </w:rPr>
-        <w:t>square45-90_sobel_gray</w:t>
-      </w:r>
-      <w:proofErr w:type="spellEnd"/>
+      </w:pPr>
       <w:r>
         <w:rPr>
           <w:rFonts w:ascii="Lucida Console" w:hAnsi="Lucida Console"/>
           <w:sz w:val="16"/>
           <w:szCs w:val="16"/>
         </w:rPr>
-        <w:t>",</w:t>
+        <w:tab/>
+        <w:t xml:space="preserve">      "filename": "square45-90_sobel_gray",</w:t>
       </w:r>
     </w:p>
     <w:p>
@@ -9290,165 +9227,167 @@
         <w:t xml:space="preserve">    "</w:t>
       </w:r>
       <w:proofErr w:type="spellStart"/>
+      <w:proofErr w:type="gramStart"/>
       <w:r>
         <w:rPr>
           <w:rFonts w:ascii="Lucida Console" w:hAnsi="Lucida Console"/>
           <w:sz w:val="16"/>
           <w:szCs w:val="16"/>
         </w:rPr>
-        <w:t>lower_in</w:t>
-      </w:r>
-      <w:proofErr w:type="spellEnd"/>
+        <w:t>lower</w:t>
+      </w:r>
+      <w:proofErr w:type="gramEnd"/>
       <w:r>
         <w:rPr>
           <w:rFonts w:ascii="Lucida Console" w:hAnsi="Lucida Console"/>
           <w:sz w:val="16"/>
           <w:szCs w:val="16"/>
         </w:rPr>
-        <w:t>": "-1020",</w:t>
-      </w:r>
-    </w:p>
-    <w:p>
-      <w:pPr>
-        <w:shd w:val="clear" w:color="auto" w:fill="FFFFFF"/>
-        <w:spacing w:after="0" w:line="240" w:lineRule="auto"/>
+        <w:t>_in</w:t>
+      </w:r>
+      <w:proofErr w:type="spellEnd"/>
+      <w:r>
         <w:rPr>
           <w:rFonts w:ascii="Lucida Console" w:hAnsi="Lucida Console"/>
           <w:sz w:val="16"/>
           <w:szCs w:val="16"/>
         </w:rPr>
-      </w:pPr>
-      <w:r>
+        <w:t>": "-1020",</w:t>
+      </w:r>
+    </w:p>
+    <w:p>
+      <w:pPr>
+        <w:shd w:val="clear" w:color="auto" w:fill="FFFFFF"/>
+        <w:spacing w:after="0" w:line="240" w:lineRule="auto"/>
         <w:rPr>
           <w:rFonts w:ascii="Lucida Console" w:hAnsi="Lucida Console"/>
           <w:sz w:val="16"/>
           <w:szCs w:val="16"/>
         </w:rPr>
-        <w:tab/>
-        <w:t xml:space="preserve">    "</w:t>
-      </w:r>
-      <w:proofErr w:type="spellStart"/>
+      </w:pPr>
       <w:r>
         <w:rPr>
           <w:rFonts w:ascii="Lucida Console" w:hAnsi="Lucida Console"/>
           <w:sz w:val="16"/>
           <w:szCs w:val="16"/>
         </w:rPr>
-        <w:t>upper_in</w:t>
-      </w:r>
-      <w:proofErr w:type="spellEnd"/>
+        <w:tab/>
+        <w:t xml:space="preserve">    "</w:t>
+      </w:r>
+      <w:proofErr w:type="spellStart"/>
+      <w:proofErr w:type="gramStart"/>
       <w:r>
         <w:rPr>
           <w:rFonts w:ascii="Lucida Console" w:hAnsi="Lucida Console"/>
           <w:sz w:val="16"/>
           <w:szCs w:val="16"/>
         </w:rPr>
-        <w:t>": "1020",</w:t>
-      </w:r>
-    </w:p>
-    <w:p>
-      <w:pPr>
-        <w:shd w:val="clear" w:color="auto" w:fill="FFFFFF"/>
-        <w:spacing w:after="0" w:line="240" w:lineRule="auto"/>
+        <w:t>upper</w:t>
+      </w:r>
+      <w:proofErr w:type="gramEnd"/>
+      <w:r>
         <w:rPr>
           <w:rFonts w:ascii="Lucida Console" w:hAnsi="Lucida Console"/>
           <w:sz w:val="16"/>
           <w:szCs w:val="16"/>
         </w:rPr>
-      </w:pPr>
+        <w:t>_in</w:t>
+      </w:r>
+      <w:proofErr w:type="spellEnd"/>
       <w:r>
         <w:rPr>
           <w:rFonts w:ascii="Lucida Console" w:hAnsi="Lucida Console"/>
           <w:sz w:val="16"/>
           <w:szCs w:val="16"/>
         </w:rPr>
-        <w:tab/>
-        <w:t xml:space="preserve">    "</w:t>
-      </w:r>
-      <w:proofErr w:type="spellStart"/>
-      <w:r>
+        <w:t>": "1020",</w:t>
+      </w:r>
+    </w:p>
+    <w:p>
+      <w:pPr>
+        <w:shd w:val="clear" w:color="auto" w:fill="FFFFFF"/>
+        <w:spacing w:after="0" w:line="240" w:lineRule="auto"/>
         <w:rPr>
           <w:rFonts w:ascii="Lucida Console" w:hAnsi="Lucida Console"/>
           <w:sz w:val="16"/>
           <w:szCs w:val="16"/>
         </w:rPr>
-        <w:t>lower_out</w:t>
-      </w:r>
-      <w:proofErr w:type="spellEnd"/>
+      </w:pPr>
       <w:r>
         <w:rPr>
           <w:rFonts w:ascii="Lucida Console" w:hAnsi="Lucida Console"/>
           <w:sz w:val="16"/>
           <w:szCs w:val="16"/>
         </w:rPr>
-        <w:t>": "0",</w:t>
-      </w:r>
-    </w:p>
-    <w:p>
-      <w:pPr>
-        <w:shd w:val="clear" w:color="auto" w:fill="FFFFFF"/>
-        <w:spacing w:after="0" w:line="240" w:lineRule="auto"/>
+        <w:tab/>
+        <w:t xml:space="preserve">    "</w:t>
+      </w:r>
+      <w:proofErr w:type="spellStart"/>
+      <w:proofErr w:type="gramStart"/>
+      <w:r>
         <w:rPr>
           <w:rFonts w:ascii="Lucida Console" w:hAnsi="Lucida Console"/>
           <w:sz w:val="16"/>
           <w:szCs w:val="16"/>
         </w:rPr>
-      </w:pPr>
+        <w:t>lower</w:t>
+      </w:r>
+      <w:proofErr w:type="gramEnd"/>
       <w:r>
         <w:rPr>
           <w:rFonts w:ascii="Lucida Console" w:hAnsi="Lucida Console"/>
           <w:sz w:val="16"/>
           <w:szCs w:val="16"/>
         </w:rPr>
-        <w:tab/>
-        <w:t xml:space="preserve">    "</w:t>
-      </w:r>
-      <w:proofErr w:type="spellStart"/>
+        <w:t>_out</w:t>
+      </w:r>
+      <w:proofErr w:type="spellEnd"/>
       <w:r>
         <w:rPr>
           <w:rFonts w:ascii="Lucida Console" w:hAnsi="Lucida Console"/>
           <w:sz w:val="16"/>
           <w:szCs w:val="16"/>
         </w:rPr>
-        <w:t>upper_out</w:t>
-      </w:r>
-      <w:proofErr w:type="spellEnd"/>
-      <w:r>
+        <w:t>": "0",</w:t>
+      </w:r>
+    </w:p>
+    <w:p>
+      <w:pPr>
+        <w:shd w:val="clear" w:color="auto" w:fill="FFFFFF"/>
+        <w:spacing w:after="0" w:line="240" w:lineRule="auto"/>
         <w:rPr>
           <w:rFonts w:ascii="Lucida Console" w:hAnsi="Lucida Console"/>
           <w:sz w:val="16"/>
           <w:szCs w:val="16"/>
         </w:rPr>
-        <w:t>": "255",</w:t>
-      </w:r>
-    </w:p>
-    <w:p>
-      <w:pPr>
-        <w:shd w:val="clear" w:color="auto" w:fill="FFFFFF"/>
-        <w:spacing w:after="0" w:line="240" w:lineRule="auto"/>
+      </w:pPr>
+      <w:r>
         <w:rPr>
           <w:rFonts w:ascii="Lucida Console" w:hAnsi="Lucida Console"/>
           <w:sz w:val="16"/>
           <w:szCs w:val="16"/>
         </w:rPr>
-      </w:pPr>
+        <w:tab/>
+        <w:t xml:space="preserve">    "</w:t>
+      </w:r>
+      <w:proofErr w:type="spellStart"/>
+      <w:proofErr w:type="gramStart"/>
       <w:r>
         <w:rPr>
           <w:rFonts w:ascii="Lucida Console" w:hAnsi="Lucida Console"/>
           <w:sz w:val="16"/>
           <w:szCs w:val="16"/>
         </w:rPr>
-        <w:tab/>
-        <w:t xml:space="preserve">    "depth": "</w:t>
-      </w:r>
-      <w:proofErr w:type="spellStart"/>
+        <w:t>upper</w:t>
+      </w:r>
+      <w:proofErr w:type="gramEnd"/>
       <w:r>
         <w:rPr>
           <w:rFonts w:ascii="Lucida Console" w:hAnsi="Lucida Console"/>
           <w:sz w:val="16"/>
           <w:szCs w:val="16"/>
         </w:rPr>
-        <w:t>CV_8U</w:t>
+        <w:t>_out</w:t>
       </w:r>
       <w:proofErr w:type="spellEnd"/>
       <w:r>
@@ -9457,7 +9396,27 @@
           <w:sz w:val="16"/>
           <w:szCs w:val="16"/>
         </w:rPr>
-        <w:t>"</w:t>
+        <w:t>": "255",</w:t>
+      </w:r>
+    </w:p>
+    <w:p>
+      <w:pPr>
+        <w:shd w:val="clear" w:color="auto" w:fill="FFFFFF"/>
+        <w:spacing w:after="0" w:line="240" w:lineRule="auto"/>
+        <w:rPr>
+          <w:rFonts w:ascii="Lucida Console" w:hAnsi="Lucida Console"/>
+          <w:sz w:val="16"/>
+          <w:szCs w:val="16"/>
+        </w:rPr>
+      </w:pPr>
+      <w:r>
+        <w:rPr>
+          <w:rFonts w:ascii="Lucida Console" w:hAnsi="Lucida Console"/>
+          <w:sz w:val="16"/>
+          <w:szCs w:val="16"/>
+        </w:rPr>
+        <w:tab/>
+        <w:t xml:space="preserve">    "depth": "CV_8U"</w:t>
       </w:r>
     </w:p>
     <w:p>
@@ -9590,7 +9549,15 @@
               <w:pStyle w:val="code"/>
             </w:pPr>
             <w:r>
-              <w:t xml:space="preserve">  "input-data": [</w:t>
+              <w:t xml:space="preserve">  "</w:t>
+            </w:r>
+            <w:proofErr w:type="gramStart"/>
+            <w:r>
+              <w:t>input</w:t>
+            </w:r>
+            <w:proofErr w:type="gramEnd"/>
+            <w:r>
+              <w:t>-data": [</w:t>
             </w:r>
           </w:p>
           <w:p>
@@ -9646,15 +9613,23 @@
               <w:pStyle w:val="code"/>
             </w:pPr>
             <w:r>
-              <w:t xml:space="preserve">      "filename": "</w:t>
+              <w:t xml:space="preserve">      "filename": "square45-90_sobel_gray",</w:t>
+            </w:r>
+          </w:p>
+          <w:p>
+            <w:pPr>
+              <w:pStyle w:val="code"/>
+            </w:pPr>
+            <w:r>
+              <w:t xml:space="preserve">      "</w:t>
             </w:r>
             <w:proofErr w:type="spellStart"/>
             <w:r>
-              <w:t>square45-90_sobel_gray</w:t>
+              <w:t>ext</w:t>
             </w:r>
             <w:proofErr w:type="spellEnd"/>
             <w:r>
-              <w:t>",</w:t>
+              <w:t>": "bin"</w:t>
             </w:r>
           </w:p>
           <w:p>
@@ -9662,15 +9637,7 @@
               <w:pStyle w:val="code"/>
             </w:pPr>
             <w:r>
-              <w:t xml:space="preserve">      "</w:t>
-            </w:r>
-            <w:proofErr w:type="spellStart"/>
-            <w:r>
-              <w:t>ext</w:t>
-            </w:r>
-            <w:proofErr w:type="spellEnd"/>
-            <w:r>
-              <w:t>": "bin"</w:t>
+              <w:t xml:space="preserve">    }</w:t>
             </w:r>
           </w:p>
           <w:p>
@@ -9678,14 +9645,6 @@
               <w:pStyle w:val="code"/>
             </w:pPr>
             <w:r>
-              <w:t xml:space="preserve">    }</w:t>
-            </w:r>
-          </w:p>
-          <w:p>
-            <w:pPr>
-              <w:pStyle w:val="code"/>
-            </w:pPr>
-            <w:r>
               <w:t xml:space="preserve">  ],</w:t>
             </w:r>
           </w:p>
@@ -9699,31 +9658,7 @@
               <w:cnfStyle w:val="000000000000" w:firstRow="0" w:lastRow="0" w:firstColumn="0" w:lastColumn="0" w:oddVBand="0" w:evenVBand="0" w:oddHBand="0" w:evenHBand="0" w:firstRowFirstColumn="0" w:firstRowLastColumn="0" w:lastRowFirstColumn="0" w:lastRowLastColumn="0"/>
             </w:pPr>
             <w:r>
-              <w:t xml:space="preserve">The input data for the operator is a </w:t>
-            </w:r>
-            <w:proofErr w:type="spellStart"/>
-            <w:r>
-              <w:t>CV_32S</w:t>
-            </w:r>
-            <w:proofErr w:type="spellEnd"/>
-            <w:r>
-              <w:t xml:space="preserve"> or </w:t>
-            </w:r>
-            <w:proofErr w:type="spellStart"/>
-            <w:r>
-              <w:t>CV_32F</w:t>
-            </w:r>
-            <w:proofErr w:type="spellEnd"/>
-            <w:r>
-              <w:t xml:space="preserve"> binary image file named “</w:t>
-            </w:r>
-            <w:proofErr w:type="spellStart"/>
-            <w:r>
-              <w:t>square45-90_gray.bin</w:t>
-            </w:r>
-            <w:proofErr w:type="spellEnd"/>
-            <w:r>
-              <w:t>” in the current directory</w:t>
+              <w:t>The input data for the operator is a CV_32S or CV_32F binary image file named “square45-90_gray.bin” in the current directory</w:t>
             </w:r>
           </w:p>
         </w:tc>
@@ -9742,7 +9677,15 @@
               <w:pStyle w:val="code"/>
             </w:pPr>
             <w:r>
-              <w:t xml:space="preserve">  "output-data": [</w:t>
+              <w:t xml:space="preserve">  "</w:t>
+            </w:r>
+            <w:proofErr w:type="gramStart"/>
+            <w:r>
+              <w:t>output</w:t>
+            </w:r>
+            <w:proofErr w:type="gramEnd"/>
+            <w:r>
+              <w:t>-data": [</w:t>
             </w:r>
           </w:p>
           <w:p>
@@ -9798,15 +9741,23 @@
               <w:pStyle w:val="code"/>
             </w:pPr>
             <w:r>
-              <w:t xml:space="preserve">      "filename": "</w:t>
+              <w:t xml:space="preserve">      "filename": "square45-90_sobel_gray",</w:t>
+            </w:r>
+          </w:p>
+          <w:p>
+            <w:pPr>
+              <w:pStyle w:val="code"/>
+            </w:pPr>
+            <w:r>
+              <w:t xml:space="preserve">      "</w:t>
             </w:r>
             <w:proofErr w:type="spellStart"/>
             <w:r>
-              <w:t>square45-90_sobel_gray</w:t>
+              <w:t>ext</w:t>
             </w:r>
             <w:proofErr w:type="spellEnd"/>
             <w:r>
-              <w:t>",</w:t>
+              <w:t>": "jpg"</w:t>
             </w:r>
           </w:p>
           <w:p>
@@ -9814,15 +9765,65 @@
               <w:pStyle w:val="code"/>
             </w:pPr>
             <w:r>
-              <w:t xml:space="preserve">      "</w:t>
+              <w:t xml:space="preserve">    }</w:t>
+            </w:r>
+          </w:p>
+          <w:p>
+            <w:pPr>
+              <w:pStyle w:val="code"/>
+            </w:pPr>
+            <w:r>
+              <w:t xml:space="preserve">  ],</w:t>
+            </w:r>
+          </w:p>
+        </w:tc>
+        <w:tc>
+          <w:tcPr>
+            <w:tcW w:w="4675" w:type="dxa"/>
+          </w:tcPr>
+          <w:p>
+            <w:pPr>
+              <w:cnfStyle w:val="000000100000" w:firstRow="0" w:lastRow="0" w:firstColumn="0" w:lastColumn="0" w:oddVBand="0" w:evenVBand="0" w:oddHBand="1" w:evenHBand="0" w:firstRowFirstColumn="0" w:firstRowLastColumn="0" w:lastRowFirstColumn="0" w:lastRowLastColumn="0"/>
+            </w:pPr>
+            <w:r>
+              <w:t>The output data for the operator is a CV_8U binary JPEG file named “square45-90_sobel_gray.jpg” in the current directory. The CV_8U depth is implied by specifying a JPEG output format.</w:t>
+            </w:r>
+          </w:p>
+        </w:tc>
+      </w:tr>
+      <w:tr>
+        <w:tc>
+          <w:tcPr>
+            <w:cnfStyle w:val="001000000000" w:firstRow="0" w:lastRow="0" w:firstColumn="1" w:lastColumn="0" w:oddVBand="0" w:evenVBand="0" w:oddHBand="0" w:evenHBand="0" w:firstRowFirstColumn="0" w:firstRowLastColumn="0" w:lastRowFirstColumn="0" w:lastRowLastColumn="0"/>
+            <w:tcW w:w="4675" w:type="dxa"/>
+          </w:tcPr>
+          <w:p>
+            <w:pPr>
+              <w:pStyle w:val="code"/>
+            </w:pPr>
+            <w:r>
+              <w:t xml:space="preserve">  "parameters": {</w:t>
+            </w:r>
+          </w:p>
+          <w:p>
+            <w:pPr>
+              <w:pStyle w:val="code"/>
+            </w:pPr>
+            <w:r>
+              <w:t xml:space="preserve">    "</w:t>
             </w:r>
             <w:proofErr w:type="spellStart"/>
-            <w:r>
-              <w:t>ext</w:t>
+            <w:proofErr w:type="gramStart"/>
+            <w:r>
+              <w:t>lower</w:t>
+            </w:r>
+            <w:proofErr w:type="gramEnd"/>
+            <w:r>
+              <w:t>_in</w:t>
             </w:r>
             <w:proofErr w:type="spellEnd"/>
             <w:r>
-              <w:t>": "jpg"</w:t>
+              <w:t>": "-1020",</w:t>
             </w:r>
           </w:p>
           <w:p>
@@ -9830,7 +9831,20 @@
               <w:pStyle w:val="code"/>
             </w:pPr>
             <w:r>
-              <w:t xml:space="preserve">    }</w:t>
+              <w:t xml:space="preserve">    "</w:t>
+            </w:r>
+            <w:proofErr w:type="spellStart"/>
+            <w:proofErr w:type="gramStart"/>
+            <w:r>
+              <w:t>upper</w:t>
+            </w:r>
+            <w:proofErr w:type="gramEnd"/>
+            <w:r>
+              <w:t>_in</w:t>
+            </w:r>
+            <w:proofErr w:type="spellEnd"/>
+            <w:r>
+              <w:t>": "1020",</w:t>
             </w:r>
           </w:p>
           <w:p>
@@ -9838,7 +9852,49 @@
               <w:pStyle w:val="code"/>
             </w:pPr>
             <w:r>
-              <w:t xml:space="preserve">  ],</w:t>
+              <w:t xml:space="preserve">    "</w:t>
+            </w:r>
+            <w:proofErr w:type="spellStart"/>
+            <w:proofErr w:type="gramStart"/>
+            <w:r>
+              <w:t>lower</w:t>
+            </w:r>
+            <w:proofErr w:type="gramEnd"/>
+            <w:r>
+              <w:t>_out</w:t>
+            </w:r>
+            <w:proofErr w:type="spellEnd"/>
+            <w:r>
+              <w:t>": "0",</w:t>
+            </w:r>
+          </w:p>
+          <w:p>
+            <w:pPr>
+              <w:pStyle w:val="code"/>
+            </w:pPr>
+            <w:r>
+              <w:t xml:space="preserve">    "</w:t>
+            </w:r>
+            <w:proofErr w:type="spellStart"/>
+            <w:proofErr w:type="gramStart"/>
+            <w:r>
+              <w:t>upper</w:t>
+            </w:r>
+            <w:proofErr w:type="gramEnd"/>
+            <w:r>
+              <w:t>_out</w:t>
+            </w:r>
+            <w:proofErr w:type="spellEnd"/>
+            <w:r>
+              <w:t>": "255"</w:t>
+            </w:r>
+          </w:p>
+          <w:p>
+            <w:pPr>
+              <w:pStyle w:val="code"/>
+            </w:pPr>
+            <w:r>
+              <w:t xml:space="preserve">  },</w:t>
             </w:r>
           </w:p>
         </w:tc>
@@ -9848,135 +9904,18 @@
           </w:tcPr>
           <w:p>
             <w:pPr>
-              <w:cnfStyle w:val="000000100000" w:firstRow="0" w:lastRow="0" w:firstColumn="0" w:lastColumn="0" w:oddVBand="0" w:evenVBand="0" w:oddHBand="1" w:evenHBand="0" w:firstRowFirstColumn="0" w:firstRowLastColumn="0" w:lastRowFirstColumn="0" w:lastRowLastColumn="0"/>
-            </w:pPr>
-            <w:r>
-              <w:t xml:space="preserve">The output data for the operator is a </w:t>
-            </w:r>
-            <w:proofErr w:type="spellStart"/>
-            <w:r>
-              <w:t>CV_8U</w:t>
-            </w:r>
-            <w:proofErr w:type="spellEnd"/>
-            <w:r>
-              <w:t xml:space="preserve"> binary JPEG file named “</w:t>
-            </w:r>
-            <w:proofErr w:type="spellStart"/>
-            <w:r>
-              <w:t>square45-90_sobel_gray.jpg</w:t>
-            </w:r>
-            <w:proofErr w:type="spellEnd"/>
-            <w:r>
-              <w:t xml:space="preserve">” in the current directory. The </w:t>
-            </w:r>
-            <w:proofErr w:type="spellStart"/>
-            <w:r>
-              <w:t>CV_8U</w:t>
-            </w:r>
-            <w:proofErr w:type="spellEnd"/>
-            <w:r>
-              <w:t xml:space="preserve"> depth is implied by specifying a JPEG output format.</w:t>
-            </w:r>
-          </w:p>
-        </w:tc>
-      </w:tr>
-      <w:tr>
-        <w:tc>
-          <w:tcPr>
-            <w:cnfStyle w:val="001000000000" w:firstRow="0" w:lastRow="0" w:firstColumn="1" w:lastColumn="0" w:oddVBand="0" w:evenVBand="0" w:oddHBand="0" w:evenHBand="0" w:firstRowFirstColumn="0" w:firstRowLastColumn="0" w:lastRowFirstColumn="0" w:lastRowLastColumn="0"/>
-            <w:tcW w:w="4675" w:type="dxa"/>
-          </w:tcPr>
-          <w:p>
-            <w:pPr>
-              <w:pStyle w:val="code"/>
-            </w:pPr>
-            <w:r>
-              <w:t xml:space="preserve">  "parameters": {</w:t>
-            </w:r>
-          </w:p>
-          <w:p>
-            <w:pPr>
-              <w:pStyle w:val="code"/>
-            </w:pPr>
-            <w:r>
-              <w:t xml:space="preserve">    "</w:t>
-            </w:r>
-            <w:proofErr w:type="spellStart"/>
-            <w:r>
-              <w:t>lower_in</w:t>
-            </w:r>
-            <w:proofErr w:type="spellEnd"/>
-            <w:r>
-              <w:t>": "-1020",</w:t>
-            </w:r>
-          </w:p>
-          <w:p>
-            <w:pPr>
-              <w:pStyle w:val="code"/>
-            </w:pPr>
-            <w:r>
-              <w:t xml:space="preserve">    "</w:t>
-            </w:r>
-            <w:proofErr w:type="spellStart"/>
-            <w:r>
-              <w:t>upper_in</w:t>
-            </w:r>
-            <w:proofErr w:type="spellEnd"/>
-            <w:r>
-              <w:t>": "1020",</w:t>
-            </w:r>
-          </w:p>
-          <w:p>
-            <w:pPr>
-              <w:pStyle w:val="code"/>
-            </w:pPr>
-            <w:r>
-              <w:t xml:space="preserve">    "</w:t>
-            </w:r>
-            <w:proofErr w:type="spellStart"/>
-            <w:r>
-              <w:t>lower_out</w:t>
-            </w:r>
-            <w:proofErr w:type="spellEnd"/>
-            <w:r>
-              <w:t>": "0",</w:t>
-            </w:r>
-          </w:p>
-          <w:p>
-            <w:pPr>
-              <w:pStyle w:val="code"/>
-            </w:pPr>
-            <w:r>
-              <w:t xml:space="preserve">    "</w:t>
-            </w:r>
-            <w:proofErr w:type="spellStart"/>
-            <w:r>
-              <w:t>upper_out</w:t>
-            </w:r>
-            <w:proofErr w:type="spellEnd"/>
-            <w:r>
-              <w:t>": "255"</w:t>
-            </w:r>
-          </w:p>
-          <w:p>
-            <w:pPr>
-              <w:pStyle w:val="code"/>
-            </w:pPr>
-            <w:r>
-              <w:t xml:space="preserve">  },</w:t>
-            </w:r>
-          </w:p>
-        </w:tc>
-        <w:tc>
-          <w:tcPr>
-            <w:tcW w:w="4675" w:type="dxa"/>
-          </w:tcPr>
-          <w:p>
-            <w:pPr>
               <w:cnfStyle w:val="000000000000" w:firstRow="0" w:lastRow="0" w:firstColumn="0" w:lastColumn="0" w:oddVBand="0" w:evenVBand="0" w:oddHBand="0" w:evenHBand="0" w:firstRowFirstColumn="0" w:firstRowLastColumn="0" w:lastRowFirstColumn="0" w:lastRowLastColumn="0"/>
             </w:pPr>
             <w:r>
-              <w:t xml:space="preserve">The script parameter define </w:t>
+              <w:t xml:space="preserve">The script parameter </w:t>
+            </w:r>
+            <w:proofErr w:type="gramStart"/>
+            <w:r>
+              <w:t>define</w:t>
+            </w:r>
+            <w:proofErr w:type="gramEnd"/>
+            <w:r>
+              <w:t xml:space="preserve"> </w:t>
             </w:r>
             <w:proofErr w:type="spellStart"/>
             <w:r>
@@ -11546,47 +11485,7 @@
               <w:cnfStyle w:val="000000000000" w:firstRow="0" w:lastRow="0" w:firstColumn="0" w:lastColumn="0" w:oddVBand="0" w:evenVBand="0" w:oddHBand="0" w:evenHBand="0" w:firstRowFirstColumn="0" w:firstRowLastColumn="0" w:lastRowFirstColumn="0" w:lastRowLastColumn="0"/>
             </w:pPr>
             <w:r>
-              <w:t xml:space="preserve">Map </w:t>
-            </w:r>
-            <w:proofErr w:type="spellStart"/>
-            <w:r>
-              <w:t>CV_32S</w:t>
-            </w:r>
-            <w:proofErr w:type="spellEnd"/>
-            <w:r>
-              <w:t xml:space="preserve"> or </w:t>
-            </w:r>
-            <w:proofErr w:type="spellStart"/>
-            <w:r>
-              <w:t>CV_32F</w:t>
-            </w:r>
-            <w:proofErr w:type="spellEnd"/>
-            <w:r>
-              <w:t xml:space="preserve"> image intensities from an input intensity range to an output intensity range. Output images may be JPEG </w:t>
-            </w:r>
-            <w:proofErr w:type="spellStart"/>
-            <w:r>
-              <w:t>CV_8U</w:t>
-            </w:r>
-            <w:proofErr w:type="spellEnd"/>
-            <w:r>
-              <w:t xml:space="preserve"> images or binary </w:t>
-            </w:r>
-            <w:proofErr w:type="spellStart"/>
-            <w:r>
-              <w:t>CV_32S</w:t>
-            </w:r>
-            <w:proofErr w:type="spellEnd"/>
-            <w:r>
-              <w:t xml:space="preserve"> or </w:t>
-            </w:r>
-            <w:proofErr w:type="spellStart"/>
-            <w:r>
-              <w:t>CV_32F</w:t>
-            </w:r>
-            <w:proofErr w:type="spellEnd"/>
-            <w:r>
-              <w:t xml:space="preserve"> images. </w:t>
+              <w:t xml:space="preserve">Map CV_32S or CV_32F image intensities from an input intensity range to an output intensity range. Output images may be JPEG CV_8U images or binary CV_32S or CV_32F images. </w:t>
             </w:r>
           </w:p>
         </w:tc>
@@ -12468,31 +12367,7 @@
               <w:cnfStyle w:val="000000100000" w:firstRow="0" w:lastRow="0" w:firstColumn="0" w:lastColumn="0" w:oddVBand="0" w:evenVBand="0" w:oddHBand="1" w:evenHBand="0" w:firstRowFirstColumn="0" w:firstRowLastColumn="0" w:lastRowFirstColumn="0" w:lastRowLastColumn="0"/>
             </w:pPr>
             <w:r>
-              <w:t xml:space="preserve">input </w:t>
-            </w:r>
-            <w:proofErr w:type="spellStart"/>
-            <w:r>
-              <w:t>CV_8U</w:t>
-            </w:r>
-            <w:proofErr w:type="spellEnd"/>
-            <w:r>
-              <w:t xml:space="preserve">, </w:t>
-            </w:r>
-            <w:proofErr w:type="spellStart"/>
-            <w:r>
-              <w:t>CV_32S</w:t>
-            </w:r>
-            <w:proofErr w:type="spellEnd"/>
-            <w:r>
-              <w:t xml:space="preserve">, or </w:t>
-            </w:r>
-            <w:proofErr w:type="spellStart"/>
-            <w:r>
-              <w:t>CV_32F</w:t>
-            </w:r>
-            <w:proofErr w:type="spellEnd"/>
-            <w:r>
-              <w:t xml:space="preserve"> intensity image</w:t>
+              <w:t>input CV_8U, CV_32S, or CV_32F intensity image</w:t>
             </w:r>
           </w:p>
         </w:tc>
@@ -12567,23 +12442,7 @@
               <w:cnfStyle w:val="000000000000" w:firstRow="0" w:lastRow="0" w:firstColumn="0" w:lastColumn="0" w:oddVBand="0" w:evenVBand="0" w:oddHBand="0" w:evenHBand="0" w:firstRowFirstColumn="0" w:firstRowLastColumn="0" w:lastRowFirstColumn="0" w:lastRowLastColumn="0"/>
             </w:pPr>
             <w:r>
-              <w:t xml:space="preserve">output </w:t>
-            </w:r>
-            <w:proofErr w:type="spellStart"/>
-            <w:r>
-              <w:t>CV_32S</w:t>
-            </w:r>
-            <w:proofErr w:type="spellEnd"/>
-            <w:r>
-              <w:t xml:space="preserve">, or </w:t>
-            </w:r>
-            <w:proofErr w:type="spellStart"/>
-            <w:r>
-              <w:t>CV_32F</w:t>
-            </w:r>
-            <w:proofErr w:type="spellEnd"/>
-            <w:r>
-              <w:t xml:space="preserve"> edge image</w:t>
+              <w:t>output CV_32S, or CV_32F edge image</w:t>
             </w:r>
           </w:p>
         </w:tc>
@@ -12604,9 +12463,8 @@
         <w:tblLook w:val="04A0" w:firstRow="1" w:lastRow="0" w:firstColumn="1" w:lastColumn="0" w:noHBand="0" w:noVBand="1"/>
       </w:tblPr>
       <w:tblGrid>
-        <w:gridCol w:w="1390"/>
-        <w:gridCol w:w="1195"/>
-        <w:gridCol w:w="5435"/>
+        <w:gridCol w:w="1280"/>
+        <w:gridCol w:w="6328"/>
       </w:tblGrid>
       <w:tr>
         <w:trPr>
@@ -12634,19 +12492,6 @@
               <w:cnfStyle w:val="100000000000" w:firstRow="1" w:lastRow="0" w:firstColumn="0" w:lastColumn="0" w:oddVBand="0" w:evenVBand="0" w:oddHBand="0" w:evenHBand="0" w:firstRowFirstColumn="0" w:firstRowLastColumn="0" w:lastRowFirstColumn="0" w:lastRowLastColumn="0"/>
             </w:pPr>
             <w:r>
-              <w:t>value</w:t>
-            </w:r>
-          </w:p>
-        </w:tc>
-        <w:tc>
-          <w:tcPr>
-            <w:tcW w:w="0" w:type="auto"/>
-          </w:tcPr>
-          <w:p>
-            <w:pPr>
-              <w:cnfStyle w:val="100000000000" w:firstRow="1" w:lastRow="0" w:firstColumn="0" w:lastColumn="0" w:oddVBand="0" w:evenVBand="0" w:oddHBand="0" w:evenHBand="0" w:firstRowFirstColumn="0" w:firstRowLastColumn="0" w:lastRowFirstColumn="0" w:lastRowLastColumn="0"/>
-            </w:pPr>
-            <w:r>
               <w:t>description</w:t>
             </w:r>
           </w:p>
@@ -12673,7 +12518,7 @@
                 <w:b w:val="0"/>
                 <w:bCs w:val="0"/>
               </w:rPr>
-              <w:t>“orientation”</w:t>
+              <w:t>orientation</w:t>
             </w:r>
           </w:p>
         </w:tc>
@@ -12686,30 +12531,7 @@
               <w:cnfStyle w:val="000000100000" w:firstRow="0" w:lastRow="0" w:firstColumn="0" w:lastColumn="0" w:oddVBand="0" w:evenVBand="0" w:oddHBand="1" w:evenHBand="0" w:firstRowFirstColumn="0" w:firstRowLastColumn="0" w:lastRowFirstColumn="0" w:lastRowLastColumn="0"/>
             </w:pPr>
             <w:r>
-              <w:t>“</w:t>
-            </w:r>
-            <w:r>
-              <w:rPr>
-                <w:i/>
-                <w:iCs/>
-              </w:rPr>
-              <w:t>direction</w:t>
-            </w:r>
-            <w:r>
-              <w:t>”</w:t>
-            </w:r>
-          </w:p>
-        </w:tc>
-        <w:tc>
-          <w:tcPr>
-            <w:tcW w:w="0" w:type="auto"/>
-          </w:tcPr>
-          <w:p>
-            <w:pPr>
-              <w:cnfStyle w:val="000000100000" w:firstRow="0" w:lastRow="0" w:firstColumn="0" w:lastColumn="0" w:oddVBand="0" w:evenVBand="0" w:oddHBand="1" w:evenHBand="0" w:firstRowFirstColumn="0" w:firstRowLastColumn="0" w:lastRowFirstColumn="0" w:lastRowLastColumn="0"/>
-            </w:pPr>
-            <w:r>
-              <w:t>“N”, “NW”, “W”, “SW”, “S”, “SE”, “E”, or “NE” as above</w:t>
+              <w:t>“N”, “NW”, “W”, “SW”, “S”, “SE”, “E”, or “NE” direction as above</w:t>
             </w:r>
           </w:p>
         </w:tc>
@@ -12934,69 +12756,42 @@
                 <w:szCs w:val="20"/>
               </w:rPr>
             </w:pPr>
-            <w:proofErr w:type="spellStart"/>
             <w:r>
               <w:rPr>
                 <w:sz w:val="20"/>
                 <w:szCs w:val="20"/>
               </w:rPr>
-              <w:t>CV_8U</w:t>
-            </w:r>
-            <w:proofErr w:type="spellEnd"/>
-            <w:r>
+              <w:t>CV_8U has value 0</w:t>
+            </w:r>
+          </w:p>
+          <w:p>
+            <w:pPr>
+              <w:pStyle w:val="tablebullet"/>
+              <w:cnfStyle w:val="000000000000" w:firstRow="0" w:lastRow="0" w:firstColumn="0" w:lastColumn="0" w:oddVBand="0" w:evenVBand="0" w:oddHBand="0" w:evenHBand="0" w:firstRowFirstColumn="0" w:firstRowLastColumn="0" w:lastRowFirstColumn="0" w:lastRowLastColumn="0"/>
               <w:rPr>
                 <w:sz w:val="20"/>
                 <w:szCs w:val="20"/>
               </w:rPr>
-              <w:t xml:space="preserve"> has value 0</w:t>
+            </w:pPr>
+            <w:r>
+              <w:rPr>
+                <w:sz w:val="20"/>
+                <w:szCs w:val="20"/>
+              </w:rPr>
+              <w:t>CV_32S has value 1</w:t>
             </w:r>
           </w:p>
           <w:p>
             <w:pPr>
               <w:pStyle w:val="tablebullet"/>
               <w:cnfStyle w:val="000000000000" w:firstRow="0" w:lastRow="0" w:firstColumn="0" w:lastColumn="0" w:oddVBand="0" w:evenVBand="0" w:oddHBand="0" w:evenHBand="0" w:firstRowFirstColumn="0" w:firstRowLastColumn="0" w:lastRowFirstColumn="0" w:lastRowLastColumn="0"/>
+            </w:pPr>
+            <w:r>
               <w:rPr>
                 <w:sz w:val="20"/>
                 <w:szCs w:val="20"/>
               </w:rPr>
-            </w:pPr>
-            <w:proofErr w:type="spellStart"/>
-            <w:r>
-              <w:rPr>
-                <w:sz w:val="20"/>
-                <w:szCs w:val="20"/>
-              </w:rPr>
-              <w:t>CV_32S</w:t>
-            </w:r>
-            <w:proofErr w:type="spellEnd"/>
-            <w:r>
-              <w:rPr>
-                <w:sz w:val="20"/>
-                <w:szCs w:val="20"/>
-              </w:rPr>
-              <w:t xml:space="preserve"> has value 1</w:t>
-            </w:r>
-          </w:p>
-          <w:p>
-            <w:pPr>
-              <w:pStyle w:val="tablebullet"/>
-              <w:cnfStyle w:val="000000000000" w:firstRow="0" w:lastRow="0" w:firstColumn="0" w:lastColumn="0" w:oddVBand="0" w:evenVBand="0" w:oddHBand="0" w:evenHBand="0" w:firstRowFirstColumn="0" w:firstRowLastColumn="0" w:lastRowFirstColumn="0" w:lastRowLastColumn="0"/>
-            </w:pPr>
-            <w:proofErr w:type="spellStart"/>
-            <w:r>
-              <w:rPr>
-                <w:sz w:val="20"/>
-                <w:szCs w:val="20"/>
-              </w:rPr>
-              <w:t>CV_32F</w:t>
-            </w:r>
-            <w:proofErr w:type="spellEnd"/>
-            <w:r>
-              <w:rPr>
-                <w:sz w:val="20"/>
-                <w:szCs w:val="20"/>
-              </w:rPr>
-              <w:t xml:space="preserve"> has value 2</w:t>
+              <w:t>CV_32F has value 2</w:t>
             </w:r>
           </w:p>
         </w:tc>
@@ -13199,7 +12994,15 @@
               <w:cnfStyle w:val="000000000000" w:firstRow="0" w:lastRow="0" w:firstColumn="0" w:lastColumn="0" w:oddVBand="0" w:evenVBand="0" w:oddHBand="0" w:evenHBand="0" w:firstRowFirstColumn="0" w:firstRowLastColumn="0" w:lastRowFirstColumn="0" w:lastRowLastColumn="0"/>
             </w:pPr>
             <w:r>
-              <w:t>[1, 1, 1],  [0, 0, 0],  [-1, -1, -1]</w:t>
+              <w:t>[1, 1, 1</w:t>
+            </w:r>
+            <w:proofErr w:type="gramStart"/>
+            <w:r>
+              <w:t>],  [</w:t>
+            </w:r>
+            <w:proofErr w:type="gramEnd"/>
+            <w:r>
+              <w:t>0, 0, 0],  [-1, -1, -1]</w:t>
             </w:r>
           </w:p>
         </w:tc>
@@ -13369,31 +13172,7 @@
               <w:cnfStyle w:val="000000100000" w:firstRow="0" w:lastRow="0" w:firstColumn="0" w:lastColumn="0" w:oddVBand="0" w:evenVBand="0" w:oddHBand="1" w:evenHBand="0" w:firstRowFirstColumn="0" w:firstRowLastColumn="0" w:lastRowFirstColumn="0" w:lastRowLastColumn="0"/>
             </w:pPr>
             <w:r>
-              <w:t xml:space="preserve">input </w:t>
-            </w:r>
-            <w:proofErr w:type="spellStart"/>
-            <w:r>
-              <w:t>CV_8U</w:t>
-            </w:r>
-            <w:proofErr w:type="spellEnd"/>
-            <w:r>
-              <w:t xml:space="preserve">, </w:t>
-            </w:r>
-            <w:proofErr w:type="spellStart"/>
-            <w:r>
-              <w:t>CV_32S</w:t>
-            </w:r>
-            <w:proofErr w:type="spellEnd"/>
-            <w:r>
-              <w:t xml:space="preserve">, or </w:t>
-            </w:r>
-            <w:proofErr w:type="spellStart"/>
-            <w:r>
-              <w:t>CV_32F</w:t>
-            </w:r>
-            <w:proofErr w:type="spellEnd"/>
-            <w:r>
-              <w:t xml:space="preserve"> intensity image</w:t>
+              <w:t>input CV_8U, CV_32S, or CV_32F intensity image</w:t>
             </w:r>
           </w:p>
         </w:tc>
@@ -13468,23 +13247,7 @@
               <w:cnfStyle w:val="000000000000" w:firstRow="0" w:lastRow="0" w:firstColumn="0" w:lastColumn="0" w:oddVBand="0" w:evenVBand="0" w:oddHBand="0" w:evenHBand="0" w:firstRowFirstColumn="0" w:firstRowLastColumn="0" w:lastRowFirstColumn="0" w:lastRowLastColumn="0"/>
             </w:pPr>
             <w:r>
-              <w:t xml:space="preserve">output </w:t>
-            </w:r>
-            <w:proofErr w:type="spellStart"/>
-            <w:r>
-              <w:t>CV_32S</w:t>
-            </w:r>
-            <w:proofErr w:type="spellEnd"/>
-            <w:r>
-              <w:t xml:space="preserve">, or </w:t>
-            </w:r>
-            <w:proofErr w:type="spellStart"/>
-            <w:r>
-              <w:t>CV_32F</w:t>
-            </w:r>
-            <w:proofErr w:type="spellEnd"/>
-            <w:r>
-              <w:t xml:space="preserve"> edge image</w:t>
+              <w:t>output CV_32S, or CV_32F edge image</w:t>
             </w:r>
           </w:p>
         </w:tc>
@@ -13505,9 +13268,8 @@
         <w:tblLook w:val="04A0" w:firstRow="1" w:lastRow="0" w:firstColumn="1" w:lastColumn="0" w:noHBand="0" w:noVBand="1"/>
       </w:tblPr>
       <w:tblGrid>
-        <w:gridCol w:w="1390"/>
-        <w:gridCol w:w="1158"/>
-        <w:gridCol w:w="2148"/>
+        <w:gridCol w:w="1280"/>
+        <w:gridCol w:w="3005"/>
       </w:tblGrid>
       <w:tr>
         <w:trPr>
@@ -13535,19 +13297,6 @@
               <w:cnfStyle w:val="100000000000" w:firstRow="1" w:lastRow="0" w:firstColumn="0" w:lastColumn="0" w:oddVBand="0" w:evenVBand="0" w:oddHBand="0" w:evenHBand="0" w:firstRowFirstColumn="0" w:firstRowLastColumn="0" w:lastRowFirstColumn="0" w:lastRowLastColumn="0"/>
             </w:pPr>
             <w:r>
-              <w:t>value</w:t>
-            </w:r>
-          </w:p>
-        </w:tc>
-        <w:tc>
-          <w:tcPr>
-            <w:tcW w:w="0" w:type="auto"/>
-          </w:tcPr>
-          <w:p>
-            <w:pPr>
-              <w:cnfStyle w:val="100000000000" w:firstRow="1" w:lastRow="0" w:firstColumn="0" w:lastColumn="0" w:oddVBand="0" w:evenVBand="0" w:oddHBand="0" w:evenHBand="0" w:firstRowFirstColumn="0" w:firstRowLastColumn="0" w:lastRowFirstColumn="0" w:lastRowLastColumn="0"/>
-            </w:pPr>
-            <w:r>
               <w:t>description</w:t>
             </w:r>
           </w:p>
@@ -13574,7 +13323,7 @@
                 <w:b w:val="0"/>
                 <w:bCs w:val="0"/>
               </w:rPr>
-              <w:t>“orientation”</w:t>
+              <w:t>orientation</w:t>
             </w:r>
           </w:p>
         </w:tc>
@@ -13587,30 +13336,7 @@
               <w:cnfStyle w:val="000000100000" w:firstRow="0" w:lastRow="0" w:firstColumn="0" w:lastColumn="0" w:oddVBand="0" w:evenVBand="0" w:oddHBand="1" w:evenHBand="0" w:firstRowFirstColumn="0" w:firstRowLastColumn="0" w:lastRowFirstColumn="0" w:lastRowLastColumn="0"/>
             </w:pPr>
             <w:r>
-              <w:t>“</w:t>
-            </w:r>
-            <w:r>
-              <w:rPr>
-                <w:i/>
-                <w:iCs/>
-              </w:rPr>
-              <w:t>degrees</w:t>
-            </w:r>
-            <w:r>
-              <w:t>”</w:t>
-            </w:r>
-          </w:p>
-        </w:tc>
-        <w:tc>
-          <w:tcPr>
-            <w:tcW w:w="0" w:type="auto"/>
-          </w:tcPr>
-          <w:p>
-            <w:pPr>
-              <w:cnfStyle w:val="000000100000" w:firstRow="0" w:lastRow="0" w:firstColumn="0" w:lastColumn="0" w:oddVBand="0" w:evenVBand="0" w:oddHBand="1" w:evenHBand="0" w:firstRowFirstColumn="0" w:firstRowLastColumn="0" w:lastRowFirstColumn="0" w:lastRowLastColumn="0"/>
-            </w:pPr>
-            <w:r>
-              <w:t>“0” or “90” as above</w:t>
+              <w:t>“0” or “90” degrees as above</w:t>
             </w:r>
           </w:p>
         </w:tc>
@@ -13834,69 +13560,42 @@
                 <w:szCs w:val="20"/>
               </w:rPr>
             </w:pPr>
-            <w:proofErr w:type="spellStart"/>
             <w:r>
               <w:rPr>
                 <w:sz w:val="20"/>
                 <w:szCs w:val="20"/>
               </w:rPr>
-              <w:t>CV_8U</w:t>
-            </w:r>
-            <w:proofErr w:type="spellEnd"/>
-            <w:r>
+              <w:t>CV_8U has value 0</w:t>
+            </w:r>
+          </w:p>
+          <w:p>
+            <w:pPr>
+              <w:pStyle w:val="tablebullet"/>
+              <w:cnfStyle w:val="000000000000" w:firstRow="0" w:lastRow="0" w:firstColumn="0" w:lastColumn="0" w:oddVBand="0" w:evenVBand="0" w:oddHBand="0" w:evenHBand="0" w:firstRowFirstColumn="0" w:firstRowLastColumn="0" w:lastRowFirstColumn="0" w:lastRowLastColumn="0"/>
               <w:rPr>
                 <w:sz w:val="20"/>
                 <w:szCs w:val="20"/>
               </w:rPr>
-              <w:t xml:space="preserve"> has value 0</w:t>
+            </w:pPr>
+            <w:r>
+              <w:rPr>
+                <w:sz w:val="20"/>
+                <w:szCs w:val="20"/>
+              </w:rPr>
+              <w:t>CV_32S has value 1</w:t>
             </w:r>
           </w:p>
           <w:p>
             <w:pPr>
               <w:pStyle w:val="tablebullet"/>
               <w:cnfStyle w:val="000000000000" w:firstRow="0" w:lastRow="0" w:firstColumn="0" w:lastColumn="0" w:oddVBand="0" w:evenVBand="0" w:oddHBand="0" w:evenHBand="0" w:firstRowFirstColumn="0" w:firstRowLastColumn="0" w:lastRowFirstColumn="0" w:lastRowLastColumn="0"/>
+            </w:pPr>
+            <w:r>
               <w:rPr>
                 <w:sz w:val="20"/>
                 <w:szCs w:val="20"/>
               </w:rPr>
-            </w:pPr>
-            <w:proofErr w:type="spellStart"/>
-            <w:r>
-              <w:rPr>
-                <w:sz w:val="20"/>
-                <w:szCs w:val="20"/>
-              </w:rPr>
-              <w:t>CV_32S</w:t>
-            </w:r>
-            <w:proofErr w:type="spellEnd"/>
-            <w:r>
-              <w:rPr>
-                <w:sz w:val="20"/>
-                <w:szCs w:val="20"/>
-              </w:rPr>
-              <w:t xml:space="preserve"> has value 1</w:t>
-            </w:r>
-          </w:p>
-          <w:p>
-            <w:pPr>
-              <w:pStyle w:val="tablebullet"/>
-              <w:cnfStyle w:val="000000000000" w:firstRow="0" w:lastRow="0" w:firstColumn="0" w:lastColumn="0" w:oddVBand="0" w:evenVBand="0" w:oddHBand="0" w:evenHBand="0" w:firstRowFirstColumn="0" w:firstRowLastColumn="0" w:lastRowFirstColumn="0" w:lastRowLastColumn="0"/>
-            </w:pPr>
-            <w:proofErr w:type="spellStart"/>
-            <w:r>
-              <w:rPr>
-                <w:sz w:val="20"/>
-                <w:szCs w:val="20"/>
-              </w:rPr>
-              <w:t>CV_32F</w:t>
-            </w:r>
-            <w:proofErr w:type="spellEnd"/>
-            <w:r>
-              <w:rPr>
-                <w:sz w:val="20"/>
-                <w:szCs w:val="20"/>
-              </w:rPr>
-              <w:t xml:space="preserve"> has value 2</w:t>
+              <w:t>CV_32F has value 2</w:t>
             </w:r>
           </w:p>
         </w:tc>
@@ -14084,7 +13783,15 @@
               <w:cnfStyle w:val="000000000000" w:firstRow="0" w:lastRow="0" w:firstColumn="0" w:lastColumn="0" w:oddVBand="0" w:evenVBand="0" w:oddHBand="0" w:evenHBand="0" w:firstRowFirstColumn="0" w:firstRowLastColumn="0" w:lastRowFirstColumn="0" w:lastRowLastColumn="0"/>
             </w:pPr>
             <w:r>
-              <w:t>[1, 0],  [0, -1]</w:t>
+              <w:t>[1, 0</w:t>
+            </w:r>
+            <w:proofErr w:type="gramStart"/>
+            <w:r>
+              <w:t>],  [</w:t>
+            </w:r>
+            <w:proofErr w:type="gramEnd"/>
+            <w:r>
+              <w:t>0, -1]</w:t>
             </w:r>
           </w:p>
         </w:tc>
@@ -14254,31 +13961,7 @@
               <w:cnfStyle w:val="000000100000" w:firstRow="0" w:lastRow="0" w:firstColumn="0" w:lastColumn="0" w:oddVBand="0" w:evenVBand="0" w:oddHBand="1" w:evenHBand="0" w:firstRowFirstColumn="0" w:firstRowLastColumn="0" w:lastRowFirstColumn="0" w:lastRowLastColumn="0"/>
             </w:pPr>
             <w:r>
-              <w:t xml:space="preserve">input </w:t>
-            </w:r>
-            <w:proofErr w:type="spellStart"/>
-            <w:r>
-              <w:t>CV_8U</w:t>
-            </w:r>
-            <w:proofErr w:type="spellEnd"/>
-            <w:r>
-              <w:t xml:space="preserve">, </w:t>
-            </w:r>
-            <w:proofErr w:type="spellStart"/>
-            <w:r>
-              <w:t>CV_32S</w:t>
-            </w:r>
-            <w:proofErr w:type="spellEnd"/>
-            <w:r>
-              <w:t xml:space="preserve">, or </w:t>
-            </w:r>
-            <w:proofErr w:type="spellStart"/>
-            <w:r>
-              <w:t>CV_32F</w:t>
-            </w:r>
-            <w:proofErr w:type="spellEnd"/>
-            <w:r>
-              <w:t xml:space="preserve"> intensity image</w:t>
+              <w:t>input CV_8U, CV_32S, or CV_32F intensity image</w:t>
             </w:r>
           </w:p>
         </w:tc>
@@ -14353,23 +14036,7 @@
               <w:cnfStyle w:val="000000000000" w:firstRow="0" w:lastRow="0" w:firstColumn="0" w:lastColumn="0" w:oddVBand="0" w:evenVBand="0" w:oddHBand="0" w:evenHBand="0" w:firstRowFirstColumn="0" w:firstRowLastColumn="0" w:lastRowFirstColumn="0" w:lastRowLastColumn="0"/>
             </w:pPr>
             <w:r>
-              <w:t xml:space="preserve">output </w:t>
-            </w:r>
-            <w:proofErr w:type="spellStart"/>
-            <w:r>
-              <w:t>CV_32S</w:t>
-            </w:r>
-            <w:proofErr w:type="spellEnd"/>
-            <w:r>
-              <w:t xml:space="preserve">, or </w:t>
-            </w:r>
-            <w:proofErr w:type="spellStart"/>
-            <w:r>
-              <w:t>CV_32F</w:t>
-            </w:r>
-            <w:proofErr w:type="spellEnd"/>
-            <w:r>
-              <w:t xml:space="preserve"> edge image</w:t>
+              <w:t>output CV_32S, or CV_32F edge image</w:t>
             </w:r>
           </w:p>
         </w:tc>
@@ -14390,9 +14057,8 @@
         <w:tblLook w:val="04A0" w:firstRow="1" w:lastRow="0" w:firstColumn="1" w:lastColumn="0" w:noHBand="0" w:noVBand="1"/>
       </w:tblPr>
       <w:tblGrid>
-        <w:gridCol w:w="1390"/>
-        <w:gridCol w:w="1158"/>
-        <w:gridCol w:w="2148"/>
+        <w:gridCol w:w="1280"/>
+        <w:gridCol w:w="2895"/>
       </w:tblGrid>
       <w:tr>
         <w:trPr>
@@ -14420,19 +14086,6 @@
               <w:cnfStyle w:val="100000000000" w:firstRow="1" w:lastRow="0" w:firstColumn="0" w:lastColumn="0" w:oddVBand="0" w:evenVBand="0" w:oddHBand="0" w:evenHBand="0" w:firstRowFirstColumn="0" w:firstRowLastColumn="0" w:lastRowFirstColumn="0" w:lastRowLastColumn="0"/>
             </w:pPr>
             <w:r>
-              <w:t>value</w:t>
-            </w:r>
-          </w:p>
-        </w:tc>
-        <w:tc>
-          <w:tcPr>
-            <w:tcW w:w="0" w:type="auto"/>
-          </w:tcPr>
-          <w:p>
-            <w:pPr>
-              <w:cnfStyle w:val="100000000000" w:firstRow="1" w:lastRow="0" w:firstColumn="0" w:lastColumn="0" w:oddVBand="0" w:evenVBand="0" w:oddHBand="0" w:evenHBand="0" w:firstRowFirstColumn="0" w:firstRowLastColumn="0" w:lastRowFirstColumn="0" w:lastRowLastColumn="0"/>
-            </w:pPr>
-            <w:r>
               <w:t>description</w:t>
             </w:r>
           </w:p>
@@ -14459,7 +14112,7 @@
                 <w:b w:val="0"/>
                 <w:bCs w:val="0"/>
               </w:rPr>
-              <w:t>“orientation”</w:t>
+              <w:t>orientation</w:t>
             </w:r>
           </w:p>
         </w:tc>
@@ -14472,30 +14125,7 @@
               <w:cnfStyle w:val="000000100000" w:firstRow="0" w:lastRow="0" w:firstColumn="0" w:lastColumn="0" w:oddVBand="0" w:evenVBand="0" w:oddHBand="1" w:evenHBand="0" w:firstRowFirstColumn="0" w:firstRowLastColumn="0" w:lastRowFirstColumn="0" w:lastRowLastColumn="0"/>
             </w:pPr>
             <w:r>
-              <w:t>“</w:t>
-            </w:r>
-            <w:r>
-              <w:rPr>
-                <w:i/>
-                <w:iCs/>
-              </w:rPr>
-              <w:t>degrees</w:t>
-            </w:r>
-            <w:r>
-              <w:t>”</w:t>
-            </w:r>
-          </w:p>
-        </w:tc>
-        <w:tc>
-          <w:tcPr>
-            <w:tcW w:w="0" w:type="auto"/>
-          </w:tcPr>
-          <w:p>
-            <w:pPr>
-              <w:cnfStyle w:val="000000100000" w:firstRow="0" w:lastRow="0" w:firstColumn="0" w:lastColumn="0" w:oddVBand="0" w:evenVBand="0" w:oddHBand="1" w:evenHBand="0" w:firstRowFirstColumn="0" w:firstRowLastColumn="0" w:lastRowFirstColumn="0" w:lastRowLastColumn="0"/>
-            </w:pPr>
-            <w:r>
-              <w:t>“0” or “90” as above</w:t>
+              <w:t>“0” or “90” degree as above</w:t>
             </w:r>
           </w:p>
         </w:tc>
@@ -14719,69 +14349,42 @@
                 <w:szCs w:val="20"/>
               </w:rPr>
             </w:pPr>
-            <w:proofErr w:type="spellStart"/>
             <w:r>
               <w:rPr>
                 <w:sz w:val="20"/>
                 <w:szCs w:val="20"/>
               </w:rPr>
-              <w:t>CV_8U</w:t>
-            </w:r>
-            <w:proofErr w:type="spellEnd"/>
-            <w:r>
+              <w:t>CV_8U has value 0</w:t>
+            </w:r>
+          </w:p>
+          <w:p>
+            <w:pPr>
+              <w:pStyle w:val="tablebullet"/>
+              <w:cnfStyle w:val="000000000000" w:firstRow="0" w:lastRow="0" w:firstColumn="0" w:lastColumn="0" w:oddVBand="0" w:evenVBand="0" w:oddHBand="0" w:evenHBand="0" w:firstRowFirstColumn="0" w:firstRowLastColumn="0" w:lastRowFirstColumn="0" w:lastRowLastColumn="0"/>
               <w:rPr>
                 <w:sz w:val="20"/>
                 <w:szCs w:val="20"/>
               </w:rPr>
-              <w:t xml:space="preserve"> has value 0</w:t>
+            </w:pPr>
+            <w:r>
+              <w:rPr>
+                <w:sz w:val="20"/>
+                <w:szCs w:val="20"/>
+              </w:rPr>
+              <w:t>CV_32S has value 1</w:t>
             </w:r>
           </w:p>
           <w:p>
             <w:pPr>
               <w:pStyle w:val="tablebullet"/>
               <w:cnfStyle w:val="000000000000" w:firstRow="0" w:lastRow="0" w:firstColumn="0" w:lastColumn="0" w:oddVBand="0" w:evenVBand="0" w:oddHBand="0" w:evenHBand="0" w:firstRowFirstColumn="0" w:firstRowLastColumn="0" w:lastRowFirstColumn="0" w:lastRowLastColumn="0"/>
+            </w:pPr>
+            <w:r>
               <w:rPr>
                 <w:sz w:val="20"/>
                 <w:szCs w:val="20"/>
               </w:rPr>
-            </w:pPr>
-            <w:proofErr w:type="spellStart"/>
-            <w:r>
-              <w:rPr>
-                <w:sz w:val="20"/>
-                <w:szCs w:val="20"/>
-              </w:rPr>
-              <w:t>CV_32S</w:t>
-            </w:r>
-            <w:proofErr w:type="spellEnd"/>
-            <w:r>
-              <w:rPr>
-                <w:sz w:val="20"/>
-                <w:szCs w:val="20"/>
-              </w:rPr>
-              <w:t xml:space="preserve"> has value 1</w:t>
-            </w:r>
-          </w:p>
-          <w:p>
-            <w:pPr>
-              <w:pStyle w:val="tablebullet"/>
-              <w:cnfStyle w:val="000000000000" w:firstRow="0" w:lastRow="0" w:firstColumn="0" w:lastColumn="0" w:oddVBand="0" w:evenVBand="0" w:oddHBand="0" w:evenHBand="0" w:firstRowFirstColumn="0" w:firstRowLastColumn="0" w:lastRowFirstColumn="0" w:lastRowLastColumn="0"/>
-            </w:pPr>
-            <w:proofErr w:type="spellStart"/>
-            <w:r>
-              <w:rPr>
-                <w:sz w:val="20"/>
-                <w:szCs w:val="20"/>
-              </w:rPr>
-              <w:t>CV_32F</w:t>
-            </w:r>
-            <w:proofErr w:type="spellEnd"/>
-            <w:r>
-              <w:rPr>
-                <w:sz w:val="20"/>
-                <w:szCs w:val="20"/>
-              </w:rPr>
-              <w:t xml:space="preserve"> has value 2</w:t>
+              <w:t>CV_32F has value 2</w:t>
             </w:r>
           </w:p>
         </w:tc>
@@ -14968,7 +14571,15 @@
               <w:cnfStyle w:val="000000000000" w:firstRow="0" w:lastRow="0" w:firstColumn="0" w:lastColumn="0" w:oddVBand="0" w:evenVBand="0" w:oddHBand="0" w:evenHBand="0" w:firstRowFirstColumn="0" w:firstRowLastColumn="0" w:lastRowFirstColumn="0" w:lastRowLastColumn="0"/>
             </w:pPr>
             <w:r>
-              <w:t>[1, 2, 1],  [0, 0, 0],  [-1, -2, -1]</w:t>
+              <w:t>[1, 2, 1</w:t>
+            </w:r>
+            <w:proofErr w:type="gramStart"/>
+            <w:r>
+              <w:t>],  [</w:t>
+            </w:r>
+            <w:proofErr w:type="gramEnd"/>
+            <w:r>
+              <w:t>0, 0, 0],  [-1, -2, -1]</w:t>
             </w:r>
           </w:p>
         </w:tc>
@@ -15138,31 +14749,7 @@
               <w:cnfStyle w:val="000000100000" w:firstRow="0" w:lastRow="0" w:firstColumn="0" w:lastColumn="0" w:oddVBand="0" w:evenVBand="0" w:oddHBand="1" w:evenHBand="0" w:firstRowFirstColumn="0" w:firstRowLastColumn="0" w:lastRowFirstColumn="0" w:lastRowLastColumn="0"/>
             </w:pPr>
             <w:r>
-              <w:t xml:space="preserve">input </w:t>
-            </w:r>
-            <w:proofErr w:type="spellStart"/>
-            <w:r>
-              <w:t>CV_8U</w:t>
-            </w:r>
-            <w:proofErr w:type="spellEnd"/>
-            <w:r>
-              <w:t xml:space="preserve">, </w:t>
-            </w:r>
-            <w:proofErr w:type="spellStart"/>
-            <w:r>
-              <w:t>CV_32S</w:t>
-            </w:r>
-            <w:proofErr w:type="spellEnd"/>
-            <w:r>
-              <w:t xml:space="preserve">, or </w:t>
-            </w:r>
-            <w:proofErr w:type="spellStart"/>
-            <w:r>
-              <w:t>CV_32F</w:t>
-            </w:r>
-            <w:proofErr w:type="spellEnd"/>
-            <w:r>
-              <w:t xml:space="preserve"> intensity image</w:t>
+              <w:t>input CV_8U, CV_32S, or CV_32F intensity image</w:t>
             </w:r>
           </w:p>
         </w:tc>
@@ -15237,23 +14824,7 @@
               <w:cnfStyle w:val="000000000000" w:firstRow="0" w:lastRow="0" w:firstColumn="0" w:lastColumn="0" w:oddVBand="0" w:evenVBand="0" w:oddHBand="0" w:evenHBand="0" w:firstRowFirstColumn="0" w:firstRowLastColumn="0" w:lastRowFirstColumn="0" w:lastRowLastColumn="0"/>
             </w:pPr>
             <w:r>
-              <w:t xml:space="preserve">output </w:t>
-            </w:r>
-            <w:proofErr w:type="spellStart"/>
-            <w:r>
-              <w:t>CV_32S</w:t>
-            </w:r>
-            <w:proofErr w:type="spellEnd"/>
-            <w:r>
-              <w:t xml:space="preserve">, or </w:t>
-            </w:r>
-            <w:proofErr w:type="spellStart"/>
-            <w:r>
-              <w:t>CV_32F</w:t>
-            </w:r>
-            <w:proofErr w:type="spellEnd"/>
-            <w:r>
-              <w:t xml:space="preserve"> edge image</w:t>
+              <w:t>output CV_32S, or CV_32F edge image</w:t>
             </w:r>
           </w:p>
         </w:tc>
@@ -15274,9 +14845,8 @@
         <w:tblLook w:val="04A0" w:firstRow="1" w:lastRow="0" w:firstColumn="1" w:lastColumn="0" w:noHBand="0" w:noVBand="1"/>
       </w:tblPr>
       <w:tblGrid>
-        <w:gridCol w:w="1390"/>
-        <w:gridCol w:w="1158"/>
-        <w:gridCol w:w="2148"/>
+        <w:gridCol w:w="1280"/>
+        <w:gridCol w:w="3005"/>
       </w:tblGrid>
       <w:tr>
         <w:trPr>
@@ -15304,19 +14874,6 @@
               <w:cnfStyle w:val="100000000000" w:firstRow="1" w:lastRow="0" w:firstColumn="0" w:lastColumn="0" w:oddVBand="0" w:evenVBand="0" w:oddHBand="0" w:evenHBand="0" w:firstRowFirstColumn="0" w:firstRowLastColumn="0" w:lastRowFirstColumn="0" w:lastRowLastColumn="0"/>
             </w:pPr>
             <w:r>
-              <w:t>value</w:t>
-            </w:r>
-          </w:p>
-        </w:tc>
-        <w:tc>
-          <w:tcPr>
-            <w:tcW w:w="0" w:type="auto"/>
-          </w:tcPr>
-          <w:p>
-            <w:pPr>
-              <w:cnfStyle w:val="100000000000" w:firstRow="1" w:lastRow="0" w:firstColumn="0" w:lastColumn="0" w:oddVBand="0" w:evenVBand="0" w:oddHBand="0" w:evenHBand="0" w:firstRowFirstColumn="0" w:firstRowLastColumn="0" w:lastRowFirstColumn="0" w:lastRowLastColumn="0"/>
-            </w:pPr>
-            <w:r>
               <w:t>description</w:t>
             </w:r>
           </w:p>
@@ -15343,7 +14900,7 @@
                 <w:b w:val="0"/>
                 <w:bCs w:val="0"/>
               </w:rPr>
-              <w:t>“orientation”</w:t>
+              <w:t>orientation</w:t>
             </w:r>
           </w:p>
         </w:tc>
@@ -15356,30 +14913,7 @@
               <w:cnfStyle w:val="000000100000" w:firstRow="0" w:lastRow="0" w:firstColumn="0" w:lastColumn="0" w:oddVBand="0" w:evenVBand="0" w:oddHBand="1" w:evenHBand="0" w:firstRowFirstColumn="0" w:firstRowLastColumn="0" w:lastRowFirstColumn="0" w:lastRowLastColumn="0"/>
             </w:pPr>
             <w:r>
-              <w:t>“</w:t>
-            </w:r>
-            <w:r>
-              <w:rPr>
-                <w:i/>
-                <w:iCs/>
-              </w:rPr>
-              <w:t>degrees</w:t>
-            </w:r>
-            <w:r>
-              <w:t>”</w:t>
-            </w:r>
-          </w:p>
-        </w:tc>
-        <w:tc>
-          <w:tcPr>
-            <w:tcW w:w="0" w:type="auto"/>
-          </w:tcPr>
-          <w:p>
-            <w:pPr>
-              <w:cnfStyle w:val="000000100000" w:firstRow="0" w:lastRow="0" w:firstColumn="0" w:lastColumn="0" w:oddVBand="0" w:evenVBand="0" w:oddHBand="1" w:evenHBand="0" w:firstRowFirstColumn="0" w:firstRowLastColumn="0" w:lastRowFirstColumn="0" w:lastRowLastColumn="0"/>
-            </w:pPr>
-            <w:r>
-              <w:t>“0” or “90” as above</w:t>
+              <w:t>“0” or “90” degrees as above</w:t>
             </w:r>
           </w:p>
         </w:tc>
@@ -15604,69 +15138,42 @@
                 <w:szCs w:val="20"/>
               </w:rPr>
             </w:pPr>
-            <w:proofErr w:type="spellStart"/>
             <w:r>
               <w:rPr>
                 <w:sz w:val="20"/>
                 <w:szCs w:val="20"/>
               </w:rPr>
-              <w:t>CV_8U</w:t>
-            </w:r>
-            <w:proofErr w:type="spellEnd"/>
-            <w:r>
+              <w:t>CV_8U has value 0</w:t>
+            </w:r>
+          </w:p>
+          <w:p>
+            <w:pPr>
+              <w:pStyle w:val="tablebullet"/>
+              <w:cnfStyle w:val="000000000000" w:firstRow="0" w:lastRow="0" w:firstColumn="0" w:lastColumn="0" w:oddVBand="0" w:evenVBand="0" w:oddHBand="0" w:evenHBand="0" w:firstRowFirstColumn="0" w:firstRowLastColumn="0" w:lastRowFirstColumn="0" w:lastRowLastColumn="0"/>
               <w:rPr>
                 <w:sz w:val="20"/>
                 <w:szCs w:val="20"/>
               </w:rPr>
-              <w:t xml:space="preserve"> has value 0</w:t>
+            </w:pPr>
+            <w:r>
+              <w:rPr>
+                <w:sz w:val="20"/>
+                <w:szCs w:val="20"/>
+              </w:rPr>
+              <w:t>CV_32S has value 1</w:t>
             </w:r>
           </w:p>
           <w:p>
             <w:pPr>
               <w:pStyle w:val="tablebullet"/>
               <w:cnfStyle w:val="000000000000" w:firstRow="0" w:lastRow="0" w:firstColumn="0" w:lastColumn="0" w:oddVBand="0" w:evenVBand="0" w:oddHBand="0" w:evenHBand="0" w:firstRowFirstColumn="0" w:firstRowLastColumn="0" w:lastRowFirstColumn="0" w:lastRowLastColumn="0"/>
+            </w:pPr>
+            <w:r>
               <w:rPr>
                 <w:sz w:val="20"/>
                 <w:szCs w:val="20"/>
               </w:rPr>
-            </w:pPr>
-            <w:proofErr w:type="spellStart"/>
-            <w:r>
-              <w:rPr>
-                <w:sz w:val="20"/>
-                <w:szCs w:val="20"/>
-              </w:rPr>
-              <w:t>CV_32S</w:t>
-            </w:r>
-            <w:proofErr w:type="spellEnd"/>
-            <w:r>
-              <w:rPr>
-                <w:sz w:val="20"/>
-                <w:szCs w:val="20"/>
-              </w:rPr>
-              <w:t xml:space="preserve"> has value 1</w:t>
-            </w:r>
-          </w:p>
-          <w:p>
-            <w:pPr>
-              <w:pStyle w:val="tablebullet"/>
-              <w:cnfStyle w:val="000000000000" w:firstRow="0" w:lastRow="0" w:firstColumn="0" w:lastColumn="0" w:oddVBand="0" w:evenVBand="0" w:oddHBand="0" w:evenHBand="0" w:firstRowFirstColumn="0" w:firstRowLastColumn="0" w:lastRowFirstColumn="0" w:lastRowLastColumn="0"/>
-            </w:pPr>
-            <w:proofErr w:type="spellStart"/>
-            <w:r>
-              <w:rPr>
-                <w:sz w:val="20"/>
-                <w:szCs w:val="20"/>
-              </w:rPr>
-              <w:t>CV_32F</w:t>
-            </w:r>
-            <w:proofErr w:type="spellEnd"/>
-            <w:r>
-              <w:rPr>
-                <w:sz w:val="20"/>
-                <w:szCs w:val="20"/>
-              </w:rPr>
-              <w:t xml:space="preserve"> has value 2</w:t>
+              <w:t>CV_32F has value 2</w:t>
             </w:r>
           </w:p>
         </w:tc>
@@ -15718,13 +15225,7 @@
         <w:pStyle w:val="Heading2"/>
       </w:pPr>
       <w:r>
-        <w:t>filter-smooth-average</w:t>
-      </w:r>
-      <w:r>
-        <w:t xml:space="preserve"> </w:t>
-      </w:r>
-      <w:r>
-        <w:t>Operator</w:t>
+        <w:t>filter-smooth-average Operator</w:t>
       </w:r>
     </w:p>
     <w:p>
@@ -15732,13 +15233,7 @@
         <w:pStyle w:val="Heading2"/>
       </w:pPr>
       <w:r>
-        <w:t>filter-smooth-gaussian</w:t>
-      </w:r>
-      <w:r>
-        <w:t xml:space="preserve"> </w:t>
-      </w:r>
-      <w:r>
-        <w:t>Operator</w:t>
+        <w:t>filter-smooth-gaussian Operator</w:t>
       </w:r>
     </w:p>
     <w:p>
@@ -15746,13 +15241,7 @@
         <w:pStyle w:val="Heading2"/>
       </w:pPr>
       <w:r>
-        <w:t>filter-smooth-median</w:t>
-      </w:r>
-      <w:r>
-        <w:t xml:space="preserve"> </w:t>
-      </w:r>
-      <w:r>
-        <w:t>Operator</w:t>
+        <w:t>filter-smooth-median Operator</w:t>
       </w:r>
     </w:p>
     <w:p>
@@ -15768,13 +15257,7 @@
       </w:r>
       <w:proofErr w:type="spellEnd"/>
       <w:r>
-        <w:t>-create</w:t>
-      </w:r>
-      <w:r>
-        <w:t xml:space="preserve"> </w:t>
-      </w:r>
-      <w:r>
-        <w:t>Operator</w:t>
+        <w:t>-create Operator</w:t>
       </w:r>
     </w:p>
     <w:p>
@@ -15951,31 +15434,7 @@
               <w:cnfStyle w:val="000000100000" w:firstRow="0" w:lastRow="0" w:firstColumn="0" w:lastColumn="0" w:oddVBand="0" w:evenVBand="0" w:oddHBand="1" w:evenHBand="0" w:firstRowFirstColumn="0" w:firstRowLastColumn="0" w:lastRowFirstColumn="0" w:lastRowLastColumn="0"/>
             </w:pPr>
             <w:r>
-              <w:t xml:space="preserve">input </w:t>
-            </w:r>
-            <w:proofErr w:type="spellStart"/>
-            <w:r>
-              <w:t>CV_8U</w:t>
-            </w:r>
-            <w:proofErr w:type="spellEnd"/>
-            <w:r>
-              <w:t xml:space="preserve">, </w:t>
-            </w:r>
-            <w:proofErr w:type="spellStart"/>
-            <w:r>
-              <w:t>CV_32S</w:t>
-            </w:r>
-            <w:proofErr w:type="spellEnd"/>
-            <w:r>
-              <w:t xml:space="preserve">, or </w:t>
-            </w:r>
-            <w:proofErr w:type="spellStart"/>
-            <w:r>
-              <w:t>CV_32F</w:t>
-            </w:r>
-            <w:proofErr w:type="spellEnd"/>
-            <w:r>
-              <w:t xml:space="preserve"> intensity image</w:t>
+              <w:t>input CV_8U, CV_32S, or CV_32F intensity image</w:t>
             </w:r>
           </w:p>
         </w:tc>
@@ -16477,70 +15936,43 @@
                 <w:szCs w:val="20"/>
               </w:rPr>
             </w:pPr>
-            <w:proofErr w:type="spellStart"/>
             <w:r>
               <w:rPr>
                 <w:sz w:val="20"/>
                 <w:szCs w:val="20"/>
               </w:rPr>
-              <w:t>CV_8U</w:t>
-            </w:r>
-            <w:proofErr w:type="spellEnd"/>
-            <w:r>
+              <w:t>CV_8U has value 0</w:t>
+            </w:r>
+          </w:p>
+          <w:p>
+            <w:pPr>
+              <w:pStyle w:val="tablebullet"/>
+              <w:cnfStyle w:val="000000000000" w:firstRow="0" w:lastRow="0" w:firstColumn="0" w:lastColumn="0" w:oddVBand="0" w:evenVBand="0" w:oddHBand="0" w:evenHBand="0" w:firstRowFirstColumn="0" w:firstRowLastColumn="0" w:lastRowFirstColumn="0" w:lastRowLastColumn="0"/>
               <w:rPr>
                 <w:sz w:val="20"/>
                 <w:szCs w:val="20"/>
               </w:rPr>
-              <w:t xml:space="preserve"> has value 0</w:t>
+            </w:pPr>
+            <w:r>
+              <w:rPr>
+                <w:sz w:val="20"/>
+                <w:szCs w:val="20"/>
+              </w:rPr>
+              <w:t>CV_32S has value 1</w:t>
             </w:r>
           </w:p>
           <w:p>
             <w:pPr>
               <w:pStyle w:val="tablebullet"/>
               <w:cnfStyle w:val="000000000000" w:firstRow="0" w:lastRow="0" w:firstColumn="0" w:lastColumn="0" w:oddVBand="0" w:evenVBand="0" w:oddHBand="0" w:evenHBand="0" w:firstRowFirstColumn="0" w:firstRowLastColumn="0" w:lastRowFirstColumn="0" w:lastRowLastColumn="0"/>
+            </w:pPr>
+            <w:r>
               <w:rPr>
                 <w:sz w:val="20"/>
                 <w:szCs w:val="20"/>
               </w:rPr>
-            </w:pPr>
-            <w:proofErr w:type="spellStart"/>
-            <w:r>
-              <w:rPr>
-                <w:sz w:val="20"/>
-                <w:szCs w:val="20"/>
-              </w:rPr>
-              <w:t>CV_32S</w:t>
-            </w:r>
-            <w:proofErr w:type="spellEnd"/>
-            <w:r>
-              <w:rPr>
-                <w:sz w:val="20"/>
-                <w:szCs w:val="20"/>
-              </w:rPr>
-              <w:t xml:space="preserve"> has value 1</w:t>
-            </w:r>
-          </w:p>
-          <w:p>
-            <w:pPr>
-              <w:pStyle w:val="tablebullet"/>
-              <w:cnfStyle w:val="000000000000" w:firstRow="0" w:lastRow="0" w:firstColumn="0" w:lastColumn="0" w:oddVBand="0" w:evenVBand="0" w:oddHBand="0" w:evenHBand="0" w:firstRowFirstColumn="0" w:firstRowLastColumn="0" w:lastRowFirstColumn="0" w:lastRowLastColumn="0"/>
-            </w:pPr>
-            <w:proofErr w:type="spellStart"/>
-            <w:r>
-              <w:rPr>
-                <w:sz w:val="20"/>
-                <w:szCs w:val="20"/>
-              </w:rPr>
               <w:lastRenderedPageBreak/>
-              <w:t>CV_32F</w:t>
-            </w:r>
-            <w:proofErr w:type="spellEnd"/>
-            <w:r>
-              <w:rPr>
-                <w:sz w:val="20"/>
-                <w:szCs w:val="20"/>
-              </w:rPr>
-              <w:t xml:space="preserve"> has value 2</w:t>
+              <w:t>CV_32F has value 2</w:t>
             </w:r>
           </w:p>
         </w:tc>
@@ -16919,13 +16351,7 @@
         <w:pStyle w:val="Heading2"/>
       </w:pPr>
       <w:r>
-        <w:t>histogram-peak-detect</w:t>
-      </w:r>
-      <w:r>
-        <w:t xml:space="preserve"> </w:t>
-      </w:r>
-      <w:r>
-        <w:t>Operator</w:t>
+        <w:t>histogram-peak-detect Operator</w:t>
       </w:r>
     </w:p>
     <w:p>
@@ -16951,7 +16377,15 @@
       </w:r>
       <w:proofErr w:type="spellEnd"/>
       <w:r>
-        <w:t xml:space="preserve"> component if specified. The output color image component defaults to 1 if omitted, and is ignored for grayscale images.</w:t>
+        <w:t xml:space="preserve"> component if specified. The output color image component defaults to 1 if </w:t>
+      </w:r>
+      <w:proofErr w:type="gramStart"/>
+      <w:r>
+        <w:t>omitted, and</w:t>
+      </w:r>
+      <w:proofErr w:type="gramEnd"/>
+      <w:r>
+        <w:t xml:space="preserve"> is ignored for grayscale images.</w:t>
       </w:r>
     </w:p>
     <w:p>
@@ -17115,31 +16549,7 @@
               <w:cnfStyle w:val="000000100000" w:firstRow="0" w:lastRow="0" w:firstColumn="0" w:lastColumn="0" w:oddVBand="0" w:evenVBand="0" w:oddHBand="1" w:evenHBand="0" w:firstRowFirstColumn="0" w:firstRowLastColumn="0" w:lastRowFirstColumn="0" w:lastRowLastColumn="0"/>
             </w:pPr>
             <w:r>
-              <w:t xml:space="preserve">input </w:t>
-            </w:r>
-            <w:proofErr w:type="spellStart"/>
-            <w:r>
-              <w:t>CV_8U</w:t>
-            </w:r>
-            <w:proofErr w:type="spellEnd"/>
-            <w:r>
-              <w:t xml:space="preserve">, </w:t>
-            </w:r>
-            <w:proofErr w:type="spellStart"/>
-            <w:r>
-              <w:t>CV_32S</w:t>
-            </w:r>
-            <w:proofErr w:type="spellEnd"/>
-            <w:r>
-              <w:t xml:space="preserve">, or </w:t>
-            </w:r>
-            <w:proofErr w:type="spellStart"/>
-            <w:r>
-              <w:t>CV_32F</w:t>
-            </w:r>
-            <w:proofErr w:type="spellEnd"/>
-            <w:r>
-              <w:t xml:space="preserve"> intensity image</w:t>
+              <w:t>input CV_8U, CV_32S, or CV_32F intensity image</w:t>
             </w:r>
           </w:p>
         </w:tc>
@@ -17214,31 +16624,7 @@
               <w:cnfStyle w:val="000000000000" w:firstRow="0" w:lastRow="0" w:firstColumn="0" w:lastColumn="0" w:oddVBand="0" w:evenVBand="0" w:oddHBand="0" w:evenHBand="0" w:firstRowFirstColumn="0" w:firstRowLastColumn="0" w:lastRowFirstColumn="0" w:lastRowLastColumn="0"/>
             </w:pPr>
             <w:r>
-              <w:t xml:space="preserve">output </w:t>
-            </w:r>
-            <w:proofErr w:type="spellStart"/>
-            <w:r>
-              <w:t>CV_8U</w:t>
-            </w:r>
-            <w:proofErr w:type="spellEnd"/>
-            <w:r>
-              <w:t xml:space="preserve">, </w:t>
-            </w:r>
-            <w:proofErr w:type="spellStart"/>
-            <w:r>
-              <w:t>CV_32S</w:t>
-            </w:r>
-            <w:proofErr w:type="spellEnd"/>
-            <w:r>
-              <w:t xml:space="preserve">, or </w:t>
-            </w:r>
-            <w:proofErr w:type="spellStart"/>
-            <w:r>
-              <w:t>CV_32F</w:t>
-            </w:r>
-            <w:proofErr w:type="spellEnd"/>
-            <w:r>
-              <w:t xml:space="preserve"> image with drawn line. </w:t>
+              <w:t xml:space="preserve">output CV_8U, CV_32S, or CV_32F image with drawn line. </w:t>
             </w:r>
           </w:p>
         </w:tc>
@@ -17333,7 +16719,15 @@
               <w:cnfStyle w:val="000000100000" w:firstRow="0" w:lastRow="0" w:firstColumn="0" w:lastColumn="0" w:oddVBand="0" w:evenVBand="0" w:oddHBand="1" w:evenHBand="0" w:firstRowFirstColumn="0" w:firstRowLastColumn="0" w:lastRowFirstColumn="0" w:lastRowLastColumn="0"/>
             </w:pPr>
             <w:r>
-              <w:t xml:space="preserve">increment for the Hough accumulator angle. The number of angles are 180 / </w:t>
+              <w:t xml:space="preserve">increment for the Hough accumulator angle. The number of angles </w:t>
+            </w:r>
+            <w:proofErr w:type="gramStart"/>
+            <w:r>
+              <w:t>are</w:t>
+            </w:r>
+            <w:proofErr w:type="gramEnd"/>
+            <w:r>
+              <w:t xml:space="preserve"> 180 / </w:t>
             </w:r>
             <w:proofErr w:type="spellStart"/>
             <w:r>
@@ -17766,69 +17160,42 @@
                 <w:szCs w:val="20"/>
               </w:rPr>
             </w:pPr>
-            <w:proofErr w:type="spellStart"/>
             <w:r>
               <w:rPr>
                 <w:sz w:val="20"/>
                 <w:szCs w:val="20"/>
               </w:rPr>
-              <w:t>CV_8U</w:t>
-            </w:r>
-            <w:proofErr w:type="spellEnd"/>
-            <w:r>
+              <w:t>CV_8U has value 0</w:t>
+            </w:r>
+          </w:p>
+          <w:p>
+            <w:pPr>
+              <w:pStyle w:val="tablebullet"/>
+              <w:cnfStyle w:val="000000000000" w:firstRow="0" w:lastRow="0" w:firstColumn="0" w:lastColumn="0" w:oddVBand="0" w:evenVBand="0" w:oddHBand="0" w:evenHBand="0" w:firstRowFirstColumn="0" w:firstRowLastColumn="0" w:lastRowFirstColumn="0" w:lastRowLastColumn="0"/>
               <w:rPr>
                 <w:sz w:val="20"/>
                 <w:szCs w:val="20"/>
               </w:rPr>
-              <w:t xml:space="preserve"> has value 0</w:t>
+            </w:pPr>
+            <w:r>
+              <w:rPr>
+                <w:sz w:val="20"/>
+                <w:szCs w:val="20"/>
+              </w:rPr>
+              <w:t>CV_32S has value 1</w:t>
             </w:r>
           </w:p>
           <w:p>
             <w:pPr>
               <w:pStyle w:val="tablebullet"/>
               <w:cnfStyle w:val="000000000000" w:firstRow="0" w:lastRow="0" w:firstColumn="0" w:lastColumn="0" w:oddVBand="0" w:evenVBand="0" w:oddHBand="0" w:evenHBand="0" w:firstRowFirstColumn="0" w:firstRowLastColumn="0" w:lastRowFirstColumn="0" w:lastRowLastColumn="0"/>
+            </w:pPr>
+            <w:r>
               <w:rPr>
                 <w:sz w:val="20"/>
                 <w:szCs w:val="20"/>
               </w:rPr>
-            </w:pPr>
-            <w:proofErr w:type="spellStart"/>
-            <w:r>
-              <w:rPr>
-                <w:sz w:val="20"/>
-                <w:szCs w:val="20"/>
-              </w:rPr>
-              <w:t>CV_32S</w:t>
-            </w:r>
-            <w:proofErr w:type="spellEnd"/>
-            <w:r>
-              <w:rPr>
-                <w:sz w:val="20"/>
-                <w:szCs w:val="20"/>
-              </w:rPr>
-              <w:t xml:space="preserve"> has value 1</w:t>
-            </w:r>
-          </w:p>
-          <w:p>
-            <w:pPr>
-              <w:pStyle w:val="tablebullet"/>
-              <w:cnfStyle w:val="000000000000" w:firstRow="0" w:lastRow="0" w:firstColumn="0" w:lastColumn="0" w:oddVBand="0" w:evenVBand="0" w:oddHBand="0" w:evenHBand="0" w:firstRowFirstColumn="0" w:firstRowLastColumn="0" w:lastRowFirstColumn="0" w:lastRowLastColumn="0"/>
-            </w:pPr>
-            <w:proofErr w:type="spellStart"/>
-            <w:r>
-              <w:rPr>
-                <w:sz w:val="20"/>
-                <w:szCs w:val="20"/>
-              </w:rPr>
-              <w:t>CV_32F</w:t>
-            </w:r>
-            <w:proofErr w:type="spellEnd"/>
-            <w:r>
-              <w:rPr>
-                <w:sz w:val="20"/>
-                <w:szCs w:val="20"/>
-              </w:rPr>
-              <w:t xml:space="preserve"> has value 2</w:t>
+              <w:t>CV_32F has value 2</w:t>
             </w:r>
           </w:p>
         </w:tc>
@@ -18230,31 +17597,7 @@
               <w:cnfStyle w:val="000000100000" w:firstRow="0" w:lastRow="0" w:firstColumn="0" w:lastColumn="0" w:oddVBand="0" w:evenVBand="0" w:oddHBand="1" w:evenHBand="0" w:firstRowFirstColumn="0" w:firstRowLastColumn="0" w:lastRowFirstColumn="0" w:lastRowLastColumn="0"/>
             </w:pPr>
             <w:r>
-              <w:t xml:space="preserve">input </w:t>
-            </w:r>
-            <w:proofErr w:type="spellStart"/>
-            <w:r>
-              <w:t>CV_8U</w:t>
-            </w:r>
-            <w:proofErr w:type="spellEnd"/>
-            <w:r>
-              <w:t xml:space="preserve">, </w:t>
-            </w:r>
-            <w:proofErr w:type="spellStart"/>
-            <w:r>
-              <w:t>CV_32S</w:t>
-            </w:r>
-            <w:proofErr w:type="spellEnd"/>
-            <w:r>
-              <w:t xml:space="preserve">, or </w:t>
-            </w:r>
-            <w:proofErr w:type="spellStart"/>
-            <w:r>
-              <w:t>CV_32F</w:t>
-            </w:r>
-            <w:proofErr w:type="spellEnd"/>
-            <w:r>
-              <w:t xml:space="preserve"> intensity image</w:t>
+              <w:t>input CV_8U, CV_32S, or CV_32F intensity image</w:t>
             </w:r>
           </w:p>
         </w:tc>
@@ -18428,7 +17771,15 @@
               <w:cnfStyle w:val="000000100000" w:firstRow="0" w:lastRow="0" w:firstColumn="0" w:lastColumn="0" w:oddVBand="0" w:evenVBand="0" w:oddHBand="1" w:evenHBand="0" w:firstRowFirstColumn="0" w:firstRowLastColumn="0" w:lastRowFirstColumn="0" w:lastRowLastColumn="0"/>
             </w:pPr>
             <w:r>
-              <w:t xml:space="preserve">increment for the Hough accumulator angle. The number of angles are 180 / </w:t>
+              <w:t xml:space="preserve">increment for the Hough accumulator angle. The number of angles </w:t>
+            </w:r>
+            <w:proofErr w:type="gramStart"/>
+            <w:r>
+              <w:t>are</w:t>
+            </w:r>
+            <w:proofErr w:type="gramEnd"/>
+            <w:r>
+              <w:t xml:space="preserve"> 180 / </w:t>
             </w:r>
             <w:proofErr w:type="spellStart"/>
             <w:r>
@@ -18698,69 +18049,42 @@
                 <w:szCs w:val="20"/>
               </w:rPr>
             </w:pPr>
-            <w:proofErr w:type="spellStart"/>
             <w:r>
               <w:rPr>
                 <w:sz w:val="20"/>
                 <w:szCs w:val="20"/>
               </w:rPr>
-              <w:t>CV_8U</w:t>
-            </w:r>
-            <w:proofErr w:type="spellEnd"/>
-            <w:r>
+              <w:t>CV_8U has value 0</w:t>
+            </w:r>
+          </w:p>
+          <w:p>
+            <w:pPr>
+              <w:pStyle w:val="tablebullet"/>
+              <w:cnfStyle w:val="000000000000" w:firstRow="0" w:lastRow="0" w:firstColumn="0" w:lastColumn="0" w:oddVBand="0" w:evenVBand="0" w:oddHBand="0" w:evenHBand="0" w:firstRowFirstColumn="0" w:firstRowLastColumn="0" w:lastRowFirstColumn="0" w:lastRowLastColumn="0"/>
               <w:rPr>
                 <w:sz w:val="20"/>
                 <w:szCs w:val="20"/>
               </w:rPr>
-              <w:t xml:space="preserve"> has value 0</w:t>
+            </w:pPr>
+            <w:r>
+              <w:rPr>
+                <w:sz w:val="20"/>
+                <w:szCs w:val="20"/>
+              </w:rPr>
+              <w:t>CV_32S has value 1</w:t>
             </w:r>
           </w:p>
           <w:p>
             <w:pPr>
               <w:pStyle w:val="tablebullet"/>
               <w:cnfStyle w:val="000000000000" w:firstRow="0" w:lastRow="0" w:firstColumn="0" w:lastColumn="0" w:oddVBand="0" w:evenVBand="0" w:oddHBand="0" w:evenHBand="0" w:firstRowFirstColumn="0" w:firstRowLastColumn="0" w:lastRowFirstColumn="0" w:lastRowLastColumn="0"/>
+            </w:pPr>
+            <w:r>
               <w:rPr>
                 <w:sz w:val="20"/>
                 <w:szCs w:val="20"/>
               </w:rPr>
-            </w:pPr>
-            <w:proofErr w:type="spellStart"/>
-            <w:r>
-              <w:rPr>
-                <w:sz w:val="20"/>
-                <w:szCs w:val="20"/>
-              </w:rPr>
-              <w:t>CV_32S</w:t>
-            </w:r>
-            <w:proofErr w:type="spellEnd"/>
-            <w:r>
-              <w:rPr>
-                <w:sz w:val="20"/>
-                <w:szCs w:val="20"/>
-              </w:rPr>
-              <w:t xml:space="preserve"> has value 1</w:t>
-            </w:r>
-          </w:p>
-          <w:p>
-            <w:pPr>
-              <w:pStyle w:val="tablebullet"/>
-              <w:cnfStyle w:val="000000000000" w:firstRow="0" w:lastRow="0" w:firstColumn="0" w:lastColumn="0" w:oddVBand="0" w:evenVBand="0" w:oddHBand="0" w:evenHBand="0" w:firstRowFirstColumn="0" w:firstRowLastColumn="0" w:lastRowFirstColumn="0" w:lastRowLastColumn="0"/>
-            </w:pPr>
-            <w:proofErr w:type="spellStart"/>
-            <w:r>
-              <w:rPr>
-                <w:sz w:val="20"/>
-                <w:szCs w:val="20"/>
-              </w:rPr>
-              <w:t>CV_32F</w:t>
-            </w:r>
-            <w:proofErr w:type="spellEnd"/>
-            <w:r>
-              <w:rPr>
-                <w:sz w:val="20"/>
-                <w:szCs w:val="20"/>
-              </w:rPr>
-              <w:t xml:space="preserve"> has value 2</w:t>
+              <w:t>CV_32F has value 2</w:t>
             </w:r>
           </w:p>
         </w:tc>
@@ -19131,8 +18455,13 @@
     </w:p>
     <w:p>
       <w:r>
-        <w:t>The Hough peak detect operator finds polar lines (rho, theta) in the Hough accumulator data where the counts exceed a threshold..</w:t>
-      </w:r>
+        <w:t xml:space="preserve">The Hough peak detect operator finds polar lines (rho, theta) in the Hough accumulator data where the counts exceed a </w:t>
+      </w:r>
+      <w:proofErr w:type="gramStart"/>
+      <w:r>
+        <w:t>threshold..</w:t>
+      </w:r>
+      <w:proofErr w:type="gramEnd"/>
     </w:p>
     <w:p>
       <w:r>
@@ -20799,123 +20128,1550 @@
                 <w:szCs w:val="20"/>
               </w:rPr>
             </w:pPr>
-            <w:proofErr w:type="spellStart"/>
             <w:r>
               <w:rPr>
                 <w:sz w:val="20"/>
                 <w:szCs w:val="20"/>
               </w:rPr>
-              <w:t>CV_8U</w:t>
-            </w:r>
-            <w:proofErr w:type="spellEnd"/>
-            <w:r>
+              <w:t>CV_8U has value 0</w:t>
+            </w:r>
+          </w:p>
+          <w:p>
+            <w:pPr>
+              <w:pStyle w:val="tablebullet"/>
+              <w:cnfStyle w:val="000000000000" w:firstRow="0" w:lastRow="0" w:firstColumn="0" w:lastColumn="0" w:oddVBand="0" w:evenVBand="0" w:oddHBand="0" w:evenHBand="0" w:firstRowFirstColumn="0" w:firstRowLastColumn="0" w:lastRowFirstColumn="0" w:lastRowLastColumn="0"/>
               <w:rPr>
                 <w:sz w:val="20"/>
                 <w:szCs w:val="20"/>
               </w:rPr>
-              <w:t xml:space="preserve"> has value 0</w:t>
+            </w:pPr>
+            <w:r>
+              <w:rPr>
+                <w:sz w:val="20"/>
+                <w:szCs w:val="20"/>
+              </w:rPr>
+              <w:t>CV_32S has value 1</w:t>
             </w:r>
           </w:p>
           <w:p>
             <w:pPr>
               <w:pStyle w:val="tablebullet"/>
               <w:cnfStyle w:val="000000000000" w:firstRow="0" w:lastRow="0" w:firstColumn="0" w:lastColumn="0" w:oddVBand="0" w:evenVBand="0" w:oddHBand="0" w:evenHBand="0" w:firstRowFirstColumn="0" w:firstRowLastColumn="0" w:lastRowFirstColumn="0" w:lastRowLastColumn="0"/>
+            </w:pPr>
+            <w:r>
               <w:rPr>
                 <w:sz w:val="20"/>
                 <w:szCs w:val="20"/>
               </w:rPr>
-            </w:pPr>
+              <w:t>CV_32F has value 2</w:t>
+            </w:r>
+          </w:p>
+        </w:tc>
+      </w:tr>
+    </w:tbl>
+    <w:p>
+      <w:pPr>
+        <w:pStyle w:val="Heading2"/>
+      </w:pPr>
+      <w:r>
+        <w:t>transform-image-morphology Operator</w:t>
+      </w:r>
+    </w:p>
+    <w:p>
+      <w:r>
+        <w:t xml:space="preserve">The image morphology operator applies one of six different mathematical morphology operations on an image. Each operation applies a binary mask called a </w:t>
+      </w:r>
+      <w:r>
+        <w:rPr>
+          <w:i/>
+          <w:iCs/>
+        </w:rPr>
+        <w:t xml:space="preserve">structuring element </w:t>
+      </w:r>
+      <w:r>
+        <w:t xml:space="preserve">at each pixel position and </w:t>
+      </w:r>
+      <w:r>
+        <w:t>decides</w:t>
+      </w:r>
+      <w:r>
+        <w:t xml:space="preserve"> as to what output value to produce. The image may be treated as a binary or as a grayscale image.</w:t>
+      </w:r>
+      <w:r>
+        <w:t xml:space="preserve"> </w:t>
+      </w:r>
+      <w:r>
+        <w:t>Compound operations combine more than one operation.</w:t>
+      </w:r>
+    </w:p>
+    <w:tbl>
+      <w:tblPr>
+        <w:tblStyle w:val="PlainTable1"/>
+        <w:tblW w:w="0" w:type="auto"/>
+        <w:tblLook w:val="04A0" w:firstRow="1" w:lastRow="0" w:firstColumn="1" w:lastColumn="0" w:noHBand="0" w:noVBand="1"/>
+      </w:tblPr>
+      <w:tblGrid>
+        <w:gridCol w:w="1255"/>
+        <w:gridCol w:w="1377"/>
+        <w:gridCol w:w="6417"/>
+      </w:tblGrid>
+      <w:tr>
+        <w:trPr>
+          <w:cnfStyle w:val="100000000000" w:firstRow="1" w:lastRow="0" w:firstColumn="0" w:lastColumn="0" w:oddVBand="0" w:evenVBand="0" w:oddHBand="0" w:evenHBand="0" w:firstRowFirstColumn="0" w:firstRowLastColumn="0" w:lastRowFirstColumn="0" w:lastRowLastColumn="0"/>
+        </w:trPr>
+        <w:tc>
+          <w:tcPr>
+            <w:cnfStyle w:val="001000000000" w:firstRow="0" w:lastRow="0" w:firstColumn="1" w:lastColumn="0" w:oddVBand="0" w:evenVBand="0" w:oddHBand="0" w:evenHBand="0" w:firstRowFirstColumn="0" w:firstRowLastColumn="0" w:lastRowFirstColumn="0" w:lastRowLastColumn="0"/>
+            <w:tcW w:w="0" w:type="auto"/>
+          </w:tcPr>
+          <w:p>
+            <w:r>
+              <w:t>Operation</w:t>
+            </w:r>
+          </w:p>
+        </w:tc>
+        <w:tc>
+          <w:tcPr>
+            <w:tcW w:w="0" w:type="auto"/>
+          </w:tcPr>
+          <w:p>
+            <w:pPr>
+              <w:cnfStyle w:val="100000000000" w:firstRow="1" w:lastRow="0" w:firstColumn="0" w:lastColumn="0" w:oddVBand="0" w:evenVBand="0" w:oddHBand="0" w:evenHBand="0" w:firstRowFirstColumn="0" w:firstRowLastColumn="0" w:lastRowFirstColumn="0" w:lastRowLastColumn="0"/>
+            </w:pPr>
+            <w:r>
+              <w:t>Compound</w:t>
+            </w:r>
+          </w:p>
+        </w:tc>
+        <w:tc>
+          <w:tcPr>
+            <w:tcW w:w="0" w:type="auto"/>
+          </w:tcPr